--- a/report/HW3_54.docx
+++ b/report/HW3_54.docx
@@ -188,13 +188,13 @@
     <w:p>
       <w:pPr>
         <w:keepNext/>
-        <w:spacing w:after="10" w:before="40"/>
+        <w:spacing w:after="40" w:before="120"/>
         <w:jc w:val="center"/>
       </w:pPr>
       <w:r>
         <w:drawing>
           <wp:inline distT="0" distB="0" distL="0" distR="0">
-            <wp:extent cx="2238375" cy="1857375"/>
+            <wp:extent cx="2943225" cy="2809875"/>
             <wp:effectExtent t="0" r="0" b="0" l="0"/>
             <wp:docPr id="1" name="" descr="" title=""/>
             <wp:cNvGraphicFramePr>
@@ -219,7 +219,7 @@
                   <pic:spPr bwMode="auto">
                     <a:xfrm>
                       <a:off x="0" y="0"/>
-                      <a:ext cx="2238375" cy="1857375"/>
+                      <a:ext cx="2943225" cy="2809875"/>
                     </a:xfrm>
                     <a:prstGeom prst="rect">
                       <a:avLst/>
@@ -234,7 +234,7 @@
     </w:p>
     <w:p>
       <w:pPr>
-        <w:spacing w:after="60" w:before="0" w:line="200"/>
+        <w:spacing w:after="140" w:before="0" w:line="200"/>
         <w:jc w:val="both"/>
       </w:pPr>
       <w:r>
@@ -969,13 +969,13 @@
     <w:p>
       <w:pPr>
         <w:keepNext/>
-        <w:spacing w:after="10" w:before="40"/>
+        <w:spacing w:after="40" w:before="120"/>
         <w:jc w:val="center"/>
       </w:pPr>
       <w:r>
         <w:drawing>
           <wp:inline distT="0" distB="0" distL="0" distR="0">
-            <wp:extent cx="2895600" cy="1085850"/>
+            <wp:extent cx="2943225" cy="1266825"/>
             <wp:effectExtent t="0" r="0" b="0" l="0"/>
             <wp:docPr id="1" name="" descr="" title=""/>
             <wp:cNvGraphicFramePr>
@@ -1000,7 +1000,7 @@
                   <pic:spPr bwMode="auto">
                     <a:xfrm>
                       <a:off x="0" y="0"/>
-                      <a:ext cx="2895600" cy="1085850"/>
+                      <a:ext cx="2943225" cy="1266825"/>
                     </a:xfrm>
                     <a:prstGeom prst="rect">
                       <a:avLst/>
@@ -1015,7 +1015,7 @@
     </w:p>
     <w:p>
       <w:pPr>
-        <w:spacing w:after="60" w:before="0" w:line="200"/>
+        <w:spacing w:after="140" w:before="0" w:line="200"/>
         <w:jc w:val="both"/>
       </w:pPr>
       <w:r>
@@ -1089,13 +1089,13 @@
     <w:p>
       <w:pPr>
         <w:keepNext/>
-        <w:spacing w:after="10" w:before="40"/>
+        <w:spacing w:after="40" w:before="120"/>
         <w:jc w:val="center"/>
       </w:pPr>
       <w:r>
         <w:drawing>
           <wp:inline distT="0" distB="0" distL="0" distR="0">
-            <wp:extent cx="2943225" cy="2219325"/>
+            <wp:extent cx="2943225" cy="2667000"/>
             <wp:effectExtent t="0" r="0" b="0" l="0"/>
             <wp:docPr id="1" name="" descr="" title=""/>
             <wp:cNvGraphicFramePr>
@@ -1120,7 +1120,7 @@
                   <pic:spPr bwMode="auto">
                     <a:xfrm>
                       <a:off x="0" y="0"/>
-                      <a:ext cx="2943225" cy="2219325"/>
+                      <a:ext cx="2943225" cy="2667000"/>
                     </a:xfrm>
                     <a:prstGeom prst="rect">
                       <a:avLst/>
@@ -1135,7 +1135,7 @@
     </w:p>
     <w:p>
       <w:pPr>
-        <w:spacing w:after="60" w:before="0" w:line="200"/>
+        <w:spacing w:after="140" w:before="0" w:line="200"/>
         <w:jc w:val="both"/>
       </w:pPr>
       <w:r>
@@ -3315,13 +3315,13 @@
     <w:p>
       <w:pPr>
         <w:keepNext/>
-        <w:spacing w:after="10" w:before="40"/>
+        <w:spacing w:after="40" w:before="120"/>
         <w:jc w:val="center"/>
       </w:pPr>
       <w:r>
         <w:drawing>
           <wp:inline distT="0" distB="0" distL="0" distR="0">
-            <wp:extent cx="2943225" cy="2352675"/>
+            <wp:extent cx="2943225" cy="3171825"/>
             <wp:effectExtent t="0" r="0" b="0" l="0"/>
             <wp:docPr id="1" name="" descr="" title=""/>
             <wp:cNvGraphicFramePr>
@@ -3346,7 +3346,7 @@
                   <pic:spPr bwMode="auto">
                     <a:xfrm>
                       <a:off x="0" y="0"/>
-                      <a:ext cx="2943225" cy="2352675"/>
+                      <a:ext cx="2943225" cy="3171825"/>
                     </a:xfrm>
                     <a:prstGeom prst="rect">
                       <a:avLst/>
@@ -3361,7 +3361,7 @@
     </w:p>
     <w:p>
       <w:pPr>
-        <w:spacing w:after="60" w:before="0" w:line="200"/>
+        <w:spacing w:after="140" w:before="0" w:line="200"/>
         <w:jc w:val="both"/>
       </w:pPr>
       <w:r>
@@ -3388,13 +3388,13 @@
     <w:p>
       <w:pPr>
         <w:keepNext/>
-        <w:spacing w:after="10" w:before="40"/>
+        <w:spacing w:after="40" w:before="120"/>
         <w:jc w:val="center"/>
       </w:pPr>
       <w:r>
         <w:drawing>
           <wp:inline distT="0" distB="0" distL="0" distR="0">
-            <wp:extent cx="1809750" cy="1209675"/>
+            <wp:extent cx="2943225" cy="1581150"/>
             <wp:effectExtent t="0" r="0" b="0" l="0"/>
             <wp:docPr id="1" name="" descr="" title=""/>
             <wp:cNvGraphicFramePr>
@@ -3419,7 +3419,7 @@
                   <pic:spPr bwMode="auto">
                     <a:xfrm>
                       <a:off x="0" y="0"/>
-                      <a:ext cx="1809750" cy="1209675"/>
+                      <a:ext cx="2943225" cy="1581150"/>
                     </a:xfrm>
                     <a:prstGeom prst="rect">
                       <a:avLst/>
@@ -3434,7 +3434,7 @@
     </w:p>
     <w:p>
       <w:pPr>
-        <w:spacing w:after="60" w:before="0" w:line="200"/>
+        <w:spacing w:after="140" w:before="0" w:line="200"/>
         <w:jc w:val="both"/>
       </w:pPr>
       <w:r>
@@ -3494,13 +3494,13 @@
     <w:p>
       <w:pPr>
         <w:keepNext/>
-        <w:spacing w:after="10" w:before="40"/>
+        <w:spacing w:after="40" w:before="120"/>
         <w:jc w:val="center"/>
       </w:pPr>
       <w:r>
         <w:drawing>
           <wp:inline distT="0" distB="0" distL="0" distR="0">
-            <wp:extent cx="2943225" cy="1362075"/>
+            <wp:extent cx="2943225" cy="1809750"/>
             <wp:effectExtent t="0" r="0" b="0" l="0"/>
             <wp:docPr id="1" name="" descr="" title=""/>
             <wp:cNvGraphicFramePr>
@@ -3525,7 +3525,7 @@
                   <pic:spPr bwMode="auto">
                     <a:xfrm>
                       <a:off x="0" y="0"/>
-                      <a:ext cx="2943225" cy="1362075"/>
+                      <a:ext cx="2943225" cy="1809750"/>
                     </a:xfrm>
                     <a:prstGeom prst="rect">
                       <a:avLst/>
@@ -3540,7 +3540,7 @@
     </w:p>
     <w:p>
       <w:pPr>
-        <w:spacing w:after="60" w:before="0" w:line="200"/>
+        <w:spacing w:after="140" w:before="0" w:line="200"/>
         <w:jc w:val="both"/>
       </w:pPr>
       <w:r>
@@ -3567,13 +3567,13 @@
     <w:p>
       <w:pPr>
         <w:keepNext/>
-        <w:spacing w:after="10" w:before="40"/>
+        <w:spacing w:after="40" w:before="120"/>
         <w:jc w:val="center"/>
       </w:pPr>
       <w:r>
         <w:drawing>
           <wp:inline distT="0" distB="0" distL="0" distR="0">
-            <wp:extent cx="1809750" cy="1209675"/>
+            <wp:extent cx="2943225" cy="1447800"/>
             <wp:effectExtent t="0" r="0" b="0" l="0"/>
             <wp:docPr id="1" name="" descr="" title=""/>
             <wp:cNvGraphicFramePr>
@@ -3598,7 +3598,7 @@
                   <pic:spPr bwMode="auto">
                     <a:xfrm>
                       <a:off x="0" y="0"/>
-                      <a:ext cx="1809750" cy="1209675"/>
+                      <a:ext cx="2943225" cy="1447800"/>
                     </a:xfrm>
                     <a:prstGeom prst="rect">
                       <a:avLst/>
@@ -3613,7 +3613,7 @@
     </w:p>
     <w:p>
       <w:pPr>
-        <w:spacing w:after="60" w:before="0" w:line="200"/>
+        <w:spacing w:after="140" w:before="0" w:line="200"/>
         <w:jc w:val="both"/>
       </w:pPr>
       <w:r>
@@ -5460,13 +5460,13 @@
     <w:p>
       <w:pPr>
         <w:keepNext/>
-        <w:spacing w:after="10" w:before="40"/>
+        <w:spacing w:after="40" w:before="120"/>
         <w:jc w:val="center"/>
       </w:pPr>
       <w:r>
         <w:drawing>
           <wp:inline distT="0" distB="0" distL="0" distR="0">
-            <wp:extent cx="2943225" cy="1400175"/>
+            <wp:extent cx="2943225" cy="1905000"/>
             <wp:effectExtent t="0" r="0" b="0" l="0"/>
             <wp:docPr id="1" name="" descr="" title=""/>
             <wp:cNvGraphicFramePr>
@@ -5491,7 +5491,7 @@
                   <pic:spPr bwMode="auto">
                     <a:xfrm>
                       <a:off x="0" y="0"/>
-                      <a:ext cx="2943225" cy="1400175"/>
+                      <a:ext cx="2943225" cy="1905000"/>
                     </a:xfrm>
                     <a:prstGeom prst="rect">
                       <a:avLst/>
@@ -5506,7 +5506,7 @@
     </w:p>
     <w:p>
       <w:pPr>
-        <w:spacing w:after="60" w:before="0" w:line="200"/>
+        <w:spacing w:after="140" w:before="0" w:line="200"/>
         <w:jc w:val="both"/>
       </w:pPr>
       <w:r>
@@ -6216,13 +6216,13 @@
     <w:p>
       <w:pPr>
         <w:keepNext/>
-        <w:spacing w:after="10" w:before="40"/>
+        <w:spacing w:after="40" w:before="120"/>
         <w:jc w:val="center"/>
       </w:pPr>
       <w:r>
         <w:drawing>
           <wp:inline distT="0" distB="0" distL="0" distR="0">
-            <wp:extent cx="2266950" cy="1266825"/>
+            <wp:extent cx="2943225" cy="1676400"/>
             <wp:effectExtent t="0" r="0" b="0" l="0"/>
             <wp:docPr id="1" name="" descr="" title=""/>
             <wp:cNvGraphicFramePr>
@@ -6247,7 +6247,7 @@
                   <pic:spPr bwMode="auto">
                     <a:xfrm>
                       <a:off x="0" y="0"/>
-                      <a:ext cx="2266950" cy="1266825"/>
+                      <a:ext cx="2943225" cy="1676400"/>
                     </a:xfrm>
                     <a:prstGeom prst="rect">
                       <a:avLst/>
@@ -6262,7 +6262,7 @@
     </w:p>
     <w:p>
       <w:pPr>
-        <w:spacing w:after="60" w:before="0" w:line="200"/>
+        <w:spacing w:after="140" w:before="0" w:line="200"/>
         <w:jc w:val="both"/>
       </w:pPr>
       <w:r>
@@ -8682,13 +8682,13 @@
     <w:p>
       <w:pPr>
         <w:keepNext/>
-        <w:spacing w:after="10" w:before="40"/>
+        <w:spacing w:after="40" w:before="120"/>
         <w:jc w:val="center"/>
       </w:pPr>
       <w:r>
         <w:drawing>
           <wp:inline distT="0" distB="0" distL="0" distR="0">
-            <wp:extent cx="2943225" cy="1314450"/>
+            <wp:extent cx="2943225" cy="1676400"/>
             <wp:effectExtent t="0" r="0" b="0" l="0"/>
             <wp:docPr id="1" name="" descr="" title=""/>
             <wp:cNvGraphicFramePr>
@@ -8713,7 +8713,7 @@
                   <pic:spPr bwMode="auto">
                     <a:xfrm>
                       <a:off x="0" y="0"/>
-                      <a:ext cx="2943225" cy="1314450"/>
+                      <a:ext cx="2943225" cy="1676400"/>
                     </a:xfrm>
                     <a:prstGeom prst="rect">
                       <a:avLst/>
@@ -8728,7 +8728,7 @@
     </w:p>
     <w:p>
       <w:pPr>
-        <w:spacing w:after="60" w:before="0" w:line="200"/>
+        <w:spacing w:after="140" w:before="0" w:line="200"/>
         <w:jc w:val="both"/>
       </w:pPr>
       <w:r>
@@ -8788,13 +8788,13 @@
     <w:p>
       <w:pPr>
         <w:keepNext/>
-        <w:spacing w:after="10" w:before="40"/>
+        <w:spacing w:after="40" w:before="120"/>
         <w:jc w:val="center"/>
       </w:pPr>
       <w:r>
         <w:drawing>
           <wp:inline distT="0" distB="0" distL="0" distR="0">
-            <wp:extent cx="1905000" cy="1571625"/>
+            <wp:extent cx="2943225" cy="2419350"/>
             <wp:effectExtent t="0" r="0" b="0" l="0"/>
             <wp:docPr id="1" name="" descr="" title=""/>
             <wp:cNvGraphicFramePr>
@@ -8819,7 +8819,7 @@
                   <pic:spPr bwMode="auto">
                     <a:xfrm>
                       <a:off x="0" y="0"/>
-                      <a:ext cx="1905000" cy="1571625"/>
+                      <a:ext cx="2943225" cy="2419350"/>
                     </a:xfrm>
                     <a:prstGeom prst="rect">
                       <a:avLst/>
@@ -8834,7 +8834,7 @@
     </w:p>
     <w:p>
       <w:pPr>
-        <w:spacing w:after="60" w:before="0" w:line="200"/>
+        <w:spacing w:after="140" w:before="0" w:line="200"/>
         <w:jc w:val="both"/>
       </w:pPr>
       <w:r>
@@ -8859,13 +8859,13 @@
     <w:p>
       <w:pPr>
         <w:keepNext/>
-        <w:spacing w:after="10" w:before="40"/>
+        <w:spacing w:after="40" w:before="120"/>
         <w:jc w:val="center"/>
       </w:pPr>
       <w:r>
         <w:drawing>
           <wp:inline distT="0" distB="0" distL="0" distR="0">
-            <wp:extent cx="2219325" cy="1238250"/>
+            <wp:extent cx="2943225" cy="1628775"/>
             <wp:effectExtent t="0" r="0" b="0" l="0"/>
             <wp:docPr id="1" name="" descr="" title=""/>
             <wp:cNvGraphicFramePr>
@@ -8890,7 +8890,7 @@
                   <pic:spPr bwMode="auto">
                     <a:xfrm>
                       <a:off x="0" y="0"/>
-                      <a:ext cx="2219325" cy="1238250"/>
+                      <a:ext cx="2943225" cy="1628775"/>
                     </a:xfrm>
                     <a:prstGeom prst="rect">
                       <a:avLst/>
@@ -8905,7 +8905,7 @@
     </w:p>
     <w:p>
       <w:pPr>
-        <w:spacing w:after="60" w:before="0" w:line="200"/>
+        <w:spacing w:after="140" w:before="0" w:line="200"/>
         <w:jc w:val="both"/>
       </w:pPr>
       <w:r>

--- a/report/HW3_54.docx
+++ b/report/HW3_54.docx
@@ -103,7 +103,7 @@
     </w:p>
     <w:p>
       <w:pPr>
-        <w:spacing w:after="60" w:line="240"/>
+        <w:spacing w:after="80" w:line="240"/>
         <w:ind w:firstLine="202"/>
         <w:jc w:val="both"/>
       </w:pPr>
@@ -126,13 +126,197 @@
           <w:sz w:val="20"/>
           <w:szCs w:val="20"/>
         </w:rPr>
-        <w:t xml:space="preserve">This midterm report delivers the first three stages on real data. A logger has recorded all 309 YouBike stations within 5 km of NSYSU every 10 minutes since 1 October; at the eight campus stations bikes fall from 193 at 10:00 to 7 at 18:00 on teaching days, and 55% of the campus stock leaves within 20 minutes of the 12:00 bell. On 10 months of Taipei trip records and 295 days of 10-minute inventory for 144 stations around NTU, our reconciliation recovers the operator’s truck moves (R² = 0.98 for reproducing inventories) and shows that observed rentals understate demand by up to 2× at campus stations in the evening. A gradient-boosting predictor reaches AUC 0.93, Brier 0.080 and ECE 0.012 at a 30-minute horizon on three held-out months, and transfers to NSYSU zero-shot (AUC 0.93 on 309 stations, 0.94 on campus). A discrete-event replay simulator with greedy truck policies avoids 8%, 17% and 27% of unmet rentals with 1, 3 and 6 trucks; the probabilistic policy also cuts empty station-minutes by 41%. The remaining work is the route-search planner and the live NSYSU demo.</w:t>
+        <w:t xml:space="preserve">This midterm report delivers stages (i)–(iii) on real data. A logger has recorded all 309 YouBike stations within 5 km of NSYSU every 10 minutes since 1 October; on teaching days the eight campus stations fall from 193 bikes at 10:00 to 7 at 18:00, and 55% of the campus stock leaves within 20 minutes of the 12:00 bell. On 10 months of Taipei trip records and 295 days of 10-minute inventory for 144 stations around NTU, our reconciliation recovers the operator’s truck moves (R² = 0.98) and shows that observed rentals understate demand by up to 2× at campus stations in the evening. A gradient-boosting predictor reaches AUC 0.93, Brier 0.080 and ECE 0.012 at a 30-minute horizon on three held-out months and transfers to NSYSU zero-shot (AUC 0.93 on 309 stations, 0.94 on campus). A discrete-event replay simulator with greedy truck policies avoids 8%, 17% and 27% of unmet rentals with 1, 3 and 6 trucks. The route-search planner and the live NSYSU demo are the remaining work.</w:t>
+      </w:r>
+    </w:p>
+    <w:tbl>
+      <w:tblPr>
+        <w:tblW w:type="dxa" w:w="4677"/>
+        <w:tblBorders>
+          <w:top w:val="single" w:color="7F9CCB" w:sz="4"/>
+          <w:left w:val="single" w:color="7F9CCB" w:sz="4"/>
+          <w:bottom w:val="single" w:color="7F9CCB" w:sz="4"/>
+          <w:right w:val="single" w:color="7F9CCB" w:sz="4"/>
+          <w:insideH w:val="single" w:color="7F9CCB" w:sz="4"/>
+          <w:insideV w:val="single" w:color="7F9CCB" w:sz="4"/>
+        </w:tblBorders>
+      </w:tblPr>
+      <w:tblGrid>
+        <w:gridCol w:w="4677"/>
+      </w:tblGrid>
+      <w:tr>
+        <w:trPr>
+          <w:cantSplit/>
+        </w:trPr>
+        <w:tc>
+          <w:tcPr>
+            <w:tcW w:type="dxa" w:w="4677"/>
+            <w:shd w:fill="F4F7FD" w:color="auto" w:val="clear"/>
+            <w:tcMar>
+              <w:top w:type="dxa" w:w="60"/>
+              <w:left w:type="dxa" w:w="90"/>
+              <w:bottom w:type="dxa" w:w="60"/>
+              <w:right w:type="dxa" w:w="90"/>
+            </w:tcMar>
+          </w:tcPr>
+          <w:p>
+            <w:pPr>
+              <w:keepLines/>
+              <w:spacing w:after="0" w:line="220"/>
+              <w:ind w:left="200" w:hanging="200"/>
+              <w:jc w:val="left"/>
+            </w:pPr>
+            <w:r>
+              <w:rPr>
+                <w:rFonts w:ascii="Times New Roman" w:cs="Times New Roman" w:eastAsia="PMingLiU" w:hAnsi="Times New Roman"/>
+                <w:b/>
+                <w:bCs/>
+                <w:color w:val="0000FF"/>
+                <w:sz w:val="17"/>
+                <w:szCs w:val="17"/>
+              </w:rPr>
+              <w:t xml:space="preserve">What has been done since the proposal (HW1)</w:t>
+            </w:r>
+          </w:p>
+          <w:p>
+            <w:pPr>
+              <w:keepLines/>
+              <w:spacing w:after="0" w:line="220"/>
+              <w:ind w:left="200" w:hanging="200"/>
+              <w:jc w:val="left"/>
+            </w:pPr>
+            <w:r>
+              <w:rPr>
+                <w:rFonts w:ascii="Times New Roman" w:cs="Times New Roman" w:eastAsia="PMingLiU" w:hAnsi="Times New Roman"/>
+                <w:color w:val="0000FF"/>
+                <w:sz w:val="16"/>
+                <w:szCs w:val="16"/>
+              </w:rPr>
+              <w:t xml:space="preserve">1. NSYSU data: a 10-minute logger for 309 stations, running since 1 Oct (Sec. 2.2); 14 complete days analysed (Sec. 3.2).</w:t>
+            </w:r>
+          </w:p>
+          <w:p>
+            <w:pPr>
+              <w:keepLines/>
+              <w:spacing w:after="0" w:line="220"/>
+              <w:ind w:left="200" w:hanging="200"/>
+              <w:jc w:val="left"/>
+            </w:pPr>
+            <w:r>
+              <w:rPr>
+                <w:rFonts w:ascii="Times New Roman" w:cs="Times New Roman" w:eastAsia="PMingLiU" w:hAnsi="Times New Roman"/>
+                <w:color w:val="0000FF"/>
+                <w:sz w:val="16"/>
+                <w:szCs w:val="16"/>
+              </w:rPr>
+              <w:t xml:space="preserve">2. NTU data: 10.2 M trips and 295 days of inventory turned into hourly flows, a 10-minute panel and a reconciliation table (Secs. 2.2–2.3).</w:t>
+            </w:r>
+          </w:p>
+          <w:p>
+            <w:pPr>
+              <w:keepLines/>
+              <w:spacing w:after="0" w:line="220"/>
+              <w:ind w:left="200" w:hanging="200"/>
+              <w:jc w:val="left"/>
+            </w:pPr>
+            <w:r>
+              <w:rPr>
+                <w:rFonts w:ascii="Times New Roman" w:cs="Times New Roman" w:eastAsia="PMingLiU" w:hAnsi="Times New Roman"/>
+                <w:color w:val="0000FF"/>
+                <w:sz w:val="16"/>
+                <w:szCs w:val="16"/>
+              </w:rPr>
+              <w:t xml:space="preserve">3. Demand reconstruction and operator-move inference implemented and validated (Secs. 2.3, 3.3).</w:t>
+            </w:r>
+          </w:p>
+          <w:p>
+            <w:pPr>
+              <w:keepLines/>
+              <w:spacing w:after="0" w:line="220"/>
+              <w:ind w:left="200" w:hanging="200"/>
+              <w:jc w:val="left"/>
+            </w:pPr>
+            <w:r>
+              <w:rPr>
+                <w:rFonts w:ascii="Times New Roman" w:cs="Times New Roman" w:eastAsia="PMingLiU" w:hAnsi="Times New Roman"/>
+                <w:color w:val="0000FF"/>
+                <w:sz w:val="16"/>
+                <w:szCs w:val="16"/>
+              </w:rPr>
+              <w:t xml:space="preserve">4. Stockout predictor trained, calibrated and ablated on three held-out months (Secs. 2.4, 3.4).</w:t>
+            </w:r>
+          </w:p>
+          <w:p>
+            <w:pPr>
+              <w:keepLines/>
+              <w:spacing w:after="0" w:line="220"/>
+              <w:ind w:left="200" w:hanging="200"/>
+              <w:jc w:val="left"/>
+            </w:pPr>
+            <w:r>
+              <w:rPr>
+                <w:rFonts w:ascii="Times New Roman" w:cs="Times New Roman" w:eastAsia="PMingLiU" w:hAnsi="Times New Roman"/>
+                <w:color w:val="0000FF"/>
+                <w:sz w:val="16"/>
+                <w:szCs w:val="16"/>
+              </w:rPr>
+              <w:t xml:space="preserve">5. NTU→NSYSU transfer study completed for the predictor (Secs. 2.5, 3.5).</w:t>
+            </w:r>
+          </w:p>
+          <w:p>
+            <w:pPr>
+              <w:keepLines/>
+              <w:spacing w:after="0" w:line="220"/>
+              <w:ind w:left="200" w:hanging="200"/>
+              <w:jc w:val="left"/>
+            </w:pPr>
+            <w:r>
+              <w:rPr>
+                <w:rFonts w:ascii="Times New Roman" w:cs="Times New Roman" w:eastAsia="PMingLiU" w:hAnsi="Times New Roman"/>
+                <w:color w:val="0000FF"/>
+                <w:sz w:val="16"/>
+                <w:szCs w:val="16"/>
+              </w:rPr>
+              <w:t xml:space="preserve">6. Replay simulator with four policies and 1/3/6 trucks on 28 held-out days (Secs. 2.6, 3.6).</w:t>
+            </w:r>
+          </w:p>
+          <w:p>
+            <w:pPr>
+              <w:keepLines/>
+              <w:spacing w:after="0" w:line="220"/>
+              <w:ind w:left="200" w:hanging="200"/>
+              <w:jc w:val="left"/>
+            </w:pPr>
+            <w:r>
+              <w:rPr>
+                <w:rFonts w:ascii="Times New Roman" w:cs="Times New Roman" w:eastAsia="PMingLiU" w:hAnsi="Times New Roman"/>
+                <w:color w:val="0000FF"/>
+                <w:sz w:val="16"/>
+                <w:szCs w:val="16"/>
+              </w:rPr>
+              <w:t xml:space="preserve">Not yet done: route-search planner, censored-demand replay, live demo (Sec. 4).</w:t>
+            </w:r>
+          </w:p>
+        </w:tc>
+      </w:tr>
+    </w:tbl>
+    <w:p>
+      <w:pPr>
+        <w:spacing w:after="80" w:before="0" w:line="120"/>
+      </w:pPr>
+      <w:r>
+        <w:rPr>
+          <w:rFonts w:ascii="Times New Roman" w:cs="Times New Roman" w:eastAsia="PMingLiU" w:hAnsi="Times New Roman"/>
+          <w:sz w:val="6"/>
+          <w:szCs w:val="6"/>
+        </w:rPr>
+        <w:t xml:space="preserve"/>
       </w:r>
     </w:p>
     <w:p>
       <w:pPr>
         <w:keepNext/>
-        <w:spacing w:after="30" w:before="100" w:line="240"/>
+        <w:spacing w:after="40" w:before="120" w:line="240"/>
       </w:pPr>
       <w:r>
         <w:rPr>
@@ -148,7 +332,7 @@
     <w:p>
       <w:pPr>
         <w:keepNext/>
-        <w:spacing w:after="30" w:before="80" w:line="240"/>
+        <w:spacing w:after="30" w:before="90" w:line="240"/>
       </w:pPr>
       <w:r>
         <w:rPr>
@@ -182,7 +366,7 @@
           <w:sz w:val="20"/>
           <w:szCs w:val="20"/>
         </w:rPr>
-        <w:t xml:space="preserve">Two weeks of our own logging confirm that the snapshot was typical rather than unlucky: on eight teaching weekdays the eight campus stations (231 docks) averaged 193 bikes at 10:00, 49 at 17:00 and 7 at 18:00, with 64% of them empty at 18:00, while the two KRT Sizihwan exits were empty in 36% of morning slots and held 51 bikes at 18:00 (Sec. 3.2). The problem is a tide between campus and the metro, in both directions, every teaching day.</w:t>
+        <w:t xml:space="preserve">Two weeks of our own logging show that the snapshot was typical: on eight teaching weekdays the eight campus stations (231 docks) averaged 193 bikes at 10:00, 49 at 17:00 and 7 at 18:00, with 64% of them empty at 18:00, while the two KRT Sizihwan exits were empty in 36% of morning slots and held 51 bikes at 18:00 (Sec. 3.2). The problem is a tide between campus and the metro, in both directions, every teaching day.</w:t>
       </w:r>
     </w:p>
     <w:p>
@@ -253,13 +437,13 @@
           <w:sz w:val="17"/>
           <w:szCs w:val="17"/>
         </w:rPr>
-        <w:t xml:space="preserve">Class-end stockouts are real and predictable (from the proposal). (a) Mean bikes available at 59 NTU campus stations over 20 weekdays, Mar 2025 [2]; orange = period ends; strip = share of empty stations. (b) NSYSU at 17:12, 28 Sep 2026 [12].</w:t>
+        <w:t xml:space="preserve">Class-end stockouts are real and predictable (from the proposal). (a) Mean bikes available at 59 NTU campus stations over 20 weekdays, Mar 2025 [2]; the strip shows the share of empty stations. (b) NSYSU at 17:12, 28 Sep 2026 [12].</w:t>
       </w:r>
     </w:p>
     <w:p>
       <w:pPr>
         <w:keepNext/>
-        <w:spacing w:after="30" w:before="80" w:line="240"/>
+        <w:spacing w:after="30" w:before="90" w:line="240"/>
       </w:pPr>
       <w:r>
         <w:rPr>
@@ -644,8 +828,15 @@
           <w:sz w:val="20"/>
           <w:szCs w:val="20"/>
         </w:rPr>
-        <w:t xml:space="preserve">·travel time under capacity and deadline constraints. This is the course’s rational-agent view: acting under uncertainty to maximize expected utility, coupling probabilistic reasoning, learning and search. </w:t>
-      </w:r>
+        <w:t xml:space="preserve">·travel time under capacity and deadline constraints. This is the course’s rational-agent view: acting under uncertainty to maximize expected utility, coupling probabilistic reasoning, learning and search.</w:t>
+      </w:r>
+    </w:p>
+    <w:p>
+      <w:pPr>
+        <w:spacing w:after="0" w:line="240"/>
+        <w:ind w:firstLine="288"/>
+        <w:jc w:val="both"/>
+      </w:pPr>
       <w:r>
         <w:rPr>
           <w:rFonts w:ascii="Times New Roman" w:cs="Times New Roman" w:eastAsia="PMingLiU" w:hAnsi="Times New Roman"/>
@@ -654,6 +845,26 @@
           <w:szCs w:val="20"/>
         </w:rPr>
         <w:t xml:space="preserve">Two sub-problems are now defined precisely. </w:t>
+      </w:r>
+      <w:r>
+        <w:rPr>
+          <w:rFonts w:ascii="Times New Roman" w:cs="Times New Roman" w:eastAsia="PMingLiU" w:hAnsi="Times New Roman"/>
+          <w:b/>
+          <w:bCs/>
+          <w:color w:val="0000FF"/>
+          <w:sz w:val="20"/>
+          <w:szCs w:val="20"/>
+        </w:rPr>
+        <w:t xml:space="preserve">Stockout prediction: </w:t>
+      </w:r>
+      <w:r>
+        <w:rPr>
+          <w:rFonts w:ascii="Times New Roman" w:cs="Times New Roman" w:eastAsia="PMingLiU" w:hAnsi="Times New Roman"/>
+          <w:color w:val="0000FF"/>
+          <w:sz w:val="20"/>
+          <w:szCs w:val="20"/>
+        </w:rPr>
+        <w:t xml:space="preserve">for every station </w:t>
       </w:r>
       <w:r>
         <w:rPr>
@@ -664,16 +875,16 @@
           <w:sz w:val="20"/>
           <w:szCs w:val="20"/>
         </w:rPr>
-        <w:t xml:space="preserve">Stockout prediction: </w:t>
-      </w:r>
-      <w:r>
-        <w:rPr>
-          <w:rFonts w:ascii="Times New Roman" w:cs="Times New Roman" w:eastAsia="PMingLiU" w:hAnsi="Times New Roman"/>
-          <w:color w:val="0000FF"/>
-          <w:sz w:val="20"/>
-          <w:szCs w:val="20"/>
-        </w:rPr>
-        <w:t xml:space="preserve">for every station and 10-minute slot </w:t>
+        <w:t xml:space="preserve">i</w:t>
+      </w:r>
+      <w:r>
+        <w:rPr>
+          <w:rFonts w:ascii="Times New Roman" w:cs="Times New Roman" w:eastAsia="PMingLiU" w:hAnsi="Times New Roman"/>
+          <w:color w:val="0000FF"/>
+          <w:sz w:val="20"/>
+          <w:szCs w:val="20"/>
+        </w:rPr>
+        <w:t xml:space="preserve"> and 10-minute slot </w:t>
       </w:r>
       <w:r>
         <w:rPr>
@@ -693,8 +904,18 @@
           <w:sz w:val="20"/>
           <w:szCs w:val="20"/>
         </w:rPr>
-        <w:t xml:space="preserve">, output </w:t>
-      </w:r>
+        <w:t xml:space="preserve">, output</w:t>
+      </w:r>
+    </w:p>
+    <w:p>
+      <w:pPr>
+        <w:tabs>
+          <w:tab w:val="right" w:pos="4677"/>
+        </w:tabs>
+        <w:spacing w:after="40" w:before="40" w:line="240"/>
+        <w:ind w:left="600"/>
+        <w:jc w:val="left"/>
+      </w:pPr>
       <w:r>
         <w:rPr>
           <w:rFonts w:ascii="Times New Roman" w:cs="Times New Roman" w:eastAsia="PMingLiU" w:hAnsi="Times New Roman"/>
@@ -763,7 +984,7 @@
           <w:sz w:val="20"/>
           <w:szCs w:val="20"/>
         </w:rPr>
-        <w:t xml:space="preserve">) = P(min</w:t>
+        <w:t xml:space="preserve">) = P( min</w:t>
       </w:r>
       <w:r>
         <w:rPr>
@@ -773,7 +994,7 @@
           <w:szCs w:val="20"/>
           <w:vertAlign w:val="subscript"/>
         </w:rPr>
-        <w:t xml:space="preserve">τ∈(t,t+h]</w:t>
+        <w:t xml:space="preserve">τ∈(t, t+h]</w:t>
       </w:r>
       <w:r>
         <w:rPr>
@@ -803,7 +1024,33 @@
           <w:sz w:val="20"/>
           <w:szCs w:val="20"/>
         </w:rPr>
-        <w:t xml:space="preserve">(τ) = 0) for </w:t>
+        <w:t xml:space="preserve">(τ) = 0 )</w:t>
+      </w:r>
+      <w:r>
+        <w:rPr>
+          <w:rFonts w:ascii="Times New Roman" w:cs="Times New Roman" w:eastAsia="PMingLiU" w:hAnsi="Times New Roman"/>
+          <w:color w:val="0000FF"/>
+          <w:sz w:val="20"/>
+          <w:szCs w:val="20"/>
+        </w:rPr>
+        <w:tab/>
+        <w:t xml:space="preserve">(1)</w:t>
+      </w:r>
+    </w:p>
+    <w:p>
+      <w:pPr>
+        <w:spacing w:after="0" w:line="240"/>
+        <w:ind w:firstLine="288"/>
+        <w:jc w:val="both"/>
+      </w:pPr>
+      <w:r>
+        <w:rPr>
+          <w:rFonts w:ascii="Times New Roman" w:cs="Times New Roman" w:eastAsia="PMingLiU" w:hAnsi="Times New Roman"/>
+          <w:color w:val="0000FF"/>
+          <w:sz w:val="20"/>
+          <w:szCs w:val="20"/>
+        </w:rPr>
+        <w:t xml:space="preserve">for horizons </w:t>
       </w:r>
       <w:r>
         <w:rPr>
@@ -828,22 +1075,42 @@
       <w:r>
         <w:rPr>
           <w:rFonts w:ascii="Times New Roman" w:cs="Times New Roman" w:eastAsia="PMingLiU" w:hAnsi="Times New Roman"/>
+          <w:b/>
+          <w:bCs/>
+          <w:color w:val="0000FF"/>
+          <w:sz w:val="20"/>
+          <w:szCs w:val="20"/>
+        </w:rPr>
+        <w:t xml:space="preserve">Rebalancing: </w:t>
+      </w:r>
+      <w:r>
+        <w:rPr>
+          <w:rFonts w:ascii="Times New Roman" w:cs="Times New Roman" w:eastAsia="PMingLiU" w:hAnsi="Times New Roman"/>
+          <w:color w:val="0000FF"/>
+          <w:sz w:val="20"/>
+          <w:szCs w:val="20"/>
+        </w:rPr>
+        <w:t xml:space="preserve">with </w:t>
+      </w:r>
+      <w:r>
+        <w:rPr>
+          <w:rFonts w:ascii="Times New Roman" w:cs="Times New Roman" w:eastAsia="PMingLiU" w:hAnsi="Times New Roman"/>
           <w:i/>
           <w:iCs/>
           <w:color w:val="0000FF"/>
           <w:sz w:val="20"/>
           <w:szCs w:val="20"/>
         </w:rPr>
-        <w:t xml:space="preserve">Rebalancing: </w:t>
-      </w:r>
-      <w:r>
-        <w:rPr>
-          <w:rFonts w:ascii="Times New Roman" w:cs="Times New Roman" w:eastAsia="PMingLiU" w:hAnsi="Times New Roman"/>
-          <w:color w:val="0000FF"/>
-          <w:sz w:val="20"/>
-          <w:szCs w:val="20"/>
-        </w:rPr>
-        <w:t xml:space="preserve">with </w:t>
+        <w:t xml:space="preserve">K</w:t>
+      </w:r>
+      <w:r>
+        <w:rPr>
+          <w:rFonts w:ascii="Times New Roman" w:cs="Times New Roman" w:eastAsia="PMingLiU" w:hAnsi="Times New Roman"/>
+          <w:color w:val="0000FF"/>
+          <w:sz w:val="20"/>
+          <w:szCs w:val="20"/>
+        </w:rPr>
+        <w:t xml:space="preserve"> trucks, choose moves (source, target, </w:t>
       </w:r>
       <w:r>
         <w:rPr>
@@ -854,26 +1121,6 @@
           <w:sz w:val="20"/>
           <w:szCs w:val="20"/>
         </w:rPr>
-        <w:t xml:space="preserve">K</w:t>
-      </w:r>
-      <w:r>
-        <w:rPr>
-          <w:rFonts w:ascii="Times New Roman" w:cs="Times New Roman" w:eastAsia="PMingLiU" w:hAnsi="Times New Roman"/>
-          <w:color w:val="0000FF"/>
-          <w:sz w:val="20"/>
-          <w:szCs w:val="20"/>
-        </w:rPr>
-        <w:t xml:space="preserve"> trucks, choose moves (source, target, </w:t>
-      </w:r>
-      <w:r>
-        <w:rPr>
-          <w:rFonts w:ascii="Times New Roman" w:cs="Times New Roman" w:eastAsia="PMingLiU" w:hAnsi="Times New Roman"/>
-          <w:i/>
-          <w:iCs/>
-          <w:color w:val="0000FF"/>
-          <w:sz w:val="20"/>
-          <w:szCs w:val="20"/>
-        </w:rPr>
         <w:t xml:space="preserve">k</w:t>
       </w:r>
       <w:r>
@@ -883,13 +1130,13 @@
           <w:sz w:val="20"/>
           <w:szCs w:val="20"/>
         </w:rPr>
-        <w:t xml:space="preserve"> bikes) that maximize the expected rentals saved per truck-minute, evaluated by replaying the real trips of held-out days.</w:t>
+        <w:t xml:space="preserve"> bikes) that maximize the expected rentals saved per truck-minute, and evaluate every policy by replaying the real trips of held-out days (Sec. 2.6).</w:t>
       </w:r>
     </w:p>
     <w:p>
       <w:pPr>
         <w:keepNext/>
-        <w:spacing w:after="30" w:before="80" w:line="240"/>
+        <w:spacing w:after="30" w:before="90" w:line="240"/>
       </w:pPr>
       <w:r>
         <w:rPr>
@@ -914,22 +1161,22 @@
           <w:sz w:val="20"/>
           <w:szCs w:val="20"/>
         </w:rPr>
-        <w:t xml:space="preserve">Static repositioning is a routing-and-inventory problem [4]; dynamic repositioning combines forecasts with heuristics or mixed-integer programs [5, 6]; recent work uses spatio-temporal reinforcement learning [7]. Two ingredients matter on a campus yet are rarely combined: censored-demand estimation by simulation [8] or censored Gaussian processes [9], and inferring the operator’s unpublished truck moves by subtracting trip flows from inventory changes [10]; on Taipei data this reveals 18–20 thousand unexplained bike moves on 12 Mar 2025, peaking at 07–09 and 18–20. A 2025 NTU thesis optimized dispatch near NTU with survival-model demand on one month of trips [11]. No published work, to our knowledge, (a) uses the class timetable as an explicit signal, (b) outputs calibrated stockout probabilities rather than point forecasts, or (c) tests transfer between campuses; NSYSU has never been studied and Kaohsiung publishes no trip data, so transfer is the practical question. </w:t>
-      </w:r>
-      <w:r>
-        <w:rPr>
-          <w:rFonts w:ascii="Times New Roman" w:cs="Times New Roman" w:eastAsia="PMingLiU" w:hAnsi="Times New Roman"/>
-          <w:color w:val="0000FF"/>
-          <w:sz w:val="20"/>
-          <w:szCs w:val="20"/>
-        </w:rPr>
-        <w:t xml:space="preserve">For the predictor we use gradient-boosted decision trees [13], which handle the mixed count and categorical features natively, and we measure probability quality with the Brier score [15] and the expected calibration error [14] rather than accuracy, because the planner consumes probabilities.</w:t>
+        <w:t xml:space="preserve">Static repositioning is a routing-and-inventory problem [4]; dynamic repositioning combines forecasts with heuristics or mixed-integer programs [5, 6]; recent work uses spatio-temporal reinforcement learning [7]. Two ingredients matter on a campus yet are rarely combined: censored-demand estimation by simulation [8] or censored Gaussian processes [9], and inferring the operator’s unpublished truck moves by subtracting trip flows from inventory changes [10]. A 2025 NTU thesis optimized dispatch near NTU with survival-model demand on one month of trips [11]. No published work, to our knowledge, (a) uses the class timetable as an explicit signal, (b) outputs calibrated stockout probabilities rather than point forecasts, or (c) tests transfer between campuses; NSYSU has never been studied and Kaohsiung publishes no trip data, so transfer is the practical question. </w:t>
+      </w:r>
+      <w:r>
+        <w:rPr>
+          <w:rFonts w:ascii="Times New Roman" w:cs="Times New Roman" w:eastAsia="PMingLiU" w:hAnsi="Times New Roman"/>
+          <w:color w:val="0000FF"/>
+          <w:sz w:val="20"/>
+          <w:szCs w:val="20"/>
+        </w:rPr>
+        <w:t xml:space="preserve">For the predictor we use gradient-boosted decision trees [13], which handle mixed count and categorical features natively, and we measure probability quality with the Brier score [15] and the expected calibration error [14] rather than accuracy, because the planner consumes probabilities.</w:t>
       </w:r>
     </w:p>
     <w:p>
       <w:pPr>
         <w:keepNext/>
-        <w:spacing w:after="30" w:before="80" w:line="240"/>
+        <w:spacing w:after="30" w:before="90" w:line="240"/>
       </w:pPr>
       <w:r>
         <w:rPr>
@@ -939,7 +1186,7 @@
           <w:sz w:val="22"/>
           <w:szCs w:val="22"/>
         </w:rPr>
-        <w:t xml:space="preserve">1.4. Proposed solution</w:t>
+        <w:t xml:space="preserve">1.4. Proposed solution and status</w:t>
       </w:r>
     </w:p>
     <w:p>
@@ -954,16 +1201,16 @@
           <w:sz w:val="20"/>
           <w:szCs w:val="20"/>
         </w:rPr>
-        <w:t xml:space="preserve">Fig. 2 shows the pipeline. Open NTU data (hourly trips [1]; 10-minute inventory over 416 days [2]) serve to reconstruct demand and operator moves, to train a schedule-aware gradient-boosting predictor with reliability checks, and to drive a rolling-horizon route planner; policies are compared in a replay simulator fed with real trips. The predictor is then ported to NSYSU with a few weeks of locally logged inventory [12] for a live web demo that recommends a pre-bell truck plan. Contributions: (1) an uncertainty-aware pre-emptive rebalancing method reproducible from open data; (2) the first quantification of class-end stockouts at NTU and NSYSU; (3) an NTU→NSYSU transfer study. </w:t>
-      </w:r>
-      <w:r>
-        <w:rPr>
-          <w:rFonts w:ascii="Times New Roman" w:cs="Times New Roman" w:eastAsia="PMingLiU" w:hAnsi="Times New Roman"/>
-          <w:color w:val="0000FF"/>
-          <w:sz w:val="20"/>
-          <w:szCs w:val="20"/>
-        </w:rPr>
-        <w:t xml:space="preserve">Status at midterm: (2) is complete for both campuses (Secs. 3.2–3.3); (1) is implemented end to end with a greedy planner and evaluated in the simulator (Sec. 3.6); (3) is complete for the predictor (Sec. 3.5). Code, data tables and results are public [17].</w:t>
+        <w:t xml:space="preserve">Fig. 2 shows the pipeline. Open NTU data (hourly trips [1]; 10-minute inventory [2]) serve to reconstruct demand and operator moves, to train a schedule-aware gradient-boosting predictor with reliability checks, and to drive a rolling-horizon route planner; policies are compared in a replay simulator fed with real trips. The predictor is then ported to NSYSU with locally logged inventory [12] for a live web demo. Contributions: (1) an uncertainty-aware pre-emptive rebalancing method reproducible from open data; (2) the first quantification of class-end stockouts at NTU and NSYSU; (3) an NTU→NSYSU transfer study. </w:t>
+      </w:r>
+      <w:r>
+        <w:rPr>
+          <w:rFonts w:ascii="Times New Roman" w:cs="Times New Roman" w:eastAsia="PMingLiU" w:hAnsi="Times New Roman"/>
+          <w:color w:val="0000FF"/>
+          <w:sz w:val="20"/>
+          <w:szCs w:val="20"/>
+        </w:rPr>
+        <w:t xml:space="preserve">Status: (2) is complete for both campuses; (1) is implemented end to end with a greedy planner and evaluated in the simulator; (3) is complete for the predictor. Code, tables and results are public [17].</w:t>
       </w:r>
     </w:p>
     <w:p>
@@ -975,7 +1222,7 @@
       <w:r>
         <w:drawing>
           <wp:inline distT="0" distB="0" distL="0" distR="0">
-            <wp:extent cx="2943225" cy="1266825"/>
+            <wp:extent cx="2943225" cy="1362075"/>
             <wp:effectExtent t="0" r="0" b="0" l="0"/>
             <wp:docPr id="1" name="" descr="" title=""/>
             <wp:cNvGraphicFramePr>
@@ -1000,7 +1247,7 @@
                   <pic:spPr bwMode="auto">
                     <a:xfrm>
                       <a:off x="0" y="0"/>
-                      <a:ext cx="2943225" cy="1266825"/>
+                      <a:ext cx="2943225" cy="1362075"/>
                     </a:xfrm>
                     <a:prstGeom prst="rect">
                       <a:avLst/>
@@ -1040,7 +1287,7 @@
     <w:p>
       <w:pPr>
         <w:keepNext/>
-        <w:spacing w:after="30" w:before="100" w:line="240"/>
+        <w:spacing w:after="40" w:before="120" w:line="240"/>
       </w:pPr>
       <w:r>
         <w:rPr>
@@ -1056,7 +1303,7 @@
     <w:p>
       <w:pPr>
         <w:keepNext/>
-        <w:spacing w:after="30" w:before="80" w:line="240"/>
+        <w:spacing w:after="30" w:before="90" w:line="240"/>
       </w:pPr>
       <w:r>
         <w:rPr>
@@ -1083,7 +1330,7 @@
           <w:sz w:val="20"/>
           <w:szCs w:val="20"/>
         </w:rPr>
-        <w:t xml:space="preserve">Fig. 3 shows the system as implemented. The NTU lane turns two open data sets into three tables (hourly flows, a 10-minute inventory panel and an hourly reconciliation table) that feed demand reconstruction, the predictor and the simulator; the NSYSU lane produces the same inventory panel from our logger, so the inventory-only predictor and the planner run unchanged on either campus. Every module is a short Python script in the repository [17] and every table can be regenerated from the raw sources with the commands in its README.</w:t>
+        <w:t xml:space="preserve">Fig. 3 shows the system as built. The NTU lane turns two open data sets into three tables (hourly flows, a 10-minute inventory panel and an hourly reconciliation table) that feed demand reconstruction, the predictor and the simulator. The NSYSU lane produces the same inventory panel from our logger, so the inventory-only predictor and the planner run unchanged on either campus. Each module is one Python script in the repository [17]; the subsection headings name the scripts and Sec. 3.1 gives the run times.</w:t>
       </w:r>
     </w:p>
     <w:p>
@@ -1156,13 +1403,13 @@
           <w:sz w:val="17"/>
           <w:szCs w:val="17"/>
         </w:rPr>
-        <w:t xml:space="preserve">Architecture as implemented: sources (grey), tables (light blue), learning modules (blue) and decision or evaluation modules (orange). Section numbers refer to this report.</w:t>
+        <w:t xml:space="preserve">Architecture as implemented: sources (grey), tables (light blue), learning modules (blue), decision and evaluation modules (orange). Section numbers refer to this report.</w:t>
       </w:r>
     </w:p>
     <w:p>
       <w:pPr>
         <w:keepNext/>
-        <w:spacing w:after="30" w:before="80" w:line="240"/>
+        <w:spacing w:after="30" w:before="90" w:line="240"/>
       </w:pPr>
       <w:r>
         <w:rPr>
@@ -1174,6 +1421,25 @@
           <w:szCs w:val="22"/>
         </w:rPr>
         <w:t xml:space="preserve">2.2. Data acquisition and panel construction</w:t>
+      </w:r>
+    </w:p>
+    <w:p>
+      <w:pPr>
+        <w:keepNext/>
+        <w:spacing w:after="20" w:before="60" w:line="240"/>
+      </w:pPr>
+      <w:r>
+        <w:rPr>
+          <w:rFonts w:ascii="Times New Roman" w:cs="Times New Roman" w:eastAsia="PMingLiU" w:hAnsi="Times New Roman"/>
+          <w:b/>
+          <w:bCs/>
+          <w:i/>
+          <w:iCs/>
+          <w:color w:val="0000FF"/>
+          <w:sz w:val="20"/>
+          <w:szCs w:val="20"/>
+        </w:rPr>
+        <w:t xml:space="preserve">2.2.1. NSYSU inventory logger (logger/fetch_youbike.py)</w:t>
       </w:r>
     </w:p>
     <w:p>
@@ -1185,22 +1451,105 @@
       <w:r>
         <w:rPr>
           <w:rFonts w:ascii="Times New Roman" w:cs="Times New Roman" w:eastAsia="PMingLiU" w:hAnsi="Times New Roman"/>
+          <w:color w:val="0000FF"/>
+          <w:sz w:val="20"/>
+          <w:szCs w:val="20"/>
+        </w:rPr>
+        <w:t xml:space="preserve">YouBike publishes a JSON of every station (bikes, free docks, status, update time) but no history. Our logger runs in GitHub Actions and commits one CSV row per station and 10-minute slot:</w:t>
+      </w:r>
+    </w:p>
+    <w:p>
+      <w:pPr>
+        <w:spacing w:after="0" w:line="240"/>
+        <w:ind w:left="300" w:hanging="180"/>
+        <w:jc w:val="both"/>
+      </w:pPr>
+      <w:r>
+        <w:rPr>
+          <w:rFonts w:ascii="Times New Roman" w:cs="Times New Roman" w:eastAsia="PMingLiU" w:hAnsi="Times New Roman"/>
+          <w:color w:val="0000FF"/>
+          <w:sz w:val="20"/>
+          <w:szCs w:val="20"/>
+        </w:rPr>
+        <w:t xml:space="preserve">– </w:t>
+      </w:r>
+      <w:r>
+        <w:rPr>
+          <w:rFonts w:ascii="Times New Roman" w:cs="Times New Roman" w:eastAsia="PMingLiU" w:hAnsi="Times New Roman"/>
+          <w:color w:val="0000FF"/>
+          <w:sz w:val="20"/>
+          <w:szCs w:val="20"/>
+        </w:rPr>
+        <w:t xml:space="preserve">Scope: the 309 stations within 5 km of NSYSU (area code 12); the eight on-campus stations and eleven gateway stations between campus and the KRT are tagged for analysis.</w:t>
+      </w:r>
+    </w:p>
+    <w:p>
+      <w:pPr>
+        <w:spacing w:after="0" w:line="240"/>
+        <w:ind w:left="300" w:hanging="180"/>
+        <w:jc w:val="both"/>
+      </w:pPr>
+      <w:r>
+        <w:rPr>
+          <w:rFonts w:ascii="Times New Roman" w:cs="Times New Roman" w:eastAsia="PMingLiU" w:hAnsi="Times New Roman"/>
+          <w:color w:val="0000FF"/>
+          <w:sz w:val="20"/>
+          <w:szCs w:val="20"/>
+        </w:rPr>
+        <w:t xml:space="preserve">– </w:t>
+      </w:r>
+      <w:r>
+        <w:rPr>
+          <w:rFonts w:ascii="Times New Roman" w:cs="Times New Roman" w:eastAsia="PMingLiU" w:hAnsi="Times New Roman"/>
+          <w:color w:val="0000FF"/>
+          <w:sz w:val="20"/>
+          <w:szCs w:val="20"/>
+        </w:rPr>
+        <w:t xml:space="preserve">Reliability: GitHub throttles scheduled jobs in quiet repositories (4 runs on our first day), so one run logs for 340 minutes and dispatches its successor before it ends; an hourly cron only restarts a broken chain, and a guard script keeps a single run active.</w:t>
+      </w:r>
+    </w:p>
+    <w:p>
+      <w:pPr>
+        <w:spacing w:after="40" w:line="240"/>
+        <w:ind w:left="300" w:hanging="180"/>
+        <w:jc w:val="both"/>
+      </w:pPr>
+      <w:r>
+        <w:rPr>
+          <w:rFonts w:ascii="Times New Roman" w:cs="Times New Roman" w:eastAsia="PMingLiU" w:hAnsi="Times New Roman"/>
+          <w:color w:val="0000FF"/>
+          <w:sz w:val="20"/>
+          <w:szCs w:val="20"/>
+        </w:rPr>
+        <w:t xml:space="preserve">– </w:t>
+      </w:r>
+      <w:r>
+        <w:rPr>
+          <w:rFonts w:ascii="Times New Roman" w:cs="Times New Roman" w:eastAsia="PMingLiU" w:hAnsi="Times New Roman"/>
+          <w:color w:val="0000FF"/>
+          <w:sz w:val="20"/>
+          <w:szCs w:val="20"/>
+        </w:rPr>
+        <w:t xml:space="preserve">Output: 144 snapshots per day since 2 Oct (one 6-hour gap on 12 Oct); station status 2 (out of service) is stored so that an offline station is never counted as a stockout.</w:t>
+      </w:r>
+    </w:p>
+    <w:p>
+      <w:pPr>
+        <w:keepNext/>
+        <w:spacing w:after="20" w:before="60" w:line="240"/>
+      </w:pPr>
+      <w:r>
+        <w:rPr>
+          <w:rFonts w:ascii="Times New Roman" w:cs="Times New Roman" w:eastAsia="PMingLiU" w:hAnsi="Times New Roman"/>
           <w:b/>
           <w:bCs/>
-          <w:color w:val="0000FF"/>
-          <w:sz w:val="20"/>
-          <w:szCs w:val="20"/>
-        </w:rPr>
-        <w:t xml:space="preserve">NSYSU logger. </w:t>
-      </w:r>
-      <w:r>
-        <w:rPr>
-          <w:rFonts w:ascii="Times New Roman" w:cs="Times New Roman" w:eastAsia="PMingLiU" w:hAnsi="Times New Roman"/>
-          <w:color w:val="0000FF"/>
-          <w:sz w:val="20"/>
-          <w:szCs w:val="20"/>
-        </w:rPr>
-        <w:t xml:space="preserve">YouBike publishes a JSON of every station (bikes, free docks, status, update time) but no history. A GitHub Actions workflow fetches it every 10 minutes for the 309 stations within 5 km of NSYSU and commits one CSV row per station and slot. Because GitHub throttles cron jobs in quiet repositories (4 runs in our first day), one run now logs for 340 minutes and dispatches its successor before ending; an hourly cron only restarts the chain if it breaks, and a guard script ensures a single active run. Since 2 Oct the logger has delivered 144 snapshots per day with one 6-hour gap (12 Oct). Station status 2 (out of service) is stored so that an offline station is not mistaken for a stockout.</w:t>
+          <w:i/>
+          <w:iCs/>
+          <w:color w:val="0000FF"/>
+          <w:sz w:val="20"/>
+          <w:szCs w:val="20"/>
+        </w:rPr>
+        <w:t xml:space="preserve">2.2.2. NTU trip flows (ntu_pipeline.py trips)</w:t>
       </w:r>
     </w:p>
     <w:p>
@@ -1212,122 +1561,30 @@
       <w:r>
         <w:rPr>
           <w:rFonts w:ascii="Times New Roman" w:cs="Times New Roman" w:eastAsia="PMingLiU" w:hAnsi="Times New Roman"/>
+          <w:color w:val="0000FF"/>
+          <w:sz w:val="20"/>
+          <w:szCs w:val="20"/>
+        </w:rPr>
+        <w:t xml:space="preserve">The Taipei trip records [1] give rent time, rent station, return time, return station and duration for every ride, with times truncated to the hour and stations given by name. Each monthly zip (6–7 M rows) is streamed in chunks; rides with either end among the study stations are kept; names are matched to station ids through the station table of [2]; rentals and returns are summed per station and hour. Ten months (Sep 2024–Jun 2025) give 10.2 M rides in the study area and take 15 s per month.</w:t>
+      </w:r>
+    </w:p>
+    <w:p>
+      <w:pPr>
+        <w:keepNext/>
+        <w:spacing w:after="20" w:before="60" w:line="240"/>
+      </w:pPr>
+      <w:r>
+        <w:rPr>
+          <w:rFonts w:ascii="Times New Roman" w:cs="Times New Roman" w:eastAsia="PMingLiU" w:hAnsi="Times New Roman"/>
           <w:b/>
           <w:bCs/>
-          <w:color w:val="0000FF"/>
-          <w:sz w:val="20"/>
-          <w:szCs w:val="20"/>
-        </w:rPr>
-        <w:t xml:space="preserve">NTU trips. </w:t>
-      </w:r>
-      <w:r>
-        <w:rPr>
-          <w:rFonts w:ascii="Times New Roman" w:cs="Times New Roman" w:eastAsia="PMingLiU" w:hAnsi="Times New Roman"/>
-          <w:color w:val="0000FF"/>
-          <w:sz w:val="20"/>
-          <w:szCs w:val="20"/>
-        </w:rPr>
-        <w:t xml:space="preserve">The Taipei trip records [1] give rent time, rent station, return time, return station and duration for every ride, with times truncated to the hour and stations named rather than numbered; 2024 files have six columns and 2025 files seven. We stream each monthly zip (6–7 M rows) in chunks, keep rides with either end among the 144 stations within 1.2 km of the NTU campus centroid (59 on campus, 85 in the surrounding ring), match names to station ids through the station table of [2], and aggregate rentals </w:t>
-      </w:r>
-      <w:r>
-        <w:rPr>
-          <w:rFonts w:ascii="Times New Roman" w:cs="Times New Roman" w:eastAsia="PMingLiU" w:hAnsi="Times New Roman"/>
           <w:i/>
           <w:iCs/>
           <w:color w:val="0000FF"/>
           <w:sz w:val="20"/>
           <w:szCs w:val="20"/>
         </w:rPr>
-        <w:t xml:space="preserve">r</w:t>
-      </w:r>
-      <w:r>
-        <w:rPr>
-          <w:rFonts w:ascii="Times New Roman" w:cs="Times New Roman" w:eastAsia="PMingLiU" w:hAnsi="Times New Roman"/>
-          <w:color w:val="0000FF"/>
-          <w:sz w:val="20"/>
-          <w:szCs w:val="20"/>
-          <w:vertAlign w:val="subscript"/>
-        </w:rPr>
-        <w:t xml:space="preserve">i</w:t>
-      </w:r>
-      <w:r>
-        <w:rPr>
-          <w:rFonts w:ascii="Times New Roman" w:cs="Times New Roman" w:eastAsia="PMingLiU" w:hAnsi="Times New Roman"/>
-          <w:color w:val="0000FF"/>
-          <w:sz w:val="20"/>
-          <w:szCs w:val="20"/>
-        </w:rPr>
-        <w:t xml:space="preserve">(</w:t>
-      </w:r>
-      <w:r>
-        <w:rPr>
-          <w:rFonts w:ascii="Times New Roman" w:cs="Times New Roman" w:eastAsia="PMingLiU" w:hAnsi="Times New Roman"/>
-          <w:i/>
-          <w:iCs/>
-          <w:color w:val="0000FF"/>
-          <w:sz w:val="20"/>
-          <w:szCs w:val="20"/>
-        </w:rPr>
-        <w:t xml:space="preserve">h</w:t>
-      </w:r>
-      <w:r>
-        <w:rPr>
-          <w:rFonts w:ascii="Times New Roman" w:cs="Times New Roman" w:eastAsia="PMingLiU" w:hAnsi="Times New Roman"/>
-          <w:color w:val="0000FF"/>
-          <w:sz w:val="20"/>
-          <w:szCs w:val="20"/>
-        </w:rPr>
-        <w:t xml:space="preserve">) and returns </w:t>
-      </w:r>
-      <w:r>
-        <w:rPr>
-          <w:rFonts w:ascii="Times New Roman" w:cs="Times New Roman" w:eastAsia="PMingLiU" w:hAnsi="Times New Roman"/>
-          <w:i/>
-          <w:iCs/>
-          <w:color w:val="0000FF"/>
-          <w:sz w:val="20"/>
-          <w:szCs w:val="20"/>
-        </w:rPr>
-        <w:t xml:space="preserve">q</w:t>
-      </w:r>
-      <w:r>
-        <w:rPr>
-          <w:rFonts w:ascii="Times New Roman" w:cs="Times New Roman" w:eastAsia="PMingLiU" w:hAnsi="Times New Roman"/>
-          <w:color w:val="0000FF"/>
-          <w:sz w:val="20"/>
-          <w:szCs w:val="20"/>
-          <w:vertAlign w:val="subscript"/>
-        </w:rPr>
-        <w:t xml:space="preserve">i</w:t>
-      </w:r>
-      <w:r>
-        <w:rPr>
-          <w:rFonts w:ascii="Times New Roman" w:cs="Times New Roman" w:eastAsia="PMingLiU" w:hAnsi="Times New Roman"/>
-          <w:color w:val="0000FF"/>
-          <w:sz w:val="20"/>
-          <w:szCs w:val="20"/>
-        </w:rPr>
-        <w:t xml:space="preserve">(</w:t>
-      </w:r>
-      <w:r>
-        <w:rPr>
-          <w:rFonts w:ascii="Times New Roman" w:cs="Times New Roman" w:eastAsia="PMingLiU" w:hAnsi="Times New Roman"/>
-          <w:i/>
-          <w:iCs/>
-          <w:color w:val="0000FF"/>
-          <w:sz w:val="20"/>
-          <w:szCs w:val="20"/>
-        </w:rPr>
-        <w:t xml:space="preserve">h</w:t>
-      </w:r>
-      <w:r>
-        <w:rPr>
-          <w:rFonts w:ascii="Times New Roman" w:cs="Times New Roman" w:eastAsia="PMingLiU" w:hAnsi="Times New Roman"/>
-          <w:color w:val="0000FF"/>
-          <w:sz w:val="20"/>
-          <w:szCs w:val="20"/>
-        </w:rPr>
-        <w:t xml:space="preserve">) per station and hour. Ten months (Sep 2024–Jun 2025, 10.2 M rides in the area) take 15 s per month.</w:t>
+        <w:t xml:space="preserve">2.2.3. NTU inventory panel (ntu_pipeline.py snapshots)</w:t>
       </w:r>
     </w:p>
     <w:p>
@@ -1339,22 +1596,30 @@
       <w:r>
         <w:rPr>
           <w:rFonts w:ascii="Times New Roman" w:cs="Times New Roman" w:eastAsia="PMingLiU" w:hAnsi="Times New Roman"/>
+          <w:color w:val="0000FF"/>
+          <w:sz w:val="20"/>
+          <w:szCs w:val="20"/>
+        </w:rPr>
+        <w:t xml:space="preserve">The snapshot repository [2] stores one row per station update (about 95 per station per day). Stations report only when something changes, so a quiet night produces no rows while a daytime silence of hours means the station is offline. We forward-fill onto a 10-minute grid and mark a value unknown when the last report is older than 120 min during 07:00–23:00 or 600 min otherwise, giving 6.1 M station-slots with 7.9% unknown, concentrated in a collection outage on 1–16 Oct 2024.</w:t>
+      </w:r>
+    </w:p>
+    <w:p>
+      <w:pPr>
+        <w:keepNext/>
+        <w:spacing w:after="20" w:before="60" w:line="240"/>
+      </w:pPr>
+      <w:r>
+        <w:rPr>
+          <w:rFonts w:ascii="Times New Roman" w:cs="Times New Roman" w:eastAsia="PMingLiU" w:hAnsi="Times New Roman"/>
           <w:b/>
           <w:bCs/>
-          <w:color w:val="0000FF"/>
-          <w:sz w:val="20"/>
-          <w:szCs w:val="20"/>
-        </w:rPr>
-        <w:t xml:space="preserve">NTU inventory panel. </w:t>
-      </w:r>
-      <w:r>
-        <w:rPr>
-          <w:rFonts w:ascii="Times New Roman" w:cs="Times New Roman" w:eastAsia="PMingLiU" w:hAnsi="Times New Roman"/>
-          <w:color w:val="0000FF"/>
-          <w:sz w:val="20"/>
-          <w:szCs w:val="20"/>
-        </w:rPr>
-        <w:t xml:space="preserve">The snapshot repository [2] stores one row per station update (about 95 per station per day). Stations report only when something changes, so a quiet night produces no rows while a daytime silence of hours means the station is offline; we forward-fill onto a 10-minute grid and set the value to unknown when the last report is older than 120 min during 07:00–23:00 or 600 min otherwise. The result is 6.1 M station-slots with 7.9% unknown, concentrated in a collection outage on 1–16 Oct 2024.</w:t>
+          <w:i/>
+          <w:iCs/>
+          <w:color w:val="0000FF"/>
+          <w:sz w:val="20"/>
+          <w:szCs w:val="20"/>
+        </w:rPr>
+        <w:t xml:space="preserve">2.2.4. Study area and calendars</w:t>
       </w:r>
     </w:p>
     <w:p>
@@ -1366,28 +1631,17 @@
       <w:r>
         <w:rPr>
           <w:rFonts w:ascii="Times New Roman" w:cs="Times New Roman" w:eastAsia="PMingLiU" w:hAnsi="Times New Roman"/>
-          <w:b/>
-          <w:bCs/>
-          <w:color w:val="0000FF"/>
-          <w:sz w:val="20"/>
-          <w:szCs w:val="20"/>
-        </w:rPr>
-        <w:t xml:space="preserve">Calendars. </w:t>
-      </w:r>
-      <w:r>
-        <w:rPr>
-          <w:rFonts w:ascii="Times New Roman" w:cs="Times New Roman" w:eastAsia="PMingLiU" w:hAnsi="Times New Roman"/>
-          <w:color w:val="0000FF"/>
-          <w:sz w:val="20"/>
-          <w:szCs w:val="20"/>
-        </w:rPr>
-        <w:t xml:space="preserve">Bell times are the period ends of each campus (NTU: 09:00, 10:00, 11:10, 12:10, 13:10, 14:10, 15:10, 16:20, 17:20, 18:20, 19:15, 20:10; NSYSU: on the hour from 10:00 to 18:00, then 19:10, 20:10, 21:10). Taiwanese public holidays and the two NTU semesters (2 Sep 2024–10 Jan 2025, 17 Feb–13 Jun 2025) define the off-day and semester-week features.</w:t>
+          <w:color w:val="0000FF"/>
+          <w:sz w:val="20"/>
+          <w:szCs w:val="20"/>
+        </w:rPr>
+        <w:t xml:space="preserve">The NTU study area is the 144 stations within 1.2 km of the campus centroid (59 on campus, 85 in the surrounding ring). Bell times are the period ends of each campus (NTU: 09:00, 10:00, 11:10, 12:10, 13:10, 14:10, 15:10, 16:20, 17:20, 18:20, 19:15, 20:10; NSYSU: on the hour from 10:00 to 18:00, then 19:10, 20:10, 21:10). Taiwanese public holidays and the semester calendars (NTU: 2 Sep 2024–10 Jan 2025 and 17 Feb–13 Jun 2025; NSYSU: from 7 Sep 2026) define the off-day and semester-week features.</w:t>
       </w:r>
     </w:p>
     <w:p>
       <w:pPr>
         <w:keepNext/>
-        <w:spacing w:after="30" w:before="80" w:line="240"/>
+        <w:spacing w:after="30" w:before="90" w:line="240"/>
       </w:pPr>
       <w:r>
         <w:rPr>
@@ -1412,7 +1666,7 @@
           <w:sz w:val="20"/>
           <w:szCs w:val="20"/>
         </w:rPr>
-        <w:t xml:space="preserve">Per station-hour, Δ</w:t>
+        <w:t xml:space="preserve">Per station-hour, the inventory change decomposes into returns, rentals, the operator’s net truck move </w:t>
       </w:r>
       <w:r>
         <w:rPr>
@@ -1422,7 +1676,7 @@
           <w:sz w:val="20"/>
           <w:szCs w:val="20"/>
         </w:rPr>
-        <w:t xml:space="preserve">s</w:t>
+        <w:t xml:space="preserve">m</w:t>
       </w:r>
       <w:r>
         <w:rPr>
@@ -1439,7 +1693,25 @@
           <w:sz w:val="20"/>
           <w:szCs w:val="20"/>
         </w:rPr>
-        <w:t xml:space="preserve"> = </w:t>
+        <w:t xml:space="preserve"> and noise:</w:t>
+      </w:r>
+    </w:p>
+    <w:p>
+      <w:pPr>
+        <w:tabs>
+          <w:tab w:val="right" w:pos="4677"/>
+        </w:tabs>
+        <w:spacing w:after="40" w:before="40" w:line="240"/>
+        <w:ind w:left="600"/>
+        <w:jc w:val="left"/>
+      </w:pPr>
+      <w:r>
+        <w:rPr>
+          <w:rFonts w:ascii="Times New Roman" w:cs="Times New Roman" w:eastAsia="PMingLiU" w:hAnsi="Times New Roman"/>
+          <w:sz w:val="20"/>
+          <w:szCs w:val="20"/>
+        </w:rPr>
+        <w:t xml:space="preserve">Δ</w:t>
       </w:r>
       <w:r>
         <w:rPr>
@@ -1449,7 +1721,7 @@
           <w:sz w:val="20"/>
           <w:szCs w:val="20"/>
         </w:rPr>
-        <w:t xml:space="preserve">q</w:t>
+        <w:t xml:space="preserve">s</w:t>
       </w:r>
       <w:r>
         <w:rPr>
@@ -1466,7 +1738,7 @@
           <w:sz w:val="20"/>
           <w:szCs w:val="20"/>
         </w:rPr>
-        <w:t xml:space="preserve"> − </w:t>
+        <w:t xml:space="preserve">(</w:t>
       </w:r>
       <w:r>
         <w:rPr>
@@ -1476,24 +1748,15 @@
           <w:sz w:val="20"/>
           <w:szCs w:val="20"/>
         </w:rPr>
-        <w:t xml:space="preserve">r</w:t>
-      </w:r>
-      <w:r>
-        <w:rPr>
-          <w:rFonts w:ascii="Times New Roman" w:cs="Times New Roman" w:eastAsia="PMingLiU" w:hAnsi="Times New Roman"/>
-          <w:sz w:val="20"/>
-          <w:szCs w:val="20"/>
-          <w:vertAlign w:val="subscript"/>
-        </w:rPr>
-        <w:t xml:space="preserve">i</w:t>
-      </w:r>
-      <w:r>
-        <w:rPr>
-          <w:rFonts w:ascii="Times New Roman" w:cs="Times New Roman" w:eastAsia="PMingLiU" w:hAnsi="Times New Roman"/>
-          <w:sz w:val="20"/>
-          <w:szCs w:val="20"/>
-        </w:rPr>
-        <w:t xml:space="preserve"> + </w:t>
+        <w:t xml:space="preserve">h</w:t>
+      </w:r>
+      <w:r>
+        <w:rPr>
+          <w:rFonts w:ascii="Times New Roman" w:cs="Times New Roman" w:eastAsia="PMingLiU" w:hAnsi="Times New Roman"/>
+          <w:sz w:val="20"/>
+          <w:szCs w:val="20"/>
+        </w:rPr>
+        <w:t xml:space="preserve">) = </w:t>
       </w:r>
       <w:r>
         <w:rPr>
@@ -1503,7 +1766,7 @@
           <w:sz w:val="20"/>
           <w:szCs w:val="20"/>
         </w:rPr>
-        <w:t xml:space="preserve">m</w:t>
+        <w:t xml:space="preserve">q</w:t>
       </w:r>
       <w:r>
         <w:rPr>
@@ -1520,7 +1783,7 @@
           <w:sz w:val="20"/>
           <w:szCs w:val="20"/>
         </w:rPr>
-        <w:t xml:space="preserve"> + ε, with </w:t>
+        <w:t xml:space="preserve">(</w:t>
       </w:r>
       <w:r>
         <w:rPr>
@@ -1530,24 +1793,15 @@
           <w:sz w:val="20"/>
           <w:szCs w:val="20"/>
         </w:rPr>
-        <w:t xml:space="preserve">m</w:t>
-      </w:r>
-      <w:r>
-        <w:rPr>
-          <w:rFonts w:ascii="Times New Roman" w:cs="Times New Roman" w:eastAsia="PMingLiU" w:hAnsi="Times New Roman"/>
-          <w:sz w:val="20"/>
-          <w:szCs w:val="20"/>
-          <w:vertAlign w:val="subscript"/>
-        </w:rPr>
-        <w:t xml:space="preserve">i</w:t>
-      </w:r>
-      <w:r>
-        <w:rPr>
-          <w:rFonts w:ascii="Times New Roman" w:cs="Times New Roman" w:eastAsia="PMingLiU" w:hAnsi="Times New Roman"/>
-          <w:sz w:val="20"/>
-          <w:szCs w:val="20"/>
-        </w:rPr>
-        <w:t xml:space="preserve"> the operator’s net truck move; residuals |Δ</w:t>
+        <w:t xml:space="preserve">h</w:t>
+      </w:r>
+      <w:r>
+        <w:rPr>
+          <w:rFonts w:ascii="Times New Roman" w:cs="Times New Roman" w:eastAsia="PMingLiU" w:hAnsi="Times New Roman"/>
+          <w:sz w:val="20"/>
+          <w:szCs w:val="20"/>
+        </w:rPr>
+        <w:t xml:space="preserve">) − </w:t>
       </w:r>
       <w:r>
         <w:rPr>
@@ -1557,15 +1811,24 @@
           <w:sz w:val="20"/>
           <w:szCs w:val="20"/>
         </w:rPr>
-        <w:t xml:space="preserve">s</w:t>
-      </w:r>
-      <w:r>
-        <w:rPr>
-          <w:rFonts w:ascii="Times New Roman" w:cs="Times New Roman" w:eastAsia="PMingLiU" w:hAnsi="Times New Roman"/>
-          <w:sz w:val="20"/>
-          <w:szCs w:val="20"/>
-        </w:rPr>
-        <w:t xml:space="preserve"> − (</w:t>
+        <w:t xml:space="preserve">r</w:t>
+      </w:r>
+      <w:r>
+        <w:rPr>
+          <w:rFonts w:ascii="Times New Roman" w:cs="Times New Roman" w:eastAsia="PMingLiU" w:hAnsi="Times New Roman"/>
+          <w:sz w:val="20"/>
+          <w:szCs w:val="20"/>
+          <w:vertAlign w:val="subscript"/>
+        </w:rPr>
+        <w:t xml:space="preserve">i</w:t>
+      </w:r>
+      <w:r>
+        <w:rPr>
+          <w:rFonts w:ascii="Times New Roman" w:cs="Times New Roman" w:eastAsia="PMingLiU" w:hAnsi="Times New Roman"/>
+          <w:sz w:val="20"/>
+          <w:szCs w:val="20"/>
+        </w:rPr>
+        <w:t xml:space="preserve">(</w:t>
       </w:r>
       <w:r>
         <w:rPr>
@@ -1575,15 +1838,15 @@
           <w:sz w:val="20"/>
           <w:szCs w:val="20"/>
         </w:rPr>
-        <w:t xml:space="preserve">q</w:t>
-      </w:r>
-      <w:r>
-        <w:rPr>
-          <w:rFonts w:ascii="Times New Roman" w:cs="Times New Roman" w:eastAsia="PMingLiU" w:hAnsi="Times New Roman"/>
-          <w:sz w:val="20"/>
-          <w:szCs w:val="20"/>
-        </w:rPr>
-        <w:t xml:space="preserve"> − </w:t>
+        <w:t xml:space="preserve">h</w:t>
+      </w:r>
+      <w:r>
+        <w:rPr>
+          <w:rFonts w:ascii="Times New Roman" w:cs="Times New Roman" w:eastAsia="PMingLiU" w:hAnsi="Times New Roman"/>
+          <w:sz w:val="20"/>
+          <w:szCs w:val="20"/>
+        </w:rPr>
+        <w:t xml:space="preserve">) + </w:t>
       </w:r>
       <w:r>
         <w:rPr>
@@ -1593,15 +1856,24 @@
           <w:sz w:val="20"/>
           <w:szCs w:val="20"/>
         </w:rPr>
-        <w:t xml:space="preserve">r</w:t>
-      </w:r>
-      <w:r>
-        <w:rPr>
-          <w:rFonts w:ascii="Times New Roman" w:cs="Times New Roman" w:eastAsia="PMingLiU" w:hAnsi="Times New Roman"/>
-          <w:sz w:val="20"/>
-          <w:szCs w:val="20"/>
-        </w:rPr>
-        <w:t xml:space="preserve">)| ≥ 5 over 3-hour windows are labelled as moves [10], giving an observed operator policy. For censoring, minutes with </w:t>
+        <w:t xml:space="preserve">m</w:t>
+      </w:r>
+      <w:r>
+        <w:rPr>
+          <w:rFonts w:ascii="Times New Roman" w:cs="Times New Roman" w:eastAsia="PMingLiU" w:hAnsi="Times New Roman"/>
+          <w:sz w:val="20"/>
+          <w:szCs w:val="20"/>
+          <w:vertAlign w:val="subscript"/>
+        </w:rPr>
+        <w:t xml:space="preserve">i</w:t>
+      </w:r>
+      <w:r>
+        <w:rPr>
+          <w:rFonts w:ascii="Times New Roman" w:cs="Times New Roman" w:eastAsia="PMingLiU" w:hAnsi="Times New Roman"/>
+          <w:sz w:val="20"/>
+          <w:szCs w:val="20"/>
+        </w:rPr>
+        <w:t xml:space="preserve">(</w:t>
       </w:r>
       <w:r>
         <w:rPr>
@@ -1611,57 +1883,46 @@
           <w:sz w:val="20"/>
           <w:szCs w:val="20"/>
         </w:rPr>
-        <w:t xml:space="preserve">s</w:t>
-      </w:r>
-      <w:r>
-        <w:rPr>
-          <w:rFonts w:ascii="Times New Roman" w:cs="Times New Roman" w:eastAsia="PMingLiU" w:hAnsi="Times New Roman"/>
-          <w:sz w:val="20"/>
-          <w:szCs w:val="20"/>
-          <w:vertAlign w:val="subscript"/>
-        </w:rPr>
-        <w:t xml:space="preserve">i</w:t>
-      </w:r>
-      <w:r>
-        <w:rPr>
-          <w:rFonts w:ascii="Times New Roman" w:cs="Times New Roman" w:eastAsia="PMingLiU" w:hAnsi="Times New Roman"/>
-          <w:sz w:val="20"/>
-          <w:szCs w:val="20"/>
-        </w:rPr>
-        <w:t xml:space="preserve"> = 0 are dropped from the exposure of a Poisson rate model, so λ</w:t>
-      </w:r>
-      <w:r>
-        <w:rPr>
-          <w:rFonts w:ascii="Times New Roman" w:cs="Times New Roman" w:eastAsia="PMingLiU" w:hAnsi="Times New Roman"/>
-          <w:sz w:val="20"/>
-          <w:szCs w:val="20"/>
-          <w:vertAlign w:val="subscript"/>
-        </w:rPr>
-        <w:t xml:space="preserve">r</w:t>
-      </w:r>
-      <w:r>
-        <w:rPr>
-          <w:rFonts w:ascii="Times New Roman" w:cs="Times New Roman" w:eastAsia="PMingLiU" w:hAnsi="Times New Roman"/>
-          <w:sz w:val="20"/>
-          <w:szCs w:val="20"/>
-        </w:rPr>
-        <w:t xml:space="preserve"> reflects only time when a rental was possible [8, 9]. </w:t>
-      </w:r>
-      <w:r>
-        <w:rPr>
-          <w:rFonts w:ascii="Times New Roman" w:cs="Times New Roman" w:eastAsia="PMingLiU" w:hAnsi="Times New Roman"/>
-          <w:color w:val="0000FF"/>
-          <w:sz w:val="20"/>
-          <w:szCs w:val="20"/>
-        </w:rPr>
-        <w:t xml:space="preserve">Implementation: the stock at the start of each hour is the grid value at hh:00, the exposure is the share of the hour’s six slots with </w:t>
+        <w:t xml:space="preserve">h</w:t>
+      </w:r>
+      <w:r>
+        <w:rPr>
+          <w:rFonts w:ascii="Times New Roman" w:cs="Times New Roman" w:eastAsia="PMingLiU" w:hAnsi="Times New Roman"/>
+          <w:sz w:val="20"/>
+          <w:szCs w:val="20"/>
+        </w:rPr>
+        <w:t xml:space="preserve">) + ε</w:t>
+      </w:r>
+      <w:r>
+        <w:rPr>
+          <w:rFonts w:ascii="Times New Roman" w:cs="Times New Roman" w:eastAsia="PMingLiU" w:hAnsi="Times New Roman"/>
+          <w:color w:val="0000FF"/>
+          <w:sz w:val="20"/>
+          <w:szCs w:val="20"/>
+        </w:rPr>
+        <w:tab/>
+        <w:t xml:space="preserve">(2)</w:t>
+      </w:r>
+    </w:p>
+    <w:p>
+      <w:pPr>
+        <w:spacing w:after="0" w:line="240"/>
+        <w:ind w:firstLine="288"/>
+        <w:jc w:val="both"/>
+      </w:pPr>
+      <w:r>
+        <w:rPr>
+          <w:rFonts w:ascii="Times New Roman" w:cs="Times New Roman" w:eastAsia="PMingLiU" w:hAnsi="Times New Roman"/>
+          <w:sz w:val="20"/>
+          <w:szCs w:val="20"/>
+        </w:rPr>
+        <w:t xml:space="preserve">Residuals accumulated over 3-hour windows with |Σ(Δ</w:t>
       </w:r>
       <w:r>
         <w:rPr>
           <w:rFonts w:ascii="Times New Roman" w:cs="Times New Roman" w:eastAsia="PMingLiU" w:hAnsi="Times New Roman"/>
           <w:i/>
           <w:iCs/>
-          <w:color w:val="0000FF"/>
           <w:sz w:val="20"/>
           <w:szCs w:val="20"/>
         </w:rPr>
@@ -1670,100 +1931,111 @@
       <w:r>
         <w:rPr>
           <w:rFonts w:ascii="Times New Roman" w:cs="Times New Roman" w:eastAsia="PMingLiU" w:hAnsi="Times New Roman"/>
-          <w:color w:val="0000FF"/>
-          <w:sz w:val="20"/>
-          <w:szCs w:val="20"/>
-          <w:vertAlign w:val="subscript"/>
-        </w:rPr>
-        <w:t xml:space="preserve">i</w:t>
-      </w:r>
-      <w:r>
-        <w:rPr>
-          <w:rFonts w:ascii="Times New Roman" w:cs="Times New Roman" w:eastAsia="PMingLiU" w:hAnsi="Times New Roman"/>
-          <w:color w:val="0000FF"/>
-          <w:sz w:val="20"/>
-          <w:szCs w:val="20"/>
-        </w:rPr>
-        <w:t xml:space="preserve"> &gt; 0, and λ</w:t>
-      </w:r>
-      <w:r>
-        <w:rPr>
-          <w:rFonts w:ascii="Times New Roman" w:cs="Times New Roman" w:eastAsia="PMingLiU" w:hAnsi="Times New Roman"/>
-          <w:color w:val="0000FF"/>
-          <w:sz w:val="20"/>
-          <w:szCs w:val="20"/>
-          <w:vertAlign w:val="subscript"/>
-        </w:rPr>
-        <w:t xml:space="preserve">r</w:t>
-      </w:r>
-      <w:r>
-        <w:rPr>
-          <w:rFonts w:ascii="Times New Roman" w:cs="Times New Roman" w:eastAsia="PMingLiU" w:hAnsi="Times New Roman"/>
-          <w:color w:val="0000FF"/>
-          <w:sz w:val="20"/>
-          <w:szCs w:val="20"/>
-        </w:rPr>
-        <w:t xml:space="preserve">(</w:t>
+          <w:sz w:val="20"/>
+          <w:szCs w:val="20"/>
+        </w:rPr>
+        <w:t xml:space="preserve"> − (</w:t>
       </w:r>
       <w:r>
         <w:rPr>
           <w:rFonts w:ascii="Times New Roman" w:cs="Times New Roman" w:eastAsia="PMingLiU" w:hAnsi="Times New Roman"/>
           <w:i/>
           <w:iCs/>
-          <w:color w:val="0000FF"/>
-          <w:sz w:val="20"/>
-          <w:szCs w:val="20"/>
-        </w:rPr>
-        <w:t xml:space="preserve">i</w:t>
-      </w:r>
-      <w:r>
-        <w:rPr>
-          <w:rFonts w:ascii="Times New Roman" w:cs="Times New Roman" w:eastAsia="PMingLiU" w:hAnsi="Times New Roman"/>
-          <w:color w:val="0000FF"/>
-          <w:sz w:val="20"/>
-          <w:szCs w:val="20"/>
-        </w:rPr>
-        <w:t xml:space="preserve">, day type, hour) = Σ rentals / Σ exposure. Two validity checks are reported in Sec. 3.3: the R² of Δ</w:t>
+          <w:sz w:val="20"/>
+          <w:szCs w:val="20"/>
+        </w:rPr>
+        <w:t xml:space="preserve">q</w:t>
+      </w:r>
+      <w:r>
+        <w:rPr>
+          <w:rFonts w:ascii="Times New Roman" w:cs="Times New Roman" w:eastAsia="PMingLiU" w:hAnsi="Times New Roman"/>
+          <w:sz w:val="20"/>
+          <w:szCs w:val="20"/>
+        </w:rPr>
+        <w:t xml:space="preserve"> − </w:t>
       </w:r>
       <w:r>
         <w:rPr>
           <w:rFonts w:ascii="Times New Roman" w:cs="Times New Roman" w:eastAsia="PMingLiU" w:hAnsi="Times New Roman"/>
           <w:i/>
           <w:iCs/>
-          <w:color w:val="0000FF"/>
-          <w:sz w:val="20"/>
-          <w:szCs w:val="20"/>
-        </w:rPr>
-        <w:t xml:space="preserve">s</w:t>
-      </w:r>
-      <w:r>
-        <w:rPr>
-          <w:rFonts w:ascii="Times New Roman" w:cs="Times New Roman" w:eastAsia="PMingLiU" w:hAnsi="Times New Roman"/>
-          <w:color w:val="0000FF"/>
-          <w:sz w:val="20"/>
-          <w:szCs w:val="20"/>
-        </w:rPr>
-        <w:t xml:space="preserve"> against (</w:t>
+          <w:sz w:val="20"/>
+          <w:szCs w:val="20"/>
+        </w:rPr>
+        <w:t xml:space="preserve">r</w:t>
+      </w:r>
+      <w:r>
+        <w:rPr>
+          <w:rFonts w:ascii="Times New Roman" w:cs="Times New Roman" w:eastAsia="PMingLiU" w:hAnsi="Times New Roman"/>
+          <w:sz w:val="20"/>
+          <w:szCs w:val="20"/>
+        </w:rPr>
+        <w:t xml:space="preserve">))| ≥ 5 bikes are labelled as truck moves [10], giving an observed operator policy. For censoring, slots with </w:t>
       </w:r>
       <w:r>
         <w:rPr>
           <w:rFonts w:ascii="Times New Roman" w:cs="Times New Roman" w:eastAsia="PMingLiU" w:hAnsi="Times New Roman"/>
           <w:i/>
           <w:iCs/>
-          <w:color w:val="0000FF"/>
-          <w:sz w:val="20"/>
-          <w:szCs w:val="20"/>
-        </w:rPr>
-        <w:t xml:space="preserve">q</w:t>
-      </w:r>
-      <w:r>
-        <w:rPr>
-          <w:rFonts w:ascii="Times New Roman" w:cs="Times New Roman" w:eastAsia="PMingLiU" w:hAnsi="Times New Roman"/>
-          <w:color w:val="0000FF"/>
-          <w:sz w:val="20"/>
-          <w:szCs w:val="20"/>
-        </w:rPr>
-        <w:t xml:space="preserve"> − </w:t>
+          <w:sz w:val="20"/>
+          <w:szCs w:val="20"/>
+        </w:rPr>
+        <w:t xml:space="preserve">s</w:t>
+      </w:r>
+      <w:r>
+        <w:rPr>
+          <w:rFonts w:ascii="Times New Roman" w:cs="Times New Roman" w:eastAsia="PMingLiU" w:hAnsi="Times New Roman"/>
+          <w:sz w:val="20"/>
+          <w:szCs w:val="20"/>
+          <w:vertAlign w:val="subscript"/>
+        </w:rPr>
+        <w:t xml:space="preserve">i</w:t>
+      </w:r>
+      <w:r>
+        <w:rPr>
+          <w:rFonts w:ascii="Times New Roman" w:cs="Times New Roman" w:eastAsia="PMingLiU" w:hAnsi="Times New Roman"/>
+          <w:sz w:val="20"/>
+          <w:szCs w:val="20"/>
+        </w:rPr>
+        <w:t xml:space="preserve"> = 0 are dropped from the exposure of a Poisson rate model [8, 9]:</w:t>
+      </w:r>
+    </w:p>
+    <w:p>
+      <w:pPr>
+        <w:tabs>
+          <w:tab w:val="right" w:pos="4677"/>
+        </w:tabs>
+        <w:spacing w:after="40" w:before="40" w:line="240"/>
+        <w:ind w:left="600"/>
+        <w:jc w:val="left"/>
+      </w:pPr>
+      <w:r>
+        <w:rPr>
+          <w:rFonts w:ascii="Times New Roman" w:cs="Times New Roman" w:eastAsia="PMingLiU" w:hAnsi="Times New Roman"/>
+          <w:color w:val="0000FF"/>
+          <w:sz w:val="20"/>
+          <w:szCs w:val="20"/>
+        </w:rPr>
+        <w:t xml:space="preserve">λ̂</w:t>
+      </w:r>
+      <w:r>
+        <w:rPr>
+          <w:rFonts w:ascii="Times New Roman" w:cs="Times New Roman" w:eastAsia="PMingLiU" w:hAnsi="Times New Roman"/>
+          <w:color w:val="0000FF"/>
+          <w:sz w:val="20"/>
+          <w:szCs w:val="20"/>
+          <w:vertAlign w:val="subscript"/>
+        </w:rPr>
+        <w:t xml:space="preserve">i</w:t>
+      </w:r>
+      <w:r>
+        <w:rPr>
+          <w:rFonts w:ascii="Times New Roman" w:cs="Times New Roman" w:eastAsia="PMingLiU" w:hAnsi="Times New Roman"/>
+          <w:color w:val="0000FF"/>
+          <w:sz w:val="20"/>
+          <w:szCs w:val="20"/>
+        </w:rPr>
+        <w:t xml:space="preserve">(</w:t>
       </w:r>
       <w:r>
         <w:rPr>
@@ -1774,22 +2046,403 @@
           <w:sz w:val="20"/>
           <w:szCs w:val="20"/>
         </w:rPr>
-        <w:t xml:space="preserve">r</w:t>
-      </w:r>
-      <w:r>
-        <w:rPr>
-          <w:rFonts w:ascii="Times New Roman" w:cs="Times New Roman" w:eastAsia="PMingLiU" w:hAnsi="Times New Roman"/>
-          <w:color w:val="0000FF"/>
-          <w:sz w:val="20"/>
-          <w:szCs w:val="20"/>
-        </w:rPr>
-        <w:t xml:space="preserve">) on hours without inferred moves, which measures how well trips alone explain inventory, and the R² for reproducing the next-hour stock when the inferred moves are added, which the proposal required to exceed 0.8 before the inferred policy may be used as a benchmark.</w:t>
+        <w:t xml:space="preserve">d</w:t>
+      </w:r>
+      <w:r>
+        <w:rPr>
+          <w:rFonts w:ascii="Times New Roman" w:cs="Times New Roman" w:eastAsia="PMingLiU" w:hAnsi="Times New Roman"/>
+          <w:color w:val="0000FF"/>
+          <w:sz w:val="20"/>
+          <w:szCs w:val="20"/>
+        </w:rPr>
+        <w:t xml:space="preserve">, </w:t>
+      </w:r>
+      <w:r>
+        <w:rPr>
+          <w:rFonts w:ascii="Times New Roman" w:cs="Times New Roman" w:eastAsia="PMingLiU" w:hAnsi="Times New Roman"/>
+          <w:i/>
+          <w:iCs/>
+          <w:color w:val="0000FF"/>
+          <w:sz w:val="20"/>
+          <w:szCs w:val="20"/>
+        </w:rPr>
+        <w:t xml:space="preserve">τ</w:t>
+      </w:r>
+      <w:r>
+        <w:rPr>
+          <w:rFonts w:ascii="Times New Roman" w:cs="Times New Roman" w:eastAsia="PMingLiU" w:hAnsi="Times New Roman"/>
+          <w:color w:val="0000FF"/>
+          <w:sz w:val="20"/>
+          <w:szCs w:val="20"/>
+        </w:rPr>
+        <w:t xml:space="preserve">) = Σ</w:t>
+      </w:r>
+      <w:r>
+        <w:rPr>
+          <w:rFonts w:ascii="Times New Roman" w:cs="Times New Roman" w:eastAsia="PMingLiU" w:hAnsi="Times New Roman"/>
+          <w:color w:val="0000FF"/>
+          <w:sz w:val="20"/>
+          <w:szCs w:val="20"/>
+          <w:vertAlign w:val="subscript"/>
+        </w:rPr>
+        <w:t xml:space="preserve">h</w:t>
+      </w:r>
+      <w:r>
+        <w:rPr>
+          <w:rFonts w:ascii="Times New Roman" w:cs="Times New Roman" w:eastAsia="PMingLiU" w:hAnsi="Times New Roman"/>
+          <w:i/>
+          <w:iCs/>
+          <w:color w:val="0000FF"/>
+          <w:sz w:val="20"/>
+          <w:szCs w:val="20"/>
+        </w:rPr>
+        <w:t xml:space="preserve"> r</w:t>
+      </w:r>
+      <w:r>
+        <w:rPr>
+          <w:rFonts w:ascii="Times New Roman" w:cs="Times New Roman" w:eastAsia="PMingLiU" w:hAnsi="Times New Roman"/>
+          <w:color w:val="0000FF"/>
+          <w:sz w:val="20"/>
+          <w:szCs w:val="20"/>
+          <w:vertAlign w:val="subscript"/>
+        </w:rPr>
+        <w:t xml:space="preserve">i</w:t>
+      </w:r>
+      <w:r>
+        <w:rPr>
+          <w:rFonts w:ascii="Times New Roman" w:cs="Times New Roman" w:eastAsia="PMingLiU" w:hAnsi="Times New Roman"/>
+          <w:color w:val="0000FF"/>
+          <w:sz w:val="20"/>
+          <w:szCs w:val="20"/>
+        </w:rPr>
+        <w:t xml:space="preserve">(</w:t>
+      </w:r>
+      <w:r>
+        <w:rPr>
+          <w:rFonts w:ascii="Times New Roman" w:cs="Times New Roman" w:eastAsia="PMingLiU" w:hAnsi="Times New Roman"/>
+          <w:i/>
+          <w:iCs/>
+          <w:color w:val="0000FF"/>
+          <w:sz w:val="20"/>
+          <w:szCs w:val="20"/>
+        </w:rPr>
+        <w:t xml:space="preserve">h</w:t>
+      </w:r>
+      <w:r>
+        <w:rPr>
+          <w:rFonts w:ascii="Times New Roman" w:cs="Times New Roman" w:eastAsia="PMingLiU" w:hAnsi="Times New Roman"/>
+          <w:color w:val="0000FF"/>
+          <w:sz w:val="20"/>
+          <w:szCs w:val="20"/>
+        </w:rPr>
+        <w:t xml:space="preserve">) / Σ</w:t>
+      </w:r>
+      <w:r>
+        <w:rPr>
+          <w:rFonts w:ascii="Times New Roman" w:cs="Times New Roman" w:eastAsia="PMingLiU" w:hAnsi="Times New Roman"/>
+          <w:color w:val="0000FF"/>
+          <w:sz w:val="20"/>
+          <w:szCs w:val="20"/>
+          <w:vertAlign w:val="subscript"/>
+        </w:rPr>
+        <w:t xml:space="preserve">h</w:t>
+      </w:r>
+      <w:r>
+        <w:rPr>
+          <w:rFonts w:ascii="Times New Roman" w:cs="Times New Roman" w:eastAsia="PMingLiU" w:hAnsi="Times New Roman"/>
+          <w:i/>
+          <w:iCs/>
+          <w:color w:val="0000FF"/>
+          <w:sz w:val="20"/>
+          <w:szCs w:val="20"/>
+        </w:rPr>
+        <w:t xml:space="preserve"> e</w:t>
+      </w:r>
+      <w:r>
+        <w:rPr>
+          <w:rFonts w:ascii="Times New Roman" w:cs="Times New Roman" w:eastAsia="PMingLiU" w:hAnsi="Times New Roman"/>
+          <w:color w:val="0000FF"/>
+          <w:sz w:val="20"/>
+          <w:szCs w:val="20"/>
+          <w:vertAlign w:val="subscript"/>
+        </w:rPr>
+        <w:t xml:space="preserve">i</w:t>
+      </w:r>
+      <w:r>
+        <w:rPr>
+          <w:rFonts w:ascii="Times New Roman" w:cs="Times New Roman" w:eastAsia="PMingLiU" w:hAnsi="Times New Roman"/>
+          <w:color w:val="0000FF"/>
+          <w:sz w:val="20"/>
+          <w:szCs w:val="20"/>
+        </w:rPr>
+        <w:t xml:space="preserve">(</w:t>
+      </w:r>
+      <w:r>
+        <w:rPr>
+          <w:rFonts w:ascii="Times New Roman" w:cs="Times New Roman" w:eastAsia="PMingLiU" w:hAnsi="Times New Roman"/>
+          <w:i/>
+          <w:iCs/>
+          <w:color w:val="0000FF"/>
+          <w:sz w:val="20"/>
+          <w:szCs w:val="20"/>
+        </w:rPr>
+        <w:t xml:space="preserve">h</w:t>
+      </w:r>
+      <w:r>
+        <w:rPr>
+          <w:rFonts w:ascii="Times New Roman" w:cs="Times New Roman" w:eastAsia="PMingLiU" w:hAnsi="Times New Roman"/>
+          <w:color w:val="0000FF"/>
+          <w:sz w:val="20"/>
+          <w:szCs w:val="20"/>
+        </w:rPr>
+        <w:t xml:space="preserve">)</w:t>
+      </w:r>
+      <w:r>
+        <w:rPr>
+          <w:rFonts w:ascii="Times New Roman" w:cs="Times New Roman" w:eastAsia="PMingLiU" w:hAnsi="Times New Roman"/>
+          <w:color w:val="0000FF"/>
+          <w:sz w:val="20"/>
+          <w:szCs w:val="20"/>
+        </w:rPr>
+        <w:tab/>
+        <w:t xml:space="preserve">(3)</w:t>
+      </w:r>
+    </w:p>
+    <w:p>
+      <w:pPr>
+        <w:spacing w:after="0" w:line="240"/>
+        <w:ind w:firstLine="288"/>
+        <w:jc w:val="both"/>
+      </w:pPr>
+      <w:r>
+        <w:rPr>
+          <w:rFonts w:ascii="Times New Roman" w:cs="Times New Roman" w:eastAsia="PMingLiU" w:hAnsi="Times New Roman"/>
+          <w:color w:val="0000FF"/>
+          <w:sz w:val="20"/>
+          <w:szCs w:val="20"/>
+        </w:rPr>
+        <w:t xml:space="preserve">where the sums run over the hours </w:t>
+      </w:r>
+      <w:r>
+        <w:rPr>
+          <w:rFonts w:ascii="Times New Roman" w:cs="Times New Roman" w:eastAsia="PMingLiU" w:hAnsi="Times New Roman"/>
+          <w:i/>
+          <w:iCs/>
+          <w:color w:val="0000FF"/>
+          <w:sz w:val="20"/>
+          <w:szCs w:val="20"/>
+        </w:rPr>
+        <w:t xml:space="preserve">h</w:t>
+      </w:r>
+      <w:r>
+        <w:rPr>
+          <w:rFonts w:ascii="Times New Roman" w:cs="Times New Roman" w:eastAsia="PMingLiU" w:hAnsi="Times New Roman"/>
+          <w:color w:val="0000FF"/>
+          <w:sz w:val="20"/>
+          <w:szCs w:val="20"/>
+        </w:rPr>
+        <w:t xml:space="preserve"> of day type </w:t>
+      </w:r>
+      <w:r>
+        <w:rPr>
+          <w:rFonts w:ascii="Times New Roman" w:cs="Times New Roman" w:eastAsia="PMingLiU" w:hAnsi="Times New Roman"/>
+          <w:i/>
+          <w:iCs/>
+          <w:color w:val="0000FF"/>
+          <w:sz w:val="20"/>
+          <w:szCs w:val="20"/>
+        </w:rPr>
+        <w:t xml:space="preserve">d</w:t>
+      </w:r>
+      <w:r>
+        <w:rPr>
+          <w:rFonts w:ascii="Times New Roman" w:cs="Times New Roman" w:eastAsia="PMingLiU" w:hAnsi="Times New Roman"/>
+          <w:color w:val="0000FF"/>
+          <w:sz w:val="20"/>
+          <w:szCs w:val="20"/>
+        </w:rPr>
+        <w:t xml:space="preserve"> and hour-of-day </w:t>
+      </w:r>
+      <w:r>
+        <w:rPr>
+          <w:rFonts w:ascii="Times New Roman" w:cs="Times New Roman" w:eastAsia="PMingLiU" w:hAnsi="Times New Roman"/>
+          <w:i/>
+          <w:iCs/>
+          <w:color w:val="0000FF"/>
+          <w:sz w:val="20"/>
+          <w:szCs w:val="20"/>
+        </w:rPr>
+        <w:t xml:space="preserve">τ</w:t>
+      </w:r>
+      <w:r>
+        <w:rPr>
+          <w:rFonts w:ascii="Times New Roman" w:cs="Times New Roman" w:eastAsia="PMingLiU" w:hAnsi="Times New Roman"/>
+          <w:color w:val="0000FF"/>
+          <w:sz w:val="20"/>
+          <w:szCs w:val="20"/>
+        </w:rPr>
+        <w:t xml:space="preserve">, and </w:t>
+      </w:r>
+      <w:r>
+        <w:rPr>
+          <w:rFonts w:ascii="Times New Roman" w:cs="Times New Roman" w:eastAsia="PMingLiU" w:hAnsi="Times New Roman"/>
+          <w:i/>
+          <w:iCs/>
+          <w:color w:val="0000FF"/>
+          <w:sz w:val="20"/>
+          <w:szCs w:val="20"/>
+        </w:rPr>
+        <w:t xml:space="preserve">e</w:t>
+      </w:r>
+      <w:r>
+        <w:rPr>
+          <w:rFonts w:ascii="Times New Roman" w:cs="Times New Roman" w:eastAsia="PMingLiU" w:hAnsi="Times New Roman"/>
+          <w:color w:val="0000FF"/>
+          <w:sz w:val="20"/>
+          <w:szCs w:val="20"/>
+          <w:vertAlign w:val="subscript"/>
+        </w:rPr>
+        <w:t xml:space="preserve">i</w:t>
+      </w:r>
+      <w:r>
+        <w:rPr>
+          <w:rFonts w:ascii="Times New Roman" w:cs="Times New Roman" w:eastAsia="PMingLiU" w:hAnsi="Times New Roman"/>
+          <w:color w:val="0000FF"/>
+          <w:sz w:val="20"/>
+          <w:szCs w:val="20"/>
+        </w:rPr>
+        <w:t xml:space="preserve">(</w:t>
+      </w:r>
+      <w:r>
+        <w:rPr>
+          <w:rFonts w:ascii="Times New Roman" w:cs="Times New Roman" w:eastAsia="PMingLiU" w:hAnsi="Times New Roman"/>
+          <w:i/>
+          <w:iCs/>
+          <w:color w:val="0000FF"/>
+          <w:sz w:val="20"/>
+          <w:szCs w:val="20"/>
+        </w:rPr>
+        <w:t xml:space="preserve">h</w:t>
+      </w:r>
+      <w:r>
+        <w:rPr>
+          <w:rFonts w:ascii="Times New Roman" w:cs="Times New Roman" w:eastAsia="PMingLiU" w:hAnsi="Times New Roman"/>
+          <w:color w:val="0000FF"/>
+          <w:sz w:val="20"/>
+          <w:szCs w:val="20"/>
+        </w:rPr>
+        <w:t xml:space="preserve">) is the share of the hour during which the station had a bike. Implementation details (ntu_pipeline.py reconcile, ntu_demand.py):</w:t>
+      </w:r>
+    </w:p>
+    <w:p>
+      <w:pPr>
+        <w:spacing w:after="0" w:line="240"/>
+        <w:ind w:left="300" w:hanging="180"/>
+        <w:jc w:val="both"/>
+      </w:pPr>
+      <w:r>
+        <w:rPr>
+          <w:rFonts w:ascii="Times New Roman" w:cs="Times New Roman" w:eastAsia="PMingLiU" w:hAnsi="Times New Roman"/>
+          <w:color w:val="0000FF"/>
+          <w:sz w:val="20"/>
+          <w:szCs w:val="20"/>
+        </w:rPr>
+        <w:t xml:space="preserve">– </w:t>
+      </w:r>
+      <w:r>
+        <w:rPr>
+          <w:rFonts w:ascii="Times New Roman" w:cs="Times New Roman" w:eastAsia="PMingLiU" w:hAnsi="Times New Roman"/>
+          <w:color w:val="0000FF"/>
+          <w:sz w:val="20"/>
+          <w:szCs w:val="20"/>
+        </w:rPr>
+        <w:t xml:space="preserve">the stock at the start of each hour is the panel value at hh:00; </w:t>
+      </w:r>
+      <w:r>
+        <w:rPr>
+          <w:rFonts w:ascii="Times New Roman" w:cs="Times New Roman" w:eastAsia="PMingLiU" w:hAnsi="Times New Roman"/>
+          <w:i/>
+          <w:iCs/>
+          <w:color w:val="0000FF"/>
+          <w:sz w:val="20"/>
+          <w:szCs w:val="20"/>
+        </w:rPr>
+        <w:t xml:space="preserve">e</w:t>
+      </w:r>
+      <w:r>
+        <w:rPr>
+          <w:rFonts w:ascii="Times New Roman" w:cs="Times New Roman" w:eastAsia="PMingLiU" w:hAnsi="Times New Roman"/>
+          <w:color w:val="0000FF"/>
+          <w:sz w:val="20"/>
+          <w:szCs w:val="20"/>
+          <w:vertAlign w:val="subscript"/>
+        </w:rPr>
+        <w:t xml:space="preserve">i</w:t>
+      </w:r>
+      <w:r>
+        <w:rPr>
+          <w:rFonts w:ascii="Times New Roman" w:cs="Times New Roman" w:eastAsia="PMingLiU" w:hAnsi="Times New Roman"/>
+          <w:color w:val="0000FF"/>
+          <w:sz w:val="20"/>
+          <w:szCs w:val="20"/>
+        </w:rPr>
+        <w:t xml:space="preserve"> is the share of the six slots with a bike; the rate is estimated per station, day type (teaching day / off-day) and hour;</w:t>
+      </w:r>
+    </w:p>
+    <w:p>
+      <w:pPr>
+        <w:spacing w:after="0" w:line="240"/>
+        <w:ind w:left="300" w:hanging="180"/>
+        <w:jc w:val="both"/>
+      </w:pPr>
+      <w:r>
+        <w:rPr>
+          <w:rFonts w:ascii="Times New Roman" w:cs="Times New Roman" w:eastAsia="PMingLiU" w:hAnsi="Times New Roman"/>
+          <w:color w:val="0000FF"/>
+          <w:sz w:val="20"/>
+          <w:szCs w:val="20"/>
+        </w:rPr>
+        <w:t xml:space="preserve">– </w:t>
+      </w:r>
+      <w:r>
+        <w:rPr>
+          <w:rFonts w:ascii="Times New Roman" w:cs="Times New Roman" w:eastAsia="PMingLiU" w:hAnsi="Times New Roman"/>
+          <w:color w:val="0000FF"/>
+          <w:sz w:val="20"/>
+          <w:szCs w:val="20"/>
+        </w:rPr>
+        <w:t xml:space="preserve">two validity checks are reported in Sec. 3.3: the R² of Δs against (q − r) on hours without inferred moves (how well trips alone explain inventory) and the R² for reproducing the next-hour stock once inferred moves are added, which the proposal required to exceed 0.8 before the inferred policy may serve as a benchmark;</w:t>
+      </w:r>
+    </w:p>
+    <w:p>
+      <w:pPr>
+        <w:spacing w:after="40" w:line="240"/>
+        <w:ind w:left="300" w:hanging="180"/>
+        <w:jc w:val="both"/>
+      </w:pPr>
+      <w:r>
+        <w:rPr>
+          <w:rFonts w:ascii="Times New Roman" w:cs="Times New Roman" w:eastAsia="PMingLiU" w:hAnsi="Times New Roman"/>
+          <w:color w:val="0000FF"/>
+          <w:sz w:val="20"/>
+          <w:szCs w:val="20"/>
+        </w:rPr>
+        <w:t xml:space="preserve">– </w:t>
+      </w:r>
+      <w:r>
+        <w:rPr>
+          <w:rFonts w:ascii="Times New Roman" w:cs="Times New Roman" w:eastAsia="PMingLiU" w:hAnsi="Times New Roman"/>
+          <w:color w:val="0000FF"/>
+          <w:sz w:val="20"/>
+          <w:szCs w:val="20"/>
+        </w:rPr>
+        <w:t xml:space="preserve">outputs: hourly.parquet (stock, flows, residual, move flag, exposure per station-hour) and rates.csv (naive and censoring-corrected rates).</w:t>
       </w:r>
     </w:p>
     <w:p>
       <w:pPr>
         <w:keepNext/>
-        <w:spacing w:after="30" w:before="80" w:line="240"/>
+        <w:spacing w:after="30" w:before="90" w:line="240"/>
       </w:pPr>
       <w:r>
         <w:rPr>
@@ -1814,222 +2467,23 @@
           <w:sz w:val="20"/>
           <w:szCs w:val="20"/>
         </w:rPr>
-        <w:t xml:space="preserve">Features per station and 10-minute slot: minutes to the next and since the last bell, day of week, week of semester, lagged flows, current stock, capacity and stock at the nearest stations. Baselines: persistence and seasonal mean; then gradient boosting with reliability checks. </w:t>
-      </w:r>
-      <w:r>
-        <w:rPr>
-          <w:rFonts w:ascii="Times New Roman" w:cs="Times New Roman" w:eastAsia="PMingLiU" w:hAnsi="Times New Roman"/>
-          <w:color w:val="0000FF"/>
-          <w:sz w:val="20"/>
-          <w:szCs w:val="20"/>
-        </w:rPr>
-        <w:t xml:space="preserve">The implemented predictor is a direct classifier of the label </w:t>
-      </w:r>
-      <w:r>
-        <w:rPr>
-          <w:rFonts w:ascii="Times New Roman" w:cs="Times New Roman" w:eastAsia="PMingLiU" w:hAnsi="Times New Roman"/>
-          <w:i/>
-          <w:iCs/>
-          <w:color w:val="0000FF"/>
-          <w:sz w:val="20"/>
-          <w:szCs w:val="20"/>
-        </w:rPr>
-        <w:t xml:space="preserve">y</w:t>
-      </w:r>
-      <w:r>
-        <w:rPr>
-          <w:rFonts w:ascii="Times New Roman" w:cs="Times New Roman" w:eastAsia="PMingLiU" w:hAnsi="Times New Roman"/>
-          <w:color w:val="0000FF"/>
-          <w:sz w:val="20"/>
-          <w:szCs w:val="20"/>
-          <w:vertAlign w:val="subscript"/>
-        </w:rPr>
-        <w:t xml:space="preserve">h</w:t>
-      </w:r>
-      <w:r>
-        <w:rPr>
-          <w:rFonts w:ascii="Times New Roman" w:cs="Times New Roman" w:eastAsia="PMingLiU" w:hAnsi="Times New Roman"/>
-          <w:color w:val="0000FF"/>
-          <w:sz w:val="20"/>
-          <w:szCs w:val="20"/>
-        </w:rPr>
-        <w:t xml:space="preserve"> = 1 if the station is empty at any slot in (</w:t>
-      </w:r>
-      <w:r>
-        <w:rPr>
-          <w:rFonts w:ascii="Times New Roman" w:cs="Times New Roman" w:eastAsia="PMingLiU" w:hAnsi="Times New Roman"/>
-          <w:i/>
-          <w:iCs/>
-          <w:color w:val="0000FF"/>
-          <w:sz w:val="20"/>
-          <w:szCs w:val="20"/>
-        </w:rPr>
-        <w:t xml:space="preserve">t</w:t>
-      </w:r>
-      <w:r>
-        <w:rPr>
-          <w:rFonts w:ascii="Times New Roman" w:cs="Times New Roman" w:eastAsia="PMingLiU" w:hAnsi="Times New Roman"/>
-          <w:color w:val="0000FF"/>
-          <w:sz w:val="20"/>
-          <w:szCs w:val="20"/>
-        </w:rPr>
-        <w:t xml:space="preserve">, </w:t>
-      </w:r>
-      <w:r>
-        <w:rPr>
-          <w:rFonts w:ascii="Times New Roman" w:cs="Times New Roman" w:eastAsia="PMingLiU" w:hAnsi="Times New Roman"/>
-          <w:i/>
-          <w:iCs/>
-          <w:color w:val="0000FF"/>
-          <w:sz w:val="20"/>
-          <w:szCs w:val="20"/>
-        </w:rPr>
-        <w:t xml:space="preserve">t</w:t>
-      </w:r>
-      <w:r>
-        <w:rPr>
-          <w:rFonts w:ascii="Times New Roman" w:cs="Times New Roman" w:eastAsia="PMingLiU" w:hAnsi="Times New Roman"/>
-          <w:color w:val="0000FF"/>
-          <w:sz w:val="20"/>
-          <w:szCs w:val="20"/>
-        </w:rPr>
-        <w:t xml:space="preserve"> + </w:t>
-      </w:r>
-      <w:r>
-        <w:rPr>
-          <w:rFonts w:ascii="Times New Roman" w:cs="Times New Roman" w:eastAsia="PMingLiU" w:hAnsi="Times New Roman"/>
-          <w:i/>
-          <w:iCs/>
-          <w:color w:val="0000FF"/>
-          <w:sz w:val="20"/>
-          <w:szCs w:val="20"/>
-        </w:rPr>
-        <w:t xml:space="preserve">h</w:t>
-      </w:r>
-      <w:r>
-        <w:rPr>
-          <w:rFonts w:ascii="Times New Roman" w:cs="Times New Roman" w:eastAsia="PMingLiU" w:hAnsi="Times New Roman"/>
-          <w:color w:val="0000FF"/>
-          <w:sz w:val="20"/>
-          <w:szCs w:val="20"/>
-        </w:rPr>
-        <w:t xml:space="preserve">], </w:t>
-      </w:r>
-      <w:r>
-        <w:rPr>
-          <w:rFonts w:ascii="Times New Roman" w:cs="Times New Roman" w:eastAsia="PMingLiU" w:hAnsi="Times New Roman"/>
-          <w:i/>
-          <w:iCs/>
-          <w:color w:val="0000FF"/>
-          <w:sz w:val="20"/>
-          <w:szCs w:val="20"/>
-        </w:rPr>
-        <w:t xml:space="preserve">h</w:t>
-      </w:r>
-      <w:r>
-        <w:rPr>
-          <w:rFonts w:ascii="Times New Roman" w:cs="Times New Roman" w:eastAsia="PMingLiU" w:hAnsi="Times New Roman"/>
-          <w:color w:val="0000FF"/>
-          <w:sz w:val="20"/>
-          <w:szCs w:val="20"/>
-        </w:rPr>
-        <w:t xml:space="preserve"> ∈ {30, 60} min, built for 06:00–23:00. The 22 inventory-only features are: time (hour of day, day of week, off-day flag, semester week, in-semester flag); bell (minutes to the next and since the last period end, and the same for the three major bells 12:10, 15:10, 17:20); state (bikes, free docks, capacity, fill ratio, change over the last 10, 30 and 60 min, minimum over the last hour, empty-now flag, minutes empty in the last hour); neighbours (bikes and empty count at the 3 nearest stations, mean fill of the 5 nearest). The full NTU variant adds six flow features (rentals and returns in the last two complete hours, rentals in the same hour last week, mean rentals for this station and hour-of-week on the training period) and the station id as a categorical feature. Models are LightGBM [13] binary classifiers (63 leaves, learning rate 0.05, 80% feature and row subsampling, L2 = 1) trained on a 40% random subsample of the training slots with early stopping on the last three training weeks. Baselines are persistence (</w:t>
-      </w:r>
-      <w:r>
-        <w:rPr>
-          <w:rFonts w:ascii="Times New Roman" w:cs="Times New Roman" w:eastAsia="PMingLiU" w:hAnsi="Times New Roman"/>
-          <w:i/>
-          <w:iCs/>
-          <w:color w:val="0000FF"/>
-          <w:sz w:val="20"/>
-          <w:szCs w:val="20"/>
-        </w:rPr>
-        <w:t xml:space="preserve">p</w:t>
-      </w:r>
-      <w:r>
-        <w:rPr>
-          <w:rFonts w:ascii="Times New Roman" w:cs="Times New Roman" w:eastAsia="PMingLiU" w:hAnsi="Times New Roman"/>
-          <w:color w:val="0000FF"/>
-          <w:sz w:val="20"/>
-          <w:szCs w:val="20"/>
-        </w:rPr>
-        <w:t xml:space="preserve"> = 1 if the station is empty now) and the seasonal mean of </w:t>
-      </w:r>
-      <w:r>
-        <w:rPr>
-          <w:rFonts w:ascii="Times New Roman" w:cs="Times New Roman" w:eastAsia="PMingLiU" w:hAnsi="Times New Roman"/>
-          <w:i/>
-          <w:iCs/>
-          <w:color w:val="0000FF"/>
-          <w:sz w:val="20"/>
-          <w:szCs w:val="20"/>
-        </w:rPr>
-        <w:t xml:space="preserve">y</w:t>
-      </w:r>
-      <w:r>
-        <w:rPr>
-          <w:rFonts w:ascii="Times New Roman" w:cs="Times New Roman" w:eastAsia="PMingLiU" w:hAnsi="Times New Roman"/>
-          <w:color w:val="0000FF"/>
-          <w:sz w:val="20"/>
-          <w:szCs w:val="20"/>
-          <w:vertAlign w:val="subscript"/>
-        </w:rPr>
-        <w:t xml:space="preserve">h</w:t>
-      </w:r>
-      <w:r>
-        <w:rPr>
-          <w:rFonts w:ascii="Times New Roman" w:cs="Times New Roman" w:eastAsia="PMingLiU" w:hAnsi="Times New Roman"/>
-          <w:color w:val="0000FF"/>
-          <w:sz w:val="20"/>
-          <w:szCs w:val="20"/>
-        </w:rPr>
-        <w:t xml:space="preserve"> per station, day type and slot. Metrics: Brier score (mean squared error of </w:t>
-      </w:r>
-      <w:r>
-        <w:rPr>
-          <w:rFonts w:ascii="Times New Roman" w:cs="Times New Roman" w:eastAsia="PMingLiU" w:hAnsi="Times New Roman"/>
-          <w:i/>
-          <w:iCs/>
-          <w:color w:val="0000FF"/>
-          <w:sz w:val="20"/>
-          <w:szCs w:val="20"/>
-        </w:rPr>
-        <w:t xml:space="preserve">p</w:t>
-      </w:r>
-      <w:r>
-        <w:rPr>
-          <w:rFonts w:ascii="Times New Roman" w:cs="Times New Roman" w:eastAsia="PMingLiU" w:hAnsi="Times New Roman"/>
-          <w:color w:val="0000FF"/>
-          <w:sz w:val="20"/>
-          <w:szCs w:val="20"/>
-        </w:rPr>
-        <w:t xml:space="preserve">) [15], AUC and ECE with ten equal-width bins [14]; reliability curves are reported because the planner multiplies </w:t>
-      </w:r>
-      <w:r>
-        <w:rPr>
-          <w:rFonts w:ascii="Times New Roman" w:cs="Times New Roman" w:eastAsia="PMingLiU" w:hAnsi="Times New Roman"/>
-          <w:i/>
-          <w:iCs/>
-          <w:color w:val="0000FF"/>
-          <w:sz w:val="20"/>
-          <w:szCs w:val="20"/>
-        </w:rPr>
-        <w:t xml:space="preserve">p</w:t>
-      </w:r>
-      <w:r>
-        <w:rPr>
-          <w:rFonts w:ascii="Times New Roman" w:cs="Times New Roman" w:eastAsia="PMingLiU" w:hAnsi="Times New Roman"/>
-          <w:color w:val="0000FF"/>
-          <w:sz w:val="20"/>
-          <w:szCs w:val="20"/>
-        </w:rPr>
-        <w:t xml:space="preserve"> by demand.</w:t>
+        <w:t xml:space="preserve">Features per station and 10-minute slot describe time, the timetable, the station’s state and its neighbours; baselines are persistence and the seasonal mean; the model is gradient boosting with reliability checks. </w:t>
+      </w:r>
+      <w:r>
+        <w:rPr>
+          <w:rFonts w:ascii="Times New Roman" w:cs="Times New Roman" w:eastAsia="PMingLiU" w:hAnsi="Times New Roman"/>
+          <w:color w:val="0000FF"/>
+          <w:sz w:val="20"/>
+          <w:szCs w:val="20"/>
+        </w:rPr>
+        <w:t xml:space="preserve">The implemented predictor is a direct classifier of the label in Eq. (1), built for 06:00–23:00 (features.py, train_predictor.py). Table 1 lists the 28 features; the first 22 need only inventory and are the set used for transfer.</w:t>
       </w:r>
     </w:p>
     <w:p>
       <w:pPr>
         <w:keepNext/>
-        <w:spacing w:after="30" w:before="80" w:line="240"/>
+        <w:spacing w:after="50" w:before="100" w:line="220"/>
+        <w:jc w:val="both"/>
       </w:pPr>
       <w:r>
         <w:rPr>
@@ -2037,10 +2491,642 @@
           <w:b/>
           <w:bCs/>
           <w:color w:val="0000FF"/>
-          <w:sz w:val="22"/>
-          <w:szCs w:val="22"/>
-        </w:rPr>
-        <w:t xml:space="preserve">2.5. Transfer to NSYSU</w:t>
+          <w:sz w:val="17"/>
+          <w:szCs w:val="17"/>
+        </w:rPr>
+        <w:t xml:space="preserve">Table 1. </w:t>
+      </w:r>
+      <w:r>
+        <w:rPr>
+          <w:rFonts w:ascii="Times New Roman" w:cs="Times New Roman" w:eastAsia="PMingLiU" w:hAnsi="Times New Roman"/>
+          <w:color w:val="0000FF"/>
+          <w:sz w:val="17"/>
+          <w:szCs w:val="17"/>
+        </w:rPr>
+        <w:t xml:space="preserve">Feature groups. The inventory-only set (groups A–D) is used at NSYSU; the full NTU model adds group E and the station id.</w:t>
+      </w:r>
+    </w:p>
+    <w:tbl>
+      <w:tblPr>
+        <w:tblW w:type="dxa" w:w="4677"/>
+        <w:tblBorders>
+          <w:top w:val="single" w:color="999999" w:sz="4"/>
+          <w:left w:val="none" w:color="FFFFFF" w:sz="0"/>
+          <w:bottom w:val="single" w:color="999999" w:sz="4"/>
+          <w:right w:val="none" w:color="FFFFFF" w:sz="0"/>
+          <w:insideH w:val="single" w:color="BBBBBB" w:sz="2"/>
+          <w:insideV w:val="none" w:color="FFFFFF" w:sz="0"/>
+        </w:tblBorders>
+      </w:tblPr>
+      <w:tblGrid>
+        <w:gridCol w:w="980"/>
+        <w:gridCol w:w="2497"/>
+        <w:gridCol w:w="1200"/>
+      </w:tblGrid>
+      <w:tr>
+        <w:trPr>
+          <w:cantSplit/>
+          <w:tblHeader/>
+        </w:trPr>
+        <w:tc>
+          <w:tcPr>
+            <w:tcW w:type="dxa" w:w="980"/>
+            <w:shd w:fill="EDEDED" w:color="auto" w:val="clear"/>
+            <w:tcMar>
+              <w:top w:type="dxa" w:w="14"/>
+              <w:left w:type="dxa" w:w="50"/>
+              <w:bottom w:type="dxa" w:w="14"/>
+              <w:right w:type="dxa" w:w="50"/>
+            </w:tcMar>
+            <w:vAlign w:val="center"/>
+          </w:tcPr>
+          <w:p>
+            <w:pPr>
+              <w:keepNext/>
+              <w:keepLines/>
+              <w:spacing w:after="0" w:line="210"/>
+              <w:jc w:val="left"/>
+            </w:pPr>
+            <w:r>
+              <w:rPr>
+                <w:rFonts w:ascii="Times New Roman" w:cs="Times New Roman" w:eastAsia="PMingLiU" w:hAnsi="Times New Roman"/>
+                <w:b/>
+                <w:bCs/>
+                <w:color w:val="0000FF"/>
+                <w:sz w:val="15"/>
+                <w:szCs w:val="15"/>
+              </w:rPr>
+              <w:t xml:space="preserve">Group</w:t>
+            </w:r>
+          </w:p>
+        </w:tc>
+        <w:tc>
+          <w:tcPr>
+            <w:tcW w:type="dxa" w:w="2497"/>
+            <w:shd w:fill="EDEDED" w:color="auto" w:val="clear"/>
+            <w:tcMar>
+              <w:top w:type="dxa" w:w="14"/>
+              <w:left w:type="dxa" w:w="50"/>
+              <w:bottom w:type="dxa" w:w="14"/>
+              <w:right w:type="dxa" w:w="50"/>
+            </w:tcMar>
+            <w:vAlign w:val="center"/>
+          </w:tcPr>
+          <w:p>
+            <w:pPr>
+              <w:keepNext/>
+              <w:keepLines/>
+              <w:spacing w:after="0" w:line="210"/>
+              <w:jc w:val="left"/>
+            </w:pPr>
+            <w:r>
+              <w:rPr>
+                <w:rFonts w:ascii="Times New Roman" w:cs="Times New Roman" w:eastAsia="PMingLiU" w:hAnsi="Times New Roman"/>
+                <w:b/>
+                <w:bCs/>
+                <w:color w:val="0000FF"/>
+                <w:sz w:val="15"/>
+                <w:szCs w:val="15"/>
+              </w:rPr>
+              <w:t xml:space="preserve">Features (per station and 10-min slot)</w:t>
+            </w:r>
+          </w:p>
+        </w:tc>
+        <w:tc>
+          <w:tcPr>
+            <w:tcW w:type="dxa" w:w="1200"/>
+            <w:shd w:fill="EDEDED" w:color="auto" w:val="clear"/>
+            <w:tcMar>
+              <w:top w:type="dxa" w:w="14"/>
+              <w:left w:type="dxa" w:w="50"/>
+              <w:bottom w:type="dxa" w:w="14"/>
+              <w:right w:type="dxa" w:w="50"/>
+            </w:tcMar>
+            <w:vAlign w:val="center"/>
+          </w:tcPr>
+          <w:p>
+            <w:pPr>
+              <w:keepNext/>
+              <w:keepLines/>
+              <w:spacing w:after="0" w:line="210"/>
+              <w:jc w:val="left"/>
+            </w:pPr>
+            <w:r>
+              <w:rPr>
+                <w:rFonts w:ascii="Times New Roman" w:cs="Times New Roman" w:eastAsia="PMingLiU" w:hAnsi="Times New Roman"/>
+                <w:b/>
+                <w:bCs/>
+                <w:color w:val="0000FF"/>
+                <w:sz w:val="15"/>
+                <w:szCs w:val="15"/>
+              </w:rPr>
+              <w:t xml:space="preserve">Source</w:t>
+            </w:r>
+          </w:p>
+        </w:tc>
+      </w:tr>
+      <w:tr>
+        <w:trPr>
+          <w:cantSplit/>
+        </w:trPr>
+        <w:tc>
+          <w:tcPr>
+            <w:tcW w:type="dxa" w:w="980"/>
+            <w:tcMar>
+              <w:top w:type="dxa" w:w="14"/>
+              <w:left w:type="dxa" w:w="50"/>
+              <w:bottom w:type="dxa" w:w="14"/>
+              <w:right w:type="dxa" w:w="50"/>
+            </w:tcMar>
+            <w:vAlign w:val="center"/>
+          </w:tcPr>
+          <w:p>
+            <w:pPr>
+              <w:keepNext/>
+              <w:keepLines/>
+              <w:spacing w:after="0" w:line="210"/>
+              <w:jc w:val="left"/>
+            </w:pPr>
+            <w:r>
+              <w:rPr>
+                <w:rFonts w:ascii="Times New Roman" w:cs="Times New Roman" w:eastAsia="PMingLiU" w:hAnsi="Times New Roman"/>
+                <w:b w:val="false"/>
+                <w:bCs w:val="false"/>
+                <w:color w:val="0000FF"/>
+                <w:sz w:val="15"/>
+                <w:szCs w:val="15"/>
+              </w:rPr>
+              <w:t xml:space="preserve">A time</w:t>
+            </w:r>
+          </w:p>
+        </w:tc>
+        <w:tc>
+          <w:tcPr>
+            <w:tcW w:type="dxa" w:w="2497"/>
+            <w:tcMar>
+              <w:top w:type="dxa" w:w="14"/>
+              <w:left w:type="dxa" w:w="50"/>
+              <w:bottom w:type="dxa" w:w="14"/>
+              <w:right w:type="dxa" w:w="50"/>
+            </w:tcMar>
+            <w:vAlign w:val="center"/>
+          </w:tcPr>
+          <w:p>
+            <w:pPr>
+              <w:keepNext/>
+              <w:keepLines/>
+              <w:spacing w:after="0" w:line="210"/>
+              <w:jc w:val="left"/>
+            </w:pPr>
+            <w:r>
+              <w:rPr>
+                <w:rFonts w:ascii="Times New Roman" w:cs="Times New Roman" w:eastAsia="PMingLiU" w:hAnsi="Times New Roman"/>
+                <w:b w:val="false"/>
+                <w:bCs w:val="false"/>
+                <w:color w:val="0000FF"/>
+                <w:sz w:val="15"/>
+                <w:szCs w:val="15"/>
+              </w:rPr>
+              <w:t xml:space="preserve">hour of day, day of week, off-day flag, semester week, in-semester flag</w:t>
+            </w:r>
+          </w:p>
+        </w:tc>
+        <w:tc>
+          <w:tcPr>
+            <w:tcW w:type="dxa" w:w="1200"/>
+            <w:tcMar>
+              <w:top w:type="dxa" w:w="14"/>
+              <w:left w:type="dxa" w:w="50"/>
+              <w:bottom w:type="dxa" w:w="14"/>
+              <w:right w:type="dxa" w:w="50"/>
+            </w:tcMar>
+            <w:vAlign w:val="center"/>
+          </w:tcPr>
+          <w:p>
+            <w:pPr>
+              <w:keepNext/>
+              <w:keepLines/>
+              <w:spacing w:after="0" w:line="210"/>
+              <w:jc w:val="left"/>
+            </w:pPr>
+            <w:r>
+              <w:rPr>
+                <w:rFonts w:ascii="Times New Roman" w:cs="Times New Roman" w:eastAsia="PMingLiU" w:hAnsi="Times New Roman"/>
+                <w:b w:val="false"/>
+                <w:bCs w:val="false"/>
+                <w:color w:val="0000FF"/>
+                <w:sz w:val="15"/>
+                <w:szCs w:val="15"/>
+              </w:rPr>
+              <w:t xml:space="preserve">calendar</w:t>
+            </w:r>
+          </w:p>
+        </w:tc>
+      </w:tr>
+      <w:tr>
+        <w:trPr>
+          <w:cantSplit/>
+        </w:trPr>
+        <w:tc>
+          <w:tcPr>
+            <w:tcW w:type="dxa" w:w="980"/>
+            <w:tcMar>
+              <w:top w:type="dxa" w:w="14"/>
+              <w:left w:type="dxa" w:w="50"/>
+              <w:bottom w:type="dxa" w:w="14"/>
+              <w:right w:type="dxa" w:w="50"/>
+            </w:tcMar>
+            <w:vAlign w:val="center"/>
+          </w:tcPr>
+          <w:p>
+            <w:pPr>
+              <w:keepNext w:val="false"/>
+              <w:keepLines/>
+              <w:spacing w:after="0" w:line="210"/>
+              <w:jc w:val="left"/>
+            </w:pPr>
+            <w:r>
+              <w:rPr>
+                <w:rFonts w:ascii="Times New Roman" w:cs="Times New Roman" w:eastAsia="PMingLiU" w:hAnsi="Times New Roman"/>
+                <w:b w:val="false"/>
+                <w:bCs w:val="false"/>
+                <w:color w:val="0000FF"/>
+                <w:sz w:val="15"/>
+                <w:szCs w:val="15"/>
+              </w:rPr>
+              <w:t xml:space="preserve">B bell</w:t>
+            </w:r>
+          </w:p>
+        </w:tc>
+        <w:tc>
+          <w:tcPr>
+            <w:tcW w:type="dxa" w:w="2497"/>
+            <w:tcMar>
+              <w:top w:type="dxa" w:w="14"/>
+              <w:left w:type="dxa" w:w="50"/>
+              <w:bottom w:type="dxa" w:w="14"/>
+              <w:right w:type="dxa" w:w="50"/>
+            </w:tcMar>
+            <w:vAlign w:val="center"/>
+          </w:tcPr>
+          <w:p>
+            <w:pPr>
+              <w:keepNext w:val="false"/>
+              <w:keepLines/>
+              <w:spacing w:after="0" w:line="210"/>
+              <w:jc w:val="left"/>
+            </w:pPr>
+            <w:r>
+              <w:rPr>
+                <w:rFonts w:ascii="Times New Roman" w:cs="Times New Roman" w:eastAsia="PMingLiU" w:hAnsi="Times New Roman"/>
+                <w:b w:val="false"/>
+                <w:bCs w:val="false"/>
+                <w:color w:val="0000FF"/>
+                <w:sz w:val="15"/>
+                <w:szCs w:val="15"/>
+              </w:rPr>
+              <w:t xml:space="preserve">minutes to the next and since the last period end; the same for the three major bells (12:10, 15:10, 17:20 at NTU)</w:t>
+            </w:r>
+          </w:p>
+        </w:tc>
+        <w:tc>
+          <w:tcPr>
+            <w:tcW w:type="dxa" w:w="1200"/>
+            <w:tcMar>
+              <w:top w:type="dxa" w:w="14"/>
+              <w:left w:type="dxa" w:w="50"/>
+              <w:bottom w:type="dxa" w:w="14"/>
+              <w:right w:type="dxa" w:w="50"/>
+            </w:tcMar>
+            <w:vAlign w:val="center"/>
+          </w:tcPr>
+          <w:p>
+            <w:pPr>
+              <w:keepNext w:val="false"/>
+              <w:keepLines/>
+              <w:spacing w:after="0" w:line="210"/>
+              <w:jc w:val="left"/>
+            </w:pPr>
+            <w:r>
+              <w:rPr>
+                <w:rFonts w:ascii="Times New Roman" w:cs="Times New Roman" w:eastAsia="PMingLiU" w:hAnsi="Times New Roman"/>
+                <w:b w:val="false"/>
+                <w:bCs w:val="false"/>
+                <w:color w:val="0000FF"/>
+                <w:sz w:val="15"/>
+                <w:szCs w:val="15"/>
+              </w:rPr>
+              <w:t xml:space="preserve">timetable</w:t>
+            </w:r>
+          </w:p>
+        </w:tc>
+      </w:tr>
+      <w:tr>
+        <w:trPr>
+          <w:cantSplit/>
+        </w:trPr>
+        <w:tc>
+          <w:tcPr>
+            <w:tcW w:type="dxa" w:w="980"/>
+            <w:tcMar>
+              <w:top w:type="dxa" w:w="14"/>
+              <w:left w:type="dxa" w:w="50"/>
+              <w:bottom w:type="dxa" w:w="14"/>
+              <w:right w:type="dxa" w:w="50"/>
+            </w:tcMar>
+            <w:vAlign w:val="center"/>
+          </w:tcPr>
+          <w:p>
+            <w:pPr>
+              <w:keepNext w:val="false"/>
+              <w:keepLines/>
+              <w:spacing w:after="0" w:line="210"/>
+              <w:jc w:val="left"/>
+            </w:pPr>
+            <w:r>
+              <w:rPr>
+                <w:rFonts w:ascii="Times New Roman" w:cs="Times New Roman" w:eastAsia="PMingLiU" w:hAnsi="Times New Roman"/>
+                <w:b w:val="false"/>
+                <w:bCs w:val="false"/>
+                <w:color w:val="0000FF"/>
+                <w:sz w:val="15"/>
+                <w:szCs w:val="15"/>
+              </w:rPr>
+              <w:t xml:space="preserve">C state</w:t>
+            </w:r>
+          </w:p>
+        </w:tc>
+        <w:tc>
+          <w:tcPr>
+            <w:tcW w:type="dxa" w:w="2497"/>
+            <w:tcMar>
+              <w:top w:type="dxa" w:w="14"/>
+              <w:left w:type="dxa" w:w="50"/>
+              <w:bottom w:type="dxa" w:w="14"/>
+              <w:right w:type="dxa" w:w="50"/>
+            </w:tcMar>
+            <w:vAlign w:val="center"/>
+          </w:tcPr>
+          <w:p>
+            <w:pPr>
+              <w:keepNext w:val="false"/>
+              <w:keepLines/>
+              <w:spacing w:after="0" w:line="210"/>
+              <w:jc w:val="left"/>
+            </w:pPr>
+            <w:r>
+              <w:rPr>
+                <w:rFonts w:ascii="Times New Roman" w:cs="Times New Roman" w:eastAsia="PMingLiU" w:hAnsi="Times New Roman"/>
+                <w:b w:val="false"/>
+                <w:bCs w:val="false"/>
+                <w:color w:val="0000FF"/>
+                <w:sz w:val="15"/>
+                <w:szCs w:val="15"/>
+              </w:rPr>
+              <w:t xml:space="preserve">bikes, free docks, capacity, fill ratio, change over 10 / 30 / 60 min, minimum over the last hour, empty-now flag, minutes empty in the last hour</w:t>
+            </w:r>
+          </w:p>
+        </w:tc>
+        <w:tc>
+          <w:tcPr>
+            <w:tcW w:type="dxa" w:w="1200"/>
+            <w:tcMar>
+              <w:top w:type="dxa" w:w="14"/>
+              <w:left w:type="dxa" w:w="50"/>
+              <w:bottom w:type="dxa" w:w="14"/>
+              <w:right w:type="dxa" w:w="50"/>
+            </w:tcMar>
+            <w:vAlign w:val="center"/>
+          </w:tcPr>
+          <w:p>
+            <w:pPr>
+              <w:keepNext w:val="false"/>
+              <w:keepLines/>
+              <w:spacing w:after="0" w:line="210"/>
+              <w:jc w:val="left"/>
+            </w:pPr>
+            <w:r>
+              <w:rPr>
+                <w:rFonts w:ascii="Times New Roman" w:cs="Times New Roman" w:eastAsia="PMingLiU" w:hAnsi="Times New Roman"/>
+                <w:b w:val="false"/>
+                <w:bCs w:val="false"/>
+                <w:color w:val="0000FF"/>
+                <w:sz w:val="15"/>
+                <w:szCs w:val="15"/>
+              </w:rPr>
+              <w:t xml:space="preserve">inventory panel</w:t>
+            </w:r>
+          </w:p>
+        </w:tc>
+      </w:tr>
+      <w:tr>
+        <w:trPr>
+          <w:cantSplit/>
+        </w:trPr>
+        <w:tc>
+          <w:tcPr>
+            <w:tcW w:type="dxa" w:w="980"/>
+            <w:tcMar>
+              <w:top w:type="dxa" w:w="14"/>
+              <w:left w:type="dxa" w:w="50"/>
+              <w:bottom w:type="dxa" w:w="14"/>
+              <w:right w:type="dxa" w:w="50"/>
+            </w:tcMar>
+            <w:vAlign w:val="center"/>
+          </w:tcPr>
+          <w:p>
+            <w:pPr>
+              <w:keepNext w:val="false"/>
+              <w:keepLines/>
+              <w:spacing w:after="0" w:line="210"/>
+              <w:jc w:val="left"/>
+            </w:pPr>
+            <w:r>
+              <w:rPr>
+                <w:rFonts w:ascii="Times New Roman" w:cs="Times New Roman" w:eastAsia="PMingLiU" w:hAnsi="Times New Roman"/>
+                <w:b w:val="false"/>
+                <w:bCs w:val="false"/>
+                <w:color w:val="0000FF"/>
+                <w:sz w:val="15"/>
+                <w:szCs w:val="15"/>
+              </w:rPr>
+              <w:t xml:space="preserve">D neighbours</w:t>
+            </w:r>
+          </w:p>
+        </w:tc>
+        <w:tc>
+          <w:tcPr>
+            <w:tcW w:type="dxa" w:w="2497"/>
+            <w:tcMar>
+              <w:top w:type="dxa" w:w="14"/>
+              <w:left w:type="dxa" w:w="50"/>
+              <w:bottom w:type="dxa" w:w="14"/>
+              <w:right w:type="dxa" w:w="50"/>
+            </w:tcMar>
+            <w:vAlign w:val="center"/>
+          </w:tcPr>
+          <w:p>
+            <w:pPr>
+              <w:keepNext w:val="false"/>
+              <w:keepLines/>
+              <w:spacing w:after="0" w:line="210"/>
+              <w:jc w:val="left"/>
+            </w:pPr>
+            <w:r>
+              <w:rPr>
+                <w:rFonts w:ascii="Times New Roman" w:cs="Times New Roman" w:eastAsia="PMingLiU" w:hAnsi="Times New Roman"/>
+                <w:b w:val="false"/>
+                <w:bCs w:val="false"/>
+                <w:color w:val="0000FF"/>
+                <w:sz w:val="15"/>
+                <w:szCs w:val="15"/>
+              </w:rPr>
+              <w:t xml:space="preserve">bikes and empty count at the 3 nearest stations, mean fill of the 5 nearest</w:t>
+            </w:r>
+          </w:p>
+        </w:tc>
+        <w:tc>
+          <w:tcPr>
+            <w:tcW w:type="dxa" w:w="1200"/>
+            <w:tcMar>
+              <w:top w:type="dxa" w:w="14"/>
+              <w:left w:type="dxa" w:w="50"/>
+              <w:bottom w:type="dxa" w:w="14"/>
+              <w:right w:type="dxa" w:w="50"/>
+            </w:tcMar>
+            <w:vAlign w:val="center"/>
+          </w:tcPr>
+          <w:p>
+            <w:pPr>
+              <w:keepNext w:val="false"/>
+              <w:keepLines/>
+              <w:spacing w:after="0" w:line="210"/>
+              <w:jc w:val="left"/>
+            </w:pPr>
+            <w:r>
+              <w:rPr>
+                <w:rFonts w:ascii="Times New Roman" w:cs="Times New Roman" w:eastAsia="PMingLiU" w:hAnsi="Times New Roman"/>
+                <w:b w:val="false"/>
+                <w:bCs w:val="false"/>
+                <w:color w:val="0000FF"/>
+                <w:sz w:val="15"/>
+                <w:szCs w:val="15"/>
+              </w:rPr>
+              <w:t xml:space="preserve">inventory panel</w:t>
+            </w:r>
+          </w:p>
+        </w:tc>
+      </w:tr>
+      <w:tr>
+        <w:trPr>
+          <w:cantSplit/>
+        </w:trPr>
+        <w:tc>
+          <w:tcPr>
+            <w:tcW w:type="dxa" w:w="980"/>
+            <w:tcMar>
+              <w:top w:type="dxa" w:w="14"/>
+              <w:left w:type="dxa" w:w="50"/>
+              <w:bottom w:type="dxa" w:w="14"/>
+              <w:right w:type="dxa" w:w="50"/>
+            </w:tcMar>
+            <w:vAlign w:val="center"/>
+          </w:tcPr>
+          <w:p>
+            <w:pPr>
+              <w:keepNext w:val="false"/>
+              <w:keepLines/>
+              <w:spacing w:after="0" w:line="210"/>
+              <w:jc w:val="left"/>
+            </w:pPr>
+            <w:r>
+              <w:rPr>
+                <w:rFonts w:ascii="Times New Roman" w:cs="Times New Roman" w:eastAsia="PMingLiU" w:hAnsi="Times New Roman"/>
+                <w:b w:val="false"/>
+                <w:bCs w:val="false"/>
+                <w:color w:val="0000FF"/>
+                <w:sz w:val="15"/>
+                <w:szCs w:val="15"/>
+              </w:rPr>
+              <w:t xml:space="preserve">E flows</w:t>
+            </w:r>
+          </w:p>
+        </w:tc>
+        <w:tc>
+          <w:tcPr>
+            <w:tcW w:type="dxa" w:w="2497"/>
+            <w:tcMar>
+              <w:top w:type="dxa" w:w="14"/>
+              <w:left w:type="dxa" w:w="50"/>
+              <w:bottom w:type="dxa" w:w="14"/>
+              <w:right w:type="dxa" w:w="50"/>
+            </w:tcMar>
+            <w:vAlign w:val="center"/>
+          </w:tcPr>
+          <w:p>
+            <w:pPr>
+              <w:keepNext w:val="false"/>
+              <w:keepLines/>
+              <w:spacing w:after="0" w:line="210"/>
+              <w:jc w:val="left"/>
+            </w:pPr>
+            <w:r>
+              <w:rPr>
+                <w:rFonts w:ascii="Times New Roman" w:cs="Times New Roman" w:eastAsia="PMingLiU" w:hAnsi="Times New Roman"/>
+                <w:b w:val="false"/>
+                <w:bCs w:val="false"/>
+                <w:color w:val="0000FF"/>
+                <w:sz w:val="15"/>
+                <w:szCs w:val="15"/>
+              </w:rPr>
+              <w:t xml:space="preserve">rentals and returns in the last two complete hours, rentals in the same hour last week, mean rentals for this station and hour-of-week on the training period</w:t>
+            </w:r>
+          </w:p>
+        </w:tc>
+        <w:tc>
+          <w:tcPr>
+            <w:tcW w:type="dxa" w:w="1200"/>
+            <w:tcMar>
+              <w:top w:type="dxa" w:w="14"/>
+              <w:left w:type="dxa" w:w="50"/>
+              <w:bottom w:type="dxa" w:w="14"/>
+              <w:right w:type="dxa" w:w="50"/>
+            </w:tcMar>
+            <w:vAlign w:val="center"/>
+          </w:tcPr>
+          <w:p>
+            <w:pPr>
+              <w:keepNext w:val="false"/>
+              <w:keepLines/>
+              <w:spacing w:after="0" w:line="210"/>
+              <w:jc w:val="left"/>
+            </w:pPr>
+            <w:r>
+              <w:rPr>
+                <w:rFonts w:ascii="Times New Roman" w:cs="Times New Roman" w:eastAsia="PMingLiU" w:hAnsi="Times New Roman"/>
+                <w:b w:val="false"/>
+                <w:bCs w:val="false"/>
+                <w:color w:val="0000FF"/>
+                <w:sz w:val="15"/>
+                <w:szCs w:val="15"/>
+              </w:rPr>
+              <w:t xml:space="preserve">trip records</w:t>
+            </w:r>
+          </w:p>
+        </w:tc>
+      </w:tr>
+    </w:tbl>
+    <w:p>
+      <w:pPr>
+        <w:spacing w:after="80" w:before="0" w:line="120"/>
+      </w:pPr>
+      <w:r>
+        <w:rPr>
+          <w:rFonts w:ascii="Times New Roman" w:cs="Times New Roman" w:eastAsia="PMingLiU" w:hAnsi="Times New Roman"/>
+          <w:sz w:val="6"/>
+          <w:szCs w:val="6"/>
+        </w:rPr>
+        <w:t xml:space="preserve"/>
       </w:r>
     </w:p>
     <w:p>
@@ -2056,13 +3142,471 @@
           <w:sz w:val="20"/>
           <w:szCs w:val="20"/>
         </w:rPr>
-        <w:t xml:space="preserve">Kaohsiung publishes no trip data, so only the inventory-only variant can run at NSYSU. The NSYSU panel is built from the logger with NSYSU bells and calendar, and the same feature code is applied. We compare, on six held-out days (10–15 Oct), (a) persistence, (b) a seasonal baseline fitted on the six training days (2–7 Oct), (c) the NTU model applied zero-shot, (d) the NTU model fine-tuned by continuing boosting on the NSYSU training days (learning rate 0.02, early stopping on 8–9 Oct), and (e) a model trained on NSYSU days only. Results are reported for all 309 stations, the 19 stations of the campus–KRT corridor and the 8 campus stations.</w:t>
+        <w:t xml:space="preserve">Training and evaluation:</w:t>
+      </w:r>
+    </w:p>
+    <w:p>
+      <w:pPr>
+        <w:spacing w:after="0" w:line="240"/>
+        <w:ind w:left="300" w:hanging="180"/>
+        <w:jc w:val="both"/>
+      </w:pPr>
+      <w:r>
+        <w:rPr>
+          <w:rFonts w:ascii="Times New Roman" w:cs="Times New Roman" w:eastAsia="PMingLiU" w:hAnsi="Times New Roman"/>
+          <w:color w:val="0000FF"/>
+          <w:sz w:val="20"/>
+          <w:szCs w:val="20"/>
+        </w:rPr>
+        <w:t xml:space="preserve">– </w:t>
+      </w:r>
+      <w:r>
+        <w:rPr>
+          <w:rFonts w:ascii="Times New Roman" w:cs="Times New Roman" w:eastAsia="PMingLiU" w:hAnsi="Times New Roman"/>
+          <w:color w:val="0000FF"/>
+          <w:sz w:val="20"/>
+          <w:szCs w:val="20"/>
+        </w:rPr>
+        <w:t xml:space="preserve">Model: LightGBM [13] binary classifier, 63 leaves, learning rate 0.05, 80% feature and row subsampling, L2 = 1, trained on a 40% random subsample of the training slots with early stopping on the last three training weeks; one model per horizon (30, 60 min) and feature set (inventory-only, full).</w:t>
+      </w:r>
+    </w:p>
+    <w:p>
+      <w:pPr>
+        <w:spacing w:after="0" w:line="240"/>
+        <w:ind w:left="300" w:hanging="180"/>
+        <w:jc w:val="both"/>
+      </w:pPr>
+      <w:r>
+        <w:rPr>
+          <w:rFonts w:ascii="Times New Roman" w:cs="Times New Roman" w:eastAsia="PMingLiU" w:hAnsi="Times New Roman"/>
+          <w:color w:val="0000FF"/>
+          <w:sz w:val="20"/>
+          <w:szCs w:val="20"/>
+        </w:rPr>
+        <w:t xml:space="preserve">– </w:t>
+      </w:r>
+      <w:r>
+        <w:rPr>
+          <w:rFonts w:ascii="Times New Roman" w:cs="Times New Roman" w:eastAsia="PMingLiU" w:hAnsi="Times New Roman"/>
+          <w:color w:val="0000FF"/>
+          <w:sz w:val="20"/>
+          <w:szCs w:val="20"/>
+        </w:rPr>
+        <w:t xml:space="preserve">Baselines: persistence (</w:t>
+      </w:r>
+      <w:r>
+        <w:rPr>
+          <w:rFonts w:ascii="Times New Roman" w:cs="Times New Roman" w:eastAsia="PMingLiU" w:hAnsi="Times New Roman"/>
+          <w:i/>
+          <w:iCs/>
+          <w:color w:val="0000FF"/>
+          <w:sz w:val="20"/>
+          <w:szCs w:val="20"/>
+        </w:rPr>
+        <w:t xml:space="preserve">p</w:t>
+      </w:r>
+      <w:r>
+        <w:rPr>
+          <w:rFonts w:ascii="Times New Roman" w:cs="Times New Roman" w:eastAsia="PMingLiU" w:hAnsi="Times New Roman"/>
+          <w:color w:val="0000FF"/>
+          <w:sz w:val="20"/>
+          <w:szCs w:val="20"/>
+        </w:rPr>
+        <w:t xml:space="preserve"> = 1 if the station is empty now) and the seasonal mean of the label per station, day type and slot.</w:t>
+      </w:r>
+    </w:p>
+    <w:p>
+      <w:pPr>
+        <w:spacing w:after="0" w:line="240"/>
+        <w:ind w:left="300" w:hanging="180"/>
+        <w:jc w:val="both"/>
+      </w:pPr>
+      <w:r>
+        <w:rPr>
+          <w:rFonts w:ascii="Times New Roman" w:cs="Times New Roman" w:eastAsia="PMingLiU" w:hAnsi="Times New Roman"/>
+          <w:color w:val="0000FF"/>
+          <w:sz w:val="20"/>
+          <w:szCs w:val="20"/>
+        </w:rPr>
+        <w:t xml:space="preserve">– </w:t>
+      </w:r>
+      <w:r>
+        <w:rPr>
+          <w:rFonts w:ascii="Times New Roman" w:cs="Times New Roman" w:eastAsia="PMingLiU" w:hAnsi="Times New Roman"/>
+          <w:color w:val="0000FF"/>
+          <w:sz w:val="20"/>
+          <w:szCs w:val="20"/>
+        </w:rPr>
+        <w:t xml:space="preserve">Metrics: Brier score = mean (</w:t>
+      </w:r>
+      <w:r>
+        <w:rPr>
+          <w:rFonts w:ascii="Times New Roman" w:cs="Times New Roman" w:eastAsia="PMingLiU" w:hAnsi="Times New Roman"/>
+          <w:i/>
+          <w:iCs/>
+          <w:color w:val="0000FF"/>
+          <w:sz w:val="20"/>
+          <w:szCs w:val="20"/>
+        </w:rPr>
+        <w:t xml:space="preserve">p</w:t>
+      </w:r>
+      <w:r>
+        <w:rPr>
+          <w:rFonts w:ascii="Times New Roman" w:cs="Times New Roman" w:eastAsia="PMingLiU" w:hAnsi="Times New Roman"/>
+          <w:color w:val="0000FF"/>
+          <w:sz w:val="20"/>
+          <w:szCs w:val="20"/>
+        </w:rPr>
+        <w:t xml:space="preserve"> − </w:t>
+      </w:r>
+      <w:r>
+        <w:rPr>
+          <w:rFonts w:ascii="Times New Roman" w:cs="Times New Roman" w:eastAsia="PMingLiU" w:hAnsi="Times New Roman"/>
+          <w:i/>
+          <w:iCs/>
+          <w:color w:val="0000FF"/>
+          <w:sz w:val="20"/>
+          <w:szCs w:val="20"/>
+        </w:rPr>
+        <w:t xml:space="preserve">y</w:t>
+      </w:r>
+      <w:r>
+        <w:rPr>
+          <w:rFonts w:ascii="Times New Roman" w:cs="Times New Roman" w:eastAsia="PMingLiU" w:hAnsi="Times New Roman"/>
+          <w:color w:val="0000FF"/>
+          <w:sz w:val="20"/>
+          <w:szCs w:val="20"/>
+        </w:rPr>
+        <w:t xml:space="preserve">)² [15]; AUC; expected calibration error ECE = Σ</w:t>
+      </w:r>
+      <w:r>
+        <w:rPr>
+          <w:rFonts w:ascii="Times New Roman" w:cs="Times New Roman" w:eastAsia="PMingLiU" w:hAnsi="Times New Roman"/>
+          <w:color w:val="0000FF"/>
+          <w:sz w:val="20"/>
+          <w:szCs w:val="20"/>
+          <w:vertAlign w:val="subscript"/>
+        </w:rPr>
+        <w:t xml:space="preserve">b</w:t>
+      </w:r>
+      <w:r>
+        <w:rPr>
+          <w:rFonts w:ascii="Times New Roman" w:cs="Times New Roman" w:eastAsia="PMingLiU" w:hAnsi="Times New Roman"/>
+          <w:color w:val="0000FF"/>
+          <w:sz w:val="20"/>
+          <w:szCs w:val="20"/>
+        </w:rPr>
+        <w:t xml:space="preserve"> (</w:t>
+      </w:r>
+      <w:r>
+        <w:rPr>
+          <w:rFonts w:ascii="Times New Roman" w:cs="Times New Roman" w:eastAsia="PMingLiU" w:hAnsi="Times New Roman"/>
+          <w:i/>
+          <w:iCs/>
+          <w:color w:val="0000FF"/>
+          <w:sz w:val="20"/>
+          <w:szCs w:val="20"/>
+        </w:rPr>
+        <w:t xml:space="preserve">n</w:t>
+      </w:r>
+      <w:r>
+        <w:rPr>
+          <w:rFonts w:ascii="Times New Roman" w:cs="Times New Roman" w:eastAsia="PMingLiU" w:hAnsi="Times New Roman"/>
+          <w:color w:val="0000FF"/>
+          <w:sz w:val="20"/>
+          <w:szCs w:val="20"/>
+          <w:vertAlign w:val="subscript"/>
+        </w:rPr>
+        <w:t xml:space="preserve">b</w:t>
+      </w:r>
+      <w:r>
+        <w:rPr>
+          <w:rFonts w:ascii="Times New Roman" w:cs="Times New Roman" w:eastAsia="PMingLiU" w:hAnsi="Times New Roman"/>
+          <w:color w:val="0000FF"/>
+          <w:sz w:val="20"/>
+          <w:szCs w:val="20"/>
+        </w:rPr>
+        <w:t xml:space="preserve">/</w:t>
+      </w:r>
+      <w:r>
+        <w:rPr>
+          <w:rFonts w:ascii="Times New Roman" w:cs="Times New Roman" w:eastAsia="PMingLiU" w:hAnsi="Times New Roman"/>
+          <w:i/>
+          <w:iCs/>
+          <w:color w:val="0000FF"/>
+          <w:sz w:val="20"/>
+          <w:szCs w:val="20"/>
+        </w:rPr>
+        <w:t xml:space="preserve">N</w:t>
+      </w:r>
+      <w:r>
+        <w:rPr>
+          <w:rFonts w:ascii="Times New Roman" w:cs="Times New Roman" w:eastAsia="PMingLiU" w:hAnsi="Times New Roman"/>
+          <w:color w:val="0000FF"/>
+          <w:sz w:val="20"/>
+          <w:szCs w:val="20"/>
+        </w:rPr>
+        <w:t xml:space="preserve">) |mean </w:t>
+      </w:r>
+      <w:r>
+        <w:rPr>
+          <w:rFonts w:ascii="Times New Roman" w:cs="Times New Roman" w:eastAsia="PMingLiU" w:hAnsi="Times New Roman"/>
+          <w:i/>
+          <w:iCs/>
+          <w:color w:val="0000FF"/>
+          <w:sz w:val="20"/>
+          <w:szCs w:val="20"/>
+        </w:rPr>
+        <w:t xml:space="preserve">y</w:t>
+      </w:r>
+      <w:r>
+        <w:rPr>
+          <w:rFonts w:ascii="Times New Roman" w:cs="Times New Roman" w:eastAsia="PMingLiU" w:hAnsi="Times New Roman"/>
+          <w:color w:val="0000FF"/>
+          <w:sz w:val="20"/>
+          <w:szCs w:val="20"/>
+          <w:vertAlign w:val="subscript"/>
+        </w:rPr>
+        <w:t xml:space="preserve">b</w:t>
+      </w:r>
+      <w:r>
+        <w:rPr>
+          <w:rFonts w:ascii="Times New Roman" w:cs="Times New Roman" w:eastAsia="PMingLiU" w:hAnsi="Times New Roman"/>
+          <w:color w:val="0000FF"/>
+          <w:sz w:val="20"/>
+          <w:szCs w:val="20"/>
+        </w:rPr>
+        <w:t xml:space="preserve"> − mean </w:t>
+      </w:r>
+      <w:r>
+        <w:rPr>
+          <w:rFonts w:ascii="Times New Roman" w:cs="Times New Roman" w:eastAsia="PMingLiU" w:hAnsi="Times New Roman"/>
+          <w:i/>
+          <w:iCs/>
+          <w:color w:val="0000FF"/>
+          <w:sz w:val="20"/>
+          <w:szCs w:val="20"/>
+        </w:rPr>
+        <w:t xml:space="preserve">p</w:t>
+      </w:r>
+      <w:r>
+        <w:rPr>
+          <w:rFonts w:ascii="Times New Roman" w:cs="Times New Roman" w:eastAsia="PMingLiU" w:hAnsi="Times New Roman"/>
+          <w:color w:val="0000FF"/>
+          <w:sz w:val="20"/>
+          <w:szCs w:val="20"/>
+          <w:vertAlign w:val="subscript"/>
+        </w:rPr>
+        <w:t xml:space="preserve">b</w:t>
+      </w:r>
+      <w:r>
+        <w:rPr>
+          <w:rFonts w:ascii="Times New Roman" w:cs="Times New Roman" w:eastAsia="PMingLiU" w:hAnsi="Times New Roman"/>
+          <w:color w:val="0000FF"/>
+          <w:sz w:val="20"/>
+          <w:szCs w:val="20"/>
+        </w:rPr>
+        <w:t xml:space="preserve">| over ten equal-width probability bins [14]. Reliability curves are reported because the planner multiplies </w:t>
+      </w:r>
+      <w:r>
+        <w:rPr>
+          <w:rFonts w:ascii="Times New Roman" w:cs="Times New Roman" w:eastAsia="PMingLiU" w:hAnsi="Times New Roman"/>
+          <w:i/>
+          <w:iCs/>
+          <w:color w:val="0000FF"/>
+          <w:sz w:val="20"/>
+          <w:szCs w:val="20"/>
+        </w:rPr>
+        <w:t xml:space="preserve">p</w:t>
+      </w:r>
+      <w:r>
+        <w:rPr>
+          <w:rFonts w:ascii="Times New Roman" w:cs="Times New Roman" w:eastAsia="PMingLiU" w:hAnsi="Times New Roman"/>
+          <w:color w:val="0000FF"/>
+          <w:sz w:val="20"/>
+          <w:szCs w:val="20"/>
+        </w:rPr>
+        <w:t xml:space="preserve"> by demand.</w:t>
+      </w:r>
+    </w:p>
+    <w:p>
+      <w:pPr>
+        <w:spacing w:after="40" w:line="240"/>
+        <w:ind w:left="300" w:hanging="180"/>
+        <w:jc w:val="both"/>
+      </w:pPr>
+      <w:r>
+        <w:rPr>
+          <w:rFonts w:ascii="Times New Roman" w:cs="Times New Roman" w:eastAsia="PMingLiU" w:hAnsi="Times New Roman"/>
+          <w:color w:val="0000FF"/>
+          <w:sz w:val="20"/>
+          <w:szCs w:val="20"/>
+        </w:rPr>
+        <w:t xml:space="preserve">– </w:t>
+      </w:r>
+      <w:r>
+        <w:rPr>
+          <w:rFonts w:ascii="Times New Roman" w:cs="Times New Roman" w:eastAsia="PMingLiU" w:hAnsi="Times New Roman"/>
+          <w:color w:val="0000FF"/>
+          <w:sz w:val="20"/>
+          <w:szCs w:val="20"/>
+        </w:rPr>
+        <w:t xml:space="preserve">Ablation: the same model without group B, to measure what the explicit timetable adds beyond hour of day.</w:t>
       </w:r>
     </w:p>
     <w:p>
       <w:pPr>
         <w:keepNext/>
-        <w:spacing w:after="30" w:before="80" w:line="240"/>
+        <w:spacing w:after="30" w:before="90" w:line="240"/>
+      </w:pPr>
+      <w:r>
+        <w:rPr>
+          <w:rFonts w:ascii="Times New Roman" w:cs="Times New Roman" w:eastAsia="PMingLiU" w:hAnsi="Times New Roman"/>
+          <w:b/>
+          <w:bCs/>
+          <w:color w:val="0000FF"/>
+          <w:sz w:val="22"/>
+          <w:szCs w:val="22"/>
+        </w:rPr>
+        <w:t xml:space="preserve">2.5. Transfer to NSYSU</w:t>
+      </w:r>
+    </w:p>
+    <w:p>
+      <w:pPr>
+        <w:spacing w:after="0" w:line="240"/>
+        <w:ind w:firstLine="288"/>
+        <w:jc w:val="both"/>
+      </w:pPr>
+      <w:r>
+        <w:rPr>
+          <w:rFonts w:ascii="Times New Roman" w:cs="Times New Roman" w:eastAsia="PMingLiU" w:hAnsi="Times New Roman"/>
+          <w:color w:val="0000FF"/>
+          <w:sz w:val="20"/>
+          <w:szCs w:val="20"/>
+        </w:rPr>
+        <w:t xml:space="preserve">Kaohsiung publishes no trip data, so only the inventory-only variant can run at NSYSU. The NSYSU panel is built from the logger with NSYSU bells and calendar, and the same feature code is applied (transfer_nsysu.py). Five models are compared on six held-out days (10–15 Oct):</w:t>
+      </w:r>
+    </w:p>
+    <w:p>
+      <w:pPr>
+        <w:spacing w:after="0" w:line="240"/>
+        <w:ind w:left="300" w:hanging="180"/>
+        <w:jc w:val="both"/>
+      </w:pPr>
+      <w:r>
+        <w:rPr>
+          <w:rFonts w:ascii="Times New Roman" w:cs="Times New Roman" w:eastAsia="PMingLiU" w:hAnsi="Times New Roman"/>
+          <w:color w:val="0000FF"/>
+          <w:sz w:val="20"/>
+          <w:szCs w:val="20"/>
+        </w:rPr>
+        <w:t xml:space="preserve">– </w:t>
+      </w:r>
+      <w:r>
+        <w:rPr>
+          <w:rFonts w:ascii="Times New Roman" w:cs="Times New Roman" w:eastAsia="PMingLiU" w:hAnsi="Times New Roman"/>
+          <w:color w:val="0000FF"/>
+          <w:sz w:val="20"/>
+          <w:szCs w:val="20"/>
+        </w:rPr>
+        <w:t xml:space="preserve">persistence, and a seasonal baseline fitted on the six training days (2–7 Oct);</w:t>
+      </w:r>
+    </w:p>
+    <w:p>
+      <w:pPr>
+        <w:spacing w:after="0" w:line="240"/>
+        <w:ind w:left="300" w:hanging="180"/>
+        <w:jc w:val="both"/>
+      </w:pPr>
+      <w:r>
+        <w:rPr>
+          <w:rFonts w:ascii="Times New Roman" w:cs="Times New Roman" w:eastAsia="PMingLiU" w:hAnsi="Times New Roman"/>
+          <w:color w:val="0000FF"/>
+          <w:sz w:val="20"/>
+          <w:szCs w:val="20"/>
+        </w:rPr>
+        <w:t xml:space="preserve">– </w:t>
+      </w:r>
+      <w:r>
+        <w:rPr>
+          <w:rFonts w:ascii="Times New Roman" w:cs="Times New Roman" w:eastAsia="PMingLiU" w:hAnsi="Times New Roman"/>
+          <w:color w:val="0000FF"/>
+          <w:sz w:val="20"/>
+          <w:szCs w:val="20"/>
+        </w:rPr>
+        <w:t xml:space="preserve">the NTU inventory-only model applied zero-shot;</w:t>
+      </w:r>
+    </w:p>
+    <w:p>
+      <w:pPr>
+        <w:spacing w:after="0" w:line="240"/>
+        <w:ind w:left="300" w:hanging="180"/>
+        <w:jc w:val="both"/>
+      </w:pPr>
+      <w:r>
+        <w:rPr>
+          <w:rFonts w:ascii="Times New Roman" w:cs="Times New Roman" w:eastAsia="PMingLiU" w:hAnsi="Times New Roman"/>
+          <w:color w:val="0000FF"/>
+          <w:sz w:val="20"/>
+          <w:szCs w:val="20"/>
+        </w:rPr>
+        <w:t xml:space="preserve">– </w:t>
+      </w:r>
+      <w:r>
+        <w:rPr>
+          <w:rFonts w:ascii="Times New Roman" w:cs="Times New Roman" w:eastAsia="PMingLiU" w:hAnsi="Times New Roman"/>
+          <w:color w:val="0000FF"/>
+          <w:sz w:val="20"/>
+          <w:szCs w:val="20"/>
+        </w:rPr>
+        <w:t xml:space="preserve">the NTU model fine-tuned by continuing boosting on the NSYSU training days (learning rate 0.02, early stopping on 8–9 Oct);</w:t>
+      </w:r>
+    </w:p>
+    <w:p>
+      <w:pPr>
+        <w:spacing w:after="40" w:line="240"/>
+        <w:ind w:left="300" w:hanging="180"/>
+        <w:jc w:val="both"/>
+      </w:pPr>
+      <w:r>
+        <w:rPr>
+          <w:rFonts w:ascii="Times New Roman" w:cs="Times New Roman" w:eastAsia="PMingLiU" w:hAnsi="Times New Roman"/>
+          <w:color w:val="0000FF"/>
+          <w:sz w:val="20"/>
+          <w:szCs w:val="20"/>
+        </w:rPr>
+        <w:t xml:space="preserve">– </w:t>
+      </w:r>
+      <w:r>
+        <w:rPr>
+          <w:rFonts w:ascii="Times New Roman" w:cs="Times New Roman" w:eastAsia="PMingLiU" w:hAnsi="Times New Roman"/>
+          <w:color w:val="0000FF"/>
+          <w:sz w:val="20"/>
+          <w:szCs w:val="20"/>
+        </w:rPr>
+        <w:t xml:space="preserve">a model trained on NSYSU days only.</w:t>
+      </w:r>
+    </w:p>
+    <w:p>
+      <w:pPr>
+        <w:spacing w:after="0" w:line="240"/>
+        <w:ind w:firstLine="288"/>
+        <w:jc w:val="both"/>
+      </w:pPr>
+      <w:r>
+        <w:rPr>
+          <w:rFonts w:ascii="Times New Roman" w:cs="Times New Roman" w:eastAsia="PMingLiU" w:hAnsi="Times New Roman"/>
+          <w:color w:val="0000FF"/>
+          <w:sz w:val="20"/>
+          <w:szCs w:val="20"/>
+        </w:rPr>
+        <w:t xml:space="preserve">Results are reported for all 309 stations, the 19 stations of the campus–KRT corridor and the 8 campus stations.</w:t>
+      </w:r>
+    </w:p>
+    <w:p>
+      <w:pPr>
+        <w:keepNext/>
+        <w:spacing w:after="30" w:before="90" w:line="240"/>
       </w:pPr>
       <w:r>
         <w:rPr>
@@ -2266,43 +3810,126 @@
           <w:sz w:val="20"/>
           <w:szCs w:val="20"/>
         </w:rPr>
-        <w:t xml:space="preserve">), with </w:t>
-      </w:r>
-      <w:r>
-        <w:rPr>
-          <w:rFonts w:ascii="Times New Roman" w:cs="Times New Roman" w:eastAsia="PMingLiU" w:hAnsi="Times New Roman"/>
+        <w:t xml:space="preserve">). A discrete-event replay simulator consumes real held-out trips: a rental is served only if stock &gt; 0, otherwise it counts as unmet, while the truck follows the policy under test. Metrics: unmet rentals, empty station-minutes, truck-km.</w:t>
+      </w:r>
+    </w:p>
+    <w:p>
+      <w:pPr>
+        <w:keepNext/>
+        <w:spacing w:after="20" w:before="60" w:line="240"/>
+      </w:pPr>
+      <w:r>
+        <w:rPr>
+          <w:rFonts w:ascii="Times New Roman" w:cs="Times New Roman" w:eastAsia="PMingLiU" w:hAnsi="Times New Roman"/>
+          <w:b/>
+          <w:bCs/>
           <w:i/>
           <w:iCs/>
-          <w:sz w:val="20"/>
-          <w:szCs w:val="20"/>
-        </w:rPr>
-        <w:t xml:space="preserve">D</w:t>
-      </w:r>
-      <w:r>
-        <w:rPr>
-          <w:rFonts w:ascii="Times New Roman" w:cs="Times New Roman" w:eastAsia="PMingLiU" w:hAnsi="Times New Roman"/>
-          <w:sz w:val="20"/>
-          <w:szCs w:val="20"/>
-          <w:vertAlign w:val="subscript"/>
-        </w:rPr>
-        <w:t xml:space="preserve">i</w:t>
-      </w:r>
-      <w:r>
-        <w:rPr>
-          <w:rFonts w:ascii="Times New Roman" w:cs="Times New Roman" w:eastAsia="PMingLiU" w:hAnsi="Times New Roman"/>
-          <w:sz w:val="20"/>
-          <w:szCs w:val="20"/>
-        </w:rPr>
-        <w:t xml:space="preserve"> the predicted demand. A discrete-event replay simulator consumes real held-out trips: a rental is served only if stock &gt; 0, otherwise it counts as unmet, while the truck follows the policy under test. We compare none, reactive, predictive-point and predictive-probabilistic policies, plus the inferred operator moves. Metrics: unmet rentals, empty station-minutes, truck-km. </w:t>
-      </w:r>
-      <w:r>
-        <w:rPr>
-          <w:rFonts w:ascii="Times New Roman" w:cs="Times New Roman" w:eastAsia="PMingLiU" w:hAnsi="Times New Roman"/>
-          <w:color w:val="0000FF"/>
-          <w:sz w:val="20"/>
-          <w:szCs w:val="20"/>
-        </w:rPr>
-        <w:t xml:space="preserve">Implemented simulator. Each day runs from 06:00 to 23:00 with the initial stock taken from the 06:00 snapshot. Recorded rentals at the 144 stations are placed uniformly at random within their recorded hour (seeded); a served rental generates the return of that ride after its recorded duration, an unserved one disappears; rides from outside the area arrive as recorded. A full station redirects a return to the nearest station with a free dock. Trucks (</w:t>
+          <w:color w:val="0000FF"/>
+          <w:sz w:val="20"/>
+          <w:szCs w:val="20"/>
+        </w:rPr>
+        <w:t xml:space="preserve">2.6.1. Replay simulator (replay_sim.py)</w:t>
+      </w:r>
+    </w:p>
+    <w:p>
+      <w:pPr>
+        <w:spacing w:after="0" w:line="240"/>
+        <w:ind w:left="300" w:hanging="180"/>
+        <w:jc w:val="both"/>
+      </w:pPr>
+      <w:r>
+        <w:rPr>
+          <w:rFonts w:ascii="Times New Roman" w:cs="Times New Roman" w:eastAsia="PMingLiU" w:hAnsi="Times New Roman"/>
+          <w:color w:val="0000FF"/>
+          <w:sz w:val="20"/>
+          <w:szCs w:val="20"/>
+        </w:rPr>
+        <w:t xml:space="preserve">– </w:t>
+      </w:r>
+      <w:r>
+        <w:rPr>
+          <w:rFonts w:ascii="Times New Roman" w:cs="Times New Roman" w:eastAsia="PMingLiU" w:hAnsi="Times New Roman"/>
+          <w:color w:val="0000FF"/>
+          <w:sz w:val="20"/>
+          <w:szCs w:val="20"/>
+        </w:rPr>
+        <w:t xml:space="preserve">Each day runs from 06:00 to 23:00; the initial stock is the 06:00 snapshot.</w:t>
+      </w:r>
+    </w:p>
+    <w:p>
+      <w:pPr>
+        <w:spacing w:after="0" w:line="240"/>
+        <w:ind w:left="300" w:hanging="180"/>
+        <w:jc w:val="both"/>
+      </w:pPr>
+      <w:r>
+        <w:rPr>
+          <w:rFonts w:ascii="Times New Roman" w:cs="Times New Roman" w:eastAsia="PMingLiU" w:hAnsi="Times New Roman"/>
+          <w:color w:val="0000FF"/>
+          <w:sz w:val="20"/>
+          <w:szCs w:val="20"/>
+        </w:rPr>
+        <w:t xml:space="preserve">– </w:t>
+      </w:r>
+      <w:r>
+        <w:rPr>
+          <w:rFonts w:ascii="Times New Roman" w:cs="Times New Roman" w:eastAsia="PMingLiU" w:hAnsi="Times New Roman"/>
+          <w:color w:val="0000FF"/>
+          <w:sz w:val="20"/>
+          <w:szCs w:val="20"/>
+        </w:rPr>
+        <w:t xml:space="preserve">Recorded rentals at the 144 stations are placed uniformly at random within their recorded hour (seeded). A served rental generates the return of that ride after its recorded duration; an unserved one disappears. Rides from outside the area arrive as recorded.</w:t>
+      </w:r>
+    </w:p>
+    <w:p>
+      <w:pPr>
+        <w:spacing w:after="0" w:line="240"/>
+        <w:ind w:left="300" w:hanging="180"/>
+        <w:jc w:val="both"/>
+      </w:pPr>
+      <w:r>
+        <w:rPr>
+          <w:rFonts w:ascii="Times New Roman" w:cs="Times New Roman" w:eastAsia="PMingLiU" w:hAnsi="Times New Roman"/>
+          <w:color w:val="0000FF"/>
+          <w:sz w:val="20"/>
+          <w:szCs w:val="20"/>
+        </w:rPr>
+        <w:t xml:space="preserve">– </w:t>
+      </w:r>
+      <w:r>
+        <w:rPr>
+          <w:rFonts w:ascii="Times New Roman" w:cs="Times New Roman" w:eastAsia="PMingLiU" w:hAnsi="Times New Roman"/>
+          <w:color w:val="0000FF"/>
+          <w:sz w:val="20"/>
+          <w:szCs w:val="20"/>
+        </w:rPr>
+        <w:t xml:space="preserve">A full station redirects a return to the nearest station with a free dock.</w:t>
+      </w:r>
+    </w:p>
+    <w:p>
+      <w:pPr>
+        <w:spacing w:after="0" w:line="240"/>
+        <w:ind w:left="300" w:hanging="180"/>
+        <w:jc w:val="both"/>
+      </w:pPr>
+      <w:r>
+        <w:rPr>
+          <w:rFonts w:ascii="Times New Roman" w:cs="Times New Roman" w:eastAsia="PMingLiU" w:hAnsi="Times New Roman"/>
+          <w:color w:val="0000FF"/>
+          <w:sz w:val="20"/>
+          <w:szCs w:val="20"/>
+        </w:rPr>
+        <w:t xml:space="preserve">– </w:t>
+      </w:r>
+      <w:r>
+        <w:rPr>
+          <w:rFonts w:ascii="Times New Roman" w:cs="Times New Roman" w:eastAsia="PMingLiU" w:hAnsi="Times New Roman"/>
+          <w:color w:val="0000FF"/>
+          <w:sz w:val="20"/>
+          <w:szCs w:val="20"/>
+        </w:rPr>
+        <w:t xml:space="preserve">Trucks: </w:t>
       </w:r>
       <w:r>
         <w:rPr>
@@ -2322,343 +3949,51 @@
           <w:sz w:val="20"/>
           <w:szCs w:val="20"/>
         </w:rPr>
-        <w:t xml:space="preserve"> ∈ {1, 3, 6}, capacity 20) travel at 15 km/h on 1.3× straight-line distance with 3 min per stop and 6 s per bike. Every 10 minutes each idle truck receives one move (source, target, </w:t>
-      </w:r>
-      <w:r>
-        <w:rPr>
-          <w:rFonts w:ascii="Times New Roman" w:cs="Times New Roman" w:eastAsia="PMingLiU" w:hAnsi="Times New Roman"/>
+        <w:t xml:space="preserve"> ∈ {1, 3, 6}, capacity 20, 15 km/h on 1.3× straight-line distance, 3 min per stop and 6 s per bike.</w:t>
+      </w:r>
+    </w:p>
+    <w:p>
+      <w:pPr>
+        <w:spacing w:after="40" w:line="240"/>
+        <w:ind w:left="300" w:hanging="180"/>
+        <w:jc w:val="both"/>
+      </w:pPr>
+      <w:r>
+        <w:rPr>
+          <w:rFonts w:ascii="Times New Roman" w:cs="Times New Roman" w:eastAsia="PMingLiU" w:hAnsi="Times New Roman"/>
+          <w:color w:val="0000FF"/>
+          <w:sz w:val="20"/>
+          <w:szCs w:val="20"/>
+        </w:rPr>
+        <w:t xml:space="preserve">– </w:t>
+      </w:r>
+      <w:r>
+        <w:rPr>
+          <w:rFonts w:ascii="Times New Roman" w:cs="Times New Roman" w:eastAsia="PMingLiU" w:hAnsi="Times New Roman"/>
+          <w:color w:val="0000FF"/>
+          <w:sz w:val="20"/>
+          <w:szCs w:val="20"/>
+        </w:rPr>
+        <w:t xml:space="preserve">Outputs per day: unmet rentals, empty station-minutes (counted every 10 min), bikes moved, truck-km.</w:t>
+      </w:r>
+    </w:p>
+    <w:p>
+      <w:pPr>
+        <w:keepNext/>
+        <w:spacing w:after="20" w:before="60" w:line="240"/>
+      </w:pPr>
+      <w:r>
+        <w:rPr>
+          <w:rFonts w:ascii="Times New Roman" w:cs="Times New Roman" w:eastAsia="PMingLiU" w:hAnsi="Times New Roman"/>
+          <w:b/>
+          <w:bCs/>
           <w:i/>
           <w:iCs/>
           <w:color w:val="0000FF"/>
           <w:sz w:val="20"/>
           <w:szCs w:val="20"/>
         </w:rPr>
-        <w:t xml:space="preserve">k</w:t>
-      </w:r>
-      <w:r>
-        <w:rPr>
-          <w:rFonts w:ascii="Times New Roman" w:cs="Times New Roman" w:eastAsia="PMingLiU" w:hAnsi="Times New Roman"/>
-          <w:color w:val="0000FF"/>
-          <w:sz w:val="20"/>
-          <w:szCs w:val="20"/>
-        </w:rPr>
-        <w:t xml:space="preserve">) chosen greedily to maximize the expected rentals saved per truck-minute: the benefit of a move is </w:t>
-      </w:r>
-      <w:r>
-        <w:rPr>
-          <w:rFonts w:ascii="Times New Roman" w:cs="Times New Roman" w:eastAsia="PMingLiU" w:hAnsi="Times New Roman"/>
-          <w:i/>
-          <w:iCs/>
-          <w:color w:val="0000FF"/>
-          <w:sz w:val="20"/>
-          <w:szCs w:val="20"/>
-        </w:rPr>
-        <w:t xml:space="preserve">v</w:t>
-      </w:r>
-      <w:r>
-        <w:rPr>
-          <w:rFonts w:ascii="Times New Roman" w:cs="Times New Roman" w:eastAsia="PMingLiU" w:hAnsi="Times New Roman"/>
-          <w:color w:val="0000FF"/>
-          <w:sz w:val="20"/>
-          <w:szCs w:val="20"/>
-          <w:vertAlign w:val="subscript"/>
-        </w:rPr>
-        <w:t xml:space="preserve">target</w:t>
-      </w:r>
-      <w:r>
-        <w:rPr>
-          <w:rFonts w:ascii="Times New Roman" w:cs="Times New Roman" w:eastAsia="PMingLiU" w:hAnsi="Times New Roman"/>
-          <w:color w:val="0000FF"/>
-          <w:sz w:val="20"/>
-          <w:szCs w:val="20"/>
-        </w:rPr>
-        <w:t xml:space="preserve"> · min(</w:t>
-      </w:r>
-      <w:r>
-        <w:rPr>
-          <w:rFonts w:ascii="Times New Roman" w:cs="Times New Roman" w:eastAsia="PMingLiU" w:hAnsi="Times New Roman"/>
-          <w:i/>
-          <w:iCs/>
-          <w:color w:val="0000FF"/>
-          <w:sz w:val="20"/>
-          <w:szCs w:val="20"/>
-        </w:rPr>
-        <w:t xml:space="preserve">k</w:t>
-      </w:r>
-      <w:r>
-        <w:rPr>
-          <w:rFonts w:ascii="Times New Roman" w:cs="Times New Roman" w:eastAsia="PMingLiU" w:hAnsi="Times New Roman"/>
-          <w:color w:val="0000FF"/>
-          <w:sz w:val="20"/>
-          <w:szCs w:val="20"/>
-        </w:rPr>
-        <w:t xml:space="preserve">, λ</w:t>
-      </w:r>
-      <w:r>
-        <w:rPr>
-          <w:rFonts w:ascii="Times New Roman" w:cs="Times New Roman" w:eastAsia="PMingLiU" w:hAnsi="Times New Roman"/>
-          <w:color w:val="0000FF"/>
-          <w:sz w:val="20"/>
-          <w:szCs w:val="20"/>
-          <w:vertAlign w:val="subscript"/>
-        </w:rPr>
-        <w:t xml:space="preserve">target</w:t>
-      </w:r>
-      <w:r>
-        <w:rPr>
-          <w:rFonts w:ascii="Times New Roman" w:cs="Times New Roman" w:eastAsia="PMingLiU" w:hAnsi="Times New Roman"/>
-          <w:color w:val="0000FF"/>
-          <w:sz w:val="20"/>
-          <w:szCs w:val="20"/>
-        </w:rPr>
-        <w:t xml:space="preserve">) and its cost is travel plus handling time. The three policies differ only in how targets and the weight </w:t>
-      </w:r>
-      <w:r>
-        <w:rPr>
-          <w:rFonts w:ascii="Times New Roman" w:cs="Times New Roman" w:eastAsia="PMingLiU" w:hAnsi="Times New Roman"/>
-          <w:i/>
-          <w:iCs/>
-          <w:color w:val="0000FF"/>
-          <w:sz w:val="20"/>
-          <w:szCs w:val="20"/>
-        </w:rPr>
-        <w:t xml:space="preserve">v</w:t>
-      </w:r>
-      <w:r>
-        <w:rPr>
-          <w:rFonts w:ascii="Times New Roman" w:cs="Times New Roman" w:eastAsia="PMingLiU" w:hAnsi="Times New Roman"/>
-          <w:color w:val="0000FF"/>
-          <w:sz w:val="20"/>
-          <w:szCs w:val="20"/>
-        </w:rPr>
-        <w:t xml:space="preserve"> are defined: reactive serves stations that are already empty (</w:t>
-      </w:r>
-      <w:r>
-        <w:rPr>
-          <w:rFonts w:ascii="Times New Roman" w:cs="Times New Roman" w:eastAsia="PMingLiU" w:hAnsi="Times New Roman"/>
-          <w:i/>
-          <w:iCs/>
-          <w:color w:val="0000FF"/>
-          <w:sz w:val="20"/>
-          <w:szCs w:val="20"/>
-        </w:rPr>
-        <w:t xml:space="preserve">v</w:t>
-      </w:r>
-      <w:r>
-        <w:rPr>
-          <w:rFonts w:ascii="Times New Roman" w:cs="Times New Roman" w:eastAsia="PMingLiU" w:hAnsi="Times New Roman"/>
-          <w:color w:val="0000FF"/>
-          <w:sz w:val="20"/>
-          <w:szCs w:val="20"/>
-        </w:rPr>
-        <w:t xml:space="preserve"> = 1); predictive-point serves stations whose next-hour demand exceeds stock, λ − </w:t>
-      </w:r>
-      <w:r>
-        <w:rPr>
-          <w:rFonts w:ascii="Times New Roman" w:cs="Times New Roman" w:eastAsia="PMingLiU" w:hAnsi="Times New Roman"/>
-          <w:i/>
-          <w:iCs/>
-          <w:color w:val="0000FF"/>
-          <w:sz w:val="20"/>
-          <w:szCs w:val="20"/>
-        </w:rPr>
-        <w:t xml:space="preserve">s</w:t>
-      </w:r>
-      <w:r>
-        <w:rPr>
-          <w:rFonts w:ascii="Times New Roman" w:cs="Times New Roman" w:eastAsia="PMingLiU" w:hAnsi="Times New Roman"/>
-          <w:color w:val="0000FF"/>
-          <w:sz w:val="20"/>
-          <w:szCs w:val="20"/>
-        </w:rPr>
-        <w:t xml:space="preserve"> ≥ 2 (</w:t>
-      </w:r>
-      <w:r>
-        <w:rPr>
-          <w:rFonts w:ascii="Times New Roman" w:cs="Times New Roman" w:eastAsia="PMingLiU" w:hAnsi="Times New Roman"/>
-          <w:i/>
-          <w:iCs/>
-          <w:color w:val="0000FF"/>
-          <w:sz w:val="20"/>
-          <w:szCs w:val="20"/>
-        </w:rPr>
-        <w:t xml:space="preserve">v</w:t>
-      </w:r>
-      <w:r>
-        <w:rPr>
-          <w:rFonts w:ascii="Times New Roman" w:cs="Times New Roman" w:eastAsia="PMingLiU" w:hAnsi="Times New Roman"/>
-          <w:color w:val="0000FF"/>
-          <w:sz w:val="20"/>
-          <w:szCs w:val="20"/>
-        </w:rPr>
-        <w:t xml:space="preserve"> = 1); predictive-probabilistic serves stations with </w:t>
-      </w:r>
-      <w:r>
-        <w:rPr>
-          <w:rFonts w:ascii="Times New Roman" w:cs="Times New Roman" w:eastAsia="PMingLiU" w:hAnsi="Times New Roman"/>
-          <w:i/>
-          <w:iCs/>
-          <w:color w:val="0000FF"/>
-          <w:sz w:val="20"/>
-          <w:szCs w:val="20"/>
-        </w:rPr>
-        <w:t xml:space="preserve">p</w:t>
-      </w:r>
-      <w:r>
-        <w:rPr>
-          <w:rFonts w:ascii="Times New Roman" w:cs="Times New Roman" w:eastAsia="PMingLiU" w:hAnsi="Times New Roman"/>
-          <w:color w:val="0000FF"/>
-          <w:sz w:val="20"/>
-          <w:szCs w:val="20"/>
-          <w:vertAlign w:val="subscript"/>
-        </w:rPr>
-        <w:t xml:space="preserve">i</w:t>
-      </w:r>
-      <w:r>
-        <w:rPr>
-          <w:rFonts w:ascii="Times New Roman" w:cs="Times New Roman" w:eastAsia="PMingLiU" w:hAnsi="Times New Roman"/>
-          <w:color w:val="0000FF"/>
-          <w:sz w:val="20"/>
-          <w:szCs w:val="20"/>
-        </w:rPr>
-        <w:t xml:space="preserve">(</w:t>
-      </w:r>
-      <w:r>
-        <w:rPr>
-          <w:rFonts w:ascii="Times New Roman" w:cs="Times New Roman" w:eastAsia="PMingLiU" w:hAnsi="Times New Roman"/>
-          <w:i/>
-          <w:iCs/>
-          <w:color w:val="0000FF"/>
-          <w:sz w:val="20"/>
-          <w:szCs w:val="20"/>
-        </w:rPr>
-        <w:t xml:space="preserve">t</w:t>
-      </w:r>
-      <w:r>
-        <w:rPr>
-          <w:rFonts w:ascii="Times New Roman" w:cs="Times New Roman" w:eastAsia="PMingLiU" w:hAnsi="Times New Roman"/>
-          <w:color w:val="0000FF"/>
-          <w:sz w:val="20"/>
-          <w:szCs w:val="20"/>
-        </w:rPr>
-        <w:t xml:space="preserve">, 60) ≥ 0.3, weights them by </w:t>
-      </w:r>
-      <w:r>
-        <w:rPr>
-          <w:rFonts w:ascii="Times New Roman" w:cs="Times New Roman" w:eastAsia="PMingLiU" w:hAnsi="Times New Roman"/>
-          <w:i/>
-          <w:iCs/>
-          <w:color w:val="0000FF"/>
-          <w:sz w:val="20"/>
-          <w:szCs w:val="20"/>
-        </w:rPr>
-        <w:t xml:space="preserve">v</w:t>
-      </w:r>
-      <w:r>
-        <w:rPr>
-          <w:rFonts w:ascii="Times New Roman" w:cs="Times New Roman" w:eastAsia="PMingLiU" w:hAnsi="Times New Roman"/>
-          <w:color w:val="0000FF"/>
-          <w:sz w:val="20"/>
-          <w:szCs w:val="20"/>
-        </w:rPr>
-        <w:t xml:space="preserve"> = </w:t>
-      </w:r>
-      <w:r>
-        <w:rPr>
-          <w:rFonts w:ascii="Times New Roman" w:cs="Times New Roman" w:eastAsia="PMingLiU" w:hAnsi="Times New Roman"/>
-          <w:i/>
-          <w:iCs/>
-          <w:color w:val="0000FF"/>
-          <w:sz w:val="20"/>
-          <w:szCs w:val="20"/>
-        </w:rPr>
-        <w:t xml:space="preserve">p</w:t>
-      </w:r>
-      <w:r>
-        <w:rPr>
-          <w:rFonts w:ascii="Times New Roman" w:cs="Times New Roman" w:eastAsia="PMingLiU" w:hAnsi="Times New Roman"/>
-          <w:color w:val="0000FF"/>
-          <w:sz w:val="20"/>
-          <w:szCs w:val="20"/>
-          <w:vertAlign w:val="subscript"/>
-        </w:rPr>
-        <w:t xml:space="preserve">i</w:t>
-      </w:r>
-      <w:r>
-        <w:rPr>
-          <w:rFonts w:ascii="Times New Roman" w:cs="Times New Roman" w:eastAsia="PMingLiU" w:hAnsi="Times New Roman"/>
-          <w:color w:val="0000FF"/>
-          <w:sz w:val="20"/>
-          <w:szCs w:val="20"/>
-        </w:rPr>
-        <w:t xml:space="preserve"> and never takes bikes from a station with </w:t>
-      </w:r>
-      <w:r>
-        <w:rPr>
-          <w:rFonts w:ascii="Times New Roman" w:cs="Times New Roman" w:eastAsia="PMingLiU" w:hAnsi="Times New Roman"/>
-          <w:i/>
-          <w:iCs/>
-          <w:color w:val="0000FF"/>
-          <w:sz w:val="20"/>
-          <w:szCs w:val="20"/>
-        </w:rPr>
-        <w:t xml:space="preserve">p</w:t>
-      </w:r>
-      <w:r>
-        <w:rPr>
-          <w:rFonts w:ascii="Times New Roman" w:cs="Times New Roman" w:eastAsia="PMingLiU" w:hAnsi="Times New Roman"/>
-          <w:color w:val="0000FF"/>
-          <w:sz w:val="20"/>
-          <w:szCs w:val="20"/>
-          <w:vertAlign w:val="subscript"/>
-        </w:rPr>
-        <w:t xml:space="preserve">i</w:t>
-      </w:r>
-      <w:r>
-        <w:rPr>
-          <w:rFonts w:ascii="Times New Roman" w:cs="Times New Roman" w:eastAsia="PMingLiU" w:hAnsi="Times New Roman"/>
-          <w:color w:val="0000FF"/>
-          <w:sz w:val="20"/>
-          <w:szCs w:val="20"/>
-        </w:rPr>
-        <w:t xml:space="preserve"> &gt; 0.2, where </w:t>
-      </w:r>
-      <w:r>
-        <w:rPr>
-          <w:rFonts w:ascii="Times New Roman" w:cs="Times New Roman" w:eastAsia="PMingLiU" w:hAnsi="Times New Roman"/>
-          <w:i/>
-          <w:iCs/>
-          <w:color w:val="0000FF"/>
-          <w:sz w:val="20"/>
-          <w:szCs w:val="20"/>
-        </w:rPr>
-        <w:t xml:space="preserve">p</w:t>
-      </w:r>
-      <w:r>
-        <w:rPr>
-          <w:rFonts w:ascii="Times New Roman" w:cs="Times New Roman" w:eastAsia="PMingLiU" w:hAnsi="Times New Roman"/>
-          <w:color w:val="0000FF"/>
-          <w:sz w:val="20"/>
-          <w:szCs w:val="20"/>
-        </w:rPr>
-        <w:t xml:space="preserve"> is computed on the simulated inventory by the inventory-only predictor at every decision. Sources are stations whose stock exceeds their next-hour demand by at least 5 bikes. The operator reference injects the inferred hourly moves of Sec. 2.3 directly, i.e. it replays what actually happened to the inventory. The rolling-horizon route search with 2-opt and simulated annealing [16] is the next step; the greedy loop is its initial solution.</w:t>
-      </w:r>
-    </w:p>
-    <w:p>
-      <w:pPr>
-        <w:keepNext/>
-        <w:spacing w:after="30" w:before="80" w:line="240"/>
-      </w:pPr>
-      <w:r>
-        <w:rPr>
-          <w:rFonts w:ascii="Times New Roman" w:cs="Times New Roman" w:eastAsia="PMingLiU" w:hAnsi="Times New Roman"/>
-          <w:b/>
-          <w:bCs/>
-          <w:color w:val="0000FF"/>
-          <w:sz w:val="22"/>
-          <w:szCs w:val="22"/>
-        </w:rPr>
-        <w:t xml:space="preserve">2.7. Live demo</w:t>
+        <w:t xml:space="preserve">2.6.2. Greedy planner and the three policies</w:t>
       </w:r>
     </w:p>
     <w:p>
@@ -2674,41 +4009,590 @@
           <w:sz w:val="20"/>
           <w:szCs w:val="20"/>
         </w:rPr>
-        <w:t xml:space="preserve">The logger already writes latest.json, a compact snapshot of the 309 stations, on every run. The demo page will read it, compute the inventory-only features in the browser or a small Python service, show P(empty within 30 min) per station on a map and the next-bell truck plan of the planner, as mocked in Fig. 11.</w:t>
-      </w:r>
-    </w:p>
-    <w:p>
-      <w:pPr>
-        <w:keepNext/>
-        <w:spacing w:after="30" w:before="100" w:line="240"/>
-      </w:pPr>
+        <w:t xml:space="preserve">Every 10 minutes each idle truck receives one move chosen by Algorithm 1. Candidate targets, their need and the weight v differ by policy:</w:t>
+      </w:r>
+    </w:p>
+    <w:p>
+      <w:pPr>
+        <w:spacing w:after="0" w:line="240"/>
+        <w:ind w:left="300" w:hanging="180"/>
+        <w:jc w:val="both"/>
+      </w:pPr>
+      <w:r>
+        <w:rPr>
+          <w:rFonts w:ascii="Times New Roman" w:cs="Times New Roman" w:eastAsia="PMingLiU" w:hAnsi="Times New Roman"/>
+          <w:color w:val="0000FF"/>
+          <w:sz w:val="20"/>
+          <w:szCs w:val="20"/>
+        </w:rPr>
+        <w:t xml:space="preserve">– </w:t>
+      </w:r>
       <w:r>
         <w:rPr>
           <w:rFonts w:ascii="Times New Roman" w:cs="Times New Roman" w:eastAsia="PMingLiU" w:hAnsi="Times New Roman"/>
           <w:b/>
           <w:bCs/>
           <w:color w:val="0000FF"/>
-          <w:sz w:val="24"/>
-          <w:szCs w:val="24"/>
-        </w:rPr>
-        <w:t xml:space="preserve">3. Experiments</w:t>
-      </w:r>
-    </w:p>
-    <w:p>
-      <w:pPr>
-        <w:keepNext/>
-        <w:spacing w:after="30" w:before="80" w:line="240"/>
-      </w:pPr>
+          <w:sz w:val="20"/>
+          <w:szCs w:val="20"/>
+        </w:rPr>
+        <w:t xml:space="preserve">reactive: </w:t>
+      </w:r>
+      <w:r>
+        <w:rPr>
+          <w:rFonts w:ascii="Times New Roman" w:cs="Times New Roman" w:eastAsia="PMingLiU" w:hAnsi="Times New Roman"/>
+          <w:color w:val="0000FF"/>
+          <w:sz w:val="20"/>
+          <w:szCs w:val="20"/>
+        </w:rPr>
+        <w:t xml:space="preserve">targets are stations that are empty now; need = max(5, λ); </w:t>
+      </w:r>
+      <w:r>
+        <w:rPr>
+          <w:rFonts w:ascii="Times New Roman" w:cs="Times New Roman" w:eastAsia="PMingLiU" w:hAnsi="Times New Roman"/>
+          <w:i/>
+          <w:iCs/>
+          <w:color w:val="0000FF"/>
+          <w:sz w:val="20"/>
+          <w:szCs w:val="20"/>
+        </w:rPr>
+        <w:t xml:space="preserve">v</w:t>
+      </w:r>
+      <w:r>
+        <w:rPr>
+          <w:rFonts w:ascii="Times New Roman" w:cs="Times New Roman" w:eastAsia="PMingLiU" w:hAnsi="Times New Roman"/>
+          <w:color w:val="0000FF"/>
+          <w:sz w:val="20"/>
+          <w:szCs w:val="20"/>
+        </w:rPr>
+        <w:t xml:space="preserve"> = 1.</w:t>
+      </w:r>
+    </w:p>
+    <w:p>
+      <w:pPr>
+        <w:spacing w:after="0" w:line="240"/>
+        <w:ind w:left="300" w:hanging="180"/>
+        <w:jc w:val="both"/>
+      </w:pPr>
+      <w:r>
+        <w:rPr>
+          <w:rFonts w:ascii="Times New Roman" w:cs="Times New Roman" w:eastAsia="PMingLiU" w:hAnsi="Times New Roman"/>
+          <w:color w:val="0000FF"/>
+          <w:sz w:val="20"/>
+          <w:szCs w:val="20"/>
+        </w:rPr>
+        <w:t xml:space="preserve">– </w:t>
+      </w:r>
       <w:r>
         <w:rPr>
           <w:rFonts w:ascii="Times New Roman" w:cs="Times New Roman" w:eastAsia="PMingLiU" w:hAnsi="Times New Roman"/>
           <w:b/>
           <w:bCs/>
           <w:color w:val="0000FF"/>
-          <w:sz w:val="22"/>
-          <w:szCs w:val="22"/>
-        </w:rPr>
-        <w:t xml:space="preserve">3.1. Datasets, splits and environment</w:t>
+          <w:sz w:val="20"/>
+          <w:szCs w:val="20"/>
+        </w:rPr>
+        <w:t xml:space="preserve">predictive-point: </w:t>
+      </w:r>
+      <w:r>
+        <w:rPr>
+          <w:rFonts w:ascii="Times New Roman" w:cs="Times New Roman" w:eastAsia="PMingLiU" w:hAnsi="Times New Roman"/>
+          <w:color w:val="0000FF"/>
+          <w:sz w:val="20"/>
+          <w:szCs w:val="20"/>
+        </w:rPr>
+        <w:t xml:space="preserve">targets are stations whose next-hour demand exceeds stock, λ − </w:t>
+      </w:r>
+      <w:r>
+        <w:rPr>
+          <w:rFonts w:ascii="Times New Roman" w:cs="Times New Roman" w:eastAsia="PMingLiU" w:hAnsi="Times New Roman"/>
+          <w:i/>
+          <w:iCs/>
+          <w:color w:val="0000FF"/>
+          <w:sz w:val="20"/>
+          <w:szCs w:val="20"/>
+        </w:rPr>
+        <w:t xml:space="preserve">s</w:t>
+      </w:r>
+      <w:r>
+        <w:rPr>
+          <w:rFonts w:ascii="Times New Roman" w:cs="Times New Roman" w:eastAsia="PMingLiU" w:hAnsi="Times New Roman"/>
+          <w:color w:val="0000FF"/>
+          <w:sz w:val="20"/>
+          <w:szCs w:val="20"/>
+        </w:rPr>
+        <w:t xml:space="preserve"> ≥ 2; need = λ − </w:t>
+      </w:r>
+      <w:r>
+        <w:rPr>
+          <w:rFonts w:ascii="Times New Roman" w:cs="Times New Roman" w:eastAsia="PMingLiU" w:hAnsi="Times New Roman"/>
+          <w:i/>
+          <w:iCs/>
+          <w:color w:val="0000FF"/>
+          <w:sz w:val="20"/>
+          <w:szCs w:val="20"/>
+        </w:rPr>
+        <w:t xml:space="preserve">s</w:t>
+      </w:r>
+      <w:r>
+        <w:rPr>
+          <w:rFonts w:ascii="Times New Roman" w:cs="Times New Roman" w:eastAsia="PMingLiU" w:hAnsi="Times New Roman"/>
+          <w:color w:val="0000FF"/>
+          <w:sz w:val="20"/>
+          <w:szCs w:val="20"/>
+        </w:rPr>
+        <w:t xml:space="preserve"> + 2; </w:t>
+      </w:r>
+      <w:r>
+        <w:rPr>
+          <w:rFonts w:ascii="Times New Roman" w:cs="Times New Roman" w:eastAsia="PMingLiU" w:hAnsi="Times New Roman"/>
+          <w:i/>
+          <w:iCs/>
+          <w:color w:val="0000FF"/>
+          <w:sz w:val="20"/>
+          <w:szCs w:val="20"/>
+        </w:rPr>
+        <w:t xml:space="preserve">v</w:t>
+      </w:r>
+      <w:r>
+        <w:rPr>
+          <w:rFonts w:ascii="Times New Roman" w:cs="Times New Roman" w:eastAsia="PMingLiU" w:hAnsi="Times New Roman"/>
+          <w:color w:val="0000FF"/>
+          <w:sz w:val="20"/>
+          <w:szCs w:val="20"/>
+        </w:rPr>
+        <w:t xml:space="preserve"> = 1.</w:t>
+      </w:r>
+    </w:p>
+    <w:p>
+      <w:pPr>
+        <w:spacing w:after="40" w:line="240"/>
+        <w:ind w:left="300" w:hanging="180"/>
+        <w:jc w:val="both"/>
+      </w:pPr>
+      <w:r>
+        <w:rPr>
+          <w:rFonts w:ascii="Times New Roman" w:cs="Times New Roman" w:eastAsia="PMingLiU" w:hAnsi="Times New Roman"/>
+          <w:color w:val="0000FF"/>
+          <w:sz w:val="20"/>
+          <w:szCs w:val="20"/>
+        </w:rPr>
+        <w:t xml:space="preserve">– </w:t>
+      </w:r>
+      <w:r>
+        <w:rPr>
+          <w:rFonts w:ascii="Times New Roman" w:cs="Times New Roman" w:eastAsia="PMingLiU" w:hAnsi="Times New Roman"/>
+          <w:b/>
+          <w:bCs/>
+          <w:color w:val="0000FF"/>
+          <w:sz w:val="20"/>
+          <w:szCs w:val="20"/>
+        </w:rPr>
+        <w:t xml:space="preserve">predictive-probabilistic: </w:t>
+      </w:r>
+      <w:r>
+        <w:rPr>
+          <w:rFonts w:ascii="Times New Roman" w:cs="Times New Roman" w:eastAsia="PMingLiU" w:hAnsi="Times New Roman"/>
+          <w:color w:val="0000FF"/>
+          <w:sz w:val="20"/>
+          <w:szCs w:val="20"/>
+        </w:rPr>
+        <w:t xml:space="preserve">targets are stations with </w:t>
+      </w:r>
+      <w:r>
+        <w:rPr>
+          <w:rFonts w:ascii="Times New Roman" w:cs="Times New Roman" w:eastAsia="PMingLiU" w:hAnsi="Times New Roman"/>
+          <w:i/>
+          <w:iCs/>
+          <w:color w:val="0000FF"/>
+          <w:sz w:val="20"/>
+          <w:szCs w:val="20"/>
+        </w:rPr>
+        <w:t xml:space="preserve">p</w:t>
+      </w:r>
+      <w:r>
+        <w:rPr>
+          <w:rFonts w:ascii="Times New Roman" w:cs="Times New Roman" w:eastAsia="PMingLiU" w:hAnsi="Times New Roman"/>
+          <w:color w:val="0000FF"/>
+          <w:sz w:val="20"/>
+          <w:szCs w:val="20"/>
+          <w:vertAlign w:val="subscript"/>
+        </w:rPr>
+        <w:t xml:space="preserve">i</w:t>
+      </w:r>
+      <w:r>
+        <w:rPr>
+          <w:rFonts w:ascii="Times New Roman" w:cs="Times New Roman" w:eastAsia="PMingLiU" w:hAnsi="Times New Roman"/>
+          <w:color w:val="0000FF"/>
+          <w:sz w:val="20"/>
+          <w:szCs w:val="20"/>
+        </w:rPr>
+        <w:t xml:space="preserve">(</w:t>
+      </w:r>
+      <w:r>
+        <w:rPr>
+          <w:rFonts w:ascii="Times New Roman" w:cs="Times New Roman" w:eastAsia="PMingLiU" w:hAnsi="Times New Roman"/>
+          <w:i/>
+          <w:iCs/>
+          <w:color w:val="0000FF"/>
+          <w:sz w:val="20"/>
+          <w:szCs w:val="20"/>
+        </w:rPr>
+        <w:t xml:space="preserve">t</w:t>
+      </w:r>
+      <w:r>
+        <w:rPr>
+          <w:rFonts w:ascii="Times New Roman" w:cs="Times New Roman" w:eastAsia="PMingLiU" w:hAnsi="Times New Roman"/>
+          <w:color w:val="0000FF"/>
+          <w:sz w:val="20"/>
+          <w:szCs w:val="20"/>
+        </w:rPr>
+        <w:t xml:space="preserve">, 60) ≥ 0.3, where </w:t>
+      </w:r>
+      <w:r>
+        <w:rPr>
+          <w:rFonts w:ascii="Times New Roman" w:cs="Times New Roman" w:eastAsia="PMingLiU" w:hAnsi="Times New Roman"/>
+          <w:i/>
+          <w:iCs/>
+          <w:color w:val="0000FF"/>
+          <w:sz w:val="20"/>
+          <w:szCs w:val="20"/>
+        </w:rPr>
+        <w:t xml:space="preserve">p</w:t>
+      </w:r>
+      <w:r>
+        <w:rPr>
+          <w:rFonts w:ascii="Times New Roman" w:cs="Times New Roman" w:eastAsia="PMingLiU" w:hAnsi="Times New Roman"/>
+          <w:color w:val="0000FF"/>
+          <w:sz w:val="20"/>
+          <w:szCs w:val="20"/>
+        </w:rPr>
+        <w:t xml:space="preserve"> is computed on the simulated inventory by the inventory-only predictor at every decision; need = max(5, λ − </w:t>
+      </w:r>
+      <w:r>
+        <w:rPr>
+          <w:rFonts w:ascii="Times New Roman" w:cs="Times New Roman" w:eastAsia="PMingLiU" w:hAnsi="Times New Roman"/>
+          <w:i/>
+          <w:iCs/>
+          <w:color w:val="0000FF"/>
+          <w:sz w:val="20"/>
+          <w:szCs w:val="20"/>
+        </w:rPr>
+        <w:t xml:space="preserve">s</w:t>
+      </w:r>
+      <w:r>
+        <w:rPr>
+          <w:rFonts w:ascii="Times New Roman" w:cs="Times New Roman" w:eastAsia="PMingLiU" w:hAnsi="Times New Roman"/>
+          <w:color w:val="0000FF"/>
+          <w:sz w:val="20"/>
+          <w:szCs w:val="20"/>
+        </w:rPr>
+        <w:t xml:space="preserve"> + 3); </w:t>
+      </w:r>
+      <w:r>
+        <w:rPr>
+          <w:rFonts w:ascii="Times New Roman" w:cs="Times New Roman" w:eastAsia="PMingLiU" w:hAnsi="Times New Roman"/>
+          <w:i/>
+          <w:iCs/>
+          <w:color w:val="0000FF"/>
+          <w:sz w:val="20"/>
+          <w:szCs w:val="20"/>
+        </w:rPr>
+        <w:t xml:space="preserve">v</w:t>
+      </w:r>
+      <w:r>
+        <w:rPr>
+          <w:rFonts w:ascii="Times New Roman" w:cs="Times New Roman" w:eastAsia="PMingLiU" w:hAnsi="Times New Roman"/>
+          <w:color w:val="0000FF"/>
+          <w:sz w:val="20"/>
+          <w:szCs w:val="20"/>
+        </w:rPr>
+        <w:t xml:space="preserve"> = </w:t>
+      </w:r>
+      <w:r>
+        <w:rPr>
+          <w:rFonts w:ascii="Times New Roman" w:cs="Times New Roman" w:eastAsia="PMingLiU" w:hAnsi="Times New Roman"/>
+          <w:i/>
+          <w:iCs/>
+          <w:color w:val="0000FF"/>
+          <w:sz w:val="20"/>
+          <w:szCs w:val="20"/>
+        </w:rPr>
+        <w:t xml:space="preserve">p</w:t>
+      </w:r>
+      <w:r>
+        <w:rPr>
+          <w:rFonts w:ascii="Times New Roman" w:cs="Times New Roman" w:eastAsia="PMingLiU" w:hAnsi="Times New Roman"/>
+          <w:color w:val="0000FF"/>
+          <w:sz w:val="20"/>
+          <w:szCs w:val="20"/>
+          <w:vertAlign w:val="subscript"/>
+        </w:rPr>
+        <w:t xml:space="preserve">i</w:t>
+      </w:r>
+      <w:r>
+        <w:rPr>
+          <w:rFonts w:ascii="Times New Roman" w:cs="Times New Roman" w:eastAsia="PMingLiU" w:hAnsi="Times New Roman"/>
+          <w:color w:val="0000FF"/>
+          <w:sz w:val="20"/>
+          <w:szCs w:val="20"/>
+        </w:rPr>
+        <w:t xml:space="preserve">; stations with </w:t>
+      </w:r>
+      <w:r>
+        <w:rPr>
+          <w:rFonts w:ascii="Times New Roman" w:cs="Times New Roman" w:eastAsia="PMingLiU" w:hAnsi="Times New Roman"/>
+          <w:i/>
+          <w:iCs/>
+          <w:color w:val="0000FF"/>
+          <w:sz w:val="20"/>
+          <w:szCs w:val="20"/>
+        </w:rPr>
+        <w:t xml:space="preserve">p</w:t>
+      </w:r>
+      <w:r>
+        <w:rPr>
+          <w:rFonts w:ascii="Times New Roman" w:cs="Times New Roman" w:eastAsia="PMingLiU" w:hAnsi="Times New Roman"/>
+          <w:color w:val="0000FF"/>
+          <w:sz w:val="20"/>
+          <w:szCs w:val="20"/>
+        </w:rPr>
+        <w:t xml:space="preserve"> &gt; 0.2 are never used as sources.</w:t>
+      </w:r>
+    </w:p>
+    <w:tbl>
+      <w:tblPr>
+        <w:tblW w:type="dxa" w:w="4677"/>
+        <w:tblBorders>
+          <w:top w:val="single" w:color="7F9CCB" w:sz="4"/>
+          <w:left w:val="single" w:color="7F9CCB" w:sz="4"/>
+          <w:bottom w:val="single" w:color="7F9CCB" w:sz="4"/>
+          <w:right w:val="single" w:color="7F9CCB" w:sz="4"/>
+          <w:insideH w:val="single" w:color="7F9CCB" w:sz="4"/>
+          <w:insideV w:val="single" w:color="7F9CCB" w:sz="4"/>
+        </w:tblBorders>
+      </w:tblPr>
+      <w:tblGrid>
+        <w:gridCol w:w="4677"/>
+      </w:tblGrid>
+      <w:tr>
+        <w:trPr>
+          <w:cantSplit/>
+        </w:trPr>
+        <w:tc>
+          <w:tcPr>
+            <w:tcW w:type="dxa" w:w="4677"/>
+            <w:shd w:fill="F4F7FD" w:color="auto" w:val="clear"/>
+            <w:tcMar>
+              <w:top w:type="dxa" w:w="60"/>
+              <w:left w:type="dxa" w:w="90"/>
+              <w:bottom w:type="dxa" w:w="60"/>
+              <w:right w:type="dxa" w:w="90"/>
+            </w:tcMar>
+          </w:tcPr>
+          <w:p>
+            <w:pPr>
+              <w:keepLines/>
+              <w:spacing w:after="0" w:line="220"/>
+              <w:ind w:left="0"/>
+              <w:jc w:val="left"/>
+            </w:pPr>
+            <w:r>
+              <w:rPr>
+                <w:rFonts w:ascii="Times New Roman" w:cs="Times New Roman" w:eastAsia="PMingLiU" w:hAnsi="Times New Roman"/>
+                <w:b/>
+                <w:bCs/>
+                <w:color w:val="0000FF"/>
+                <w:sz w:val="16"/>
+                <w:szCs w:val="16"/>
+              </w:rPr>
+              <w:t xml:space="preserve">Algorithm 1  Greedy move selection for one idle truck</w:t>
+            </w:r>
+          </w:p>
+          <w:p>
+            <w:pPr>
+              <w:keepLines/>
+              <w:spacing w:after="0" w:line="220"/>
+              <w:ind w:left="0"/>
+              <w:jc w:val="left"/>
+            </w:pPr>
+            <w:r>
+              <w:rPr>
+                <w:rFonts w:ascii="Courier New" w:cs="Courier New" w:eastAsia="PMingLiU" w:hAnsi="Courier New"/>
+                <w:color w:val="0000FF"/>
+                <w:sz w:val="14"/>
+                <w:szCs w:val="14"/>
+              </w:rPr>
+              <w:t xml:space="preserve">input: stocks s, hourly demand λ, position, need, v</w:t>
+            </w:r>
+          </w:p>
+          <w:p>
+            <w:pPr>
+              <w:keepLines/>
+              <w:spacing w:after="0" w:line="220"/>
+              <w:ind w:left="0"/>
+              <w:jc w:val="left"/>
+            </w:pPr>
+            <w:r>
+              <w:rPr>
+                <w:rFonts w:ascii="Courier New" w:cs="Courier New" w:eastAsia="PMingLiU" w:hAnsi="Courier New"/>
+                <w:color w:val="0000FF"/>
+                <w:sz w:val="14"/>
+                <w:szCs w:val="14"/>
+              </w:rPr>
+              <w:t xml:space="preserve">surplus_j = s_j − λ_j − 2</w:t>
+            </w:r>
+          </w:p>
+          <w:p>
+            <w:pPr>
+              <w:keepLines/>
+              <w:spacing w:after="0" w:line="220"/>
+              <w:ind w:left="0"/>
+              <w:jc w:val="left"/>
+            </w:pPr>
+            <w:r>
+              <w:rPr>
+                <w:rFonts w:ascii="Courier New" w:cs="Courier New" w:eastAsia="PMingLiU" w:hAnsi="Courier New"/>
+                <w:color w:val="0000FF"/>
+                <w:sz w:val="14"/>
+                <w:szCs w:val="14"/>
+              </w:rPr>
+              <w:t xml:space="preserve">S = {j : surplus_j ≥ 3, unclaimed}</w:t>
+            </w:r>
+          </w:p>
+          <w:p>
+            <w:pPr>
+              <w:keepLines/>
+              <w:spacing w:after="0" w:line="220"/>
+              <w:ind w:left="0"/>
+              <w:jc w:val="left"/>
+            </w:pPr>
+            <w:r>
+              <w:rPr>
+                <w:rFonts w:ascii="Courier New" w:cs="Courier New" w:eastAsia="PMingLiU" w:hAnsi="Courier New"/>
+                <w:color w:val="0000FF"/>
+                <w:sz w:val="14"/>
+                <w:szCs w:val="14"/>
+              </w:rPr>
+              <w:t xml:space="preserve">T = {i : need_i &gt; 0, unclaimed}, 8 best by v·need</w:t>
+            </w:r>
+          </w:p>
+          <w:p>
+            <w:pPr>
+              <w:keepLines/>
+              <w:spacing w:after="0" w:line="220"/>
+              <w:ind w:left="0"/>
+              <w:jc w:val="left"/>
+            </w:pPr>
+            <w:r>
+              <w:rPr>
+                <w:rFonts w:ascii="Courier New" w:cs="Courier New" w:eastAsia="PMingLiU" w:hAnsi="Courier New"/>
+                <w:color w:val="0000FF"/>
+                <w:sz w:val="14"/>
+                <w:szCs w:val="14"/>
+              </w:rPr>
+              <w:t xml:space="preserve">for i in T, j in S:</w:t>
+            </w:r>
+          </w:p>
+          <w:p>
+            <w:pPr>
+              <w:keepLines/>
+              <w:spacing w:after="0" w:line="220"/>
+              <w:ind w:left="0"/>
+              <w:jc w:val="left"/>
+            </w:pPr>
+            <w:r>
+              <w:rPr>
+                <w:rFonts w:ascii="Courier New" w:cs="Courier New" w:eastAsia="PMingLiU" w:hAnsi="Courier New"/>
+                <w:color w:val="0000FF"/>
+                <w:sz w:val="14"/>
+                <w:szCs w:val="14"/>
+              </w:rPr>
+              <w:t xml:space="preserve">  k = min(Q, surplus_j, cap_i − s_i, need_i)</w:t>
+            </w:r>
+          </w:p>
+          <w:p>
+            <w:pPr>
+              <w:keepLines/>
+              <w:spacing w:after="0" w:line="220"/>
+              <w:ind w:left="0"/>
+              <w:jc w:val="left"/>
+            </w:pPr>
+            <w:r>
+              <w:rPr>
+                <w:rFonts w:ascii="Courier New" w:cs="Courier New" w:eastAsia="PMingLiU" w:hAnsi="Courier New"/>
+                <w:color w:val="0000FF"/>
+                <w:sz w:val="14"/>
+                <w:szCs w:val="14"/>
+              </w:rPr>
+              <w:t xml:space="preserve">  if k &lt; 3: continue</w:t>
+            </w:r>
+          </w:p>
+          <w:p>
+            <w:pPr>
+              <w:keepLines/>
+              <w:spacing w:after="0" w:line="220"/>
+              <w:ind w:left="0"/>
+              <w:jc w:val="left"/>
+            </w:pPr>
+            <w:r>
+              <w:rPr>
+                <w:rFonts w:ascii="Courier New" w:cs="Courier New" w:eastAsia="PMingLiU" w:hAnsi="Courier New"/>
+                <w:color w:val="0000FF"/>
+                <w:sz w:val="14"/>
+                <w:szCs w:val="14"/>
+              </w:rPr>
+              <w:t xml:space="preserve">  t = drive(pos→j→i) + 2·stop + k·handle</w:t>
+            </w:r>
+          </w:p>
+          <w:p>
+            <w:pPr>
+              <w:keepLines/>
+              <w:spacing w:after="0" w:line="220"/>
+              <w:ind w:left="0"/>
+              <w:jc w:val="left"/>
+            </w:pPr>
+            <w:r>
+              <w:rPr>
+                <w:rFonts w:ascii="Courier New" w:cs="Courier New" w:eastAsia="PMingLiU" w:hAnsi="Courier New"/>
+                <w:color w:val="0000FF"/>
+                <w:sz w:val="14"/>
+                <w:szCs w:val="14"/>
+              </w:rPr>
+              <w:t xml:space="preserve">  score = v_i · min(k, max(λ_i, 1)) / t</w:t>
+            </w:r>
+          </w:p>
+          <w:p>
+            <w:pPr>
+              <w:keepLines/>
+              <w:spacing w:after="0" w:line="220"/>
+              <w:ind w:left="0"/>
+              <w:jc w:val="left"/>
+            </w:pPr>
+            <w:r>
+              <w:rPr>
+                <w:rFonts w:ascii="Courier New" w:cs="Courier New" w:eastAsia="PMingLiU" w:hAnsi="Courier New"/>
+                <w:color w:val="0000FF"/>
+                <w:sz w:val="14"/>
+                <w:szCs w:val="14"/>
+              </w:rPr>
+              <w:t xml:space="preserve">return (i, j, k) with max score; claim i, j</w:t>
+            </w:r>
+          </w:p>
+        </w:tc>
+      </w:tr>
+    </w:tbl>
+    <w:p>
+      <w:pPr>
+        <w:spacing w:after="80" w:before="0" w:line="120"/>
+      </w:pPr>
+      <w:r>
+        <w:rPr>
+          <w:rFonts w:ascii="Times New Roman" w:cs="Times New Roman" w:eastAsia="PMingLiU" w:hAnsi="Times New Roman"/>
+          <w:sz w:val="6"/>
+          <w:szCs w:val="6"/>
+        </w:rPr>
+        <w:t xml:space="preserve"/>
       </w:r>
     </w:p>
     <w:p>
@@ -2724,14 +4608,13 @@
           <w:sz w:val="20"/>
           <w:szCs w:val="20"/>
         </w:rPr>
-        <w:t xml:space="preserve">Table 1 lists the data. NTU rows are split by time: training 1 Sep 2024–9 Mar 2025, validation 10–31 Mar 2025 (early stopping), test 1 Apr–22 Jun 2025 (1.22 M station-slots, three months never seen by the model). NSYSU uses 2–7 Oct for training, 8–9 Oct for validation and 10–15 Oct for testing. The replay simulator uses the 28 in-semester weekdays of the test period with ≥ 95% snapshot coverage (1 Apr–13 Jun 2025). Everything runs on a 2-vCPU, 7 GB container with Python 3.11, pandas 3.0, LightGBM 4.7 and scikit-learn 1.8; building the 4.3 M-row feature table takes 21 s, training all four NTU models 5 min, and one simulated day with five policies about 3 s.</w:t>
+        <w:t xml:space="preserve">The operator reference injects the inferred hourly moves of Sec. 2.3 directly, i.e. it replays what actually happened to the inventory without truck constraints. The rolling-horizon route search with 2-opt and simulated annealing [16] is the next step; Algorithm 1 is its initial solution.</w:t>
       </w:r>
     </w:p>
     <w:p>
       <w:pPr>
         <w:keepNext/>
-        <w:spacing w:after="40" w:before="80" w:line="220"/>
-        <w:jc w:val="both"/>
+        <w:spacing w:after="30" w:before="90" w:line="240"/>
       </w:pPr>
       <w:r>
         <w:rPr>
@@ -2739,10 +4622,94 @@
           <w:b/>
           <w:bCs/>
           <w:color w:val="0000FF"/>
+          <w:sz w:val="22"/>
+          <w:szCs w:val="22"/>
+        </w:rPr>
+        <w:t xml:space="preserve">2.7. Live demo</w:t>
+      </w:r>
+    </w:p>
+    <w:p>
+      <w:pPr>
+        <w:spacing w:after="0" w:line="240"/>
+        <w:ind w:firstLine="288"/>
+        <w:jc w:val="both"/>
+      </w:pPr>
+      <w:r>
+        <w:rPr>
+          <w:rFonts w:ascii="Times New Roman" w:cs="Times New Roman" w:eastAsia="PMingLiU" w:hAnsi="Times New Roman"/>
+          <w:color w:val="0000FF"/>
+          <w:sz w:val="20"/>
+          <w:szCs w:val="20"/>
+        </w:rPr>
+        <w:t xml:space="preserve">The logger already writes latest.json, a compact snapshot of the 309 stations, on every run. The demo page will read it, compute the inventory-only features, show P(empty within 30 min) per station on a map and the next-bell truck plan of the planner, as mocked in Fig. 11.</w:t>
+      </w:r>
+    </w:p>
+    <w:p>
+      <w:pPr>
+        <w:keepNext/>
+        <w:spacing w:after="40" w:before="120" w:line="240"/>
+      </w:pPr>
+      <w:r>
+        <w:rPr>
+          <w:rFonts w:ascii="Times New Roman" w:cs="Times New Roman" w:eastAsia="PMingLiU" w:hAnsi="Times New Roman"/>
+          <w:b/>
+          <w:bCs/>
+          <w:color w:val="0000FF"/>
+          <w:sz w:val="24"/>
+          <w:szCs w:val="24"/>
+        </w:rPr>
+        <w:t xml:space="preserve">3. Experiments</w:t>
+      </w:r>
+    </w:p>
+    <w:p>
+      <w:pPr>
+        <w:keepNext/>
+        <w:spacing w:after="30" w:before="90" w:line="240"/>
+      </w:pPr>
+      <w:r>
+        <w:rPr>
+          <w:rFonts w:ascii="Times New Roman" w:cs="Times New Roman" w:eastAsia="PMingLiU" w:hAnsi="Times New Roman"/>
+          <w:b/>
+          <w:bCs/>
+          <w:color w:val="0000FF"/>
+          <w:sz w:val="22"/>
+          <w:szCs w:val="22"/>
+        </w:rPr>
+        <w:t xml:space="preserve">3.1. Datasets, splits and environment</w:t>
+      </w:r>
+    </w:p>
+    <w:p>
+      <w:pPr>
+        <w:spacing w:after="0" w:line="240"/>
+        <w:ind w:firstLine="288"/>
+        <w:jc w:val="both"/>
+      </w:pPr>
+      <w:r>
+        <w:rPr>
+          <w:rFonts w:ascii="Times New Roman" w:cs="Times New Roman" w:eastAsia="PMingLiU" w:hAnsi="Times New Roman"/>
+          <w:color w:val="0000FF"/>
+          <w:sz w:val="20"/>
+          <w:szCs w:val="20"/>
+        </w:rPr>
+        <w:t xml:space="preserve">Table 2 lists the data. NTU rows are split by time: training 1 Sep 2024–9 Mar 2025, validation 10–31 Mar 2025 (early stopping), test 1 Apr–22 Jun 2025 (1.22 M station-slots, three months never seen by the model). NSYSU uses 2–7 Oct for training, 8–9 Oct for validation and 10–15 Oct for testing. The replay simulator uses the 28 in-semester weekdays of the test period with ≥ 95% snapshot coverage (1 Apr–13 Jun 2025). Everything runs on a 2-vCPU, 7 GB container with Python 3.11, pandas 3.0, LightGBM 4.7 and scikit-learn 1.8: building the 4.3 M-row feature table takes 21 s, training the four NTU models 5 min, one simulated day with five policies about 3 s.</w:t>
+      </w:r>
+    </w:p>
+    <w:p>
+      <w:pPr>
+        <w:keepNext/>
+        <w:spacing w:after="50" w:before="100" w:line="220"/>
+        <w:jc w:val="both"/>
+      </w:pPr>
+      <w:r>
+        <w:rPr>
+          <w:rFonts w:ascii="Times New Roman" w:cs="Times New Roman" w:eastAsia="PMingLiU" w:hAnsi="Times New Roman"/>
+          <w:b/>
+          <w:bCs/>
+          <w:color w:val="0000FF"/>
           <w:sz w:val="17"/>
           <w:szCs w:val="17"/>
         </w:rPr>
-        <w:t xml:space="preserve">Table 1. </w:t>
+        <w:t xml:space="preserve">Table 2. </w:t>
       </w:r>
       <w:r>
         <w:rPr>
@@ -2781,10 +4748,10 @@
             <w:tcW w:type="dxa" w:w="1500"/>
             <w:shd w:fill="EDEDED" w:color="auto" w:val="clear"/>
             <w:tcMar>
-              <w:top w:type="dxa" w:w="12"/>
-              <w:left w:type="dxa" w:w="40"/>
-              <w:bottom w:type="dxa" w:w="12"/>
-              <w:right w:type="dxa" w:w="40"/>
+              <w:top w:type="dxa" w:w="14"/>
+              <w:left w:type="dxa" w:w="50"/>
+              <w:bottom w:type="dxa" w:w="14"/>
+              <w:right w:type="dxa" w:w="50"/>
             </w:tcMar>
             <w:vAlign w:val="center"/>
           </w:tcPr>
@@ -2792,7 +4759,7 @@
             <w:pPr>
               <w:keepNext/>
               <w:keepLines/>
-              <w:spacing w:after="0" w:line="200"/>
+              <w:spacing w:after="0" w:line="210"/>
               <w:jc w:val="left"/>
             </w:pPr>
             <w:r>
@@ -2813,10 +4780,10 @@
             <w:tcW w:type="dxa" w:w="1877"/>
             <w:shd w:fill="EDEDED" w:color="auto" w:val="clear"/>
             <w:tcMar>
-              <w:top w:type="dxa" w:w="12"/>
-              <w:left w:type="dxa" w:w="40"/>
-              <w:bottom w:type="dxa" w:w="12"/>
-              <w:right w:type="dxa" w:w="40"/>
+              <w:top w:type="dxa" w:w="14"/>
+              <w:left w:type="dxa" w:w="50"/>
+              <w:bottom w:type="dxa" w:w="14"/>
+              <w:right w:type="dxa" w:w="50"/>
             </w:tcMar>
             <w:vAlign w:val="center"/>
           </w:tcPr>
@@ -2824,7 +4791,7 @@
             <w:pPr>
               <w:keepNext/>
               <w:keepLines/>
-              <w:spacing w:after="0" w:line="200"/>
+              <w:spacing w:after="0" w:line="210"/>
               <w:jc w:val="left"/>
             </w:pPr>
             <w:r>
@@ -2845,10 +4812,10 @@
             <w:tcW w:type="dxa" w:w="1300"/>
             <w:shd w:fill="EDEDED" w:color="auto" w:val="clear"/>
             <w:tcMar>
-              <w:top w:type="dxa" w:w="12"/>
-              <w:left w:type="dxa" w:w="40"/>
-              <w:bottom w:type="dxa" w:w="12"/>
-              <w:right w:type="dxa" w:w="40"/>
+              <w:top w:type="dxa" w:w="14"/>
+              <w:left w:type="dxa" w:w="50"/>
+              <w:bottom w:type="dxa" w:w="14"/>
+              <w:right w:type="dxa" w:w="50"/>
             </w:tcMar>
             <w:vAlign w:val="center"/>
           </w:tcPr>
@@ -2856,7 +4823,7 @@
             <w:pPr>
               <w:keepNext/>
               <w:keepLines/>
-              <w:spacing w:after="0" w:line="200"/>
+              <w:spacing w:after="0" w:line="210"/>
               <w:jc w:val="left"/>
             </w:pPr>
             <w:r>
@@ -2881,10 +4848,10 @@
           <w:tcPr>
             <w:tcW w:type="dxa" w:w="1500"/>
             <w:tcMar>
-              <w:top w:type="dxa" w:w="12"/>
-              <w:left w:type="dxa" w:w="40"/>
-              <w:bottom w:type="dxa" w:w="12"/>
-              <w:right w:type="dxa" w:w="40"/>
+              <w:top w:type="dxa" w:w="14"/>
+              <w:left w:type="dxa" w:w="50"/>
+              <w:bottom w:type="dxa" w:w="14"/>
+              <w:right w:type="dxa" w:w="50"/>
             </w:tcMar>
             <w:vAlign w:val="center"/>
           </w:tcPr>
@@ -2892,7 +4859,7 @@
             <w:pPr>
               <w:keepNext/>
               <w:keepLines/>
-              <w:spacing w:after="0" w:line="200"/>
+              <w:spacing w:after="0" w:line="210"/>
               <w:jc w:val="left"/>
             </w:pPr>
             <w:r>
@@ -2912,10 +4879,10 @@
           <w:tcPr>
             <w:tcW w:type="dxa" w:w="1877"/>
             <w:tcMar>
-              <w:top w:type="dxa" w:w="12"/>
-              <w:left w:type="dxa" w:w="40"/>
-              <w:bottom w:type="dxa" w:w="12"/>
-              <w:right w:type="dxa" w:w="40"/>
+              <w:top w:type="dxa" w:w="14"/>
+              <w:left w:type="dxa" w:w="50"/>
+              <w:bottom w:type="dxa" w:w="14"/>
+              <w:right w:type="dxa" w:w="50"/>
             </w:tcMar>
             <w:vAlign w:val="center"/>
           </w:tcPr>
@@ -2923,7 +4890,7 @@
             <w:pPr>
               <w:keepNext/>
               <w:keepLines/>
-              <w:spacing w:after="0" w:line="200"/>
+              <w:spacing w:after="0" w:line="210"/>
               <w:jc w:val="left"/>
             </w:pPr>
             <w:r>
@@ -2943,10 +4910,10 @@
           <w:tcPr>
             <w:tcW w:type="dxa" w:w="1300"/>
             <w:tcMar>
-              <w:top w:type="dxa" w:w="12"/>
-              <w:left w:type="dxa" w:w="40"/>
-              <w:bottom w:type="dxa" w:w="12"/>
-              <w:right w:type="dxa" w:w="40"/>
+              <w:top w:type="dxa" w:w="14"/>
+              <w:left w:type="dxa" w:w="50"/>
+              <w:bottom w:type="dxa" w:w="14"/>
+              <w:right w:type="dxa" w:w="50"/>
             </w:tcMar>
             <w:vAlign w:val="center"/>
           </w:tcPr>
@@ -2954,7 +4921,7 @@
             <w:pPr>
               <w:keepNext/>
               <w:keepLines/>
-              <w:spacing w:after="0" w:line="200"/>
+              <w:spacing w:after="0" w:line="210"/>
               <w:jc w:val="left"/>
             </w:pPr>
             <w:r>
@@ -2979,18 +4946,18 @@
           <w:tcPr>
             <w:tcW w:type="dxa" w:w="1500"/>
             <w:tcMar>
-              <w:top w:type="dxa" w:w="12"/>
-              <w:left w:type="dxa" w:w="40"/>
-              <w:bottom w:type="dxa" w:w="12"/>
-              <w:right w:type="dxa" w:w="40"/>
-            </w:tcMar>
-            <w:vAlign w:val="center"/>
-          </w:tcPr>
-          <w:p>
-            <w:pPr>
-              <w:keepNext/>
-              <w:keepLines/>
-              <w:spacing w:after="0" w:line="200"/>
+              <w:top w:type="dxa" w:w="14"/>
+              <w:left w:type="dxa" w:w="50"/>
+              <w:bottom w:type="dxa" w:w="14"/>
+              <w:right w:type="dxa" w:w="50"/>
+            </w:tcMar>
+            <w:vAlign w:val="center"/>
+          </w:tcPr>
+          <w:p>
+            <w:pPr>
+              <w:keepNext w:val="false"/>
+              <w:keepLines/>
+              <w:spacing w:after="0" w:line="210"/>
               <w:jc w:val="left"/>
             </w:pPr>
             <w:r>
@@ -3010,18 +4977,18 @@
           <w:tcPr>
             <w:tcW w:type="dxa" w:w="1877"/>
             <w:tcMar>
-              <w:top w:type="dxa" w:w="12"/>
-              <w:left w:type="dxa" w:w="40"/>
-              <w:bottom w:type="dxa" w:w="12"/>
-              <w:right w:type="dxa" w:w="40"/>
-            </w:tcMar>
-            <w:vAlign w:val="center"/>
-          </w:tcPr>
-          <w:p>
-            <w:pPr>
-              <w:keepNext/>
-              <w:keepLines/>
-              <w:spacing w:after="0" w:line="200"/>
+              <w:top w:type="dxa" w:w="14"/>
+              <w:left w:type="dxa" w:w="50"/>
+              <w:bottom w:type="dxa" w:w="14"/>
+              <w:right w:type="dxa" w:w="50"/>
+            </w:tcMar>
+            <w:vAlign w:val="center"/>
+          </w:tcPr>
+          <w:p>
+            <w:pPr>
+              <w:keepNext w:val="false"/>
+              <w:keepLines/>
+              <w:spacing w:after="0" w:line="210"/>
               <w:jc w:val="left"/>
             </w:pPr>
             <w:r>
@@ -3041,18 +5008,18 @@
           <w:tcPr>
             <w:tcW w:type="dxa" w:w="1300"/>
             <w:tcMar>
-              <w:top w:type="dxa" w:w="12"/>
-              <w:left w:type="dxa" w:w="40"/>
-              <w:bottom w:type="dxa" w:w="12"/>
-              <w:right w:type="dxa" w:w="40"/>
-            </w:tcMar>
-            <w:vAlign w:val="center"/>
-          </w:tcPr>
-          <w:p>
-            <w:pPr>
-              <w:keepNext/>
-              <w:keepLines/>
-              <w:spacing w:after="0" w:line="200"/>
+              <w:top w:type="dxa" w:w="14"/>
+              <w:left w:type="dxa" w:w="50"/>
+              <w:bottom w:type="dxa" w:w="14"/>
+              <w:right w:type="dxa" w:w="50"/>
+            </w:tcMar>
+            <w:vAlign w:val="center"/>
+          </w:tcPr>
+          <w:p>
+            <w:pPr>
+              <w:keepNext w:val="false"/>
+              <w:keepLines/>
+              <w:spacing w:after="0" w:line="210"/>
               <w:jc w:val="left"/>
             </w:pPr>
             <w:r>
@@ -3077,18 +5044,18 @@
           <w:tcPr>
             <w:tcW w:type="dxa" w:w="1500"/>
             <w:tcMar>
-              <w:top w:type="dxa" w:w="12"/>
-              <w:left w:type="dxa" w:w="40"/>
-              <w:bottom w:type="dxa" w:w="12"/>
-              <w:right w:type="dxa" w:w="40"/>
-            </w:tcMar>
-            <w:vAlign w:val="center"/>
-          </w:tcPr>
-          <w:p>
-            <w:pPr>
-              <w:keepNext/>
-              <w:keepLines/>
-              <w:spacing w:after="0" w:line="200"/>
+              <w:top w:type="dxa" w:w="14"/>
+              <w:left w:type="dxa" w:w="50"/>
+              <w:bottom w:type="dxa" w:w="14"/>
+              <w:right w:type="dxa" w:w="50"/>
+            </w:tcMar>
+            <w:vAlign w:val="center"/>
+          </w:tcPr>
+          <w:p>
+            <w:pPr>
+              <w:keepNext w:val="false"/>
+              <w:keepLines/>
+              <w:spacing w:after="0" w:line="210"/>
               <w:jc w:val="left"/>
             </w:pPr>
             <w:r>
@@ -3108,18 +5075,18 @@
           <w:tcPr>
             <w:tcW w:type="dxa" w:w="1877"/>
             <w:tcMar>
-              <w:top w:type="dxa" w:w="12"/>
-              <w:left w:type="dxa" w:w="40"/>
-              <w:bottom w:type="dxa" w:w="12"/>
-              <w:right w:type="dxa" w:w="40"/>
-            </w:tcMar>
-            <w:vAlign w:val="center"/>
-          </w:tcPr>
-          <w:p>
-            <w:pPr>
-              <w:keepNext/>
-              <w:keepLines/>
-              <w:spacing w:after="0" w:line="200"/>
+              <w:top w:type="dxa" w:w="14"/>
+              <w:left w:type="dxa" w:w="50"/>
+              <w:bottom w:type="dxa" w:w="14"/>
+              <w:right w:type="dxa" w:w="50"/>
+            </w:tcMar>
+            <w:vAlign w:val="center"/>
+          </w:tcPr>
+          <w:p>
+            <w:pPr>
+              <w:keepNext w:val="false"/>
+              <w:keepLines/>
+              <w:spacing w:after="0" w:line="210"/>
               <w:jc w:val="left"/>
             </w:pPr>
             <w:r>
@@ -3139,18 +5106,18 @@
           <w:tcPr>
             <w:tcW w:type="dxa" w:w="1300"/>
             <w:tcMar>
-              <w:top w:type="dxa" w:w="12"/>
-              <w:left w:type="dxa" w:w="40"/>
-              <w:bottom w:type="dxa" w:w="12"/>
-              <w:right w:type="dxa" w:w="40"/>
-            </w:tcMar>
-            <w:vAlign w:val="center"/>
-          </w:tcPr>
-          <w:p>
-            <w:pPr>
-              <w:keepNext/>
-              <w:keepLines/>
-              <w:spacing w:after="0" w:line="200"/>
+              <w:top w:type="dxa" w:w="14"/>
+              <w:left w:type="dxa" w:w="50"/>
+              <w:bottom w:type="dxa" w:w="14"/>
+              <w:right w:type="dxa" w:w="50"/>
+            </w:tcMar>
+            <w:vAlign w:val="center"/>
+          </w:tcPr>
+          <w:p>
+            <w:pPr>
+              <w:keepNext w:val="false"/>
+              <w:keepLines/>
+              <w:spacing w:after="0" w:line="210"/>
               <w:jc w:val="left"/>
             </w:pPr>
             <w:r>
@@ -3175,18 +5142,18 @@
           <w:tcPr>
             <w:tcW w:type="dxa" w:w="1500"/>
             <w:tcMar>
-              <w:top w:type="dxa" w:w="12"/>
-              <w:left w:type="dxa" w:w="40"/>
-              <w:bottom w:type="dxa" w:w="12"/>
-              <w:right w:type="dxa" w:w="40"/>
-            </w:tcMar>
-            <w:vAlign w:val="center"/>
-          </w:tcPr>
-          <w:p>
-            <w:pPr>
-              <w:keepNext w:val="false"/>
-              <w:keepLines/>
-              <w:spacing w:after="0" w:line="200"/>
+              <w:top w:type="dxa" w:w="14"/>
+              <w:left w:type="dxa" w:w="50"/>
+              <w:bottom w:type="dxa" w:w="14"/>
+              <w:right w:type="dxa" w:w="50"/>
+            </w:tcMar>
+            <w:vAlign w:val="center"/>
+          </w:tcPr>
+          <w:p>
+            <w:pPr>
+              <w:keepNext w:val="false"/>
+              <w:keepLines/>
+              <w:spacing w:after="0" w:line="210"/>
               <w:jc w:val="left"/>
             </w:pPr>
             <w:r>
@@ -3206,18 +5173,18 @@
           <w:tcPr>
             <w:tcW w:type="dxa" w:w="1877"/>
             <w:tcMar>
-              <w:top w:type="dxa" w:w="12"/>
-              <w:left w:type="dxa" w:w="40"/>
-              <w:bottom w:type="dxa" w:w="12"/>
-              <w:right w:type="dxa" w:w="40"/>
-            </w:tcMar>
-            <w:vAlign w:val="center"/>
-          </w:tcPr>
-          <w:p>
-            <w:pPr>
-              <w:keepNext w:val="false"/>
-              <w:keepLines/>
-              <w:spacing w:after="0" w:line="200"/>
+              <w:top w:type="dxa" w:w="14"/>
+              <w:left w:type="dxa" w:w="50"/>
+              <w:bottom w:type="dxa" w:w="14"/>
+              <w:right w:type="dxa" w:w="50"/>
+            </w:tcMar>
+            <w:vAlign w:val="center"/>
+          </w:tcPr>
+          <w:p>
+            <w:pPr>
+              <w:keepNext w:val="false"/>
+              <w:keepLines/>
+              <w:spacing w:after="0" w:line="210"/>
               <w:jc w:val="left"/>
             </w:pPr>
             <w:r>
@@ -3237,18 +5204,18 @@
           <w:tcPr>
             <w:tcW w:type="dxa" w:w="1300"/>
             <w:tcMar>
-              <w:top w:type="dxa" w:w="12"/>
-              <w:left w:type="dxa" w:w="40"/>
-              <w:bottom w:type="dxa" w:w="12"/>
-              <w:right w:type="dxa" w:w="40"/>
-            </w:tcMar>
-            <w:vAlign w:val="center"/>
-          </w:tcPr>
-          <w:p>
-            <w:pPr>
-              <w:keepNext w:val="false"/>
-              <w:keepLines/>
-              <w:spacing w:after="0" w:line="200"/>
+              <w:top w:type="dxa" w:w="14"/>
+              <w:left w:type="dxa" w:w="50"/>
+              <w:bottom w:type="dxa" w:w="14"/>
+              <w:right w:type="dxa" w:w="50"/>
+            </w:tcMar>
+            <w:vAlign w:val="center"/>
+          </w:tcPr>
+          <w:p>
+            <w:pPr>
+              <w:keepNext w:val="false"/>
+              <w:keepLines/>
+              <w:spacing w:after="0" w:line="210"/>
               <w:jc w:val="left"/>
             </w:pPr>
             <w:r>
@@ -3268,7 +5235,7 @@
     </w:tbl>
     <w:p>
       <w:pPr>
-        <w:spacing w:after="60" w:before="0" w:line="120"/>
+        <w:spacing w:after="80" w:before="0" w:line="120"/>
       </w:pPr>
       <w:r>
         <w:rPr>
@@ -3282,7 +5249,7 @@
     <w:p>
       <w:pPr>
         <w:keepNext/>
-        <w:spacing w:after="30" w:before="80" w:line="240"/>
+        <w:spacing w:after="30" w:before="90" w:line="240"/>
       </w:pPr>
       <w:r>
         <w:rPr>
@@ -3309,7 +5276,7 @@
           <w:sz w:val="20"/>
           <w:szCs w:val="20"/>
         </w:rPr>
-        <w:t xml:space="preserve">Fig. 4 summarizes the eight teaching weekdays of 2–14 Oct 2026 (9–10 Oct are holidays). The campus and the KRT exits are the two ends of a tide: campus stations fill between 08:00 and 10:00 (193 of 231 docks occupied) while both KRT exits are empty in 36% of morning slots; after the 12:00 bell the campus loses 93 bikes (55%) in 20 minutes, recovers over lunch, and then drains through the 16:00 and 17:00 bells (−68 and −47 bikes within 40 minutes) to 7 bikes at 18:00, when 64% of campus stations are empty and the KRT exits hold 51 bikes. Fig. 5 aligns the drops on the bell: the 17:00 bell removes 88% of what is left. The 246 stockout episodes at campus stations amount to 3.8 per station and day, with a median length of 20 min, a mean of 30 min and a 90th percentile of 60 min; in total the eight campus stations spend 934 station-minutes empty per weekday. The morning has the mirror problem: the engineering and library stations are full (no free dock) in 44% and 25% of 08:00–11:00 slots. On weekends the campus holds 40–130 bikes all day and the pattern disappears, which confirms the timetable as the cause.</w:t>
+        <w:t xml:space="preserve">Fig. 4 summarizes the eight teaching weekdays of 2–14 Oct 2026 (9–10 Oct are holidays). Campus and KRT exits are the two ends of a tide. Campus stations fill between 08:00 and 10:00 (193 of 231 docks occupied) while both KRT exits are empty in 36% of morning slots; after the 12:00 bell the campus loses 93 bikes (55%) in 20 minutes, recovers over lunch, then drains through the 16:00 and 17:00 bells (−68 and −47 bikes within 40 minutes) to 7 bikes at 18:00, when 64% of campus stations are empty and the KRT exits hold 51 bikes. Fig. 5 aligns the drops on the bell: the 17:00 bell removes 88% of what is left.</w:t>
       </w:r>
     </w:p>
     <w:p>
@@ -3321,7 +5288,7 @@
       <w:r>
         <w:drawing>
           <wp:inline distT="0" distB="0" distL="0" distR="0">
-            <wp:extent cx="2943225" cy="3171825"/>
+            <wp:extent cx="2943225" cy="2990850"/>
             <wp:effectExtent t="0" r="0" b="0" l="0"/>
             <wp:docPr id="1" name="" descr="" title=""/>
             <wp:cNvGraphicFramePr>
@@ -3346,7 +5313,7 @@
                   <pic:spPr bwMode="auto">
                     <a:xfrm>
                       <a:off x="0" y="0"/>
-                      <a:ext cx="2943225" cy="3171825"/>
+                      <a:ext cx="2943225" cy="2990850"/>
                     </a:xfrm>
                     <a:prstGeom prst="rect">
                       <a:avLst/>
@@ -3382,7 +5349,23 @@
           <w:sz w:val="17"/>
           <w:szCs w:val="17"/>
         </w:rPr>
-        <w:t xml:space="preserve">NSYSU, eight teaching weekdays in Oct 2026 from our logger. (a) Bikes available at the 8 campus stations and the 2 KRT Sizihwan exits (mean, band = IQR); dashed = weekend campus mean. (b) Probability that a station is empty, by station and time of day.</w:t>
+        <w:t xml:space="preserve">NSYSU, eight teaching weekdays in Oct 2026 from our logger. (a) Bikes available at the 8 campus stations and the 2 KRT Sizihwan exits; dashed = weekend campus mean. (b) Probability that a station is empty, by time of day, for the campus stations, the KRT exits and the four busiest gateway stations.</w:t>
+      </w:r>
+    </w:p>
+    <w:p>
+      <w:pPr>
+        <w:spacing w:after="0" w:line="240"/>
+        <w:ind w:firstLine="288"/>
+        <w:jc w:val="both"/>
+      </w:pPr>
+      <w:r>
+        <w:rPr>
+          <w:rFonts w:ascii="Times New Roman" w:cs="Times New Roman" w:eastAsia="PMingLiU" w:hAnsi="Times New Roman"/>
+          <w:color w:val="0000FF"/>
+          <w:sz w:val="20"/>
+          <w:szCs w:val="20"/>
+        </w:rPr>
+        <w:t xml:space="preserve">The 246 stockout episodes at campus stations amount to 3.8 per station and day, with a median length of 20 min, a mean of 30 min and a 90th percentile of 60 min; in total the eight campus stations spend 934 station-minutes empty per weekday. The morning has the mirror problem: the engineering and library stations have no free dock in 44% and 25% of 08:00–11:00 slots. On weekends the campus holds 40–130 bikes all day and the pattern disappears, which confirms the timetable as the cause.</w:t>
       </w:r>
     </w:p>
     <w:p>
@@ -3461,7 +5444,7 @@
     <w:p>
       <w:pPr>
         <w:keepNext/>
-        <w:spacing w:after="30" w:before="80" w:line="240"/>
+        <w:spacing w:after="30" w:before="90" w:line="240"/>
       </w:pPr>
       <w:r>
         <w:rPr>
@@ -3488,7 +5471,7 @@
           <w:sz w:val="20"/>
           <w:szCs w:val="20"/>
         </w:rPr>
-        <w:t xml:space="preserve">Reconciliation covers 917 k station-hours (144 stations, 295 days). On hours without inferred moves, trips alone explain inventory changes with R² = 0.87; adding the inferred moves reproduces the next-hour stock with R² = 0.984 (0.63 without them), so the inferred operator policy passes the proposal’s threshold. The operator moves about 2,550 bikes into and 2,160 bikes out of the area per day, 10% of the 25,700 daily rentals. Fig. 6 shows a reactive pattern: pick-ups from campus peak at 08:00–09:00 after the morning inflow, drop-offs at campus peak at 16:00–17:00 and the ring is emptied at 17:00; only 19% of campus drop-offs happen in the hour before a major bell. Fig. 7 shows the censoring correction for campus stations on weekdays: observed rentals understate demand by 8% at 12:00, 17% at 17:00, 39% at 18:00 and 2.1× at 22:00, because campus stations are empty 46% of the time at 17:00–19:00.</w:t>
+        <w:t xml:space="preserve">Reconciliation covers 917 k station-hours (144 stations, 295 days). On hours without inferred moves, trips alone explain inventory changes with R² = 0.87; adding the inferred moves reproduces the next-hour stock with R² = 0.984 (0.63 without them), so the inferred operator policy passes the proposal’s threshold. The operator moves about 2,550 bikes into and 2,160 bikes out of the area per day, 10% of the 25,700 daily rentals. Fig. 6 shows a reactive pattern: pick-ups from campus peak at 08:00–09:00 after the morning inflow, drop-offs at campus peak at 16:00–17:00, and the ring is emptied at 17:00; only 19% of campus drop-offs happen in the hour before a major bell.</w:t>
       </w:r>
     </w:p>
     <w:p>
@@ -3566,6 +5549,22 @@
     </w:p>
     <w:p>
       <w:pPr>
+        <w:spacing w:after="0" w:line="240"/>
+        <w:ind w:firstLine="288"/>
+        <w:jc w:val="both"/>
+      </w:pPr>
+      <w:r>
+        <w:rPr>
+          <w:rFonts w:ascii="Times New Roman" w:cs="Times New Roman" w:eastAsia="PMingLiU" w:hAnsi="Times New Roman"/>
+          <w:color w:val="0000FF"/>
+          <w:sz w:val="20"/>
+          <w:szCs w:val="20"/>
+        </w:rPr>
+        <w:t xml:space="preserve">Fig. 7 shows the censoring correction for campus stations on weekdays: observed rentals understate demand by 8% at 12:00, 17% at 17:00, 39% at 18:00 and 2.1× at 22:00, because campus stations are empty 46% of the time at 17:00–19:00. These corrected rates are the demand input of the planner.</w:t>
+      </w:r>
+    </w:p>
+    <w:p>
+      <w:pPr>
         <w:keepNext/>
         <w:spacing w:after="40" w:before="120"/>
         <w:jc w:val="center"/>
@@ -3573,7 +5572,7 @@
       <w:r>
         <w:drawing>
           <wp:inline distT="0" distB="0" distL="0" distR="0">
-            <wp:extent cx="2943225" cy="1447800"/>
+            <wp:extent cx="2943225" cy="1543050"/>
             <wp:effectExtent t="0" r="0" b="0" l="0"/>
             <wp:docPr id="1" name="" descr="" title=""/>
             <wp:cNvGraphicFramePr>
@@ -3598,7 +5597,7 @@
                   <pic:spPr bwMode="auto">
                     <a:xfrm>
                       <a:off x="0" y="0"/>
-                      <a:ext cx="2943225" cy="1447800"/>
+                      <a:ext cx="2943225" cy="1543050"/>
                     </a:xfrm>
                     <a:prstGeom prst="rect">
                       <a:avLst/>
@@ -3640,7 +5639,7 @@
     <w:p>
       <w:pPr>
         <w:keepNext/>
-        <w:spacing w:after="30" w:before="80" w:line="240"/>
+        <w:spacing w:after="30" w:before="90" w:line="240"/>
       </w:pPr>
       <w:r>
         <w:rPr>
@@ -3667,13 +5666,13 @@
           <w:sz w:val="20"/>
           <w:szCs w:val="20"/>
         </w:rPr>
-        <w:t xml:space="preserve">Table 2 and Fig. 8 give the test results. At the 30-minute horizon the full model reaches AUC 0.931 and Brier 0.080, against 0.818 / 0.126 for the seasonal baseline and 0.742 / 0.125 for persistence; the inventory-only model is close behind (0.921 / 0.084), so trip flows add little once the current stock and its trend are known. Calibration is good without post-processing: ECE 0.012 and a reliability curve on the diagonal up to p = 0.9 (Fig. 8a), while the seasonal baseline under-predicts at high probabilities. Performance is higher on campus stations (AUC 0.945) and lower in the 40 minutes after a major bell (0.905), where the surge is fastest. At 60 minutes AUC drops to 0.916 (full) and 0.898 (inventory-only). By gain, the current stock (49%), its one-hour minimum (20%), the station id (8%) and the fill ratio (5%) dominate; the bell features contribute almost nothing, and an ablation without them changes AUC by less than 0.002 on every subset, including the campus slots 0–30 min before a bell. Hour of day already encodes a fixed timetable; the explicit bell features will matter only if they help the planner look further ahead than the stock trend does. The hard cases are stations that are still well stocked 30 minutes before a bell: AUC 0.79 at h = 30, which is the target for the second half (longer horizons, demand-rate features from Sec. 2.3).</w:t>
+        <w:t xml:space="preserve">Table 3 and Fig. 8 give the test results. At the 30-minute horizon the full model reaches AUC 0.931 and Brier 0.080, against 0.818 / 0.126 for the seasonal baseline and 0.742 / 0.125 for persistence; the inventory-only model is close behind (0.921 / 0.084), so trip flows add little once the current stock and its trend are known. Calibration is good without post-processing: ECE 0.012 and a reliability curve on the diagonal up to p = 0.9 (Fig. 8a), while the seasonal baseline under-predicts at high probabilities. Performance is higher on campus stations (AUC 0.945) and lower in the 40 minutes after a major bell (0.905), where the surge is fastest. At 60 minutes AUC drops to 0.916 (full) and 0.898 (inventory-only).</w:t>
       </w:r>
     </w:p>
     <w:p>
       <w:pPr>
         <w:keepNext/>
-        <w:spacing w:after="40" w:before="80" w:line="220"/>
+        <w:spacing w:after="50" w:before="100" w:line="220"/>
         <w:jc w:val="both"/>
       </w:pPr>
       <w:r>
@@ -3685,7 +5684,7 @@
           <w:sz w:val="17"/>
           <w:szCs w:val="17"/>
         </w:rPr>
-        <w:t xml:space="preserve">Table 2. </w:t>
+        <w:t xml:space="preserve">Table 3. </w:t>
       </w:r>
       <w:r>
         <w:rPr>
@@ -3694,7 +5693,7 @@
           <w:sz w:val="17"/>
           <w:szCs w:val="17"/>
         </w:rPr>
-        <w:t xml:space="preserve">NTU test period (Apr–Jun 2025), all 144 stations. GBM + flows also uses the station id. ECE = expected calibration error.</w:t>
+        <w:t xml:space="preserve">NTU test period (Apr–Jun 2025), all 144 stations. GBM + flows also uses the station id.</w:t>
       </w:r>
     </w:p>
     <w:tbl>
@@ -3727,10 +5726,10 @@
             <w:tcW w:type="dxa" w:w="1477"/>
             <w:shd w:fill="EDEDED" w:color="auto" w:val="clear"/>
             <w:tcMar>
-              <w:top w:type="dxa" w:w="12"/>
-              <w:left w:type="dxa" w:w="40"/>
-              <w:bottom w:type="dxa" w:w="12"/>
-              <w:right w:type="dxa" w:w="40"/>
+              <w:top w:type="dxa" w:w="14"/>
+              <w:left w:type="dxa" w:w="50"/>
+              <w:bottom w:type="dxa" w:w="14"/>
+              <w:right w:type="dxa" w:w="50"/>
             </w:tcMar>
             <w:vAlign w:val="center"/>
           </w:tcPr>
@@ -3738,7 +5737,7 @@
             <w:pPr>
               <w:keepNext/>
               <w:keepLines/>
-              <w:spacing w:after="0" w:line="200"/>
+              <w:spacing w:after="0" w:line="210"/>
               <w:jc w:val="left"/>
             </w:pPr>
             <w:r>
@@ -3759,10 +5758,10 @@
             <w:tcW w:type="dxa" w:w="500"/>
             <w:shd w:fill="EDEDED" w:color="auto" w:val="clear"/>
             <w:tcMar>
-              <w:top w:type="dxa" w:w="12"/>
-              <w:left w:type="dxa" w:w="40"/>
-              <w:bottom w:type="dxa" w:w="12"/>
-              <w:right w:type="dxa" w:w="40"/>
+              <w:top w:type="dxa" w:w="14"/>
+              <w:left w:type="dxa" w:w="50"/>
+              <w:bottom w:type="dxa" w:w="14"/>
+              <w:right w:type="dxa" w:w="50"/>
             </w:tcMar>
             <w:vAlign w:val="center"/>
           </w:tcPr>
@@ -3770,7 +5769,7 @@
             <w:pPr>
               <w:keepNext/>
               <w:keepLines/>
-              <w:spacing w:after="0" w:line="200"/>
+              <w:spacing w:after="0" w:line="210"/>
               <w:jc w:val="center"/>
             </w:pPr>
             <w:r>
@@ -3791,10 +5790,10 @@
             <w:tcW w:type="dxa" w:w="700"/>
             <w:shd w:fill="EDEDED" w:color="auto" w:val="clear"/>
             <w:tcMar>
-              <w:top w:type="dxa" w:w="12"/>
-              <w:left w:type="dxa" w:w="40"/>
-              <w:bottom w:type="dxa" w:w="12"/>
-              <w:right w:type="dxa" w:w="40"/>
+              <w:top w:type="dxa" w:w="14"/>
+              <w:left w:type="dxa" w:w="50"/>
+              <w:bottom w:type="dxa" w:w="14"/>
+              <w:right w:type="dxa" w:w="50"/>
             </w:tcMar>
             <w:vAlign w:val="center"/>
           </w:tcPr>
@@ -3802,7 +5801,7 @@
             <w:pPr>
               <w:keepNext/>
               <w:keepLines/>
-              <w:spacing w:after="0" w:line="200"/>
+              <w:spacing w:after="0" w:line="210"/>
               <w:jc w:val="center"/>
             </w:pPr>
             <w:r>
@@ -3823,10 +5822,10 @@
             <w:tcW w:type="dxa" w:w="700"/>
             <w:shd w:fill="EDEDED" w:color="auto" w:val="clear"/>
             <w:tcMar>
-              <w:top w:type="dxa" w:w="12"/>
-              <w:left w:type="dxa" w:w="40"/>
-              <w:bottom w:type="dxa" w:w="12"/>
-              <w:right w:type="dxa" w:w="40"/>
+              <w:top w:type="dxa" w:w="14"/>
+              <w:left w:type="dxa" w:w="50"/>
+              <w:bottom w:type="dxa" w:w="14"/>
+              <w:right w:type="dxa" w:w="50"/>
             </w:tcMar>
             <w:vAlign w:val="center"/>
           </w:tcPr>
@@ -3834,7 +5833,7 @@
             <w:pPr>
               <w:keepNext/>
               <w:keepLines/>
-              <w:spacing w:after="0" w:line="200"/>
+              <w:spacing w:after="0" w:line="210"/>
               <w:jc w:val="center"/>
             </w:pPr>
             <w:r>
@@ -3855,10 +5854,10 @@
             <w:tcW w:type="dxa" w:w="700"/>
             <w:shd w:fill="EDEDED" w:color="auto" w:val="clear"/>
             <w:tcMar>
-              <w:top w:type="dxa" w:w="12"/>
-              <w:left w:type="dxa" w:w="40"/>
-              <w:bottom w:type="dxa" w:w="12"/>
-              <w:right w:type="dxa" w:w="40"/>
+              <w:top w:type="dxa" w:w="14"/>
+              <w:left w:type="dxa" w:w="50"/>
+              <w:bottom w:type="dxa" w:w="14"/>
+              <w:right w:type="dxa" w:w="50"/>
             </w:tcMar>
             <w:vAlign w:val="center"/>
           </w:tcPr>
@@ -3866,7 +5865,7 @@
             <w:pPr>
               <w:keepNext/>
               <w:keepLines/>
-              <w:spacing w:after="0" w:line="200"/>
+              <w:spacing w:after="0" w:line="210"/>
               <w:jc w:val="center"/>
             </w:pPr>
             <w:r>
@@ -3887,10 +5886,10 @@
             <w:tcW w:type="dxa" w:w="600"/>
             <w:shd w:fill="EDEDED" w:color="auto" w:val="clear"/>
             <w:tcMar>
-              <w:top w:type="dxa" w:w="12"/>
-              <w:left w:type="dxa" w:w="40"/>
-              <w:bottom w:type="dxa" w:w="12"/>
-              <w:right w:type="dxa" w:w="40"/>
+              <w:top w:type="dxa" w:w="14"/>
+              <w:left w:type="dxa" w:w="50"/>
+              <w:bottom w:type="dxa" w:w="14"/>
+              <w:right w:type="dxa" w:w="50"/>
             </w:tcMar>
             <w:vAlign w:val="center"/>
           </w:tcPr>
@@ -3898,7 +5897,7 @@
             <w:pPr>
               <w:keepNext/>
               <w:keepLines/>
-              <w:spacing w:after="0" w:line="200"/>
+              <w:spacing w:after="0" w:line="210"/>
               <w:jc w:val="center"/>
             </w:pPr>
             <w:r>
@@ -3923,10 +5922,10 @@
           <w:tcPr>
             <w:tcW w:type="dxa" w:w="1477"/>
             <w:tcMar>
-              <w:top w:type="dxa" w:w="12"/>
-              <w:left w:type="dxa" w:w="40"/>
-              <w:bottom w:type="dxa" w:w="12"/>
-              <w:right w:type="dxa" w:w="40"/>
+              <w:top w:type="dxa" w:w="14"/>
+              <w:left w:type="dxa" w:w="50"/>
+              <w:bottom w:type="dxa" w:w="14"/>
+              <w:right w:type="dxa" w:w="50"/>
             </w:tcMar>
             <w:vAlign w:val="center"/>
           </w:tcPr>
@@ -3934,7 +5933,7 @@
             <w:pPr>
               <w:keepNext/>
               <w:keepLines/>
-              <w:spacing w:after="0" w:line="200"/>
+              <w:spacing w:after="0" w:line="210"/>
               <w:jc w:val="left"/>
             </w:pPr>
             <w:r>
@@ -3954,10 +5953,10 @@
           <w:tcPr>
             <w:tcW w:type="dxa" w:w="500"/>
             <w:tcMar>
-              <w:top w:type="dxa" w:w="12"/>
-              <w:left w:type="dxa" w:w="40"/>
-              <w:bottom w:type="dxa" w:w="12"/>
-              <w:right w:type="dxa" w:w="40"/>
+              <w:top w:type="dxa" w:w="14"/>
+              <w:left w:type="dxa" w:w="50"/>
+              <w:bottom w:type="dxa" w:w="14"/>
+              <w:right w:type="dxa" w:w="50"/>
             </w:tcMar>
             <w:vAlign w:val="center"/>
           </w:tcPr>
@@ -3965,7 +5964,7 @@
             <w:pPr>
               <w:keepNext/>
               <w:keepLines/>
-              <w:spacing w:after="0" w:line="200"/>
+              <w:spacing w:after="0" w:line="210"/>
               <w:jc w:val="center"/>
             </w:pPr>
             <w:r>
@@ -3985,10 +5984,10 @@
           <w:tcPr>
             <w:tcW w:type="dxa" w:w="700"/>
             <w:tcMar>
-              <w:top w:type="dxa" w:w="12"/>
-              <w:left w:type="dxa" w:w="40"/>
-              <w:bottom w:type="dxa" w:w="12"/>
-              <w:right w:type="dxa" w:w="40"/>
+              <w:top w:type="dxa" w:w="14"/>
+              <w:left w:type="dxa" w:w="50"/>
+              <w:bottom w:type="dxa" w:w="14"/>
+              <w:right w:type="dxa" w:w="50"/>
             </w:tcMar>
             <w:vAlign w:val="center"/>
           </w:tcPr>
@@ -3996,7 +5995,7 @@
             <w:pPr>
               <w:keepNext/>
               <w:keepLines/>
-              <w:spacing w:after="0" w:line="200"/>
+              <w:spacing w:after="0" w:line="210"/>
               <w:jc w:val="center"/>
             </w:pPr>
             <w:r>
@@ -4016,10 +6015,10 @@
           <w:tcPr>
             <w:tcW w:type="dxa" w:w="700"/>
             <w:tcMar>
-              <w:top w:type="dxa" w:w="12"/>
-              <w:left w:type="dxa" w:w="40"/>
-              <w:bottom w:type="dxa" w:w="12"/>
-              <w:right w:type="dxa" w:w="40"/>
+              <w:top w:type="dxa" w:w="14"/>
+              <w:left w:type="dxa" w:w="50"/>
+              <w:bottom w:type="dxa" w:w="14"/>
+              <w:right w:type="dxa" w:w="50"/>
             </w:tcMar>
             <w:vAlign w:val="center"/>
           </w:tcPr>
@@ -4027,7 +6026,7 @@
             <w:pPr>
               <w:keepNext/>
               <w:keepLines/>
-              <w:spacing w:after="0" w:line="200"/>
+              <w:spacing w:after="0" w:line="210"/>
               <w:jc w:val="center"/>
             </w:pPr>
             <w:r>
@@ -4047,10 +6046,10 @@
           <w:tcPr>
             <w:tcW w:type="dxa" w:w="700"/>
             <w:tcMar>
-              <w:top w:type="dxa" w:w="12"/>
-              <w:left w:type="dxa" w:w="40"/>
-              <w:bottom w:type="dxa" w:w="12"/>
-              <w:right w:type="dxa" w:w="40"/>
+              <w:top w:type="dxa" w:w="14"/>
+              <w:left w:type="dxa" w:w="50"/>
+              <w:bottom w:type="dxa" w:w="14"/>
+              <w:right w:type="dxa" w:w="50"/>
             </w:tcMar>
             <w:vAlign w:val="center"/>
           </w:tcPr>
@@ -4058,7 +6057,7 @@
             <w:pPr>
               <w:keepNext/>
               <w:keepLines/>
-              <w:spacing w:after="0" w:line="200"/>
+              <w:spacing w:after="0" w:line="210"/>
               <w:jc w:val="center"/>
             </w:pPr>
             <w:r>
@@ -4078,10 +6077,10 @@
           <w:tcPr>
             <w:tcW w:type="dxa" w:w="600"/>
             <w:tcMar>
-              <w:top w:type="dxa" w:w="12"/>
-              <w:left w:type="dxa" w:w="40"/>
-              <w:bottom w:type="dxa" w:w="12"/>
-              <w:right w:type="dxa" w:w="40"/>
+              <w:top w:type="dxa" w:w="14"/>
+              <w:left w:type="dxa" w:w="50"/>
+              <w:bottom w:type="dxa" w:w="14"/>
+              <w:right w:type="dxa" w:w="50"/>
             </w:tcMar>
             <w:vAlign w:val="center"/>
           </w:tcPr>
@@ -4089,7 +6088,7 @@
             <w:pPr>
               <w:keepNext/>
               <w:keepLines/>
-              <w:spacing w:after="0" w:line="200"/>
+              <w:spacing w:after="0" w:line="210"/>
               <w:jc w:val="center"/>
             </w:pPr>
             <w:r>
@@ -4114,18 +6113,18 @@
           <w:tcPr>
             <w:tcW w:type="dxa" w:w="1477"/>
             <w:tcMar>
-              <w:top w:type="dxa" w:w="12"/>
-              <w:left w:type="dxa" w:w="40"/>
-              <w:bottom w:type="dxa" w:w="12"/>
-              <w:right w:type="dxa" w:w="40"/>
-            </w:tcMar>
-            <w:vAlign w:val="center"/>
-          </w:tcPr>
-          <w:p>
-            <w:pPr>
-              <w:keepNext/>
-              <w:keepLines/>
-              <w:spacing w:after="0" w:line="200"/>
+              <w:top w:type="dxa" w:w="14"/>
+              <w:left w:type="dxa" w:w="50"/>
+              <w:bottom w:type="dxa" w:w="14"/>
+              <w:right w:type="dxa" w:w="50"/>
+            </w:tcMar>
+            <w:vAlign w:val="center"/>
+          </w:tcPr>
+          <w:p>
+            <w:pPr>
+              <w:keepNext w:val="false"/>
+              <w:keepLines/>
+              <w:spacing w:after="0" w:line="210"/>
               <w:jc w:val="left"/>
             </w:pPr>
             <w:r>
@@ -4145,18 +6144,18 @@
           <w:tcPr>
             <w:tcW w:type="dxa" w:w="500"/>
             <w:tcMar>
-              <w:top w:type="dxa" w:w="12"/>
-              <w:left w:type="dxa" w:w="40"/>
-              <w:bottom w:type="dxa" w:w="12"/>
-              <w:right w:type="dxa" w:w="40"/>
-            </w:tcMar>
-            <w:vAlign w:val="center"/>
-          </w:tcPr>
-          <w:p>
-            <w:pPr>
-              <w:keepNext/>
-              <w:keepLines/>
-              <w:spacing w:after="0" w:line="200"/>
+              <w:top w:type="dxa" w:w="14"/>
+              <w:left w:type="dxa" w:w="50"/>
+              <w:bottom w:type="dxa" w:w="14"/>
+              <w:right w:type="dxa" w:w="50"/>
+            </w:tcMar>
+            <w:vAlign w:val="center"/>
+          </w:tcPr>
+          <w:p>
+            <w:pPr>
+              <w:keepNext w:val="false"/>
+              <w:keepLines/>
+              <w:spacing w:after="0" w:line="210"/>
               <w:jc w:val="center"/>
             </w:pPr>
             <w:r>
@@ -4176,18 +6175,18 @@
           <w:tcPr>
             <w:tcW w:type="dxa" w:w="700"/>
             <w:tcMar>
-              <w:top w:type="dxa" w:w="12"/>
-              <w:left w:type="dxa" w:w="40"/>
-              <w:bottom w:type="dxa" w:w="12"/>
-              <w:right w:type="dxa" w:w="40"/>
-            </w:tcMar>
-            <w:vAlign w:val="center"/>
-          </w:tcPr>
-          <w:p>
-            <w:pPr>
-              <w:keepNext/>
-              <w:keepLines/>
-              <w:spacing w:after="0" w:line="200"/>
+              <w:top w:type="dxa" w:w="14"/>
+              <w:left w:type="dxa" w:w="50"/>
+              <w:bottom w:type="dxa" w:w="14"/>
+              <w:right w:type="dxa" w:w="50"/>
+            </w:tcMar>
+            <w:vAlign w:val="center"/>
+          </w:tcPr>
+          <w:p>
+            <w:pPr>
+              <w:keepNext w:val="false"/>
+              <w:keepLines/>
+              <w:spacing w:after="0" w:line="210"/>
               <w:jc w:val="center"/>
             </w:pPr>
             <w:r>
@@ -4207,18 +6206,18 @@
           <w:tcPr>
             <w:tcW w:type="dxa" w:w="700"/>
             <w:tcMar>
-              <w:top w:type="dxa" w:w="12"/>
-              <w:left w:type="dxa" w:w="40"/>
-              <w:bottom w:type="dxa" w:w="12"/>
-              <w:right w:type="dxa" w:w="40"/>
-            </w:tcMar>
-            <w:vAlign w:val="center"/>
-          </w:tcPr>
-          <w:p>
-            <w:pPr>
-              <w:keepNext/>
-              <w:keepLines/>
-              <w:spacing w:after="0" w:line="200"/>
+              <w:top w:type="dxa" w:w="14"/>
+              <w:left w:type="dxa" w:w="50"/>
+              <w:bottom w:type="dxa" w:w="14"/>
+              <w:right w:type="dxa" w:w="50"/>
+            </w:tcMar>
+            <w:vAlign w:val="center"/>
+          </w:tcPr>
+          <w:p>
+            <w:pPr>
+              <w:keepNext w:val="false"/>
+              <w:keepLines/>
+              <w:spacing w:after="0" w:line="210"/>
               <w:jc w:val="center"/>
             </w:pPr>
             <w:r>
@@ -4238,18 +6237,18 @@
           <w:tcPr>
             <w:tcW w:type="dxa" w:w="700"/>
             <w:tcMar>
-              <w:top w:type="dxa" w:w="12"/>
-              <w:left w:type="dxa" w:w="40"/>
-              <w:bottom w:type="dxa" w:w="12"/>
-              <w:right w:type="dxa" w:w="40"/>
-            </w:tcMar>
-            <w:vAlign w:val="center"/>
-          </w:tcPr>
-          <w:p>
-            <w:pPr>
-              <w:keepNext/>
-              <w:keepLines/>
-              <w:spacing w:after="0" w:line="200"/>
+              <w:top w:type="dxa" w:w="14"/>
+              <w:left w:type="dxa" w:w="50"/>
+              <w:bottom w:type="dxa" w:w="14"/>
+              <w:right w:type="dxa" w:w="50"/>
+            </w:tcMar>
+            <w:vAlign w:val="center"/>
+          </w:tcPr>
+          <w:p>
+            <w:pPr>
+              <w:keepNext w:val="false"/>
+              <w:keepLines/>
+              <w:spacing w:after="0" w:line="210"/>
               <w:jc w:val="center"/>
             </w:pPr>
             <w:r>
@@ -4269,18 +6268,18 @@
           <w:tcPr>
             <w:tcW w:type="dxa" w:w="600"/>
             <w:tcMar>
-              <w:top w:type="dxa" w:w="12"/>
-              <w:left w:type="dxa" w:w="40"/>
-              <w:bottom w:type="dxa" w:w="12"/>
-              <w:right w:type="dxa" w:w="40"/>
-            </w:tcMar>
-            <w:vAlign w:val="center"/>
-          </w:tcPr>
-          <w:p>
-            <w:pPr>
-              <w:keepNext/>
-              <w:keepLines/>
-              <w:spacing w:after="0" w:line="200"/>
+              <w:top w:type="dxa" w:w="14"/>
+              <w:left w:type="dxa" w:w="50"/>
+              <w:bottom w:type="dxa" w:w="14"/>
+              <w:right w:type="dxa" w:w="50"/>
+            </w:tcMar>
+            <w:vAlign w:val="center"/>
+          </w:tcPr>
+          <w:p>
+            <w:pPr>
+              <w:keepNext w:val="false"/>
+              <w:keepLines/>
+              <w:spacing w:after="0" w:line="210"/>
               <w:jc w:val="center"/>
             </w:pPr>
             <w:r>
@@ -4305,18 +6304,18 @@
           <w:tcPr>
             <w:tcW w:type="dxa" w:w="1477"/>
             <w:tcMar>
-              <w:top w:type="dxa" w:w="12"/>
-              <w:left w:type="dxa" w:w="40"/>
-              <w:bottom w:type="dxa" w:w="12"/>
-              <w:right w:type="dxa" w:w="40"/>
-            </w:tcMar>
-            <w:vAlign w:val="center"/>
-          </w:tcPr>
-          <w:p>
-            <w:pPr>
-              <w:keepNext/>
-              <w:keepLines/>
-              <w:spacing w:after="0" w:line="200"/>
+              <w:top w:type="dxa" w:w="14"/>
+              <w:left w:type="dxa" w:w="50"/>
+              <w:bottom w:type="dxa" w:w="14"/>
+              <w:right w:type="dxa" w:w="50"/>
+            </w:tcMar>
+            <w:vAlign w:val="center"/>
+          </w:tcPr>
+          <w:p>
+            <w:pPr>
+              <w:keepNext w:val="false"/>
+              <w:keepLines/>
+              <w:spacing w:after="0" w:line="210"/>
               <w:jc w:val="left"/>
             </w:pPr>
             <w:r>
@@ -4336,18 +6335,18 @@
           <w:tcPr>
             <w:tcW w:type="dxa" w:w="500"/>
             <w:tcMar>
-              <w:top w:type="dxa" w:w="12"/>
-              <w:left w:type="dxa" w:w="40"/>
-              <w:bottom w:type="dxa" w:w="12"/>
-              <w:right w:type="dxa" w:w="40"/>
-            </w:tcMar>
-            <w:vAlign w:val="center"/>
-          </w:tcPr>
-          <w:p>
-            <w:pPr>
-              <w:keepNext/>
-              <w:keepLines/>
-              <w:spacing w:after="0" w:line="200"/>
+              <w:top w:type="dxa" w:w="14"/>
+              <w:left w:type="dxa" w:w="50"/>
+              <w:bottom w:type="dxa" w:w="14"/>
+              <w:right w:type="dxa" w:w="50"/>
+            </w:tcMar>
+            <w:vAlign w:val="center"/>
+          </w:tcPr>
+          <w:p>
+            <w:pPr>
+              <w:keepNext w:val="false"/>
+              <w:keepLines/>
+              <w:spacing w:after="0" w:line="210"/>
               <w:jc w:val="center"/>
             </w:pPr>
             <w:r>
@@ -4367,18 +6366,18 @@
           <w:tcPr>
             <w:tcW w:type="dxa" w:w="700"/>
             <w:tcMar>
-              <w:top w:type="dxa" w:w="12"/>
-              <w:left w:type="dxa" w:w="40"/>
-              <w:bottom w:type="dxa" w:w="12"/>
-              <w:right w:type="dxa" w:w="40"/>
-            </w:tcMar>
-            <w:vAlign w:val="center"/>
-          </w:tcPr>
-          <w:p>
-            <w:pPr>
-              <w:keepNext/>
-              <w:keepLines/>
-              <w:spacing w:after="0" w:line="200"/>
+              <w:top w:type="dxa" w:w="14"/>
+              <w:left w:type="dxa" w:w="50"/>
+              <w:bottom w:type="dxa" w:w="14"/>
+              <w:right w:type="dxa" w:w="50"/>
+            </w:tcMar>
+            <w:vAlign w:val="center"/>
+          </w:tcPr>
+          <w:p>
+            <w:pPr>
+              <w:keepNext w:val="false"/>
+              <w:keepLines/>
+              <w:spacing w:after="0" w:line="210"/>
               <w:jc w:val="center"/>
             </w:pPr>
             <w:r>
@@ -4398,18 +6397,18 @@
           <w:tcPr>
             <w:tcW w:type="dxa" w:w="700"/>
             <w:tcMar>
-              <w:top w:type="dxa" w:w="12"/>
-              <w:left w:type="dxa" w:w="40"/>
-              <w:bottom w:type="dxa" w:w="12"/>
-              <w:right w:type="dxa" w:w="40"/>
-            </w:tcMar>
-            <w:vAlign w:val="center"/>
-          </w:tcPr>
-          <w:p>
-            <w:pPr>
-              <w:keepNext/>
-              <w:keepLines/>
-              <w:spacing w:after="0" w:line="200"/>
+              <w:top w:type="dxa" w:w="14"/>
+              <w:left w:type="dxa" w:w="50"/>
+              <w:bottom w:type="dxa" w:w="14"/>
+              <w:right w:type="dxa" w:w="50"/>
+            </w:tcMar>
+            <w:vAlign w:val="center"/>
+          </w:tcPr>
+          <w:p>
+            <w:pPr>
+              <w:keepNext w:val="false"/>
+              <w:keepLines/>
+              <w:spacing w:after="0" w:line="210"/>
               <w:jc w:val="center"/>
             </w:pPr>
             <w:r>
@@ -4429,18 +6428,18 @@
           <w:tcPr>
             <w:tcW w:type="dxa" w:w="700"/>
             <w:tcMar>
-              <w:top w:type="dxa" w:w="12"/>
-              <w:left w:type="dxa" w:w="40"/>
-              <w:bottom w:type="dxa" w:w="12"/>
-              <w:right w:type="dxa" w:w="40"/>
-            </w:tcMar>
-            <w:vAlign w:val="center"/>
-          </w:tcPr>
-          <w:p>
-            <w:pPr>
-              <w:keepNext/>
-              <w:keepLines/>
-              <w:spacing w:after="0" w:line="200"/>
+              <w:top w:type="dxa" w:w="14"/>
+              <w:left w:type="dxa" w:w="50"/>
+              <w:bottom w:type="dxa" w:w="14"/>
+              <w:right w:type="dxa" w:w="50"/>
+            </w:tcMar>
+            <w:vAlign w:val="center"/>
+          </w:tcPr>
+          <w:p>
+            <w:pPr>
+              <w:keepNext w:val="false"/>
+              <w:keepLines/>
+              <w:spacing w:after="0" w:line="210"/>
               <w:jc w:val="center"/>
             </w:pPr>
             <w:r>
@@ -4460,18 +6459,18 @@
           <w:tcPr>
             <w:tcW w:type="dxa" w:w="600"/>
             <w:tcMar>
-              <w:top w:type="dxa" w:w="12"/>
-              <w:left w:type="dxa" w:w="40"/>
-              <w:bottom w:type="dxa" w:w="12"/>
-              <w:right w:type="dxa" w:w="40"/>
-            </w:tcMar>
-            <w:vAlign w:val="center"/>
-          </w:tcPr>
-          <w:p>
-            <w:pPr>
-              <w:keepNext/>
-              <w:keepLines/>
-              <w:spacing w:after="0" w:line="200"/>
+              <w:top w:type="dxa" w:w="14"/>
+              <w:left w:type="dxa" w:w="50"/>
+              <w:bottom w:type="dxa" w:w="14"/>
+              <w:right w:type="dxa" w:w="50"/>
+            </w:tcMar>
+            <w:vAlign w:val="center"/>
+          </w:tcPr>
+          <w:p>
+            <w:pPr>
+              <w:keepNext w:val="false"/>
+              <w:keepLines/>
+              <w:spacing w:after="0" w:line="210"/>
               <w:jc w:val="center"/>
             </w:pPr>
             <w:r>
@@ -4496,18 +6495,18 @@
           <w:tcPr>
             <w:tcW w:type="dxa" w:w="1477"/>
             <w:tcMar>
-              <w:top w:type="dxa" w:w="12"/>
-              <w:left w:type="dxa" w:w="40"/>
-              <w:bottom w:type="dxa" w:w="12"/>
-              <w:right w:type="dxa" w:w="40"/>
-            </w:tcMar>
-            <w:vAlign w:val="center"/>
-          </w:tcPr>
-          <w:p>
-            <w:pPr>
-              <w:keepNext/>
-              <w:keepLines/>
-              <w:spacing w:after="0" w:line="200"/>
+              <w:top w:type="dxa" w:w="14"/>
+              <w:left w:type="dxa" w:w="50"/>
+              <w:bottom w:type="dxa" w:w="14"/>
+              <w:right w:type="dxa" w:w="50"/>
+            </w:tcMar>
+            <w:vAlign w:val="center"/>
+          </w:tcPr>
+          <w:p>
+            <w:pPr>
+              <w:keepNext w:val="false"/>
+              <w:keepLines/>
+              <w:spacing w:after="0" w:line="210"/>
               <w:jc w:val="left"/>
             </w:pPr>
             <w:r>
@@ -4527,18 +6526,18 @@
           <w:tcPr>
             <w:tcW w:type="dxa" w:w="500"/>
             <w:tcMar>
-              <w:top w:type="dxa" w:w="12"/>
-              <w:left w:type="dxa" w:w="40"/>
-              <w:bottom w:type="dxa" w:w="12"/>
-              <w:right w:type="dxa" w:w="40"/>
-            </w:tcMar>
-            <w:vAlign w:val="center"/>
-          </w:tcPr>
-          <w:p>
-            <w:pPr>
-              <w:keepNext/>
-              <w:keepLines/>
-              <w:spacing w:after="0" w:line="200"/>
+              <w:top w:type="dxa" w:w="14"/>
+              <w:left w:type="dxa" w:w="50"/>
+              <w:bottom w:type="dxa" w:w="14"/>
+              <w:right w:type="dxa" w:w="50"/>
+            </w:tcMar>
+            <w:vAlign w:val="center"/>
+          </w:tcPr>
+          <w:p>
+            <w:pPr>
+              <w:keepNext w:val="false"/>
+              <w:keepLines/>
+              <w:spacing w:after="0" w:line="210"/>
               <w:jc w:val="center"/>
             </w:pPr>
             <w:r>
@@ -4558,18 +6557,18 @@
           <w:tcPr>
             <w:tcW w:type="dxa" w:w="700"/>
             <w:tcMar>
-              <w:top w:type="dxa" w:w="12"/>
-              <w:left w:type="dxa" w:w="40"/>
-              <w:bottom w:type="dxa" w:w="12"/>
-              <w:right w:type="dxa" w:w="40"/>
-            </w:tcMar>
-            <w:vAlign w:val="center"/>
-          </w:tcPr>
-          <w:p>
-            <w:pPr>
-              <w:keepNext/>
-              <w:keepLines/>
-              <w:spacing w:after="0" w:line="200"/>
+              <w:top w:type="dxa" w:w="14"/>
+              <w:left w:type="dxa" w:w="50"/>
+              <w:bottom w:type="dxa" w:w="14"/>
+              <w:right w:type="dxa" w:w="50"/>
+            </w:tcMar>
+            <w:vAlign w:val="center"/>
+          </w:tcPr>
+          <w:p>
+            <w:pPr>
+              <w:keepNext w:val="false"/>
+              <w:keepLines/>
+              <w:spacing w:after="0" w:line="210"/>
               <w:jc w:val="center"/>
             </w:pPr>
             <w:r>
@@ -4589,18 +6588,18 @@
           <w:tcPr>
             <w:tcW w:type="dxa" w:w="700"/>
             <w:tcMar>
-              <w:top w:type="dxa" w:w="12"/>
-              <w:left w:type="dxa" w:w="40"/>
-              <w:bottom w:type="dxa" w:w="12"/>
-              <w:right w:type="dxa" w:w="40"/>
-            </w:tcMar>
-            <w:vAlign w:val="center"/>
-          </w:tcPr>
-          <w:p>
-            <w:pPr>
-              <w:keepNext/>
-              <w:keepLines/>
-              <w:spacing w:after="0" w:line="200"/>
+              <w:top w:type="dxa" w:w="14"/>
+              <w:left w:type="dxa" w:w="50"/>
+              <w:bottom w:type="dxa" w:w="14"/>
+              <w:right w:type="dxa" w:w="50"/>
+            </w:tcMar>
+            <w:vAlign w:val="center"/>
+          </w:tcPr>
+          <w:p>
+            <w:pPr>
+              <w:keepNext w:val="false"/>
+              <w:keepLines/>
+              <w:spacing w:after="0" w:line="210"/>
               <w:jc w:val="center"/>
             </w:pPr>
             <w:r>
@@ -4620,18 +6619,18 @@
           <w:tcPr>
             <w:tcW w:type="dxa" w:w="700"/>
             <w:tcMar>
-              <w:top w:type="dxa" w:w="12"/>
-              <w:left w:type="dxa" w:w="40"/>
-              <w:bottom w:type="dxa" w:w="12"/>
-              <w:right w:type="dxa" w:w="40"/>
-            </w:tcMar>
-            <w:vAlign w:val="center"/>
-          </w:tcPr>
-          <w:p>
-            <w:pPr>
-              <w:keepNext/>
-              <w:keepLines/>
-              <w:spacing w:after="0" w:line="200"/>
+              <w:top w:type="dxa" w:w="14"/>
+              <w:left w:type="dxa" w:w="50"/>
+              <w:bottom w:type="dxa" w:w="14"/>
+              <w:right w:type="dxa" w:w="50"/>
+            </w:tcMar>
+            <w:vAlign w:val="center"/>
+          </w:tcPr>
+          <w:p>
+            <w:pPr>
+              <w:keepNext w:val="false"/>
+              <w:keepLines/>
+              <w:spacing w:after="0" w:line="210"/>
               <w:jc w:val="center"/>
             </w:pPr>
             <w:r>
@@ -4651,18 +6650,18 @@
           <w:tcPr>
             <w:tcW w:type="dxa" w:w="600"/>
             <w:tcMar>
-              <w:top w:type="dxa" w:w="12"/>
-              <w:left w:type="dxa" w:w="40"/>
-              <w:bottom w:type="dxa" w:w="12"/>
-              <w:right w:type="dxa" w:w="40"/>
-            </w:tcMar>
-            <w:vAlign w:val="center"/>
-          </w:tcPr>
-          <w:p>
-            <w:pPr>
-              <w:keepNext/>
-              <w:keepLines/>
-              <w:spacing w:after="0" w:line="200"/>
+              <w:top w:type="dxa" w:w="14"/>
+              <w:left w:type="dxa" w:w="50"/>
+              <w:bottom w:type="dxa" w:w="14"/>
+              <w:right w:type="dxa" w:w="50"/>
+            </w:tcMar>
+            <w:vAlign w:val="center"/>
+          </w:tcPr>
+          <w:p>
+            <w:pPr>
+              <w:keepNext w:val="false"/>
+              <w:keepLines/>
+              <w:spacing w:after="0" w:line="210"/>
               <w:jc w:val="center"/>
             </w:pPr>
             <w:r>
@@ -4687,18 +6686,18 @@
           <w:tcPr>
             <w:tcW w:type="dxa" w:w="1477"/>
             <w:tcMar>
-              <w:top w:type="dxa" w:w="12"/>
-              <w:left w:type="dxa" w:w="40"/>
-              <w:bottom w:type="dxa" w:w="12"/>
-              <w:right w:type="dxa" w:w="40"/>
-            </w:tcMar>
-            <w:vAlign w:val="center"/>
-          </w:tcPr>
-          <w:p>
-            <w:pPr>
-              <w:keepNext/>
-              <w:keepLines/>
-              <w:spacing w:after="0" w:line="200"/>
+              <w:top w:type="dxa" w:w="14"/>
+              <w:left w:type="dxa" w:w="50"/>
+              <w:bottom w:type="dxa" w:w="14"/>
+              <w:right w:type="dxa" w:w="50"/>
+            </w:tcMar>
+            <w:vAlign w:val="center"/>
+          </w:tcPr>
+          <w:p>
+            <w:pPr>
+              <w:keepNext w:val="false"/>
+              <w:keepLines/>
+              <w:spacing w:after="0" w:line="210"/>
               <w:jc w:val="left"/>
             </w:pPr>
             <w:r>
@@ -4718,18 +6717,18 @@
           <w:tcPr>
             <w:tcW w:type="dxa" w:w="500"/>
             <w:tcMar>
-              <w:top w:type="dxa" w:w="12"/>
-              <w:left w:type="dxa" w:w="40"/>
-              <w:bottom w:type="dxa" w:w="12"/>
-              <w:right w:type="dxa" w:w="40"/>
-            </w:tcMar>
-            <w:vAlign w:val="center"/>
-          </w:tcPr>
-          <w:p>
-            <w:pPr>
-              <w:keepNext/>
-              <w:keepLines/>
-              <w:spacing w:after="0" w:line="200"/>
+              <w:top w:type="dxa" w:w="14"/>
+              <w:left w:type="dxa" w:w="50"/>
+              <w:bottom w:type="dxa" w:w="14"/>
+              <w:right w:type="dxa" w:w="50"/>
+            </w:tcMar>
+            <w:vAlign w:val="center"/>
+          </w:tcPr>
+          <w:p>
+            <w:pPr>
+              <w:keepNext w:val="false"/>
+              <w:keepLines/>
+              <w:spacing w:after="0" w:line="210"/>
               <w:jc w:val="center"/>
             </w:pPr>
             <w:r>
@@ -4749,18 +6748,18 @@
           <w:tcPr>
             <w:tcW w:type="dxa" w:w="700"/>
             <w:tcMar>
-              <w:top w:type="dxa" w:w="12"/>
-              <w:left w:type="dxa" w:w="40"/>
-              <w:bottom w:type="dxa" w:w="12"/>
-              <w:right w:type="dxa" w:w="40"/>
-            </w:tcMar>
-            <w:vAlign w:val="center"/>
-          </w:tcPr>
-          <w:p>
-            <w:pPr>
-              <w:keepNext/>
-              <w:keepLines/>
-              <w:spacing w:after="0" w:line="200"/>
+              <w:top w:type="dxa" w:w="14"/>
+              <w:left w:type="dxa" w:w="50"/>
+              <w:bottom w:type="dxa" w:w="14"/>
+              <w:right w:type="dxa" w:w="50"/>
+            </w:tcMar>
+            <w:vAlign w:val="center"/>
+          </w:tcPr>
+          <w:p>
+            <w:pPr>
+              <w:keepNext w:val="false"/>
+              <w:keepLines/>
+              <w:spacing w:after="0" w:line="210"/>
               <w:jc w:val="center"/>
             </w:pPr>
             <w:r>
@@ -4780,18 +6779,18 @@
           <w:tcPr>
             <w:tcW w:type="dxa" w:w="700"/>
             <w:tcMar>
-              <w:top w:type="dxa" w:w="12"/>
-              <w:left w:type="dxa" w:w="40"/>
-              <w:bottom w:type="dxa" w:w="12"/>
-              <w:right w:type="dxa" w:w="40"/>
-            </w:tcMar>
-            <w:vAlign w:val="center"/>
-          </w:tcPr>
-          <w:p>
-            <w:pPr>
-              <w:keepNext/>
-              <w:keepLines/>
-              <w:spacing w:after="0" w:line="200"/>
+              <w:top w:type="dxa" w:w="14"/>
+              <w:left w:type="dxa" w:w="50"/>
+              <w:bottom w:type="dxa" w:w="14"/>
+              <w:right w:type="dxa" w:w="50"/>
+            </w:tcMar>
+            <w:vAlign w:val="center"/>
+          </w:tcPr>
+          <w:p>
+            <w:pPr>
+              <w:keepNext w:val="false"/>
+              <w:keepLines/>
+              <w:spacing w:after="0" w:line="210"/>
               <w:jc w:val="center"/>
             </w:pPr>
             <w:r>
@@ -4811,18 +6810,18 @@
           <w:tcPr>
             <w:tcW w:type="dxa" w:w="700"/>
             <w:tcMar>
-              <w:top w:type="dxa" w:w="12"/>
-              <w:left w:type="dxa" w:w="40"/>
-              <w:bottom w:type="dxa" w:w="12"/>
-              <w:right w:type="dxa" w:w="40"/>
-            </w:tcMar>
-            <w:vAlign w:val="center"/>
-          </w:tcPr>
-          <w:p>
-            <w:pPr>
-              <w:keepNext/>
-              <w:keepLines/>
-              <w:spacing w:after="0" w:line="200"/>
+              <w:top w:type="dxa" w:w="14"/>
+              <w:left w:type="dxa" w:w="50"/>
+              <w:bottom w:type="dxa" w:w="14"/>
+              <w:right w:type="dxa" w:w="50"/>
+            </w:tcMar>
+            <w:vAlign w:val="center"/>
+          </w:tcPr>
+          <w:p>
+            <w:pPr>
+              <w:keepNext w:val="false"/>
+              <w:keepLines/>
+              <w:spacing w:after="0" w:line="210"/>
               <w:jc w:val="center"/>
             </w:pPr>
             <w:r>
@@ -4842,18 +6841,18 @@
           <w:tcPr>
             <w:tcW w:type="dxa" w:w="600"/>
             <w:tcMar>
-              <w:top w:type="dxa" w:w="12"/>
-              <w:left w:type="dxa" w:w="40"/>
-              <w:bottom w:type="dxa" w:w="12"/>
-              <w:right w:type="dxa" w:w="40"/>
-            </w:tcMar>
-            <w:vAlign w:val="center"/>
-          </w:tcPr>
-          <w:p>
-            <w:pPr>
-              <w:keepNext/>
-              <w:keepLines/>
-              <w:spacing w:after="0" w:line="200"/>
+              <w:top w:type="dxa" w:w="14"/>
+              <w:left w:type="dxa" w:w="50"/>
+              <w:bottom w:type="dxa" w:w="14"/>
+              <w:right w:type="dxa" w:w="50"/>
+            </w:tcMar>
+            <w:vAlign w:val="center"/>
+          </w:tcPr>
+          <w:p>
+            <w:pPr>
+              <w:keepNext w:val="false"/>
+              <w:keepLines/>
+              <w:spacing w:after="0" w:line="210"/>
               <w:jc w:val="center"/>
             </w:pPr>
             <w:r>
@@ -4878,18 +6877,18 @@
           <w:tcPr>
             <w:tcW w:type="dxa" w:w="1477"/>
             <w:tcMar>
-              <w:top w:type="dxa" w:w="12"/>
-              <w:left w:type="dxa" w:w="40"/>
-              <w:bottom w:type="dxa" w:w="12"/>
-              <w:right w:type="dxa" w:w="40"/>
-            </w:tcMar>
-            <w:vAlign w:val="center"/>
-          </w:tcPr>
-          <w:p>
-            <w:pPr>
-              <w:keepNext/>
-              <w:keepLines/>
-              <w:spacing w:after="0" w:line="200"/>
+              <w:top w:type="dxa" w:w="14"/>
+              <w:left w:type="dxa" w:w="50"/>
+              <w:bottom w:type="dxa" w:w="14"/>
+              <w:right w:type="dxa" w:w="50"/>
+            </w:tcMar>
+            <w:vAlign w:val="center"/>
+          </w:tcPr>
+          <w:p>
+            <w:pPr>
+              <w:keepNext w:val="false"/>
+              <w:keepLines/>
+              <w:spacing w:after="0" w:line="210"/>
               <w:jc w:val="left"/>
             </w:pPr>
             <w:r>
@@ -4909,18 +6908,18 @@
           <w:tcPr>
             <w:tcW w:type="dxa" w:w="500"/>
             <w:tcMar>
-              <w:top w:type="dxa" w:w="12"/>
-              <w:left w:type="dxa" w:w="40"/>
-              <w:bottom w:type="dxa" w:w="12"/>
-              <w:right w:type="dxa" w:w="40"/>
-            </w:tcMar>
-            <w:vAlign w:val="center"/>
-          </w:tcPr>
-          <w:p>
-            <w:pPr>
-              <w:keepNext/>
-              <w:keepLines/>
-              <w:spacing w:after="0" w:line="200"/>
+              <w:top w:type="dxa" w:w="14"/>
+              <w:left w:type="dxa" w:w="50"/>
+              <w:bottom w:type="dxa" w:w="14"/>
+              <w:right w:type="dxa" w:w="50"/>
+            </w:tcMar>
+            <w:vAlign w:val="center"/>
+          </w:tcPr>
+          <w:p>
+            <w:pPr>
+              <w:keepNext w:val="false"/>
+              <w:keepLines/>
+              <w:spacing w:after="0" w:line="210"/>
               <w:jc w:val="center"/>
             </w:pPr>
             <w:r>
@@ -4940,18 +6939,18 @@
           <w:tcPr>
             <w:tcW w:type="dxa" w:w="700"/>
             <w:tcMar>
-              <w:top w:type="dxa" w:w="12"/>
-              <w:left w:type="dxa" w:w="40"/>
-              <w:bottom w:type="dxa" w:w="12"/>
-              <w:right w:type="dxa" w:w="40"/>
-            </w:tcMar>
-            <w:vAlign w:val="center"/>
-          </w:tcPr>
-          <w:p>
-            <w:pPr>
-              <w:keepNext/>
-              <w:keepLines/>
-              <w:spacing w:after="0" w:line="200"/>
+              <w:top w:type="dxa" w:w="14"/>
+              <w:left w:type="dxa" w:w="50"/>
+              <w:bottom w:type="dxa" w:w="14"/>
+              <w:right w:type="dxa" w:w="50"/>
+            </w:tcMar>
+            <w:vAlign w:val="center"/>
+          </w:tcPr>
+          <w:p>
+            <w:pPr>
+              <w:keepNext w:val="false"/>
+              <w:keepLines/>
+              <w:spacing w:after="0" w:line="210"/>
               <w:jc w:val="center"/>
             </w:pPr>
             <w:r>
@@ -4971,18 +6970,18 @@
           <w:tcPr>
             <w:tcW w:type="dxa" w:w="700"/>
             <w:tcMar>
-              <w:top w:type="dxa" w:w="12"/>
-              <w:left w:type="dxa" w:w="40"/>
-              <w:bottom w:type="dxa" w:w="12"/>
-              <w:right w:type="dxa" w:w="40"/>
-            </w:tcMar>
-            <w:vAlign w:val="center"/>
-          </w:tcPr>
-          <w:p>
-            <w:pPr>
-              <w:keepNext/>
-              <w:keepLines/>
-              <w:spacing w:after="0" w:line="200"/>
+              <w:top w:type="dxa" w:w="14"/>
+              <w:left w:type="dxa" w:w="50"/>
+              <w:bottom w:type="dxa" w:w="14"/>
+              <w:right w:type="dxa" w:w="50"/>
+            </w:tcMar>
+            <w:vAlign w:val="center"/>
+          </w:tcPr>
+          <w:p>
+            <w:pPr>
+              <w:keepNext w:val="false"/>
+              <w:keepLines/>
+              <w:spacing w:after="0" w:line="210"/>
               <w:jc w:val="center"/>
             </w:pPr>
             <w:r>
@@ -5002,18 +7001,18 @@
           <w:tcPr>
             <w:tcW w:type="dxa" w:w="700"/>
             <w:tcMar>
-              <w:top w:type="dxa" w:w="12"/>
-              <w:left w:type="dxa" w:w="40"/>
-              <w:bottom w:type="dxa" w:w="12"/>
-              <w:right w:type="dxa" w:w="40"/>
-            </w:tcMar>
-            <w:vAlign w:val="center"/>
-          </w:tcPr>
-          <w:p>
-            <w:pPr>
-              <w:keepNext/>
-              <w:keepLines/>
-              <w:spacing w:after="0" w:line="200"/>
+              <w:top w:type="dxa" w:w="14"/>
+              <w:left w:type="dxa" w:w="50"/>
+              <w:bottom w:type="dxa" w:w="14"/>
+              <w:right w:type="dxa" w:w="50"/>
+            </w:tcMar>
+            <w:vAlign w:val="center"/>
+          </w:tcPr>
+          <w:p>
+            <w:pPr>
+              <w:keepNext w:val="false"/>
+              <w:keepLines/>
+              <w:spacing w:after="0" w:line="210"/>
               <w:jc w:val="center"/>
             </w:pPr>
             <w:r>
@@ -5033,18 +7032,18 @@
           <w:tcPr>
             <w:tcW w:type="dxa" w:w="600"/>
             <w:tcMar>
-              <w:top w:type="dxa" w:w="12"/>
-              <w:left w:type="dxa" w:w="40"/>
-              <w:bottom w:type="dxa" w:w="12"/>
-              <w:right w:type="dxa" w:w="40"/>
-            </w:tcMar>
-            <w:vAlign w:val="center"/>
-          </w:tcPr>
-          <w:p>
-            <w:pPr>
-              <w:keepNext/>
-              <w:keepLines/>
-              <w:spacing w:after="0" w:line="200"/>
+              <w:top w:type="dxa" w:w="14"/>
+              <w:left w:type="dxa" w:w="50"/>
+              <w:bottom w:type="dxa" w:w="14"/>
+              <w:right w:type="dxa" w:w="50"/>
+            </w:tcMar>
+            <w:vAlign w:val="center"/>
+          </w:tcPr>
+          <w:p>
+            <w:pPr>
+              <w:keepNext w:val="false"/>
+              <w:keepLines/>
+              <w:spacing w:after="0" w:line="210"/>
               <w:jc w:val="center"/>
             </w:pPr>
             <w:r>
@@ -5069,18 +7068,18 @@
           <w:tcPr>
             <w:tcW w:type="dxa" w:w="1477"/>
             <w:tcMar>
-              <w:top w:type="dxa" w:w="12"/>
-              <w:left w:type="dxa" w:w="40"/>
-              <w:bottom w:type="dxa" w:w="12"/>
-              <w:right w:type="dxa" w:w="40"/>
-            </w:tcMar>
-            <w:vAlign w:val="center"/>
-          </w:tcPr>
-          <w:p>
-            <w:pPr>
-              <w:keepNext/>
-              <w:keepLines/>
-              <w:spacing w:after="0" w:line="200"/>
+              <w:top w:type="dxa" w:w="14"/>
+              <w:left w:type="dxa" w:w="50"/>
+              <w:bottom w:type="dxa" w:w="14"/>
+              <w:right w:type="dxa" w:w="50"/>
+            </w:tcMar>
+            <w:vAlign w:val="center"/>
+          </w:tcPr>
+          <w:p>
+            <w:pPr>
+              <w:keepNext w:val="false"/>
+              <w:keepLines/>
+              <w:spacing w:after="0" w:line="210"/>
               <w:jc w:val="left"/>
             </w:pPr>
             <w:r>
@@ -5100,18 +7099,18 @@
           <w:tcPr>
             <w:tcW w:type="dxa" w:w="500"/>
             <w:tcMar>
-              <w:top w:type="dxa" w:w="12"/>
-              <w:left w:type="dxa" w:w="40"/>
-              <w:bottom w:type="dxa" w:w="12"/>
-              <w:right w:type="dxa" w:w="40"/>
-            </w:tcMar>
-            <w:vAlign w:val="center"/>
-          </w:tcPr>
-          <w:p>
-            <w:pPr>
-              <w:keepNext/>
-              <w:keepLines/>
-              <w:spacing w:after="0" w:line="200"/>
+              <w:top w:type="dxa" w:w="14"/>
+              <w:left w:type="dxa" w:w="50"/>
+              <w:bottom w:type="dxa" w:w="14"/>
+              <w:right w:type="dxa" w:w="50"/>
+            </w:tcMar>
+            <w:vAlign w:val="center"/>
+          </w:tcPr>
+          <w:p>
+            <w:pPr>
+              <w:keepNext w:val="false"/>
+              <w:keepLines/>
+              <w:spacing w:after="0" w:line="210"/>
               <w:jc w:val="center"/>
             </w:pPr>
             <w:r>
@@ -5131,18 +7130,18 @@
           <w:tcPr>
             <w:tcW w:type="dxa" w:w="700"/>
             <w:tcMar>
-              <w:top w:type="dxa" w:w="12"/>
-              <w:left w:type="dxa" w:w="40"/>
-              <w:bottom w:type="dxa" w:w="12"/>
-              <w:right w:type="dxa" w:w="40"/>
-            </w:tcMar>
-            <w:vAlign w:val="center"/>
-          </w:tcPr>
-          <w:p>
-            <w:pPr>
-              <w:keepNext/>
-              <w:keepLines/>
-              <w:spacing w:after="0" w:line="200"/>
+              <w:top w:type="dxa" w:w="14"/>
+              <w:left w:type="dxa" w:w="50"/>
+              <w:bottom w:type="dxa" w:w="14"/>
+              <w:right w:type="dxa" w:w="50"/>
+            </w:tcMar>
+            <w:vAlign w:val="center"/>
+          </w:tcPr>
+          <w:p>
+            <w:pPr>
+              <w:keepNext w:val="false"/>
+              <w:keepLines/>
+              <w:spacing w:after="0" w:line="210"/>
               <w:jc w:val="center"/>
             </w:pPr>
             <w:r>
@@ -5162,18 +7161,18 @@
           <w:tcPr>
             <w:tcW w:type="dxa" w:w="700"/>
             <w:tcMar>
-              <w:top w:type="dxa" w:w="12"/>
-              <w:left w:type="dxa" w:w="40"/>
-              <w:bottom w:type="dxa" w:w="12"/>
-              <w:right w:type="dxa" w:w="40"/>
-            </w:tcMar>
-            <w:vAlign w:val="center"/>
-          </w:tcPr>
-          <w:p>
-            <w:pPr>
-              <w:keepNext/>
-              <w:keepLines/>
-              <w:spacing w:after="0" w:line="200"/>
+              <w:top w:type="dxa" w:w="14"/>
+              <w:left w:type="dxa" w:w="50"/>
+              <w:bottom w:type="dxa" w:w="14"/>
+              <w:right w:type="dxa" w:w="50"/>
+            </w:tcMar>
+            <w:vAlign w:val="center"/>
+          </w:tcPr>
+          <w:p>
+            <w:pPr>
+              <w:keepNext w:val="false"/>
+              <w:keepLines/>
+              <w:spacing w:after="0" w:line="210"/>
               <w:jc w:val="center"/>
             </w:pPr>
             <w:r>
@@ -5193,18 +7192,18 @@
           <w:tcPr>
             <w:tcW w:type="dxa" w:w="700"/>
             <w:tcMar>
-              <w:top w:type="dxa" w:w="12"/>
-              <w:left w:type="dxa" w:w="40"/>
-              <w:bottom w:type="dxa" w:w="12"/>
-              <w:right w:type="dxa" w:w="40"/>
-            </w:tcMar>
-            <w:vAlign w:val="center"/>
-          </w:tcPr>
-          <w:p>
-            <w:pPr>
-              <w:keepNext/>
-              <w:keepLines/>
-              <w:spacing w:after="0" w:line="200"/>
+              <w:top w:type="dxa" w:w="14"/>
+              <w:left w:type="dxa" w:w="50"/>
+              <w:bottom w:type="dxa" w:w="14"/>
+              <w:right w:type="dxa" w:w="50"/>
+            </w:tcMar>
+            <w:vAlign w:val="center"/>
+          </w:tcPr>
+          <w:p>
+            <w:pPr>
+              <w:keepNext w:val="false"/>
+              <w:keepLines/>
+              <w:spacing w:after="0" w:line="210"/>
               <w:jc w:val="center"/>
             </w:pPr>
             <w:r>
@@ -5224,18 +7223,18 @@
           <w:tcPr>
             <w:tcW w:type="dxa" w:w="600"/>
             <w:tcMar>
-              <w:top w:type="dxa" w:w="12"/>
-              <w:left w:type="dxa" w:w="40"/>
-              <w:bottom w:type="dxa" w:w="12"/>
-              <w:right w:type="dxa" w:w="40"/>
-            </w:tcMar>
-            <w:vAlign w:val="center"/>
-          </w:tcPr>
-          <w:p>
-            <w:pPr>
-              <w:keepNext/>
-              <w:keepLines/>
-              <w:spacing w:after="0" w:line="200"/>
+              <w:top w:type="dxa" w:w="14"/>
+              <w:left w:type="dxa" w:w="50"/>
+              <w:bottom w:type="dxa" w:w="14"/>
+              <w:right w:type="dxa" w:w="50"/>
+            </w:tcMar>
+            <w:vAlign w:val="center"/>
+          </w:tcPr>
+          <w:p>
+            <w:pPr>
+              <w:keepNext w:val="false"/>
+              <w:keepLines/>
+              <w:spacing w:after="0" w:line="210"/>
               <w:jc w:val="center"/>
             </w:pPr>
             <w:r>
@@ -5260,18 +7259,18 @@
           <w:tcPr>
             <w:tcW w:type="dxa" w:w="1477"/>
             <w:tcMar>
-              <w:top w:type="dxa" w:w="12"/>
-              <w:left w:type="dxa" w:w="40"/>
-              <w:bottom w:type="dxa" w:w="12"/>
-              <w:right w:type="dxa" w:w="40"/>
-            </w:tcMar>
-            <w:vAlign w:val="center"/>
-          </w:tcPr>
-          <w:p>
-            <w:pPr>
-              <w:keepNext w:val="false"/>
-              <w:keepLines/>
-              <w:spacing w:after="0" w:line="200"/>
+              <w:top w:type="dxa" w:w="14"/>
+              <w:left w:type="dxa" w:w="50"/>
+              <w:bottom w:type="dxa" w:w="14"/>
+              <w:right w:type="dxa" w:w="50"/>
+            </w:tcMar>
+            <w:vAlign w:val="center"/>
+          </w:tcPr>
+          <w:p>
+            <w:pPr>
+              <w:keepNext w:val="false"/>
+              <w:keepLines/>
+              <w:spacing w:after="0" w:line="210"/>
               <w:jc w:val="left"/>
             </w:pPr>
             <w:r>
@@ -5291,18 +7290,18 @@
           <w:tcPr>
             <w:tcW w:type="dxa" w:w="500"/>
             <w:tcMar>
-              <w:top w:type="dxa" w:w="12"/>
-              <w:left w:type="dxa" w:w="40"/>
-              <w:bottom w:type="dxa" w:w="12"/>
-              <w:right w:type="dxa" w:w="40"/>
-            </w:tcMar>
-            <w:vAlign w:val="center"/>
-          </w:tcPr>
-          <w:p>
-            <w:pPr>
-              <w:keepNext w:val="false"/>
-              <w:keepLines/>
-              <w:spacing w:after="0" w:line="200"/>
+              <w:top w:type="dxa" w:w="14"/>
+              <w:left w:type="dxa" w:w="50"/>
+              <w:bottom w:type="dxa" w:w="14"/>
+              <w:right w:type="dxa" w:w="50"/>
+            </w:tcMar>
+            <w:vAlign w:val="center"/>
+          </w:tcPr>
+          <w:p>
+            <w:pPr>
+              <w:keepNext w:val="false"/>
+              <w:keepLines/>
+              <w:spacing w:after="0" w:line="210"/>
               <w:jc w:val="center"/>
             </w:pPr>
             <w:r>
@@ -5322,18 +7321,18 @@
           <w:tcPr>
             <w:tcW w:type="dxa" w:w="700"/>
             <w:tcMar>
-              <w:top w:type="dxa" w:w="12"/>
-              <w:left w:type="dxa" w:w="40"/>
-              <w:bottom w:type="dxa" w:w="12"/>
-              <w:right w:type="dxa" w:w="40"/>
-            </w:tcMar>
-            <w:vAlign w:val="center"/>
-          </w:tcPr>
-          <w:p>
-            <w:pPr>
-              <w:keepNext w:val="false"/>
-              <w:keepLines/>
-              <w:spacing w:after="0" w:line="200"/>
+              <w:top w:type="dxa" w:w="14"/>
+              <w:left w:type="dxa" w:w="50"/>
+              <w:bottom w:type="dxa" w:w="14"/>
+              <w:right w:type="dxa" w:w="50"/>
+            </w:tcMar>
+            <w:vAlign w:val="center"/>
+          </w:tcPr>
+          <w:p>
+            <w:pPr>
+              <w:keepNext w:val="false"/>
+              <w:keepLines/>
+              <w:spacing w:after="0" w:line="210"/>
               <w:jc w:val="center"/>
             </w:pPr>
             <w:r>
@@ -5353,18 +7352,18 @@
           <w:tcPr>
             <w:tcW w:type="dxa" w:w="700"/>
             <w:tcMar>
-              <w:top w:type="dxa" w:w="12"/>
-              <w:left w:type="dxa" w:w="40"/>
-              <w:bottom w:type="dxa" w:w="12"/>
-              <w:right w:type="dxa" w:w="40"/>
-            </w:tcMar>
-            <w:vAlign w:val="center"/>
-          </w:tcPr>
-          <w:p>
-            <w:pPr>
-              <w:keepNext w:val="false"/>
-              <w:keepLines/>
-              <w:spacing w:after="0" w:line="200"/>
+              <w:top w:type="dxa" w:w="14"/>
+              <w:left w:type="dxa" w:w="50"/>
+              <w:bottom w:type="dxa" w:w="14"/>
+              <w:right w:type="dxa" w:w="50"/>
+            </w:tcMar>
+            <w:vAlign w:val="center"/>
+          </w:tcPr>
+          <w:p>
+            <w:pPr>
+              <w:keepNext w:val="false"/>
+              <w:keepLines/>
+              <w:spacing w:after="0" w:line="210"/>
               <w:jc w:val="center"/>
             </w:pPr>
             <w:r>
@@ -5384,18 +7383,18 @@
           <w:tcPr>
             <w:tcW w:type="dxa" w:w="700"/>
             <w:tcMar>
-              <w:top w:type="dxa" w:w="12"/>
-              <w:left w:type="dxa" w:w="40"/>
-              <w:bottom w:type="dxa" w:w="12"/>
-              <w:right w:type="dxa" w:w="40"/>
-            </w:tcMar>
-            <w:vAlign w:val="center"/>
-          </w:tcPr>
-          <w:p>
-            <w:pPr>
-              <w:keepNext w:val="false"/>
-              <w:keepLines/>
-              <w:spacing w:after="0" w:line="200"/>
+              <w:top w:type="dxa" w:w="14"/>
+              <w:left w:type="dxa" w:w="50"/>
+              <w:bottom w:type="dxa" w:w="14"/>
+              <w:right w:type="dxa" w:w="50"/>
+            </w:tcMar>
+            <w:vAlign w:val="center"/>
+          </w:tcPr>
+          <w:p>
+            <w:pPr>
+              <w:keepNext w:val="false"/>
+              <w:keepLines/>
+              <w:spacing w:after="0" w:line="210"/>
               <w:jc w:val="center"/>
             </w:pPr>
             <w:r>
@@ -5415,18 +7414,18 @@
           <w:tcPr>
             <w:tcW w:type="dxa" w:w="600"/>
             <w:tcMar>
-              <w:top w:type="dxa" w:w="12"/>
-              <w:left w:type="dxa" w:w="40"/>
-              <w:bottom w:type="dxa" w:w="12"/>
-              <w:right w:type="dxa" w:w="40"/>
-            </w:tcMar>
-            <w:vAlign w:val="center"/>
-          </w:tcPr>
-          <w:p>
-            <w:pPr>
-              <w:keepNext w:val="false"/>
-              <w:keepLines/>
-              <w:spacing w:after="0" w:line="200"/>
+              <w:top w:type="dxa" w:w="14"/>
+              <w:left w:type="dxa" w:w="50"/>
+              <w:bottom w:type="dxa" w:w="14"/>
+              <w:right w:type="dxa" w:w="50"/>
+            </w:tcMar>
+            <w:vAlign w:val="center"/>
+          </w:tcPr>
+          <w:p>
+            <w:pPr>
+              <w:keepNext w:val="false"/>
+              <w:keepLines/>
+              <w:spacing w:after="0" w:line="210"/>
               <w:jc w:val="center"/>
             </w:pPr>
             <w:r>
@@ -5446,7 +7445,7 @@
     </w:tbl>
     <w:p>
       <w:pPr>
-        <w:spacing w:after="60" w:before="0" w:line="120"/>
+        <w:spacing w:after="80" w:before="0" w:line="120"/>
       </w:pPr>
       <w:r>
         <w:rPr>
@@ -5527,24 +7526,7 @@
           <w:sz w:val="17"/>
           <w:szCs w:val="17"/>
         </w:rPr>
-        <w:t xml:space="preserve">(a) Reliability of the 30-minute predictions on the NTU test months. (b) AUC on all stations, campus stations and campus slots within 40 min after a major bell.</w:t>
-      </w:r>
-    </w:p>
-    <w:p>
-      <w:pPr>
-        <w:keepNext/>
-        <w:spacing w:after="30" w:before="80" w:line="240"/>
-      </w:pPr>
-      <w:r>
-        <w:rPr>
-          <w:rFonts w:ascii="Times New Roman" w:cs="Times New Roman" w:eastAsia="PMingLiU" w:hAnsi="Times New Roman"/>
-          <w:b/>
-          <w:bCs/>
-          <w:color w:val="0000FF"/>
-          <w:sz w:val="22"/>
-          <w:szCs w:val="22"/>
-        </w:rPr>
-        <w:t xml:space="preserve">3.5. Transfer to NSYSU</w:t>
+        <w:t xml:space="preserve">(a) Reliability of the 30-minute predictions on the NTU test months. (b) AUC on all stations, campus stations, and campus slots within 40 min after a major bell.</w:t>
       </w:r>
     </w:p>
     <w:p>
@@ -5560,14 +7542,13 @@
           <w:sz w:val="20"/>
           <w:szCs w:val="20"/>
         </w:rPr>
-        <w:t xml:space="preserve">Fig. 9 and Table 3 show that the inventory-only NTU model works at NSYSU without any local data: zero-shot AUC 0.934 on all 309 Kaohsiung stations and 0.944 on the 8 campus stations at h = 30, with Brier 0.049 / 0.068 and ECE 0.022 / 0.020. Fine-tuning on six NSYSU days adds 0.006 AUC and improves ECE to 0.003 on all stations; a model trained only on those six days is equally good (0.940), while the seasonal baseline from six days is poor (0.651). The proposal expected a zero-shot drop that local data would close; instead the dynamics of a station emptying generalize across cities almost perfectly, and the only transfer gap is in calibration, which six days of local data remove. At h = 60 the figures are 0.892 zero-shot and 0.906 fine-tuned.</w:t>
+        <w:t xml:space="preserve">By gain, the current stock (49%), its one-hour minimum (20%), the station id (8%) and the fill ratio (5%) dominate. The bell features contribute almost nothing: the ablation without group B changes AUC by less than 0.002 on every subset, including campus slots 0–30 min before a bell. Hour of day already encodes a fixed timetable. The hard cases are stations that are still well stocked 30 minutes before a bell (AUC 0.79 at h = 30); they are the target of the second half, through longer horizons, demand-rate features from Sec. 2.3 and a timetable-intensity feature built from the course catalogue (number of classes ending at each period on each weekday).</w:t>
       </w:r>
     </w:p>
     <w:p>
       <w:pPr>
         <w:keepNext/>
-        <w:spacing w:after="40" w:before="80" w:line="220"/>
-        <w:jc w:val="both"/>
+        <w:spacing w:after="30" w:before="90" w:line="240"/>
       </w:pPr>
       <w:r>
         <w:rPr>
@@ -5575,10 +7556,44 @@
           <w:b/>
           <w:bCs/>
           <w:color w:val="0000FF"/>
+          <w:sz w:val="22"/>
+          <w:szCs w:val="22"/>
+        </w:rPr>
+        <w:t xml:space="preserve">3.5. Transfer to NSYSU</w:t>
+      </w:r>
+    </w:p>
+    <w:p>
+      <w:pPr>
+        <w:spacing w:after="0" w:line="240"/>
+        <w:ind w:firstLine="288"/>
+        <w:jc w:val="both"/>
+      </w:pPr>
+      <w:r>
+        <w:rPr>
+          <w:rFonts w:ascii="Times New Roman" w:cs="Times New Roman" w:eastAsia="PMingLiU" w:hAnsi="Times New Roman"/>
+          <w:color w:val="0000FF"/>
+          <w:sz w:val="20"/>
+          <w:szCs w:val="20"/>
+        </w:rPr>
+        <w:t xml:space="preserve">Fig. 9 and Table 4 show that the inventory-only NTU model works at NSYSU without any local data: zero-shot AUC 0.934 on all 309 Kaohsiung stations and 0.944 on the 8 campus stations at h = 30, with Brier 0.049 / 0.068 and ECE 0.022 / 0.020. Fine-tuning on six NSYSU days adds 0.006 AUC and improves ECE to 0.003 on all stations; a model trained only on those six days is equally good (0.940), while the seasonal baseline from six days is poor (0.651). The proposal expected a zero-shot drop that local data would close; instead the dynamics of a station emptying generalize across cities almost perfectly, and the only transfer gap is in calibration, which six days of local data remove. At h = 60 the figures are 0.892 zero-shot and 0.906 fine-tuned.</w:t>
+      </w:r>
+    </w:p>
+    <w:p>
+      <w:pPr>
+        <w:keepNext/>
+        <w:spacing w:after="50" w:before="100" w:line="220"/>
+        <w:jc w:val="both"/>
+      </w:pPr>
+      <w:r>
+        <w:rPr>
+          <w:rFonts w:ascii="Times New Roman" w:cs="Times New Roman" w:eastAsia="PMingLiU" w:hAnsi="Times New Roman"/>
+          <w:b/>
+          <w:bCs/>
+          <w:color w:val="0000FF"/>
           <w:sz w:val="17"/>
           <w:szCs w:val="17"/>
         </w:rPr>
-        <w:t xml:space="preserve">Table 3. </w:t>
+        <w:t xml:space="preserve">Table 4. </w:t>
       </w:r>
       <w:r>
         <w:rPr>
@@ -5617,10 +7632,10 @@
             <w:tcW w:type="dxa" w:w="1477"/>
             <w:shd w:fill="EDEDED" w:color="auto" w:val="clear"/>
             <w:tcMar>
-              <w:top w:type="dxa" w:w="12"/>
-              <w:left w:type="dxa" w:w="40"/>
-              <w:bottom w:type="dxa" w:w="12"/>
-              <w:right w:type="dxa" w:w="40"/>
+              <w:top w:type="dxa" w:w="14"/>
+              <w:left w:type="dxa" w:w="50"/>
+              <w:bottom w:type="dxa" w:w="14"/>
+              <w:right w:type="dxa" w:w="50"/>
             </w:tcMar>
             <w:vAlign w:val="center"/>
           </w:tcPr>
@@ -5628,7 +7643,7 @@
             <w:pPr>
               <w:keepNext/>
               <w:keepLines/>
-              <w:spacing w:after="0" w:line="200"/>
+              <w:spacing w:after="0" w:line="210"/>
               <w:jc w:val="left"/>
             </w:pPr>
             <w:r>
@@ -5649,10 +7664,10 @@
             <w:tcW w:type="dxa" w:w="1600"/>
             <w:shd w:fill="EDEDED" w:color="auto" w:val="clear"/>
             <w:tcMar>
-              <w:top w:type="dxa" w:w="12"/>
-              <w:left w:type="dxa" w:w="40"/>
-              <w:bottom w:type="dxa" w:w="12"/>
-              <w:right w:type="dxa" w:w="40"/>
+              <w:top w:type="dxa" w:w="14"/>
+              <w:left w:type="dxa" w:w="50"/>
+              <w:bottom w:type="dxa" w:w="14"/>
+              <w:right w:type="dxa" w:w="50"/>
             </w:tcMar>
             <w:vAlign w:val="center"/>
           </w:tcPr>
@@ -5660,7 +7675,7 @@
             <w:pPr>
               <w:keepNext/>
               <w:keepLines/>
-              <w:spacing w:after="0" w:line="200"/>
+              <w:spacing w:after="0" w:line="210"/>
               <w:jc w:val="center"/>
             </w:pPr>
             <w:r>
@@ -5681,10 +7696,10 @@
             <w:tcW w:type="dxa" w:w="1600"/>
             <w:shd w:fill="EDEDED" w:color="auto" w:val="clear"/>
             <w:tcMar>
-              <w:top w:type="dxa" w:w="12"/>
-              <w:left w:type="dxa" w:w="40"/>
-              <w:bottom w:type="dxa" w:w="12"/>
-              <w:right w:type="dxa" w:w="40"/>
+              <w:top w:type="dxa" w:w="14"/>
+              <w:left w:type="dxa" w:w="50"/>
+              <w:bottom w:type="dxa" w:w="14"/>
+              <w:right w:type="dxa" w:w="50"/>
             </w:tcMar>
             <w:vAlign w:val="center"/>
           </w:tcPr>
@@ -5692,7 +7707,7 @@
             <w:pPr>
               <w:keepNext/>
               <w:keepLines/>
-              <w:spacing w:after="0" w:line="200"/>
+              <w:spacing w:after="0" w:line="210"/>
               <w:jc w:val="center"/>
             </w:pPr>
             <w:r>
@@ -5717,10 +7732,10 @@
           <w:tcPr>
             <w:tcW w:type="dxa" w:w="1477"/>
             <w:tcMar>
-              <w:top w:type="dxa" w:w="12"/>
-              <w:left w:type="dxa" w:w="40"/>
-              <w:bottom w:type="dxa" w:w="12"/>
-              <w:right w:type="dxa" w:w="40"/>
+              <w:top w:type="dxa" w:w="14"/>
+              <w:left w:type="dxa" w:w="50"/>
+              <w:bottom w:type="dxa" w:w="14"/>
+              <w:right w:type="dxa" w:w="50"/>
             </w:tcMar>
             <w:vAlign w:val="center"/>
           </w:tcPr>
@@ -5728,7 +7743,7 @@
             <w:pPr>
               <w:keepNext/>
               <w:keepLines/>
-              <w:spacing w:after="0" w:line="200"/>
+              <w:spacing w:after="0" w:line="210"/>
               <w:jc w:val="left"/>
             </w:pPr>
             <w:r>
@@ -5748,10 +7763,10 @@
           <w:tcPr>
             <w:tcW w:type="dxa" w:w="1600"/>
             <w:tcMar>
-              <w:top w:type="dxa" w:w="12"/>
-              <w:left w:type="dxa" w:w="40"/>
-              <w:bottom w:type="dxa" w:w="12"/>
-              <w:right w:type="dxa" w:w="40"/>
+              <w:top w:type="dxa" w:w="14"/>
+              <w:left w:type="dxa" w:w="50"/>
+              <w:bottom w:type="dxa" w:w="14"/>
+              <w:right w:type="dxa" w:w="50"/>
             </w:tcMar>
             <w:vAlign w:val="center"/>
           </w:tcPr>
@@ -5759,7 +7774,7 @@
             <w:pPr>
               <w:keepNext/>
               <w:keepLines/>
-              <w:spacing w:after="0" w:line="200"/>
+              <w:spacing w:after="0" w:line="210"/>
               <w:jc w:val="center"/>
             </w:pPr>
             <w:r>
@@ -5779,10 +7794,10 @@
           <w:tcPr>
             <w:tcW w:type="dxa" w:w="1600"/>
             <w:tcMar>
-              <w:top w:type="dxa" w:w="12"/>
-              <w:left w:type="dxa" w:w="40"/>
-              <w:bottom w:type="dxa" w:w="12"/>
-              <w:right w:type="dxa" w:w="40"/>
+              <w:top w:type="dxa" w:w="14"/>
+              <w:left w:type="dxa" w:w="50"/>
+              <w:bottom w:type="dxa" w:w="14"/>
+              <w:right w:type="dxa" w:w="50"/>
             </w:tcMar>
             <w:vAlign w:val="center"/>
           </w:tcPr>
@@ -5790,7 +7805,7 @@
             <w:pPr>
               <w:keepNext/>
               <w:keepLines/>
-              <w:spacing w:after="0" w:line="200"/>
+              <w:spacing w:after="0" w:line="210"/>
               <w:jc w:val="center"/>
             </w:pPr>
             <w:r>
@@ -5815,18 +7830,18 @@
           <w:tcPr>
             <w:tcW w:type="dxa" w:w="1477"/>
             <w:tcMar>
-              <w:top w:type="dxa" w:w="12"/>
-              <w:left w:type="dxa" w:w="40"/>
-              <w:bottom w:type="dxa" w:w="12"/>
-              <w:right w:type="dxa" w:w="40"/>
-            </w:tcMar>
-            <w:vAlign w:val="center"/>
-          </w:tcPr>
-          <w:p>
-            <w:pPr>
-              <w:keepNext/>
-              <w:keepLines/>
-              <w:spacing w:after="0" w:line="200"/>
+              <w:top w:type="dxa" w:w="14"/>
+              <w:left w:type="dxa" w:w="50"/>
+              <w:bottom w:type="dxa" w:w="14"/>
+              <w:right w:type="dxa" w:w="50"/>
+            </w:tcMar>
+            <w:vAlign w:val="center"/>
+          </w:tcPr>
+          <w:p>
+            <w:pPr>
+              <w:keepNext w:val="false"/>
+              <w:keepLines/>
+              <w:spacing w:after="0" w:line="210"/>
               <w:jc w:val="left"/>
             </w:pPr>
             <w:r>
@@ -5846,18 +7861,18 @@
           <w:tcPr>
             <w:tcW w:type="dxa" w:w="1600"/>
             <w:tcMar>
-              <w:top w:type="dxa" w:w="12"/>
-              <w:left w:type="dxa" w:w="40"/>
-              <w:bottom w:type="dxa" w:w="12"/>
-              <w:right w:type="dxa" w:w="40"/>
-            </w:tcMar>
-            <w:vAlign w:val="center"/>
-          </w:tcPr>
-          <w:p>
-            <w:pPr>
-              <w:keepNext/>
-              <w:keepLines/>
-              <w:spacing w:after="0" w:line="200"/>
+              <w:top w:type="dxa" w:w="14"/>
+              <w:left w:type="dxa" w:w="50"/>
+              <w:bottom w:type="dxa" w:w="14"/>
+              <w:right w:type="dxa" w:w="50"/>
+            </w:tcMar>
+            <w:vAlign w:val="center"/>
+          </w:tcPr>
+          <w:p>
+            <w:pPr>
+              <w:keepNext w:val="false"/>
+              <w:keepLines/>
+              <w:spacing w:after="0" w:line="210"/>
               <w:jc w:val="center"/>
             </w:pPr>
             <w:r>
@@ -5877,18 +7892,18 @@
           <w:tcPr>
             <w:tcW w:type="dxa" w:w="1600"/>
             <w:tcMar>
-              <w:top w:type="dxa" w:w="12"/>
-              <w:left w:type="dxa" w:w="40"/>
-              <w:bottom w:type="dxa" w:w="12"/>
-              <w:right w:type="dxa" w:w="40"/>
-            </w:tcMar>
-            <w:vAlign w:val="center"/>
-          </w:tcPr>
-          <w:p>
-            <w:pPr>
-              <w:keepNext/>
-              <w:keepLines/>
-              <w:spacing w:after="0" w:line="200"/>
+              <w:top w:type="dxa" w:w="14"/>
+              <w:left w:type="dxa" w:w="50"/>
+              <w:bottom w:type="dxa" w:w="14"/>
+              <w:right w:type="dxa" w:w="50"/>
+            </w:tcMar>
+            <w:vAlign w:val="center"/>
+          </w:tcPr>
+          <w:p>
+            <w:pPr>
+              <w:keepNext w:val="false"/>
+              <w:keepLines/>
+              <w:spacing w:after="0" w:line="210"/>
               <w:jc w:val="center"/>
             </w:pPr>
             <w:r>
@@ -5913,18 +7928,18 @@
           <w:tcPr>
             <w:tcW w:type="dxa" w:w="1477"/>
             <w:tcMar>
-              <w:top w:type="dxa" w:w="12"/>
-              <w:left w:type="dxa" w:w="40"/>
-              <w:bottom w:type="dxa" w:w="12"/>
-              <w:right w:type="dxa" w:w="40"/>
-            </w:tcMar>
-            <w:vAlign w:val="center"/>
-          </w:tcPr>
-          <w:p>
-            <w:pPr>
-              <w:keepNext/>
-              <w:keepLines/>
-              <w:spacing w:after="0" w:line="200"/>
+              <w:top w:type="dxa" w:w="14"/>
+              <w:left w:type="dxa" w:w="50"/>
+              <w:bottom w:type="dxa" w:w="14"/>
+              <w:right w:type="dxa" w:w="50"/>
+            </w:tcMar>
+            <w:vAlign w:val="center"/>
+          </w:tcPr>
+          <w:p>
+            <w:pPr>
+              <w:keepNext w:val="false"/>
+              <w:keepLines/>
+              <w:spacing w:after="0" w:line="210"/>
               <w:jc w:val="left"/>
             </w:pPr>
             <w:r>
@@ -5944,18 +7959,18 @@
           <w:tcPr>
             <w:tcW w:type="dxa" w:w="1600"/>
             <w:tcMar>
-              <w:top w:type="dxa" w:w="12"/>
-              <w:left w:type="dxa" w:w="40"/>
-              <w:bottom w:type="dxa" w:w="12"/>
-              <w:right w:type="dxa" w:w="40"/>
-            </w:tcMar>
-            <w:vAlign w:val="center"/>
-          </w:tcPr>
-          <w:p>
-            <w:pPr>
-              <w:keepNext/>
-              <w:keepLines/>
-              <w:spacing w:after="0" w:line="200"/>
+              <w:top w:type="dxa" w:w="14"/>
+              <w:left w:type="dxa" w:w="50"/>
+              <w:bottom w:type="dxa" w:w="14"/>
+              <w:right w:type="dxa" w:w="50"/>
+            </w:tcMar>
+            <w:vAlign w:val="center"/>
+          </w:tcPr>
+          <w:p>
+            <w:pPr>
+              <w:keepNext w:val="false"/>
+              <w:keepLines/>
+              <w:spacing w:after="0" w:line="210"/>
               <w:jc w:val="center"/>
             </w:pPr>
             <w:r>
@@ -5975,18 +7990,18 @@
           <w:tcPr>
             <w:tcW w:type="dxa" w:w="1600"/>
             <w:tcMar>
-              <w:top w:type="dxa" w:w="12"/>
-              <w:left w:type="dxa" w:w="40"/>
-              <w:bottom w:type="dxa" w:w="12"/>
-              <w:right w:type="dxa" w:w="40"/>
-            </w:tcMar>
-            <w:vAlign w:val="center"/>
-          </w:tcPr>
-          <w:p>
-            <w:pPr>
-              <w:keepNext/>
-              <w:keepLines/>
-              <w:spacing w:after="0" w:line="200"/>
+              <w:top w:type="dxa" w:w="14"/>
+              <w:left w:type="dxa" w:w="50"/>
+              <w:bottom w:type="dxa" w:w="14"/>
+              <w:right w:type="dxa" w:w="50"/>
+            </w:tcMar>
+            <w:vAlign w:val="center"/>
+          </w:tcPr>
+          <w:p>
+            <w:pPr>
+              <w:keepNext w:val="false"/>
+              <w:keepLines/>
+              <w:spacing w:after="0" w:line="210"/>
               <w:jc w:val="center"/>
             </w:pPr>
             <w:r>
@@ -6011,18 +8026,18 @@
           <w:tcPr>
             <w:tcW w:type="dxa" w:w="1477"/>
             <w:tcMar>
-              <w:top w:type="dxa" w:w="12"/>
-              <w:left w:type="dxa" w:w="40"/>
-              <w:bottom w:type="dxa" w:w="12"/>
-              <w:right w:type="dxa" w:w="40"/>
-            </w:tcMar>
-            <w:vAlign w:val="center"/>
-          </w:tcPr>
-          <w:p>
-            <w:pPr>
-              <w:keepNext/>
-              <w:keepLines/>
-              <w:spacing w:after="0" w:line="200"/>
+              <w:top w:type="dxa" w:w="14"/>
+              <w:left w:type="dxa" w:w="50"/>
+              <w:bottom w:type="dxa" w:w="14"/>
+              <w:right w:type="dxa" w:w="50"/>
+            </w:tcMar>
+            <w:vAlign w:val="center"/>
+          </w:tcPr>
+          <w:p>
+            <w:pPr>
+              <w:keepNext w:val="false"/>
+              <w:keepLines/>
+              <w:spacing w:after="0" w:line="210"/>
               <w:jc w:val="left"/>
             </w:pPr>
             <w:r>
@@ -6042,18 +8057,18 @@
           <w:tcPr>
             <w:tcW w:type="dxa" w:w="1600"/>
             <w:tcMar>
-              <w:top w:type="dxa" w:w="12"/>
-              <w:left w:type="dxa" w:w="40"/>
-              <w:bottom w:type="dxa" w:w="12"/>
-              <w:right w:type="dxa" w:w="40"/>
-            </w:tcMar>
-            <w:vAlign w:val="center"/>
-          </w:tcPr>
-          <w:p>
-            <w:pPr>
-              <w:keepNext/>
-              <w:keepLines/>
-              <w:spacing w:after="0" w:line="200"/>
+              <w:top w:type="dxa" w:w="14"/>
+              <w:left w:type="dxa" w:w="50"/>
+              <w:bottom w:type="dxa" w:w="14"/>
+              <w:right w:type="dxa" w:w="50"/>
+            </w:tcMar>
+            <w:vAlign w:val="center"/>
+          </w:tcPr>
+          <w:p>
+            <w:pPr>
+              <w:keepNext w:val="false"/>
+              <w:keepLines/>
+              <w:spacing w:after="0" w:line="210"/>
               <w:jc w:val="center"/>
             </w:pPr>
             <w:r>
@@ -6073,18 +8088,18 @@
           <w:tcPr>
             <w:tcW w:type="dxa" w:w="1600"/>
             <w:tcMar>
-              <w:top w:type="dxa" w:w="12"/>
-              <w:left w:type="dxa" w:w="40"/>
-              <w:bottom w:type="dxa" w:w="12"/>
-              <w:right w:type="dxa" w:w="40"/>
-            </w:tcMar>
-            <w:vAlign w:val="center"/>
-          </w:tcPr>
-          <w:p>
-            <w:pPr>
-              <w:keepNext/>
-              <w:keepLines/>
-              <w:spacing w:after="0" w:line="200"/>
+              <w:top w:type="dxa" w:w="14"/>
+              <w:left w:type="dxa" w:w="50"/>
+              <w:bottom w:type="dxa" w:w="14"/>
+              <w:right w:type="dxa" w:w="50"/>
+            </w:tcMar>
+            <w:vAlign w:val="center"/>
+          </w:tcPr>
+          <w:p>
+            <w:pPr>
+              <w:keepNext w:val="false"/>
+              <w:keepLines/>
+              <w:spacing w:after="0" w:line="210"/>
               <w:jc w:val="center"/>
             </w:pPr>
             <w:r>
@@ -6109,18 +8124,18 @@
           <w:tcPr>
             <w:tcW w:type="dxa" w:w="1477"/>
             <w:tcMar>
-              <w:top w:type="dxa" w:w="12"/>
-              <w:left w:type="dxa" w:w="40"/>
-              <w:bottom w:type="dxa" w:w="12"/>
-              <w:right w:type="dxa" w:w="40"/>
-            </w:tcMar>
-            <w:vAlign w:val="center"/>
-          </w:tcPr>
-          <w:p>
-            <w:pPr>
-              <w:keepNext w:val="false"/>
-              <w:keepLines/>
-              <w:spacing w:after="0" w:line="200"/>
+              <w:top w:type="dxa" w:w="14"/>
+              <w:left w:type="dxa" w:w="50"/>
+              <w:bottom w:type="dxa" w:w="14"/>
+              <w:right w:type="dxa" w:w="50"/>
+            </w:tcMar>
+            <w:vAlign w:val="center"/>
+          </w:tcPr>
+          <w:p>
+            <w:pPr>
+              <w:keepNext w:val="false"/>
+              <w:keepLines/>
+              <w:spacing w:after="0" w:line="210"/>
               <w:jc w:val="left"/>
             </w:pPr>
             <w:r>
@@ -6140,18 +8155,18 @@
           <w:tcPr>
             <w:tcW w:type="dxa" w:w="1600"/>
             <w:tcMar>
-              <w:top w:type="dxa" w:w="12"/>
-              <w:left w:type="dxa" w:w="40"/>
-              <w:bottom w:type="dxa" w:w="12"/>
-              <w:right w:type="dxa" w:w="40"/>
-            </w:tcMar>
-            <w:vAlign w:val="center"/>
-          </w:tcPr>
-          <w:p>
-            <w:pPr>
-              <w:keepNext w:val="false"/>
-              <w:keepLines/>
-              <w:spacing w:after="0" w:line="200"/>
+              <w:top w:type="dxa" w:w="14"/>
+              <w:left w:type="dxa" w:w="50"/>
+              <w:bottom w:type="dxa" w:w="14"/>
+              <w:right w:type="dxa" w:w="50"/>
+            </w:tcMar>
+            <w:vAlign w:val="center"/>
+          </w:tcPr>
+          <w:p>
+            <w:pPr>
+              <w:keepNext w:val="false"/>
+              <w:keepLines/>
+              <w:spacing w:after="0" w:line="210"/>
               <w:jc w:val="center"/>
             </w:pPr>
             <w:r>
@@ -6171,18 +8186,18 @@
           <w:tcPr>
             <w:tcW w:type="dxa" w:w="1600"/>
             <w:tcMar>
-              <w:top w:type="dxa" w:w="12"/>
-              <w:left w:type="dxa" w:w="40"/>
-              <w:bottom w:type="dxa" w:w="12"/>
-              <w:right w:type="dxa" w:w="40"/>
-            </w:tcMar>
-            <w:vAlign w:val="center"/>
-          </w:tcPr>
-          <w:p>
-            <w:pPr>
-              <w:keepNext w:val="false"/>
-              <w:keepLines/>
-              <w:spacing w:after="0" w:line="200"/>
+              <w:top w:type="dxa" w:w="14"/>
+              <w:left w:type="dxa" w:w="50"/>
+              <w:bottom w:type="dxa" w:w="14"/>
+              <w:right w:type="dxa" w:w="50"/>
+            </w:tcMar>
+            <w:vAlign w:val="center"/>
+          </w:tcPr>
+          <w:p>
+            <w:pPr>
+              <w:keepNext w:val="false"/>
+              <w:keepLines/>
+              <w:spacing w:after="0" w:line="210"/>
               <w:jc w:val="center"/>
             </w:pPr>
             <w:r>
@@ -6202,7 +8217,7 @@
     </w:tbl>
     <w:p>
       <w:pPr>
-        <w:spacing w:after="60" w:before="0" w:line="120"/>
+        <w:spacing w:after="80" w:before="0" w:line="120"/>
       </w:pPr>
       <w:r>
         <w:rPr>
@@ -6222,7 +8237,7 @@
       <w:r>
         <w:drawing>
           <wp:inline distT="0" distB="0" distL="0" distR="0">
-            <wp:extent cx="2943225" cy="1676400"/>
+            <wp:extent cx="2943225" cy="1762125"/>
             <wp:effectExtent t="0" r="0" b="0" l="0"/>
             <wp:docPr id="1" name="" descr="" title=""/>
             <wp:cNvGraphicFramePr>
@@ -6247,7 +8262,7 @@
                   <pic:spPr bwMode="auto">
                     <a:xfrm>
                       <a:off x="0" y="0"/>
-                      <a:ext cx="2943225" cy="1676400"/>
+                      <a:ext cx="2943225" cy="1762125"/>
                     </a:xfrm>
                     <a:prstGeom prst="rect">
                       <a:avLst/>
@@ -6289,7 +8304,7 @@
     <w:p>
       <w:pPr>
         <w:keepNext/>
-        <w:spacing w:after="30" w:before="80" w:line="240"/>
+        <w:spacing w:after="30" w:before="90" w:line="240"/>
       </w:pPr>
       <w:r>
         <w:rPr>
@@ -6316,13 +8331,13 @@
           <w:sz w:val="20"/>
           <w:szCs w:val="20"/>
         </w:rPr>
-        <w:t xml:space="preserve">Over the 28 replayed weekdays the area records 32,100 rentals per day; without rebalancing 3,390 of them (10.5%) find an empty station and the 144 stations spend 17,800 station-minutes empty per day. Table 4 and Fig. 10 give the policies. One truck avoids 5–8% of unmet rentals with 55–67 km of driving; three trucks 16–17%; six trucks 25–27%. The probabilistic policy is best on every fleet size and the point-forecast policy worst, but the margins on unmet rentals are small (27% vs. 26% vs. 25% with six trucks); the clearest difference is in empty station-minutes, which the probabilistic and reactive policies cut by 41% with six trucks against 14% for the point policy, because the latter waits for a forecast deficit instead of acting on an empty station. Replaying the inferred operator moves, which inject about 5,100 bikes per day without any truck constraint, avoids 61%; it is an upper reference, not a policy. The ranking shows that at this stage the forecast is not the bottleneck: the greedy loop serves one target per truck at a time, cannot combine a pick-up with several drop-offs, and ignores the deadline structure of the bells. The rolling-horizon route search planned for November attacks exactly this, and the simulator now gives it a fixed benchmark.</w:t>
+        <w:t xml:space="preserve">Over the 28 replayed weekdays the area records 32,100 rentals per day; without rebalancing 3,390 of them (10.5%) find an empty station and the 144 stations spend 17,800 station-minutes empty per day. Table 5 and Fig. 10 give the policies. One truck avoids 5–8% of unmet rentals with 55–67 km of driving; three trucks 16–17%; six trucks 25–27%. The probabilistic policy is best on every fleet size and the point-forecast policy worst, but the margins on unmet rentals are small (27% vs. 26% vs. 25% with six trucks). The clearest difference is in empty station-minutes, which the probabilistic and reactive policies cut by 41% with six trucks against 14% for the point policy, because the latter waits for a forecast deficit instead of acting on an empty station. Replaying the inferred operator moves, which inject about 5,100 bikes per day without any truck constraint, avoids 61%; it is an upper reference, not a policy.</w:t>
       </w:r>
     </w:p>
     <w:p>
       <w:pPr>
         <w:keepNext/>
-        <w:spacing w:after="40" w:before="80" w:line="220"/>
+        <w:spacing w:after="50" w:before="100" w:line="220"/>
         <w:jc w:val="both"/>
       </w:pPr>
       <w:r>
@@ -6334,7 +8349,7 @@
           <w:sz w:val="17"/>
           <w:szCs w:val="17"/>
         </w:rPr>
-        <w:t xml:space="preserve">Table 4. </w:t>
+        <w:t xml:space="preserve">Table 5. </w:t>
       </w:r>
       <w:r>
         <w:rPr>
@@ -6359,12 +8374,12 @@
         </w:tblBorders>
       </w:tblPr>
       <w:tblGrid>
-        <w:gridCol w:w="1377"/>
-        <w:gridCol w:w="500"/>
+        <w:gridCol w:w="1177"/>
+        <w:gridCol w:w="640"/>
         <w:gridCol w:w="700"/>
-        <w:gridCol w:w="800"/>
+        <w:gridCol w:w="900"/>
         <w:gridCol w:w="700"/>
-        <w:gridCol w:w="600"/>
+        <w:gridCol w:w="560"/>
       </w:tblGrid>
       <w:tr>
         <w:trPr>
@@ -6373,13 +8388,13 @@
         </w:trPr>
         <w:tc>
           <w:tcPr>
-            <w:tcW w:type="dxa" w:w="1377"/>
+            <w:tcW w:type="dxa" w:w="1177"/>
             <w:shd w:fill="EDEDED" w:color="auto" w:val="clear"/>
             <w:tcMar>
-              <w:top w:type="dxa" w:w="12"/>
-              <w:left w:type="dxa" w:w="40"/>
-              <w:bottom w:type="dxa" w:w="12"/>
-              <w:right w:type="dxa" w:w="40"/>
+              <w:top w:type="dxa" w:w="14"/>
+              <w:left w:type="dxa" w:w="50"/>
+              <w:bottom w:type="dxa" w:w="14"/>
+              <w:right w:type="dxa" w:w="50"/>
             </w:tcMar>
             <w:vAlign w:val="center"/>
           </w:tcPr>
@@ -6387,7 +8402,7 @@
             <w:pPr>
               <w:keepNext/>
               <w:keepLines/>
-              <w:spacing w:after="0" w:line="200"/>
+              <w:spacing w:after="0" w:line="210"/>
               <w:jc w:val="left"/>
             </w:pPr>
             <w:r>
@@ -6405,13 +8420,13 @@
         </w:tc>
         <w:tc>
           <w:tcPr>
-            <w:tcW w:type="dxa" w:w="500"/>
+            <w:tcW w:type="dxa" w:w="640"/>
             <w:shd w:fill="EDEDED" w:color="auto" w:val="clear"/>
             <w:tcMar>
-              <w:top w:type="dxa" w:w="12"/>
-              <w:left w:type="dxa" w:w="40"/>
-              <w:bottom w:type="dxa" w:w="12"/>
-              <w:right w:type="dxa" w:w="40"/>
+              <w:top w:type="dxa" w:w="14"/>
+              <w:left w:type="dxa" w:w="50"/>
+              <w:bottom w:type="dxa" w:w="14"/>
+              <w:right w:type="dxa" w:w="50"/>
             </w:tcMar>
             <w:vAlign w:val="center"/>
           </w:tcPr>
@@ -6419,7 +8434,7 @@
             <w:pPr>
               <w:keepNext/>
               <w:keepLines/>
-              <w:spacing w:after="0" w:line="200"/>
+              <w:spacing w:after="0" w:line="210"/>
               <w:jc w:val="center"/>
             </w:pPr>
             <w:r>
@@ -6440,10 +8455,10 @@
             <w:tcW w:type="dxa" w:w="700"/>
             <w:shd w:fill="EDEDED" w:color="auto" w:val="clear"/>
             <w:tcMar>
-              <w:top w:type="dxa" w:w="12"/>
-              <w:left w:type="dxa" w:w="40"/>
-              <w:bottom w:type="dxa" w:w="12"/>
-              <w:right w:type="dxa" w:w="40"/>
+              <w:top w:type="dxa" w:w="14"/>
+              <w:left w:type="dxa" w:w="50"/>
+              <w:bottom w:type="dxa" w:w="14"/>
+              <w:right w:type="dxa" w:w="50"/>
             </w:tcMar>
             <w:vAlign w:val="center"/>
           </w:tcPr>
@@ -6451,7 +8466,7 @@
             <w:pPr>
               <w:keepNext/>
               <w:keepLines/>
-              <w:spacing w:after="0" w:line="200"/>
+              <w:spacing w:after="0" w:line="210"/>
               <w:jc w:val="center"/>
             </w:pPr>
             <w:r>
@@ -6469,13 +8484,13 @@
         </w:tc>
         <w:tc>
           <w:tcPr>
-            <w:tcW w:type="dxa" w:w="800"/>
+            <w:tcW w:type="dxa" w:w="900"/>
             <w:shd w:fill="EDEDED" w:color="auto" w:val="clear"/>
             <w:tcMar>
-              <w:top w:type="dxa" w:w="12"/>
-              <w:left w:type="dxa" w:w="40"/>
-              <w:bottom w:type="dxa" w:w="12"/>
-              <w:right w:type="dxa" w:w="40"/>
+              <w:top w:type="dxa" w:w="14"/>
+              <w:left w:type="dxa" w:w="50"/>
+              <w:bottom w:type="dxa" w:w="14"/>
+              <w:right w:type="dxa" w:w="50"/>
             </w:tcMar>
             <w:vAlign w:val="center"/>
           </w:tcPr>
@@ -6483,7 +8498,7 @@
             <w:pPr>
               <w:keepNext/>
               <w:keepLines/>
-              <w:spacing w:after="0" w:line="200"/>
+              <w:spacing w:after="0" w:line="210"/>
               <w:jc w:val="center"/>
             </w:pPr>
             <w:r>
@@ -6504,10 +8519,10 @@
             <w:tcW w:type="dxa" w:w="700"/>
             <w:shd w:fill="EDEDED" w:color="auto" w:val="clear"/>
             <w:tcMar>
-              <w:top w:type="dxa" w:w="12"/>
-              <w:left w:type="dxa" w:w="40"/>
-              <w:bottom w:type="dxa" w:w="12"/>
-              <w:right w:type="dxa" w:w="40"/>
+              <w:top w:type="dxa" w:w="14"/>
+              <w:left w:type="dxa" w:w="50"/>
+              <w:bottom w:type="dxa" w:w="14"/>
+              <w:right w:type="dxa" w:w="50"/>
             </w:tcMar>
             <w:vAlign w:val="center"/>
           </w:tcPr>
@@ -6515,7 +8530,7 @@
             <w:pPr>
               <w:keepNext/>
               <w:keepLines/>
-              <w:spacing w:after="0" w:line="200"/>
+              <w:spacing w:after="0" w:line="210"/>
               <w:jc w:val="center"/>
             </w:pPr>
             <w:r>
@@ -6533,13 +8548,13 @@
         </w:tc>
         <w:tc>
           <w:tcPr>
-            <w:tcW w:type="dxa" w:w="600"/>
+            <w:tcW w:type="dxa" w:w="560"/>
             <w:shd w:fill="EDEDED" w:color="auto" w:val="clear"/>
             <w:tcMar>
-              <w:top w:type="dxa" w:w="12"/>
-              <w:left w:type="dxa" w:w="40"/>
-              <w:bottom w:type="dxa" w:w="12"/>
-              <w:right w:type="dxa" w:w="40"/>
+              <w:top w:type="dxa" w:w="14"/>
+              <w:left w:type="dxa" w:w="50"/>
+              <w:bottom w:type="dxa" w:w="14"/>
+              <w:right w:type="dxa" w:w="50"/>
             </w:tcMar>
             <w:vAlign w:val="center"/>
           </w:tcPr>
@@ -6547,7 +8562,7 @@
             <w:pPr>
               <w:keepNext/>
               <w:keepLines/>
-              <w:spacing w:after="0" w:line="200"/>
+              <w:spacing w:after="0" w:line="210"/>
               <w:jc w:val="center"/>
             </w:pPr>
             <w:r>
@@ -6570,12 +8585,12 @@
         </w:trPr>
         <w:tc>
           <w:tcPr>
-            <w:tcW w:type="dxa" w:w="1377"/>
-            <w:tcMar>
-              <w:top w:type="dxa" w:w="12"/>
-              <w:left w:type="dxa" w:w="40"/>
-              <w:bottom w:type="dxa" w:w="12"/>
-              <w:right w:type="dxa" w:w="40"/>
+            <w:tcW w:type="dxa" w:w="1177"/>
+            <w:tcMar>
+              <w:top w:type="dxa" w:w="14"/>
+              <w:left w:type="dxa" w:w="50"/>
+              <w:bottom w:type="dxa" w:w="14"/>
+              <w:right w:type="dxa" w:w="50"/>
             </w:tcMar>
             <w:vAlign w:val="center"/>
           </w:tcPr>
@@ -6583,7 +8598,7 @@
             <w:pPr>
               <w:keepNext/>
               <w:keepLines/>
-              <w:spacing w:after="0" w:line="200"/>
+              <w:spacing w:after="0" w:line="210"/>
               <w:jc w:val="left"/>
             </w:pPr>
             <w:r>
@@ -6601,12 +8616,12 @@
         </w:tc>
         <w:tc>
           <w:tcPr>
-            <w:tcW w:type="dxa" w:w="500"/>
-            <w:tcMar>
-              <w:top w:type="dxa" w:w="12"/>
-              <w:left w:type="dxa" w:w="40"/>
-              <w:bottom w:type="dxa" w:w="12"/>
-              <w:right w:type="dxa" w:w="40"/>
+            <w:tcW w:type="dxa" w:w="640"/>
+            <w:tcMar>
+              <w:top w:type="dxa" w:w="14"/>
+              <w:left w:type="dxa" w:w="50"/>
+              <w:bottom w:type="dxa" w:w="14"/>
+              <w:right w:type="dxa" w:w="50"/>
             </w:tcMar>
             <w:vAlign w:val="center"/>
           </w:tcPr>
@@ -6614,7 +8629,7 @@
             <w:pPr>
               <w:keepNext/>
               <w:keepLines/>
-              <w:spacing w:after="0" w:line="200"/>
+              <w:spacing w:after="0" w:line="210"/>
               <w:jc w:val="center"/>
             </w:pPr>
             <w:r>
@@ -6634,10 +8649,10 @@
           <w:tcPr>
             <w:tcW w:type="dxa" w:w="700"/>
             <w:tcMar>
-              <w:top w:type="dxa" w:w="12"/>
-              <w:left w:type="dxa" w:w="40"/>
-              <w:bottom w:type="dxa" w:w="12"/>
-              <w:right w:type="dxa" w:w="40"/>
+              <w:top w:type="dxa" w:w="14"/>
+              <w:left w:type="dxa" w:w="50"/>
+              <w:bottom w:type="dxa" w:w="14"/>
+              <w:right w:type="dxa" w:w="50"/>
             </w:tcMar>
             <w:vAlign w:val="center"/>
           </w:tcPr>
@@ -6645,7 +8660,7 @@
             <w:pPr>
               <w:keepNext/>
               <w:keepLines/>
-              <w:spacing w:after="0" w:line="200"/>
+              <w:spacing w:after="0" w:line="210"/>
               <w:jc w:val="center"/>
             </w:pPr>
             <w:r>
@@ -6663,12 +8678,12 @@
         </w:tc>
         <w:tc>
           <w:tcPr>
-            <w:tcW w:type="dxa" w:w="800"/>
-            <w:tcMar>
-              <w:top w:type="dxa" w:w="12"/>
-              <w:left w:type="dxa" w:w="40"/>
-              <w:bottom w:type="dxa" w:w="12"/>
-              <w:right w:type="dxa" w:w="40"/>
+            <w:tcW w:type="dxa" w:w="900"/>
+            <w:tcMar>
+              <w:top w:type="dxa" w:w="14"/>
+              <w:left w:type="dxa" w:w="50"/>
+              <w:bottom w:type="dxa" w:w="14"/>
+              <w:right w:type="dxa" w:w="50"/>
             </w:tcMar>
             <w:vAlign w:val="center"/>
           </w:tcPr>
@@ -6676,7 +8691,7 @@
             <w:pPr>
               <w:keepNext/>
               <w:keepLines/>
-              <w:spacing w:after="0" w:line="200"/>
+              <w:spacing w:after="0" w:line="210"/>
               <w:jc w:val="center"/>
             </w:pPr>
             <w:r>
@@ -6696,10 +8711,10 @@
           <w:tcPr>
             <w:tcW w:type="dxa" w:w="700"/>
             <w:tcMar>
-              <w:top w:type="dxa" w:w="12"/>
-              <w:left w:type="dxa" w:w="40"/>
-              <w:bottom w:type="dxa" w:w="12"/>
-              <w:right w:type="dxa" w:w="40"/>
+              <w:top w:type="dxa" w:w="14"/>
+              <w:left w:type="dxa" w:w="50"/>
+              <w:bottom w:type="dxa" w:w="14"/>
+              <w:right w:type="dxa" w:w="50"/>
             </w:tcMar>
             <w:vAlign w:val="center"/>
           </w:tcPr>
@@ -6707,7 +8722,7 @@
             <w:pPr>
               <w:keepNext/>
               <w:keepLines/>
-              <w:spacing w:after="0" w:line="200"/>
+              <w:spacing w:after="0" w:line="210"/>
               <w:jc w:val="center"/>
             </w:pPr>
             <w:r>
@@ -6725,12 +8740,12 @@
         </w:tc>
         <w:tc>
           <w:tcPr>
-            <w:tcW w:type="dxa" w:w="600"/>
-            <w:tcMar>
-              <w:top w:type="dxa" w:w="12"/>
-              <w:left w:type="dxa" w:w="40"/>
-              <w:bottom w:type="dxa" w:w="12"/>
-              <w:right w:type="dxa" w:w="40"/>
+            <w:tcW w:type="dxa" w:w="560"/>
+            <w:tcMar>
+              <w:top w:type="dxa" w:w="14"/>
+              <w:left w:type="dxa" w:w="50"/>
+              <w:bottom w:type="dxa" w:w="14"/>
+              <w:right w:type="dxa" w:w="50"/>
             </w:tcMar>
             <w:vAlign w:val="center"/>
           </w:tcPr>
@@ -6738,7 +8753,7 @@
             <w:pPr>
               <w:keepNext/>
               <w:keepLines/>
-              <w:spacing w:after="0" w:line="200"/>
+              <w:spacing w:after="0" w:line="210"/>
               <w:jc w:val="center"/>
             </w:pPr>
             <w:r>
@@ -6761,20 +8776,20 @@
         </w:trPr>
         <w:tc>
           <w:tcPr>
-            <w:tcW w:type="dxa" w:w="1377"/>
-            <w:tcMar>
-              <w:top w:type="dxa" w:w="12"/>
-              <w:left w:type="dxa" w:w="40"/>
-              <w:bottom w:type="dxa" w:w="12"/>
-              <w:right w:type="dxa" w:w="40"/>
-            </w:tcMar>
-            <w:vAlign w:val="center"/>
-          </w:tcPr>
-          <w:p>
-            <w:pPr>
-              <w:keepNext/>
-              <w:keepLines/>
-              <w:spacing w:after="0" w:line="200"/>
+            <w:tcW w:type="dxa" w:w="1177"/>
+            <w:tcMar>
+              <w:top w:type="dxa" w:w="14"/>
+              <w:left w:type="dxa" w:w="50"/>
+              <w:bottom w:type="dxa" w:w="14"/>
+              <w:right w:type="dxa" w:w="50"/>
+            </w:tcMar>
+            <w:vAlign w:val="center"/>
+          </w:tcPr>
+          <w:p>
+            <w:pPr>
+              <w:keepNext w:val="false"/>
+              <w:keepLines/>
+              <w:spacing w:after="0" w:line="210"/>
               <w:jc w:val="left"/>
             </w:pPr>
             <w:r>
@@ -6792,20 +8807,20 @@
         </w:tc>
         <w:tc>
           <w:tcPr>
-            <w:tcW w:type="dxa" w:w="500"/>
-            <w:tcMar>
-              <w:top w:type="dxa" w:w="12"/>
-              <w:left w:type="dxa" w:w="40"/>
-              <w:bottom w:type="dxa" w:w="12"/>
-              <w:right w:type="dxa" w:w="40"/>
-            </w:tcMar>
-            <w:vAlign w:val="center"/>
-          </w:tcPr>
-          <w:p>
-            <w:pPr>
-              <w:keepNext/>
-              <w:keepLines/>
-              <w:spacing w:after="0" w:line="200"/>
+            <w:tcW w:type="dxa" w:w="640"/>
+            <w:tcMar>
+              <w:top w:type="dxa" w:w="14"/>
+              <w:left w:type="dxa" w:w="50"/>
+              <w:bottom w:type="dxa" w:w="14"/>
+              <w:right w:type="dxa" w:w="50"/>
+            </w:tcMar>
+            <w:vAlign w:val="center"/>
+          </w:tcPr>
+          <w:p>
+            <w:pPr>
+              <w:keepNext w:val="false"/>
+              <w:keepLines/>
+              <w:spacing w:after="0" w:line="210"/>
               <w:jc w:val="center"/>
             </w:pPr>
             <w:r>
@@ -6825,18 +8840,18 @@
           <w:tcPr>
             <w:tcW w:type="dxa" w:w="700"/>
             <w:tcMar>
-              <w:top w:type="dxa" w:w="12"/>
-              <w:left w:type="dxa" w:w="40"/>
-              <w:bottom w:type="dxa" w:w="12"/>
-              <w:right w:type="dxa" w:w="40"/>
-            </w:tcMar>
-            <w:vAlign w:val="center"/>
-          </w:tcPr>
-          <w:p>
-            <w:pPr>
-              <w:keepNext/>
-              <w:keepLines/>
-              <w:spacing w:after="0" w:line="200"/>
+              <w:top w:type="dxa" w:w="14"/>
+              <w:left w:type="dxa" w:w="50"/>
+              <w:bottom w:type="dxa" w:w="14"/>
+              <w:right w:type="dxa" w:w="50"/>
+            </w:tcMar>
+            <w:vAlign w:val="center"/>
+          </w:tcPr>
+          <w:p>
+            <w:pPr>
+              <w:keepNext w:val="false"/>
+              <w:keepLines/>
+              <w:spacing w:after="0" w:line="210"/>
               <w:jc w:val="center"/>
             </w:pPr>
             <w:r>
@@ -6854,20 +8869,20 @@
         </w:tc>
         <w:tc>
           <w:tcPr>
-            <w:tcW w:type="dxa" w:w="800"/>
-            <w:tcMar>
-              <w:top w:type="dxa" w:w="12"/>
-              <w:left w:type="dxa" w:w="40"/>
-              <w:bottom w:type="dxa" w:w="12"/>
-              <w:right w:type="dxa" w:w="40"/>
-            </w:tcMar>
-            <w:vAlign w:val="center"/>
-          </w:tcPr>
-          <w:p>
-            <w:pPr>
-              <w:keepNext/>
-              <w:keepLines/>
-              <w:spacing w:after="0" w:line="200"/>
+            <w:tcW w:type="dxa" w:w="900"/>
+            <w:tcMar>
+              <w:top w:type="dxa" w:w="14"/>
+              <w:left w:type="dxa" w:w="50"/>
+              <w:bottom w:type="dxa" w:w="14"/>
+              <w:right w:type="dxa" w:w="50"/>
+            </w:tcMar>
+            <w:vAlign w:val="center"/>
+          </w:tcPr>
+          <w:p>
+            <w:pPr>
+              <w:keepNext w:val="false"/>
+              <w:keepLines/>
+              <w:spacing w:after="0" w:line="210"/>
               <w:jc w:val="center"/>
             </w:pPr>
             <w:r>
@@ -6887,18 +8902,18 @@
           <w:tcPr>
             <w:tcW w:type="dxa" w:w="700"/>
             <w:tcMar>
-              <w:top w:type="dxa" w:w="12"/>
-              <w:left w:type="dxa" w:w="40"/>
-              <w:bottom w:type="dxa" w:w="12"/>
-              <w:right w:type="dxa" w:w="40"/>
-            </w:tcMar>
-            <w:vAlign w:val="center"/>
-          </w:tcPr>
-          <w:p>
-            <w:pPr>
-              <w:keepNext/>
-              <w:keepLines/>
-              <w:spacing w:after="0" w:line="200"/>
+              <w:top w:type="dxa" w:w="14"/>
+              <w:left w:type="dxa" w:w="50"/>
+              <w:bottom w:type="dxa" w:w="14"/>
+              <w:right w:type="dxa" w:w="50"/>
+            </w:tcMar>
+            <w:vAlign w:val="center"/>
+          </w:tcPr>
+          <w:p>
+            <w:pPr>
+              <w:keepNext w:val="false"/>
+              <w:keepLines/>
+              <w:spacing w:after="0" w:line="210"/>
               <w:jc w:val="center"/>
             </w:pPr>
             <w:r>
@@ -6916,20 +8931,20 @@
         </w:tc>
         <w:tc>
           <w:tcPr>
-            <w:tcW w:type="dxa" w:w="600"/>
-            <w:tcMar>
-              <w:top w:type="dxa" w:w="12"/>
-              <w:left w:type="dxa" w:w="40"/>
-              <w:bottom w:type="dxa" w:w="12"/>
-              <w:right w:type="dxa" w:w="40"/>
-            </w:tcMar>
-            <w:vAlign w:val="center"/>
-          </w:tcPr>
-          <w:p>
-            <w:pPr>
-              <w:keepNext/>
-              <w:keepLines/>
-              <w:spacing w:after="0" w:line="200"/>
+            <w:tcW w:type="dxa" w:w="560"/>
+            <w:tcMar>
+              <w:top w:type="dxa" w:w="14"/>
+              <w:left w:type="dxa" w:w="50"/>
+              <w:bottom w:type="dxa" w:w="14"/>
+              <w:right w:type="dxa" w:w="50"/>
+            </w:tcMar>
+            <w:vAlign w:val="center"/>
+          </w:tcPr>
+          <w:p>
+            <w:pPr>
+              <w:keepNext w:val="false"/>
+              <w:keepLines/>
+              <w:spacing w:after="0" w:line="210"/>
               <w:jc w:val="center"/>
             </w:pPr>
             <w:r>
@@ -6952,20 +8967,20 @@
         </w:trPr>
         <w:tc>
           <w:tcPr>
-            <w:tcW w:type="dxa" w:w="1377"/>
-            <w:tcMar>
-              <w:top w:type="dxa" w:w="12"/>
-              <w:left w:type="dxa" w:w="40"/>
-              <w:bottom w:type="dxa" w:w="12"/>
-              <w:right w:type="dxa" w:w="40"/>
-            </w:tcMar>
-            <w:vAlign w:val="center"/>
-          </w:tcPr>
-          <w:p>
-            <w:pPr>
-              <w:keepNext/>
-              <w:keepLines/>
-              <w:spacing w:after="0" w:line="200"/>
+            <w:tcW w:type="dxa" w:w="1177"/>
+            <w:tcMar>
+              <w:top w:type="dxa" w:w="14"/>
+              <w:left w:type="dxa" w:w="50"/>
+              <w:bottom w:type="dxa" w:w="14"/>
+              <w:right w:type="dxa" w:w="50"/>
+            </w:tcMar>
+            <w:vAlign w:val="center"/>
+          </w:tcPr>
+          <w:p>
+            <w:pPr>
+              <w:keepNext w:val="false"/>
+              <w:keepLines/>
+              <w:spacing w:after="0" w:line="210"/>
               <w:jc w:val="left"/>
             </w:pPr>
             <w:r>
@@ -6983,20 +8998,20 @@
         </w:tc>
         <w:tc>
           <w:tcPr>
-            <w:tcW w:type="dxa" w:w="500"/>
-            <w:tcMar>
-              <w:top w:type="dxa" w:w="12"/>
-              <w:left w:type="dxa" w:w="40"/>
-              <w:bottom w:type="dxa" w:w="12"/>
-              <w:right w:type="dxa" w:w="40"/>
-            </w:tcMar>
-            <w:vAlign w:val="center"/>
-          </w:tcPr>
-          <w:p>
-            <w:pPr>
-              <w:keepNext/>
-              <w:keepLines/>
-              <w:spacing w:after="0" w:line="200"/>
+            <w:tcW w:type="dxa" w:w="640"/>
+            <w:tcMar>
+              <w:top w:type="dxa" w:w="14"/>
+              <w:left w:type="dxa" w:w="50"/>
+              <w:bottom w:type="dxa" w:w="14"/>
+              <w:right w:type="dxa" w:w="50"/>
+            </w:tcMar>
+            <w:vAlign w:val="center"/>
+          </w:tcPr>
+          <w:p>
+            <w:pPr>
+              <w:keepNext w:val="false"/>
+              <w:keepLines/>
+              <w:spacing w:after="0" w:line="210"/>
               <w:jc w:val="center"/>
             </w:pPr>
             <w:r>
@@ -7016,18 +9031,18 @@
           <w:tcPr>
             <w:tcW w:type="dxa" w:w="700"/>
             <w:tcMar>
-              <w:top w:type="dxa" w:w="12"/>
-              <w:left w:type="dxa" w:w="40"/>
-              <w:bottom w:type="dxa" w:w="12"/>
-              <w:right w:type="dxa" w:w="40"/>
-            </w:tcMar>
-            <w:vAlign w:val="center"/>
-          </w:tcPr>
-          <w:p>
-            <w:pPr>
-              <w:keepNext/>
-              <w:keepLines/>
-              <w:spacing w:after="0" w:line="200"/>
+              <w:top w:type="dxa" w:w="14"/>
+              <w:left w:type="dxa" w:w="50"/>
+              <w:bottom w:type="dxa" w:w="14"/>
+              <w:right w:type="dxa" w:w="50"/>
+            </w:tcMar>
+            <w:vAlign w:val="center"/>
+          </w:tcPr>
+          <w:p>
+            <w:pPr>
+              <w:keepNext w:val="false"/>
+              <w:keepLines/>
+              <w:spacing w:after="0" w:line="210"/>
               <w:jc w:val="center"/>
             </w:pPr>
             <w:r>
@@ -7045,20 +9060,20 @@
         </w:tc>
         <w:tc>
           <w:tcPr>
-            <w:tcW w:type="dxa" w:w="800"/>
-            <w:tcMar>
-              <w:top w:type="dxa" w:w="12"/>
-              <w:left w:type="dxa" w:w="40"/>
-              <w:bottom w:type="dxa" w:w="12"/>
-              <w:right w:type="dxa" w:w="40"/>
-            </w:tcMar>
-            <w:vAlign w:val="center"/>
-          </w:tcPr>
-          <w:p>
-            <w:pPr>
-              <w:keepNext/>
-              <w:keepLines/>
-              <w:spacing w:after="0" w:line="200"/>
+            <w:tcW w:type="dxa" w:w="900"/>
+            <w:tcMar>
+              <w:top w:type="dxa" w:w="14"/>
+              <w:left w:type="dxa" w:w="50"/>
+              <w:bottom w:type="dxa" w:w="14"/>
+              <w:right w:type="dxa" w:w="50"/>
+            </w:tcMar>
+            <w:vAlign w:val="center"/>
+          </w:tcPr>
+          <w:p>
+            <w:pPr>
+              <w:keepNext w:val="false"/>
+              <w:keepLines/>
+              <w:spacing w:after="0" w:line="210"/>
               <w:jc w:val="center"/>
             </w:pPr>
             <w:r>
@@ -7078,18 +9093,18 @@
           <w:tcPr>
             <w:tcW w:type="dxa" w:w="700"/>
             <w:tcMar>
-              <w:top w:type="dxa" w:w="12"/>
-              <w:left w:type="dxa" w:w="40"/>
-              <w:bottom w:type="dxa" w:w="12"/>
-              <w:right w:type="dxa" w:w="40"/>
-            </w:tcMar>
-            <w:vAlign w:val="center"/>
-          </w:tcPr>
-          <w:p>
-            <w:pPr>
-              <w:keepNext/>
-              <w:keepLines/>
-              <w:spacing w:after="0" w:line="200"/>
+              <w:top w:type="dxa" w:w="14"/>
+              <w:left w:type="dxa" w:w="50"/>
+              <w:bottom w:type="dxa" w:w="14"/>
+              <w:right w:type="dxa" w:w="50"/>
+            </w:tcMar>
+            <w:vAlign w:val="center"/>
+          </w:tcPr>
+          <w:p>
+            <w:pPr>
+              <w:keepNext w:val="false"/>
+              <w:keepLines/>
+              <w:spacing w:after="0" w:line="210"/>
               <w:jc w:val="center"/>
             </w:pPr>
             <w:r>
@@ -7107,20 +9122,20 @@
         </w:tc>
         <w:tc>
           <w:tcPr>
-            <w:tcW w:type="dxa" w:w="600"/>
-            <w:tcMar>
-              <w:top w:type="dxa" w:w="12"/>
-              <w:left w:type="dxa" w:w="40"/>
-              <w:bottom w:type="dxa" w:w="12"/>
-              <w:right w:type="dxa" w:w="40"/>
-            </w:tcMar>
-            <w:vAlign w:val="center"/>
-          </w:tcPr>
-          <w:p>
-            <w:pPr>
-              <w:keepNext/>
-              <w:keepLines/>
-              <w:spacing w:after="0" w:line="200"/>
+            <w:tcW w:type="dxa" w:w="560"/>
+            <w:tcMar>
+              <w:top w:type="dxa" w:w="14"/>
+              <w:left w:type="dxa" w:w="50"/>
+              <w:bottom w:type="dxa" w:w="14"/>
+              <w:right w:type="dxa" w:w="50"/>
+            </w:tcMar>
+            <w:vAlign w:val="center"/>
+          </w:tcPr>
+          <w:p>
+            <w:pPr>
+              <w:keepNext w:val="false"/>
+              <w:keepLines/>
+              <w:spacing w:after="0" w:line="210"/>
               <w:jc w:val="center"/>
             </w:pPr>
             <w:r>
@@ -7143,20 +9158,20 @@
         </w:trPr>
         <w:tc>
           <w:tcPr>
-            <w:tcW w:type="dxa" w:w="1377"/>
-            <w:tcMar>
-              <w:top w:type="dxa" w:w="12"/>
-              <w:left w:type="dxa" w:w="40"/>
-              <w:bottom w:type="dxa" w:w="12"/>
-              <w:right w:type="dxa" w:w="40"/>
-            </w:tcMar>
-            <w:vAlign w:val="center"/>
-          </w:tcPr>
-          <w:p>
-            <w:pPr>
-              <w:keepNext/>
-              <w:keepLines/>
-              <w:spacing w:after="0" w:line="200"/>
+            <w:tcW w:type="dxa" w:w="1177"/>
+            <w:tcMar>
+              <w:top w:type="dxa" w:w="14"/>
+              <w:left w:type="dxa" w:w="50"/>
+              <w:bottom w:type="dxa" w:w="14"/>
+              <w:right w:type="dxa" w:w="50"/>
+            </w:tcMar>
+            <w:vAlign w:val="center"/>
+          </w:tcPr>
+          <w:p>
+            <w:pPr>
+              <w:keepNext w:val="false"/>
+              <w:keepLines/>
+              <w:spacing w:after="0" w:line="210"/>
               <w:jc w:val="left"/>
             </w:pPr>
             <w:r>
@@ -7174,20 +9189,20 @@
         </w:tc>
         <w:tc>
           <w:tcPr>
-            <w:tcW w:type="dxa" w:w="500"/>
-            <w:tcMar>
-              <w:top w:type="dxa" w:w="12"/>
-              <w:left w:type="dxa" w:w="40"/>
-              <w:bottom w:type="dxa" w:w="12"/>
-              <w:right w:type="dxa" w:w="40"/>
-            </w:tcMar>
-            <w:vAlign w:val="center"/>
-          </w:tcPr>
-          <w:p>
-            <w:pPr>
-              <w:keepNext/>
-              <w:keepLines/>
-              <w:spacing w:after="0" w:line="200"/>
+            <w:tcW w:type="dxa" w:w="640"/>
+            <w:tcMar>
+              <w:top w:type="dxa" w:w="14"/>
+              <w:left w:type="dxa" w:w="50"/>
+              <w:bottom w:type="dxa" w:w="14"/>
+              <w:right w:type="dxa" w:w="50"/>
+            </w:tcMar>
+            <w:vAlign w:val="center"/>
+          </w:tcPr>
+          <w:p>
+            <w:pPr>
+              <w:keepNext w:val="false"/>
+              <w:keepLines/>
+              <w:spacing w:after="0" w:line="210"/>
               <w:jc w:val="center"/>
             </w:pPr>
             <w:r>
@@ -7207,18 +9222,18 @@
           <w:tcPr>
             <w:tcW w:type="dxa" w:w="700"/>
             <w:tcMar>
-              <w:top w:type="dxa" w:w="12"/>
-              <w:left w:type="dxa" w:w="40"/>
-              <w:bottom w:type="dxa" w:w="12"/>
-              <w:right w:type="dxa" w:w="40"/>
-            </w:tcMar>
-            <w:vAlign w:val="center"/>
-          </w:tcPr>
-          <w:p>
-            <w:pPr>
-              <w:keepNext/>
-              <w:keepLines/>
-              <w:spacing w:after="0" w:line="200"/>
+              <w:top w:type="dxa" w:w="14"/>
+              <w:left w:type="dxa" w:w="50"/>
+              <w:bottom w:type="dxa" w:w="14"/>
+              <w:right w:type="dxa" w:w="50"/>
+            </w:tcMar>
+            <w:vAlign w:val="center"/>
+          </w:tcPr>
+          <w:p>
+            <w:pPr>
+              <w:keepNext w:val="false"/>
+              <w:keepLines/>
+              <w:spacing w:after="0" w:line="210"/>
               <w:jc w:val="center"/>
             </w:pPr>
             <w:r>
@@ -7236,20 +9251,20 @@
         </w:tc>
         <w:tc>
           <w:tcPr>
-            <w:tcW w:type="dxa" w:w="800"/>
-            <w:tcMar>
-              <w:top w:type="dxa" w:w="12"/>
-              <w:left w:type="dxa" w:w="40"/>
-              <w:bottom w:type="dxa" w:w="12"/>
-              <w:right w:type="dxa" w:w="40"/>
-            </w:tcMar>
-            <w:vAlign w:val="center"/>
-          </w:tcPr>
-          <w:p>
-            <w:pPr>
-              <w:keepNext/>
-              <w:keepLines/>
-              <w:spacing w:after="0" w:line="200"/>
+            <w:tcW w:type="dxa" w:w="900"/>
+            <w:tcMar>
+              <w:top w:type="dxa" w:w="14"/>
+              <w:left w:type="dxa" w:w="50"/>
+              <w:bottom w:type="dxa" w:w="14"/>
+              <w:right w:type="dxa" w:w="50"/>
+            </w:tcMar>
+            <w:vAlign w:val="center"/>
+          </w:tcPr>
+          <w:p>
+            <w:pPr>
+              <w:keepNext w:val="false"/>
+              <w:keepLines/>
+              <w:spacing w:after="0" w:line="210"/>
               <w:jc w:val="center"/>
             </w:pPr>
             <w:r>
@@ -7269,18 +9284,18 @@
           <w:tcPr>
             <w:tcW w:type="dxa" w:w="700"/>
             <w:tcMar>
-              <w:top w:type="dxa" w:w="12"/>
-              <w:left w:type="dxa" w:w="40"/>
-              <w:bottom w:type="dxa" w:w="12"/>
-              <w:right w:type="dxa" w:w="40"/>
-            </w:tcMar>
-            <w:vAlign w:val="center"/>
-          </w:tcPr>
-          <w:p>
-            <w:pPr>
-              <w:keepNext/>
-              <w:keepLines/>
-              <w:spacing w:after="0" w:line="200"/>
+              <w:top w:type="dxa" w:w="14"/>
+              <w:left w:type="dxa" w:w="50"/>
+              <w:bottom w:type="dxa" w:w="14"/>
+              <w:right w:type="dxa" w:w="50"/>
+            </w:tcMar>
+            <w:vAlign w:val="center"/>
+          </w:tcPr>
+          <w:p>
+            <w:pPr>
+              <w:keepNext w:val="false"/>
+              <w:keepLines/>
+              <w:spacing w:after="0" w:line="210"/>
               <w:jc w:val="center"/>
             </w:pPr>
             <w:r>
@@ -7298,20 +9313,20 @@
         </w:tc>
         <w:tc>
           <w:tcPr>
-            <w:tcW w:type="dxa" w:w="600"/>
-            <w:tcMar>
-              <w:top w:type="dxa" w:w="12"/>
-              <w:left w:type="dxa" w:w="40"/>
-              <w:bottom w:type="dxa" w:w="12"/>
-              <w:right w:type="dxa" w:w="40"/>
-            </w:tcMar>
-            <w:vAlign w:val="center"/>
-          </w:tcPr>
-          <w:p>
-            <w:pPr>
-              <w:keepNext/>
-              <w:keepLines/>
-              <w:spacing w:after="0" w:line="200"/>
+            <w:tcW w:type="dxa" w:w="560"/>
+            <w:tcMar>
+              <w:top w:type="dxa" w:w="14"/>
+              <w:left w:type="dxa" w:w="50"/>
+              <w:bottom w:type="dxa" w:w="14"/>
+              <w:right w:type="dxa" w:w="50"/>
+            </w:tcMar>
+            <w:vAlign w:val="center"/>
+          </w:tcPr>
+          <w:p>
+            <w:pPr>
+              <w:keepNext w:val="false"/>
+              <w:keepLines/>
+              <w:spacing w:after="0" w:line="210"/>
               <w:jc w:val="center"/>
             </w:pPr>
             <w:r>
@@ -7334,20 +9349,20 @@
         </w:trPr>
         <w:tc>
           <w:tcPr>
-            <w:tcW w:type="dxa" w:w="1377"/>
-            <w:tcMar>
-              <w:top w:type="dxa" w:w="12"/>
-              <w:left w:type="dxa" w:w="40"/>
-              <w:bottom w:type="dxa" w:w="12"/>
-              <w:right w:type="dxa" w:w="40"/>
-            </w:tcMar>
-            <w:vAlign w:val="center"/>
-          </w:tcPr>
-          <w:p>
-            <w:pPr>
-              <w:keepNext/>
-              <w:keepLines/>
-              <w:spacing w:after="0" w:line="200"/>
+            <w:tcW w:type="dxa" w:w="1177"/>
+            <w:tcMar>
+              <w:top w:type="dxa" w:w="14"/>
+              <w:left w:type="dxa" w:w="50"/>
+              <w:bottom w:type="dxa" w:w="14"/>
+              <w:right w:type="dxa" w:w="50"/>
+            </w:tcMar>
+            <w:vAlign w:val="center"/>
+          </w:tcPr>
+          <w:p>
+            <w:pPr>
+              <w:keepNext w:val="false"/>
+              <w:keepLines/>
+              <w:spacing w:after="0" w:line="210"/>
               <w:jc w:val="left"/>
             </w:pPr>
             <w:r>
@@ -7365,20 +9380,20 @@
         </w:tc>
         <w:tc>
           <w:tcPr>
-            <w:tcW w:type="dxa" w:w="500"/>
-            <w:tcMar>
-              <w:top w:type="dxa" w:w="12"/>
-              <w:left w:type="dxa" w:w="40"/>
-              <w:bottom w:type="dxa" w:w="12"/>
-              <w:right w:type="dxa" w:w="40"/>
-            </w:tcMar>
-            <w:vAlign w:val="center"/>
-          </w:tcPr>
-          <w:p>
-            <w:pPr>
-              <w:keepNext/>
-              <w:keepLines/>
-              <w:spacing w:after="0" w:line="200"/>
+            <w:tcW w:type="dxa" w:w="640"/>
+            <w:tcMar>
+              <w:top w:type="dxa" w:w="14"/>
+              <w:left w:type="dxa" w:w="50"/>
+              <w:bottom w:type="dxa" w:w="14"/>
+              <w:right w:type="dxa" w:w="50"/>
+            </w:tcMar>
+            <w:vAlign w:val="center"/>
+          </w:tcPr>
+          <w:p>
+            <w:pPr>
+              <w:keepNext w:val="false"/>
+              <w:keepLines/>
+              <w:spacing w:after="0" w:line="210"/>
               <w:jc w:val="center"/>
             </w:pPr>
             <w:r>
@@ -7398,18 +9413,18 @@
           <w:tcPr>
             <w:tcW w:type="dxa" w:w="700"/>
             <w:tcMar>
-              <w:top w:type="dxa" w:w="12"/>
-              <w:left w:type="dxa" w:w="40"/>
-              <w:bottom w:type="dxa" w:w="12"/>
-              <w:right w:type="dxa" w:w="40"/>
-            </w:tcMar>
-            <w:vAlign w:val="center"/>
-          </w:tcPr>
-          <w:p>
-            <w:pPr>
-              <w:keepNext/>
-              <w:keepLines/>
-              <w:spacing w:after="0" w:line="200"/>
+              <w:top w:type="dxa" w:w="14"/>
+              <w:left w:type="dxa" w:w="50"/>
+              <w:bottom w:type="dxa" w:w="14"/>
+              <w:right w:type="dxa" w:w="50"/>
+            </w:tcMar>
+            <w:vAlign w:val="center"/>
+          </w:tcPr>
+          <w:p>
+            <w:pPr>
+              <w:keepNext w:val="false"/>
+              <w:keepLines/>
+              <w:spacing w:after="0" w:line="210"/>
               <w:jc w:val="center"/>
             </w:pPr>
             <w:r>
@@ -7427,20 +9442,20 @@
         </w:tc>
         <w:tc>
           <w:tcPr>
-            <w:tcW w:type="dxa" w:w="800"/>
-            <w:tcMar>
-              <w:top w:type="dxa" w:w="12"/>
-              <w:left w:type="dxa" w:w="40"/>
-              <w:bottom w:type="dxa" w:w="12"/>
-              <w:right w:type="dxa" w:w="40"/>
-            </w:tcMar>
-            <w:vAlign w:val="center"/>
-          </w:tcPr>
-          <w:p>
-            <w:pPr>
-              <w:keepNext/>
-              <w:keepLines/>
-              <w:spacing w:after="0" w:line="200"/>
+            <w:tcW w:type="dxa" w:w="900"/>
+            <w:tcMar>
+              <w:top w:type="dxa" w:w="14"/>
+              <w:left w:type="dxa" w:w="50"/>
+              <w:bottom w:type="dxa" w:w="14"/>
+              <w:right w:type="dxa" w:w="50"/>
+            </w:tcMar>
+            <w:vAlign w:val="center"/>
+          </w:tcPr>
+          <w:p>
+            <w:pPr>
+              <w:keepNext w:val="false"/>
+              <w:keepLines/>
+              <w:spacing w:after="0" w:line="210"/>
               <w:jc w:val="center"/>
             </w:pPr>
             <w:r>
@@ -7460,18 +9475,18 @@
           <w:tcPr>
             <w:tcW w:type="dxa" w:w="700"/>
             <w:tcMar>
-              <w:top w:type="dxa" w:w="12"/>
-              <w:left w:type="dxa" w:w="40"/>
-              <w:bottom w:type="dxa" w:w="12"/>
-              <w:right w:type="dxa" w:w="40"/>
-            </w:tcMar>
-            <w:vAlign w:val="center"/>
-          </w:tcPr>
-          <w:p>
-            <w:pPr>
-              <w:keepNext/>
-              <w:keepLines/>
-              <w:spacing w:after="0" w:line="200"/>
+              <w:top w:type="dxa" w:w="14"/>
+              <w:left w:type="dxa" w:w="50"/>
+              <w:bottom w:type="dxa" w:w="14"/>
+              <w:right w:type="dxa" w:w="50"/>
+            </w:tcMar>
+            <w:vAlign w:val="center"/>
+          </w:tcPr>
+          <w:p>
+            <w:pPr>
+              <w:keepNext w:val="false"/>
+              <w:keepLines/>
+              <w:spacing w:after="0" w:line="210"/>
               <w:jc w:val="center"/>
             </w:pPr>
             <w:r>
@@ -7489,20 +9504,20 @@
         </w:tc>
         <w:tc>
           <w:tcPr>
-            <w:tcW w:type="dxa" w:w="600"/>
-            <w:tcMar>
-              <w:top w:type="dxa" w:w="12"/>
-              <w:left w:type="dxa" w:w="40"/>
-              <w:bottom w:type="dxa" w:w="12"/>
-              <w:right w:type="dxa" w:w="40"/>
-            </w:tcMar>
-            <w:vAlign w:val="center"/>
-          </w:tcPr>
-          <w:p>
-            <w:pPr>
-              <w:keepNext/>
-              <w:keepLines/>
-              <w:spacing w:after="0" w:line="200"/>
+            <w:tcW w:type="dxa" w:w="560"/>
+            <w:tcMar>
+              <w:top w:type="dxa" w:w="14"/>
+              <w:left w:type="dxa" w:w="50"/>
+              <w:bottom w:type="dxa" w:w="14"/>
+              <w:right w:type="dxa" w:w="50"/>
+            </w:tcMar>
+            <w:vAlign w:val="center"/>
+          </w:tcPr>
+          <w:p>
+            <w:pPr>
+              <w:keepNext w:val="false"/>
+              <w:keepLines/>
+              <w:spacing w:after="0" w:line="210"/>
               <w:jc w:val="center"/>
             </w:pPr>
             <w:r>
@@ -7525,20 +9540,20 @@
         </w:trPr>
         <w:tc>
           <w:tcPr>
-            <w:tcW w:type="dxa" w:w="1377"/>
-            <w:tcMar>
-              <w:top w:type="dxa" w:w="12"/>
-              <w:left w:type="dxa" w:w="40"/>
-              <w:bottom w:type="dxa" w:w="12"/>
-              <w:right w:type="dxa" w:w="40"/>
-            </w:tcMar>
-            <w:vAlign w:val="center"/>
-          </w:tcPr>
-          <w:p>
-            <w:pPr>
-              <w:keepNext/>
-              <w:keepLines/>
-              <w:spacing w:after="0" w:line="200"/>
+            <w:tcW w:type="dxa" w:w="1177"/>
+            <w:tcMar>
+              <w:top w:type="dxa" w:w="14"/>
+              <w:left w:type="dxa" w:w="50"/>
+              <w:bottom w:type="dxa" w:w="14"/>
+              <w:right w:type="dxa" w:w="50"/>
+            </w:tcMar>
+            <w:vAlign w:val="center"/>
+          </w:tcPr>
+          <w:p>
+            <w:pPr>
+              <w:keepNext w:val="false"/>
+              <w:keepLines/>
+              <w:spacing w:after="0" w:line="210"/>
               <w:jc w:val="left"/>
             </w:pPr>
             <w:r>
@@ -7556,20 +9571,20 @@
         </w:tc>
         <w:tc>
           <w:tcPr>
-            <w:tcW w:type="dxa" w:w="500"/>
-            <w:tcMar>
-              <w:top w:type="dxa" w:w="12"/>
-              <w:left w:type="dxa" w:w="40"/>
-              <w:bottom w:type="dxa" w:w="12"/>
-              <w:right w:type="dxa" w:w="40"/>
-            </w:tcMar>
-            <w:vAlign w:val="center"/>
-          </w:tcPr>
-          <w:p>
-            <w:pPr>
-              <w:keepNext/>
-              <w:keepLines/>
-              <w:spacing w:after="0" w:line="200"/>
+            <w:tcW w:type="dxa" w:w="640"/>
+            <w:tcMar>
+              <w:top w:type="dxa" w:w="14"/>
+              <w:left w:type="dxa" w:w="50"/>
+              <w:bottom w:type="dxa" w:w="14"/>
+              <w:right w:type="dxa" w:w="50"/>
+            </w:tcMar>
+            <w:vAlign w:val="center"/>
+          </w:tcPr>
+          <w:p>
+            <w:pPr>
+              <w:keepNext w:val="false"/>
+              <w:keepLines/>
+              <w:spacing w:after="0" w:line="210"/>
               <w:jc w:val="center"/>
             </w:pPr>
             <w:r>
@@ -7589,18 +9604,18 @@
           <w:tcPr>
             <w:tcW w:type="dxa" w:w="700"/>
             <w:tcMar>
-              <w:top w:type="dxa" w:w="12"/>
-              <w:left w:type="dxa" w:w="40"/>
-              <w:bottom w:type="dxa" w:w="12"/>
-              <w:right w:type="dxa" w:w="40"/>
-            </w:tcMar>
-            <w:vAlign w:val="center"/>
-          </w:tcPr>
-          <w:p>
-            <w:pPr>
-              <w:keepNext/>
-              <w:keepLines/>
-              <w:spacing w:after="0" w:line="200"/>
+              <w:top w:type="dxa" w:w="14"/>
+              <w:left w:type="dxa" w:w="50"/>
+              <w:bottom w:type="dxa" w:w="14"/>
+              <w:right w:type="dxa" w:w="50"/>
+            </w:tcMar>
+            <w:vAlign w:val="center"/>
+          </w:tcPr>
+          <w:p>
+            <w:pPr>
+              <w:keepNext w:val="false"/>
+              <w:keepLines/>
+              <w:spacing w:after="0" w:line="210"/>
               <w:jc w:val="center"/>
             </w:pPr>
             <w:r>
@@ -7618,20 +9633,20 @@
         </w:tc>
         <w:tc>
           <w:tcPr>
-            <w:tcW w:type="dxa" w:w="800"/>
-            <w:tcMar>
-              <w:top w:type="dxa" w:w="12"/>
-              <w:left w:type="dxa" w:w="40"/>
-              <w:bottom w:type="dxa" w:w="12"/>
-              <w:right w:type="dxa" w:w="40"/>
-            </w:tcMar>
-            <w:vAlign w:val="center"/>
-          </w:tcPr>
-          <w:p>
-            <w:pPr>
-              <w:keepNext/>
-              <w:keepLines/>
-              <w:spacing w:after="0" w:line="200"/>
+            <w:tcW w:type="dxa" w:w="900"/>
+            <w:tcMar>
+              <w:top w:type="dxa" w:w="14"/>
+              <w:left w:type="dxa" w:w="50"/>
+              <w:bottom w:type="dxa" w:w="14"/>
+              <w:right w:type="dxa" w:w="50"/>
+            </w:tcMar>
+            <w:vAlign w:val="center"/>
+          </w:tcPr>
+          <w:p>
+            <w:pPr>
+              <w:keepNext w:val="false"/>
+              <w:keepLines/>
+              <w:spacing w:after="0" w:line="210"/>
               <w:jc w:val="center"/>
             </w:pPr>
             <w:r>
@@ -7651,18 +9666,18 @@
           <w:tcPr>
             <w:tcW w:type="dxa" w:w="700"/>
             <w:tcMar>
-              <w:top w:type="dxa" w:w="12"/>
-              <w:left w:type="dxa" w:w="40"/>
-              <w:bottom w:type="dxa" w:w="12"/>
-              <w:right w:type="dxa" w:w="40"/>
-            </w:tcMar>
-            <w:vAlign w:val="center"/>
-          </w:tcPr>
-          <w:p>
-            <w:pPr>
-              <w:keepNext/>
-              <w:keepLines/>
-              <w:spacing w:after="0" w:line="200"/>
+              <w:top w:type="dxa" w:w="14"/>
+              <w:left w:type="dxa" w:w="50"/>
+              <w:bottom w:type="dxa" w:w="14"/>
+              <w:right w:type="dxa" w:w="50"/>
+            </w:tcMar>
+            <w:vAlign w:val="center"/>
+          </w:tcPr>
+          <w:p>
+            <w:pPr>
+              <w:keepNext w:val="false"/>
+              <w:keepLines/>
+              <w:spacing w:after="0" w:line="210"/>
               <w:jc w:val="center"/>
             </w:pPr>
             <w:r>
@@ -7680,20 +9695,20 @@
         </w:tc>
         <w:tc>
           <w:tcPr>
-            <w:tcW w:type="dxa" w:w="600"/>
-            <w:tcMar>
-              <w:top w:type="dxa" w:w="12"/>
-              <w:left w:type="dxa" w:w="40"/>
-              <w:bottom w:type="dxa" w:w="12"/>
-              <w:right w:type="dxa" w:w="40"/>
-            </w:tcMar>
-            <w:vAlign w:val="center"/>
-          </w:tcPr>
-          <w:p>
-            <w:pPr>
-              <w:keepNext/>
-              <w:keepLines/>
-              <w:spacing w:after="0" w:line="200"/>
+            <w:tcW w:type="dxa" w:w="560"/>
+            <w:tcMar>
+              <w:top w:type="dxa" w:w="14"/>
+              <w:left w:type="dxa" w:w="50"/>
+              <w:bottom w:type="dxa" w:w="14"/>
+              <w:right w:type="dxa" w:w="50"/>
+            </w:tcMar>
+            <w:vAlign w:val="center"/>
+          </w:tcPr>
+          <w:p>
+            <w:pPr>
+              <w:keepNext w:val="false"/>
+              <w:keepLines/>
+              <w:spacing w:after="0" w:line="210"/>
               <w:jc w:val="center"/>
             </w:pPr>
             <w:r>
@@ -7716,20 +9731,20 @@
         </w:trPr>
         <w:tc>
           <w:tcPr>
-            <w:tcW w:type="dxa" w:w="1377"/>
-            <w:tcMar>
-              <w:top w:type="dxa" w:w="12"/>
-              <w:left w:type="dxa" w:w="40"/>
-              <w:bottom w:type="dxa" w:w="12"/>
-              <w:right w:type="dxa" w:w="40"/>
-            </w:tcMar>
-            <w:vAlign w:val="center"/>
-          </w:tcPr>
-          <w:p>
-            <w:pPr>
-              <w:keepNext/>
-              <w:keepLines/>
-              <w:spacing w:after="0" w:line="200"/>
+            <w:tcW w:type="dxa" w:w="1177"/>
+            <w:tcMar>
+              <w:top w:type="dxa" w:w="14"/>
+              <w:left w:type="dxa" w:w="50"/>
+              <w:bottom w:type="dxa" w:w="14"/>
+              <w:right w:type="dxa" w:w="50"/>
+            </w:tcMar>
+            <w:vAlign w:val="center"/>
+          </w:tcPr>
+          <w:p>
+            <w:pPr>
+              <w:keepNext w:val="false"/>
+              <w:keepLines/>
+              <w:spacing w:after="0" w:line="210"/>
               <w:jc w:val="left"/>
             </w:pPr>
             <w:r>
@@ -7747,20 +9762,20 @@
         </w:tc>
         <w:tc>
           <w:tcPr>
-            <w:tcW w:type="dxa" w:w="500"/>
-            <w:tcMar>
-              <w:top w:type="dxa" w:w="12"/>
-              <w:left w:type="dxa" w:w="40"/>
-              <w:bottom w:type="dxa" w:w="12"/>
-              <w:right w:type="dxa" w:w="40"/>
-            </w:tcMar>
-            <w:vAlign w:val="center"/>
-          </w:tcPr>
-          <w:p>
-            <w:pPr>
-              <w:keepNext/>
-              <w:keepLines/>
-              <w:spacing w:after="0" w:line="200"/>
+            <w:tcW w:type="dxa" w:w="640"/>
+            <w:tcMar>
+              <w:top w:type="dxa" w:w="14"/>
+              <w:left w:type="dxa" w:w="50"/>
+              <w:bottom w:type="dxa" w:w="14"/>
+              <w:right w:type="dxa" w:w="50"/>
+            </w:tcMar>
+            <w:vAlign w:val="center"/>
+          </w:tcPr>
+          <w:p>
+            <w:pPr>
+              <w:keepNext w:val="false"/>
+              <w:keepLines/>
+              <w:spacing w:after="0" w:line="210"/>
               <w:jc w:val="center"/>
             </w:pPr>
             <w:r>
@@ -7780,18 +9795,18 @@
           <w:tcPr>
             <w:tcW w:type="dxa" w:w="700"/>
             <w:tcMar>
-              <w:top w:type="dxa" w:w="12"/>
-              <w:left w:type="dxa" w:w="40"/>
-              <w:bottom w:type="dxa" w:w="12"/>
-              <w:right w:type="dxa" w:w="40"/>
-            </w:tcMar>
-            <w:vAlign w:val="center"/>
-          </w:tcPr>
-          <w:p>
-            <w:pPr>
-              <w:keepNext/>
-              <w:keepLines/>
-              <w:spacing w:after="0" w:line="200"/>
+              <w:top w:type="dxa" w:w="14"/>
+              <w:left w:type="dxa" w:w="50"/>
+              <w:bottom w:type="dxa" w:w="14"/>
+              <w:right w:type="dxa" w:w="50"/>
+            </w:tcMar>
+            <w:vAlign w:val="center"/>
+          </w:tcPr>
+          <w:p>
+            <w:pPr>
+              <w:keepNext w:val="false"/>
+              <w:keepLines/>
+              <w:spacing w:after="0" w:line="210"/>
               <w:jc w:val="center"/>
             </w:pPr>
             <w:r>
@@ -7809,20 +9824,20 @@
         </w:tc>
         <w:tc>
           <w:tcPr>
-            <w:tcW w:type="dxa" w:w="800"/>
-            <w:tcMar>
-              <w:top w:type="dxa" w:w="12"/>
-              <w:left w:type="dxa" w:w="40"/>
-              <w:bottom w:type="dxa" w:w="12"/>
-              <w:right w:type="dxa" w:w="40"/>
-            </w:tcMar>
-            <w:vAlign w:val="center"/>
-          </w:tcPr>
-          <w:p>
-            <w:pPr>
-              <w:keepNext/>
-              <w:keepLines/>
-              <w:spacing w:after="0" w:line="200"/>
+            <w:tcW w:type="dxa" w:w="900"/>
+            <w:tcMar>
+              <w:top w:type="dxa" w:w="14"/>
+              <w:left w:type="dxa" w:w="50"/>
+              <w:bottom w:type="dxa" w:w="14"/>
+              <w:right w:type="dxa" w:w="50"/>
+            </w:tcMar>
+            <w:vAlign w:val="center"/>
+          </w:tcPr>
+          <w:p>
+            <w:pPr>
+              <w:keepNext w:val="false"/>
+              <w:keepLines/>
+              <w:spacing w:after="0" w:line="210"/>
               <w:jc w:val="center"/>
             </w:pPr>
             <w:r>
@@ -7842,18 +9857,18 @@
           <w:tcPr>
             <w:tcW w:type="dxa" w:w="700"/>
             <w:tcMar>
-              <w:top w:type="dxa" w:w="12"/>
-              <w:left w:type="dxa" w:w="40"/>
-              <w:bottom w:type="dxa" w:w="12"/>
-              <w:right w:type="dxa" w:w="40"/>
-            </w:tcMar>
-            <w:vAlign w:val="center"/>
-          </w:tcPr>
-          <w:p>
-            <w:pPr>
-              <w:keepNext/>
-              <w:keepLines/>
-              <w:spacing w:after="0" w:line="200"/>
+              <w:top w:type="dxa" w:w="14"/>
+              <w:left w:type="dxa" w:w="50"/>
+              <w:bottom w:type="dxa" w:w="14"/>
+              <w:right w:type="dxa" w:w="50"/>
+            </w:tcMar>
+            <w:vAlign w:val="center"/>
+          </w:tcPr>
+          <w:p>
+            <w:pPr>
+              <w:keepNext w:val="false"/>
+              <w:keepLines/>
+              <w:spacing w:after="0" w:line="210"/>
               <w:jc w:val="center"/>
             </w:pPr>
             <w:r>
@@ -7871,20 +9886,20 @@
         </w:tc>
         <w:tc>
           <w:tcPr>
-            <w:tcW w:type="dxa" w:w="600"/>
-            <w:tcMar>
-              <w:top w:type="dxa" w:w="12"/>
-              <w:left w:type="dxa" w:w="40"/>
-              <w:bottom w:type="dxa" w:w="12"/>
-              <w:right w:type="dxa" w:w="40"/>
-            </w:tcMar>
-            <w:vAlign w:val="center"/>
-          </w:tcPr>
-          <w:p>
-            <w:pPr>
-              <w:keepNext/>
-              <w:keepLines/>
-              <w:spacing w:after="0" w:line="200"/>
+            <w:tcW w:type="dxa" w:w="560"/>
+            <w:tcMar>
+              <w:top w:type="dxa" w:w="14"/>
+              <w:left w:type="dxa" w:w="50"/>
+              <w:bottom w:type="dxa" w:w="14"/>
+              <w:right w:type="dxa" w:w="50"/>
+            </w:tcMar>
+            <w:vAlign w:val="center"/>
+          </w:tcPr>
+          <w:p>
+            <w:pPr>
+              <w:keepNext w:val="false"/>
+              <w:keepLines/>
+              <w:spacing w:after="0" w:line="210"/>
               <w:jc w:val="center"/>
             </w:pPr>
             <w:r>
@@ -7907,20 +9922,20 @@
         </w:trPr>
         <w:tc>
           <w:tcPr>
-            <w:tcW w:type="dxa" w:w="1377"/>
-            <w:tcMar>
-              <w:top w:type="dxa" w:w="12"/>
-              <w:left w:type="dxa" w:w="40"/>
-              <w:bottom w:type="dxa" w:w="12"/>
-              <w:right w:type="dxa" w:w="40"/>
-            </w:tcMar>
-            <w:vAlign w:val="center"/>
-          </w:tcPr>
-          <w:p>
-            <w:pPr>
-              <w:keepNext/>
-              <w:keepLines/>
-              <w:spacing w:after="0" w:line="200"/>
+            <w:tcW w:type="dxa" w:w="1177"/>
+            <w:tcMar>
+              <w:top w:type="dxa" w:w="14"/>
+              <w:left w:type="dxa" w:w="50"/>
+              <w:bottom w:type="dxa" w:w="14"/>
+              <w:right w:type="dxa" w:w="50"/>
+            </w:tcMar>
+            <w:vAlign w:val="center"/>
+          </w:tcPr>
+          <w:p>
+            <w:pPr>
+              <w:keepNext w:val="false"/>
+              <w:keepLines/>
+              <w:spacing w:after="0" w:line="210"/>
               <w:jc w:val="left"/>
             </w:pPr>
             <w:r>
@@ -7938,20 +9953,20 @@
         </w:tc>
         <w:tc>
           <w:tcPr>
-            <w:tcW w:type="dxa" w:w="500"/>
-            <w:tcMar>
-              <w:top w:type="dxa" w:w="12"/>
-              <w:left w:type="dxa" w:w="40"/>
-              <w:bottom w:type="dxa" w:w="12"/>
-              <w:right w:type="dxa" w:w="40"/>
-            </w:tcMar>
-            <w:vAlign w:val="center"/>
-          </w:tcPr>
-          <w:p>
-            <w:pPr>
-              <w:keepNext/>
-              <w:keepLines/>
-              <w:spacing w:after="0" w:line="200"/>
+            <w:tcW w:type="dxa" w:w="640"/>
+            <w:tcMar>
+              <w:top w:type="dxa" w:w="14"/>
+              <w:left w:type="dxa" w:w="50"/>
+              <w:bottom w:type="dxa" w:w="14"/>
+              <w:right w:type="dxa" w:w="50"/>
+            </w:tcMar>
+            <w:vAlign w:val="center"/>
+          </w:tcPr>
+          <w:p>
+            <w:pPr>
+              <w:keepNext w:val="false"/>
+              <w:keepLines/>
+              <w:spacing w:after="0" w:line="210"/>
               <w:jc w:val="center"/>
             </w:pPr>
             <w:r>
@@ -7971,18 +9986,18 @@
           <w:tcPr>
             <w:tcW w:type="dxa" w:w="700"/>
             <w:tcMar>
-              <w:top w:type="dxa" w:w="12"/>
-              <w:left w:type="dxa" w:w="40"/>
-              <w:bottom w:type="dxa" w:w="12"/>
-              <w:right w:type="dxa" w:w="40"/>
-            </w:tcMar>
-            <w:vAlign w:val="center"/>
-          </w:tcPr>
-          <w:p>
-            <w:pPr>
-              <w:keepNext/>
-              <w:keepLines/>
-              <w:spacing w:after="0" w:line="200"/>
+              <w:top w:type="dxa" w:w="14"/>
+              <w:left w:type="dxa" w:w="50"/>
+              <w:bottom w:type="dxa" w:w="14"/>
+              <w:right w:type="dxa" w:w="50"/>
+            </w:tcMar>
+            <w:vAlign w:val="center"/>
+          </w:tcPr>
+          <w:p>
+            <w:pPr>
+              <w:keepNext w:val="false"/>
+              <w:keepLines/>
+              <w:spacing w:after="0" w:line="210"/>
               <w:jc w:val="center"/>
             </w:pPr>
             <w:r>
@@ -8000,20 +10015,20 @@
         </w:tc>
         <w:tc>
           <w:tcPr>
-            <w:tcW w:type="dxa" w:w="800"/>
-            <w:tcMar>
-              <w:top w:type="dxa" w:w="12"/>
-              <w:left w:type="dxa" w:w="40"/>
-              <w:bottom w:type="dxa" w:w="12"/>
-              <w:right w:type="dxa" w:w="40"/>
-            </w:tcMar>
-            <w:vAlign w:val="center"/>
-          </w:tcPr>
-          <w:p>
-            <w:pPr>
-              <w:keepNext/>
-              <w:keepLines/>
-              <w:spacing w:after="0" w:line="200"/>
+            <w:tcW w:type="dxa" w:w="900"/>
+            <w:tcMar>
+              <w:top w:type="dxa" w:w="14"/>
+              <w:left w:type="dxa" w:w="50"/>
+              <w:bottom w:type="dxa" w:w="14"/>
+              <w:right w:type="dxa" w:w="50"/>
+            </w:tcMar>
+            <w:vAlign w:val="center"/>
+          </w:tcPr>
+          <w:p>
+            <w:pPr>
+              <w:keepNext w:val="false"/>
+              <w:keepLines/>
+              <w:spacing w:after="0" w:line="210"/>
               <w:jc w:val="center"/>
             </w:pPr>
             <w:r>
@@ -8033,18 +10048,18 @@
           <w:tcPr>
             <w:tcW w:type="dxa" w:w="700"/>
             <w:tcMar>
-              <w:top w:type="dxa" w:w="12"/>
-              <w:left w:type="dxa" w:w="40"/>
-              <w:bottom w:type="dxa" w:w="12"/>
-              <w:right w:type="dxa" w:w="40"/>
-            </w:tcMar>
-            <w:vAlign w:val="center"/>
-          </w:tcPr>
-          <w:p>
-            <w:pPr>
-              <w:keepNext/>
-              <w:keepLines/>
-              <w:spacing w:after="0" w:line="200"/>
+              <w:top w:type="dxa" w:w="14"/>
+              <w:left w:type="dxa" w:w="50"/>
+              <w:bottom w:type="dxa" w:w="14"/>
+              <w:right w:type="dxa" w:w="50"/>
+            </w:tcMar>
+            <w:vAlign w:val="center"/>
+          </w:tcPr>
+          <w:p>
+            <w:pPr>
+              <w:keepNext w:val="false"/>
+              <w:keepLines/>
+              <w:spacing w:after="0" w:line="210"/>
               <w:jc w:val="center"/>
             </w:pPr>
             <w:r>
@@ -8062,20 +10077,20 @@
         </w:tc>
         <w:tc>
           <w:tcPr>
-            <w:tcW w:type="dxa" w:w="600"/>
-            <w:tcMar>
-              <w:top w:type="dxa" w:w="12"/>
-              <w:left w:type="dxa" w:w="40"/>
-              <w:bottom w:type="dxa" w:w="12"/>
-              <w:right w:type="dxa" w:w="40"/>
-            </w:tcMar>
-            <w:vAlign w:val="center"/>
-          </w:tcPr>
-          <w:p>
-            <w:pPr>
-              <w:keepNext/>
-              <w:keepLines/>
-              <w:spacing w:after="0" w:line="200"/>
+            <w:tcW w:type="dxa" w:w="560"/>
+            <w:tcMar>
+              <w:top w:type="dxa" w:w="14"/>
+              <w:left w:type="dxa" w:w="50"/>
+              <w:bottom w:type="dxa" w:w="14"/>
+              <w:right w:type="dxa" w:w="50"/>
+            </w:tcMar>
+            <w:vAlign w:val="center"/>
+          </w:tcPr>
+          <w:p>
+            <w:pPr>
+              <w:keepNext w:val="false"/>
+              <w:keepLines/>
+              <w:spacing w:after="0" w:line="210"/>
               <w:jc w:val="center"/>
             </w:pPr>
             <w:r>
@@ -8098,20 +10113,20 @@
         </w:trPr>
         <w:tc>
           <w:tcPr>
-            <w:tcW w:type="dxa" w:w="1377"/>
-            <w:tcMar>
-              <w:top w:type="dxa" w:w="12"/>
-              <w:left w:type="dxa" w:w="40"/>
-              <w:bottom w:type="dxa" w:w="12"/>
-              <w:right w:type="dxa" w:w="40"/>
-            </w:tcMar>
-            <w:vAlign w:val="center"/>
-          </w:tcPr>
-          <w:p>
-            <w:pPr>
-              <w:keepNext/>
-              <w:keepLines/>
-              <w:spacing w:after="0" w:line="200"/>
+            <w:tcW w:type="dxa" w:w="1177"/>
+            <w:tcMar>
+              <w:top w:type="dxa" w:w="14"/>
+              <w:left w:type="dxa" w:w="50"/>
+              <w:bottom w:type="dxa" w:w="14"/>
+              <w:right w:type="dxa" w:w="50"/>
+            </w:tcMar>
+            <w:vAlign w:val="center"/>
+          </w:tcPr>
+          <w:p>
+            <w:pPr>
+              <w:keepNext w:val="false"/>
+              <w:keepLines/>
+              <w:spacing w:after="0" w:line="210"/>
               <w:jc w:val="left"/>
             </w:pPr>
             <w:r>
@@ -8129,20 +10144,20 @@
         </w:tc>
         <w:tc>
           <w:tcPr>
-            <w:tcW w:type="dxa" w:w="500"/>
-            <w:tcMar>
-              <w:top w:type="dxa" w:w="12"/>
-              <w:left w:type="dxa" w:w="40"/>
-              <w:bottom w:type="dxa" w:w="12"/>
-              <w:right w:type="dxa" w:w="40"/>
-            </w:tcMar>
-            <w:vAlign w:val="center"/>
-          </w:tcPr>
-          <w:p>
-            <w:pPr>
-              <w:keepNext/>
-              <w:keepLines/>
-              <w:spacing w:after="0" w:line="200"/>
+            <w:tcW w:type="dxa" w:w="640"/>
+            <w:tcMar>
+              <w:top w:type="dxa" w:w="14"/>
+              <w:left w:type="dxa" w:w="50"/>
+              <w:bottom w:type="dxa" w:w="14"/>
+              <w:right w:type="dxa" w:w="50"/>
+            </w:tcMar>
+            <w:vAlign w:val="center"/>
+          </w:tcPr>
+          <w:p>
+            <w:pPr>
+              <w:keepNext w:val="false"/>
+              <w:keepLines/>
+              <w:spacing w:after="0" w:line="210"/>
               <w:jc w:val="center"/>
             </w:pPr>
             <w:r>
@@ -8162,18 +10177,18 @@
           <w:tcPr>
             <w:tcW w:type="dxa" w:w="700"/>
             <w:tcMar>
-              <w:top w:type="dxa" w:w="12"/>
-              <w:left w:type="dxa" w:w="40"/>
-              <w:bottom w:type="dxa" w:w="12"/>
-              <w:right w:type="dxa" w:w="40"/>
-            </w:tcMar>
-            <w:vAlign w:val="center"/>
-          </w:tcPr>
-          <w:p>
-            <w:pPr>
-              <w:keepNext/>
-              <w:keepLines/>
-              <w:spacing w:after="0" w:line="200"/>
+              <w:top w:type="dxa" w:w="14"/>
+              <w:left w:type="dxa" w:w="50"/>
+              <w:bottom w:type="dxa" w:w="14"/>
+              <w:right w:type="dxa" w:w="50"/>
+            </w:tcMar>
+            <w:vAlign w:val="center"/>
+          </w:tcPr>
+          <w:p>
+            <w:pPr>
+              <w:keepNext w:val="false"/>
+              <w:keepLines/>
+              <w:spacing w:after="0" w:line="210"/>
               <w:jc w:val="center"/>
             </w:pPr>
             <w:r>
@@ -8191,20 +10206,20 @@
         </w:tc>
         <w:tc>
           <w:tcPr>
-            <w:tcW w:type="dxa" w:w="800"/>
-            <w:tcMar>
-              <w:top w:type="dxa" w:w="12"/>
-              <w:left w:type="dxa" w:w="40"/>
-              <w:bottom w:type="dxa" w:w="12"/>
-              <w:right w:type="dxa" w:w="40"/>
-            </w:tcMar>
-            <w:vAlign w:val="center"/>
-          </w:tcPr>
-          <w:p>
-            <w:pPr>
-              <w:keepNext/>
-              <w:keepLines/>
-              <w:spacing w:after="0" w:line="200"/>
+            <w:tcW w:type="dxa" w:w="900"/>
+            <w:tcMar>
+              <w:top w:type="dxa" w:w="14"/>
+              <w:left w:type="dxa" w:w="50"/>
+              <w:bottom w:type="dxa" w:w="14"/>
+              <w:right w:type="dxa" w:w="50"/>
+            </w:tcMar>
+            <w:vAlign w:val="center"/>
+          </w:tcPr>
+          <w:p>
+            <w:pPr>
+              <w:keepNext w:val="false"/>
+              <w:keepLines/>
+              <w:spacing w:after="0" w:line="210"/>
               <w:jc w:val="center"/>
             </w:pPr>
             <w:r>
@@ -8224,18 +10239,18 @@
           <w:tcPr>
             <w:tcW w:type="dxa" w:w="700"/>
             <w:tcMar>
-              <w:top w:type="dxa" w:w="12"/>
-              <w:left w:type="dxa" w:w="40"/>
-              <w:bottom w:type="dxa" w:w="12"/>
-              <w:right w:type="dxa" w:w="40"/>
-            </w:tcMar>
-            <w:vAlign w:val="center"/>
-          </w:tcPr>
-          <w:p>
-            <w:pPr>
-              <w:keepNext/>
-              <w:keepLines/>
-              <w:spacing w:after="0" w:line="200"/>
+              <w:top w:type="dxa" w:w="14"/>
+              <w:left w:type="dxa" w:w="50"/>
+              <w:bottom w:type="dxa" w:w="14"/>
+              <w:right w:type="dxa" w:w="50"/>
+            </w:tcMar>
+            <w:vAlign w:val="center"/>
+          </w:tcPr>
+          <w:p>
+            <w:pPr>
+              <w:keepNext w:val="false"/>
+              <w:keepLines/>
+              <w:spacing w:after="0" w:line="210"/>
               <w:jc w:val="center"/>
             </w:pPr>
             <w:r>
@@ -8253,20 +10268,20 @@
         </w:tc>
         <w:tc>
           <w:tcPr>
-            <w:tcW w:type="dxa" w:w="600"/>
-            <w:tcMar>
-              <w:top w:type="dxa" w:w="12"/>
-              <w:left w:type="dxa" w:w="40"/>
-              <w:bottom w:type="dxa" w:w="12"/>
-              <w:right w:type="dxa" w:w="40"/>
-            </w:tcMar>
-            <w:vAlign w:val="center"/>
-          </w:tcPr>
-          <w:p>
-            <w:pPr>
-              <w:keepNext/>
-              <w:keepLines/>
-              <w:spacing w:after="0" w:line="200"/>
+            <w:tcW w:type="dxa" w:w="560"/>
+            <w:tcMar>
+              <w:top w:type="dxa" w:w="14"/>
+              <w:left w:type="dxa" w:w="50"/>
+              <w:bottom w:type="dxa" w:w="14"/>
+              <w:right w:type="dxa" w:w="50"/>
+            </w:tcMar>
+            <w:vAlign w:val="center"/>
+          </w:tcPr>
+          <w:p>
+            <w:pPr>
+              <w:keepNext w:val="false"/>
+              <w:keepLines/>
+              <w:spacing w:after="0" w:line="210"/>
               <w:jc w:val="center"/>
             </w:pPr>
             <w:r>
@@ -8289,20 +10304,20 @@
         </w:trPr>
         <w:tc>
           <w:tcPr>
-            <w:tcW w:type="dxa" w:w="1377"/>
-            <w:tcMar>
-              <w:top w:type="dxa" w:w="12"/>
-              <w:left w:type="dxa" w:w="40"/>
-              <w:bottom w:type="dxa" w:w="12"/>
-              <w:right w:type="dxa" w:w="40"/>
-            </w:tcMar>
-            <w:vAlign w:val="center"/>
-          </w:tcPr>
-          <w:p>
-            <w:pPr>
-              <w:keepNext/>
-              <w:keepLines/>
-              <w:spacing w:after="0" w:line="200"/>
+            <w:tcW w:type="dxa" w:w="1177"/>
+            <w:tcMar>
+              <w:top w:type="dxa" w:w="14"/>
+              <w:left w:type="dxa" w:w="50"/>
+              <w:bottom w:type="dxa" w:w="14"/>
+              <w:right w:type="dxa" w:w="50"/>
+            </w:tcMar>
+            <w:vAlign w:val="center"/>
+          </w:tcPr>
+          <w:p>
+            <w:pPr>
+              <w:keepNext w:val="false"/>
+              <w:keepLines/>
+              <w:spacing w:after="0" w:line="210"/>
               <w:jc w:val="left"/>
             </w:pPr>
             <w:r>
@@ -8320,20 +10335,20 @@
         </w:tc>
         <w:tc>
           <w:tcPr>
-            <w:tcW w:type="dxa" w:w="500"/>
-            <w:tcMar>
-              <w:top w:type="dxa" w:w="12"/>
-              <w:left w:type="dxa" w:w="40"/>
-              <w:bottom w:type="dxa" w:w="12"/>
-              <w:right w:type="dxa" w:w="40"/>
-            </w:tcMar>
-            <w:vAlign w:val="center"/>
-          </w:tcPr>
-          <w:p>
-            <w:pPr>
-              <w:keepNext/>
-              <w:keepLines/>
-              <w:spacing w:after="0" w:line="200"/>
+            <w:tcW w:type="dxa" w:w="640"/>
+            <w:tcMar>
+              <w:top w:type="dxa" w:w="14"/>
+              <w:left w:type="dxa" w:w="50"/>
+              <w:bottom w:type="dxa" w:w="14"/>
+              <w:right w:type="dxa" w:w="50"/>
+            </w:tcMar>
+            <w:vAlign w:val="center"/>
+          </w:tcPr>
+          <w:p>
+            <w:pPr>
+              <w:keepNext w:val="false"/>
+              <w:keepLines/>
+              <w:spacing w:after="0" w:line="210"/>
               <w:jc w:val="center"/>
             </w:pPr>
             <w:r>
@@ -8353,18 +10368,18 @@
           <w:tcPr>
             <w:tcW w:type="dxa" w:w="700"/>
             <w:tcMar>
-              <w:top w:type="dxa" w:w="12"/>
-              <w:left w:type="dxa" w:w="40"/>
-              <w:bottom w:type="dxa" w:w="12"/>
-              <w:right w:type="dxa" w:w="40"/>
-            </w:tcMar>
-            <w:vAlign w:val="center"/>
-          </w:tcPr>
-          <w:p>
-            <w:pPr>
-              <w:keepNext/>
-              <w:keepLines/>
-              <w:spacing w:after="0" w:line="200"/>
+              <w:top w:type="dxa" w:w="14"/>
+              <w:left w:type="dxa" w:w="50"/>
+              <w:bottom w:type="dxa" w:w="14"/>
+              <w:right w:type="dxa" w:w="50"/>
+            </w:tcMar>
+            <w:vAlign w:val="center"/>
+          </w:tcPr>
+          <w:p>
+            <w:pPr>
+              <w:keepNext w:val="false"/>
+              <w:keepLines/>
+              <w:spacing w:after="0" w:line="210"/>
               <w:jc w:val="center"/>
             </w:pPr>
             <w:r>
@@ -8382,20 +10397,20 @@
         </w:tc>
         <w:tc>
           <w:tcPr>
-            <w:tcW w:type="dxa" w:w="800"/>
-            <w:tcMar>
-              <w:top w:type="dxa" w:w="12"/>
-              <w:left w:type="dxa" w:w="40"/>
-              <w:bottom w:type="dxa" w:w="12"/>
-              <w:right w:type="dxa" w:w="40"/>
-            </w:tcMar>
-            <w:vAlign w:val="center"/>
-          </w:tcPr>
-          <w:p>
-            <w:pPr>
-              <w:keepNext/>
-              <w:keepLines/>
-              <w:spacing w:after="0" w:line="200"/>
+            <w:tcW w:type="dxa" w:w="900"/>
+            <w:tcMar>
+              <w:top w:type="dxa" w:w="14"/>
+              <w:left w:type="dxa" w:w="50"/>
+              <w:bottom w:type="dxa" w:w="14"/>
+              <w:right w:type="dxa" w:w="50"/>
+            </w:tcMar>
+            <w:vAlign w:val="center"/>
+          </w:tcPr>
+          <w:p>
+            <w:pPr>
+              <w:keepNext w:val="false"/>
+              <w:keepLines/>
+              <w:spacing w:after="0" w:line="210"/>
               <w:jc w:val="center"/>
             </w:pPr>
             <w:r>
@@ -8415,18 +10430,18 @@
           <w:tcPr>
             <w:tcW w:type="dxa" w:w="700"/>
             <w:tcMar>
-              <w:top w:type="dxa" w:w="12"/>
-              <w:left w:type="dxa" w:w="40"/>
-              <w:bottom w:type="dxa" w:w="12"/>
-              <w:right w:type="dxa" w:w="40"/>
-            </w:tcMar>
-            <w:vAlign w:val="center"/>
-          </w:tcPr>
-          <w:p>
-            <w:pPr>
-              <w:keepNext/>
-              <w:keepLines/>
-              <w:spacing w:after="0" w:line="200"/>
+              <w:top w:type="dxa" w:w="14"/>
+              <w:left w:type="dxa" w:w="50"/>
+              <w:bottom w:type="dxa" w:w="14"/>
+              <w:right w:type="dxa" w:w="50"/>
+            </w:tcMar>
+            <w:vAlign w:val="center"/>
+          </w:tcPr>
+          <w:p>
+            <w:pPr>
+              <w:keepNext w:val="false"/>
+              <w:keepLines/>
+              <w:spacing w:after="0" w:line="210"/>
               <w:jc w:val="center"/>
             </w:pPr>
             <w:r>
@@ -8444,20 +10459,20 @@
         </w:tc>
         <w:tc>
           <w:tcPr>
-            <w:tcW w:type="dxa" w:w="600"/>
-            <w:tcMar>
-              <w:top w:type="dxa" w:w="12"/>
-              <w:left w:type="dxa" w:w="40"/>
-              <w:bottom w:type="dxa" w:w="12"/>
-              <w:right w:type="dxa" w:w="40"/>
-            </w:tcMar>
-            <w:vAlign w:val="center"/>
-          </w:tcPr>
-          <w:p>
-            <w:pPr>
-              <w:keepNext/>
-              <w:keepLines/>
-              <w:spacing w:after="0" w:line="200"/>
+            <w:tcW w:type="dxa" w:w="560"/>
+            <w:tcMar>
+              <w:top w:type="dxa" w:w="14"/>
+              <w:left w:type="dxa" w:w="50"/>
+              <w:bottom w:type="dxa" w:w="14"/>
+              <w:right w:type="dxa" w:w="50"/>
+            </w:tcMar>
+            <w:vAlign w:val="center"/>
+          </w:tcPr>
+          <w:p>
+            <w:pPr>
+              <w:keepNext w:val="false"/>
+              <w:keepLines/>
+              <w:spacing w:after="0" w:line="210"/>
               <w:jc w:val="center"/>
             </w:pPr>
             <w:r>
@@ -8480,20 +10495,20 @@
         </w:trPr>
         <w:tc>
           <w:tcPr>
-            <w:tcW w:type="dxa" w:w="1377"/>
-            <w:tcMar>
-              <w:top w:type="dxa" w:w="12"/>
-              <w:left w:type="dxa" w:w="40"/>
-              <w:bottom w:type="dxa" w:w="12"/>
-              <w:right w:type="dxa" w:w="40"/>
-            </w:tcMar>
-            <w:vAlign w:val="center"/>
-          </w:tcPr>
-          <w:p>
-            <w:pPr>
-              <w:keepNext w:val="false"/>
-              <w:keepLines/>
-              <w:spacing w:after="0" w:line="200"/>
+            <w:tcW w:type="dxa" w:w="1177"/>
+            <w:tcMar>
+              <w:top w:type="dxa" w:w="14"/>
+              <w:left w:type="dxa" w:w="50"/>
+              <w:bottom w:type="dxa" w:w="14"/>
+              <w:right w:type="dxa" w:w="50"/>
+            </w:tcMar>
+            <w:vAlign w:val="center"/>
+          </w:tcPr>
+          <w:p>
+            <w:pPr>
+              <w:keepNext w:val="false"/>
+              <w:keepLines/>
+              <w:spacing w:after="0" w:line="210"/>
               <w:jc w:val="left"/>
             </w:pPr>
             <w:r>
@@ -8511,20 +10526,20 @@
         </w:tc>
         <w:tc>
           <w:tcPr>
-            <w:tcW w:type="dxa" w:w="500"/>
-            <w:tcMar>
-              <w:top w:type="dxa" w:w="12"/>
-              <w:left w:type="dxa" w:w="40"/>
-              <w:bottom w:type="dxa" w:w="12"/>
-              <w:right w:type="dxa" w:w="40"/>
-            </w:tcMar>
-            <w:vAlign w:val="center"/>
-          </w:tcPr>
-          <w:p>
-            <w:pPr>
-              <w:keepNext w:val="false"/>
-              <w:keepLines/>
-              <w:spacing w:after="0" w:line="200"/>
+            <w:tcW w:type="dxa" w:w="640"/>
+            <w:tcMar>
+              <w:top w:type="dxa" w:w="14"/>
+              <w:left w:type="dxa" w:w="50"/>
+              <w:bottom w:type="dxa" w:w="14"/>
+              <w:right w:type="dxa" w:w="50"/>
+            </w:tcMar>
+            <w:vAlign w:val="center"/>
+          </w:tcPr>
+          <w:p>
+            <w:pPr>
+              <w:keepNext w:val="false"/>
+              <w:keepLines/>
+              <w:spacing w:after="0" w:line="210"/>
               <w:jc w:val="center"/>
             </w:pPr>
             <w:r>
@@ -8544,18 +10559,18 @@
           <w:tcPr>
             <w:tcW w:type="dxa" w:w="700"/>
             <w:tcMar>
-              <w:top w:type="dxa" w:w="12"/>
-              <w:left w:type="dxa" w:w="40"/>
-              <w:bottom w:type="dxa" w:w="12"/>
-              <w:right w:type="dxa" w:w="40"/>
-            </w:tcMar>
-            <w:vAlign w:val="center"/>
-          </w:tcPr>
-          <w:p>
-            <w:pPr>
-              <w:keepNext w:val="false"/>
-              <w:keepLines/>
-              <w:spacing w:after="0" w:line="200"/>
+              <w:top w:type="dxa" w:w="14"/>
+              <w:left w:type="dxa" w:w="50"/>
+              <w:bottom w:type="dxa" w:w="14"/>
+              <w:right w:type="dxa" w:w="50"/>
+            </w:tcMar>
+            <w:vAlign w:val="center"/>
+          </w:tcPr>
+          <w:p>
+            <w:pPr>
+              <w:keepNext w:val="false"/>
+              <w:keepLines/>
+              <w:spacing w:after="0" w:line="210"/>
               <w:jc w:val="center"/>
             </w:pPr>
             <w:r>
@@ -8573,20 +10588,20 @@
         </w:tc>
         <w:tc>
           <w:tcPr>
-            <w:tcW w:type="dxa" w:w="800"/>
-            <w:tcMar>
-              <w:top w:type="dxa" w:w="12"/>
-              <w:left w:type="dxa" w:w="40"/>
-              <w:bottom w:type="dxa" w:w="12"/>
-              <w:right w:type="dxa" w:w="40"/>
-            </w:tcMar>
-            <w:vAlign w:val="center"/>
-          </w:tcPr>
-          <w:p>
-            <w:pPr>
-              <w:keepNext w:val="false"/>
-              <w:keepLines/>
-              <w:spacing w:after="0" w:line="200"/>
+            <w:tcW w:type="dxa" w:w="900"/>
+            <w:tcMar>
+              <w:top w:type="dxa" w:w="14"/>
+              <w:left w:type="dxa" w:w="50"/>
+              <w:bottom w:type="dxa" w:w="14"/>
+              <w:right w:type="dxa" w:w="50"/>
+            </w:tcMar>
+            <w:vAlign w:val="center"/>
+          </w:tcPr>
+          <w:p>
+            <w:pPr>
+              <w:keepNext w:val="false"/>
+              <w:keepLines/>
+              <w:spacing w:after="0" w:line="210"/>
               <w:jc w:val="center"/>
             </w:pPr>
             <w:r>
@@ -8606,18 +10621,18 @@
           <w:tcPr>
             <w:tcW w:type="dxa" w:w="700"/>
             <w:tcMar>
-              <w:top w:type="dxa" w:w="12"/>
-              <w:left w:type="dxa" w:w="40"/>
-              <w:bottom w:type="dxa" w:w="12"/>
-              <w:right w:type="dxa" w:w="40"/>
-            </w:tcMar>
-            <w:vAlign w:val="center"/>
-          </w:tcPr>
-          <w:p>
-            <w:pPr>
-              <w:keepNext w:val="false"/>
-              <w:keepLines/>
-              <w:spacing w:after="0" w:line="200"/>
+              <w:top w:type="dxa" w:w="14"/>
+              <w:left w:type="dxa" w:w="50"/>
+              <w:bottom w:type="dxa" w:w="14"/>
+              <w:right w:type="dxa" w:w="50"/>
+            </w:tcMar>
+            <w:vAlign w:val="center"/>
+          </w:tcPr>
+          <w:p>
+            <w:pPr>
+              <w:keepNext w:val="false"/>
+              <w:keepLines/>
+              <w:spacing w:after="0" w:line="210"/>
               <w:jc w:val="center"/>
             </w:pPr>
             <w:r>
@@ -8635,20 +10650,20 @@
         </w:tc>
         <w:tc>
           <w:tcPr>
-            <w:tcW w:type="dxa" w:w="600"/>
-            <w:tcMar>
-              <w:top w:type="dxa" w:w="12"/>
-              <w:left w:type="dxa" w:w="40"/>
-              <w:bottom w:type="dxa" w:w="12"/>
-              <w:right w:type="dxa" w:w="40"/>
-            </w:tcMar>
-            <w:vAlign w:val="center"/>
-          </w:tcPr>
-          <w:p>
-            <w:pPr>
-              <w:keepNext w:val="false"/>
-              <w:keepLines/>
-              <w:spacing w:after="0" w:line="200"/>
+            <w:tcW w:type="dxa" w:w="560"/>
+            <w:tcMar>
+              <w:top w:type="dxa" w:w="14"/>
+              <w:left w:type="dxa" w:w="50"/>
+              <w:bottom w:type="dxa" w:w="14"/>
+              <w:right w:type="dxa" w:w="50"/>
+            </w:tcMar>
+            <w:vAlign w:val="center"/>
+          </w:tcPr>
+          <w:p>
+            <w:pPr>
+              <w:keepNext w:val="false"/>
+              <w:keepLines/>
+              <w:spacing w:after="0" w:line="210"/>
               <w:jc w:val="center"/>
             </w:pPr>
             <w:r>
@@ -8668,7 +10683,7 @@
     </w:tbl>
     <w:p>
       <w:pPr>
-        <w:spacing w:after="60" w:before="0" w:line="120"/>
+        <w:spacing w:after="80" w:before="0" w:line="120"/>
       </w:pPr>
       <w:r>
         <w:rPr>
@@ -8754,23 +10769,6 @@
     </w:p>
     <w:p>
       <w:pPr>
-        <w:keepNext/>
-        <w:spacing w:after="30" w:before="80" w:line="240"/>
-      </w:pPr>
-      <w:r>
-        <w:rPr>
-          <w:rFonts w:ascii="Times New Roman" w:cs="Times New Roman" w:eastAsia="PMingLiU" w:hAnsi="Times New Roman"/>
-          <w:b/>
-          <w:bCs/>
-          <w:color w:val="0000FF"/>
-          <w:sz w:val="22"/>
-          <w:szCs w:val="22"/>
-        </w:rPr>
-        <w:t xml:space="preserve">3.7. Progress, risks and next steps</w:t>
-      </w:r>
-    </w:p>
-    <w:p>
-      <w:pPr>
         <w:spacing w:after="0" w:line="240"/>
         <w:ind w:firstLine="288"/>
         <w:jc w:val="both"/>
@@ -8782,7 +10780,140 @@
           <w:sz w:val="20"/>
           <w:szCs w:val="20"/>
         </w:rPr>
-        <w:t xml:space="preserve">Fig. 12 updates the schedule: data pipeline and demand reconstruction are complete, the predictor is trained and transferred ahead of plan, and the simulator exists two weeks early, with the planner still greedy. Of the proposal’s three fallbacks, none was needed: Kaohsiung history is being collected by our own logger, the probabilistic policy does beat the point forecast, and local search is on schedule. Remaining work: (i) the rolling-horizon planner with 2-opt / simulated annealing and multi-stop routes, evaluated in the same simulator; (ii) longer horizons and demand-rate features for the pre-bell cases where the predictor is weakest; (iii) imputing the censored demand of Sec. 3.3 into the replay so that unmet rentals include the riders who never found a bike; (iv) the live NSYSU demo (Fig. 11) and, after four more weeks of logging, a transfer study by week of local data.</w:t>
+        <w:t xml:space="preserve">The ranking shows that at this stage the forecast is not the bottleneck: Algorithm 1 serves one target per truck at a time, cannot combine a pick-up with several drop-offs, and ignores the deadline structure of the bells. The rolling-horizon route search planned for November attacks exactly this, and the simulator now gives it a fixed benchmark.</w:t>
+      </w:r>
+    </w:p>
+    <w:p>
+      <w:pPr>
+        <w:keepNext/>
+        <w:spacing w:after="40" w:before="120" w:line="240"/>
+      </w:pPr>
+      <w:r>
+        <w:rPr>
+          <w:rFonts w:ascii="Times New Roman" w:cs="Times New Roman" w:eastAsia="PMingLiU" w:hAnsi="Times New Roman"/>
+          <w:b/>
+          <w:bCs/>
+          <w:color w:val="0000FF"/>
+          <w:sz w:val="24"/>
+          <w:szCs w:val="24"/>
+        </w:rPr>
+        <w:t xml:space="preserve">4. Progress, risks and next steps</w:t>
+      </w:r>
+    </w:p>
+    <w:p>
+      <w:pPr>
+        <w:spacing w:after="0" w:line="240"/>
+        <w:ind w:firstLine="288"/>
+        <w:jc w:val="both"/>
+      </w:pPr>
+      <w:r>
+        <w:rPr>
+          <w:rFonts w:ascii="Times New Roman" w:cs="Times New Roman" w:eastAsia="PMingLiU" w:hAnsi="Times New Roman"/>
+          <w:color w:val="0000FF"/>
+          <w:sz w:val="20"/>
+          <w:szCs w:val="20"/>
+        </w:rPr>
+        <w:t xml:space="preserve">Fig. 12 updates the schedule: data pipeline and demand reconstruction are complete, the predictor is trained and transferred ahead of plan, and the simulator exists two weeks early, with the planner still greedy. Of the proposal’s three fallbacks, none was needed: Kaohsiung history is being collected by our own logger, the probabilistic policy does beat the point forecast, and local search is on schedule. Remaining work:</w:t>
+      </w:r>
+    </w:p>
+    <w:p>
+      <w:pPr>
+        <w:spacing w:after="0" w:line="240"/>
+        <w:ind w:left="300" w:hanging="180"/>
+        <w:jc w:val="both"/>
+      </w:pPr>
+      <w:r>
+        <w:rPr>
+          <w:rFonts w:ascii="Times New Roman" w:cs="Times New Roman" w:eastAsia="PMingLiU" w:hAnsi="Times New Roman"/>
+          <w:color w:val="0000FF"/>
+          <w:sz w:val="20"/>
+          <w:szCs w:val="20"/>
+        </w:rPr>
+        <w:t xml:space="preserve">– </w:t>
+      </w:r>
+      <w:r>
+        <w:rPr>
+          <w:rFonts w:ascii="Times New Roman" w:cs="Times New Roman" w:eastAsia="PMingLiU" w:hAnsi="Times New Roman"/>
+          <w:color w:val="0000FF"/>
+          <w:sz w:val="20"/>
+          <w:szCs w:val="20"/>
+        </w:rPr>
+        <w:t xml:space="preserve">the rolling-horizon planner with 2-opt / simulated annealing and multi-stop routes, evaluated in the same simulator;</w:t>
+      </w:r>
+    </w:p>
+    <w:p>
+      <w:pPr>
+        <w:spacing w:after="0" w:line="240"/>
+        <w:ind w:left="300" w:hanging="180"/>
+        <w:jc w:val="both"/>
+      </w:pPr>
+      <w:r>
+        <w:rPr>
+          <w:rFonts w:ascii="Times New Roman" w:cs="Times New Roman" w:eastAsia="PMingLiU" w:hAnsi="Times New Roman"/>
+          <w:color w:val="0000FF"/>
+          <w:sz w:val="20"/>
+          <w:szCs w:val="20"/>
+        </w:rPr>
+        <w:t xml:space="preserve">– </w:t>
+      </w:r>
+      <w:r>
+        <w:rPr>
+          <w:rFonts w:ascii="Times New Roman" w:cs="Times New Roman" w:eastAsia="PMingLiU" w:hAnsi="Times New Roman"/>
+          <w:color w:val="0000FF"/>
+          <w:sz w:val="20"/>
+          <w:szCs w:val="20"/>
+        </w:rPr>
+        <w:t xml:space="preserve">longer horizons, demand-rate and timetable-intensity features for the pre-bell cases where the predictor is weakest;</w:t>
+      </w:r>
+    </w:p>
+    <w:p>
+      <w:pPr>
+        <w:spacing w:after="0" w:line="240"/>
+        <w:ind w:left="300" w:hanging="180"/>
+        <w:jc w:val="both"/>
+      </w:pPr>
+      <w:r>
+        <w:rPr>
+          <w:rFonts w:ascii="Times New Roman" w:cs="Times New Roman" w:eastAsia="PMingLiU" w:hAnsi="Times New Roman"/>
+          <w:color w:val="0000FF"/>
+          <w:sz w:val="20"/>
+          <w:szCs w:val="20"/>
+        </w:rPr>
+        <w:t xml:space="preserve">– </w:t>
+      </w:r>
+      <w:r>
+        <w:rPr>
+          <w:rFonts w:ascii="Times New Roman" w:cs="Times New Roman" w:eastAsia="PMingLiU" w:hAnsi="Times New Roman"/>
+          <w:color w:val="0000FF"/>
+          <w:sz w:val="20"/>
+          <w:szCs w:val="20"/>
+        </w:rPr>
+        <w:t xml:space="preserve">imputing the censored demand of Sec. 3.3 into the replay, so that unmet rentals include riders who never found a bike;</w:t>
+      </w:r>
+    </w:p>
+    <w:p>
+      <w:pPr>
+        <w:spacing w:after="40" w:line="240"/>
+        <w:ind w:left="300" w:hanging="180"/>
+        <w:jc w:val="both"/>
+      </w:pPr>
+      <w:r>
+        <w:rPr>
+          <w:rFonts w:ascii="Times New Roman" w:cs="Times New Roman" w:eastAsia="PMingLiU" w:hAnsi="Times New Roman"/>
+          <w:color w:val="0000FF"/>
+          <w:sz w:val="20"/>
+          <w:szCs w:val="20"/>
+        </w:rPr>
+        <w:t xml:space="preserve">– </w:t>
+      </w:r>
+      <w:r>
+        <w:rPr>
+          <w:rFonts w:ascii="Times New Roman" w:cs="Times New Roman" w:eastAsia="PMingLiU" w:hAnsi="Times New Roman"/>
+          <w:color w:val="0000FF"/>
+          <w:sz w:val="20"/>
+          <w:szCs w:val="20"/>
+        </w:rPr>
+        <w:t xml:space="preserve">the live NSYSU demo (Fig. 11) and, after four more weeks of logging, a transfer study by week of local data.</w:t>
       </w:r>
     </w:p>
     <w:p>
@@ -8794,7 +10925,7 @@
       <w:r>
         <w:drawing>
           <wp:inline distT="0" distB="0" distL="0" distR="0">
-            <wp:extent cx="2943225" cy="2419350"/>
+            <wp:extent cx="2943225" cy="2486025"/>
             <wp:effectExtent t="0" r="0" b="0" l="0"/>
             <wp:docPr id="1" name="" descr="" title=""/>
             <wp:cNvGraphicFramePr>
@@ -8819,7 +10950,7 @@
                   <pic:spPr bwMode="auto">
                     <a:xfrm>
                       <a:off x="0" y="0"/>
-                      <a:ext cx="2943225" cy="2419350"/>
+                      <a:ext cx="2943225" cy="2486025"/>
                     </a:xfrm>
                     <a:prstGeom prst="rect">
                       <a:avLst/>
@@ -8931,23 +11062,6 @@
     </w:p>
     <w:p>
       <w:pPr>
-        <w:keepNext/>
-        <w:spacing w:after="30" w:before="80" w:line="240"/>
-      </w:pPr>
-      <w:r>
-        <w:rPr>
-          <w:rFonts w:ascii="Times New Roman" w:cs="Times New Roman" w:eastAsia="PMingLiU" w:hAnsi="Times New Roman"/>
-          <w:b/>
-          <w:bCs/>
-          <w:color w:val="0000FF"/>
-          <w:sz w:val="22"/>
-          <w:szCs w:val="22"/>
-        </w:rPr>
-        <w:t xml:space="preserve">3.8. Work division and reproducibility</w:t>
-      </w:r>
-    </w:p>
-    <w:p>
-      <w:pPr>
         <w:spacing w:after="0" w:line="240"/>
         <w:ind w:firstLine="288"/>
         <w:jc w:val="both"/>
@@ -8959,13 +11073,13 @@
           <w:sz w:val="20"/>
           <w:szCs w:val="20"/>
         </w:rPr>
-        <w:t xml:space="preserve">林沛霆 (PL) built the logger, the NTU pipeline, the replay simulator and this report; 陳佳晨 (JC) owns demand reconstruction, operator inference and the calibration and transfer studies; 林詩穎 (SL) owns the predictor, the ablations and the demo. All code, the reconciliation tables, model files, metrics and figures are in the public repository [17] under analysis/; the README documents how to rebuild every table from the raw sources, and the logger keeps adding NSYSU data every 10 minutes.</w:t>
+        <w:t xml:space="preserve">Work division: 林沛霆 (PL) built the logger, the NTU pipeline, the replay simulator and this report; 陳佳晨 (JC) owns demand reconstruction, operator inference and the calibration and transfer studies; 林詩穎 (SL) owns the predictor, the ablations and the demo. All code, tables, model files, metrics and figures are in the public repository [17] under analysis/; its README documents how to rebuild every table from the raw sources.</w:t>
       </w:r>
     </w:p>
     <w:p>
       <w:pPr>
         <w:keepNext/>
-        <w:spacing w:after="30" w:before="100" w:line="240"/>
+        <w:spacing w:after="40" w:before="120" w:line="240"/>
       </w:pPr>
       <w:r>
         <w:rPr>

--- a/report/HW3_54.docx
+++ b/report/HW3_54.docx
@@ -115,7 +115,7 @@
           <w:sz w:val="20"/>
           <w:szCs w:val="20"/>
         </w:rPr>
-        <w:t xml:space="preserve">Docks near a university empty within minutes of a class ending. Because the timetable makes this surge predictable, we cast rebalancing as an AI decision problem: one truck moves bikes before the bell instead of after the stockout. We (i) reconstruct censored demand and the operator’s actual truck moves from public trip records and inventory snapshots, (ii) learn a schedule-aware, calibrated predictor of P(stockout within h min) per station, and (iii) plan truck routes that minimize expected unmet rentals plus travel cost. </w:t>
+        <w:t xml:space="preserve">Docks near a university empty within minutes of a class ending. Because the timetable makes this surge predictable, we cast rebalancing as an AI decision problem: one truck moves bikes before the bell instead of after the stockout. We (i) reconstruct censored demand and the operator’s actual truck moves from public trip records and inventory snapshots, (ii) learn a schedule-aware, calibrated predictor of P(stockout within h min) per station, and (iii) plan truck routes by rolling-horizon search that minimizes expected unmet rentals plus travel cost. </w:t>
       </w:r>
       <w:r>
         <w:rPr>
@@ -1161,7 +1161,7 @@
           <w:sz w:val="20"/>
           <w:szCs w:val="20"/>
         </w:rPr>
-        <w:t xml:space="preserve">Static repositioning is a routing-and-inventory problem [4]; dynamic repositioning combines forecasts with heuristics or mixed-integer programs [5, 6]; recent work uses spatio-temporal reinforcement learning [7]. Two ingredients matter on a campus yet are rarely combined: censored-demand estimation by simulation [8] or censored Gaussian processes [9], and inferring the operator’s unpublished truck moves by subtracting trip flows from inventory changes [10]. A 2025 NTU thesis optimized dispatch near NTU with survival-model demand on one month of trips [11]. No published work, to our knowledge, (a) uses the class timetable as an explicit signal, (b) outputs calibrated stockout probabilities rather than point forecasts, or (c) tests transfer between campuses; NSYSU has never been studied and Kaohsiung publishes no trip data, so transfer is the practical question. </w:t>
+        <w:t xml:space="preserve">Static repositioning is a routing-and-inventory problem [4]; dynamic repositioning combines forecasts with heuristics or mixed-integer programs [5, 6]; recent work uses spatio-temporal reinforcement learning [7]. Two ingredients matter on a campus yet are rarely combined: censored-demand estimation by simulation [8] or censored Gaussian processes [9], and inferring the operator’s unpublished truck moves by subtracting trip flows from inventory changes [10]; on Taipei data this reveals 18–20 thousand unexplained bike moves on 12 Mar 2025, peaking at 07–09 and 18–20. A 2025 NTU thesis optimized dispatch near NTU with survival-model demand on one month of trips [11]. No published work, to our knowledge, (a) uses the class timetable as an explicit signal, (b) outputs calibrated stockout probabilities rather than point forecasts, or (c) tests transfer between campuses; NSYSU has never been studied and Kaohsiung publishes no trip data, so transfer is the practical question. </w:t>
       </w:r>
       <w:r>
         <w:rPr>
@@ -1201,7 +1201,24 @@
           <w:sz w:val="20"/>
           <w:szCs w:val="20"/>
         </w:rPr>
-        <w:t xml:space="preserve">Fig. 2 shows the pipeline. Open NTU data (hourly trips [1]; 10-minute inventory [2]) serve to reconstruct demand and operator moves, to train a schedule-aware gradient-boosting predictor with reliability checks, and to drive a rolling-horizon route planner; policies are compared in a replay simulator fed with real trips. The predictor is then ported to NSYSU with locally logged inventory [12] for a live web demo. Contributions: (1) an uncertainty-aware pre-emptive rebalancing method reproducible from open data; (2) the first quantification of class-end stockouts at NTU and NSYSU; (3) an NTU→NSYSU transfer study. </w:t>
+        <w:t xml:space="preserve">Fig. 2 shows the pipeline. Open NTU data (hourly trips [1]; 10-minute inventory over 416 days [2]) serve to reconstruct demand and operator moves, to train a schedule-aware gradient-boosting predictor with reliability checks, and to drive a rolling-horizon route planner; policies are compared in a replay simulator fed with real trips. The predictor is then ported to NSYSU with a few weeks of locally logged inventory [12] for a live web demo that recommends a pre-bell truck plan (</w:t>
+      </w:r>
+      <w:r>
+        <w:rPr>
+          <w:rFonts w:ascii="Times New Roman" w:cs="Times New Roman" w:eastAsia="PMingLiU" w:hAnsi="Times New Roman"/>
+          <w:color w:val="0000FF"/>
+          <w:sz w:val="20"/>
+          <w:szCs w:val="20"/>
+        </w:rPr>
+        <w:t xml:space="preserve">Fig. 12</w:t>
+      </w:r>
+      <w:r>
+        <w:rPr>
+          <w:rFonts w:ascii="Times New Roman" w:cs="Times New Roman" w:eastAsia="PMingLiU" w:hAnsi="Times New Roman"/>
+          <w:sz w:val="20"/>
+          <w:szCs w:val="20"/>
+        </w:rPr>
+        <w:t xml:space="preserve">). Contributions: (1) an uncertainty-aware pre-emptive rebalancing method reproducible from open data; (2) the first quantification of class-end stockouts at NTU and NSYSU; (3) an NTU→NSYSU transfer study. </w:t>
       </w:r>
       <w:r>
         <w:rPr>
@@ -1336,6 +1353,238 @@
     <w:p>
       <w:pPr>
         <w:keepNext/>
+        <w:spacing w:after="30" w:before="90" w:line="240"/>
+      </w:pPr>
+      <w:r>
+        <w:rPr>
+          <w:rFonts w:ascii="Times New Roman" w:cs="Times New Roman" w:eastAsia="PMingLiU" w:hAnsi="Times New Roman"/>
+          <w:b/>
+          <w:bCs/>
+          <w:color w:val="0000FF"/>
+          <w:sz w:val="22"/>
+          <w:szCs w:val="22"/>
+        </w:rPr>
+        <w:t xml:space="preserve">2.2. Data acquisition and panel construction</w:t>
+      </w:r>
+    </w:p>
+    <w:p>
+      <w:pPr>
+        <w:keepNext/>
+        <w:spacing w:after="20" w:before="60" w:line="240"/>
+      </w:pPr>
+      <w:r>
+        <w:rPr>
+          <w:rFonts w:ascii="Times New Roman" w:cs="Times New Roman" w:eastAsia="PMingLiU" w:hAnsi="Times New Roman"/>
+          <w:b/>
+          <w:bCs/>
+          <w:i/>
+          <w:iCs/>
+          <w:color w:val="0000FF"/>
+          <w:sz w:val="20"/>
+          <w:szCs w:val="20"/>
+        </w:rPr>
+        <w:t xml:space="preserve">2.2.1. NSYSU inventory logger (logger/fetch_youbike.py)</w:t>
+      </w:r>
+    </w:p>
+    <w:p>
+      <w:pPr>
+        <w:spacing w:after="0" w:line="240"/>
+        <w:ind w:firstLine="288"/>
+        <w:jc w:val="both"/>
+      </w:pPr>
+      <w:r>
+        <w:rPr>
+          <w:rFonts w:ascii="Times New Roman" w:cs="Times New Roman" w:eastAsia="PMingLiU" w:hAnsi="Times New Roman"/>
+          <w:color w:val="0000FF"/>
+          <w:sz w:val="20"/>
+          <w:szCs w:val="20"/>
+        </w:rPr>
+        <w:t xml:space="preserve">YouBike publishes a JSON of every station (bikes, free docks, status, update time) but no history. Our logger runs in GitHub Actions and commits one CSV row per station and 10-minute slot:</w:t>
+      </w:r>
+    </w:p>
+    <w:p>
+      <w:pPr>
+        <w:spacing w:after="0" w:line="240"/>
+        <w:ind w:left="300" w:hanging="180"/>
+        <w:jc w:val="both"/>
+      </w:pPr>
+      <w:r>
+        <w:rPr>
+          <w:rFonts w:ascii="Times New Roman" w:cs="Times New Roman" w:eastAsia="PMingLiU" w:hAnsi="Times New Roman"/>
+          <w:color w:val="0000FF"/>
+          <w:sz w:val="20"/>
+          <w:szCs w:val="20"/>
+        </w:rPr>
+        <w:t xml:space="preserve">– </w:t>
+      </w:r>
+      <w:r>
+        <w:rPr>
+          <w:rFonts w:ascii="Times New Roman" w:cs="Times New Roman" w:eastAsia="PMingLiU" w:hAnsi="Times New Roman"/>
+          <w:color w:val="0000FF"/>
+          <w:sz w:val="20"/>
+          <w:szCs w:val="20"/>
+        </w:rPr>
+        <w:t xml:space="preserve">Scope: the 309 stations within 5 km of NSYSU (area code 12); the eight on-campus stations and eleven gateway stations between campus and the KRT are tagged for analysis.</w:t>
+      </w:r>
+    </w:p>
+    <w:p>
+      <w:pPr>
+        <w:spacing w:after="0" w:line="240"/>
+        <w:ind w:left="300" w:hanging="180"/>
+        <w:jc w:val="both"/>
+      </w:pPr>
+      <w:r>
+        <w:rPr>
+          <w:rFonts w:ascii="Times New Roman" w:cs="Times New Roman" w:eastAsia="PMingLiU" w:hAnsi="Times New Roman"/>
+          <w:color w:val="0000FF"/>
+          <w:sz w:val="20"/>
+          <w:szCs w:val="20"/>
+        </w:rPr>
+        <w:t xml:space="preserve">– </w:t>
+      </w:r>
+      <w:r>
+        <w:rPr>
+          <w:rFonts w:ascii="Times New Roman" w:cs="Times New Roman" w:eastAsia="PMingLiU" w:hAnsi="Times New Roman"/>
+          <w:color w:val="0000FF"/>
+          <w:sz w:val="20"/>
+          <w:szCs w:val="20"/>
+        </w:rPr>
+        <w:t xml:space="preserve">Reliability: GitHub throttles scheduled jobs in quiet repositories (4 runs on our first day), so one run logs for 340 minutes and dispatches its successor before it ends; an hourly cron only restarts a broken chain, and a guard script keeps a single run active.</w:t>
+      </w:r>
+    </w:p>
+    <w:p>
+      <w:pPr>
+        <w:spacing w:after="40" w:line="240"/>
+        <w:ind w:left="300" w:hanging="180"/>
+        <w:jc w:val="both"/>
+      </w:pPr>
+      <w:r>
+        <w:rPr>
+          <w:rFonts w:ascii="Times New Roman" w:cs="Times New Roman" w:eastAsia="PMingLiU" w:hAnsi="Times New Roman"/>
+          <w:color w:val="0000FF"/>
+          <w:sz w:val="20"/>
+          <w:szCs w:val="20"/>
+        </w:rPr>
+        <w:t xml:space="preserve">– </w:t>
+      </w:r>
+      <w:r>
+        <w:rPr>
+          <w:rFonts w:ascii="Times New Roman" w:cs="Times New Roman" w:eastAsia="PMingLiU" w:hAnsi="Times New Roman"/>
+          <w:color w:val="0000FF"/>
+          <w:sz w:val="20"/>
+          <w:szCs w:val="20"/>
+        </w:rPr>
+        <w:t xml:space="preserve">Output: 144 snapshots per day since 2 Oct (one 6-hour gap on 12 Oct); station status 2 (out of service) is stored so that an offline station is never counted as a stockout.</w:t>
+      </w:r>
+    </w:p>
+    <w:p>
+      <w:pPr>
+        <w:keepNext/>
+        <w:spacing w:after="20" w:before="60" w:line="240"/>
+      </w:pPr>
+      <w:r>
+        <w:rPr>
+          <w:rFonts w:ascii="Times New Roman" w:cs="Times New Roman" w:eastAsia="PMingLiU" w:hAnsi="Times New Roman"/>
+          <w:b/>
+          <w:bCs/>
+          <w:i/>
+          <w:iCs/>
+          <w:color w:val="0000FF"/>
+          <w:sz w:val="20"/>
+          <w:szCs w:val="20"/>
+        </w:rPr>
+        <w:t xml:space="preserve">2.2.2. NTU trip flows (ntu_pipeline.py trips)</w:t>
+      </w:r>
+    </w:p>
+    <w:p>
+      <w:pPr>
+        <w:spacing w:after="0" w:line="240"/>
+        <w:ind w:firstLine="288"/>
+        <w:jc w:val="both"/>
+      </w:pPr>
+      <w:r>
+        <w:rPr>
+          <w:rFonts w:ascii="Times New Roman" w:cs="Times New Roman" w:eastAsia="PMingLiU" w:hAnsi="Times New Roman"/>
+          <w:color w:val="0000FF"/>
+          <w:sz w:val="20"/>
+          <w:szCs w:val="20"/>
+        </w:rPr>
+        <w:t xml:space="preserve">The Taipei trip records [1] give rent time, rent station, return time, return station and duration for every ride, with times truncated to the hour and stations given by name. Each monthly zip (6–7 M rows) is streamed in chunks; rides with either end among the study stations are kept; names are matched to station ids through the station table of [2]; rentals and returns are summed per station and hour. Ten months (Sep 2024–Jun 2025) give 10.2 M rides in the study area and take 15 s per month.</w:t>
+      </w:r>
+    </w:p>
+    <w:p>
+      <w:pPr>
+        <w:keepNext/>
+        <w:spacing w:after="20" w:before="60" w:line="240"/>
+      </w:pPr>
+      <w:r>
+        <w:rPr>
+          <w:rFonts w:ascii="Times New Roman" w:cs="Times New Roman" w:eastAsia="PMingLiU" w:hAnsi="Times New Roman"/>
+          <w:b/>
+          <w:bCs/>
+          <w:i/>
+          <w:iCs/>
+          <w:color w:val="0000FF"/>
+          <w:sz w:val="20"/>
+          <w:szCs w:val="20"/>
+        </w:rPr>
+        <w:t xml:space="preserve">2.2.3. NTU inventory panel (ntu_pipeline.py snapshots)</w:t>
+      </w:r>
+    </w:p>
+    <w:p>
+      <w:pPr>
+        <w:spacing w:after="0" w:line="240"/>
+        <w:ind w:firstLine="288"/>
+        <w:jc w:val="both"/>
+      </w:pPr>
+      <w:r>
+        <w:rPr>
+          <w:rFonts w:ascii="Times New Roman" w:cs="Times New Roman" w:eastAsia="PMingLiU" w:hAnsi="Times New Roman"/>
+          <w:color w:val="0000FF"/>
+          <w:sz w:val="20"/>
+          <w:szCs w:val="20"/>
+        </w:rPr>
+        <w:t xml:space="preserve">The snapshot repository [2] stores one row per station update (about 95 per station per day). Stations report only when something changes, so a quiet night produces no rows while a daytime silence of hours means the station is offline. We forward-fill onto a 10-minute grid and mark a value unknown when the last report is older than 120 min during 07:00–23:00 or 600 min otherwise, giving 6.1 M station-slots with 7.9% unknown, concentrated in a collection outage on 1–16 Oct 2024.</w:t>
+      </w:r>
+    </w:p>
+    <w:p>
+      <w:pPr>
+        <w:keepNext/>
+        <w:spacing w:after="20" w:before="60" w:line="240"/>
+      </w:pPr>
+      <w:r>
+        <w:rPr>
+          <w:rFonts w:ascii="Times New Roman" w:cs="Times New Roman" w:eastAsia="PMingLiU" w:hAnsi="Times New Roman"/>
+          <w:b/>
+          <w:bCs/>
+          <w:i/>
+          <w:iCs/>
+          <w:color w:val="0000FF"/>
+          <w:sz w:val="20"/>
+          <w:szCs w:val="20"/>
+        </w:rPr>
+        <w:t xml:space="preserve">2.2.4. Study area and calendars</w:t>
+      </w:r>
+    </w:p>
+    <w:p>
+      <w:pPr>
+        <w:spacing w:after="0" w:line="240"/>
+        <w:ind w:firstLine="288"/>
+        <w:jc w:val="both"/>
+      </w:pPr>
+      <w:r>
+        <w:rPr>
+          <w:rFonts w:ascii="Times New Roman" w:cs="Times New Roman" w:eastAsia="PMingLiU" w:hAnsi="Times New Roman"/>
+          <w:color w:val="0000FF"/>
+          <w:sz w:val="20"/>
+          <w:szCs w:val="20"/>
+        </w:rPr>
+        <w:t xml:space="preserve">The NTU study area is the 144 stations within 1.2 km of the campus centroid (59 on campus, 85 in the surrounding ring). Bell times are the period ends of each campus (NTU: 09:00, 10:00, 11:10, 12:10, 13:10, 14:10, 15:10, 16:20, 17:20, 18:20, 19:15, 20:10; NSYSU: on the hour from 10:00 to 18:00, then 19:10, 20:10, 21:10). Taiwanese public holidays and the semester calendars (NTU: 2 Sep 2024–10 Jan 2025 and 17 Feb–13 Jun 2025; NSYSU: from 7 Sep 2026) define the off-day and semester-week features.</w:t>
+      </w:r>
+    </w:p>
+    <w:p>
+      <w:pPr>
+        <w:keepNext/>
         <w:spacing w:after="40" w:before="120"/>
         <w:jc w:val="center"/>
       </w:pPr>
@@ -1416,30 +1665,10 @@
           <w:rFonts w:ascii="Times New Roman" w:cs="Times New Roman" w:eastAsia="PMingLiU" w:hAnsi="Times New Roman"/>
           <w:b/>
           <w:bCs/>
-          <w:color w:val="0000FF"/>
           <w:sz w:val="22"/>
           <w:szCs w:val="22"/>
         </w:rPr>
-        <w:t xml:space="preserve">2.2. Data acquisition and panel construction</w:t>
-      </w:r>
-    </w:p>
-    <w:p>
-      <w:pPr>
-        <w:keepNext/>
-        <w:spacing w:after="20" w:before="60" w:line="240"/>
-      </w:pPr>
-      <w:r>
-        <w:rPr>
-          <w:rFonts w:ascii="Times New Roman" w:cs="Times New Roman" w:eastAsia="PMingLiU" w:hAnsi="Times New Roman"/>
-          <w:b/>
-          <w:bCs/>
-          <w:i/>
-          <w:iCs/>
-          <w:color w:val="0000FF"/>
-          <w:sz w:val="20"/>
-          <w:szCs w:val="20"/>
-        </w:rPr>
-        <w:t xml:space="preserve">2.2.1. NSYSU inventory logger (logger/fetch_youbike.py)</w:t>
+        <w:t xml:space="preserve">2.3. Demand reconstruction and operator inference</w:t>
       </w:r>
     </w:p>
     <w:p>
@@ -1451,105 +1680,243 @@
       <w:r>
         <w:rPr>
           <w:rFonts w:ascii="Times New Roman" w:cs="Times New Roman" w:eastAsia="PMingLiU" w:hAnsi="Times New Roman"/>
-          <w:color w:val="0000FF"/>
-          <w:sz w:val="20"/>
-          <w:szCs w:val="20"/>
-        </w:rPr>
-        <w:t xml:space="preserve">YouBike publishes a JSON of every station (bikes, free docks, status, update time) but no history. Our logger runs in GitHub Actions and commits one CSV row per station and 10-minute slot:</w:t>
-      </w:r>
-    </w:p>
-    <w:p>
-      <w:pPr>
-        <w:spacing w:after="0" w:line="240"/>
-        <w:ind w:left="300" w:hanging="180"/>
-        <w:jc w:val="both"/>
-      </w:pPr>
-      <w:r>
-        <w:rPr>
-          <w:rFonts w:ascii="Times New Roman" w:cs="Times New Roman" w:eastAsia="PMingLiU" w:hAnsi="Times New Roman"/>
-          <w:color w:val="0000FF"/>
-          <w:sz w:val="20"/>
-          <w:szCs w:val="20"/>
-        </w:rPr>
-        <w:t xml:space="preserve">– </w:t>
-      </w:r>
-      <w:r>
-        <w:rPr>
-          <w:rFonts w:ascii="Times New Roman" w:cs="Times New Roman" w:eastAsia="PMingLiU" w:hAnsi="Times New Roman"/>
-          <w:color w:val="0000FF"/>
-          <w:sz w:val="20"/>
-          <w:szCs w:val="20"/>
-        </w:rPr>
-        <w:t xml:space="preserve">Scope: the 309 stations within 5 km of NSYSU (area code 12); the eight on-campus stations and eleven gateway stations between campus and the KRT are tagged for analysis.</w:t>
-      </w:r>
-    </w:p>
-    <w:p>
-      <w:pPr>
-        <w:spacing w:after="0" w:line="240"/>
-        <w:ind w:left="300" w:hanging="180"/>
-        <w:jc w:val="both"/>
-      </w:pPr>
-      <w:r>
-        <w:rPr>
-          <w:rFonts w:ascii="Times New Roman" w:cs="Times New Roman" w:eastAsia="PMingLiU" w:hAnsi="Times New Roman"/>
-          <w:color w:val="0000FF"/>
-          <w:sz w:val="20"/>
-          <w:szCs w:val="20"/>
-        </w:rPr>
-        <w:t xml:space="preserve">– </w:t>
-      </w:r>
-      <w:r>
-        <w:rPr>
-          <w:rFonts w:ascii="Times New Roman" w:cs="Times New Roman" w:eastAsia="PMingLiU" w:hAnsi="Times New Roman"/>
-          <w:color w:val="0000FF"/>
-          <w:sz w:val="20"/>
-          <w:szCs w:val="20"/>
-        </w:rPr>
-        <w:t xml:space="preserve">Reliability: GitHub throttles scheduled jobs in quiet repositories (4 runs on our first day), so one run logs for 340 minutes and dispatches its successor before it ends; an hourly cron only restarts a broken chain, and a guard script keeps a single run active.</w:t>
-      </w:r>
-    </w:p>
-    <w:p>
-      <w:pPr>
-        <w:spacing w:after="40" w:line="240"/>
-        <w:ind w:left="300" w:hanging="180"/>
-        <w:jc w:val="both"/>
-      </w:pPr>
-      <w:r>
-        <w:rPr>
-          <w:rFonts w:ascii="Times New Roman" w:cs="Times New Roman" w:eastAsia="PMingLiU" w:hAnsi="Times New Roman"/>
-          <w:color w:val="0000FF"/>
-          <w:sz w:val="20"/>
-          <w:szCs w:val="20"/>
-        </w:rPr>
-        <w:t xml:space="preserve">– </w:t>
-      </w:r>
-      <w:r>
-        <w:rPr>
-          <w:rFonts w:ascii="Times New Roman" w:cs="Times New Roman" w:eastAsia="PMingLiU" w:hAnsi="Times New Roman"/>
-          <w:color w:val="0000FF"/>
-          <w:sz w:val="20"/>
-          <w:szCs w:val="20"/>
-        </w:rPr>
-        <w:t xml:space="preserve">Output: 144 snapshots per day since 2 Oct (one 6-hour gap on 12 Oct); station status 2 (out of service) is stored so that an offline station is never counted as a stockout.</w:t>
-      </w:r>
-    </w:p>
-    <w:p>
-      <w:pPr>
-        <w:keepNext/>
-        <w:spacing w:after="20" w:before="60" w:line="240"/>
-      </w:pPr>
-      <w:r>
-        <w:rPr>
-          <w:rFonts w:ascii="Times New Roman" w:cs="Times New Roman" w:eastAsia="PMingLiU" w:hAnsi="Times New Roman"/>
-          <w:b/>
-          <w:bCs/>
+          <w:sz w:val="20"/>
+          <w:szCs w:val="20"/>
+        </w:rPr>
+        <w:t xml:space="preserve">Per station-hour, Δ</w:t>
+      </w:r>
+      <w:r>
+        <w:rPr>
+          <w:rFonts w:ascii="Times New Roman" w:cs="Times New Roman" w:eastAsia="PMingLiU" w:hAnsi="Times New Roman"/>
           <w:i/>
           <w:iCs/>
-          <w:color w:val="0000FF"/>
-          <w:sz w:val="20"/>
-          <w:szCs w:val="20"/>
-        </w:rPr>
-        <w:t xml:space="preserve">2.2.2. NTU trip flows (ntu_pipeline.py trips)</w:t>
+          <w:sz w:val="20"/>
+          <w:szCs w:val="20"/>
+        </w:rPr>
+        <w:t xml:space="preserve">s</w:t>
+      </w:r>
+      <w:r>
+        <w:rPr>
+          <w:rFonts w:ascii="Times New Roman" w:cs="Times New Roman" w:eastAsia="PMingLiU" w:hAnsi="Times New Roman"/>
+          <w:sz w:val="20"/>
+          <w:szCs w:val="20"/>
+          <w:vertAlign w:val="subscript"/>
+        </w:rPr>
+        <w:t xml:space="preserve">i</w:t>
+      </w:r>
+      <w:r>
+        <w:rPr>
+          <w:rFonts w:ascii="Times New Roman" w:cs="Times New Roman" w:eastAsia="PMingLiU" w:hAnsi="Times New Roman"/>
+          <w:sz w:val="20"/>
+          <w:szCs w:val="20"/>
+        </w:rPr>
+        <w:t xml:space="preserve"> = </w:t>
+      </w:r>
+      <w:r>
+        <w:rPr>
+          <w:rFonts w:ascii="Times New Roman" w:cs="Times New Roman" w:eastAsia="PMingLiU" w:hAnsi="Times New Roman"/>
+          <w:i/>
+          <w:iCs/>
+          <w:sz w:val="20"/>
+          <w:szCs w:val="20"/>
+        </w:rPr>
+        <w:t xml:space="preserve">q</w:t>
+      </w:r>
+      <w:r>
+        <w:rPr>
+          <w:rFonts w:ascii="Times New Roman" w:cs="Times New Roman" w:eastAsia="PMingLiU" w:hAnsi="Times New Roman"/>
+          <w:sz w:val="20"/>
+          <w:szCs w:val="20"/>
+          <w:vertAlign w:val="subscript"/>
+        </w:rPr>
+        <w:t xml:space="preserve">i</w:t>
+      </w:r>
+      <w:r>
+        <w:rPr>
+          <w:rFonts w:ascii="Times New Roman" w:cs="Times New Roman" w:eastAsia="PMingLiU" w:hAnsi="Times New Roman"/>
+          <w:sz w:val="20"/>
+          <w:szCs w:val="20"/>
+        </w:rPr>
+        <w:t xml:space="preserve"> − </w:t>
+      </w:r>
+      <w:r>
+        <w:rPr>
+          <w:rFonts w:ascii="Times New Roman" w:cs="Times New Roman" w:eastAsia="PMingLiU" w:hAnsi="Times New Roman"/>
+          <w:i/>
+          <w:iCs/>
+          <w:sz w:val="20"/>
+          <w:szCs w:val="20"/>
+        </w:rPr>
+        <w:t xml:space="preserve">r</w:t>
+      </w:r>
+      <w:r>
+        <w:rPr>
+          <w:rFonts w:ascii="Times New Roman" w:cs="Times New Roman" w:eastAsia="PMingLiU" w:hAnsi="Times New Roman"/>
+          <w:sz w:val="20"/>
+          <w:szCs w:val="20"/>
+          <w:vertAlign w:val="subscript"/>
+        </w:rPr>
+        <w:t xml:space="preserve">i</w:t>
+      </w:r>
+      <w:r>
+        <w:rPr>
+          <w:rFonts w:ascii="Times New Roman" w:cs="Times New Roman" w:eastAsia="PMingLiU" w:hAnsi="Times New Roman"/>
+          <w:sz w:val="20"/>
+          <w:szCs w:val="20"/>
+        </w:rPr>
+        <w:t xml:space="preserve"> + </w:t>
+      </w:r>
+      <w:r>
+        <w:rPr>
+          <w:rFonts w:ascii="Times New Roman" w:cs="Times New Roman" w:eastAsia="PMingLiU" w:hAnsi="Times New Roman"/>
+          <w:i/>
+          <w:iCs/>
+          <w:sz w:val="20"/>
+          <w:szCs w:val="20"/>
+        </w:rPr>
+        <w:t xml:space="preserve">m</w:t>
+      </w:r>
+      <w:r>
+        <w:rPr>
+          <w:rFonts w:ascii="Times New Roman" w:cs="Times New Roman" w:eastAsia="PMingLiU" w:hAnsi="Times New Roman"/>
+          <w:sz w:val="20"/>
+          <w:szCs w:val="20"/>
+          <w:vertAlign w:val="subscript"/>
+        </w:rPr>
+        <w:t xml:space="preserve">i</w:t>
+      </w:r>
+      <w:r>
+        <w:rPr>
+          <w:rFonts w:ascii="Times New Roman" w:cs="Times New Roman" w:eastAsia="PMingLiU" w:hAnsi="Times New Roman"/>
+          <w:sz w:val="20"/>
+          <w:szCs w:val="20"/>
+        </w:rPr>
+        <w:t xml:space="preserve"> + ε, with </w:t>
+      </w:r>
+      <w:r>
+        <w:rPr>
+          <w:rFonts w:ascii="Times New Roman" w:cs="Times New Roman" w:eastAsia="PMingLiU" w:hAnsi="Times New Roman"/>
+          <w:i/>
+          <w:iCs/>
+          <w:sz w:val="20"/>
+          <w:szCs w:val="20"/>
+        </w:rPr>
+        <w:t xml:space="preserve">m</w:t>
+      </w:r>
+      <w:r>
+        <w:rPr>
+          <w:rFonts w:ascii="Times New Roman" w:cs="Times New Roman" w:eastAsia="PMingLiU" w:hAnsi="Times New Roman"/>
+          <w:sz w:val="20"/>
+          <w:szCs w:val="20"/>
+          <w:vertAlign w:val="subscript"/>
+        </w:rPr>
+        <w:t xml:space="preserve">i</w:t>
+      </w:r>
+      <w:r>
+        <w:rPr>
+          <w:rFonts w:ascii="Times New Roman" w:cs="Times New Roman" w:eastAsia="PMingLiU" w:hAnsi="Times New Roman"/>
+          <w:sz w:val="20"/>
+          <w:szCs w:val="20"/>
+        </w:rPr>
+        <w:t xml:space="preserve"> the operator’s net truck move; residuals |Δ</w:t>
+      </w:r>
+      <w:r>
+        <w:rPr>
+          <w:rFonts w:ascii="Times New Roman" w:cs="Times New Roman" w:eastAsia="PMingLiU" w:hAnsi="Times New Roman"/>
+          <w:i/>
+          <w:iCs/>
+          <w:sz w:val="20"/>
+          <w:szCs w:val="20"/>
+        </w:rPr>
+        <w:t xml:space="preserve">s</w:t>
+      </w:r>
+      <w:r>
+        <w:rPr>
+          <w:rFonts w:ascii="Times New Roman" w:cs="Times New Roman" w:eastAsia="PMingLiU" w:hAnsi="Times New Roman"/>
+          <w:sz w:val="20"/>
+          <w:szCs w:val="20"/>
+        </w:rPr>
+        <w:t xml:space="preserve"> − (</w:t>
+      </w:r>
+      <w:r>
+        <w:rPr>
+          <w:rFonts w:ascii="Times New Roman" w:cs="Times New Roman" w:eastAsia="PMingLiU" w:hAnsi="Times New Roman"/>
+          <w:i/>
+          <w:iCs/>
+          <w:sz w:val="20"/>
+          <w:szCs w:val="20"/>
+        </w:rPr>
+        <w:t xml:space="preserve">q</w:t>
+      </w:r>
+      <w:r>
+        <w:rPr>
+          <w:rFonts w:ascii="Times New Roman" w:cs="Times New Roman" w:eastAsia="PMingLiU" w:hAnsi="Times New Roman"/>
+          <w:sz w:val="20"/>
+          <w:szCs w:val="20"/>
+        </w:rPr>
+        <w:t xml:space="preserve"> − </w:t>
+      </w:r>
+      <w:r>
+        <w:rPr>
+          <w:rFonts w:ascii="Times New Roman" w:cs="Times New Roman" w:eastAsia="PMingLiU" w:hAnsi="Times New Roman"/>
+          <w:i/>
+          <w:iCs/>
+          <w:sz w:val="20"/>
+          <w:szCs w:val="20"/>
+        </w:rPr>
+        <w:t xml:space="preserve">r</w:t>
+      </w:r>
+      <w:r>
+        <w:rPr>
+          <w:rFonts w:ascii="Times New Roman" w:cs="Times New Roman" w:eastAsia="PMingLiU" w:hAnsi="Times New Roman"/>
+          <w:sz w:val="20"/>
+          <w:szCs w:val="20"/>
+        </w:rPr>
+        <w:t xml:space="preserve">)| ≥ 5 over 3-hour windows are labelled as moves [10], giving an observed operator policy. For censoring, minutes with </w:t>
+      </w:r>
+      <w:r>
+        <w:rPr>
+          <w:rFonts w:ascii="Times New Roman" w:cs="Times New Roman" w:eastAsia="PMingLiU" w:hAnsi="Times New Roman"/>
+          <w:i/>
+          <w:iCs/>
+          <w:sz w:val="20"/>
+          <w:szCs w:val="20"/>
+        </w:rPr>
+        <w:t xml:space="preserve">s</w:t>
+      </w:r>
+      <w:r>
+        <w:rPr>
+          <w:rFonts w:ascii="Times New Roman" w:cs="Times New Roman" w:eastAsia="PMingLiU" w:hAnsi="Times New Roman"/>
+          <w:sz w:val="20"/>
+          <w:szCs w:val="20"/>
+          <w:vertAlign w:val="subscript"/>
+        </w:rPr>
+        <w:t xml:space="preserve">i</w:t>
+      </w:r>
+      <w:r>
+        <w:rPr>
+          <w:rFonts w:ascii="Times New Roman" w:cs="Times New Roman" w:eastAsia="PMingLiU" w:hAnsi="Times New Roman"/>
+          <w:sz w:val="20"/>
+          <w:szCs w:val="20"/>
+        </w:rPr>
+        <w:t xml:space="preserve"> = 0 are dropped from the exposure of a Poisson rate model, so λ</w:t>
+      </w:r>
+      <w:r>
+        <w:rPr>
+          <w:rFonts w:ascii="Times New Roman" w:cs="Times New Roman" w:eastAsia="PMingLiU" w:hAnsi="Times New Roman"/>
+          <w:sz w:val="20"/>
+          <w:szCs w:val="20"/>
+          <w:vertAlign w:val="subscript"/>
+        </w:rPr>
+        <w:t xml:space="preserve">r</w:t>
+      </w:r>
+      <w:r>
+        <w:rPr>
+          <w:rFonts w:ascii="Times New Roman" w:cs="Times New Roman" w:eastAsia="PMingLiU" w:hAnsi="Times New Roman"/>
+          <w:sz w:val="20"/>
+          <w:szCs w:val="20"/>
+        </w:rPr>
+        <w:t xml:space="preserve"> reflects only time when a rental was possible [8, 9].</w:t>
       </w:r>
     </w:p>
     <w:p>
@@ -1565,135 +1932,7 @@
           <w:sz w:val="20"/>
           <w:szCs w:val="20"/>
         </w:rPr>
-        <w:t xml:space="preserve">The Taipei trip records [1] give rent time, rent station, return time, return station and duration for every ride, with times truncated to the hour and stations given by name. Each monthly zip (6–7 M rows) is streamed in chunks; rides with either end among the study stations are kept; names are matched to station ids through the station table of [2]; rentals and returns are summed per station and hour. Ten months (Sep 2024–Jun 2025) give 10.2 M rides in the study area and take 15 s per month.</w:t>
-      </w:r>
-    </w:p>
-    <w:p>
-      <w:pPr>
-        <w:keepNext/>
-        <w:spacing w:after="20" w:before="60" w:line="240"/>
-      </w:pPr>
-      <w:r>
-        <w:rPr>
-          <w:rFonts w:ascii="Times New Roman" w:cs="Times New Roman" w:eastAsia="PMingLiU" w:hAnsi="Times New Roman"/>
-          <w:b/>
-          <w:bCs/>
-          <w:i/>
-          <w:iCs/>
-          <w:color w:val="0000FF"/>
-          <w:sz w:val="20"/>
-          <w:szCs w:val="20"/>
-        </w:rPr>
-        <w:t xml:space="preserve">2.2.3. NTU inventory panel (ntu_pipeline.py snapshots)</w:t>
-      </w:r>
-    </w:p>
-    <w:p>
-      <w:pPr>
-        <w:spacing w:after="0" w:line="240"/>
-        <w:ind w:firstLine="288"/>
-        <w:jc w:val="both"/>
-      </w:pPr>
-      <w:r>
-        <w:rPr>
-          <w:rFonts w:ascii="Times New Roman" w:cs="Times New Roman" w:eastAsia="PMingLiU" w:hAnsi="Times New Roman"/>
-          <w:color w:val="0000FF"/>
-          <w:sz w:val="20"/>
-          <w:szCs w:val="20"/>
-        </w:rPr>
-        <w:t xml:space="preserve">The snapshot repository [2] stores one row per station update (about 95 per station per day). Stations report only when something changes, so a quiet night produces no rows while a daytime silence of hours means the station is offline. We forward-fill onto a 10-minute grid and mark a value unknown when the last report is older than 120 min during 07:00–23:00 or 600 min otherwise, giving 6.1 M station-slots with 7.9% unknown, concentrated in a collection outage on 1–16 Oct 2024.</w:t>
-      </w:r>
-    </w:p>
-    <w:p>
-      <w:pPr>
-        <w:keepNext/>
-        <w:spacing w:after="20" w:before="60" w:line="240"/>
-      </w:pPr>
-      <w:r>
-        <w:rPr>
-          <w:rFonts w:ascii="Times New Roman" w:cs="Times New Roman" w:eastAsia="PMingLiU" w:hAnsi="Times New Roman"/>
-          <w:b/>
-          <w:bCs/>
-          <w:i/>
-          <w:iCs/>
-          <w:color w:val="0000FF"/>
-          <w:sz w:val="20"/>
-          <w:szCs w:val="20"/>
-        </w:rPr>
-        <w:t xml:space="preserve">2.2.4. Study area and calendars</w:t>
-      </w:r>
-    </w:p>
-    <w:p>
-      <w:pPr>
-        <w:spacing w:after="0" w:line="240"/>
-        <w:ind w:firstLine="288"/>
-        <w:jc w:val="both"/>
-      </w:pPr>
-      <w:r>
-        <w:rPr>
-          <w:rFonts w:ascii="Times New Roman" w:cs="Times New Roman" w:eastAsia="PMingLiU" w:hAnsi="Times New Roman"/>
-          <w:color w:val="0000FF"/>
-          <w:sz w:val="20"/>
-          <w:szCs w:val="20"/>
-        </w:rPr>
-        <w:t xml:space="preserve">The NTU study area is the 144 stations within 1.2 km of the campus centroid (59 on campus, 85 in the surrounding ring). Bell times are the period ends of each campus (NTU: 09:00, 10:00, 11:10, 12:10, 13:10, 14:10, 15:10, 16:20, 17:20, 18:20, 19:15, 20:10; NSYSU: on the hour from 10:00 to 18:00, then 19:10, 20:10, 21:10). Taiwanese public holidays and the semester calendars (NTU: 2 Sep 2024–10 Jan 2025 and 17 Feb–13 Jun 2025; NSYSU: from 7 Sep 2026) define the off-day and semester-week features.</w:t>
-      </w:r>
-    </w:p>
-    <w:p>
-      <w:pPr>
-        <w:keepNext/>
-        <w:spacing w:after="30" w:before="90" w:line="240"/>
-      </w:pPr>
-      <w:r>
-        <w:rPr>
-          <w:rFonts w:ascii="Times New Roman" w:cs="Times New Roman" w:eastAsia="PMingLiU" w:hAnsi="Times New Roman"/>
-          <w:b/>
-          <w:bCs/>
-          <w:sz w:val="22"/>
-          <w:szCs w:val="22"/>
-        </w:rPr>
-        <w:t xml:space="preserve">2.3. Demand reconstruction and operator inference</w:t>
-      </w:r>
-    </w:p>
-    <w:p>
-      <w:pPr>
-        <w:spacing w:after="0" w:line="240"/>
-        <w:ind w:firstLine="288"/>
-        <w:jc w:val="both"/>
-      </w:pPr>
-      <w:r>
-        <w:rPr>
-          <w:rFonts w:ascii="Times New Roman" w:cs="Times New Roman" w:eastAsia="PMingLiU" w:hAnsi="Times New Roman"/>
-          <w:sz w:val="20"/>
-          <w:szCs w:val="20"/>
-        </w:rPr>
-        <w:t xml:space="preserve">Per station-hour, the inventory change decomposes into returns, rentals, the operator’s net truck move </w:t>
-      </w:r>
-      <w:r>
-        <w:rPr>
-          <w:rFonts w:ascii="Times New Roman" w:cs="Times New Roman" w:eastAsia="PMingLiU" w:hAnsi="Times New Roman"/>
-          <w:i/>
-          <w:iCs/>
-          <w:sz w:val="20"/>
-          <w:szCs w:val="20"/>
-        </w:rPr>
-        <w:t xml:space="preserve">m</w:t>
-      </w:r>
-      <w:r>
-        <w:rPr>
-          <w:rFonts w:ascii="Times New Roman" w:cs="Times New Roman" w:eastAsia="PMingLiU" w:hAnsi="Times New Roman"/>
-          <w:sz w:val="20"/>
-          <w:szCs w:val="20"/>
-          <w:vertAlign w:val="subscript"/>
-        </w:rPr>
-        <w:t xml:space="preserve">i</w:t>
-      </w:r>
-      <w:r>
-        <w:rPr>
-          <w:rFonts w:ascii="Times New Roman" w:cs="Times New Roman" w:eastAsia="PMingLiU" w:hAnsi="Times New Roman"/>
-          <w:sz w:val="20"/>
-          <w:szCs w:val="20"/>
-        </w:rPr>
-        <w:t xml:space="preserve"> and noise:</w:t>
+        <w:t xml:space="preserve">Both steps are now implemented as written. The inventory identity per station-hour is</w:t>
       </w:r>
     </w:p>
     <w:p>
@@ -1708,6 +1947,7 @@
       <w:r>
         <w:rPr>
           <w:rFonts w:ascii="Times New Roman" w:cs="Times New Roman" w:eastAsia="PMingLiU" w:hAnsi="Times New Roman"/>
+          <w:color w:val="0000FF"/>
           <w:sz w:val="20"/>
           <w:szCs w:val="20"/>
         </w:rPr>
@@ -1718,6 +1958,7 @@
           <w:rFonts w:ascii="Times New Roman" w:cs="Times New Roman" w:eastAsia="PMingLiU" w:hAnsi="Times New Roman"/>
           <w:i/>
           <w:iCs/>
+          <w:color w:val="0000FF"/>
           <w:sz w:val="20"/>
           <w:szCs w:val="20"/>
         </w:rPr>
@@ -1726,6 +1967,7 @@
       <w:r>
         <w:rPr>
           <w:rFonts w:ascii="Times New Roman" w:cs="Times New Roman" w:eastAsia="PMingLiU" w:hAnsi="Times New Roman"/>
+          <w:color w:val="0000FF"/>
           <w:sz w:val="20"/>
           <w:szCs w:val="20"/>
           <w:vertAlign w:val="subscript"/>
@@ -1735,6 +1977,7 @@
       <w:r>
         <w:rPr>
           <w:rFonts w:ascii="Times New Roman" w:cs="Times New Roman" w:eastAsia="PMingLiU" w:hAnsi="Times New Roman"/>
+          <w:color w:val="0000FF"/>
           <w:sz w:val="20"/>
           <w:szCs w:val="20"/>
         </w:rPr>
@@ -1745,6 +1988,7 @@
           <w:rFonts w:ascii="Times New Roman" w:cs="Times New Roman" w:eastAsia="PMingLiU" w:hAnsi="Times New Roman"/>
           <w:i/>
           <w:iCs/>
+          <w:color w:val="0000FF"/>
           <w:sz w:val="20"/>
           <w:szCs w:val="20"/>
         </w:rPr>
@@ -1753,6 +1997,7 @@
       <w:r>
         <w:rPr>
           <w:rFonts w:ascii="Times New Roman" w:cs="Times New Roman" w:eastAsia="PMingLiU" w:hAnsi="Times New Roman"/>
+          <w:color w:val="0000FF"/>
           <w:sz w:val="20"/>
           <w:szCs w:val="20"/>
         </w:rPr>
@@ -1763,6 +2008,7 @@
           <w:rFonts w:ascii="Times New Roman" w:cs="Times New Roman" w:eastAsia="PMingLiU" w:hAnsi="Times New Roman"/>
           <w:i/>
           <w:iCs/>
+          <w:color w:val="0000FF"/>
           <w:sz w:val="20"/>
           <w:szCs w:val="20"/>
         </w:rPr>
@@ -1771,6 +2017,7 @@
       <w:r>
         <w:rPr>
           <w:rFonts w:ascii="Times New Roman" w:cs="Times New Roman" w:eastAsia="PMingLiU" w:hAnsi="Times New Roman"/>
+          <w:color w:val="0000FF"/>
           <w:sz w:val="20"/>
           <w:szCs w:val="20"/>
           <w:vertAlign w:val="subscript"/>
@@ -1780,6 +2027,7 @@
       <w:r>
         <w:rPr>
           <w:rFonts w:ascii="Times New Roman" w:cs="Times New Roman" w:eastAsia="PMingLiU" w:hAnsi="Times New Roman"/>
+          <w:color w:val="0000FF"/>
           <w:sz w:val="20"/>
           <w:szCs w:val="20"/>
         </w:rPr>
@@ -1790,6 +2038,7 @@
           <w:rFonts w:ascii="Times New Roman" w:cs="Times New Roman" w:eastAsia="PMingLiU" w:hAnsi="Times New Roman"/>
           <w:i/>
           <w:iCs/>
+          <w:color w:val="0000FF"/>
           <w:sz w:val="20"/>
           <w:szCs w:val="20"/>
         </w:rPr>
@@ -1798,6 +2047,7 @@
       <w:r>
         <w:rPr>
           <w:rFonts w:ascii="Times New Roman" w:cs="Times New Roman" w:eastAsia="PMingLiU" w:hAnsi="Times New Roman"/>
+          <w:color w:val="0000FF"/>
           <w:sz w:val="20"/>
           <w:szCs w:val="20"/>
         </w:rPr>
@@ -1808,6 +2058,7 @@
           <w:rFonts w:ascii="Times New Roman" w:cs="Times New Roman" w:eastAsia="PMingLiU" w:hAnsi="Times New Roman"/>
           <w:i/>
           <w:iCs/>
+          <w:color w:val="0000FF"/>
           <w:sz w:val="20"/>
           <w:szCs w:val="20"/>
         </w:rPr>
@@ -1816,6 +2067,7 @@
       <w:r>
         <w:rPr>
           <w:rFonts w:ascii="Times New Roman" w:cs="Times New Roman" w:eastAsia="PMingLiU" w:hAnsi="Times New Roman"/>
+          <w:color w:val="0000FF"/>
           <w:sz w:val="20"/>
           <w:szCs w:val="20"/>
           <w:vertAlign w:val="subscript"/>
@@ -1825,6 +2077,7 @@
       <w:r>
         <w:rPr>
           <w:rFonts w:ascii="Times New Roman" w:cs="Times New Roman" w:eastAsia="PMingLiU" w:hAnsi="Times New Roman"/>
+          <w:color w:val="0000FF"/>
           <w:sz w:val="20"/>
           <w:szCs w:val="20"/>
         </w:rPr>
@@ -1835,6 +2088,7 @@
           <w:rFonts w:ascii="Times New Roman" w:cs="Times New Roman" w:eastAsia="PMingLiU" w:hAnsi="Times New Roman"/>
           <w:i/>
           <w:iCs/>
+          <w:color w:val="0000FF"/>
           <w:sz w:val="20"/>
           <w:szCs w:val="20"/>
         </w:rPr>
@@ -1843,6 +2097,7 @@
       <w:r>
         <w:rPr>
           <w:rFonts w:ascii="Times New Roman" w:cs="Times New Roman" w:eastAsia="PMingLiU" w:hAnsi="Times New Roman"/>
+          <w:color w:val="0000FF"/>
           <w:sz w:val="20"/>
           <w:szCs w:val="20"/>
         </w:rPr>
@@ -1853,6 +2108,7 @@
           <w:rFonts w:ascii="Times New Roman" w:cs="Times New Roman" w:eastAsia="PMingLiU" w:hAnsi="Times New Roman"/>
           <w:i/>
           <w:iCs/>
+          <w:color w:val="0000FF"/>
           <w:sz w:val="20"/>
           <w:szCs w:val="20"/>
         </w:rPr>
@@ -1861,6 +2117,7 @@
       <w:r>
         <w:rPr>
           <w:rFonts w:ascii="Times New Roman" w:cs="Times New Roman" w:eastAsia="PMingLiU" w:hAnsi="Times New Roman"/>
+          <w:color w:val="0000FF"/>
           <w:sz w:val="20"/>
           <w:szCs w:val="20"/>
           <w:vertAlign w:val="subscript"/>
@@ -1870,6 +2127,7 @@
       <w:r>
         <w:rPr>
           <w:rFonts w:ascii="Times New Roman" w:cs="Times New Roman" w:eastAsia="PMingLiU" w:hAnsi="Times New Roman"/>
+          <w:color w:val="0000FF"/>
           <w:sz w:val="20"/>
           <w:szCs w:val="20"/>
         </w:rPr>
@@ -1880,6 +2138,7 @@
           <w:rFonts w:ascii="Times New Roman" w:cs="Times New Roman" w:eastAsia="PMingLiU" w:hAnsi="Times New Roman"/>
           <w:i/>
           <w:iCs/>
+          <w:color w:val="0000FF"/>
           <w:sz w:val="20"/>
           <w:szCs w:val="20"/>
         </w:rPr>
@@ -1888,6 +2147,7 @@
       <w:r>
         <w:rPr>
           <w:rFonts w:ascii="Times New Roman" w:cs="Times New Roman" w:eastAsia="PMingLiU" w:hAnsi="Times New Roman"/>
+          <w:color w:val="0000FF"/>
           <w:sz w:val="20"/>
           <w:szCs w:val="20"/>
         </w:rPr>
@@ -1913,16 +2173,18 @@
       <w:r>
         <w:rPr>
           <w:rFonts w:ascii="Times New Roman" w:cs="Times New Roman" w:eastAsia="PMingLiU" w:hAnsi="Times New Roman"/>
-          <w:sz w:val="20"/>
-          <w:szCs w:val="20"/>
-        </w:rPr>
-        <w:t xml:space="preserve">Residuals accumulated over 3-hour windows with |Σ(Δ</w:t>
+          <w:color w:val="0000FF"/>
+          <w:sz w:val="20"/>
+          <w:szCs w:val="20"/>
+        </w:rPr>
+        <w:t xml:space="preserve">and a 3-hour window whose summed residual Σ(Δ</w:t>
       </w:r>
       <w:r>
         <w:rPr>
           <w:rFonts w:ascii="Times New Roman" w:cs="Times New Roman" w:eastAsia="PMingLiU" w:hAnsi="Times New Roman"/>
           <w:i/>
           <w:iCs/>
+          <w:color w:val="0000FF"/>
           <w:sz w:val="20"/>
           <w:szCs w:val="20"/>
         </w:rPr>
@@ -1931,6 +2193,7 @@
       <w:r>
         <w:rPr>
           <w:rFonts w:ascii="Times New Roman" w:cs="Times New Roman" w:eastAsia="PMingLiU" w:hAnsi="Times New Roman"/>
+          <w:color w:val="0000FF"/>
           <w:sz w:val="20"/>
           <w:szCs w:val="20"/>
         </w:rPr>
@@ -1941,6 +2204,7 @@
           <w:rFonts w:ascii="Times New Roman" w:cs="Times New Roman" w:eastAsia="PMingLiU" w:hAnsi="Times New Roman"/>
           <w:i/>
           <w:iCs/>
+          <w:color w:val="0000FF"/>
           <w:sz w:val="20"/>
           <w:szCs w:val="20"/>
         </w:rPr>
@@ -1949,6 +2213,7 @@
       <w:r>
         <w:rPr>
           <w:rFonts w:ascii="Times New Roman" w:cs="Times New Roman" w:eastAsia="PMingLiU" w:hAnsi="Times New Roman"/>
+          <w:color w:val="0000FF"/>
           <w:sz w:val="20"/>
           <w:szCs w:val="20"/>
         </w:rPr>
@@ -1959,6 +2224,7 @@
           <w:rFonts w:ascii="Times New Roman" w:cs="Times New Roman" w:eastAsia="PMingLiU" w:hAnsi="Times New Roman"/>
           <w:i/>
           <w:iCs/>
+          <w:color w:val="0000FF"/>
           <w:sz w:val="20"/>
           <w:szCs w:val="20"/>
         </w:rPr>
@@ -1967,37 +2233,71 @@
       <w:r>
         <w:rPr>
           <w:rFonts w:ascii="Times New Roman" w:cs="Times New Roman" w:eastAsia="PMingLiU" w:hAnsi="Times New Roman"/>
-          <w:sz w:val="20"/>
-          <w:szCs w:val="20"/>
-        </w:rPr>
-        <w:t xml:space="preserve">))| ≥ 5 bikes are labelled as truck moves [10], giving an observed operator policy. For censoring, slots with </w:t>
+          <w:color w:val="0000FF"/>
+          <w:sz w:val="20"/>
+          <w:szCs w:val="20"/>
+        </w:rPr>
+        <w:t xml:space="preserve">)) reaches 5 bikes in absolute value is labelled as a truck move. The censoring-corrected rental rate per station </w:t>
       </w:r>
       <w:r>
         <w:rPr>
           <w:rFonts w:ascii="Times New Roman" w:cs="Times New Roman" w:eastAsia="PMingLiU" w:hAnsi="Times New Roman"/>
           <w:i/>
           <w:iCs/>
-          <w:sz w:val="20"/>
-          <w:szCs w:val="20"/>
-        </w:rPr>
-        <w:t xml:space="preserve">s</w:t>
-      </w:r>
-      <w:r>
-        <w:rPr>
-          <w:rFonts w:ascii="Times New Roman" w:cs="Times New Roman" w:eastAsia="PMingLiU" w:hAnsi="Times New Roman"/>
-          <w:sz w:val="20"/>
-          <w:szCs w:val="20"/>
-          <w:vertAlign w:val="subscript"/>
+          <w:color w:val="0000FF"/>
+          <w:sz w:val="20"/>
+          <w:szCs w:val="20"/>
         </w:rPr>
         <w:t xml:space="preserve">i</w:t>
       </w:r>
       <w:r>
         <w:rPr>
           <w:rFonts w:ascii="Times New Roman" w:cs="Times New Roman" w:eastAsia="PMingLiU" w:hAnsi="Times New Roman"/>
-          <w:sz w:val="20"/>
-          <w:szCs w:val="20"/>
-        </w:rPr>
-        <w:t xml:space="preserve"> = 0 are dropped from the exposure of a Poisson rate model [8, 9]:</w:t>
+          <w:color w:val="0000FF"/>
+          <w:sz w:val="20"/>
+          <w:szCs w:val="20"/>
+        </w:rPr>
+        <w:t xml:space="preserve">, day type </w:t>
+      </w:r>
+      <w:r>
+        <w:rPr>
+          <w:rFonts w:ascii="Times New Roman" w:cs="Times New Roman" w:eastAsia="PMingLiU" w:hAnsi="Times New Roman"/>
+          <w:i/>
+          <w:iCs/>
+          <w:color w:val="0000FF"/>
+          <w:sz w:val="20"/>
+          <w:szCs w:val="20"/>
+        </w:rPr>
+        <w:t xml:space="preserve">d</w:t>
+      </w:r>
+      <w:r>
+        <w:rPr>
+          <w:rFonts w:ascii="Times New Roman" w:cs="Times New Roman" w:eastAsia="PMingLiU" w:hAnsi="Times New Roman"/>
+          <w:color w:val="0000FF"/>
+          <w:sz w:val="20"/>
+          <w:szCs w:val="20"/>
+        </w:rPr>
+        <w:t xml:space="preserve"> (teaching day or off-day) and hour-of-day </w:t>
+      </w:r>
+      <w:r>
+        <w:rPr>
+          <w:rFonts w:ascii="Times New Roman" w:cs="Times New Roman" w:eastAsia="PMingLiU" w:hAnsi="Times New Roman"/>
+          <w:i/>
+          <w:iCs/>
+          <w:color w:val="0000FF"/>
+          <w:sz w:val="20"/>
+          <w:szCs w:val="20"/>
+        </w:rPr>
+        <w:t xml:space="preserve">τ</w:t>
+      </w:r>
+      <w:r>
+        <w:rPr>
+          <w:rFonts w:ascii="Times New Roman" w:cs="Times New Roman" w:eastAsia="PMingLiU" w:hAnsi="Times New Roman"/>
+          <w:color w:val="0000FF"/>
+          <w:sz w:val="20"/>
+          <w:szCs w:val="20"/>
+        </w:rPr>
+        <w:t xml:space="preserve"> is</w:t>
       </w:r>
     </w:p>
     <w:p>
@@ -2221,7 +2521,7 @@
           <w:sz w:val="20"/>
           <w:szCs w:val="20"/>
         </w:rPr>
-        <w:t xml:space="preserve">where the sums run over the hours </w:t>
+        <w:t xml:space="preserve">where the sums run over all hours </w:t>
       </w:r>
       <w:r>
         <w:rPr>
@@ -2241,47 +2541,7 @@
           <w:sz w:val="20"/>
           <w:szCs w:val="20"/>
         </w:rPr>
-        <w:t xml:space="preserve"> of day type </w:t>
-      </w:r>
-      <w:r>
-        <w:rPr>
-          <w:rFonts w:ascii="Times New Roman" w:cs="Times New Roman" w:eastAsia="PMingLiU" w:hAnsi="Times New Roman"/>
-          <w:i/>
-          <w:iCs/>
-          <w:color w:val="0000FF"/>
-          <w:sz w:val="20"/>
-          <w:szCs w:val="20"/>
-        </w:rPr>
-        <w:t xml:space="preserve">d</w:t>
-      </w:r>
-      <w:r>
-        <w:rPr>
-          <w:rFonts w:ascii="Times New Roman" w:cs="Times New Roman" w:eastAsia="PMingLiU" w:hAnsi="Times New Roman"/>
-          <w:color w:val="0000FF"/>
-          <w:sz w:val="20"/>
-          <w:szCs w:val="20"/>
-        </w:rPr>
-        <w:t xml:space="preserve"> and hour-of-day </w:t>
-      </w:r>
-      <w:r>
-        <w:rPr>
-          <w:rFonts w:ascii="Times New Roman" w:cs="Times New Roman" w:eastAsia="PMingLiU" w:hAnsi="Times New Roman"/>
-          <w:i/>
-          <w:iCs/>
-          <w:color w:val="0000FF"/>
-          <w:sz w:val="20"/>
-          <w:szCs w:val="20"/>
-        </w:rPr>
-        <w:t xml:space="preserve">τ</w:t>
-      </w:r>
-      <w:r>
-        <w:rPr>
-          <w:rFonts w:ascii="Times New Roman" w:cs="Times New Roman" w:eastAsia="PMingLiU" w:hAnsi="Times New Roman"/>
-          <w:color w:val="0000FF"/>
-          <w:sz w:val="20"/>
-          <w:szCs w:val="20"/>
-        </w:rPr>
-        <w:t xml:space="preserve">, and </w:t>
+        <w:t xml:space="preserve"> of that type and </w:t>
       </w:r>
       <w:r>
         <w:rPr>
@@ -2467,16 +2727,115 @@
           <w:sz w:val="20"/>
           <w:szCs w:val="20"/>
         </w:rPr>
-        <w:t xml:space="preserve">Features per station and 10-minute slot describe time, the timetable, the station’s state and its neighbours; baselines are persistence and the seasonal mean; the model is gradient boosting with reliability checks. </w:t>
-      </w:r>
-      <w:r>
-        <w:rPr>
-          <w:rFonts w:ascii="Times New Roman" w:cs="Times New Roman" w:eastAsia="PMingLiU" w:hAnsi="Times New Roman"/>
-          <w:color w:val="0000FF"/>
-          <w:sz w:val="20"/>
-          <w:szCs w:val="20"/>
-        </w:rPr>
-        <w:t xml:space="preserve">The implemented predictor is a direct classifier of the label in Eq. (1), built for 06:00–23:00 (features.py, train_predictor.py). Table 1 lists the 28 features; the first 22 need only inventory and are the set used for transfer.</w:t>
+        <w:t xml:space="preserve">Features per station and 10-minute slot: minutes to the next and since the last bell (NTU periods end at 12:10, 15:10, 17:20; NSYSU on the hour), day of week, week of semester, lagged flows (1–3 h, same slot last week), current stock, capacity and stock at the three nearest stations. Baselines: persistence and seasonal mean; then LightGBM with Poisson objectives for rentals and returns; Monte-Carlo roll-out of the inventory over </w:t>
+      </w:r>
+      <w:r>
+        <w:rPr>
+          <w:rFonts w:ascii="Times New Roman" w:cs="Times New Roman" w:eastAsia="PMingLiU" w:hAnsi="Times New Roman"/>
+          <w:i/>
+          <w:iCs/>
+          <w:sz w:val="20"/>
+          <w:szCs w:val="20"/>
+        </w:rPr>
+        <w:t xml:space="preserve">h</w:t>
+      </w:r>
+      <w:r>
+        <w:rPr>
+          <w:rFonts w:ascii="Times New Roman" w:cs="Times New Roman" w:eastAsia="PMingLiU" w:hAnsi="Times New Roman"/>
+          <w:sz w:val="20"/>
+          <w:szCs w:val="20"/>
+        </w:rPr>
+        <w:t xml:space="preserve"> ∈ {15, 30, 60} min, giving P(</w:t>
+      </w:r>
+      <w:r>
+        <w:rPr>
+          <w:rFonts w:ascii="Times New Roman" w:cs="Times New Roman" w:eastAsia="PMingLiU" w:hAnsi="Times New Roman"/>
+          <w:i/>
+          <w:iCs/>
+          <w:sz w:val="20"/>
+          <w:szCs w:val="20"/>
+        </w:rPr>
+        <w:t xml:space="preserve">s</w:t>
+      </w:r>
+      <w:r>
+        <w:rPr>
+          <w:rFonts w:ascii="Times New Roman" w:cs="Times New Roman" w:eastAsia="PMingLiU" w:hAnsi="Times New Roman"/>
+          <w:sz w:val="20"/>
+          <w:szCs w:val="20"/>
+          <w:vertAlign w:val="subscript"/>
+        </w:rPr>
+        <w:t xml:space="preserve">i</w:t>
+      </w:r>
+      <w:r>
+        <w:rPr>
+          <w:rFonts w:ascii="Times New Roman" w:cs="Times New Roman" w:eastAsia="PMingLiU" w:hAnsi="Times New Roman"/>
+          <w:sz w:val="20"/>
+          <w:szCs w:val="20"/>
+        </w:rPr>
+        <w:t xml:space="preserve">(</w:t>
+      </w:r>
+      <w:r>
+        <w:rPr>
+          <w:rFonts w:ascii="Times New Roman" w:cs="Times New Roman" w:eastAsia="PMingLiU" w:hAnsi="Times New Roman"/>
+          <w:i/>
+          <w:iCs/>
+          <w:sz w:val="20"/>
+          <w:szCs w:val="20"/>
+        </w:rPr>
+        <w:t xml:space="preserve">t</w:t>
+      </w:r>
+      <w:r>
+        <w:rPr>
+          <w:rFonts w:ascii="Times New Roman" w:cs="Times New Roman" w:eastAsia="PMingLiU" w:hAnsi="Times New Roman"/>
+          <w:sz w:val="20"/>
+          <w:szCs w:val="20"/>
+        </w:rPr>
+        <w:t xml:space="preserve">+</w:t>
+      </w:r>
+      <w:r>
+        <w:rPr>
+          <w:rFonts w:ascii="Times New Roman" w:cs="Times New Roman" w:eastAsia="PMingLiU" w:hAnsi="Times New Roman"/>
+          <w:i/>
+          <w:iCs/>
+          <w:sz w:val="20"/>
+          <w:szCs w:val="20"/>
+        </w:rPr>
+        <w:t xml:space="preserve">h</w:t>
+      </w:r>
+      <w:r>
+        <w:rPr>
+          <w:rFonts w:ascii="Times New Roman" w:cs="Times New Roman" w:eastAsia="PMingLiU" w:hAnsi="Times New Roman"/>
+          <w:sz w:val="20"/>
+          <w:szCs w:val="20"/>
+        </w:rPr>
+        <w:t xml:space="preserve">) = 0). Metrics: Brier score, AUC and expected calibration error (ECE), since the planner consumes probabilities. Transfer: train on NTU, test on NSYSU with 0–4 weeks of local data.</w:t>
+      </w:r>
+    </w:p>
+    <w:p>
+      <w:pPr>
+        <w:spacing w:after="0" w:line="240"/>
+        <w:ind w:firstLine="288"/>
+        <w:jc w:val="both"/>
+      </w:pPr>
+      <w:r>
+        <w:rPr>
+          <w:rFonts w:ascii="Times New Roman" w:cs="Times New Roman" w:eastAsia="PMingLiU" w:hAnsi="Times New Roman"/>
+          <w:b/>
+          <w:bCs/>
+          <w:color w:val="0000FF"/>
+          <w:sz w:val="20"/>
+          <w:szCs w:val="20"/>
+        </w:rPr>
+        <w:t xml:space="preserve">What was implemented. </w:t>
+      </w:r>
+      <w:r>
+        <w:rPr>
+          <w:rFonts w:ascii="Times New Roman" w:cs="Times New Roman" w:eastAsia="PMingLiU" w:hAnsi="Times New Roman"/>
+          <w:color w:val="0000FF"/>
+          <w:sz w:val="20"/>
+          <w:szCs w:val="20"/>
+        </w:rPr>
+        <w:t xml:space="preserve">Two choices changed against the proposal. First, the label of Eq. (1) is predicted directly by a classifier; the Poisson-rate model with Monte-Carlo roll-out is kept for the next phase, where it will be compared with the classifier on the same test months. Second, the horizons are 30 and 60 min; 15 min was dropped because at 10-minute resolution it leaves a single slot of lead time, too short for a truck to act on. The predictor is built for 06:00–23:00 from the 28 features of Table 1; the first 22 need only inventory and form the set used for transfer (code: features.py, train_predictor.py).</w:t>
       </w:r>
     </w:p>
     <w:p>
@@ -3810,7 +4169,95 @@
           <w:sz w:val="20"/>
           <w:szCs w:val="20"/>
         </w:rPr>
-        <w:t xml:space="preserve">). A discrete-event replay simulator consumes real held-out trips: a rental is served only if stock &gt; 0, otherwise it counts as unmet, while the truck follows the policy under test. Metrics: unmet rentals, empty station-minutes, truck-km.</w:t>
+        <w:t xml:space="preserve">), with </w:t>
+      </w:r>
+      <w:r>
+        <w:rPr>
+          <w:rFonts w:ascii="Times New Roman" w:cs="Times New Roman" w:eastAsia="PMingLiU" w:hAnsi="Times New Roman"/>
+          <w:i/>
+          <w:iCs/>
+          <w:sz w:val="20"/>
+          <w:szCs w:val="20"/>
+        </w:rPr>
+        <w:t xml:space="preserve">D</w:t>
+      </w:r>
+      <w:r>
+        <w:rPr>
+          <w:rFonts w:ascii="Times New Roman" w:cs="Times New Roman" w:eastAsia="PMingLiU" w:hAnsi="Times New Roman"/>
+          <w:sz w:val="20"/>
+          <w:szCs w:val="20"/>
+          <w:vertAlign w:val="subscript"/>
+        </w:rPr>
+        <w:t xml:space="preserve">i</w:t>
+      </w:r>
+      <w:r>
+        <w:rPr>
+          <w:rFonts w:ascii="Times New Roman" w:cs="Times New Roman" w:eastAsia="PMingLiU" w:hAnsi="Times New Roman"/>
+          <w:sz w:val="20"/>
+          <w:szCs w:val="20"/>
+        </w:rPr>
+        <w:t xml:space="preserve"> the predicted demand. Every 10 minutes we rank stations by expected unmet rentals, build a greedy surplus-to-deficit route under capacity </w:t>
+      </w:r>
+      <w:r>
+        <w:rPr>
+          <w:rFonts w:ascii="Times New Roman" w:cs="Times New Roman" w:eastAsia="PMingLiU" w:hAnsi="Times New Roman"/>
+          <w:i/>
+          <w:iCs/>
+          <w:sz w:val="20"/>
+          <w:szCs w:val="20"/>
+        </w:rPr>
+        <w:t xml:space="preserve">Q</w:t>
+      </w:r>
+      <w:r>
+        <w:rPr>
+          <w:rFonts w:ascii="Times New Roman" w:cs="Times New Roman" w:eastAsia="PMingLiU" w:hAnsi="Times New Roman"/>
+          <w:sz w:val="20"/>
+          <w:szCs w:val="20"/>
+        </w:rPr>
+        <w:t xml:space="preserve"> and the bell deadline, and improve it by 2-opt local search and simulated annealing. A discrete-event replay simulator consumes real held-out trips (Apr–Jun 2025): a rental is served only if stock &gt; 0, otherwise it counts as unmet, while the truck follows the policy under test. We compare none, reactive (after an observed stockout), predictive-point and predictive-probabilistic (ours), plus the inferred operator moves, which must first reproduce observed inventories (</w:t>
+      </w:r>
+      <w:r>
+        <w:rPr>
+          <w:rFonts w:ascii="Times New Roman" w:cs="Times New Roman" w:eastAsia="PMingLiU" w:hAnsi="Times New Roman"/>
+          <w:i/>
+          <w:iCs/>
+          <w:sz w:val="20"/>
+          <w:szCs w:val="20"/>
+        </w:rPr>
+        <w:t xml:space="preserve">R</w:t>
+      </w:r>
+      <w:r>
+        <w:rPr>
+          <w:rFonts w:ascii="Times New Roman" w:cs="Times New Roman" w:eastAsia="PMingLiU" w:hAnsi="Times New Roman"/>
+          <w:sz w:val="20"/>
+          <w:szCs w:val="20"/>
+          <w:vertAlign w:val="superscript"/>
+        </w:rPr>
+        <w:t xml:space="preserve">2</w:t>
+      </w:r>
+      <w:r>
+        <w:rPr>
+          <w:rFonts w:ascii="Times New Roman" w:cs="Times New Roman" w:eastAsia="PMingLiU" w:hAnsi="Times New Roman"/>
+          <w:sz w:val="20"/>
+          <w:szCs w:val="20"/>
+        </w:rPr>
+        <w:t xml:space="preserve"> &gt; 0.8). Metrics: unmet rentals, empty station-minutes, truck-km.</w:t>
+      </w:r>
+    </w:p>
+    <w:p>
+      <w:pPr>
+        <w:spacing w:after="0" w:line="240"/>
+        <w:ind w:firstLine="288"/>
+        <w:jc w:val="both"/>
+      </w:pPr>
+      <w:r>
+        <w:rPr>
+          <w:rFonts w:ascii="Times New Roman" w:cs="Times New Roman" w:eastAsia="PMingLiU" w:hAnsi="Times New Roman"/>
+          <w:color w:val="0000FF"/>
+          <w:sz w:val="20"/>
+          <w:szCs w:val="20"/>
+        </w:rPr>
+        <w:t xml:space="preserve">The simulator, the greedy step and the four policy comparisons are implemented; the 2-opt / simulated-annealing improvement is not yet, so every policy below uses the greedy step alone. The operator-move check passed with R² = 0.984 (Sec. 3.3).</w:t>
       </w:r>
     </w:p>
     <w:p>
@@ -4641,7 +5088,7 @@
           <w:sz w:val="20"/>
           <w:szCs w:val="20"/>
         </w:rPr>
-        <w:t xml:space="preserve">The logger already writes latest.json, a compact snapshot of the 309 stations, on every run. The demo page will read it, compute the inventory-only features, show P(empty within 30 min) per station on a map and the next-bell truck plan of the planner, as mocked in Fig. 11.</w:t>
+        <w:t xml:space="preserve">The logger already writes latest.json, a compact snapshot of the 309 stations, on every run. The demo page will read it, compute the inventory-only features, show P(empty within 30 min) per station on a map and the next-bell truck plan of the planner, as mocked in Fig. 12.</w:t>
       </w:r>
     </w:p>
     <w:p>
@@ -5276,7 +5723,23 @@
           <w:sz w:val="20"/>
           <w:szCs w:val="20"/>
         </w:rPr>
-        <w:t xml:space="preserve">Fig. 4 summarizes the eight teaching weekdays of 2–14 Oct 2026 (9–10 Oct are holidays). Campus and KRT exits are the two ends of a tide. Campus stations fill between 08:00 and 10:00 (193 of 231 docks occupied) while both KRT exits are empty in 36% of morning slots; after the 12:00 bell the campus loses 93 bikes (55%) in 20 minutes, recovers over lunch, then drains through the 16:00 and 17:00 bells (−68 and −47 bikes within 40 minutes) to 7 bikes at 18:00, when 64% of campus stations are empty and the KRT exits hold 51 bikes. Fig. 5 aligns the drops on the bell: the 17:00 bell removes 88% of what is left.</w:t>
+        <w:t xml:space="preserve">Figs. 4 and 5 summarize the eight teaching weekdays of 2–14 Oct 2026 (9–10 Oct are holidays). Campus and KRT exits are the two ends of a tide. Campus stations fill between 08:00 and 10:00 (193 of 231 docks occupied) while both KRT exits are empty in 36% of morning slots; after the 12:00 bell the campus loses 93 bikes (55%) in 20 minutes, recovers over lunch, then drains through the 16:00 and 17:00 bells (−68 and −47 bikes within 40 minutes) to 7 bikes at 18:00, when 64% of campus stations are empty and the KRT exits hold 51 bikes. Fig. 6 aligns the drops on the bell: within an hour of the 17:00 bell, 88% of the remaining campus stock is gone.</w:t>
+      </w:r>
+    </w:p>
+    <w:p>
+      <w:pPr>
+        <w:spacing w:after="0" w:line="240"/>
+        <w:ind w:firstLine="288"/>
+        <w:jc w:val="both"/>
+      </w:pPr>
+      <w:r>
+        <w:rPr>
+          <w:rFonts w:ascii="Times New Roman" w:cs="Times New Roman" w:eastAsia="PMingLiU" w:hAnsi="Times New Roman"/>
+          <w:color w:val="0000FF"/>
+          <w:sz w:val="20"/>
+          <w:szCs w:val="20"/>
+        </w:rPr>
+        <w:t xml:space="preserve">The 246 stockout episodes at campus stations amount to 3.8 per station and day, with a median length of 20 min, a mean of 30 min and a 90th percentile of 60 min; in total the eight campus stations spend 934 station-minutes empty per weekday. The morning has the mirror problem: the engineering and library stations have no free dock in 44% and 25% of 08:00–11:00 slots. On weekends the campus holds 40–130 bikes all day and the pattern disappears, which confirms the timetable as the cause.</w:t>
       </w:r>
     </w:p>
     <w:p>
@@ -5288,7 +5751,7 @@
       <w:r>
         <w:drawing>
           <wp:inline distT="0" distB="0" distL="0" distR="0">
-            <wp:extent cx="2943225" cy="2990850"/>
+            <wp:extent cx="2943225" cy="1581150"/>
             <wp:effectExtent t="0" r="0" b="0" l="0"/>
             <wp:docPr id="1" name="" descr="" title=""/>
             <wp:cNvGraphicFramePr>
@@ -5313,7 +5776,7 @@
                   <pic:spPr bwMode="auto">
                     <a:xfrm>
                       <a:off x="0" y="0"/>
-                      <a:ext cx="2943225" cy="2990850"/>
+                      <a:ext cx="2943225" cy="1581150"/>
                     </a:xfrm>
                     <a:prstGeom prst="rect">
                       <a:avLst/>
@@ -5349,23 +5812,7 @@
           <w:sz w:val="17"/>
           <w:szCs w:val="17"/>
         </w:rPr>
-        <w:t xml:space="preserve">NSYSU, eight teaching weekdays in Oct 2026 from our logger. (a) Bikes available at the 8 campus stations and the 2 KRT Sizihwan exits; dashed = weekend campus mean. (b) Probability that a station is empty, by time of day, for the campus stations, the KRT exits and the four busiest gateway stations.</w:t>
-      </w:r>
-    </w:p>
-    <w:p>
-      <w:pPr>
-        <w:spacing w:after="0" w:line="240"/>
-        <w:ind w:firstLine="288"/>
-        <w:jc w:val="both"/>
-      </w:pPr>
-      <w:r>
-        <w:rPr>
-          <w:rFonts w:ascii="Times New Roman" w:cs="Times New Roman" w:eastAsia="PMingLiU" w:hAnsi="Times New Roman"/>
-          <w:color w:val="0000FF"/>
-          <w:sz w:val="20"/>
-          <w:szCs w:val="20"/>
-        </w:rPr>
-        <w:t xml:space="preserve">The 246 stockout episodes at campus stations amount to 3.8 per station and day, with a median length of 20 min, a mean of 30 min and a 90th percentile of 60 min; in total the eight campus stations spend 934 station-minutes empty per weekday. The morning has the mirror problem: the engineering and library stations have no free dock in 44% and 25% of 08:00–11:00 slots. On weekends the campus holds 40–130 bikes all day and the pattern disappears, which confirms the timetable as the cause.</w:t>
+        <w:t xml:space="preserve">NSYSU, eight teaching weekdays in Oct 2026 from our logger: bikes available at the 8 campus stations and the 2 KRT Sizihwan exits (mean, band = IQR); dashed = weekend campus mean.</w:t>
       </w:r>
     </w:p>
     <w:p>
@@ -5377,7 +5824,7 @@
       <w:r>
         <w:drawing>
           <wp:inline distT="0" distB="0" distL="0" distR="0">
-            <wp:extent cx="2943225" cy="1581150"/>
+            <wp:extent cx="2943225" cy="1809750"/>
             <wp:effectExtent t="0" r="0" b="0" l="0"/>
             <wp:docPr id="1" name="" descr="" title=""/>
             <wp:cNvGraphicFramePr>
@@ -5402,7 +5849,7 @@
                   <pic:spPr bwMode="auto">
                     <a:xfrm>
                       <a:off x="0" y="0"/>
-                      <a:ext cx="2943225" cy="1581150"/>
+                      <a:ext cx="2943225" cy="1809750"/>
                     </a:xfrm>
                     <a:prstGeom prst="rect">
                       <a:avLst/>
@@ -5438,40 +5885,7 @@
           <w:sz w:val="17"/>
           <w:szCs w:val="17"/>
         </w:rPr>
-        <w:t xml:space="preserve">Campus stock relative to 10 minutes before the bell, NSYSU weekdays.</w:t>
-      </w:r>
-    </w:p>
-    <w:p>
-      <w:pPr>
-        <w:keepNext/>
-        <w:spacing w:after="30" w:before="90" w:line="240"/>
-      </w:pPr>
-      <w:r>
-        <w:rPr>
-          <w:rFonts w:ascii="Times New Roman" w:cs="Times New Roman" w:eastAsia="PMingLiU" w:hAnsi="Times New Roman"/>
-          <w:b/>
-          <w:bCs/>
-          <w:color w:val="0000FF"/>
-          <w:sz w:val="22"/>
-          <w:szCs w:val="22"/>
-        </w:rPr>
-        <w:t xml:space="preserve">3.3. Demand reconstruction and operator moves at NTU</w:t>
-      </w:r>
-    </w:p>
-    <w:p>
-      <w:pPr>
-        <w:spacing w:after="0" w:line="240"/>
-        <w:ind w:firstLine="288"/>
-        <w:jc w:val="both"/>
-      </w:pPr>
-      <w:r>
-        <w:rPr>
-          <w:rFonts w:ascii="Times New Roman" w:cs="Times New Roman" w:eastAsia="PMingLiU" w:hAnsi="Times New Roman"/>
-          <w:color w:val="0000FF"/>
-          <w:sz w:val="20"/>
-          <w:szCs w:val="20"/>
-        </w:rPr>
-        <w:t xml:space="preserve">Reconciliation covers 917 k station-hours (144 stations, 295 days). On hours without inferred moves, trips alone explain inventory changes with R² = 0.87; adding the inferred moves reproduces the next-hour stock with R² = 0.984 (0.63 without them), so the inferred operator policy passes the proposal’s threshold. The operator moves about 2,550 bikes into and 2,160 bikes out of the area per day, 10% of the 25,700 daily rentals. Fig. 6 shows a reactive pattern: pick-ups from campus peak at 08:00–09:00 after the morning inflow, drop-offs at campus peak at 16:00–17:00, and the ring is emptied at 17:00; only 19% of campus drop-offs happen in the hour before a major bell.</w:t>
+        <w:t xml:space="preserve">Probability that a station is empty, by time of day on teaching weekdays, for the campus stations, the KRT exits and the four busiest gateway stations.</w:t>
       </w:r>
     </w:p>
     <w:p>
@@ -5483,7 +5897,7 @@
       <w:r>
         <w:drawing>
           <wp:inline distT="0" distB="0" distL="0" distR="0">
-            <wp:extent cx="2943225" cy="1809750"/>
+            <wp:extent cx="2943225" cy="1581150"/>
             <wp:effectExtent t="0" r="0" b="0" l="0"/>
             <wp:docPr id="1" name="" descr="" title=""/>
             <wp:cNvGraphicFramePr>
@@ -5508,7 +5922,7 @@
                   <pic:spPr bwMode="auto">
                     <a:xfrm>
                       <a:off x="0" y="0"/>
-                      <a:ext cx="2943225" cy="1809750"/>
+                      <a:ext cx="2943225" cy="1581150"/>
                     </a:xfrm>
                     <a:prstGeom prst="rect">
                       <a:avLst/>
@@ -5544,7 +5958,24 @@
           <w:sz w:val="17"/>
           <w:szCs w:val="17"/>
         </w:rPr>
-        <w:t xml:space="preserve">Inferred truck moves per hour and day at the 59 campus and 85 ring stations (bikes dropped off above the axis, picked up below). Dashed lines: 12:10 and 17:20 bells.</w:t>
+        <w:t xml:space="preserve">Campus stock relative to 10 minutes before the bell, NSYSU weekdays.</w:t>
+      </w:r>
+    </w:p>
+    <w:p>
+      <w:pPr>
+        <w:keepNext/>
+        <w:spacing w:after="30" w:before="90" w:line="240"/>
+      </w:pPr>
+      <w:r>
+        <w:rPr>
+          <w:rFonts w:ascii="Times New Roman" w:cs="Times New Roman" w:eastAsia="PMingLiU" w:hAnsi="Times New Roman"/>
+          <w:b/>
+          <w:bCs/>
+          <w:color w:val="0000FF"/>
+          <w:sz w:val="22"/>
+          <w:szCs w:val="22"/>
+        </w:rPr>
+        <w:t xml:space="preserve">3.3. Demand reconstruction and operator moves at NTU</w:t>
       </w:r>
     </w:p>
     <w:p>
@@ -5560,7 +5991,23 @@
           <w:sz w:val="20"/>
           <w:szCs w:val="20"/>
         </w:rPr>
-        <w:t xml:space="preserve">Fig. 7 shows the censoring correction for campus stations on weekdays: observed rentals understate demand by 8% at 12:00, 17% at 17:00, 39% at 18:00 and 2.1× at 22:00, because campus stations are empty 46% of the time at 17:00–19:00. These corrected rates are the demand input of the planner.</w:t>
+        <w:t xml:space="preserve">Reconciliation covers 917 k station-hours (144 stations, 295 days). On hours without inferred moves, trips alone explain inventory changes with R² = 0.87; adding the inferred moves reproduces the next-hour stock with R² = 0.984 (0.63 without them), so the inferred operator policy passes the proposal’s threshold. At the 144 stations the operator drops off about 2,550 and picks up about 2,160 bikes per day, 10% of the 25,700 daily rentals. Fig. 7 shows a reactive pattern: pick-ups from campus peak at 08:00–09:00 after the morning inflow, drop-offs at campus peak at 16:00–17:00, and the ring is emptied at 17:00; only 19% of campus drop-offs happen in the hour before a major bell.</w:t>
+      </w:r>
+    </w:p>
+    <w:p>
+      <w:pPr>
+        <w:spacing w:after="0" w:line="240"/>
+        <w:ind w:firstLine="288"/>
+        <w:jc w:val="both"/>
+      </w:pPr>
+      <w:r>
+        <w:rPr>
+          <w:rFonts w:ascii="Times New Roman" w:cs="Times New Roman" w:eastAsia="PMingLiU" w:hAnsi="Times New Roman"/>
+          <w:color w:val="0000FF"/>
+          <w:sz w:val="20"/>
+          <w:szCs w:val="20"/>
+        </w:rPr>
+        <w:t xml:space="preserve">Fig. 8 shows the censoring correction for campus stations on weekdays: observed rentals understate demand by 8% at 12:00, 17% at 17:00, 39% at 18:00 and 2.1× at 22:00, because campus stations are empty 46% of the time at 17:00–19:00. These corrected rates are the demand input of the planner.</w:t>
       </w:r>
     </w:p>
     <w:p>
@@ -5572,7 +6019,7 @@
       <w:r>
         <w:drawing>
           <wp:inline distT="0" distB="0" distL="0" distR="0">
-            <wp:extent cx="2943225" cy="1543050"/>
+            <wp:extent cx="2943225" cy="1809750"/>
             <wp:effectExtent t="0" r="0" b="0" l="0"/>
             <wp:docPr id="1" name="" descr="" title=""/>
             <wp:cNvGraphicFramePr>
@@ -5597,6 +6044,79 @@
                   <pic:spPr bwMode="auto">
                     <a:xfrm>
                       <a:off x="0" y="0"/>
+                      <a:ext cx="2943225" cy="1809750"/>
+                    </a:xfrm>
+                    <a:prstGeom prst="rect">
+                      <a:avLst/>
+                    </a:prstGeom>
+                  </pic:spPr>
+                </pic:pic>
+              </a:graphicData>
+            </a:graphic>
+          </wp:inline>
+        </w:drawing>
+      </w:r>
+    </w:p>
+    <w:p>
+      <w:pPr>
+        <w:spacing w:after="140" w:before="0" w:line="200"/>
+        <w:jc w:val="both"/>
+      </w:pPr>
+      <w:r>
+        <w:rPr>
+          <w:rFonts w:ascii="Times New Roman" w:cs="Times New Roman" w:eastAsia="PMingLiU" w:hAnsi="Times New Roman"/>
+          <w:b/>
+          <w:bCs/>
+          <w:color w:val="0000FF"/>
+          <w:sz w:val="17"/>
+          <w:szCs w:val="17"/>
+        </w:rPr>
+        <w:t xml:space="preserve">Figure 7. </w:t>
+      </w:r>
+      <w:r>
+        <w:rPr>
+          <w:rFonts w:ascii="Times New Roman" w:cs="Times New Roman" w:eastAsia="PMingLiU" w:hAnsi="Times New Roman"/>
+          <w:color w:val="0000FF"/>
+          <w:sz w:val="17"/>
+          <w:szCs w:val="17"/>
+        </w:rPr>
+        <w:t xml:space="preserve">Inferred truck moves per hour and day at the 59 campus and 85 ring stations (bikes dropped off above the axis, picked up below). Dashed lines: 12:10 and 17:20 bells.</w:t>
+      </w:r>
+    </w:p>
+    <w:p>
+      <w:pPr>
+        <w:keepNext/>
+        <w:spacing w:after="40" w:before="120"/>
+        <w:jc w:val="center"/>
+      </w:pPr>
+      <w:r>
+        <w:drawing>
+          <wp:inline distT="0" distB="0" distL="0" distR="0">
+            <wp:extent cx="2943225" cy="1543050"/>
+            <wp:effectExtent t="0" r="0" b="0" l="0"/>
+            <wp:docPr id="1" name="" descr="" title=""/>
+            <wp:cNvGraphicFramePr>
+              <a:graphicFrameLocks xmlns:a="http://schemas.openxmlformats.org/drawingml/2006/main" noChangeAspect="1"/>
+            </wp:cNvGraphicFramePr>
+            <a:graphic xmlns:a="http://schemas.openxmlformats.org/drawingml/2006/main">
+              <a:graphicData uri="http://schemas.openxmlformats.org/drawingml/2006/picture">
+                <pic:pic xmlns:pic="http://schemas.openxmlformats.org/drawingml/2006/picture">
+                  <pic:nvPicPr>
+                    <pic:cNvPr id="0" name="" descr=""/>
+                    <pic:cNvPicPr>
+                      <a:picLocks noChangeAspect="1" noChangeArrowheads="1"/>
+                    </pic:cNvPicPr>
+                  </pic:nvPicPr>
+                  <pic:blipFill>
+                    <a:blip r:embed="rId14" cstate="none"/>
+                    <a:srcRect/>
+                    <a:stretch>
+                      <a:fillRect/>
+                    </a:stretch>
+                  </pic:blipFill>
+                  <pic:spPr bwMode="auto">
+                    <a:xfrm>
+                      <a:off x="0" y="0"/>
                       <a:ext cx="2943225" cy="1543050"/>
                     </a:xfrm>
                     <a:prstGeom prst="rect">
@@ -5624,7 +6144,7 @@
           <w:sz w:val="17"/>
           <w:szCs w:val="17"/>
         </w:rPr>
-        <w:t xml:space="preserve">Figure 7. </w:t>
+        <w:t xml:space="preserve">Figure 8. </w:t>
       </w:r>
       <w:r>
         <w:rPr>
@@ -5666,7 +6186,7 @@
           <w:sz w:val="20"/>
           <w:szCs w:val="20"/>
         </w:rPr>
-        <w:t xml:space="preserve">Table 3 and Fig. 8 give the test results. At the 30-minute horizon the full model reaches AUC 0.931 and Brier 0.080, against 0.818 / 0.126 for the seasonal baseline and 0.742 / 0.125 for persistence; the inventory-only model is close behind (0.921 / 0.084), so trip flows add little once the current stock and its trend are known. Calibration is good without post-processing: ECE 0.012 and a reliability curve on the diagonal up to p = 0.9 (Fig. 8a), while the seasonal baseline under-predicts at high probabilities. Performance is higher on campus stations (AUC 0.945) and lower in the 40 minutes after a major bell (0.905), where the surge is fastest. At 60 minutes AUC drops to 0.916 (full) and 0.898 (inventory-only).</w:t>
+        <w:t xml:space="preserve">Table 3 and Fig. 9 give the test results. At the 30-minute horizon the full model reaches AUC 0.931 and Brier 0.080, against 0.818 / 0.126 for the seasonal baseline and 0.742 / 0.125 for persistence; the inventory-only model is close behind (0.921 / 0.084), so trip flows add little once the current stock and its trend are known. Calibration is good without post-processing: ECE 0.012 and a reliability curve on the diagonal up to p = 0.9 (Fig. 9a), while the seasonal baseline under-predicts at high probabilities. Performance is higher on campus stations (AUC 0.945) and lower in the 40 minutes after a major bell (0.905), where the surge is fastest. At 60 minutes AUC drops to 0.916 (full) and 0.898 (inventory-only).</w:t>
       </w:r>
     </w:p>
     <w:p>
@@ -7481,7 +8001,7 @@
                     </pic:cNvPicPr>
                   </pic:nvPicPr>
                   <pic:blipFill>
-                    <a:blip r:embed="rId14" cstate="none"/>
+                    <a:blip r:embed="rId15" cstate="none"/>
                     <a:srcRect/>
                     <a:stretch>
                       <a:fillRect/>
@@ -7517,7 +8037,7 @@
           <w:sz w:val="17"/>
           <w:szCs w:val="17"/>
         </w:rPr>
-        <w:t xml:space="preserve">Figure 8. </w:t>
+        <w:t xml:space="preserve">Figure 9. </w:t>
       </w:r>
       <w:r>
         <w:rPr>
@@ -7542,7 +8062,7 @@
           <w:sz w:val="20"/>
           <w:szCs w:val="20"/>
         </w:rPr>
-        <w:t xml:space="preserve">By gain, the current stock (49%), its one-hour minimum (20%), the station id (8%) and the fill ratio (5%) dominate. The bell features contribute almost nothing: the ablation without group B changes AUC by less than 0.002 on every subset, including campus slots 0–30 min before a bell. Hour of day already encodes a fixed timetable. The hard cases are stations that are still well stocked 30 minutes before a bell (AUC 0.79 at h = 30); they are the target of the second half, through longer horizons, demand-rate features from Sec. 2.3 and a timetable-intensity feature built from the course catalogue (number of classes ending at each period on each weekday).</w:t>
+        <w:t xml:space="preserve">By gain, the current stock (49%), its one-hour minimum (20%), the station id (8%) and the fill ratio (5%) dominate. The bell features contribute almost nothing: the ablation without group B changes AUC by at most 0.002 on every subset, including campus slots 0–30 min before a bell. Hour of day already encodes a fixed timetable. The hard cases are stations that are still well stocked 30 minutes before a bell (AUC 0.79 at h = 30); they are the target of the second half, through longer horizons, demand-rate features from Sec. 2.3 and a timetable-intensity feature built from the course catalogue (number of classes ending at each period on each weekday).</w:t>
       </w:r>
     </w:p>
     <w:p>
@@ -7575,7 +8095,7 @@
           <w:sz w:val="20"/>
           <w:szCs w:val="20"/>
         </w:rPr>
-        <w:t xml:space="preserve">Fig. 9 and Table 4 show that the inventory-only NTU model works at NSYSU without any local data: zero-shot AUC 0.934 on all 309 Kaohsiung stations and 0.944 on the 8 campus stations at h = 30, with Brier 0.049 / 0.068 and ECE 0.022 / 0.020. Fine-tuning on six NSYSU days adds 0.006 AUC and improves ECE to 0.003 on all stations; a model trained only on those six days is equally good (0.940), while the seasonal baseline from six days is poor (0.651). The proposal expected a zero-shot drop that local data would close; instead the dynamics of a station emptying generalize across cities almost perfectly, and the only transfer gap is in calibration, which six days of local data remove. At h = 60 the figures are 0.892 zero-shot and 0.906 fine-tuned.</w:t>
+        <w:t xml:space="preserve">Fig. 10 and Table 4 show that the inventory-only NTU model works at NSYSU without any local data: zero-shot AUC 0.934 on all 309 Kaohsiung stations and 0.944 on the 8 campus stations at h = 30, with Brier 0.049 / 0.068 and ECE 0.022 / 0.020. Fine-tuning on six NSYSU days adds 0.006 AUC and improves ECE to 0.003 on all stations; a model trained only on those six days is equally good (0.940), while the seasonal baseline from six days is poor (0.651). The proposal expected a zero-shot drop that local data would close; instead the dynamics of a station emptying generalize across cities almost perfectly, and the only transfer gap is in calibration, which six days of local data remove. At h = 60 the figures are 0.892 zero-shot and 0.906 fine-tuned.</w:t>
       </w:r>
     </w:p>
     <w:p>
@@ -8253,7 +8773,7 @@
                     </pic:cNvPicPr>
                   </pic:nvPicPr>
                   <pic:blipFill>
-                    <a:blip r:embed="rId15" cstate="none"/>
+                    <a:blip r:embed="rId16" cstate="none"/>
                     <a:srcRect/>
                     <a:stretch>
                       <a:fillRect/>
@@ -8289,7 +8809,7 @@
           <w:sz w:val="17"/>
           <w:szCs w:val="17"/>
         </w:rPr>
-        <w:t xml:space="preserve">Figure 9. </w:t>
+        <w:t xml:space="preserve">Figure 10. </w:t>
       </w:r>
       <w:r>
         <w:rPr>
@@ -8331,7 +8851,7 @@
           <w:sz w:val="20"/>
           <w:szCs w:val="20"/>
         </w:rPr>
-        <w:t xml:space="preserve">Over the 28 replayed weekdays the area records 32,100 rentals per day; without rebalancing 3,390 of them (10.5%) find an empty station and the 144 stations spend 17,800 station-minutes empty per day. Table 5 and Fig. 10 give the policies. One truck avoids 5–8% of unmet rentals with 55–67 km of driving; three trucks 16–17%; six trucks 25–27%. The probabilistic policy is best on every fleet size and the point-forecast policy worst, but the margins on unmet rentals are small (27% vs. 26% vs. 25% with six trucks). The clearest difference is in empty station-minutes, which the probabilistic and reactive policies cut by 41% with six trucks against 14% for the point policy, because the latter waits for a forecast deficit instead of acting on an empty station. Replaying the inferred operator moves, which inject about 5,100 bikes per day without any truck constraint, avoids 61%; it is an upper reference, not a policy.</w:t>
+        <w:t xml:space="preserve">Over the 28 replayed weekdays the area records 32,100 rentals per day; without rebalancing 3,390 of them (10.5%) find an empty station and the 144 stations spend 17,800 station-minutes empty per day. Table 5 and Fig. 11 give the results per policy. One truck avoids 5–8% of unmet rentals with 55–67 km of driving; three trucks 16–17%; six trucks 25–27%. The probabilistic policy is best on every fleet size and the point-forecast policy worst, but the margins on unmet rentals are small (27% vs. 26% vs. 25% with six trucks). The clearest difference is in empty station-minutes, which the probabilistic and reactive policies cut by 41% with six trucks against 14% for the point policy, because the latter waits for a forecast deficit instead of acting on an empty station. Replaying the inferred operator moves, which inject about 5,100 bikes per day without any truck constraint, avoids 61%; it is an upper reference, not a policy.</w:t>
       </w:r>
     </w:p>
     <w:p>
@@ -10719,7 +11239,7 @@
                     </pic:cNvPicPr>
                   </pic:nvPicPr>
                   <pic:blipFill>
-                    <a:blip r:embed="rId16" cstate="none"/>
+                    <a:blip r:embed="rId17" cstate="none"/>
                     <a:srcRect/>
                     <a:stretch>
                       <a:fillRect/>
@@ -10755,7 +11275,7 @@
           <w:sz w:val="17"/>
           <w:szCs w:val="17"/>
         </w:rPr>
-        <w:t xml:space="preserve">Figure 10. </w:t>
+        <w:t xml:space="preserve">Figure 11. </w:t>
       </w:r>
       <w:r>
         <w:rPr>
@@ -10813,7 +11333,771 @@
           <w:sz w:val="20"/>
           <w:szCs w:val="20"/>
         </w:rPr>
-        <w:t xml:space="preserve">Fig. 12 updates the schedule: data pipeline and demand reconstruction are complete, the predictor is trained and transferred ahead of plan, and the simulator exists two weeks early, with the planner still greedy. Of the proposal’s three fallbacks, none was needed: Kaohsiung history is being collected by our own logger, the probabilistic policy does beat the point forecast, and local search is on schedule. Remaining work:</w:t>
+        <w:t xml:space="preserve">Table 6 sets the numbers the proposal expected against what the midterm experiments gave. The predictor met every target, and transfer was easier than expected. The simulator numbers fall short of the proposal’s 50%, for three reasons that the next phase addresses: the planner is the greedy initial solution without route search; the replay contains only recorded rentals, so the demand that was lost at empty stations, which rebalancing would serve, is not yet counted; and the operator reference injects bikes without any truck constraint.</w:t>
+      </w:r>
+    </w:p>
+    <w:p>
+      <w:pPr>
+        <w:keepNext/>
+        <w:spacing w:after="50" w:before="100" w:line="220"/>
+        <w:jc w:val="both"/>
+      </w:pPr>
+      <w:r>
+        <w:rPr>
+          <w:rFonts w:ascii="Times New Roman" w:cs="Times New Roman" w:eastAsia="PMingLiU" w:hAnsi="Times New Roman"/>
+          <w:b/>
+          <w:bCs/>
+          <w:color w:val="0000FF"/>
+          <w:sz w:val="17"/>
+          <w:szCs w:val="17"/>
+        </w:rPr>
+        <w:t xml:space="preserve">Table 6. </w:t>
+      </w:r>
+      <w:r>
+        <w:rPr>
+          <w:rFonts w:ascii="Times New Roman" w:cs="Times New Roman" w:eastAsia="PMingLiU" w:hAnsi="Times New Roman"/>
+          <w:color w:val="0000FF"/>
+          <w:sz w:val="17"/>
+          <w:szCs w:val="17"/>
+        </w:rPr>
+        <w:t xml:space="preserve">Proposal expectations (HW1, Sec. 3) against midterm results.</w:t>
+      </w:r>
+    </w:p>
+    <w:tbl>
+      <w:tblPr>
+        <w:tblW w:type="dxa" w:w="4677"/>
+        <w:tblBorders>
+          <w:top w:val="single" w:color="999999" w:sz="4"/>
+          <w:left w:val="none" w:color="FFFFFF" w:sz="0"/>
+          <w:bottom w:val="single" w:color="999999" w:sz="4"/>
+          <w:right w:val="none" w:color="FFFFFF" w:sz="0"/>
+          <w:insideH w:val="single" w:color="BBBBBB" w:sz="2"/>
+          <w:insideV w:val="none" w:color="FFFFFF" w:sz="0"/>
+        </w:tblBorders>
+      </w:tblPr>
+      <w:tblGrid>
+        <w:gridCol w:w="1877"/>
+        <w:gridCol w:w="1300"/>
+        <w:gridCol w:w="1500"/>
+      </w:tblGrid>
+      <w:tr>
+        <w:trPr>
+          <w:cantSplit/>
+          <w:tblHeader/>
+        </w:trPr>
+        <w:tc>
+          <w:tcPr>
+            <w:tcW w:type="dxa" w:w="1877"/>
+            <w:shd w:fill="EDEDED" w:color="auto" w:val="clear"/>
+            <w:tcMar>
+              <w:top w:type="dxa" w:w="14"/>
+              <w:left w:type="dxa" w:w="50"/>
+              <w:bottom w:type="dxa" w:w="14"/>
+              <w:right w:type="dxa" w:w="50"/>
+            </w:tcMar>
+            <w:vAlign w:val="center"/>
+          </w:tcPr>
+          <w:p>
+            <w:pPr>
+              <w:keepNext/>
+              <w:keepLines/>
+              <w:spacing w:after="0" w:line="210"/>
+              <w:jc w:val="left"/>
+            </w:pPr>
+            <w:r>
+              <w:rPr>
+                <w:rFonts w:ascii="Times New Roman" w:cs="Times New Roman" w:eastAsia="PMingLiU" w:hAnsi="Times New Roman"/>
+                <w:b/>
+                <w:bCs/>
+                <w:color w:val="0000FF"/>
+                <w:sz w:val="15"/>
+                <w:szCs w:val="15"/>
+              </w:rPr>
+              <w:t xml:space="preserve">Quantity</w:t>
+            </w:r>
+          </w:p>
+        </w:tc>
+        <w:tc>
+          <w:tcPr>
+            <w:tcW w:type="dxa" w:w="1300"/>
+            <w:shd w:fill="EDEDED" w:color="auto" w:val="clear"/>
+            <w:tcMar>
+              <w:top w:type="dxa" w:w="14"/>
+              <w:left w:type="dxa" w:w="50"/>
+              <w:bottom w:type="dxa" w:w="14"/>
+              <w:right w:type="dxa" w:w="50"/>
+            </w:tcMar>
+            <w:vAlign w:val="center"/>
+          </w:tcPr>
+          <w:p>
+            <w:pPr>
+              <w:keepNext/>
+              <w:keepLines/>
+              <w:spacing w:after="0" w:line="210"/>
+              <w:jc w:val="left"/>
+            </w:pPr>
+            <w:r>
+              <w:rPr>
+                <w:rFonts w:ascii="Times New Roman" w:cs="Times New Roman" w:eastAsia="PMingLiU" w:hAnsi="Times New Roman"/>
+                <w:b/>
+                <w:bCs/>
+                <w:color w:val="0000FF"/>
+                <w:sz w:val="15"/>
+                <w:szCs w:val="15"/>
+              </w:rPr>
+              <w:t xml:space="preserve">Expected (HW1)</w:t>
+            </w:r>
+          </w:p>
+        </w:tc>
+        <w:tc>
+          <w:tcPr>
+            <w:tcW w:type="dxa" w:w="1500"/>
+            <w:shd w:fill="EDEDED" w:color="auto" w:val="clear"/>
+            <w:tcMar>
+              <w:top w:type="dxa" w:w="14"/>
+              <w:left w:type="dxa" w:w="50"/>
+              <w:bottom w:type="dxa" w:w="14"/>
+              <w:right w:type="dxa" w:w="50"/>
+            </w:tcMar>
+            <w:vAlign w:val="center"/>
+          </w:tcPr>
+          <w:p>
+            <w:pPr>
+              <w:keepNext/>
+              <w:keepLines/>
+              <w:spacing w:after="0" w:line="210"/>
+              <w:jc w:val="left"/>
+            </w:pPr>
+            <w:r>
+              <w:rPr>
+                <w:rFonts w:ascii="Times New Roman" w:cs="Times New Roman" w:eastAsia="PMingLiU" w:hAnsi="Times New Roman"/>
+                <w:b/>
+                <w:bCs/>
+                <w:color w:val="0000FF"/>
+                <w:sz w:val="15"/>
+                <w:szCs w:val="15"/>
+              </w:rPr>
+              <w:t xml:space="preserve">Midterm</w:t>
+            </w:r>
+          </w:p>
+        </w:tc>
+      </w:tr>
+      <w:tr>
+        <w:trPr>
+          <w:cantSplit/>
+        </w:trPr>
+        <w:tc>
+          <w:tcPr>
+            <w:tcW w:type="dxa" w:w="1877"/>
+            <w:tcMar>
+              <w:top w:type="dxa" w:w="14"/>
+              <w:left w:type="dxa" w:w="50"/>
+              <w:bottom w:type="dxa" w:w="14"/>
+              <w:right w:type="dxa" w:w="50"/>
+            </w:tcMar>
+            <w:vAlign w:val="center"/>
+          </w:tcPr>
+          <w:p>
+            <w:pPr>
+              <w:keepNext/>
+              <w:keepLines/>
+              <w:spacing w:after="0" w:line="210"/>
+              <w:jc w:val="left"/>
+            </w:pPr>
+            <w:r>
+              <w:rPr>
+                <w:rFonts w:ascii="Times New Roman" w:cs="Times New Roman" w:eastAsia="PMingLiU" w:hAnsi="Times New Roman"/>
+                <w:b w:val="false"/>
+                <w:bCs w:val="false"/>
+                <w:color w:val="0000FF"/>
+                <w:sz w:val="15"/>
+                <w:szCs w:val="15"/>
+              </w:rPr>
+              <w:t xml:space="preserve">Predictor AUC, h = 30 min</w:t>
+            </w:r>
+          </w:p>
+        </w:tc>
+        <w:tc>
+          <w:tcPr>
+            <w:tcW w:type="dxa" w:w="1300"/>
+            <w:tcMar>
+              <w:top w:type="dxa" w:w="14"/>
+              <w:left w:type="dxa" w:w="50"/>
+              <w:bottom w:type="dxa" w:w="14"/>
+              <w:right w:type="dxa" w:w="50"/>
+            </w:tcMar>
+            <w:vAlign w:val="center"/>
+          </w:tcPr>
+          <w:p>
+            <w:pPr>
+              <w:keepNext/>
+              <w:keepLines/>
+              <w:spacing w:after="0" w:line="210"/>
+              <w:jc w:val="left"/>
+            </w:pPr>
+            <w:r>
+              <w:rPr>
+                <w:rFonts w:ascii="Times New Roman" w:cs="Times New Roman" w:eastAsia="PMingLiU" w:hAnsi="Times New Roman"/>
+                <w:b w:val="false"/>
+                <w:bCs w:val="false"/>
+                <w:color w:val="0000FF"/>
+                <w:sz w:val="15"/>
+                <w:szCs w:val="15"/>
+              </w:rPr>
+              <w:t xml:space="preserve">&gt; 0.85</w:t>
+            </w:r>
+          </w:p>
+        </w:tc>
+        <w:tc>
+          <w:tcPr>
+            <w:tcW w:type="dxa" w:w="1500"/>
+            <w:tcMar>
+              <w:top w:type="dxa" w:w="14"/>
+              <w:left w:type="dxa" w:w="50"/>
+              <w:bottom w:type="dxa" w:w="14"/>
+              <w:right w:type="dxa" w:w="50"/>
+            </w:tcMar>
+            <w:vAlign w:val="center"/>
+          </w:tcPr>
+          <w:p>
+            <w:pPr>
+              <w:keepNext/>
+              <w:keepLines/>
+              <w:spacing w:after="0" w:line="210"/>
+              <w:jc w:val="left"/>
+            </w:pPr>
+            <w:r>
+              <w:rPr>
+                <w:rFonts w:ascii="Times New Roman" w:cs="Times New Roman" w:eastAsia="PMingLiU" w:hAnsi="Times New Roman"/>
+                <w:b w:val="false"/>
+                <w:bCs w:val="false"/>
+                <w:color w:val="0000FF"/>
+                <w:sz w:val="15"/>
+                <w:szCs w:val="15"/>
+              </w:rPr>
+              <w:t xml:space="preserve">0.93 (NTU), 0.93 (NSYSU zero-shot)</w:t>
+            </w:r>
+          </w:p>
+        </w:tc>
+      </w:tr>
+      <w:tr>
+        <w:trPr>
+          <w:cantSplit/>
+        </w:trPr>
+        <w:tc>
+          <w:tcPr>
+            <w:tcW w:type="dxa" w:w="1877"/>
+            <w:tcMar>
+              <w:top w:type="dxa" w:w="14"/>
+              <w:left w:type="dxa" w:w="50"/>
+              <w:bottom w:type="dxa" w:w="14"/>
+              <w:right w:type="dxa" w:w="50"/>
+            </w:tcMar>
+            <w:vAlign w:val="center"/>
+          </w:tcPr>
+          <w:p>
+            <w:pPr>
+              <w:keepNext w:val="false"/>
+              <w:keepLines/>
+              <w:spacing w:after="0" w:line="210"/>
+              <w:jc w:val="left"/>
+            </w:pPr>
+            <w:r>
+              <w:rPr>
+                <w:rFonts w:ascii="Times New Roman" w:cs="Times New Roman" w:eastAsia="PMingLiU" w:hAnsi="Times New Roman"/>
+                <w:b w:val="false"/>
+                <w:bCs w:val="false"/>
+                <w:color w:val="0000FF"/>
+                <w:sz w:val="15"/>
+                <w:szCs w:val="15"/>
+              </w:rPr>
+              <w:t xml:space="preserve">Predictor ECE, h = 30 min</w:t>
+            </w:r>
+          </w:p>
+        </w:tc>
+        <w:tc>
+          <w:tcPr>
+            <w:tcW w:type="dxa" w:w="1300"/>
+            <w:tcMar>
+              <w:top w:type="dxa" w:w="14"/>
+              <w:left w:type="dxa" w:w="50"/>
+              <w:bottom w:type="dxa" w:w="14"/>
+              <w:right w:type="dxa" w:w="50"/>
+            </w:tcMar>
+            <w:vAlign w:val="center"/>
+          </w:tcPr>
+          <w:p>
+            <w:pPr>
+              <w:keepNext w:val="false"/>
+              <w:keepLines/>
+              <w:spacing w:after="0" w:line="210"/>
+              <w:jc w:val="left"/>
+            </w:pPr>
+            <w:r>
+              <w:rPr>
+                <w:rFonts w:ascii="Times New Roman" w:cs="Times New Roman" w:eastAsia="PMingLiU" w:hAnsi="Times New Roman"/>
+                <w:b w:val="false"/>
+                <w:bCs w:val="false"/>
+                <w:color w:val="0000FF"/>
+                <w:sz w:val="15"/>
+                <w:szCs w:val="15"/>
+              </w:rPr>
+              <w:t xml:space="preserve">&lt; 0.05</w:t>
+            </w:r>
+          </w:p>
+        </w:tc>
+        <w:tc>
+          <w:tcPr>
+            <w:tcW w:type="dxa" w:w="1500"/>
+            <w:tcMar>
+              <w:top w:type="dxa" w:w="14"/>
+              <w:left w:type="dxa" w:w="50"/>
+              <w:bottom w:type="dxa" w:w="14"/>
+              <w:right w:type="dxa" w:w="50"/>
+            </w:tcMar>
+            <w:vAlign w:val="center"/>
+          </w:tcPr>
+          <w:p>
+            <w:pPr>
+              <w:keepNext w:val="false"/>
+              <w:keepLines/>
+              <w:spacing w:after="0" w:line="210"/>
+              <w:jc w:val="left"/>
+            </w:pPr>
+            <w:r>
+              <w:rPr>
+                <w:rFonts w:ascii="Times New Roman" w:cs="Times New Roman" w:eastAsia="PMingLiU" w:hAnsi="Times New Roman"/>
+                <w:b w:val="false"/>
+                <w:bCs w:val="false"/>
+                <w:color w:val="0000FF"/>
+                <w:sz w:val="15"/>
+                <w:szCs w:val="15"/>
+              </w:rPr>
+              <w:t xml:space="preserve">0.012 (NTU), 0.022 (NSYSU zero-shot)</w:t>
+            </w:r>
+          </w:p>
+        </w:tc>
+      </w:tr>
+      <w:tr>
+        <w:trPr>
+          <w:cantSplit/>
+        </w:trPr>
+        <w:tc>
+          <w:tcPr>
+            <w:tcW w:type="dxa" w:w="1877"/>
+            <w:tcMar>
+              <w:top w:type="dxa" w:w="14"/>
+              <w:left w:type="dxa" w:w="50"/>
+              <w:bottom w:type="dxa" w:w="14"/>
+              <w:right w:type="dxa" w:w="50"/>
+            </w:tcMar>
+            <w:vAlign w:val="center"/>
+          </w:tcPr>
+          <w:p>
+            <w:pPr>
+              <w:keepNext w:val="false"/>
+              <w:keepLines/>
+              <w:spacing w:after="0" w:line="210"/>
+              <w:jc w:val="left"/>
+            </w:pPr>
+            <w:r>
+              <w:rPr>
+                <w:rFonts w:ascii="Times New Roman" w:cs="Times New Roman" w:eastAsia="PMingLiU" w:hAnsi="Times New Roman"/>
+                <w:b w:val="false"/>
+                <w:bCs w:val="false"/>
+                <w:color w:val="0000FF"/>
+                <w:sz w:val="15"/>
+                <w:szCs w:val="15"/>
+              </w:rPr>
+              <w:t xml:space="preserve">NSYSU transfer</w:t>
+            </w:r>
+          </w:p>
+        </w:tc>
+        <w:tc>
+          <w:tcPr>
+            <w:tcW w:type="dxa" w:w="1300"/>
+            <w:tcMar>
+              <w:top w:type="dxa" w:w="14"/>
+              <w:left w:type="dxa" w:w="50"/>
+              <w:bottom w:type="dxa" w:w="14"/>
+              <w:right w:type="dxa" w:w="50"/>
+            </w:tcMar>
+            <w:vAlign w:val="center"/>
+          </w:tcPr>
+          <w:p>
+            <w:pPr>
+              <w:keepNext w:val="false"/>
+              <w:keepLines/>
+              <w:spacing w:after="0" w:line="210"/>
+              <w:jc w:val="left"/>
+            </w:pPr>
+            <w:r>
+              <w:rPr>
+                <w:rFonts w:ascii="Times New Roman" w:cs="Times New Roman" w:eastAsia="PMingLiU" w:hAnsi="Times New Roman"/>
+                <w:b w:val="false"/>
+                <w:bCs w:val="false"/>
+                <w:color w:val="0000FF"/>
+                <w:sz w:val="15"/>
+                <w:szCs w:val="15"/>
+              </w:rPr>
+              <w:t xml:space="preserve">zero-shot drop, closed within 5 AUC points after 2–4 weeks</w:t>
+            </w:r>
+          </w:p>
+        </w:tc>
+        <w:tc>
+          <w:tcPr>
+            <w:tcW w:type="dxa" w:w="1500"/>
+            <w:tcMar>
+              <w:top w:type="dxa" w:w="14"/>
+              <w:left w:type="dxa" w:w="50"/>
+              <w:bottom w:type="dxa" w:w="14"/>
+              <w:right w:type="dxa" w:w="50"/>
+            </w:tcMar>
+            <w:vAlign w:val="center"/>
+          </w:tcPr>
+          <w:p>
+            <w:pPr>
+              <w:keepNext w:val="false"/>
+              <w:keepLines/>
+              <w:spacing w:after="0" w:line="210"/>
+              <w:jc w:val="left"/>
+            </w:pPr>
+            <w:r>
+              <w:rPr>
+                <w:rFonts w:ascii="Times New Roman" w:cs="Times New Roman" w:eastAsia="PMingLiU" w:hAnsi="Times New Roman"/>
+                <w:b w:val="false"/>
+                <w:bCs w:val="false"/>
+                <w:color w:val="0000FF"/>
+                <w:sz w:val="15"/>
+                <w:szCs w:val="15"/>
+              </w:rPr>
+              <w:t xml:space="preserve">no drop: 0.934 zero-shot vs. 0.940 with 6 local days</w:t>
+            </w:r>
+          </w:p>
+        </w:tc>
+      </w:tr>
+      <w:tr>
+        <w:trPr>
+          <w:cantSplit/>
+        </w:trPr>
+        <w:tc>
+          <w:tcPr>
+            <w:tcW w:type="dxa" w:w="1877"/>
+            <w:tcMar>
+              <w:top w:type="dxa" w:w="14"/>
+              <w:left w:type="dxa" w:w="50"/>
+              <w:bottom w:type="dxa" w:w="14"/>
+              <w:right w:type="dxa" w:w="50"/>
+            </w:tcMar>
+            <w:vAlign w:val="center"/>
+          </w:tcPr>
+          <w:p>
+            <w:pPr>
+              <w:keepNext w:val="false"/>
+              <w:keepLines/>
+              <w:spacing w:after="0" w:line="210"/>
+              <w:jc w:val="left"/>
+            </w:pPr>
+            <w:r>
+              <w:rPr>
+                <w:rFonts w:ascii="Times New Roman" w:cs="Times New Roman" w:eastAsia="PMingLiU" w:hAnsi="Times New Roman"/>
+                <w:b w:val="false"/>
+                <w:bCs w:val="false"/>
+                <w:color w:val="0000FF"/>
+                <w:sz w:val="15"/>
+                <w:szCs w:val="15"/>
+              </w:rPr>
+              <w:t xml:space="preserve">Unmet rentals avoided, reactive</w:t>
+            </w:r>
+          </w:p>
+        </w:tc>
+        <w:tc>
+          <w:tcPr>
+            <w:tcW w:type="dxa" w:w="1300"/>
+            <w:tcMar>
+              <w:top w:type="dxa" w:w="14"/>
+              <w:left w:type="dxa" w:w="50"/>
+              <w:bottom w:type="dxa" w:w="14"/>
+              <w:right w:type="dxa" w:w="50"/>
+            </w:tcMar>
+            <w:vAlign w:val="center"/>
+          </w:tcPr>
+          <w:p>
+            <w:pPr>
+              <w:keepNext w:val="false"/>
+              <w:keepLines/>
+              <w:spacing w:after="0" w:line="210"/>
+              <w:jc w:val="left"/>
+            </w:pPr>
+            <w:r>
+              <w:rPr>
+                <w:rFonts w:ascii="Times New Roman" w:cs="Times New Roman" w:eastAsia="PMingLiU" w:hAnsi="Times New Roman"/>
+                <w:b w:val="false"/>
+                <w:bCs w:val="false"/>
+                <w:color w:val="0000FF"/>
+                <w:sz w:val="15"/>
+                <w:szCs w:val="15"/>
+              </w:rPr>
+              <w:t xml:space="preserve">about 20%</w:t>
+            </w:r>
+          </w:p>
+        </w:tc>
+        <w:tc>
+          <w:tcPr>
+            <w:tcW w:type="dxa" w:w="1500"/>
+            <w:tcMar>
+              <w:top w:type="dxa" w:w="14"/>
+              <w:left w:type="dxa" w:w="50"/>
+              <w:bottom w:type="dxa" w:w="14"/>
+              <w:right w:type="dxa" w:w="50"/>
+            </w:tcMar>
+            <w:vAlign w:val="center"/>
+          </w:tcPr>
+          <w:p>
+            <w:pPr>
+              <w:keepNext w:val="false"/>
+              <w:keepLines/>
+              <w:spacing w:after="0" w:line="210"/>
+              <w:jc w:val="left"/>
+            </w:pPr>
+            <w:r>
+              <w:rPr>
+                <w:rFonts w:ascii="Times New Roman" w:cs="Times New Roman" w:eastAsia="PMingLiU" w:hAnsi="Times New Roman"/>
+                <w:b w:val="false"/>
+                <w:bCs w:val="false"/>
+                <w:color w:val="0000FF"/>
+                <w:sz w:val="15"/>
+                <w:szCs w:val="15"/>
+              </w:rPr>
+              <w:t xml:space="preserve">7% / 17% / 26% with 1 / 3 / 6 trucks</w:t>
+            </w:r>
+          </w:p>
+        </w:tc>
+      </w:tr>
+      <w:tr>
+        <w:trPr>
+          <w:cantSplit/>
+        </w:trPr>
+        <w:tc>
+          <w:tcPr>
+            <w:tcW w:type="dxa" w:w="1877"/>
+            <w:tcMar>
+              <w:top w:type="dxa" w:w="14"/>
+              <w:left w:type="dxa" w:w="50"/>
+              <w:bottom w:type="dxa" w:w="14"/>
+              <w:right w:type="dxa" w:w="50"/>
+            </w:tcMar>
+            <w:vAlign w:val="center"/>
+          </w:tcPr>
+          <w:p>
+            <w:pPr>
+              <w:keepNext w:val="false"/>
+              <w:keepLines/>
+              <w:spacing w:after="0" w:line="210"/>
+              <w:jc w:val="left"/>
+            </w:pPr>
+            <w:r>
+              <w:rPr>
+                <w:rFonts w:ascii="Times New Roman" w:cs="Times New Roman" w:eastAsia="PMingLiU" w:hAnsi="Times New Roman"/>
+                <w:b w:val="false"/>
+                <w:bCs w:val="false"/>
+                <w:color w:val="0000FF"/>
+                <w:sz w:val="15"/>
+                <w:szCs w:val="15"/>
+              </w:rPr>
+              <w:t xml:space="preserve">Unmet rentals avoided, point forecast</w:t>
+            </w:r>
+          </w:p>
+        </w:tc>
+        <w:tc>
+          <w:tcPr>
+            <w:tcW w:type="dxa" w:w="1300"/>
+            <w:tcMar>
+              <w:top w:type="dxa" w:w="14"/>
+              <w:left w:type="dxa" w:w="50"/>
+              <w:bottom w:type="dxa" w:w="14"/>
+              <w:right w:type="dxa" w:w="50"/>
+            </w:tcMar>
+            <w:vAlign w:val="center"/>
+          </w:tcPr>
+          <w:p>
+            <w:pPr>
+              <w:keepNext w:val="false"/>
+              <w:keepLines/>
+              <w:spacing w:after="0" w:line="210"/>
+              <w:jc w:val="left"/>
+            </w:pPr>
+            <w:r>
+              <w:rPr>
+                <w:rFonts w:ascii="Times New Roman" w:cs="Times New Roman" w:eastAsia="PMingLiU" w:hAnsi="Times New Roman"/>
+                <w:b w:val="false"/>
+                <w:bCs w:val="false"/>
+                <w:color w:val="0000FF"/>
+                <w:sz w:val="15"/>
+                <w:szCs w:val="15"/>
+              </w:rPr>
+              <w:t xml:space="preserve">about 40%</w:t>
+            </w:r>
+          </w:p>
+        </w:tc>
+        <w:tc>
+          <w:tcPr>
+            <w:tcW w:type="dxa" w:w="1500"/>
+            <w:tcMar>
+              <w:top w:type="dxa" w:w="14"/>
+              <w:left w:type="dxa" w:w="50"/>
+              <w:bottom w:type="dxa" w:w="14"/>
+              <w:right w:type="dxa" w:w="50"/>
+            </w:tcMar>
+            <w:vAlign w:val="center"/>
+          </w:tcPr>
+          <w:p>
+            <w:pPr>
+              <w:keepNext w:val="false"/>
+              <w:keepLines/>
+              <w:spacing w:after="0" w:line="210"/>
+              <w:jc w:val="left"/>
+            </w:pPr>
+            <w:r>
+              <w:rPr>
+                <w:rFonts w:ascii="Times New Roman" w:cs="Times New Roman" w:eastAsia="PMingLiU" w:hAnsi="Times New Roman"/>
+                <w:b w:val="false"/>
+                <w:bCs w:val="false"/>
+                <w:color w:val="0000FF"/>
+                <w:sz w:val="15"/>
+                <w:szCs w:val="15"/>
+              </w:rPr>
+              <w:t xml:space="preserve">5% / 16% / 25%</w:t>
+            </w:r>
+          </w:p>
+        </w:tc>
+      </w:tr>
+      <w:tr>
+        <w:trPr>
+          <w:cantSplit/>
+        </w:trPr>
+        <w:tc>
+          <w:tcPr>
+            <w:tcW w:type="dxa" w:w="1877"/>
+            <w:tcMar>
+              <w:top w:type="dxa" w:w="14"/>
+              <w:left w:type="dxa" w:w="50"/>
+              <w:bottom w:type="dxa" w:w="14"/>
+              <w:right w:type="dxa" w:w="50"/>
+            </w:tcMar>
+            <w:vAlign w:val="center"/>
+          </w:tcPr>
+          <w:p>
+            <w:pPr>
+              <w:keepNext w:val="false"/>
+              <w:keepLines/>
+              <w:spacing w:after="0" w:line="210"/>
+              <w:jc w:val="left"/>
+            </w:pPr>
+            <w:r>
+              <w:rPr>
+                <w:rFonts w:ascii="Times New Roman" w:cs="Times New Roman" w:eastAsia="PMingLiU" w:hAnsi="Times New Roman"/>
+                <w:b w:val="false"/>
+                <w:bCs w:val="false"/>
+                <w:color w:val="0000FF"/>
+                <w:sz w:val="15"/>
+                <w:szCs w:val="15"/>
+              </w:rPr>
+              <w:t xml:space="preserve">Unmet rentals avoided, probabilistic</w:t>
+            </w:r>
+          </w:p>
+        </w:tc>
+        <w:tc>
+          <w:tcPr>
+            <w:tcW w:type="dxa" w:w="1300"/>
+            <w:tcMar>
+              <w:top w:type="dxa" w:w="14"/>
+              <w:left w:type="dxa" w:w="50"/>
+              <w:bottom w:type="dxa" w:w="14"/>
+              <w:right w:type="dxa" w:w="50"/>
+            </w:tcMar>
+            <w:vAlign w:val="center"/>
+          </w:tcPr>
+          <w:p>
+            <w:pPr>
+              <w:keepNext w:val="false"/>
+              <w:keepLines/>
+              <w:spacing w:after="0" w:line="210"/>
+              <w:jc w:val="left"/>
+            </w:pPr>
+            <w:r>
+              <w:rPr>
+                <w:rFonts w:ascii="Times New Roman" w:cs="Times New Roman" w:eastAsia="PMingLiU" w:hAnsi="Times New Roman"/>
+                <w:b w:val="false"/>
+                <w:bCs w:val="false"/>
+                <w:color w:val="0000FF"/>
+                <w:sz w:val="15"/>
+                <w:szCs w:val="15"/>
+              </w:rPr>
+              <w:t xml:space="preserve">about 50%</w:t>
+            </w:r>
+          </w:p>
+        </w:tc>
+        <w:tc>
+          <w:tcPr>
+            <w:tcW w:type="dxa" w:w="1500"/>
+            <w:tcMar>
+              <w:top w:type="dxa" w:w="14"/>
+              <w:left w:type="dxa" w:w="50"/>
+              <w:bottom w:type="dxa" w:w="14"/>
+              <w:right w:type="dxa" w:w="50"/>
+            </w:tcMar>
+            <w:vAlign w:val="center"/>
+          </w:tcPr>
+          <w:p>
+            <w:pPr>
+              <w:keepNext w:val="false"/>
+              <w:keepLines/>
+              <w:spacing w:after="0" w:line="210"/>
+              <w:jc w:val="left"/>
+            </w:pPr>
+            <w:r>
+              <w:rPr>
+                <w:rFonts w:ascii="Times New Roman" w:cs="Times New Roman" w:eastAsia="PMingLiU" w:hAnsi="Times New Roman"/>
+                <w:b w:val="false"/>
+                <w:bCs w:val="false"/>
+                <w:color w:val="0000FF"/>
+                <w:sz w:val="15"/>
+                <w:szCs w:val="15"/>
+              </w:rPr>
+              <w:t xml:space="preserve">8% / 17% / 27%; operator replay 61%</w:t>
+            </w:r>
+          </w:p>
+        </w:tc>
+      </w:tr>
+    </w:tbl>
+    <w:p>
+      <w:pPr>
+        <w:spacing w:after="80" w:before="0" w:line="120"/>
+      </w:pPr>
+      <w:r>
+        <w:rPr>
+          <w:rFonts w:ascii="Times New Roman" w:cs="Times New Roman" w:eastAsia="PMingLiU" w:hAnsi="Times New Roman"/>
+          <w:sz w:val="6"/>
+          <w:szCs w:val="6"/>
+        </w:rPr>
+        <w:t xml:space="preserve"/>
+      </w:r>
+    </w:p>
+    <w:p>
+      <w:pPr>
+        <w:spacing w:after="0" w:line="240"/>
+        <w:ind w:firstLine="288"/>
+        <w:jc w:val="both"/>
+      </w:pPr>
+      <w:r>
+        <w:rPr>
+          <w:rFonts w:ascii="Times New Roman" w:cs="Times New Roman" w:eastAsia="PMingLiU" w:hAnsi="Times New Roman"/>
+          <w:color w:val="0000FF"/>
+          <w:sz w:val="20"/>
+          <w:szCs w:val="20"/>
+        </w:rPr>
+        <w:t xml:space="preserve">Fig. 13 updates the schedule: data pipeline and demand reconstruction are complete, the predictor is trained and transferred ahead of plan, and the simulator exists two weeks early, with the planner still greedy. Of the proposal’s three fallbacks, none was needed: Kaohsiung history is being collected by our own logger, the probabilistic policy does beat the point forecast, and local search is on schedule. Remaining work:</w:t>
       </w:r>
     </w:p>
     <w:p>
@@ -10913,7 +12197,7 @@
           <w:sz w:val="20"/>
           <w:szCs w:val="20"/>
         </w:rPr>
-        <w:t xml:space="preserve">the live NSYSU demo (Fig. 11) and, after four more weeks of logging, a transfer study by week of local data.</w:t>
+        <w:t xml:space="preserve">the live NSYSU demo (Fig. 12) and, after four more weeks of logging, a transfer study by week of local data.</w:t>
       </w:r>
     </w:p>
     <w:p>
@@ -10926,77 +12210,6 @@
         <w:drawing>
           <wp:inline distT="0" distB="0" distL="0" distR="0">
             <wp:extent cx="2943225" cy="2486025"/>
-            <wp:effectExtent t="0" r="0" b="0" l="0"/>
-            <wp:docPr id="1" name="" descr="" title=""/>
-            <wp:cNvGraphicFramePr>
-              <a:graphicFrameLocks xmlns:a="http://schemas.openxmlformats.org/drawingml/2006/main" noChangeAspect="1"/>
-            </wp:cNvGraphicFramePr>
-            <a:graphic xmlns:a="http://schemas.openxmlformats.org/drawingml/2006/main">
-              <a:graphicData uri="http://schemas.openxmlformats.org/drawingml/2006/picture">
-                <pic:pic xmlns:pic="http://schemas.openxmlformats.org/drawingml/2006/picture">
-                  <pic:nvPicPr>
-                    <pic:cNvPr id="0" name="" descr=""/>
-                    <pic:cNvPicPr>
-                      <a:picLocks noChangeAspect="1" noChangeArrowheads="1"/>
-                    </pic:cNvPicPr>
-                  </pic:nvPicPr>
-                  <pic:blipFill>
-                    <a:blip r:embed="rId17" cstate="none"/>
-                    <a:srcRect/>
-                    <a:stretch>
-                      <a:fillRect/>
-                    </a:stretch>
-                  </pic:blipFill>
-                  <pic:spPr bwMode="auto">
-                    <a:xfrm>
-                      <a:off x="0" y="0"/>
-                      <a:ext cx="2943225" cy="2486025"/>
-                    </a:xfrm>
-                    <a:prstGeom prst="rect">
-                      <a:avLst/>
-                    </a:prstGeom>
-                  </pic:spPr>
-                </pic:pic>
-              </a:graphicData>
-            </a:graphic>
-          </wp:inline>
-        </w:drawing>
-      </w:r>
-    </w:p>
-    <w:p>
-      <w:pPr>
-        <w:spacing w:after="140" w:before="0" w:line="200"/>
-        <w:jc w:val="both"/>
-      </w:pPr>
-      <w:r>
-        <w:rPr>
-          <w:rFonts w:ascii="Times New Roman" w:cs="Times New Roman" w:eastAsia="PMingLiU" w:hAnsi="Times New Roman"/>
-          <w:b/>
-          <w:bCs/>
-          <w:sz w:val="17"/>
-          <w:szCs w:val="17"/>
-        </w:rPr>
-        <w:t xml:space="preserve">Figure 11. </w:t>
-      </w:r>
-      <w:r>
-        <w:rPr>
-          <w:rFonts w:ascii="Times New Roman" w:cs="Times New Roman" w:eastAsia="PMingLiU" w:hAnsi="Times New Roman"/>
-          <w:sz w:val="17"/>
-          <w:szCs w:val="17"/>
-        </w:rPr>
-        <w:t xml:space="preserve">Mock-up of the live NSYSU demo (from the proposal; real station positions and stock, probabilities and route illustrative).</w:t>
-      </w:r>
-    </w:p>
-    <w:p>
-      <w:pPr>
-        <w:keepNext/>
-        <w:spacing w:after="40" w:before="120"/>
-        <w:jc w:val="center"/>
-      </w:pPr>
-      <w:r>
-        <w:drawing>
-          <wp:inline distT="0" distB="0" distL="0" distR="0">
-            <wp:extent cx="2943225" cy="1628775"/>
             <wp:effectExtent t="0" r="0" b="0" l="0"/>
             <wp:docPr id="1" name="" descr="" title=""/>
             <wp:cNvGraphicFramePr>
@@ -11021,6 +12234,77 @@
                   <pic:spPr bwMode="auto">
                     <a:xfrm>
                       <a:off x="0" y="0"/>
+                      <a:ext cx="2943225" cy="2486025"/>
+                    </a:xfrm>
+                    <a:prstGeom prst="rect">
+                      <a:avLst/>
+                    </a:prstGeom>
+                  </pic:spPr>
+                </pic:pic>
+              </a:graphicData>
+            </a:graphic>
+          </wp:inline>
+        </w:drawing>
+      </w:r>
+    </w:p>
+    <w:p>
+      <w:pPr>
+        <w:spacing w:after="140" w:before="0" w:line="200"/>
+        <w:jc w:val="both"/>
+      </w:pPr>
+      <w:r>
+        <w:rPr>
+          <w:rFonts w:ascii="Times New Roman" w:cs="Times New Roman" w:eastAsia="PMingLiU" w:hAnsi="Times New Roman"/>
+          <w:b/>
+          <w:bCs/>
+          <w:sz w:val="17"/>
+          <w:szCs w:val="17"/>
+        </w:rPr>
+        <w:t xml:space="preserve">Figure 12. </w:t>
+      </w:r>
+      <w:r>
+        <w:rPr>
+          <w:rFonts w:ascii="Times New Roman" w:cs="Times New Roman" w:eastAsia="PMingLiU" w:hAnsi="Times New Roman"/>
+          <w:sz w:val="17"/>
+          <w:szCs w:val="17"/>
+        </w:rPr>
+        <w:t xml:space="preserve">Mock-up of the live NSYSU demo (from the proposal; real station positions and stock, probabilities and route illustrative).</w:t>
+      </w:r>
+    </w:p>
+    <w:p>
+      <w:pPr>
+        <w:keepNext/>
+        <w:spacing w:after="40" w:before="120"/>
+        <w:jc w:val="center"/>
+      </w:pPr>
+      <w:r>
+        <w:drawing>
+          <wp:inline distT="0" distB="0" distL="0" distR="0">
+            <wp:extent cx="2943225" cy="1628775"/>
+            <wp:effectExtent t="0" r="0" b="0" l="0"/>
+            <wp:docPr id="1" name="" descr="" title=""/>
+            <wp:cNvGraphicFramePr>
+              <a:graphicFrameLocks xmlns:a="http://schemas.openxmlformats.org/drawingml/2006/main" noChangeAspect="1"/>
+            </wp:cNvGraphicFramePr>
+            <a:graphic xmlns:a="http://schemas.openxmlformats.org/drawingml/2006/main">
+              <a:graphicData uri="http://schemas.openxmlformats.org/drawingml/2006/picture">
+                <pic:pic xmlns:pic="http://schemas.openxmlformats.org/drawingml/2006/picture">
+                  <pic:nvPicPr>
+                    <pic:cNvPr id="0" name="" descr=""/>
+                    <pic:cNvPicPr>
+                      <a:picLocks noChangeAspect="1" noChangeArrowheads="1"/>
+                    </pic:cNvPicPr>
+                  </pic:nvPicPr>
+                  <pic:blipFill>
+                    <a:blip r:embed="rId19" cstate="none"/>
+                    <a:srcRect/>
+                    <a:stretch>
+                      <a:fillRect/>
+                    </a:stretch>
+                  </pic:blipFill>
+                  <pic:spPr bwMode="auto">
+                    <a:xfrm>
+                      <a:off x="0" y="0"/>
                       <a:ext cx="2943225" cy="1628775"/>
                     </a:xfrm>
                     <a:prstGeom prst="rect">
@@ -11048,7 +12332,7 @@
           <w:sz w:val="17"/>
           <w:szCs w:val="17"/>
         </w:rPr>
-        <w:t xml:space="preserve">Figure 12. </w:t>
+        <w:t xml:space="preserve">Figure 13. </w:t>
       </w:r>
       <w:r>
         <w:rPr>

--- a/report/HW3_54.docx
+++ b/report/HW3_54.docx
@@ -126,7 +126,7 @@
           <w:sz w:val="20"/>
           <w:szCs w:val="20"/>
         </w:rPr>
-        <w:t xml:space="preserve">This midterm report delivers stages (i)–(iii) on real data. A logger has recorded all 309 YouBike stations within 5 km of NSYSU every 10 minutes since 1 October; on teaching days the eight campus stations fall from 193 bikes at 10:00 to 7 at 18:00, and 55% of the campus stock leaves within 20 minutes of the 12:00 bell. On 10 months of Taipei trip records and 295 days of 10-minute inventory for 144 stations around NTU, our reconciliation recovers the operator’s truck moves (R² = 0.98) and shows that observed rentals understate demand by up to 2× at campus stations in the evening. A gradient-boosting predictor reaches AUC 0.93, Brier 0.080 and ECE 0.012 at a 30-minute horizon on three held-out months and transfers to NSYSU zero-shot (AUC 0.93 on 309 stations, 0.94 on campus). A discrete-event replay simulator with greedy truck policies avoids 8%, 17% and 27% of unmet rentals with 1, 3 and 6 trucks. The route-search planner and the live NSYSU demo are the remaining work.</w:t>
+        <w:t xml:space="preserve">This midterm report delivers stages (i)–(iii) on real data. A logger has recorded all 309 YouBike stations within 5 km of NSYSU every 10 minutes since 1 October; on teaching days the eight campus stations fall from 193 bikes at 10:00 to 7 at 18:00, and 55% of the campus stock leaves within 20 minutes of the 12:00 bell. On 10 months of Taipei trip records and 295 days of 10-minute inventory for 144 stations around NTU, our reconciliation recovers the operator’s truck moves (R² = 0.98) and shows that observed rentals understate demand by up to 2× at campus stations in the evening. A gradient-boosting predictor reaches AUC 0.93, Brier 0.080 and ECE 0.012 at a 30-minute horizon on three held-out months, keeps AUC 0.90 at two hours, and transfers to NSYSU zero-shot (AUC 0.93 on 309 stations, 0.94 on campus). The Poisson roll-out the proposal described, implemented exactly as a birth–death chain, reaches AUC 0.895; the censoring correction improves it at every horizon, but it misses that an empty station rarely refills, which the classifier learns. A discrete-event replay simulator with greedy truck policies avoids 8%, 17% and 27% of unmet rentals with 1, 3 and 6 trucks. The route-search planner and the live NSYSU demo are the remaining work.</w:t>
       </w:r>
     </w:p>
     <w:tbl>
@@ -226,7 +226,7 @@
                 <w:sz w:val="16"/>
                 <w:szCs w:val="16"/>
               </w:rPr>
-              <w:t xml:space="preserve">3. Demand reconstruction and operator-move inference implemented and validated (Secs. 2.3, 3.3).</w:t>
+              <w:t xml:space="preserve">3. Demand reconstruction and operator-move inference implemented, with four independent checks (Secs. 2.3, 3.3).</w:t>
             </w:r>
           </w:p>
           <w:p>
@@ -243,7 +243,7 @@
                 <w:sz w:val="16"/>
                 <w:szCs w:val="16"/>
               </w:rPr>
-              <w:t xml:space="preserve">4. Stockout predictor trained, calibrated and ablated on three held-out months (Secs. 2.4, 3.4).</w:t>
+              <w:t xml:space="preserve">4. Stockout predictor trained, calibrated and ablated on three held-out months at 30/60/90/120 min; the proposal’s Poisson roll-out implemented and compared with it; logistic baseline; bootstrap intervals (Secs. 2.4, 3.4).</w:t>
             </w:r>
           </w:p>
           <w:p>
@@ -294,7 +294,7 @@
                 <w:sz w:val="16"/>
                 <w:szCs w:val="16"/>
               </w:rPr>
-              <w:t xml:space="preserve">Not yet done: route-search planner, censored-demand replay, live demo (Sec. 4).</w:t>
+              <w:t xml:space="preserve">Not yet done: route-search planner, censored-demand replay, timetable-intensity feature, live demo (Sec. 4).</w:t>
             </w:r>
           </w:p>
         </w:tc>
@@ -367,6 +367,699 @@
           <w:szCs w:val="20"/>
         </w:rPr>
         <w:t xml:space="preserve">Two weeks of our own logging show that the snapshot was typical: on eight teaching weekdays the eight campus stations (231 docks) averaged 193 bikes at 10:00, 49 at 17:00 and 7 at 18:00, with 64% of them empty at 18:00, while the two KRT Sizihwan exits were empty in 36% of morning slots and held 51 bikes at 18:00 (Sec. 3.2). The problem is a tide between campus and the metro, in both directions, every teaching day.</w:t>
+      </w:r>
+    </w:p>
+    <w:p>
+      <w:pPr>
+        <w:keepNext/>
+        <w:spacing w:after="30" w:before="90" w:line="240"/>
+      </w:pPr>
+      <w:r>
+        <w:rPr>
+          <w:rFonts w:ascii="Times New Roman" w:cs="Times New Roman" w:eastAsia="PMingLiU" w:hAnsi="Times New Roman"/>
+          <w:b/>
+          <w:bCs/>
+          <w:sz w:val="22"/>
+          <w:szCs w:val="22"/>
+        </w:rPr>
+        <w:t xml:space="preserve">1.2. Problem definition</w:t>
+      </w:r>
+    </w:p>
+    <w:p>
+      <w:pPr>
+        <w:spacing w:after="0" w:line="240"/>
+        <w:ind w:firstLine="288"/>
+        <w:jc w:val="both"/>
+      </w:pPr>
+      <w:r>
+        <w:rPr>
+          <w:rFonts w:ascii="Times New Roman" w:cs="Times New Roman" w:eastAsia="PMingLiU" w:hAnsi="Times New Roman"/>
+          <w:sz w:val="20"/>
+          <w:szCs w:val="20"/>
+        </w:rPr>
+        <w:t xml:space="preserve">Station </w:t>
+      </w:r>
+      <w:r>
+        <w:rPr>
+          <w:rFonts w:ascii="Times New Roman" w:cs="Times New Roman" w:eastAsia="PMingLiU" w:hAnsi="Times New Roman"/>
+          <w:i/>
+          <w:iCs/>
+          <w:sz w:val="20"/>
+          <w:szCs w:val="20"/>
+        </w:rPr>
+        <w:t xml:space="preserve">i</w:t>
+      </w:r>
+      <w:r>
+        <w:rPr>
+          <w:rFonts w:ascii="Times New Roman" w:cs="Times New Roman" w:eastAsia="PMingLiU" w:hAnsi="Times New Roman"/>
+          <w:sz w:val="20"/>
+          <w:szCs w:val="20"/>
+        </w:rPr>
+        <w:t xml:space="preserve"> has capacity </w:t>
+      </w:r>
+      <w:r>
+        <w:rPr>
+          <w:rFonts w:ascii="Times New Roman" w:cs="Times New Roman" w:eastAsia="PMingLiU" w:hAnsi="Times New Roman"/>
+          <w:i/>
+          <w:iCs/>
+          <w:sz w:val="20"/>
+          <w:szCs w:val="20"/>
+        </w:rPr>
+        <w:t xml:space="preserve">c</w:t>
+      </w:r>
+      <w:r>
+        <w:rPr>
+          <w:rFonts w:ascii="Times New Roman" w:cs="Times New Roman" w:eastAsia="PMingLiU" w:hAnsi="Times New Roman"/>
+          <w:sz w:val="20"/>
+          <w:szCs w:val="20"/>
+          <w:vertAlign w:val="subscript"/>
+        </w:rPr>
+        <w:t xml:space="preserve">i</w:t>
+      </w:r>
+      <w:r>
+        <w:rPr>
+          <w:rFonts w:ascii="Times New Roman" w:cs="Times New Roman" w:eastAsia="PMingLiU" w:hAnsi="Times New Roman"/>
+          <w:sz w:val="20"/>
+          <w:szCs w:val="20"/>
+        </w:rPr>
+        <w:t xml:space="preserve"> and inventory </w:t>
+      </w:r>
+      <w:r>
+        <w:rPr>
+          <w:rFonts w:ascii="Times New Roman" w:cs="Times New Roman" w:eastAsia="PMingLiU" w:hAnsi="Times New Roman"/>
+          <w:i/>
+          <w:iCs/>
+          <w:sz w:val="20"/>
+          <w:szCs w:val="20"/>
+        </w:rPr>
+        <w:t xml:space="preserve">s</w:t>
+      </w:r>
+      <w:r>
+        <w:rPr>
+          <w:rFonts w:ascii="Times New Roman" w:cs="Times New Roman" w:eastAsia="PMingLiU" w:hAnsi="Times New Roman"/>
+          <w:sz w:val="20"/>
+          <w:szCs w:val="20"/>
+          <w:vertAlign w:val="subscript"/>
+        </w:rPr>
+        <w:t xml:space="preserve">i</w:t>
+      </w:r>
+      <w:r>
+        <w:rPr>
+          <w:rFonts w:ascii="Times New Roman" w:cs="Times New Roman" w:eastAsia="PMingLiU" w:hAnsi="Times New Roman"/>
+          <w:sz w:val="20"/>
+          <w:szCs w:val="20"/>
+        </w:rPr>
+        <w:t xml:space="preserve">(</w:t>
+      </w:r>
+      <w:r>
+        <w:rPr>
+          <w:rFonts w:ascii="Times New Roman" w:cs="Times New Roman" w:eastAsia="PMingLiU" w:hAnsi="Times New Roman"/>
+          <w:i/>
+          <w:iCs/>
+          <w:sz w:val="20"/>
+          <w:szCs w:val="20"/>
+        </w:rPr>
+        <w:t xml:space="preserve">t</w:t>
+      </w:r>
+      <w:r>
+        <w:rPr>
+          <w:rFonts w:ascii="Times New Roman" w:cs="Times New Roman" w:eastAsia="PMingLiU" w:hAnsi="Times New Roman"/>
+          <w:sz w:val="20"/>
+          <w:szCs w:val="20"/>
+        </w:rPr>
+        <w:t xml:space="preserve">); rentals </w:t>
+      </w:r>
+      <w:r>
+        <w:rPr>
+          <w:rFonts w:ascii="Times New Roman" w:cs="Times New Roman" w:eastAsia="PMingLiU" w:hAnsi="Times New Roman"/>
+          <w:i/>
+          <w:iCs/>
+          <w:sz w:val="20"/>
+          <w:szCs w:val="20"/>
+        </w:rPr>
+        <w:t xml:space="preserve">r</w:t>
+      </w:r>
+      <w:r>
+        <w:rPr>
+          <w:rFonts w:ascii="Times New Roman" w:cs="Times New Roman" w:eastAsia="PMingLiU" w:hAnsi="Times New Roman"/>
+          <w:sz w:val="20"/>
+          <w:szCs w:val="20"/>
+          <w:vertAlign w:val="subscript"/>
+        </w:rPr>
+        <w:t xml:space="preserve">i</w:t>
+      </w:r>
+      <w:r>
+        <w:rPr>
+          <w:rFonts w:ascii="Times New Roman" w:cs="Times New Roman" w:eastAsia="PMingLiU" w:hAnsi="Times New Roman"/>
+          <w:sz w:val="20"/>
+          <w:szCs w:val="20"/>
+        </w:rPr>
+        <w:t xml:space="preserve">(</w:t>
+      </w:r>
+      <w:r>
+        <w:rPr>
+          <w:rFonts w:ascii="Times New Roman" w:cs="Times New Roman" w:eastAsia="PMingLiU" w:hAnsi="Times New Roman"/>
+          <w:i/>
+          <w:iCs/>
+          <w:sz w:val="20"/>
+          <w:szCs w:val="20"/>
+        </w:rPr>
+        <w:t xml:space="preserve">t</w:t>
+      </w:r>
+      <w:r>
+        <w:rPr>
+          <w:rFonts w:ascii="Times New Roman" w:cs="Times New Roman" w:eastAsia="PMingLiU" w:hAnsi="Times New Roman"/>
+          <w:sz w:val="20"/>
+          <w:szCs w:val="20"/>
+        </w:rPr>
+        <w:t xml:space="preserve">) and returns </w:t>
+      </w:r>
+      <w:r>
+        <w:rPr>
+          <w:rFonts w:ascii="Times New Roman" w:cs="Times New Roman" w:eastAsia="PMingLiU" w:hAnsi="Times New Roman"/>
+          <w:i/>
+          <w:iCs/>
+          <w:sz w:val="20"/>
+          <w:szCs w:val="20"/>
+        </w:rPr>
+        <w:t xml:space="preserve">q</w:t>
+      </w:r>
+      <w:r>
+        <w:rPr>
+          <w:rFonts w:ascii="Times New Roman" w:cs="Times New Roman" w:eastAsia="PMingLiU" w:hAnsi="Times New Roman"/>
+          <w:sz w:val="20"/>
+          <w:szCs w:val="20"/>
+          <w:vertAlign w:val="subscript"/>
+        </w:rPr>
+        <w:t xml:space="preserve">i</w:t>
+      </w:r>
+      <w:r>
+        <w:rPr>
+          <w:rFonts w:ascii="Times New Roman" w:cs="Times New Roman" w:eastAsia="PMingLiU" w:hAnsi="Times New Roman"/>
+          <w:sz w:val="20"/>
+          <w:szCs w:val="20"/>
+        </w:rPr>
+        <w:t xml:space="preserve">(</w:t>
+      </w:r>
+      <w:r>
+        <w:rPr>
+          <w:rFonts w:ascii="Times New Roman" w:cs="Times New Roman" w:eastAsia="PMingLiU" w:hAnsi="Times New Roman"/>
+          <w:i/>
+          <w:iCs/>
+          <w:sz w:val="20"/>
+          <w:szCs w:val="20"/>
+        </w:rPr>
+        <w:t xml:space="preserve">t</w:t>
+      </w:r>
+      <w:r>
+        <w:rPr>
+          <w:rFonts w:ascii="Times New Roman" w:cs="Times New Roman" w:eastAsia="PMingLiU" w:hAnsi="Times New Roman"/>
+          <w:sz w:val="20"/>
+          <w:szCs w:val="20"/>
+        </w:rPr>
+        <w:t xml:space="preserve">) are counts whose rates depend on time of day, day of week and, our key assumption, the time to the next bell </w:t>
+      </w:r>
+      <w:r>
+        <w:rPr>
+          <w:rFonts w:ascii="Times New Roman" w:cs="Times New Roman" w:eastAsia="PMingLiU" w:hAnsi="Times New Roman"/>
+          <w:i/>
+          <w:iCs/>
+          <w:sz w:val="20"/>
+          <w:szCs w:val="20"/>
+        </w:rPr>
+        <w:t xml:space="preserve">b</w:t>
+      </w:r>
+      <w:r>
+        <w:rPr>
+          <w:rFonts w:ascii="Times New Roman" w:cs="Times New Roman" w:eastAsia="PMingLiU" w:hAnsi="Times New Roman"/>
+          <w:sz w:val="20"/>
+          <w:szCs w:val="20"/>
+        </w:rPr>
+        <w:t xml:space="preserve">(</w:t>
+      </w:r>
+      <w:r>
+        <w:rPr>
+          <w:rFonts w:ascii="Times New Roman" w:cs="Times New Roman" w:eastAsia="PMingLiU" w:hAnsi="Times New Roman"/>
+          <w:i/>
+          <w:iCs/>
+          <w:sz w:val="20"/>
+          <w:szCs w:val="20"/>
+        </w:rPr>
+        <w:t xml:space="preserve">t</w:t>
+      </w:r>
+      <w:r>
+        <w:rPr>
+          <w:rFonts w:ascii="Times New Roman" w:cs="Times New Roman" w:eastAsia="PMingLiU" w:hAnsi="Times New Roman"/>
+          <w:sz w:val="20"/>
+          <w:szCs w:val="20"/>
+        </w:rPr>
+        <w:t xml:space="preserve">). Rentals are censored: when </w:t>
+      </w:r>
+      <w:r>
+        <w:rPr>
+          <w:rFonts w:ascii="Times New Roman" w:cs="Times New Roman" w:eastAsia="PMingLiU" w:hAnsi="Times New Roman"/>
+          <w:i/>
+          <w:iCs/>
+          <w:sz w:val="20"/>
+          <w:szCs w:val="20"/>
+        </w:rPr>
+        <w:t xml:space="preserve">s</w:t>
+      </w:r>
+      <w:r>
+        <w:rPr>
+          <w:rFonts w:ascii="Times New Roman" w:cs="Times New Roman" w:eastAsia="PMingLiU" w:hAnsi="Times New Roman"/>
+          <w:sz w:val="20"/>
+          <w:szCs w:val="20"/>
+          <w:vertAlign w:val="subscript"/>
+        </w:rPr>
+        <w:t xml:space="preserve">i</w:t>
+      </w:r>
+      <w:r>
+        <w:rPr>
+          <w:rFonts w:ascii="Times New Roman" w:cs="Times New Roman" w:eastAsia="PMingLiU" w:hAnsi="Times New Roman"/>
+          <w:sz w:val="20"/>
+          <w:szCs w:val="20"/>
+        </w:rPr>
+        <w:t xml:space="preserve">(</w:t>
+      </w:r>
+      <w:r>
+        <w:rPr>
+          <w:rFonts w:ascii="Times New Roman" w:cs="Times New Roman" w:eastAsia="PMingLiU" w:hAnsi="Times New Roman"/>
+          <w:i/>
+          <w:iCs/>
+          <w:sz w:val="20"/>
+          <w:szCs w:val="20"/>
+        </w:rPr>
+        <w:t xml:space="preserve">t</w:t>
+      </w:r>
+      <w:r>
+        <w:rPr>
+          <w:rFonts w:ascii="Times New Roman" w:cs="Times New Roman" w:eastAsia="PMingLiU" w:hAnsi="Times New Roman"/>
+          <w:sz w:val="20"/>
+          <w:szCs w:val="20"/>
+        </w:rPr>
+        <w:t xml:space="preserve">) = 0, lost rentals are unrecorded. One truck of capacity </w:t>
+      </w:r>
+      <w:r>
+        <w:rPr>
+          <w:rFonts w:ascii="Times New Roman" w:cs="Times New Roman" w:eastAsia="PMingLiU" w:hAnsi="Times New Roman"/>
+          <w:i/>
+          <w:iCs/>
+          <w:sz w:val="20"/>
+          <w:szCs w:val="20"/>
+        </w:rPr>
+        <w:t xml:space="preserve">Q</w:t>
+      </w:r>
+      <w:r>
+        <w:rPr>
+          <w:rFonts w:ascii="Times New Roman" w:cs="Times New Roman" w:eastAsia="PMingLiU" w:hAnsi="Times New Roman"/>
+          <w:sz w:val="20"/>
+          <w:szCs w:val="20"/>
+        </w:rPr>
+        <w:t xml:space="preserve"> visits stations with travel times </w:t>
+      </w:r>
+      <w:r>
+        <w:rPr>
+          <w:rFonts w:ascii="Times New Roman" w:cs="Times New Roman" w:eastAsia="PMingLiU" w:hAnsi="Times New Roman"/>
+          <w:i/>
+          <w:iCs/>
+          <w:sz w:val="20"/>
+          <w:szCs w:val="20"/>
+        </w:rPr>
+        <w:t xml:space="preserve">d</w:t>
+      </w:r>
+      <w:r>
+        <w:rPr>
+          <w:rFonts w:ascii="Times New Roman" w:cs="Times New Roman" w:eastAsia="PMingLiU" w:hAnsi="Times New Roman"/>
+          <w:sz w:val="20"/>
+          <w:szCs w:val="20"/>
+          <w:vertAlign w:val="subscript"/>
+        </w:rPr>
+        <w:t xml:space="preserve">ij</w:t>
+      </w:r>
+      <w:r>
+        <w:rPr>
+          <w:rFonts w:ascii="Times New Roman" w:cs="Times New Roman" w:eastAsia="PMingLiU" w:hAnsi="Times New Roman"/>
+          <w:sz w:val="20"/>
+          <w:szCs w:val="20"/>
+        </w:rPr>
+        <w:t xml:space="preserve">. Before each bell we choose a route and load plan </w:t>
+      </w:r>
+      <w:r>
+        <w:rPr>
+          <w:rFonts w:ascii="Times New Roman" w:cs="Times New Roman" w:eastAsia="PMingLiU" w:hAnsi="Times New Roman"/>
+          <w:i/>
+          <w:iCs/>
+          <w:sz w:val="20"/>
+          <w:szCs w:val="20"/>
+        </w:rPr>
+        <w:t xml:space="preserve">π</w:t>
+      </w:r>
+      <w:r>
+        <w:rPr>
+          <w:rFonts w:ascii="Times New Roman" w:cs="Times New Roman" w:eastAsia="PMingLiU" w:hAnsi="Times New Roman"/>
+          <w:sz w:val="20"/>
+          <w:szCs w:val="20"/>
+        </w:rPr>
+        <w:t xml:space="preserve"> minimizing expected unmet rentals over a horizon </w:t>
+      </w:r>
+      <w:r>
+        <w:rPr>
+          <w:rFonts w:ascii="Times New Roman" w:cs="Times New Roman" w:eastAsia="PMingLiU" w:hAnsi="Times New Roman"/>
+          <w:i/>
+          <w:iCs/>
+          <w:sz w:val="20"/>
+          <w:szCs w:val="20"/>
+        </w:rPr>
+        <w:t xml:space="preserve">H</w:t>
+      </w:r>
+      <w:r>
+        <w:rPr>
+          <w:rFonts w:ascii="Times New Roman" w:cs="Times New Roman" w:eastAsia="PMingLiU" w:hAnsi="Times New Roman"/>
+          <w:sz w:val="20"/>
+          <w:szCs w:val="20"/>
+        </w:rPr>
+        <w:t xml:space="preserve"> plus </w:t>
+      </w:r>
+      <w:r>
+        <w:rPr>
+          <w:rFonts w:ascii="Times New Roman" w:cs="Times New Roman" w:eastAsia="PMingLiU" w:hAnsi="Times New Roman"/>
+          <w:i/>
+          <w:iCs/>
+          <w:sz w:val="20"/>
+          <w:szCs w:val="20"/>
+        </w:rPr>
+        <w:t xml:space="preserve">β</w:t>
+      </w:r>
+      <w:r>
+        <w:rPr>
+          <w:rFonts w:ascii="Times New Roman" w:cs="Times New Roman" w:eastAsia="PMingLiU" w:hAnsi="Times New Roman"/>
+          <w:sz w:val="20"/>
+          <w:szCs w:val="20"/>
+        </w:rPr>
+        <w:t xml:space="preserve">·travel time under capacity and deadline constraints. This is the course’s rational-agent view: acting under uncertainty to maximize expected utility, coupling probabilistic reasoning, learning and search.</w:t>
+      </w:r>
+    </w:p>
+    <w:p>
+      <w:pPr>
+        <w:spacing w:after="0" w:line="240"/>
+        <w:ind w:firstLine="288"/>
+        <w:jc w:val="both"/>
+      </w:pPr>
+      <w:r>
+        <w:rPr>
+          <w:rFonts w:ascii="Times New Roman" w:cs="Times New Roman" w:eastAsia="PMingLiU" w:hAnsi="Times New Roman"/>
+          <w:color w:val="0000FF"/>
+          <w:sz w:val="20"/>
+          <w:szCs w:val="20"/>
+        </w:rPr>
+        <w:t xml:space="preserve">Two sub-problems are now defined precisely. </w:t>
+      </w:r>
+      <w:r>
+        <w:rPr>
+          <w:rFonts w:ascii="Times New Roman" w:cs="Times New Roman" w:eastAsia="PMingLiU" w:hAnsi="Times New Roman"/>
+          <w:b/>
+          <w:bCs/>
+          <w:color w:val="0000FF"/>
+          <w:sz w:val="20"/>
+          <w:szCs w:val="20"/>
+        </w:rPr>
+        <w:t xml:space="preserve">Stockout prediction: </w:t>
+      </w:r>
+      <w:r>
+        <w:rPr>
+          <w:rFonts w:ascii="Times New Roman" w:cs="Times New Roman" w:eastAsia="PMingLiU" w:hAnsi="Times New Roman"/>
+          <w:color w:val="0000FF"/>
+          <w:sz w:val="20"/>
+          <w:szCs w:val="20"/>
+        </w:rPr>
+        <w:t xml:space="preserve">for every station </w:t>
+      </w:r>
+      <w:r>
+        <w:rPr>
+          <w:rFonts w:ascii="Times New Roman" w:cs="Times New Roman" w:eastAsia="PMingLiU" w:hAnsi="Times New Roman"/>
+          <w:i/>
+          <w:iCs/>
+          <w:color w:val="0000FF"/>
+          <w:sz w:val="20"/>
+          <w:szCs w:val="20"/>
+        </w:rPr>
+        <w:t xml:space="preserve">i</w:t>
+      </w:r>
+      <w:r>
+        <w:rPr>
+          <w:rFonts w:ascii="Times New Roman" w:cs="Times New Roman" w:eastAsia="PMingLiU" w:hAnsi="Times New Roman"/>
+          <w:color w:val="0000FF"/>
+          <w:sz w:val="20"/>
+          <w:szCs w:val="20"/>
+        </w:rPr>
+        <w:t xml:space="preserve"> and 10-minute slot </w:t>
+      </w:r>
+      <w:r>
+        <w:rPr>
+          <w:rFonts w:ascii="Times New Roman" w:cs="Times New Roman" w:eastAsia="PMingLiU" w:hAnsi="Times New Roman"/>
+          <w:i/>
+          <w:iCs/>
+          <w:color w:val="0000FF"/>
+          <w:sz w:val="20"/>
+          <w:szCs w:val="20"/>
+        </w:rPr>
+        <w:t xml:space="preserve">t</w:t>
+      </w:r>
+      <w:r>
+        <w:rPr>
+          <w:rFonts w:ascii="Times New Roman" w:cs="Times New Roman" w:eastAsia="PMingLiU" w:hAnsi="Times New Roman"/>
+          <w:color w:val="0000FF"/>
+          <w:sz w:val="20"/>
+          <w:szCs w:val="20"/>
+        </w:rPr>
+        <w:t xml:space="preserve">, output</w:t>
+      </w:r>
+    </w:p>
+    <w:p>
+      <w:pPr>
+        <w:tabs>
+          <w:tab w:val="right" w:pos="4677"/>
+        </w:tabs>
+        <w:spacing w:after="40" w:before="40" w:line="240"/>
+        <w:ind w:left="600"/>
+        <w:jc w:val="left"/>
+      </w:pPr>
+      <w:r>
+        <w:rPr>
+          <w:rFonts w:ascii="Times New Roman" w:cs="Times New Roman" w:eastAsia="PMingLiU" w:hAnsi="Times New Roman"/>
+          <w:i/>
+          <w:iCs/>
+          <w:color w:val="0000FF"/>
+          <w:sz w:val="20"/>
+          <w:szCs w:val="20"/>
+        </w:rPr>
+        <w:t xml:space="preserve">p</w:t>
+      </w:r>
+      <w:r>
+        <w:rPr>
+          <w:rFonts w:ascii="Times New Roman" w:cs="Times New Roman" w:eastAsia="PMingLiU" w:hAnsi="Times New Roman"/>
+          <w:color w:val="0000FF"/>
+          <w:sz w:val="20"/>
+          <w:szCs w:val="20"/>
+          <w:vertAlign w:val="subscript"/>
+        </w:rPr>
+        <w:t xml:space="preserve">i</w:t>
+      </w:r>
+      <w:r>
+        <w:rPr>
+          <w:rFonts w:ascii="Times New Roman" w:cs="Times New Roman" w:eastAsia="PMingLiU" w:hAnsi="Times New Roman"/>
+          <w:color w:val="0000FF"/>
+          <w:sz w:val="20"/>
+          <w:szCs w:val="20"/>
+        </w:rPr>
+        <w:t xml:space="preserve">(</w:t>
+      </w:r>
+      <w:r>
+        <w:rPr>
+          <w:rFonts w:ascii="Times New Roman" w:cs="Times New Roman" w:eastAsia="PMingLiU" w:hAnsi="Times New Roman"/>
+          <w:i/>
+          <w:iCs/>
+          <w:color w:val="0000FF"/>
+          <w:sz w:val="20"/>
+          <w:szCs w:val="20"/>
+        </w:rPr>
+        <w:t xml:space="preserve">t</w:t>
+      </w:r>
+      <w:r>
+        <w:rPr>
+          <w:rFonts w:ascii="Times New Roman" w:cs="Times New Roman" w:eastAsia="PMingLiU" w:hAnsi="Times New Roman"/>
+          <w:color w:val="0000FF"/>
+          <w:sz w:val="20"/>
+          <w:szCs w:val="20"/>
+        </w:rPr>
+        <w:t xml:space="preserve">, </w:t>
+      </w:r>
+      <w:r>
+        <w:rPr>
+          <w:rFonts w:ascii="Times New Roman" w:cs="Times New Roman" w:eastAsia="PMingLiU" w:hAnsi="Times New Roman"/>
+          <w:i/>
+          <w:iCs/>
+          <w:color w:val="0000FF"/>
+          <w:sz w:val="20"/>
+          <w:szCs w:val="20"/>
+        </w:rPr>
+        <w:t xml:space="preserve">h</w:t>
+      </w:r>
+      <w:r>
+        <w:rPr>
+          <w:rFonts w:ascii="Times New Roman" w:cs="Times New Roman" w:eastAsia="PMingLiU" w:hAnsi="Times New Roman"/>
+          <w:color w:val="0000FF"/>
+          <w:sz w:val="20"/>
+          <w:szCs w:val="20"/>
+        </w:rPr>
+        <w:t xml:space="preserve">) = P( min</w:t>
+      </w:r>
+      <w:r>
+        <w:rPr>
+          <w:rFonts w:ascii="Times New Roman" w:cs="Times New Roman" w:eastAsia="PMingLiU" w:hAnsi="Times New Roman"/>
+          <w:color w:val="0000FF"/>
+          <w:sz w:val="20"/>
+          <w:szCs w:val="20"/>
+          <w:vertAlign w:val="subscript"/>
+        </w:rPr>
+        <w:t xml:space="preserve">τ∈(t, t+h]</w:t>
+      </w:r>
+      <w:r>
+        <w:rPr>
+          <w:rFonts w:ascii="Times New Roman" w:cs="Times New Roman" w:eastAsia="PMingLiU" w:hAnsi="Times New Roman"/>
+          <w:i/>
+          <w:iCs/>
+          <w:color w:val="0000FF"/>
+          <w:sz w:val="20"/>
+          <w:szCs w:val="20"/>
+        </w:rPr>
+        <w:t xml:space="preserve"> s</w:t>
+      </w:r>
+      <w:r>
+        <w:rPr>
+          <w:rFonts w:ascii="Times New Roman" w:cs="Times New Roman" w:eastAsia="PMingLiU" w:hAnsi="Times New Roman"/>
+          <w:color w:val="0000FF"/>
+          <w:sz w:val="20"/>
+          <w:szCs w:val="20"/>
+          <w:vertAlign w:val="subscript"/>
+        </w:rPr>
+        <w:t xml:space="preserve">i</w:t>
+      </w:r>
+      <w:r>
+        <w:rPr>
+          <w:rFonts w:ascii="Times New Roman" w:cs="Times New Roman" w:eastAsia="PMingLiU" w:hAnsi="Times New Roman"/>
+          <w:color w:val="0000FF"/>
+          <w:sz w:val="20"/>
+          <w:szCs w:val="20"/>
+        </w:rPr>
+        <w:t xml:space="preserve">(τ) = 0 )</w:t>
+      </w:r>
+      <w:r>
+        <w:rPr>
+          <w:rFonts w:ascii="Times New Roman" w:cs="Times New Roman" w:eastAsia="PMingLiU" w:hAnsi="Times New Roman"/>
+          <w:color w:val="0000FF"/>
+          <w:sz w:val="20"/>
+          <w:szCs w:val="20"/>
+        </w:rPr>
+        <w:tab/>
+        <w:t xml:space="preserve">(1)</w:t>
+      </w:r>
+    </w:p>
+    <w:p>
+      <w:pPr>
+        <w:spacing w:after="0" w:line="240"/>
+        <w:ind w:firstLine="288"/>
+        <w:jc w:val="both"/>
+      </w:pPr>
+      <w:r>
+        <w:rPr>
+          <w:rFonts w:ascii="Times New Roman" w:cs="Times New Roman" w:eastAsia="PMingLiU" w:hAnsi="Times New Roman"/>
+          <w:color w:val="0000FF"/>
+          <w:sz w:val="20"/>
+          <w:szCs w:val="20"/>
+        </w:rPr>
+        <w:t xml:space="preserve">for horizons </w:t>
+      </w:r>
+      <w:r>
+        <w:rPr>
+          <w:rFonts w:ascii="Times New Roman" w:cs="Times New Roman" w:eastAsia="PMingLiU" w:hAnsi="Times New Roman"/>
+          <w:i/>
+          <w:iCs/>
+          <w:color w:val="0000FF"/>
+          <w:sz w:val="20"/>
+          <w:szCs w:val="20"/>
+        </w:rPr>
+        <w:t xml:space="preserve">h</w:t>
+      </w:r>
+      <w:r>
+        <w:rPr>
+          <w:rFonts w:ascii="Times New Roman" w:cs="Times New Roman" w:eastAsia="PMingLiU" w:hAnsi="Times New Roman"/>
+          <w:color w:val="0000FF"/>
+          <w:sz w:val="20"/>
+          <w:szCs w:val="20"/>
+        </w:rPr>
+        <w:t xml:space="preserve"> ∈ {30, 60} min. </w:t>
+      </w:r>
+      <w:r>
+        <w:rPr>
+          <w:rFonts w:ascii="Times New Roman" w:cs="Times New Roman" w:eastAsia="PMingLiU" w:hAnsi="Times New Roman"/>
+          <w:b/>
+          <w:bCs/>
+          <w:color w:val="0000FF"/>
+          <w:sz w:val="20"/>
+          <w:szCs w:val="20"/>
+        </w:rPr>
+        <w:t xml:space="preserve">Rebalancing: </w:t>
+      </w:r>
+      <w:r>
+        <w:rPr>
+          <w:rFonts w:ascii="Times New Roman" w:cs="Times New Roman" w:eastAsia="PMingLiU" w:hAnsi="Times New Roman"/>
+          <w:color w:val="0000FF"/>
+          <w:sz w:val="20"/>
+          <w:szCs w:val="20"/>
+        </w:rPr>
+        <w:t xml:space="preserve">with </w:t>
+      </w:r>
+      <w:r>
+        <w:rPr>
+          <w:rFonts w:ascii="Times New Roman" w:cs="Times New Roman" w:eastAsia="PMingLiU" w:hAnsi="Times New Roman"/>
+          <w:i/>
+          <w:iCs/>
+          <w:color w:val="0000FF"/>
+          <w:sz w:val="20"/>
+          <w:szCs w:val="20"/>
+        </w:rPr>
+        <w:t xml:space="preserve">K</w:t>
+      </w:r>
+      <w:r>
+        <w:rPr>
+          <w:rFonts w:ascii="Times New Roman" w:cs="Times New Roman" w:eastAsia="PMingLiU" w:hAnsi="Times New Roman"/>
+          <w:color w:val="0000FF"/>
+          <w:sz w:val="20"/>
+          <w:szCs w:val="20"/>
+        </w:rPr>
+        <w:t xml:space="preserve"> trucks, choose moves (source, target, </w:t>
+      </w:r>
+      <w:r>
+        <w:rPr>
+          <w:rFonts w:ascii="Times New Roman" w:cs="Times New Roman" w:eastAsia="PMingLiU" w:hAnsi="Times New Roman"/>
+          <w:i/>
+          <w:iCs/>
+          <w:color w:val="0000FF"/>
+          <w:sz w:val="20"/>
+          <w:szCs w:val="20"/>
+        </w:rPr>
+        <w:t xml:space="preserve">k</w:t>
+      </w:r>
+      <w:r>
+        <w:rPr>
+          <w:rFonts w:ascii="Times New Roman" w:cs="Times New Roman" w:eastAsia="PMingLiU" w:hAnsi="Times New Roman"/>
+          <w:color w:val="0000FF"/>
+          <w:sz w:val="20"/>
+          <w:szCs w:val="20"/>
+        </w:rPr>
+        <w:t xml:space="preserve"> bikes) that maximize the expected rentals saved per truck-minute, and evaluate every policy by replaying the real trips of held-out days (Sec. 2.6).</w:t>
       </w:r>
     </w:p>
     <w:p>
@@ -453,7 +1146,7 @@
           <w:sz w:val="22"/>
           <w:szCs w:val="22"/>
         </w:rPr>
-        <w:t xml:space="preserve">1.2. Problem definition</w:t>
+        <w:t xml:space="preserve">1.3. Existing solutions and literature</w:t>
       </w:r>
     </w:p>
     <w:p>
@@ -468,669 +1161,16 @@
           <w:sz w:val="20"/>
           <w:szCs w:val="20"/>
         </w:rPr>
-        <w:t xml:space="preserve">Station </w:t>
-      </w:r>
-      <w:r>
-        <w:rPr>
-          <w:rFonts w:ascii="Times New Roman" w:cs="Times New Roman" w:eastAsia="PMingLiU" w:hAnsi="Times New Roman"/>
-          <w:i/>
-          <w:iCs/>
-          <w:sz w:val="20"/>
-          <w:szCs w:val="20"/>
-        </w:rPr>
-        <w:t xml:space="preserve">i</w:t>
-      </w:r>
-      <w:r>
-        <w:rPr>
-          <w:rFonts w:ascii="Times New Roman" w:cs="Times New Roman" w:eastAsia="PMingLiU" w:hAnsi="Times New Roman"/>
-          <w:sz w:val="20"/>
-          <w:szCs w:val="20"/>
-        </w:rPr>
-        <w:t xml:space="preserve"> has capacity </w:t>
-      </w:r>
-      <w:r>
-        <w:rPr>
-          <w:rFonts w:ascii="Times New Roman" w:cs="Times New Roman" w:eastAsia="PMingLiU" w:hAnsi="Times New Roman"/>
-          <w:i/>
-          <w:iCs/>
-          <w:sz w:val="20"/>
-          <w:szCs w:val="20"/>
-        </w:rPr>
-        <w:t xml:space="preserve">c</w:t>
-      </w:r>
-      <w:r>
-        <w:rPr>
-          <w:rFonts w:ascii="Times New Roman" w:cs="Times New Roman" w:eastAsia="PMingLiU" w:hAnsi="Times New Roman"/>
-          <w:sz w:val="20"/>
-          <w:szCs w:val="20"/>
-          <w:vertAlign w:val="subscript"/>
-        </w:rPr>
-        <w:t xml:space="preserve">i</w:t>
-      </w:r>
-      <w:r>
-        <w:rPr>
-          <w:rFonts w:ascii="Times New Roman" w:cs="Times New Roman" w:eastAsia="PMingLiU" w:hAnsi="Times New Roman"/>
-          <w:sz w:val="20"/>
-          <w:szCs w:val="20"/>
-        </w:rPr>
-        <w:t xml:space="preserve"> and inventory </w:t>
-      </w:r>
-      <w:r>
-        <w:rPr>
-          <w:rFonts w:ascii="Times New Roman" w:cs="Times New Roman" w:eastAsia="PMingLiU" w:hAnsi="Times New Roman"/>
-          <w:i/>
-          <w:iCs/>
-          <w:sz w:val="20"/>
-          <w:szCs w:val="20"/>
-        </w:rPr>
-        <w:t xml:space="preserve">s</w:t>
-      </w:r>
-      <w:r>
-        <w:rPr>
-          <w:rFonts w:ascii="Times New Roman" w:cs="Times New Roman" w:eastAsia="PMingLiU" w:hAnsi="Times New Roman"/>
-          <w:sz w:val="20"/>
-          <w:szCs w:val="20"/>
-          <w:vertAlign w:val="subscript"/>
-        </w:rPr>
-        <w:t xml:space="preserve">i</w:t>
-      </w:r>
-      <w:r>
-        <w:rPr>
-          <w:rFonts w:ascii="Times New Roman" w:cs="Times New Roman" w:eastAsia="PMingLiU" w:hAnsi="Times New Roman"/>
-          <w:sz w:val="20"/>
-          <w:szCs w:val="20"/>
-        </w:rPr>
-        <w:t xml:space="preserve">(</w:t>
-      </w:r>
-      <w:r>
-        <w:rPr>
-          <w:rFonts w:ascii="Times New Roman" w:cs="Times New Roman" w:eastAsia="PMingLiU" w:hAnsi="Times New Roman"/>
-          <w:i/>
-          <w:iCs/>
-          <w:sz w:val="20"/>
-          <w:szCs w:val="20"/>
-        </w:rPr>
-        <w:t xml:space="preserve">t</w:t>
-      </w:r>
-      <w:r>
-        <w:rPr>
-          <w:rFonts w:ascii="Times New Roman" w:cs="Times New Roman" w:eastAsia="PMingLiU" w:hAnsi="Times New Roman"/>
-          <w:sz w:val="20"/>
-          <w:szCs w:val="20"/>
-        </w:rPr>
-        <w:t xml:space="preserve">); rentals </w:t>
-      </w:r>
-      <w:r>
-        <w:rPr>
-          <w:rFonts w:ascii="Times New Roman" w:cs="Times New Roman" w:eastAsia="PMingLiU" w:hAnsi="Times New Roman"/>
-          <w:i/>
-          <w:iCs/>
-          <w:sz w:val="20"/>
-          <w:szCs w:val="20"/>
-        </w:rPr>
-        <w:t xml:space="preserve">r</w:t>
-      </w:r>
-      <w:r>
-        <w:rPr>
-          <w:rFonts w:ascii="Times New Roman" w:cs="Times New Roman" w:eastAsia="PMingLiU" w:hAnsi="Times New Roman"/>
-          <w:sz w:val="20"/>
-          <w:szCs w:val="20"/>
-          <w:vertAlign w:val="subscript"/>
-        </w:rPr>
-        <w:t xml:space="preserve">i</w:t>
-      </w:r>
-      <w:r>
-        <w:rPr>
-          <w:rFonts w:ascii="Times New Roman" w:cs="Times New Roman" w:eastAsia="PMingLiU" w:hAnsi="Times New Roman"/>
-          <w:sz w:val="20"/>
-          <w:szCs w:val="20"/>
-        </w:rPr>
-        <w:t xml:space="preserve">(</w:t>
-      </w:r>
-      <w:r>
-        <w:rPr>
-          <w:rFonts w:ascii="Times New Roman" w:cs="Times New Roman" w:eastAsia="PMingLiU" w:hAnsi="Times New Roman"/>
-          <w:i/>
-          <w:iCs/>
-          <w:sz w:val="20"/>
-          <w:szCs w:val="20"/>
-        </w:rPr>
-        <w:t xml:space="preserve">t</w:t>
-      </w:r>
-      <w:r>
-        <w:rPr>
-          <w:rFonts w:ascii="Times New Roman" w:cs="Times New Roman" w:eastAsia="PMingLiU" w:hAnsi="Times New Roman"/>
-          <w:sz w:val="20"/>
-          <w:szCs w:val="20"/>
-        </w:rPr>
-        <w:t xml:space="preserve">) and returns </w:t>
-      </w:r>
-      <w:r>
-        <w:rPr>
-          <w:rFonts w:ascii="Times New Roman" w:cs="Times New Roman" w:eastAsia="PMingLiU" w:hAnsi="Times New Roman"/>
-          <w:i/>
-          <w:iCs/>
-          <w:sz w:val="20"/>
-          <w:szCs w:val="20"/>
-        </w:rPr>
-        <w:t xml:space="preserve">q</w:t>
-      </w:r>
-      <w:r>
-        <w:rPr>
-          <w:rFonts w:ascii="Times New Roman" w:cs="Times New Roman" w:eastAsia="PMingLiU" w:hAnsi="Times New Roman"/>
-          <w:sz w:val="20"/>
-          <w:szCs w:val="20"/>
-          <w:vertAlign w:val="subscript"/>
-        </w:rPr>
-        <w:t xml:space="preserve">i</w:t>
-      </w:r>
-      <w:r>
-        <w:rPr>
-          <w:rFonts w:ascii="Times New Roman" w:cs="Times New Roman" w:eastAsia="PMingLiU" w:hAnsi="Times New Roman"/>
-          <w:sz w:val="20"/>
-          <w:szCs w:val="20"/>
-        </w:rPr>
-        <w:t xml:space="preserve">(</w:t>
-      </w:r>
-      <w:r>
-        <w:rPr>
-          <w:rFonts w:ascii="Times New Roman" w:cs="Times New Roman" w:eastAsia="PMingLiU" w:hAnsi="Times New Roman"/>
-          <w:i/>
-          <w:iCs/>
-          <w:sz w:val="20"/>
-          <w:szCs w:val="20"/>
-        </w:rPr>
-        <w:t xml:space="preserve">t</w:t>
-      </w:r>
-      <w:r>
-        <w:rPr>
-          <w:rFonts w:ascii="Times New Roman" w:cs="Times New Roman" w:eastAsia="PMingLiU" w:hAnsi="Times New Roman"/>
-          <w:sz w:val="20"/>
-          <w:szCs w:val="20"/>
-        </w:rPr>
-        <w:t xml:space="preserve">) are counts whose rates depend on time of day, day of week and, our key assumption, the time to the next bell </w:t>
-      </w:r>
-      <w:r>
-        <w:rPr>
-          <w:rFonts w:ascii="Times New Roman" w:cs="Times New Roman" w:eastAsia="PMingLiU" w:hAnsi="Times New Roman"/>
-          <w:i/>
-          <w:iCs/>
-          <w:sz w:val="20"/>
-          <w:szCs w:val="20"/>
-        </w:rPr>
-        <w:t xml:space="preserve">b</w:t>
-      </w:r>
-      <w:r>
-        <w:rPr>
-          <w:rFonts w:ascii="Times New Roman" w:cs="Times New Roman" w:eastAsia="PMingLiU" w:hAnsi="Times New Roman"/>
-          <w:sz w:val="20"/>
-          <w:szCs w:val="20"/>
-        </w:rPr>
-        <w:t xml:space="preserve">(</w:t>
-      </w:r>
-      <w:r>
-        <w:rPr>
-          <w:rFonts w:ascii="Times New Roman" w:cs="Times New Roman" w:eastAsia="PMingLiU" w:hAnsi="Times New Roman"/>
-          <w:i/>
-          <w:iCs/>
-          <w:sz w:val="20"/>
-          <w:szCs w:val="20"/>
-        </w:rPr>
-        <w:t xml:space="preserve">t</w:t>
-      </w:r>
-      <w:r>
-        <w:rPr>
-          <w:rFonts w:ascii="Times New Roman" w:cs="Times New Roman" w:eastAsia="PMingLiU" w:hAnsi="Times New Roman"/>
-          <w:sz w:val="20"/>
-          <w:szCs w:val="20"/>
-        </w:rPr>
-        <w:t xml:space="preserve">). Rentals are censored: when </w:t>
-      </w:r>
-      <w:r>
-        <w:rPr>
-          <w:rFonts w:ascii="Times New Roman" w:cs="Times New Roman" w:eastAsia="PMingLiU" w:hAnsi="Times New Roman"/>
-          <w:i/>
-          <w:iCs/>
-          <w:sz w:val="20"/>
-          <w:szCs w:val="20"/>
-        </w:rPr>
-        <w:t xml:space="preserve">s</w:t>
-      </w:r>
-      <w:r>
-        <w:rPr>
-          <w:rFonts w:ascii="Times New Roman" w:cs="Times New Roman" w:eastAsia="PMingLiU" w:hAnsi="Times New Roman"/>
-          <w:sz w:val="20"/>
-          <w:szCs w:val="20"/>
-          <w:vertAlign w:val="subscript"/>
-        </w:rPr>
-        <w:t xml:space="preserve">i</w:t>
-      </w:r>
-      <w:r>
-        <w:rPr>
-          <w:rFonts w:ascii="Times New Roman" w:cs="Times New Roman" w:eastAsia="PMingLiU" w:hAnsi="Times New Roman"/>
-          <w:sz w:val="20"/>
-          <w:szCs w:val="20"/>
-        </w:rPr>
-        <w:t xml:space="preserve">(</w:t>
-      </w:r>
-      <w:r>
-        <w:rPr>
-          <w:rFonts w:ascii="Times New Roman" w:cs="Times New Roman" w:eastAsia="PMingLiU" w:hAnsi="Times New Roman"/>
-          <w:i/>
-          <w:iCs/>
-          <w:sz w:val="20"/>
-          <w:szCs w:val="20"/>
-        </w:rPr>
-        <w:t xml:space="preserve">t</w:t>
-      </w:r>
-      <w:r>
-        <w:rPr>
-          <w:rFonts w:ascii="Times New Roman" w:cs="Times New Roman" w:eastAsia="PMingLiU" w:hAnsi="Times New Roman"/>
-          <w:sz w:val="20"/>
-          <w:szCs w:val="20"/>
-        </w:rPr>
-        <w:t xml:space="preserve">) = 0, lost rentals are unrecorded. One truck of capacity </w:t>
-      </w:r>
-      <w:r>
-        <w:rPr>
-          <w:rFonts w:ascii="Times New Roman" w:cs="Times New Roman" w:eastAsia="PMingLiU" w:hAnsi="Times New Roman"/>
-          <w:i/>
-          <w:iCs/>
-          <w:sz w:val="20"/>
-          <w:szCs w:val="20"/>
-        </w:rPr>
-        <w:t xml:space="preserve">Q</w:t>
-      </w:r>
-      <w:r>
-        <w:rPr>
-          <w:rFonts w:ascii="Times New Roman" w:cs="Times New Roman" w:eastAsia="PMingLiU" w:hAnsi="Times New Roman"/>
-          <w:sz w:val="20"/>
-          <w:szCs w:val="20"/>
-        </w:rPr>
-        <w:t xml:space="preserve"> visits stations with travel times </w:t>
-      </w:r>
-      <w:r>
-        <w:rPr>
-          <w:rFonts w:ascii="Times New Roman" w:cs="Times New Roman" w:eastAsia="PMingLiU" w:hAnsi="Times New Roman"/>
-          <w:i/>
-          <w:iCs/>
-          <w:sz w:val="20"/>
-          <w:szCs w:val="20"/>
-        </w:rPr>
-        <w:t xml:space="preserve">d</w:t>
-      </w:r>
-      <w:r>
-        <w:rPr>
-          <w:rFonts w:ascii="Times New Roman" w:cs="Times New Roman" w:eastAsia="PMingLiU" w:hAnsi="Times New Roman"/>
-          <w:sz w:val="20"/>
-          <w:szCs w:val="20"/>
-          <w:vertAlign w:val="subscript"/>
-        </w:rPr>
-        <w:t xml:space="preserve">ij</w:t>
-      </w:r>
-      <w:r>
-        <w:rPr>
-          <w:rFonts w:ascii="Times New Roman" w:cs="Times New Roman" w:eastAsia="PMingLiU" w:hAnsi="Times New Roman"/>
-          <w:sz w:val="20"/>
-          <w:szCs w:val="20"/>
-        </w:rPr>
-        <w:t xml:space="preserve">. Before each bell we choose a route and load plan </w:t>
-      </w:r>
-      <w:r>
-        <w:rPr>
-          <w:rFonts w:ascii="Times New Roman" w:cs="Times New Roman" w:eastAsia="PMingLiU" w:hAnsi="Times New Roman"/>
-          <w:i/>
-          <w:iCs/>
-          <w:sz w:val="20"/>
-          <w:szCs w:val="20"/>
-        </w:rPr>
-        <w:t xml:space="preserve">π</w:t>
-      </w:r>
-      <w:r>
-        <w:rPr>
-          <w:rFonts w:ascii="Times New Roman" w:cs="Times New Roman" w:eastAsia="PMingLiU" w:hAnsi="Times New Roman"/>
-          <w:sz w:val="20"/>
-          <w:szCs w:val="20"/>
-        </w:rPr>
-        <w:t xml:space="preserve"> minimizing expected unmet rentals over a horizon </w:t>
-      </w:r>
-      <w:r>
-        <w:rPr>
-          <w:rFonts w:ascii="Times New Roman" w:cs="Times New Roman" w:eastAsia="PMingLiU" w:hAnsi="Times New Roman"/>
-          <w:i/>
-          <w:iCs/>
-          <w:sz w:val="20"/>
-          <w:szCs w:val="20"/>
-        </w:rPr>
-        <w:t xml:space="preserve">H</w:t>
-      </w:r>
-      <w:r>
-        <w:rPr>
-          <w:rFonts w:ascii="Times New Roman" w:cs="Times New Roman" w:eastAsia="PMingLiU" w:hAnsi="Times New Roman"/>
-          <w:sz w:val="20"/>
-          <w:szCs w:val="20"/>
-        </w:rPr>
-        <w:t xml:space="preserve"> plus </w:t>
-      </w:r>
-      <w:r>
-        <w:rPr>
-          <w:rFonts w:ascii="Times New Roman" w:cs="Times New Roman" w:eastAsia="PMingLiU" w:hAnsi="Times New Roman"/>
-          <w:i/>
-          <w:iCs/>
-          <w:sz w:val="20"/>
-          <w:szCs w:val="20"/>
-        </w:rPr>
-        <w:t xml:space="preserve">β</w:t>
-      </w:r>
-      <w:r>
-        <w:rPr>
-          <w:rFonts w:ascii="Times New Roman" w:cs="Times New Roman" w:eastAsia="PMingLiU" w:hAnsi="Times New Roman"/>
-          <w:sz w:val="20"/>
-          <w:szCs w:val="20"/>
-        </w:rPr>
-        <w:t xml:space="preserve">·travel time under capacity and deadline constraints. This is the course’s rational-agent view: acting under uncertainty to maximize expected utility, coupling probabilistic reasoning, learning and search.</w:t>
-      </w:r>
-    </w:p>
-    <w:p>
-      <w:pPr>
-        <w:spacing w:after="0" w:line="240"/>
-        <w:ind w:firstLine="288"/>
-        <w:jc w:val="both"/>
-      </w:pPr>
-      <w:r>
-        <w:rPr>
-          <w:rFonts w:ascii="Times New Roman" w:cs="Times New Roman" w:eastAsia="PMingLiU" w:hAnsi="Times New Roman"/>
-          <w:color w:val="0000FF"/>
-          <w:sz w:val="20"/>
-          <w:szCs w:val="20"/>
-        </w:rPr>
-        <w:t xml:space="preserve">Two sub-problems are now defined precisely. </w:t>
-      </w:r>
-      <w:r>
-        <w:rPr>
-          <w:rFonts w:ascii="Times New Roman" w:cs="Times New Roman" w:eastAsia="PMingLiU" w:hAnsi="Times New Roman"/>
-          <w:b/>
-          <w:bCs/>
-          <w:color w:val="0000FF"/>
-          <w:sz w:val="20"/>
-          <w:szCs w:val="20"/>
-        </w:rPr>
-        <w:t xml:space="preserve">Stockout prediction: </w:t>
-      </w:r>
-      <w:r>
-        <w:rPr>
-          <w:rFonts w:ascii="Times New Roman" w:cs="Times New Roman" w:eastAsia="PMingLiU" w:hAnsi="Times New Roman"/>
-          <w:color w:val="0000FF"/>
-          <w:sz w:val="20"/>
-          <w:szCs w:val="20"/>
-        </w:rPr>
-        <w:t xml:space="preserve">for every station </w:t>
-      </w:r>
-      <w:r>
-        <w:rPr>
-          <w:rFonts w:ascii="Times New Roman" w:cs="Times New Roman" w:eastAsia="PMingLiU" w:hAnsi="Times New Roman"/>
-          <w:i/>
-          <w:iCs/>
-          <w:color w:val="0000FF"/>
-          <w:sz w:val="20"/>
-          <w:szCs w:val="20"/>
-        </w:rPr>
-        <w:t xml:space="preserve">i</w:t>
-      </w:r>
-      <w:r>
-        <w:rPr>
-          <w:rFonts w:ascii="Times New Roman" w:cs="Times New Roman" w:eastAsia="PMingLiU" w:hAnsi="Times New Roman"/>
-          <w:color w:val="0000FF"/>
-          <w:sz w:val="20"/>
-          <w:szCs w:val="20"/>
-        </w:rPr>
-        <w:t xml:space="preserve"> and 10-minute slot </w:t>
-      </w:r>
-      <w:r>
-        <w:rPr>
-          <w:rFonts w:ascii="Times New Roman" w:cs="Times New Roman" w:eastAsia="PMingLiU" w:hAnsi="Times New Roman"/>
-          <w:i/>
-          <w:iCs/>
-          <w:color w:val="0000FF"/>
-          <w:sz w:val="20"/>
-          <w:szCs w:val="20"/>
-        </w:rPr>
-        <w:t xml:space="preserve">t</w:t>
-      </w:r>
-      <w:r>
-        <w:rPr>
-          <w:rFonts w:ascii="Times New Roman" w:cs="Times New Roman" w:eastAsia="PMingLiU" w:hAnsi="Times New Roman"/>
-          <w:color w:val="0000FF"/>
-          <w:sz w:val="20"/>
-          <w:szCs w:val="20"/>
-        </w:rPr>
-        <w:t xml:space="preserve">, output</w:t>
-      </w:r>
-    </w:p>
-    <w:p>
-      <w:pPr>
-        <w:tabs>
-          <w:tab w:val="right" w:pos="4677"/>
-        </w:tabs>
-        <w:spacing w:after="40" w:before="40" w:line="240"/>
-        <w:ind w:left="600"/>
-        <w:jc w:val="left"/>
-      </w:pPr>
-      <w:r>
-        <w:rPr>
-          <w:rFonts w:ascii="Times New Roman" w:cs="Times New Roman" w:eastAsia="PMingLiU" w:hAnsi="Times New Roman"/>
-          <w:i/>
-          <w:iCs/>
-          <w:color w:val="0000FF"/>
-          <w:sz w:val="20"/>
-          <w:szCs w:val="20"/>
-        </w:rPr>
-        <w:t xml:space="preserve">p</w:t>
-      </w:r>
-      <w:r>
-        <w:rPr>
-          <w:rFonts w:ascii="Times New Roman" w:cs="Times New Roman" w:eastAsia="PMingLiU" w:hAnsi="Times New Roman"/>
-          <w:color w:val="0000FF"/>
-          <w:sz w:val="20"/>
-          <w:szCs w:val="20"/>
-          <w:vertAlign w:val="subscript"/>
-        </w:rPr>
-        <w:t xml:space="preserve">i</w:t>
-      </w:r>
-      <w:r>
-        <w:rPr>
-          <w:rFonts w:ascii="Times New Roman" w:cs="Times New Roman" w:eastAsia="PMingLiU" w:hAnsi="Times New Roman"/>
-          <w:color w:val="0000FF"/>
-          <w:sz w:val="20"/>
-          <w:szCs w:val="20"/>
-        </w:rPr>
-        <w:t xml:space="preserve">(</w:t>
-      </w:r>
-      <w:r>
-        <w:rPr>
-          <w:rFonts w:ascii="Times New Roman" w:cs="Times New Roman" w:eastAsia="PMingLiU" w:hAnsi="Times New Roman"/>
-          <w:i/>
-          <w:iCs/>
-          <w:color w:val="0000FF"/>
-          <w:sz w:val="20"/>
-          <w:szCs w:val="20"/>
-        </w:rPr>
-        <w:t xml:space="preserve">t</w:t>
-      </w:r>
-      <w:r>
-        <w:rPr>
-          <w:rFonts w:ascii="Times New Roman" w:cs="Times New Roman" w:eastAsia="PMingLiU" w:hAnsi="Times New Roman"/>
-          <w:color w:val="0000FF"/>
-          <w:sz w:val="20"/>
-          <w:szCs w:val="20"/>
-        </w:rPr>
-        <w:t xml:space="preserve">, </w:t>
-      </w:r>
-      <w:r>
-        <w:rPr>
-          <w:rFonts w:ascii="Times New Roman" w:cs="Times New Roman" w:eastAsia="PMingLiU" w:hAnsi="Times New Roman"/>
-          <w:i/>
-          <w:iCs/>
-          <w:color w:val="0000FF"/>
-          <w:sz w:val="20"/>
-          <w:szCs w:val="20"/>
-        </w:rPr>
-        <w:t xml:space="preserve">h</w:t>
-      </w:r>
-      <w:r>
-        <w:rPr>
-          <w:rFonts w:ascii="Times New Roman" w:cs="Times New Roman" w:eastAsia="PMingLiU" w:hAnsi="Times New Roman"/>
-          <w:color w:val="0000FF"/>
-          <w:sz w:val="20"/>
-          <w:szCs w:val="20"/>
-        </w:rPr>
-        <w:t xml:space="preserve">) = P( min</w:t>
-      </w:r>
-      <w:r>
-        <w:rPr>
-          <w:rFonts w:ascii="Times New Roman" w:cs="Times New Roman" w:eastAsia="PMingLiU" w:hAnsi="Times New Roman"/>
-          <w:color w:val="0000FF"/>
-          <w:sz w:val="20"/>
-          <w:szCs w:val="20"/>
-          <w:vertAlign w:val="subscript"/>
-        </w:rPr>
-        <w:t xml:space="preserve">τ∈(t, t+h]</w:t>
-      </w:r>
-      <w:r>
-        <w:rPr>
-          <w:rFonts w:ascii="Times New Roman" w:cs="Times New Roman" w:eastAsia="PMingLiU" w:hAnsi="Times New Roman"/>
-          <w:i/>
-          <w:iCs/>
-          <w:color w:val="0000FF"/>
-          <w:sz w:val="20"/>
-          <w:szCs w:val="20"/>
-        </w:rPr>
-        <w:t xml:space="preserve"> s</w:t>
-      </w:r>
-      <w:r>
-        <w:rPr>
-          <w:rFonts w:ascii="Times New Roman" w:cs="Times New Roman" w:eastAsia="PMingLiU" w:hAnsi="Times New Roman"/>
-          <w:color w:val="0000FF"/>
-          <w:sz w:val="20"/>
-          <w:szCs w:val="20"/>
-          <w:vertAlign w:val="subscript"/>
-        </w:rPr>
-        <w:t xml:space="preserve">i</w:t>
-      </w:r>
-      <w:r>
-        <w:rPr>
-          <w:rFonts w:ascii="Times New Roman" w:cs="Times New Roman" w:eastAsia="PMingLiU" w:hAnsi="Times New Roman"/>
-          <w:color w:val="0000FF"/>
-          <w:sz w:val="20"/>
-          <w:szCs w:val="20"/>
-        </w:rPr>
-        <w:t xml:space="preserve">(τ) = 0 )</w:t>
-      </w:r>
-      <w:r>
-        <w:rPr>
-          <w:rFonts w:ascii="Times New Roman" w:cs="Times New Roman" w:eastAsia="PMingLiU" w:hAnsi="Times New Roman"/>
-          <w:color w:val="0000FF"/>
-          <w:sz w:val="20"/>
-          <w:szCs w:val="20"/>
-        </w:rPr>
-        <w:tab/>
-        <w:t xml:space="preserve">(1)</w:t>
-      </w:r>
-    </w:p>
-    <w:p>
-      <w:pPr>
-        <w:spacing w:after="0" w:line="240"/>
-        <w:ind w:firstLine="288"/>
-        <w:jc w:val="both"/>
-      </w:pPr>
-      <w:r>
-        <w:rPr>
-          <w:rFonts w:ascii="Times New Roman" w:cs="Times New Roman" w:eastAsia="PMingLiU" w:hAnsi="Times New Roman"/>
-          <w:color w:val="0000FF"/>
-          <w:sz w:val="20"/>
-          <w:szCs w:val="20"/>
-        </w:rPr>
-        <w:t xml:space="preserve">for horizons </w:t>
-      </w:r>
-      <w:r>
-        <w:rPr>
-          <w:rFonts w:ascii="Times New Roman" w:cs="Times New Roman" w:eastAsia="PMingLiU" w:hAnsi="Times New Roman"/>
-          <w:i/>
-          <w:iCs/>
-          <w:color w:val="0000FF"/>
-          <w:sz w:val="20"/>
-          <w:szCs w:val="20"/>
-        </w:rPr>
-        <w:t xml:space="preserve">h</w:t>
-      </w:r>
-      <w:r>
-        <w:rPr>
-          <w:rFonts w:ascii="Times New Roman" w:cs="Times New Roman" w:eastAsia="PMingLiU" w:hAnsi="Times New Roman"/>
-          <w:color w:val="0000FF"/>
-          <w:sz w:val="20"/>
-          <w:szCs w:val="20"/>
-        </w:rPr>
-        <w:t xml:space="preserve"> ∈ {30, 60} min. </w:t>
-      </w:r>
-      <w:r>
-        <w:rPr>
-          <w:rFonts w:ascii="Times New Roman" w:cs="Times New Roman" w:eastAsia="PMingLiU" w:hAnsi="Times New Roman"/>
-          <w:b/>
-          <w:bCs/>
-          <w:color w:val="0000FF"/>
-          <w:sz w:val="20"/>
-          <w:szCs w:val="20"/>
-        </w:rPr>
-        <w:t xml:space="preserve">Rebalancing: </w:t>
-      </w:r>
-      <w:r>
-        <w:rPr>
-          <w:rFonts w:ascii="Times New Roman" w:cs="Times New Roman" w:eastAsia="PMingLiU" w:hAnsi="Times New Roman"/>
-          <w:color w:val="0000FF"/>
-          <w:sz w:val="20"/>
-          <w:szCs w:val="20"/>
-        </w:rPr>
-        <w:t xml:space="preserve">with </w:t>
-      </w:r>
-      <w:r>
-        <w:rPr>
-          <w:rFonts w:ascii="Times New Roman" w:cs="Times New Roman" w:eastAsia="PMingLiU" w:hAnsi="Times New Roman"/>
-          <w:i/>
-          <w:iCs/>
-          <w:color w:val="0000FF"/>
-          <w:sz w:val="20"/>
-          <w:szCs w:val="20"/>
-        </w:rPr>
-        <w:t xml:space="preserve">K</w:t>
-      </w:r>
-      <w:r>
-        <w:rPr>
-          <w:rFonts w:ascii="Times New Roman" w:cs="Times New Roman" w:eastAsia="PMingLiU" w:hAnsi="Times New Roman"/>
-          <w:color w:val="0000FF"/>
-          <w:sz w:val="20"/>
-          <w:szCs w:val="20"/>
-        </w:rPr>
-        <w:t xml:space="preserve"> trucks, choose moves (source, target, </w:t>
-      </w:r>
-      <w:r>
-        <w:rPr>
-          <w:rFonts w:ascii="Times New Roman" w:cs="Times New Roman" w:eastAsia="PMingLiU" w:hAnsi="Times New Roman"/>
-          <w:i/>
-          <w:iCs/>
-          <w:color w:val="0000FF"/>
-          <w:sz w:val="20"/>
-          <w:szCs w:val="20"/>
-        </w:rPr>
-        <w:t xml:space="preserve">k</w:t>
-      </w:r>
-      <w:r>
-        <w:rPr>
-          <w:rFonts w:ascii="Times New Roman" w:cs="Times New Roman" w:eastAsia="PMingLiU" w:hAnsi="Times New Roman"/>
-          <w:color w:val="0000FF"/>
-          <w:sz w:val="20"/>
-          <w:szCs w:val="20"/>
-        </w:rPr>
-        <w:t xml:space="preserve"> bikes) that maximize the expected rentals saved per truck-minute, and evaluate every policy by replaying the real trips of held-out days (Sec. 2.6).</w:t>
+        <w:t xml:space="preserve">Static repositioning is a routing-and-inventory problem [4]; dynamic repositioning combines forecasts with heuristics or mixed-integer programs [5, 6]; recent work uses spatio-temporal reinforcement learning [7]. Two ingredients matter on a campus yet are rarely combined: censored-demand estimation by simulation [8] or censored Gaussian processes [9], and inferring the operator’s unpublished truck moves by subtracting trip flows from inventory changes [10]; on Taipei data this reveals 18–20 thousand unexplained bike moves on 12 Mar 2025, peaking at 07–09 and 18–20. A 2025 NTU thesis optimized dispatch near NTU with survival-model demand on one month of trips [11]. No published work, to our knowledge, (a) uses the class timetable as an explicit signal, (b) outputs calibrated stockout probabilities rather than point forecasts, or (c) tests transfer between campuses; NSYSU has never been studied and Kaohsiung publishes no trip data, so transfer is the practical question. </w:t>
+      </w:r>
+      <w:r>
+        <w:rPr>
+          <w:rFonts w:ascii="Times New Roman" w:cs="Times New Roman" w:eastAsia="PMingLiU" w:hAnsi="Times New Roman"/>
+          <w:color w:val="0000FF"/>
+          <w:sz w:val="20"/>
+          <w:szCs w:val="20"/>
+        </w:rPr>
+        <w:t xml:space="preserve">Station-level availability has been forecast hierarchically from city to cluster to station [25] and as over-demand prediction with dynamic station clusters [23]; the view of a station as a finite-capacity birth–death process, which the proposal’s Poisson roll-out computes, underlies service-level rebalancing [18, 19] and fleet sizing [20]; data-driven rebalancing at system scale was demonstrated for Citi Bike [24]. For the predictor we use gradient-boosted decision trees [13], which handle mixed count and categorical features natively, and we measure probability quality with the Brier score [15] and the expected calibration error [14] rather than accuracy, because the planner consumes probabilities.</w:t>
       </w:r>
     </w:p>
     <w:p>
@@ -1146,7 +1186,7 @@
           <w:sz w:val="22"/>
           <w:szCs w:val="22"/>
         </w:rPr>
-        <w:t xml:space="preserve">1.3. Existing solutions and literature</w:t>
+        <w:t xml:space="preserve">1.4. Proposed solution and status</w:t>
       </w:r>
     </w:p>
     <w:p>
@@ -1161,16 +1201,49 @@
           <w:sz w:val="20"/>
           <w:szCs w:val="20"/>
         </w:rPr>
-        <w:t xml:space="preserve">Static repositioning is a routing-and-inventory problem [4]; dynamic repositioning combines forecasts with heuristics or mixed-integer programs [5, 6]; recent work uses spatio-temporal reinforcement learning [7]. Two ingredients matter on a campus yet are rarely combined: censored-demand estimation by simulation [8] or censored Gaussian processes [9], and inferring the operator’s unpublished truck moves by subtracting trip flows from inventory changes [10]; on Taipei data this reveals 18–20 thousand unexplained bike moves on 12 Mar 2025, peaking at 07–09 and 18–20. A 2025 NTU thesis optimized dispatch near NTU with survival-model demand on one month of trips [11]. No published work, to our knowledge, (a) uses the class timetable as an explicit signal, (b) outputs calibrated stockout probabilities rather than point forecasts, or (c) tests transfer between campuses; NSYSU has never been studied and Kaohsiung publishes no trip data, so transfer is the practical question. </w:t>
-      </w:r>
-      <w:r>
-        <w:rPr>
-          <w:rFonts w:ascii="Times New Roman" w:cs="Times New Roman" w:eastAsia="PMingLiU" w:hAnsi="Times New Roman"/>
-          <w:color w:val="0000FF"/>
-          <w:sz w:val="20"/>
-          <w:szCs w:val="20"/>
-        </w:rPr>
-        <w:t xml:space="preserve">For the predictor we use gradient-boosted decision trees [13], which handle mixed count and categorical features natively, and we measure probability quality with the Brier score [15] and the expected calibration error [14] rather than accuracy, because the planner consumes probabilities.</w:t>
+        <w:t xml:space="preserve">Fig. 2 shows the pipeline. Open NTU data (hourly trips [1]; 10-minute inventory over 416 days [2]) serve to reconstruct demand and operator moves, to train a schedule-aware gradient-boosting predictor with reliability checks, and to drive a rolling-horizon route planner; policies are compared in a replay simulator fed with real trips. The predictor is then ported to NSYSU with a few weeks of locally logged inventory [12] for a live web demo that recommends a pre-bell truck plan (</w:t>
+      </w:r>
+      <w:r>
+        <w:rPr>
+          <w:rFonts w:ascii="Times New Roman" w:cs="Times New Roman" w:eastAsia="PMingLiU" w:hAnsi="Times New Roman"/>
+          <w:color w:val="0000FF"/>
+          <w:sz w:val="20"/>
+          <w:szCs w:val="20"/>
+        </w:rPr>
+        <w:t xml:space="preserve">Fig. 15</w:t>
+      </w:r>
+      <w:r>
+        <w:rPr>
+          <w:rFonts w:ascii="Times New Roman" w:cs="Times New Roman" w:eastAsia="PMingLiU" w:hAnsi="Times New Roman"/>
+          <w:sz w:val="20"/>
+          <w:szCs w:val="20"/>
+        </w:rPr>
+        <w:t xml:space="preserve">). Contributions: (1) an uncertainty-aware pre-emptive rebalancing method reproducible from open data; (2) the first quantification of class-end stockouts at NTU and NSYSU; (3) an NTU→NSYSU transfer study. </w:t>
+      </w:r>
+      <w:r>
+        <w:rPr>
+          <w:rFonts w:ascii="Times New Roman" w:cs="Times New Roman" w:eastAsia="PMingLiU" w:hAnsi="Times New Roman"/>
+          <w:color w:val="0000FF"/>
+          <w:sz w:val="20"/>
+          <w:szCs w:val="20"/>
+        </w:rPr>
+        <w:t xml:space="preserve">Status: (2) is complete for both campuses; (1) is implemented end to end with a greedy planner and evaluated in the simulator; (3) is complete for the predictor. Code, tables and results are public [17].</w:t>
+      </w:r>
+    </w:p>
+    <w:p>
+      <w:pPr>
+        <w:keepNext/>
+        <w:spacing w:after="40" w:before="120" w:line="240"/>
+      </w:pPr>
+      <w:r>
+        <w:rPr>
+          <w:rFonts w:ascii="Times New Roman" w:cs="Times New Roman" w:eastAsia="PMingLiU" w:hAnsi="Times New Roman"/>
+          <w:b/>
+          <w:bCs/>
+          <w:sz w:val="24"/>
+          <w:szCs w:val="24"/>
+        </w:rPr>
+        <w:t xml:space="preserve">2. Method</w:t>
       </w:r>
     </w:p>
     <w:p>
@@ -1183,10 +1256,11 @@
           <w:rFonts w:ascii="Times New Roman" w:cs="Times New Roman" w:eastAsia="PMingLiU" w:hAnsi="Times New Roman"/>
           <w:b/>
           <w:bCs/>
+          <w:color w:val="0000FF"/>
           <w:sz w:val="22"/>
           <w:szCs w:val="22"/>
         </w:rPr>
-        <w:t xml:space="preserve">1.4. Proposed solution and status</w:t>
+        <w:t xml:space="preserve">2.1. System overview</w:t>
       </w:r>
     </w:p>
     <w:p>
@@ -1198,36 +1272,138 @@
       <w:r>
         <w:rPr>
           <w:rFonts w:ascii="Times New Roman" w:cs="Times New Roman" w:eastAsia="PMingLiU" w:hAnsi="Times New Roman"/>
-          <w:sz w:val="20"/>
-          <w:szCs w:val="20"/>
-        </w:rPr>
-        <w:t xml:space="preserve">Fig. 2 shows the pipeline. Open NTU data (hourly trips [1]; 10-minute inventory over 416 days [2]) serve to reconstruct demand and operator moves, to train a schedule-aware gradient-boosting predictor with reliability checks, and to drive a rolling-horizon route planner; policies are compared in a replay simulator fed with real trips. The predictor is then ported to NSYSU with a few weeks of locally logged inventory [12] for a live web demo that recommends a pre-bell truck plan (</w:t>
-      </w:r>
-      <w:r>
-        <w:rPr>
-          <w:rFonts w:ascii="Times New Roman" w:cs="Times New Roman" w:eastAsia="PMingLiU" w:hAnsi="Times New Roman"/>
-          <w:color w:val="0000FF"/>
-          <w:sz w:val="20"/>
-          <w:szCs w:val="20"/>
-        </w:rPr>
-        <w:t xml:space="preserve">Fig. 12</w:t>
-      </w:r>
-      <w:r>
-        <w:rPr>
-          <w:rFonts w:ascii="Times New Roman" w:cs="Times New Roman" w:eastAsia="PMingLiU" w:hAnsi="Times New Roman"/>
-          <w:sz w:val="20"/>
-          <w:szCs w:val="20"/>
-        </w:rPr>
-        <w:t xml:space="preserve">). Contributions: (1) an uncertainty-aware pre-emptive rebalancing method reproducible from open data; (2) the first quantification of class-end stockouts at NTU and NSYSU; (3) an NTU→NSYSU transfer study. </w:t>
-      </w:r>
-      <w:r>
-        <w:rPr>
-          <w:rFonts w:ascii="Times New Roman" w:cs="Times New Roman" w:eastAsia="PMingLiU" w:hAnsi="Times New Roman"/>
-          <w:color w:val="0000FF"/>
-          <w:sz w:val="20"/>
-          <w:szCs w:val="20"/>
-        </w:rPr>
-        <w:t xml:space="preserve">Status: (2) is complete for both campuses; (1) is implemented end to end with a greedy planner and evaluated in the simulator; (3) is complete for the predictor. Code, tables and results are public [17].</w:t>
+          <w:color w:val="0000FF"/>
+          <w:sz w:val="20"/>
+          <w:szCs w:val="20"/>
+        </w:rPr>
+        <w:t xml:space="preserve">Fig. 3 shows the system as built. The NTU lane turns two open data sets into three tables (hourly flows, a 10-minute inventory panel and an hourly reconciliation table) that feed demand reconstruction, the predictor and the simulator. The NSYSU lane produces the same inventory panel from our logger, so the inventory-only predictor and the planner run unchanged on either campus. Each module is one Python script in the repository [17]; the subsection headings name the scripts and Sec. 3.1 gives the run times.</w:t>
+      </w:r>
+    </w:p>
+    <w:p>
+      <w:pPr>
+        <w:keepNext/>
+        <w:spacing w:after="30" w:before="90" w:line="240"/>
+      </w:pPr>
+      <w:r>
+        <w:rPr>
+          <w:rFonts w:ascii="Times New Roman" w:cs="Times New Roman" w:eastAsia="PMingLiU" w:hAnsi="Times New Roman"/>
+          <w:b/>
+          <w:bCs/>
+          <w:color w:val="0000FF"/>
+          <w:sz w:val="22"/>
+          <w:szCs w:val="22"/>
+        </w:rPr>
+        <w:t xml:space="preserve">2.2. Data acquisition and panel construction</w:t>
+      </w:r>
+    </w:p>
+    <w:p>
+      <w:pPr>
+        <w:keepNext/>
+        <w:spacing w:after="20" w:before="60" w:line="240"/>
+      </w:pPr>
+      <w:r>
+        <w:rPr>
+          <w:rFonts w:ascii="Times New Roman" w:cs="Times New Roman" w:eastAsia="PMingLiU" w:hAnsi="Times New Roman"/>
+          <w:b/>
+          <w:bCs/>
+          <w:i/>
+          <w:iCs/>
+          <w:color w:val="0000FF"/>
+          <w:sz w:val="20"/>
+          <w:szCs w:val="20"/>
+        </w:rPr>
+        <w:t xml:space="preserve">2.2.1. NSYSU inventory logger (logger/fetch_youbike.py)</w:t>
+      </w:r>
+    </w:p>
+    <w:p>
+      <w:pPr>
+        <w:spacing w:after="0" w:line="240"/>
+        <w:ind w:firstLine="288"/>
+        <w:jc w:val="both"/>
+      </w:pPr>
+      <w:r>
+        <w:rPr>
+          <w:rFonts w:ascii="Times New Roman" w:cs="Times New Roman" w:eastAsia="PMingLiU" w:hAnsi="Times New Roman"/>
+          <w:color w:val="0000FF"/>
+          <w:sz w:val="20"/>
+          <w:szCs w:val="20"/>
+        </w:rPr>
+        <w:t xml:space="preserve">YouBike publishes a JSON of every station (bikes, free docks, status, update time) but no history. Our logger runs in GitHub Actions and commits one CSV row per station and 10-minute slot:</w:t>
+      </w:r>
+    </w:p>
+    <w:p>
+      <w:pPr>
+        <w:spacing w:after="0" w:line="240"/>
+        <w:ind w:left="300" w:hanging="180"/>
+        <w:jc w:val="both"/>
+      </w:pPr>
+      <w:r>
+        <w:rPr>
+          <w:rFonts w:ascii="Times New Roman" w:cs="Times New Roman" w:eastAsia="PMingLiU" w:hAnsi="Times New Roman"/>
+          <w:color w:val="0000FF"/>
+          <w:sz w:val="20"/>
+          <w:szCs w:val="20"/>
+        </w:rPr>
+        <w:t xml:space="preserve">– </w:t>
+      </w:r>
+      <w:r>
+        <w:rPr>
+          <w:rFonts w:ascii="Times New Roman" w:cs="Times New Roman" w:eastAsia="PMingLiU" w:hAnsi="Times New Roman"/>
+          <w:color w:val="0000FF"/>
+          <w:sz w:val="20"/>
+          <w:szCs w:val="20"/>
+        </w:rPr>
+        <w:t xml:space="preserve">Scope: the 309 stations within 5 km of NSYSU (area code 12); the eight on-campus stations and eleven gateway stations between campus and the KRT are tagged for analysis.</w:t>
+      </w:r>
+    </w:p>
+    <w:p>
+      <w:pPr>
+        <w:spacing w:after="0" w:line="240"/>
+        <w:ind w:left="300" w:hanging="180"/>
+        <w:jc w:val="both"/>
+      </w:pPr>
+      <w:r>
+        <w:rPr>
+          <w:rFonts w:ascii="Times New Roman" w:cs="Times New Roman" w:eastAsia="PMingLiU" w:hAnsi="Times New Roman"/>
+          <w:color w:val="0000FF"/>
+          <w:sz w:val="20"/>
+          <w:szCs w:val="20"/>
+        </w:rPr>
+        <w:t xml:space="preserve">– </w:t>
+      </w:r>
+      <w:r>
+        <w:rPr>
+          <w:rFonts w:ascii="Times New Roman" w:cs="Times New Roman" w:eastAsia="PMingLiU" w:hAnsi="Times New Roman"/>
+          <w:color w:val="0000FF"/>
+          <w:sz w:val="20"/>
+          <w:szCs w:val="20"/>
+        </w:rPr>
+        <w:t xml:space="preserve">Reliability: GitHub throttles scheduled jobs in quiet repositories (4 runs on our first day), so one run logs for 340 minutes and dispatches its successor before it ends; an hourly cron only restarts a broken chain, and a guard script keeps a single run active.</w:t>
+      </w:r>
+    </w:p>
+    <w:p>
+      <w:pPr>
+        <w:spacing w:after="40" w:line="240"/>
+        <w:ind w:left="300" w:hanging="180"/>
+        <w:jc w:val="both"/>
+      </w:pPr>
+      <w:r>
+        <w:rPr>
+          <w:rFonts w:ascii="Times New Roman" w:cs="Times New Roman" w:eastAsia="PMingLiU" w:hAnsi="Times New Roman"/>
+          <w:color w:val="0000FF"/>
+          <w:sz w:val="20"/>
+          <w:szCs w:val="20"/>
+        </w:rPr>
+        <w:t xml:space="preserve">– </w:t>
+      </w:r>
+      <w:r>
+        <w:rPr>
+          <w:rFonts w:ascii="Times New Roman" w:cs="Times New Roman" w:eastAsia="PMingLiU" w:hAnsi="Times New Roman"/>
+          <w:color w:val="0000FF"/>
+          <w:sz w:val="20"/>
+          <w:szCs w:val="20"/>
+        </w:rPr>
+        <w:t xml:space="preserve">Output: 144 snapshots per day since 2 Oct (one 6-hour gap on 12 Oct); station status 2 (out of service) is stored so that an offline station is never counted as a stockout.</w:t>
       </w:r>
     </w:p>
     <w:p>
@@ -1304,182 +1480,6 @@
     <w:p>
       <w:pPr>
         <w:keepNext/>
-        <w:spacing w:after="40" w:before="120" w:line="240"/>
-      </w:pPr>
-      <w:r>
-        <w:rPr>
-          <w:rFonts w:ascii="Times New Roman" w:cs="Times New Roman" w:eastAsia="PMingLiU" w:hAnsi="Times New Roman"/>
-          <w:b/>
-          <w:bCs/>
-          <w:sz w:val="24"/>
-          <w:szCs w:val="24"/>
-        </w:rPr>
-        <w:t xml:space="preserve">2. Method</w:t>
-      </w:r>
-    </w:p>
-    <w:p>
-      <w:pPr>
-        <w:keepNext/>
-        <w:spacing w:after="30" w:before="90" w:line="240"/>
-      </w:pPr>
-      <w:r>
-        <w:rPr>
-          <w:rFonts w:ascii="Times New Roman" w:cs="Times New Roman" w:eastAsia="PMingLiU" w:hAnsi="Times New Roman"/>
-          <w:b/>
-          <w:bCs/>
-          <w:color w:val="0000FF"/>
-          <w:sz w:val="22"/>
-          <w:szCs w:val="22"/>
-        </w:rPr>
-        <w:t xml:space="preserve">2.1. System overview</w:t>
-      </w:r>
-    </w:p>
-    <w:p>
-      <w:pPr>
-        <w:spacing w:after="0" w:line="240"/>
-        <w:ind w:firstLine="288"/>
-        <w:jc w:val="both"/>
-      </w:pPr>
-      <w:r>
-        <w:rPr>
-          <w:rFonts w:ascii="Times New Roman" w:cs="Times New Roman" w:eastAsia="PMingLiU" w:hAnsi="Times New Roman"/>
-          <w:color w:val="0000FF"/>
-          <w:sz w:val="20"/>
-          <w:szCs w:val="20"/>
-        </w:rPr>
-        <w:t xml:space="preserve">Fig. 3 shows the system as built. The NTU lane turns two open data sets into three tables (hourly flows, a 10-minute inventory panel and an hourly reconciliation table) that feed demand reconstruction, the predictor and the simulator. The NSYSU lane produces the same inventory panel from our logger, so the inventory-only predictor and the planner run unchanged on either campus. Each module is one Python script in the repository [17]; the subsection headings name the scripts and Sec. 3.1 gives the run times.</w:t>
-      </w:r>
-    </w:p>
-    <w:p>
-      <w:pPr>
-        <w:keepNext/>
-        <w:spacing w:after="30" w:before="90" w:line="240"/>
-      </w:pPr>
-      <w:r>
-        <w:rPr>
-          <w:rFonts w:ascii="Times New Roman" w:cs="Times New Roman" w:eastAsia="PMingLiU" w:hAnsi="Times New Roman"/>
-          <w:b/>
-          <w:bCs/>
-          <w:color w:val="0000FF"/>
-          <w:sz w:val="22"/>
-          <w:szCs w:val="22"/>
-        </w:rPr>
-        <w:t xml:space="preserve">2.2. Data acquisition and panel construction</w:t>
-      </w:r>
-    </w:p>
-    <w:p>
-      <w:pPr>
-        <w:keepNext/>
-        <w:spacing w:after="20" w:before="60" w:line="240"/>
-      </w:pPr>
-      <w:r>
-        <w:rPr>
-          <w:rFonts w:ascii="Times New Roman" w:cs="Times New Roman" w:eastAsia="PMingLiU" w:hAnsi="Times New Roman"/>
-          <w:b/>
-          <w:bCs/>
-          <w:i/>
-          <w:iCs/>
-          <w:color w:val="0000FF"/>
-          <w:sz w:val="20"/>
-          <w:szCs w:val="20"/>
-        </w:rPr>
-        <w:t xml:space="preserve">2.2.1. NSYSU inventory logger (logger/fetch_youbike.py)</w:t>
-      </w:r>
-    </w:p>
-    <w:p>
-      <w:pPr>
-        <w:spacing w:after="0" w:line="240"/>
-        <w:ind w:firstLine="288"/>
-        <w:jc w:val="both"/>
-      </w:pPr>
-      <w:r>
-        <w:rPr>
-          <w:rFonts w:ascii="Times New Roman" w:cs="Times New Roman" w:eastAsia="PMingLiU" w:hAnsi="Times New Roman"/>
-          <w:color w:val="0000FF"/>
-          <w:sz w:val="20"/>
-          <w:szCs w:val="20"/>
-        </w:rPr>
-        <w:t xml:space="preserve">YouBike publishes a JSON of every station (bikes, free docks, status, update time) but no history. Our logger runs in GitHub Actions and commits one CSV row per station and 10-minute slot:</w:t>
-      </w:r>
-    </w:p>
-    <w:p>
-      <w:pPr>
-        <w:spacing w:after="0" w:line="240"/>
-        <w:ind w:left="300" w:hanging="180"/>
-        <w:jc w:val="both"/>
-      </w:pPr>
-      <w:r>
-        <w:rPr>
-          <w:rFonts w:ascii="Times New Roman" w:cs="Times New Roman" w:eastAsia="PMingLiU" w:hAnsi="Times New Roman"/>
-          <w:color w:val="0000FF"/>
-          <w:sz w:val="20"/>
-          <w:szCs w:val="20"/>
-        </w:rPr>
-        <w:t xml:space="preserve">– </w:t>
-      </w:r>
-      <w:r>
-        <w:rPr>
-          <w:rFonts w:ascii="Times New Roman" w:cs="Times New Roman" w:eastAsia="PMingLiU" w:hAnsi="Times New Roman"/>
-          <w:color w:val="0000FF"/>
-          <w:sz w:val="20"/>
-          <w:szCs w:val="20"/>
-        </w:rPr>
-        <w:t xml:space="preserve">Scope: the 309 stations within 5 km of NSYSU (area code 12); the eight on-campus stations and eleven gateway stations between campus and the KRT are tagged for analysis.</w:t>
-      </w:r>
-    </w:p>
-    <w:p>
-      <w:pPr>
-        <w:spacing w:after="0" w:line="240"/>
-        <w:ind w:left="300" w:hanging="180"/>
-        <w:jc w:val="both"/>
-      </w:pPr>
-      <w:r>
-        <w:rPr>
-          <w:rFonts w:ascii="Times New Roman" w:cs="Times New Roman" w:eastAsia="PMingLiU" w:hAnsi="Times New Roman"/>
-          <w:color w:val="0000FF"/>
-          <w:sz w:val="20"/>
-          <w:szCs w:val="20"/>
-        </w:rPr>
-        <w:t xml:space="preserve">– </w:t>
-      </w:r>
-      <w:r>
-        <w:rPr>
-          <w:rFonts w:ascii="Times New Roman" w:cs="Times New Roman" w:eastAsia="PMingLiU" w:hAnsi="Times New Roman"/>
-          <w:color w:val="0000FF"/>
-          <w:sz w:val="20"/>
-          <w:szCs w:val="20"/>
-        </w:rPr>
-        <w:t xml:space="preserve">Reliability: GitHub throttles scheduled jobs in quiet repositories (4 runs on our first day), so one run logs for 340 minutes and dispatches its successor before it ends; an hourly cron only restarts a broken chain, and a guard script keeps a single run active.</w:t>
-      </w:r>
-    </w:p>
-    <w:p>
-      <w:pPr>
-        <w:spacing w:after="40" w:line="240"/>
-        <w:ind w:left="300" w:hanging="180"/>
-        <w:jc w:val="both"/>
-      </w:pPr>
-      <w:r>
-        <w:rPr>
-          <w:rFonts w:ascii="Times New Roman" w:cs="Times New Roman" w:eastAsia="PMingLiU" w:hAnsi="Times New Roman"/>
-          <w:color w:val="0000FF"/>
-          <w:sz w:val="20"/>
-          <w:szCs w:val="20"/>
-        </w:rPr>
-        <w:t xml:space="preserve">– </w:t>
-      </w:r>
-      <w:r>
-        <w:rPr>
-          <w:rFonts w:ascii="Times New Roman" w:cs="Times New Roman" w:eastAsia="PMingLiU" w:hAnsi="Times New Roman"/>
-          <w:color w:val="0000FF"/>
-          <w:sz w:val="20"/>
-          <w:szCs w:val="20"/>
-        </w:rPr>
-        <w:t xml:space="preserve">Output: 144 snapshots per day since 2 Oct (one 6-hour gap on 12 Oct); station status 2 (out of service) is stored so that an offline station is never counted as a stockout.</w:t>
-      </w:r>
-    </w:p>
-    <w:p>
-      <w:pPr>
-        <w:keepNext/>
         <w:spacing w:after="20" w:before="60" w:line="240"/>
       </w:pPr>
       <w:r>
@@ -2702,6 +2702,170 @@
     <w:p>
       <w:pPr>
         <w:keepNext/>
+        <w:spacing w:after="20" w:before="60" w:line="240"/>
+      </w:pPr>
+      <w:r>
+        <w:rPr>
+          <w:rFonts w:ascii="Times New Roman" w:cs="Times New Roman" w:eastAsia="PMingLiU" w:hAnsi="Times New Roman"/>
+          <w:b/>
+          <w:bCs/>
+          <w:i/>
+          <w:iCs/>
+          <w:color w:val="0000FF"/>
+          <w:sz w:val="20"/>
+          <w:szCs w:val="20"/>
+        </w:rPr>
+        <w:t xml:space="preserve">2.3.1. Checks on the inferred moves and rates (validate_moves.py)</w:t>
+      </w:r>
+    </w:p>
+    <w:p>
+      <w:pPr>
+        <w:spacing w:after="0" w:line="240"/>
+        <w:ind w:firstLine="288"/>
+        <w:jc w:val="both"/>
+      </w:pPr>
+      <w:r>
+        <w:rPr>
+          <w:rFonts w:ascii="Times New Roman" w:cs="Times New Roman" w:eastAsia="PMingLiU" w:hAnsi="Times New Roman"/>
+          <w:color w:val="0000FF"/>
+          <w:sz w:val="20"/>
+          <w:szCs w:val="20"/>
+        </w:rPr>
+        <w:t xml:space="preserve">The move labels are a by-product of thresholding, so four checks that do not use the threshold were added:</w:t>
+      </w:r>
+    </w:p>
+    <w:p>
+      <w:pPr>
+        <w:spacing w:after="0" w:line="240"/>
+        <w:ind w:left="300" w:hanging="180"/>
+        <w:jc w:val="both"/>
+      </w:pPr>
+      <w:r>
+        <w:rPr>
+          <w:rFonts w:ascii="Times New Roman" w:cs="Times New Roman" w:eastAsia="PMingLiU" w:hAnsi="Times New Roman"/>
+          <w:color w:val="0000FF"/>
+          <w:sz w:val="20"/>
+          <w:szCs w:val="20"/>
+        </w:rPr>
+        <w:t xml:space="preserve">– </w:t>
+      </w:r>
+      <w:r>
+        <w:rPr>
+          <w:rFonts w:ascii="Times New Roman" w:cs="Times New Roman" w:eastAsia="PMingLiU" w:hAnsi="Times New Roman"/>
+          <w:color w:val="0000FF"/>
+          <w:sz w:val="20"/>
+          <w:szCs w:val="20"/>
+        </w:rPr>
+        <w:t xml:space="preserve">Conservation: per day, the change in area stock equals net trips plus flagged moves plus the unflagged residual; the unflagged part must be small and unbiased, otherwise moves are being missed.</w:t>
+      </w:r>
+    </w:p>
+    <w:p>
+      <w:pPr>
+        <w:spacing w:after="0" w:line="240"/>
+        <w:ind w:left="300" w:hanging="180"/>
+        <w:jc w:val="both"/>
+      </w:pPr>
+      <w:r>
+        <w:rPr>
+          <w:rFonts w:ascii="Times New Roman" w:cs="Times New Roman" w:eastAsia="PMingLiU" w:hAnsi="Times New Roman"/>
+          <w:color w:val="0000FF"/>
+          <w:sz w:val="20"/>
+          <w:szCs w:val="20"/>
+        </w:rPr>
+        <w:t xml:space="preserve">– </w:t>
+      </w:r>
+      <w:r>
+        <w:rPr>
+          <w:rFonts w:ascii="Times New Roman" w:cs="Times New Roman" w:eastAsia="PMingLiU" w:hAnsi="Times New Roman"/>
+          <w:color w:val="0000FF"/>
+          <w:sz w:val="20"/>
+          <w:szCs w:val="20"/>
+        </w:rPr>
+        <w:t xml:space="preserve">Sensitivity: the labels are recomputed for thresholds of 3, 5 and 8 bikes and windows of 1, 3 and 6 hours; the daily volume, its timing relative to the bells and the R² values must not hinge on the choice.</w:t>
+      </w:r>
+    </w:p>
+    <w:p>
+      <w:pPr>
+        <w:spacing w:after="0" w:line="240"/>
+        <w:ind w:left="300" w:hanging="180"/>
+        <w:jc w:val="both"/>
+      </w:pPr>
+      <w:r>
+        <w:rPr>
+          <w:rFonts w:ascii="Times New Roman" w:cs="Times New Roman" w:eastAsia="PMingLiU" w:hAnsi="Times New Roman"/>
+          <w:color w:val="0000FF"/>
+          <w:sz w:val="20"/>
+          <w:szCs w:val="20"/>
+        </w:rPr>
+        <w:t xml:space="preserve">– </w:t>
+      </w:r>
+      <w:r>
+        <w:rPr>
+          <w:rFonts w:ascii="Times New Roman" w:cs="Times New Roman" w:eastAsia="PMingLiU" w:hAnsi="Times New Roman"/>
+          <w:color w:val="0000FF"/>
+          <w:sz w:val="20"/>
+          <w:szCs w:val="20"/>
+        </w:rPr>
+        <w:t xml:space="preserve">Jumps: a truck visit appears as a change of ≥ 8 bikes between two consecutive 10-minute snapshots, which trips rarely produce; flagged windows should contain such a jump far more often than unflagged ones, and the jump total gives a second estimate of the truck volume.</w:t>
+      </w:r>
+    </w:p>
+    <w:p>
+      <w:pPr>
+        <w:spacing w:after="40" w:line="240"/>
+        <w:ind w:left="300" w:hanging="180"/>
+        <w:jc w:val="both"/>
+      </w:pPr>
+      <w:r>
+        <w:rPr>
+          <w:rFonts w:ascii="Times New Roman" w:cs="Times New Roman" w:eastAsia="PMingLiU" w:hAnsi="Times New Roman"/>
+          <w:color w:val="0000FF"/>
+          <w:sz w:val="20"/>
+          <w:szCs w:val="20"/>
+        </w:rPr>
+        <w:t xml:space="preserve">– </w:t>
+      </w:r>
+      <w:r>
+        <w:rPr>
+          <w:rFonts w:ascii="Times New Roman" w:cs="Times New Roman" w:eastAsia="PMingLiU" w:hAnsi="Times New Roman"/>
+          <w:color w:val="0000FF"/>
+          <w:sz w:val="20"/>
+          <w:szCs w:val="20"/>
+        </w:rPr>
+        <w:t xml:space="preserve">Rates: on test-period station-hours that start with at least 8 bikes and half the docks full, demand is observed in full, so actual rentals should match the corrected training-period rate of Eq. (3) and exceed the naive rate </w:t>
+      </w:r>
+      <w:r>
+        <w:rPr>
+          <w:rFonts w:ascii="Times New Roman" w:cs="Times New Roman" w:eastAsia="PMingLiU" w:hAnsi="Times New Roman"/>
+          <w:color w:val="0000FF"/>
+          <w:sz w:val="20"/>
+          <w:szCs w:val="20"/>
+        </w:rPr>
+        <w:t xml:space="preserve">Σ</w:t>
+      </w:r>
+      <w:r>
+        <w:rPr>
+          <w:rFonts w:ascii="Times New Roman" w:cs="Times New Roman" w:eastAsia="PMingLiU" w:hAnsi="Times New Roman"/>
+          <w:i/>
+          <w:iCs/>
+          <w:color w:val="0000FF"/>
+          <w:sz w:val="20"/>
+          <w:szCs w:val="20"/>
+        </w:rPr>
+        <w:t xml:space="preserve">r</w:t>
+      </w:r>
+      <w:r>
+        <w:rPr>
+          <w:rFonts w:ascii="Times New Roman" w:cs="Times New Roman" w:eastAsia="PMingLiU" w:hAnsi="Times New Roman"/>
+          <w:color w:val="0000FF"/>
+          <w:sz w:val="20"/>
+          <w:szCs w:val="20"/>
+        </w:rPr>
+        <w:t xml:space="preserve">/hours.</w:t>
+      </w:r>
+    </w:p>
+    <w:p>
+      <w:pPr>
+        <w:keepNext/>
         <w:spacing w:after="30" w:before="90" w:line="240"/>
       </w:pPr>
       <w:r>
@@ -2835,7 +2999,7 @@
           <w:sz w:val="20"/>
           <w:szCs w:val="20"/>
         </w:rPr>
-        <w:t xml:space="preserve">Two choices changed against the proposal. First, the label of Eq. (1) is predicted directly by a classifier; the Poisson-rate model with Monte-Carlo roll-out is kept for the next phase, where it will be compared with the classifier on the same test months. Second, the horizons are 30 and 60 min; 15 min was dropped because at 10-minute resolution it leaves a single slot of lead time, too short for a truck to act on. The predictor is built for 06:00–23:00 from the 28 features of Table 1; the first 22 need only inventory and form the set used for transfer (code: features.py, train_predictor.py).</w:t>
+        <w:t xml:space="preserve">The label of Eq. (1) is predicted in two ways that are compared on the same test rows: directly, by a classifier on the 28 features of Table 1 (the first 22 need only inventory and form the set used for transfer), and by the Poisson roll-out of the proposal, implemented as described in Sec. 2.4.1. One choice changed against the proposal: the horizons are 30, 60, 90 and 120 min; 15 min was dropped because at 10-minute resolution it leaves a single slot of lead time, too short for a truck to act on, and 90 and 120 min were added because a pre-bell plan needs the longer view. The predictor is built for 06:00–23:00 (code: features.py, train_predictor.py, horizon_sweep.py).</w:t>
       </w:r>
     </w:p>
     <w:p>
@@ -3490,6 +3654,25 @@
     </w:p>
     <w:p>
       <w:pPr>
+        <w:keepNext/>
+        <w:spacing w:after="20" w:before="60" w:line="240"/>
+      </w:pPr>
+      <w:r>
+        <w:rPr>
+          <w:rFonts w:ascii="Times New Roman" w:cs="Times New Roman" w:eastAsia="PMingLiU" w:hAnsi="Times New Roman"/>
+          <w:b/>
+          <w:bCs/>
+          <w:i/>
+          <w:iCs/>
+          <w:color w:val="0000FF"/>
+          <w:sz w:val="20"/>
+          <w:szCs w:val="20"/>
+        </w:rPr>
+        <w:t xml:space="preserve">2.4.1. Poisson roll-out (horizon_sweep.py)</w:t>
+      </w:r>
+    </w:p>
+    <w:p>
+      <w:pPr>
         <w:spacing w:after="0" w:line="240"/>
         <w:ind w:firstLine="288"/>
         <w:jc w:val="both"/>
@@ -3501,7 +3684,7 @@
           <w:sz w:val="20"/>
           <w:szCs w:val="20"/>
         </w:rPr>
-        <w:t xml:space="preserve">Training and evaluation:</w:t>
+        <w:t xml:space="preserve">This is the method the proposal described, made exact:</w:t>
       </w:r>
     </w:p>
     <w:p>
@@ -3526,7 +3709,36 @@
           <w:sz w:val="20"/>
           <w:szCs w:val="20"/>
         </w:rPr>
-        <w:t xml:space="preserve">Model: LightGBM [13] binary classifier, 63 leaves, learning rate 0.05, 80% feature and row subsampling, L2 = 1, trained on a 40% random subsample of the training slots with early stopping on the last three training weeks; one model per horizon (30, 60 min) and feature set (inventory-only, full).</w:t>
+        <w:t xml:space="preserve">Rates: rentals and returns per station, day type and hour-of-day from the training period, each divided by its own exposure as in Eq. (3) (slots with a bike for rentals, slots with a free dock for returns) and shrunk toward the hour-of-day mean over all stations with the weight of three hours of exposure; a naive variant uses </w:t>
+      </w:r>
+      <w:r>
+        <w:rPr>
+          <w:rFonts w:ascii="Times New Roman" w:cs="Times New Roman" w:eastAsia="PMingLiU" w:hAnsi="Times New Roman"/>
+          <w:color w:val="0000FF"/>
+          <w:sz w:val="20"/>
+          <w:szCs w:val="20"/>
+        </w:rPr>
+        <w:t xml:space="preserve">Σ</w:t>
+      </w:r>
+      <w:r>
+        <w:rPr>
+          <w:rFonts w:ascii="Times New Roman" w:cs="Times New Roman" w:eastAsia="PMingLiU" w:hAnsi="Times New Roman"/>
+          <w:i/>
+          <w:iCs/>
+          <w:color w:val="0000FF"/>
+          <w:sz w:val="20"/>
+          <w:szCs w:val="20"/>
+        </w:rPr>
+        <w:t xml:space="preserve">r</w:t>
+      </w:r>
+      <w:r>
+        <w:rPr>
+          <w:rFonts w:ascii="Times New Roman" w:cs="Times New Roman" w:eastAsia="PMingLiU" w:hAnsi="Times New Roman"/>
+          <w:color w:val="0000FF"/>
+          <w:sz w:val="20"/>
+          <w:szCs w:val="20"/>
+        </w:rPr>
+        <w:t xml:space="preserve">/hours without the correction.</w:t>
       </w:r>
     </w:p>
     <w:p>
@@ -3551,7 +3763,26 @@
           <w:sz w:val="20"/>
           <w:szCs w:val="20"/>
         </w:rPr>
-        <w:t xml:space="preserve">Baselines: persistence (</w:t>
+        <w:t xml:space="preserve">Dynamics: in each 10-minute step the station rents Poisson(λ</w:t>
+      </w:r>
+      <w:r>
+        <w:rPr>
+          <w:rFonts w:ascii="Times New Roman" w:cs="Times New Roman" w:eastAsia="PMingLiU" w:hAnsi="Times New Roman"/>
+          <w:color w:val="0000FF"/>
+          <w:sz w:val="20"/>
+          <w:szCs w:val="20"/>
+          <w:vertAlign w:val="subscript"/>
+        </w:rPr>
+        <w:t xml:space="preserve">r</w:t>
+      </w:r>
+      <w:r>
+        <w:rPr>
+          <w:rFonts w:ascii="Times New Roman" w:cs="Times New Roman" w:eastAsia="PMingLiU" w:hAnsi="Times New Roman"/>
+          <w:color w:val="0000FF"/>
+          <w:sz w:val="20"/>
+          <w:szCs w:val="20"/>
+        </w:rPr>
+        <w:t xml:space="preserve">/6) bikes, capped by the </w:t>
       </w:r>
       <w:r>
         <w:rPr>
@@ -3562,16 +3793,95 @@
           <w:sz w:val="20"/>
           <w:szCs w:val="20"/>
         </w:rPr>
-        <w:t xml:space="preserve">p</w:t>
-      </w:r>
-      <w:r>
-        <w:rPr>
-          <w:rFonts w:ascii="Times New Roman" w:cs="Times New Roman" w:eastAsia="PMingLiU" w:hAnsi="Times New Roman"/>
-          <w:color w:val="0000FF"/>
-          <w:sz w:val="20"/>
-          <w:szCs w:val="20"/>
-        </w:rPr>
-        <w:t xml:space="preserve"> = 1 if the station is empty now) and the seasonal mean of the label per station, day type and slot.</w:t>
+        <w:t xml:space="preserve">s</w:t>
+      </w:r>
+      <w:r>
+        <w:rPr>
+          <w:rFonts w:ascii="Times New Roman" w:cs="Times New Roman" w:eastAsia="PMingLiU" w:hAnsi="Times New Roman"/>
+          <w:color w:val="0000FF"/>
+          <w:sz w:val="20"/>
+          <w:szCs w:val="20"/>
+        </w:rPr>
+        <w:t xml:space="preserve"> present, and receives Poisson(λ</w:t>
+      </w:r>
+      <w:r>
+        <w:rPr>
+          <w:rFonts w:ascii="Times New Roman" w:cs="Times New Roman" w:eastAsia="PMingLiU" w:hAnsi="Times New Roman"/>
+          <w:color w:val="0000FF"/>
+          <w:sz w:val="20"/>
+          <w:szCs w:val="20"/>
+          <w:vertAlign w:val="subscript"/>
+        </w:rPr>
+        <w:t xml:space="preserve">q</w:t>
+      </w:r>
+      <w:r>
+        <w:rPr>
+          <w:rFonts w:ascii="Times New Roman" w:cs="Times New Roman" w:eastAsia="PMingLiU" w:hAnsi="Times New Roman"/>
+          <w:color w:val="0000FF"/>
+          <w:sz w:val="20"/>
+          <w:szCs w:val="20"/>
+        </w:rPr>
+        <w:t xml:space="preserve">/6) returns, capped by the </w:t>
+      </w:r>
+      <w:r>
+        <w:rPr>
+          <w:rFonts w:ascii="Times New Roman" w:cs="Times New Roman" w:eastAsia="PMingLiU" w:hAnsi="Times New Roman"/>
+          <w:i/>
+          <w:iCs/>
+          <w:color w:val="0000FF"/>
+          <w:sz w:val="20"/>
+          <w:szCs w:val="20"/>
+        </w:rPr>
+        <w:t xml:space="preserve">c</w:t>
+      </w:r>
+      <w:r>
+        <w:rPr>
+          <w:rFonts w:ascii="Times New Roman" w:cs="Times New Roman" w:eastAsia="PMingLiU" w:hAnsi="Times New Roman"/>
+          <w:color w:val="0000FF"/>
+          <w:sz w:val="20"/>
+          <w:szCs w:val="20"/>
+        </w:rPr>
+        <w:t xml:space="preserve"> − </w:t>
+      </w:r>
+      <w:r>
+        <w:rPr>
+          <w:rFonts w:ascii="Times New Roman" w:cs="Times New Roman" w:eastAsia="PMingLiU" w:hAnsi="Times New Roman"/>
+          <w:i/>
+          <w:iCs/>
+          <w:color w:val="0000FF"/>
+          <w:sz w:val="20"/>
+          <w:szCs w:val="20"/>
+        </w:rPr>
+        <w:t xml:space="preserve">s</w:t>
+      </w:r>
+      <w:r>
+        <w:rPr>
+          <w:rFonts w:ascii="Times New Roman" w:cs="Times New Roman" w:eastAsia="PMingLiU" w:hAnsi="Times New Roman"/>
+          <w:color w:val="0000FF"/>
+          <w:sz w:val="20"/>
+          <w:szCs w:val="20"/>
+        </w:rPr>
+        <w:t xml:space="preserve"> free docks, so the inventory is a birth–death chain on {0, …, </w:t>
+      </w:r>
+      <w:r>
+        <w:rPr>
+          <w:rFonts w:ascii="Times New Roman" w:cs="Times New Roman" w:eastAsia="PMingLiU" w:hAnsi="Times New Roman"/>
+          <w:i/>
+          <w:iCs/>
+          <w:color w:val="0000FF"/>
+          <w:sz w:val="20"/>
+          <w:szCs w:val="20"/>
+        </w:rPr>
+        <w:t xml:space="preserve">c</w:t>
+      </w:r>
+      <w:r>
+        <w:rPr>
+          <w:rFonts w:ascii="Times New Roman" w:cs="Times New Roman" w:eastAsia="PMingLiU" w:hAnsi="Times New Roman"/>
+          <w:color w:val="0000FF"/>
+          <w:sz w:val="20"/>
+          <w:szCs w:val="20"/>
+        </w:rPr>
+        <w:t xml:space="preserve">} [18–20]. State 0 is made absorbing after the first step, because Eq. (1) asks whether the station is empty at any later slot; a station that is empty now may still be refilled in the first step.</w:t>
       </w:r>
     </w:p>
     <w:p>
@@ -3596,7 +3906,7 @@
           <w:sz w:val="20"/>
           <w:szCs w:val="20"/>
         </w:rPr>
-        <w:t xml:space="preserve">Metrics: Brier score = mean (</w:t>
+        <w:t xml:space="preserve">Exact evaluation: with </w:t>
       </w:r>
       <w:r>
         <w:rPr>
@@ -3607,16 +3917,26 @@
           <w:sz w:val="20"/>
           <w:szCs w:val="20"/>
         </w:rPr>
-        <w:t xml:space="preserve">p</w:t>
-      </w:r>
-      <w:r>
-        <w:rPr>
-          <w:rFonts w:ascii="Times New Roman" w:cs="Times New Roman" w:eastAsia="PMingLiU" w:hAnsi="Times New Roman"/>
-          <w:color w:val="0000FF"/>
-          <w:sz w:val="20"/>
-          <w:szCs w:val="20"/>
-        </w:rPr>
-        <w:t xml:space="preserve"> − </w:t>
+        <w:t xml:space="preserve">K</w:t>
+      </w:r>
+      <w:r>
+        <w:rPr>
+          <w:rFonts w:ascii="Times New Roman" w:cs="Times New Roman" w:eastAsia="PMingLiU" w:hAnsi="Times New Roman"/>
+          <w:color w:val="0000FF"/>
+          <w:sz w:val="20"/>
+          <w:szCs w:val="20"/>
+          <w:vertAlign w:val="subscript"/>
+        </w:rPr>
+        <w:t xml:space="preserve">j</w:t>
+      </w:r>
+      <w:r>
+        <w:rPr>
+          <w:rFonts w:ascii="Times New Roman" w:cs="Times New Roman" w:eastAsia="PMingLiU" w:hAnsi="Times New Roman"/>
+          <w:color w:val="0000FF"/>
+          <w:sz w:val="20"/>
+          <w:szCs w:val="20"/>
+        </w:rPr>
+        <w:t xml:space="preserve"> the transition matrix of the hour in which step </w:t>
       </w:r>
       <w:r>
         <w:rPr>
@@ -3627,35 +3947,16 @@
           <w:sz w:val="20"/>
           <w:szCs w:val="20"/>
         </w:rPr>
-        <w:t xml:space="preserve">y</w:t>
-      </w:r>
-      <w:r>
-        <w:rPr>
-          <w:rFonts w:ascii="Times New Roman" w:cs="Times New Roman" w:eastAsia="PMingLiU" w:hAnsi="Times New Roman"/>
-          <w:color w:val="0000FF"/>
-          <w:sz w:val="20"/>
-          <w:szCs w:val="20"/>
-        </w:rPr>
-        <w:t xml:space="preserve">)² [15]; AUC; expected calibration error ECE = Σ</w:t>
-      </w:r>
-      <w:r>
-        <w:rPr>
-          <w:rFonts w:ascii="Times New Roman" w:cs="Times New Roman" w:eastAsia="PMingLiU" w:hAnsi="Times New Roman"/>
-          <w:color w:val="0000FF"/>
-          <w:sz w:val="20"/>
-          <w:szCs w:val="20"/>
-          <w:vertAlign w:val="subscript"/>
-        </w:rPr>
-        <w:t xml:space="preserve">b</w:t>
-      </w:r>
-      <w:r>
-        <w:rPr>
-          <w:rFonts w:ascii="Times New Roman" w:cs="Times New Roman" w:eastAsia="PMingLiU" w:hAnsi="Times New Roman"/>
-          <w:color w:val="0000FF"/>
-          <w:sz w:val="20"/>
-          <w:szCs w:val="20"/>
-        </w:rPr>
-        <w:t xml:space="preserve"> (</w:t>
+        <w:t xml:space="preserve">j</w:t>
+      </w:r>
+      <w:r>
+        <w:rPr>
+          <w:rFonts w:ascii="Times New Roman" w:cs="Times New Roman" w:eastAsia="PMingLiU" w:hAnsi="Times New Roman"/>
+          <w:color w:val="0000FF"/>
+          <w:sz w:val="20"/>
+          <w:szCs w:val="20"/>
+        </w:rPr>
+        <w:t xml:space="preserve"> falls, </w:t>
       </w:r>
       <w:r>
         <w:rPr>
@@ -3666,7 +3967,7 @@
           <w:sz w:val="20"/>
           <w:szCs w:val="20"/>
         </w:rPr>
-        <w:t xml:space="preserve">n</w:t>
+        <w:t xml:space="preserve">p</w:t>
       </w:r>
       <w:r>
         <w:rPr>
@@ -3676,16 +3977,16 @@
           <w:szCs w:val="20"/>
           <w:vertAlign w:val="subscript"/>
         </w:rPr>
-        <w:t xml:space="preserve">b</w:t>
-      </w:r>
-      <w:r>
-        <w:rPr>
-          <w:rFonts w:ascii="Times New Roman" w:cs="Times New Roman" w:eastAsia="PMingLiU" w:hAnsi="Times New Roman"/>
-          <w:color w:val="0000FF"/>
-          <w:sz w:val="20"/>
-          <w:szCs w:val="20"/>
-        </w:rPr>
-        <w:t xml:space="preserve">/</w:t>
+        <w:t xml:space="preserve">i</w:t>
+      </w:r>
+      <w:r>
+        <w:rPr>
+          <w:rFonts w:ascii="Times New Roman" w:cs="Times New Roman" w:eastAsia="PMingLiU" w:hAnsi="Times New Roman"/>
+          <w:color w:val="0000FF"/>
+          <w:sz w:val="20"/>
+          <w:szCs w:val="20"/>
+        </w:rPr>
+        <w:t xml:space="preserve">(</w:t>
       </w:r>
       <w:r>
         <w:rPr>
@@ -3696,16 +3997,16 @@
           <w:sz w:val="20"/>
           <w:szCs w:val="20"/>
         </w:rPr>
-        <w:t xml:space="preserve">N</w:t>
-      </w:r>
-      <w:r>
-        <w:rPr>
-          <w:rFonts w:ascii="Times New Roman" w:cs="Times New Roman" w:eastAsia="PMingLiU" w:hAnsi="Times New Roman"/>
-          <w:color w:val="0000FF"/>
-          <w:sz w:val="20"/>
-          <w:szCs w:val="20"/>
-        </w:rPr>
-        <w:t xml:space="preserve">) |mean </w:t>
+        <w:t xml:space="preserve">t</w:t>
+      </w:r>
+      <w:r>
+        <w:rPr>
+          <w:rFonts w:ascii="Times New Roman" w:cs="Times New Roman" w:eastAsia="PMingLiU" w:hAnsi="Times New Roman"/>
+          <w:color w:val="0000FF"/>
+          <w:sz w:val="20"/>
+          <w:szCs w:val="20"/>
+        </w:rPr>
+        <w:t xml:space="preserve">, </w:t>
       </w:r>
       <w:r>
         <w:rPr>
@@ -3716,26 +4017,16 @@
           <w:sz w:val="20"/>
           <w:szCs w:val="20"/>
         </w:rPr>
-        <w:t xml:space="preserve">y</w:t>
-      </w:r>
-      <w:r>
-        <w:rPr>
-          <w:rFonts w:ascii="Times New Roman" w:cs="Times New Roman" w:eastAsia="PMingLiU" w:hAnsi="Times New Roman"/>
-          <w:color w:val="0000FF"/>
-          <w:sz w:val="20"/>
-          <w:szCs w:val="20"/>
-          <w:vertAlign w:val="subscript"/>
-        </w:rPr>
-        <w:t xml:space="preserve">b</w:t>
-      </w:r>
-      <w:r>
-        <w:rPr>
-          <w:rFonts w:ascii="Times New Roman" w:cs="Times New Roman" w:eastAsia="PMingLiU" w:hAnsi="Times New Roman"/>
-          <w:color w:val="0000FF"/>
-          <w:sz w:val="20"/>
-          <w:szCs w:val="20"/>
-        </w:rPr>
-        <w:t xml:space="preserve"> − mean </w:t>
+        <w:t xml:space="preserve">h</w:t>
+      </w:r>
+      <w:r>
+        <w:rPr>
+          <w:rFonts w:ascii="Times New Roman" w:cs="Times New Roman" w:eastAsia="PMingLiU" w:hAnsi="Times New Roman"/>
+          <w:color w:val="0000FF"/>
+          <w:sz w:val="20"/>
+          <w:szCs w:val="20"/>
+        </w:rPr>
+        <w:t xml:space="preserve">) is entry (</w:t>
       </w:r>
       <w:r>
         <w:rPr>
@@ -3746,7 +4037,7 @@
           <w:sz w:val="20"/>
           <w:szCs w:val="20"/>
         </w:rPr>
-        <w:t xml:space="preserve">p</w:t>
+        <w:t xml:space="preserve">s</w:t>
       </w:r>
       <w:r>
         <w:rPr>
@@ -3756,16 +4047,16 @@
           <w:szCs w:val="20"/>
           <w:vertAlign w:val="subscript"/>
         </w:rPr>
-        <w:t xml:space="preserve">b</w:t>
-      </w:r>
-      <w:r>
-        <w:rPr>
-          <w:rFonts w:ascii="Times New Roman" w:cs="Times New Roman" w:eastAsia="PMingLiU" w:hAnsi="Times New Roman"/>
-          <w:color w:val="0000FF"/>
-          <w:sz w:val="20"/>
-          <w:szCs w:val="20"/>
-        </w:rPr>
-        <w:t xml:space="preserve">| over ten equal-width probability bins [14]. Reliability curves are reported because the planner multiplies </w:t>
+        <w:t xml:space="preserve">i</w:t>
+      </w:r>
+      <w:r>
+        <w:rPr>
+          <w:rFonts w:ascii="Times New Roman" w:cs="Times New Roman" w:eastAsia="PMingLiU" w:hAnsi="Times New Roman"/>
+          <w:color w:val="0000FF"/>
+          <w:sz w:val="20"/>
+          <w:szCs w:val="20"/>
+        </w:rPr>
+        <w:t xml:space="preserve">(</w:t>
       </w:r>
       <w:r>
         <w:rPr>
@@ -3776,6 +4067,223 @@
           <w:sz w:val="20"/>
           <w:szCs w:val="20"/>
         </w:rPr>
+        <w:t xml:space="preserve">t</w:t>
+      </w:r>
+      <w:r>
+        <w:rPr>
+          <w:rFonts w:ascii="Times New Roman" w:cs="Times New Roman" w:eastAsia="PMingLiU" w:hAnsi="Times New Roman"/>
+          <w:color w:val="0000FF"/>
+          <w:sz w:val="20"/>
+          <w:szCs w:val="20"/>
+        </w:rPr>
+        <w:t xml:space="preserve">), 0) of </w:t>
+      </w:r>
+      <w:r>
+        <w:rPr>
+          <w:rFonts w:ascii="Times New Roman" w:cs="Times New Roman" w:eastAsia="PMingLiU" w:hAnsi="Times New Roman"/>
+          <w:i/>
+          <w:iCs/>
+          <w:color w:val="0000FF"/>
+          <w:sz w:val="20"/>
+          <w:szCs w:val="20"/>
+        </w:rPr>
+        <w:t xml:space="preserve">K</w:t>
+      </w:r>
+      <w:r>
+        <w:rPr>
+          <w:rFonts w:ascii="Times New Roman" w:cs="Times New Roman" w:eastAsia="PMingLiU" w:hAnsi="Times New Roman"/>
+          <w:color w:val="0000FF"/>
+          <w:sz w:val="20"/>
+          <w:szCs w:val="20"/>
+          <w:vertAlign w:val="subscript"/>
+        </w:rPr>
+        <w:t xml:space="preserve">1</w:t>
+      </w:r>
+      <w:r>
+        <w:rPr>
+          <w:rFonts w:ascii="Times New Roman" w:cs="Times New Roman" w:eastAsia="PMingLiU" w:hAnsi="Times New Roman"/>
+          <w:i/>
+          <w:iCs/>
+          <w:color w:val="0000FF"/>
+          <w:sz w:val="20"/>
+          <w:szCs w:val="20"/>
+        </w:rPr>
+        <w:t xml:space="preserve">K</w:t>
+      </w:r>
+      <w:r>
+        <w:rPr>
+          <w:rFonts w:ascii="Times New Roman" w:cs="Times New Roman" w:eastAsia="PMingLiU" w:hAnsi="Times New Roman"/>
+          <w:color w:val="0000FF"/>
+          <w:sz w:val="20"/>
+          <w:szCs w:val="20"/>
+          <w:vertAlign w:val="subscript"/>
+        </w:rPr>
+        <w:t xml:space="preserve">2</w:t>
+      </w:r>
+      <w:r>
+        <w:rPr>
+          <w:rFonts w:ascii="Times New Roman" w:cs="Times New Roman" w:eastAsia="PMingLiU" w:hAnsi="Times New Roman"/>
+          <w:color w:val="0000FF"/>
+          <w:sz w:val="20"/>
+          <w:szCs w:val="20"/>
+        </w:rPr>
+        <w:t xml:space="preserve">⋯</w:t>
+      </w:r>
+      <w:r>
+        <w:rPr>
+          <w:rFonts w:ascii="Times New Roman" w:cs="Times New Roman" w:eastAsia="PMingLiU" w:hAnsi="Times New Roman"/>
+          <w:i/>
+          <w:iCs/>
+          <w:color w:val="0000FF"/>
+          <w:sz w:val="20"/>
+          <w:szCs w:val="20"/>
+        </w:rPr>
+        <w:t xml:space="preserve">K</w:t>
+      </w:r>
+      <w:r>
+        <w:rPr>
+          <w:rFonts w:ascii="Times New Roman" w:cs="Times New Roman" w:eastAsia="PMingLiU" w:hAnsi="Times New Roman"/>
+          <w:color w:val="0000FF"/>
+          <w:sz w:val="20"/>
+          <w:szCs w:val="20"/>
+          <w:vertAlign w:val="subscript"/>
+        </w:rPr>
+        <w:t xml:space="preserve">h/10</w:t>
+      </w:r>
+      <w:r>
+        <w:rPr>
+          <w:rFonts w:ascii="Times New Roman" w:cs="Times New Roman" w:eastAsia="PMingLiU" w:hAnsi="Times New Roman"/>
+          <w:color w:val="0000FF"/>
+          <w:sz w:val="20"/>
+          <w:szCs w:val="20"/>
+        </w:rPr>
+        <w:t xml:space="preserve">. The products are computed once per station, day type and slot (29 k groups, 8 s) and read off for every test row. This is the limit of the Monte-Carlo estimate the proposal described; a sampler with the same dynamics and 400 draws was run on 3,000 test rows as a check (Sec. 3.4).</w:t>
+      </w:r>
+    </w:p>
+    <w:p>
+      <w:pPr>
+        <w:spacing w:after="0" w:line="240"/>
+        <w:ind w:left="300" w:hanging="180"/>
+        <w:jc w:val="both"/>
+      </w:pPr>
+      <w:r>
+        <w:rPr>
+          <w:rFonts w:ascii="Times New Roman" w:cs="Times New Roman" w:eastAsia="PMingLiU" w:hAnsi="Times New Roman"/>
+          <w:color w:val="0000FF"/>
+          <w:sz w:val="20"/>
+          <w:szCs w:val="20"/>
+        </w:rPr>
+        <w:t xml:space="preserve">– </w:t>
+      </w:r>
+      <w:r>
+        <w:rPr>
+          <w:rFonts w:ascii="Times New Roman" w:cs="Times New Roman" w:eastAsia="PMingLiU" w:hAnsi="Times New Roman"/>
+          <w:color w:val="0000FF"/>
+          <w:sz w:val="20"/>
+          <w:szCs w:val="20"/>
+        </w:rPr>
+        <w:t xml:space="preserve">Calibration: the roll-out models demand only, not the operator who refills stations, so a second version passes its probabilities through isotonic regression [21] fitted on the validation weeks; this changes the probability values but not their ranking.</w:t>
+      </w:r>
+    </w:p>
+    <w:p>
+      <w:pPr>
+        <w:spacing w:after="40" w:line="240"/>
+        <w:ind w:left="300" w:hanging="180"/>
+        <w:jc w:val="both"/>
+      </w:pPr>
+      <w:r>
+        <w:rPr>
+          <w:rFonts w:ascii="Times New Roman" w:cs="Times New Roman" w:eastAsia="PMingLiU" w:hAnsi="Times New Roman"/>
+          <w:color w:val="0000FF"/>
+          <w:sz w:val="20"/>
+          <w:szCs w:val="20"/>
+        </w:rPr>
+        <w:t xml:space="preserve">– </w:t>
+      </w:r>
+      <w:r>
+        <w:rPr>
+          <w:rFonts w:ascii="Times New Roman" w:cs="Times New Roman" w:eastAsia="PMingLiU" w:hAnsi="Times New Roman"/>
+          <w:color w:val="0000FF"/>
+          <w:sz w:val="20"/>
+          <w:szCs w:val="20"/>
+        </w:rPr>
+        <w:t xml:space="preserve">Stacking: the roll-out probability is added as a 30th feature to the full classifier, to test whether the chain carries information the features do not.</w:t>
+      </w:r>
+    </w:p>
+    <w:p>
+      <w:pPr>
+        <w:spacing w:after="0" w:line="240"/>
+        <w:ind w:firstLine="288"/>
+        <w:jc w:val="both"/>
+      </w:pPr>
+      <w:r>
+        <w:rPr>
+          <w:rFonts w:ascii="Times New Roman" w:cs="Times New Roman" w:eastAsia="PMingLiU" w:hAnsi="Times New Roman"/>
+          <w:color w:val="0000FF"/>
+          <w:sz w:val="20"/>
+          <w:szCs w:val="20"/>
+        </w:rPr>
+        <w:t xml:space="preserve">Training and evaluation:</w:t>
+      </w:r>
+    </w:p>
+    <w:p>
+      <w:pPr>
+        <w:spacing w:after="0" w:line="240"/>
+        <w:ind w:left="300" w:hanging="180"/>
+        <w:jc w:val="both"/>
+      </w:pPr>
+      <w:r>
+        <w:rPr>
+          <w:rFonts w:ascii="Times New Roman" w:cs="Times New Roman" w:eastAsia="PMingLiU" w:hAnsi="Times New Roman"/>
+          <w:color w:val="0000FF"/>
+          <w:sz w:val="20"/>
+          <w:szCs w:val="20"/>
+        </w:rPr>
+        <w:t xml:space="preserve">– </w:t>
+      </w:r>
+      <w:r>
+        <w:rPr>
+          <w:rFonts w:ascii="Times New Roman" w:cs="Times New Roman" w:eastAsia="PMingLiU" w:hAnsi="Times New Roman"/>
+          <w:color w:val="0000FF"/>
+          <w:sz w:val="20"/>
+          <w:szCs w:val="20"/>
+        </w:rPr>
+        <w:t xml:space="preserve">Model: LightGBM [13] binary classifier, 63 leaves, learning rate 0.05, 80% feature and row subsampling, L2 = 1, trained on a 40% random subsample of the training slots with early stopping on the last three training weeks; one model per horizon (30, 60, 90, 120 min) and feature set (inventory-only, full).</w:t>
+      </w:r>
+    </w:p>
+    <w:p>
+      <w:pPr>
+        <w:spacing w:after="0" w:line="240"/>
+        <w:ind w:left="300" w:hanging="180"/>
+        <w:jc w:val="both"/>
+      </w:pPr>
+      <w:r>
+        <w:rPr>
+          <w:rFonts w:ascii="Times New Roman" w:cs="Times New Roman" w:eastAsia="PMingLiU" w:hAnsi="Times New Roman"/>
+          <w:color w:val="0000FF"/>
+          <w:sz w:val="20"/>
+          <w:szCs w:val="20"/>
+        </w:rPr>
+        <w:t xml:space="preserve">– </w:t>
+      </w:r>
+      <w:r>
+        <w:rPr>
+          <w:rFonts w:ascii="Times New Roman" w:cs="Times New Roman" w:eastAsia="PMingLiU" w:hAnsi="Times New Roman"/>
+          <w:color w:val="0000FF"/>
+          <w:sz w:val="20"/>
+          <w:szCs w:val="20"/>
+        </w:rPr>
+        <w:t xml:space="preserve">Baselines: persistence (</w:t>
+      </w:r>
+      <w:r>
+        <w:rPr>
+          <w:rFonts w:ascii="Times New Roman" w:cs="Times New Roman" w:eastAsia="PMingLiU" w:hAnsi="Times New Roman"/>
+          <w:i/>
+          <w:iCs/>
+          <w:color w:val="0000FF"/>
+          <w:sz w:val="20"/>
+          <w:szCs w:val="20"/>
+        </w:rPr>
         <w:t xml:space="preserve">p</w:t>
       </w:r>
       <w:r>
@@ -3785,7 +4293,246 @@
           <w:sz w:val="20"/>
           <w:szCs w:val="20"/>
         </w:rPr>
+        <w:t xml:space="preserve"> = 1 if the station is empty now), the seasonal mean of the label per station, day type and slot, and a logistic regression on the inventory-only features (standardized, with one-hot hour of day and day of week) as a linear reference.</w:t>
+      </w:r>
+    </w:p>
+    <w:p>
+      <w:pPr>
+        <w:spacing w:after="0" w:line="240"/>
+        <w:ind w:left="300" w:hanging="180"/>
+        <w:jc w:val="both"/>
+      </w:pPr>
+      <w:r>
+        <w:rPr>
+          <w:rFonts w:ascii="Times New Roman" w:cs="Times New Roman" w:eastAsia="PMingLiU" w:hAnsi="Times New Roman"/>
+          <w:color w:val="0000FF"/>
+          <w:sz w:val="20"/>
+          <w:szCs w:val="20"/>
+        </w:rPr>
+        <w:t xml:space="preserve">– </w:t>
+      </w:r>
+      <w:r>
+        <w:rPr>
+          <w:rFonts w:ascii="Times New Roman" w:cs="Times New Roman" w:eastAsia="PMingLiU" w:hAnsi="Times New Roman"/>
+          <w:color w:val="0000FF"/>
+          <w:sz w:val="20"/>
+          <w:szCs w:val="20"/>
+        </w:rPr>
+        <w:t xml:space="preserve">Metrics: Brier score = mean (</w:t>
+      </w:r>
+      <w:r>
+        <w:rPr>
+          <w:rFonts w:ascii="Times New Roman" w:cs="Times New Roman" w:eastAsia="PMingLiU" w:hAnsi="Times New Roman"/>
+          <w:i/>
+          <w:iCs/>
+          <w:color w:val="0000FF"/>
+          <w:sz w:val="20"/>
+          <w:szCs w:val="20"/>
+        </w:rPr>
+        <w:t xml:space="preserve">p</w:t>
+      </w:r>
+      <w:r>
+        <w:rPr>
+          <w:rFonts w:ascii="Times New Roman" w:cs="Times New Roman" w:eastAsia="PMingLiU" w:hAnsi="Times New Roman"/>
+          <w:color w:val="0000FF"/>
+          <w:sz w:val="20"/>
+          <w:szCs w:val="20"/>
+        </w:rPr>
+        <w:t xml:space="preserve"> − </w:t>
+      </w:r>
+      <w:r>
+        <w:rPr>
+          <w:rFonts w:ascii="Times New Roman" w:cs="Times New Roman" w:eastAsia="PMingLiU" w:hAnsi="Times New Roman"/>
+          <w:i/>
+          <w:iCs/>
+          <w:color w:val="0000FF"/>
+          <w:sz w:val="20"/>
+          <w:szCs w:val="20"/>
+        </w:rPr>
+        <w:t xml:space="preserve">y</w:t>
+      </w:r>
+      <w:r>
+        <w:rPr>
+          <w:rFonts w:ascii="Times New Roman" w:cs="Times New Roman" w:eastAsia="PMingLiU" w:hAnsi="Times New Roman"/>
+          <w:color w:val="0000FF"/>
+          <w:sz w:val="20"/>
+          <w:szCs w:val="20"/>
+        </w:rPr>
+        <w:t xml:space="preserve">)² [15]; AUC; expected calibration error ECE = Σ</w:t>
+      </w:r>
+      <w:r>
+        <w:rPr>
+          <w:rFonts w:ascii="Times New Roman" w:cs="Times New Roman" w:eastAsia="PMingLiU" w:hAnsi="Times New Roman"/>
+          <w:color w:val="0000FF"/>
+          <w:sz w:val="20"/>
+          <w:szCs w:val="20"/>
+          <w:vertAlign w:val="subscript"/>
+        </w:rPr>
+        <w:t xml:space="preserve">b</w:t>
+      </w:r>
+      <w:r>
+        <w:rPr>
+          <w:rFonts w:ascii="Times New Roman" w:cs="Times New Roman" w:eastAsia="PMingLiU" w:hAnsi="Times New Roman"/>
+          <w:color w:val="0000FF"/>
+          <w:sz w:val="20"/>
+          <w:szCs w:val="20"/>
+        </w:rPr>
+        <w:t xml:space="preserve"> (</w:t>
+      </w:r>
+      <w:r>
+        <w:rPr>
+          <w:rFonts w:ascii="Times New Roman" w:cs="Times New Roman" w:eastAsia="PMingLiU" w:hAnsi="Times New Roman"/>
+          <w:i/>
+          <w:iCs/>
+          <w:color w:val="0000FF"/>
+          <w:sz w:val="20"/>
+          <w:szCs w:val="20"/>
+        </w:rPr>
+        <w:t xml:space="preserve">n</w:t>
+      </w:r>
+      <w:r>
+        <w:rPr>
+          <w:rFonts w:ascii="Times New Roman" w:cs="Times New Roman" w:eastAsia="PMingLiU" w:hAnsi="Times New Roman"/>
+          <w:color w:val="0000FF"/>
+          <w:sz w:val="20"/>
+          <w:szCs w:val="20"/>
+          <w:vertAlign w:val="subscript"/>
+        </w:rPr>
+        <w:t xml:space="preserve">b</w:t>
+      </w:r>
+      <w:r>
+        <w:rPr>
+          <w:rFonts w:ascii="Times New Roman" w:cs="Times New Roman" w:eastAsia="PMingLiU" w:hAnsi="Times New Roman"/>
+          <w:color w:val="0000FF"/>
+          <w:sz w:val="20"/>
+          <w:szCs w:val="20"/>
+        </w:rPr>
+        <w:t xml:space="preserve">/</w:t>
+      </w:r>
+      <w:r>
+        <w:rPr>
+          <w:rFonts w:ascii="Times New Roman" w:cs="Times New Roman" w:eastAsia="PMingLiU" w:hAnsi="Times New Roman"/>
+          <w:i/>
+          <w:iCs/>
+          <w:color w:val="0000FF"/>
+          <w:sz w:val="20"/>
+          <w:szCs w:val="20"/>
+        </w:rPr>
+        <w:t xml:space="preserve">N</w:t>
+      </w:r>
+      <w:r>
+        <w:rPr>
+          <w:rFonts w:ascii="Times New Roman" w:cs="Times New Roman" w:eastAsia="PMingLiU" w:hAnsi="Times New Roman"/>
+          <w:color w:val="0000FF"/>
+          <w:sz w:val="20"/>
+          <w:szCs w:val="20"/>
+        </w:rPr>
+        <w:t xml:space="preserve">) |mean </w:t>
+      </w:r>
+      <w:r>
+        <w:rPr>
+          <w:rFonts w:ascii="Times New Roman" w:cs="Times New Roman" w:eastAsia="PMingLiU" w:hAnsi="Times New Roman"/>
+          <w:i/>
+          <w:iCs/>
+          <w:color w:val="0000FF"/>
+          <w:sz w:val="20"/>
+          <w:szCs w:val="20"/>
+        </w:rPr>
+        <w:t xml:space="preserve">y</w:t>
+      </w:r>
+      <w:r>
+        <w:rPr>
+          <w:rFonts w:ascii="Times New Roman" w:cs="Times New Roman" w:eastAsia="PMingLiU" w:hAnsi="Times New Roman"/>
+          <w:color w:val="0000FF"/>
+          <w:sz w:val="20"/>
+          <w:szCs w:val="20"/>
+          <w:vertAlign w:val="subscript"/>
+        </w:rPr>
+        <w:t xml:space="preserve">b</w:t>
+      </w:r>
+      <w:r>
+        <w:rPr>
+          <w:rFonts w:ascii="Times New Roman" w:cs="Times New Roman" w:eastAsia="PMingLiU" w:hAnsi="Times New Roman"/>
+          <w:color w:val="0000FF"/>
+          <w:sz w:val="20"/>
+          <w:szCs w:val="20"/>
+        </w:rPr>
+        <w:t xml:space="preserve"> − mean </w:t>
+      </w:r>
+      <w:r>
+        <w:rPr>
+          <w:rFonts w:ascii="Times New Roman" w:cs="Times New Roman" w:eastAsia="PMingLiU" w:hAnsi="Times New Roman"/>
+          <w:i/>
+          <w:iCs/>
+          <w:color w:val="0000FF"/>
+          <w:sz w:val="20"/>
+          <w:szCs w:val="20"/>
+        </w:rPr>
+        <w:t xml:space="preserve">p</w:t>
+      </w:r>
+      <w:r>
+        <w:rPr>
+          <w:rFonts w:ascii="Times New Roman" w:cs="Times New Roman" w:eastAsia="PMingLiU" w:hAnsi="Times New Roman"/>
+          <w:color w:val="0000FF"/>
+          <w:sz w:val="20"/>
+          <w:szCs w:val="20"/>
+          <w:vertAlign w:val="subscript"/>
+        </w:rPr>
+        <w:t xml:space="preserve">b</w:t>
+      </w:r>
+      <w:r>
+        <w:rPr>
+          <w:rFonts w:ascii="Times New Roman" w:cs="Times New Roman" w:eastAsia="PMingLiU" w:hAnsi="Times New Roman"/>
+          <w:color w:val="0000FF"/>
+          <w:sz w:val="20"/>
+          <w:szCs w:val="20"/>
+        </w:rPr>
+        <w:t xml:space="preserve">| over ten equal-width probability bins [14]. Reliability curves are reported because the planner multiplies </w:t>
+      </w:r>
+      <w:r>
+        <w:rPr>
+          <w:rFonts w:ascii="Times New Roman" w:cs="Times New Roman" w:eastAsia="PMingLiU" w:hAnsi="Times New Roman"/>
+          <w:i/>
+          <w:iCs/>
+          <w:color w:val="0000FF"/>
+          <w:sz w:val="20"/>
+          <w:szCs w:val="20"/>
+        </w:rPr>
+        <w:t xml:space="preserve">p</w:t>
+      </w:r>
+      <w:r>
+        <w:rPr>
+          <w:rFonts w:ascii="Times New Roman" w:cs="Times New Roman" w:eastAsia="PMingLiU" w:hAnsi="Times New Roman"/>
+          <w:color w:val="0000FF"/>
+          <w:sz w:val="20"/>
+          <w:szCs w:val="20"/>
+        </w:rPr>
         <w:t xml:space="preserve"> by demand.</w:t>
+      </w:r>
+    </w:p>
+    <w:p>
+      <w:pPr>
+        <w:spacing w:after="0" w:line="240"/>
+        <w:ind w:left="300" w:hanging="180"/>
+        <w:jc w:val="both"/>
+      </w:pPr>
+      <w:r>
+        <w:rPr>
+          <w:rFonts w:ascii="Times New Roman" w:cs="Times New Roman" w:eastAsia="PMingLiU" w:hAnsi="Times New Roman"/>
+          <w:color w:val="0000FF"/>
+          <w:sz w:val="20"/>
+          <w:szCs w:val="20"/>
+        </w:rPr>
+        <w:t xml:space="preserve">– </w:t>
+      </w:r>
+      <w:r>
+        <w:rPr>
+          <w:rFonts w:ascii="Times New Roman" w:cs="Times New Roman" w:eastAsia="PMingLiU" w:hAnsi="Times New Roman"/>
+          <w:color w:val="0000FF"/>
+          <w:sz w:val="20"/>
+          <w:szCs w:val="20"/>
+        </w:rPr>
+        <w:t xml:space="preserve">Uncertainty: 95% intervals from a block bootstrap [22] that resamples whole test days (NTU) or station-days (NSYSU, which has only six test days) 250 times, with the same draws for every model so that differences between models are paired; the simulator’s 28 days are resampled 1,000 times for paired per-day policy differences.</w:t>
       </w:r>
     </w:p>
     <w:p>
@@ -5088,7 +5835,7 @@
           <w:sz w:val="20"/>
           <w:szCs w:val="20"/>
         </w:rPr>
-        <w:t xml:space="preserve">The logger already writes latest.json, a compact snapshot of the 309 stations, on every run. The demo page will read it, compute the inventory-only features, show P(empty within 30 min) per station on a map and the next-bell truck plan of the planner, as mocked in Fig. 12.</w:t>
+        <w:t xml:space="preserve">The logger already writes latest.json, a compact snapshot of the 309 stations, on every run. The demo page will read it, compute the inventory-only features, show P(empty within 30 min) per station on a map and the next-bell truck plan of the planner, as mocked in Fig. 15.</w:t>
       </w:r>
     </w:p>
     <w:p>
@@ -5138,7 +5885,7 @@
           <w:sz w:val="20"/>
           <w:szCs w:val="20"/>
         </w:rPr>
-        <w:t xml:space="preserve">Table 2 lists the data. NTU rows are split by time: training 1 Sep 2024–9 Mar 2025, validation 10–31 Mar 2025 (early stopping), test 1 Apr–22 Jun 2025 (1.22 M station-slots, three months never seen by the model). NSYSU uses 2–7 Oct for training, 8–9 Oct for validation and 10–15 Oct for testing. The replay simulator uses the 28 in-semester weekdays of the test period with ≥ 95% snapshot coverage (1 Apr–13 Jun 2025). Everything runs on a 2-vCPU, 7 GB container with Python 3.11, pandas 3.0, LightGBM 4.7 and scikit-learn 1.8: building the 4.3 M-row feature table takes 21 s, training the four NTU models 5 min, one simulated day with five policies about 3 s.</w:t>
+        <w:t xml:space="preserve">Table 2 lists the data. NTU rows are split by time: training 1 Sep 2024–9 Mar 2025, validation 10–31 Mar 2025 (early stopping), test 1 Apr–22 Jun 2025 (1.22 M station-slots, three months never seen by the model). NSYSU uses 2–7 Oct for training, 8–9 Oct for validation and 10–15 Oct for testing. The replay simulator uses the 28 in-semester weekdays of the test period with ≥ 95% snapshot coverage (1 Apr–13 Jun 2025). Everything runs on a 2-vCPU, 7 GB container with Python 3.11, pandas 3.0, LightGBM 4.7 and scikit-learn 1.8: building the 4.3 M-row feature table takes 22 s, the roll-out tables 16 s, the horizon sweep with its twelve GBMs 9 min, the bootstrap 6 min, one simulated day with five policies about 3 s.</w:t>
       </w:r>
     </w:p>
     <w:p>
@@ -6012,6 +6759,22 @@
     </w:p>
     <w:p>
       <w:pPr>
+        <w:spacing w:after="0" w:line="240"/>
+        <w:ind w:firstLine="288"/>
+        <w:jc w:val="both"/>
+      </w:pPr>
+      <w:r>
+        <w:rPr>
+          <w:rFonts w:ascii="Times New Roman" w:cs="Times New Roman" w:eastAsia="PMingLiU" w:hAnsi="Times New Roman"/>
+          <w:color w:val="0000FF"/>
+          <w:sz w:val="20"/>
+          <w:szCs w:val="20"/>
+        </w:rPr>
+        <w:t xml:space="preserve">The checks of Sec. 2.3.1 (Fig. 9) support the inference with one qualification. Conservation: the area loses 600 bikes per day through trips (more rentals than returns), the flagged moves bring back 394 and the unflagged residual 185, so the stock closes to −21; the unflagged residual has mean +0.08 bikes per station-hour (SD 1.6), i.e. small top-ups below the threshold are missed and the 2,550 drop-offs are a lower bound. Sensitivity: across thresholds 3–8 bikes and windows 1–6 h the drop-off volume ranges from 2,150 to 2,975 bikes per day, the share before a major bell stays at 18–20%, the peak hour is always 17:00 and the reproduction R² stays between 0.977 and 0.996. Jumps: 56% of flagged windows contain a ≥ 8-bike jump in the flagged direction against 8% of unflagged windows, and the jumps alone sum to 2,270 bikes up and 2,210 down per day. Rates: on 14.6 k well-stocked campus station-hours of the test period (08:00–21:00), actual rentals are 12% above the naive rate but 4% above the corrected one, and at 17:00–18:00 the naive rate is 17–18% low while the corrected rate is within 2%. The volume is plausible in absolute terms: the area holds 8% of Taipei’s 1,768 stations but 11% of its 234,000 daily rentals [27], and 4,700 bike-moves per day is 240 truck loads of 20, about one load every six minutes somewhere in the 1.2-km area, while the operator reports moving over a thousand bikes a night from a single riverside spot [26].</w:t>
+      </w:r>
+    </w:p>
+    <w:p>
+      <w:pPr>
         <w:keepNext/>
         <w:spacing w:after="40" w:before="120"/>
         <w:jc w:val="center"/>
@@ -6159,1833 +6922,13 @@
     <w:p>
       <w:pPr>
         <w:keepNext/>
-        <w:spacing w:after="30" w:before="90" w:line="240"/>
-      </w:pPr>
-      <w:r>
-        <w:rPr>
-          <w:rFonts w:ascii="Times New Roman" w:cs="Times New Roman" w:eastAsia="PMingLiU" w:hAnsi="Times New Roman"/>
-          <w:b/>
-          <w:bCs/>
-          <w:color w:val="0000FF"/>
-          <w:sz w:val="22"/>
-          <w:szCs w:val="22"/>
-        </w:rPr>
-        <w:t xml:space="preserve">3.4. Stockout prediction</w:t>
-      </w:r>
-    </w:p>
-    <w:p>
-      <w:pPr>
-        <w:spacing w:after="0" w:line="240"/>
-        <w:ind w:firstLine="288"/>
-        <w:jc w:val="both"/>
-      </w:pPr>
-      <w:r>
-        <w:rPr>
-          <w:rFonts w:ascii="Times New Roman" w:cs="Times New Roman" w:eastAsia="PMingLiU" w:hAnsi="Times New Roman"/>
-          <w:color w:val="0000FF"/>
-          <w:sz w:val="20"/>
-          <w:szCs w:val="20"/>
-        </w:rPr>
-        <w:t xml:space="preserve">Table 3 and Fig. 9 give the test results. At the 30-minute horizon the full model reaches AUC 0.931 and Brier 0.080, against 0.818 / 0.126 for the seasonal baseline and 0.742 / 0.125 for persistence; the inventory-only model is close behind (0.921 / 0.084), so trip flows add little once the current stock and its trend are known. Calibration is good without post-processing: ECE 0.012 and a reliability curve on the diagonal up to p = 0.9 (Fig. 9a), while the seasonal baseline under-predicts at high probabilities. Performance is higher on campus stations (AUC 0.945) and lower in the 40 minutes after a major bell (0.905), where the surge is fastest. At 60 minutes AUC drops to 0.916 (full) and 0.898 (inventory-only).</w:t>
-      </w:r>
-    </w:p>
-    <w:p>
-      <w:pPr>
-        <w:keepNext/>
-        <w:spacing w:after="50" w:before="100" w:line="220"/>
-        <w:jc w:val="both"/>
-      </w:pPr>
-      <w:r>
-        <w:rPr>
-          <w:rFonts w:ascii="Times New Roman" w:cs="Times New Roman" w:eastAsia="PMingLiU" w:hAnsi="Times New Roman"/>
-          <w:b/>
-          <w:bCs/>
-          <w:color w:val="0000FF"/>
-          <w:sz w:val="17"/>
-          <w:szCs w:val="17"/>
-        </w:rPr>
-        <w:t xml:space="preserve">Table 3. </w:t>
-      </w:r>
-      <w:r>
-        <w:rPr>
-          <w:rFonts w:ascii="Times New Roman" w:cs="Times New Roman" w:eastAsia="PMingLiU" w:hAnsi="Times New Roman"/>
-          <w:color w:val="0000FF"/>
-          <w:sz w:val="17"/>
-          <w:szCs w:val="17"/>
-        </w:rPr>
-        <w:t xml:space="preserve">NTU test period (Apr–Jun 2025), all 144 stations. GBM + flows also uses the station id.</w:t>
-      </w:r>
-    </w:p>
-    <w:tbl>
-      <w:tblPr>
-        <w:tblW w:type="dxa" w:w="4677"/>
-        <w:tblBorders>
-          <w:top w:val="single" w:color="999999" w:sz="4"/>
-          <w:left w:val="none" w:color="FFFFFF" w:sz="0"/>
-          <w:bottom w:val="single" w:color="999999" w:sz="4"/>
-          <w:right w:val="none" w:color="FFFFFF" w:sz="0"/>
-          <w:insideH w:val="single" w:color="BBBBBB" w:sz="2"/>
-          <w:insideV w:val="none" w:color="FFFFFF" w:sz="0"/>
-        </w:tblBorders>
-      </w:tblPr>
-      <w:tblGrid>
-        <w:gridCol w:w="1477"/>
-        <w:gridCol w:w="500"/>
-        <w:gridCol w:w="700"/>
-        <w:gridCol w:w="700"/>
-        <w:gridCol w:w="700"/>
-        <w:gridCol w:w="600"/>
-      </w:tblGrid>
-      <w:tr>
-        <w:trPr>
-          <w:cantSplit/>
-          <w:tblHeader/>
-        </w:trPr>
-        <w:tc>
-          <w:tcPr>
-            <w:tcW w:type="dxa" w:w="1477"/>
-            <w:shd w:fill="EDEDED" w:color="auto" w:val="clear"/>
-            <w:tcMar>
-              <w:top w:type="dxa" w:w="14"/>
-              <w:left w:type="dxa" w:w="50"/>
-              <w:bottom w:type="dxa" w:w="14"/>
-              <w:right w:type="dxa" w:w="50"/>
-            </w:tcMar>
-            <w:vAlign w:val="center"/>
-          </w:tcPr>
-          <w:p>
-            <w:pPr>
-              <w:keepNext/>
-              <w:keepLines/>
-              <w:spacing w:after="0" w:line="210"/>
-              <w:jc w:val="left"/>
-            </w:pPr>
-            <w:r>
-              <w:rPr>
-                <w:rFonts w:ascii="Times New Roman" w:cs="Times New Roman" w:eastAsia="PMingLiU" w:hAnsi="Times New Roman"/>
-                <w:b/>
-                <w:bCs/>
-                <w:color w:val="0000FF"/>
-                <w:sz w:val="15"/>
-                <w:szCs w:val="15"/>
-              </w:rPr>
-              <w:t xml:space="preserve">Model</w:t>
-            </w:r>
-          </w:p>
-        </w:tc>
-        <w:tc>
-          <w:tcPr>
-            <w:tcW w:type="dxa" w:w="500"/>
-            <w:shd w:fill="EDEDED" w:color="auto" w:val="clear"/>
-            <w:tcMar>
-              <w:top w:type="dxa" w:w="14"/>
-              <w:left w:type="dxa" w:w="50"/>
-              <w:bottom w:type="dxa" w:w="14"/>
-              <w:right w:type="dxa" w:w="50"/>
-            </w:tcMar>
-            <w:vAlign w:val="center"/>
-          </w:tcPr>
-          <w:p>
-            <w:pPr>
-              <w:keepNext/>
-              <w:keepLines/>
-              <w:spacing w:after="0" w:line="210"/>
-              <w:jc w:val="center"/>
-            </w:pPr>
-            <w:r>
-              <w:rPr>
-                <w:rFonts w:ascii="Times New Roman" w:cs="Times New Roman" w:eastAsia="PMingLiU" w:hAnsi="Times New Roman"/>
-                <w:b/>
-                <w:bCs/>
-                <w:color w:val="0000FF"/>
-                <w:sz w:val="15"/>
-                <w:szCs w:val="15"/>
-              </w:rPr>
-              <w:t xml:space="preserve">h</w:t>
-            </w:r>
-          </w:p>
-        </w:tc>
-        <w:tc>
-          <w:tcPr>
-            <w:tcW w:type="dxa" w:w="700"/>
-            <w:shd w:fill="EDEDED" w:color="auto" w:val="clear"/>
-            <w:tcMar>
-              <w:top w:type="dxa" w:w="14"/>
-              <w:left w:type="dxa" w:w="50"/>
-              <w:bottom w:type="dxa" w:w="14"/>
-              <w:right w:type="dxa" w:w="50"/>
-            </w:tcMar>
-            <w:vAlign w:val="center"/>
-          </w:tcPr>
-          <w:p>
-            <w:pPr>
-              <w:keepNext/>
-              <w:keepLines/>
-              <w:spacing w:after="0" w:line="210"/>
-              <w:jc w:val="center"/>
-            </w:pPr>
-            <w:r>
-              <w:rPr>
-                <w:rFonts w:ascii="Times New Roman" w:cs="Times New Roman" w:eastAsia="PMingLiU" w:hAnsi="Times New Roman"/>
-                <w:b/>
-                <w:bCs/>
-                <w:color w:val="0000FF"/>
-                <w:sz w:val="15"/>
-                <w:szCs w:val="15"/>
-              </w:rPr>
-              <w:t xml:space="preserve">Brier</w:t>
-            </w:r>
-          </w:p>
-        </w:tc>
-        <w:tc>
-          <w:tcPr>
-            <w:tcW w:type="dxa" w:w="700"/>
-            <w:shd w:fill="EDEDED" w:color="auto" w:val="clear"/>
-            <w:tcMar>
-              <w:top w:type="dxa" w:w="14"/>
-              <w:left w:type="dxa" w:w="50"/>
-              <w:bottom w:type="dxa" w:w="14"/>
-              <w:right w:type="dxa" w:w="50"/>
-            </w:tcMar>
-            <w:vAlign w:val="center"/>
-          </w:tcPr>
-          <w:p>
-            <w:pPr>
-              <w:keepNext/>
-              <w:keepLines/>
-              <w:spacing w:after="0" w:line="210"/>
-              <w:jc w:val="center"/>
-            </w:pPr>
-            <w:r>
-              <w:rPr>
-                <w:rFonts w:ascii="Times New Roman" w:cs="Times New Roman" w:eastAsia="PMingLiU" w:hAnsi="Times New Roman"/>
-                <w:b/>
-                <w:bCs/>
-                <w:color w:val="0000FF"/>
-                <w:sz w:val="15"/>
-                <w:szCs w:val="15"/>
-              </w:rPr>
-              <w:t xml:space="preserve">AUC</w:t>
-            </w:r>
-          </w:p>
-        </w:tc>
-        <w:tc>
-          <w:tcPr>
-            <w:tcW w:type="dxa" w:w="700"/>
-            <w:shd w:fill="EDEDED" w:color="auto" w:val="clear"/>
-            <w:tcMar>
-              <w:top w:type="dxa" w:w="14"/>
-              <w:left w:type="dxa" w:w="50"/>
-              <w:bottom w:type="dxa" w:w="14"/>
-              <w:right w:type="dxa" w:w="50"/>
-            </w:tcMar>
-            <w:vAlign w:val="center"/>
-          </w:tcPr>
-          <w:p>
-            <w:pPr>
-              <w:keepNext/>
-              <w:keepLines/>
-              <w:spacing w:after="0" w:line="210"/>
-              <w:jc w:val="center"/>
-            </w:pPr>
-            <w:r>
-              <w:rPr>
-                <w:rFonts w:ascii="Times New Roman" w:cs="Times New Roman" w:eastAsia="PMingLiU" w:hAnsi="Times New Roman"/>
-                <w:b/>
-                <w:bCs/>
-                <w:color w:val="0000FF"/>
-                <w:sz w:val="15"/>
-                <w:szCs w:val="15"/>
-              </w:rPr>
-              <w:t xml:space="preserve">ECE</w:t>
-            </w:r>
-          </w:p>
-        </w:tc>
-        <w:tc>
-          <w:tcPr>
-            <w:tcW w:type="dxa" w:w="600"/>
-            <w:shd w:fill="EDEDED" w:color="auto" w:val="clear"/>
-            <w:tcMar>
-              <w:top w:type="dxa" w:w="14"/>
-              <w:left w:type="dxa" w:w="50"/>
-              <w:bottom w:type="dxa" w:w="14"/>
-              <w:right w:type="dxa" w:w="50"/>
-            </w:tcMar>
-            <w:vAlign w:val="center"/>
-          </w:tcPr>
-          <w:p>
-            <w:pPr>
-              <w:keepNext/>
-              <w:keepLines/>
-              <w:spacing w:after="0" w:line="210"/>
-              <w:jc w:val="center"/>
-            </w:pPr>
-            <w:r>
-              <w:rPr>
-                <w:rFonts w:ascii="Times New Roman" w:cs="Times New Roman" w:eastAsia="PMingLiU" w:hAnsi="Times New Roman"/>
-                <w:b/>
-                <w:bCs/>
-                <w:color w:val="0000FF"/>
-                <w:sz w:val="15"/>
-                <w:szCs w:val="15"/>
-              </w:rPr>
-              <w:t xml:space="preserve">trees</w:t>
-            </w:r>
-          </w:p>
-        </w:tc>
-      </w:tr>
-      <w:tr>
-        <w:trPr>
-          <w:cantSplit/>
-        </w:trPr>
-        <w:tc>
-          <w:tcPr>
-            <w:tcW w:type="dxa" w:w="1477"/>
-            <w:tcMar>
-              <w:top w:type="dxa" w:w="14"/>
-              <w:left w:type="dxa" w:w="50"/>
-              <w:bottom w:type="dxa" w:w="14"/>
-              <w:right w:type="dxa" w:w="50"/>
-            </w:tcMar>
-            <w:vAlign w:val="center"/>
-          </w:tcPr>
-          <w:p>
-            <w:pPr>
-              <w:keepNext/>
-              <w:keepLines/>
-              <w:spacing w:after="0" w:line="210"/>
-              <w:jc w:val="left"/>
-            </w:pPr>
-            <w:r>
-              <w:rPr>
-                <w:rFonts w:ascii="Times New Roman" w:cs="Times New Roman" w:eastAsia="PMingLiU" w:hAnsi="Times New Roman"/>
-                <w:b w:val="false"/>
-                <w:bCs w:val="false"/>
-                <w:color w:val="0000FF"/>
-                <w:sz w:val="15"/>
-                <w:szCs w:val="15"/>
-              </w:rPr>
-              <w:t xml:space="preserve">persistence</w:t>
-            </w:r>
-          </w:p>
-        </w:tc>
-        <w:tc>
-          <w:tcPr>
-            <w:tcW w:type="dxa" w:w="500"/>
-            <w:tcMar>
-              <w:top w:type="dxa" w:w="14"/>
-              <w:left w:type="dxa" w:w="50"/>
-              <w:bottom w:type="dxa" w:w="14"/>
-              <w:right w:type="dxa" w:w="50"/>
-            </w:tcMar>
-            <w:vAlign w:val="center"/>
-          </w:tcPr>
-          <w:p>
-            <w:pPr>
-              <w:keepNext/>
-              <w:keepLines/>
-              <w:spacing w:after="0" w:line="210"/>
-              <w:jc w:val="center"/>
-            </w:pPr>
-            <w:r>
-              <w:rPr>
-                <w:rFonts w:ascii="Times New Roman" w:cs="Times New Roman" w:eastAsia="PMingLiU" w:hAnsi="Times New Roman"/>
-                <w:b w:val="false"/>
-                <w:bCs w:val="false"/>
-                <w:color w:val="0000FF"/>
-                <w:sz w:val="15"/>
-                <w:szCs w:val="15"/>
-              </w:rPr>
-              <w:t xml:space="preserve">30</w:t>
-            </w:r>
-          </w:p>
-        </w:tc>
-        <w:tc>
-          <w:tcPr>
-            <w:tcW w:type="dxa" w:w="700"/>
-            <w:tcMar>
-              <w:top w:type="dxa" w:w="14"/>
-              <w:left w:type="dxa" w:w="50"/>
-              <w:bottom w:type="dxa" w:w="14"/>
-              <w:right w:type="dxa" w:w="50"/>
-            </w:tcMar>
-            <w:vAlign w:val="center"/>
-          </w:tcPr>
-          <w:p>
-            <w:pPr>
-              <w:keepNext/>
-              <w:keepLines/>
-              <w:spacing w:after="0" w:line="210"/>
-              <w:jc w:val="center"/>
-            </w:pPr>
-            <w:r>
-              <w:rPr>
-                <w:rFonts w:ascii="Times New Roman" w:cs="Times New Roman" w:eastAsia="PMingLiU" w:hAnsi="Times New Roman"/>
-                <w:b w:val="false"/>
-                <w:bCs w:val="false"/>
-                <w:color w:val="0000FF"/>
-                <w:sz w:val="15"/>
-                <w:szCs w:val="15"/>
-              </w:rPr>
-              <w:t xml:space="preserve">0.125</w:t>
-            </w:r>
-          </w:p>
-        </w:tc>
-        <w:tc>
-          <w:tcPr>
-            <w:tcW w:type="dxa" w:w="700"/>
-            <w:tcMar>
-              <w:top w:type="dxa" w:w="14"/>
-              <w:left w:type="dxa" w:w="50"/>
-              <w:bottom w:type="dxa" w:w="14"/>
-              <w:right w:type="dxa" w:w="50"/>
-            </w:tcMar>
-            <w:vAlign w:val="center"/>
-          </w:tcPr>
-          <w:p>
-            <w:pPr>
-              <w:keepNext/>
-              <w:keepLines/>
-              <w:spacing w:after="0" w:line="210"/>
-              <w:jc w:val="center"/>
-            </w:pPr>
-            <w:r>
-              <w:rPr>
-                <w:rFonts w:ascii="Times New Roman" w:cs="Times New Roman" w:eastAsia="PMingLiU" w:hAnsi="Times New Roman"/>
-                <w:b w:val="false"/>
-                <w:bCs w:val="false"/>
-                <w:color w:val="0000FF"/>
-                <w:sz w:val="15"/>
-                <w:szCs w:val="15"/>
-              </w:rPr>
-              <w:t xml:space="preserve">0.742</w:t>
-            </w:r>
-          </w:p>
-        </w:tc>
-        <w:tc>
-          <w:tcPr>
-            <w:tcW w:type="dxa" w:w="700"/>
-            <w:tcMar>
-              <w:top w:type="dxa" w:w="14"/>
-              <w:left w:type="dxa" w:w="50"/>
-              <w:bottom w:type="dxa" w:w="14"/>
-              <w:right w:type="dxa" w:w="50"/>
-            </w:tcMar>
-            <w:vAlign w:val="center"/>
-          </w:tcPr>
-          <w:p>
-            <w:pPr>
-              <w:keepNext/>
-              <w:keepLines/>
-              <w:spacing w:after="0" w:line="210"/>
-              <w:jc w:val="center"/>
-            </w:pPr>
-            <w:r>
-              <w:rPr>
-                <w:rFonts w:ascii="Times New Roman" w:cs="Times New Roman" w:eastAsia="PMingLiU" w:hAnsi="Times New Roman"/>
-                <w:b w:val="false"/>
-                <w:bCs w:val="false"/>
-                <w:color w:val="0000FF"/>
-                <w:sz w:val="15"/>
-                <w:szCs w:val="15"/>
-              </w:rPr>
-              <w:t xml:space="preserve">0.125</w:t>
-            </w:r>
-          </w:p>
-        </w:tc>
-        <w:tc>
-          <w:tcPr>
-            <w:tcW w:type="dxa" w:w="600"/>
-            <w:tcMar>
-              <w:top w:type="dxa" w:w="14"/>
-              <w:left w:type="dxa" w:w="50"/>
-              <w:bottom w:type="dxa" w:w="14"/>
-              <w:right w:type="dxa" w:w="50"/>
-            </w:tcMar>
-            <w:vAlign w:val="center"/>
-          </w:tcPr>
-          <w:p>
-            <w:pPr>
-              <w:keepNext/>
-              <w:keepLines/>
-              <w:spacing w:after="0" w:line="210"/>
-              <w:jc w:val="center"/>
-            </w:pPr>
-            <w:r>
-              <w:rPr>
-                <w:rFonts w:ascii="Times New Roman" w:cs="Times New Roman" w:eastAsia="PMingLiU" w:hAnsi="Times New Roman"/>
-                <w:b w:val="false"/>
-                <w:bCs w:val="false"/>
-                <w:color w:val="0000FF"/>
-                <w:sz w:val="15"/>
-                <w:szCs w:val="15"/>
-              </w:rPr>
-              <w:t xml:space="preserve">–</w:t>
-            </w:r>
-          </w:p>
-        </w:tc>
-      </w:tr>
-      <w:tr>
-        <w:trPr>
-          <w:cantSplit/>
-        </w:trPr>
-        <w:tc>
-          <w:tcPr>
-            <w:tcW w:type="dxa" w:w="1477"/>
-            <w:tcMar>
-              <w:top w:type="dxa" w:w="14"/>
-              <w:left w:type="dxa" w:w="50"/>
-              <w:bottom w:type="dxa" w:w="14"/>
-              <w:right w:type="dxa" w:w="50"/>
-            </w:tcMar>
-            <w:vAlign w:val="center"/>
-          </w:tcPr>
-          <w:p>
-            <w:pPr>
-              <w:keepNext w:val="false"/>
-              <w:keepLines/>
-              <w:spacing w:after="0" w:line="210"/>
-              <w:jc w:val="left"/>
-            </w:pPr>
-            <w:r>
-              <w:rPr>
-                <w:rFonts w:ascii="Times New Roman" w:cs="Times New Roman" w:eastAsia="PMingLiU" w:hAnsi="Times New Roman"/>
-                <w:b w:val="false"/>
-                <w:bCs w:val="false"/>
-                <w:color w:val="0000FF"/>
-                <w:sz w:val="15"/>
-                <w:szCs w:val="15"/>
-              </w:rPr>
-              <w:t xml:space="preserve">seasonal mean</w:t>
-            </w:r>
-          </w:p>
-        </w:tc>
-        <w:tc>
-          <w:tcPr>
-            <w:tcW w:type="dxa" w:w="500"/>
-            <w:tcMar>
-              <w:top w:type="dxa" w:w="14"/>
-              <w:left w:type="dxa" w:w="50"/>
-              <w:bottom w:type="dxa" w:w="14"/>
-              <w:right w:type="dxa" w:w="50"/>
-            </w:tcMar>
-            <w:vAlign w:val="center"/>
-          </w:tcPr>
-          <w:p>
-            <w:pPr>
-              <w:keepNext w:val="false"/>
-              <w:keepLines/>
-              <w:spacing w:after="0" w:line="210"/>
-              <w:jc w:val="center"/>
-            </w:pPr>
-            <w:r>
-              <w:rPr>
-                <w:rFonts w:ascii="Times New Roman" w:cs="Times New Roman" w:eastAsia="PMingLiU" w:hAnsi="Times New Roman"/>
-                <w:b w:val="false"/>
-                <w:bCs w:val="false"/>
-                <w:color w:val="0000FF"/>
-                <w:sz w:val="15"/>
-                <w:szCs w:val="15"/>
-              </w:rPr>
-              <w:t xml:space="preserve">30</w:t>
-            </w:r>
-          </w:p>
-        </w:tc>
-        <w:tc>
-          <w:tcPr>
-            <w:tcW w:type="dxa" w:w="700"/>
-            <w:tcMar>
-              <w:top w:type="dxa" w:w="14"/>
-              <w:left w:type="dxa" w:w="50"/>
-              <w:bottom w:type="dxa" w:w="14"/>
-              <w:right w:type="dxa" w:w="50"/>
-            </w:tcMar>
-            <w:vAlign w:val="center"/>
-          </w:tcPr>
-          <w:p>
-            <w:pPr>
-              <w:keepNext w:val="false"/>
-              <w:keepLines/>
-              <w:spacing w:after="0" w:line="210"/>
-              <w:jc w:val="center"/>
-            </w:pPr>
-            <w:r>
-              <w:rPr>
-                <w:rFonts w:ascii="Times New Roman" w:cs="Times New Roman" w:eastAsia="PMingLiU" w:hAnsi="Times New Roman"/>
-                <w:b w:val="false"/>
-                <w:bCs w:val="false"/>
-                <w:color w:val="0000FF"/>
-                <w:sz w:val="15"/>
-                <w:szCs w:val="15"/>
-              </w:rPr>
-              <w:t xml:space="preserve">0.126</w:t>
-            </w:r>
-          </w:p>
-        </w:tc>
-        <w:tc>
-          <w:tcPr>
-            <w:tcW w:type="dxa" w:w="700"/>
-            <w:tcMar>
-              <w:top w:type="dxa" w:w="14"/>
-              <w:left w:type="dxa" w:w="50"/>
-              <w:bottom w:type="dxa" w:w="14"/>
-              <w:right w:type="dxa" w:w="50"/>
-            </w:tcMar>
-            <w:vAlign w:val="center"/>
-          </w:tcPr>
-          <w:p>
-            <w:pPr>
-              <w:keepNext w:val="false"/>
-              <w:keepLines/>
-              <w:spacing w:after="0" w:line="210"/>
-              <w:jc w:val="center"/>
-            </w:pPr>
-            <w:r>
-              <w:rPr>
-                <w:rFonts w:ascii="Times New Roman" w:cs="Times New Roman" w:eastAsia="PMingLiU" w:hAnsi="Times New Roman"/>
-                <w:b w:val="false"/>
-                <w:bCs w:val="false"/>
-                <w:color w:val="0000FF"/>
-                <w:sz w:val="15"/>
-                <w:szCs w:val="15"/>
-              </w:rPr>
-              <w:t xml:space="preserve">0.818</w:t>
-            </w:r>
-          </w:p>
-        </w:tc>
-        <w:tc>
-          <w:tcPr>
-            <w:tcW w:type="dxa" w:w="700"/>
-            <w:tcMar>
-              <w:top w:type="dxa" w:w="14"/>
-              <w:left w:type="dxa" w:w="50"/>
-              <w:bottom w:type="dxa" w:w="14"/>
-              <w:right w:type="dxa" w:w="50"/>
-            </w:tcMar>
-            <w:vAlign w:val="center"/>
-          </w:tcPr>
-          <w:p>
-            <w:pPr>
-              <w:keepNext w:val="false"/>
-              <w:keepLines/>
-              <w:spacing w:after="0" w:line="210"/>
-              <w:jc w:val="center"/>
-            </w:pPr>
-            <w:r>
-              <w:rPr>
-                <w:rFonts w:ascii="Times New Roman" w:cs="Times New Roman" w:eastAsia="PMingLiU" w:hAnsi="Times New Roman"/>
-                <w:b w:val="false"/>
-                <w:bCs w:val="false"/>
-                <w:color w:val="0000FF"/>
-                <w:sz w:val="15"/>
-                <w:szCs w:val="15"/>
-              </w:rPr>
-              <w:t xml:space="preserve">0.016</w:t>
-            </w:r>
-          </w:p>
-        </w:tc>
-        <w:tc>
-          <w:tcPr>
-            <w:tcW w:type="dxa" w:w="600"/>
-            <w:tcMar>
-              <w:top w:type="dxa" w:w="14"/>
-              <w:left w:type="dxa" w:w="50"/>
-              <w:bottom w:type="dxa" w:w="14"/>
-              <w:right w:type="dxa" w:w="50"/>
-            </w:tcMar>
-            <w:vAlign w:val="center"/>
-          </w:tcPr>
-          <w:p>
-            <w:pPr>
-              <w:keepNext w:val="false"/>
-              <w:keepLines/>
-              <w:spacing w:after="0" w:line="210"/>
-              <w:jc w:val="center"/>
-            </w:pPr>
-            <w:r>
-              <w:rPr>
-                <w:rFonts w:ascii="Times New Roman" w:cs="Times New Roman" w:eastAsia="PMingLiU" w:hAnsi="Times New Roman"/>
-                <w:b w:val="false"/>
-                <w:bCs w:val="false"/>
-                <w:color w:val="0000FF"/>
-                <w:sz w:val="15"/>
-                <w:szCs w:val="15"/>
-              </w:rPr>
-              <w:t xml:space="preserve">–</w:t>
-            </w:r>
-          </w:p>
-        </w:tc>
-      </w:tr>
-      <w:tr>
-        <w:trPr>
-          <w:cantSplit/>
-        </w:trPr>
-        <w:tc>
-          <w:tcPr>
-            <w:tcW w:type="dxa" w:w="1477"/>
-            <w:tcMar>
-              <w:top w:type="dxa" w:w="14"/>
-              <w:left w:type="dxa" w:w="50"/>
-              <w:bottom w:type="dxa" w:w="14"/>
-              <w:right w:type="dxa" w:w="50"/>
-            </w:tcMar>
-            <w:vAlign w:val="center"/>
-          </w:tcPr>
-          <w:p>
-            <w:pPr>
-              <w:keepNext w:val="false"/>
-              <w:keepLines/>
-              <w:spacing w:after="0" w:line="210"/>
-              <w:jc w:val="left"/>
-            </w:pPr>
-            <w:r>
-              <w:rPr>
-                <w:rFonts w:ascii="Times New Roman" w:cs="Times New Roman" w:eastAsia="PMingLiU" w:hAnsi="Times New Roman"/>
-                <w:b w:val="false"/>
-                <w:bCs w:val="false"/>
-                <w:color w:val="0000FF"/>
-                <w:sz w:val="15"/>
-                <w:szCs w:val="15"/>
-              </w:rPr>
-              <w:t xml:space="preserve">GBM inventory only</w:t>
-            </w:r>
-          </w:p>
-        </w:tc>
-        <w:tc>
-          <w:tcPr>
-            <w:tcW w:type="dxa" w:w="500"/>
-            <w:tcMar>
-              <w:top w:type="dxa" w:w="14"/>
-              <w:left w:type="dxa" w:w="50"/>
-              <w:bottom w:type="dxa" w:w="14"/>
-              <w:right w:type="dxa" w:w="50"/>
-            </w:tcMar>
-            <w:vAlign w:val="center"/>
-          </w:tcPr>
-          <w:p>
-            <w:pPr>
-              <w:keepNext w:val="false"/>
-              <w:keepLines/>
-              <w:spacing w:after="0" w:line="210"/>
-              <w:jc w:val="center"/>
-            </w:pPr>
-            <w:r>
-              <w:rPr>
-                <w:rFonts w:ascii="Times New Roman" w:cs="Times New Roman" w:eastAsia="PMingLiU" w:hAnsi="Times New Roman"/>
-                <w:b w:val="false"/>
-                <w:bCs w:val="false"/>
-                <w:color w:val="0000FF"/>
-                <w:sz w:val="15"/>
-                <w:szCs w:val="15"/>
-              </w:rPr>
-              <w:t xml:space="preserve">30</w:t>
-            </w:r>
-          </w:p>
-        </w:tc>
-        <w:tc>
-          <w:tcPr>
-            <w:tcW w:type="dxa" w:w="700"/>
-            <w:tcMar>
-              <w:top w:type="dxa" w:w="14"/>
-              <w:left w:type="dxa" w:w="50"/>
-              <w:bottom w:type="dxa" w:w="14"/>
-              <w:right w:type="dxa" w:w="50"/>
-            </w:tcMar>
-            <w:vAlign w:val="center"/>
-          </w:tcPr>
-          <w:p>
-            <w:pPr>
-              <w:keepNext w:val="false"/>
-              <w:keepLines/>
-              <w:spacing w:after="0" w:line="210"/>
-              <w:jc w:val="center"/>
-            </w:pPr>
-            <w:r>
-              <w:rPr>
-                <w:rFonts w:ascii="Times New Roman" w:cs="Times New Roman" w:eastAsia="PMingLiU" w:hAnsi="Times New Roman"/>
-                <w:b w:val="false"/>
-                <w:bCs w:val="false"/>
-                <w:color w:val="0000FF"/>
-                <w:sz w:val="15"/>
-                <w:szCs w:val="15"/>
-              </w:rPr>
-              <w:t xml:space="preserve">0.084</w:t>
-            </w:r>
-          </w:p>
-        </w:tc>
-        <w:tc>
-          <w:tcPr>
-            <w:tcW w:type="dxa" w:w="700"/>
-            <w:tcMar>
-              <w:top w:type="dxa" w:w="14"/>
-              <w:left w:type="dxa" w:w="50"/>
-              <w:bottom w:type="dxa" w:w="14"/>
-              <w:right w:type="dxa" w:w="50"/>
-            </w:tcMar>
-            <w:vAlign w:val="center"/>
-          </w:tcPr>
-          <w:p>
-            <w:pPr>
-              <w:keepNext w:val="false"/>
-              <w:keepLines/>
-              <w:spacing w:after="0" w:line="210"/>
-              <w:jc w:val="center"/>
-            </w:pPr>
-            <w:r>
-              <w:rPr>
-                <w:rFonts w:ascii="Times New Roman" w:cs="Times New Roman" w:eastAsia="PMingLiU" w:hAnsi="Times New Roman"/>
-                <w:b w:val="false"/>
-                <w:bCs w:val="false"/>
-                <w:color w:val="0000FF"/>
-                <w:sz w:val="15"/>
-                <w:szCs w:val="15"/>
-              </w:rPr>
-              <w:t xml:space="preserve">0.921</w:t>
-            </w:r>
-          </w:p>
-        </w:tc>
-        <w:tc>
-          <w:tcPr>
-            <w:tcW w:type="dxa" w:w="700"/>
-            <w:tcMar>
-              <w:top w:type="dxa" w:w="14"/>
-              <w:left w:type="dxa" w:w="50"/>
-              <w:bottom w:type="dxa" w:w="14"/>
-              <w:right w:type="dxa" w:w="50"/>
-            </w:tcMar>
-            <w:vAlign w:val="center"/>
-          </w:tcPr>
-          <w:p>
-            <w:pPr>
-              <w:keepNext w:val="false"/>
-              <w:keepLines/>
-              <w:spacing w:after="0" w:line="210"/>
-              <w:jc w:val="center"/>
-            </w:pPr>
-            <w:r>
-              <w:rPr>
-                <w:rFonts w:ascii="Times New Roman" w:cs="Times New Roman" w:eastAsia="PMingLiU" w:hAnsi="Times New Roman"/>
-                <w:b w:val="false"/>
-                <w:bCs w:val="false"/>
-                <w:color w:val="0000FF"/>
-                <w:sz w:val="15"/>
-                <w:szCs w:val="15"/>
-              </w:rPr>
-              <w:t xml:space="preserve">0.013</w:t>
-            </w:r>
-          </w:p>
-        </w:tc>
-        <w:tc>
-          <w:tcPr>
-            <w:tcW w:type="dxa" w:w="600"/>
-            <w:tcMar>
-              <w:top w:type="dxa" w:w="14"/>
-              <w:left w:type="dxa" w:w="50"/>
-              <w:bottom w:type="dxa" w:w="14"/>
-              <w:right w:type="dxa" w:w="50"/>
-            </w:tcMar>
-            <w:vAlign w:val="center"/>
-          </w:tcPr>
-          <w:p>
-            <w:pPr>
-              <w:keepNext w:val="false"/>
-              <w:keepLines/>
-              <w:spacing w:after="0" w:line="210"/>
-              <w:jc w:val="center"/>
-            </w:pPr>
-            <w:r>
-              <w:rPr>
-                <w:rFonts w:ascii="Times New Roman" w:cs="Times New Roman" w:eastAsia="PMingLiU" w:hAnsi="Times New Roman"/>
-                <w:b w:val="false"/>
-                <w:bCs w:val="false"/>
-                <w:color w:val="0000FF"/>
-                <w:sz w:val="15"/>
-                <w:szCs w:val="15"/>
-              </w:rPr>
-              <w:t xml:space="preserve">170</w:t>
-            </w:r>
-          </w:p>
-        </w:tc>
-      </w:tr>
-      <w:tr>
-        <w:trPr>
-          <w:cantSplit/>
-        </w:trPr>
-        <w:tc>
-          <w:tcPr>
-            <w:tcW w:type="dxa" w:w="1477"/>
-            <w:tcMar>
-              <w:top w:type="dxa" w:w="14"/>
-              <w:left w:type="dxa" w:w="50"/>
-              <w:bottom w:type="dxa" w:w="14"/>
-              <w:right w:type="dxa" w:w="50"/>
-            </w:tcMar>
-            <w:vAlign w:val="center"/>
-          </w:tcPr>
-          <w:p>
-            <w:pPr>
-              <w:keepNext w:val="false"/>
-              <w:keepLines/>
-              <w:spacing w:after="0" w:line="210"/>
-              <w:jc w:val="left"/>
-            </w:pPr>
-            <w:r>
-              <w:rPr>
-                <w:rFonts w:ascii="Times New Roman" w:cs="Times New Roman" w:eastAsia="PMingLiU" w:hAnsi="Times New Roman"/>
-                <w:b w:val="false"/>
-                <w:bCs w:val="false"/>
-                <w:color w:val="0000FF"/>
-                <w:sz w:val="15"/>
-                <w:szCs w:val="15"/>
-              </w:rPr>
-              <w:t xml:space="preserve">GBM + flows</w:t>
-            </w:r>
-          </w:p>
-        </w:tc>
-        <w:tc>
-          <w:tcPr>
-            <w:tcW w:type="dxa" w:w="500"/>
-            <w:tcMar>
-              <w:top w:type="dxa" w:w="14"/>
-              <w:left w:type="dxa" w:w="50"/>
-              <w:bottom w:type="dxa" w:w="14"/>
-              <w:right w:type="dxa" w:w="50"/>
-            </w:tcMar>
-            <w:vAlign w:val="center"/>
-          </w:tcPr>
-          <w:p>
-            <w:pPr>
-              <w:keepNext w:val="false"/>
-              <w:keepLines/>
-              <w:spacing w:after="0" w:line="210"/>
-              <w:jc w:val="center"/>
-            </w:pPr>
-            <w:r>
-              <w:rPr>
-                <w:rFonts w:ascii="Times New Roman" w:cs="Times New Roman" w:eastAsia="PMingLiU" w:hAnsi="Times New Roman"/>
-                <w:b w:val="false"/>
-                <w:bCs w:val="false"/>
-                <w:color w:val="0000FF"/>
-                <w:sz w:val="15"/>
-                <w:szCs w:val="15"/>
-              </w:rPr>
-              <w:t xml:space="preserve">30</w:t>
-            </w:r>
-          </w:p>
-        </w:tc>
-        <w:tc>
-          <w:tcPr>
-            <w:tcW w:type="dxa" w:w="700"/>
-            <w:tcMar>
-              <w:top w:type="dxa" w:w="14"/>
-              <w:left w:type="dxa" w:w="50"/>
-              <w:bottom w:type="dxa" w:w="14"/>
-              <w:right w:type="dxa" w:w="50"/>
-            </w:tcMar>
-            <w:vAlign w:val="center"/>
-          </w:tcPr>
-          <w:p>
-            <w:pPr>
-              <w:keepNext w:val="false"/>
-              <w:keepLines/>
-              <w:spacing w:after="0" w:line="210"/>
-              <w:jc w:val="center"/>
-            </w:pPr>
-            <w:r>
-              <w:rPr>
-                <w:rFonts w:ascii="Times New Roman" w:cs="Times New Roman" w:eastAsia="PMingLiU" w:hAnsi="Times New Roman"/>
-                <w:b w:val="false"/>
-                <w:bCs w:val="false"/>
-                <w:color w:val="0000FF"/>
-                <w:sz w:val="15"/>
-                <w:szCs w:val="15"/>
-              </w:rPr>
-              <w:t xml:space="preserve">0.080</w:t>
-            </w:r>
-          </w:p>
-        </w:tc>
-        <w:tc>
-          <w:tcPr>
-            <w:tcW w:type="dxa" w:w="700"/>
-            <w:tcMar>
-              <w:top w:type="dxa" w:w="14"/>
-              <w:left w:type="dxa" w:w="50"/>
-              <w:bottom w:type="dxa" w:w="14"/>
-              <w:right w:type="dxa" w:w="50"/>
-            </w:tcMar>
-            <w:vAlign w:val="center"/>
-          </w:tcPr>
-          <w:p>
-            <w:pPr>
-              <w:keepNext w:val="false"/>
-              <w:keepLines/>
-              <w:spacing w:after="0" w:line="210"/>
-              <w:jc w:val="center"/>
-            </w:pPr>
-            <w:r>
-              <w:rPr>
-                <w:rFonts w:ascii="Times New Roman" w:cs="Times New Roman" w:eastAsia="PMingLiU" w:hAnsi="Times New Roman"/>
-                <w:b w:val="false"/>
-                <w:bCs w:val="false"/>
-                <w:color w:val="0000FF"/>
-                <w:sz w:val="15"/>
-                <w:szCs w:val="15"/>
-              </w:rPr>
-              <w:t xml:space="preserve">0.931</w:t>
-            </w:r>
-          </w:p>
-        </w:tc>
-        <w:tc>
-          <w:tcPr>
-            <w:tcW w:type="dxa" w:w="700"/>
-            <w:tcMar>
-              <w:top w:type="dxa" w:w="14"/>
-              <w:left w:type="dxa" w:w="50"/>
-              <w:bottom w:type="dxa" w:w="14"/>
-              <w:right w:type="dxa" w:w="50"/>
-            </w:tcMar>
-            <w:vAlign w:val="center"/>
-          </w:tcPr>
-          <w:p>
-            <w:pPr>
-              <w:keepNext w:val="false"/>
-              <w:keepLines/>
-              <w:spacing w:after="0" w:line="210"/>
-              <w:jc w:val="center"/>
-            </w:pPr>
-            <w:r>
-              <w:rPr>
-                <w:rFonts w:ascii="Times New Roman" w:cs="Times New Roman" w:eastAsia="PMingLiU" w:hAnsi="Times New Roman"/>
-                <w:b w:val="false"/>
-                <w:bCs w:val="false"/>
-                <w:color w:val="0000FF"/>
-                <w:sz w:val="15"/>
-                <w:szCs w:val="15"/>
-              </w:rPr>
-              <w:t xml:space="preserve">0.012</w:t>
-            </w:r>
-          </w:p>
-        </w:tc>
-        <w:tc>
-          <w:tcPr>
-            <w:tcW w:type="dxa" w:w="600"/>
-            <w:tcMar>
-              <w:top w:type="dxa" w:w="14"/>
-              <w:left w:type="dxa" w:w="50"/>
-              <w:bottom w:type="dxa" w:w="14"/>
-              <w:right w:type="dxa" w:w="50"/>
-            </w:tcMar>
-            <w:vAlign w:val="center"/>
-          </w:tcPr>
-          <w:p>
-            <w:pPr>
-              <w:keepNext w:val="false"/>
-              <w:keepLines/>
-              <w:spacing w:after="0" w:line="210"/>
-              <w:jc w:val="center"/>
-            </w:pPr>
-            <w:r>
-              <w:rPr>
-                <w:rFonts w:ascii="Times New Roman" w:cs="Times New Roman" w:eastAsia="PMingLiU" w:hAnsi="Times New Roman"/>
-                <w:b w:val="false"/>
-                <w:bCs w:val="false"/>
-                <w:color w:val="0000FF"/>
-                <w:sz w:val="15"/>
-                <w:szCs w:val="15"/>
-              </w:rPr>
-              <w:t xml:space="preserve">951</w:t>
-            </w:r>
-          </w:p>
-        </w:tc>
-      </w:tr>
-      <w:tr>
-        <w:trPr>
-          <w:cantSplit/>
-        </w:trPr>
-        <w:tc>
-          <w:tcPr>
-            <w:tcW w:type="dxa" w:w="1477"/>
-            <w:tcMar>
-              <w:top w:type="dxa" w:w="14"/>
-              <w:left w:type="dxa" w:w="50"/>
-              <w:bottom w:type="dxa" w:w="14"/>
-              <w:right w:type="dxa" w:w="50"/>
-            </w:tcMar>
-            <w:vAlign w:val="center"/>
-          </w:tcPr>
-          <w:p>
-            <w:pPr>
-              <w:keepNext w:val="false"/>
-              <w:keepLines/>
-              <w:spacing w:after="0" w:line="210"/>
-              <w:jc w:val="left"/>
-            </w:pPr>
-            <w:r>
-              <w:rPr>
-                <w:rFonts w:ascii="Times New Roman" w:cs="Times New Roman" w:eastAsia="PMingLiU" w:hAnsi="Times New Roman"/>
-                <w:b w:val="false"/>
-                <w:bCs w:val="false"/>
-                <w:color w:val="0000FF"/>
-                <w:sz w:val="15"/>
-                <w:szCs w:val="15"/>
-              </w:rPr>
-              <w:t xml:space="preserve">persistence</w:t>
-            </w:r>
-          </w:p>
-        </w:tc>
-        <w:tc>
-          <w:tcPr>
-            <w:tcW w:type="dxa" w:w="500"/>
-            <w:tcMar>
-              <w:top w:type="dxa" w:w="14"/>
-              <w:left w:type="dxa" w:w="50"/>
-              <w:bottom w:type="dxa" w:w="14"/>
-              <w:right w:type="dxa" w:w="50"/>
-            </w:tcMar>
-            <w:vAlign w:val="center"/>
-          </w:tcPr>
-          <w:p>
-            <w:pPr>
-              <w:keepNext w:val="false"/>
-              <w:keepLines/>
-              <w:spacing w:after="0" w:line="210"/>
-              <w:jc w:val="center"/>
-            </w:pPr>
-            <w:r>
-              <w:rPr>
-                <w:rFonts w:ascii="Times New Roman" w:cs="Times New Roman" w:eastAsia="PMingLiU" w:hAnsi="Times New Roman"/>
-                <w:b w:val="false"/>
-                <w:bCs w:val="false"/>
-                <w:color w:val="0000FF"/>
-                <w:sz w:val="15"/>
-                <w:szCs w:val="15"/>
-              </w:rPr>
-              <w:t xml:space="preserve">60</w:t>
-            </w:r>
-          </w:p>
-        </w:tc>
-        <w:tc>
-          <w:tcPr>
-            <w:tcW w:type="dxa" w:w="700"/>
-            <w:tcMar>
-              <w:top w:type="dxa" w:w="14"/>
-              <w:left w:type="dxa" w:w="50"/>
-              <w:bottom w:type="dxa" w:w="14"/>
-              <w:right w:type="dxa" w:w="50"/>
-            </w:tcMar>
-            <w:vAlign w:val="center"/>
-          </w:tcPr>
-          <w:p>
-            <w:pPr>
-              <w:keepNext w:val="false"/>
-              <w:keepLines/>
-              <w:spacing w:after="0" w:line="210"/>
-              <w:jc w:val="center"/>
-            </w:pPr>
-            <w:r>
-              <w:rPr>
-                <w:rFonts w:ascii="Times New Roman" w:cs="Times New Roman" w:eastAsia="PMingLiU" w:hAnsi="Times New Roman"/>
-                <w:b w:val="false"/>
-                <w:bCs w:val="false"/>
-                <w:color w:val="0000FF"/>
-                <w:sz w:val="15"/>
-                <w:szCs w:val="15"/>
-              </w:rPr>
-              <w:t xml:space="preserve">0.178</w:t>
-            </w:r>
-          </w:p>
-        </w:tc>
-        <w:tc>
-          <w:tcPr>
-            <w:tcW w:type="dxa" w:w="700"/>
-            <w:tcMar>
-              <w:top w:type="dxa" w:w="14"/>
-              <w:left w:type="dxa" w:w="50"/>
-              <w:bottom w:type="dxa" w:w="14"/>
-              <w:right w:type="dxa" w:w="50"/>
-            </w:tcMar>
-            <w:vAlign w:val="center"/>
-          </w:tcPr>
-          <w:p>
-            <w:pPr>
-              <w:keepNext w:val="false"/>
-              <w:keepLines/>
-              <w:spacing w:after="0" w:line="210"/>
-              <w:jc w:val="center"/>
-            </w:pPr>
-            <w:r>
-              <w:rPr>
-                <w:rFonts w:ascii="Times New Roman" w:cs="Times New Roman" w:eastAsia="PMingLiU" w:hAnsi="Times New Roman"/>
-                <w:b w:val="false"/>
-                <w:bCs w:val="false"/>
-                <w:color w:val="0000FF"/>
-                <w:sz w:val="15"/>
-                <w:szCs w:val="15"/>
-              </w:rPr>
-              <w:t xml:space="preserve">0.698</w:t>
-            </w:r>
-          </w:p>
-        </w:tc>
-        <w:tc>
-          <w:tcPr>
-            <w:tcW w:type="dxa" w:w="700"/>
-            <w:tcMar>
-              <w:top w:type="dxa" w:w="14"/>
-              <w:left w:type="dxa" w:w="50"/>
-              <w:bottom w:type="dxa" w:w="14"/>
-              <w:right w:type="dxa" w:w="50"/>
-            </w:tcMar>
-            <w:vAlign w:val="center"/>
-          </w:tcPr>
-          <w:p>
-            <w:pPr>
-              <w:keepNext w:val="false"/>
-              <w:keepLines/>
-              <w:spacing w:after="0" w:line="210"/>
-              <w:jc w:val="center"/>
-            </w:pPr>
-            <w:r>
-              <w:rPr>
-                <w:rFonts w:ascii="Times New Roman" w:cs="Times New Roman" w:eastAsia="PMingLiU" w:hAnsi="Times New Roman"/>
-                <w:b w:val="false"/>
-                <w:bCs w:val="false"/>
-                <w:color w:val="0000FF"/>
-                <w:sz w:val="15"/>
-                <w:szCs w:val="15"/>
-              </w:rPr>
-              <w:t xml:space="preserve">0.178</w:t>
-            </w:r>
-          </w:p>
-        </w:tc>
-        <w:tc>
-          <w:tcPr>
-            <w:tcW w:type="dxa" w:w="600"/>
-            <w:tcMar>
-              <w:top w:type="dxa" w:w="14"/>
-              <w:left w:type="dxa" w:w="50"/>
-              <w:bottom w:type="dxa" w:w="14"/>
-              <w:right w:type="dxa" w:w="50"/>
-            </w:tcMar>
-            <w:vAlign w:val="center"/>
-          </w:tcPr>
-          <w:p>
-            <w:pPr>
-              <w:keepNext w:val="false"/>
-              <w:keepLines/>
-              <w:spacing w:after="0" w:line="210"/>
-              <w:jc w:val="center"/>
-            </w:pPr>
-            <w:r>
-              <w:rPr>
-                <w:rFonts w:ascii="Times New Roman" w:cs="Times New Roman" w:eastAsia="PMingLiU" w:hAnsi="Times New Roman"/>
-                <w:b w:val="false"/>
-                <w:bCs w:val="false"/>
-                <w:color w:val="0000FF"/>
-                <w:sz w:val="15"/>
-                <w:szCs w:val="15"/>
-              </w:rPr>
-              <w:t xml:space="preserve">–</w:t>
-            </w:r>
-          </w:p>
-        </w:tc>
-      </w:tr>
-      <w:tr>
-        <w:trPr>
-          <w:cantSplit/>
-        </w:trPr>
-        <w:tc>
-          <w:tcPr>
-            <w:tcW w:type="dxa" w:w="1477"/>
-            <w:tcMar>
-              <w:top w:type="dxa" w:w="14"/>
-              <w:left w:type="dxa" w:w="50"/>
-              <w:bottom w:type="dxa" w:w="14"/>
-              <w:right w:type="dxa" w:w="50"/>
-            </w:tcMar>
-            <w:vAlign w:val="center"/>
-          </w:tcPr>
-          <w:p>
-            <w:pPr>
-              <w:keepNext w:val="false"/>
-              <w:keepLines/>
-              <w:spacing w:after="0" w:line="210"/>
-              <w:jc w:val="left"/>
-            </w:pPr>
-            <w:r>
-              <w:rPr>
-                <w:rFonts w:ascii="Times New Roman" w:cs="Times New Roman" w:eastAsia="PMingLiU" w:hAnsi="Times New Roman"/>
-                <w:b w:val="false"/>
-                <w:bCs w:val="false"/>
-                <w:color w:val="0000FF"/>
-                <w:sz w:val="15"/>
-                <w:szCs w:val="15"/>
-              </w:rPr>
-              <w:t xml:space="preserve">seasonal mean</w:t>
-            </w:r>
-          </w:p>
-        </w:tc>
-        <w:tc>
-          <w:tcPr>
-            <w:tcW w:type="dxa" w:w="500"/>
-            <w:tcMar>
-              <w:top w:type="dxa" w:w="14"/>
-              <w:left w:type="dxa" w:w="50"/>
-              <w:bottom w:type="dxa" w:w="14"/>
-              <w:right w:type="dxa" w:w="50"/>
-            </w:tcMar>
-            <w:vAlign w:val="center"/>
-          </w:tcPr>
-          <w:p>
-            <w:pPr>
-              <w:keepNext w:val="false"/>
-              <w:keepLines/>
-              <w:spacing w:after="0" w:line="210"/>
-              <w:jc w:val="center"/>
-            </w:pPr>
-            <w:r>
-              <w:rPr>
-                <w:rFonts w:ascii="Times New Roman" w:cs="Times New Roman" w:eastAsia="PMingLiU" w:hAnsi="Times New Roman"/>
-                <w:b w:val="false"/>
-                <w:bCs w:val="false"/>
-                <w:color w:val="0000FF"/>
-                <w:sz w:val="15"/>
-                <w:szCs w:val="15"/>
-              </w:rPr>
-              <w:t xml:space="preserve">60</w:t>
-            </w:r>
-          </w:p>
-        </w:tc>
-        <w:tc>
-          <w:tcPr>
-            <w:tcW w:type="dxa" w:w="700"/>
-            <w:tcMar>
-              <w:top w:type="dxa" w:w="14"/>
-              <w:left w:type="dxa" w:w="50"/>
-              <w:bottom w:type="dxa" w:w="14"/>
-              <w:right w:type="dxa" w:w="50"/>
-            </w:tcMar>
-            <w:vAlign w:val="center"/>
-          </w:tcPr>
-          <w:p>
-            <w:pPr>
-              <w:keepNext w:val="false"/>
-              <w:keepLines/>
-              <w:spacing w:after="0" w:line="210"/>
-              <w:jc w:val="center"/>
-            </w:pPr>
-            <w:r>
-              <w:rPr>
-                <w:rFonts w:ascii="Times New Roman" w:cs="Times New Roman" w:eastAsia="PMingLiU" w:hAnsi="Times New Roman"/>
-                <w:b w:val="false"/>
-                <w:bCs w:val="false"/>
-                <w:color w:val="0000FF"/>
-                <w:sz w:val="15"/>
-                <w:szCs w:val="15"/>
-              </w:rPr>
-              <w:t xml:space="preserve">0.149</w:t>
-            </w:r>
-          </w:p>
-        </w:tc>
-        <w:tc>
-          <w:tcPr>
-            <w:tcW w:type="dxa" w:w="700"/>
-            <w:tcMar>
-              <w:top w:type="dxa" w:w="14"/>
-              <w:left w:type="dxa" w:w="50"/>
-              <w:bottom w:type="dxa" w:w="14"/>
-              <w:right w:type="dxa" w:w="50"/>
-            </w:tcMar>
-            <w:vAlign w:val="center"/>
-          </w:tcPr>
-          <w:p>
-            <w:pPr>
-              <w:keepNext w:val="false"/>
-              <w:keepLines/>
-              <w:spacing w:after="0" w:line="210"/>
-              <w:jc w:val="center"/>
-            </w:pPr>
-            <w:r>
-              <w:rPr>
-                <w:rFonts w:ascii="Times New Roman" w:cs="Times New Roman" w:eastAsia="PMingLiU" w:hAnsi="Times New Roman"/>
-                <w:b w:val="false"/>
-                <w:bCs w:val="false"/>
-                <w:color w:val="0000FF"/>
-                <w:sz w:val="15"/>
-                <w:szCs w:val="15"/>
-              </w:rPr>
-              <w:t xml:space="preserve">0.816</w:t>
-            </w:r>
-          </w:p>
-        </w:tc>
-        <w:tc>
-          <w:tcPr>
-            <w:tcW w:type="dxa" w:w="700"/>
-            <w:tcMar>
-              <w:top w:type="dxa" w:w="14"/>
-              <w:left w:type="dxa" w:w="50"/>
-              <w:bottom w:type="dxa" w:w="14"/>
-              <w:right w:type="dxa" w:w="50"/>
-            </w:tcMar>
-            <w:vAlign w:val="center"/>
-          </w:tcPr>
-          <w:p>
-            <w:pPr>
-              <w:keepNext w:val="false"/>
-              <w:keepLines/>
-              <w:spacing w:after="0" w:line="210"/>
-              <w:jc w:val="center"/>
-            </w:pPr>
-            <w:r>
-              <w:rPr>
-                <w:rFonts w:ascii="Times New Roman" w:cs="Times New Roman" w:eastAsia="PMingLiU" w:hAnsi="Times New Roman"/>
-                <w:b w:val="false"/>
-                <w:bCs w:val="false"/>
-                <w:color w:val="0000FF"/>
-                <w:sz w:val="15"/>
-                <w:szCs w:val="15"/>
-              </w:rPr>
-              <w:t xml:space="preserve">0.017</w:t>
-            </w:r>
-          </w:p>
-        </w:tc>
-        <w:tc>
-          <w:tcPr>
-            <w:tcW w:type="dxa" w:w="600"/>
-            <w:tcMar>
-              <w:top w:type="dxa" w:w="14"/>
-              <w:left w:type="dxa" w:w="50"/>
-              <w:bottom w:type="dxa" w:w="14"/>
-              <w:right w:type="dxa" w:w="50"/>
-            </w:tcMar>
-            <w:vAlign w:val="center"/>
-          </w:tcPr>
-          <w:p>
-            <w:pPr>
-              <w:keepNext w:val="false"/>
-              <w:keepLines/>
-              <w:spacing w:after="0" w:line="210"/>
-              <w:jc w:val="center"/>
-            </w:pPr>
-            <w:r>
-              <w:rPr>
-                <w:rFonts w:ascii="Times New Roman" w:cs="Times New Roman" w:eastAsia="PMingLiU" w:hAnsi="Times New Roman"/>
-                <w:b w:val="false"/>
-                <w:bCs w:val="false"/>
-                <w:color w:val="0000FF"/>
-                <w:sz w:val="15"/>
-                <w:szCs w:val="15"/>
-              </w:rPr>
-              <w:t xml:space="preserve">–</w:t>
-            </w:r>
-          </w:p>
-        </w:tc>
-      </w:tr>
-      <w:tr>
-        <w:trPr>
-          <w:cantSplit/>
-        </w:trPr>
-        <w:tc>
-          <w:tcPr>
-            <w:tcW w:type="dxa" w:w="1477"/>
-            <w:tcMar>
-              <w:top w:type="dxa" w:w="14"/>
-              <w:left w:type="dxa" w:w="50"/>
-              <w:bottom w:type="dxa" w:w="14"/>
-              <w:right w:type="dxa" w:w="50"/>
-            </w:tcMar>
-            <w:vAlign w:val="center"/>
-          </w:tcPr>
-          <w:p>
-            <w:pPr>
-              <w:keepNext w:val="false"/>
-              <w:keepLines/>
-              <w:spacing w:after="0" w:line="210"/>
-              <w:jc w:val="left"/>
-            </w:pPr>
-            <w:r>
-              <w:rPr>
-                <w:rFonts w:ascii="Times New Roman" w:cs="Times New Roman" w:eastAsia="PMingLiU" w:hAnsi="Times New Roman"/>
-                <w:b w:val="false"/>
-                <w:bCs w:val="false"/>
-                <w:color w:val="0000FF"/>
-                <w:sz w:val="15"/>
-                <w:szCs w:val="15"/>
-              </w:rPr>
-              <w:t xml:space="preserve">GBM inventory only</w:t>
-            </w:r>
-          </w:p>
-        </w:tc>
-        <w:tc>
-          <w:tcPr>
-            <w:tcW w:type="dxa" w:w="500"/>
-            <w:tcMar>
-              <w:top w:type="dxa" w:w="14"/>
-              <w:left w:type="dxa" w:w="50"/>
-              <w:bottom w:type="dxa" w:w="14"/>
-              <w:right w:type="dxa" w:w="50"/>
-            </w:tcMar>
-            <w:vAlign w:val="center"/>
-          </w:tcPr>
-          <w:p>
-            <w:pPr>
-              <w:keepNext w:val="false"/>
-              <w:keepLines/>
-              <w:spacing w:after="0" w:line="210"/>
-              <w:jc w:val="center"/>
-            </w:pPr>
-            <w:r>
-              <w:rPr>
-                <w:rFonts w:ascii="Times New Roman" w:cs="Times New Roman" w:eastAsia="PMingLiU" w:hAnsi="Times New Roman"/>
-                <w:b w:val="false"/>
-                <w:bCs w:val="false"/>
-                <w:color w:val="0000FF"/>
-                <w:sz w:val="15"/>
-                <w:szCs w:val="15"/>
-              </w:rPr>
-              <w:t xml:space="preserve">60</w:t>
-            </w:r>
-          </w:p>
-        </w:tc>
-        <w:tc>
-          <w:tcPr>
-            <w:tcW w:type="dxa" w:w="700"/>
-            <w:tcMar>
-              <w:top w:type="dxa" w:w="14"/>
-              <w:left w:type="dxa" w:w="50"/>
-              <w:bottom w:type="dxa" w:w="14"/>
-              <w:right w:type="dxa" w:w="50"/>
-            </w:tcMar>
-            <w:vAlign w:val="center"/>
-          </w:tcPr>
-          <w:p>
-            <w:pPr>
-              <w:keepNext w:val="false"/>
-              <w:keepLines/>
-              <w:spacing w:after="0" w:line="210"/>
-              <w:jc w:val="center"/>
-            </w:pPr>
-            <w:r>
-              <w:rPr>
-                <w:rFonts w:ascii="Times New Roman" w:cs="Times New Roman" w:eastAsia="PMingLiU" w:hAnsi="Times New Roman"/>
-                <w:b w:val="false"/>
-                <w:bCs w:val="false"/>
-                <w:color w:val="0000FF"/>
-                <w:sz w:val="15"/>
-                <w:szCs w:val="15"/>
-              </w:rPr>
-              <w:t xml:space="preserve">0.109</w:t>
-            </w:r>
-          </w:p>
-        </w:tc>
-        <w:tc>
-          <w:tcPr>
-            <w:tcW w:type="dxa" w:w="700"/>
-            <w:tcMar>
-              <w:top w:type="dxa" w:w="14"/>
-              <w:left w:type="dxa" w:w="50"/>
-              <w:bottom w:type="dxa" w:w="14"/>
-              <w:right w:type="dxa" w:w="50"/>
-            </w:tcMar>
-            <w:vAlign w:val="center"/>
-          </w:tcPr>
-          <w:p>
-            <w:pPr>
-              <w:keepNext w:val="false"/>
-              <w:keepLines/>
-              <w:spacing w:after="0" w:line="210"/>
-              <w:jc w:val="center"/>
-            </w:pPr>
-            <w:r>
-              <w:rPr>
-                <w:rFonts w:ascii="Times New Roman" w:cs="Times New Roman" w:eastAsia="PMingLiU" w:hAnsi="Times New Roman"/>
-                <w:b w:val="false"/>
-                <w:bCs w:val="false"/>
-                <w:color w:val="0000FF"/>
-                <w:sz w:val="15"/>
-                <w:szCs w:val="15"/>
-              </w:rPr>
-              <w:t xml:space="preserve">0.898</w:t>
-            </w:r>
-          </w:p>
-        </w:tc>
-        <w:tc>
-          <w:tcPr>
-            <w:tcW w:type="dxa" w:w="700"/>
-            <w:tcMar>
-              <w:top w:type="dxa" w:w="14"/>
-              <w:left w:type="dxa" w:w="50"/>
-              <w:bottom w:type="dxa" w:w="14"/>
-              <w:right w:type="dxa" w:w="50"/>
-            </w:tcMar>
-            <w:vAlign w:val="center"/>
-          </w:tcPr>
-          <w:p>
-            <w:pPr>
-              <w:keepNext w:val="false"/>
-              <w:keepLines/>
-              <w:spacing w:after="0" w:line="210"/>
-              <w:jc w:val="center"/>
-            </w:pPr>
-            <w:r>
-              <w:rPr>
-                <w:rFonts w:ascii="Times New Roman" w:cs="Times New Roman" w:eastAsia="PMingLiU" w:hAnsi="Times New Roman"/>
-                <w:b w:val="false"/>
-                <w:bCs w:val="false"/>
-                <w:color w:val="0000FF"/>
-                <w:sz w:val="15"/>
-                <w:szCs w:val="15"/>
-              </w:rPr>
-              <w:t xml:space="preserve">0.013</w:t>
-            </w:r>
-          </w:p>
-        </w:tc>
-        <w:tc>
-          <w:tcPr>
-            <w:tcW w:type="dxa" w:w="600"/>
-            <w:tcMar>
-              <w:top w:type="dxa" w:w="14"/>
-              <w:left w:type="dxa" w:w="50"/>
-              <w:bottom w:type="dxa" w:w="14"/>
-              <w:right w:type="dxa" w:w="50"/>
-            </w:tcMar>
-            <w:vAlign w:val="center"/>
-          </w:tcPr>
-          <w:p>
-            <w:pPr>
-              <w:keepNext w:val="false"/>
-              <w:keepLines/>
-              <w:spacing w:after="0" w:line="210"/>
-              <w:jc w:val="center"/>
-            </w:pPr>
-            <w:r>
-              <w:rPr>
-                <w:rFonts w:ascii="Times New Roman" w:cs="Times New Roman" w:eastAsia="PMingLiU" w:hAnsi="Times New Roman"/>
-                <w:b w:val="false"/>
-                <w:bCs w:val="false"/>
-                <w:color w:val="0000FF"/>
-                <w:sz w:val="15"/>
-                <w:szCs w:val="15"/>
-              </w:rPr>
-              <w:t xml:space="preserve">138</w:t>
-            </w:r>
-          </w:p>
-        </w:tc>
-      </w:tr>
-      <w:tr>
-        <w:trPr>
-          <w:cantSplit/>
-        </w:trPr>
-        <w:tc>
-          <w:tcPr>
-            <w:tcW w:type="dxa" w:w="1477"/>
-            <w:tcMar>
-              <w:top w:type="dxa" w:w="14"/>
-              <w:left w:type="dxa" w:w="50"/>
-              <w:bottom w:type="dxa" w:w="14"/>
-              <w:right w:type="dxa" w:w="50"/>
-            </w:tcMar>
-            <w:vAlign w:val="center"/>
-          </w:tcPr>
-          <w:p>
-            <w:pPr>
-              <w:keepNext w:val="false"/>
-              <w:keepLines/>
-              <w:spacing w:after="0" w:line="210"/>
-              <w:jc w:val="left"/>
-            </w:pPr>
-            <w:r>
-              <w:rPr>
-                <w:rFonts w:ascii="Times New Roman" w:cs="Times New Roman" w:eastAsia="PMingLiU" w:hAnsi="Times New Roman"/>
-                <w:b w:val="false"/>
-                <w:bCs w:val="false"/>
-                <w:color w:val="0000FF"/>
-                <w:sz w:val="15"/>
-                <w:szCs w:val="15"/>
-              </w:rPr>
-              <w:t xml:space="preserve">GBM + flows</w:t>
-            </w:r>
-          </w:p>
-        </w:tc>
-        <w:tc>
-          <w:tcPr>
-            <w:tcW w:type="dxa" w:w="500"/>
-            <w:tcMar>
-              <w:top w:type="dxa" w:w="14"/>
-              <w:left w:type="dxa" w:w="50"/>
-              <w:bottom w:type="dxa" w:w="14"/>
-              <w:right w:type="dxa" w:w="50"/>
-            </w:tcMar>
-            <w:vAlign w:val="center"/>
-          </w:tcPr>
-          <w:p>
-            <w:pPr>
-              <w:keepNext w:val="false"/>
-              <w:keepLines/>
-              <w:spacing w:after="0" w:line="210"/>
-              <w:jc w:val="center"/>
-            </w:pPr>
-            <w:r>
-              <w:rPr>
-                <w:rFonts w:ascii="Times New Roman" w:cs="Times New Roman" w:eastAsia="PMingLiU" w:hAnsi="Times New Roman"/>
-                <w:b w:val="false"/>
-                <w:bCs w:val="false"/>
-                <w:color w:val="0000FF"/>
-                <w:sz w:val="15"/>
-                <w:szCs w:val="15"/>
-              </w:rPr>
-              <w:t xml:space="preserve">60</w:t>
-            </w:r>
-          </w:p>
-        </w:tc>
-        <w:tc>
-          <w:tcPr>
-            <w:tcW w:type="dxa" w:w="700"/>
-            <w:tcMar>
-              <w:top w:type="dxa" w:w="14"/>
-              <w:left w:type="dxa" w:w="50"/>
-              <w:bottom w:type="dxa" w:w="14"/>
-              <w:right w:type="dxa" w:w="50"/>
-            </w:tcMar>
-            <w:vAlign w:val="center"/>
-          </w:tcPr>
-          <w:p>
-            <w:pPr>
-              <w:keepNext w:val="false"/>
-              <w:keepLines/>
-              <w:spacing w:after="0" w:line="210"/>
-              <w:jc w:val="center"/>
-            </w:pPr>
-            <w:r>
-              <w:rPr>
-                <w:rFonts w:ascii="Times New Roman" w:cs="Times New Roman" w:eastAsia="PMingLiU" w:hAnsi="Times New Roman"/>
-                <w:b w:val="false"/>
-                <w:bCs w:val="false"/>
-                <w:color w:val="0000FF"/>
-                <w:sz w:val="15"/>
-                <w:szCs w:val="15"/>
-              </w:rPr>
-              <w:t xml:space="preserve">0.101</w:t>
-            </w:r>
-          </w:p>
-        </w:tc>
-        <w:tc>
-          <w:tcPr>
-            <w:tcW w:type="dxa" w:w="700"/>
-            <w:tcMar>
-              <w:top w:type="dxa" w:w="14"/>
-              <w:left w:type="dxa" w:w="50"/>
-              <w:bottom w:type="dxa" w:w="14"/>
-              <w:right w:type="dxa" w:w="50"/>
-            </w:tcMar>
-            <w:vAlign w:val="center"/>
-          </w:tcPr>
-          <w:p>
-            <w:pPr>
-              <w:keepNext w:val="false"/>
-              <w:keepLines/>
-              <w:spacing w:after="0" w:line="210"/>
-              <w:jc w:val="center"/>
-            </w:pPr>
-            <w:r>
-              <w:rPr>
-                <w:rFonts w:ascii="Times New Roman" w:cs="Times New Roman" w:eastAsia="PMingLiU" w:hAnsi="Times New Roman"/>
-                <w:b w:val="false"/>
-                <w:bCs w:val="false"/>
-                <w:color w:val="0000FF"/>
-                <w:sz w:val="15"/>
-                <w:szCs w:val="15"/>
-              </w:rPr>
-              <w:t xml:space="preserve">0.916</w:t>
-            </w:r>
-          </w:p>
-        </w:tc>
-        <w:tc>
-          <w:tcPr>
-            <w:tcW w:type="dxa" w:w="700"/>
-            <w:tcMar>
-              <w:top w:type="dxa" w:w="14"/>
-              <w:left w:type="dxa" w:w="50"/>
-              <w:bottom w:type="dxa" w:w="14"/>
-              <w:right w:type="dxa" w:w="50"/>
-            </w:tcMar>
-            <w:vAlign w:val="center"/>
-          </w:tcPr>
-          <w:p>
-            <w:pPr>
-              <w:keepNext w:val="false"/>
-              <w:keepLines/>
-              <w:spacing w:after="0" w:line="210"/>
-              <w:jc w:val="center"/>
-            </w:pPr>
-            <w:r>
-              <w:rPr>
-                <w:rFonts w:ascii="Times New Roman" w:cs="Times New Roman" w:eastAsia="PMingLiU" w:hAnsi="Times New Roman"/>
-                <w:b w:val="false"/>
-                <w:bCs w:val="false"/>
-                <w:color w:val="0000FF"/>
-                <w:sz w:val="15"/>
-                <w:szCs w:val="15"/>
-              </w:rPr>
-              <w:t xml:space="preserve">0.012</w:t>
-            </w:r>
-          </w:p>
-        </w:tc>
-        <w:tc>
-          <w:tcPr>
-            <w:tcW w:type="dxa" w:w="600"/>
-            <w:tcMar>
-              <w:top w:type="dxa" w:w="14"/>
-              <w:left w:type="dxa" w:w="50"/>
-              <w:bottom w:type="dxa" w:w="14"/>
-              <w:right w:type="dxa" w:w="50"/>
-            </w:tcMar>
-            <w:vAlign w:val="center"/>
-          </w:tcPr>
-          <w:p>
-            <w:pPr>
-              <w:keepNext w:val="false"/>
-              <w:keepLines/>
-              <w:spacing w:after="0" w:line="210"/>
-              <w:jc w:val="center"/>
-            </w:pPr>
-            <w:r>
-              <w:rPr>
-                <w:rFonts w:ascii="Times New Roman" w:cs="Times New Roman" w:eastAsia="PMingLiU" w:hAnsi="Times New Roman"/>
-                <w:b w:val="false"/>
-                <w:bCs w:val="false"/>
-                <w:color w:val="0000FF"/>
-                <w:sz w:val="15"/>
-                <w:szCs w:val="15"/>
-              </w:rPr>
-              <w:t xml:space="preserve">225</w:t>
-            </w:r>
-          </w:p>
-        </w:tc>
-      </w:tr>
-    </w:tbl>
-    <w:p>
-      <w:pPr>
-        <w:spacing w:after="80" w:before="0" w:line="120"/>
-      </w:pPr>
-      <w:r>
-        <w:rPr>
-          <w:rFonts w:ascii="Times New Roman" w:cs="Times New Roman" w:eastAsia="PMingLiU" w:hAnsi="Times New Roman"/>
-          <w:sz w:val="6"/>
-          <w:szCs w:val="6"/>
-        </w:rPr>
-        <w:t xml:space="preserve"/>
-      </w:r>
-    </w:p>
-    <w:p>
-      <w:pPr>
-        <w:keepNext/>
         <w:spacing w:after="40" w:before="120"/>
         <w:jc w:val="center"/>
       </w:pPr>
       <w:r>
         <w:drawing>
           <wp:inline distT="0" distB="0" distL="0" distR="0">
-            <wp:extent cx="2943225" cy="1905000"/>
+            <wp:extent cx="2943225" cy="1857375"/>
             <wp:effectExtent t="0" r="0" b="0" l="0"/>
             <wp:docPr id="1" name="" descr="" title=""/>
             <wp:cNvGraphicFramePr>
@@ -8010,7 +6953,7 @@
                   <pic:spPr bwMode="auto">
                     <a:xfrm>
                       <a:off x="0" y="0"/>
-                      <a:ext cx="2943225" cy="1905000"/>
+                      <a:ext cx="2943225" cy="1857375"/>
                     </a:xfrm>
                     <a:prstGeom prst="rect">
                       <a:avLst/>
@@ -8046,7 +6989,24 @@
           <w:sz w:val="17"/>
           <w:szCs w:val="17"/>
         </w:rPr>
-        <w:t xml:space="preserve">(a) Reliability of the 30-minute predictions on the NTU test months. (b) AUC on all stations, campus stations, and campus slots within 40 min after a major bell.</w:t>
+        <w:t xml:space="preserve">Checks on the operator inference. (a) Inferred drop-offs per day for each threshold and window; dashed: bikes arriving in ≥ 8-bike jumps between snapshots. (b) Actual rentals divided by the training-period rate on well-stocked campus station-hours of the test period; dashed: 12:10 and 17:20 bells.</w:t>
+      </w:r>
+    </w:p>
+    <w:p>
+      <w:pPr>
+        <w:keepNext/>
+        <w:spacing w:after="30" w:before="90" w:line="240"/>
+      </w:pPr>
+      <w:r>
+        <w:rPr>
+          <w:rFonts w:ascii="Times New Roman" w:cs="Times New Roman" w:eastAsia="PMingLiU" w:hAnsi="Times New Roman"/>
+          <w:b/>
+          <w:bCs/>
+          <w:color w:val="0000FF"/>
+          <w:sz w:val="22"/>
+          <w:szCs w:val="22"/>
+        </w:rPr>
+        <w:t xml:space="preserve">3.4. Stockout prediction</w:t>
       </w:r>
     </w:p>
     <w:p>
@@ -8062,40 +7022,7 @@
           <w:sz w:val="20"/>
           <w:szCs w:val="20"/>
         </w:rPr>
-        <w:t xml:space="preserve">By gain, the current stock (49%), its one-hour minimum (20%), the station id (8%) and the fill ratio (5%) dominate. The bell features contribute almost nothing: the ablation without group B changes AUC by at most 0.002 on every subset, including campus slots 0–30 min before a bell. Hour of day already encodes a fixed timetable. The hard cases are stations that are still well stocked 30 minutes before a bell (AUC 0.79 at h = 30); they are the target of the second half, through longer horizons, demand-rate features from Sec. 2.3 and a timetable-intensity feature built from the course catalogue (number of classes ending at each period on each weekday).</w:t>
-      </w:r>
-    </w:p>
-    <w:p>
-      <w:pPr>
-        <w:keepNext/>
-        <w:spacing w:after="30" w:before="90" w:line="240"/>
-      </w:pPr>
-      <w:r>
-        <w:rPr>
-          <w:rFonts w:ascii="Times New Roman" w:cs="Times New Roman" w:eastAsia="PMingLiU" w:hAnsi="Times New Roman"/>
-          <w:b/>
-          <w:bCs/>
-          <w:color w:val="0000FF"/>
-          <w:sz w:val="22"/>
-          <w:szCs w:val="22"/>
-        </w:rPr>
-        <w:t xml:space="preserve">3.5. Transfer to NSYSU</w:t>
-      </w:r>
-    </w:p>
-    <w:p>
-      <w:pPr>
-        <w:spacing w:after="0" w:line="240"/>
-        <w:ind w:firstLine="288"/>
-        <w:jc w:val="both"/>
-      </w:pPr>
-      <w:r>
-        <w:rPr>
-          <w:rFonts w:ascii="Times New Roman" w:cs="Times New Roman" w:eastAsia="PMingLiU" w:hAnsi="Times New Roman"/>
-          <w:color w:val="0000FF"/>
-          <w:sz w:val="20"/>
-          <w:szCs w:val="20"/>
-        </w:rPr>
-        <w:t xml:space="preserve">Fig. 10 and Table 4 show that the inventory-only NTU model works at NSYSU without any local data: zero-shot AUC 0.934 on all 309 Kaohsiung stations and 0.944 on the 8 campus stations at h = 30, with Brier 0.049 / 0.068 and ECE 0.022 / 0.020. Fine-tuning on six NSYSU days adds 0.006 AUC and improves ECE to 0.003 on all stations; a model trained only on those six days is equally good (0.940), while the seasonal baseline from six days is poor (0.651). The proposal expected a zero-shot drop that local data would close; instead the dynamics of a station emptying generalize across cities almost perfectly, and the only transfer gap is in calibration, which six days of local data remove. At h = 60 the figures are 0.892 zero-shot and 0.906 fine-tuned.</w:t>
+        <w:t xml:space="preserve">Tables 3–4 and Figs. 10–11 give the test results on the 1.09 M test slots whose current stock is observed. At the 30-minute horizon the full model reaches AUC 0.932 and Brier 0.080, against 0.819 / 0.126 for the seasonal baseline and 0.744 / 0.124 for persistence; the inventory-only model is close behind (0.922 / 0.084), so trip flows add little once the current stock and its trend are known, at this horizon. Calibration is good without post-processing: ECE 0.012 and a reliability curve on the diagonal up to p = 0.9 (Fig. 10a), while the seasonal baseline under-predicts at high probabilities. Performance is higher on campus stations (AUC 0.946) and lower in the 40 minutes after a major bell (0.906), where the surge is fastest. The day-level bootstrap gives half-widths of about 0.005 AUC for the GBMs (Table 3) and one-sided paired differences: full against inventory-only +0.010 [0.009, 0.011], inventory-only against logistic +0.007 [0.006, 0.007] and against the corrected roll-out +0.027 [0.025, 0.029].</w:t>
       </w:r>
     </w:p>
     <w:p>
@@ -8113,7 +7040,7 @@
           <w:sz w:val="17"/>
           <w:szCs w:val="17"/>
         </w:rPr>
-        <w:t xml:space="preserve">Table 4. </w:t>
+        <w:t xml:space="preserve">Table 3. </w:t>
       </w:r>
       <w:r>
         <w:rPr>
@@ -8122,7 +7049,7 @@
           <w:sz w:val="17"/>
           <w:szCs w:val="17"/>
         </w:rPr>
-        <w:t xml:space="preserve">NSYSU test days (10–15 Oct 2026), h = 30 min; AUC / Brier.</w:t>
+        <w:t xml:space="preserve">NTU test period (Apr–Jun 2025), all 144 stations, h = 30 min; 95% intervals from the day-level bootstrap. GBM + flows also uses the station id; stacked = GBM + flows + the roll-out probability.</w:t>
       </w:r>
     </w:p>
     <w:tbl>
@@ -8139,8 +7066,10 @@
       </w:tblPr>
       <w:tblGrid>
         <w:gridCol w:w="1477"/>
-        <w:gridCol w:w="1600"/>
-        <w:gridCol w:w="1600"/>
+        <w:gridCol w:w="500"/>
+        <w:gridCol w:w="1500"/>
+        <w:gridCol w:w="550"/>
+        <w:gridCol w:w="650"/>
       </w:tblGrid>
       <w:tr>
         <w:trPr>
@@ -8181,7 +7110,7 @@
         </w:tc>
         <w:tc>
           <w:tcPr>
-            <w:tcW w:type="dxa" w:w="1600"/>
+            <w:tcW w:type="dxa" w:w="500"/>
             <w:shd w:fill="EDEDED" w:color="auto" w:val="clear"/>
             <w:tcMar>
               <w:top w:type="dxa" w:w="14"/>
@@ -8207,13 +7136,13 @@
                 <w:sz w:val="15"/>
                 <w:szCs w:val="15"/>
               </w:rPr>
-              <w:t xml:space="preserve">309 stations ≤ 5 km</w:t>
-            </w:r>
-          </w:p>
-        </w:tc>
-        <w:tc>
-          <w:tcPr>
-            <w:tcW w:type="dxa" w:w="1600"/>
+              <w:t xml:space="preserve">Brier</w:t>
+            </w:r>
+          </w:p>
+        </w:tc>
+        <w:tc>
+          <w:tcPr>
+            <w:tcW w:type="dxa" w:w="1500"/>
             <w:shd w:fill="EDEDED" w:color="auto" w:val="clear"/>
             <w:tcMar>
               <w:top w:type="dxa" w:w="14"/>
@@ -8239,7 +7168,71 @@
                 <w:sz w:val="15"/>
                 <w:szCs w:val="15"/>
               </w:rPr>
-              <w:t xml:space="preserve">8 campus stations</w:t>
+              <w:t xml:space="preserve">AUC [95% CI]</w:t>
+            </w:r>
+          </w:p>
+        </w:tc>
+        <w:tc>
+          <w:tcPr>
+            <w:tcW w:type="dxa" w:w="550"/>
+            <w:shd w:fill="EDEDED" w:color="auto" w:val="clear"/>
+            <w:tcMar>
+              <w:top w:type="dxa" w:w="14"/>
+              <w:left w:type="dxa" w:w="50"/>
+              <w:bottom w:type="dxa" w:w="14"/>
+              <w:right w:type="dxa" w:w="50"/>
+            </w:tcMar>
+            <w:vAlign w:val="center"/>
+          </w:tcPr>
+          <w:p>
+            <w:pPr>
+              <w:keepNext/>
+              <w:keepLines/>
+              <w:spacing w:after="0" w:line="210"/>
+              <w:jc w:val="center"/>
+            </w:pPr>
+            <w:r>
+              <w:rPr>
+                <w:rFonts w:ascii="Times New Roman" w:cs="Times New Roman" w:eastAsia="PMingLiU" w:hAnsi="Times New Roman"/>
+                <w:b/>
+                <w:bCs/>
+                <w:color w:val="0000FF"/>
+                <w:sz w:val="15"/>
+                <w:szCs w:val="15"/>
+              </w:rPr>
+              <w:t xml:space="preserve">ECE</w:t>
+            </w:r>
+          </w:p>
+        </w:tc>
+        <w:tc>
+          <w:tcPr>
+            <w:tcW w:type="dxa" w:w="650"/>
+            <w:shd w:fill="EDEDED" w:color="auto" w:val="clear"/>
+            <w:tcMar>
+              <w:top w:type="dxa" w:w="14"/>
+              <w:left w:type="dxa" w:w="50"/>
+              <w:bottom w:type="dxa" w:w="14"/>
+              <w:right w:type="dxa" w:w="50"/>
+            </w:tcMar>
+            <w:vAlign w:val="center"/>
+          </w:tcPr>
+          <w:p>
+            <w:pPr>
+              <w:keepNext/>
+              <w:keepLines/>
+              <w:spacing w:after="0" w:line="210"/>
+              <w:jc w:val="center"/>
+            </w:pPr>
+            <w:r>
+              <w:rPr>
+                <w:rFonts w:ascii="Times New Roman" w:cs="Times New Roman" w:eastAsia="PMingLiU" w:hAnsi="Times New Roman"/>
+                <w:b/>
+                <w:bCs/>
+                <w:color w:val="0000FF"/>
+                <w:sz w:val="15"/>
+                <w:szCs w:val="15"/>
+              </w:rPr>
+              <w:t xml:space="preserve">trees</w:t>
             </w:r>
           </w:p>
         </w:tc>
@@ -8281,7 +7274,7 @@
         </w:tc>
         <w:tc>
           <w:tcPr>
-            <w:tcW w:type="dxa" w:w="1600"/>
+            <w:tcW w:type="dxa" w:w="500"/>
             <w:tcMar>
               <w:top w:type="dxa" w:w="14"/>
               <w:left w:type="dxa" w:w="50"/>
@@ -8306,13 +7299,13 @@
                 <w:sz w:val="15"/>
                 <w:szCs w:val="15"/>
               </w:rPr>
-              <w:t xml:space="preserve">0.738 / 0.061</w:t>
-            </w:r>
-          </w:p>
-        </w:tc>
-        <w:tc>
-          <w:tcPr>
-            <w:tcW w:type="dxa" w:w="1600"/>
+              <w:t xml:space="preserve">0.124</w:t>
+            </w:r>
+          </w:p>
+        </w:tc>
+        <w:tc>
+          <w:tcPr>
+            <w:tcW w:type="dxa" w:w="1500"/>
             <w:tcMar>
               <w:top w:type="dxa" w:w="14"/>
               <w:left w:type="dxa" w:w="50"/>
@@ -8337,7 +7330,69 @@
                 <w:sz w:val="15"/>
                 <w:szCs w:val="15"/>
               </w:rPr>
-              <w:t xml:space="preserve">0.742 / 0.104</w:t>
+              <w:t xml:space="preserve">0.744 [0.740, 0.748]</w:t>
+            </w:r>
+          </w:p>
+        </w:tc>
+        <w:tc>
+          <w:tcPr>
+            <w:tcW w:type="dxa" w:w="550"/>
+            <w:tcMar>
+              <w:top w:type="dxa" w:w="14"/>
+              <w:left w:type="dxa" w:w="50"/>
+              <w:bottom w:type="dxa" w:w="14"/>
+              <w:right w:type="dxa" w:w="50"/>
+            </w:tcMar>
+            <w:vAlign w:val="center"/>
+          </w:tcPr>
+          <w:p>
+            <w:pPr>
+              <w:keepNext/>
+              <w:keepLines/>
+              <w:spacing w:after="0" w:line="210"/>
+              <w:jc w:val="center"/>
+            </w:pPr>
+            <w:r>
+              <w:rPr>
+                <w:rFonts w:ascii="Times New Roman" w:cs="Times New Roman" w:eastAsia="PMingLiU" w:hAnsi="Times New Roman"/>
+                <w:b w:val="false"/>
+                <w:bCs w:val="false"/>
+                <w:color w:val="0000FF"/>
+                <w:sz w:val="15"/>
+                <w:szCs w:val="15"/>
+              </w:rPr>
+              <w:t xml:space="preserve">0.124</w:t>
+            </w:r>
+          </w:p>
+        </w:tc>
+        <w:tc>
+          <w:tcPr>
+            <w:tcW w:type="dxa" w:w="650"/>
+            <w:tcMar>
+              <w:top w:type="dxa" w:w="14"/>
+              <w:left w:type="dxa" w:w="50"/>
+              <w:bottom w:type="dxa" w:w="14"/>
+              <w:right w:type="dxa" w:w="50"/>
+            </w:tcMar>
+            <w:vAlign w:val="center"/>
+          </w:tcPr>
+          <w:p>
+            <w:pPr>
+              <w:keepNext/>
+              <w:keepLines/>
+              <w:spacing w:after="0" w:line="210"/>
+              <w:jc w:val="center"/>
+            </w:pPr>
+            <w:r>
+              <w:rPr>
+                <w:rFonts w:ascii="Times New Roman" w:cs="Times New Roman" w:eastAsia="PMingLiU" w:hAnsi="Times New Roman"/>
+                <w:b w:val="false"/>
+                <w:bCs w:val="false"/>
+                <w:color w:val="0000FF"/>
+                <w:sz w:val="15"/>
+                <w:szCs w:val="15"/>
+              </w:rPr>
+              <w:t xml:space="preserve">–</w:t>
             </w:r>
           </w:p>
         </w:tc>
@@ -8373,13 +7428,13 @@
                 <w:sz w:val="15"/>
                 <w:szCs w:val="15"/>
               </w:rPr>
-              <w:t xml:space="preserve">seasonal, 6 NSYSU days</w:t>
-            </w:r>
-          </w:p>
-        </w:tc>
-        <w:tc>
-          <w:tcPr>
-            <w:tcW w:type="dxa" w:w="1600"/>
+              <w:t xml:space="preserve">seasonal mean</w:t>
+            </w:r>
+          </w:p>
+        </w:tc>
+        <w:tc>
+          <w:tcPr>
+            <w:tcW w:type="dxa" w:w="500"/>
             <w:tcMar>
               <w:top w:type="dxa" w:w="14"/>
               <w:left w:type="dxa" w:w="50"/>
@@ -8404,13 +7459,13 @@
                 <w:sz w:val="15"/>
                 <w:szCs w:val="15"/>
               </w:rPr>
-              <w:t xml:space="preserve">0.651 / 0.096</w:t>
-            </w:r>
-          </w:p>
-        </w:tc>
-        <w:tc>
-          <w:tcPr>
-            <w:tcW w:type="dxa" w:w="1600"/>
+              <w:t xml:space="preserve">0.126</w:t>
+            </w:r>
+          </w:p>
+        </w:tc>
+        <w:tc>
+          <w:tcPr>
+            <w:tcW w:type="dxa" w:w="1500"/>
             <w:tcMar>
               <w:top w:type="dxa" w:w="14"/>
               <w:left w:type="dxa" w:w="50"/>
@@ -8435,7 +7490,69 @@
                 <w:sz w:val="15"/>
                 <w:szCs w:val="15"/>
               </w:rPr>
-              <w:t xml:space="preserve">0.789 / 0.129</w:t>
+              <w:t xml:space="preserve">0.819 [0.807, 0.829]</w:t>
+            </w:r>
+          </w:p>
+        </w:tc>
+        <w:tc>
+          <w:tcPr>
+            <w:tcW w:type="dxa" w:w="550"/>
+            <w:tcMar>
+              <w:top w:type="dxa" w:w="14"/>
+              <w:left w:type="dxa" w:w="50"/>
+              <w:bottom w:type="dxa" w:w="14"/>
+              <w:right w:type="dxa" w:w="50"/>
+            </w:tcMar>
+            <w:vAlign w:val="center"/>
+          </w:tcPr>
+          <w:p>
+            <w:pPr>
+              <w:keepNext w:val="false"/>
+              <w:keepLines/>
+              <w:spacing w:after="0" w:line="210"/>
+              <w:jc w:val="center"/>
+            </w:pPr>
+            <w:r>
+              <w:rPr>
+                <w:rFonts w:ascii="Times New Roman" w:cs="Times New Roman" w:eastAsia="PMingLiU" w:hAnsi="Times New Roman"/>
+                <w:b w:val="false"/>
+                <w:bCs w:val="false"/>
+                <w:color w:val="0000FF"/>
+                <w:sz w:val="15"/>
+                <w:szCs w:val="15"/>
+              </w:rPr>
+              <w:t xml:space="preserve">0.016</w:t>
+            </w:r>
+          </w:p>
+        </w:tc>
+        <w:tc>
+          <w:tcPr>
+            <w:tcW w:type="dxa" w:w="650"/>
+            <w:tcMar>
+              <w:top w:type="dxa" w:w="14"/>
+              <w:left w:type="dxa" w:w="50"/>
+              <w:bottom w:type="dxa" w:w="14"/>
+              <w:right w:type="dxa" w:w="50"/>
+            </w:tcMar>
+            <w:vAlign w:val="center"/>
+          </w:tcPr>
+          <w:p>
+            <w:pPr>
+              <w:keepNext w:val="false"/>
+              <w:keepLines/>
+              <w:spacing w:after="0" w:line="210"/>
+              <w:jc w:val="center"/>
+            </w:pPr>
+            <w:r>
+              <w:rPr>
+                <w:rFonts w:ascii="Times New Roman" w:cs="Times New Roman" w:eastAsia="PMingLiU" w:hAnsi="Times New Roman"/>
+                <w:b w:val="false"/>
+                <w:bCs w:val="false"/>
+                <w:color w:val="0000FF"/>
+                <w:sz w:val="15"/>
+                <w:szCs w:val="15"/>
+              </w:rPr>
+              <w:t xml:space="preserve">–</w:t>
             </w:r>
           </w:p>
         </w:tc>
@@ -8471,13 +7588,13 @@
                 <w:sz w:val="15"/>
                 <w:szCs w:val="15"/>
               </w:rPr>
-              <w:t xml:space="preserve">NTU model, zero-shot</w:t>
-            </w:r>
-          </w:p>
-        </w:tc>
-        <w:tc>
-          <w:tcPr>
-            <w:tcW w:type="dxa" w:w="1600"/>
+              <w:t xml:space="preserve">roll-out, naive rates</w:t>
+            </w:r>
+          </w:p>
+        </w:tc>
+        <w:tc>
+          <w:tcPr>
+            <w:tcW w:type="dxa" w:w="500"/>
             <w:tcMar>
               <w:top w:type="dxa" w:w="14"/>
               <w:left w:type="dxa" w:w="50"/>
@@ -8502,13 +7619,13 @@
                 <w:sz w:val="15"/>
                 <w:szCs w:val="15"/>
               </w:rPr>
-              <w:t xml:space="preserve">0.934 / 0.049</w:t>
-            </w:r>
-          </w:p>
-        </w:tc>
-        <w:tc>
-          <w:tcPr>
-            <w:tcW w:type="dxa" w:w="1600"/>
+              <w:t xml:space="preserve">0.105</w:t>
+            </w:r>
+          </w:p>
+        </w:tc>
+        <w:tc>
+          <w:tcPr>
+            <w:tcW w:type="dxa" w:w="1500"/>
             <w:tcMar>
               <w:top w:type="dxa" w:w="14"/>
               <w:left w:type="dxa" w:w="50"/>
@@ -8533,7 +7650,69 @@
                 <w:sz w:val="15"/>
                 <w:szCs w:val="15"/>
               </w:rPr>
-              <w:t xml:space="preserve">0.944 / 0.068</w:t>
+              <w:t xml:space="preserve">0.893 [0.888, 0.900]</w:t>
+            </w:r>
+          </w:p>
+        </w:tc>
+        <w:tc>
+          <w:tcPr>
+            <w:tcW w:type="dxa" w:w="550"/>
+            <w:tcMar>
+              <w:top w:type="dxa" w:w="14"/>
+              <w:left w:type="dxa" w:w="50"/>
+              <w:bottom w:type="dxa" w:w="14"/>
+              <w:right w:type="dxa" w:w="50"/>
+            </w:tcMar>
+            <w:vAlign w:val="center"/>
+          </w:tcPr>
+          <w:p>
+            <w:pPr>
+              <w:keepNext w:val="false"/>
+              <w:keepLines/>
+              <w:spacing w:after="0" w:line="210"/>
+              <w:jc w:val="center"/>
+            </w:pPr>
+            <w:r>
+              <w:rPr>
+                <w:rFonts w:ascii="Times New Roman" w:cs="Times New Roman" w:eastAsia="PMingLiU" w:hAnsi="Times New Roman"/>
+                <w:b w:val="false"/>
+                <w:bCs w:val="false"/>
+                <w:color w:val="0000FF"/>
+                <w:sz w:val="15"/>
+                <w:szCs w:val="15"/>
+              </w:rPr>
+              <w:t xml:space="preserve">0.059</w:t>
+            </w:r>
+          </w:p>
+        </w:tc>
+        <w:tc>
+          <w:tcPr>
+            <w:tcW w:type="dxa" w:w="650"/>
+            <w:tcMar>
+              <w:top w:type="dxa" w:w="14"/>
+              <w:left w:type="dxa" w:w="50"/>
+              <w:bottom w:type="dxa" w:w="14"/>
+              <w:right w:type="dxa" w:w="50"/>
+            </w:tcMar>
+            <w:vAlign w:val="center"/>
+          </w:tcPr>
+          <w:p>
+            <w:pPr>
+              <w:keepNext w:val="false"/>
+              <w:keepLines/>
+              <w:spacing w:after="0" w:line="210"/>
+              <w:jc w:val="center"/>
+            </w:pPr>
+            <w:r>
+              <w:rPr>
+                <w:rFonts w:ascii="Times New Roman" w:cs="Times New Roman" w:eastAsia="PMingLiU" w:hAnsi="Times New Roman"/>
+                <w:b w:val="false"/>
+                <w:bCs w:val="false"/>
+                <w:color w:val="0000FF"/>
+                <w:sz w:val="15"/>
+                <w:szCs w:val="15"/>
+              </w:rPr>
+              <w:t xml:space="preserve">–</w:t>
             </w:r>
           </w:p>
         </w:tc>
@@ -8569,13 +7748,13 @@
                 <w:sz w:val="15"/>
                 <w:szCs w:val="15"/>
               </w:rPr>
-              <w:t xml:space="preserve">NTU model + fine-tune</w:t>
-            </w:r>
-          </w:p>
-        </w:tc>
-        <w:tc>
-          <w:tcPr>
-            <w:tcW w:type="dxa" w:w="1600"/>
+              <w:t xml:space="preserve">roll-out, corrected</w:t>
+            </w:r>
+          </w:p>
+        </w:tc>
+        <w:tc>
+          <w:tcPr>
+            <w:tcW w:type="dxa" w:w="500"/>
             <w:tcMar>
               <w:top w:type="dxa" w:w="14"/>
               <w:left w:type="dxa" w:w="50"/>
@@ -8600,13 +7779,13 @@
                 <w:sz w:val="15"/>
                 <w:szCs w:val="15"/>
               </w:rPr>
-              <w:t xml:space="preserve">0.940 / 0.047</w:t>
-            </w:r>
-          </w:p>
-        </w:tc>
-        <w:tc>
-          <w:tcPr>
-            <w:tcW w:type="dxa" w:w="1600"/>
+              <w:t xml:space="preserve">0.102</w:t>
+            </w:r>
+          </w:p>
+        </w:tc>
+        <w:tc>
+          <w:tcPr>
+            <w:tcW w:type="dxa" w:w="1500"/>
             <w:tcMar>
               <w:top w:type="dxa" w:w="14"/>
               <w:left w:type="dxa" w:w="50"/>
@@ -8631,7 +7810,69 @@
                 <w:sz w:val="15"/>
                 <w:szCs w:val="15"/>
               </w:rPr>
-              <w:t xml:space="preserve">0.945 / 0.069</w:t>
+              <w:t xml:space="preserve">0.895 [0.890, 0.902]</w:t>
+            </w:r>
+          </w:p>
+        </w:tc>
+        <w:tc>
+          <w:tcPr>
+            <w:tcW w:type="dxa" w:w="550"/>
+            <w:tcMar>
+              <w:top w:type="dxa" w:w="14"/>
+              <w:left w:type="dxa" w:w="50"/>
+              <w:bottom w:type="dxa" w:w="14"/>
+              <w:right w:type="dxa" w:w="50"/>
+            </w:tcMar>
+            <w:vAlign w:val="center"/>
+          </w:tcPr>
+          <w:p>
+            <w:pPr>
+              <w:keepNext w:val="false"/>
+              <w:keepLines/>
+              <w:spacing w:after="0" w:line="210"/>
+              <w:jc w:val="center"/>
+            </w:pPr>
+            <w:r>
+              <w:rPr>
+                <w:rFonts w:ascii="Times New Roman" w:cs="Times New Roman" w:eastAsia="PMingLiU" w:hAnsi="Times New Roman"/>
+                <w:b w:val="false"/>
+                <w:bCs w:val="false"/>
+                <w:color w:val="0000FF"/>
+                <w:sz w:val="15"/>
+                <w:szCs w:val="15"/>
+              </w:rPr>
+              <w:t xml:space="preserve">0.039</w:t>
+            </w:r>
+          </w:p>
+        </w:tc>
+        <w:tc>
+          <w:tcPr>
+            <w:tcW w:type="dxa" w:w="650"/>
+            <w:tcMar>
+              <w:top w:type="dxa" w:w="14"/>
+              <w:left w:type="dxa" w:w="50"/>
+              <w:bottom w:type="dxa" w:w="14"/>
+              <w:right w:type="dxa" w:w="50"/>
+            </w:tcMar>
+            <w:vAlign w:val="center"/>
+          </w:tcPr>
+          <w:p>
+            <w:pPr>
+              <w:keepNext w:val="false"/>
+              <w:keepLines/>
+              <w:spacing w:after="0" w:line="210"/>
+              <w:jc w:val="center"/>
+            </w:pPr>
+            <w:r>
+              <w:rPr>
+                <w:rFonts w:ascii="Times New Roman" w:cs="Times New Roman" w:eastAsia="PMingLiU" w:hAnsi="Times New Roman"/>
+                <w:b w:val="false"/>
+                <w:bCs w:val="false"/>
+                <w:color w:val="0000FF"/>
+                <w:sz w:val="15"/>
+                <w:szCs w:val="15"/>
+              </w:rPr>
+              <w:t xml:space="preserve">–</w:t>
             </w:r>
           </w:p>
         </w:tc>
@@ -8667,13 +7908,13 @@
                 <w:sz w:val="15"/>
                 <w:szCs w:val="15"/>
               </w:rPr>
-              <w:t xml:space="preserve">NSYSU-only, 6 days</w:t>
-            </w:r>
-          </w:p>
-        </w:tc>
-        <w:tc>
-          <w:tcPr>
-            <w:tcW w:type="dxa" w:w="1600"/>
+              <w:t xml:space="preserve">roll-out + isotonic</w:t>
+            </w:r>
+          </w:p>
+        </w:tc>
+        <w:tc>
+          <w:tcPr>
+            <w:tcW w:type="dxa" w:w="500"/>
             <w:tcMar>
               <w:top w:type="dxa" w:w="14"/>
               <w:left w:type="dxa" w:w="50"/>
@@ -8698,13 +7939,13 @@
                 <w:sz w:val="15"/>
                 <w:szCs w:val="15"/>
               </w:rPr>
-              <w:t xml:space="preserve">0.940 / 0.047</w:t>
-            </w:r>
-          </w:p>
-        </w:tc>
-        <w:tc>
-          <w:tcPr>
-            <w:tcW w:type="dxa" w:w="1600"/>
+              <w:t xml:space="preserve">0.100</w:t>
+            </w:r>
+          </w:p>
+        </w:tc>
+        <w:tc>
+          <w:tcPr>
+            <w:tcW w:type="dxa" w:w="1500"/>
             <w:tcMar>
               <w:top w:type="dxa" w:w="14"/>
               <w:left w:type="dxa" w:w="50"/>
@@ -8729,7 +7970,709 @@
                 <w:sz w:val="15"/>
                 <w:szCs w:val="15"/>
               </w:rPr>
-              <w:t xml:space="preserve">0.942 / 0.069</w:t>
+              <w:t xml:space="preserve">0.895 [0.890, 0.902]</w:t>
+            </w:r>
+          </w:p>
+        </w:tc>
+        <w:tc>
+          <w:tcPr>
+            <w:tcW w:type="dxa" w:w="550"/>
+            <w:tcMar>
+              <w:top w:type="dxa" w:w="14"/>
+              <w:left w:type="dxa" w:w="50"/>
+              <w:bottom w:type="dxa" w:w="14"/>
+              <w:right w:type="dxa" w:w="50"/>
+            </w:tcMar>
+            <w:vAlign w:val="center"/>
+          </w:tcPr>
+          <w:p>
+            <w:pPr>
+              <w:keepNext w:val="false"/>
+              <w:keepLines/>
+              <w:spacing w:after="0" w:line="210"/>
+              <w:jc w:val="center"/>
+            </w:pPr>
+            <w:r>
+              <w:rPr>
+                <w:rFonts w:ascii="Times New Roman" w:cs="Times New Roman" w:eastAsia="PMingLiU" w:hAnsi="Times New Roman"/>
+                <w:b w:val="false"/>
+                <w:bCs w:val="false"/>
+                <w:color w:val="0000FF"/>
+                <w:sz w:val="15"/>
+                <w:szCs w:val="15"/>
+              </w:rPr>
+              <w:t xml:space="preserve">0.012</w:t>
+            </w:r>
+          </w:p>
+        </w:tc>
+        <w:tc>
+          <w:tcPr>
+            <w:tcW w:type="dxa" w:w="650"/>
+            <w:tcMar>
+              <w:top w:type="dxa" w:w="14"/>
+              <w:left w:type="dxa" w:w="50"/>
+              <w:bottom w:type="dxa" w:w="14"/>
+              <w:right w:type="dxa" w:w="50"/>
+            </w:tcMar>
+            <w:vAlign w:val="center"/>
+          </w:tcPr>
+          <w:p>
+            <w:pPr>
+              <w:keepNext w:val="false"/>
+              <w:keepLines/>
+              <w:spacing w:after="0" w:line="210"/>
+              <w:jc w:val="center"/>
+            </w:pPr>
+            <w:r>
+              <w:rPr>
+                <w:rFonts w:ascii="Times New Roman" w:cs="Times New Roman" w:eastAsia="PMingLiU" w:hAnsi="Times New Roman"/>
+                <w:b w:val="false"/>
+                <w:bCs w:val="false"/>
+                <w:color w:val="0000FF"/>
+                <w:sz w:val="15"/>
+                <w:szCs w:val="15"/>
+              </w:rPr>
+              <w:t xml:space="preserve">–</w:t>
+            </w:r>
+          </w:p>
+        </w:tc>
+      </w:tr>
+      <w:tr>
+        <w:trPr>
+          <w:cantSplit/>
+        </w:trPr>
+        <w:tc>
+          <w:tcPr>
+            <w:tcW w:type="dxa" w:w="1477"/>
+            <w:tcMar>
+              <w:top w:type="dxa" w:w="14"/>
+              <w:left w:type="dxa" w:w="50"/>
+              <w:bottom w:type="dxa" w:w="14"/>
+              <w:right w:type="dxa" w:w="50"/>
+            </w:tcMar>
+            <w:vAlign w:val="center"/>
+          </w:tcPr>
+          <w:p>
+            <w:pPr>
+              <w:keepNext w:val="false"/>
+              <w:keepLines/>
+              <w:spacing w:after="0" w:line="210"/>
+              <w:jc w:val="left"/>
+            </w:pPr>
+            <w:r>
+              <w:rPr>
+                <w:rFonts w:ascii="Times New Roman" w:cs="Times New Roman" w:eastAsia="PMingLiU" w:hAnsi="Times New Roman"/>
+                <w:b w:val="false"/>
+                <w:bCs w:val="false"/>
+                <w:color w:val="0000FF"/>
+                <w:sz w:val="15"/>
+                <w:szCs w:val="15"/>
+              </w:rPr>
+              <w:t xml:space="preserve">logistic regression</w:t>
+            </w:r>
+          </w:p>
+        </w:tc>
+        <w:tc>
+          <w:tcPr>
+            <w:tcW w:type="dxa" w:w="500"/>
+            <w:tcMar>
+              <w:top w:type="dxa" w:w="14"/>
+              <w:left w:type="dxa" w:w="50"/>
+              <w:bottom w:type="dxa" w:w="14"/>
+              <w:right w:type="dxa" w:w="50"/>
+            </w:tcMar>
+            <w:vAlign w:val="center"/>
+          </w:tcPr>
+          <w:p>
+            <w:pPr>
+              <w:keepNext w:val="false"/>
+              <w:keepLines/>
+              <w:spacing w:after="0" w:line="210"/>
+              <w:jc w:val="center"/>
+            </w:pPr>
+            <w:r>
+              <w:rPr>
+                <w:rFonts w:ascii="Times New Roman" w:cs="Times New Roman" w:eastAsia="PMingLiU" w:hAnsi="Times New Roman"/>
+                <w:b w:val="false"/>
+                <w:bCs w:val="false"/>
+                <w:color w:val="0000FF"/>
+                <w:sz w:val="15"/>
+                <w:szCs w:val="15"/>
+              </w:rPr>
+              <w:t xml:space="preserve">0.086</w:t>
+            </w:r>
+          </w:p>
+        </w:tc>
+        <w:tc>
+          <w:tcPr>
+            <w:tcW w:type="dxa" w:w="1500"/>
+            <w:tcMar>
+              <w:top w:type="dxa" w:w="14"/>
+              <w:left w:type="dxa" w:w="50"/>
+              <w:bottom w:type="dxa" w:w="14"/>
+              <w:right w:type="dxa" w:w="50"/>
+            </w:tcMar>
+            <w:vAlign w:val="center"/>
+          </w:tcPr>
+          <w:p>
+            <w:pPr>
+              <w:keepNext w:val="false"/>
+              <w:keepLines/>
+              <w:spacing w:after="0" w:line="210"/>
+              <w:jc w:val="center"/>
+            </w:pPr>
+            <w:r>
+              <w:rPr>
+                <w:rFonts w:ascii="Times New Roman" w:cs="Times New Roman" w:eastAsia="PMingLiU" w:hAnsi="Times New Roman"/>
+                <w:b w:val="false"/>
+                <w:bCs w:val="false"/>
+                <w:color w:val="0000FF"/>
+                <w:sz w:val="15"/>
+                <w:szCs w:val="15"/>
+              </w:rPr>
+              <w:t xml:space="preserve">0.915 [0.911, 0.921]</w:t>
+            </w:r>
+          </w:p>
+        </w:tc>
+        <w:tc>
+          <w:tcPr>
+            <w:tcW w:type="dxa" w:w="550"/>
+            <w:tcMar>
+              <w:top w:type="dxa" w:w="14"/>
+              <w:left w:type="dxa" w:w="50"/>
+              <w:bottom w:type="dxa" w:w="14"/>
+              <w:right w:type="dxa" w:w="50"/>
+            </w:tcMar>
+            <w:vAlign w:val="center"/>
+          </w:tcPr>
+          <w:p>
+            <w:pPr>
+              <w:keepNext w:val="false"/>
+              <w:keepLines/>
+              <w:spacing w:after="0" w:line="210"/>
+              <w:jc w:val="center"/>
+            </w:pPr>
+            <w:r>
+              <w:rPr>
+                <w:rFonts w:ascii="Times New Roman" w:cs="Times New Roman" w:eastAsia="PMingLiU" w:hAnsi="Times New Roman"/>
+                <w:b w:val="false"/>
+                <w:bCs w:val="false"/>
+                <w:color w:val="0000FF"/>
+                <w:sz w:val="15"/>
+                <w:szCs w:val="15"/>
+              </w:rPr>
+              <w:t xml:space="preserve">0.008</w:t>
+            </w:r>
+          </w:p>
+        </w:tc>
+        <w:tc>
+          <w:tcPr>
+            <w:tcW w:type="dxa" w:w="650"/>
+            <w:tcMar>
+              <w:top w:type="dxa" w:w="14"/>
+              <w:left w:type="dxa" w:w="50"/>
+              <w:bottom w:type="dxa" w:w="14"/>
+              <w:right w:type="dxa" w:w="50"/>
+            </w:tcMar>
+            <w:vAlign w:val="center"/>
+          </w:tcPr>
+          <w:p>
+            <w:pPr>
+              <w:keepNext w:val="false"/>
+              <w:keepLines/>
+              <w:spacing w:after="0" w:line="210"/>
+              <w:jc w:val="center"/>
+            </w:pPr>
+            <w:r>
+              <w:rPr>
+                <w:rFonts w:ascii="Times New Roman" w:cs="Times New Roman" w:eastAsia="PMingLiU" w:hAnsi="Times New Roman"/>
+                <w:b w:val="false"/>
+                <w:bCs w:val="false"/>
+                <w:color w:val="0000FF"/>
+                <w:sz w:val="15"/>
+                <w:szCs w:val="15"/>
+              </w:rPr>
+              <w:t xml:space="preserve">–</w:t>
+            </w:r>
+          </w:p>
+        </w:tc>
+      </w:tr>
+      <w:tr>
+        <w:trPr>
+          <w:cantSplit/>
+        </w:trPr>
+        <w:tc>
+          <w:tcPr>
+            <w:tcW w:type="dxa" w:w="1477"/>
+            <w:tcMar>
+              <w:top w:type="dxa" w:w="14"/>
+              <w:left w:type="dxa" w:w="50"/>
+              <w:bottom w:type="dxa" w:w="14"/>
+              <w:right w:type="dxa" w:w="50"/>
+            </w:tcMar>
+            <w:vAlign w:val="center"/>
+          </w:tcPr>
+          <w:p>
+            <w:pPr>
+              <w:keepNext w:val="false"/>
+              <w:keepLines/>
+              <w:spacing w:after="0" w:line="210"/>
+              <w:jc w:val="left"/>
+            </w:pPr>
+            <w:r>
+              <w:rPr>
+                <w:rFonts w:ascii="Times New Roman" w:cs="Times New Roman" w:eastAsia="PMingLiU" w:hAnsi="Times New Roman"/>
+                <w:b w:val="false"/>
+                <w:bCs w:val="false"/>
+                <w:color w:val="0000FF"/>
+                <w:sz w:val="15"/>
+                <w:szCs w:val="15"/>
+              </w:rPr>
+              <w:t xml:space="preserve">GBM inventory only</w:t>
+            </w:r>
+          </w:p>
+        </w:tc>
+        <w:tc>
+          <w:tcPr>
+            <w:tcW w:type="dxa" w:w="500"/>
+            <w:tcMar>
+              <w:top w:type="dxa" w:w="14"/>
+              <w:left w:type="dxa" w:w="50"/>
+              <w:bottom w:type="dxa" w:w="14"/>
+              <w:right w:type="dxa" w:w="50"/>
+            </w:tcMar>
+            <w:vAlign w:val="center"/>
+          </w:tcPr>
+          <w:p>
+            <w:pPr>
+              <w:keepNext w:val="false"/>
+              <w:keepLines/>
+              <w:spacing w:after="0" w:line="210"/>
+              <w:jc w:val="center"/>
+            </w:pPr>
+            <w:r>
+              <w:rPr>
+                <w:rFonts w:ascii="Times New Roman" w:cs="Times New Roman" w:eastAsia="PMingLiU" w:hAnsi="Times New Roman"/>
+                <w:b w:val="false"/>
+                <w:bCs w:val="false"/>
+                <w:color w:val="0000FF"/>
+                <w:sz w:val="15"/>
+                <w:szCs w:val="15"/>
+              </w:rPr>
+              <w:t xml:space="preserve">0.084</w:t>
+            </w:r>
+          </w:p>
+        </w:tc>
+        <w:tc>
+          <w:tcPr>
+            <w:tcW w:type="dxa" w:w="1500"/>
+            <w:tcMar>
+              <w:top w:type="dxa" w:w="14"/>
+              <w:left w:type="dxa" w:w="50"/>
+              <w:bottom w:type="dxa" w:w="14"/>
+              <w:right w:type="dxa" w:w="50"/>
+            </w:tcMar>
+            <w:vAlign w:val="center"/>
+          </w:tcPr>
+          <w:p>
+            <w:pPr>
+              <w:keepNext w:val="false"/>
+              <w:keepLines/>
+              <w:spacing w:after="0" w:line="210"/>
+              <w:jc w:val="center"/>
+            </w:pPr>
+            <w:r>
+              <w:rPr>
+                <w:rFonts w:ascii="Times New Roman" w:cs="Times New Roman" w:eastAsia="PMingLiU" w:hAnsi="Times New Roman"/>
+                <w:b w:val="false"/>
+                <w:bCs w:val="false"/>
+                <w:color w:val="0000FF"/>
+                <w:sz w:val="15"/>
+                <w:szCs w:val="15"/>
+              </w:rPr>
+              <w:t xml:space="preserve">0.922 [0.917, 0.928]</w:t>
+            </w:r>
+          </w:p>
+        </w:tc>
+        <w:tc>
+          <w:tcPr>
+            <w:tcW w:type="dxa" w:w="550"/>
+            <w:tcMar>
+              <w:top w:type="dxa" w:w="14"/>
+              <w:left w:type="dxa" w:w="50"/>
+              <w:bottom w:type="dxa" w:w="14"/>
+              <w:right w:type="dxa" w:w="50"/>
+            </w:tcMar>
+            <w:vAlign w:val="center"/>
+          </w:tcPr>
+          <w:p>
+            <w:pPr>
+              <w:keepNext w:val="false"/>
+              <w:keepLines/>
+              <w:spacing w:after="0" w:line="210"/>
+              <w:jc w:val="center"/>
+            </w:pPr>
+            <w:r>
+              <w:rPr>
+                <w:rFonts w:ascii="Times New Roman" w:cs="Times New Roman" w:eastAsia="PMingLiU" w:hAnsi="Times New Roman"/>
+                <w:b w:val="false"/>
+                <w:bCs w:val="false"/>
+                <w:color w:val="0000FF"/>
+                <w:sz w:val="15"/>
+                <w:szCs w:val="15"/>
+              </w:rPr>
+              <w:t xml:space="preserve">0.012</w:t>
+            </w:r>
+          </w:p>
+        </w:tc>
+        <w:tc>
+          <w:tcPr>
+            <w:tcW w:type="dxa" w:w="650"/>
+            <w:tcMar>
+              <w:top w:type="dxa" w:w="14"/>
+              <w:left w:type="dxa" w:w="50"/>
+              <w:bottom w:type="dxa" w:w="14"/>
+              <w:right w:type="dxa" w:w="50"/>
+            </w:tcMar>
+            <w:vAlign w:val="center"/>
+          </w:tcPr>
+          <w:p>
+            <w:pPr>
+              <w:keepNext w:val="false"/>
+              <w:keepLines/>
+              <w:spacing w:after="0" w:line="210"/>
+              <w:jc w:val="center"/>
+            </w:pPr>
+            <w:r>
+              <w:rPr>
+                <w:rFonts w:ascii="Times New Roman" w:cs="Times New Roman" w:eastAsia="PMingLiU" w:hAnsi="Times New Roman"/>
+                <w:b w:val="false"/>
+                <w:bCs w:val="false"/>
+                <w:color w:val="0000FF"/>
+                <w:sz w:val="15"/>
+                <w:szCs w:val="15"/>
+              </w:rPr>
+              <w:t xml:space="preserve">170</w:t>
+            </w:r>
+          </w:p>
+        </w:tc>
+      </w:tr>
+      <w:tr>
+        <w:trPr>
+          <w:cantSplit/>
+        </w:trPr>
+        <w:tc>
+          <w:tcPr>
+            <w:tcW w:type="dxa" w:w="1477"/>
+            <w:tcMar>
+              <w:top w:type="dxa" w:w="14"/>
+              <w:left w:type="dxa" w:w="50"/>
+              <w:bottom w:type="dxa" w:w="14"/>
+              <w:right w:type="dxa" w:w="50"/>
+            </w:tcMar>
+            <w:vAlign w:val="center"/>
+          </w:tcPr>
+          <w:p>
+            <w:pPr>
+              <w:keepNext w:val="false"/>
+              <w:keepLines/>
+              <w:spacing w:after="0" w:line="210"/>
+              <w:jc w:val="left"/>
+            </w:pPr>
+            <w:r>
+              <w:rPr>
+                <w:rFonts w:ascii="Times New Roman" w:cs="Times New Roman" w:eastAsia="PMingLiU" w:hAnsi="Times New Roman"/>
+                <w:b w:val="false"/>
+                <w:bCs w:val="false"/>
+                <w:color w:val="0000FF"/>
+                <w:sz w:val="15"/>
+                <w:szCs w:val="15"/>
+              </w:rPr>
+              <w:t xml:space="preserve">GBM + flows</w:t>
+            </w:r>
+          </w:p>
+        </w:tc>
+        <w:tc>
+          <w:tcPr>
+            <w:tcW w:type="dxa" w:w="500"/>
+            <w:tcMar>
+              <w:top w:type="dxa" w:w="14"/>
+              <w:left w:type="dxa" w:w="50"/>
+              <w:bottom w:type="dxa" w:w="14"/>
+              <w:right w:type="dxa" w:w="50"/>
+            </w:tcMar>
+            <w:vAlign w:val="center"/>
+          </w:tcPr>
+          <w:p>
+            <w:pPr>
+              <w:keepNext w:val="false"/>
+              <w:keepLines/>
+              <w:spacing w:after="0" w:line="210"/>
+              <w:jc w:val="center"/>
+            </w:pPr>
+            <w:r>
+              <w:rPr>
+                <w:rFonts w:ascii="Times New Roman" w:cs="Times New Roman" w:eastAsia="PMingLiU" w:hAnsi="Times New Roman"/>
+                <w:b w:val="false"/>
+                <w:bCs w:val="false"/>
+                <w:color w:val="0000FF"/>
+                <w:sz w:val="15"/>
+                <w:szCs w:val="15"/>
+              </w:rPr>
+              <w:t xml:space="preserve">0.080</w:t>
+            </w:r>
+          </w:p>
+        </w:tc>
+        <w:tc>
+          <w:tcPr>
+            <w:tcW w:type="dxa" w:w="1500"/>
+            <w:tcMar>
+              <w:top w:type="dxa" w:w="14"/>
+              <w:left w:type="dxa" w:w="50"/>
+              <w:bottom w:type="dxa" w:w="14"/>
+              <w:right w:type="dxa" w:w="50"/>
+            </w:tcMar>
+            <w:vAlign w:val="center"/>
+          </w:tcPr>
+          <w:p>
+            <w:pPr>
+              <w:keepNext w:val="false"/>
+              <w:keepLines/>
+              <w:spacing w:after="0" w:line="210"/>
+              <w:jc w:val="center"/>
+            </w:pPr>
+            <w:r>
+              <w:rPr>
+                <w:rFonts w:ascii="Times New Roman" w:cs="Times New Roman" w:eastAsia="PMingLiU" w:hAnsi="Times New Roman"/>
+                <w:b w:val="false"/>
+                <w:bCs w:val="false"/>
+                <w:color w:val="0000FF"/>
+                <w:sz w:val="15"/>
+                <w:szCs w:val="15"/>
+              </w:rPr>
+              <w:t xml:space="preserve">0.932 [0.928, 0.937]</w:t>
+            </w:r>
+          </w:p>
+        </w:tc>
+        <w:tc>
+          <w:tcPr>
+            <w:tcW w:type="dxa" w:w="550"/>
+            <w:tcMar>
+              <w:top w:type="dxa" w:w="14"/>
+              <w:left w:type="dxa" w:w="50"/>
+              <w:bottom w:type="dxa" w:w="14"/>
+              <w:right w:type="dxa" w:w="50"/>
+            </w:tcMar>
+            <w:vAlign w:val="center"/>
+          </w:tcPr>
+          <w:p>
+            <w:pPr>
+              <w:keepNext w:val="false"/>
+              <w:keepLines/>
+              <w:spacing w:after="0" w:line="210"/>
+              <w:jc w:val="center"/>
+            </w:pPr>
+            <w:r>
+              <w:rPr>
+                <w:rFonts w:ascii="Times New Roman" w:cs="Times New Roman" w:eastAsia="PMingLiU" w:hAnsi="Times New Roman"/>
+                <w:b w:val="false"/>
+                <w:bCs w:val="false"/>
+                <w:color w:val="0000FF"/>
+                <w:sz w:val="15"/>
+                <w:szCs w:val="15"/>
+              </w:rPr>
+              <w:t xml:space="preserve">0.012</w:t>
+            </w:r>
+          </w:p>
+        </w:tc>
+        <w:tc>
+          <w:tcPr>
+            <w:tcW w:type="dxa" w:w="650"/>
+            <w:tcMar>
+              <w:top w:type="dxa" w:w="14"/>
+              <w:left w:type="dxa" w:w="50"/>
+              <w:bottom w:type="dxa" w:w="14"/>
+              <w:right w:type="dxa" w:w="50"/>
+            </w:tcMar>
+            <w:vAlign w:val="center"/>
+          </w:tcPr>
+          <w:p>
+            <w:pPr>
+              <w:keepNext w:val="false"/>
+              <w:keepLines/>
+              <w:spacing w:after="0" w:line="210"/>
+              <w:jc w:val="center"/>
+            </w:pPr>
+            <w:r>
+              <w:rPr>
+                <w:rFonts w:ascii="Times New Roman" w:cs="Times New Roman" w:eastAsia="PMingLiU" w:hAnsi="Times New Roman"/>
+                <w:b w:val="false"/>
+                <w:bCs w:val="false"/>
+                <w:color w:val="0000FF"/>
+                <w:sz w:val="15"/>
+                <w:szCs w:val="15"/>
+              </w:rPr>
+              <w:t xml:space="preserve">951</w:t>
+            </w:r>
+          </w:p>
+        </w:tc>
+      </w:tr>
+      <w:tr>
+        <w:trPr>
+          <w:cantSplit/>
+        </w:trPr>
+        <w:tc>
+          <w:tcPr>
+            <w:tcW w:type="dxa" w:w="1477"/>
+            <w:tcMar>
+              <w:top w:type="dxa" w:w="14"/>
+              <w:left w:type="dxa" w:w="50"/>
+              <w:bottom w:type="dxa" w:w="14"/>
+              <w:right w:type="dxa" w:w="50"/>
+            </w:tcMar>
+            <w:vAlign w:val="center"/>
+          </w:tcPr>
+          <w:p>
+            <w:pPr>
+              <w:keepNext w:val="false"/>
+              <w:keepLines/>
+              <w:spacing w:after="0" w:line="210"/>
+              <w:jc w:val="left"/>
+            </w:pPr>
+            <w:r>
+              <w:rPr>
+                <w:rFonts w:ascii="Times New Roman" w:cs="Times New Roman" w:eastAsia="PMingLiU" w:hAnsi="Times New Roman"/>
+                <w:b w:val="false"/>
+                <w:bCs w:val="false"/>
+                <w:color w:val="0000FF"/>
+                <w:sz w:val="15"/>
+                <w:szCs w:val="15"/>
+              </w:rPr>
+              <w:t xml:space="preserve">stacked GBM</w:t>
+            </w:r>
+          </w:p>
+        </w:tc>
+        <w:tc>
+          <w:tcPr>
+            <w:tcW w:type="dxa" w:w="500"/>
+            <w:tcMar>
+              <w:top w:type="dxa" w:w="14"/>
+              <w:left w:type="dxa" w:w="50"/>
+              <w:bottom w:type="dxa" w:w="14"/>
+              <w:right w:type="dxa" w:w="50"/>
+            </w:tcMar>
+            <w:vAlign w:val="center"/>
+          </w:tcPr>
+          <w:p>
+            <w:pPr>
+              <w:keepNext w:val="false"/>
+              <w:keepLines/>
+              <w:spacing w:after="0" w:line="210"/>
+              <w:jc w:val="center"/>
+            </w:pPr>
+            <w:r>
+              <w:rPr>
+                <w:rFonts w:ascii="Times New Roman" w:cs="Times New Roman" w:eastAsia="PMingLiU" w:hAnsi="Times New Roman"/>
+                <w:b w:val="false"/>
+                <w:bCs w:val="false"/>
+                <w:color w:val="0000FF"/>
+                <w:sz w:val="15"/>
+                <w:szCs w:val="15"/>
+              </w:rPr>
+              <w:t xml:space="preserve">0.079</w:t>
+            </w:r>
+          </w:p>
+        </w:tc>
+        <w:tc>
+          <w:tcPr>
+            <w:tcW w:type="dxa" w:w="1500"/>
+            <w:tcMar>
+              <w:top w:type="dxa" w:w="14"/>
+              <w:left w:type="dxa" w:w="50"/>
+              <w:bottom w:type="dxa" w:w="14"/>
+              <w:right w:type="dxa" w:w="50"/>
+            </w:tcMar>
+            <w:vAlign w:val="center"/>
+          </w:tcPr>
+          <w:p>
+            <w:pPr>
+              <w:keepNext w:val="false"/>
+              <w:keepLines/>
+              <w:spacing w:after="0" w:line="210"/>
+              <w:jc w:val="center"/>
+            </w:pPr>
+            <w:r>
+              <w:rPr>
+                <w:rFonts w:ascii="Times New Roman" w:cs="Times New Roman" w:eastAsia="PMingLiU" w:hAnsi="Times New Roman"/>
+                <w:b w:val="false"/>
+                <w:bCs w:val="false"/>
+                <w:color w:val="0000FF"/>
+                <w:sz w:val="15"/>
+                <w:szCs w:val="15"/>
+              </w:rPr>
+              <w:t xml:space="preserve">0.933 [0.929, 0.938]</w:t>
+            </w:r>
+          </w:p>
+        </w:tc>
+        <w:tc>
+          <w:tcPr>
+            <w:tcW w:type="dxa" w:w="550"/>
+            <w:tcMar>
+              <w:top w:type="dxa" w:w="14"/>
+              <w:left w:type="dxa" w:w="50"/>
+              <w:bottom w:type="dxa" w:w="14"/>
+              <w:right w:type="dxa" w:w="50"/>
+            </w:tcMar>
+            <w:vAlign w:val="center"/>
+          </w:tcPr>
+          <w:p>
+            <w:pPr>
+              <w:keepNext w:val="false"/>
+              <w:keepLines/>
+              <w:spacing w:after="0" w:line="210"/>
+              <w:jc w:val="center"/>
+            </w:pPr>
+            <w:r>
+              <w:rPr>
+                <w:rFonts w:ascii="Times New Roman" w:cs="Times New Roman" w:eastAsia="PMingLiU" w:hAnsi="Times New Roman"/>
+                <w:b w:val="false"/>
+                <w:bCs w:val="false"/>
+                <w:color w:val="0000FF"/>
+                <w:sz w:val="15"/>
+                <w:szCs w:val="15"/>
+              </w:rPr>
+              <w:t xml:space="preserve">0.012</w:t>
+            </w:r>
+          </w:p>
+        </w:tc>
+        <w:tc>
+          <w:tcPr>
+            <w:tcW w:type="dxa" w:w="650"/>
+            <w:tcMar>
+              <w:top w:type="dxa" w:w="14"/>
+              <w:left w:type="dxa" w:w="50"/>
+              <w:bottom w:type="dxa" w:w="14"/>
+              <w:right w:type="dxa" w:w="50"/>
+            </w:tcMar>
+            <w:vAlign w:val="center"/>
+          </w:tcPr>
+          <w:p>
+            <w:pPr>
+              <w:keepNext w:val="false"/>
+              <w:keepLines/>
+              <w:spacing w:after="0" w:line="210"/>
+              <w:jc w:val="center"/>
+            </w:pPr>
+            <w:r>
+              <w:rPr>
+                <w:rFonts w:ascii="Times New Roman" w:cs="Times New Roman" w:eastAsia="PMingLiU" w:hAnsi="Times New Roman"/>
+                <w:b w:val="false"/>
+                <w:bCs w:val="false"/>
+                <w:color w:val="0000FF"/>
+                <w:sz w:val="15"/>
+                <w:szCs w:val="15"/>
+              </w:rPr>
+              <w:t xml:space="preserve">670</w:t>
             </w:r>
           </w:p>
         </w:tc>
@@ -8746,6 +8689,22 @@
           <w:szCs w:val="6"/>
         </w:rPr>
         <w:t xml:space="preserve"/>
+      </w:r>
+    </w:p>
+    <w:p>
+      <w:pPr>
+        <w:spacing w:after="0" w:line="240"/>
+        <w:ind w:firstLine="288"/>
+        <w:jc w:val="both"/>
+      </w:pPr>
+      <w:r>
+        <w:rPr>
+          <w:rFonts w:ascii="Times New Roman" w:cs="Times New Roman" w:eastAsia="PMingLiU" w:hAnsi="Times New Roman"/>
+          <w:color w:val="0000FF"/>
+          <w:sz w:val="20"/>
+          <w:szCs w:val="20"/>
+        </w:rPr>
+        <w:t xml:space="preserve">The Poisson roll-out of the proposal ranks stockouts far better than the seasonal baseline (AUC 0.895 against 0.819) but below the linear model (0.915) and the GBMs (0.922 / 0.932). Its deficit is specific: for a station that is empty now it predicts a 61% chance of being empty again within 30 min, against 82% observed, because returns are not independent of the state: an empty station usually sits in a drained neighbourhood and the first bike returned is rented at once. On stations holding 1–3 bikes its AUC is 0.67 against 0.74–0.78 for the classifiers. The censoring correction helps the chain at every horizon (AUC +0.002 to +0.013, Brier −0.003 to −0.012, ECE 0.039 against 0.059 at 30 min), the first direct evidence that Eq. (3) improves a downstream prediction. Isotonic calibration brings its ECE to 0.012 but cannot change the ranking, so its Brier stays at 0.100 against 0.080. Added as a feature, the chain raises the full model’s AUC by 0.001–0.003 at the four horizons while taking 24–54% of the split gain: it carries real information, almost all of it already present in the features. The sampler the proposal described agrees with the exact chain to a mean absolute difference of 0.008–0.010 (correlation 0.999) over 3,000 rows and four horizons.</w:t>
       </w:r>
     </w:p>
     <w:p>
@@ -8757,7 +8716,7 @@
       <w:r>
         <w:drawing>
           <wp:inline distT="0" distB="0" distL="0" distR="0">
-            <wp:extent cx="2943225" cy="1762125"/>
+            <wp:extent cx="2943225" cy="1905000"/>
             <wp:effectExtent t="0" r="0" b="0" l="0"/>
             <wp:docPr id="1" name="" descr="" title=""/>
             <wp:cNvGraphicFramePr>
@@ -8782,6 +8741,1297 @@
                   <pic:spPr bwMode="auto">
                     <a:xfrm>
                       <a:off x="0" y="0"/>
+                      <a:ext cx="2943225" cy="1905000"/>
+                    </a:xfrm>
+                    <a:prstGeom prst="rect">
+                      <a:avLst/>
+                    </a:prstGeom>
+                  </pic:spPr>
+                </pic:pic>
+              </a:graphicData>
+            </a:graphic>
+          </wp:inline>
+        </w:drawing>
+      </w:r>
+    </w:p>
+    <w:p>
+      <w:pPr>
+        <w:spacing w:after="140" w:before="0" w:line="200"/>
+        <w:jc w:val="both"/>
+      </w:pPr>
+      <w:r>
+        <w:rPr>
+          <w:rFonts w:ascii="Times New Roman" w:cs="Times New Roman" w:eastAsia="PMingLiU" w:hAnsi="Times New Roman"/>
+          <w:b/>
+          <w:bCs/>
+          <w:color w:val="0000FF"/>
+          <w:sz w:val="17"/>
+          <w:szCs w:val="17"/>
+        </w:rPr>
+        <w:t xml:space="preserve">Figure 10. </w:t>
+      </w:r>
+      <w:r>
+        <w:rPr>
+          <w:rFonts w:ascii="Times New Roman" w:cs="Times New Roman" w:eastAsia="PMingLiU" w:hAnsi="Times New Roman"/>
+          <w:color w:val="0000FF"/>
+          <w:sz w:val="17"/>
+          <w:szCs w:val="17"/>
+        </w:rPr>
+        <w:t xml:space="preserve">(a) Reliability of the 30-minute predictions on the NTU test months. (b) AUC on all stations, campus stations, and campus slots within 40 min after a major bell.</w:t>
+      </w:r>
+    </w:p>
+    <w:p>
+      <w:pPr>
+        <w:keepNext/>
+        <w:spacing w:after="50" w:before="100" w:line="220"/>
+        <w:jc w:val="both"/>
+      </w:pPr>
+      <w:r>
+        <w:rPr>
+          <w:rFonts w:ascii="Times New Roman" w:cs="Times New Roman" w:eastAsia="PMingLiU" w:hAnsi="Times New Roman"/>
+          <w:b/>
+          <w:bCs/>
+          <w:color w:val="0000FF"/>
+          <w:sz w:val="17"/>
+          <w:szCs w:val="17"/>
+        </w:rPr>
+        <w:t xml:space="preserve">Table 4. </w:t>
+      </w:r>
+      <w:r>
+        <w:rPr>
+          <w:rFonts w:ascii="Times New Roman" w:cs="Times New Roman" w:eastAsia="PMingLiU" w:hAnsi="Times New Roman"/>
+          <w:color w:val="0000FF"/>
+          <w:sz w:val="17"/>
+          <w:szCs w:val="17"/>
+        </w:rPr>
+        <w:t xml:space="preserve">AUC by horizon, NTU test period, all stations (Brier in Fig. 11).</w:t>
+      </w:r>
+    </w:p>
+    <w:tbl>
+      <w:tblPr>
+        <w:tblW w:type="dxa" w:w="4677"/>
+        <w:tblBorders>
+          <w:top w:val="single" w:color="999999" w:sz="4"/>
+          <w:left w:val="none" w:color="FFFFFF" w:sz="0"/>
+          <w:bottom w:val="single" w:color="999999" w:sz="4"/>
+          <w:right w:val="none" w:color="FFFFFF" w:sz="0"/>
+          <w:insideH w:val="single" w:color="BBBBBB" w:sz="2"/>
+          <w:insideV w:val="none" w:color="FFFFFF" w:sz="0"/>
+        </w:tblBorders>
+      </w:tblPr>
+      <w:tblGrid>
+        <w:gridCol w:w="1577"/>
+        <w:gridCol w:w="775"/>
+        <w:gridCol w:w="775"/>
+        <w:gridCol w:w="775"/>
+        <w:gridCol w:w="775"/>
+      </w:tblGrid>
+      <w:tr>
+        <w:trPr>
+          <w:cantSplit/>
+          <w:tblHeader/>
+        </w:trPr>
+        <w:tc>
+          <w:tcPr>
+            <w:tcW w:type="dxa" w:w="1577"/>
+            <w:shd w:fill="EDEDED" w:color="auto" w:val="clear"/>
+            <w:tcMar>
+              <w:top w:type="dxa" w:w="14"/>
+              <w:left w:type="dxa" w:w="50"/>
+              <w:bottom w:type="dxa" w:w="14"/>
+              <w:right w:type="dxa" w:w="50"/>
+            </w:tcMar>
+            <w:vAlign w:val="center"/>
+          </w:tcPr>
+          <w:p>
+            <w:pPr>
+              <w:keepNext/>
+              <w:keepLines/>
+              <w:spacing w:after="0" w:line="210"/>
+              <w:jc w:val="left"/>
+            </w:pPr>
+            <w:r>
+              <w:rPr>
+                <w:rFonts w:ascii="Times New Roman" w:cs="Times New Roman" w:eastAsia="PMingLiU" w:hAnsi="Times New Roman"/>
+                <w:b/>
+                <w:bCs/>
+                <w:color w:val="0000FF"/>
+                <w:sz w:val="15"/>
+                <w:szCs w:val="15"/>
+              </w:rPr>
+              <w:t xml:space="preserve">Model</w:t>
+            </w:r>
+          </w:p>
+        </w:tc>
+        <w:tc>
+          <w:tcPr>
+            <w:tcW w:type="dxa" w:w="775"/>
+            <w:shd w:fill="EDEDED" w:color="auto" w:val="clear"/>
+            <w:tcMar>
+              <w:top w:type="dxa" w:w="14"/>
+              <w:left w:type="dxa" w:w="50"/>
+              <w:bottom w:type="dxa" w:w="14"/>
+              <w:right w:type="dxa" w:w="50"/>
+            </w:tcMar>
+            <w:vAlign w:val="center"/>
+          </w:tcPr>
+          <w:p>
+            <w:pPr>
+              <w:keepNext/>
+              <w:keepLines/>
+              <w:spacing w:after="0" w:line="210"/>
+              <w:jc w:val="center"/>
+            </w:pPr>
+            <w:r>
+              <w:rPr>
+                <w:rFonts w:ascii="Times New Roman" w:cs="Times New Roman" w:eastAsia="PMingLiU" w:hAnsi="Times New Roman"/>
+                <w:b/>
+                <w:bCs/>
+                <w:color w:val="0000FF"/>
+                <w:sz w:val="15"/>
+                <w:szCs w:val="15"/>
+              </w:rPr>
+              <w:t xml:space="preserve">30 min</w:t>
+            </w:r>
+          </w:p>
+        </w:tc>
+        <w:tc>
+          <w:tcPr>
+            <w:tcW w:type="dxa" w:w="775"/>
+            <w:shd w:fill="EDEDED" w:color="auto" w:val="clear"/>
+            <w:tcMar>
+              <w:top w:type="dxa" w:w="14"/>
+              <w:left w:type="dxa" w:w="50"/>
+              <w:bottom w:type="dxa" w:w="14"/>
+              <w:right w:type="dxa" w:w="50"/>
+            </w:tcMar>
+            <w:vAlign w:val="center"/>
+          </w:tcPr>
+          <w:p>
+            <w:pPr>
+              <w:keepNext/>
+              <w:keepLines/>
+              <w:spacing w:after="0" w:line="210"/>
+              <w:jc w:val="center"/>
+            </w:pPr>
+            <w:r>
+              <w:rPr>
+                <w:rFonts w:ascii="Times New Roman" w:cs="Times New Roman" w:eastAsia="PMingLiU" w:hAnsi="Times New Roman"/>
+                <w:b/>
+                <w:bCs/>
+                <w:color w:val="0000FF"/>
+                <w:sz w:val="15"/>
+                <w:szCs w:val="15"/>
+              </w:rPr>
+              <w:t xml:space="preserve">60 min</w:t>
+            </w:r>
+          </w:p>
+        </w:tc>
+        <w:tc>
+          <w:tcPr>
+            <w:tcW w:type="dxa" w:w="775"/>
+            <w:shd w:fill="EDEDED" w:color="auto" w:val="clear"/>
+            <w:tcMar>
+              <w:top w:type="dxa" w:w="14"/>
+              <w:left w:type="dxa" w:w="50"/>
+              <w:bottom w:type="dxa" w:w="14"/>
+              <w:right w:type="dxa" w:w="50"/>
+            </w:tcMar>
+            <w:vAlign w:val="center"/>
+          </w:tcPr>
+          <w:p>
+            <w:pPr>
+              <w:keepNext/>
+              <w:keepLines/>
+              <w:spacing w:after="0" w:line="210"/>
+              <w:jc w:val="center"/>
+            </w:pPr>
+            <w:r>
+              <w:rPr>
+                <w:rFonts w:ascii="Times New Roman" w:cs="Times New Roman" w:eastAsia="PMingLiU" w:hAnsi="Times New Roman"/>
+                <w:b/>
+                <w:bCs/>
+                <w:color w:val="0000FF"/>
+                <w:sz w:val="15"/>
+                <w:szCs w:val="15"/>
+              </w:rPr>
+              <w:t xml:space="preserve">90 min</w:t>
+            </w:r>
+          </w:p>
+        </w:tc>
+        <w:tc>
+          <w:tcPr>
+            <w:tcW w:type="dxa" w:w="775"/>
+            <w:shd w:fill="EDEDED" w:color="auto" w:val="clear"/>
+            <w:tcMar>
+              <w:top w:type="dxa" w:w="14"/>
+              <w:left w:type="dxa" w:w="50"/>
+              <w:bottom w:type="dxa" w:w="14"/>
+              <w:right w:type="dxa" w:w="50"/>
+            </w:tcMar>
+            <w:vAlign w:val="center"/>
+          </w:tcPr>
+          <w:p>
+            <w:pPr>
+              <w:keepNext/>
+              <w:keepLines/>
+              <w:spacing w:after="0" w:line="210"/>
+              <w:jc w:val="center"/>
+            </w:pPr>
+            <w:r>
+              <w:rPr>
+                <w:rFonts w:ascii="Times New Roman" w:cs="Times New Roman" w:eastAsia="PMingLiU" w:hAnsi="Times New Roman"/>
+                <w:b/>
+                <w:bCs/>
+                <w:color w:val="0000FF"/>
+                <w:sz w:val="15"/>
+                <w:szCs w:val="15"/>
+              </w:rPr>
+              <w:t xml:space="preserve">120 min</w:t>
+            </w:r>
+          </w:p>
+        </w:tc>
+      </w:tr>
+      <w:tr>
+        <w:trPr>
+          <w:cantSplit/>
+        </w:trPr>
+        <w:tc>
+          <w:tcPr>
+            <w:tcW w:type="dxa" w:w="1577"/>
+            <w:tcMar>
+              <w:top w:type="dxa" w:w="14"/>
+              <w:left w:type="dxa" w:w="50"/>
+              <w:bottom w:type="dxa" w:w="14"/>
+              <w:right w:type="dxa" w:w="50"/>
+            </w:tcMar>
+            <w:vAlign w:val="center"/>
+          </w:tcPr>
+          <w:p>
+            <w:pPr>
+              <w:keepNext/>
+              <w:keepLines/>
+              <w:spacing w:after="0" w:line="210"/>
+              <w:jc w:val="left"/>
+            </w:pPr>
+            <w:r>
+              <w:rPr>
+                <w:rFonts w:ascii="Times New Roman" w:cs="Times New Roman" w:eastAsia="PMingLiU" w:hAnsi="Times New Roman"/>
+                <w:b w:val="false"/>
+                <w:bCs w:val="false"/>
+                <w:color w:val="0000FF"/>
+                <w:sz w:val="15"/>
+                <w:szCs w:val="15"/>
+              </w:rPr>
+              <w:t xml:space="preserve">seasonal mean</w:t>
+            </w:r>
+          </w:p>
+        </w:tc>
+        <w:tc>
+          <w:tcPr>
+            <w:tcW w:type="dxa" w:w="775"/>
+            <w:tcMar>
+              <w:top w:type="dxa" w:w="14"/>
+              <w:left w:type="dxa" w:w="50"/>
+              <w:bottom w:type="dxa" w:w="14"/>
+              <w:right w:type="dxa" w:w="50"/>
+            </w:tcMar>
+            <w:vAlign w:val="center"/>
+          </w:tcPr>
+          <w:p>
+            <w:pPr>
+              <w:keepNext/>
+              <w:keepLines/>
+              <w:spacing w:after="0" w:line="210"/>
+              <w:jc w:val="center"/>
+            </w:pPr>
+            <w:r>
+              <w:rPr>
+                <w:rFonts w:ascii="Times New Roman" w:cs="Times New Roman" w:eastAsia="PMingLiU" w:hAnsi="Times New Roman"/>
+                <w:b w:val="false"/>
+                <w:bCs w:val="false"/>
+                <w:color w:val="0000FF"/>
+                <w:sz w:val="15"/>
+                <w:szCs w:val="15"/>
+              </w:rPr>
+              <w:t xml:space="preserve">0.819</w:t>
+            </w:r>
+          </w:p>
+        </w:tc>
+        <w:tc>
+          <w:tcPr>
+            <w:tcW w:type="dxa" w:w="775"/>
+            <w:tcMar>
+              <w:top w:type="dxa" w:w="14"/>
+              <w:left w:type="dxa" w:w="50"/>
+              <w:bottom w:type="dxa" w:w="14"/>
+              <w:right w:type="dxa" w:w="50"/>
+            </w:tcMar>
+            <w:vAlign w:val="center"/>
+          </w:tcPr>
+          <w:p>
+            <w:pPr>
+              <w:keepNext/>
+              <w:keepLines/>
+              <w:spacing w:after="0" w:line="210"/>
+              <w:jc w:val="center"/>
+            </w:pPr>
+            <w:r>
+              <w:rPr>
+                <w:rFonts w:ascii="Times New Roman" w:cs="Times New Roman" w:eastAsia="PMingLiU" w:hAnsi="Times New Roman"/>
+                <w:b w:val="false"/>
+                <w:bCs w:val="false"/>
+                <w:color w:val="0000FF"/>
+                <w:sz w:val="15"/>
+                <w:szCs w:val="15"/>
+              </w:rPr>
+              <w:t xml:space="preserve">0.817</w:t>
+            </w:r>
+          </w:p>
+        </w:tc>
+        <w:tc>
+          <w:tcPr>
+            <w:tcW w:type="dxa" w:w="775"/>
+            <w:tcMar>
+              <w:top w:type="dxa" w:w="14"/>
+              <w:left w:type="dxa" w:w="50"/>
+              <w:bottom w:type="dxa" w:w="14"/>
+              <w:right w:type="dxa" w:w="50"/>
+            </w:tcMar>
+            <w:vAlign w:val="center"/>
+          </w:tcPr>
+          <w:p>
+            <w:pPr>
+              <w:keepNext/>
+              <w:keepLines/>
+              <w:spacing w:after="0" w:line="210"/>
+              <w:jc w:val="center"/>
+            </w:pPr>
+            <w:r>
+              <w:rPr>
+                <w:rFonts w:ascii="Times New Roman" w:cs="Times New Roman" w:eastAsia="PMingLiU" w:hAnsi="Times New Roman"/>
+                <w:b w:val="false"/>
+                <w:bCs w:val="false"/>
+                <w:color w:val="0000FF"/>
+                <w:sz w:val="15"/>
+                <w:szCs w:val="15"/>
+              </w:rPr>
+              <w:t xml:space="preserve">0.813</w:t>
+            </w:r>
+          </w:p>
+        </w:tc>
+        <w:tc>
+          <w:tcPr>
+            <w:tcW w:type="dxa" w:w="775"/>
+            <w:tcMar>
+              <w:top w:type="dxa" w:w="14"/>
+              <w:left w:type="dxa" w:w="50"/>
+              <w:bottom w:type="dxa" w:w="14"/>
+              <w:right w:type="dxa" w:w="50"/>
+            </w:tcMar>
+            <w:vAlign w:val="center"/>
+          </w:tcPr>
+          <w:p>
+            <w:pPr>
+              <w:keepNext/>
+              <w:keepLines/>
+              <w:spacing w:after="0" w:line="210"/>
+              <w:jc w:val="center"/>
+            </w:pPr>
+            <w:r>
+              <w:rPr>
+                <w:rFonts w:ascii="Times New Roman" w:cs="Times New Roman" w:eastAsia="PMingLiU" w:hAnsi="Times New Roman"/>
+                <w:b w:val="false"/>
+                <w:bCs w:val="false"/>
+                <w:color w:val="0000FF"/>
+                <w:sz w:val="15"/>
+                <w:szCs w:val="15"/>
+              </w:rPr>
+              <w:t xml:space="preserve">0.810</w:t>
+            </w:r>
+          </w:p>
+        </w:tc>
+      </w:tr>
+      <w:tr>
+        <w:trPr>
+          <w:cantSplit/>
+        </w:trPr>
+        <w:tc>
+          <w:tcPr>
+            <w:tcW w:type="dxa" w:w="1577"/>
+            <w:tcMar>
+              <w:top w:type="dxa" w:w="14"/>
+              <w:left w:type="dxa" w:w="50"/>
+              <w:bottom w:type="dxa" w:w="14"/>
+              <w:right w:type="dxa" w:w="50"/>
+            </w:tcMar>
+            <w:vAlign w:val="center"/>
+          </w:tcPr>
+          <w:p>
+            <w:pPr>
+              <w:keepNext w:val="false"/>
+              <w:keepLines/>
+              <w:spacing w:after="0" w:line="210"/>
+              <w:jc w:val="left"/>
+            </w:pPr>
+            <w:r>
+              <w:rPr>
+                <w:rFonts w:ascii="Times New Roman" w:cs="Times New Roman" w:eastAsia="PMingLiU" w:hAnsi="Times New Roman"/>
+                <w:b w:val="false"/>
+                <w:bCs w:val="false"/>
+                <w:color w:val="0000FF"/>
+                <w:sz w:val="15"/>
+                <w:szCs w:val="15"/>
+              </w:rPr>
+              <w:t xml:space="preserve">roll-out, corrected</w:t>
+            </w:r>
+          </w:p>
+        </w:tc>
+        <w:tc>
+          <w:tcPr>
+            <w:tcW w:type="dxa" w:w="775"/>
+            <w:tcMar>
+              <w:top w:type="dxa" w:w="14"/>
+              <w:left w:type="dxa" w:w="50"/>
+              <w:bottom w:type="dxa" w:w="14"/>
+              <w:right w:type="dxa" w:w="50"/>
+            </w:tcMar>
+            <w:vAlign w:val="center"/>
+          </w:tcPr>
+          <w:p>
+            <w:pPr>
+              <w:keepNext w:val="false"/>
+              <w:keepLines/>
+              <w:spacing w:after="0" w:line="210"/>
+              <w:jc w:val="center"/>
+            </w:pPr>
+            <w:r>
+              <w:rPr>
+                <w:rFonts w:ascii="Times New Roman" w:cs="Times New Roman" w:eastAsia="PMingLiU" w:hAnsi="Times New Roman"/>
+                <w:b w:val="false"/>
+                <w:bCs w:val="false"/>
+                <w:color w:val="0000FF"/>
+                <w:sz w:val="15"/>
+                <w:szCs w:val="15"/>
+              </w:rPr>
+              <w:t xml:space="preserve">0.895</w:t>
+            </w:r>
+          </w:p>
+        </w:tc>
+        <w:tc>
+          <w:tcPr>
+            <w:tcW w:type="dxa" w:w="775"/>
+            <w:tcMar>
+              <w:top w:type="dxa" w:w="14"/>
+              <w:left w:type="dxa" w:w="50"/>
+              <w:bottom w:type="dxa" w:w="14"/>
+              <w:right w:type="dxa" w:w="50"/>
+            </w:tcMar>
+            <w:vAlign w:val="center"/>
+          </w:tcPr>
+          <w:p>
+            <w:pPr>
+              <w:keepNext w:val="false"/>
+              <w:keepLines/>
+              <w:spacing w:after="0" w:line="210"/>
+              <w:jc w:val="center"/>
+            </w:pPr>
+            <w:r>
+              <w:rPr>
+                <w:rFonts w:ascii="Times New Roman" w:cs="Times New Roman" w:eastAsia="PMingLiU" w:hAnsi="Times New Roman"/>
+                <w:b w:val="false"/>
+                <w:bCs w:val="false"/>
+                <w:color w:val="0000FF"/>
+                <w:sz w:val="15"/>
+                <w:szCs w:val="15"/>
+              </w:rPr>
+              <w:t xml:space="preserve">0.878</w:t>
+            </w:r>
+          </w:p>
+        </w:tc>
+        <w:tc>
+          <w:tcPr>
+            <w:tcW w:type="dxa" w:w="775"/>
+            <w:tcMar>
+              <w:top w:type="dxa" w:w="14"/>
+              <w:left w:type="dxa" w:w="50"/>
+              <w:bottom w:type="dxa" w:w="14"/>
+              <w:right w:type="dxa" w:w="50"/>
+            </w:tcMar>
+            <w:vAlign w:val="center"/>
+          </w:tcPr>
+          <w:p>
+            <w:pPr>
+              <w:keepNext w:val="false"/>
+              <w:keepLines/>
+              <w:spacing w:after="0" w:line="210"/>
+              <w:jc w:val="center"/>
+            </w:pPr>
+            <w:r>
+              <w:rPr>
+                <w:rFonts w:ascii="Times New Roman" w:cs="Times New Roman" w:eastAsia="PMingLiU" w:hAnsi="Times New Roman"/>
+                <w:b w:val="false"/>
+                <w:bCs w:val="false"/>
+                <w:color w:val="0000FF"/>
+                <w:sz w:val="15"/>
+                <w:szCs w:val="15"/>
+              </w:rPr>
+              <w:t xml:space="preserve">0.866</w:t>
+            </w:r>
+          </w:p>
+        </w:tc>
+        <w:tc>
+          <w:tcPr>
+            <w:tcW w:type="dxa" w:w="775"/>
+            <w:tcMar>
+              <w:top w:type="dxa" w:w="14"/>
+              <w:left w:type="dxa" w:w="50"/>
+              <w:bottom w:type="dxa" w:w="14"/>
+              <w:right w:type="dxa" w:w="50"/>
+            </w:tcMar>
+            <w:vAlign w:val="center"/>
+          </w:tcPr>
+          <w:p>
+            <w:pPr>
+              <w:keepNext w:val="false"/>
+              <w:keepLines/>
+              <w:spacing w:after="0" w:line="210"/>
+              <w:jc w:val="center"/>
+            </w:pPr>
+            <w:r>
+              <w:rPr>
+                <w:rFonts w:ascii="Times New Roman" w:cs="Times New Roman" w:eastAsia="PMingLiU" w:hAnsi="Times New Roman"/>
+                <w:b w:val="false"/>
+                <w:bCs w:val="false"/>
+                <w:color w:val="0000FF"/>
+                <w:sz w:val="15"/>
+                <w:szCs w:val="15"/>
+              </w:rPr>
+              <w:t xml:space="preserve">0.857</w:t>
+            </w:r>
+          </w:p>
+        </w:tc>
+      </w:tr>
+      <w:tr>
+        <w:trPr>
+          <w:cantSplit/>
+        </w:trPr>
+        <w:tc>
+          <w:tcPr>
+            <w:tcW w:type="dxa" w:w="1577"/>
+            <w:tcMar>
+              <w:top w:type="dxa" w:w="14"/>
+              <w:left w:type="dxa" w:w="50"/>
+              <w:bottom w:type="dxa" w:w="14"/>
+              <w:right w:type="dxa" w:w="50"/>
+            </w:tcMar>
+            <w:vAlign w:val="center"/>
+          </w:tcPr>
+          <w:p>
+            <w:pPr>
+              <w:keepNext w:val="false"/>
+              <w:keepLines/>
+              <w:spacing w:after="0" w:line="210"/>
+              <w:jc w:val="left"/>
+            </w:pPr>
+            <w:r>
+              <w:rPr>
+                <w:rFonts w:ascii="Times New Roman" w:cs="Times New Roman" w:eastAsia="PMingLiU" w:hAnsi="Times New Roman"/>
+                <w:b w:val="false"/>
+                <w:bCs w:val="false"/>
+                <w:color w:val="0000FF"/>
+                <w:sz w:val="15"/>
+                <w:szCs w:val="15"/>
+              </w:rPr>
+              <w:t xml:space="preserve">logistic regression</w:t>
+            </w:r>
+          </w:p>
+        </w:tc>
+        <w:tc>
+          <w:tcPr>
+            <w:tcW w:type="dxa" w:w="775"/>
+            <w:tcMar>
+              <w:top w:type="dxa" w:w="14"/>
+              <w:left w:type="dxa" w:w="50"/>
+              <w:bottom w:type="dxa" w:w="14"/>
+              <w:right w:type="dxa" w:w="50"/>
+            </w:tcMar>
+            <w:vAlign w:val="center"/>
+          </w:tcPr>
+          <w:p>
+            <w:pPr>
+              <w:keepNext w:val="false"/>
+              <w:keepLines/>
+              <w:spacing w:after="0" w:line="210"/>
+              <w:jc w:val="center"/>
+            </w:pPr>
+            <w:r>
+              <w:rPr>
+                <w:rFonts w:ascii="Times New Roman" w:cs="Times New Roman" w:eastAsia="PMingLiU" w:hAnsi="Times New Roman"/>
+                <w:b w:val="false"/>
+                <w:bCs w:val="false"/>
+                <w:color w:val="0000FF"/>
+                <w:sz w:val="15"/>
+                <w:szCs w:val="15"/>
+              </w:rPr>
+              <w:t xml:space="preserve">0.915</w:t>
+            </w:r>
+          </w:p>
+        </w:tc>
+        <w:tc>
+          <w:tcPr>
+            <w:tcW w:type="dxa" w:w="775"/>
+            <w:tcMar>
+              <w:top w:type="dxa" w:w="14"/>
+              <w:left w:type="dxa" w:w="50"/>
+              <w:bottom w:type="dxa" w:w="14"/>
+              <w:right w:type="dxa" w:w="50"/>
+            </w:tcMar>
+            <w:vAlign w:val="center"/>
+          </w:tcPr>
+          <w:p>
+            <w:pPr>
+              <w:keepNext w:val="false"/>
+              <w:keepLines/>
+              <w:spacing w:after="0" w:line="210"/>
+              <w:jc w:val="center"/>
+            </w:pPr>
+            <w:r>
+              <w:rPr>
+                <w:rFonts w:ascii="Times New Roman" w:cs="Times New Roman" w:eastAsia="PMingLiU" w:hAnsi="Times New Roman"/>
+                <w:b w:val="false"/>
+                <w:bCs w:val="false"/>
+                <w:color w:val="0000FF"/>
+                <w:sz w:val="15"/>
+                <w:szCs w:val="15"/>
+              </w:rPr>
+              <w:t xml:space="preserve">0.889</w:t>
+            </w:r>
+          </w:p>
+        </w:tc>
+        <w:tc>
+          <w:tcPr>
+            <w:tcW w:type="dxa" w:w="775"/>
+            <w:tcMar>
+              <w:top w:type="dxa" w:w="14"/>
+              <w:left w:type="dxa" w:w="50"/>
+              <w:bottom w:type="dxa" w:w="14"/>
+              <w:right w:type="dxa" w:w="50"/>
+            </w:tcMar>
+            <w:vAlign w:val="center"/>
+          </w:tcPr>
+          <w:p>
+            <w:pPr>
+              <w:keepNext w:val="false"/>
+              <w:keepLines/>
+              <w:spacing w:after="0" w:line="210"/>
+              <w:jc w:val="center"/>
+            </w:pPr>
+            <w:r>
+              <w:rPr>
+                <w:rFonts w:ascii="Times New Roman" w:cs="Times New Roman" w:eastAsia="PMingLiU" w:hAnsi="Times New Roman"/>
+                <w:b w:val="false"/>
+                <w:bCs w:val="false"/>
+                <w:color w:val="0000FF"/>
+                <w:sz w:val="15"/>
+                <w:szCs w:val="15"/>
+              </w:rPr>
+              <w:t xml:space="preserve">0.867</w:t>
+            </w:r>
+          </w:p>
+        </w:tc>
+        <w:tc>
+          <w:tcPr>
+            <w:tcW w:type="dxa" w:w="775"/>
+            <w:tcMar>
+              <w:top w:type="dxa" w:w="14"/>
+              <w:left w:type="dxa" w:w="50"/>
+              <w:bottom w:type="dxa" w:w="14"/>
+              <w:right w:type="dxa" w:w="50"/>
+            </w:tcMar>
+            <w:vAlign w:val="center"/>
+          </w:tcPr>
+          <w:p>
+            <w:pPr>
+              <w:keepNext w:val="false"/>
+              <w:keepLines/>
+              <w:spacing w:after="0" w:line="210"/>
+              <w:jc w:val="center"/>
+            </w:pPr>
+            <w:r>
+              <w:rPr>
+                <w:rFonts w:ascii="Times New Roman" w:cs="Times New Roman" w:eastAsia="PMingLiU" w:hAnsi="Times New Roman"/>
+                <w:b w:val="false"/>
+                <w:bCs w:val="false"/>
+                <w:color w:val="0000FF"/>
+                <w:sz w:val="15"/>
+                <w:szCs w:val="15"/>
+              </w:rPr>
+              <w:t xml:space="preserve">0.849</w:t>
+            </w:r>
+          </w:p>
+        </w:tc>
+      </w:tr>
+      <w:tr>
+        <w:trPr>
+          <w:cantSplit/>
+        </w:trPr>
+        <w:tc>
+          <w:tcPr>
+            <w:tcW w:type="dxa" w:w="1577"/>
+            <w:tcMar>
+              <w:top w:type="dxa" w:w="14"/>
+              <w:left w:type="dxa" w:w="50"/>
+              <w:bottom w:type="dxa" w:w="14"/>
+              <w:right w:type="dxa" w:w="50"/>
+            </w:tcMar>
+            <w:vAlign w:val="center"/>
+          </w:tcPr>
+          <w:p>
+            <w:pPr>
+              <w:keepNext w:val="false"/>
+              <w:keepLines/>
+              <w:spacing w:after="0" w:line="210"/>
+              <w:jc w:val="left"/>
+            </w:pPr>
+            <w:r>
+              <w:rPr>
+                <w:rFonts w:ascii="Times New Roman" w:cs="Times New Roman" w:eastAsia="PMingLiU" w:hAnsi="Times New Roman"/>
+                <w:b w:val="false"/>
+                <w:bCs w:val="false"/>
+                <w:color w:val="0000FF"/>
+                <w:sz w:val="15"/>
+                <w:szCs w:val="15"/>
+              </w:rPr>
+              <w:t xml:space="preserve">GBM inventory only</w:t>
+            </w:r>
+          </w:p>
+        </w:tc>
+        <w:tc>
+          <w:tcPr>
+            <w:tcW w:type="dxa" w:w="775"/>
+            <w:tcMar>
+              <w:top w:type="dxa" w:w="14"/>
+              <w:left w:type="dxa" w:w="50"/>
+              <w:bottom w:type="dxa" w:w="14"/>
+              <w:right w:type="dxa" w:w="50"/>
+            </w:tcMar>
+            <w:vAlign w:val="center"/>
+          </w:tcPr>
+          <w:p>
+            <w:pPr>
+              <w:keepNext w:val="false"/>
+              <w:keepLines/>
+              <w:spacing w:after="0" w:line="210"/>
+              <w:jc w:val="center"/>
+            </w:pPr>
+            <w:r>
+              <w:rPr>
+                <w:rFonts w:ascii="Times New Roman" w:cs="Times New Roman" w:eastAsia="PMingLiU" w:hAnsi="Times New Roman"/>
+                <w:b w:val="false"/>
+                <w:bCs w:val="false"/>
+                <w:color w:val="0000FF"/>
+                <w:sz w:val="15"/>
+                <w:szCs w:val="15"/>
+              </w:rPr>
+              <w:t xml:space="preserve">0.922</w:t>
+            </w:r>
+          </w:p>
+        </w:tc>
+        <w:tc>
+          <w:tcPr>
+            <w:tcW w:type="dxa" w:w="775"/>
+            <w:tcMar>
+              <w:top w:type="dxa" w:w="14"/>
+              <w:left w:type="dxa" w:w="50"/>
+              <w:bottom w:type="dxa" w:w="14"/>
+              <w:right w:type="dxa" w:w="50"/>
+            </w:tcMar>
+            <w:vAlign w:val="center"/>
+          </w:tcPr>
+          <w:p>
+            <w:pPr>
+              <w:keepNext w:val="false"/>
+              <w:keepLines/>
+              <w:spacing w:after="0" w:line="210"/>
+              <w:jc w:val="center"/>
+            </w:pPr>
+            <w:r>
+              <w:rPr>
+                <w:rFonts w:ascii="Times New Roman" w:cs="Times New Roman" w:eastAsia="PMingLiU" w:hAnsi="Times New Roman"/>
+                <w:b w:val="false"/>
+                <w:bCs w:val="false"/>
+                <w:color w:val="0000FF"/>
+                <w:sz w:val="15"/>
+                <w:szCs w:val="15"/>
+              </w:rPr>
+              <w:t xml:space="preserve">0.899</w:t>
+            </w:r>
+          </w:p>
+        </w:tc>
+        <w:tc>
+          <w:tcPr>
+            <w:tcW w:type="dxa" w:w="775"/>
+            <w:tcMar>
+              <w:top w:type="dxa" w:w="14"/>
+              <w:left w:type="dxa" w:w="50"/>
+              <w:bottom w:type="dxa" w:w="14"/>
+              <w:right w:type="dxa" w:w="50"/>
+            </w:tcMar>
+            <w:vAlign w:val="center"/>
+          </w:tcPr>
+          <w:p>
+            <w:pPr>
+              <w:keepNext w:val="false"/>
+              <w:keepLines/>
+              <w:spacing w:after="0" w:line="210"/>
+              <w:jc w:val="center"/>
+            </w:pPr>
+            <w:r>
+              <w:rPr>
+                <w:rFonts w:ascii="Times New Roman" w:cs="Times New Roman" w:eastAsia="PMingLiU" w:hAnsi="Times New Roman"/>
+                <w:b w:val="false"/>
+                <w:bCs w:val="false"/>
+                <w:color w:val="0000FF"/>
+                <w:sz w:val="15"/>
+                <w:szCs w:val="15"/>
+              </w:rPr>
+              <w:t xml:space="preserve">0.881</w:t>
+            </w:r>
+          </w:p>
+        </w:tc>
+        <w:tc>
+          <w:tcPr>
+            <w:tcW w:type="dxa" w:w="775"/>
+            <w:tcMar>
+              <w:top w:type="dxa" w:w="14"/>
+              <w:left w:type="dxa" w:w="50"/>
+              <w:bottom w:type="dxa" w:w="14"/>
+              <w:right w:type="dxa" w:w="50"/>
+            </w:tcMar>
+            <w:vAlign w:val="center"/>
+          </w:tcPr>
+          <w:p>
+            <w:pPr>
+              <w:keepNext w:val="false"/>
+              <w:keepLines/>
+              <w:spacing w:after="0" w:line="210"/>
+              <w:jc w:val="center"/>
+            </w:pPr>
+            <w:r>
+              <w:rPr>
+                <w:rFonts w:ascii="Times New Roman" w:cs="Times New Roman" w:eastAsia="PMingLiU" w:hAnsi="Times New Roman"/>
+                <w:b w:val="false"/>
+                <w:bCs w:val="false"/>
+                <w:color w:val="0000FF"/>
+                <w:sz w:val="15"/>
+                <w:szCs w:val="15"/>
+              </w:rPr>
+              <w:t xml:space="preserve">0.871</w:t>
+            </w:r>
+          </w:p>
+        </w:tc>
+      </w:tr>
+      <w:tr>
+        <w:trPr>
+          <w:cantSplit/>
+        </w:trPr>
+        <w:tc>
+          <w:tcPr>
+            <w:tcW w:type="dxa" w:w="1577"/>
+            <w:tcMar>
+              <w:top w:type="dxa" w:w="14"/>
+              <w:left w:type="dxa" w:w="50"/>
+              <w:bottom w:type="dxa" w:w="14"/>
+              <w:right w:type="dxa" w:w="50"/>
+            </w:tcMar>
+            <w:vAlign w:val="center"/>
+          </w:tcPr>
+          <w:p>
+            <w:pPr>
+              <w:keepNext w:val="false"/>
+              <w:keepLines/>
+              <w:spacing w:after="0" w:line="210"/>
+              <w:jc w:val="left"/>
+            </w:pPr>
+            <w:r>
+              <w:rPr>
+                <w:rFonts w:ascii="Times New Roman" w:cs="Times New Roman" w:eastAsia="PMingLiU" w:hAnsi="Times New Roman"/>
+                <w:b w:val="false"/>
+                <w:bCs w:val="false"/>
+                <w:color w:val="0000FF"/>
+                <w:sz w:val="15"/>
+                <w:szCs w:val="15"/>
+              </w:rPr>
+              <w:t xml:space="preserve">GBM + flows</w:t>
+            </w:r>
+          </w:p>
+        </w:tc>
+        <w:tc>
+          <w:tcPr>
+            <w:tcW w:type="dxa" w:w="775"/>
+            <w:tcMar>
+              <w:top w:type="dxa" w:w="14"/>
+              <w:left w:type="dxa" w:w="50"/>
+              <w:bottom w:type="dxa" w:w="14"/>
+              <w:right w:type="dxa" w:w="50"/>
+            </w:tcMar>
+            <w:vAlign w:val="center"/>
+          </w:tcPr>
+          <w:p>
+            <w:pPr>
+              <w:keepNext w:val="false"/>
+              <w:keepLines/>
+              <w:spacing w:after="0" w:line="210"/>
+              <w:jc w:val="center"/>
+            </w:pPr>
+            <w:r>
+              <w:rPr>
+                <w:rFonts w:ascii="Times New Roman" w:cs="Times New Roman" w:eastAsia="PMingLiU" w:hAnsi="Times New Roman"/>
+                <w:b w:val="false"/>
+                <w:bCs w:val="false"/>
+                <w:color w:val="0000FF"/>
+                <w:sz w:val="15"/>
+                <w:szCs w:val="15"/>
+              </w:rPr>
+              <w:t xml:space="preserve">0.932</w:t>
+            </w:r>
+          </w:p>
+        </w:tc>
+        <w:tc>
+          <w:tcPr>
+            <w:tcW w:type="dxa" w:w="775"/>
+            <w:tcMar>
+              <w:top w:type="dxa" w:w="14"/>
+              <w:left w:type="dxa" w:w="50"/>
+              <w:bottom w:type="dxa" w:w="14"/>
+              <w:right w:type="dxa" w:w="50"/>
+            </w:tcMar>
+            <w:vAlign w:val="center"/>
+          </w:tcPr>
+          <w:p>
+            <w:pPr>
+              <w:keepNext w:val="false"/>
+              <w:keepLines/>
+              <w:spacing w:after="0" w:line="210"/>
+              <w:jc w:val="center"/>
+            </w:pPr>
+            <w:r>
+              <w:rPr>
+                <w:rFonts w:ascii="Times New Roman" w:cs="Times New Roman" w:eastAsia="PMingLiU" w:hAnsi="Times New Roman"/>
+                <w:b w:val="false"/>
+                <w:bCs w:val="false"/>
+                <w:color w:val="0000FF"/>
+                <w:sz w:val="15"/>
+                <w:szCs w:val="15"/>
+              </w:rPr>
+              <w:t xml:space="preserve">0.917</w:t>
+            </w:r>
+          </w:p>
+        </w:tc>
+        <w:tc>
+          <w:tcPr>
+            <w:tcW w:type="dxa" w:w="775"/>
+            <w:tcMar>
+              <w:top w:type="dxa" w:w="14"/>
+              <w:left w:type="dxa" w:w="50"/>
+              <w:bottom w:type="dxa" w:w="14"/>
+              <w:right w:type="dxa" w:w="50"/>
+            </w:tcMar>
+            <w:vAlign w:val="center"/>
+          </w:tcPr>
+          <w:p>
+            <w:pPr>
+              <w:keepNext w:val="false"/>
+              <w:keepLines/>
+              <w:spacing w:after="0" w:line="210"/>
+              <w:jc w:val="center"/>
+            </w:pPr>
+            <w:r>
+              <w:rPr>
+                <w:rFonts w:ascii="Times New Roman" w:cs="Times New Roman" w:eastAsia="PMingLiU" w:hAnsi="Times New Roman"/>
+                <w:b w:val="false"/>
+                <w:bCs w:val="false"/>
+                <w:color w:val="0000FF"/>
+                <w:sz w:val="15"/>
+                <w:szCs w:val="15"/>
+              </w:rPr>
+              <w:t xml:space="preserve">0.908</w:t>
+            </w:r>
+          </w:p>
+        </w:tc>
+        <w:tc>
+          <w:tcPr>
+            <w:tcW w:type="dxa" w:w="775"/>
+            <w:tcMar>
+              <w:top w:type="dxa" w:w="14"/>
+              <w:left w:type="dxa" w:w="50"/>
+              <w:bottom w:type="dxa" w:w="14"/>
+              <w:right w:type="dxa" w:w="50"/>
+            </w:tcMar>
+            <w:vAlign w:val="center"/>
+          </w:tcPr>
+          <w:p>
+            <w:pPr>
+              <w:keepNext w:val="false"/>
+              <w:keepLines/>
+              <w:spacing w:after="0" w:line="210"/>
+              <w:jc w:val="center"/>
+            </w:pPr>
+            <w:r>
+              <w:rPr>
+                <w:rFonts w:ascii="Times New Roman" w:cs="Times New Roman" w:eastAsia="PMingLiU" w:hAnsi="Times New Roman"/>
+                <w:b w:val="false"/>
+                <w:bCs w:val="false"/>
+                <w:color w:val="0000FF"/>
+                <w:sz w:val="15"/>
+                <w:szCs w:val="15"/>
+              </w:rPr>
+              <w:t xml:space="preserve">0.899</w:t>
+            </w:r>
+          </w:p>
+        </w:tc>
+      </w:tr>
+      <w:tr>
+        <w:trPr>
+          <w:cantSplit/>
+        </w:trPr>
+        <w:tc>
+          <w:tcPr>
+            <w:tcW w:type="dxa" w:w="1577"/>
+            <w:tcMar>
+              <w:top w:type="dxa" w:w="14"/>
+              <w:left w:type="dxa" w:w="50"/>
+              <w:bottom w:type="dxa" w:w="14"/>
+              <w:right w:type="dxa" w:w="50"/>
+            </w:tcMar>
+            <w:vAlign w:val="center"/>
+          </w:tcPr>
+          <w:p>
+            <w:pPr>
+              <w:keepNext w:val="false"/>
+              <w:keepLines/>
+              <w:spacing w:after="0" w:line="210"/>
+              <w:jc w:val="left"/>
+            </w:pPr>
+            <w:r>
+              <w:rPr>
+                <w:rFonts w:ascii="Times New Roman" w:cs="Times New Roman" w:eastAsia="PMingLiU" w:hAnsi="Times New Roman"/>
+                <w:b w:val="false"/>
+                <w:bCs w:val="false"/>
+                <w:color w:val="0000FF"/>
+                <w:sz w:val="15"/>
+                <w:szCs w:val="15"/>
+              </w:rPr>
+              <w:t xml:space="preserve">stacked GBM</w:t>
+            </w:r>
+          </w:p>
+        </w:tc>
+        <w:tc>
+          <w:tcPr>
+            <w:tcW w:type="dxa" w:w="775"/>
+            <w:tcMar>
+              <w:top w:type="dxa" w:w="14"/>
+              <w:left w:type="dxa" w:w="50"/>
+              <w:bottom w:type="dxa" w:w="14"/>
+              <w:right w:type="dxa" w:w="50"/>
+            </w:tcMar>
+            <w:vAlign w:val="center"/>
+          </w:tcPr>
+          <w:p>
+            <w:pPr>
+              <w:keepNext w:val="false"/>
+              <w:keepLines/>
+              <w:spacing w:after="0" w:line="210"/>
+              <w:jc w:val="center"/>
+            </w:pPr>
+            <w:r>
+              <w:rPr>
+                <w:rFonts w:ascii="Times New Roman" w:cs="Times New Roman" w:eastAsia="PMingLiU" w:hAnsi="Times New Roman"/>
+                <w:b w:val="false"/>
+                <w:bCs w:val="false"/>
+                <w:color w:val="0000FF"/>
+                <w:sz w:val="15"/>
+                <w:szCs w:val="15"/>
+              </w:rPr>
+              <w:t xml:space="preserve">0.933</w:t>
+            </w:r>
+          </w:p>
+        </w:tc>
+        <w:tc>
+          <w:tcPr>
+            <w:tcW w:type="dxa" w:w="775"/>
+            <w:tcMar>
+              <w:top w:type="dxa" w:w="14"/>
+              <w:left w:type="dxa" w:w="50"/>
+              <w:bottom w:type="dxa" w:w="14"/>
+              <w:right w:type="dxa" w:w="50"/>
+            </w:tcMar>
+            <w:vAlign w:val="center"/>
+          </w:tcPr>
+          <w:p>
+            <w:pPr>
+              <w:keepNext w:val="false"/>
+              <w:keepLines/>
+              <w:spacing w:after="0" w:line="210"/>
+              <w:jc w:val="center"/>
+            </w:pPr>
+            <w:r>
+              <w:rPr>
+                <w:rFonts w:ascii="Times New Roman" w:cs="Times New Roman" w:eastAsia="PMingLiU" w:hAnsi="Times New Roman"/>
+                <w:b w:val="false"/>
+                <w:bCs w:val="false"/>
+                <w:color w:val="0000FF"/>
+                <w:sz w:val="15"/>
+                <w:szCs w:val="15"/>
+              </w:rPr>
+              <w:t xml:space="preserve">0.919</w:t>
+            </w:r>
+          </w:p>
+        </w:tc>
+        <w:tc>
+          <w:tcPr>
+            <w:tcW w:type="dxa" w:w="775"/>
+            <w:tcMar>
+              <w:top w:type="dxa" w:w="14"/>
+              <w:left w:type="dxa" w:w="50"/>
+              <w:bottom w:type="dxa" w:w="14"/>
+              <w:right w:type="dxa" w:w="50"/>
+            </w:tcMar>
+            <w:vAlign w:val="center"/>
+          </w:tcPr>
+          <w:p>
+            <w:pPr>
+              <w:keepNext w:val="false"/>
+              <w:keepLines/>
+              <w:spacing w:after="0" w:line="210"/>
+              <w:jc w:val="center"/>
+            </w:pPr>
+            <w:r>
+              <w:rPr>
+                <w:rFonts w:ascii="Times New Roman" w:cs="Times New Roman" w:eastAsia="PMingLiU" w:hAnsi="Times New Roman"/>
+                <w:b w:val="false"/>
+                <w:bCs w:val="false"/>
+                <w:color w:val="0000FF"/>
+                <w:sz w:val="15"/>
+                <w:szCs w:val="15"/>
+              </w:rPr>
+              <w:t xml:space="preserve">0.910</w:t>
+            </w:r>
+          </w:p>
+        </w:tc>
+        <w:tc>
+          <w:tcPr>
+            <w:tcW w:type="dxa" w:w="775"/>
+            <w:tcMar>
+              <w:top w:type="dxa" w:w="14"/>
+              <w:left w:type="dxa" w:w="50"/>
+              <w:bottom w:type="dxa" w:w="14"/>
+              <w:right w:type="dxa" w:w="50"/>
+            </w:tcMar>
+            <w:vAlign w:val="center"/>
+          </w:tcPr>
+          <w:p>
+            <w:pPr>
+              <w:keepNext w:val="false"/>
+              <w:keepLines/>
+              <w:spacing w:after="0" w:line="210"/>
+              <w:jc w:val="center"/>
+            </w:pPr>
+            <w:r>
+              <w:rPr>
+                <w:rFonts w:ascii="Times New Roman" w:cs="Times New Roman" w:eastAsia="PMingLiU" w:hAnsi="Times New Roman"/>
+                <w:b w:val="false"/>
+                <w:bCs w:val="false"/>
+                <w:color w:val="0000FF"/>
+                <w:sz w:val="15"/>
+                <w:szCs w:val="15"/>
+              </w:rPr>
+              <w:t xml:space="preserve">0.902</w:t>
+            </w:r>
+          </w:p>
+        </w:tc>
+      </w:tr>
+    </w:tbl>
+    <w:p>
+      <w:pPr>
+        <w:spacing w:after="80" w:before="0" w:line="120"/>
+      </w:pPr>
+      <w:r>
+        <w:rPr>
+          <w:rFonts w:ascii="Times New Roman" w:cs="Times New Roman" w:eastAsia="PMingLiU" w:hAnsi="Times New Roman"/>
+          <w:sz w:val="6"/>
+          <w:szCs w:val="6"/>
+        </w:rPr>
+        <w:t xml:space="preserve"/>
+      </w:r>
+    </w:p>
+    <w:p>
+      <w:pPr>
+        <w:spacing w:after="0" w:line="240"/>
+        <w:ind w:firstLine="288"/>
+        <w:jc w:val="both"/>
+      </w:pPr>
+      <w:r>
+        <w:rPr>
+          <w:rFonts w:ascii="Times New Roman" w:cs="Times New Roman" w:eastAsia="PMingLiU" w:hAnsi="Times New Roman"/>
+          <w:color w:val="0000FF"/>
+          <w:sz w:val="20"/>
+          <w:szCs w:val="20"/>
+        </w:rPr>
+        <w:t xml:space="preserve">Every model loses accuracy as the horizon grows, at different rates (Table 4, Fig. 11): from 30 to 120 min the full GBM falls from 0.932 to 0.899, the inventory-only GBM from 0.922 to 0.871, the logistic model from 0.915 to 0.849 and the roll-out from 0.895 to 0.857, while the seasonal baseline stays near 0.81. The current stock dominates at short horizons; for a two-hour view the recent trip flows are worth 0.028 AUC (full against inventory-only), three times their value at 30 min, and the roll-out overtakes the linear model. For a pre-bell plan made 60–90 minutes ahead the full model keeps AUC ≥ 0.90 and ECE ≤ 0.014.</w:t>
+      </w:r>
+    </w:p>
+    <w:p>
+      <w:pPr>
+        <w:spacing w:after="0" w:line="240"/>
+        <w:ind w:firstLine="288"/>
+        <w:jc w:val="both"/>
+      </w:pPr>
+      <w:r>
+        <w:rPr>
+          <w:rFonts w:ascii="Times New Roman" w:cs="Times New Roman" w:eastAsia="PMingLiU" w:hAnsi="Times New Roman"/>
+          <w:color w:val="0000FF"/>
+          <w:sz w:val="20"/>
+          <w:szCs w:val="20"/>
+        </w:rPr>
+        <w:t xml:space="preserve">By gain, the current stock (49%), its one-hour minimum (20%), the station id (8%) and the fill ratio (5%) dominate the 30-minute full model. The bell features contribute almost nothing: the ablation without group B changes AUC by at most 0.002 on every subset, including campus slots 0–30 min before a bell. Hour of day already encodes a fixed timetable. The hard cases are stations that are still well stocked 30 minutes before a bell (AUC 0.79 at h = 30); they remain the target of the second half, through a timetable-intensity feature built from the course catalogue (number of classes ending at each period on each weekday) and a two-sided label that also predicts full stations.</w:t>
+      </w:r>
+    </w:p>
+    <w:p>
+      <w:pPr>
+        <w:keepNext/>
+        <w:spacing w:after="40" w:before="120"/>
+        <w:jc w:val="center"/>
+      </w:pPr>
+      <w:r>
+        <w:drawing>
+          <wp:inline distT="0" distB="0" distL="0" distR="0">
+            <wp:extent cx="2943225" cy="1762125"/>
+            <wp:effectExtent t="0" r="0" b="0" l="0"/>
+            <wp:docPr id="1" name="" descr="" title=""/>
+            <wp:cNvGraphicFramePr>
+              <a:graphicFrameLocks xmlns:a="http://schemas.openxmlformats.org/drawingml/2006/main" noChangeAspect="1"/>
+            </wp:cNvGraphicFramePr>
+            <a:graphic xmlns:a="http://schemas.openxmlformats.org/drawingml/2006/main">
+              <a:graphicData uri="http://schemas.openxmlformats.org/drawingml/2006/picture">
+                <pic:pic xmlns:pic="http://schemas.openxmlformats.org/drawingml/2006/picture">
+                  <pic:nvPicPr>
+                    <pic:cNvPr id="0" name="" descr=""/>
+                    <pic:cNvPicPr>
+                      <a:picLocks noChangeAspect="1" noChangeArrowheads="1"/>
+                    </pic:cNvPicPr>
+                  </pic:nvPicPr>
+                  <pic:blipFill>
+                    <a:blip r:embed="rId17" cstate="none"/>
+                    <a:srcRect/>
+                    <a:stretch>
+                      <a:fillRect/>
+                    </a:stretch>
+                  </pic:blipFill>
+                  <pic:spPr bwMode="auto">
+                    <a:xfrm>
+                      <a:off x="0" y="0"/>
                       <a:ext cx="2943225" cy="1762125"/>
                     </a:xfrm>
                     <a:prstGeom prst="rect">
@@ -8809,7 +10059,7 @@
           <w:sz w:val="17"/>
           <w:szCs w:val="17"/>
         </w:rPr>
-        <w:t xml:space="preserve">Figure 10. </w:t>
+        <w:t xml:space="preserve">Figure 11. </w:t>
       </w:r>
       <w:r>
         <w:rPr>
@@ -8818,7 +10068,7 @@
           <w:sz w:val="17"/>
           <w:szCs w:val="17"/>
         </w:rPr>
-        <w:t xml:space="preserve">AUC at NSYSU, h = 30 min, for the five models of Sec. 2.5.</w:t>
+        <w:t xml:space="preserve">(a) AUC and (b) Brier score against the prediction horizon, NTU test period, all stations; bands: 95% day-level bootstrap intervals for the full GBM and the calibrated roll-out.</w:t>
       </w:r>
     </w:p>
     <w:p>
@@ -8835,7 +10085,7 @@
           <w:sz w:val="22"/>
           <w:szCs w:val="22"/>
         </w:rPr>
-        <w:t xml:space="preserve">3.6. Replay simulation</w:t>
+        <w:t xml:space="preserve">3.5. Transfer to NSYSU</w:t>
       </w:r>
     </w:p>
     <w:p>
@@ -8851,7 +10101,7 @@
           <w:sz w:val="20"/>
           <w:szCs w:val="20"/>
         </w:rPr>
-        <w:t xml:space="preserve">Over the 28 replayed weekdays the area records 32,100 rentals per day; without rebalancing 3,390 of them (10.5%) find an empty station and the 144 stations spend 17,800 station-minutes empty per day. Table 5 and Fig. 11 give the results per policy. One truck avoids 5–8% of unmet rentals with 55–67 km of driving; three trucks 16–17%; six trucks 25–27%. The probabilistic policy is best on every fleet size and the point-forecast policy worst, but the margins on unmet rentals are small (27% vs. 26% vs. 25% with six trucks). The clearest difference is in empty station-minutes, which the probabilistic and reactive policies cut by 41% with six trucks against 14% for the point policy, because the latter waits for a forecast deficit instead of acting on an empty station. Replaying the inferred operator moves, which inject about 5,100 bikes per day without any truck constraint, avoids 61%; it is an upper reference, not a policy.</w:t>
+        <w:t xml:space="preserve">Fig. 12 and Table 5 show that the inventory-only NTU model works at NSYSU without any local data: zero-shot AUC 0.934 on all 309 Kaohsiung stations and 0.944 on the 8 campus stations at h = 30, with Brier 0.049 / 0.068 and ECE 0.022 / 0.020. Fine-tuning on six NSYSU days adds 0.006 AUC and improves ECE to 0.003 on all stations; a model trained only on those six days is equally good (0.940), while the seasonal baseline from six days is poor (0.651). The proposal expected a zero-shot drop that local data would close; instead the dynamics of a station emptying generalize across cities almost perfectly, and the only transfer gap is in calibration, which six days of local data remove. At h = 60 the figures are 0.892 zero-shot and 0.906 fine-tuned. Station-day bootstrap intervals are about ±0.003 AUC on all stations and ±0.012 on the eight campus stations; fine-tuning gains +0.006 [0.005, 0.007] on all stations but only +0.002 [−0.001, 0.003] on campus, and the NSYSU-only model is within −0.001 [−0.005, 0.002] of zero-shot there, so six test days do not separate the three learned models on campus.</w:t>
       </w:r>
     </w:p>
     <w:p>
@@ -8870,6 +10120,762 @@
           <w:szCs w:val="17"/>
         </w:rPr>
         <w:t xml:space="preserve">Table 5. </w:t>
+      </w:r>
+      <w:r>
+        <w:rPr>
+          <w:rFonts w:ascii="Times New Roman" w:cs="Times New Roman" w:eastAsia="PMingLiU" w:hAnsi="Times New Roman"/>
+          <w:color w:val="0000FF"/>
+          <w:sz w:val="17"/>
+          <w:szCs w:val="17"/>
+        </w:rPr>
+        <w:t xml:space="preserve">NSYSU test days (10–15 Oct 2026), h = 30 min; AUC / Brier.</w:t>
+      </w:r>
+    </w:p>
+    <w:tbl>
+      <w:tblPr>
+        <w:tblW w:type="dxa" w:w="4677"/>
+        <w:tblBorders>
+          <w:top w:val="single" w:color="999999" w:sz="4"/>
+          <w:left w:val="none" w:color="FFFFFF" w:sz="0"/>
+          <w:bottom w:val="single" w:color="999999" w:sz="4"/>
+          <w:right w:val="none" w:color="FFFFFF" w:sz="0"/>
+          <w:insideH w:val="single" w:color="BBBBBB" w:sz="2"/>
+          <w:insideV w:val="none" w:color="FFFFFF" w:sz="0"/>
+        </w:tblBorders>
+      </w:tblPr>
+      <w:tblGrid>
+        <w:gridCol w:w="1477"/>
+        <w:gridCol w:w="1600"/>
+        <w:gridCol w:w="1600"/>
+      </w:tblGrid>
+      <w:tr>
+        <w:trPr>
+          <w:cantSplit/>
+          <w:tblHeader/>
+        </w:trPr>
+        <w:tc>
+          <w:tcPr>
+            <w:tcW w:type="dxa" w:w="1477"/>
+            <w:shd w:fill="EDEDED" w:color="auto" w:val="clear"/>
+            <w:tcMar>
+              <w:top w:type="dxa" w:w="14"/>
+              <w:left w:type="dxa" w:w="50"/>
+              <w:bottom w:type="dxa" w:w="14"/>
+              <w:right w:type="dxa" w:w="50"/>
+            </w:tcMar>
+            <w:vAlign w:val="center"/>
+          </w:tcPr>
+          <w:p>
+            <w:pPr>
+              <w:keepNext/>
+              <w:keepLines/>
+              <w:spacing w:after="0" w:line="210"/>
+              <w:jc w:val="left"/>
+            </w:pPr>
+            <w:r>
+              <w:rPr>
+                <w:rFonts w:ascii="Times New Roman" w:cs="Times New Roman" w:eastAsia="PMingLiU" w:hAnsi="Times New Roman"/>
+                <w:b/>
+                <w:bCs/>
+                <w:color w:val="0000FF"/>
+                <w:sz w:val="15"/>
+                <w:szCs w:val="15"/>
+              </w:rPr>
+              <w:t xml:space="preserve">Model</w:t>
+            </w:r>
+          </w:p>
+        </w:tc>
+        <w:tc>
+          <w:tcPr>
+            <w:tcW w:type="dxa" w:w="1600"/>
+            <w:shd w:fill="EDEDED" w:color="auto" w:val="clear"/>
+            <w:tcMar>
+              <w:top w:type="dxa" w:w="14"/>
+              <w:left w:type="dxa" w:w="50"/>
+              <w:bottom w:type="dxa" w:w="14"/>
+              <w:right w:type="dxa" w:w="50"/>
+            </w:tcMar>
+            <w:vAlign w:val="center"/>
+          </w:tcPr>
+          <w:p>
+            <w:pPr>
+              <w:keepNext/>
+              <w:keepLines/>
+              <w:spacing w:after="0" w:line="210"/>
+              <w:jc w:val="center"/>
+            </w:pPr>
+            <w:r>
+              <w:rPr>
+                <w:rFonts w:ascii="Times New Roman" w:cs="Times New Roman" w:eastAsia="PMingLiU" w:hAnsi="Times New Roman"/>
+                <w:b/>
+                <w:bCs/>
+                <w:color w:val="0000FF"/>
+                <w:sz w:val="15"/>
+                <w:szCs w:val="15"/>
+              </w:rPr>
+              <w:t xml:space="preserve">309 stations ≤ 5 km</w:t>
+            </w:r>
+          </w:p>
+        </w:tc>
+        <w:tc>
+          <w:tcPr>
+            <w:tcW w:type="dxa" w:w="1600"/>
+            <w:shd w:fill="EDEDED" w:color="auto" w:val="clear"/>
+            <w:tcMar>
+              <w:top w:type="dxa" w:w="14"/>
+              <w:left w:type="dxa" w:w="50"/>
+              <w:bottom w:type="dxa" w:w="14"/>
+              <w:right w:type="dxa" w:w="50"/>
+            </w:tcMar>
+            <w:vAlign w:val="center"/>
+          </w:tcPr>
+          <w:p>
+            <w:pPr>
+              <w:keepNext/>
+              <w:keepLines/>
+              <w:spacing w:after="0" w:line="210"/>
+              <w:jc w:val="center"/>
+            </w:pPr>
+            <w:r>
+              <w:rPr>
+                <w:rFonts w:ascii="Times New Roman" w:cs="Times New Roman" w:eastAsia="PMingLiU" w:hAnsi="Times New Roman"/>
+                <w:b/>
+                <w:bCs/>
+                <w:color w:val="0000FF"/>
+                <w:sz w:val="15"/>
+                <w:szCs w:val="15"/>
+              </w:rPr>
+              <w:t xml:space="preserve">8 campus stations</w:t>
+            </w:r>
+          </w:p>
+        </w:tc>
+      </w:tr>
+      <w:tr>
+        <w:trPr>
+          <w:cantSplit/>
+        </w:trPr>
+        <w:tc>
+          <w:tcPr>
+            <w:tcW w:type="dxa" w:w="1477"/>
+            <w:tcMar>
+              <w:top w:type="dxa" w:w="14"/>
+              <w:left w:type="dxa" w:w="50"/>
+              <w:bottom w:type="dxa" w:w="14"/>
+              <w:right w:type="dxa" w:w="50"/>
+            </w:tcMar>
+            <w:vAlign w:val="center"/>
+          </w:tcPr>
+          <w:p>
+            <w:pPr>
+              <w:keepNext/>
+              <w:keepLines/>
+              <w:spacing w:after="0" w:line="210"/>
+              <w:jc w:val="left"/>
+            </w:pPr>
+            <w:r>
+              <w:rPr>
+                <w:rFonts w:ascii="Times New Roman" w:cs="Times New Roman" w:eastAsia="PMingLiU" w:hAnsi="Times New Roman"/>
+                <w:b w:val="false"/>
+                <w:bCs w:val="false"/>
+                <w:color w:val="0000FF"/>
+                <w:sz w:val="15"/>
+                <w:szCs w:val="15"/>
+              </w:rPr>
+              <w:t xml:space="preserve">persistence</w:t>
+            </w:r>
+          </w:p>
+        </w:tc>
+        <w:tc>
+          <w:tcPr>
+            <w:tcW w:type="dxa" w:w="1600"/>
+            <w:tcMar>
+              <w:top w:type="dxa" w:w="14"/>
+              <w:left w:type="dxa" w:w="50"/>
+              <w:bottom w:type="dxa" w:w="14"/>
+              <w:right w:type="dxa" w:w="50"/>
+            </w:tcMar>
+            <w:vAlign w:val="center"/>
+          </w:tcPr>
+          <w:p>
+            <w:pPr>
+              <w:keepNext/>
+              <w:keepLines/>
+              <w:spacing w:after="0" w:line="210"/>
+              <w:jc w:val="center"/>
+            </w:pPr>
+            <w:r>
+              <w:rPr>
+                <w:rFonts w:ascii="Times New Roman" w:cs="Times New Roman" w:eastAsia="PMingLiU" w:hAnsi="Times New Roman"/>
+                <w:b w:val="false"/>
+                <w:bCs w:val="false"/>
+                <w:color w:val="0000FF"/>
+                <w:sz w:val="15"/>
+                <w:szCs w:val="15"/>
+              </w:rPr>
+              <w:t xml:space="preserve">0.738 / 0.061</w:t>
+            </w:r>
+          </w:p>
+        </w:tc>
+        <w:tc>
+          <w:tcPr>
+            <w:tcW w:type="dxa" w:w="1600"/>
+            <w:tcMar>
+              <w:top w:type="dxa" w:w="14"/>
+              <w:left w:type="dxa" w:w="50"/>
+              <w:bottom w:type="dxa" w:w="14"/>
+              <w:right w:type="dxa" w:w="50"/>
+            </w:tcMar>
+            <w:vAlign w:val="center"/>
+          </w:tcPr>
+          <w:p>
+            <w:pPr>
+              <w:keepNext/>
+              <w:keepLines/>
+              <w:spacing w:after="0" w:line="210"/>
+              <w:jc w:val="center"/>
+            </w:pPr>
+            <w:r>
+              <w:rPr>
+                <w:rFonts w:ascii="Times New Roman" w:cs="Times New Roman" w:eastAsia="PMingLiU" w:hAnsi="Times New Roman"/>
+                <w:b w:val="false"/>
+                <w:bCs w:val="false"/>
+                <w:color w:val="0000FF"/>
+                <w:sz w:val="15"/>
+                <w:szCs w:val="15"/>
+              </w:rPr>
+              <w:t xml:space="preserve">0.742 / 0.104</w:t>
+            </w:r>
+          </w:p>
+        </w:tc>
+      </w:tr>
+      <w:tr>
+        <w:trPr>
+          <w:cantSplit/>
+        </w:trPr>
+        <w:tc>
+          <w:tcPr>
+            <w:tcW w:type="dxa" w:w="1477"/>
+            <w:tcMar>
+              <w:top w:type="dxa" w:w="14"/>
+              <w:left w:type="dxa" w:w="50"/>
+              <w:bottom w:type="dxa" w:w="14"/>
+              <w:right w:type="dxa" w:w="50"/>
+            </w:tcMar>
+            <w:vAlign w:val="center"/>
+          </w:tcPr>
+          <w:p>
+            <w:pPr>
+              <w:keepNext w:val="false"/>
+              <w:keepLines/>
+              <w:spacing w:after="0" w:line="210"/>
+              <w:jc w:val="left"/>
+            </w:pPr>
+            <w:r>
+              <w:rPr>
+                <w:rFonts w:ascii="Times New Roman" w:cs="Times New Roman" w:eastAsia="PMingLiU" w:hAnsi="Times New Roman"/>
+                <w:b w:val="false"/>
+                <w:bCs w:val="false"/>
+                <w:color w:val="0000FF"/>
+                <w:sz w:val="15"/>
+                <w:szCs w:val="15"/>
+              </w:rPr>
+              <w:t xml:space="preserve">seasonal, 6 NSYSU days</w:t>
+            </w:r>
+          </w:p>
+        </w:tc>
+        <w:tc>
+          <w:tcPr>
+            <w:tcW w:type="dxa" w:w="1600"/>
+            <w:tcMar>
+              <w:top w:type="dxa" w:w="14"/>
+              <w:left w:type="dxa" w:w="50"/>
+              <w:bottom w:type="dxa" w:w="14"/>
+              <w:right w:type="dxa" w:w="50"/>
+            </w:tcMar>
+            <w:vAlign w:val="center"/>
+          </w:tcPr>
+          <w:p>
+            <w:pPr>
+              <w:keepNext w:val="false"/>
+              <w:keepLines/>
+              <w:spacing w:after="0" w:line="210"/>
+              <w:jc w:val="center"/>
+            </w:pPr>
+            <w:r>
+              <w:rPr>
+                <w:rFonts w:ascii="Times New Roman" w:cs="Times New Roman" w:eastAsia="PMingLiU" w:hAnsi="Times New Roman"/>
+                <w:b w:val="false"/>
+                <w:bCs w:val="false"/>
+                <w:color w:val="0000FF"/>
+                <w:sz w:val="15"/>
+                <w:szCs w:val="15"/>
+              </w:rPr>
+              <w:t xml:space="preserve">0.651 / 0.096</w:t>
+            </w:r>
+          </w:p>
+        </w:tc>
+        <w:tc>
+          <w:tcPr>
+            <w:tcW w:type="dxa" w:w="1600"/>
+            <w:tcMar>
+              <w:top w:type="dxa" w:w="14"/>
+              <w:left w:type="dxa" w:w="50"/>
+              <w:bottom w:type="dxa" w:w="14"/>
+              <w:right w:type="dxa" w:w="50"/>
+            </w:tcMar>
+            <w:vAlign w:val="center"/>
+          </w:tcPr>
+          <w:p>
+            <w:pPr>
+              <w:keepNext w:val="false"/>
+              <w:keepLines/>
+              <w:spacing w:after="0" w:line="210"/>
+              <w:jc w:val="center"/>
+            </w:pPr>
+            <w:r>
+              <w:rPr>
+                <w:rFonts w:ascii="Times New Roman" w:cs="Times New Roman" w:eastAsia="PMingLiU" w:hAnsi="Times New Roman"/>
+                <w:b w:val="false"/>
+                <w:bCs w:val="false"/>
+                <w:color w:val="0000FF"/>
+                <w:sz w:val="15"/>
+                <w:szCs w:val="15"/>
+              </w:rPr>
+              <w:t xml:space="preserve">0.789 / 0.129</w:t>
+            </w:r>
+          </w:p>
+        </w:tc>
+      </w:tr>
+      <w:tr>
+        <w:trPr>
+          <w:cantSplit/>
+        </w:trPr>
+        <w:tc>
+          <w:tcPr>
+            <w:tcW w:type="dxa" w:w="1477"/>
+            <w:tcMar>
+              <w:top w:type="dxa" w:w="14"/>
+              <w:left w:type="dxa" w:w="50"/>
+              <w:bottom w:type="dxa" w:w="14"/>
+              <w:right w:type="dxa" w:w="50"/>
+            </w:tcMar>
+            <w:vAlign w:val="center"/>
+          </w:tcPr>
+          <w:p>
+            <w:pPr>
+              <w:keepNext w:val="false"/>
+              <w:keepLines/>
+              <w:spacing w:after="0" w:line="210"/>
+              <w:jc w:val="left"/>
+            </w:pPr>
+            <w:r>
+              <w:rPr>
+                <w:rFonts w:ascii="Times New Roman" w:cs="Times New Roman" w:eastAsia="PMingLiU" w:hAnsi="Times New Roman"/>
+                <w:b w:val="false"/>
+                <w:bCs w:val="false"/>
+                <w:color w:val="0000FF"/>
+                <w:sz w:val="15"/>
+                <w:szCs w:val="15"/>
+              </w:rPr>
+              <w:t xml:space="preserve">NTU model, zero-shot</w:t>
+            </w:r>
+          </w:p>
+        </w:tc>
+        <w:tc>
+          <w:tcPr>
+            <w:tcW w:type="dxa" w:w="1600"/>
+            <w:tcMar>
+              <w:top w:type="dxa" w:w="14"/>
+              <w:left w:type="dxa" w:w="50"/>
+              <w:bottom w:type="dxa" w:w="14"/>
+              <w:right w:type="dxa" w:w="50"/>
+            </w:tcMar>
+            <w:vAlign w:val="center"/>
+          </w:tcPr>
+          <w:p>
+            <w:pPr>
+              <w:keepNext w:val="false"/>
+              <w:keepLines/>
+              <w:spacing w:after="0" w:line="210"/>
+              <w:jc w:val="center"/>
+            </w:pPr>
+            <w:r>
+              <w:rPr>
+                <w:rFonts w:ascii="Times New Roman" w:cs="Times New Roman" w:eastAsia="PMingLiU" w:hAnsi="Times New Roman"/>
+                <w:b w:val="false"/>
+                <w:bCs w:val="false"/>
+                <w:color w:val="0000FF"/>
+                <w:sz w:val="15"/>
+                <w:szCs w:val="15"/>
+              </w:rPr>
+              <w:t xml:space="preserve">0.934 / 0.049</w:t>
+            </w:r>
+          </w:p>
+        </w:tc>
+        <w:tc>
+          <w:tcPr>
+            <w:tcW w:type="dxa" w:w="1600"/>
+            <w:tcMar>
+              <w:top w:type="dxa" w:w="14"/>
+              <w:left w:type="dxa" w:w="50"/>
+              <w:bottom w:type="dxa" w:w="14"/>
+              <w:right w:type="dxa" w:w="50"/>
+            </w:tcMar>
+            <w:vAlign w:val="center"/>
+          </w:tcPr>
+          <w:p>
+            <w:pPr>
+              <w:keepNext w:val="false"/>
+              <w:keepLines/>
+              <w:spacing w:after="0" w:line="210"/>
+              <w:jc w:val="center"/>
+            </w:pPr>
+            <w:r>
+              <w:rPr>
+                <w:rFonts w:ascii="Times New Roman" w:cs="Times New Roman" w:eastAsia="PMingLiU" w:hAnsi="Times New Roman"/>
+                <w:b w:val="false"/>
+                <w:bCs w:val="false"/>
+                <w:color w:val="0000FF"/>
+                <w:sz w:val="15"/>
+                <w:szCs w:val="15"/>
+              </w:rPr>
+              <w:t xml:space="preserve">0.944 / 0.068</w:t>
+            </w:r>
+          </w:p>
+        </w:tc>
+      </w:tr>
+      <w:tr>
+        <w:trPr>
+          <w:cantSplit/>
+        </w:trPr>
+        <w:tc>
+          <w:tcPr>
+            <w:tcW w:type="dxa" w:w="1477"/>
+            <w:tcMar>
+              <w:top w:type="dxa" w:w="14"/>
+              <w:left w:type="dxa" w:w="50"/>
+              <w:bottom w:type="dxa" w:w="14"/>
+              <w:right w:type="dxa" w:w="50"/>
+            </w:tcMar>
+            <w:vAlign w:val="center"/>
+          </w:tcPr>
+          <w:p>
+            <w:pPr>
+              <w:keepNext w:val="false"/>
+              <w:keepLines/>
+              <w:spacing w:after="0" w:line="210"/>
+              <w:jc w:val="left"/>
+            </w:pPr>
+            <w:r>
+              <w:rPr>
+                <w:rFonts w:ascii="Times New Roman" w:cs="Times New Roman" w:eastAsia="PMingLiU" w:hAnsi="Times New Roman"/>
+                <w:b w:val="false"/>
+                <w:bCs w:val="false"/>
+                <w:color w:val="0000FF"/>
+                <w:sz w:val="15"/>
+                <w:szCs w:val="15"/>
+              </w:rPr>
+              <w:t xml:space="preserve">NTU model + fine-tune</w:t>
+            </w:r>
+          </w:p>
+        </w:tc>
+        <w:tc>
+          <w:tcPr>
+            <w:tcW w:type="dxa" w:w="1600"/>
+            <w:tcMar>
+              <w:top w:type="dxa" w:w="14"/>
+              <w:left w:type="dxa" w:w="50"/>
+              <w:bottom w:type="dxa" w:w="14"/>
+              <w:right w:type="dxa" w:w="50"/>
+            </w:tcMar>
+            <w:vAlign w:val="center"/>
+          </w:tcPr>
+          <w:p>
+            <w:pPr>
+              <w:keepNext w:val="false"/>
+              <w:keepLines/>
+              <w:spacing w:after="0" w:line="210"/>
+              <w:jc w:val="center"/>
+            </w:pPr>
+            <w:r>
+              <w:rPr>
+                <w:rFonts w:ascii="Times New Roman" w:cs="Times New Roman" w:eastAsia="PMingLiU" w:hAnsi="Times New Roman"/>
+                <w:b w:val="false"/>
+                <w:bCs w:val="false"/>
+                <w:color w:val="0000FF"/>
+                <w:sz w:val="15"/>
+                <w:szCs w:val="15"/>
+              </w:rPr>
+              <w:t xml:space="preserve">0.940 / 0.047</w:t>
+            </w:r>
+          </w:p>
+        </w:tc>
+        <w:tc>
+          <w:tcPr>
+            <w:tcW w:type="dxa" w:w="1600"/>
+            <w:tcMar>
+              <w:top w:type="dxa" w:w="14"/>
+              <w:left w:type="dxa" w:w="50"/>
+              <w:bottom w:type="dxa" w:w="14"/>
+              <w:right w:type="dxa" w:w="50"/>
+            </w:tcMar>
+            <w:vAlign w:val="center"/>
+          </w:tcPr>
+          <w:p>
+            <w:pPr>
+              <w:keepNext w:val="false"/>
+              <w:keepLines/>
+              <w:spacing w:after="0" w:line="210"/>
+              <w:jc w:val="center"/>
+            </w:pPr>
+            <w:r>
+              <w:rPr>
+                <w:rFonts w:ascii="Times New Roman" w:cs="Times New Roman" w:eastAsia="PMingLiU" w:hAnsi="Times New Roman"/>
+                <w:b w:val="false"/>
+                <w:bCs w:val="false"/>
+                <w:color w:val="0000FF"/>
+                <w:sz w:val="15"/>
+                <w:szCs w:val="15"/>
+              </w:rPr>
+              <w:t xml:space="preserve">0.945 / 0.069</w:t>
+            </w:r>
+          </w:p>
+        </w:tc>
+      </w:tr>
+      <w:tr>
+        <w:trPr>
+          <w:cantSplit/>
+        </w:trPr>
+        <w:tc>
+          <w:tcPr>
+            <w:tcW w:type="dxa" w:w="1477"/>
+            <w:tcMar>
+              <w:top w:type="dxa" w:w="14"/>
+              <w:left w:type="dxa" w:w="50"/>
+              <w:bottom w:type="dxa" w:w="14"/>
+              <w:right w:type="dxa" w:w="50"/>
+            </w:tcMar>
+            <w:vAlign w:val="center"/>
+          </w:tcPr>
+          <w:p>
+            <w:pPr>
+              <w:keepNext w:val="false"/>
+              <w:keepLines/>
+              <w:spacing w:after="0" w:line="210"/>
+              <w:jc w:val="left"/>
+            </w:pPr>
+            <w:r>
+              <w:rPr>
+                <w:rFonts w:ascii="Times New Roman" w:cs="Times New Roman" w:eastAsia="PMingLiU" w:hAnsi="Times New Roman"/>
+                <w:b w:val="false"/>
+                <w:bCs w:val="false"/>
+                <w:color w:val="0000FF"/>
+                <w:sz w:val="15"/>
+                <w:szCs w:val="15"/>
+              </w:rPr>
+              <w:t xml:space="preserve">NSYSU-only, 6 days</w:t>
+            </w:r>
+          </w:p>
+        </w:tc>
+        <w:tc>
+          <w:tcPr>
+            <w:tcW w:type="dxa" w:w="1600"/>
+            <w:tcMar>
+              <w:top w:type="dxa" w:w="14"/>
+              <w:left w:type="dxa" w:w="50"/>
+              <w:bottom w:type="dxa" w:w="14"/>
+              <w:right w:type="dxa" w:w="50"/>
+            </w:tcMar>
+            <w:vAlign w:val="center"/>
+          </w:tcPr>
+          <w:p>
+            <w:pPr>
+              <w:keepNext w:val="false"/>
+              <w:keepLines/>
+              <w:spacing w:after="0" w:line="210"/>
+              <w:jc w:val="center"/>
+            </w:pPr>
+            <w:r>
+              <w:rPr>
+                <w:rFonts w:ascii="Times New Roman" w:cs="Times New Roman" w:eastAsia="PMingLiU" w:hAnsi="Times New Roman"/>
+                <w:b w:val="false"/>
+                <w:bCs w:val="false"/>
+                <w:color w:val="0000FF"/>
+                <w:sz w:val="15"/>
+                <w:szCs w:val="15"/>
+              </w:rPr>
+              <w:t xml:space="preserve">0.940 / 0.047</w:t>
+            </w:r>
+          </w:p>
+        </w:tc>
+        <w:tc>
+          <w:tcPr>
+            <w:tcW w:type="dxa" w:w="1600"/>
+            <w:tcMar>
+              <w:top w:type="dxa" w:w="14"/>
+              <w:left w:type="dxa" w:w="50"/>
+              <w:bottom w:type="dxa" w:w="14"/>
+              <w:right w:type="dxa" w:w="50"/>
+            </w:tcMar>
+            <w:vAlign w:val="center"/>
+          </w:tcPr>
+          <w:p>
+            <w:pPr>
+              <w:keepNext w:val="false"/>
+              <w:keepLines/>
+              <w:spacing w:after="0" w:line="210"/>
+              <w:jc w:val="center"/>
+            </w:pPr>
+            <w:r>
+              <w:rPr>
+                <w:rFonts w:ascii="Times New Roman" w:cs="Times New Roman" w:eastAsia="PMingLiU" w:hAnsi="Times New Roman"/>
+                <w:b w:val="false"/>
+                <w:bCs w:val="false"/>
+                <w:color w:val="0000FF"/>
+                <w:sz w:val="15"/>
+                <w:szCs w:val="15"/>
+              </w:rPr>
+              <w:t xml:space="preserve">0.942 / 0.069</w:t>
+            </w:r>
+          </w:p>
+        </w:tc>
+      </w:tr>
+    </w:tbl>
+    <w:p>
+      <w:pPr>
+        <w:spacing w:after="80" w:before="0" w:line="120"/>
+      </w:pPr>
+      <w:r>
+        <w:rPr>
+          <w:rFonts w:ascii="Times New Roman" w:cs="Times New Roman" w:eastAsia="PMingLiU" w:hAnsi="Times New Roman"/>
+          <w:sz w:val="6"/>
+          <w:szCs w:val="6"/>
+        </w:rPr>
+        <w:t xml:space="preserve"/>
+      </w:r>
+    </w:p>
+    <w:p>
+      <w:pPr>
+        <w:keepNext/>
+        <w:spacing w:after="30" w:before="90" w:line="240"/>
+      </w:pPr>
+      <w:r>
+        <w:rPr>
+          <w:rFonts w:ascii="Times New Roman" w:cs="Times New Roman" w:eastAsia="PMingLiU" w:hAnsi="Times New Roman"/>
+          <w:b/>
+          <w:bCs/>
+          <w:color w:val="0000FF"/>
+          <w:sz w:val="22"/>
+          <w:szCs w:val="22"/>
+        </w:rPr>
+        <w:t xml:space="preserve">3.6. Replay simulation</w:t>
+      </w:r>
+    </w:p>
+    <w:p>
+      <w:pPr>
+        <w:spacing w:after="0" w:line="240"/>
+        <w:ind w:firstLine="288"/>
+        <w:jc w:val="both"/>
+      </w:pPr>
+      <w:r>
+        <w:rPr>
+          <w:rFonts w:ascii="Times New Roman" w:cs="Times New Roman" w:eastAsia="PMingLiU" w:hAnsi="Times New Roman"/>
+          <w:color w:val="0000FF"/>
+          <w:sz w:val="20"/>
+          <w:szCs w:val="20"/>
+        </w:rPr>
+        <w:t xml:space="preserve">Over the 28 replayed weekdays the area records 32,100 rentals per day; without rebalancing 3,390 of them (10.5%) find an empty station and the 144 stations spend 17,800 station-minutes empty per day. Table 6 and Fig. 13 give the results per policy. One truck avoids 5–8% of unmet rentals with 55–67 km of driving; three trucks 16–17%; six trucks 25–27%. The probabilistic policy is best on every fleet size and the point-forecast policy worst, but the margins on unmet rentals are small (27% vs. 26% vs. 25% with six trucks). The clearest difference is in empty station-minutes, which the probabilistic and reactive policies cut by 41% with six trucks against 14% for the point policy, because the latter waits for a forecast deficit instead of acting on an empty station. Replaying the inferred operator moves, which inject about 5,100 bikes per day without any truck constraint, avoids 61%; it is an upper reference, not a policy. Paired per-day differences settle the ranking only in part: the probabilistic policy beats the point policy by 2.0–2.4 points of unmet rentals with every fleet size (95% intervals exclude zero, e.g. [0.4, 3.5] with three trucks) and by 5–27 points of empty minutes, but its margin over the reactive policy is 0.0–0.4 points with intervals of about ±0.7–1.0 that include zero; it is better on 46%, 57% and 61% of the days with 1, 3 and 6 trucks.</w:t>
+      </w:r>
+    </w:p>
+    <w:p>
+      <w:pPr>
+        <w:keepNext/>
+        <w:spacing w:after="40" w:before="120"/>
+        <w:jc w:val="center"/>
+      </w:pPr>
+      <w:r>
+        <w:drawing>
+          <wp:inline distT="0" distB="0" distL="0" distR="0">
+            <wp:extent cx="2943225" cy="1762125"/>
+            <wp:effectExtent t="0" r="0" b="0" l="0"/>
+            <wp:docPr id="1" name="" descr="" title=""/>
+            <wp:cNvGraphicFramePr>
+              <a:graphicFrameLocks xmlns:a="http://schemas.openxmlformats.org/drawingml/2006/main" noChangeAspect="1"/>
+            </wp:cNvGraphicFramePr>
+            <a:graphic xmlns:a="http://schemas.openxmlformats.org/drawingml/2006/main">
+              <a:graphicData uri="http://schemas.openxmlformats.org/drawingml/2006/picture">
+                <pic:pic xmlns:pic="http://schemas.openxmlformats.org/drawingml/2006/picture">
+                  <pic:nvPicPr>
+                    <pic:cNvPr id="0" name="" descr=""/>
+                    <pic:cNvPicPr>
+                      <a:picLocks noChangeAspect="1" noChangeArrowheads="1"/>
+                    </pic:cNvPicPr>
+                  </pic:nvPicPr>
+                  <pic:blipFill>
+                    <a:blip r:embed="rId18" cstate="none"/>
+                    <a:srcRect/>
+                    <a:stretch>
+                      <a:fillRect/>
+                    </a:stretch>
+                  </pic:blipFill>
+                  <pic:spPr bwMode="auto">
+                    <a:xfrm>
+                      <a:off x="0" y="0"/>
+                      <a:ext cx="2943225" cy="1762125"/>
+                    </a:xfrm>
+                    <a:prstGeom prst="rect">
+                      <a:avLst/>
+                    </a:prstGeom>
+                  </pic:spPr>
+                </pic:pic>
+              </a:graphicData>
+            </a:graphic>
+          </wp:inline>
+        </w:drawing>
+      </w:r>
+    </w:p>
+    <w:p>
+      <w:pPr>
+        <w:spacing w:after="140" w:before="0" w:line="200"/>
+        <w:jc w:val="both"/>
+      </w:pPr>
+      <w:r>
+        <w:rPr>
+          <w:rFonts w:ascii="Times New Roman" w:cs="Times New Roman" w:eastAsia="PMingLiU" w:hAnsi="Times New Roman"/>
+          <w:b/>
+          <w:bCs/>
+          <w:color w:val="0000FF"/>
+          <w:sz w:val="17"/>
+          <w:szCs w:val="17"/>
+        </w:rPr>
+        <w:t xml:space="preserve">Figure 12. </w:t>
+      </w:r>
+      <w:r>
+        <w:rPr>
+          <w:rFonts w:ascii="Times New Roman" w:cs="Times New Roman" w:eastAsia="PMingLiU" w:hAnsi="Times New Roman"/>
+          <w:color w:val="0000FF"/>
+          <w:sz w:val="17"/>
+          <w:szCs w:val="17"/>
+        </w:rPr>
+        <w:t xml:space="preserve">AUC at NSYSU, h = 30 min, for the five models of Sec. 2.5.</w:t>
+      </w:r>
+    </w:p>
+    <w:p>
+      <w:pPr>
+        <w:keepNext/>
+        <w:spacing w:after="50" w:before="100" w:line="220"/>
+        <w:jc w:val="both"/>
+      </w:pPr>
+      <w:r>
+        <w:rPr>
+          <w:rFonts w:ascii="Times New Roman" w:cs="Times New Roman" w:eastAsia="PMingLiU" w:hAnsi="Times New Roman"/>
+          <w:b/>
+          <w:bCs/>
+          <w:color w:val="0000FF"/>
+          <w:sz w:val="17"/>
+          <w:szCs w:val="17"/>
+        </w:rPr>
+        <w:t xml:space="preserve">Table 6. </w:t>
       </w:r>
       <w:r>
         <w:rPr>
@@ -11239,7 +13245,7 @@
                     </pic:cNvPicPr>
                   </pic:nvPicPr>
                   <pic:blipFill>
-                    <a:blip r:embed="rId17" cstate="none"/>
+                    <a:blip r:embed="rId19" cstate="none"/>
                     <a:srcRect/>
                     <a:stretch>
                       <a:fillRect/>
@@ -11275,7 +13281,7 @@
           <w:sz w:val="17"/>
           <w:szCs w:val="17"/>
         </w:rPr>
-        <w:t xml:space="preserve">Figure 11. </w:t>
+        <w:t xml:space="preserve">Figure 13. </w:t>
       </w:r>
       <w:r>
         <w:rPr>
@@ -11333,7 +13339,7 @@
           <w:sz w:val="20"/>
           <w:szCs w:val="20"/>
         </w:rPr>
-        <w:t xml:space="preserve">Table 6 sets the numbers the proposal expected against what the midterm experiments gave. The predictor met every target, and transfer was easier than expected. The simulator numbers fall short of the proposal’s 50%, for three reasons that the next phase addresses: the planner is the greedy initial solution without route search; the replay contains only recorded rentals, so the demand that was lost at empty stations, which rebalancing would serve, is not yet counted; and the operator reference injects bikes without any truck constraint.</w:t>
+        <w:t xml:space="preserve">Table 7 sets the numbers the proposal expected against what the midterm experiments gave. The predictor met every target, and transfer was easier than expected. The simulator numbers fall short of the proposal’s 50%, for three reasons that the next phase addresses: the planner is the greedy initial solution without route search; the replay contains only recorded rentals, so the demand that was lost at empty stations, which rebalancing would serve, is not yet counted; and the operator reference injects bikes without any truck constraint.</w:t>
       </w:r>
     </w:p>
     <w:p>
@@ -11351,7 +13357,7 @@
           <w:sz w:val="17"/>
           <w:szCs w:val="17"/>
         </w:rPr>
-        <w:t xml:space="preserve">Table 6. </w:t>
+        <w:t xml:space="preserve">Table 7. </w:t>
       </w:r>
       <w:r>
         <w:rPr>
@@ -11575,7 +13581,7 @@
                 <w:sz w:val="15"/>
                 <w:szCs w:val="15"/>
               </w:rPr>
-              <w:t xml:space="preserve">0.93 (NTU), 0.93 (NSYSU zero-shot)</w:t>
+              <w:t xml:space="preserve">0.93 (NTU), 0.93 (NSYSU zero-shot); 0.90 at 120 min</w:t>
             </w:r>
           </w:p>
         </w:tc>
@@ -11611,7 +13617,7 @@
                 <w:sz w:val="15"/>
                 <w:szCs w:val="15"/>
               </w:rPr>
-              <w:t xml:space="preserve">Predictor ECE, h = 30 min</w:t>
+              <w:t xml:space="preserve">Poisson + Monte-Carlo roll-out</w:t>
             </w:r>
           </w:p>
         </w:tc>
@@ -11642,7 +13648,7 @@
                 <w:sz w:val="15"/>
                 <w:szCs w:val="15"/>
               </w:rPr>
-              <w:t xml:space="preserve">&lt; 0.05</w:t>
+              <w:t xml:space="preserve">the predictor of Sec. 2.4</w:t>
             </w:r>
           </w:p>
         </w:tc>
@@ -11673,7 +13679,7 @@
                 <w:sz w:val="15"/>
                 <w:szCs w:val="15"/>
               </w:rPr>
-              <w:t xml:space="preserve">0.012 (NTU), 0.022 (NSYSU zero-shot)</w:t>
+              <w:t xml:space="preserve">built exactly; AUC 0.895, so the classifier (0.922–0.932) is used</w:t>
             </w:r>
           </w:p>
         </w:tc>
@@ -11709,7 +13715,7 @@
                 <w:sz w:val="15"/>
                 <w:szCs w:val="15"/>
               </w:rPr>
-              <w:t xml:space="preserve">NSYSU transfer</w:t>
+              <w:t xml:space="preserve">Predictor ECE, h = 30 min</w:t>
             </w:r>
           </w:p>
         </w:tc>
@@ -11740,7 +13746,7 @@
                 <w:sz w:val="15"/>
                 <w:szCs w:val="15"/>
               </w:rPr>
-              <w:t xml:space="preserve">zero-shot drop, closed within 5 AUC points after 2–4 weeks</w:t>
+              <w:t xml:space="preserve">&lt; 0.05</w:t>
             </w:r>
           </w:p>
         </w:tc>
@@ -11771,7 +13777,7 @@
                 <w:sz w:val="15"/>
                 <w:szCs w:val="15"/>
               </w:rPr>
-              <w:t xml:space="preserve">no drop: 0.934 zero-shot vs. 0.940 with 6 local days</w:t>
+              <w:t xml:space="preserve">0.012 (NTU), 0.022 (NSYSU zero-shot)</w:t>
             </w:r>
           </w:p>
         </w:tc>
@@ -11807,7 +13813,7 @@
                 <w:sz w:val="15"/>
                 <w:szCs w:val="15"/>
               </w:rPr>
-              <w:t xml:space="preserve">Unmet rentals avoided, reactive</w:t>
+              <w:t xml:space="preserve">NSYSU transfer</w:t>
             </w:r>
           </w:p>
         </w:tc>
@@ -11838,7 +13844,7 @@
                 <w:sz w:val="15"/>
                 <w:szCs w:val="15"/>
               </w:rPr>
-              <w:t xml:space="preserve">about 20%</w:t>
+              <w:t xml:space="preserve">zero-shot drop, closed within 5 AUC points after 2–4 weeks</w:t>
             </w:r>
           </w:p>
         </w:tc>
@@ -11869,7 +13875,7 @@
                 <w:sz w:val="15"/>
                 <w:szCs w:val="15"/>
               </w:rPr>
-              <w:t xml:space="preserve">7% / 17% / 26% with 1 / 3 / 6 trucks</w:t>
+              <w:t xml:space="preserve">no drop: 0.934 zero-shot vs. 0.940 with 6 local days</w:t>
             </w:r>
           </w:p>
         </w:tc>
@@ -11905,7 +13911,7 @@
                 <w:sz w:val="15"/>
                 <w:szCs w:val="15"/>
               </w:rPr>
-              <w:t xml:space="preserve">Unmet rentals avoided, point forecast</w:t>
+              <w:t xml:space="preserve">Unmet rentals avoided, reactive</w:t>
             </w:r>
           </w:p>
         </w:tc>
@@ -11936,7 +13942,7 @@
                 <w:sz w:val="15"/>
                 <w:szCs w:val="15"/>
               </w:rPr>
-              <w:t xml:space="preserve">about 40%</w:t>
+              <w:t xml:space="preserve">about 20%</w:t>
             </w:r>
           </w:p>
         </w:tc>
@@ -11967,7 +13973,7 @@
                 <w:sz w:val="15"/>
                 <w:szCs w:val="15"/>
               </w:rPr>
-              <w:t xml:space="preserve">5% / 16% / 25%</w:t>
+              <w:t xml:space="preserve">7% / 17% / 26% with 1 / 3 / 6 trucks</w:t>
             </w:r>
           </w:p>
         </w:tc>
@@ -12003,6 +14009,104 @@
                 <w:sz w:val="15"/>
                 <w:szCs w:val="15"/>
               </w:rPr>
+              <w:t xml:space="preserve">Unmet rentals avoided, point forecast</w:t>
+            </w:r>
+          </w:p>
+        </w:tc>
+        <w:tc>
+          <w:tcPr>
+            <w:tcW w:type="dxa" w:w="1300"/>
+            <w:tcMar>
+              <w:top w:type="dxa" w:w="14"/>
+              <w:left w:type="dxa" w:w="50"/>
+              <w:bottom w:type="dxa" w:w="14"/>
+              <w:right w:type="dxa" w:w="50"/>
+            </w:tcMar>
+            <w:vAlign w:val="center"/>
+          </w:tcPr>
+          <w:p>
+            <w:pPr>
+              <w:keepNext w:val="false"/>
+              <w:keepLines/>
+              <w:spacing w:after="0" w:line="210"/>
+              <w:jc w:val="left"/>
+            </w:pPr>
+            <w:r>
+              <w:rPr>
+                <w:rFonts w:ascii="Times New Roman" w:cs="Times New Roman" w:eastAsia="PMingLiU" w:hAnsi="Times New Roman"/>
+                <w:b w:val="false"/>
+                <w:bCs w:val="false"/>
+                <w:color w:val="0000FF"/>
+                <w:sz w:val="15"/>
+                <w:szCs w:val="15"/>
+              </w:rPr>
+              <w:t xml:space="preserve">about 40%</w:t>
+            </w:r>
+          </w:p>
+        </w:tc>
+        <w:tc>
+          <w:tcPr>
+            <w:tcW w:type="dxa" w:w="1500"/>
+            <w:tcMar>
+              <w:top w:type="dxa" w:w="14"/>
+              <w:left w:type="dxa" w:w="50"/>
+              <w:bottom w:type="dxa" w:w="14"/>
+              <w:right w:type="dxa" w:w="50"/>
+            </w:tcMar>
+            <w:vAlign w:val="center"/>
+          </w:tcPr>
+          <w:p>
+            <w:pPr>
+              <w:keepNext w:val="false"/>
+              <w:keepLines/>
+              <w:spacing w:after="0" w:line="210"/>
+              <w:jc w:val="left"/>
+            </w:pPr>
+            <w:r>
+              <w:rPr>
+                <w:rFonts w:ascii="Times New Roman" w:cs="Times New Roman" w:eastAsia="PMingLiU" w:hAnsi="Times New Roman"/>
+                <w:b w:val="false"/>
+                <w:bCs w:val="false"/>
+                <w:color w:val="0000FF"/>
+                <w:sz w:val="15"/>
+                <w:szCs w:val="15"/>
+              </w:rPr>
+              <w:t xml:space="preserve">5% / 16% / 25%</w:t>
+            </w:r>
+          </w:p>
+        </w:tc>
+      </w:tr>
+      <w:tr>
+        <w:trPr>
+          <w:cantSplit/>
+        </w:trPr>
+        <w:tc>
+          <w:tcPr>
+            <w:tcW w:type="dxa" w:w="1877"/>
+            <w:tcMar>
+              <w:top w:type="dxa" w:w="14"/>
+              <w:left w:type="dxa" w:w="50"/>
+              <w:bottom w:type="dxa" w:w="14"/>
+              <w:right w:type="dxa" w:w="50"/>
+            </w:tcMar>
+            <w:vAlign w:val="center"/>
+          </w:tcPr>
+          <w:p>
+            <w:pPr>
+              <w:keepNext w:val="false"/>
+              <w:keepLines/>
+              <w:spacing w:after="0" w:line="210"/>
+              <w:jc w:val="left"/>
+            </w:pPr>
+            <w:r>
+              <w:rPr>
+                <w:rFonts w:ascii="Times New Roman" w:cs="Times New Roman" w:eastAsia="PMingLiU" w:hAnsi="Times New Roman"/>
+                <w:b w:val="false"/>
+                <w:bCs w:val="false"/>
+                <w:color w:val="0000FF"/>
+                <w:sz w:val="15"/>
+                <w:szCs w:val="15"/>
+              </w:rPr>
               <w:t xml:space="preserve">Unmet rentals avoided, probabilistic</w:t>
             </w:r>
           </w:p>
@@ -12097,7 +14201,7 @@
           <w:sz w:val="20"/>
           <w:szCs w:val="20"/>
         </w:rPr>
-        <w:t xml:space="preserve">Fig. 13 updates the schedule: data pipeline and demand reconstruction are complete, the predictor is trained and transferred ahead of plan, and the simulator exists two weeks early, with the planner still greedy. Of the proposal’s three fallbacks, none was needed: Kaohsiung history is being collected by our own logger, the probabilistic policy does beat the point forecast, and local search is on schedule. Remaining work:</w:t>
+        <w:t xml:space="preserve">Fig. 14 updates the schedule: data pipeline and demand reconstruction are complete, the predictor is trained and transferred ahead of plan, and the simulator exists two weeks early, with the planner still greedy. Of the proposal’s three fallbacks, none was needed: Kaohsiung history is being collected by our own logger, the probabilistic policy does beat the point forecast, and local search is on schedule. Remaining work:</w:t>
       </w:r>
     </w:p>
     <w:p>
@@ -12147,7 +14251,7 @@
           <w:sz w:val="20"/>
           <w:szCs w:val="20"/>
         </w:rPr>
-        <w:t xml:space="preserve">longer horizons, demand-rate and timetable-intensity features for the pre-bell cases where the predictor is weakest;</w:t>
+        <w:t xml:space="preserve">a timetable-intensity feature from the course catalogue and a two-sided (empty / full) label for the pre-bell cases where the predictor is weakest;</w:t>
       </w:r>
     </w:p>
     <w:p>
@@ -12197,7 +14301,96 @@
           <w:sz w:val="20"/>
           <w:szCs w:val="20"/>
         </w:rPr>
-        <w:t xml:space="preserve">the live NSYSU demo (Fig. 12) and, after four more weeks of logging, a transfer study by week of local data.</w:t>
+        <w:t xml:space="preserve">the live NSYSU demo (Fig. 15) and, after four more weeks of logging, a transfer study by week of local data.</w:t>
+      </w:r>
+    </w:p>
+    <w:p>
+      <w:pPr>
+        <w:keepNext/>
+        <w:spacing w:after="40" w:before="120"/>
+        <w:jc w:val="center"/>
+      </w:pPr>
+      <w:r>
+        <w:drawing>
+          <wp:inline distT="0" distB="0" distL="0" distR="0">
+            <wp:extent cx="2943225" cy="1628775"/>
+            <wp:effectExtent t="0" r="0" b="0" l="0"/>
+            <wp:docPr id="1" name="" descr="" title=""/>
+            <wp:cNvGraphicFramePr>
+              <a:graphicFrameLocks xmlns:a="http://schemas.openxmlformats.org/drawingml/2006/main" noChangeAspect="1"/>
+            </wp:cNvGraphicFramePr>
+            <a:graphic xmlns:a="http://schemas.openxmlformats.org/drawingml/2006/main">
+              <a:graphicData uri="http://schemas.openxmlformats.org/drawingml/2006/picture">
+                <pic:pic xmlns:pic="http://schemas.openxmlformats.org/drawingml/2006/picture">
+                  <pic:nvPicPr>
+                    <pic:cNvPr id="0" name="" descr=""/>
+                    <pic:cNvPicPr>
+                      <a:picLocks noChangeAspect="1" noChangeArrowheads="1"/>
+                    </pic:cNvPicPr>
+                  </pic:nvPicPr>
+                  <pic:blipFill>
+                    <a:blip r:embed="rId20" cstate="none"/>
+                    <a:srcRect/>
+                    <a:stretch>
+                      <a:fillRect/>
+                    </a:stretch>
+                  </pic:blipFill>
+                  <pic:spPr bwMode="auto">
+                    <a:xfrm>
+                      <a:off x="0" y="0"/>
+                      <a:ext cx="2943225" cy="1628775"/>
+                    </a:xfrm>
+                    <a:prstGeom prst="rect">
+                      <a:avLst/>
+                    </a:prstGeom>
+                  </pic:spPr>
+                </pic:pic>
+              </a:graphicData>
+            </a:graphic>
+          </wp:inline>
+        </w:drawing>
+      </w:r>
+    </w:p>
+    <w:p>
+      <w:pPr>
+        <w:spacing w:after="140" w:before="0" w:line="200"/>
+        <w:jc w:val="both"/>
+      </w:pPr>
+      <w:r>
+        <w:rPr>
+          <w:rFonts w:ascii="Times New Roman" w:cs="Times New Roman" w:eastAsia="PMingLiU" w:hAnsi="Times New Roman"/>
+          <w:b/>
+          <w:bCs/>
+          <w:color w:val="0000FF"/>
+          <w:sz w:val="17"/>
+          <w:szCs w:val="17"/>
+        </w:rPr>
+        <w:t xml:space="preserve">Figure 14. </w:t>
+      </w:r>
+      <w:r>
+        <w:rPr>
+          <w:rFonts w:ascii="Times New Roman" w:cs="Times New Roman" w:eastAsia="PMingLiU" w:hAnsi="Times New Roman"/>
+          <w:color w:val="0000FF"/>
+          <w:sz w:val="17"/>
+          <w:szCs w:val="17"/>
+        </w:rPr>
+        <w:t xml:space="preserve">Schedule with completion at 29 Oct (dark = done; PL 林沛霆, JC 陳佳晨, SL 林詩穎).</w:t>
+      </w:r>
+    </w:p>
+    <w:p>
+      <w:pPr>
+        <w:spacing w:after="0" w:line="240"/>
+        <w:ind w:firstLine="288"/>
+        <w:jc w:val="both"/>
+      </w:pPr>
+      <w:r>
+        <w:rPr>
+          <w:rFonts w:ascii="Times New Roman" w:cs="Times New Roman" w:eastAsia="PMingLiU" w:hAnsi="Times New Roman"/>
+          <w:color w:val="0000FF"/>
+          <w:sz w:val="20"/>
+          <w:szCs w:val="20"/>
+        </w:rPr>
+        <w:t xml:space="preserve">Work division: 林沛霆 (PL) built the logger, the NTU pipeline, the replay simulator and this report; 陳佳晨 (JC) owns demand reconstruction, operator inference with its checks, the calibration and transfer studies and the bootstrap; 林詩穎 (SL) owns the predictor, the roll-out comparison, the horizon sweep, the ablations and the demo. All code, tables, model files, metrics and figures are in the public repository [17] under analysis/; its README documents how to rebuild every table from the raw sources.</w:t>
       </w:r>
     </w:p>
     <w:p>
@@ -12225,7 +14418,7 @@
                     </pic:cNvPicPr>
                   </pic:nvPicPr>
                   <pic:blipFill>
-                    <a:blip r:embed="rId18" cstate="none"/>
+                    <a:blip r:embed="rId21" cstate="none"/>
                     <a:srcRect/>
                     <a:stretch>
                       <a:fillRect/>
@@ -12260,7 +14453,7 @@
           <w:sz w:val="17"/>
           <w:szCs w:val="17"/>
         </w:rPr>
-        <w:t xml:space="preserve">Figure 12. </w:t>
+        <w:t xml:space="preserve">Figure 15. </w:t>
       </w:r>
       <w:r>
         <w:rPr>
@@ -12269,95 +14462,6 @@
           <w:szCs w:val="17"/>
         </w:rPr>
         <w:t xml:space="preserve">Mock-up of the live NSYSU demo (from the proposal; real station positions and stock, probabilities and route illustrative).</w:t>
-      </w:r>
-    </w:p>
-    <w:p>
-      <w:pPr>
-        <w:keepNext/>
-        <w:spacing w:after="40" w:before="120"/>
-        <w:jc w:val="center"/>
-      </w:pPr>
-      <w:r>
-        <w:drawing>
-          <wp:inline distT="0" distB="0" distL="0" distR="0">
-            <wp:extent cx="2943225" cy="1628775"/>
-            <wp:effectExtent t="0" r="0" b="0" l="0"/>
-            <wp:docPr id="1" name="" descr="" title=""/>
-            <wp:cNvGraphicFramePr>
-              <a:graphicFrameLocks xmlns:a="http://schemas.openxmlformats.org/drawingml/2006/main" noChangeAspect="1"/>
-            </wp:cNvGraphicFramePr>
-            <a:graphic xmlns:a="http://schemas.openxmlformats.org/drawingml/2006/main">
-              <a:graphicData uri="http://schemas.openxmlformats.org/drawingml/2006/picture">
-                <pic:pic xmlns:pic="http://schemas.openxmlformats.org/drawingml/2006/picture">
-                  <pic:nvPicPr>
-                    <pic:cNvPr id="0" name="" descr=""/>
-                    <pic:cNvPicPr>
-                      <a:picLocks noChangeAspect="1" noChangeArrowheads="1"/>
-                    </pic:cNvPicPr>
-                  </pic:nvPicPr>
-                  <pic:blipFill>
-                    <a:blip r:embed="rId19" cstate="none"/>
-                    <a:srcRect/>
-                    <a:stretch>
-                      <a:fillRect/>
-                    </a:stretch>
-                  </pic:blipFill>
-                  <pic:spPr bwMode="auto">
-                    <a:xfrm>
-                      <a:off x="0" y="0"/>
-                      <a:ext cx="2943225" cy="1628775"/>
-                    </a:xfrm>
-                    <a:prstGeom prst="rect">
-                      <a:avLst/>
-                    </a:prstGeom>
-                  </pic:spPr>
-                </pic:pic>
-              </a:graphicData>
-            </a:graphic>
-          </wp:inline>
-        </w:drawing>
-      </w:r>
-    </w:p>
-    <w:p>
-      <w:pPr>
-        <w:spacing w:after="140" w:before="0" w:line="200"/>
-        <w:jc w:val="both"/>
-      </w:pPr>
-      <w:r>
-        <w:rPr>
-          <w:rFonts w:ascii="Times New Roman" w:cs="Times New Roman" w:eastAsia="PMingLiU" w:hAnsi="Times New Roman"/>
-          <w:b/>
-          <w:bCs/>
-          <w:color w:val="0000FF"/>
-          <w:sz w:val="17"/>
-          <w:szCs w:val="17"/>
-        </w:rPr>
-        <w:t xml:space="preserve">Figure 13. </w:t>
-      </w:r>
-      <w:r>
-        <w:rPr>
-          <w:rFonts w:ascii="Times New Roman" w:cs="Times New Roman" w:eastAsia="PMingLiU" w:hAnsi="Times New Roman"/>
-          <w:color w:val="0000FF"/>
-          <w:sz w:val="17"/>
-          <w:szCs w:val="17"/>
-        </w:rPr>
-        <w:t xml:space="preserve">Schedule with completion at 29 Oct (dark = done; PL 林沛霆, JC 陳佳晨, SL 林詩穎).</w:t>
-      </w:r>
-    </w:p>
-    <w:p>
-      <w:pPr>
-        <w:spacing w:after="0" w:line="240"/>
-        <w:ind w:firstLine="288"/>
-        <w:jc w:val="both"/>
-      </w:pPr>
-      <w:r>
-        <w:rPr>
-          <w:rFonts w:ascii="Times New Roman" w:cs="Times New Roman" w:eastAsia="PMingLiU" w:hAnsi="Times New Roman"/>
-          <w:color w:val="0000FF"/>
-          <w:sz w:val="20"/>
-          <w:szCs w:val="20"/>
-        </w:rPr>
-        <w:t xml:space="preserve">Work division: 林沛霆 (PL) built the logger, the NTU pipeline, the replay simulator and this report; 陳佳晨 (JC) owns demand reconstruction, operator inference and the calibration and transfer studies; 林詩穎 (SL) owns the predictor, the ablations and the demo. All code, tables, model files, metrics and figures are in the public repository [17] under analysis/; its README documents how to rebuild every table from the raw sources.</w:t>
       </w:r>
     </w:p>
     <w:p>
@@ -12775,6 +14879,256 @@
           <w:szCs w:val="15"/>
         </w:rPr>
         <w:t xml:space="preserve">Group 54. nsysu-youbike-log: logger, analysis code and results, github.com/alexlin8888/nsysu-youbike-log, 2026.</w:t>
+      </w:r>
+    </w:p>
+    <w:p>
+      <w:pPr>
+        <w:spacing w:after="0" w:line="190"/>
+        <w:ind w:left="260" w:hanging="260"/>
+        <w:jc w:val="both"/>
+      </w:pPr>
+      <w:r>
+        <w:rPr>
+          <w:rFonts w:ascii="Times New Roman" w:cs="Times New Roman" w:eastAsia="PMingLiU" w:hAnsi="Times New Roman"/>
+          <w:color w:val="0000FF"/>
+          <w:sz w:val="15"/>
+          <w:szCs w:val="15"/>
+        </w:rPr>
+        <w:t xml:space="preserve">[18] </w:t>
+      </w:r>
+      <w:r>
+        <w:rPr>
+          <w:rFonts w:ascii="Times New Roman" w:cs="Times New Roman" w:eastAsia="PMingLiU" w:hAnsi="Times New Roman"/>
+          <w:color w:val="0000FF"/>
+          <w:sz w:val="15"/>
+          <w:szCs w:val="15"/>
+        </w:rPr>
+        <w:t xml:space="preserve">J. Schuijbroek, R. C. Hampshire, and W.-J. van Hoeve. Inventory rebalancing and vehicle routing in bike sharing systems. Eur. J. Oper. Res., 257(3):992–1004, 2017.</w:t>
+      </w:r>
+    </w:p>
+    <w:p>
+      <w:pPr>
+        <w:spacing w:after="0" w:line="190"/>
+        <w:ind w:left="260" w:hanging="260"/>
+        <w:jc w:val="both"/>
+      </w:pPr>
+      <w:r>
+        <w:rPr>
+          <w:rFonts w:ascii="Times New Roman" w:cs="Times New Roman" w:eastAsia="PMingLiU" w:hAnsi="Times New Roman"/>
+          <w:color w:val="0000FF"/>
+          <w:sz w:val="15"/>
+          <w:szCs w:val="15"/>
+        </w:rPr>
+        <w:t xml:space="preserve">[19] </w:t>
+      </w:r>
+      <w:r>
+        <w:rPr>
+          <w:rFonts w:ascii="Times New Roman" w:cs="Times New Roman" w:eastAsia="PMingLiU" w:hAnsi="Times New Roman"/>
+          <w:color w:val="0000FF"/>
+          <w:sz w:val="15"/>
+          <w:szCs w:val="15"/>
+        </w:rPr>
+        <w:t xml:space="preserve">C. Fricker and N. Gast. Incentives and redistribution in homogeneous bike-sharing systems with stations of finite capacity. EURO J. Transp. Logist., 5(3):261–291, 2016.</w:t>
+      </w:r>
+    </w:p>
+    <w:p>
+      <w:pPr>
+        <w:spacing w:after="0" w:line="190"/>
+        <w:ind w:left="260" w:hanging="260"/>
+        <w:jc w:val="both"/>
+      </w:pPr>
+      <w:r>
+        <w:rPr>
+          <w:rFonts w:ascii="Times New Roman" w:cs="Times New Roman" w:eastAsia="PMingLiU" w:hAnsi="Times New Roman"/>
+          <w:color w:val="0000FF"/>
+          <w:sz w:val="15"/>
+          <w:szCs w:val="15"/>
+        </w:rPr>
+        <w:t xml:space="preserve">[20] </w:t>
+      </w:r>
+      <w:r>
+        <w:rPr>
+          <w:rFonts w:ascii="Times New Roman" w:cs="Times New Roman" w:eastAsia="PMingLiU" w:hAnsi="Times New Roman"/>
+          <w:color w:val="0000FF"/>
+          <w:sz w:val="15"/>
+          <w:szCs w:val="15"/>
+        </w:rPr>
+        <w:t xml:space="preserve">D. K. George and C. H. Xia. Fleet-sizing and service availability for a vehicle rental system via closed queueing networks. Eur. J. Oper. Res., 211(1):198–207, 2011.</w:t>
+      </w:r>
+    </w:p>
+    <w:p>
+      <w:pPr>
+        <w:spacing w:after="0" w:line="190"/>
+        <w:ind w:left="260" w:hanging="260"/>
+        <w:jc w:val="both"/>
+      </w:pPr>
+      <w:r>
+        <w:rPr>
+          <w:rFonts w:ascii="Times New Roman" w:cs="Times New Roman" w:eastAsia="PMingLiU" w:hAnsi="Times New Roman"/>
+          <w:color w:val="0000FF"/>
+          <w:sz w:val="15"/>
+          <w:szCs w:val="15"/>
+        </w:rPr>
+        <w:t xml:space="preserve">[21] </w:t>
+      </w:r>
+      <w:r>
+        <w:rPr>
+          <w:rFonts w:ascii="Times New Roman" w:cs="Times New Roman" w:eastAsia="PMingLiU" w:hAnsi="Times New Roman"/>
+          <w:color w:val="0000FF"/>
+          <w:sz w:val="15"/>
+          <w:szCs w:val="15"/>
+        </w:rPr>
+        <w:t xml:space="preserve">B. Zadrozny and C. Elkan. Transforming classifier scores into accurate multiclass probability estimates. In KDD, 2002.</w:t>
+      </w:r>
+    </w:p>
+    <w:p>
+      <w:pPr>
+        <w:spacing w:after="0" w:line="190"/>
+        <w:ind w:left="260" w:hanging="260"/>
+        <w:jc w:val="both"/>
+      </w:pPr>
+      <w:r>
+        <w:rPr>
+          <w:rFonts w:ascii="Times New Roman" w:cs="Times New Roman" w:eastAsia="PMingLiU" w:hAnsi="Times New Roman"/>
+          <w:color w:val="0000FF"/>
+          <w:sz w:val="15"/>
+          <w:szCs w:val="15"/>
+        </w:rPr>
+        <w:t xml:space="preserve">[22] </w:t>
+      </w:r>
+      <w:r>
+        <w:rPr>
+          <w:rFonts w:ascii="Times New Roman" w:cs="Times New Roman" w:eastAsia="PMingLiU" w:hAnsi="Times New Roman"/>
+          <w:color w:val="0000FF"/>
+          <w:sz w:val="15"/>
+          <w:szCs w:val="15"/>
+        </w:rPr>
+        <w:t xml:space="preserve">B. Efron and R. J. Tibshirani. An Introduction to the Bootstrap. Chapman &amp; Hall, 1993.</w:t>
+      </w:r>
+    </w:p>
+    <w:p>
+      <w:pPr>
+        <w:spacing w:after="0" w:line="190"/>
+        <w:ind w:left="260" w:hanging="260"/>
+        <w:jc w:val="both"/>
+      </w:pPr>
+      <w:r>
+        <w:rPr>
+          <w:rFonts w:ascii="Times New Roman" w:cs="Times New Roman" w:eastAsia="PMingLiU" w:hAnsi="Times New Roman"/>
+          <w:color w:val="0000FF"/>
+          <w:sz w:val="15"/>
+          <w:szCs w:val="15"/>
+        </w:rPr>
+        <w:t xml:space="preserve">[23] </w:t>
+      </w:r>
+      <w:r>
+        <w:rPr>
+          <w:rFonts w:ascii="Times New Roman" w:cs="Times New Roman" w:eastAsia="PMingLiU" w:hAnsi="Times New Roman"/>
+          <w:color w:val="0000FF"/>
+          <w:sz w:val="15"/>
+          <w:szCs w:val="15"/>
+        </w:rPr>
+        <w:t xml:space="preserve">L. Chen et al. Dynamic cluster-based over-demand prediction in bike sharing systems. In UbiComp, 2016.</w:t>
+      </w:r>
+    </w:p>
+    <w:p>
+      <w:pPr>
+        <w:spacing w:after="0" w:line="190"/>
+        <w:ind w:left="260" w:hanging="260"/>
+        <w:jc w:val="both"/>
+      </w:pPr>
+      <w:r>
+        <w:rPr>
+          <w:rFonts w:ascii="Times New Roman" w:cs="Times New Roman" w:eastAsia="PMingLiU" w:hAnsi="Times New Roman"/>
+          <w:color w:val="0000FF"/>
+          <w:sz w:val="15"/>
+          <w:szCs w:val="15"/>
+        </w:rPr>
+        <w:t xml:space="preserve">[24] </w:t>
+      </w:r>
+      <w:r>
+        <w:rPr>
+          <w:rFonts w:ascii="Times New Roman" w:cs="Times New Roman" w:eastAsia="PMingLiU" w:hAnsi="Times New Roman"/>
+          <w:color w:val="0000FF"/>
+          <w:sz w:val="15"/>
+          <w:szCs w:val="15"/>
+        </w:rPr>
+        <w:t xml:space="preserve">E. O’Mahony and D. B. Shmoys. Data analysis and optimization for (Citi)Bike sharing. In AAAI, 2015.</w:t>
+      </w:r>
+    </w:p>
+    <w:p>
+      <w:pPr>
+        <w:spacing w:after="0" w:line="190"/>
+        <w:ind w:left="260" w:hanging="260"/>
+        <w:jc w:val="both"/>
+      </w:pPr>
+      <w:r>
+        <w:rPr>
+          <w:rFonts w:ascii="Times New Roman" w:cs="Times New Roman" w:eastAsia="PMingLiU" w:hAnsi="Times New Roman"/>
+          <w:color w:val="0000FF"/>
+          <w:sz w:val="15"/>
+          <w:szCs w:val="15"/>
+        </w:rPr>
+        <w:t xml:space="preserve">[25] </w:t>
+      </w:r>
+      <w:r>
+        <w:rPr>
+          <w:rFonts w:ascii="Times New Roman" w:cs="Times New Roman" w:eastAsia="PMingLiU" w:hAnsi="Times New Roman"/>
+          <w:color w:val="0000FF"/>
+          <w:sz w:val="15"/>
+          <w:szCs w:val="15"/>
+        </w:rPr>
+        <w:t xml:space="preserve">Y. Li, Y. Zheng, H. Zhang, and L. Chen. Traffic prediction in a bike-sharing system. In ACM SIGSPATIAL, 2015.</w:t>
+      </w:r>
+    </w:p>
+    <w:p>
+      <w:pPr>
+        <w:spacing w:after="0" w:line="190"/>
+        <w:ind w:left="260" w:hanging="260"/>
+        <w:jc w:val="both"/>
+      </w:pPr>
+      <w:r>
+        <w:rPr>
+          <w:rFonts w:ascii="Times New Roman" w:cs="Times New Roman" w:eastAsia="PMingLiU" w:hAnsi="Times New Roman"/>
+          <w:color w:val="0000FF"/>
+          <w:sz w:val="15"/>
+          <w:szCs w:val="15"/>
+        </w:rPr>
+        <w:t xml:space="preserve">[26] </w:t>
+      </w:r>
+      <w:r>
+        <w:rPr>
+          <w:rFonts w:ascii="Times New Roman" w:cs="Times New Roman" w:eastAsia="PMingLiU" w:hAnsi="Times New Roman"/>
+          <w:color w:val="0000FF"/>
+          <w:sz w:val="15"/>
+          <w:szCs w:val="15"/>
+        </w:rPr>
+        <w:t xml:space="preserve">嚴文廷. 維繫台北街道的微笑風景──YouBike 調度員與維修員的工作日常. 報導者, 6 Apr. 2024.</w:t>
+      </w:r>
+    </w:p>
+    <w:p>
+      <w:pPr>
+        <w:spacing w:after="0" w:line="190"/>
+        <w:ind w:left="260" w:hanging="260"/>
+        <w:jc w:val="both"/>
+      </w:pPr>
+      <w:r>
+        <w:rPr>
+          <w:rFonts w:ascii="Times New Roman" w:cs="Times New Roman" w:eastAsia="PMingLiU" w:hAnsi="Times New Roman"/>
+          <w:color w:val="0000FF"/>
+          <w:sz w:val="15"/>
+          <w:szCs w:val="15"/>
+        </w:rPr>
+        <w:t xml:space="preserve">[27] </w:t>
+      </w:r>
+      <w:r>
+        <w:rPr>
+          <w:rFonts w:ascii="Times New Roman" w:cs="Times New Roman" w:eastAsia="PMingLiU" w:hAnsi="Times New Roman"/>
+          <w:color w:val="0000FF"/>
+          <w:sz w:val="15"/>
+          <w:szCs w:val="15"/>
+        </w:rPr>
+        <w:t xml:space="preserve">楊正海. 北市 YouBike 日均租借破 23 萬次創新高. 聯合新聞網, 29 Jul. 2026.</w:t>
       </w:r>
     </w:p>
     <w:sectPr>

--- a/report/HW3_54.docx
+++ b/report/HW3_54.docx
@@ -162,7 +162,7 @@
           <w:p>
             <w:pPr>
               <w:keepLines/>
-              <w:spacing w:after="0" w:line="220"/>
+              <w:spacing w:after="0" w:line="205"/>
               <w:ind w:left="200" w:hanging="200"/>
               <w:jc w:val="left"/>
             </w:pPr>
@@ -172,8 +172,8 @@
                 <w:b/>
                 <w:bCs/>
                 <w:color w:val="0000FF"/>
-                <w:sz w:val="17"/>
-                <w:szCs w:val="17"/>
+                <w:sz w:val="16"/>
+                <w:szCs w:val="16"/>
               </w:rPr>
               <w:t xml:space="preserve">What has been done since the proposal (HW1)</w:t>
             </w:r>
@@ -181,7 +181,7 @@
           <w:p>
             <w:pPr>
               <w:keepLines/>
-              <w:spacing w:after="0" w:line="220"/>
+              <w:spacing w:after="0" w:line="205"/>
               <w:ind w:left="200" w:hanging="200"/>
               <w:jc w:val="left"/>
             </w:pPr>
@@ -189,16 +189,16 @@
               <w:rPr>
                 <w:rFonts w:ascii="Times New Roman" w:cs="Times New Roman" w:eastAsia="PMingLiU" w:hAnsi="Times New Roman"/>
                 <w:color w:val="0000FF"/>
-                <w:sz w:val="16"/>
-                <w:szCs w:val="16"/>
-              </w:rPr>
-              <w:t xml:space="preserve">1. NSYSU data: a 10-minute logger for 309 stations, running since 1 Oct (Sec. 2.2); 14 complete days analysed (Sec. 3.2).</w:t>
-            </w:r>
-          </w:p>
-          <w:p>
-            <w:pPr>
-              <w:keepLines/>
-              <w:spacing w:after="0" w:line="220"/>
+                <w:sz w:val="15"/>
+                <w:szCs w:val="15"/>
+              </w:rPr>
+              <w:t xml:space="preserve">1. NSYSU: a 10-minute logger for 309 stations since 1 Oct; 14 full days analysed (Secs. 2.2, 3.2).</w:t>
+            </w:r>
+          </w:p>
+          <w:p>
+            <w:pPr>
+              <w:keepLines/>
+              <w:spacing w:after="0" w:line="205"/>
               <w:ind w:left="200" w:hanging="200"/>
               <w:jc w:val="left"/>
             </w:pPr>
@@ -206,16 +206,16 @@
               <w:rPr>
                 <w:rFonts w:ascii="Times New Roman" w:cs="Times New Roman" w:eastAsia="PMingLiU" w:hAnsi="Times New Roman"/>
                 <w:color w:val="0000FF"/>
-                <w:sz w:val="16"/>
-                <w:szCs w:val="16"/>
-              </w:rPr>
-              <w:t xml:space="preserve">2. NTU data: 10.2 M trips and 295 days of inventory turned into hourly flows, a 10-minute panel and a reconciliation table (Secs. 2.2–2.3).</w:t>
-            </w:r>
-          </w:p>
-          <w:p>
-            <w:pPr>
-              <w:keepLines/>
-              <w:spacing w:after="0" w:line="220"/>
+                <w:sz w:val="15"/>
+                <w:szCs w:val="15"/>
+              </w:rPr>
+              <w:t xml:space="preserve">2. NTU: 10.2 M trips and 295 days of inventory turned into three tables (Secs. 2.2, 2.3).</w:t>
+            </w:r>
+          </w:p>
+          <w:p>
+            <w:pPr>
+              <w:keepLines/>
+              <w:spacing w:after="0" w:line="205"/>
               <w:ind w:left="200" w:hanging="200"/>
               <w:jc w:val="left"/>
             </w:pPr>
@@ -223,16 +223,16 @@
               <w:rPr>
                 <w:rFonts w:ascii="Times New Roman" w:cs="Times New Roman" w:eastAsia="PMingLiU" w:hAnsi="Times New Roman"/>
                 <w:color w:val="0000FF"/>
-                <w:sz w:val="16"/>
-                <w:szCs w:val="16"/>
-              </w:rPr>
-              <w:t xml:space="preserve">3. Demand reconstruction and operator-move inference implemented, with four independent checks (Secs. 2.3, 3.3).</w:t>
-            </w:r>
-          </w:p>
-          <w:p>
-            <w:pPr>
-              <w:keepLines/>
-              <w:spacing w:after="0" w:line="220"/>
+                <w:sz w:val="15"/>
+                <w:szCs w:val="15"/>
+              </w:rPr>
+              <w:t xml:space="preserve">3. Operator-move inference with four independent checks (Secs. 2.3, 3.3).</w:t>
+            </w:r>
+          </w:p>
+          <w:p>
+            <w:pPr>
+              <w:keepLines/>
+              <w:spacing w:after="0" w:line="205"/>
               <w:ind w:left="200" w:hanging="200"/>
               <w:jc w:val="left"/>
             </w:pPr>
@@ -240,16 +240,16 @@
               <w:rPr>
                 <w:rFonts w:ascii="Times New Roman" w:cs="Times New Roman" w:eastAsia="PMingLiU" w:hAnsi="Times New Roman"/>
                 <w:color w:val="0000FF"/>
-                <w:sz w:val="16"/>
-                <w:szCs w:val="16"/>
-              </w:rPr>
-              <w:t xml:space="preserve">4. Stockout predictor trained, calibrated and ablated on three held-out months at 30/60/90/120 min; the proposal’s Poisson roll-out implemented and compared with it; logistic baseline; bootstrap intervals (Secs. 2.4, 3.4).</w:t>
-            </w:r>
-          </w:p>
-          <w:p>
-            <w:pPr>
-              <w:keepLines/>
-              <w:spacing w:after="0" w:line="220"/>
+                <w:sz w:val="15"/>
+                <w:szCs w:val="15"/>
+              </w:rPr>
+              <w:t xml:space="preserve">4. Predictor at 30–120 min against the proposal’s Poisson roll-out and a logistic baseline, with bootstrap intervals (Secs. 2.4, 3.4).</w:t>
+            </w:r>
+          </w:p>
+          <w:p>
+            <w:pPr>
+              <w:keepLines/>
+              <w:spacing w:after="0" w:line="205"/>
               <w:ind w:left="200" w:hanging="200"/>
               <w:jc w:val="left"/>
             </w:pPr>
@@ -257,16 +257,16 @@
               <w:rPr>
                 <w:rFonts w:ascii="Times New Roman" w:cs="Times New Roman" w:eastAsia="PMingLiU" w:hAnsi="Times New Roman"/>
                 <w:color w:val="0000FF"/>
-                <w:sz w:val="16"/>
-                <w:szCs w:val="16"/>
-              </w:rPr>
-              <w:t xml:space="preserve">5. NTU→NSYSU transfer study completed for the predictor (Secs. 2.5, 3.5).</w:t>
-            </w:r>
-          </w:p>
-          <w:p>
-            <w:pPr>
-              <w:keepLines/>
-              <w:spacing w:after="0" w:line="220"/>
+                <w:sz w:val="15"/>
+                <w:szCs w:val="15"/>
+              </w:rPr>
+              <w:t xml:space="preserve">5. NTU→NSYSU transfer study (Secs. 2.5, 3.5).</w:t>
+            </w:r>
+          </w:p>
+          <w:p>
+            <w:pPr>
+              <w:keepLines/>
+              <w:spacing w:after="0" w:line="205"/>
               <w:ind w:left="200" w:hanging="200"/>
               <w:jc w:val="left"/>
             </w:pPr>
@@ -274,16 +274,16 @@
               <w:rPr>
                 <w:rFonts w:ascii="Times New Roman" w:cs="Times New Roman" w:eastAsia="PMingLiU" w:hAnsi="Times New Roman"/>
                 <w:color w:val="0000FF"/>
-                <w:sz w:val="16"/>
-                <w:szCs w:val="16"/>
-              </w:rPr>
-              <w:t xml:space="preserve">6. Replay simulator with four policies and 1/3/6 trucks on 28 held-out days (Secs. 2.6, 3.6).</w:t>
-            </w:r>
-          </w:p>
-          <w:p>
-            <w:pPr>
-              <w:keepLines/>
-              <w:spacing w:after="0" w:line="220"/>
+                <w:sz w:val="15"/>
+                <w:szCs w:val="15"/>
+              </w:rPr>
+              <w:t xml:space="preserve">6. Replay simulator: four policies, 1/3/6 trucks, 28 days (Secs. 2.6, 3.6).</w:t>
+            </w:r>
+          </w:p>
+          <w:p>
+            <w:pPr>
+              <w:keepLines/>
+              <w:spacing w:after="0" w:line="205"/>
               <w:ind w:left="200" w:hanging="200"/>
               <w:jc w:val="left"/>
             </w:pPr>
@@ -291,10 +291,10 @@
               <w:rPr>
                 <w:rFonts w:ascii="Times New Roman" w:cs="Times New Roman" w:eastAsia="PMingLiU" w:hAnsi="Times New Roman"/>
                 <w:color w:val="0000FF"/>
-                <w:sz w:val="16"/>
-                <w:szCs w:val="16"/>
-              </w:rPr>
-              <w:t xml:space="preserve">Not yet done: route-search planner, censored-demand replay, timetable-intensity feature, live demo (Sec. 4).</w:t>
+                <w:sz w:val="15"/>
+                <w:szCs w:val="15"/>
+              </w:rPr>
+              <w:t xml:space="preserve">Not yet done: route search, censored-demand replay, timetable feature, live demo (Sec. 4).</w:t>
             </w:r>
           </w:p>
         </w:tc>
@@ -1111,6 +1111,7 @@
     </w:p>
     <w:p>
       <w:pPr>
+        <w:keepLines/>
         <w:spacing w:after="140" w:before="0" w:line="200"/>
         <w:jc w:val="both"/>
       </w:pPr>
@@ -1210,7 +1211,7 @@
           <w:sz w:val="20"/>
           <w:szCs w:val="20"/>
         </w:rPr>
-        <w:t xml:space="preserve">Fig. 11</w:t>
+        <w:t xml:space="preserve">Fig. 10</w:t>
       </w:r>
       <w:r>
         <w:rPr>
@@ -1277,58 +1278,6 @@
           <w:szCs w:val="20"/>
         </w:rPr>
         <w:t xml:space="preserve">Fig. 3 shows the system as built. The NTU lane turns two open data sets into three tables (hourly flows, a 10-minute inventory panel and an hourly reconciliation table) that feed demand reconstruction, the predictor and the simulator. The NSYSU lane produces the same inventory panel from our logger, so the inventory-only predictor and the planner run unchanged on either campus. Each module is one Python script in the repository [17]; the subsection headings name the scripts and Sec. 3.1 gives the run times.</w:t>
-      </w:r>
-    </w:p>
-    <w:p>
-      <w:pPr>
-        <w:keepNext/>
-        <w:spacing w:after="30" w:before="90" w:line="240"/>
-      </w:pPr>
-      <w:r>
-        <w:rPr>
-          <w:rFonts w:ascii="Times New Roman" w:cs="Times New Roman" w:eastAsia="PMingLiU" w:hAnsi="Times New Roman"/>
-          <w:b/>
-          <w:bCs/>
-          <w:color w:val="0000FF"/>
-          <w:sz w:val="22"/>
-          <w:szCs w:val="22"/>
-        </w:rPr>
-        <w:t xml:space="preserve">2.2. Data acquisition and panel construction</w:t>
-      </w:r>
-    </w:p>
-    <w:p>
-      <w:pPr>
-        <w:keepNext/>
-        <w:spacing w:after="20" w:before="60" w:line="240"/>
-      </w:pPr>
-      <w:r>
-        <w:rPr>
-          <w:rFonts w:ascii="Times New Roman" w:cs="Times New Roman" w:eastAsia="PMingLiU" w:hAnsi="Times New Roman"/>
-          <w:b/>
-          <w:bCs/>
-          <w:i/>
-          <w:iCs/>
-          <w:color w:val="0000FF"/>
-          <w:sz w:val="20"/>
-          <w:szCs w:val="20"/>
-        </w:rPr>
-        <w:t xml:space="preserve">2.2.1. NSYSU inventory logger (logger/fetch_youbike.py)</w:t>
-      </w:r>
-    </w:p>
-    <w:p>
-      <w:pPr>
-        <w:spacing w:after="0" w:line="240"/>
-        <w:ind w:firstLine="288"/>
-        <w:jc w:val="both"/>
-      </w:pPr>
-      <w:r>
-        <w:rPr>
-          <w:rFonts w:ascii="Times New Roman" w:cs="Times New Roman" w:eastAsia="PMingLiU" w:hAnsi="Times New Roman"/>
-          <w:color w:val="0000FF"/>
-          <w:sz w:val="20"/>
-          <w:szCs w:val="20"/>
-        </w:rPr>
-        <w:t xml:space="preserve">YouBike publishes a JSON of every station (bikes, free docks, status, update time) but no history, so our logger runs in GitHub Actions and commits one CSV row per station and 10-minute slot for the 309 stations within 5 km of NSYSU; the eight campus stations and eleven gateway stations between campus and the KRT are tagged for analysis. GitHub throttles scheduled jobs in quiet repositories, so one run logs for 340 minutes and dispatches its successor before it ends, with an hourly cron as fallback. 144 snapshots per day have been recorded since 2 Oct (one 6-hour gap on 12 Oct); out-of-service stations are stored as such and never counted as stockouts.</w:t>
       </w:r>
     </w:p>
     <w:p>
@@ -1380,6 +1329,7 @@
     </w:p>
     <w:p>
       <w:pPr>
+        <w:keepLines/>
         <w:spacing w:after="140" w:before="0" w:line="200"/>
         <w:jc w:val="both"/>
       </w:pPr>
@@ -1405,6 +1355,23 @@
     <w:p>
       <w:pPr>
         <w:keepNext/>
+        <w:spacing w:after="30" w:before="90" w:line="240"/>
+      </w:pPr>
+      <w:r>
+        <w:rPr>
+          <w:rFonts w:ascii="Times New Roman" w:cs="Times New Roman" w:eastAsia="PMingLiU" w:hAnsi="Times New Roman"/>
+          <w:b/>
+          <w:bCs/>
+          <w:color w:val="0000FF"/>
+          <w:sz w:val="22"/>
+          <w:szCs w:val="22"/>
+        </w:rPr>
+        <w:t xml:space="preserve">2.2. Data acquisition and panel construction</w:t>
+      </w:r>
+    </w:p>
+    <w:p>
+      <w:pPr>
+        <w:keepNext/>
         <w:spacing w:after="20" w:before="60" w:line="240"/>
       </w:pPr>
       <w:r>
@@ -1418,7 +1385,7 @@
           <w:sz w:val="20"/>
           <w:szCs w:val="20"/>
         </w:rPr>
-        <w:t xml:space="preserve">2.2.2. NTU trip flows (ntu_pipeline.py trips)</w:t>
+        <w:t xml:space="preserve">2.2.1. NSYSU logger (fetch_youbike.py)</w:t>
       </w:r>
     </w:p>
     <w:p>
@@ -1434,7 +1401,7 @@
           <w:sz w:val="20"/>
           <w:szCs w:val="20"/>
         </w:rPr>
-        <w:t xml:space="preserve">The Taipei trip records [1] give rent and return time (truncated to the hour), the two stations by name and the duration of every ride. Each monthly zip (6–7 M rows) is streamed in chunks, rides with either end among the study stations are kept, names are matched to station ids through the station table of [2], and rentals and returns are summed per station and hour: 10.2 M rides over ten months (Sep 2024–Jun 2025), 15 s per month.</w:t>
+        <w:t xml:space="preserve">YouBike publishes a JSON of every station (bikes, free docks, status, update time) but no history, so our logger runs in GitHub Actions and commits one CSV row per station and 10-minute slot for the 309 stations within 5 km of NSYSU; the eight campus stations and eleven gateway stations between campus and the KRT are tagged for analysis. GitHub throttles scheduled jobs in quiet repositories, so one run logs for 340 minutes and dispatches its successor before it ends, with an hourly cron as fallback. 144 snapshots per day have been recorded since 2 Oct (one 6-hour gap on 12 Oct); out-of-service stations are stored as such and never counted as stockouts.</w:t>
       </w:r>
     </w:p>
     <w:p>
@@ -1453,7 +1420,7 @@
           <w:sz w:val="20"/>
           <w:szCs w:val="20"/>
         </w:rPr>
-        <w:t xml:space="preserve">2.2.3. NTU inventory panel (ntu_pipeline.py snapshots)</w:t>
+        <w:t xml:space="preserve">2.2.2. NTU trip flows (ntu_pipeline.py trips)</w:t>
       </w:r>
     </w:p>
     <w:p>
@@ -1469,7 +1436,7 @@
           <w:sz w:val="20"/>
           <w:szCs w:val="20"/>
         </w:rPr>
-        <w:t xml:space="preserve">The snapshot repository [2] stores one row per station update. Stations report only when something changes, so values are forward-filled onto a 10-minute grid and marked unknown when the last report is older than 120 min during 07:00–23:00 or 600 min otherwise: 6.1 M station-slots, 7.9% unknown, mostly from a collection outage on 1–16 Oct 2024.</w:t>
+        <w:t xml:space="preserve">The Taipei trip records [1] give rent and return time (truncated to the hour), the two stations by name and the duration of every ride. Each monthly zip (6–7 M rows) is streamed in chunks, rides with either end among the study stations are kept, names are matched to station ids through the station table of [2], and rentals and returns are summed per station and hour: 10.2 M rides over ten months (Sep 2024–Jun 2025), 15 s per month.</w:t>
       </w:r>
     </w:p>
     <w:p>
@@ -1488,7 +1455,7 @@
           <w:sz w:val="20"/>
           <w:szCs w:val="20"/>
         </w:rPr>
-        <w:t xml:space="preserve">2.2.4. Study area and calendars</w:t>
+        <w:t xml:space="preserve">2.2.3. NTU inventory panel (ntu_pipeline.py snapshots)</w:t>
       </w:r>
     </w:p>
     <w:p>
@@ -1504,7 +1471,7 @@
           <w:sz w:val="20"/>
           <w:szCs w:val="20"/>
         </w:rPr>
-        <w:t xml:space="preserve">The NTU study area is the 144 stations within 1.2 km of the campus centroid (59 on campus, 85 in the surrounding ring). Bell times are the period ends of each campus (NTU: 09:00, 10:00, 11:10, 12:10, 13:10, 14:10, 15:10, 16:20, 17:20, 18:20, 19:15, 20:10; NSYSU: on the hour from 10:00 to 18:00, then 19:10, 20:10, 21:10). Taiwanese public holidays and the semester calendars (NTU: 2 Sep 2024–10 Jan 2025 and 17 Feb–13 Jun 2025; NSYSU: from 7 Sep 2026) define the off-day and semester-week features.</w:t>
+        <w:t xml:space="preserve">The snapshot repository [2] stores one row per station update. Stations report only when something changes, so values are forward-filled onto a 10-minute grid and marked unknown when the last report is older than 120 min during 07:00–23:00 or 600 min otherwise: 6.1 M station-slots, 7.9% unknown, mostly from a collection outage on 1–16 Oct 2024.</w:t>
       </w:r>
     </w:p>
     <w:p>
@@ -1556,6 +1523,7 @@
     </w:p>
     <w:p>
       <w:pPr>
+        <w:keepLines/>
         <w:spacing w:after="140" w:before="0" w:line="200"/>
         <w:jc w:val="both"/>
       </w:pPr>
@@ -1578,6 +1546,41 @@
           <w:szCs w:val="17"/>
         </w:rPr>
         <w:t xml:space="preserve">Architecture as implemented: sources (grey), tables (light blue), learning modules (blue), decision and evaluation modules (orange). Section numbers refer to this report.</w:t>
+      </w:r>
+    </w:p>
+    <w:p>
+      <w:pPr>
+        <w:keepNext/>
+        <w:spacing w:after="20" w:before="60" w:line="240"/>
+      </w:pPr>
+      <w:r>
+        <w:rPr>
+          <w:rFonts w:ascii="Times New Roman" w:cs="Times New Roman" w:eastAsia="PMingLiU" w:hAnsi="Times New Roman"/>
+          <w:b/>
+          <w:bCs/>
+          <w:i/>
+          <w:iCs/>
+          <w:color w:val="0000FF"/>
+          <w:sz w:val="20"/>
+          <w:szCs w:val="20"/>
+        </w:rPr>
+        <w:t xml:space="preserve">2.2.4. Study area and calendars</w:t>
+      </w:r>
+    </w:p>
+    <w:p>
+      <w:pPr>
+        <w:spacing w:after="0" w:line="240"/>
+        <w:ind w:firstLine="288"/>
+        <w:jc w:val="both"/>
+      </w:pPr>
+      <w:r>
+        <w:rPr>
+          <w:rFonts w:ascii="Times New Roman" w:cs="Times New Roman" w:eastAsia="PMingLiU" w:hAnsi="Times New Roman"/>
+          <w:color w:val="0000FF"/>
+          <w:sz w:val="20"/>
+          <w:szCs w:val="20"/>
+        </w:rPr>
+        <w:t xml:space="preserve">The NTU study area is the 144 stations within 1.2 km of the campus centroid (59 on campus, 85 in the surrounding ring). Bell times are the period ends of each campus (NTU: 09:00, 10:00, 11:10, 12:10, 13:10, 14:10, 15:10, 16:20, 17:20, 18:20, 19:15, 20:10; NSYSU: on the hour from 10:00 to 18:00, then 19:10, 20:10, 21:10). Taiwanese public holidays and the semester calendars (NTU: 2 Sep 2024–10 Jan 2025 and 17 Feb–13 Jun 2025; NSYSU: from 7 Sep 2026) define the off-day and semester-week features.</w:t>
       </w:r>
     </w:p>
     <w:p>
@@ -2625,7 +2628,7 @@
           <w:sz w:val="20"/>
           <w:szCs w:val="20"/>
         </w:rPr>
-        <w:t xml:space="preserve">2.3.1. Checks on the inferred moves and rates (validate_moves.py)</w:t>
+        <w:t xml:space="preserve">2.3.1. Inference checks (validate_moves.py)</w:t>
       </w:r>
     </w:p>
     <w:p>
@@ -2916,6 +2919,7 @@
     <w:p>
       <w:pPr>
         <w:keepNext/>
+        <w:keepLines/>
         <w:spacing w:after="50" w:before="100" w:line="220"/>
         <w:jc w:val="both"/>
       </w:pPr>
@@ -3174,7 +3178,7 @@
           </w:tcPr>
           <w:p>
             <w:pPr>
-              <w:keepNext w:val="false"/>
+              <w:keepNext/>
               <w:keepLines/>
               <w:spacing w:after="0" w:line="210"/>
               <w:jc w:val="left"/>
@@ -3205,7 +3209,7 @@
           </w:tcPr>
           <w:p>
             <w:pPr>
-              <w:keepNext w:val="false"/>
+              <w:keepNext/>
               <w:keepLines/>
               <w:spacing w:after="0" w:line="210"/>
               <w:jc w:val="left"/>
@@ -3236,7 +3240,7 @@
           </w:tcPr>
           <w:p>
             <w:pPr>
-              <w:keepNext w:val="false"/>
+              <w:keepNext/>
               <w:keepLines/>
               <w:spacing w:after="0" w:line="210"/>
               <w:jc w:val="left"/>
@@ -3272,7 +3276,7 @@
           </w:tcPr>
           <w:p>
             <w:pPr>
-              <w:keepNext w:val="false"/>
+              <w:keepNext/>
               <w:keepLines/>
               <w:spacing w:after="0" w:line="210"/>
               <w:jc w:val="left"/>
@@ -3303,7 +3307,7 @@
           </w:tcPr>
           <w:p>
             <w:pPr>
-              <w:keepNext w:val="false"/>
+              <w:keepNext/>
               <w:keepLines/>
               <w:spacing w:after="0" w:line="210"/>
               <w:jc w:val="left"/>
@@ -3334,7 +3338,7 @@
           </w:tcPr>
           <w:p>
             <w:pPr>
-              <w:keepNext w:val="false"/>
+              <w:keepNext/>
               <w:keepLines/>
               <w:spacing w:after="0" w:line="210"/>
               <w:jc w:val="left"/>
@@ -3370,7 +3374,7 @@
           </w:tcPr>
           <w:p>
             <w:pPr>
-              <w:keepNext w:val="false"/>
+              <w:keepNext/>
               <w:keepLines/>
               <w:spacing w:after="0" w:line="210"/>
               <w:jc w:val="left"/>
@@ -3401,7 +3405,7 @@
           </w:tcPr>
           <w:p>
             <w:pPr>
-              <w:keepNext w:val="false"/>
+              <w:keepNext/>
               <w:keepLines/>
               <w:spacing w:after="0" w:line="210"/>
               <w:jc w:val="left"/>
@@ -3432,7 +3436,7 @@
           </w:tcPr>
           <w:p>
             <w:pPr>
-              <w:keepNext w:val="false"/>
+              <w:keepNext/>
               <w:keepLines/>
               <w:spacing w:after="0" w:line="210"/>
               <w:jc w:val="left"/>
@@ -5524,7 +5528,7 @@
           <w:sz w:val="20"/>
           <w:szCs w:val="20"/>
         </w:rPr>
-        <w:t xml:space="preserve">The logger already writes latest.json, a compact snapshot of the 309 stations, on every run. The demo page will read it, compute the inventory-only features, show P(empty within 30 min) per station on a map and the next-bell truck plan of the planner, as mocked in Fig. 11.</w:t>
+        <w:t xml:space="preserve">The logger already writes latest.json, a compact snapshot of the 309 stations, on every run. The demo page will read it, compute the inventory-only features, show P(empty within 30 min) per station on a map and the next-bell truck plan of the planner, as mocked in Fig. 10.</w:t>
       </w:r>
     </w:p>
     <w:p>
@@ -5580,6 +5584,7 @@
     <w:p>
       <w:pPr>
         <w:keepNext/>
+        <w:keepLines/>
         <w:spacing w:after="50" w:before="100" w:line="220"/>
         <w:jc w:val="both"/>
       </w:pPr>
@@ -5838,7 +5843,7 @@
           </w:tcPr>
           <w:p>
             <w:pPr>
-              <w:keepNext w:val="false"/>
+              <w:keepNext/>
               <w:keepLines/>
               <w:spacing w:after="0" w:line="210"/>
               <w:jc w:val="left"/>
@@ -5869,7 +5874,7 @@
           </w:tcPr>
           <w:p>
             <w:pPr>
-              <w:keepNext w:val="false"/>
+              <w:keepNext/>
               <w:keepLines/>
               <w:spacing w:after="0" w:line="210"/>
               <w:jc w:val="left"/>
@@ -5900,7 +5905,7 @@
           </w:tcPr>
           <w:p>
             <w:pPr>
-              <w:keepNext w:val="false"/>
+              <w:keepNext/>
               <w:keepLines/>
               <w:spacing w:after="0" w:line="210"/>
               <w:jc w:val="left"/>
@@ -5936,7 +5941,7 @@
           </w:tcPr>
           <w:p>
             <w:pPr>
-              <w:keepNext w:val="false"/>
+              <w:keepNext/>
               <w:keepLines/>
               <w:spacing w:after="0" w:line="210"/>
               <w:jc w:val="left"/>
@@ -5967,7 +5972,7 @@
           </w:tcPr>
           <w:p>
             <w:pPr>
-              <w:keepNext w:val="false"/>
+              <w:keepNext/>
               <w:keepLines/>
               <w:spacing w:after="0" w:line="210"/>
               <w:jc w:val="left"/>
@@ -5998,7 +6003,7 @@
           </w:tcPr>
           <w:p>
             <w:pPr>
-              <w:keepNext w:val="false"/>
+              <w:keepNext/>
               <w:keepLines/>
               <w:spacing w:after="0" w:line="210"/>
               <w:jc w:val="left"/>
@@ -6164,22 +6169,6 @@
     </w:p>
     <w:p>
       <w:pPr>
-        <w:spacing w:after="0" w:line="240"/>
-        <w:ind w:firstLine="288"/>
-        <w:jc w:val="both"/>
-      </w:pPr>
-      <w:r>
-        <w:rPr>
-          <w:rFonts w:ascii="Times New Roman" w:cs="Times New Roman" w:eastAsia="PMingLiU" w:hAnsi="Times New Roman"/>
-          <w:color w:val="0000FF"/>
-          <w:sz w:val="20"/>
-          <w:szCs w:val="20"/>
-        </w:rPr>
-        <w:t xml:space="preserve">The 246 stockout episodes at campus stations amount to 3.8 per station and day, with a median length of 20 min and a 90th percentile of 60 min; in total the eight campus stations spend 934 station-minutes empty per weekday. The morning has the mirror problem: the engineering and library stations have no free dock in 44% and 25% of 08:00–11:00 slots. On weekends the campus holds 40–130 bikes all day and the pattern disappears, which confirms the timetable as the cause.</w:t>
-      </w:r>
-    </w:p>
-    <w:p>
-      <w:pPr>
         <w:keepNext/>
         <w:spacing w:after="40" w:before="120"/>
         <w:jc w:val="center"/>
@@ -6187,7 +6176,7 @@
       <w:r>
         <w:drawing>
           <wp:inline distT="0" distB="0" distL="0" distR="0">
-            <wp:extent cx="2943225" cy="1581150"/>
+            <wp:extent cx="2943225" cy="1400175"/>
             <wp:effectExtent t="0" r="0" b="0" l="0"/>
             <wp:docPr id="1" name="" descr="" title=""/>
             <wp:cNvGraphicFramePr>
@@ -6212,7 +6201,7 @@
                   <pic:spPr bwMode="auto">
                     <a:xfrm>
                       <a:off x="0" y="0"/>
-                      <a:ext cx="2943225" cy="1581150"/>
+                      <a:ext cx="2943225" cy="1400175"/>
                     </a:xfrm>
                     <a:prstGeom prst="rect">
                       <a:avLst/>
@@ -6227,6 +6216,7 @@
     </w:p>
     <w:p>
       <w:pPr>
+        <w:keepLines/>
         <w:spacing w:after="140" w:before="0" w:line="200"/>
         <w:jc w:val="both"/>
       </w:pPr>
@@ -6249,6 +6239,22 @@
           <w:szCs w:val="17"/>
         </w:rPr>
         <w:t xml:space="preserve">NSYSU, eight teaching weekdays in Oct 2026 from our logger: bikes available at the 8 campus stations and the 2 KRT Sizihwan exits (mean, band = IQR); dashed = weekend campus mean.</w:t>
+      </w:r>
+    </w:p>
+    <w:p>
+      <w:pPr>
+        <w:spacing w:after="0" w:line="240"/>
+        <w:ind w:firstLine="288"/>
+        <w:jc w:val="both"/>
+      </w:pPr>
+      <w:r>
+        <w:rPr>
+          <w:rFonts w:ascii="Times New Roman" w:cs="Times New Roman" w:eastAsia="PMingLiU" w:hAnsi="Times New Roman"/>
+          <w:color w:val="0000FF"/>
+          <w:sz w:val="20"/>
+          <w:szCs w:val="20"/>
+        </w:rPr>
+        <w:t xml:space="preserve">The 246 stockout episodes at campus stations amount to 3.8 per station and day, with a median length of 20 min and a 90th percentile of 60 min; in total the eight campus stations spend 934 station-minutes empty per weekday. The morning has the mirror problem: the engineering and library stations have no free dock in 44% and 25% of 08:00–11:00 slots. On weekends the campus holds 40–130 bikes all day and the pattern disappears, which confirms the timetable as the cause.</w:t>
       </w:r>
     </w:p>
     <w:p>
@@ -6260,7 +6266,7 @@
       <w:r>
         <w:drawing>
           <wp:inline distT="0" distB="0" distL="0" distR="0">
-            <wp:extent cx="2943225" cy="1809750"/>
+            <wp:extent cx="2943225" cy="1628775"/>
             <wp:effectExtent t="0" r="0" b="0" l="0"/>
             <wp:docPr id="1" name="" descr="" title=""/>
             <wp:cNvGraphicFramePr>
@@ -6285,7 +6291,7 @@
                   <pic:spPr bwMode="auto">
                     <a:xfrm>
                       <a:off x="0" y="0"/>
-                      <a:ext cx="2943225" cy="1809750"/>
+                      <a:ext cx="2943225" cy="1628775"/>
                     </a:xfrm>
                     <a:prstGeom prst="rect">
                       <a:avLst/>
@@ -6300,6 +6306,7 @@
     </w:p>
     <w:p>
       <w:pPr>
+        <w:keepLines/>
         <w:spacing w:after="140" w:before="0" w:line="200"/>
         <w:jc w:val="both"/>
       </w:pPr>
@@ -6359,38 +6366,6 @@
     </w:p>
     <w:p>
       <w:pPr>
-        <w:spacing w:after="0" w:line="240"/>
-        <w:ind w:firstLine="288"/>
-        <w:jc w:val="both"/>
-      </w:pPr>
-      <w:r>
-        <w:rPr>
-          <w:rFonts w:ascii="Times New Roman" w:cs="Times New Roman" w:eastAsia="PMingLiU" w:hAnsi="Times New Roman"/>
-          <w:color w:val="0000FF"/>
-          <w:sz w:val="20"/>
-          <w:szCs w:val="20"/>
-        </w:rPr>
-        <w:t xml:space="preserve">Fig. 7 shows the censoring correction for campus stations on weekdays: observed rentals understate demand by 8% at 12:00, 17% at 17:00, 39% at 18:00 and 2.1× at 22:00, because campus stations are empty 46% of the time at 17:00–19:00. These corrected rates are the demand input of the planner.</w:t>
-      </w:r>
-    </w:p>
-    <w:p>
-      <w:pPr>
-        <w:spacing w:after="0" w:line="240"/>
-        <w:ind w:firstLine="288"/>
-        <w:jc w:val="both"/>
-      </w:pPr>
-      <w:r>
-        <w:rPr>
-          <w:rFonts w:ascii="Times New Roman" w:cs="Times New Roman" w:eastAsia="PMingLiU" w:hAnsi="Times New Roman"/>
-          <w:color w:val="0000FF"/>
-          <w:sz w:val="20"/>
-          <w:szCs w:val="20"/>
-        </w:rPr>
-        <w:t xml:space="preserve">The checks of Sec. 2.3.1 (Fig. 8) support the inference with one qualification. Conservation: the area loses 600 bikes per day through trips, the flagged moves bring back 394 and the unflagged residual 185; that residual averages +0.08 bikes per station-hour, so small top-ups below the threshold are missed and the 2,550 drop-offs are a lower bound. Sensitivity: across thresholds 3–8 bikes and windows 1–6 h the drop-off volume ranges from 2,150 to 2,975 bikes per day, the share before a major bell stays at 18–20%, the peak hour is always 17:00 and the reproduction R² stays above 0.977. Jumps: 56% of flagged windows contain a ≥ 8-bike jump in the flagged direction against 8% of unflagged windows, and jumps alone sum to 2,270 bikes up and 2,210 down per day. Rates: on 14.6 k well-stocked campus station-hours of the test period, actual rentals are 12% above the naive rate but 4% above the corrected one; at 17:00–18:00 the naive rate is 17–18% low and the corrected rate within 2%. The volume is plausible: the area holds 8% of Taipei’s 1,768 stations but 11% of its 234,000 daily rentals [27], and 4,700 bike-moves per day is 240 truck loads of 20, while the operator reports moving over a thousand bikes a night from a single riverside spot [26].</w:t>
-      </w:r>
-    </w:p>
-    <w:p>
-      <w:pPr>
         <w:keepNext/>
         <w:spacing w:after="40" w:before="120"/>
         <w:jc w:val="center"/>
@@ -6398,7 +6373,7 @@
       <w:r>
         <w:drawing>
           <wp:inline distT="0" distB="0" distL="0" distR="0">
-            <wp:extent cx="2943225" cy="1809750"/>
+            <wp:extent cx="2943225" cy="1543050"/>
             <wp:effectExtent t="0" r="0" b="0" l="0"/>
             <wp:docPr id="1" name="" descr="" title=""/>
             <wp:cNvGraphicFramePr>
@@ -6423,7 +6398,7 @@
                   <pic:spPr bwMode="auto">
                     <a:xfrm>
                       <a:off x="0" y="0"/>
-                      <a:ext cx="2943225" cy="1809750"/>
+                      <a:ext cx="2943225" cy="1543050"/>
                     </a:xfrm>
                     <a:prstGeom prst="rect">
                       <a:avLst/>
@@ -6438,6 +6413,7 @@
     </w:p>
     <w:p>
       <w:pPr>
+        <w:keepLines/>
         <w:spacing w:after="140" w:before="0" w:line="200"/>
         <w:jc w:val="both"/>
       </w:pPr>
@@ -6460,6 +6436,22 @@
           <w:szCs w:val="17"/>
         </w:rPr>
         <w:t xml:space="preserve">Inferred truck moves per hour and day at the 59 campus and 85 ring stations (bikes dropped off above the axis, picked up below). Dashed lines: 12:10 and 17:20 bells.</w:t>
+      </w:r>
+    </w:p>
+    <w:p>
+      <w:pPr>
+        <w:spacing w:after="0" w:line="240"/>
+        <w:ind w:firstLine="288"/>
+        <w:jc w:val="both"/>
+      </w:pPr>
+      <w:r>
+        <w:rPr>
+          <w:rFonts w:ascii="Times New Roman" w:cs="Times New Roman" w:eastAsia="PMingLiU" w:hAnsi="Times New Roman"/>
+          <w:color w:val="0000FF"/>
+          <w:sz w:val="20"/>
+          <w:szCs w:val="20"/>
+        </w:rPr>
+        <w:t xml:space="preserve">The censoring correction is large where it matters: at campus stations on weekdays, observed rentals understate demand by 8% at 12:00, 17% at 17:00, 39% at 18:00 and 2.1× at 22:00, because campus stations are empty 46% of the time at 17:00–19:00. These corrected rates are the demand input of the planner.</w:t>
       </w:r>
     </w:p>
     <w:p>
@@ -6471,7 +6463,7 @@
       <w:r>
         <w:drawing>
           <wp:inline distT="0" distB="0" distL="0" distR="0">
-            <wp:extent cx="2943225" cy="1543050"/>
+            <wp:extent cx="2943225" cy="1676400"/>
             <wp:effectExtent t="0" r="0" b="0" l="0"/>
             <wp:docPr id="1" name="" descr="" title=""/>
             <wp:cNvGraphicFramePr>
@@ -6496,7 +6488,7 @@
                   <pic:spPr bwMode="auto">
                     <a:xfrm>
                       <a:off x="0" y="0"/>
-                      <a:ext cx="2943225" cy="1543050"/>
+                      <a:ext cx="2943225" cy="1676400"/>
                     </a:xfrm>
                     <a:prstGeom prst="rect">
                       <a:avLst/>
@@ -6511,6 +6503,7 @@
     </w:p>
     <w:p>
       <w:pPr>
+        <w:keepLines/>
         <w:spacing w:after="140" w:before="0" w:line="200"/>
         <w:jc w:val="both"/>
       </w:pPr>
@@ -6532,7 +6525,1739 @@
           <w:sz w:val="17"/>
           <w:szCs w:val="17"/>
         </w:rPr>
-        <w:t xml:space="preserve">Observed and censoring-corrected rental rates, campus stations, weekdays (spring 2025).</w:t>
+        <w:t xml:space="preserve">Checks on the operator inference. (a) Inferred drop-offs per day for each threshold and window; dashed: bikes arriving in ≥ 8-bike jumps between snapshots. (b) Actual rentals divided by the training-period rate on well-stocked campus station-hours of the test period; dashed: 12:10 and 17:20 bells.</w:t>
+      </w:r>
+    </w:p>
+    <w:p>
+      <w:pPr>
+        <w:spacing w:after="0" w:line="240"/>
+        <w:ind w:firstLine="288"/>
+        <w:jc w:val="both"/>
+      </w:pPr>
+      <w:r>
+        <w:rPr>
+          <w:rFonts w:ascii="Times New Roman" w:cs="Times New Roman" w:eastAsia="PMingLiU" w:hAnsi="Times New Roman"/>
+          <w:color w:val="0000FF"/>
+          <w:sz w:val="20"/>
+          <w:szCs w:val="20"/>
+        </w:rPr>
+        <w:t xml:space="preserve">The checks of Sec. 2.3.1 (Fig. 7) support the inference with one qualification. Conservation: the area loses 600 bikes per day through trips, the flagged moves bring back 394 and the unflagged residual 185; that residual averages +0.08 bikes per station-hour, so small top-ups below the threshold are missed and the 2,550 drop-offs are a lower bound. Sensitivity: across thresholds 3–8 bikes and windows 1–6 h the drop-off volume ranges from 2,150 to 2,975 bikes per day, the share before a major bell stays at 18–20%, the peak hour is always 17:00 and the reproduction R² stays above 0.977. Jumps: 56% of flagged windows contain a ≥ 8-bike jump in the flagged direction against 8% of unflagged windows, and jumps alone sum to 2,270 bikes up and 2,210 down per day. Rates: on 14.6 k well-stocked campus station-hours of the test period, actual rentals are 12% above the naive rate but 4% above the corrected one; at 17:00–18:00 the naive rate is 17–18% low and the corrected rate within 2%. The volume is plausible: the area holds 8% of Taipei’s 1,768 stations but 11% of its 234,000 daily rentals [27], and 4,700 bike-moves per day is 240 truck loads of 20, while the operator reports moving over a thousand bikes a night from a single riverside spot [26].</w:t>
+      </w:r>
+    </w:p>
+    <w:p>
+      <w:pPr>
+        <w:keepNext/>
+        <w:spacing w:after="30" w:before="90" w:line="240"/>
+      </w:pPr>
+      <w:r>
+        <w:rPr>
+          <w:rFonts w:ascii="Times New Roman" w:cs="Times New Roman" w:eastAsia="PMingLiU" w:hAnsi="Times New Roman"/>
+          <w:b/>
+          <w:bCs/>
+          <w:color w:val="0000FF"/>
+          <w:sz w:val="22"/>
+          <w:szCs w:val="22"/>
+        </w:rPr>
+        <w:t xml:space="preserve">3.4. Stockout prediction</w:t>
+      </w:r>
+    </w:p>
+    <w:p>
+      <w:pPr>
+        <w:spacing w:after="0" w:line="240"/>
+        <w:ind w:firstLine="288"/>
+        <w:jc w:val="both"/>
+      </w:pPr>
+      <w:r>
+        <w:rPr>
+          <w:rFonts w:ascii="Times New Roman" w:cs="Times New Roman" w:eastAsia="PMingLiU" w:hAnsi="Times New Roman"/>
+          <w:color w:val="0000FF"/>
+          <w:sz w:val="20"/>
+          <w:szCs w:val="20"/>
+        </w:rPr>
+        <w:t xml:space="preserve">Tables 3–4 and Fig. 8 give the test results on the 1.09 M test slots whose current stock is observed. At the 30-minute horizon the full model reaches AUC 0.932 and Brier 0.080, against 0.819 / 0.126 for the seasonal baseline and 0.744 / 0.124 for persistence; the inventory-only model is close behind (0.922 / 0.084), so trip flows add little once the current stock and its trend are known, at this horizon. Calibration is good without post-processing: ECE 0.012 and a reliability curve on the diagonal up to p = 0.9 (Fig. 8a), while the seasonal baseline under-predicts at high probabilities. Performance is higher on campus stations (AUC 0.946) and lower in the 40 minutes after a major bell (0.906), where the surge is fastest. The day-level bootstrap gives half-widths of about 0.005 AUC for the GBMs and one-sided paired differences: full against inventory-only +0.010 [0.009, 0.011], inventory-only against logistic +0.007 [0.006, 0.007] and against the corrected roll-out +0.027 [0.025, 0.029].</w:t>
+      </w:r>
+    </w:p>
+    <w:p>
+      <w:pPr>
+        <w:keepNext/>
+        <w:keepLines/>
+        <w:spacing w:after="50" w:before="100" w:line="220"/>
+        <w:jc w:val="both"/>
+      </w:pPr>
+      <w:r>
+        <w:rPr>
+          <w:rFonts w:ascii="Times New Roman" w:cs="Times New Roman" w:eastAsia="PMingLiU" w:hAnsi="Times New Roman"/>
+          <w:b/>
+          <w:bCs/>
+          <w:color w:val="0000FF"/>
+          <w:sz w:val="17"/>
+          <w:szCs w:val="17"/>
+        </w:rPr>
+        <w:t xml:space="preserve">Table 3. </w:t>
+      </w:r>
+      <w:r>
+        <w:rPr>
+          <w:rFonts w:ascii="Times New Roman" w:cs="Times New Roman" w:eastAsia="PMingLiU" w:hAnsi="Times New Roman"/>
+          <w:color w:val="0000FF"/>
+          <w:sz w:val="17"/>
+          <w:szCs w:val="17"/>
+        </w:rPr>
+        <w:t xml:space="preserve">NTU test period (Apr–Jun 2025), all 144 stations, h = 30 min; 95% intervals from the day-level bootstrap. GBM + flows also uses the station id; stacked = GBM + flows + the roll-out probability.</w:t>
+      </w:r>
+    </w:p>
+    <w:tbl>
+      <w:tblPr>
+        <w:tblW w:type="dxa" w:w="4677"/>
+        <w:tblBorders>
+          <w:top w:val="single" w:color="999999" w:sz="4"/>
+          <w:left w:val="none" w:color="FFFFFF" w:sz="0"/>
+          <w:bottom w:val="single" w:color="999999" w:sz="4"/>
+          <w:right w:val="none" w:color="FFFFFF" w:sz="0"/>
+          <w:insideH w:val="single" w:color="BBBBBB" w:sz="2"/>
+          <w:insideV w:val="none" w:color="FFFFFF" w:sz="0"/>
+        </w:tblBorders>
+      </w:tblPr>
+      <w:tblGrid>
+        <w:gridCol w:w="1477"/>
+        <w:gridCol w:w="500"/>
+        <w:gridCol w:w="1500"/>
+        <w:gridCol w:w="550"/>
+        <w:gridCol w:w="650"/>
+      </w:tblGrid>
+      <w:tr>
+        <w:trPr>
+          <w:cantSplit/>
+          <w:tblHeader/>
+        </w:trPr>
+        <w:tc>
+          <w:tcPr>
+            <w:tcW w:type="dxa" w:w="1477"/>
+            <w:shd w:fill="EDEDED" w:color="auto" w:val="clear"/>
+            <w:tcMar>
+              <w:top w:type="dxa" w:w="14"/>
+              <w:left w:type="dxa" w:w="50"/>
+              <w:bottom w:type="dxa" w:w="14"/>
+              <w:right w:type="dxa" w:w="50"/>
+            </w:tcMar>
+            <w:vAlign w:val="center"/>
+          </w:tcPr>
+          <w:p>
+            <w:pPr>
+              <w:keepNext/>
+              <w:keepLines/>
+              <w:spacing w:after="0" w:line="210"/>
+              <w:jc w:val="left"/>
+            </w:pPr>
+            <w:r>
+              <w:rPr>
+                <w:rFonts w:ascii="Times New Roman" w:cs="Times New Roman" w:eastAsia="PMingLiU" w:hAnsi="Times New Roman"/>
+                <w:b/>
+                <w:bCs/>
+                <w:color w:val="0000FF"/>
+                <w:sz w:val="15"/>
+                <w:szCs w:val="15"/>
+              </w:rPr>
+              <w:t xml:space="preserve">Model</w:t>
+            </w:r>
+          </w:p>
+        </w:tc>
+        <w:tc>
+          <w:tcPr>
+            <w:tcW w:type="dxa" w:w="500"/>
+            <w:shd w:fill="EDEDED" w:color="auto" w:val="clear"/>
+            <w:tcMar>
+              <w:top w:type="dxa" w:w="14"/>
+              <w:left w:type="dxa" w:w="50"/>
+              <w:bottom w:type="dxa" w:w="14"/>
+              <w:right w:type="dxa" w:w="50"/>
+            </w:tcMar>
+            <w:vAlign w:val="center"/>
+          </w:tcPr>
+          <w:p>
+            <w:pPr>
+              <w:keepNext/>
+              <w:keepLines/>
+              <w:spacing w:after="0" w:line="210"/>
+              <w:jc w:val="center"/>
+            </w:pPr>
+            <w:r>
+              <w:rPr>
+                <w:rFonts w:ascii="Times New Roman" w:cs="Times New Roman" w:eastAsia="PMingLiU" w:hAnsi="Times New Roman"/>
+                <w:b/>
+                <w:bCs/>
+                <w:color w:val="0000FF"/>
+                <w:sz w:val="15"/>
+                <w:szCs w:val="15"/>
+              </w:rPr>
+              <w:t xml:space="preserve">Brier</w:t>
+            </w:r>
+          </w:p>
+        </w:tc>
+        <w:tc>
+          <w:tcPr>
+            <w:tcW w:type="dxa" w:w="1500"/>
+            <w:shd w:fill="EDEDED" w:color="auto" w:val="clear"/>
+            <w:tcMar>
+              <w:top w:type="dxa" w:w="14"/>
+              <w:left w:type="dxa" w:w="50"/>
+              <w:bottom w:type="dxa" w:w="14"/>
+              <w:right w:type="dxa" w:w="50"/>
+            </w:tcMar>
+            <w:vAlign w:val="center"/>
+          </w:tcPr>
+          <w:p>
+            <w:pPr>
+              <w:keepNext/>
+              <w:keepLines/>
+              <w:spacing w:after="0" w:line="210"/>
+              <w:jc w:val="center"/>
+            </w:pPr>
+            <w:r>
+              <w:rPr>
+                <w:rFonts w:ascii="Times New Roman" w:cs="Times New Roman" w:eastAsia="PMingLiU" w:hAnsi="Times New Roman"/>
+                <w:b/>
+                <w:bCs/>
+                <w:color w:val="0000FF"/>
+                <w:sz w:val="15"/>
+                <w:szCs w:val="15"/>
+              </w:rPr>
+              <w:t xml:space="preserve">AUC [95% CI]</w:t>
+            </w:r>
+          </w:p>
+        </w:tc>
+        <w:tc>
+          <w:tcPr>
+            <w:tcW w:type="dxa" w:w="550"/>
+            <w:shd w:fill="EDEDED" w:color="auto" w:val="clear"/>
+            <w:tcMar>
+              <w:top w:type="dxa" w:w="14"/>
+              <w:left w:type="dxa" w:w="50"/>
+              <w:bottom w:type="dxa" w:w="14"/>
+              <w:right w:type="dxa" w:w="50"/>
+            </w:tcMar>
+            <w:vAlign w:val="center"/>
+          </w:tcPr>
+          <w:p>
+            <w:pPr>
+              <w:keepNext/>
+              <w:keepLines/>
+              <w:spacing w:after="0" w:line="210"/>
+              <w:jc w:val="center"/>
+            </w:pPr>
+            <w:r>
+              <w:rPr>
+                <w:rFonts w:ascii="Times New Roman" w:cs="Times New Roman" w:eastAsia="PMingLiU" w:hAnsi="Times New Roman"/>
+                <w:b/>
+                <w:bCs/>
+                <w:color w:val="0000FF"/>
+                <w:sz w:val="15"/>
+                <w:szCs w:val="15"/>
+              </w:rPr>
+              <w:t xml:space="preserve">ECE</w:t>
+            </w:r>
+          </w:p>
+        </w:tc>
+        <w:tc>
+          <w:tcPr>
+            <w:tcW w:type="dxa" w:w="650"/>
+            <w:shd w:fill="EDEDED" w:color="auto" w:val="clear"/>
+            <w:tcMar>
+              <w:top w:type="dxa" w:w="14"/>
+              <w:left w:type="dxa" w:w="50"/>
+              <w:bottom w:type="dxa" w:w="14"/>
+              <w:right w:type="dxa" w:w="50"/>
+            </w:tcMar>
+            <w:vAlign w:val="center"/>
+          </w:tcPr>
+          <w:p>
+            <w:pPr>
+              <w:keepNext/>
+              <w:keepLines/>
+              <w:spacing w:after="0" w:line="210"/>
+              <w:jc w:val="center"/>
+            </w:pPr>
+            <w:r>
+              <w:rPr>
+                <w:rFonts w:ascii="Times New Roman" w:cs="Times New Roman" w:eastAsia="PMingLiU" w:hAnsi="Times New Roman"/>
+                <w:b/>
+                <w:bCs/>
+                <w:color w:val="0000FF"/>
+                <w:sz w:val="15"/>
+                <w:szCs w:val="15"/>
+              </w:rPr>
+              <w:t xml:space="preserve">trees</w:t>
+            </w:r>
+          </w:p>
+        </w:tc>
+      </w:tr>
+      <w:tr>
+        <w:trPr>
+          <w:cantSplit/>
+        </w:trPr>
+        <w:tc>
+          <w:tcPr>
+            <w:tcW w:type="dxa" w:w="1477"/>
+            <w:tcMar>
+              <w:top w:type="dxa" w:w="14"/>
+              <w:left w:type="dxa" w:w="50"/>
+              <w:bottom w:type="dxa" w:w="14"/>
+              <w:right w:type="dxa" w:w="50"/>
+            </w:tcMar>
+            <w:vAlign w:val="center"/>
+          </w:tcPr>
+          <w:p>
+            <w:pPr>
+              <w:keepNext/>
+              <w:keepLines/>
+              <w:spacing w:after="0" w:line="210"/>
+              <w:jc w:val="left"/>
+            </w:pPr>
+            <w:r>
+              <w:rPr>
+                <w:rFonts w:ascii="Times New Roman" w:cs="Times New Roman" w:eastAsia="PMingLiU" w:hAnsi="Times New Roman"/>
+                <w:b w:val="false"/>
+                <w:bCs w:val="false"/>
+                <w:color w:val="0000FF"/>
+                <w:sz w:val="15"/>
+                <w:szCs w:val="15"/>
+              </w:rPr>
+              <w:t xml:space="preserve">persistence</w:t>
+            </w:r>
+          </w:p>
+        </w:tc>
+        <w:tc>
+          <w:tcPr>
+            <w:tcW w:type="dxa" w:w="500"/>
+            <w:tcMar>
+              <w:top w:type="dxa" w:w="14"/>
+              <w:left w:type="dxa" w:w="50"/>
+              <w:bottom w:type="dxa" w:w="14"/>
+              <w:right w:type="dxa" w:w="50"/>
+            </w:tcMar>
+            <w:vAlign w:val="center"/>
+          </w:tcPr>
+          <w:p>
+            <w:pPr>
+              <w:keepNext/>
+              <w:keepLines/>
+              <w:spacing w:after="0" w:line="210"/>
+              <w:jc w:val="center"/>
+            </w:pPr>
+            <w:r>
+              <w:rPr>
+                <w:rFonts w:ascii="Times New Roman" w:cs="Times New Roman" w:eastAsia="PMingLiU" w:hAnsi="Times New Roman"/>
+                <w:b w:val="false"/>
+                <w:bCs w:val="false"/>
+                <w:color w:val="0000FF"/>
+                <w:sz w:val="15"/>
+                <w:szCs w:val="15"/>
+              </w:rPr>
+              <w:t xml:space="preserve">0.124</w:t>
+            </w:r>
+          </w:p>
+        </w:tc>
+        <w:tc>
+          <w:tcPr>
+            <w:tcW w:type="dxa" w:w="1500"/>
+            <w:tcMar>
+              <w:top w:type="dxa" w:w="14"/>
+              <w:left w:type="dxa" w:w="50"/>
+              <w:bottom w:type="dxa" w:w="14"/>
+              <w:right w:type="dxa" w:w="50"/>
+            </w:tcMar>
+            <w:vAlign w:val="center"/>
+          </w:tcPr>
+          <w:p>
+            <w:pPr>
+              <w:keepNext/>
+              <w:keepLines/>
+              <w:spacing w:after="0" w:line="210"/>
+              <w:jc w:val="center"/>
+            </w:pPr>
+            <w:r>
+              <w:rPr>
+                <w:rFonts w:ascii="Times New Roman" w:cs="Times New Roman" w:eastAsia="PMingLiU" w:hAnsi="Times New Roman"/>
+                <w:b w:val="false"/>
+                <w:bCs w:val="false"/>
+                <w:color w:val="0000FF"/>
+                <w:sz w:val="15"/>
+                <w:szCs w:val="15"/>
+              </w:rPr>
+              <w:t xml:space="preserve">0.744 [0.740, 0.748]</w:t>
+            </w:r>
+          </w:p>
+        </w:tc>
+        <w:tc>
+          <w:tcPr>
+            <w:tcW w:type="dxa" w:w="550"/>
+            <w:tcMar>
+              <w:top w:type="dxa" w:w="14"/>
+              <w:left w:type="dxa" w:w="50"/>
+              <w:bottom w:type="dxa" w:w="14"/>
+              <w:right w:type="dxa" w:w="50"/>
+            </w:tcMar>
+            <w:vAlign w:val="center"/>
+          </w:tcPr>
+          <w:p>
+            <w:pPr>
+              <w:keepNext/>
+              <w:keepLines/>
+              <w:spacing w:after="0" w:line="210"/>
+              <w:jc w:val="center"/>
+            </w:pPr>
+            <w:r>
+              <w:rPr>
+                <w:rFonts w:ascii="Times New Roman" w:cs="Times New Roman" w:eastAsia="PMingLiU" w:hAnsi="Times New Roman"/>
+                <w:b w:val="false"/>
+                <w:bCs w:val="false"/>
+                <w:color w:val="0000FF"/>
+                <w:sz w:val="15"/>
+                <w:szCs w:val="15"/>
+              </w:rPr>
+              <w:t xml:space="preserve">0.124</w:t>
+            </w:r>
+          </w:p>
+        </w:tc>
+        <w:tc>
+          <w:tcPr>
+            <w:tcW w:type="dxa" w:w="650"/>
+            <w:tcMar>
+              <w:top w:type="dxa" w:w="14"/>
+              <w:left w:type="dxa" w:w="50"/>
+              <w:bottom w:type="dxa" w:w="14"/>
+              <w:right w:type="dxa" w:w="50"/>
+            </w:tcMar>
+            <w:vAlign w:val="center"/>
+          </w:tcPr>
+          <w:p>
+            <w:pPr>
+              <w:keepNext/>
+              <w:keepLines/>
+              <w:spacing w:after="0" w:line="210"/>
+              <w:jc w:val="center"/>
+            </w:pPr>
+            <w:r>
+              <w:rPr>
+                <w:rFonts w:ascii="Times New Roman" w:cs="Times New Roman" w:eastAsia="PMingLiU" w:hAnsi="Times New Roman"/>
+                <w:b w:val="false"/>
+                <w:bCs w:val="false"/>
+                <w:color w:val="0000FF"/>
+                <w:sz w:val="15"/>
+                <w:szCs w:val="15"/>
+              </w:rPr>
+              <w:t xml:space="preserve">–</w:t>
+            </w:r>
+          </w:p>
+        </w:tc>
+      </w:tr>
+      <w:tr>
+        <w:trPr>
+          <w:cantSplit/>
+        </w:trPr>
+        <w:tc>
+          <w:tcPr>
+            <w:tcW w:type="dxa" w:w="1477"/>
+            <w:tcMar>
+              <w:top w:type="dxa" w:w="14"/>
+              <w:left w:type="dxa" w:w="50"/>
+              <w:bottom w:type="dxa" w:w="14"/>
+              <w:right w:type="dxa" w:w="50"/>
+            </w:tcMar>
+            <w:vAlign w:val="center"/>
+          </w:tcPr>
+          <w:p>
+            <w:pPr>
+              <w:keepNext/>
+              <w:keepLines/>
+              <w:spacing w:after="0" w:line="210"/>
+              <w:jc w:val="left"/>
+            </w:pPr>
+            <w:r>
+              <w:rPr>
+                <w:rFonts w:ascii="Times New Roman" w:cs="Times New Roman" w:eastAsia="PMingLiU" w:hAnsi="Times New Roman"/>
+                <w:b w:val="false"/>
+                <w:bCs w:val="false"/>
+                <w:color w:val="0000FF"/>
+                <w:sz w:val="15"/>
+                <w:szCs w:val="15"/>
+              </w:rPr>
+              <w:t xml:space="preserve">seasonal mean</w:t>
+            </w:r>
+          </w:p>
+        </w:tc>
+        <w:tc>
+          <w:tcPr>
+            <w:tcW w:type="dxa" w:w="500"/>
+            <w:tcMar>
+              <w:top w:type="dxa" w:w="14"/>
+              <w:left w:type="dxa" w:w="50"/>
+              <w:bottom w:type="dxa" w:w="14"/>
+              <w:right w:type="dxa" w:w="50"/>
+            </w:tcMar>
+            <w:vAlign w:val="center"/>
+          </w:tcPr>
+          <w:p>
+            <w:pPr>
+              <w:keepNext/>
+              <w:keepLines/>
+              <w:spacing w:after="0" w:line="210"/>
+              <w:jc w:val="center"/>
+            </w:pPr>
+            <w:r>
+              <w:rPr>
+                <w:rFonts w:ascii="Times New Roman" w:cs="Times New Roman" w:eastAsia="PMingLiU" w:hAnsi="Times New Roman"/>
+                <w:b w:val="false"/>
+                <w:bCs w:val="false"/>
+                <w:color w:val="0000FF"/>
+                <w:sz w:val="15"/>
+                <w:szCs w:val="15"/>
+              </w:rPr>
+              <w:t xml:space="preserve">0.126</w:t>
+            </w:r>
+          </w:p>
+        </w:tc>
+        <w:tc>
+          <w:tcPr>
+            <w:tcW w:type="dxa" w:w="1500"/>
+            <w:tcMar>
+              <w:top w:type="dxa" w:w="14"/>
+              <w:left w:type="dxa" w:w="50"/>
+              <w:bottom w:type="dxa" w:w="14"/>
+              <w:right w:type="dxa" w:w="50"/>
+            </w:tcMar>
+            <w:vAlign w:val="center"/>
+          </w:tcPr>
+          <w:p>
+            <w:pPr>
+              <w:keepNext/>
+              <w:keepLines/>
+              <w:spacing w:after="0" w:line="210"/>
+              <w:jc w:val="center"/>
+            </w:pPr>
+            <w:r>
+              <w:rPr>
+                <w:rFonts w:ascii="Times New Roman" w:cs="Times New Roman" w:eastAsia="PMingLiU" w:hAnsi="Times New Roman"/>
+                <w:b w:val="false"/>
+                <w:bCs w:val="false"/>
+                <w:color w:val="0000FF"/>
+                <w:sz w:val="15"/>
+                <w:szCs w:val="15"/>
+              </w:rPr>
+              <w:t xml:space="preserve">0.819 [0.807, 0.829]</w:t>
+            </w:r>
+          </w:p>
+        </w:tc>
+        <w:tc>
+          <w:tcPr>
+            <w:tcW w:type="dxa" w:w="550"/>
+            <w:tcMar>
+              <w:top w:type="dxa" w:w="14"/>
+              <w:left w:type="dxa" w:w="50"/>
+              <w:bottom w:type="dxa" w:w="14"/>
+              <w:right w:type="dxa" w:w="50"/>
+            </w:tcMar>
+            <w:vAlign w:val="center"/>
+          </w:tcPr>
+          <w:p>
+            <w:pPr>
+              <w:keepNext/>
+              <w:keepLines/>
+              <w:spacing w:after="0" w:line="210"/>
+              <w:jc w:val="center"/>
+            </w:pPr>
+            <w:r>
+              <w:rPr>
+                <w:rFonts w:ascii="Times New Roman" w:cs="Times New Roman" w:eastAsia="PMingLiU" w:hAnsi="Times New Roman"/>
+                <w:b w:val="false"/>
+                <w:bCs w:val="false"/>
+                <w:color w:val="0000FF"/>
+                <w:sz w:val="15"/>
+                <w:szCs w:val="15"/>
+              </w:rPr>
+              <w:t xml:space="preserve">0.016</w:t>
+            </w:r>
+          </w:p>
+        </w:tc>
+        <w:tc>
+          <w:tcPr>
+            <w:tcW w:type="dxa" w:w="650"/>
+            <w:tcMar>
+              <w:top w:type="dxa" w:w="14"/>
+              <w:left w:type="dxa" w:w="50"/>
+              <w:bottom w:type="dxa" w:w="14"/>
+              <w:right w:type="dxa" w:w="50"/>
+            </w:tcMar>
+            <w:vAlign w:val="center"/>
+          </w:tcPr>
+          <w:p>
+            <w:pPr>
+              <w:keepNext/>
+              <w:keepLines/>
+              <w:spacing w:after="0" w:line="210"/>
+              <w:jc w:val="center"/>
+            </w:pPr>
+            <w:r>
+              <w:rPr>
+                <w:rFonts w:ascii="Times New Roman" w:cs="Times New Roman" w:eastAsia="PMingLiU" w:hAnsi="Times New Roman"/>
+                <w:b w:val="false"/>
+                <w:bCs w:val="false"/>
+                <w:color w:val="0000FF"/>
+                <w:sz w:val="15"/>
+                <w:szCs w:val="15"/>
+              </w:rPr>
+              <w:t xml:space="preserve">–</w:t>
+            </w:r>
+          </w:p>
+        </w:tc>
+      </w:tr>
+      <w:tr>
+        <w:trPr>
+          <w:cantSplit/>
+        </w:trPr>
+        <w:tc>
+          <w:tcPr>
+            <w:tcW w:type="dxa" w:w="1477"/>
+            <w:tcMar>
+              <w:top w:type="dxa" w:w="14"/>
+              <w:left w:type="dxa" w:w="50"/>
+              <w:bottom w:type="dxa" w:w="14"/>
+              <w:right w:type="dxa" w:w="50"/>
+            </w:tcMar>
+            <w:vAlign w:val="center"/>
+          </w:tcPr>
+          <w:p>
+            <w:pPr>
+              <w:keepNext/>
+              <w:keepLines/>
+              <w:spacing w:after="0" w:line="210"/>
+              <w:jc w:val="left"/>
+            </w:pPr>
+            <w:r>
+              <w:rPr>
+                <w:rFonts w:ascii="Times New Roman" w:cs="Times New Roman" w:eastAsia="PMingLiU" w:hAnsi="Times New Roman"/>
+                <w:b w:val="false"/>
+                <w:bCs w:val="false"/>
+                <w:color w:val="0000FF"/>
+                <w:sz w:val="15"/>
+                <w:szCs w:val="15"/>
+              </w:rPr>
+              <w:t xml:space="preserve">roll-out, naive rates</w:t>
+            </w:r>
+          </w:p>
+        </w:tc>
+        <w:tc>
+          <w:tcPr>
+            <w:tcW w:type="dxa" w:w="500"/>
+            <w:tcMar>
+              <w:top w:type="dxa" w:w="14"/>
+              <w:left w:type="dxa" w:w="50"/>
+              <w:bottom w:type="dxa" w:w="14"/>
+              <w:right w:type="dxa" w:w="50"/>
+            </w:tcMar>
+            <w:vAlign w:val="center"/>
+          </w:tcPr>
+          <w:p>
+            <w:pPr>
+              <w:keepNext/>
+              <w:keepLines/>
+              <w:spacing w:after="0" w:line="210"/>
+              <w:jc w:val="center"/>
+            </w:pPr>
+            <w:r>
+              <w:rPr>
+                <w:rFonts w:ascii="Times New Roman" w:cs="Times New Roman" w:eastAsia="PMingLiU" w:hAnsi="Times New Roman"/>
+                <w:b w:val="false"/>
+                <w:bCs w:val="false"/>
+                <w:color w:val="0000FF"/>
+                <w:sz w:val="15"/>
+                <w:szCs w:val="15"/>
+              </w:rPr>
+              <w:t xml:space="preserve">0.105</w:t>
+            </w:r>
+          </w:p>
+        </w:tc>
+        <w:tc>
+          <w:tcPr>
+            <w:tcW w:type="dxa" w:w="1500"/>
+            <w:tcMar>
+              <w:top w:type="dxa" w:w="14"/>
+              <w:left w:type="dxa" w:w="50"/>
+              <w:bottom w:type="dxa" w:w="14"/>
+              <w:right w:type="dxa" w:w="50"/>
+            </w:tcMar>
+            <w:vAlign w:val="center"/>
+          </w:tcPr>
+          <w:p>
+            <w:pPr>
+              <w:keepNext/>
+              <w:keepLines/>
+              <w:spacing w:after="0" w:line="210"/>
+              <w:jc w:val="center"/>
+            </w:pPr>
+            <w:r>
+              <w:rPr>
+                <w:rFonts w:ascii="Times New Roman" w:cs="Times New Roman" w:eastAsia="PMingLiU" w:hAnsi="Times New Roman"/>
+                <w:b w:val="false"/>
+                <w:bCs w:val="false"/>
+                <w:color w:val="0000FF"/>
+                <w:sz w:val="15"/>
+                <w:szCs w:val="15"/>
+              </w:rPr>
+              <w:t xml:space="preserve">0.893 [0.888, 0.900]</w:t>
+            </w:r>
+          </w:p>
+        </w:tc>
+        <w:tc>
+          <w:tcPr>
+            <w:tcW w:type="dxa" w:w="550"/>
+            <w:tcMar>
+              <w:top w:type="dxa" w:w="14"/>
+              <w:left w:type="dxa" w:w="50"/>
+              <w:bottom w:type="dxa" w:w="14"/>
+              <w:right w:type="dxa" w:w="50"/>
+            </w:tcMar>
+            <w:vAlign w:val="center"/>
+          </w:tcPr>
+          <w:p>
+            <w:pPr>
+              <w:keepNext/>
+              <w:keepLines/>
+              <w:spacing w:after="0" w:line="210"/>
+              <w:jc w:val="center"/>
+            </w:pPr>
+            <w:r>
+              <w:rPr>
+                <w:rFonts w:ascii="Times New Roman" w:cs="Times New Roman" w:eastAsia="PMingLiU" w:hAnsi="Times New Roman"/>
+                <w:b w:val="false"/>
+                <w:bCs w:val="false"/>
+                <w:color w:val="0000FF"/>
+                <w:sz w:val="15"/>
+                <w:szCs w:val="15"/>
+              </w:rPr>
+              <w:t xml:space="preserve">0.059</w:t>
+            </w:r>
+          </w:p>
+        </w:tc>
+        <w:tc>
+          <w:tcPr>
+            <w:tcW w:type="dxa" w:w="650"/>
+            <w:tcMar>
+              <w:top w:type="dxa" w:w="14"/>
+              <w:left w:type="dxa" w:w="50"/>
+              <w:bottom w:type="dxa" w:w="14"/>
+              <w:right w:type="dxa" w:w="50"/>
+            </w:tcMar>
+            <w:vAlign w:val="center"/>
+          </w:tcPr>
+          <w:p>
+            <w:pPr>
+              <w:keepNext/>
+              <w:keepLines/>
+              <w:spacing w:after="0" w:line="210"/>
+              <w:jc w:val="center"/>
+            </w:pPr>
+            <w:r>
+              <w:rPr>
+                <w:rFonts w:ascii="Times New Roman" w:cs="Times New Roman" w:eastAsia="PMingLiU" w:hAnsi="Times New Roman"/>
+                <w:b w:val="false"/>
+                <w:bCs w:val="false"/>
+                <w:color w:val="0000FF"/>
+                <w:sz w:val="15"/>
+                <w:szCs w:val="15"/>
+              </w:rPr>
+              <w:t xml:space="preserve">–</w:t>
+            </w:r>
+          </w:p>
+        </w:tc>
+      </w:tr>
+      <w:tr>
+        <w:trPr>
+          <w:cantSplit/>
+        </w:trPr>
+        <w:tc>
+          <w:tcPr>
+            <w:tcW w:type="dxa" w:w="1477"/>
+            <w:tcMar>
+              <w:top w:type="dxa" w:w="14"/>
+              <w:left w:type="dxa" w:w="50"/>
+              <w:bottom w:type="dxa" w:w="14"/>
+              <w:right w:type="dxa" w:w="50"/>
+            </w:tcMar>
+            <w:vAlign w:val="center"/>
+          </w:tcPr>
+          <w:p>
+            <w:pPr>
+              <w:keepNext/>
+              <w:keepLines/>
+              <w:spacing w:after="0" w:line="210"/>
+              <w:jc w:val="left"/>
+            </w:pPr>
+            <w:r>
+              <w:rPr>
+                <w:rFonts w:ascii="Times New Roman" w:cs="Times New Roman" w:eastAsia="PMingLiU" w:hAnsi="Times New Roman"/>
+                <w:b w:val="false"/>
+                <w:bCs w:val="false"/>
+                <w:color w:val="0000FF"/>
+                <w:sz w:val="15"/>
+                <w:szCs w:val="15"/>
+              </w:rPr>
+              <w:t xml:space="preserve">roll-out, corrected</w:t>
+            </w:r>
+          </w:p>
+        </w:tc>
+        <w:tc>
+          <w:tcPr>
+            <w:tcW w:type="dxa" w:w="500"/>
+            <w:tcMar>
+              <w:top w:type="dxa" w:w="14"/>
+              <w:left w:type="dxa" w:w="50"/>
+              <w:bottom w:type="dxa" w:w="14"/>
+              <w:right w:type="dxa" w:w="50"/>
+            </w:tcMar>
+            <w:vAlign w:val="center"/>
+          </w:tcPr>
+          <w:p>
+            <w:pPr>
+              <w:keepNext/>
+              <w:keepLines/>
+              <w:spacing w:after="0" w:line="210"/>
+              <w:jc w:val="center"/>
+            </w:pPr>
+            <w:r>
+              <w:rPr>
+                <w:rFonts w:ascii="Times New Roman" w:cs="Times New Roman" w:eastAsia="PMingLiU" w:hAnsi="Times New Roman"/>
+                <w:b w:val="false"/>
+                <w:bCs w:val="false"/>
+                <w:color w:val="0000FF"/>
+                <w:sz w:val="15"/>
+                <w:szCs w:val="15"/>
+              </w:rPr>
+              <w:t xml:space="preserve">0.102</w:t>
+            </w:r>
+          </w:p>
+        </w:tc>
+        <w:tc>
+          <w:tcPr>
+            <w:tcW w:type="dxa" w:w="1500"/>
+            <w:tcMar>
+              <w:top w:type="dxa" w:w="14"/>
+              <w:left w:type="dxa" w:w="50"/>
+              <w:bottom w:type="dxa" w:w="14"/>
+              <w:right w:type="dxa" w:w="50"/>
+            </w:tcMar>
+            <w:vAlign w:val="center"/>
+          </w:tcPr>
+          <w:p>
+            <w:pPr>
+              <w:keepNext/>
+              <w:keepLines/>
+              <w:spacing w:after="0" w:line="210"/>
+              <w:jc w:val="center"/>
+            </w:pPr>
+            <w:r>
+              <w:rPr>
+                <w:rFonts w:ascii="Times New Roman" w:cs="Times New Roman" w:eastAsia="PMingLiU" w:hAnsi="Times New Roman"/>
+                <w:b w:val="false"/>
+                <w:bCs w:val="false"/>
+                <w:color w:val="0000FF"/>
+                <w:sz w:val="15"/>
+                <w:szCs w:val="15"/>
+              </w:rPr>
+              <w:t xml:space="preserve">0.895 [0.890, 0.902]</w:t>
+            </w:r>
+          </w:p>
+        </w:tc>
+        <w:tc>
+          <w:tcPr>
+            <w:tcW w:type="dxa" w:w="550"/>
+            <w:tcMar>
+              <w:top w:type="dxa" w:w="14"/>
+              <w:left w:type="dxa" w:w="50"/>
+              <w:bottom w:type="dxa" w:w="14"/>
+              <w:right w:type="dxa" w:w="50"/>
+            </w:tcMar>
+            <w:vAlign w:val="center"/>
+          </w:tcPr>
+          <w:p>
+            <w:pPr>
+              <w:keepNext/>
+              <w:keepLines/>
+              <w:spacing w:after="0" w:line="210"/>
+              <w:jc w:val="center"/>
+            </w:pPr>
+            <w:r>
+              <w:rPr>
+                <w:rFonts w:ascii="Times New Roman" w:cs="Times New Roman" w:eastAsia="PMingLiU" w:hAnsi="Times New Roman"/>
+                <w:b w:val="false"/>
+                <w:bCs w:val="false"/>
+                <w:color w:val="0000FF"/>
+                <w:sz w:val="15"/>
+                <w:szCs w:val="15"/>
+              </w:rPr>
+              <w:t xml:space="preserve">0.039</w:t>
+            </w:r>
+          </w:p>
+        </w:tc>
+        <w:tc>
+          <w:tcPr>
+            <w:tcW w:type="dxa" w:w="650"/>
+            <w:tcMar>
+              <w:top w:type="dxa" w:w="14"/>
+              <w:left w:type="dxa" w:w="50"/>
+              <w:bottom w:type="dxa" w:w="14"/>
+              <w:right w:type="dxa" w:w="50"/>
+            </w:tcMar>
+            <w:vAlign w:val="center"/>
+          </w:tcPr>
+          <w:p>
+            <w:pPr>
+              <w:keepNext/>
+              <w:keepLines/>
+              <w:spacing w:after="0" w:line="210"/>
+              <w:jc w:val="center"/>
+            </w:pPr>
+            <w:r>
+              <w:rPr>
+                <w:rFonts w:ascii="Times New Roman" w:cs="Times New Roman" w:eastAsia="PMingLiU" w:hAnsi="Times New Roman"/>
+                <w:b w:val="false"/>
+                <w:bCs w:val="false"/>
+                <w:color w:val="0000FF"/>
+                <w:sz w:val="15"/>
+                <w:szCs w:val="15"/>
+              </w:rPr>
+              <w:t xml:space="preserve">–</w:t>
+            </w:r>
+          </w:p>
+        </w:tc>
+      </w:tr>
+      <w:tr>
+        <w:trPr>
+          <w:cantSplit/>
+        </w:trPr>
+        <w:tc>
+          <w:tcPr>
+            <w:tcW w:type="dxa" w:w="1477"/>
+            <w:tcMar>
+              <w:top w:type="dxa" w:w="14"/>
+              <w:left w:type="dxa" w:w="50"/>
+              <w:bottom w:type="dxa" w:w="14"/>
+              <w:right w:type="dxa" w:w="50"/>
+            </w:tcMar>
+            <w:vAlign w:val="center"/>
+          </w:tcPr>
+          <w:p>
+            <w:pPr>
+              <w:keepNext/>
+              <w:keepLines/>
+              <w:spacing w:after="0" w:line="210"/>
+              <w:jc w:val="left"/>
+            </w:pPr>
+            <w:r>
+              <w:rPr>
+                <w:rFonts w:ascii="Times New Roman" w:cs="Times New Roman" w:eastAsia="PMingLiU" w:hAnsi="Times New Roman"/>
+                <w:b w:val="false"/>
+                <w:bCs w:val="false"/>
+                <w:color w:val="0000FF"/>
+                <w:sz w:val="15"/>
+                <w:szCs w:val="15"/>
+              </w:rPr>
+              <w:t xml:space="preserve">roll-out + isotonic</w:t>
+            </w:r>
+          </w:p>
+        </w:tc>
+        <w:tc>
+          <w:tcPr>
+            <w:tcW w:type="dxa" w:w="500"/>
+            <w:tcMar>
+              <w:top w:type="dxa" w:w="14"/>
+              <w:left w:type="dxa" w:w="50"/>
+              <w:bottom w:type="dxa" w:w="14"/>
+              <w:right w:type="dxa" w:w="50"/>
+            </w:tcMar>
+            <w:vAlign w:val="center"/>
+          </w:tcPr>
+          <w:p>
+            <w:pPr>
+              <w:keepNext/>
+              <w:keepLines/>
+              <w:spacing w:after="0" w:line="210"/>
+              <w:jc w:val="center"/>
+            </w:pPr>
+            <w:r>
+              <w:rPr>
+                <w:rFonts w:ascii="Times New Roman" w:cs="Times New Roman" w:eastAsia="PMingLiU" w:hAnsi="Times New Roman"/>
+                <w:b w:val="false"/>
+                <w:bCs w:val="false"/>
+                <w:color w:val="0000FF"/>
+                <w:sz w:val="15"/>
+                <w:szCs w:val="15"/>
+              </w:rPr>
+              <w:t xml:space="preserve">0.100</w:t>
+            </w:r>
+          </w:p>
+        </w:tc>
+        <w:tc>
+          <w:tcPr>
+            <w:tcW w:type="dxa" w:w="1500"/>
+            <w:tcMar>
+              <w:top w:type="dxa" w:w="14"/>
+              <w:left w:type="dxa" w:w="50"/>
+              <w:bottom w:type="dxa" w:w="14"/>
+              <w:right w:type="dxa" w:w="50"/>
+            </w:tcMar>
+            <w:vAlign w:val="center"/>
+          </w:tcPr>
+          <w:p>
+            <w:pPr>
+              <w:keepNext/>
+              <w:keepLines/>
+              <w:spacing w:after="0" w:line="210"/>
+              <w:jc w:val="center"/>
+            </w:pPr>
+            <w:r>
+              <w:rPr>
+                <w:rFonts w:ascii="Times New Roman" w:cs="Times New Roman" w:eastAsia="PMingLiU" w:hAnsi="Times New Roman"/>
+                <w:b w:val="false"/>
+                <w:bCs w:val="false"/>
+                <w:color w:val="0000FF"/>
+                <w:sz w:val="15"/>
+                <w:szCs w:val="15"/>
+              </w:rPr>
+              <w:t xml:space="preserve">0.895 [0.890, 0.902]</w:t>
+            </w:r>
+          </w:p>
+        </w:tc>
+        <w:tc>
+          <w:tcPr>
+            <w:tcW w:type="dxa" w:w="550"/>
+            <w:tcMar>
+              <w:top w:type="dxa" w:w="14"/>
+              <w:left w:type="dxa" w:w="50"/>
+              <w:bottom w:type="dxa" w:w="14"/>
+              <w:right w:type="dxa" w:w="50"/>
+            </w:tcMar>
+            <w:vAlign w:val="center"/>
+          </w:tcPr>
+          <w:p>
+            <w:pPr>
+              <w:keepNext/>
+              <w:keepLines/>
+              <w:spacing w:after="0" w:line="210"/>
+              <w:jc w:val="center"/>
+            </w:pPr>
+            <w:r>
+              <w:rPr>
+                <w:rFonts w:ascii="Times New Roman" w:cs="Times New Roman" w:eastAsia="PMingLiU" w:hAnsi="Times New Roman"/>
+                <w:b w:val="false"/>
+                <w:bCs w:val="false"/>
+                <w:color w:val="0000FF"/>
+                <w:sz w:val="15"/>
+                <w:szCs w:val="15"/>
+              </w:rPr>
+              <w:t xml:space="preserve">0.012</w:t>
+            </w:r>
+          </w:p>
+        </w:tc>
+        <w:tc>
+          <w:tcPr>
+            <w:tcW w:type="dxa" w:w="650"/>
+            <w:tcMar>
+              <w:top w:type="dxa" w:w="14"/>
+              <w:left w:type="dxa" w:w="50"/>
+              <w:bottom w:type="dxa" w:w="14"/>
+              <w:right w:type="dxa" w:w="50"/>
+            </w:tcMar>
+            <w:vAlign w:val="center"/>
+          </w:tcPr>
+          <w:p>
+            <w:pPr>
+              <w:keepNext/>
+              <w:keepLines/>
+              <w:spacing w:after="0" w:line="210"/>
+              <w:jc w:val="center"/>
+            </w:pPr>
+            <w:r>
+              <w:rPr>
+                <w:rFonts w:ascii="Times New Roman" w:cs="Times New Roman" w:eastAsia="PMingLiU" w:hAnsi="Times New Roman"/>
+                <w:b w:val="false"/>
+                <w:bCs w:val="false"/>
+                <w:color w:val="0000FF"/>
+                <w:sz w:val="15"/>
+                <w:szCs w:val="15"/>
+              </w:rPr>
+              <w:t xml:space="preserve">–</w:t>
+            </w:r>
+          </w:p>
+        </w:tc>
+      </w:tr>
+      <w:tr>
+        <w:trPr>
+          <w:cantSplit/>
+        </w:trPr>
+        <w:tc>
+          <w:tcPr>
+            <w:tcW w:type="dxa" w:w="1477"/>
+            <w:tcMar>
+              <w:top w:type="dxa" w:w="14"/>
+              <w:left w:type="dxa" w:w="50"/>
+              <w:bottom w:type="dxa" w:w="14"/>
+              <w:right w:type="dxa" w:w="50"/>
+            </w:tcMar>
+            <w:vAlign w:val="center"/>
+          </w:tcPr>
+          <w:p>
+            <w:pPr>
+              <w:keepNext/>
+              <w:keepLines/>
+              <w:spacing w:after="0" w:line="210"/>
+              <w:jc w:val="left"/>
+            </w:pPr>
+            <w:r>
+              <w:rPr>
+                <w:rFonts w:ascii="Times New Roman" w:cs="Times New Roman" w:eastAsia="PMingLiU" w:hAnsi="Times New Roman"/>
+                <w:b w:val="false"/>
+                <w:bCs w:val="false"/>
+                <w:color w:val="0000FF"/>
+                <w:sz w:val="15"/>
+                <w:szCs w:val="15"/>
+              </w:rPr>
+              <w:t xml:space="preserve">logistic regression</w:t>
+            </w:r>
+          </w:p>
+        </w:tc>
+        <w:tc>
+          <w:tcPr>
+            <w:tcW w:type="dxa" w:w="500"/>
+            <w:tcMar>
+              <w:top w:type="dxa" w:w="14"/>
+              <w:left w:type="dxa" w:w="50"/>
+              <w:bottom w:type="dxa" w:w="14"/>
+              <w:right w:type="dxa" w:w="50"/>
+            </w:tcMar>
+            <w:vAlign w:val="center"/>
+          </w:tcPr>
+          <w:p>
+            <w:pPr>
+              <w:keepNext/>
+              <w:keepLines/>
+              <w:spacing w:after="0" w:line="210"/>
+              <w:jc w:val="center"/>
+            </w:pPr>
+            <w:r>
+              <w:rPr>
+                <w:rFonts w:ascii="Times New Roman" w:cs="Times New Roman" w:eastAsia="PMingLiU" w:hAnsi="Times New Roman"/>
+                <w:b w:val="false"/>
+                <w:bCs w:val="false"/>
+                <w:color w:val="0000FF"/>
+                <w:sz w:val="15"/>
+                <w:szCs w:val="15"/>
+              </w:rPr>
+              <w:t xml:space="preserve">0.086</w:t>
+            </w:r>
+          </w:p>
+        </w:tc>
+        <w:tc>
+          <w:tcPr>
+            <w:tcW w:type="dxa" w:w="1500"/>
+            <w:tcMar>
+              <w:top w:type="dxa" w:w="14"/>
+              <w:left w:type="dxa" w:w="50"/>
+              <w:bottom w:type="dxa" w:w="14"/>
+              <w:right w:type="dxa" w:w="50"/>
+            </w:tcMar>
+            <w:vAlign w:val="center"/>
+          </w:tcPr>
+          <w:p>
+            <w:pPr>
+              <w:keepNext/>
+              <w:keepLines/>
+              <w:spacing w:after="0" w:line="210"/>
+              <w:jc w:val="center"/>
+            </w:pPr>
+            <w:r>
+              <w:rPr>
+                <w:rFonts w:ascii="Times New Roman" w:cs="Times New Roman" w:eastAsia="PMingLiU" w:hAnsi="Times New Roman"/>
+                <w:b w:val="false"/>
+                <w:bCs w:val="false"/>
+                <w:color w:val="0000FF"/>
+                <w:sz w:val="15"/>
+                <w:szCs w:val="15"/>
+              </w:rPr>
+              <w:t xml:space="preserve">0.915 [0.911, 0.921]</w:t>
+            </w:r>
+          </w:p>
+        </w:tc>
+        <w:tc>
+          <w:tcPr>
+            <w:tcW w:type="dxa" w:w="550"/>
+            <w:tcMar>
+              <w:top w:type="dxa" w:w="14"/>
+              <w:left w:type="dxa" w:w="50"/>
+              <w:bottom w:type="dxa" w:w="14"/>
+              <w:right w:type="dxa" w:w="50"/>
+            </w:tcMar>
+            <w:vAlign w:val="center"/>
+          </w:tcPr>
+          <w:p>
+            <w:pPr>
+              <w:keepNext/>
+              <w:keepLines/>
+              <w:spacing w:after="0" w:line="210"/>
+              <w:jc w:val="center"/>
+            </w:pPr>
+            <w:r>
+              <w:rPr>
+                <w:rFonts w:ascii="Times New Roman" w:cs="Times New Roman" w:eastAsia="PMingLiU" w:hAnsi="Times New Roman"/>
+                <w:b w:val="false"/>
+                <w:bCs w:val="false"/>
+                <w:color w:val="0000FF"/>
+                <w:sz w:val="15"/>
+                <w:szCs w:val="15"/>
+              </w:rPr>
+              <w:t xml:space="preserve">0.008</w:t>
+            </w:r>
+          </w:p>
+        </w:tc>
+        <w:tc>
+          <w:tcPr>
+            <w:tcW w:type="dxa" w:w="650"/>
+            <w:tcMar>
+              <w:top w:type="dxa" w:w="14"/>
+              <w:left w:type="dxa" w:w="50"/>
+              <w:bottom w:type="dxa" w:w="14"/>
+              <w:right w:type="dxa" w:w="50"/>
+            </w:tcMar>
+            <w:vAlign w:val="center"/>
+          </w:tcPr>
+          <w:p>
+            <w:pPr>
+              <w:keepNext/>
+              <w:keepLines/>
+              <w:spacing w:after="0" w:line="210"/>
+              <w:jc w:val="center"/>
+            </w:pPr>
+            <w:r>
+              <w:rPr>
+                <w:rFonts w:ascii="Times New Roman" w:cs="Times New Roman" w:eastAsia="PMingLiU" w:hAnsi="Times New Roman"/>
+                <w:b w:val="false"/>
+                <w:bCs w:val="false"/>
+                <w:color w:val="0000FF"/>
+                <w:sz w:val="15"/>
+                <w:szCs w:val="15"/>
+              </w:rPr>
+              <w:t xml:space="preserve">–</w:t>
+            </w:r>
+          </w:p>
+        </w:tc>
+      </w:tr>
+      <w:tr>
+        <w:trPr>
+          <w:cantSplit/>
+        </w:trPr>
+        <w:tc>
+          <w:tcPr>
+            <w:tcW w:type="dxa" w:w="1477"/>
+            <w:tcMar>
+              <w:top w:type="dxa" w:w="14"/>
+              <w:left w:type="dxa" w:w="50"/>
+              <w:bottom w:type="dxa" w:w="14"/>
+              <w:right w:type="dxa" w:w="50"/>
+            </w:tcMar>
+            <w:vAlign w:val="center"/>
+          </w:tcPr>
+          <w:p>
+            <w:pPr>
+              <w:keepNext/>
+              <w:keepLines/>
+              <w:spacing w:after="0" w:line="210"/>
+              <w:jc w:val="left"/>
+            </w:pPr>
+            <w:r>
+              <w:rPr>
+                <w:rFonts w:ascii="Times New Roman" w:cs="Times New Roman" w:eastAsia="PMingLiU" w:hAnsi="Times New Roman"/>
+                <w:b w:val="false"/>
+                <w:bCs w:val="false"/>
+                <w:color w:val="0000FF"/>
+                <w:sz w:val="15"/>
+                <w:szCs w:val="15"/>
+              </w:rPr>
+              <w:t xml:space="preserve">GBM inventory only</w:t>
+            </w:r>
+          </w:p>
+        </w:tc>
+        <w:tc>
+          <w:tcPr>
+            <w:tcW w:type="dxa" w:w="500"/>
+            <w:tcMar>
+              <w:top w:type="dxa" w:w="14"/>
+              <w:left w:type="dxa" w:w="50"/>
+              <w:bottom w:type="dxa" w:w="14"/>
+              <w:right w:type="dxa" w:w="50"/>
+            </w:tcMar>
+            <w:vAlign w:val="center"/>
+          </w:tcPr>
+          <w:p>
+            <w:pPr>
+              <w:keepNext/>
+              <w:keepLines/>
+              <w:spacing w:after="0" w:line="210"/>
+              <w:jc w:val="center"/>
+            </w:pPr>
+            <w:r>
+              <w:rPr>
+                <w:rFonts w:ascii="Times New Roman" w:cs="Times New Roman" w:eastAsia="PMingLiU" w:hAnsi="Times New Roman"/>
+                <w:b w:val="false"/>
+                <w:bCs w:val="false"/>
+                <w:color w:val="0000FF"/>
+                <w:sz w:val="15"/>
+                <w:szCs w:val="15"/>
+              </w:rPr>
+              <w:t xml:space="preserve">0.084</w:t>
+            </w:r>
+          </w:p>
+        </w:tc>
+        <w:tc>
+          <w:tcPr>
+            <w:tcW w:type="dxa" w:w="1500"/>
+            <w:tcMar>
+              <w:top w:type="dxa" w:w="14"/>
+              <w:left w:type="dxa" w:w="50"/>
+              <w:bottom w:type="dxa" w:w="14"/>
+              <w:right w:type="dxa" w:w="50"/>
+            </w:tcMar>
+            <w:vAlign w:val="center"/>
+          </w:tcPr>
+          <w:p>
+            <w:pPr>
+              <w:keepNext/>
+              <w:keepLines/>
+              <w:spacing w:after="0" w:line="210"/>
+              <w:jc w:val="center"/>
+            </w:pPr>
+            <w:r>
+              <w:rPr>
+                <w:rFonts w:ascii="Times New Roman" w:cs="Times New Roman" w:eastAsia="PMingLiU" w:hAnsi="Times New Roman"/>
+                <w:b w:val="false"/>
+                <w:bCs w:val="false"/>
+                <w:color w:val="0000FF"/>
+                <w:sz w:val="15"/>
+                <w:szCs w:val="15"/>
+              </w:rPr>
+              <w:t xml:space="preserve">0.922 [0.917, 0.928]</w:t>
+            </w:r>
+          </w:p>
+        </w:tc>
+        <w:tc>
+          <w:tcPr>
+            <w:tcW w:type="dxa" w:w="550"/>
+            <w:tcMar>
+              <w:top w:type="dxa" w:w="14"/>
+              <w:left w:type="dxa" w:w="50"/>
+              <w:bottom w:type="dxa" w:w="14"/>
+              <w:right w:type="dxa" w:w="50"/>
+            </w:tcMar>
+            <w:vAlign w:val="center"/>
+          </w:tcPr>
+          <w:p>
+            <w:pPr>
+              <w:keepNext/>
+              <w:keepLines/>
+              <w:spacing w:after="0" w:line="210"/>
+              <w:jc w:val="center"/>
+            </w:pPr>
+            <w:r>
+              <w:rPr>
+                <w:rFonts w:ascii="Times New Roman" w:cs="Times New Roman" w:eastAsia="PMingLiU" w:hAnsi="Times New Roman"/>
+                <w:b w:val="false"/>
+                <w:bCs w:val="false"/>
+                <w:color w:val="0000FF"/>
+                <w:sz w:val="15"/>
+                <w:szCs w:val="15"/>
+              </w:rPr>
+              <w:t xml:space="preserve">0.012</w:t>
+            </w:r>
+          </w:p>
+        </w:tc>
+        <w:tc>
+          <w:tcPr>
+            <w:tcW w:type="dxa" w:w="650"/>
+            <w:tcMar>
+              <w:top w:type="dxa" w:w="14"/>
+              <w:left w:type="dxa" w:w="50"/>
+              <w:bottom w:type="dxa" w:w="14"/>
+              <w:right w:type="dxa" w:w="50"/>
+            </w:tcMar>
+            <w:vAlign w:val="center"/>
+          </w:tcPr>
+          <w:p>
+            <w:pPr>
+              <w:keepNext/>
+              <w:keepLines/>
+              <w:spacing w:after="0" w:line="210"/>
+              <w:jc w:val="center"/>
+            </w:pPr>
+            <w:r>
+              <w:rPr>
+                <w:rFonts w:ascii="Times New Roman" w:cs="Times New Roman" w:eastAsia="PMingLiU" w:hAnsi="Times New Roman"/>
+                <w:b w:val="false"/>
+                <w:bCs w:val="false"/>
+                <w:color w:val="0000FF"/>
+                <w:sz w:val="15"/>
+                <w:szCs w:val="15"/>
+              </w:rPr>
+              <w:t xml:space="preserve">170</w:t>
+            </w:r>
+          </w:p>
+        </w:tc>
+      </w:tr>
+      <w:tr>
+        <w:trPr>
+          <w:cantSplit/>
+        </w:trPr>
+        <w:tc>
+          <w:tcPr>
+            <w:tcW w:type="dxa" w:w="1477"/>
+            <w:tcMar>
+              <w:top w:type="dxa" w:w="14"/>
+              <w:left w:type="dxa" w:w="50"/>
+              <w:bottom w:type="dxa" w:w="14"/>
+              <w:right w:type="dxa" w:w="50"/>
+            </w:tcMar>
+            <w:vAlign w:val="center"/>
+          </w:tcPr>
+          <w:p>
+            <w:pPr>
+              <w:keepNext/>
+              <w:keepLines/>
+              <w:spacing w:after="0" w:line="210"/>
+              <w:jc w:val="left"/>
+            </w:pPr>
+            <w:r>
+              <w:rPr>
+                <w:rFonts w:ascii="Times New Roman" w:cs="Times New Roman" w:eastAsia="PMingLiU" w:hAnsi="Times New Roman"/>
+                <w:b w:val="false"/>
+                <w:bCs w:val="false"/>
+                <w:color w:val="0000FF"/>
+                <w:sz w:val="15"/>
+                <w:szCs w:val="15"/>
+              </w:rPr>
+              <w:t xml:space="preserve">GBM + flows</w:t>
+            </w:r>
+          </w:p>
+        </w:tc>
+        <w:tc>
+          <w:tcPr>
+            <w:tcW w:type="dxa" w:w="500"/>
+            <w:tcMar>
+              <w:top w:type="dxa" w:w="14"/>
+              <w:left w:type="dxa" w:w="50"/>
+              <w:bottom w:type="dxa" w:w="14"/>
+              <w:right w:type="dxa" w:w="50"/>
+            </w:tcMar>
+            <w:vAlign w:val="center"/>
+          </w:tcPr>
+          <w:p>
+            <w:pPr>
+              <w:keepNext/>
+              <w:keepLines/>
+              <w:spacing w:after="0" w:line="210"/>
+              <w:jc w:val="center"/>
+            </w:pPr>
+            <w:r>
+              <w:rPr>
+                <w:rFonts w:ascii="Times New Roman" w:cs="Times New Roman" w:eastAsia="PMingLiU" w:hAnsi="Times New Roman"/>
+                <w:b w:val="false"/>
+                <w:bCs w:val="false"/>
+                <w:color w:val="0000FF"/>
+                <w:sz w:val="15"/>
+                <w:szCs w:val="15"/>
+              </w:rPr>
+              <w:t xml:space="preserve">0.080</w:t>
+            </w:r>
+          </w:p>
+        </w:tc>
+        <w:tc>
+          <w:tcPr>
+            <w:tcW w:type="dxa" w:w="1500"/>
+            <w:tcMar>
+              <w:top w:type="dxa" w:w="14"/>
+              <w:left w:type="dxa" w:w="50"/>
+              <w:bottom w:type="dxa" w:w="14"/>
+              <w:right w:type="dxa" w:w="50"/>
+            </w:tcMar>
+            <w:vAlign w:val="center"/>
+          </w:tcPr>
+          <w:p>
+            <w:pPr>
+              <w:keepNext/>
+              <w:keepLines/>
+              <w:spacing w:after="0" w:line="210"/>
+              <w:jc w:val="center"/>
+            </w:pPr>
+            <w:r>
+              <w:rPr>
+                <w:rFonts w:ascii="Times New Roman" w:cs="Times New Roman" w:eastAsia="PMingLiU" w:hAnsi="Times New Roman"/>
+                <w:b w:val="false"/>
+                <w:bCs w:val="false"/>
+                <w:color w:val="0000FF"/>
+                <w:sz w:val="15"/>
+                <w:szCs w:val="15"/>
+              </w:rPr>
+              <w:t xml:space="preserve">0.932 [0.928, 0.937]</w:t>
+            </w:r>
+          </w:p>
+        </w:tc>
+        <w:tc>
+          <w:tcPr>
+            <w:tcW w:type="dxa" w:w="550"/>
+            <w:tcMar>
+              <w:top w:type="dxa" w:w="14"/>
+              <w:left w:type="dxa" w:w="50"/>
+              <w:bottom w:type="dxa" w:w="14"/>
+              <w:right w:type="dxa" w:w="50"/>
+            </w:tcMar>
+            <w:vAlign w:val="center"/>
+          </w:tcPr>
+          <w:p>
+            <w:pPr>
+              <w:keepNext/>
+              <w:keepLines/>
+              <w:spacing w:after="0" w:line="210"/>
+              <w:jc w:val="center"/>
+            </w:pPr>
+            <w:r>
+              <w:rPr>
+                <w:rFonts w:ascii="Times New Roman" w:cs="Times New Roman" w:eastAsia="PMingLiU" w:hAnsi="Times New Roman"/>
+                <w:b w:val="false"/>
+                <w:bCs w:val="false"/>
+                <w:color w:val="0000FF"/>
+                <w:sz w:val="15"/>
+                <w:szCs w:val="15"/>
+              </w:rPr>
+              <w:t xml:space="preserve">0.012</w:t>
+            </w:r>
+          </w:p>
+        </w:tc>
+        <w:tc>
+          <w:tcPr>
+            <w:tcW w:type="dxa" w:w="650"/>
+            <w:tcMar>
+              <w:top w:type="dxa" w:w="14"/>
+              <w:left w:type="dxa" w:w="50"/>
+              <w:bottom w:type="dxa" w:w="14"/>
+              <w:right w:type="dxa" w:w="50"/>
+            </w:tcMar>
+            <w:vAlign w:val="center"/>
+          </w:tcPr>
+          <w:p>
+            <w:pPr>
+              <w:keepNext/>
+              <w:keepLines/>
+              <w:spacing w:after="0" w:line="210"/>
+              <w:jc w:val="center"/>
+            </w:pPr>
+            <w:r>
+              <w:rPr>
+                <w:rFonts w:ascii="Times New Roman" w:cs="Times New Roman" w:eastAsia="PMingLiU" w:hAnsi="Times New Roman"/>
+                <w:b w:val="false"/>
+                <w:bCs w:val="false"/>
+                <w:color w:val="0000FF"/>
+                <w:sz w:val="15"/>
+                <w:szCs w:val="15"/>
+              </w:rPr>
+              <w:t xml:space="preserve">951</w:t>
+            </w:r>
+          </w:p>
+        </w:tc>
+      </w:tr>
+      <w:tr>
+        <w:trPr>
+          <w:cantSplit/>
+        </w:trPr>
+        <w:tc>
+          <w:tcPr>
+            <w:tcW w:type="dxa" w:w="1477"/>
+            <w:tcMar>
+              <w:top w:type="dxa" w:w="14"/>
+              <w:left w:type="dxa" w:w="50"/>
+              <w:bottom w:type="dxa" w:w="14"/>
+              <w:right w:type="dxa" w:w="50"/>
+            </w:tcMar>
+            <w:vAlign w:val="center"/>
+          </w:tcPr>
+          <w:p>
+            <w:pPr>
+              <w:keepNext w:val="false"/>
+              <w:keepLines/>
+              <w:spacing w:after="0" w:line="210"/>
+              <w:jc w:val="left"/>
+            </w:pPr>
+            <w:r>
+              <w:rPr>
+                <w:rFonts w:ascii="Times New Roman" w:cs="Times New Roman" w:eastAsia="PMingLiU" w:hAnsi="Times New Roman"/>
+                <w:b w:val="false"/>
+                <w:bCs w:val="false"/>
+                <w:color w:val="0000FF"/>
+                <w:sz w:val="15"/>
+                <w:szCs w:val="15"/>
+              </w:rPr>
+              <w:t xml:space="preserve">stacked GBM</w:t>
+            </w:r>
+          </w:p>
+        </w:tc>
+        <w:tc>
+          <w:tcPr>
+            <w:tcW w:type="dxa" w:w="500"/>
+            <w:tcMar>
+              <w:top w:type="dxa" w:w="14"/>
+              <w:left w:type="dxa" w:w="50"/>
+              <w:bottom w:type="dxa" w:w="14"/>
+              <w:right w:type="dxa" w:w="50"/>
+            </w:tcMar>
+            <w:vAlign w:val="center"/>
+          </w:tcPr>
+          <w:p>
+            <w:pPr>
+              <w:keepNext w:val="false"/>
+              <w:keepLines/>
+              <w:spacing w:after="0" w:line="210"/>
+              <w:jc w:val="center"/>
+            </w:pPr>
+            <w:r>
+              <w:rPr>
+                <w:rFonts w:ascii="Times New Roman" w:cs="Times New Roman" w:eastAsia="PMingLiU" w:hAnsi="Times New Roman"/>
+                <w:b w:val="false"/>
+                <w:bCs w:val="false"/>
+                <w:color w:val="0000FF"/>
+                <w:sz w:val="15"/>
+                <w:szCs w:val="15"/>
+              </w:rPr>
+              <w:t xml:space="preserve">0.079</w:t>
+            </w:r>
+          </w:p>
+        </w:tc>
+        <w:tc>
+          <w:tcPr>
+            <w:tcW w:type="dxa" w:w="1500"/>
+            <w:tcMar>
+              <w:top w:type="dxa" w:w="14"/>
+              <w:left w:type="dxa" w:w="50"/>
+              <w:bottom w:type="dxa" w:w="14"/>
+              <w:right w:type="dxa" w:w="50"/>
+            </w:tcMar>
+            <w:vAlign w:val="center"/>
+          </w:tcPr>
+          <w:p>
+            <w:pPr>
+              <w:keepNext w:val="false"/>
+              <w:keepLines/>
+              <w:spacing w:after="0" w:line="210"/>
+              <w:jc w:val="center"/>
+            </w:pPr>
+            <w:r>
+              <w:rPr>
+                <w:rFonts w:ascii="Times New Roman" w:cs="Times New Roman" w:eastAsia="PMingLiU" w:hAnsi="Times New Roman"/>
+                <w:b w:val="false"/>
+                <w:bCs w:val="false"/>
+                <w:color w:val="0000FF"/>
+                <w:sz w:val="15"/>
+                <w:szCs w:val="15"/>
+              </w:rPr>
+              <w:t xml:space="preserve">0.933 [0.929, 0.938]</w:t>
+            </w:r>
+          </w:p>
+        </w:tc>
+        <w:tc>
+          <w:tcPr>
+            <w:tcW w:type="dxa" w:w="550"/>
+            <w:tcMar>
+              <w:top w:type="dxa" w:w="14"/>
+              <w:left w:type="dxa" w:w="50"/>
+              <w:bottom w:type="dxa" w:w="14"/>
+              <w:right w:type="dxa" w:w="50"/>
+            </w:tcMar>
+            <w:vAlign w:val="center"/>
+          </w:tcPr>
+          <w:p>
+            <w:pPr>
+              <w:keepNext w:val="false"/>
+              <w:keepLines/>
+              <w:spacing w:after="0" w:line="210"/>
+              <w:jc w:val="center"/>
+            </w:pPr>
+            <w:r>
+              <w:rPr>
+                <w:rFonts w:ascii="Times New Roman" w:cs="Times New Roman" w:eastAsia="PMingLiU" w:hAnsi="Times New Roman"/>
+                <w:b w:val="false"/>
+                <w:bCs w:val="false"/>
+                <w:color w:val="0000FF"/>
+                <w:sz w:val="15"/>
+                <w:szCs w:val="15"/>
+              </w:rPr>
+              <w:t xml:space="preserve">0.012</w:t>
+            </w:r>
+          </w:p>
+        </w:tc>
+        <w:tc>
+          <w:tcPr>
+            <w:tcW w:type="dxa" w:w="650"/>
+            <w:tcMar>
+              <w:top w:type="dxa" w:w="14"/>
+              <w:left w:type="dxa" w:w="50"/>
+              <w:bottom w:type="dxa" w:w="14"/>
+              <w:right w:type="dxa" w:w="50"/>
+            </w:tcMar>
+            <w:vAlign w:val="center"/>
+          </w:tcPr>
+          <w:p>
+            <w:pPr>
+              <w:keepNext w:val="false"/>
+              <w:keepLines/>
+              <w:spacing w:after="0" w:line="210"/>
+              <w:jc w:val="center"/>
+            </w:pPr>
+            <w:r>
+              <w:rPr>
+                <w:rFonts w:ascii="Times New Roman" w:cs="Times New Roman" w:eastAsia="PMingLiU" w:hAnsi="Times New Roman"/>
+                <w:b w:val="false"/>
+                <w:bCs w:val="false"/>
+                <w:color w:val="0000FF"/>
+                <w:sz w:val="15"/>
+                <w:szCs w:val="15"/>
+              </w:rPr>
+              <w:t xml:space="preserve">670</w:t>
+            </w:r>
+          </w:p>
+        </w:tc>
+      </w:tr>
+    </w:tbl>
+    <w:p>
+      <w:pPr>
+        <w:spacing w:after="80" w:before="0" w:line="120"/>
+      </w:pPr>
+      <w:r>
+        <w:rPr>
+          <w:rFonts w:ascii="Times New Roman" w:cs="Times New Roman" w:eastAsia="PMingLiU" w:hAnsi="Times New Roman"/>
+          <w:sz w:val="6"/>
+          <w:szCs w:val="6"/>
+        </w:rPr>
+        <w:t xml:space="preserve"/>
+      </w:r>
+    </w:p>
+    <w:p>
+      <w:pPr>
+        <w:spacing w:after="0" w:line="240"/>
+        <w:ind w:firstLine="288"/>
+        <w:jc w:val="both"/>
+      </w:pPr>
+      <w:r>
+        <w:rPr>
+          <w:rFonts w:ascii="Times New Roman" w:cs="Times New Roman" w:eastAsia="PMingLiU" w:hAnsi="Times New Roman"/>
+          <w:color w:val="0000FF"/>
+          <w:sz w:val="20"/>
+          <w:szCs w:val="20"/>
+        </w:rPr>
+        <w:t xml:space="preserve">The Poisson roll-out of the proposal ranks stockouts far better than the seasonal baseline (AUC 0.895 against 0.819) but below the linear model (0.915) and the GBMs (0.922 / 0.932). Its deficit is specific: for a station that is empty now it predicts a 61% chance of being empty again within 30 min, against 82% observed, because returns are not independent of the state: an empty station usually sits in a drained neighbourhood and the first bike returned is rented at once. On stations holding 1–3 bikes its AUC is 0.67 against 0.74–0.78 for the classifiers. The censoring correction helps the chain at every horizon (AUC +0.002 to +0.013, ECE 0.039 against 0.059 at 30 min), the first direct evidence that Eq. (3) improves a downstream prediction. Isotonic calibration brings its ECE to 0.012 but cannot change the ranking, so its Brier stays at 0.100 against 0.080. As a 30th feature the chain raises the full model’s AUC by only 0.001–0.003 while taking 24–54% of the split gain: real information, almost all of it already in the features. The sampler the proposal described agrees with the exact chain to a mean absolute difference of 0.008–0.010 (correlation 0.999) over 3,000 rows and four horizons.</w:t>
       </w:r>
     </w:p>
     <w:p>
@@ -6544,7 +8269,7 @@
       <w:r>
         <w:drawing>
           <wp:inline distT="0" distB="0" distL="0" distR="0">
-            <wp:extent cx="2943225" cy="1857375"/>
+            <wp:extent cx="2943225" cy="1905000"/>
             <wp:effectExtent t="0" r="0" b="0" l="0"/>
             <wp:docPr id="1" name="" descr="" title=""/>
             <wp:cNvGraphicFramePr>
@@ -6569,1794 +8294,6 @@
                   <pic:spPr bwMode="auto">
                     <a:xfrm>
                       <a:off x="0" y="0"/>
-                      <a:ext cx="2943225" cy="1857375"/>
-                    </a:xfrm>
-                    <a:prstGeom prst="rect">
-                      <a:avLst/>
-                    </a:prstGeom>
-                  </pic:spPr>
-                </pic:pic>
-              </a:graphicData>
-            </a:graphic>
-          </wp:inline>
-        </w:drawing>
-      </w:r>
-    </w:p>
-    <w:p>
-      <w:pPr>
-        <w:spacing w:after="140" w:before="0" w:line="200"/>
-        <w:jc w:val="both"/>
-      </w:pPr>
-      <w:r>
-        <w:rPr>
-          <w:rFonts w:ascii="Times New Roman" w:cs="Times New Roman" w:eastAsia="PMingLiU" w:hAnsi="Times New Roman"/>
-          <w:b/>
-          <w:bCs/>
-          <w:color w:val="0000FF"/>
-          <w:sz w:val="17"/>
-          <w:szCs w:val="17"/>
-        </w:rPr>
-        <w:t xml:space="preserve">Figure 8. </w:t>
-      </w:r>
-      <w:r>
-        <w:rPr>
-          <w:rFonts w:ascii="Times New Roman" w:cs="Times New Roman" w:eastAsia="PMingLiU" w:hAnsi="Times New Roman"/>
-          <w:color w:val="0000FF"/>
-          <w:sz w:val="17"/>
-          <w:szCs w:val="17"/>
-        </w:rPr>
-        <w:t xml:space="preserve">Checks on the operator inference. (a) Inferred drop-offs per day for each threshold and window; dashed: bikes arriving in ≥ 8-bike jumps between snapshots. (b) Actual rentals divided by the training-period rate on well-stocked campus station-hours of the test period; dashed: 12:10 and 17:20 bells.</w:t>
-      </w:r>
-    </w:p>
-    <w:p>
-      <w:pPr>
-        <w:keepNext/>
-        <w:spacing w:after="30" w:before="90" w:line="240"/>
-      </w:pPr>
-      <w:r>
-        <w:rPr>
-          <w:rFonts w:ascii="Times New Roman" w:cs="Times New Roman" w:eastAsia="PMingLiU" w:hAnsi="Times New Roman"/>
-          <w:b/>
-          <w:bCs/>
-          <w:color w:val="0000FF"/>
-          <w:sz w:val="22"/>
-          <w:szCs w:val="22"/>
-        </w:rPr>
-        <w:t xml:space="preserve">3.4. Stockout prediction</w:t>
-      </w:r>
-    </w:p>
-    <w:p>
-      <w:pPr>
-        <w:spacing w:after="0" w:line="240"/>
-        <w:ind w:firstLine="288"/>
-        <w:jc w:val="both"/>
-      </w:pPr>
-      <w:r>
-        <w:rPr>
-          <w:rFonts w:ascii="Times New Roman" w:cs="Times New Roman" w:eastAsia="PMingLiU" w:hAnsi="Times New Roman"/>
-          <w:color w:val="0000FF"/>
-          <w:sz w:val="20"/>
-          <w:szCs w:val="20"/>
-        </w:rPr>
-        <w:t xml:space="preserve">Tables 3–4 and Fig. 9 give the test results on the 1.09 M test slots whose current stock is observed. At the 30-minute horizon the full model reaches AUC 0.932 and Brier 0.080, against 0.819 / 0.126 for the seasonal baseline and 0.744 / 0.124 for persistence; the inventory-only model is close behind (0.922 / 0.084), so trip flows add little once the current stock and its trend are known, at this horizon. Calibration is good without post-processing: ECE 0.012 and a reliability curve on the diagonal up to p = 0.9 (Fig. 9a), while the seasonal baseline under-predicts at high probabilities. Performance is higher on campus stations (AUC 0.946) and lower in the 40 minutes after a major bell (0.906), where the surge is fastest. The day-level bootstrap gives half-widths of about 0.005 AUC for the GBMs and one-sided paired differences: full against inventory-only +0.010 [0.009, 0.011], inventory-only against logistic +0.007 [0.006, 0.007] and against the corrected roll-out +0.027 [0.025, 0.029].</w:t>
-      </w:r>
-    </w:p>
-    <w:p>
-      <w:pPr>
-        <w:keepNext/>
-        <w:spacing w:after="50" w:before="100" w:line="220"/>
-        <w:jc w:val="both"/>
-      </w:pPr>
-      <w:r>
-        <w:rPr>
-          <w:rFonts w:ascii="Times New Roman" w:cs="Times New Roman" w:eastAsia="PMingLiU" w:hAnsi="Times New Roman"/>
-          <w:b/>
-          <w:bCs/>
-          <w:color w:val="0000FF"/>
-          <w:sz w:val="17"/>
-          <w:szCs w:val="17"/>
-        </w:rPr>
-        <w:t xml:space="preserve">Table 3. </w:t>
-      </w:r>
-      <w:r>
-        <w:rPr>
-          <w:rFonts w:ascii="Times New Roman" w:cs="Times New Roman" w:eastAsia="PMingLiU" w:hAnsi="Times New Roman"/>
-          <w:color w:val="0000FF"/>
-          <w:sz w:val="17"/>
-          <w:szCs w:val="17"/>
-        </w:rPr>
-        <w:t xml:space="preserve">NTU test period (Apr–Jun 2025), all 144 stations, h = 30 min; 95% intervals from the day-level bootstrap. GBM + flows also uses the station id; stacked = GBM + flows + the roll-out probability.</w:t>
-      </w:r>
-    </w:p>
-    <w:tbl>
-      <w:tblPr>
-        <w:tblW w:type="dxa" w:w="4677"/>
-        <w:tblBorders>
-          <w:top w:val="single" w:color="999999" w:sz="4"/>
-          <w:left w:val="none" w:color="FFFFFF" w:sz="0"/>
-          <w:bottom w:val="single" w:color="999999" w:sz="4"/>
-          <w:right w:val="none" w:color="FFFFFF" w:sz="0"/>
-          <w:insideH w:val="single" w:color="BBBBBB" w:sz="2"/>
-          <w:insideV w:val="none" w:color="FFFFFF" w:sz="0"/>
-        </w:tblBorders>
-      </w:tblPr>
-      <w:tblGrid>
-        <w:gridCol w:w="1477"/>
-        <w:gridCol w:w="500"/>
-        <w:gridCol w:w="1500"/>
-        <w:gridCol w:w="550"/>
-        <w:gridCol w:w="650"/>
-      </w:tblGrid>
-      <w:tr>
-        <w:trPr>
-          <w:cantSplit/>
-          <w:tblHeader/>
-        </w:trPr>
-        <w:tc>
-          <w:tcPr>
-            <w:tcW w:type="dxa" w:w="1477"/>
-            <w:shd w:fill="EDEDED" w:color="auto" w:val="clear"/>
-            <w:tcMar>
-              <w:top w:type="dxa" w:w="14"/>
-              <w:left w:type="dxa" w:w="50"/>
-              <w:bottom w:type="dxa" w:w="14"/>
-              <w:right w:type="dxa" w:w="50"/>
-            </w:tcMar>
-            <w:vAlign w:val="center"/>
-          </w:tcPr>
-          <w:p>
-            <w:pPr>
-              <w:keepNext/>
-              <w:keepLines/>
-              <w:spacing w:after="0" w:line="210"/>
-              <w:jc w:val="left"/>
-            </w:pPr>
-            <w:r>
-              <w:rPr>
-                <w:rFonts w:ascii="Times New Roman" w:cs="Times New Roman" w:eastAsia="PMingLiU" w:hAnsi="Times New Roman"/>
-                <w:b/>
-                <w:bCs/>
-                <w:color w:val="0000FF"/>
-                <w:sz w:val="15"/>
-                <w:szCs w:val="15"/>
-              </w:rPr>
-              <w:t xml:space="preserve">Model</w:t>
-            </w:r>
-          </w:p>
-        </w:tc>
-        <w:tc>
-          <w:tcPr>
-            <w:tcW w:type="dxa" w:w="500"/>
-            <w:shd w:fill="EDEDED" w:color="auto" w:val="clear"/>
-            <w:tcMar>
-              <w:top w:type="dxa" w:w="14"/>
-              <w:left w:type="dxa" w:w="50"/>
-              <w:bottom w:type="dxa" w:w="14"/>
-              <w:right w:type="dxa" w:w="50"/>
-            </w:tcMar>
-            <w:vAlign w:val="center"/>
-          </w:tcPr>
-          <w:p>
-            <w:pPr>
-              <w:keepNext/>
-              <w:keepLines/>
-              <w:spacing w:after="0" w:line="210"/>
-              <w:jc w:val="center"/>
-            </w:pPr>
-            <w:r>
-              <w:rPr>
-                <w:rFonts w:ascii="Times New Roman" w:cs="Times New Roman" w:eastAsia="PMingLiU" w:hAnsi="Times New Roman"/>
-                <w:b/>
-                <w:bCs/>
-                <w:color w:val="0000FF"/>
-                <w:sz w:val="15"/>
-                <w:szCs w:val="15"/>
-              </w:rPr>
-              <w:t xml:space="preserve">Brier</w:t>
-            </w:r>
-          </w:p>
-        </w:tc>
-        <w:tc>
-          <w:tcPr>
-            <w:tcW w:type="dxa" w:w="1500"/>
-            <w:shd w:fill="EDEDED" w:color="auto" w:val="clear"/>
-            <w:tcMar>
-              <w:top w:type="dxa" w:w="14"/>
-              <w:left w:type="dxa" w:w="50"/>
-              <w:bottom w:type="dxa" w:w="14"/>
-              <w:right w:type="dxa" w:w="50"/>
-            </w:tcMar>
-            <w:vAlign w:val="center"/>
-          </w:tcPr>
-          <w:p>
-            <w:pPr>
-              <w:keepNext/>
-              <w:keepLines/>
-              <w:spacing w:after="0" w:line="210"/>
-              <w:jc w:val="center"/>
-            </w:pPr>
-            <w:r>
-              <w:rPr>
-                <w:rFonts w:ascii="Times New Roman" w:cs="Times New Roman" w:eastAsia="PMingLiU" w:hAnsi="Times New Roman"/>
-                <w:b/>
-                <w:bCs/>
-                <w:color w:val="0000FF"/>
-                <w:sz w:val="15"/>
-                <w:szCs w:val="15"/>
-              </w:rPr>
-              <w:t xml:space="preserve">AUC [95% CI]</w:t>
-            </w:r>
-          </w:p>
-        </w:tc>
-        <w:tc>
-          <w:tcPr>
-            <w:tcW w:type="dxa" w:w="550"/>
-            <w:shd w:fill="EDEDED" w:color="auto" w:val="clear"/>
-            <w:tcMar>
-              <w:top w:type="dxa" w:w="14"/>
-              <w:left w:type="dxa" w:w="50"/>
-              <w:bottom w:type="dxa" w:w="14"/>
-              <w:right w:type="dxa" w:w="50"/>
-            </w:tcMar>
-            <w:vAlign w:val="center"/>
-          </w:tcPr>
-          <w:p>
-            <w:pPr>
-              <w:keepNext/>
-              <w:keepLines/>
-              <w:spacing w:after="0" w:line="210"/>
-              <w:jc w:val="center"/>
-            </w:pPr>
-            <w:r>
-              <w:rPr>
-                <w:rFonts w:ascii="Times New Roman" w:cs="Times New Roman" w:eastAsia="PMingLiU" w:hAnsi="Times New Roman"/>
-                <w:b/>
-                <w:bCs/>
-                <w:color w:val="0000FF"/>
-                <w:sz w:val="15"/>
-                <w:szCs w:val="15"/>
-              </w:rPr>
-              <w:t xml:space="preserve">ECE</w:t>
-            </w:r>
-          </w:p>
-        </w:tc>
-        <w:tc>
-          <w:tcPr>
-            <w:tcW w:type="dxa" w:w="650"/>
-            <w:shd w:fill="EDEDED" w:color="auto" w:val="clear"/>
-            <w:tcMar>
-              <w:top w:type="dxa" w:w="14"/>
-              <w:left w:type="dxa" w:w="50"/>
-              <w:bottom w:type="dxa" w:w="14"/>
-              <w:right w:type="dxa" w:w="50"/>
-            </w:tcMar>
-            <w:vAlign w:val="center"/>
-          </w:tcPr>
-          <w:p>
-            <w:pPr>
-              <w:keepNext/>
-              <w:keepLines/>
-              <w:spacing w:after="0" w:line="210"/>
-              <w:jc w:val="center"/>
-            </w:pPr>
-            <w:r>
-              <w:rPr>
-                <w:rFonts w:ascii="Times New Roman" w:cs="Times New Roman" w:eastAsia="PMingLiU" w:hAnsi="Times New Roman"/>
-                <w:b/>
-                <w:bCs/>
-                <w:color w:val="0000FF"/>
-                <w:sz w:val="15"/>
-                <w:szCs w:val="15"/>
-              </w:rPr>
-              <w:t xml:space="preserve">trees</w:t>
-            </w:r>
-          </w:p>
-        </w:tc>
-      </w:tr>
-      <w:tr>
-        <w:trPr>
-          <w:cantSplit/>
-        </w:trPr>
-        <w:tc>
-          <w:tcPr>
-            <w:tcW w:type="dxa" w:w="1477"/>
-            <w:tcMar>
-              <w:top w:type="dxa" w:w="14"/>
-              <w:left w:type="dxa" w:w="50"/>
-              <w:bottom w:type="dxa" w:w="14"/>
-              <w:right w:type="dxa" w:w="50"/>
-            </w:tcMar>
-            <w:vAlign w:val="center"/>
-          </w:tcPr>
-          <w:p>
-            <w:pPr>
-              <w:keepNext/>
-              <w:keepLines/>
-              <w:spacing w:after="0" w:line="210"/>
-              <w:jc w:val="left"/>
-            </w:pPr>
-            <w:r>
-              <w:rPr>
-                <w:rFonts w:ascii="Times New Roman" w:cs="Times New Roman" w:eastAsia="PMingLiU" w:hAnsi="Times New Roman"/>
-                <w:b w:val="false"/>
-                <w:bCs w:val="false"/>
-                <w:color w:val="0000FF"/>
-                <w:sz w:val="15"/>
-                <w:szCs w:val="15"/>
-              </w:rPr>
-              <w:t xml:space="preserve">persistence</w:t>
-            </w:r>
-          </w:p>
-        </w:tc>
-        <w:tc>
-          <w:tcPr>
-            <w:tcW w:type="dxa" w:w="500"/>
-            <w:tcMar>
-              <w:top w:type="dxa" w:w="14"/>
-              <w:left w:type="dxa" w:w="50"/>
-              <w:bottom w:type="dxa" w:w="14"/>
-              <w:right w:type="dxa" w:w="50"/>
-            </w:tcMar>
-            <w:vAlign w:val="center"/>
-          </w:tcPr>
-          <w:p>
-            <w:pPr>
-              <w:keepNext/>
-              <w:keepLines/>
-              <w:spacing w:after="0" w:line="210"/>
-              <w:jc w:val="center"/>
-            </w:pPr>
-            <w:r>
-              <w:rPr>
-                <w:rFonts w:ascii="Times New Roman" w:cs="Times New Roman" w:eastAsia="PMingLiU" w:hAnsi="Times New Roman"/>
-                <w:b w:val="false"/>
-                <w:bCs w:val="false"/>
-                <w:color w:val="0000FF"/>
-                <w:sz w:val="15"/>
-                <w:szCs w:val="15"/>
-              </w:rPr>
-              <w:t xml:space="preserve">0.124</w:t>
-            </w:r>
-          </w:p>
-        </w:tc>
-        <w:tc>
-          <w:tcPr>
-            <w:tcW w:type="dxa" w:w="1500"/>
-            <w:tcMar>
-              <w:top w:type="dxa" w:w="14"/>
-              <w:left w:type="dxa" w:w="50"/>
-              <w:bottom w:type="dxa" w:w="14"/>
-              <w:right w:type="dxa" w:w="50"/>
-            </w:tcMar>
-            <w:vAlign w:val="center"/>
-          </w:tcPr>
-          <w:p>
-            <w:pPr>
-              <w:keepNext/>
-              <w:keepLines/>
-              <w:spacing w:after="0" w:line="210"/>
-              <w:jc w:val="center"/>
-            </w:pPr>
-            <w:r>
-              <w:rPr>
-                <w:rFonts w:ascii="Times New Roman" w:cs="Times New Roman" w:eastAsia="PMingLiU" w:hAnsi="Times New Roman"/>
-                <w:b w:val="false"/>
-                <w:bCs w:val="false"/>
-                <w:color w:val="0000FF"/>
-                <w:sz w:val="15"/>
-                <w:szCs w:val="15"/>
-              </w:rPr>
-              <w:t xml:space="preserve">0.744 [0.740, 0.748]</w:t>
-            </w:r>
-          </w:p>
-        </w:tc>
-        <w:tc>
-          <w:tcPr>
-            <w:tcW w:type="dxa" w:w="550"/>
-            <w:tcMar>
-              <w:top w:type="dxa" w:w="14"/>
-              <w:left w:type="dxa" w:w="50"/>
-              <w:bottom w:type="dxa" w:w="14"/>
-              <w:right w:type="dxa" w:w="50"/>
-            </w:tcMar>
-            <w:vAlign w:val="center"/>
-          </w:tcPr>
-          <w:p>
-            <w:pPr>
-              <w:keepNext/>
-              <w:keepLines/>
-              <w:spacing w:after="0" w:line="210"/>
-              <w:jc w:val="center"/>
-            </w:pPr>
-            <w:r>
-              <w:rPr>
-                <w:rFonts w:ascii="Times New Roman" w:cs="Times New Roman" w:eastAsia="PMingLiU" w:hAnsi="Times New Roman"/>
-                <w:b w:val="false"/>
-                <w:bCs w:val="false"/>
-                <w:color w:val="0000FF"/>
-                <w:sz w:val="15"/>
-                <w:szCs w:val="15"/>
-              </w:rPr>
-              <w:t xml:space="preserve">0.124</w:t>
-            </w:r>
-          </w:p>
-        </w:tc>
-        <w:tc>
-          <w:tcPr>
-            <w:tcW w:type="dxa" w:w="650"/>
-            <w:tcMar>
-              <w:top w:type="dxa" w:w="14"/>
-              <w:left w:type="dxa" w:w="50"/>
-              <w:bottom w:type="dxa" w:w="14"/>
-              <w:right w:type="dxa" w:w="50"/>
-            </w:tcMar>
-            <w:vAlign w:val="center"/>
-          </w:tcPr>
-          <w:p>
-            <w:pPr>
-              <w:keepNext/>
-              <w:keepLines/>
-              <w:spacing w:after="0" w:line="210"/>
-              <w:jc w:val="center"/>
-            </w:pPr>
-            <w:r>
-              <w:rPr>
-                <w:rFonts w:ascii="Times New Roman" w:cs="Times New Roman" w:eastAsia="PMingLiU" w:hAnsi="Times New Roman"/>
-                <w:b w:val="false"/>
-                <w:bCs w:val="false"/>
-                <w:color w:val="0000FF"/>
-                <w:sz w:val="15"/>
-                <w:szCs w:val="15"/>
-              </w:rPr>
-              <w:t xml:space="preserve">–</w:t>
-            </w:r>
-          </w:p>
-        </w:tc>
-      </w:tr>
-      <w:tr>
-        <w:trPr>
-          <w:cantSplit/>
-        </w:trPr>
-        <w:tc>
-          <w:tcPr>
-            <w:tcW w:type="dxa" w:w="1477"/>
-            <w:tcMar>
-              <w:top w:type="dxa" w:w="14"/>
-              <w:left w:type="dxa" w:w="50"/>
-              <w:bottom w:type="dxa" w:w="14"/>
-              <w:right w:type="dxa" w:w="50"/>
-            </w:tcMar>
-            <w:vAlign w:val="center"/>
-          </w:tcPr>
-          <w:p>
-            <w:pPr>
-              <w:keepNext w:val="false"/>
-              <w:keepLines/>
-              <w:spacing w:after="0" w:line="210"/>
-              <w:jc w:val="left"/>
-            </w:pPr>
-            <w:r>
-              <w:rPr>
-                <w:rFonts w:ascii="Times New Roman" w:cs="Times New Roman" w:eastAsia="PMingLiU" w:hAnsi="Times New Roman"/>
-                <w:b w:val="false"/>
-                <w:bCs w:val="false"/>
-                <w:color w:val="0000FF"/>
-                <w:sz w:val="15"/>
-                <w:szCs w:val="15"/>
-              </w:rPr>
-              <w:t xml:space="preserve">seasonal mean</w:t>
-            </w:r>
-          </w:p>
-        </w:tc>
-        <w:tc>
-          <w:tcPr>
-            <w:tcW w:type="dxa" w:w="500"/>
-            <w:tcMar>
-              <w:top w:type="dxa" w:w="14"/>
-              <w:left w:type="dxa" w:w="50"/>
-              <w:bottom w:type="dxa" w:w="14"/>
-              <w:right w:type="dxa" w:w="50"/>
-            </w:tcMar>
-            <w:vAlign w:val="center"/>
-          </w:tcPr>
-          <w:p>
-            <w:pPr>
-              <w:keepNext w:val="false"/>
-              <w:keepLines/>
-              <w:spacing w:after="0" w:line="210"/>
-              <w:jc w:val="center"/>
-            </w:pPr>
-            <w:r>
-              <w:rPr>
-                <w:rFonts w:ascii="Times New Roman" w:cs="Times New Roman" w:eastAsia="PMingLiU" w:hAnsi="Times New Roman"/>
-                <w:b w:val="false"/>
-                <w:bCs w:val="false"/>
-                <w:color w:val="0000FF"/>
-                <w:sz w:val="15"/>
-                <w:szCs w:val="15"/>
-              </w:rPr>
-              <w:t xml:space="preserve">0.126</w:t>
-            </w:r>
-          </w:p>
-        </w:tc>
-        <w:tc>
-          <w:tcPr>
-            <w:tcW w:type="dxa" w:w="1500"/>
-            <w:tcMar>
-              <w:top w:type="dxa" w:w="14"/>
-              <w:left w:type="dxa" w:w="50"/>
-              <w:bottom w:type="dxa" w:w="14"/>
-              <w:right w:type="dxa" w:w="50"/>
-            </w:tcMar>
-            <w:vAlign w:val="center"/>
-          </w:tcPr>
-          <w:p>
-            <w:pPr>
-              <w:keepNext w:val="false"/>
-              <w:keepLines/>
-              <w:spacing w:after="0" w:line="210"/>
-              <w:jc w:val="center"/>
-            </w:pPr>
-            <w:r>
-              <w:rPr>
-                <w:rFonts w:ascii="Times New Roman" w:cs="Times New Roman" w:eastAsia="PMingLiU" w:hAnsi="Times New Roman"/>
-                <w:b w:val="false"/>
-                <w:bCs w:val="false"/>
-                <w:color w:val="0000FF"/>
-                <w:sz w:val="15"/>
-                <w:szCs w:val="15"/>
-              </w:rPr>
-              <w:t xml:space="preserve">0.819 [0.807, 0.829]</w:t>
-            </w:r>
-          </w:p>
-        </w:tc>
-        <w:tc>
-          <w:tcPr>
-            <w:tcW w:type="dxa" w:w="550"/>
-            <w:tcMar>
-              <w:top w:type="dxa" w:w="14"/>
-              <w:left w:type="dxa" w:w="50"/>
-              <w:bottom w:type="dxa" w:w="14"/>
-              <w:right w:type="dxa" w:w="50"/>
-            </w:tcMar>
-            <w:vAlign w:val="center"/>
-          </w:tcPr>
-          <w:p>
-            <w:pPr>
-              <w:keepNext w:val="false"/>
-              <w:keepLines/>
-              <w:spacing w:after="0" w:line="210"/>
-              <w:jc w:val="center"/>
-            </w:pPr>
-            <w:r>
-              <w:rPr>
-                <w:rFonts w:ascii="Times New Roman" w:cs="Times New Roman" w:eastAsia="PMingLiU" w:hAnsi="Times New Roman"/>
-                <w:b w:val="false"/>
-                <w:bCs w:val="false"/>
-                <w:color w:val="0000FF"/>
-                <w:sz w:val="15"/>
-                <w:szCs w:val="15"/>
-              </w:rPr>
-              <w:t xml:space="preserve">0.016</w:t>
-            </w:r>
-          </w:p>
-        </w:tc>
-        <w:tc>
-          <w:tcPr>
-            <w:tcW w:type="dxa" w:w="650"/>
-            <w:tcMar>
-              <w:top w:type="dxa" w:w="14"/>
-              <w:left w:type="dxa" w:w="50"/>
-              <w:bottom w:type="dxa" w:w="14"/>
-              <w:right w:type="dxa" w:w="50"/>
-            </w:tcMar>
-            <w:vAlign w:val="center"/>
-          </w:tcPr>
-          <w:p>
-            <w:pPr>
-              <w:keepNext w:val="false"/>
-              <w:keepLines/>
-              <w:spacing w:after="0" w:line="210"/>
-              <w:jc w:val="center"/>
-            </w:pPr>
-            <w:r>
-              <w:rPr>
-                <w:rFonts w:ascii="Times New Roman" w:cs="Times New Roman" w:eastAsia="PMingLiU" w:hAnsi="Times New Roman"/>
-                <w:b w:val="false"/>
-                <w:bCs w:val="false"/>
-                <w:color w:val="0000FF"/>
-                <w:sz w:val="15"/>
-                <w:szCs w:val="15"/>
-              </w:rPr>
-              <w:t xml:space="preserve">–</w:t>
-            </w:r>
-          </w:p>
-        </w:tc>
-      </w:tr>
-      <w:tr>
-        <w:trPr>
-          <w:cantSplit/>
-        </w:trPr>
-        <w:tc>
-          <w:tcPr>
-            <w:tcW w:type="dxa" w:w="1477"/>
-            <w:tcMar>
-              <w:top w:type="dxa" w:w="14"/>
-              <w:left w:type="dxa" w:w="50"/>
-              <w:bottom w:type="dxa" w:w="14"/>
-              <w:right w:type="dxa" w:w="50"/>
-            </w:tcMar>
-            <w:vAlign w:val="center"/>
-          </w:tcPr>
-          <w:p>
-            <w:pPr>
-              <w:keepNext w:val="false"/>
-              <w:keepLines/>
-              <w:spacing w:after="0" w:line="210"/>
-              <w:jc w:val="left"/>
-            </w:pPr>
-            <w:r>
-              <w:rPr>
-                <w:rFonts w:ascii="Times New Roman" w:cs="Times New Roman" w:eastAsia="PMingLiU" w:hAnsi="Times New Roman"/>
-                <w:b w:val="false"/>
-                <w:bCs w:val="false"/>
-                <w:color w:val="0000FF"/>
-                <w:sz w:val="15"/>
-                <w:szCs w:val="15"/>
-              </w:rPr>
-              <w:t xml:space="preserve">roll-out, naive rates</w:t>
-            </w:r>
-          </w:p>
-        </w:tc>
-        <w:tc>
-          <w:tcPr>
-            <w:tcW w:type="dxa" w:w="500"/>
-            <w:tcMar>
-              <w:top w:type="dxa" w:w="14"/>
-              <w:left w:type="dxa" w:w="50"/>
-              <w:bottom w:type="dxa" w:w="14"/>
-              <w:right w:type="dxa" w:w="50"/>
-            </w:tcMar>
-            <w:vAlign w:val="center"/>
-          </w:tcPr>
-          <w:p>
-            <w:pPr>
-              <w:keepNext w:val="false"/>
-              <w:keepLines/>
-              <w:spacing w:after="0" w:line="210"/>
-              <w:jc w:val="center"/>
-            </w:pPr>
-            <w:r>
-              <w:rPr>
-                <w:rFonts w:ascii="Times New Roman" w:cs="Times New Roman" w:eastAsia="PMingLiU" w:hAnsi="Times New Roman"/>
-                <w:b w:val="false"/>
-                <w:bCs w:val="false"/>
-                <w:color w:val="0000FF"/>
-                <w:sz w:val="15"/>
-                <w:szCs w:val="15"/>
-              </w:rPr>
-              <w:t xml:space="preserve">0.105</w:t>
-            </w:r>
-          </w:p>
-        </w:tc>
-        <w:tc>
-          <w:tcPr>
-            <w:tcW w:type="dxa" w:w="1500"/>
-            <w:tcMar>
-              <w:top w:type="dxa" w:w="14"/>
-              <w:left w:type="dxa" w:w="50"/>
-              <w:bottom w:type="dxa" w:w="14"/>
-              <w:right w:type="dxa" w:w="50"/>
-            </w:tcMar>
-            <w:vAlign w:val="center"/>
-          </w:tcPr>
-          <w:p>
-            <w:pPr>
-              <w:keepNext w:val="false"/>
-              <w:keepLines/>
-              <w:spacing w:after="0" w:line="210"/>
-              <w:jc w:val="center"/>
-            </w:pPr>
-            <w:r>
-              <w:rPr>
-                <w:rFonts w:ascii="Times New Roman" w:cs="Times New Roman" w:eastAsia="PMingLiU" w:hAnsi="Times New Roman"/>
-                <w:b w:val="false"/>
-                <w:bCs w:val="false"/>
-                <w:color w:val="0000FF"/>
-                <w:sz w:val="15"/>
-                <w:szCs w:val="15"/>
-              </w:rPr>
-              <w:t xml:space="preserve">0.893 [0.888, 0.900]</w:t>
-            </w:r>
-          </w:p>
-        </w:tc>
-        <w:tc>
-          <w:tcPr>
-            <w:tcW w:type="dxa" w:w="550"/>
-            <w:tcMar>
-              <w:top w:type="dxa" w:w="14"/>
-              <w:left w:type="dxa" w:w="50"/>
-              <w:bottom w:type="dxa" w:w="14"/>
-              <w:right w:type="dxa" w:w="50"/>
-            </w:tcMar>
-            <w:vAlign w:val="center"/>
-          </w:tcPr>
-          <w:p>
-            <w:pPr>
-              <w:keepNext w:val="false"/>
-              <w:keepLines/>
-              <w:spacing w:after="0" w:line="210"/>
-              <w:jc w:val="center"/>
-            </w:pPr>
-            <w:r>
-              <w:rPr>
-                <w:rFonts w:ascii="Times New Roman" w:cs="Times New Roman" w:eastAsia="PMingLiU" w:hAnsi="Times New Roman"/>
-                <w:b w:val="false"/>
-                <w:bCs w:val="false"/>
-                <w:color w:val="0000FF"/>
-                <w:sz w:val="15"/>
-                <w:szCs w:val="15"/>
-              </w:rPr>
-              <w:t xml:space="preserve">0.059</w:t>
-            </w:r>
-          </w:p>
-        </w:tc>
-        <w:tc>
-          <w:tcPr>
-            <w:tcW w:type="dxa" w:w="650"/>
-            <w:tcMar>
-              <w:top w:type="dxa" w:w="14"/>
-              <w:left w:type="dxa" w:w="50"/>
-              <w:bottom w:type="dxa" w:w="14"/>
-              <w:right w:type="dxa" w:w="50"/>
-            </w:tcMar>
-            <w:vAlign w:val="center"/>
-          </w:tcPr>
-          <w:p>
-            <w:pPr>
-              <w:keepNext w:val="false"/>
-              <w:keepLines/>
-              <w:spacing w:after="0" w:line="210"/>
-              <w:jc w:val="center"/>
-            </w:pPr>
-            <w:r>
-              <w:rPr>
-                <w:rFonts w:ascii="Times New Roman" w:cs="Times New Roman" w:eastAsia="PMingLiU" w:hAnsi="Times New Roman"/>
-                <w:b w:val="false"/>
-                <w:bCs w:val="false"/>
-                <w:color w:val="0000FF"/>
-                <w:sz w:val="15"/>
-                <w:szCs w:val="15"/>
-              </w:rPr>
-              <w:t xml:space="preserve">–</w:t>
-            </w:r>
-          </w:p>
-        </w:tc>
-      </w:tr>
-      <w:tr>
-        <w:trPr>
-          <w:cantSplit/>
-        </w:trPr>
-        <w:tc>
-          <w:tcPr>
-            <w:tcW w:type="dxa" w:w="1477"/>
-            <w:tcMar>
-              <w:top w:type="dxa" w:w="14"/>
-              <w:left w:type="dxa" w:w="50"/>
-              <w:bottom w:type="dxa" w:w="14"/>
-              <w:right w:type="dxa" w:w="50"/>
-            </w:tcMar>
-            <w:vAlign w:val="center"/>
-          </w:tcPr>
-          <w:p>
-            <w:pPr>
-              <w:keepNext w:val="false"/>
-              <w:keepLines/>
-              <w:spacing w:after="0" w:line="210"/>
-              <w:jc w:val="left"/>
-            </w:pPr>
-            <w:r>
-              <w:rPr>
-                <w:rFonts w:ascii="Times New Roman" w:cs="Times New Roman" w:eastAsia="PMingLiU" w:hAnsi="Times New Roman"/>
-                <w:b w:val="false"/>
-                <w:bCs w:val="false"/>
-                <w:color w:val="0000FF"/>
-                <w:sz w:val="15"/>
-                <w:szCs w:val="15"/>
-              </w:rPr>
-              <w:t xml:space="preserve">roll-out, corrected</w:t>
-            </w:r>
-          </w:p>
-        </w:tc>
-        <w:tc>
-          <w:tcPr>
-            <w:tcW w:type="dxa" w:w="500"/>
-            <w:tcMar>
-              <w:top w:type="dxa" w:w="14"/>
-              <w:left w:type="dxa" w:w="50"/>
-              <w:bottom w:type="dxa" w:w="14"/>
-              <w:right w:type="dxa" w:w="50"/>
-            </w:tcMar>
-            <w:vAlign w:val="center"/>
-          </w:tcPr>
-          <w:p>
-            <w:pPr>
-              <w:keepNext w:val="false"/>
-              <w:keepLines/>
-              <w:spacing w:after="0" w:line="210"/>
-              <w:jc w:val="center"/>
-            </w:pPr>
-            <w:r>
-              <w:rPr>
-                <w:rFonts w:ascii="Times New Roman" w:cs="Times New Roman" w:eastAsia="PMingLiU" w:hAnsi="Times New Roman"/>
-                <w:b w:val="false"/>
-                <w:bCs w:val="false"/>
-                <w:color w:val="0000FF"/>
-                <w:sz w:val="15"/>
-                <w:szCs w:val="15"/>
-              </w:rPr>
-              <w:t xml:space="preserve">0.102</w:t>
-            </w:r>
-          </w:p>
-        </w:tc>
-        <w:tc>
-          <w:tcPr>
-            <w:tcW w:type="dxa" w:w="1500"/>
-            <w:tcMar>
-              <w:top w:type="dxa" w:w="14"/>
-              <w:left w:type="dxa" w:w="50"/>
-              <w:bottom w:type="dxa" w:w="14"/>
-              <w:right w:type="dxa" w:w="50"/>
-            </w:tcMar>
-            <w:vAlign w:val="center"/>
-          </w:tcPr>
-          <w:p>
-            <w:pPr>
-              <w:keepNext w:val="false"/>
-              <w:keepLines/>
-              <w:spacing w:after="0" w:line="210"/>
-              <w:jc w:val="center"/>
-            </w:pPr>
-            <w:r>
-              <w:rPr>
-                <w:rFonts w:ascii="Times New Roman" w:cs="Times New Roman" w:eastAsia="PMingLiU" w:hAnsi="Times New Roman"/>
-                <w:b w:val="false"/>
-                <w:bCs w:val="false"/>
-                <w:color w:val="0000FF"/>
-                <w:sz w:val="15"/>
-                <w:szCs w:val="15"/>
-              </w:rPr>
-              <w:t xml:space="preserve">0.895 [0.890, 0.902]</w:t>
-            </w:r>
-          </w:p>
-        </w:tc>
-        <w:tc>
-          <w:tcPr>
-            <w:tcW w:type="dxa" w:w="550"/>
-            <w:tcMar>
-              <w:top w:type="dxa" w:w="14"/>
-              <w:left w:type="dxa" w:w="50"/>
-              <w:bottom w:type="dxa" w:w="14"/>
-              <w:right w:type="dxa" w:w="50"/>
-            </w:tcMar>
-            <w:vAlign w:val="center"/>
-          </w:tcPr>
-          <w:p>
-            <w:pPr>
-              <w:keepNext w:val="false"/>
-              <w:keepLines/>
-              <w:spacing w:after="0" w:line="210"/>
-              <w:jc w:val="center"/>
-            </w:pPr>
-            <w:r>
-              <w:rPr>
-                <w:rFonts w:ascii="Times New Roman" w:cs="Times New Roman" w:eastAsia="PMingLiU" w:hAnsi="Times New Roman"/>
-                <w:b w:val="false"/>
-                <w:bCs w:val="false"/>
-                <w:color w:val="0000FF"/>
-                <w:sz w:val="15"/>
-                <w:szCs w:val="15"/>
-              </w:rPr>
-              <w:t xml:space="preserve">0.039</w:t>
-            </w:r>
-          </w:p>
-        </w:tc>
-        <w:tc>
-          <w:tcPr>
-            <w:tcW w:type="dxa" w:w="650"/>
-            <w:tcMar>
-              <w:top w:type="dxa" w:w="14"/>
-              <w:left w:type="dxa" w:w="50"/>
-              <w:bottom w:type="dxa" w:w="14"/>
-              <w:right w:type="dxa" w:w="50"/>
-            </w:tcMar>
-            <w:vAlign w:val="center"/>
-          </w:tcPr>
-          <w:p>
-            <w:pPr>
-              <w:keepNext w:val="false"/>
-              <w:keepLines/>
-              <w:spacing w:after="0" w:line="210"/>
-              <w:jc w:val="center"/>
-            </w:pPr>
-            <w:r>
-              <w:rPr>
-                <w:rFonts w:ascii="Times New Roman" w:cs="Times New Roman" w:eastAsia="PMingLiU" w:hAnsi="Times New Roman"/>
-                <w:b w:val="false"/>
-                <w:bCs w:val="false"/>
-                <w:color w:val="0000FF"/>
-                <w:sz w:val="15"/>
-                <w:szCs w:val="15"/>
-              </w:rPr>
-              <w:t xml:space="preserve">–</w:t>
-            </w:r>
-          </w:p>
-        </w:tc>
-      </w:tr>
-      <w:tr>
-        <w:trPr>
-          <w:cantSplit/>
-        </w:trPr>
-        <w:tc>
-          <w:tcPr>
-            <w:tcW w:type="dxa" w:w="1477"/>
-            <w:tcMar>
-              <w:top w:type="dxa" w:w="14"/>
-              <w:left w:type="dxa" w:w="50"/>
-              <w:bottom w:type="dxa" w:w="14"/>
-              <w:right w:type="dxa" w:w="50"/>
-            </w:tcMar>
-            <w:vAlign w:val="center"/>
-          </w:tcPr>
-          <w:p>
-            <w:pPr>
-              <w:keepNext w:val="false"/>
-              <w:keepLines/>
-              <w:spacing w:after="0" w:line="210"/>
-              <w:jc w:val="left"/>
-            </w:pPr>
-            <w:r>
-              <w:rPr>
-                <w:rFonts w:ascii="Times New Roman" w:cs="Times New Roman" w:eastAsia="PMingLiU" w:hAnsi="Times New Roman"/>
-                <w:b w:val="false"/>
-                <w:bCs w:val="false"/>
-                <w:color w:val="0000FF"/>
-                <w:sz w:val="15"/>
-                <w:szCs w:val="15"/>
-              </w:rPr>
-              <w:t xml:space="preserve">roll-out + isotonic</w:t>
-            </w:r>
-          </w:p>
-        </w:tc>
-        <w:tc>
-          <w:tcPr>
-            <w:tcW w:type="dxa" w:w="500"/>
-            <w:tcMar>
-              <w:top w:type="dxa" w:w="14"/>
-              <w:left w:type="dxa" w:w="50"/>
-              <w:bottom w:type="dxa" w:w="14"/>
-              <w:right w:type="dxa" w:w="50"/>
-            </w:tcMar>
-            <w:vAlign w:val="center"/>
-          </w:tcPr>
-          <w:p>
-            <w:pPr>
-              <w:keepNext w:val="false"/>
-              <w:keepLines/>
-              <w:spacing w:after="0" w:line="210"/>
-              <w:jc w:val="center"/>
-            </w:pPr>
-            <w:r>
-              <w:rPr>
-                <w:rFonts w:ascii="Times New Roman" w:cs="Times New Roman" w:eastAsia="PMingLiU" w:hAnsi="Times New Roman"/>
-                <w:b w:val="false"/>
-                <w:bCs w:val="false"/>
-                <w:color w:val="0000FF"/>
-                <w:sz w:val="15"/>
-                <w:szCs w:val="15"/>
-              </w:rPr>
-              <w:t xml:space="preserve">0.100</w:t>
-            </w:r>
-          </w:p>
-        </w:tc>
-        <w:tc>
-          <w:tcPr>
-            <w:tcW w:type="dxa" w:w="1500"/>
-            <w:tcMar>
-              <w:top w:type="dxa" w:w="14"/>
-              <w:left w:type="dxa" w:w="50"/>
-              <w:bottom w:type="dxa" w:w="14"/>
-              <w:right w:type="dxa" w:w="50"/>
-            </w:tcMar>
-            <w:vAlign w:val="center"/>
-          </w:tcPr>
-          <w:p>
-            <w:pPr>
-              <w:keepNext w:val="false"/>
-              <w:keepLines/>
-              <w:spacing w:after="0" w:line="210"/>
-              <w:jc w:val="center"/>
-            </w:pPr>
-            <w:r>
-              <w:rPr>
-                <w:rFonts w:ascii="Times New Roman" w:cs="Times New Roman" w:eastAsia="PMingLiU" w:hAnsi="Times New Roman"/>
-                <w:b w:val="false"/>
-                <w:bCs w:val="false"/>
-                <w:color w:val="0000FF"/>
-                <w:sz w:val="15"/>
-                <w:szCs w:val="15"/>
-              </w:rPr>
-              <w:t xml:space="preserve">0.895 [0.890, 0.902]</w:t>
-            </w:r>
-          </w:p>
-        </w:tc>
-        <w:tc>
-          <w:tcPr>
-            <w:tcW w:type="dxa" w:w="550"/>
-            <w:tcMar>
-              <w:top w:type="dxa" w:w="14"/>
-              <w:left w:type="dxa" w:w="50"/>
-              <w:bottom w:type="dxa" w:w="14"/>
-              <w:right w:type="dxa" w:w="50"/>
-            </w:tcMar>
-            <w:vAlign w:val="center"/>
-          </w:tcPr>
-          <w:p>
-            <w:pPr>
-              <w:keepNext w:val="false"/>
-              <w:keepLines/>
-              <w:spacing w:after="0" w:line="210"/>
-              <w:jc w:val="center"/>
-            </w:pPr>
-            <w:r>
-              <w:rPr>
-                <w:rFonts w:ascii="Times New Roman" w:cs="Times New Roman" w:eastAsia="PMingLiU" w:hAnsi="Times New Roman"/>
-                <w:b w:val="false"/>
-                <w:bCs w:val="false"/>
-                <w:color w:val="0000FF"/>
-                <w:sz w:val="15"/>
-                <w:szCs w:val="15"/>
-              </w:rPr>
-              <w:t xml:space="preserve">0.012</w:t>
-            </w:r>
-          </w:p>
-        </w:tc>
-        <w:tc>
-          <w:tcPr>
-            <w:tcW w:type="dxa" w:w="650"/>
-            <w:tcMar>
-              <w:top w:type="dxa" w:w="14"/>
-              <w:left w:type="dxa" w:w="50"/>
-              <w:bottom w:type="dxa" w:w="14"/>
-              <w:right w:type="dxa" w:w="50"/>
-            </w:tcMar>
-            <w:vAlign w:val="center"/>
-          </w:tcPr>
-          <w:p>
-            <w:pPr>
-              <w:keepNext w:val="false"/>
-              <w:keepLines/>
-              <w:spacing w:after="0" w:line="210"/>
-              <w:jc w:val="center"/>
-            </w:pPr>
-            <w:r>
-              <w:rPr>
-                <w:rFonts w:ascii="Times New Roman" w:cs="Times New Roman" w:eastAsia="PMingLiU" w:hAnsi="Times New Roman"/>
-                <w:b w:val="false"/>
-                <w:bCs w:val="false"/>
-                <w:color w:val="0000FF"/>
-                <w:sz w:val="15"/>
-                <w:szCs w:val="15"/>
-              </w:rPr>
-              <w:t xml:space="preserve">–</w:t>
-            </w:r>
-          </w:p>
-        </w:tc>
-      </w:tr>
-      <w:tr>
-        <w:trPr>
-          <w:cantSplit/>
-        </w:trPr>
-        <w:tc>
-          <w:tcPr>
-            <w:tcW w:type="dxa" w:w="1477"/>
-            <w:tcMar>
-              <w:top w:type="dxa" w:w="14"/>
-              <w:left w:type="dxa" w:w="50"/>
-              <w:bottom w:type="dxa" w:w="14"/>
-              <w:right w:type="dxa" w:w="50"/>
-            </w:tcMar>
-            <w:vAlign w:val="center"/>
-          </w:tcPr>
-          <w:p>
-            <w:pPr>
-              <w:keepNext w:val="false"/>
-              <w:keepLines/>
-              <w:spacing w:after="0" w:line="210"/>
-              <w:jc w:val="left"/>
-            </w:pPr>
-            <w:r>
-              <w:rPr>
-                <w:rFonts w:ascii="Times New Roman" w:cs="Times New Roman" w:eastAsia="PMingLiU" w:hAnsi="Times New Roman"/>
-                <w:b w:val="false"/>
-                <w:bCs w:val="false"/>
-                <w:color w:val="0000FF"/>
-                <w:sz w:val="15"/>
-                <w:szCs w:val="15"/>
-              </w:rPr>
-              <w:t xml:space="preserve">logistic regression</w:t>
-            </w:r>
-          </w:p>
-        </w:tc>
-        <w:tc>
-          <w:tcPr>
-            <w:tcW w:type="dxa" w:w="500"/>
-            <w:tcMar>
-              <w:top w:type="dxa" w:w="14"/>
-              <w:left w:type="dxa" w:w="50"/>
-              <w:bottom w:type="dxa" w:w="14"/>
-              <w:right w:type="dxa" w:w="50"/>
-            </w:tcMar>
-            <w:vAlign w:val="center"/>
-          </w:tcPr>
-          <w:p>
-            <w:pPr>
-              <w:keepNext w:val="false"/>
-              <w:keepLines/>
-              <w:spacing w:after="0" w:line="210"/>
-              <w:jc w:val="center"/>
-            </w:pPr>
-            <w:r>
-              <w:rPr>
-                <w:rFonts w:ascii="Times New Roman" w:cs="Times New Roman" w:eastAsia="PMingLiU" w:hAnsi="Times New Roman"/>
-                <w:b w:val="false"/>
-                <w:bCs w:val="false"/>
-                <w:color w:val="0000FF"/>
-                <w:sz w:val="15"/>
-                <w:szCs w:val="15"/>
-              </w:rPr>
-              <w:t xml:space="preserve">0.086</w:t>
-            </w:r>
-          </w:p>
-        </w:tc>
-        <w:tc>
-          <w:tcPr>
-            <w:tcW w:type="dxa" w:w="1500"/>
-            <w:tcMar>
-              <w:top w:type="dxa" w:w="14"/>
-              <w:left w:type="dxa" w:w="50"/>
-              <w:bottom w:type="dxa" w:w="14"/>
-              <w:right w:type="dxa" w:w="50"/>
-            </w:tcMar>
-            <w:vAlign w:val="center"/>
-          </w:tcPr>
-          <w:p>
-            <w:pPr>
-              <w:keepNext w:val="false"/>
-              <w:keepLines/>
-              <w:spacing w:after="0" w:line="210"/>
-              <w:jc w:val="center"/>
-            </w:pPr>
-            <w:r>
-              <w:rPr>
-                <w:rFonts w:ascii="Times New Roman" w:cs="Times New Roman" w:eastAsia="PMingLiU" w:hAnsi="Times New Roman"/>
-                <w:b w:val="false"/>
-                <w:bCs w:val="false"/>
-                <w:color w:val="0000FF"/>
-                <w:sz w:val="15"/>
-                <w:szCs w:val="15"/>
-              </w:rPr>
-              <w:t xml:space="preserve">0.915 [0.911, 0.921]</w:t>
-            </w:r>
-          </w:p>
-        </w:tc>
-        <w:tc>
-          <w:tcPr>
-            <w:tcW w:type="dxa" w:w="550"/>
-            <w:tcMar>
-              <w:top w:type="dxa" w:w="14"/>
-              <w:left w:type="dxa" w:w="50"/>
-              <w:bottom w:type="dxa" w:w="14"/>
-              <w:right w:type="dxa" w:w="50"/>
-            </w:tcMar>
-            <w:vAlign w:val="center"/>
-          </w:tcPr>
-          <w:p>
-            <w:pPr>
-              <w:keepNext w:val="false"/>
-              <w:keepLines/>
-              <w:spacing w:after="0" w:line="210"/>
-              <w:jc w:val="center"/>
-            </w:pPr>
-            <w:r>
-              <w:rPr>
-                <w:rFonts w:ascii="Times New Roman" w:cs="Times New Roman" w:eastAsia="PMingLiU" w:hAnsi="Times New Roman"/>
-                <w:b w:val="false"/>
-                <w:bCs w:val="false"/>
-                <w:color w:val="0000FF"/>
-                <w:sz w:val="15"/>
-                <w:szCs w:val="15"/>
-              </w:rPr>
-              <w:t xml:space="preserve">0.008</w:t>
-            </w:r>
-          </w:p>
-        </w:tc>
-        <w:tc>
-          <w:tcPr>
-            <w:tcW w:type="dxa" w:w="650"/>
-            <w:tcMar>
-              <w:top w:type="dxa" w:w="14"/>
-              <w:left w:type="dxa" w:w="50"/>
-              <w:bottom w:type="dxa" w:w="14"/>
-              <w:right w:type="dxa" w:w="50"/>
-            </w:tcMar>
-            <w:vAlign w:val="center"/>
-          </w:tcPr>
-          <w:p>
-            <w:pPr>
-              <w:keepNext w:val="false"/>
-              <w:keepLines/>
-              <w:spacing w:after="0" w:line="210"/>
-              <w:jc w:val="center"/>
-            </w:pPr>
-            <w:r>
-              <w:rPr>
-                <w:rFonts w:ascii="Times New Roman" w:cs="Times New Roman" w:eastAsia="PMingLiU" w:hAnsi="Times New Roman"/>
-                <w:b w:val="false"/>
-                <w:bCs w:val="false"/>
-                <w:color w:val="0000FF"/>
-                <w:sz w:val="15"/>
-                <w:szCs w:val="15"/>
-              </w:rPr>
-              <w:t xml:space="preserve">–</w:t>
-            </w:r>
-          </w:p>
-        </w:tc>
-      </w:tr>
-      <w:tr>
-        <w:trPr>
-          <w:cantSplit/>
-        </w:trPr>
-        <w:tc>
-          <w:tcPr>
-            <w:tcW w:type="dxa" w:w="1477"/>
-            <w:tcMar>
-              <w:top w:type="dxa" w:w="14"/>
-              <w:left w:type="dxa" w:w="50"/>
-              <w:bottom w:type="dxa" w:w="14"/>
-              <w:right w:type="dxa" w:w="50"/>
-            </w:tcMar>
-            <w:vAlign w:val="center"/>
-          </w:tcPr>
-          <w:p>
-            <w:pPr>
-              <w:keepNext w:val="false"/>
-              <w:keepLines/>
-              <w:spacing w:after="0" w:line="210"/>
-              <w:jc w:val="left"/>
-            </w:pPr>
-            <w:r>
-              <w:rPr>
-                <w:rFonts w:ascii="Times New Roman" w:cs="Times New Roman" w:eastAsia="PMingLiU" w:hAnsi="Times New Roman"/>
-                <w:b w:val="false"/>
-                <w:bCs w:val="false"/>
-                <w:color w:val="0000FF"/>
-                <w:sz w:val="15"/>
-                <w:szCs w:val="15"/>
-              </w:rPr>
-              <w:t xml:space="preserve">GBM inventory only</w:t>
-            </w:r>
-          </w:p>
-        </w:tc>
-        <w:tc>
-          <w:tcPr>
-            <w:tcW w:type="dxa" w:w="500"/>
-            <w:tcMar>
-              <w:top w:type="dxa" w:w="14"/>
-              <w:left w:type="dxa" w:w="50"/>
-              <w:bottom w:type="dxa" w:w="14"/>
-              <w:right w:type="dxa" w:w="50"/>
-            </w:tcMar>
-            <w:vAlign w:val="center"/>
-          </w:tcPr>
-          <w:p>
-            <w:pPr>
-              <w:keepNext w:val="false"/>
-              <w:keepLines/>
-              <w:spacing w:after="0" w:line="210"/>
-              <w:jc w:val="center"/>
-            </w:pPr>
-            <w:r>
-              <w:rPr>
-                <w:rFonts w:ascii="Times New Roman" w:cs="Times New Roman" w:eastAsia="PMingLiU" w:hAnsi="Times New Roman"/>
-                <w:b w:val="false"/>
-                <w:bCs w:val="false"/>
-                <w:color w:val="0000FF"/>
-                <w:sz w:val="15"/>
-                <w:szCs w:val="15"/>
-              </w:rPr>
-              <w:t xml:space="preserve">0.084</w:t>
-            </w:r>
-          </w:p>
-        </w:tc>
-        <w:tc>
-          <w:tcPr>
-            <w:tcW w:type="dxa" w:w="1500"/>
-            <w:tcMar>
-              <w:top w:type="dxa" w:w="14"/>
-              <w:left w:type="dxa" w:w="50"/>
-              <w:bottom w:type="dxa" w:w="14"/>
-              <w:right w:type="dxa" w:w="50"/>
-            </w:tcMar>
-            <w:vAlign w:val="center"/>
-          </w:tcPr>
-          <w:p>
-            <w:pPr>
-              <w:keepNext w:val="false"/>
-              <w:keepLines/>
-              <w:spacing w:after="0" w:line="210"/>
-              <w:jc w:val="center"/>
-            </w:pPr>
-            <w:r>
-              <w:rPr>
-                <w:rFonts w:ascii="Times New Roman" w:cs="Times New Roman" w:eastAsia="PMingLiU" w:hAnsi="Times New Roman"/>
-                <w:b w:val="false"/>
-                <w:bCs w:val="false"/>
-                <w:color w:val="0000FF"/>
-                <w:sz w:val="15"/>
-                <w:szCs w:val="15"/>
-              </w:rPr>
-              <w:t xml:space="preserve">0.922 [0.917, 0.928]</w:t>
-            </w:r>
-          </w:p>
-        </w:tc>
-        <w:tc>
-          <w:tcPr>
-            <w:tcW w:type="dxa" w:w="550"/>
-            <w:tcMar>
-              <w:top w:type="dxa" w:w="14"/>
-              <w:left w:type="dxa" w:w="50"/>
-              <w:bottom w:type="dxa" w:w="14"/>
-              <w:right w:type="dxa" w:w="50"/>
-            </w:tcMar>
-            <w:vAlign w:val="center"/>
-          </w:tcPr>
-          <w:p>
-            <w:pPr>
-              <w:keepNext w:val="false"/>
-              <w:keepLines/>
-              <w:spacing w:after="0" w:line="210"/>
-              <w:jc w:val="center"/>
-            </w:pPr>
-            <w:r>
-              <w:rPr>
-                <w:rFonts w:ascii="Times New Roman" w:cs="Times New Roman" w:eastAsia="PMingLiU" w:hAnsi="Times New Roman"/>
-                <w:b w:val="false"/>
-                <w:bCs w:val="false"/>
-                <w:color w:val="0000FF"/>
-                <w:sz w:val="15"/>
-                <w:szCs w:val="15"/>
-              </w:rPr>
-              <w:t xml:space="preserve">0.012</w:t>
-            </w:r>
-          </w:p>
-        </w:tc>
-        <w:tc>
-          <w:tcPr>
-            <w:tcW w:type="dxa" w:w="650"/>
-            <w:tcMar>
-              <w:top w:type="dxa" w:w="14"/>
-              <w:left w:type="dxa" w:w="50"/>
-              <w:bottom w:type="dxa" w:w="14"/>
-              <w:right w:type="dxa" w:w="50"/>
-            </w:tcMar>
-            <w:vAlign w:val="center"/>
-          </w:tcPr>
-          <w:p>
-            <w:pPr>
-              <w:keepNext w:val="false"/>
-              <w:keepLines/>
-              <w:spacing w:after="0" w:line="210"/>
-              <w:jc w:val="center"/>
-            </w:pPr>
-            <w:r>
-              <w:rPr>
-                <w:rFonts w:ascii="Times New Roman" w:cs="Times New Roman" w:eastAsia="PMingLiU" w:hAnsi="Times New Roman"/>
-                <w:b w:val="false"/>
-                <w:bCs w:val="false"/>
-                <w:color w:val="0000FF"/>
-                <w:sz w:val="15"/>
-                <w:szCs w:val="15"/>
-              </w:rPr>
-              <w:t xml:space="preserve">170</w:t>
-            </w:r>
-          </w:p>
-        </w:tc>
-      </w:tr>
-      <w:tr>
-        <w:trPr>
-          <w:cantSplit/>
-        </w:trPr>
-        <w:tc>
-          <w:tcPr>
-            <w:tcW w:type="dxa" w:w="1477"/>
-            <w:tcMar>
-              <w:top w:type="dxa" w:w="14"/>
-              <w:left w:type="dxa" w:w="50"/>
-              <w:bottom w:type="dxa" w:w="14"/>
-              <w:right w:type="dxa" w:w="50"/>
-            </w:tcMar>
-            <w:vAlign w:val="center"/>
-          </w:tcPr>
-          <w:p>
-            <w:pPr>
-              <w:keepNext w:val="false"/>
-              <w:keepLines/>
-              <w:spacing w:after="0" w:line="210"/>
-              <w:jc w:val="left"/>
-            </w:pPr>
-            <w:r>
-              <w:rPr>
-                <w:rFonts w:ascii="Times New Roman" w:cs="Times New Roman" w:eastAsia="PMingLiU" w:hAnsi="Times New Roman"/>
-                <w:b w:val="false"/>
-                <w:bCs w:val="false"/>
-                <w:color w:val="0000FF"/>
-                <w:sz w:val="15"/>
-                <w:szCs w:val="15"/>
-              </w:rPr>
-              <w:t xml:space="preserve">GBM + flows</w:t>
-            </w:r>
-          </w:p>
-        </w:tc>
-        <w:tc>
-          <w:tcPr>
-            <w:tcW w:type="dxa" w:w="500"/>
-            <w:tcMar>
-              <w:top w:type="dxa" w:w="14"/>
-              <w:left w:type="dxa" w:w="50"/>
-              <w:bottom w:type="dxa" w:w="14"/>
-              <w:right w:type="dxa" w:w="50"/>
-            </w:tcMar>
-            <w:vAlign w:val="center"/>
-          </w:tcPr>
-          <w:p>
-            <w:pPr>
-              <w:keepNext w:val="false"/>
-              <w:keepLines/>
-              <w:spacing w:after="0" w:line="210"/>
-              <w:jc w:val="center"/>
-            </w:pPr>
-            <w:r>
-              <w:rPr>
-                <w:rFonts w:ascii="Times New Roman" w:cs="Times New Roman" w:eastAsia="PMingLiU" w:hAnsi="Times New Roman"/>
-                <w:b w:val="false"/>
-                <w:bCs w:val="false"/>
-                <w:color w:val="0000FF"/>
-                <w:sz w:val="15"/>
-                <w:szCs w:val="15"/>
-              </w:rPr>
-              <w:t xml:space="preserve">0.080</w:t>
-            </w:r>
-          </w:p>
-        </w:tc>
-        <w:tc>
-          <w:tcPr>
-            <w:tcW w:type="dxa" w:w="1500"/>
-            <w:tcMar>
-              <w:top w:type="dxa" w:w="14"/>
-              <w:left w:type="dxa" w:w="50"/>
-              <w:bottom w:type="dxa" w:w="14"/>
-              <w:right w:type="dxa" w:w="50"/>
-            </w:tcMar>
-            <w:vAlign w:val="center"/>
-          </w:tcPr>
-          <w:p>
-            <w:pPr>
-              <w:keepNext w:val="false"/>
-              <w:keepLines/>
-              <w:spacing w:after="0" w:line="210"/>
-              <w:jc w:val="center"/>
-            </w:pPr>
-            <w:r>
-              <w:rPr>
-                <w:rFonts w:ascii="Times New Roman" w:cs="Times New Roman" w:eastAsia="PMingLiU" w:hAnsi="Times New Roman"/>
-                <w:b w:val="false"/>
-                <w:bCs w:val="false"/>
-                <w:color w:val="0000FF"/>
-                <w:sz w:val="15"/>
-                <w:szCs w:val="15"/>
-              </w:rPr>
-              <w:t xml:space="preserve">0.932 [0.928, 0.937]</w:t>
-            </w:r>
-          </w:p>
-        </w:tc>
-        <w:tc>
-          <w:tcPr>
-            <w:tcW w:type="dxa" w:w="550"/>
-            <w:tcMar>
-              <w:top w:type="dxa" w:w="14"/>
-              <w:left w:type="dxa" w:w="50"/>
-              <w:bottom w:type="dxa" w:w="14"/>
-              <w:right w:type="dxa" w:w="50"/>
-            </w:tcMar>
-            <w:vAlign w:val="center"/>
-          </w:tcPr>
-          <w:p>
-            <w:pPr>
-              <w:keepNext w:val="false"/>
-              <w:keepLines/>
-              <w:spacing w:after="0" w:line="210"/>
-              <w:jc w:val="center"/>
-            </w:pPr>
-            <w:r>
-              <w:rPr>
-                <w:rFonts w:ascii="Times New Roman" w:cs="Times New Roman" w:eastAsia="PMingLiU" w:hAnsi="Times New Roman"/>
-                <w:b w:val="false"/>
-                <w:bCs w:val="false"/>
-                <w:color w:val="0000FF"/>
-                <w:sz w:val="15"/>
-                <w:szCs w:val="15"/>
-              </w:rPr>
-              <w:t xml:space="preserve">0.012</w:t>
-            </w:r>
-          </w:p>
-        </w:tc>
-        <w:tc>
-          <w:tcPr>
-            <w:tcW w:type="dxa" w:w="650"/>
-            <w:tcMar>
-              <w:top w:type="dxa" w:w="14"/>
-              <w:left w:type="dxa" w:w="50"/>
-              <w:bottom w:type="dxa" w:w="14"/>
-              <w:right w:type="dxa" w:w="50"/>
-            </w:tcMar>
-            <w:vAlign w:val="center"/>
-          </w:tcPr>
-          <w:p>
-            <w:pPr>
-              <w:keepNext w:val="false"/>
-              <w:keepLines/>
-              <w:spacing w:after="0" w:line="210"/>
-              <w:jc w:val="center"/>
-            </w:pPr>
-            <w:r>
-              <w:rPr>
-                <w:rFonts w:ascii="Times New Roman" w:cs="Times New Roman" w:eastAsia="PMingLiU" w:hAnsi="Times New Roman"/>
-                <w:b w:val="false"/>
-                <w:bCs w:val="false"/>
-                <w:color w:val="0000FF"/>
-                <w:sz w:val="15"/>
-                <w:szCs w:val="15"/>
-              </w:rPr>
-              <w:t xml:space="preserve">951</w:t>
-            </w:r>
-          </w:p>
-        </w:tc>
-      </w:tr>
-      <w:tr>
-        <w:trPr>
-          <w:cantSplit/>
-        </w:trPr>
-        <w:tc>
-          <w:tcPr>
-            <w:tcW w:type="dxa" w:w="1477"/>
-            <w:tcMar>
-              <w:top w:type="dxa" w:w="14"/>
-              <w:left w:type="dxa" w:w="50"/>
-              <w:bottom w:type="dxa" w:w="14"/>
-              <w:right w:type="dxa" w:w="50"/>
-            </w:tcMar>
-            <w:vAlign w:val="center"/>
-          </w:tcPr>
-          <w:p>
-            <w:pPr>
-              <w:keepNext w:val="false"/>
-              <w:keepLines/>
-              <w:spacing w:after="0" w:line="210"/>
-              <w:jc w:val="left"/>
-            </w:pPr>
-            <w:r>
-              <w:rPr>
-                <w:rFonts w:ascii="Times New Roman" w:cs="Times New Roman" w:eastAsia="PMingLiU" w:hAnsi="Times New Roman"/>
-                <w:b w:val="false"/>
-                <w:bCs w:val="false"/>
-                <w:color w:val="0000FF"/>
-                <w:sz w:val="15"/>
-                <w:szCs w:val="15"/>
-              </w:rPr>
-              <w:t xml:space="preserve">stacked GBM</w:t>
-            </w:r>
-          </w:p>
-        </w:tc>
-        <w:tc>
-          <w:tcPr>
-            <w:tcW w:type="dxa" w:w="500"/>
-            <w:tcMar>
-              <w:top w:type="dxa" w:w="14"/>
-              <w:left w:type="dxa" w:w="50"/>
-              <w:bottom w:type="dxa" w:w="14"/>
-              <w:right w:type="dxa" w:w="50"/>
-            </w:tcMar>
-            <w:vAlign w:val="center"/>
-          </w:tcPr>
-          <w:p>
-            <w:pPr>
-              <w:keepNext w:val="false"/>
-              <w:keepLines/>
-              <w:spacing w:after="0" w:line="210"/>
-              <w:jc w:val="center"/>
-            </w:pPr>
-            <w:r>
-              <w:rPr>
-                <w:rFonts w:ascii="Times New Roman" w:cs="Times New Roman" w:eastAsia="PMingLiU" w:hAnsi="Times New Roman"/>
-                <w:b w:val="false"/>
-                <w:bCs w:val="false"/>
-                <w:color w:val="0000FF"/>
-                <w:sz w:val="15"/>
-                <w:szCs w:val="15"/>
-              </w:rPr>
-              <w:t xml:space="preserve">0.079</w:t>
-            </w:r>
-          </w:p>
-        </w:tc>
-        <w:tc>
-          <w:tcPr>
-            <w:tcW w:type="dxa" w:w="1500"/>
-            <w:tcMar>
-              <w:top w:type="dxa" w:w="14"/>
-              <w:left w:type="dxa" w:w="50"/>
-              <w:bottom w:type="dxa" w:w="14"/>
-              <w:right w:type="dxa" w:w="50"/>
-            </w:tcMar>
-            <w:vAlign w:val="center"/>
-          </w:tcPr>
-          <w:p>
-            <w:pPr>
-              <w:keepNext w:val="false"/>
-              <w:keepLines/>
-              <w:spacing w:after="0" w:line="210"/>
-              <w:jc w:val="center"/>
-            </w:pPr>
-            <w:r>
-              <w:rPr>
-                <w:rFonts w:ascii="Times New Roman" w:cs="Times New Roman" w:eastAsia="PMingLiU" w:hAnsi="Times New Roman"/>
-                <w:b w:val="false"/>
-                <w:bCs w:val="false"/>
-                <w:color w:val="0000FF"/>
-                <w:sz w:val="15"/>
-                <w:szCs w:val="15"/>
-              </w:rPr>
-              <w:t xml:space="preserve">0.933 [0.929, 0.938]</w:t>
-            </w:r>
-          </w:p>
-        </w:tc>
-        <w:tc>
-          <w:tcPr>
-            <w:tcW w:type="dxa" w:w="550"/>
-            <w:tcMar>
-              <w:top w:type="dxa" w:w="14"/>
-              <w:left w:type="dxa" w:w="50"/>
-              <w:bottom w:type="dxa" w:w="14"/>
-              <w:right w:type="dxa" w:w="50"/>
-            </w:tcMar>
-            <w:vAlign w:val="center"/>
-          </w:tcPr>
-          <w:p>
-            <w:pPr>
-              <w:keepNext w:val="false"/>
-              <w:keepLines/>
-              <w:spacing w:after="0" w:line="210"/>
-              <w:jc w:val="center"/>
-            </w:pPr>
-            <w:r>
-              <w:rPr>
-                <w:rFonts w:ascii="Times New Roman" w:cs="Times New Roman" w:eastAsia="PMingLiU" w:hAnsi="Times New Roman"/>
-                <w:b w:val="false"/>
-                <w:bCs w:val="false"/>
-                <w:color w:val="0000FF"/>
-                <w:sz w:val="15"/>
-                <w:szCs w:val="15"/>
-              </w:rPr>
-              <w:t xml:space="preserve">0.012</w:t>
-            </w:r>
-          </w:p>
-        </w:tc>
-        <w:tc>
-          <w:tcPr>
-            <w:tcW w:type="dxa" w:w="650"/>
-            <w:tcMar>
-              <w:top w:type="dxa" w:w="14"/>
-              <w:left w:type="dxa" w:w="50"/>
-              <w:bottom w:type="dxa" w:w="14"/>
-              <w:right w:type="dxa" w:w="50"/>
-            </w:tcMar>
-            <w:vAlign w:val="center"/>
-          </w:tcPr>
-          <w:p>
-            <w:pPr>
-              <w:keepNext w:val="false"/>
-              <w:keepLines/>
-              <w:spacing w:after="0" w:line="210"/>
-              <w:jc w:val="center"/>
-            </w:pPr>
-            <w:r>
-              <w:rPr>
-                <w:rFonts w:ascii="Times New Roman" w:cs="Times New Roman" w:eastAsia="PMingLiU" w:hAnsi="Times New Roman"/>
-                <w:b w:val="false"/>
-                <w:bCs w:val="false"/>
-                <w:color w:val="0000FF"/>
-                <w:sz w:val="15"/>
-                <w:szCs w:val="15"/>
-              </w:rPr>
-              <w:t xml:space="preserve">670</w:t>
-            </w:r>
-          </w:p>
-        </w:tc>
-      </w:tr>
-    </w:tbl>
-    <w:p>
-      <w:pPr>
-        <w:spacing w:after="80" w:before="0" w:line="120"/>
-      </w:pPr>
-      <w:r>
-        <w:rPr>
-          <w:rFonts w:ascii="Times New Roman" w:cs="Times New Roman" w:eastAsia="PMingLiU" w:hAnsi="Times New Roman"/>
-          <w:sz w:val="6"/>
-          <w:szCs w:val="6"/>
-        </w:rPr>
-        <w:t xml:space="preserve"/>
-      </w:r>
-    </w:p>
-    <w:p>
-      <w:pPr>
-        <w:spacing w:after="0" w:line="240"/>
-        <w:ind w:firstLine="288"/>
-        <w:jc w:val="both"/>
-      </w:pPr>
-      <w:r>
-        <w:rPr>
-          <w:rFonts w:ascii="Times New Roman" w:cs="Times New Roman" w:eastAsia="PMingLiU" w:hAnsi="Times New Roman"/>
-          <w:color w:val="0000FF"/>
-          <w:sz w:val="20"/>
-          <w:szCs w:val="20"/>
-        </w:rPr>
-        <w:t xml:space="preserve">The Poisson roll-out of the proposal ranks stockouts far better than the seasonal baseline (AUC 0.895 against 0.819) but below the linear model (0.915) and the GBMs (0.922 / 0.932). Its deficit is specific: for a station that is empty now it predicts a 61% chance of being empty again within 30 min, against 82% observed, because returns are not independent of the state: an empty station usually sits in a drained neighbourhood and the first bike returned is rented at once. On stations holding 1–3 bikes its AUC is 0.67 against 0.74–0.78 for the classifiers. The censoring correction helps the chain at every horizon (AUC +0.002 to +0.013, ECE 0.039 against 0.059 at 30 min), the first direct evidence that Eq. (3) improves a downstream prediction. Isotonic calibration brings its ECE to 0.012 but cannot change the ranking, so its Brier stays at 0.100 against 0.080. As a 30th feature the chain raises the full model’s AUC by only 0.001–0.003 while taking 24–54% of the split gain: real information, almost all of it already in the features. The sampler the proposal described agrees with the exact chain to a mean absolute difference of 0.008–0.010 (correlation 0.999) over 3,000 rows and four horizons.</w:t>
-      </w:r>
-    </w:p>
-    <w:p>
-      <w:pPr>
-        <w:keepNext/>
-        <w:spacing w:after="40" w:before="120"/>
-        <w:jc w:val="center"/>
-      </w:pPr>
-      <w:r>
-        <w:drawing>
-          <wp:inline distT="0" distB="0" distL="0" distR="0">
-            <wp:extent cx="2943225" cy="1905000"/>
-            <wp:effectExtent t="0" r="0" b="0" l="0"/>
-            <wp:docPr id="1" name="" descr="" title=""/>
-            <wp:cNvGraphicFramePr>
-              <a:graphicFrameLocks xmlns:a="http://schemas.openxmlformats.org/drawingml/2006/main" noChangeAspect="1"/>
-            </wp:cNvGraphicFramePr>
-            <a:graphic xmlns:a="http://schemas.openxmlformats.org/drawingml/2006/main">
-              <a:graphicData uri="http://schemas.openxmlformats.org/drawingml/2006/picture">
-                <pic:pic xmlns:pic="http://schemas.openxmlformats.org/drawingml/2006/picture">
-                  <pic:nvPicPr>
-                    <pic:cNvPr id="0" name="" descr=""/>
-                    <pic:cNvPicPr>
-                      <a:picLocks noChangeAspect="1" noChangeArrowheads="1"/>
-                    </pic:cNvPicPr>
-                  </pic:nvPicPr>
-                  <pic:blipFill>
-                    <a:blip r:embed="rId15" cstate="none"/>
-                    <a:srcRect/>
-                    <a:stretch>
-                      <a:fillRect/>
-                    </a:stretch>
-                  </pic:blipFill>
-                  <pic:spPr bwMode="auto">
-                    <a:xfrm>
-                      <a:off x="0" y="0"/>
                       <a:ext cx="2943225" cy="1905000"/>
                     </a:xfrm>
                     <a:prstGeom prst="rect">
@@ -8372,6 +8309,7 @@
     </w:p>
     <w:p>
       <w:pPr>
+        <w:keepLines/>
         <w:spacing w:after="140" w:before="0" w:line="200"/>
         <w:jc w:val="both"/>
       </w:pPr>
@@ -8384,7 +8322,7 @@
           <w:sz w:val="17"/>
           <w:szCs w:val="17"/>
         </w:rPr>
-        <w:t xml:space="preserve">Figure 9. </w:t>
+        <w:t xml:space="preserve">Figure 8. </w:t>
       </w:r>
       <w:r>
         <w:rPr>
@@ -8399,6 +8337,7 @@
     <w:p>
       <w:pPr>
         <w:keepNext/>
+        <w:keepLines/>
         <w:spacing w:after="50" w:before="100" w:line="220"/>
         <w:jc w:val="both"/>
       </w:pPr>
@@ -8785,7 +8724,7 @@
           </w:tcPr>
           <w:p>
             <w:pPr>
-              <w:keepNext w:val="false"/>
+              <w:keepNext/>
               <w:keepLines/>
               <w:spacing w:after="0" w:line="210"/>
               <w:jc w:val="left"/>
@@ -8816,7 +8755,7 @@
           </w:tcPr>
           <w:p>
             <w:pPr>
-              <w:keepNext w:val="false"/>
+              <w:keepNext/>
               <w:keepLines/>
               <w:spacing w:after="0" w:line="210"/>
               <w:jc w:val="center"/>
@@ -8847,7 +8786,7 @@
           </w:tcPr>
           <w:p>
             <w:pPr>
-              <w:keepNext w:val="false"/>
+              <w:keepNext/>
               <w:keepLines/>
               <w:spacing w:after="0" w:line="210"/>
               <w:jc w:val="center"/>
@@ -8878,7 +8817,7 @@
           </w:tcPr>
           <w:p>
             <w:pPr>
-              <w:keepNext w:val="false"/>
+              <w:keepNext/>
               <w:keepLines/>
               <w:spacing w:after="0" w:line="210"/>
               <w:jc w:val="center"/>
@@ -8909,7 +8848,7 @@
           </w:tcPr>
           <w:p>
             <w:pPr>
-              <w:keepNext w:val="false"/>
+              <w:keepNext/>
               <w:keepLines/>
               <w:spacing w:after="0" w:line="210"/>
               <w:jc w:val="center"/>
@@ -8945,7 +8884,7 @@
           </w:tcPr>
           <w:p>
             <w:pPr>
-              <w:keepNext w:val="false"/>
+              <w:keepNext/>
               <w:keepLines/>
               <w:spacing w:after="0" w:line="210"/>
               <w:jc w:val="left"/>
@@ -8976,7 +8915,7 @@
           </w:tcPr>
           <w:p>
             <w:pPr>
-              <w:keepNext w:val="false"/>
+              <w:keepNext/>
               <w:keepLines/>
               <w:spacing w:after="0" w:line="210"/>
               <w:jc w:val="center"/>
@@ -9007,7 +8946,7 @@
           </w:tcPr>
           <w:p>
             <w:pPr>
-              <w:keepNext w:val="false"/>
+              <w:keepNext/>
               <w:keepLines/>
               <w:spacing w:after="0" w:line="210"/>
               <w:jc w:val="center"/>
@@ -9038,7 +8977,7 @@
           </w:tcPr>
           <w:p>
             <w:pPr>
-              <w:keepNext w:val="false"/>
+              <w:keepNext/>
               <w:keepLines/>
               <w:spacing w:after="0" w:line="210"/>
               <w:jc w:val="center"/>
@@ -9069,7 +9008,7 @@
           </w:tcPr>
           <w:p>
             <w:pPr>
-              <w:keepNext w:val="false"/>
+              <w:keepNext/>
               <w:keepLines/>
               <w:spacing w:after="0" w:line="210"/>
               <w:jc w:val="center"/>
@@ -9105,7 +9044,7 @@
           </w:tcPr>
           <w:p>
             <w:pPr>
-              <w:keepNext w:val="false"/>
+              <w:keepNext/>
               <w:keepLines/>
               <w:spacing w:after="0" w:line="210"/>
               <w:jc w:val="left"/>
@@ -9136,7 +9075,7 @@
           </w:tcPr>
           <w:p>
             <w:pPr>
-              <w:keepNext w:val="false"/>
+              <w:keepNext/>
               <w:keepLines/>
               <w:spacing w:after="0" w:line="210"/>
               <w:jc w:val="center"/>
@@ -9167,7 +9106,7 @@
           </w:tcPr>
           <w:p>
             <w:pPr>
-              <w:keepNext w:val="false"/>
+              <w:keepNext/>
               <w:keepLines/>
               <w:spacing w:after="0" w:line="210"/>
               <w:jc w:val="center"/>
@@ -9198,7 +9137,7 @@
           </w:tcPr>
           <w:p>
             <w:pPr>
-              <w:keepNext w:val="false"/>
+              <w:keepNext/>
               <w:keepLines/>
               <w:spacing w:after="0" w:line="210"/>
               <w:jc w:val="center"/>
@@ -9229,7 +9168,7 @@
           </w:tcPr>
           <w:p>
             <w:pPr>
-              <w:keepNext w:val="false"/>
+              <w:keepNext/>
               <w:keepLines/>
               <w:spacing w:after="0" w:line="210"/>
               <w:jc w:val="center"/>
@@ -9265,7 +9204,7 @@
           </w:tcPr>
           <w:p>
             <w:pPr>
-              <w:keepNext w:val="false"/>
+              <w:keepNext/>
               <w:keepLines/>
               <w:spacing w:after="0" w:line="210"/>
               <w:jc w:val="left"/>
@@ -9296,7 +9235,7 @@
           </w:tcPr>
           <w:p>
             <w:pPr>
-              <w:keepNext w:val="false"/>
+              <w:keepNext/>
               <w:keepLines/>
               <w:spacing w:after="0" w:line="210"/>
               <w:jc w:val="center"/>
@@ -9327,7 +9266,7 @@
           </w:tcPr>
           <w:p>
             <w:pPr>
-              <w:keepNext w:val="false"/>
+              <w:keepNext/>
               <w:keepLines/>
               <w:spacing w:after="0" w:line="210"/>
               <w:jc w:val="center"/>
@@ -9358,7 +9297,7 @@
           </w:tcPr>
           <w:p>
             <w:pPr>
-              <w:keepNext w:val="false"/>
+              <w:keepNext/>
               <w:keepLines/>
               <w:spacing w:after="0" w:line="210"/>
               <w:jc w:val="center"/>
@@ -9389,7 +9328,7 @@
           </w:tcPr>
           <w:p>
             <w:pPr>
-              <w:keepNext w:val="false"/>
+              <w:keepNext/>
               <w:keepLines/>
               <w:spacing w:after="0" w:line="210"/>
               <w:jc w:val="center"/>
@@ -9650,6 +9589,7 @@
     <w:p>
       <w:pPr>
         <w:keepNext/>
+        <w:keepLines/>
         <w:spacing w:after="50" w:before="100" w:line="220"/>
         <w:jc w:val="both"/>
       </w:pPr>
@@ -9908,7 +9848,7 @@
           </w:tcPr>
           <w:p>
             <w:pPr>
-              <w:keepNext w:val="false"/>
+              <w:keepNext/>
               <w:keepLines/>
               <w:spacing w:after="0" w:line="210"/>
               <w:jc w:val="left"/>
@@ -9939,7 +9879,7 @@
           </w:tcPr>
           <w:p>
             <w:pPr>
-              <w:keepNext w:val="false"/>
+              <w:keepNext/>
               <w:keepLines/>
               <w:spacing w:after="0" w:line="210"/>
               <w:jc w:val="center"/>
@@ -9970,7 +9910,7 @@
           </w:tcPr>
           <w:p>
             <w:pPr>
-              <w:keepNext w:val="false"/>
+              <w:keepNext/>
               <w:keepLines/>
               <w:spacing w:after="0" w:line="210"/>
               <w:jc w:val="center"/>
@@ -10006,7 +9946,7 @@
           </w:tcPr>
           <w:p>
             <w:pPr>
-              <w:keepNext w:val="false"/>
+              <w:keepNext/>
               <w:keepLines/>
               <w:spacing w:after="0" w:line="210"/>
               <w:jc w:val="left"/>
@@ -10037,7 +9977,7 @@
           </w:tcPr>
           <w:p>
             <w:pPr>
-              <w:keepNext w:val="false"/>
+              <w:keepNext/>
               <w:keepLines/>
               <w:spacing w:after="0" w:line="210"/>
               <w:jc w:val="center"/>
@@ -10068,7 +10008,7 @@
           </w:tcPr>
           <w:p>
             <w:pPr>
-              <w:keepNext w:val="false"/>
+              <w:keepNext/>
               <w:keepLines/>
               <w:spacing w:after="0" w:line="210"/>
               <w:jc w:val="center"/>
@@ -10104,7 +10044,7 @@
           </w:tcPr>
           <w:p>
             <w:pPr>
-              <w:keepNext w:val="false"/>
+              <w:keepNext/>
               <w:keepLines/>
               <w:spacing w:after="0" w:line="210"/>
               <w:jc w:val="left"/>
@@ -10135,7 +10075,7 @@
           </w:tcPr>
           <w:p>
             <w:pPr>
-              <w:keepNext w:val="false"/>
+              <w:keepNext/>
               <w:keepLines/>
               <w:spacing w:after="0" w:line="210"/>
               <w:jc w:val="center"/>
@@ -10166,7 +10106,7 @@
           </w:tcPr>
           <w:p>
             <w:pPr>
-              <w:keepNext w:val="false"/>
+              <w:keepNext/>
               <w:keepLines/>
               <w:spacing w:after="0" w:line="210"/>
               <w:jc w:val="center"/>
@@ -10333,6 +10273,7 @@
     <w:p>
       <w:pPr>
         <w:keepNext/>
+        <w:keepLines/>
         <w:spacing w:after="50" w:before="100" w:line="220"/>
         <w:jc w:val="both"/>
       </w:pPr>
@@ -10783,7 +10724,7 @@
           </w:tcPr>
           <w:p>
             <w:pPr>
-              <w:keepNext w:val="false"/>
+              <w:keepNext/>
               <w:keepLines/>
               <w:spacing w:after="0" w:line="210"/>
               <w:jc w:val="left"/>
@@ -10814,7 +10755,7 @@
           </w:tcPr>
           <w:p>
             <w:pPr>
-              <w:keepNext w:val="false"/>
+              <w:keepNext/>
               <w:keepLines/>
               <w:spacing w:after="0" w:line="210"/>
               <w:jc w:val="center"/>
@@ -10845,7 +10786,7 @@
           </w:tcPr>
           <w:p>
             <w:pPr>
-              <w:keepNext w:val="false"/>
+              <w:keepNext/>
               <w:keepLines/>
               <w:spacing w:after="0" w:line="210"/>
               <w:jc w:val="center"/>
@@ -10876,7 +10817,7 @@
           </w:tcPr>
           <w:p>
             <w:pPr>
-              <w:keepNext w:val="false"/>
+              <w:keepNext/>
               <w:keepLines/>
               <w:spacing w:after="0" w:line="210"/>
               <w:jc w:val="center"/>
@@ -10907,7 +10848,7 @@
           </w:tcPr>
           <w:p>
             <w:pPr>
-              <w:keepNext w:val="false"/>
+              <w:keepNext/>
               <w:keepLines/>
               <w:spacing w:after="0" w:line="210"/>
               <w:jc w:val="center"/>
@@ -10938,7 +10879,7 @@
           </w:tcPr>
           <w:p>
             <w:pPr>
-              <w:keepNext w:val="false"/>
+              <w:keepNext/>
               <w:keepLines/>
               <w:spacing w:after="0" w:line="210"/>
               <w:jc w:val="center"/>
@@ -10974,7 +10915,7 @@
           </w:tcPr>
           <w:p>
             <w:pPr>
-              <w:keepNext w:val="false"/>
+              <w:keepNext/>
               <w:keepLines/>
               <w:spacing w:after="0" w:line="210"/>
               <w:jc w:val="left"/>
@@ -11005,7 +10946,7 @@
           </w:tcPr>
           <w:p>
             <w:pPr>
-              <w:keepNext w:val="false"/>
+              <w:keepNext/>
               <w:keepLines/>
               <w:spacing w:after="0" w:line="210"/>
               <w:jc w:val="center"/>
@@ -11036,7 +10977,7 @@
           </w:tcPr>
           <w:p>
             <w:pPr>
-              <w:keepNext w:val="false"/>
+              <w:keepNext/>
               <w:keepLines/>
               <w:spacing w:after="0" w:line="210"/>
               <w:jc w:val="center"/>
@@ -11067,7 +11008,7 @@
           </w:tcPr>
           <w:p>
             <w:pPr>
-              <w:keepNext w:val="false"/>
+              <w:keepNext/>
               <w:keepLines/>
               <w:spacing w:after="0" w:line="210"/>
               <w:jc w:val="center"/>
@@ -11098,7 +11039,7 @@
           </w:tcPr>
           <w:p>
             <w:pPr>
-              <w:keepNext w:val="false"/>
+              <w:keepNext/>
               <w:keepLines/>
               <w:spacing w:after="0" w:line="210"/>
               <w:jc w:val="center"/>
@@ -11129,7 +11070,7 @@
           </w:tcPr>
           <w:p>
             <w:pPr>
-              <w:keepNext w:val="false"/>
+              <w:keepNext/>
               <w:keepLines/>
               <w:spacing w:after="0" w:line="210"/>
               <w:jc w:val="center"/>
@@ -11165,7 +11106,7 @@
           </w:tcPr>
           <w:p>
             <w:pPr>
-              <w:keepNext w:val="false"/>
+              <w:keepNext/>
               <w:keepLines/>
               <w:spacing w:after="0" w:line="210"/>
               <w:jc w:val="left"/>
@@ -11196,7 +11137,7 @@
           </w:tcPr>
           <w:p>
             <w:pPr>
-              <w:keepNext w:val="false"/>
+              <w:keepNext/>
               <w:keepLines/>
               <w:spacing w:after="0" w:line="210"/>
               <w:jc w:val="center"/>
@@ -11227,7 +11168,7 @@
           </w:tcPr>
           <w:p>
             <w:pPr>
-              <w:keepNext w:val="false"/>
+              <w:keepNext/>
               <w:keepLines/>
               <w:spacing w:after="0" w:line="210"/>
               <w:jc w:val="center"/>
@@ -11258,7 +11199,7 @@
           </w:tcPr>
           <w:p>
             <w:pPr>
-              <w:keepNext w:val="false"/>
+              <w:keepNext/>
               <w:keepLines/>
               <w:spacing w:after="0" w:line="210"/>
               <w:jc w:val="center"/>
@@ -11289,7 +11230,7 @@
           </w:tcPr>
           <w:p>
             <w:pPr>
-              <w:keepNext w:val="false"/>
+              <w:keepNext/>
               <w:keepLines/>
               <w:spacing w:after="0" w:line="210"/>
               <w:jc w:val="center"/>
@@ -11320,7 +11261,7 @@
           </w:tcPr>
           <w:p>
             <w:pPr>
-              <w:keepNext w:val="false"/>
+              <w:keepNext/>
               <w:keepLines/>
               <w:spacing w:after="0" w:line="210"/>
               <w:jc w:val="center"/>
@@ -11356,7 +11297,7 @@
           </w:tcPr>
           <w:p>
             <w:pPr>
-              <w:keepNext w:val="false"/>
+              <w:keepNext/>
               <w:keepLines/>
               <w:spacing w:after="0" w:line="210"/>
               <w:jc w:val="left"/>
@@ -11387,7 +11328,7 @@
           </w:tcPr>
           <w:p>
             <w:pPr>
-              <w:keepNext w:val="false"/>
+              <w:keepNext/>
               <w:keepLines/>
               <w:spacing w:after="0" w:line="210"/>
               <w:jc w:val="center"/>
@@ -11418,7 +11359,7 @@
           </w:tcPr>
           <w:p>
             <w:pPr>
-              <w:keepNext w:val="false"/>
+              <w:keepNext/>
               <w:keepLines/>
               <w:spacing w:after="0" w:line="210"/>
               <w:jc w:val="center"/>
@@ -11449,7 +11390,7 @@
           </w:tcPr>
           <w:p>
             <w:pPr>
-              <w:keepNext w:val="false"/>
+              <w:keepNext/>
               <w:keepLines/>
               <w:spacing w:after="0" w:line="210"/>
               <w:jc w:val="center"/>
@@ -11480,7 +11421,7 @@
           </w:tcPr>
           <w:p>
             <w:pPr>
-              <w:keepNext w:val="false"/>
+              <w:keepNext/>
               <w:keepLines/>
               <w:spacing w:after="0" w:line="210"/>
               <w:jc w:val="center"/>
@@ -11511,7 +11452,7 @@
           </w:tcPr>
           <w:p>
             <w:pPr>
-              <w:keepNext w:val="false"/>
+              <w:keepNext/>
               <w:keepLines/>
               <w:spacing w:after="0" w:line="210"/>
               <w:jc w:val="center"/>
@@ -11547,7 +11488,7 @@
           </w:tcPr>
           <w:p>
             <w:pPr>
-              <w:keepNext w:val="false"/>
+              <w:keepNext/>
               <w:keepLines/>
               <w:spacing w:after="0" w:line="210"/>
               <w:jc w:val="left"/>
@@ -11578,7 +11519,7 @@
           </w:tcPr>
           <w:p>
             <w:pPr>
-              <w:keepNext w:val="false"/>
+              <w:keepNext/>
               <w:keepLines/>
               <w:spacing w:after="0" w:line="210"/>
               <w:jc w:val="center"/>
@@ -11609,7 +11550,7 @@
           </w:tcPr>
           <w:p>
             <w:pPr>
-              <w:keepNext w:val="false"/>
+              <w:keepNext/>
               <w:keepLines/>
               <w:spacing w:after="0" w:line="210"/>
               <w:jc w:val="center"/>
@@ -11640,7 +11581,7 @@
           </w:tcPr>
           <w:p>
             <w:pPr>
-              <w:keepNext w:val="false"/>
+              <w:keepNext/>
               <w:keepLines/>
               <w:spacing w:after="0" w:line="210"/>
               <w:jc w:val="center"/>
@@ -11671,7 +11612,7 @@
           </w:tcPr>
           <w:p>
             <w:pPr>
-              <w:keepNext w:val="false"/>
+              <w:keepNext/>
               <w:keepLines/>
               <w:spacing w:after="0" w:line="210"/>
               <w:jc w:val="center"/>
@@ -11702,7 +11643,7 @@
           </w:tcPr>
           <w:p>
             <w:pPr>
-              <w:keepNext w:val="false"/>
+              <w:keepNext/>
               <w:keepLines/>
               <w:spacing w:after="0" w:line="210"/>
               <w:jc w:val="center"/>
@@ -11738,7 +11679,7 @@
           </w:tcPr>
           <w:p>
             <w:pPr>
-              <w:keepNext w:val="false"/>
+              <w:keepNext/>
               <w:keepLines/>
               <w:spacing w:after="0" w:line="210"/>
               <w:jc w:val="left"/>
@@ -11769,7 +11710,7 @@
           </w:tcPr>
           <w:p>
             <w:pPr>
-              <w:keepNext w:val="false"/>
+              <w:keepNext/>
               <w:keepLines/>
               <w:spacing w:after="0" w:line="210"/>
               <w:jc w:val="center"/>
@@ -11800,7 +11741,7 @@
           </w:tcPr>
           <w:p>
             <w:pPr>
-              <w:keepNext w:val="false"/>
+              <w:keepNext/>
               <w:keepLines/>
               <w:spacing w:after="0" w:line="210"/>
               <w:jc w:val="center"/>
@@ -11831,7 +11772,7 @@
           </w:tcPr>
           <w:p>
             <w:pPr>
-              <w:keepNext w:val="false"/>
+              <w:keepNext/>
               <w:keepLines/>
               <w:spacing w:after="0" w:line="210"/>
               <w:jc w:val="center"/>
@@ -11862,7 +11803,7 @@
           </w:tcPr>
           <w:p>
             <w:pPr>
-              <w:keepNext w:val="false"/>
+              <w:keepNext/>
               <w:keepLines/>
               <w:spacing w:after="0" w:line="210"/>
               <w:jc w:val="center"/>
@@ -11893,7 +11834,7 @@
           </w:tcPr>
           <w:p>
             <w:pPr>
-              <w:keepNext w:val="false"/>
+              <w:keepNext/>
               <w:keepLines/>
               <w:spacing w:after="0" w:line="210"/>
               <w:jc w:val="center"/>
@@ -11929,7 +11870,7 @@
           </w:tcPr>
           <w:p>
             <w:pPr>
-              <w:keepNext w:val="false"/>
+              <w:keepNext/>
               <w:keepLines/>
               <w:spacing w:after="0" w:line="210"/>
               <w:jc w:val="left"/>
@@ -11960,7 +11901,7 @@
           </w:tcPr>
           <w:p>
             <w:pPr>
-              <w:keepNext w:val="false"/>
+              <w:keepNext/>
               <w:keepLines/>
               <w:spacing w:after="0" w:line="210"/>
               <w:jc w:val="center"/>
@@ -11991,7 +11932,7 @@
           </w:tcPr>
           <w:p>
             <w:pPr>
-              <w:keepNext w:val="false"/>
+              <w:keepNext/>
               <w:keepLines/>
               <w:spacing w:after="0" w:line="210"/>
               <w:jc w:val="center"/>
@@ -12022,7 +11963,7 @@
           </w:tcPr>
           <w:p>
             <w:pPr>
-              <w:keepNext w:val="false"/>
+              <w:keepNext/>
               <w:keepLines/>
               <w:spacing w:after="0" w:line="210"/>
               <w:jc w:val="center"/>
@@ -12053,7 +11994,7 @@
           </w:tcPr>
           <w:p>
             <w:pPr>
-              <w:keepNext w:val="false"/>
+              <w:keepNext/>
               <w:keepLines/>
               <w:spacing w:after="0" w:line="210"/>
               <w:jc w:val="center"/>
@@ -12084,7 +12025,7 @@
           </w:tcPr>
           <w:p>
             <w:pPr>
-              <w:keepNext w:val="false"/>
+              <w:keepNext/>
               <w:keepLines/>
               <w:spacing w:after="0" w:line="210"/>
               <w:jc w:val="center"/>
@@ -12120,7 +12061,7 @@
           </w:tcPr>
           <w:p>
             <w:pPr>
-              <w:keepNext w:val="false"/>
+              <w:keepNext/>
               <w:keepLines/>
               <w:spacing w:after="0" w:line="210"/>
               <w:jc w:val="left"/>
@@ -12151,7 +12092,7 @@
           </w:tcPr>
           <w:p>
             <w:pPr>
-              <w:keepNext w:val="false"/>
+              <w:keepNext/>
               <w:keepLines/>
               <w:spacing w:after="0" w:line="210"/>
               <w:jc w:val="center"/>
@@ -12182,7 +12123,7 @@
           </w:tcPr>
           <w:p>
             <w:pPr>
-              <w:keepNext w:val="false"/>
+              <w:keepNext/>
               <w:keepLines/>
               <w:spacing w:after="0" w:line="210"/>
               <w:jc w:val="center"/>
@@ -12213,7 +12154,7 @@
           </w:tcPr>
           <w:p>
             <w:pPr>
-              <w:keepNext w:val="false"/>
+              <w:keepNext/>
               <w:keepLines/>
               <w:spacing w:after="0" w:line="210"/>
               <w:jc w:val="center"/>
@@ -12244,7 +12185,7 @@
           </w:tcPr>
           <w:p>
             <w:pPr>
-              <w:keepNext w:val="false"/>
+              <w:keepNext/>
               <w:keepLines/>
               <w:spacing w:after="0" w:line="210"/>
               <w:jc w:val="center"/>
@@ -12275,7 +12216,7 @@
           </w:tcPr>
           <w:p>
             <w:pPr>
-              <w:keepNext w:val="false"/>
+              <w:keepNext/>
               <w:keepLines/>
               <w:spacing w:after="0" w:line="210"/>
               <w:jc w:val="center"/>
@@ -12311,7 +12252,7 @@
           </w:tcPr>
           <w:p>
             <w:pPr>
-              <w:keepNext w:val="false"/>
+              <w:keepNext/>
               <w:keepLines/>
               <w:spacing w:after="0" w:line="210"/>
               <w:jc w:val="left"/>
@@ -12342,7 +12283,7 @@
           </w:tcPr>
           <w:p>
             <w:pPr>
-              <w:keepNext w:val="false"/>
+              <w:keepNext/>
               <w:keepLines/>
               <w:spacing w:after="0" w:line="210"/>
               <w:jc w:val="center"/>
@@ -12373,7 +12314,7 @@
           </w:tcPr>
           <w:p>
             <w:pPr>
-              <w:keepNext w:val="false"/>
+              <w:keepNext/>
               <w:keepLines/>
               <w:spacing w:after="0" w:line="210"/>
               <w:jc w:val="center"/>
@@ -12404,7 +12345,7 @@
           </w:tcPr>
           <w:p>
             <w:pPr>
-              <w:keepNext w:val="false"/>
+              <w:keepNext/>
               <w:keepLines/>
               <w:spacing w:after="0" w:line="210"/>
               <w:jc w:val="center"/>
@@ -12435,7 +12376,7 @@
           </w:tcPr>
           <w:p>
             <w:pPr>
-              <w:keepNext w:val="false"/>
+              <w:keepNext/>
               <w:keepLines/>
               <w:spacing w:after="0" w:line="210"/>
               <w:jc w:val="center"/>
@@ -12466,7 +12407,7 @@
           </w:tcPr>
           <w:p>
             <w:pPr>
-              <w:keepNext w:val="false"/>
+              <w:keepNext/>
               <w:keepLines/>
               <w:spacing w:after="0" w:line="210"/>
               <w:jc w:val="center"/>
@@ -12742,6 +12683,7 @@
     <w:p>
       <w:pPr>
         <w:keepNext/>
+        <w:keepLines/>
         <w:spacing w:after="50" w:before="100" w:line="220"/>
         <w:jc w:val="both"/>
       </w:pPr>
@@ -13000,7 +12942,7 @@
           </w:tcPr>
           <w:p>
             <w:pPr>
-              <w:keepNext w:val="false"/>
+              <w:keepNext/>
               <w:keepLines/>
               <w:spacing w:after="0" w:line="210"/>
               <w:jc w:val="left"/>
@@ -13031,7 +12973,7 @@
           </w:tcPr>
           <w:p>
             <w:pPr>
-              <w:keepNext w:val="false"/>
+              <w:keepNext/>
               <w:keepLines/>
               <w:spacing w:after="0" w:line="210"/>
               <w:jc w:val="left"/>
@@ -13062,7 +13004,7 @@
           </w:tcPr>
           <w:p>
             <w:pPr>
-              <w:keepNext w:val="false"/>
+              <w:keepNext/>
               <w:keepLines/>
               <w:spacing w:after="0" w:line="210"/>
               <w:jc w:val="left"/>
@@ -13098,7 +13040,7 @@
           </w:tcPr>
           <w:p>
             <w:pPr>
-              <w:keepNext w:val="false"/>
+              <w:keepNext/>
               <w:keepLines/>
               <w:spacing w:after="0" w:line="210"/>
               <w:jc w:val="left"/>
@@ -13129,7 +13071,7 @@
           </w:tcPr>
           <w:p>
             <w:pPr>
-              <w:keepNext w:val="false"/>
+              <w:keepNext/>
               <w:keepLines/>
               <w:spacing w:after="0" w:line="210"/>
               <w:jc w:val="left"/>
@@ -13160,7 +13102,7 @@
           </w:tcPr>
           <w:p>
             <w:pPr>
-              <w:keepNext w:val="false"/>
+              <w:keepNext/>
               <w:keepLines/>
               <w:spacing w:after="0" w:line="210"/>
               <w:jc w:val="left"/>
@@ -13196,7 +13138,7 @@
           </w:tcPr>
           <w:p>
             <w:pPr>
-              <w:keepNext w:val="false"/>
+              <w:keepNext/>
               <w:keepLines/>
               <w:spacing w:after="0" w:line="210"/>
               <w:jc w:val="left"/>
@@ -13227,7 +13169,7 @@
           </w:tcPr>
           <w:p>
             <w:pPr>
-              <w:keepNext w:val="false"/>
+              <w:keepNext/>
               <w:keepLines/>
               <w:spacing w:after="0" w:line="210"/>
               <w:jc w:val="left"/>
@@ -13258,7 +13200,7 @@
           </w:tcPr>
           <w:p>
             <w:pPr>
-              <w:keepNext w:val="false"/>
+              <w:keepNext/>
               <w:keepLines/>
               <w:spacing w:after="0" w:line="210"/>
               <w:jc w:val="left"/>
@@ -13294,7 +13236,7 @@
           </w:tcPr>
           <w:p>
             <w:pPr>
-              <w:keepNext w:val="false"/>
+              <w:keepNext/>
               <w:keepLines/>
               <w:spacing w:after="0" w:line="210"/>
               <w:jc w:val="left"/>
@@ -13325,7 +13267,7 @@
           </w:tcPr>
           <w:p>
             <w:pPr>
-              <w:keepNext w:val="false"/>
+              <w:keepNext/>
               <w:keepLines/>
               <w:spacing w:after="0" w:line="210"/>
               <w:jc w:val="left"/>
@@ -13356,7 +13298,7 @@
           </w:tcPr>
           <w:p>
             <w:pPr>
-              <w:keepNext w:val="false"/>
+              <w:keepNext/>
               <w:keepLines/>
               <w:spacing w:after="0" w:line="210"/>
               <w:jc w:val="left"/>
@@ -13392,7 +13334,7 @@
           </w:tcPr>
           <w:p>
             <w:pPr>
-              <w:keepNext w:val="false"/>
+              <w:keepNext/>
               <w:keepLines/>
               <w:spacing w:after="0" w:line="210"/>
               <w:jc w:val="left"/>
@@ -13423,7 +13365,7 @@
           </w:tcPr>
           <w:p>
             <w:pPr>
-              <w:keepNext w:val="false"/>
+              <w:keepNext/>
               <w:keepLines/>
               <w:spacing w:after="0" w:line="210"/>
               <w:jc w:val="left"/>
@@ -13454,7 +13396,7 @@
           </w:tcPr>
           <w:p>
             <w:pPr>
-              <w:keepNext w:val="false"/>
+              <w:keepNext/>
               <w:keepLines/>
               <w:spacing w:after="0" w:line="210"/>
               <w:jc w:val="left"/>
@@ -13587,6 +13529,81 @@
     </w:p>
     <w:p>
       <w:pPr>
+        <w:keepNext/>
+        <w:spacing w:after="40" w:before="120"/>
+        <w:jc w:val="center"/>
+      </w:pPr>
+      <w:r>
+        <w:drawing>
+          <wp:inline distT="0" distB="0" distL="0" distR="0">
+            <wp:extent cx="2943225" cy="1628775"/>
+            <wp:effectExtent t="0" r="0" b="0" l="0"/>
+            <wp:docPr id="1" name="" descr="" title=""/>
+            <wp:cNvGraphicFramePr>
+              <a:graphicFrameLocks xmlns:a="http://schemas.openxmlformats.org/drawingml/2006/main" noChangeAspect="1"/>
+            </wp:cNvGraphicFramePr>
+            <a:graphic xmlns:a="http://schemas.openxmlformats.org/drawingml/2006/main">
+              <a:graphicData uri="http://schemas.openxmlformats.org/drawingml/2006/picture">
+                <pic:pic xmlns:pic="http://schemas.openxmlformats.org/drawingml/2006/picture">
+                  <pic:nvPicPr>
+                    <pic:cNvPr id="0" name="" descr=""/>
+                    <pic:cNvPicPr>
+                      <a:picLocks noChangeAspect="1" noChangeArrowheads="1"/>
+                    </pic:cNvPicPr>
+                  </pic:nvPicPr>
+                  <pic:blipFill>
+                    <a:blip r:embed="rId15" cstate="none"/>
+                    <a:srcRect/>
+                    <a:stretch>
+                      <a:fillRect/>
+                    </a:stretch>
+                  </pic:blipFill>
+                  <pic:spPr bwMode="auto">
+                    <a:xfrm>
+                      <a:off x="0" y="0"/>
+                      <a:ext cx="2943225" cy="1628775"/>
+                    </a:xfrm>
+                    <a:prstGeom prst="rect">
+                      <a:avLst/>
+                    </a:prstGeom>
+                  </pic:spPr>
+                </pic:pic>
+              </a:graphicData>
+            </a:graphic>
+          </wp:inline>
+        </w:drawing>
+      </w:r>
+    </w:p>
+    <w:p>
+      <w:pPr>
+        <w:keepLines/>
+        <w:spacing w:after="140" w:before="0" w:line="200"/>
+        <w:jc w:val="both"/>
+      </w:pPr>
+      <w:r>
+        <w:rPr>
+          <w:rFonts w:ascii="Times New Roman" w:cs="Times New Roman" w:eastAsia="PMingLiU" w:hAnsi="Times New Roman"/>
+          <w:b/>
+          <w:bCs/>
+          <w:color w:val="0000FF"/>
+          <w:sz w:val="17"/>
+          <w:szCs w:val="17"/>
+        </w:rPr>
+        <w:t xml:space="preserve">Figure 9. </w:t>
+      </w:r>
+      <w:r>
+        <w:rPr>
+          <w:rFonts w:ascii="Times New Roman" w:cs="Times New Roman" w:eastAsia="PMingLiU" w:hAnsi="Times New Roman"/>
+          <w:color w:val="0000FF"/>
+          <w:sz w:val="17"/>
+          <w:szCs w:val="17"/>
+        </w:rPr>
+        <w:t xml:space="preserve">Schedule with completion at 29 Oct (dark = done; PL 林沛霆, JC 陳佳晨, SL 林詩穎).</w:t>
+      </w:r>
+    </w:p>
+    <w:p>
+      <w:pPr>
+        <w:keepNext/>
         <w:spacing w:after="0" w:line="240"/>
         <w:ind w:firstLine="288"/>
         <w:jc w:val="both"/>
@@ -13598,7 +13615,7 @@
           <w:sz w:val="20"/>
           <w:szCs w:val="20"/>
         </w:rPr>
-        <w:t xml:space="preserve">Fig. 10 updates the schedule: data pipeline and demand reconstruction are complete, the predictor is trained and transferred ahead of plan, and the simulator exists two weeks early with the planner still greedy. None of the proposal’s three fallbacks was needed. Remaining work:</w:t>
+        <w:t xml:space="preserve">Fig. 9 updates the schedule: data pipeline and demand reconstruction are complete, the predictor is trained and transferred ahead of plan, and the simulator exists two weeks early with the planner still greedy. None of the proposal’s three fallbacks was needed. Remaining work:</w:t>
       </w:r>
     </w:p>
     <w:p>
@@ -13698,7 +13715,23 @@
           <w:sz w:val="20"/>
           <w:szCs w:val="20"/>
         </w:rPr>
-        <w:t xml:space="preserve">the live NSYSU demo (Fig. 11) and, after four more weeks of logging, a transfer study by week of local data.</w:t>
+        <w:t xml:space="preserve">the live NSYSU demo (Fig. 10) and, after four more weeks of logging, a transfer study by week of local data.</w:t>
+      </w:r>
+    </w:p>
+    <w:p>
+      <w:pPr>
+        <w:spacing w:after="0" w:line="240"/>
+        <w:ind w:firstLine="288"/>
+        <w:jc w:val="both"/>
+      </w:pPr>
+      <w:r>
+        <w:rPr>
+          <w:rFonts w:ascii="Times New Roman" w:cs="Times New Roman" w:eastAsia="PMingLiU" w:hAnsi="Times New Roman"/>
+          <w:color w:val="0000FF"/>
+          <w:sz w:val="20"/>
+          <w:szCs w:val="20"/>
+        </w:rPr>
+        <w:t xml:space="preserve">Work division: 林沛霆 (PL) built the logger, the NTU pipeline, the replay simulator and this report; 陳佳晨 (JC) owns demand reconstruction, operator inference and its checks, the calibration and transfer studies and the bootstrap; 林詩穎 (SL) owns the predictor, the roll-out comparison, the horizon sweep, the ablations and the demo. All code, tables, model files, metrics and figures are in the public repository [17] under analysis/, with a README that rebuilds every table from the raw sources.</w:t>
       </w:r>
     </w:p>
     <w:p>
@@ -13710,7 +13743,7 @@
       <w:r>
         <w:drawing>
           <wp:inline distT="0" distB="0" distL="0" distR="0">
-            <wp:extent cx="2943225" cy="1628775"/>
+            <wp:extent cx="2943225" cy="2486025"/>
             <wp:effectExtent t="0" r="0" b="0" l="0"/>
             <wp:docPr id="1" name="" descr="" title=""/>
             <wp:cNvGraphicFramePr>
@@ -13735,95 +13768,6 @@
                   <pic:spPr bwMode="auto">
                     <a:xfrm>
                       <a:off x="0" y="0"/>
-                      <a:ext cx="2943225" cy="1628775"/>
-                    </a:xfrm>
-                    <a:prstGeom prst="rect">
-                      <a:avLst/>
-                    </a:prstGeom>
-                  </pic:spPr>
-                </pic:pic>
-              </a:graphicData>
-            </a:graphic>
-          </wp:inline>
-        </w:drawing>
-      </w:r>
-    </w:p>
-    <w:p>
-      <w:pPr>
-        <w:spacing w:after="140" w:before="0" w:line="200"/>
-        <w:jc w:val="both"/>
-      </w:pPr>
-      <w:r>
-        <w:rPr>
-          <w:rFonts w:ascii="Times New Roman" w:cs="Times New Roman" w:eastAsia="PMingLiU" w:hAnsi="Times New Roman"/>
-          <w:b/>
-          <w:bCs/>
-          <w:color w:val="0000FF"/>
-          <w:sz w:val="17"/>
-          <w:szCs w:val="17"/>
-        </w:rPr>
-        <w:t xml:space="preserve">Figure 10. </w:t>
-      </w:r>
-      <w:r>
-        <w:rPr>
-          <w:rFonts w:ascii="Times New Roman" w:cs="Times New Roman" w:eastAsia="PMingLiU" w:hAnsi="Times New Roman"/>
-          <w:color w:val="0000FF"/>
-          <w:sz w:val="17"/>
-          <w:szCs w:val="17"/>
-        </w:rPr>
-        <w:t xml:space="preserve">Schedule with completion at 29 Oct (dark = done; PL 林沛霆, JC 陳佳晨, SL 林詩穎).</w:t>
-      </w:r>
-    </w:p>
-    <w:p>
-      <w:pPr>
-        <w:spacing w:after="0" w:line="240"/>
-        <w:ind w:firstLine="288"/>
-        <w:jc w:val="both"/>
-      </w:pPr>
-      <w:r>
-        <w:rPr>
-          <w:rFonts w:ascii="Times New Roman" w:cs="Times New Roman" w:eastAsia="PMingLiU" w:hAnsi="Times New Roman"/>
-          <w:color w:val="0000FF"/>
-          <w:sz w:val="20"/>
-          <w:szCs w:val="20"/>
-        </w:rPr>
-        <w:t xml:space="preserve">Work division: 林沛霆 (PL) built the logger, the NTU pipeline, the replay simulator and this report; 陳佳晨 (JC) owns demand reconstruction, operator inference and its checks, the calibration and transfer studies and the bootstrap; 林詩穎 (SL) owns the predictor, the roll-out comparison, the horizon sweep, the ablations and the demo. All code, tables, model files, metrics and figures are in the public repository [17] under analysis/, with a README that rebuilds every table from the raw sources.</w:t>
-      </w:r>
-    </w:p>
-    <w:p>
-      <w:pPr>
-        <w:keepNext/>
-        <w:spacing w:after="40" w:before="120"/>
-        <w:jc w:val="center"/>
-      </w:pPr>
-      <w:r>
-        <w:drawing>
-          <wp:inline distT="0" distB="0" distL="0" distR="0">
-            <wp:extent cx="2943225" cy="2486025"/>
-            <wp:effectExtent t="0" r="0" b="0" l="0"/>
-            <wp:docPr id="1" name="" descr="" title=""/>
-            <wp:cNvGraphicFramePr>
-              <a:graphicFrameLocks xmlns:a="http://schemas.openxmlformats.org/drawingml/2006/main" noChangeAspect="1"/>
-            </wp:cNvGraphicFramePr>
-            <a:graphic xmlns:a="http://schemas.openxmlformats.org/drawingml/2006/main">
-              <a:graphicData uri="http://schemas.openxmlformats.org/drawingml/2006/picture">
-                <pic:pic xmlns:pic="http://schemas.openxmlformats.org/drawingml/2006/picture">
-                  <pic:nvPicPr>
-                    <pic:cNvPr id="0" name="" descr=""/>
-                    <pic:cNvPicPr>
-                      <a:picLocks noChangeAspect="1" noChangeArrowheads="1"/>
-                    </pic:cNvPicPr>
-                  </pic:nvPicPr>
-                  <pic:blipFill>
-                    <a:blip r:embed="rId17" cstate="none"/>
-                    <a:srcRect/>
-                    <a:stretch>
-                      <a:fillRect/>
-                    </a:stretch>
-                  </pic:blipFill>
-                  <pic:spPr bwMode="auto">
-                    <a:xfrm>
-                      <a:off x="0" y="0"/>
                       <a:ext cx="2943225" cy="2486025"/>
                     </a:xfrm>
                     <a:prstGeom prst="rect">
@@ -13839,6 +13783,7 @@
     </w:p>
     <w:p>
       <w:pPr>
+        <w:keepLines/>
         <w:spacing w:after="140" w:before="0" w:line="200"/>
         <w:jc w:val="both"/>
       </w:pPr>
@@ -13850,7 +13795,7 @@
           <w:sz w:val="17"/>
           <w:szCs w:val="17"/>
         </w:rPr>
-        <w:t xml:space="preserve">Figure 11. </w:t>
+        <w:t xml:space="preserve">Figure 10. </w:t>
       </w:r>
       <w:r>
         <w:rPr>

--- a/report/HW3_54.docx
+++ b/report/HW3_54.docx
@@ -999,7 +999,7 @@
           <w:sz w:val="20"/>
           <w:szCs w:val="20"/>
         </w:rPr>
-        <w:t xml:space="preserve"> ∈ {30, 60} min. </w:t>
+        <w:t xml:space="preserve"> ∈ {30, 60, 90, 120} min. </w:t>
       </w:r>
       <w:r>
         <w:rPr>
@@ -1131,7 +1131,7 @@
           <w:sz w:val="17"/>
           <w:szCs w:val="17"/>
         </w:rPr>
-        <w:t xml:space="preserve">Class-end stockouts are real and predictable (from the proposal). (a) Mean bikes available at 59 NTU campus stations over 20 weekdays, Mar 2025 [2]; the strip shows the share of empty stations. (b) NSYSU at 17:12, 28 Sep 2026 [12].</w:t>
+        <w:t xml:space="preserve">Class-end stockouts are real and predictable. (a) Mean bikes available at 59 NTU campus stations over 20 weekdays, Mar 2025 [2]; orange = period ends; strip = share of empty stations. (b) NSYSU at 17:12, 28 Sep 2026 [12].</w:t>
       </w:r>
     </w:p>
     <w:p>
@@ -1187,7 +1187,18 @@
           <w:sz w:val="22"/>
           <w:szCs w:val="22"/>
         </w:rPr>
-        <w:t xml:space="preserve">1.4. Proposed solution and status</w:t>
+        <w:t xml:space="preserve">1.4. Proposed solution</w:t>
+      </w:r>
+      <w:r>
+        <w:rPr>
+          <w:rFonts w:ascii="Times New Roman" w:cs="Times New Roman" w:eastAsia="PMingLiU" w:hAnsi="Times New Roman"/>
+          <w:b/>
+          <w:bCs/>
+          <w:color w:val="0000FF"/>
+          <w:sz w:val="22"/>
+          <w:szCs w:val="22"/>
+        </w:rPr>
+        <w:t xml:space="preserve"> and status</w:t>
       </w:r>
     </w:p>
     <w:p>
@@ -1349,7 +1360,7 @@
           <w:sz w:val="17"/>
           <w:szCs w:val="17"/>
         </w:rPr>
-        <w:t xml:space="preserve">Proposed pipeline and the course unit each stage exercises (from the proposal).</w:t>
+        <w:t xml:space="preserve">Proposed pipeline and the course unit each stage exercises.</w:t>
       </w:r>
     </w:p>
     <w:p>
@@ -1593,10 +1604,32 @@
           <w:rFonts w:ascii="Times New Roman" w:cs="Times New Roman" w:eastAsia="PMingLiU" w:hAnsi="Times New Roman"/>
           <w:b/>
           <w:bCs/>
+          <w:color w:val="0000FF"/>
           <w:sz w:val="22"/>
           <w:szCs w:val="22"/>
         </w:rPr>
-        <w:t xml:space="preserve">2.3. Demand reconstruction and operator inference</w:t>
+        <w:t xml:space="preserve">2.3.</w:t>
+      </w:r>
+      <w:r>
+        <w:rPr>
+          <w:rFonts w:ascii="Times New Roman" w:cs="Times New Roman" w:eastAsia="PMingLiU" w:hAnsi="Times New Roman"/>
+          <w:b/>
+          <w:bCs/>
+          <w:sz w:val="22"/>
+          <w:szCs w:val="22"/>
+        </w:rPr>
+        <w:t xml:space="preserve"> Demand reconstruction</w:t>
+      </w:r>
+      <w:r>
+        <w:rPr>
+          <w:rFonts w:ascii="Times New Roman" w:cs="Times New Roman" w:eastAsia="PMingLiU" w:hAnsi="Times New Roman"/>
+          <w:b/>
+          <w:bCs/>
+          <w:color w:val="0000FF"/>
+          <w:sz w:val="22"/>
+          <w:szCs w:val="22"/>
+        </w:rPr>
+        <w:t xml:space="preserve"> and operator inference</w:t>
       </w:r>
     </w:p>
     <w:p>
@@ -2787,10 +2820,21 @@
           <w:rFonts w:ascii="Times New Roman" w:cs="Times New Roman" w:eastAsia="PMingLiU" w:hAnsi="Times New Roman"/>
           <w:b/>
           <w:bCs/>
+          <w:color w:val="0000FF"/>
           <w:sz w:val="22"/>
           <w:szCs w:val="22"/>
         </w:rPr>
-        <w:t xml:space="preserve">2.4. Schedule-aware stockout prediction</w:t>
+        <w:t xml:space="preserve">2.4.</w:t>
+      </w:r>
+      <w:r>
+        <w:rPr>
+          <w:rFonts w:ascii="Times New Roman" w:cs="Times New Roman" w:eastAsia="PMingLiU" w:hAnsi="Times New Roman"/>
+          <w:b/>
+          <w:bCs/>
+          <w:sz w:val="22"/>
+          <w:szCs w:val="22"/>
+        </w:rPr>
+        <w:t xml:space="preserve"> Schedule-aware stockout prediction</w:t>
       </w:r>
     </w:p>
     <w:p>
@@ -4520,10 +4564,32 @@
           <w:rFonts w:ascii="Times New Roman" w:cs="Times New Roman" w:eastAsia="PMingLiU" w:hAnsi="Times New Roman"/>
           <w:b/>
           <w:bCs/>
+          <w:color w:val="0000FF"/>
           <w:sz w:val="22"/>
           <w:szCs w:val="22"/>
         </w:rPr>
-        <w:t xml:space="preserve">2.6. Pre-emptive planner and replay simulator</w:t>
+        <w:t xml:space="preserve">2.6.</w:t>
+      </w:r>
+      <w:r>
+        <w:rPr>
+          <w:rFonts w:ascii="Times New Roman" w:cs="Times New Roman" w:eastAsia="PMingLiU" w:hAnsi="Times New Roman"/>
+          <w:b/>
+          <w:bCs/>
+          <w:sz w:val="22"/>
+          <w:szCs w:val="22"/>
+        </w:rPr>
+        <w:t xml:space="preserve"> Pre-emptive planner and </w:t>
+      </w:r>
+      <w:r>
+        <w:rPr>
+          <w:rFonts w:ascii="Times New Roman" w:cs="Times New Roman" w:eastAsia="PMingLiU" w:hAnsi="Times New Roman"/>
+          <w:b/>
+          <w:bCs/>
+          <w:color w:val="0000FF"/>
+          <w:sz w:val="22"/>
+          <w:szCs w:val="22"/>
+        </w:rPr>
+        <w:t xml:space="preserve">replay simulator</w:t>
       </w:r>
     </w:p>
     <w:p>
@@ -5578,7 +5644,7 @@
           <w:sz w:val="20"/>
           <w:szCs w:val="20"/>
         </w:rPr>
-        <w:t xml:space="preserve">Table 2 lists the data. NTU rows are split by time: training 1 Sep 2024–9 Mar 2025, validation 10–31 Mar 2025 (early stopping), test 1 Apr–22 Jun 2025 (1.22 M station-slots never seen by the model). NSYSU uses 2–7 Oct for training, 8–9 Oct for validation and 10–15 Oct for testing. The replay simulator uses the 28 in-semester weekdays of the test period with ≥ 95% snapshot coverage. On a 2-vCPU, 7 GB container (Python 3.11, LightGBM 4.7, scikit-learn 1.8) the feature table takes 22 s, the roll-out tables 16 s, the horizon sweep with its twelve GBMs 9 min, the bootstrap 6 min and one simulated day about 3 s.</w:t>
+        <w:t xml:space="preserve">Table 2 lists the data. NTU rows are split by time: training 1 Sep 2024–9 Mar 2025, validation 10–31 Mar 2025 (early stopping), test 1 Apr–22 Jun 2025 (1.22 M station-slots never seen by the model). NSYSU uses 2–7 Oct for training, 8–9 Oct for validation and 10–15 Oct for testing. The replay simulator uses the 28 in-semester weekdays of the test period with ≥ 95% snapshot coverage. On a 2-vCPU, 7 GB container (Python 3.11, LightGBM 4.7, scikit-learn 1.8) the feature table takes 22 s, the roll-out tables 16 s, the four 30/60-min GBMs 5 min, the horizon sweep with eight further GBMs 9 min, the bootstrap 6 min and one simulated day about 3 s.</w:t>
       </w:r>
     </w:p>
     <w:p>
@@ -6541,7 +6607,7 @@
           <w:sz w:val="20"/>
           <w:szCs w:val="20"/>
         </w:rPr>
-        <w:t xml:space="preserve">The checks of Sec. 2.3.1 (Fig. 7) support the inference with one qualification. Conservation: the area loses 600 bikes per day through trips, the flagged moves bring back 394 and the unflagged residual 185; that residual averages +0.08 bikes per station-hour, so small top-ups below the threshold are missed and the 2,550 drop-offs are a lower bound. Sensitivity: across thresholds 3–8 bikes and windows 1–6 h the drop-off volume ranges from 2,150 to 2,975 bikes per day, the share before a major bell stays at 18–20%, the peak hour is always 17:00 and the reproduction R² stays above 0.977. Jumps: 56% of flagged windows contain a ≥ 8-bike jump in the flagged direction against 8% of unflagged windows, and jumps alone sum to 2,270 bikes up and 2,210 down per day. Rates: on 14.6 k well-stocked campus station-hours of the test period, actual rentals are 12% above the naive rate but 4% above the corrected one; at 17:00–18:00 the naive rate is 17–18% low and the corrected rate within 2%. The volume is plausible: the area holds 8% of Taipei’s 1,768 stations but 11% of its 234,000 daily rentals [27], and 4,700 bike-moves per day is 240 truck loads of 20, while the operator reports moving over a thousand bikes a night from a single riverside spot [26].</w:t>
+        <w:t xml:space="preserve">The checks of Sec. 2.3.1 (Fig. 7) support the inference with one qualification. Conservation: the area loses 600 bikes per day through trips, the flagged moves bring back 394 and the unflagged residual 185; that residual averages +0.08 bikes per station-hour, so small top-ups below the threshold are missed and the 2,550 drop-offs are a lower bound. Sensitivity: across thresholds 3–8 bikes and windows 1–6 h the drop-off volume ranges from 2,150 to 2,975 bikes per day, the share before a major bell stays at 18–20%, the peak hour is always 17:00 and the reproduction R² stays above 0.977. Jumps: 56% of flagged windows contain a ≥ 8-bike jump in the flagged direction against 8% of unflagged windows, and jumps alone sum to 2,270 bikes up and 2,210 down per day. Rates: on 14.6 k well-stocked campus station-hours of the test period, actual rentals are 12% above the naive rate but 4% above the corrected one; at 17:00–18:00 the naive rate is 17–18% low and the corrected rate within 2%. The volume is plausible: 4,700 bike-moves per day is about 240 truck loads of 20 in the 1.2-km area, and a press report on the operator’s crews describes over a thousand bikes collecting at riverside stations in a single day and being trucked back overnight [26].</w:t>
       </w:r>
     </w:p>
     <w:p>
@@ -6574,7 +6640,7 @@
           <w:sz w:val="20"/>
           <w:szCs w:val="20"/>
         </w:rPr>
-        <w:t xml:space="preserve">Tables 3–4 and Fig. 8 give the test results on the 1.09 M test slots whose current stock is observed. At the 30-minute horizon the full model reaches AUC 0.932 and Brier 0.080, against 0.819 / 0.126 for the seasonal baseline and 0.744 / 0.124 for persistence; the inventory-only model is close behind (0.922 / 0.084), so trip flows add little once the current stock and its trend are known, at this horizon. Calibration is good without post-processing: ECE 0.012 and a reliability curve on the diagonal up to p = 0.9 (Fig. 8a), while the seasonal baseline under-predicts at high probabilities. Performance is higher on campus stations (AUC 0.946) and lower in the 40 minutes after a major bell (0.906), where the surge is fastest. The day-level bootstrap gives half-widths of about 0.005 AUC for the GBMs and one-sided paired differences: full against inventory-only +0.010 [0.009, 0.011], inventory-only against logistic +0.007 [0.006, 0.007] and against the corrected roll-out +0.027 [0.025, 0.029].</w:t>
+        <w:t xml:space="preserve">Tables 3–4 and Fig. 8 give the test results on the 1.09 M test slots whose current stock is observed. At the 30-minute horizon the full model reaches AUC 0.932 and Brier 0.080, against 0.819 / 0.126 for the seasonal baseline and 0.744 / 0.124 for persistence; the inventory-only model is close behind (0.922 / 0.084), so trip flows add little once the current stock and its trend are known, at this horizon. Calibration is good without post-processing: ECE 0.012 and a reliability curve on the diagonal up to p = 0.9 (Fig. 8a), while the seasonal baseline under-predicts at high probabilities. Performance is higher on campus stations (AUC 0.946) and lower in the 40 minutes after a major bell (0.906), where the surge is fastest. The day-level bootstrap gives half-widths of about 0.005 AUC for the GBMs, and every paired difference has an interval that excludes zero: full against inventory-only +0.010 [0.009, 0.011], inventory-only against logistic +0.007 [0.006, 0.007] and against the corrected roll-out +0.027 [0.025, 0.029].</w:t>
       </w:r>
     </w:p>
     <w:p>
@@ -13792,6 +13858,7 @@
           <w:rFonts w:ascii="Times New Roman" w:cs="Times New Roman" w:eastAsia="PMingLiU" w:hAnsi="Times New Roman"/>
           <w:b/>
           <w:bCs/>
+          <w:color w:val="0000FF"/>
           <w:sz w:val="17"/>
           <w:szCs w:val="17"/>
         </w:rPr>
@@ -13803,7 +13870,7 @@
           <w:sz w:val="17"/>
           <w:szCs w:val="17"/>
         </w:rPr>
-        <w:t xml:space="preserve">Mock-up of the live NSYSU demo (from the proposal; real station positions and stock, probabilities and route illustrative).</w:t>
+        <w:t xml:space="preserve">Mock-up of the live NSYSU demo (real station positions and stock; probabilities and route illustrative).</w:t>
       </w:r>
     </w:p>
     <w:p>
@@ -14446,31 +14513,6 @@
           <w:szCs w:val="15"/>
         </w:rPr>
         <w:t xml:space="preserve">嚴文廷. 維繫台北街道的微笑風景──YouBike 調度員與維修員的工作日常. 報導者, 6 Apr. 2024.</w:t>
-      </w:r>
-    </w:p>
-    <w:p>
-      <w:pPr>
-        <w:spacing w:after="0" w:line="190"/>
-        <w:ind w:left="260" w:hanging="260"/>
-        <w:jc w:val="both"/>
-      </w:pPr>
-      <w:r>
-        <w:rPr>
-          <w:rFonts w:ascii="Times New Roman" w:cs="Times New Roman" w:eastAsia="PMingLiU" w:hAnsi="Times New Roman"/>
-          <w:color w:val="0000FF"/>
-          <w:sz w:val="15"/>
-          <w:szCs w:val="15"/>
-        </w:rPr>
-        <w:t xml:space="preserve">[27] </w:t>
-      </w:r>
-      <w:r>
-        <w:rPr>
-          <w:rFonts w:ascii="Times New Roman" w:cs="Times New Roman" w:eastAsia="PMingLiU" w:hAnsi="Times New Roman"/>
-          <w:color w:val="0000FF"/>
-          <w:sz w:val="15"/>
-          <w:szCs w:val="15"/>
-        </w:rPr>
-        <w:t xml:space="preserve">楊正海. 北市 YouBike 日均租借破 23 萬次創新高. 聯合新聞網, 29 Jul. 2026.</w:t>
       </w:r>
     </w:p>
     <w:sectPr>

--- a/report/HW3_54.docx
+++ b/report/HW3_54.docx
@@ -126,7 +126,7 @@
           <w:sz w:val="20"/>
           <w:szCs w:val="20"/>
         </w:rPr>
-        <w:t xml:space="preserve">This midterm report delivers stages (i)–(iii) on real data. A logger has recorded all 309 YouBike stations within 5 km of NSYSU every 10 minutes since 1 October; on teaching days the eight campus stations fall from 193 bikes at 10:00 to 7 at 18:00, and 55% of the campus stock leaves within 20 minutes of the 12:00 bell. On 10 months of Taipei trip records and 295 days of 10-minute inventory for 144 stations around NTU, our reconciliation recovers the operator’s truck moves (R² = 0.98) and shows that observed rentals understate demand by up to 2× at campus stations in the evening. A gradient-boosting predictor reaches AUC 0.93, Brier 0.080 and ECE 0.012 at a 30-minute horizon on three held-out months, keeps AUC 0.90 at two hours, and transfers to NSYSU zero-shot (AUC 0.93 on 309 stations, 0.94 on campus). The Poisson roll-out the proposal described, implemented exactly as a birth–death chain, reaches AUC 0.895; the censoring correction improves it at every horizon, but it misses that an empty station rarely refills, which the classifier learns. A discrete-event replay simulator with greedy truck policies avoids 7%, 17% and 27% of unmet rentals with 1, 3 and 6 trucks. The route-search planner and the live NSYSU demo are the remaining work.</w:t>
+        <w:t xml:space="preserve">This midterm report delivers stages (i)–(iii) on real data. A logger has recorded the 309 stations within 5 km of NSYSU every 10 minutes since 1 October; on teaching days the eight campus stations fall from 193 bikes at 10:00 to 7 at 18:00, and 55% of the campus stock leaves within 20 minutes of the 12:00 bell. On 10 months of Taipei trips and 295 days of 10-minute inventory for 144 stations around NTU, our reconciliation recovers the operator’s truck moves (R² = 0.98) and shows that observed rentals understate demand by up to 2× at campus stations in the evening. A gradient-boosting predictor reaches AUC 0.93 and ECE 0.012 at a 30-minute horizon on three held-out months, keeps AUC 0.90 at two hours, and transfers to NSYSU zero-shot (AUC 0.93 on 309 stations, 0.94 on campus). The course catalogue explains which bells drain the campus (ρ = 0.59) but adds no measurable AUC as a feature. The proposal’s Poisson roll-out, implemented exactly as a birth–death chain, reaches AUC 0.895; censoring correction improves it at every horizon, but it misses that an empty station rarely refills, which the classifier learns. A discrete-event replay simulator with greedy truck policies avoids 7%, 17% and 27% of unmet rentals with 1, 3 and 6 trucks. The route-search planner and the live NSYSU demo are the remaining work.</w:t>
       </w:r>
     </w:p>
     <w:tbl>
@@ -192,7 +192,7 @@
                 <w:sz w:val="15"/>
                 <w:szCs w:val="15"/>
               </w:rPr>
-              <w:t xml:space="preserve">1. NSYSU: a 10-minute logger for 309 stations since 1 Oct; 14 full days analysed (Secs. 2.2, 3.2).</w:t>
+              <w:t xml:space="preserve">1. NSYSU: a 10-minute logger for 309 stations since 1 Oct; 15 full days analysed (Secs. 2.2, 3.2).</w:t>
             </w:r>
           </w:p>
           <w:p>
@@ -260,7 +260,7 @@
                 <w:sz w:val="15"/>
                 <w:szCs w:val="15"/>
               </w:rPr>
-              <w:t xml:space="preserve">5. NTU→NSYSU transfer study (Secs. 2.5, 3.5).</w:t>
+              <w:t xml:space="preserve">5. NTU→NSYSU transfer and course-catalogue features (Secs. 2.5, 3.5).</w:t>
             </w:r>
           </w:p>
           <w:p>
@@ -294,7 +294,7 @@
                 <w:sz w:val="15"/>
                 <w:szCs w:val="15"/>
               </w:rPr>
-              <w:t xml:space="preserve">Not yet done: route search, censored-demand replay, timetable feature, live demo (Sec. 4).</w:t>
+              <w:t xml:space="preserve">Not yet done: route search, censored-demand replay, live demo (Sec. 4).</w:t>
             </w:r>
           </w:p>
         </w:tc>
@@ -1591,7 +1591,7 @@
           <w:sz w:val="20"/>
           <w:szCs w:val="20"/>
         </w:rPr>
-        <w:t xml:space="preserve">The NTU study area is the 144 stations within 1.2 km of the campus centroid (59 on campus, 85 in the surrounding ring). Bell times are the period ends of each campus (NTU: 09:00, 10:00, 11:10, 12:10, 13:10, 14:10, 15:10, 16:20, 17:20, 18:20, 19:15, 20:10; NSYSU: on the hour from 10:00 to 18:00, then 19:10, 20:10, 21:10). Taiwanese public holidays and the semester calendars (NTU: 2 Sep 2024–10 Jan 2025 and 17 Feb–13 Jun 2025; NSYSU: from 7 Sep 2026) define the off-day and semester-week features.</w:t>
+        <w:t xml:space="preserve">The NTU study area is the 144 stations within 1.2 km of the campus centroid (59 on campus, 85 in the surrounding ring). Bell times are the period ends of each campus (NTU: 09:00, 10:00, 11:10, 12:10, 13:10, 14:10, 15:10, 16:20, 17:20, 18:20, 19:15, 20:10; NSYSU, from the official period table: 07:50, 09:00, on the hour from 10:00 to 18:00, then 19:10, 20:05, 21:00, 21:55). Taiwanese public holidays and the semester calendars (NTU: 2 Sep 2024–10 Jan 2025 and 17 Feb–13 Jun 2025; NSYSU: from 7 Sep 2026) define the off-day and semester-week features.</w:t>
       </w:r>
     </w:p>
     <w:p>
@@ -4557,6 +4557,41 @@
     <w:p>
       <w:pPr>
         <w:keepNext/>
+        <w:spacing w:after="20" w:before="60" w:line="240"/>
+      </w:pPr>
+      <w:r>
+        <w:rPr>
+          <w:rFonts w:ascii="Times New Roman" w:cs="Times New Roman" w:eastAsia="PMingLiU" w:hAnsi="Times New Roman"/>
+          <w:b/>
+          <w:bCs/>
+          <w:i/>
+          <w:iCs/>
+          <w:color w:val="0000FF"/>
+          <w:sz w:val="20"/>
+          <w:szCs w:val="20"/>
+        </w:rPr>
+        <w:t xml:space="preserve">2.5.1. Timetable intensity (timetable.py)</w:t>
+      </w:r>
+    </w:p>
+    <w:p>
+      <w:pPr>
+        <w:spacing w:after="0" w:line="240"/>
+        <w:ind w:firstLine="288"/>
+        <w:jc w:val="both"/>
+      </w:pPr>
+      <w:r>
+        <w:rPr>
+          <w:rFonts w:ascii="Times New Roman" w:cs="Times New Roman" w:eastAsia="PMingLiU" w:hAnsi="Times New Roman"/>
+          <w:color w:val="0000FF"/>
+          <w:sz w:val="20"/>
+          <w:szCs w:val="20"/>
+        </w:rPr>
+        <w:t xml:space="preserve">The public course query [27] lists each course of semester 115-1 with weekday, periods, room and enrolment: 2,475 courses, 116 of them off campus or online. Merging consecutive periods leaves 2,589 class sessions per week. Five features count the students (in hundreds) whose class ends within the next 30 or 60 min, ended within the last 30 min, starts within the next 30 min, or is under way; they are zero on holidays and outside the 19 corridor stations. Each of the ten teaching days of 2–16 Oct is predicted by two otherwise identical models trained on the other fourteen complete days, with and without the five features, both given the station role (campus, gateway, other) (timetable_nsysu.py); differences are bootstrapped over days.</w:t>
+      </w:r>
+    </w:p>
+    <w:p>
+      <w:pPr>
+        <w:keepNext/>
         <w:spacing w:after="30" w:before="90" w:line="240"/>
       </w:pPr>
       <w:r>
@@ -5644,7 +5679,7 @@
           <w:sz w:val="20"/>
           <w:szCs w:val="20"/>
         </w:rPr>
-        <w:t xml:space="preserve">Table 2 lists the data. NTU rows are split by time: training 1 Sep 2024–9 Mar 2025, validation 10–31 Mar 2025 (early stopping), test 1 Apr–22 Jun 2025 (1.22 M station-slots never seen by the model). NSYSU uses 2–7 Oct for training, 8–9 Oct for validation and 10–15 Oct for testing. The replay simulator uses the 28 in-semester weekdays of the test period with ≥ 95% snapshot coverage. On a 2-vCPU, 7 GB container (Python 3.11, LightGBM 4.7, scikit-learn 1.8) the feature table takes 22 s, the roll-out tables 16 s, the four 30/60-min GBMs 5 min, the horizon sweep with eight further GBMs 9 min, the bootstrap 6 min and one simulated day about 3 s.</w:t>
+        <w:t xml:space="preserve">Table 2 lists the data. NTU rows are split by time: training 1 Sep 2024–9 Mar 2025, validation 10–31 Mar 2025 (early stopping), test 1 Apr–22 Jun 2025 (1.22 M station-slots never seen by the model). NSYSU uses 2–7 Oct for training, 8–9 Oct for validation and 10–15 Oct for testing; the timetable test leaves out one teaching day of 2–16 Oct at a time. The replay simulator uses the 28 in-semester weekdays of the test period with ≥ 95% snapshot coverage. On a 2-vCPU, 7 GB container (Python 3.11, LightGBM 4.7, scikit-learn 1.8) the feature table takes 22 s, the roll-out tables 16 s, the four 30/60-min GBMs 5 min, the horizon sweep with eight further GBMs 9 min, the bootstrap 6 min, the timetable test 20 min and one simulated day about 3 s.</w:t>
       </w:r>
     </w:p>
     <w:p>
@@ -6052,7 +6087,7 @@
                 <w:sz w:val="15"/>
                 <w:szCs w:val="15"/>
               </w:rPr>
-              <w:t xml:space="preserve">1–15 Oct 2026, 10 min, 309 stations ≤ 5 km</w:t>
+              <w:t xml:space="preserve">1–16 Oct 2026, 10 min, 309 stations ≤ 5 km</w:t>
             </w:r>
           </w:p>
         </w:tc>
@@ -6083,7 +6118,7 @@
                 <w:sz w:val="15"/>
                 <w:szCs w:val="15"/>
               </w:rPr>
-              <w:t xml:space="preserve">614 k station-slots (14 complete days)</w:t>
+              <w:t xml:space="preserve">660 k station-slots (15 complete days)</w:t>
             </w:r>
           </w:p>
         </w:tc>
@@ -6105,6 +6140,104 @@
           </w:tcPr>
           <w:p>
             <w:pPr>
+              <w:keepNext/>
+              <w:keepLines/>
+              <w:spacing w:after="0" w:line="210"/>
+              <w:jc w:val="left"/>
+            </w:pPr>
+            <w:r>
+              <w:rPr>
+                <w:rFonts w:ascii="Times New Roman" w:cs="Times New Roman" w:eastAsia="PMingLiU" w:hAnsi="Times New Roman"/>
+                <w:b w:val="false"/>
+                <w:bCs w:val="false"/>
+                <w:color w:val="0000FF"/>
+                <w:sz w:val="15"/>
+                <w:szCs w:val="15"/>
+              </w:rPr>
+              <w:t xml:space="preserve">Calendars</w:t>
+            </w:r>
+          </w:p>
+        </w:tc>
+        <w:tc>
+          <w:tcPr>
+            <w:tcW w:type="dxa" w:w="1877"/>
+            <w:tcMar>
+              <w:top w:type="dxa" w:w="14"/>
+              <w:left w:type="dxa" w:w="50"/>
+              <w:bottom w:type="dxa" w:w="14"/>
+              <w:right w:type="dxa" w:w="50"/>
+            </w:tcMar>
+            <w:vAlign w:val="center"/>
+          </w:tcPr>
+          <w:p>
+            <w:pPr>
+              <w:keepNext/>
+              <w:keepLines/>
+              <w:spacing w:after="0" w:line="210"/>
+              <w:jc w:val="left"/>
+            </w:pPr>
+            <w:r>
+              <w:rPr>
+                <w:rFonts w:ascii="Times New Roman" w:cs="Times New Roman" w:eastAsia="PMingLiU" w:hAnsi="Times New Roman"/>
+                <w:b w:val="false"/>
+                <w:bCs w:val="false"/>
+                <w:color w:val="0000FF"/>
+                <w:sz w:val="15"/>
+                <w:szCs w:val="15"/>
+              </w:rPr>
+              <w:t xml:space="preserve">period ends of both campuses, holidays, semesters</w:t>
+            </w:r>
+          </w:p>
+        </w:tc>
+        <w:tc>
+          <w:tcPr>
+            <w:tcW w:type="dxa" w:w="1300"/>
+            <w:tcMar>
+              <w:top w:type="dxa" w:w="14"/>
+              <w:left w:type="dxa" w:w="50"/>
+              <w:bottom w:type="dxa" w:w="14"/>
+              <w:right w:type="dxa" w:w="50"/>
+            </w:tcMar>
+            <w:vAlign w:val="center"/>
+          </w:tcPr>
+          <w:p>
+            <w:pPr>
+              <w:keepNext/>
+              <w:keepLines/>
+              <w:spacing w:after="0" w:line="210"/>
+              <w:jc w:val="left"/>
+            </w:pPr>
+            <w:r>
+              <w:rPr>
+                <w:rFonts w:ascii="Times New Roman" w:cs="Times New Roman" w:eastAsia="PMingLiU" w:hAnsi="Times New Roman"/>
+                <w:b w:val="false"/>
+                <w:bCs w:val="false"/>
+                <w:color w:val="0000FF"/>
+                <w:sz w:val="15"/>
+                <w:szCs w:val="15"/>
+              </w:rPr>
+              <w:t xml:space="preserve">bell and off-day features</w:t>
+            </w:r>
+          </w:p>
+        </w:tc>
+      </w:tr>
+      <w:tr>
+        <w:trPr>
+          <w:cantSplit/>
+        </w:trPr>
+        <w:tc>
+          <w:tcPr>
+            <w:tcW w:type="dxa" w:w="1500"/>
+            <w:tcMar>
+              <w:top w:type="dxa" w:w="14"/>
+              <w:left w:type="dxa" w:w="50"/>
+              <w:bottom w:type="dxa" w:w="14"/>
+              <w:right w:type="dxa" w:w="50"/>
+            </w:tcMar>
+            <w:vAlign w:val="center"/>
+          </w:tcPr>
+          <w:p>
+            <w:pPr>
               <w:keepNext w:val="false"/>
               <w:keepLines/>
               <w:spacing w:after="0" w:line="210"/>
@@ -6119,7 +6252,7 @@
                 <w:sz w:val="15"/>
                 <w:szCs w:val="15"/>
               </w:rPr>
-              <w:t xml:space="preserve">Calendars</w:t>
+              <w:t xml:space="preserve">NSYSU course catalogue [27]</w:t>
             </w:r>
           </w:p>
         </w:tc>
@@ -6150,7 +6283,7 @@
                 <w:sz w:val="15"/>
                 <w:szCs w:val="15"/>
               </w:rPr>
-              <w:t xml:space="preserve">period ends of both campuses, holidays, semesters</w:t>
+              <w:t xml:space="preserve">semester 115-1, 2,475 courses, by period</w:t>
             </w:r>
           </w:p>
         </w:tc>
@@ -6181,7 +6314,7 @@
                 <w:sz w:val="15"/>
                 <w:szCs w:val="15"/>
               </w:rPr>
-              <w:t xml:space="preserve">bell and off-day features</w:t>
+              <w:t xml:space="preserve">2,589 weekly class sessions</w:t>
             </w:r>
           </w:p>
         </w:tc>
@@ -6235,6 +6368,38 @@
     </w:p>
     <w:p>
       <w:pPr>
+        <w:spacing w:after="0" w:line="240"/>
+        <w:ind w:firstLine="288"/>
+        <w:jc w:val="both"/>
+      </w:pPr>
+      <w:r>
+        <w:rPr>
+          <w:rFonts w:ascii="Times New Roman" w:cs="Times New Roman" w:eastAsia="PMingLiU" w:hAnsi="Times New Roman"/>
+          <w:color w:val="0000FF"/>
+          <w:sz w:val="20"/>
+          <w:szCs w:val="20"/>
+        </w:rPr>
+        <w:t xml:space="preserve">The 246 stockout episodes at campus stations amount to 3.8 per station and day, with a median length of 20 min and a 90th percentile of 60 min; in total the eight campus stations spend 934 station-minutes empty per weekday. The morning has the mirror problem: the engineering and library stations have no free dock in 44% and 25% of 08:00–11:00 slots. On weekends the campus holds 40–130 bikes all day and the pattern disappears, which confirms the timetable as the cause.</w:t>
+      </w:r>
+    </w:p>
+    <w:p>
+      <w:pPr>
+        <w:spacing w:after="0" w:line="240"/>
+        <w:ind w:firstLine="288"/>
+        <w:jc w:val="both"/>
+      </w:pPr>
+      <w:r>
+        <w:rPr>
+          <w:rFonts w:ascii="Times New Roman" w:cs="Times New Roman" w:eastAsia="PMingLiU" w:hAnsi="Times New Roman"/>
+          <w:color w:val="0000FF"/>
+          <w:sz w:val="20"/>
+          <w:szCs w:val="20"/>
+        </w:rPr>
+        <w:t xml:space="preserve">The course catalogue shows which bells matter (Fig. 4, bottom). On weekdays the 12:00 bell releases 3,700–4,600 students and the 16:00 bell 2,400–4,100, against at most 1,600 at any other period end; on Wednesdays no class ends at 17:00. Averaged over weekdays, 12:00, 16:00 and 17:00 are the three largest, the major bells already used by the NSYSU features. Over the 97 daytime bells (09:00–18:00) of the ten teaching days of 2–16 Oct, the bikes leaving the campus stations in the 20 minutes after a bell rise with the number of students released (Spearman ρ = 0.59), against ρ = 0.33 for the 20 minutes that start half an hour before the same bells. Between weekdays, the size of the same bell relates only weakly to its outflow (ρ = 0.27, p = 0.008).</w:t>
+      </w:r>
+    </w:p>
+    <w:p>
+      <w:pPr>
         <w:keepNext/>
         <w:spacing w:after="40" w:before="120"/>
         <w:jc w:val="center"/>
@@ -6242,7 +6407,7 @@
       <w:r>
         <w:drawing>
           <wp:inline distT="0" distB="0" distL="0" distR="0">
-            <wp:extent cx="2943225" cy="1400175"/>
+            <wp:extent cx="2943225" cy="1943100"/>
             <wp:effectExtent t="0" r="0" b="0" l="0"/>
             <wp:docPr id="1" name="" descr="" title=""/>
             <wp:cNvGraphicFramePr>
@@ -6267,7 +6432,7 @@
                   <pic:spPr bwMode="auto">
                     <a:xfrm>
                       <a:off x="0" y="0"/>
-                      <a:ext cx="2943225" cy="1400175"/>
+                      <a:ext cx="2943225" cy="1943100"/>
                     </a:xfrm>
                     <a:prstGeom prst="rect">
                       <a:avLst/>
@@ -6304,23 +6469,7 @@
           <w:sz w:val="17"/>
           <w:szCs w:val="17"/>
         </w:rPr>
-        <w:t xml:space="preserve">NSYSU, eight teaching weekdays in Oct 2026 from our logger: bikes available at the 8 campus stations and the 2 KRT Sizihwan exits (mean, band = IQR); dashed = weekend campus mean.</w:t>
-      </w:r>
-    </w:p>
-    <w:p>
-      <w:pPr>
-        <w:spacing w:after="0" w:line="240"/>
-        <w:ind w:firstLine="288"/>
-        <w:jc w:val="both"/>
-      </w:pPr>
-      <w:r>
-        <w:rPr>
-          <w:rFonts w:ascii="Times New Roman" w:cs="Times New Roman" w:eastAsia="PMingLiU" w:hAnsi="Times New Roman"/>
-          <w:color w:val="0000FF"/>
-          <w:sz w:val="20"/>
-          <w:szCs w:val="20"/>
-        </w:rPr>
-        <w:t xml:space="preserve">The 246 stockout episodes at campus stations amount to 3.8 per station and day, with a median length of 20 min and a 90th percentile of 60 min; in total the eight campus stations spend 934 station-minutes empty per weekday. The morning has the mirror problem: the engineering and library stations have no free dock in 44% and 25% of 08:00–11:00 slots. On weekends the campus holds 40–130 bikes all day and the pattern disappears, which confirms the timetable as the cause.</w:t>
+        <w:t xml:space="preserve">NSYSU, eight teaching weekdays in Oct 2026 from our logger: bikes available at the 8 campus stations and the 2 KRT Sizihwan exits (mean, band = IQR); dashed = weekend campus mean. Bottom: students whose class ends at each period end, Mon–Fri mean of the 115-1 course catalogue [27].</w:t>
       </w:r>
     </w:p>
     <w:p>
@@ -6432,6 +6581,22 @@
     </w:p>
     <w:p>
       <w:pPr>
+        <w:spacing w:after="0" w:line="240"/>
+        <w:ind w:firstLine="288"/>
+        <w:jc w:val="both"/>
+      </w:pPr>
+      <w:r>
+        <w:rPr>
+          <w:rFonts w:ascii="Times New Roman" w:cs="Times New Roman" w:eastAsia="PMingLiU" w:hAnsi="Times New Roman"/>
+          <w:color w:val="0000FF"/>
+          <w:sz w:val="20"/>
+          <w:szCs w:val="20"/>
+        </w:rPr>
+        <w:t xml:space="preserve">The censoring correction is large where it matters: at campus stations on weekdays, observed rentals understate demand by 8% at 12:00, 17% at 17:00, 39% at 18:00 and 2.1× at 22:00, because campus stations are empty 46% of the time at 17:00–19:00. These corrected rates are the demand input of the planner.</w:t>
+      </w:r>
+    </w:p>
+    <w:p>
+      <w:pPr>
         <w:keepNext/>
         <w:spacing w:after="40" w:before="120"/>
         <w:jc w:val="center"/>
@@ -6517,7 +6682,40 @@
           <w:sz w:val="20"/>
           <w:szCs w:val="20"/>
         </w:rPr>
-        <w:t xml:space="preserve">The censoring correction is large where it matters: at campus stations on weekdays, observed rentals understate demand by 8% at 12:00, 17% at 17:00, 39% at 18:00 and 2.1× at 22:00, because campus stations are empty 46% of the time at 17:00–19:00. These corrected rates are the demand input of the planner.</w:t>
+        <w:t xml:space="preserve">The checks of Sec. 2.3.1 (Fig. 7) support the inference with one qualification. Conservation: the area loses 600 bikes per day through trips, the flagged moves bring back 394 and the unflagged residual 185; that residual averages +0.08 bikes per station-hour, so small top-ups below the threshold are missed and the 2,550 drop-offs are a lower bound. Sensitivity: across thresholds 3–8 bikes and windows 1–6 h the drop-off volume ranges from 2,150 to 2,975 bikes per day, the share before a major bell stays at 18–20%, the peak hour is always 17:00 and the reproduction R² stays above 0.977. Jumps: 56% of flagged windows contain a ≥ 8-bike jump in the flagged direction against 8% of unflagged windows, and jumps alone sum to 2,270 bikes up and 2,210 down per day. Rates: on 14.6 k well-stocked campus station-hours of the test period, actual rentals are 12% above the naive rate but 4% above the corrected one; at 17:00–18:00 the naive rate is 17–18% low and the corrected rate within 2%. The volume is plausible: 4,700 bike-moves per day is about 240 truck loads of 20 in the 1.2-km area, and a press report on the operator’s crews describes over a thousand bikes collecting at riverside stations in a single day and being trucked back overnight [26].</w:t>
+      </w:r>
+    </w:p>
+    <w:p>
+      <w:pPr>
+        <w:keepNext/>
+        <w:spacing w:after="30" w:before="90" w:line="240"/>
+      </w:pPr>
+      <w:r>
+        <w:rPr>
+          <w:rFonts w:ascii="Times New Roman" w:cs="Times New Roman" w:eastAsia="PMingLiU" w:hAnsi="Times New Roman"/>
+          <w:b/>
+          <w:bCs/>
+          <w:color w:val="0000FF"/>
+          <w:sz w:val="22"/>
+          <w:szCs w:val="22"/>
+        </w:rPr>
+        <w:t xml:space="preserve">3.4. Stockout prediction</w:t>
+      </w:r>
+    </w:p>
+    <w:p>
+      <w:pPr>
+        <w:spacing w:after="0" w:line="240"/>
+        <w:ind w:firstLine="288"/>
+        <w:jc w:val="both"/>
+      </w:pPr>
+      <w:r>
+        <w:rPr>
+          <w:rFonts w:ascii="Times New Roman" w:cs="Times New Roman" w:eastAsia="PMingLiU" w:hAnsi="Times New Roman"/>
+          <w:color w:val="0000FF"/>
+          <w:sz w:val="20"/>
+          <w:szCs w:val="20"/>
+        </w:rPr>
+        <w:t xml:space="preserve">Tables 3–4 and Fig. 8 give the test results on the 1.09 M test slots whose current stock is observed. At the 30-minute horizon the full model reaches AUC 0.932 and Brier 0.080, against 0.819 / 0.126 for the seasonal baseline and 0.744 / 0.124 for persistence; the inventory-only model is close behind (0.922 / 0.084), so trip flows add little once the current stock and its trend are known, at this horizon. Calibration is good without post-processing: ECE 0.012 and a reliability curve on the diagonal up to p = 0.9 (Fig. 8a), while the seasonal baseline under-predicts at high probabilities. Performance is higher on campus stations (AUC 0.946) and lower in the 40 minutes after a major bell (0.906), where the surge is fastest. The day-level bootstrap gives half-widths of about 0.005 AUC for the GBMs, and every paired difference has an interval that excludes zero: full against inventory-only +0.010 [0.009, 0.011], inventory-only against logistic +0.007 [0.006, 0.007] and against the corrected roll-out +0.027 [0.025, 0.029].</w:t>
       </w:r>
     </w:p>
     <w:p>
@@ -6596,55 +6794,6 @@
     </w:p>
     <w:p>
       <w:pPr>
-        <w:spacing w:after="0" w:line="240"/>
-        <w:ind w:firstLine="288"/>
-        <w:jc w:val="both"/>
-      </w:pPr>
-      <w:r>
-        <w:rPr>
-          <w:rFonts w:ascii="Times New Roman" w:cs="Times New Roman" w:eastAsia="PMingLiU" w:hAnsi="Times New Roman"/>
-          <w:color w:val="0000FF"/>
-          <w:sz w:val="20"/>
-          <w:szCs w:val="20"/>
-        </w:rPr>
-        <w:t xml:space="preserve">The checks of Sec. 2.3.1 (Fig. 7) support the inference with one qualification. Conservation: the area loses 600 bikes per day through trips, the flagged moves bring back 394 and the unflagged residual 185; that residual averages +0.08 bikes per station-hour, so small top-ups below the threshold are missed and the 2,550 drop-offs are a lower bound. Sensitivity: across thresholds 3–8 bikes and windows 1–6 h the drop-off volume ranges from 2,150 to 2,975 bikes per day, the share before a major bell stays at 18–20%, the peak hour is always 17:00 and the reproduction R² stays above 0.977. Jumps: 56% of flagged windows contain a ≥ 8-bike jump in the flagged direction against 8% of unflagged windows, and jumps alone sum to 2,270 bikes up and 2,210 down per day. Rates: on 14.6 k well-stocked campus station-hours of the test period, actual rentals are 12% above the naive rate but 4% above the corrected one; at 17:00–18:00 the naive rate is 17–18% low and the corrected rate within 2%. The volume is plausible: 4,700 bike-moves per day is about 240 truck loads of 20 in the 1.2-km area, and a press report on the operator’s crews describes over a thousand bikes collecting at riverside stations in a single day and being trucked back overnight [26].</w:t>
-      </w:r>
-    </w:p>
-    <w:p>
-      <w:pPr>
-        <w:keepNext/>
-        <w:spacing w:after="30" w:before="90" w:line="240"/>
-      </w:pPr>
-      <w:r>
-        <w:rPr>
-          <w:rFonts w:ascii="Times New Roman" w:cs="Times New Roman" w:eastAsia="PMingLiU" w:hAnsi="Times New Roman"/>
-          <w:b/>
-          <w:bCs/>
-          <w:color w:val="0000FF"/>
-          <w:sz w:val="22"/>
-          <w:szCs w:val="22"/>
-        </w:rPr>
-        <w:t xml:space="preserve">3.4. Stockout prediction</w:t>
-      </w:r>
-    </w:p>
-    <w:p>
-      <w:pPr>
-        <w:spacing w:after="0" w:line="240"/>
-        <w:ind w:firstLine="288"/>
-        <w:jc w:val="both"/>
-      </w:pPr>
-      <w:r>
-        <w:rPr>
-          <w:rFonts w:ascii="Times New Roman" w:cs="Times New Roman" w:eastAsia="PMingLiU" w:hAnsi="Times New Roman"/>
-          <w:color w:val="0000FF"/>
-          <w:sz w:val="20"/>
-          <w:szCs w:val="20"/>
-        </w:rPr>
-        <w:t xml:space="preserve">Tables 3–4 and Fig. 8 give the test results on the 1.09 M test slots whose current stock is observed. At the 30-minute horizon the full model reaches AUC 0.932 and Brier 0.080, against 0.819 / 0.126 for the seasonal baseline and 0.744 / 0.124 for persistence; the inventory-only model is close behind (0.922 / 0.084), so trip flows add little once the current stock and its trend are known, at this horizon. Calibration is good without post-processing: ECE 0.012 and a reliability curve on the diagonal up to p = 0.9 (Fig. 8a), while the seasonal baseline under-predicts at high probabilities. Performance is higher on campus stations (AUC 0.946) and lower in the 40 minutes after a major bell (0.906), where the surge is fastest. The day-level bootstrap gives half-widths of about 0.005 AUC for the GBMs, and every paired difference has an interval that excludes zero: full against inventory-only +0.010 [0.009, 0.011], inventory-only against logistic +0.007 [0.006, 0.007] and against the corrected roll-out +0.027 [0.025, 0.029].</w:t>
-      </w:r>
-    </w:p>
-    <w:p>
-      <w:pPr>
         <w:keepNext/>
         <w:keepLines/>
         <w:spacing w:after="50" w:before="100" w:line="220"/>
@@ -9616,7 +9765,7 @@
           <w:sz w:val="20"/>
           <w:szCs w:val="20"/>
         </w:rPr>
-        <w:t xml:space="preserve">By gain, the current stock (49%), its one-hour minimum (20%), the station id (8%) and the fill ratio (5%) dominate the 30-minute full model. The bell features contribute almost nothing: the ablation without group B changes AUC by at most 0.002 on every subset, including campus slots 0–30 min before a bell, because hour of day already encodes a fixed timetable. The hard cases are stations that are still well stocked 30 minutes before a bell (AUC 0.79 at h = 30); they remain the target of the second half, through a timetable-intensity feature from the course catalogue (classes ending at each period on each weekday) and a two-sided label that also predicts full stations.</w:t>
+        <w:t xml:space="preserve">By gain, the current stock (49%), its one-hour minimum (20%), the station id (8%) and the fill ratio (5%) dominate the 30-minute full model. The bell features contribute almost nothing: the ablation without group B changes AUC by at most 0.002 on every subset, including campus slots 0–30 min before a bell, because hour of day already encodes a fixed timetable. The hard cases are stations that are still well stocked 30 minutes before a bell (AUC 0.79 at h = 30); Sec. 3.5 tests whether the course catalogue helps there.</w:t>
       </w:r>
     </w:p>
     <w:p>
@@ -9649,7 +9798,7 @@
           <w:sz w:val="20"/>
           <w:szCs w:val="20"/>
         </w:rPr>
-        <w:t xml:space="preserve">Table 5 shows that the inventory-only NTU model works at NSYSU without any local data: zero-shot AUC 0.934 on all 309 Kaohsiung stations and 0.944 on the 8 campus stations at h = 30, with Brier 0.049 / 0.068 and ECE 0.022 / 0.020. Fine-tuning on six NSYSU days adds 0.006 AUC and improves ECE to 0.003 on all stations; a model trained only on those six days is equally good (0.940), while the seasonal baseline from six days is poor (0.651). The proposal expected a zero-shot drop that local data would close; instead the dynamics of a station emptying generalize across cities almost perfectly, and the only transfer gap is in calibration, which six days of local data remove. At h = 60 the figures are 0.892 zero-shot and 0.906 fine-tuned. Station-day bootstrap intervals are about ±0.003 AUC on all stations and ±0.012 on campus; fine-tuning gains +0.006 [0.005, 0.007] on all stations but only +0.002 [−0.001, 0.003] on campus, so six test days do not separate the three learned models there.</w:t>
+        <w:t xml:space="preserve">Table 5 shows that the inventory-only NTU model works at NSYSU without any local data: zero-shot AUC 0.934 on all 309 Kaohsiung stations and 0.943 on the 8 campus stations at h = 30, with Brier 0.049 / 0.068 and ECE 0.023 / 0.019. Fine-tuning on six NSYSU days adds 0.006 AUC and improves ECE to 0.003 on all stations; a model trained only on those six days is equally good (0.940), while the seasonal baseline from six days is poor (0.651). The proposal expected a zero-shot drop that local data would close; instead the dynamics of a station emptying generalize across cities almost perfectly, and the only transfer gap is in calibration, which six days of local data remove. At h = 60 the figures are 0.894 zero-shot and 0.906 fine-tuned. Station-day bootstrap intervals are about ±0.003 AUC on all stations and ±0.010 on campus; fine-tuning gains +0.006 [0.005, 0.007] on all stations but only +0.002 [0.000, 0.004] on campus, where the NSYSU-only model is −0.001 [−0.004, 0.004] from zero-shot, so on campus the three learned models differ by at most 0.003.</w:t>
       </w:r>
     </w:p>
     <w:p>
@@ -9959,7 +10108,7 @@
                 <w:sz w:val="15"/>
                 <w:szCs w:val="15"/>
               </w:rPr>
-              <w:t xml:space="preserve">0.651/0.096</w:t>
+              <w:t xml:space="preserve">0.651/0.095</w:t>
             </w:r>
           </w:p>
         </w:tc>
@@ -10088,7 +10237,7 @@
                 <w:sz w:val="15"/>
                 <w:szCs w:val="15"/>
               </w:rPr>
-              <w:t xml:space="preserve">0.944/0.068</w:t>
+              <w:t xml:space="preserve">0.943/0.068</w:t>
             </w:r>
           </w:p>
         </w:tc>
@@ -10301,6 +10450,33 @@
           <w:szCs w:val="6"/>
         </w:rPr>
         <w:t xml:space="preserve"/>
+      </w:r>
+    </w:p>
+    <w:p>
+      <w:pPr>
+        <w:spacing w:after="0" w:line="240"/>
+        <w:ind w:firstLine="288"/>
+        <w:jc w:val="both"/>
+      </w:pPr>
+      <w:r>
+        <w:rPr>
+          <w:rFonts w:ascii="Times New Roman" w:cs="Times New Roman" w:eastAsia="PMingLiU" w:hAnsi="Times New Roman"/>
+          <w:b/>
+          <w:bCs/>
+          <w:color w:val="0000FF"/>
+          <w:sz w:val="20"/>
+          <w:szCs w:val="20"/>
+        </w:rPr>
+        <w:t xml:space="preserve">Timetable intensity. </w:t>
+      </w:r>
+      <w:r>
+        <w:rPr>
+          <w:rFonts w:ascii="Times New Roman" w:cs="Times New Roman" w:eastAsia="PMingLiU" w:hAnsi="Times New Roman"/>
+          <w:color w:val="0000FF"/>
+          <w:sz w:val="20"/>
+          <w:szCs w:val="20"/>
+        </w:rPr>
+        <w:t xml:space="preserve">Tested on each teaching day after training on the other fourteen days, the local inventory-only model reaches AUC 0.941 on all stations and 0.947 on campus at h = 30, 0.010 [0.009, 0.011] above zero-shot (0.021 at h = 60). The five catalogue features change AUC by +0.0001 [−0.0001, 0.0002] on all stations and +0.001 [−0.001, 0.003] on campus and take 1% of the split gain. For the hard case of Sec. 3.4, campus stations still holding ≥ 5 bikes 30 min before a bell (2.2 k slots, 103 stockouts), AUC moves from 0.881 to 0.886 at h = 30 and from 0.888 to 0.895 at h = 60, with intervals that include zero, and training on 2–11 Oct to test on 12–16 Oct gives effects of opposite sign at the two horizons. In the leave-one-day-out test the only significant effect is a lower Brier score at the 11 gateway stations (−0.0008 [−0.0012, −0.0005]). Hour, weekday and bell times already encode a timetable that repeats every week; the catalogue should matter when the timetable changes, as it will next semester.</w:t>
       </w:r>
     </w:p>
     <w:p>
@@ -13182,7 +13358,7 @@
                 <w:sz w:val="15"/>
                 <w:szCs w:val="15"/>
               </w:rPr>
-              <w:t xml:space="preserve">0.012 (NTU), 0.022 (NSYSU zero-shot)</w:t>
+              <w:t xml:space="preserve">0.012 (NTU), 0.023 (NSYSU zero-shot)</w:t>
             </w:r>
           </w:p>
         </w:tc>
@@ -13591,6 +13767,123 @@
           <w:szCs w:val="6"/>
         </w:rPr>
         <w:t xml:space="preserve"/>
+      </w:r>
+    </w:p>
+    <w:p>
+      <w:pPr>
+        <w:keepNext/>
+        <w:spacing w:after="0" w:line="240"/>
+        <w:ind w:firstLine="288"/>
+        <w:jc w:val="both"/>
+      </w:pPr>
+      <w:r>
+        <w:rPr>
+          <w:rFonts w:ascii="Times New Roman" w:cs="Times New Roman" w:eastAsia="PMingLiU" w:hAnsi="Times New Roman"/>
+          <w:color w:val="0000FF"/>
+          <w:sz w:val="20"/>
+          <w:szCs w:val="20"/>
+        </w:rPr>
+        <w:t xml:space="preserve">Fig. 9 updates the schedule: data pipeline and demand reconstruction are complete, the predictor is trained and transferred ahead of plan, and the simulator exists two weeks early with the planner still greedy. None of the proposal’s three fallbacks was needed. Remaining work:</w:t>
+      </w:r>
+    </w:p>
+    <w:p>
+      <w:pPr>
+        <w:spacing w:after="0" w:line="240"/>
+        <w:ind w:left="300" w:hanging="180"/>
+        <w:jc w:val="both"/>
+      </w:pPr>
+      <w:r>
+        <w:rPr>
+          <w:rFonts w:ascii="Times New Roman" w:cs="Times New Roman" w:eastAsia="PMingLiU" w:hAnsi="Times New Roman"/>
+          <w:color w:val="0000FF"/>
+          <w:sz w:val="20"/>
+          <w:szCs w:val="20"/>
+        </w:rPr>
+        <w:t xml:space="preserve">– </w:t>
+      </w:r>
+      <w:r>
+        <w:rPr>
+          <w:rFonts w:ascii="Times New Roman" w:cs="Times New Roman" w:eastAsia="PMingLiU" w:hAnsi="Times New Roman"/>
+          <w:color w:val="0000FF"/>
+          <w:sz w:val="20"/>
+          <w:szCs w:val="20"/>
+        </w:rPr>
+        <w:t xml:space="preserve">the rolling-horizon planner with 2-opt / simulated annealing and multi-stop routes, evaluated in the same simulator;</w:t>
+      </w:r>
+    </w:p>
+    <w:p>
+      <w:pPr>
+        <w:spacing w:after="0" w:line="240"/>
+        <w:ind w:left="300" w:hanging="180"/>
+        <w:jc w:val="both"/>
+      </w:pPr>
+      <w:r>
+        <w:rPr>
+          <w:rFonts w:ascii="Times New Roman" w:cs="Times New Roman" w:eastAsia="PMingLiU" w:hAnsi="Times New Roman"/>
+          <w:color w:val="0000FF"/>
+          <w:sz w:val="20"/>
+          <w:szCs w:val="20"/>
+        </w:rPr>
+        <w:t xml:space="preserve">– </w:t>
+      </w:r>
+      <w:r>
+        <w:rPr>
+          <w:rFonts w:ascii="Times New Roman" w:cs="Times New Roman" w:eastAsia="PMingLiU" w:hAnsi="Times New Roman"/>
+          <w:color w:val="0000FF"/>
+          <w:sz w:val="20"/>
+          <w:szCs w:val="20"/>
+        </w:rPr>
+        <w:t xml:space="preserve">a two-sided (empty / full) label for the pre-bell cases where the predictor is weakest;</w:t>
+      </w:r>
+    </w:p>
+    <w:p>
+      <w:pPr>
+        <w:spacing w:after="0" w:line="240"/>
+        <w:ind w:left="300" w:hanging="180"/>
+        <w:jc w:val="both"/>
+      </w:pPr>
+      <w:r>
+        <w:rPr>
+          <w:rFonts w:ascii="Times New Roman" w:cs="Times New Roman" w:eastAsia="PMingLiU" w:hAnsi="Times New Roman"/>
+          <w:color w:val="0000FF"/>
+          <w:sz w:val="20"/>
+          <w:szCs w:val="20"/>
+        </w:rPr>
+        <w:t xml:space="preserve">– </w:t>
+      </w:r>
+      <w:r>
+        <w:rPr>
+          <w:rFonts w:ascii="Times New Roman" w:cs="Times New Roman" w:eastAsia="PMingLiU" w:hAnsi="Times New Roman"/>
+          <w:color w:val="0000FF"/>
+          <w:sz w:val="20"/>
+          <w:szCs w:val="20"/>
+        </w:rPr>
+        <w:t xml:space="preserve">imputing the censored demand of Sec. 3.3 into the replay, so that unmet rentals include riders who never found a bike;</w:t>
+      </w:r>
+    </w:p>
+    <w:p>
+      <w:pPr>
+        <w:spacing w:after="40" w:line="240"/>
+        <w:ind w:left="300" w:hanging="180"/>
+        <w:jc w:val="both"/>
+      </w:pPr>
+      <w:r>
+        <w:rPr>
+          <w:rFonts w:ascii="Times New Roman" w:cs="Times New Roman" w:eastAsia="PMingLiU" w:hAnsi="Times New Roman"/>
+          <w:color w:val="0000FF"/>
+          <w:sz w:val="20"/>
+          <w:szCs w:val="20"/>
+        </w:rPr>
+        <w:t xml:space="preserve">– </w:t>
+      </w:r>
+      <w:r>
+        <w:rPr>
+          <w:rFonts w:ascii="Times New Roman" w:cs="Times New Roman" w:eastAsia="PMingLiU" w:hAnsi="Times New Roman"/>
+          <w:color w:val="0000FF"/>
+          <w:sz w:val="20"/>
+          <w:szCs w:val="20"/>
+        </w:rPr>
+        <w:t xml:space="preserve">the live NSYSU demo (Fig. 10) and, after four more weeks of logging, a transfer study by week of local data.</w:t>
       </w:r>
     </w:p>
     <w:p>
@@ -13669,123 +13962,6 @@
     </w:p>
     <w:p>
       <w:pPr>
-        <w:keepNext/>
-        <w:spacing w:after="0" w:line="240"/>
-        <w:ind w:firstLine="288"/>
-        <w:jc w:val="both"/>
-      </w:pPr>
-      <w:r>
-        <w:rPr>
-          <w:rFonts w:ascii="Times New Roman" w:cs="Times New Roman" w:eastAsia="PMingLiU" w:hAnsi="Times New Roman"/>
-          <w:color w:val="0000FF"/>
-          <w:sz w:val="20"/>
-          <w:szCs w:val="20"/>
-        </w:rPr>
-        <w:t xml:space="preserve">Fig. 9 updates the schedule: data pipeline and demand reconstruction are complete, the predictor is trained and transferred ahead of plan, and the simulator exists two weeks early with the planner still greedy. None of the proposal’s three fallbacks was needed. Remaining work:</w:t>
-      </w:r>
-    </w:p>
-    <w:p>
-      <w:pPr>
-        <w:spacing w:after="0" w:line="240"/>
-        <w:ind w:left="300" w:hanging="180"/>
-        <w:jc w:val="both"/>
-      </w:pPr>
-      <w:r>
-        <w:rPr>
-          <w:rFonts w:ascii="Times New Roman" w:cs="Times New Roman" w:eastAsia="PMingLiU" w:hAnsi="Times New Roman"/>
-          <w:color w:val="0000FF"/>
-          <w:sz w:val="20"/>
-          <w:szCs w:val="20"/>
-        </w:rPr>
-        <w:t xml:space="preserve">– </w:t>
-      </w:r>
-      <w:r>
-        <w:rPr>
-          <w:rFonts w:ascii="Times New Roman" w:cs="Times New Roman" w:eastAsia="PMingLiU" w:hAnsi="Times New Roman"/>
-          <w:color w:val="0000FF"/>
-          <w:sz w:val="20"/>
-          <w:szCs w:val="20"/>
-        </w:rPr>
-        <w:t xml:space="preserve">the rolling-horizon planner with 2-opt / simulated annealing and multi-stop routes, evaluated in the same simulator;</w:t>
-      </w:r>
-    </w:p>
-    <w:p>
-      <w:pPr>
-        <w:spacing w:after="0" w:line="240"/>
-        <w:ind w:left="300" w:hanging="180"/>
-        <w:jc w:val="both"/>
-      </w:pPr>
-      <w:r>
-        <w:rPr>
-          <w:rFonts w:ascii="Times New Roman" w:cs="Times New Roman" w:eastAsia="PMingLiU" w:hAnsi="Times New Roman"/>
-          <w:color w:val="0000FF"/>
-          <w:sz w:val="20"/>
-          <w:szCs w:val="20"/>
-        </w:rPr>
-        <w:t xml:space="preserve">– </w:t>
-      </w:r>
-      <w:r>
-        <w:rPr>
-          <w:rFonts w:ascii="Times New Roman" w:cs="Times New Roman" w:eastAsia="PMingLiU" w:hAnsi="Times New Roman"/>
-          <w:color w:val="0000FF"/>
-          <w:sz w:val="20"/>
-          <w:szCs w:val="20"/>
-        </w:rPr>
-        <w:t xml:space="preserve">a timetable-intensity feature from the course catalogue and a two-sided (empty / full) label for the pre-bell cases where the predictor is weakest;</w:t>
-      </w:r>
-    </w:p>
-    <w:p>
-      <w:pPr>
-        <w:spacing w:after="0" w:line="240"/>
-        <w:ind w:left="300" w:hanging="180"/>
-        <w:jc w:val="both"/>
-      </w:pPr>
-      <w:r>
-        <w:rPr>
-          <w:rFonts w:ascii="Times New Roman" w:cs="Times New Roman" w:eastAsia="PMingLiU" w:hAnsi="Times New Roman"/>
-          <w:color w:val="0000FF"/>
-          <w:sz w:val="20"/>
-          <w:szCs w:val="20"/>
-        </w:rPr>
-        <w:t xml:space="preserve">– </w:t>
-      </w:r>
-      <w:r>
-        <w:rPr>
-          <w:rFonts w:ascii="Times New Roman" w:cs="Times New Roman" w:eastAsia="PMingLiU" w:hAnsi="Times New Roman"/>
-          <w:color w:val="0000FF"/>
-          <w:sz w:val="20"/>
-          <w:szCs w:val="20"/>
-        </w:rPr>
-        <w:t xml:space="preserve">imputing the censored demand of Sec. 3.3 into the replay, so that unmet rentals include riders who never found a bike;</w:t>
-      </w:r>
-    </w:p>
-    <w:p>
-      <w:pPr>
-        <w:spacing w:after="40" w:line="240"/>
-        <w:ind w:left="300" w:hanging="180"/>
-        <w:jc w:val="both"/>
-      </w:pPr>
-      <w:r>
-        <w:rPr>
-          <w:rFonts w:ascii="Times New Roman" w:cs="Times New Roman" w:eastAsia="PMingLiU" w:hAnsi="Times New Roman"/>
-          <w:color w:val="0000FF"/>
-          <w:sz w:val="20"/>
-          <w:szCs w:val="20"/>
-        </w:rPr>
-        <w:t xml:space="preserve">– </w:t>
-      </w:r>
-      <w:r>
-        <w:rPr>
-          <w:rFonts w:ascii="Times New Roman" w:cs="Times New Roman" w:eastAsia="PMingLiU" w:hAnsi="Times New Roman"/>
-          <w:color w:val="0000FF"/>
-          <w:sz w:val="20"/>
-          <w:szCs w:val="20"/>
-        </w:rPr>
-        <w:t xml:space="preserve">the live NSYSU demo (Fig. 10) and, after four more weeks of logging, a transfer study by week of local data.</w:t>
-      </w:r>
-    </w:p>
-    <w:p>
-      <w:pPr>
         <w:spacing w:after="0" w:line="240"/>
         <w:ind w:firstLine="288"/>
         <w:jc w:val="both"/>
@@ -14513,6 +14689,31 @@
           <w:szCs w:val="15"/>
         </w:rPr>
         <w:t xml:space="preserve">嚴文廷. 維繫台北街道的微笑風景──YouBike 調度員與維修員的工作日常. 報導者, 6 Apr. 2024.</w:t>
+      </w:r>
+    </w:p>
+    <w:p>
+      <w:pPr>
+        <w:spacing w:after="0" w:line="190"/>
+        <w:ind w:left="260" w:hanging="260"/>
+        <w:jc w:val="both"/>
+      </w:pPr>
+      <w:r>
+        <w:rPr>
+          <w:rFonts w:ascii="Times New Roman" w:cs="Times New Roman" w:eastAsia="PMingLiU" w:hAnsi="Times New Roman"/>
+          <w:color w:val="0000FF"/>
+          <w:sz w:val="15"/>
+          <w:szCs w:val="15"/>
+        </w:rPr>
+        <w:t xml:space="preserve">[27] </w:t>
+      </w:r>
+      <w:r>
+        <w:rPr>
+          <w:rFonts w:ascii="Times New Roman" w:cs="Times New Roman" w:eastAsia="PMingLiU" w:hAnsi="Times New Roman"/>
+          <w:color w:val="0000FF"/>
+          <w:sz w:val="15"/>
+          <w:szCs w:val="15"/>
+        </w:rPr>
+        <w:t xml:space="preserve">國立中山大學. 課程查詢系統, 115 學年度第 1 學期, selcrs.nsysu.edu.tw, accessed 17 Oct. 2026.</w:t>
       </w:r>
     </w:p>
     <w:sectPr>

--- a/report/HW3_54.docx
+++ b/report/HW3_54.docx
@@ -367,699 +367,6 @@
           <w:szCs w:val="20"/>
         </w:rPr>
         <w:t xml:space="preserve">Two weeks of our own logging show that the snapshot was typical: on eight teaching weekdays the eight campus stations (231 docks) averaged 193 bikes at 10:00, 49 at 17:00 and 7 at 18:00, with 64% of them empty at 18:00, while the two KRT Sizihwan exits were empty in 36% of morning slots and held 51 bikes at 18:00 (Sec. 3.2). The problem is a tide between campus and the metro, in both directions, every teaching day.</w:t>
-      </w:r>
-    </w:p>
-    <w:p>
-      <w:pPr>
-        <w:keepNext/>
-        <w:spacing w:after="30" w:before="90" w:line="240"/>
-      </w:pPr>
-      <w:r>
-        <w:rPr>
-          <w:rFonts w:ascii="Times New Roman" w:cs="Times New Roman" w:eastAsia="PMingLiU" w:hAnsi="Times New Roman"/>
-          <w:b/>
-          <w:bCs/>
-          <w:sz w:val="22"/>
-          <w:szCs w:val="22"/>
-        </w:rPr>
-        <w:t xml:space="preserve">1.2. Problem definition</w:t>
-      </w:r>
-    </w:p>
-    <w:p>
-      <w:pPr>
-        <w:spacing w:after="0" w:line="240"/>
-        <w:ind w:firstLine="288"/>
-        <w:jc w:val="both"/>
-      </w:pPr>
-      <w:r>
-        <w:rPr>
-          <w:rFonts w:ascii="Times New Roman" w:cs="Times New Roman" w:eastAsia="PMingLiU" w:hAnsi="Times New Roman"/>
-          <w:sz w:val="20"/>
-          <w:szCs w:val="20"/>
-        </w:rPr>
-        <w:t xml:space="preserve">Station </w:t>
-      </w:r>
-      <w:r>
-        <w:rPr>
-          <w:rFonts w:ascii="Times New Roman" w:cs="Times New Roman" w:eastAsia="PMingLiU" w:hAnsi="Times New Roman"/>
-          <w:i/>
-          <w:iCs/>
-          <w:sz w:val="20"/>
-          <w:szCs w:val="20"/>
-        </w:rPr>
-        <w:t xml:space="preserve">i</w:t>
-      </w:r>
-      <w:r>
-        <w:rPr>
-          <w:rFonts w:ascii="Times New Roman" w:cs="Times New Roman" w:eastAsia="PMingLiU" w:hAnsi="Times New Roman"/>
-          <w:sz w:val="20"/>
-          <w:szCs w:val="20"/>
-        </w:rPr>
-        <w:t xml:space="preserve"> has capacity </w:t>
-      </w:r>
-      <w:r>
-        <w:rPr>
-          <w:rFonts w:ascii="Times New Roman" w:cs="Times New Roman" w:eastAsia="PMingLiU" w:hAnsi="Times New Roman"/>
-          <w:i/>
-          <w:iCs/>
-          <w:sz w:val="20"/>
-          <w:szCs w:val="20"/>
-        </w:rPr>
-        <w:t xml:space="preserve">c</w:t>
-      </w:r>
-      <w:r>
-        <w:rPr>
-          <w:rFonts w:ascii="Times New Roman" w:cs="Times New Roman" w:eastAsia="PMingLiU" w:hAnsi="Times New Roman"/>
-          <w:sz w:val="20"/>
-          <w:szCs w:val="20"/>
-          <w:vertAlign w:val="subscript"/>
-        </w:rPr>
-        <w:t xml:space="preserve">i</w:t>
-      </w:r>
-      <w:r>
-        <w:rPr>
-          <w:rFonts w:ascii="Times New Roman" w:cs="Times New Roman" w:eastAsia="PMingLiU" w:hAnsi="Times New Roman"/>
-          <w:sz w:val="20"/>
-          <w:szCs w:val="20"/>
-        </w:rPr>
-        <w:t xml:space="preserve"> and inventory </w:t>
-      </w:r>
-      <w:r>
-        <w:rPr>
-          <w:rFonts w:ascii="Times New Roman" w:cs="Times New Roman" w:eastAsia="PMingLiU" w:hAnsi="Times New Roman"/>
-          <w:i/>
-          <w:iCs/>
-          <w:sz w:val="20"/>
-          <w:szCs w:val="20"/>
-        </w:rPr>
-        <w:t xml:space="preserve">s</w:t>
-      </w:r>
-      <w:r>
-        <w:rPr>
-          <w:rFonts w:ascii="Times New Roman" w:cs="Times New Roman" w:eastAsia="PMingLiU" w:hAnsi="Times New Roman"/>
-          <w:sz w:val="20"/>
-          <w:szCs w:val="20"/>
-          <w:vertAlign w:val="subscript"/>
-        </w:rPr>
-        <w:t xml:space="preserve">i</w:t>
-      </w:r>
-      <w:r>
-        <w:rPr>
-          <w:rFonts w:ascii="Times New Roman" w:cs="Times New Roman" w:eastAsia="PMingLiU" w:hAnsi="Times New Roman"/>
-          <w:sz w:val="20"/>
-          <w:szCs w:val="20"/>
-        </w:rPr>
-        <w:t xml:space="preserve">(</w:t>
-      </w:r>
-      <w:r>
-        <w:rPr>
-          <w:rFonts w:ascii="Times New Roman" w:cs="Times New Roman" w:eastAsia="PMingLiU" w:hAnsi="Times New Roman"/>
-          <w:i/>
-          <w:iCs/>
-          <w:sz w:val="20"/>
-          <w:szCs w:val="20"/>
-        </w:rPr>
-        <w:t xml:space="preserve">t</w:t>
-      </w:r>
-      <w:r>
-        <w:rPr>
-          <w:rFonts w:ascii="Times New Roman" w:cs="Times New Roman" w:eastAsia="PMingLiU" w:hAnsi="Times New Roman"/>
-          <w:sz w:val="20"/>
-          <w:szCs w:val="20"/>
-        </w:rPr>
-        <w:t xml:space="preserve">); rentals </w:t>
-      </w:r>
-      <w:r>
-        <w:rPr>
-          <w:rFonts w:ascii="Times New Roman" w:cs="Times New Roman" w:eastAsia="PMingLiU" w:hAnsi="Times New Roman"/>
-          <w:i/>
-          <w:iCs/>
-          <w:sz w:val="20"/>
-          <w:szCs w:val="20"/>
-        </w:rPr>
-        <w:t xml:space="preserve">r</w:t>
-      </w:r>
-      <w:r>
-        <w:rPr>
-          <w:rFonts w:ascii="Times New Roman" w:cs="Times New Roman" w:eastAsia="PMingLiU" w:hAnsi="Times New Roman"/>
-          <w:sz w:val="20"/>
-          <w:szCs w:val="20"/>
-          <w:vertAlign w:val="subscript"/>
-        </w:rPr>
-        <w:t xml:space="preserve">i</w:t>
-      </w:r>
-      <w:r>
-        <w:rPr>
-          <w:rFonts w:ascii="Times New Roman" w:cs="Times New Roman" w:eastAsia="PMingLiU" w:hAnsi="Times New Roman"/>
-          <w:sz w:val="20"/>
-          <w:szCs w:val="20"/>
-        </w:rPr>
-        <w:t xml:space="preserve">(</w:t>
-      </w:r>
-      <w:r>
-        <w:rPr>
-          <w:rFonts w:ascii="Times New Roman" w:cs="Times New Roman" w:eastAsia="PMingLiU" w:hAnsi="Times New Roman"/>
-          <w:i/>
-          <w:iCs/>
-          <w:sz w:val="20"/>
-          <w:szCs w:val="20"/>
-        </w:rPr>
-        <w:t xml:space="preserve">t</w:t>
-      </w:r>
-      <w:r>
-        <w:rPr>
-          <w:rFonts w:ascii="Times New Roman" w:cs="Times New Roman" w:eastAsia="PMingLiU" w:hAnsi="Times New Roman"/>
-          <w:sz w:val="20"/>
-          <w:szCs w:val="20"/>
-        </w:rPr>
-        <w:t xml:space="preserve">) and returns </w:t>
-      </w:r>
-      <w:r>
-        <w:rPr>
-          <w:rFonts w:ascii="Times New Roman" w:cs="Times New Roman" w:eastAsia="PMingLiU" w:hAnsi="Times New Roman"/>
-          <w:i/>
-          <w:iCs/>
-          <w:sz w:val="20"/>
-          <w:szCs w:val="20"/>
-        </w:rPr>
-        <w:t xml:space="preserve">q</w:t>
-      </w:r>
-      <w:r>
-        <w:rPr>
-          <w:rFonts w:ascii="Times New Roman" w:cs="Times New Roman" w:eastAsia="PMingLiU" w:hAnsi="Times New Roman"/>
-          <w:sz w:val="20"/>
-          <w:szCs w:val="20"/>
-          <w:vertAlign w:val="subscript"/>
-        </w:rPr>
-        <w:t xml:space="preserve">i</w:t>
-      </w:r>
-      <w:r>
-        <w:rPr>
-          <w:rFonts w:ascii="Times New Roman" w:cs="Times New Roman" w:eastAsia="PMingLiU" w:hAnsi="Times New Roman"/>
-          <w:sz w:val="20"/>
-          <w:szCs w:val="20"/>
-        </w:rPr>
-        <w:t xml:space="preserve">(</w:t>
-      </w:r>
-      <w:r>
-        <w:rPr>
-          <w:rFonts w:ascii="Times New Roman" w:cs="Times New Roman" w:eastAsia="PMingLiU" w:hAnsi="Times New Roman"/>
-          <w:i/>
-          <w:iCs/>
-          <w:sz w:val="20"/>
-          <w:szCs w:val="20"/>
-        </w:rPr>
-        <w:t xml:space="preserve">t</w:t>
-      </w:r>
-      <w:r>
-        <w:rPr>
-          <w:rFonts w:ascii="Times New Roman" w:cs="Times New Roman" w:eastAsia="PMingLiU" w:hAnsi="Times New Roman"/>
-          <w:sz w:val="20"/>
-          <w:szCs w:val="20"/>
-        </w:rPr>
-        <w:t xml:space="preserve">) are counts whose rates depend on time of day, day of week and, our key assumption, the time to the next bell </w:t>
-      </w:r>
-      <w:r>
-        <w:rPr>
-          <w:rFonts w:ascii="Times New Roman" w:cs="Times New Roman" w:eastAsia="PMingLiU" w:hAnsi="Times New Roman"/>
-          <w:i/>
-          <w:iCs/>
-          <w:sz w:val="20"/>
-          <w:szCs w:val="20"/>
-        </w:rPr>
-        <w:t xml:space="preserve">b</w:t>
-      </w:r>
-      <w:r>
-        <w:rPr>
-          <w:rFonts w:ascii="Times New Roman" w:cs="Times New Roman" w:eastAsia="PMingLiU" w:hAnsi="Times New Roman"/>
-          <w:sz w:val="20"/>
-          <w:szCs w:val="20"/>
-        </w:rPr>
-        <w:t xml:space="preserve">(</w:t>
-      </w:r>
-      <w:r>
-        <w:rPr>
-          <w:rFonts w:ascii="Times New Roman" w:cs="Times New Roman" w:eastAsia="PMingLiU" w:hAnsi="Times New Roman"/>
-          <w:i/>
-          <w:iCs/>
-          <w:sz w:val="20"/>
-          <w:szCs w:val="20"/>
-        </w:rPr>
-        <w:t xml:space="preserve">t</w:t>
-      </w:r>
-      <w:r>
-        <w:rPr>
-          <w:rFonts w:ascii="Times New Roman" w:cs="Times New Roman" w:eastAsia="PMingLiU" w:hAnsi="Times New Roman"/>
-          <w:sz w:val="20"/>
-          <w:szCs w:val="20"/>
-        </w:rPr>
-        <w:t xml:space="preserve">). Rentals are censored: when </w:t>
-      </w:r>
-      <w:r>
-        <w:rPr>
-          <w:rFonts w:ascii="Times New Roman" w:cs="Times New Roman" w:eastAsia="PMingLiU" w:hAnsi="Times New Roman"/>
-          <w:i/>
-          <w:iCs/>
-          <w:sz w:val="20"/>
-          <w:szCs w:val="20"/>
-        </w:rPr>
-        <w:t xml:space="preserve">s</w:t>
-      </w:r>
-      <w:r>
-        <w:rPr>
-          <w:rFonts w:ascii="Times New Roman" w:cs="Times New Roman" w:eastAsia="PMingLiU" w:hAnsi="Times New Roman"/>
-          <w:sz w:val="20"/>
-          <w:szCs w:val="20"/>
-          <w:vertAlign w:val="subscript"/>
-        </w:rPr>
-        <w:t xml:space="preserve">i</w:t>
-      </w:r>
-      <w:r>
-        <w:rPr>
-          <w:rFonts w:ascii="Times New Roman" w:cs="Times New Roman" w:eastAsia="PMingLiU" w:hAnsi="Times New Roman"/>
-          <w:sz w:val="20"/>
-          <w:szCs w:val="20"/>
-        </w:rPr>
-        <w:t xml:space="preserve">(</w:t>
-      </w:r>
-      <w:r>
-        <w:rPr>
-          <w:rFonts w:ascii="Times New Roman" w:cs="Times New Roman" w:eastAsia="PMingLiU" w:hAnsi="Times New Roman"/>
-          <w:i/>
-          <w:iCs/>
-          <w:sz w:val="20"/>
-          <w:szCs w:val="20"/>
-        </w:rPr>
-        <w:t xml:space="preserve">t</w:t>
-      </w:r>
-      <w:r>
-        <w:rPr>
-          <w:rFonts w:ascii="Times New Roman" w:cs="Times New Roman" w:eastAsia="PMingLiU" w:hAnsi="Times New Roman"/>
-          <w:sz w:val="20"/>
-          <w:szCs w:val="20"/>
-        </w:rPr>
-        <w:t xml:space="preserve">) = 0, lost rentals are unrecorded. One truck of capacity </w:t>
-      </w:r>
-      <w:r>
-        <w:rPr>
-          <w:rFonts w:ascii="Times New Roman" w:cs="Times New Roman" w:eastAsia="PMingLiU" w:hAnsi="Times New Roman"/>
-          <w:i/>
-          <w:iCs/>
-          <w:sz w:val="20"/>
-          <w:szCs w:val="20"/>
-        </w:rPr>
-        <w:t xml:space="preserve">Q</w:t>
-      </w:r>
-      <w:r>
-        <w:rPr>
-          <w:rFonts w:ascii="Times New Roman" w:cs="Times New Roman" w:eastAsia="PMingLiU" w:hAnsi="Times New Roman"/>
-          <w:sz w:val="20"/>
-          <w:szCs w:val="20"/>
-        </w:rPr>
-        <w:t xml:space="preserve"> visits stations with travel times </w:t>
-      </w:r>
-      <w:r>
-        <w:rPr>
-          <w:rFonts w:ascii="Times New Roman" w:cs="Times New Roman" w:eastAsia="PMingLiU" w:hAnsi="Times New Roman"/>
-          <w:i/>
-          <w:iCs/>
-          <w:sz w:val="20"/>
-          <w:szCs w:val="20"/>
-        </w:rPr>
-        <w:t xml:space="preserve">d</w:t>
-      </w:r>
-      <w:r>
-        <w:rPr>
-          <w:rFonts w:ascii="Times New Roman" w:cs="Times New Roman" w:eastAsia="PMingLiU" w:hAnsi="Times New Roman"/>
-          <w:sz w:val="20"/>
-          <w:szCs w:val="20"/>
-          <w:vertAlign w:val="subscript"/>
-        </w:rPr>
-        <w:t xml:space="preserve">ij</w:t>
-      </w:r>
-      <w:r>
-        <w:rPr>
-          <w:rFonts w:ascii="Times New Roman" w:cs="Times New Roman" w:eastAsia="PMingLiU" w:hAnsi="Times New Roman"/>
-          <w:sz w:val="20"/>
-          <w:szCs w:val="20"/>
-        </w:rPr>
-        <w:t xml:space="preserve">. Before each bell we choose a route and load plan </w:t>
-      </w:r>
-      <w:r>
-        <w:rPr>
-          <w:rFonts w:ascii="Times New Roman" w:cs="Times New Roman" w:eastAsia="PMingLiU" w:hAnsi="Times New Roman"/>
-          <w:i/>
-          <w:iCs/>
-          <w:sz w:val="20"/>
-          <w:szCs w:val="20"/>
-        </w:rPr>
-        <w:t xml:space="preserve">π</w:t>
-      </w:r>
-      <w:r>
-        <w:rPr>
-          <w:rFonts w:ascii="Times New Roman" w:cs="Times New Roman" w:eastAsia="PMingLiU" w:hAnsi="Times New Roman"/>
-          <w:sz w:val="20"/>
-          <w:szCs w:val="20"/>
-        </w:rPr>
-        <w:t xml:space="preserve"> minimizing expected unmet rentals over a horizon </w:t>
-      </w:r>
-      <w:r>
-        <w:rPr>
-          <w:rFonts w:ascii="Times New Roman" w:cs="Times New Roman" w:eastAsia="PMingLiU" w:hAnsi="Times New Roman"/>
-          <w:i/>
-          <w:iCs/>
-          <w:sz w:val="20"/>
-          <w:szCs w:val="20"/>
-        </w:rPr>
-        <w:t xml:space="preserve">H</w:t>
-      </w:r>
-      <w:r>
-        <w:rPr>
-          <w:rFonts w:ascii="Times New Roman" w:cs="Times New Roman" w:eastAsia="PMingLiU" w:hAnsi="Times New Roman"/>
-          <w:sz w:val="20"/>
-          <w:szCs w:val="20"/>
-        </w:rPr>
-        <w:t xml:space="preserve"> plus </w:t>
-      </w:r>
-      <w:r>
-        <w:rPr>
-          <w:rFonts w:ascii="Times New Roman" w:cs="Times New Roman" w:eastAsia="PMingLiU" w:hAnsi="Times New Roman"/>
-          <w:i/>
-          <w:iCs/>
-          <w:sz w:val="20"/>
-          <w:szCs w:val="20"/>
-        </w:rPr>
-        <w:t xml:space="preserve">β</w:t>
-      </w:r>
-      <w:r>
-        <w:rPr>
-          <w:rFonts w:ascii="Times New Roman" w:cs="Times New Roman" w:eastAsia="PMingLiU" w:hAnsi="Times New Roman"/>
-          <w:sz w:val="20"/>
-          <w:szCs w:val="20"/>
-        </w:rPr>
-        <w:t xml:space="preserve">·travel time under capacity and deadline constraints. This is the course’s rational-agent view: acting under uncertainty to maximize expected utility, coupling probabilistic reasoning, learning and search.</w:t>
-      </w:r>
-    </w:p>
-    <w:p>
-      <w:pPr>
-        <w:spacing w:after="0" w:line="240"/>
-        <w:ind w:firstLine="288"/>
-        <w:jc w:val="both"/>
-      </w:pPr>
-      <w:r>
-        <w:rPr>
-          <w:rFonts w:ascii="Times New Roman" w:cs="Times New Roman" w:eastAsia="PMingLiU" w:hAnsi="Times New Roman"/>
-          <w:color w:val="0000FF"/>
-          <w:sz w:val="20"/>
-          <w:szCs w:val="20"/>
-        </w:rPr>
-        <w:t xml:space="preserve">Two sub-problems are now defined precisely. </w:t>
-      </w:r>
-      <w:r>
-        <w:rPr>
-          <w:rFonts w:ascii="Times New Roman" w:cs="Times New Roman" w:eastAsia="PMingLiU" w:hAnsi="Times New Roman"/>
-          <w:b/>
-          <w:bCs/>
-          <w:color w:val="0000FF"/>
-          <w:sz w:val="20"/>
-          <w:szCs w:val="20"/>
-        </w:rPr>
-        <w:t xml:space="preserve">Stockout prediction: </w:t>
-      </w:r>
-      <w:r>
-        <w:rPr>
-          <w:rFonts w:ascii="Times New Roman" w:cs="Times New Roman" w:eastAsia="PMingLiU" w:hAnsi="Times New Roman"/>
-          <w:color w:val="0000FF"/>
-          <w:sz w:val="20"/>
-          <w:szCs w:val="20"/>
-        </w:rPr>
-        <w:t xml:space="preserve">for every station </w:t>
-      </w:r>
-      <w:r>
-        <w:rPr>
-          <w:rFonts w:ascii="Times New Roman" w:cs="Times New Roman" w:eastAsia="PMingLiU" w:hAnsi="Times New Roman"/>
-          <w:i/>
-          <w:iCs/>
-          <w:color w:val="0000FF"/>
-          <w:sz w:val="20"/>
-          <w:szCs w:val="20"/>
-        </w:rPr>
-        <w:t xml:space="preserve">i</w:t>
-      </w:r>
-      <w:r>
-        <w:rPr>
-          <w:rFonts w:ascii="Times New Roman" w:cs="Times New Roman" w:eastAsia="PMingLiU" w:hAnsi="Times New Roman"/>
-          <w:color w:val="0000FF"/>
-          <w:sz w:val="20"/>
-          <w:szCs w:val="20"/>
-        </w:rPr>
-        <w:t xml:space="preserve"> and 10-minute slot </w:t>
-      </w:r>
-      <w:r>
-        <w:rPr>
-          <w:rFonts w:ascii="Times New Roman" w:cs="Times New Roman" w:eastAsia="PMingLiU" w:hAnsi="Times New Roman"/>
-          <w:i/>
-          <w:iCs/>
-          <w:color w:val="0000FF"/>
-          <w:sz w:val="20"/>
-          <w:szCs w:val="20"/>
-        </w:rPr>
-        <w:t xml:space="preserve">t</w:t>
-      </w:r>
-      <w:r>
-        <w:rPr>
-          <w:rFonts w:ascii="Times New Roman" w:cs="Times New Roman" w:eastAsia="PMingLiU" w:hAnsi="Times New Roman"/>
-          <w:color w:val="0000FF"/>
-          <w:sz w:val="20"/>
-          <w:szCs w:val="20"/>
-        </w:rPr>
-        <w:t xml:space="preserve">, output</w:t>
-      </w:r>
-    </w:p>
-    <w:p>
-      <w:pPr>
-        <w:tabs>
-          <w:tab w:val="right" w:pos="4677"/>
-        </w:tabs>
-        <w:spacing w:after="40" w:before="40" w:line="240"/>
-        <w:ind w:left="600"/>
-        <w:jc w:val="left"/>
-      </w:pPr>
-      <w:r>
-        <w:rPr>
-          <w:rFonts w:ascii="Times New Roman" w:cs="Times New Roman" w:eastAsia="PMingLiU" w:hAnsi="Times New Roman"/>
-          <w:i/>
-          <w:iCs/>
-          <w:color w:val="0000FF"/>
-          <w:sz w:val="20"/>
-          <w:szCs w:val="20"/>
-        </w:rPr>
-        <w:t xml:space="preserve">p</w:t>
-      </w:r>
-      <w:r>
-        <w:rPr>
-          <w:rFonts w:ascii="Times New Roman" w:cs="Times New Roman" w:eastAsia="PMingLiU" w:hAnsi="Times New Roman"/>
-          <w:color w:val="0000FF"/>
-          <w:sz w:val="20"/>
-          <w:szCs w:val="20"/>
-          <w:vertAlign w:val="subscript"/>
-        </w:rPr>
-        <w:t xml:space="preserve">i</w:t>
-      </w:r>
-      <w:r>
-        <w:rPr>
-          <w:rFonts w:ascii="Times New Roman" w:cs="Times New Roman" w:eastAsia="PMingLiU" w:hAnsi="Times New Roman"/>
-          <w:color w:val="0000FF"/>
-          <w:sz w:val="20"/>
-          <w:szCs w:val="20"/>
-        </w:rPr>
-        <w:t xml:space="preserve">(</w:t>
-      </w:r>
-      <w:r>
-        <w:rPr>
-          <w:rFonts w:ascii="Times New Roman" w:cs="Times New Roman" w:eastAsia="PMingLiU" w:hAnsi="Times New Roman"/>
-          <w:i/>
-          <w:iCs/>
-          <w:color w:val="0000FF"/>
-          <w:sz w:val="20"/>
-          <w:szCs w:val="20"/>
-        </w:rPr>
-        <w:t xml:space="preserve">t</w:t>
-      </w:r>
-      <w:r>
-        <w:rPr>
-          <w:rFonts w:ascii="Times New Roman" w:cs="Times New Roman" w:eastAsia="PMingLiU" w:hAnsi="Times New Roman"/>
-          <w:color w:val="0000FF"/>
-          <w:sz w:val="20"/>
-          <w:szCs w:val="20"/>
-        </w:rPr>
-        <w:t xml:space="preserve">, </w:t>
-      </w:r>
-      <w:r>
-        <w:rPr>
-          <w:rFonts w:ascii="Times New Roman" w:cs="Times New Roman" w:eastAsia="PMingLiU" w:hAnsi="Times New Roman"/>
-          <w:i/>
-          <w:iCs/>
-          <w:color w:val="0000FF"/>
-          <w:sz w:val="20"/>
-          <w:szCs w:val="20"/>
-        </w:rPr>
-        <w:t xml:space="preserve">h</w:t>
-      </w:r>
-      <w:r>
-        <w:rPr>
-          <w:rFonts w:ascii="Times New Roman" w:cs="Times New Roman" w:eastAsia="PMingLiU" w:hAnsi="Times New Roman"/>
-          <w:color w:val="0000FF"/>
-          <w:sz w:val="20"/>
-          <w:szCs w:val="20"/>
-        </w:rPr>
-        <w:t xml:space="preserve">) = P( min</w:t>
-      </w:r>
-      <w:r>
-        <w:rPr>
-          <w:rFonts w:ascii="Times New Roman" w:cs="Times New Roman" w:eastAsia="PMingLiU" w:hAnsi="Times New Roman"/>
-          <w:color w:val="0000FF"/>
-          <w:sz w:val="20"/>
-          <w:szCs w:val="20"/>
-          <w:vertAlign w:val="subscript"/>
-        </w:rPr>
-        <w:t xml:space="preserve">τ∈(t, t+h]</w:t>
-      </w:r>
-      <w:r>
-        <w:rPr>
-          <w:rFonts w:ascii="Times New Roman" w:cs="Times New Roman" w:eastAsia="PMingLiU" w:hAnsi="Times New Roman"/>
-          <w:i/>
-          <w:iCs/>
-          <w:color w:val="0000FF"/>
-          <w:sz w:val="20"/>
-          <w:szCs w:val="20"/>
-        </w:rPr>
-        <w:t xml:space="preserve"> s</w:t>
-      </w:r>
-      <w:r>
-        <w:rPr>
-          <w:rFonts w:ascii="Times New Roman" w:cs="Times New Roman" w:eastAsia="PMingLiU" w:hAnsi="Times New Roman"/>
-          <w:color w:val="0000FF"/>
-          <w:sz w:val="20"/>
-          <w:szCs w:val="20"/>
-          <w:vertAlign w:val="subscript"/>
-        </w:rPr>
-        <w:t xml:space="preserve">i</w:t>
-      </w:r>
-      <w:r>
-        <w:rPr>
-          <w:rFonts w:ascii="Times New Roman" w:cs="Times New Roman" w:eastAsia="PMingLiU" w:hAnsi="Times New Roman"/>
-          <w:color w:val="0000FF"/>
-          <w:sz w:val="20"/>
-          <w:szCs w:val="20"/>
-        </w:rPr>
-        <w:t xml:space="preserve">(τ) = 0 )</w:t>
-      </w:r>
-      <w:r>
-        <w:rPr>
-          <w:rFonts w:ascii="Times New Roman" w:cs="Times New Roman" w:eastAsia="PMingLiU" w:hAnsi="Times New Roman"/>
-          <w:color w:val="0000FF"/>
-          <w:sz w:val="20"/>
-          <w:szCs w:val="20"/>
-        </w:rPr>
-        <w:tab/>
-        <w:t xml:space="preserve">(1)</w:t>
-      </w:r>
-    </w:p>
-    <w:p>
-      <w:pPr>
-        <w:spacing w:after="0" w:line="240"/>
-        <w:ind w:firstLine="288"/>
-        <w:jc w:val="both"/>
-      </w:pPr>
-      <w:r>
-        <w:rPr>
-          <w:rFonts w:ascii="Times New Roman" w:cs="Times New Roman" w:eastAsia="PMingLiU" w:hAnsi="Times New Roman"/>
-          <w:color w:val="0000FF"/>
-          <w:sz w:val="20"/>
-          <w:szCs w:val="20"/>
-        </w:rPr>
-        <w:t xml:space="preserve">for horizons </w:t>
-      </w:r>
-      <w:r>
-        <w:rPr>
-          <w:rFonts w:ascii="Times New Roman" w:cs="Times New Roman" w:eastAsia="PMingLiU" w:hAnsi="Times New Roman"/>
-          <w:i/>
-          <w:iCs/>
-          <w:color w:val="0000FF"/>
-          <w:sz w:val="20"/>
-          <w:szCs w:val="20"/>
-        </w:rPr>
-        <w:t xml:space="preserve">h</w:t>
-      </w:r>
-      <w:r>
-        <w:rPr>
-          <w:rFonts w:ascii="Times New Roman" w:cs="Times New Roman" w:eastAsia="PMingLiU" w:hAnsi="Times New Roman"/>
-          <w:color w:val="0000FF"/>
-          <w:sz w:val="20"/>
-          <w:szCs w:val="20"/>
-        </w:rPr>
-        <w:t xml:space="preserve"> ∈ {30, 60, 90, 120} min. </w:t>
-      </w:r>
-      <w:r>
-        <w:rPr>
-          <w:rFonts w:ascii="Times New Roman" w:cs="Times New Roman" w:eastAsia="PMingLiU" w:hAnsi="Times New Roman"/>
-          <w:b/>
-          <w:bCs/>
-          <w:color w:val="0000FF"/>
-          <w:sz w:val="20"/>
-          <w:szCs w:val="20"/>
-        </w:rPr>
-        <w:t xml:space="preserve">Rebalancing: </w:t>
-      </w:r>
-      <w:r>
-        <w:rPr>
-          <w:rFonts w:ascii="Times New Roman" w:cs="Times New Roman" w:eastAsia="PMingLiU" w:hAnsi="Times New Roman"/>
-          <w:color w:val="0000FF"/>
-          <w:sz w:val="20"/>
-          <w:szCs w:val="20"/>
-        </w:rPr>
-        <w:t xml:space="preserve">with </w:t>
-      </w:r>
-      <w:r>
-        <w:rPr>
-          <w:rFonts w:ascii="Times New Roman" w:cs="Times New Roman" w:eastAsia="PMingLiU" w:hAnsi="Times New Roman"/>
-          <w:i/>
-          <w:iCs/>
-          <w:color w:val="0000FF"/>
-          <w:sz w:val="20"/>
-          <w:szCs w:val="20"/>
-        </w:rPr>
-        <w:t xml:space="preserve">K</w:t>
-      </w:r>
-      <w:r>
-        <w:rPr>
-          <w:rFonts w:ascii="Times New Roman" w:cs="Times New Roman" w:eastAsia="PMingLiU" w:hAnsi="Times New Roman"/>
-          <w:color w:val="0000FF"/>
-          <w:sz w:val="20"/>
-          <w:szCs w:val="20"/>
-        </w:rPr>
-        <w:t xml:space="preserve"> trucks, choose moves (source, target, </w:t>
-      </w:r>
-      <w:r>
-        <w:rPr>
-          <w:rFonts w:ascii="Times New Roman" w:cs="Times New Roman" w:eastAsia="PMingLiU" w:hAnsi="Times New Roman"/>
-          <w:i/>
-          <w:iCs/>
-          <w:color w:val="0000FF"/>
-          <w:sz w:val="20"/>
-          <w:szCs w:val="20"/>
-        </w:rPr>
-        <w:t xml:space="preserve">k</w:t>
-      </w:r>
-      <w:r>
-        <w:rPr>
-          <w:rFonts w:ascii="Times New Roman" w:cs="Times New Roman" w:eastAsia="PMingLiU" w:hAnsi="Times New Roman"/>
-          <w:color w:val="0000FF"/>
-          <w:sz w:val="20"/>
-          <w:szCs w:val="20"/>
-        </w:rPr>
-        <w:t xml:space="preserve"> bikes) that maximize the expected rentals saved per truck-minute, and evaluate every policy by replaying the real trips of held-out days (Sec. 2.6).</w:t>
       </w:r>
     </w:p>
     <w:p>
@@ -1147,7 +454,7 @@
           <w:sz w:val="22"/>
           <w:szCs w:val="22"/>
         </w:rPr>
-        <w:t xml:space="preserve">1.3. Existing solutions and literature</w:t>
+        <w:t xml:space="preserve">1.2. Problem definition</w:t>
       </w:r>
     </w:p>
     <w:p>
@@ -1162,16 +469,669 @@
           <w:sz w:val="20"/>
           <w:szCs w:val="20"/>
         </w:rPr>
-        <w:t xml:space="preserve">Static repositioning is a routing-and-inventory problem [4]; dynamic repositioning combines forecasts with heuristics or mixed-integer programs [5, 6]; recent work uses spatio-temporal reinforcement learning [7]. Two ingredients matter on a campus yet are rarely combined: censored-demand estimation by simulation [8] or censored Gaussian processes [9], and inferring the operator’s unpublished truck moves by subtracting trip flows from inventory changes [10]; on Taipei data this reveals 18–20 thousand unexplained bike moves on 12 Mar 2025, peaking at 07–09 and 18–20. A 2025 NTU thesis optimized dispatch near NTU with survival-model demand on one month of trips [11]. No published work, to our knowledge, (a) uses the class timetable as an explicit signal, (b) outputs calibrated stockout probabilities rather than point forecasts, or (c) tests transfer between campuses; NSYSU has never been studied and Kaohsiung publishes no trip data, so transfer is the practical question. </w:t>
-      </w:r>
-      <w:r>
-        <w:rPr>
-          <w:rFonts w:ascii="Times New Roman" w:cs="Times New Roman" w:eastAsia="PMingLiU" w:hAnsi="Times New Roman"/>
-          <w:color w:val="0000FF"/>
-          <w:sz w:val="20"/>
-          <w:szCs w:val="20"/>
-        </w:rPr>
-        <w:t xml:space="preserve">Station-level availability has been forecast hierarchically from city to cluster to station [25] and as over-demand prediction with dynamic station clusters [23]; the view of a station as a finite-capacity birth–death process, which the proposal’s Poisson roll-out computes, underlies service-level rebalancing [18, 19] and fleet sizing [20]; data-driven rebalancing at system scale was demonstrated for Citi Bike [24]. For the predictor we use gradient-boosted decision trees [13], which handle mixed count and categorical features natively, and we measure probability quality with the Brier score [15] and the expected calibration error [14] rather than accuracy, because the planner consumes probabilities.</w:t>
+        <w:t xml:space="preserve">Station </w:t>
+      </w:r>
+      <w:r>
+        <w:rPr>
+          <w:rFonts w:ascii="Times New Roman" w:cs="Times New Roman" w:eastAsia="PMingLiU" w:hAnsi="Times New Roman"/>
+          <w:i/>
+          <w:iCs/>
+          <w:sz w:val="20"/>
+          <w:szCs w:val="20"/>
+        </w:rPr>
+        <w:t xml:space="preserve">i</w:t>
+      </w:r>
+      <w:r>
+        <w:rPr>
+          <w:rFonts w:ascii="Times New Roman" w:cs="Times New Roman" w:eastAsia="PMingLiU" w:hAnsi="Times New Roman"/>
+          <w:sz w:val="20"/>
+          <w:szCs w:val="20"/>
+        </w:rPr>
+        <w:t xml:space="preserve"> has capacity </w:t>
+      </w:r>
+      <w:r>
+        <w:rPr>
+          <w:rFonts w:ascii="Times New Roman" w:cs="Times New Roman" w:eastAsia="PMingLiU" w:hAnsi="Times New Roman"/>
+          <w:i/>
+          <w:iCs/>
+          <w:sz w:val="20"/>
+          <w:szCs w:val="20"/>
+        </w:rPr>
+        <w:t xml:space="preserve">c</w:t>
+      </w:r>
+      <w:r>
+        <w:rPr>
+          <w:rFonts w:ascii="Times New Roman" w:cs="Times New Roman" w:eastAsia="PMingLiU" w:hAnsi="Times New Roman"/>
+          <w:sz w:val="20"/>
+          <w:szCs w:val="20"/>
+          <w:vertAlign w:val="subscript"/>
+        </w:rPr>
+        <w:t xml:space="preserve">i</w:t>
+      </w:r>
+      <w:r>
+        <w:rPr>
+          <w:rFonts w:ascii="Times New Roman" w:cs="Times New Roman" w:eastAsia="PMingLiU" w:hAnsi="Times New Roman"/>
+          <w:sz w:val="20"/>
+          <w:szCs w:val="20"/>
+        </w:rPr>
+        <w:t xml:space="preserve"> and inventory </w:t>
+      </w:r>
+      <w:r>
+        <w:rPr>
+          <w:rFonts w:ascii="Times New Roman" w:cs="Times New Roman" w:eastAsia="PMingLiU" w:hAnsi="Times New Roman"/>
+          <w:i/>
+          <w:iCs/>
+          <w:sz w:val="20"/>
+          <w:szCs w:val="20"/>
+        </w:rPr>
+        <w:t xml:space="preserve">s</w:t>
+      </w:r>
+      <w:r>
+        <w:rPr>
+          <w:rFonts w:ascii="Times New Roman" w:cs="Times New Roman" w:eastAsia="PMingLiU" w:hAnsi="Times New Roman"/>
+          <w:sz w:val="20"/>
+          <w:szCs w:val="20"/>
+          <w:vertAlign w:val="subscript"/>
+        </w:rPr>
+        <w:t xml:space="preserve">i</w:t>
+      </w:r>
+      <w:r>
+        <w:rPr>
+          <w:rFonts w:ascii="Times New Roman" w:cs="Times New Roman" w:eastAsia="PMingLiU" w:hAnsi="Times New Roman"/>
+          <w:sz w:val="20"/>
+          <w:szCs w:val="20"/>
+        </w:rPr>
+        <w:t xml:space="preserve">(</w:t>
+      </w:r>
+      <w:r>
+        <w:rPr>
+          <w:rFonts w:ascii="Times New Roman" w:cs="Times New Roman" w:eastAsia="PMingLiU" w:hAnsi="Times New Roman"/>
+          <w:i/>
+          <w:iCs/>
+          <w:sz w:val="20"/>
+          <w:szCs w:val="20"/>
+        </w:rPr>
+        <w:t xml:space="preserve">t</w:t>
+      </w:r>
+      <w:r>
+        <w:rPr>
+          <w:rFonts w:ascii="Times New Roman" w:cs="Times New Roman" w:eastAsia="PMingLiU" w:hAnsi="Times New Roman"/>
+          <w:sz w:val="20"/>
+          <w:szCs w:val="20"/>
+        </w:rPr>
+        <w:t xml:space="preserve">); rentals </w:t>
+      </w:r>
+      <w:r>
+        <w:rPr>
+          <w:rFonts w:ascii="Times New Roman" w:cs="Times New Roman" w:eastAsia="PMingLiU" w:hAnsi="Times New Roman"/>
+          <w:i/>
+          <w:iCs/>
+          <w:sz w:val="20"/>
+          <w:szCs w:val="20"/>
+        </w:rPr>
+        <w:t xml:space="preserve">r</w:t>
+      </w:r>
+      <w:r>
+        <w:rPr>
+          <w:rFonts w:ascii="Times New Roman" w:cs="Times New Roman" w:eastAsia="PMingLiU" w:hAnsi="Times New Roman"/>
+          <w:sz w:val="20"/>
+          <w:szCs w:val="20"/>
+          <w:vertAlign w:val="subscript"/>
+        </w:rPr>
+        <w:t xml:space="preserve">i</w:t>
+      </w:r>
+      <w:r>
+        <w:rPr>
+          <w:rFonts w:ascii="Times New Roman" w:cs="Times New Roman" w:eastAsia="PMingLiU" w:hAnsi="Times New Roman"/>
+          <w:sz w:val="20"/>
+          <w:szCs w:val="20"/>
+        </w:rPr>
+        <w:t xml:space="preserve">(</w:t>
+      </w:r>
+      <w:r>
+        <w:rPr>
+          <w:rFonts w:ascii="Times New Roman" w:cs="Times New Roman" w:eastAsia="PMingLiU" w:hAnsi="Times New Roman"/>
+          <w:i/>
+          <w:iCs/>
+          <w:sz w:val="20"/>
+          <w:szCs w:val="20"/>
+        </w:rPr>
+        <w:t xml:space="preserve">t</w:t>
+      </w:r>
+      <w:r>
+        <w:rPr>
+          <w:rFonts w:ascii="Times New Roman" w:cs="Times New Roman" w:eastAsia="PMingLiU" w:hAnsi="Times New Roman"/>
+          <w:sz w:val="20"/>
+          <w:szCs w:val="20"/>
+        </w:rPr>
+        <w:t xml:space="preserve">) and returns </w:t>
+      </w:r>
+      <w:r>
+        <w:rPr>
+          <w:rFonts w:ascii="Times New Roman" w:cs="Times New Roman" w:eastAsia="PMingLiU" w:hAnsi="Times New Roman"/>
+          <w:i/>
+          <w:iCs/>
+          <w:sz w:val="20"/>
+          <w:szCs w:val="20"/>
+        </w:rPr>
+        <w:t xml:space="preserve">q</w:t>
+      </w:r>
+      <w:r>
+        <w:rPr>
+          <w:rFonts w:ascii="Times New Roman" w:cs="Times New Roman" w:eastAsia="PMingLiU" w:hAnsi="Times New Roman"/>
+          <w:sz w:val="20"/>
+          <w:szCs w:val="20"/>
+          <w:vertAlign w:val="subscript"/>
+        </w:rPr>
+        <w:t xml:space="preserve">i</w:t>
+      </w:r>
+      <w:r>
+        <w:rPr>
+          <w:rFonts w:ascii="Times New Roman" w:cs="Times New Roman" w:eastAsia="PMingLiU" w:hAnsi="Times New Roman"/>
+          <w:sz w:val="20"/>
+          <w:szCs w:val="20"/>
+        </w:rPr>
+        <w:t xml:space="preserve">(</w:t>
+      </w:r>
+      <w:r>
+        <w:rPr>
+          <w:rFonts w:ascii="Times New Roman" w:cs="Times New Roman" w:eastAsia="PMingLiU" w:hAnsi="Times New Roman"/>
+          <w:i/>
+          <w:iCs/>
+          <w:sz w:val="20"/>
+          <w:szCs w:val="20"/>
+        </w:rPr>
+        <w:t xml:space="preserve">t</w:t>
+      </w:r>
+      <w:r>
+        <w:rPr>
+          <w:rFonts w:ascii="Times New Roman" w:cs="Times New Roman" w:eastAsia="PMingLiU" w:hAnsi="Times New Roman"/>
+          <w:sz w:val="20"/>
+          <w:szCs w:val="20"/>
+        </w:rPr>
+        <w:t xml:space="preserve">) are counts whose rates depend on time of day, day of week and, our key assumption, the time to the next bell </w:t>
+      </w:r>
+      <w:r>
+        <w:rPr>
+          <w:rFonts w:ascii="Times New Roman" w:cs="Times New Roman" w:eastAsia="PMingLiU" w:hAnsi="Times New Roman"/>
+          <w:i/>
+          <w:iCs/>
+          <w:sz w:val="20"/>
+          <w:szCs w:val="20"/>
+        </w:rPr>
+        <w:t xml:space="preserve">b</w:t>
+      </w:r>
+      <w:r>
+        <w:rPr>
+          <w:rFonts w:ascii="Times New Roman" w:cs="Times New Roman" w:eastAsia="PMingLiU" w:hAnsi="Times New Roman"/>
+          <w:sz w:val="20"/>
+          <w:szCs w:val="20"/>
+        </w:rPr>
+        <w:t xml:space="preserve">(</w:t>
+      </w:r>
+      <w:r>
+        <w:rPr>
+          <w:rFonts w:ascii="Times New Roman" w:cs="Times New Roman" w:eastAsia="PMingLiU" w:hAnsi="Times New Roman"/>
+          <w:i/>
+          <w:iCs/>
+          <w:sz w:val="20"/>
+          <w:szCs w:val="20"/>
+        </w:rPr>
+        <w:t xml:space="preserve">t</w:t>
+      </w:r>
+      <w:r>
+        <w:rPr>
+          <w:rFonts w:ascii="Times New Roman" w:cs="Times New Roman" w:eastAsia="PMingLiU" w:hAnsi="Times New Roman"/>
+          <w:sz w:val="20"/>
+          <w:szCs w:val="20"/>
+        </w:rPr>
+        <w:t xml:space="preserve">). Rentals are censored: when </w:t>
+      </w:r>
+      <w:r>
+        <w:rPr>
+          <w:rFonts w:ascii="Times New Roman" w:cs="Times New Roman" w:eastAsia="PMingLiU" w:hAnsi="Times New Roman"/>
+          <w:i/>
+          <w:iCs/>
+          <w:sz w:val="20"/>
+          <w:szCs w:val="20"/>
+        </w:rPr>
+        <w:t xml:space="preserve">s</w:t>
+      </w:r>
+      <w:r>
+        <w:rPr>
+          <w:rFonts w:ascii="Times New Roman" w:cs="Times New Roman" w:eastAsia="PMingLiU" w:hAnsi="Times New Roman"/>
+          <w:sz w:val="20"/>
+          <w:szCs w:val="20"/>
+          <w:vertAlign w:val="subscript"/>
+        </w:rPr>
+        <w:t xml:space="preserve">i</w:t>
+      </w:r>
+      <w:r>
+        <w:rPr>
+          <w:rFonts w:ascii="Times New Roman" w:cs="Times New Roman" w:eastAsia="PMingLiU" w:hAnsi="Times New Roman"/>
+          <w:sz w:val="20"/>
+          <w:szCs w:val="20"/>
+        </w:rPr>
+        <w:t xml:space="preserve">(</w:t>
+      </w:r>
+      <w:r>
+        <w:rPr>
+          <w:rFonts w:ascii="Times New Roman" w:cs="Times New Roman" w:eastAsia="PMingLiU" w:hAnsi="Times New Roman"/>
+          <w:i/>
+          <w:iCs/>
+          <w:sz w:val="20"/>
+          <w:szCs w:val="20"/>
+        </w:rPr>
+        <w:t xml:space="preserve">t</w:t>
+      </w:r>
+      <w:r>
+        <w:rPr>
+          <w:rFonts w:ascii="Times New Roman" w:cs="Times New Roman" w:eastAsia="PMingLiU" w:hAnsi="Times New Roman"/>
+          <w:sz w:val="20"/>
+          <w:szCs w:val="20"/>
+        </w:rPr>
+        <w:t xml:space="preserve">) = 0, lost rentals are unrecorded. One truck of capacity </w:t>
+      </w:r>
+      <w:r>
+        <w:rPr>
+          <w:rFonts w:ascii="Times New Roman" w:cs="Times New Roman" w:eastAsia="PMingLiU" w:hAnsi="Times New Roman"/>
+          <w:i/>
+          <w:iCs/>
+          <w:sz w:val="20"/>
+          <w:szCs w:val="20"/>
+        </w:rPr>
+        <w:t xml:space="preserve">Q</w:t>
+      </w:r>
+      <w:r>
+        <w:rPr>
+          <w:rFonts w:ascii="Times New Roman" w:cs="Times New Roman" w:eastAsia="PMingLiU" w:hAnsi="Times New Roman"/>
+          <w:sz w:val="20"/>
+          <w:szCs w:val="20"/>
+        </w:rPr>
+        <w:t xml:space="preserve"> visits stations with travel times </w:t>
+      </w:r>
+      <w:r>
+        <w:rPr>
+          <w:rFonts w:ascii="Times New Roman" w:cs="Times New Roman" w:eastAsia="PMingLiU" w:hAnsi="Times New Roman"/>
+          <w:i/>
+          <w:iCs/>
+          <w:sz w:val="20"/>
+          <w:szCs w:val="20"/>
+        </w:rPr>
+        <w:t xml:space="preserve">d</w:t>
+      </w:r>
+      <w:r>
+        <w:rPr>
+          <w:rFonts w:ascii="Times New Roman" w:cs="Times New Roman" w:eastAsia="PMingLiU" w:hAnsi="Times New Roman"/>
+          <w:sz w:val="20"/>
+          <w:szCs w:val="20"/>
+          <w:vertAlign w:val="subscript"/>
+        </w:rPr>
+        <w:t xml:space="preserve">ij</w:t>
+      </w:r>
+      <w:r>
+        <w:rPr>
+          <w:rFonts w:ascii="Times New Roman" w:cs="Times New Roman" w:eastAsia="PMingLiU" w:hAnsi="Times New Roman"/>
+          <w:sz w:val="20"/>
+          <w:szCs w:val="20"/>
+        </w:rPr>
+        <w:t xml:space="preserve">. Before each bell we choose a route and load plan </w:t>
+      </w:r>
+      <w:r>
+        <w:rPr>
+          <w:rFonts w:ascii="Times New Roman" w:cs="Times New Roman" w:eastAsia="PMingLiU" w:hAnsi="Times New Roman"/>
+          <w:i/>
+          <w:iCs/>
+          <w:sz w:val="20"/>
+          <w:szCs w:val="20"/>
+        </w:rPr>
+        <w:t xml:space="preserve">π</w:t>
+      </w:r>
+      <w:r>
+        <w:rPr>
+          <w:rFonts w:ascii="Times New Roman" w:cs="Times New Roman" w:eastAsia="PMingLiU" w:hAnsi="Times New Roman"/>
+          <w:sz w:val="20"/>
+          <w:szCs w:val="20"/>
+        </w:rPr>
+        <w:t xml:space="preserve"> minimizing expected unmet rentals over a horizon </w:t>
+      </w:r>
+      <w:r>
+        <w:rPr>
+          <w:rFonts w:ascii="Times New Roman" w:cs="Times New Roman" w:eastAsia="PMingLiU" w:hAnsi="Times New Roman"/>
+          <w:i/>
+          <w:iCs/>
+          <w:sz w:val="20"/>
+          <w:szCs w:val="20"/>
+        </w:rPr>
+        <w:t xml:space="preserve">H</w:t>
+      </w:r>
+      <w:r>
+        <w:rPr>
+          <w:rFonts w:ascii="Times New Roman" w:cs="Times New Roman" w:eastAsia="PMingLiU" w:hAnsi="Times New Roman"/>
+          <w:sz w:val="20"/>
+          <w:szCs w:val="20"/>
+        </w:rPr>
+        <w:t xml:space="preserve"> plus </w:t>
+      </w:r>
+      <w:r>
+        <w:rPr>
+          <w:rFonts w:ascii="Times New Roman" w:cs="Times New Roman" w:eastAsia="PMingLiU" w:hAnsi="Times New Roman"/>
+          <w:i/>
+          <w:iCs/>
+          <w:sz w:val="20"/>
+          <w:szCs w:val="20"/>
+        </w:rPr>
+        <w:t xml:space="preserve">β</w:t>
+      </w:r>
+      <w:r>
+        <w:rPr>
+          <w:rFonts w:ascii="Times New Roman" w:cs="Times New Roman" w:eastAsia="PMingLiU" w:hAnsi="Times New Roman"/>
+          <w:sz w:val="20"/>
+          <w:szCs w:val="20"/>
+        </w:rPr>
+        <w:t xml:space="preserve">·travel time under capacity and deadline constraints. This is the course’s rational-agent view: acting under uncertainty to maximize expected utility, coupling probabilistic reasoning, learning and search.</w:t>
+      </w:r>
+    </w:p>
+    <w:p>
+      <w:pPr>
+        <w:spacing w:after="0" w:line="240"/>
+        <w:ind w:firstLine="288"/>
+        <w:jc w:val="both"/>
+      </w:pPr>
+      <w:r>
+        <w:rPr>
+          <w:rFonts w:ascii="Times New Roman" w:cs="Times New Roman" w:eastAsia="PMingLiU" w:hAnsi="Times New Roman"/>
+          <w:color w:val="0000FF"/>
+          <w:sz w:val="20"/>
+          <w:szCs w:val="20"/>
+        </w:rPr>
+        <w:t xml:space="preserve">Two sub-problems are now defined precisely. </w:t>
+      </w:r>
+      <w:r>
+        <w:rPr>
+          <w:rFonts w:ascii="Times New Roman" w:cs="Times New Roman" w:eastAsia="PMingLiU" w:hAnsi="Times New Roman"/>
+          <w:b/>
+          <w:bCs/>
+          <w:color w:val="0000FF"/>
+          <w:sz w:val="20"/>
+          <w:szCs w:val="20"/>
+        </w:rPr>
+        <w:t xml:space="preserve">Stockout prediction: </w:t>
+      </w:r>
+      <w:r>
+        <w:rPr>
+          <w:rFonts w:ascii="Times New Roman" w:cs="Times New Roman" w:eastAsia="PMingLiU" w:hAnsi="Times New Roman"/>
+          <w:color w:val="0000FF"/>
+          <w:sz w:val="20"/>
+          <w:szCs w:val="20"/>
+        </w:rPr>
+        <w:t xml:space="preserve">for every station </w:t>
+      </w:r>
+      <w:r>
+        <w:rPr>
+          <w:rFonts w:ascii="Times New Roman" w:cs="Times New Roman" w:eastAsia="PMingLiU" w:hAnsi="Times New Roman"/>
+          <w:i/>
+          <w:iCs/>
+          <w:color w:val="0000FF"/>
+          <w:sz w:val="20"/>
+          <w:szCs w:val="20"/>
+        </w:rPr>
+        <w:t xml:space="preserve">i</w:t>
+      </w:r>
+      <w:r>
+        <w:rPr>
+          <w:rFonts w:ascii="Times New Roman" w:cs="Times New Roman" w:eastAsia="PMingLiU" w:hAnsi="Times New Roman"/>
+          <w:color w:val="0000FF"/>
+          <w:sz w:val="20"/>
+          <w:szCs w:val="20"/>
+        </w:rPr>
+        <w:t xml:space="preserve"> and 10-minute slot </w:t>
+      </w:r>
+      <w:r>
+        <w:rPr>
+          <w:rFonts w:ascii="Times New Roman" w:cs="Times New Roman" w:eastAsia="PMingLiU" w:hAnsi="Times New Roman"/>
+          <w:i/>
+          <w:iCs/>
+          <w:color w:val="0000FF"/>
+          <w:sz w:val="20"/>
+          <w:szCs w:val="20"/>
+        </w:rPr>
+        <w:t xml:space="preserve">t</w:t>
+      </w:r>
+      <w:r>
+        <w:rPr>
+          <w:rFonts w:ascii="Times New Roman" w:cs="Times New Roman" w:eastAsia="PMingLiU" w:hAnsi="Times New Roman"/>
+          <w:color w:val="0000FF"/>
+          <w:sz w:val="20"/>
+          <w:szCs w:val="20"/>
+        </w:rPr>
+        <w:t xml:space="preserve">, output</w:t>
+      </w:r>
+    </w:p>
+    <w:p>
+      <w:pPr>
+        <w:tabs>
+          <w:tab w:val="right" w:pos="4677"/>
+        </w:tabs>
+        <w:spacing w:after="40" w:before="40" w:line="240"/>
+        <w:ind w:left="600"/>
+        <w:jc w:val="left"/>
+      </w:pPr>
+      <w:r>
+        <w:rPr>
+          <w:rFonts w:ascii="Times New Roman" w:cs="Times New Roman" w:eastAsia="PMingLiU" w:hAnsi="Times New Roman"/>
+          <w:i/>
+          <w:iCs/>
+          <w:color w:val="0000FF"/>
+          <w:sz w:val="20"/>
+          <w:szCs w:val="20"/>
+        </w:rPr>
+        <w:t xml:space="preserve">p</w:t>
+      </w:r>
+      <w:r>
+        <w:rPr>
+          <w:rFonts w:ascii="Times New Roman" w:cs="Times New Roman" w:eastAsia="PMingLiU" w:hAnsi="Times New Roman"/>
+          <w:color w:val="0000FF"/>
+          <w:sz w:val="20"/>
+          <w:szCs w:val="20"/>
+          <w:vertAlign w:val="subscript"/>
+        </w:rPr>
+        <w:t xml:space="preserve">i</w:t>
+      </w:r>
+      <w:r>
+        <w:rPr>
+          <w:rFonts w:ascii="Times New Roman" w:cs="Times New Roman" w:eastAsia="PMingLiU" w:hAnsi="Times New Roman"/>
+          <w:color w:val="0000FF"/>
+          <w:sz w:val="20"/>
+          <w:szCs w:val="20"/>
+        </w:rPr>
+        <w:t xml:space="preserve">(</w:t>
+      </w:r>
+      <w:r>
+        <w:rPr>
+          <w:rFonts w:ascii="Times New Roman" w:cs="Times New Roman" w:eastAsia="PMingLiU" w:hAnsi="Times New Roman"/>
+          <w:i/>
+          <w:iCs/>
+          <w:color w:val="0000FF"/>
+          <w:sz w:val="20"/>
+          <w:szCs w:val="20"/>
+        </w:rPr>
+        <w:t xml:space="preserve">t</w:t>
+      </w:r>
+      <w:r>
+        <w:rPr>
+          <w:rFonts w:ascii="Times New Roman" w:cs="Times New Roman" w:eastAsia="PMingLiU" w:hAnsi="Times New Roman"/>
+          <w:color w:val="0000FF"/>
+          <w:sz w:val="20"/>
+          <w:szCs w:val="20"/>
+        </w:rPr>
+        <w:t xml:space="preserve">, </w:t>
+      </w:r>
+      <w:r>
+        <w:rPr>
+          <w:rFonts w:ascii="Times New Roman" w:cs="Times New Roman" w:eastAsia="PMingLiU" w:hAnsi="Times New Roman"/>
+          <w:i/>
+          <w:iCs/>
+          <w:color w:val="0000FF"/>
+          <w:sz w:val="20"/>
+          <w:szCs w:val="20"/>
+        </w:rPr>
+        <w:t xml:space="preserve">h</w:t>
+      </w:r>
+      <w:r>
+        <w:rPr>
+          <w:rFonts w:ascii="Times New Roman" w:cs="Times New Roman" w:eastAsia="PMingLiU" w:hAnsi="Times New Roman"/>
+          <w:color w:val="0000FF"/>
+          <w:sz w:val="20"/>
+          <w:szCs w:val="20"/>
+        </w:rPr>
+        <w:t xml:space="preserve">) = P( min</w:t>
+      </w:r>
+      <w:r>
+        <w:rPr>
+          <w:rFonts w:ascii="Times New Roman" w:cs="Times New Roman" w:eastAsia="PMingLiU" w:hAnsi="Times New Roman"/>
+          <w:color w:val="0000FF"/>
+          <w:sz w:val="20"/>
+          <w:szCs w:val="20"/>
+          <w:vertAlign w:val="subscript"/>
+        </w:rPr>
+        <w:t xml:space="preserve">τ∈(t, t+h]</w:t>
+      </w:r>
+      <w:r>
+        <w:rPr>
+          <w:rFonts w:ascii="Times New Roman" w:cs="Times New Roman" w:eastAsia="PMingLiU" w:hAnsi="Times New Roman"/>
+          <w:i/>
+          <w:iCs/>
+          <w:color w:val="0000FF"/>
+          <w:sz w:val="20"/>
+          <w:szCs w:val="20"/>
+        </w:rPr>
+        <w:t xml:space="preserve"> s</w:t>
+      </w:r>
+      <w:r>
+        <w:rPr>
+          <w:rFonts w:ascii="Times New Roman" w:cs="Times New Roman" w:eastAsia="PMingLiU" w:hAnsi="Times New Roman"/>
+          <w:color w:val="0000FF"/>
+          <w:sz w:val="20"/>
+          <w:szCs w:val="20"/>
+          <w:vertAlign w:val="subscript"/>
+        </w:rPr>
+        <w:t xml:space="preserve">i</w:t>
+      </w:r>
+      <w:r>
+        <w:rPr>
+          <w:rFonts w:ascii="Times New Roman" w:cs="Times New Roman" w:eastAsia="PMingLiU" w:hAnsi="Times New Roman"/>
+          <w:color w:val="0000FF"/>
+          <w:sz w:val="20"/>
+          <w:szCs w:val="20"/>
+        </w:rPr>
+        <w:t xml:space="preserve">(τ) = 0 )</w:t>
+      </w:r>
+      <w:r>
+        <w:rPr>
+          <w:rFonts w:ascii="Times New Roman" w:cs="Times New Roman" w:eastAsia="PMingLiU" w:hAnsi="Times New Roman"/>
+          <w:color w:val="0000FF"/>
+          <w:sz w:val="20"/>
+          <w:szCs w:val="20"/>
+        </w:rPr>
+        <w:tab/>
+        <w:t xml:space="preserve">(1)</w:t>
+      </w:r>
+    </w:p>
+    <w:p>
+      <w:pPr>
+        <w:spacing w:after="0" w:line="240"/>
+        <w:ind w:firstLine="288"/>
+        <w:jc w:val="both"/>
+      </w:pPr>
+      <w:r>
+        <w:rPr>
+          <w:rFonts w:ascii="Times New Roman" w:cs="Times New Roman" w:eastAsia="PMingLiU" w:hAnsi="Times New Roman"/>
+          <w:color w:val="0000FF"/>
+          <w:sz w:val="20"/>
+          <w:szCs w:val="20"/>
+        </w:rPr>
+        <w:t xml:space="preserve">for horizons </w:t>
+      </w:r>
+      <w:r>
+        <w:rPr>
+          <w:rFonts w:ascii="Times New Roman" w:cs="Times New Roman" w:eastAsia="PMingLiU" w:hAnsi="Times New Roman"/>
+          <w:i/>
+          <w:iCs/>
+          <w:color w:val="0000FF"/>
+          <w:sz w:val="20"/>
+          <w:szCs w:val="20"/>
+        </w:rPr>
+        <w:t xml:space="preserve">h</w:t>
+      </w:r>
+      <w:r>
+        <w:rPr>
+          <w:rFonts w:ascii="Times New Roman" w:cs="Times New Roman" w:eastAsia="PMingLiU" w:hAnsi="Times New Roman"/>
+          <w:color w:val="0000FF"/>
+          <w:sz w:val="20"/>
+          <w:szCs w:val="20"/>
+        </w:rPr>
+        <w:t xml:space="preserve"> ∈ {30, 60, 90, 120} min. </w:t>
+      </w:r>
+      <w:r>
+        <w:rPr>
+          <w:rFonts w:ascii="Times New Roman" w:cs="Times New Roman" w:eastAsia="PMingLiU" w:hAnsi="Times New Roman"/>
+          <w:b/>
+          <w:bCs/>
+          <w:color w:val="0000FF"/>
+          <w:sz w:val="20"/>
+          <w:szCs w:val="20"/>
+        </w:rPr>
+        <w:t xml:space="preserve">Rebalancing: </w:t>
+      </w:r>
+      <w:r>
+        <w:rPr>
+          <w:rFonts w:ascii="Times New Roman" w:cs="Times New Roman" w:eastAsia="PMingLiU" w:hAnsi="Times New Roman"/>
+          <w:color w:val="0000FF"/>
+          <w:sz w:val="20"/>
+          <w:szCs w:val="20"/>
+        </w:rPr>
+        <w:t xml:space="preserve">with </w:t>
+      </w:r>
+      <w:r>
+        <w:rPr>
+          <w:rFonts w:ascii="Times New Roman" w:cs="Times New Roman" w:eastAsia="PMingLiU" w:hAnsi="Times New Roman"/>
+          <w:i/>
+          <w:iCs/>
+          <w:color w:val="0000FF"/>
+          <w:sz w:val="20"/>
+          <w:szCs w:val="20"/>
+        </w:rPr>
+        <w:t xml:space="preserve">K</w:t>
+      </w:r>
+      <w:r>
+        <w:rPr>
+          <w:rFonts w:ascii="Times New Roman" w:cs="Times New Roman" w:eastAsia="PMingLiU" w:hAnsi="Times New Roman"/>
+          <w:color w:val="0000FF"/>
+          <w:sz w:val="20"/>
+          <w:szCs w:val="20"/>
+        </w:rPr>
+        <w:t xml:space="preserve"> trucks, choose moves (source, target, </w:t>
+      </w:r>
+      <w:r>
+        <w:rPr>
+          <w:rFonts w:ascii="Times New Roman" w:cs="Times New Roman" w:eastAsia="PMingLiU" w:hAnsi="Times New Roman"/>
+          <w:i/>
+          <w:iCs/>
+          <w:color w:val="0000FF"/>
+          <w:sz w:val="20"/>
+          <w:szCs w:val="20"/>
+        </w:rPr>
+        <w:t xml:space="preserve">k</w:t>
+      </w:r>
+      <w:r>
+        <w:rPr>
+          <w:rFonts w:ascii="Times New Roman" w:cs="Times New Roman" w:eastAsia="PMingLiU" w:hAnsi="Times New Roman"/>
+          <w:color w:val="0000FF"/>
+          <w:sz w:val="20"/>
+          <w:szCs w:val="20"/>
+        </w:rPr>
+        <w:t xml:space="preserve"> bikes) that maximize the expected rentals saved per truck-minute, and evaluate every policy by replaying the real trips of held-out days (Sec. 2.6).</w:t>
       </w:r>
     </w:p>
     <w:p>
@@ -1187,18 +1147,7 @@
           <w:sz w:val="22"/>
           <w:szCs w:val="22"/>
         </w:rPr>
-        <w:t xml:space="preserve">1.4. Proposed solution</w:t>
-      </w:r>
-      <w:r>
-        <w:rPr>
-          <w:rFonts w:ascii="Times New Roman" w:cs="Times New Roman" w:eastAsia="PMingLiU" w:hAnsi="Times New Roman"/>
-          <w:b/>
-          <w:bCs/>
-          <w:color w:val="0000FF"/>
-          <w:sz w:val="22"/>
-          <w:szCs w:val="22"/>
-        </w:rPr>
-        <w:t xml:space="preserve"> and status</w:t>
+        <w:t xml:space="preserve">1.3. Existing solutions and literature</w:t>
       </w:r>
     </w:p>
     <w:p>
@@ -1213,6 +1162,57 @@
           <w:sz w:val="20"/>
           <w:szCs w:val="20"/>
         </w:rPr>
+        <w:t xml:space="preserve">Static repositioning is a routing-and-inventory problem [4]; dynamic repositioning combines forecasts with heuristics or mixed-integer programs [5, 6]; recent work uses spatio-temporal reinforcement learning [7]. Two ingredients matter on a campus yet are rarely combined: censored-demand estimation by simulation [8] or censored Gaussian processes [9], and inferring the operator’s unpublished truck moves by subtracting trip flows from inventory changes [10]; on Taipei data this reveals 18–20 thousand unexplained bike moves on 12 Mar 2025, peaking at 07–09 and 18–20. A 2025 NTU thesis optimized dispatch near NTU with survival-model demand on one month of trips [11]. No published work, to our knowledge, (a) uses the class timetable as an explicit signal, (b) outputs calibrated stockout probabilities rather than point forecasts, or (c) tests transfer between campuses; NSYSU has never been studied and Kaohsiung publishes no trip data, so transfer is the practical question. </w:t>
+      </w:r>
+      <w:r>
+        <w:rPr>
+          <w:rFonts w:ascii="Times New Roman" w:cs="Times New Roman" w:eastAsia="PMingLiU" w:hAnsi="Times New Roman"/>
+          <w:color w:val="0000FF"/>
+          <w:sz w:val="20"/>
+          <w:szCs w:val="20"/>
+        </w:rPr>
+        <w:t xml:space="preserve">Station-level availability has been forecast hierarchically from city to cluster to station [25] and as over-demand prediction with dynamic station clusters [23]; the view of a station as a finite-capacity birth–death process, which the proposal’s Poisson roll-out computes, underlies service-level rebalancing [18, 19] and fleet sizing [20]; data-driven rebalancing at system scale was demonstrated for Citi Bike [24]. For the predictor we use gradient-boosted decision trees [13], which handle mixed count and categorical features natively, and we measure probability quality with the Brier score [15] and the expected calibration error [14] rather than accuracy, because the planner consumes probabilities.</w:t>
+      </w:r>
+    </w:p>
+    <w:p>
+      <w:pPr>
+        <w:keepNext/>
+        <w:spacing w:after="30" w:before="90" w:line="240"/>
+      </w:pPr>
+      <w:r>
+        <w:rPr>
+          <w:rFonts w:ascii="Times New Roman" w:cs="Times New Roman" w:eastAsia="PMingLiU" w:hAnsi="Times New Roman"/>
+          <w:b/>
+          <w:bCs/>
+          <w:sz w:val="22"/>
+          <w:szCs w:val="22"/>
+        </w:rPr>
+        <w:t xml:space="preserve">1.4. Proposed solution</w:t>
+      </w:r>
+      <w:r>
+        <w:rPr>
+          <w:rFonts w:ascii="Times New Roman" w:cs="Times New Roman" w:eastAsia="PMingLiU" w:hAnsi="Times New Roman"/>
+          <w:b/>
+          <w:bCs/>
+          <w:color w:val="0000FF"/>
+          <w:sz w:val="22"/>
+          <w:szCs w:val="22"/>
+        </w:rPr>
+        <w:t xml:space="preserve"> and status</w:t>
+      </w:r>
+    </w:p>
+    <w:p>
+      <w:pPr>
+        <w:spacing w:after="0" w:line="240"/>
+        <w:ind w:firstLine="288"/>
+        <w:jc w:val="both"/>
+      </w:pPr>
+      <w:r>
+        <w:rPr>
+          <w:rFonts w:ascii="Times New Roman" w:cs="Times New Roman" w:eastAsia="PMingLiU" w:hAnsi="Times New Roman"/>
+          <w:sz w:val="20"/>
+          <w:szCs w:val="20"/>
+        </w:rPr>
         <w:t xml:space="preserve">Fig. 2 shows the pipeline. Open NTU data (hourly trips [1]; 10-minute inventory over 416 days [2]) serve to reconstruct demand and operator moves, to train a schedule-aware gradient-boosting predictor with reliability checks, and to drive a rolling-horizon route planner; policies are compared in a replay simulator fed with real trips. The predictor is then ported to NSYSU with a few weeks of locally logged inventory [12] for a live web demo that recommends a pre-bell truck plan (</w:t>
       </w:r>
       <w:r>
@@ -1222,7 +1222,7 @@
           <w:sz w:val="20"/>
           <w:szCs w:val="20"/>
         </w:rPr>
-        <w:t xml:space="preserve">Fig. 10</w:t>
+        <w:t xml:space="preserve">Fig. 15</w:t>
       </w:r>
       <w:r>
         <w:rPr>
@@ -1288,7 +1288,7 @@
           <w:sz w:val="20"/>
           <w:szCs w:val="20"/>
         </w:rPr>
-        <w:t xml:space="preserve">Fig. 3 shows the system as built. The NTU lane turns two open data sets into three tables (hourly flows, a 10-minute inventory panel and an hourly reconciliation table) that feed demand reconstruction, the predictor and the simulator. The NSYSU lane produces the same inventory panel from our logger, so the inventory-only predictor and the planner run unchanged on either campus. Each module is one Python script in the repository [17]; the subsection headings name the scripts and Sec. 3.1 gives the run times.</w:t>
+        <w:t xml:space="preserve">Fig. 3 shows the system as built. The NTU lane turns two open data sets into three tables (hourly flows, a 10-minute inventory panel, an hourly reconciliation table) that feed demand reconstruction, the predictor and the simulator; the NSYSU lane builds the same inventory panel from our logger, so the inventory-only predictor and the planner run unchanged on either campus. Each module is one script in the repository [17], named in the subsection headings.</w:t>
       </w:r>
     </w:p>
     <w:p>
@@ -1412,7 +1412,7 @@
           <w:sz w:val="20"/>
           <w:szCs w:val="20"/>
         </w:rPr>
-        <w:t xml:space="preserve">YouBike publishes a JSON of every station (bikes, free docks, status, update time) but no history, so our logger runs in GitHub Actions and commits one CSV row per station and 10-minute slot for the 309 stations within 5 km of NSYSU; the eight campus stations and eleven gateway stations between campus and the KRT are tagged for analysis. GitHub throttles scheduled jobs in quiet repositories, so one run logs for 340 minutes and dispatches its successor before it ends, with an hourly cron as fallback. 144 snapshots per day have been recorded since 2 Oct (one 6-hour gap on 12 Oct); out-of-service stations are stored as such and never counted as stockouts.</w:t>
+        <w:t xml:space="preserve">YouBike publishes a JSON of every station (bikes, free docks, status, update time) but no history, so our logger runs in GitHub Actions and commits one CSV row per station and 10-minute slot for the 309 stations within 5 km of NSYSU; the eight campus stations and eleven gateway stations between campus and the KRT are tagged for analysis. 144 snapshots per day have been recorded since 2 Oct (one 6-hour gap on 12 Oct); out-of-service stations are stored as such and never counted as stockouts.</w:t>
       </w:r>
     </w:p>
     <w:p>
@@ -1556,7 +1556,7 @@
           <w:sz w:val="17"/>
           <w:szCs w:val="17"/>
         </w:rPr>
-        <w:t xml:space="preserve">Architecture as implemented: sources (grey), tables (light blue), learning modules (blue), decision and evaluation modules (orange). Section numbers refer to this report.</w:t>
+        <w:t xml:space="preserve">Architecture as implemented: sources (grey), tables (light blue), learning (blue), decision and evaluation (orange); numbers are sections of this report.</w:t>
       </w:r>
     </w:p>
     <w:p>
@@ -2648,6 +2648,96 @@
     <w:p>
       <w:pPr>
         <w:keepNext/>
+        <w:spacing w:after="40" w:before="120"/>
+        <w:jc w:val="center"/>
+      </w:pPr>
+      <w:r>
+        <w:drawing>
+          <wp:inline distT="0" distB="0" distL="0" distR="0">
+            <wp:extent cx="2943225" cy="2352675"/>
+            <wp:effectExtent t="0" r="0" b="0" l="0"/>
+            <wp:docPr id="1" name="" descr="" title=""/>
+            <wp:cNvGraphicFramePr>
+              <a:graphicFrameLocks xmlns:a="http://schemas.openxmlformats.org/drawingml/2006/main" noChangeAspect="1"/>
+            </wp:cNvGraphicFramePr>
+            <a:graphic xmlns:a="http://schemas.openxmlformats.org/drawingml/2006/main">
+              <a:graphicData uri="http://schemas.openxmlformats.org/drawingml/2006/picture">
+                <pic:pic xmlns:pic="http://schemas.openxmlformats.org/drawingml/2006/picture">
+                  <pic:nvPicPr>
+                    <pic:cNvPr id="0" name="" descr=""/>
+                    <pic:cNvPicPr>
+                      <a:picLocks noChangeAspect="1" noChangeArrowheads="1"/>
+                    </pic:cNvPicPr>
+                  </pic:nvPicPr>
+                  <pic:blipFill>
+                    <a:blip r:embed="rId10" cstate="none"/>
+                    <a:srcRect/>
+                    <a:stretch>
+                      <a:fillRect/>
+                    </a:stretch>
+                  </pic:blipFill>
+                  <pic:spPr bwMode="auto">
+                    <a:xfrm>
+                      <a:off x="0" y="0"/>
+                      <a:ext cx="2943225" cy="2352675"/>
+                    </a:xfrm>
+                    <a:prstGeom prst="rect">
+                      <a:avLst/>
+                    </a:prstGeom>
+                  </pic:spPr>
+                </pic:pic>
+              </a:graphicData>
+            </a:graphic>
+          </wp:inline>
+        </w:drawing>
+      </w:r>
+    </w:p>
+    <w:p>
+      <w:pPr>
+        <w:keepLines/>
+        <w:spacing w:after="140" w:before="0" w:line="200"/>
+        <w:jc w:val="both"/>
+      </w:pPr>
+      <w:r>
+        <w:rPr>
+          <w:rFonts w:ascii="Times New Roman" w:cs="Times New Roman" w:eastAsia="PMingLiU" w:hAnsi="Times New Roman"/>
+          <w:b/>
+          <w:bCs/>
+          <w:color w:val="0000FF"/>
+          <w:sz w:val="17"/>
+          <w:szCs w:val="17"/>
+        </w:rPr>
+        <w:t xml:space="preserve">Figure 4. </w:t>
+      </w:r>
+      <w:r>
+        <w:rPr>
+          <w:rFonts w:ascii="Times New Roman" w:cs="Times New Roman" w:eastAsia="PMingLiU" w:hAnsi="Times New Roman"/>
+          <w:color w:val="0000FF"/>
+          <w:sz w:val="17"/>
+          <w:szCs w:val="17"/>
+        </w:rPr>
+        <w:t xml:space="preserve">Method at one NTU station (library, 30 docks, 25 Sep 2024). (a) Observed stock, stock implied by trips alone, empty snapshots (grey, removed from the exposure) and inferred truck moves; dotted: bells. (b) The roll-out of Sec. 2.4.1: p(t, h) is the chance of reaching 0 within h.</w:t>
+      </w:r>
+    </w:p>
+    <w:p>
+      <w:pPr>
+        <w:spacing w:after="0" w:line="240"/>
+        <w:ind w:firstLine="288"/>
+        <w:jc w:val="both"/>
+      </w:pPr>
+      <w:r>
+        <w:rPr>
+          <w:rFonts w:ascii="Times New Roman" w:cs="Times New Roman" w:eastAsia="PMingLiU" w:hAnsi="Times New Roman"/>
+          <w:color w:val="0000FF"/>
+          <w:sz w:val="20"/>
+          <w:szCs w:val="20"/>
+        </w:rPr>
+        <w:t xml:space="preserve">Fig. 4(a) shows both steps at the 30-dock library station on 25 Sep 2024: trips alone would have stacked 60 bikes there by 11:00, so the residual flags a 40-bike pick-up at 10:00 and a 40-bike drop-off at 17:00, when 74 rentals emptied the station around the 17:20 bell; its 19 empty snapshots after 18:00 are removed from the exposure of Eq. (3).</w:t>
+      </w:r>
+    </w:p>
+    <w:p>
+      <w:pPr>
+        <w:keepNext/>
         <w:spacing w:after="20" w:before="60" w:line="240"/>
       </w:pPr>
       <w:r>
@@ -2957,7 +3047,67 @@
           <w:sz w:val="20"/>
           <w:szCs w:val="20"/>
         </w:rPr>
-        <w:t xml:space="preserve">The label of Eq. (1) is predicted in two ways that are compared on the same test rows: directly, by a classifier on the 28 features of Table 1 (the first 22 need only inventory and form the set used for transfer), and by the Poisson roll-out of the proposal, implemented as described in Sec. 2.4.1. One choice changed against the proposal: the horizons are 30, 60, 90 and 120 min; 15 min was dropped because at 10-minute resolution it leaves a single slot of lead time, too short for a truck to act on, and 90 and 120 min were added because a pre-bell plan needs the longer view. The predictor is built for 06:00–23:00 (code: features.py, train_predictor.py, horizon_sweep.py).</w:t>
+        <w:t xml:space="preserve">The label of Eq. (1) is predicted in two ways that are compared on the same test rows: directly, by a classifier on the 28 features of Table 1 (the first 22 need only inventory and form the set used for transfer), and by the Poisson roll-out of the proposal, implemented as described in Sec. 2.4.1. One choice changed against the proposal: the horizons are 30, 60, 90 and 120 min; 15 min was dropped because at 10-minute resolution it leaves a single slot of lead time, too short for a truck to act on, and 90 and 120 min were added because a pre-bell plan needs the longer view. On the NTU test months the label is positive for 21% of station-slots at </w:t>
+      </w:r>
+      <w:r>
+        <w:rPr>
+          <w:rFonts w:ascii="Times New Roman" w:cs="Times New Roman" w:eastAsia="PMingLiU" w:hAnsi="Times New Roman"/>
+          <w:i/>
+          <w:iCs/>
+          <w:color w:val="0000FF"/>
+          <w:sz w:val="20"/>
+          <w:szCs w:val="20"/>
+        </w:rPr>
+        <w:t xml:space="preserve">h</w:t>
+      </w:r>
+      <w:r>
+        <w:rPr>
+          <w:rFonts w:ascii="Times New Roman" w:cs="Times New Roman" w:eastAsia="PMingLiU" w:hAnsi="Times New Roman"/>
+          <w:color w:val="0000FF"/>
+          <w:sz w:val="20"/>
+          <w:szCs w:val="20"/>
+        </w:rPr>
+        <w:t xml:space="preserve"> = 30 min and 38% at </w:t>
+      </w:r>
+      <w:r>
+        <w:rPr>
+          <w:rFonts w:ascii="Times New Roman" w:cs="Times New Roman" w:eastAsia="PMingLiU" w:hAnsi="Times New Roman"/>
+          <w:i/>
+          <w:iCs/>
+          <w:color w:val="0000FF"/>
+          <w:sz w:val="20"/>
+          <w:szCs w:val="20"/>
+        </w:rPr>
+        <w:t xml:space="preserve">h</w:t>
+      </w:r>
+      <w:r>
+        <w:rPr>
+          <w:rFonts w:ascii="Times New Roman" w:cs="Times New Roman" w:eastAsia="PMingLiU" w:hAnsi="Times New Roman"/>
+          <w:color w:val="0000FF"/>
+          <w:sz w:val="20"/>
+          <w:szCs w:val="20"/>
+        </w:rPr>
+        <w:t xml:space="preserve"> = 120 min; at NSYSU, for 9% at </w:t>
+      </w:r>
+      <w:r>
+        <w:rPr>
+          <w:rFonts w:ascii="Times New Roman" w:cs="Times New Roman" w:eastAsia="PMingLiU" w:hAnsi="Times New Roman"/>
+          <w:i/>
+          <w:iCs/>
+          <w:color w:val="0000FF"/>
+          <w:sz w:val="20"/>
+          <w:szCs w:val="20"/>
+        </w:rPr>
+        <w:t xml:space="preserve">h</w:t>
+      </w:r>
+      <w:r>
+        <w:rPr>
+          <w:rFonts w:ascii="Times New Roman" w:cs="Times New Roman" w:eastAsia="PMingLiU" w:hAnsi="Times New Roman"/>
+          <w:color w:val="0000FF"/>
+          <w:sz w:val="20"/>
+          <w:szCs w:val="20"/>
+        </w:rPr>
+        <w:t xml:space="preserve"> = 30 min (17% at the campus stations). The predictor is built for 06:00–23:00 (code: features.py, train_predictor.py, horizon_sweep.py).</w:t>
       </w:r>
     </w:p>
     <w:p>
@@ -3841,7 +3991,7 @@
           <w:sz w:val="20"/>
           <w:szCs w:val="20"/>
         </w:rPr>
-        <w:t xml:space="preserve">} [18–20]. State 0 is made absorbing after the first step, because Eq. (1) asks whether the station is empty at any later slot; a station that is empty now may still be refilled in the first step.</w:t>
+        <w:t xml:space="preserve">} [18–20] (Fig. 4b). State 0 is made absorbing after the first step, because Eq. (1) asks whether the station is empty at any later slot; a station that is empty now may still be refilled in the first step.</w:t>
       </w:r>
     </w:p>
     <w:p>
@@ -4167,7 +4317,7 @@
           <w:sz w:val="20"/>
           <w:szCs w:val="20"/>
         </w:rPr>
-        <w:t xml:space="preserve">Stacking: the roll-out probability is added as a 30th feature to the full classifier.</w:t>
+        <w:t xml:space="preserve">Stacking: the roll-out probability is added as a 30th feature to the full classifier, to test whether the chain adds information the trees lack.</w:t>
       </w:r>
     </w:p>
     <w:p>
@@ -4551,7 +4701,7 @@
           <w:sz w:val="20"/>
           <w:szCs w:val="20"/>
         </w:rPr>
-        <w:t xml:space="preserve">Kaohsiung publishes no trip data, so only the inventory-only variant can run at NSYSU. The NSYSU panel is built from the logger with NSYSU bells and calendar and the same feature code is applied (transfer_nsysu.py). Five models are compared on six held-out days (10–15 Oct): persistence; a seasonal baseline fitted on the six training days (2–7 Oct); the NTU inventory-only model applied zero-shot; the same model fine-tuned by continuing boosting on the NSYSU training days (learning rate 0.02, early stopping on 8–9 Oct); and a model trained on NSYSU days only. Results are reported for all 309 stations, the 19 stations of the campus–KRT corridor and the 8 campus stations.</w:t>
+        <w:t xml:space="preserve">Kaohsiung publishes no trip data, so only the inventory-only variant can run at NSYSU. The NSYSU panel is built from the logger with NSYSU bells and calendar and the same feature code is applied (transfer_nsysu.py). No feature identifies a station, so the NTU model can score any logged station; capacity and neighbours come from the NSYSU station list. Five models are compared on six held-out days (10–15 Oct): persistence; a seasonal baseline fitted on the six training days (2–7 Oct); the NTU inventory-only model applied zero-shot; the same model fine-tuned by continuing boosting on the NSYSU training days (learning rate 0.02, early stopping on 8–9 Oct); and a model trained on NSYSU days only. Results are reported for all 309 stations, the 19 stations of the campus–KRT corridor and the 8 campus stations.</w:t>
       </w:r>
     </w:p>
     <w:p>
@@ -4997,7 +5147,27 @@
           <w:sz w:val="20"/>
           <w:szCs w:val="20"/>
         </w:rPr>
-        <w:t xml:space="preserve">Every 10 minutes each idle truck receives one move chosen by Algorithm 1. Candidate targets, their need and the weight v differ by policy:</w:t>
+        <w:t xml:space="preserve">Every 10 minutes each idle truck receives one move chosen by Algorithm 1. Candidate targets, their need and the weight </w:t>
+      </w:r>
+      <w:r>
+        <w:rPr>
+          <w:rFonts w:ascii="Times New Roman" w:cs="Times New Roman" w:eastAsia="PMingLiU" w:hAnsi="Times New Roman"/>
+          <w:i/>
+          <w:iCs/>
+          <w:color w:val="0000FF"/>
+          <w:sz w:val="20"/>
+          <w:szCs w:val="20"/>
+        </w:rPr>
+        <w:t xml:space="preserve">v</w:t>
+      </w:r>
+      <w:r>
+        <w:rPr>
+          <w:rFonts w:ascii="Times New Roman" w:cs="Times New Roman" w:eastAsia="PMingLiU" w:hAnsi="Times New Roman"/>
+          <w:color w:val="0000FF"/>
+          <w:sz w:val="20"/>
+          <w:szCs w:val="20"/>
+        </w:rPr>
+        <w:t xml:space="preserve"> differ by policy:</w:t>
       </w:r>
     </w:p>
     <w:p>
@@ -5629,7 +5799,7 @@
           <w:sz w:val="20"/>
           <w:szCs w:val="20"/>
         </w:rPr>
-        <w:t xml:space="preserve">The logger already writes latest.json, a compact snapshot of the 309 stations, on every run. The demo page will read it, compute the inventory-only features, show P(empty within 30 min) per station on a map and the next-bell truck plan of the planner, as mocked in Fig. 10.</w:t>
+        <w:t xml:space="preserve">The logger already writes latest.json, a compact snapshot of the 309 stations, on every run. The demo page will read it, compute the inventory-only features, show P(empty within 30 min) per station on a map and the next-bell truck plan of the planner, as mocked in Fig. 15.</w:t>
       </w:r>
     </w:p>
     <w:p>
@@ -5679,7 +5849,7 @@
           <w:sz w:val="20"/>
           <w:szCs w:val="20"/>
         </w:rPr>
-        <w:t xml:space="preserve">Table 2 lists the data. NTU rows are split by time: training 1 Sep 2024–9 Mar 2025, validation 10–31 Mar 2025 (early stopping), test 1 Apr–22 Jun 2025 (1.22 M station-slots never seen by the model). NSYSU uses 2–7 Oct for training, 8–9 Oct for validation and 10–15 Oct for testing; the timetable test leaves out one teaching day of 2–16 Oct at a time. The replay simulator uses the 28 in-semester weekdays of the test period with ≥ 95% snapshot coverage. On a 2-vCPU, 7 GB container (Python 3.11, LightGBM 4.7, scikit-learn 1.8) the feature table takes 22 s, the roll-out tables 16 s, the four 30/60-min GBMs 5 min, the horizon sweep with eight further GBMs 9 min, the bootstrap 6 min, the timetable test 20 min and one simulated day about 3 s.</w:t>
+        <w:t xml:space="preserve">Table 2 lists the data. NTU rows are split by time: training 1 Sep 2024–9 Mar 2025, validation 10–31 Mar 2025 (early stopping), test 1 Apr–22 Jun 2025 (1.22 M station-slots never seen by the model). NSYSU uses 2–7 Oct for training, 8–9 Oct for validation and 10–15 Oct for testing; the timetable test leaves out one teaching day of 2–16 Oct at a time. The replay simulator uses the 28 in-semester weekdays of the test period with ≥ 95% snapshot coverage. On a 2-vCPU, 7 GB container (Python 3.11, LightGBM 4.7) every experiment runs in under 20 min; one simulated day takes about 3 s. All random steps use fixed seeds.</w:t>
       </w:r>
     </w:p>
     <w:p>
@@ -6363,7 +6533,7 @@
           <w:sz w:val="20"/>
           <w:szCs w:val="20"/>
         </w:rPr>
-        <w:t xml:space="preserve">Figs. 4 and 5 summarize the eight teaching weekdays of 2–14 Oct 2026 (9–10 Oct are holidays). Campus and KRT exits are the two ends of a tide. Campus stations fill between 08:00 and 10:00 (193 of 231 docks occupied) while both KRT exits are empty in 36% of morning slots; after the 12:00 bell the campus loses 93 bikes (55%) in 20 minutes, recovers over lunch, then drains through the 16:00 and 17:00 bells (−68 and −47 bikes within 40 minutes) to 7 bikes at 18:00, when 64% of campus stations are empty and the KRT exits hold 51 bikes; within an hour of the 17:00 bell, 88% of the remaining campus stock is gone.</w:t>
+        <w:t xml:space="preserve">Figs. 5 and 6 summarize the eight teaching weekdays of 2–14 Oct 2026 (9–10 Oct are holidays). Campus and KRT exits are the two ends of a tide: campus stations fill between 08:00 and 10:00 while both KRT exits run empty; after the 12:00 bell the campus loses 93 bikes (55%) in 20 minutes, recovers over lunch, then drains through the 16:00 and 17:00 bells (−68 and −47 bikes within 40 minutes), and within an hour of the 17:00 bell 88% of the remaining campus stock is gone.</w:t>
       </w:r>
     </w:p>
     <w:p>
@@ -6384,22 +6554,6 @@
     </w:p>
     <w:p>
       <w:pPr>
-        <w:spacing w:after="0" w:line="240"/>
-        <w:ind w:firstLine="288"/>
-        <w:jc w:val="both"/>
-      </w:pPr>
-      <w:r>
-        <w:rPr>
-          <w:rFonts w:ascii="Times New Roman" w:cs="Times New Roman" w:eastAsia="PMingLiU" w:hAnsi="Times New Roman"/>
-          <w:color w:val="0000FF"/>
-          <w:sz w:val="20"/>
-          <w:szCs w:val="20"/>
-        </w:rPr>
-        <w:t xml:space="preserve">The course catalogue shows which bells matter (Fig. 4, bottom). On weekdays the 12:00 bell releases 3,700–4,600 students and the 16:00 bell 2,400–4,100, against at most 1,600 at any other period end; on Wednesdays no class ends at 17:00. Averaged over weekdays, 12:00, 16:00 and 17:00 are the three largest, the major bells already used by the NSYSU features. Over the 97 daytime bells (09:00–18:00) of the ten teaching days of 2–16 Oct, the bikes leaving the campus stations in the 20 minutes after a bell rise with the number of students released (Spearman ρ = 0.59), against ρ = 0.33 for the 20 minutes that start half an hour before the same bells. Between weekdays, the size of the same bell relates only weakly to its outflow (ρ = 0.27, p = 0.008).</w:t>
-      </w:r>
-    </w:p>
-    <w:p>
-      <w:pPr>
         <w:keepNext/>
         <w:spacing w:after="40" w:before="120"/>
         <w:jc w:val="center"/>
@@ -6408,80 +6562,6 @@
         <w:drawing>
           <wp:inline distT="0" distB="0" distL="0" distR="0">
             <wp:extent cx="2943225" cy="1943100"/>
-            <wp:effectExtent t="0" r="0" b="0" l="0"/>
-            <wp:docPr id="1" name="" descr="" title=""/>
-            <wp:cNvGraphicFramePr>
-              <a:graphicFrameLocks xmlns:a="http://schemas.openxmlformats.org/drawingml/2006/main" noChangeAspect="1"/>
-            </wp:cNvGraphicFramePr>
-            <a:graphic xmlns:a="http://schemas.openxmlformats.org/drawingml/2006/main">
-              <a:graphicData uri="http://schemas.openxmlformats.org/drawingml/2006/picture">
-                <pic:pic xmlns:pic="http://schemas.openxmlformats.org/drawingml/2006/picture">
-                  <pic:nvPicPr>
-                    <pic:cNvPr id="0" name="" descr=""/>
-                    <pic:cNvPicPr>
-                      <a:picLocks noChangeAspect="1" noChangeArrowheads="1"/>
-                    </pic:cNvPicPr>
-                  </pic:nvPicPr>
-                  <pic:blipFill>
-                    <a:blip r:embed="rId10" cstate="none"/>
-                    <a:srcRect/>
-                    <a:stretch>
-                      <a:fillRect/>
-                    </a:stretch>
-                  </pic:blipFill>
-                  <pic:spPr bwMode="auto">
-                    <a:xfrm>
-                      <a:off x="0" y="0"/>
-                      <a:ext cx="2943225" cy="1943100"/>
-                    </a:xfrm>
-                    <a:prstGeom prst="rect">
-                      <a:avLst/>
-                    </a:prstGeom>
-                  </pic:spPr>
-                </pic:pic>
-              </a:graphicData>
-            </a:graphic>
-          </wp:inline>
-        </w:drawing>
-      </w:r>
-    </w:p>
-    <w:p>
-      <w:pPr>
-        <w:keepLines/>
-        <w:spacing w:after="140" w:before="0" w:line="200"/>
-        <w:jc w:val="both"/>
-      </w:pPr>
-      <w:r>
-        <w:rPr>
-          <w:rFonts w:ascii="Times New Roman" w:cs="Times New Roman" w:eastAsia="PMingLiU" w:hAnsi="Times New Roman"/>
-          <w:b/>
-          <w:bCs/>
-          <w:color w:val="0000FF"/>
-          <w:sz w:val="17"/>
-          <w:szCs w:val="17"/>
-        </w:rPr>
-        <w:t xml:space="preserve">Figure 4. </w:t>
-      </w:r>
-      <w:r>
-        <w:rPr>
-          <w:rFonts w:ascii="Times New Roman" w:cs="Times New Roman" w:eastAsia="PMingLiU" w:hAnsi="Times New Roman"/>
-          <w:color w:val="0000FF"/>
-          <w:sz w:val="17"/>
-          <w:szCs w:val="17"/>
-        </w:rPr>
-        <w:t xml:space="preserve">NSYSU, eight teaching weekdays in Oct 2026 from our logger: bikes available at the 8 campus stations and the 2 KRT Sizihwan exits (mean, band = IQR); dashed = weekend campus mean. Bottom: students whose class ends at each period end, Mon–Fri mean of the 115-1 course catalogue [27].</w:t>
-      </w:r>
-    </w:p>
-    <w:p>
-      <w:pPr>
-        <w:keepNext/>
-        <w:spacing w:after="40" w:before="120"/>
-        <w:jc w:val="center"/>
-      </w:pPr>
-      <w:r>
-        <w:drawing>
-          <wp:inline distT="0" distB="0" distL="0" distR="0">
-            <wp:extent cx="2943225" cy="1628775"/>
             <wp:effectExtent t="0" r="0" b="0" l="0"/>
             <wp:docPr id="1" name="" descr="" title=""/>
             <wp:cNvGraphicFramePr>
@@ -6506,7 +6586,7 @@
                   <pic:spPr bwMode="auto">
                     <a:xfrm>
                       <a:off x="0" y="0"/>
-                      <a:ext cx="2943225" cy="1628775"/>
+                      <a:ext cx="2943225" cy="1943100"/>
                     </a:xfrm>
                     <a:prstGeom prst="rect">
                       <a:avLst/>
@@ -6543,56 +6623,7 @@
           <w:sz w:val="17"/>
           <w:szCs w:val="17"/>
         </w:rPr>
-        <w:t xml:space="preserve">Probability that a station is empty, by time of day on teaching weekdays, for the campus stations, the KRT exits and the four busiest gateway stations.</w:t>
-      </w:r>
-    </w:p>
-    <w:p>
-      <w:pPr>
-        <w:keepNext/>
-        <w:spacing w:after="30" w:before="90" w:line="240"/>
-      </w:pPr>
-      <w:r>
-        <w:rPr>
-          <w:rFonts w:ascii="Times New Roman" w:cs="Times New Roman" w:eastAsia="PMingLiU" w:hAnsi="Times New Roman"/>
-          <w:b/>
-          <w:bCs/>
-          <w:color w:val="0000FF"/>
-          <w:sz w:val="22"/>
-          <w:szCs w:val="22"/>
-        </w:rPr>
-        <w:t xml:space="preserve">3.3. Demand reconstruction and operator moves at NTU</w:t>
-      </w:r>
-    </w:p>
-    <w:p>
-      <w:pPr>
-        <w:spacing w:after="0" w:line="240"/>
-        <w:ind w:firstLine="288"/>
-        <w:jc w:val="both"/>
-      </w:pPr>
-      <w:r>
-        <w:rPr>
-          <w:rFonts w:ascii="Times New Roman" w:cs="Times New Roman" w:eastAsia="PMingLiU" w:hAnsi="Times New Roman"/>
-          <w:color w:val="0000FF"/>
-          <w:sz w:val="20"/>
-          <w:szCs w:val="20"/>
-        </w:rPr>
-        <w:t xml:space="preserve">Reconciliation covers 917 k station-hours (144 stations, 295 days). On hours without inferred moves, trips alone explain inventory changes with R² = 0.87; adding the inferred moves reproduces the next-hour stock with R² = 0.984 (0.63 without them), so the inferred operator policy passes the proposal’s threshold. At the 144 stations the operator drops off about 2,550 and picks up about 2,160 bikes per day, 10% of the 25,700 daily rentals. Fig. 6 shows a reactive pattern: pick-ups from campus peak at 08:00–09:00 after the morning inflow, drop-offs at campus peak at 16:00–17:00, and only 19% of campus drop-offs happen in the hour before a major bell.</w:t>
-      </w:r>
-    </w:p>
-    <w:p>
-      <w:pPr>
-        <w:spacing w:after="0" w:line="240"/>
-        <w:ind w:firstLine="288"/>
-        <w:jc w:val="both"/>
-      </w:pPr>
-      <w:r>
-        <w:rPr>
-          <w:rFonts w:ascii="Times New Roman" w:cs="Times New Roman" w:eastAsia="PMingLiU" w:hAnsi="Times New Roman"/>
-          <w:color w:val="0000FF"/>
-          <w:sz w:val="20"/>
-          <w:szCs w:val="20"/>
-        </w:rPr>
-        <w:t xml:space="preserve">The censoring correction is large where it matters: at campus stations on weekdays, observed rentals understate demand by 8% at 12:00, 17% at 17:00, 39% at 18:00 and 2.1× at 22:00, because campus stations are empty 46% of the time at 17:00–19:00. These corrected rates are the demand input of the planner.</w:t>
+        <w:t xml:space="preserve">NSYSU, eight teaching weekdays in Oct 2026: bikes at the 8 campus stations and the 2 KRT Sizihwan exits (mean, band = IQR; dashed = weekend campus). Bottom: students whose class ends at each period end, Mon–Fri mean of the 115-1 catalogue [27].</w:t>
       </w:r>
     </w:p>
     <w:p>
@@ -6604,7 +6635,7 @@
       <w:r>
         <w:drawing>
           <wp:inline distT="0" distB="0" distL="0" distR="0">
-            <wp:extent cx="2943225" cy="1543050"/>
+            <wp:extent cx="2943225" cy="1628775"/>
             <wp:effectExtent t="0" r="0" b="0" l="0"/>
             <wp:docPr id="1" name="" descr="" title=""/>
             <wp:cNvGraphicFramePr>
@@ -6629,7 +6660,7 @@
                   <pic:spPr bwMode="auto">
                     <a:xfrm>
                       <a:off x="0" y="0"/>
-                      <a:ext cx="2943225" cy="1543050"/>
+                      <a:ext cx="2943225" cy="1628775"/>
                     </a:xfrm>
                     <a:prstGeom prst="rect">
                       <a:avLst/>
@@ -6666,7 +6697,7 @@
           <w:sz w:val="17"/>
           <w:szCs w:val="17"/>
         </w:rPr>
-        <w:t xml:space="preserve">Inferred truck moves per hour and day at the 59 campus and 85 ring stations (bikes dropped off above the axis, picked up below). Dashed lines: 12:10 and 17:20 bells.</w:t>
+        <w:t xml:space="preserve">Probability that a station is empty, by time of day on teaching weekdays, for the campus stations, the KRT exits and the four busiest gateway stations.</w:t>
       </w:r>
     </w:p>
     <w:p>
@@ -6682,40 +6713,7 @@
           <w:sz w:val="20"/>
           <w:szCs w:val="20"/>
         </w:rPr>
-        <w:t xml:space="preserve">The checks of Sec. 2.3.1 (Fig. 7) support the inference with one qualification. Conservation: the area loses 600 bikes per day through trips, the flagged moves bring back 394 and the unflagged residual 185; that residual averages +0.08 bikes per station-hour, so small top-ups below the threshold are missed and the 2,550 drop-offs are a lower bound. Sensitivity: across thresholds 3–8 bikes and windows 1–6 h the drop-off volume ranges from 2,150 to 2,975 bikes per day, the share before a major bell stays at 18–20%, the peak hour is always 17:00 and the reproduction R² stays above 0.977. Jumps: 56% of flagged windows contain a ≥ 8-bike jump in the flagged direction against 8% of unflagged windows, and jumps alone sum to 2,270 bikes up and 2,210 down per day. Rates: on 14.6 k well-stocked campus station-hours of the test period, actual rentals are 12% above the naive rate but 4% above the corrected one; at 17:00–18:00 the naive rate is 17–18% low and the corrected rate within 2%. The volume is plausible: 4,700 bike-moves per day is about 240 truck loads of 20 in the 1.2-km area, and a press report on the operator’s crews describes over a thousand bikes collecting at riverside stations in a single day and being trucked back overnight [26].</w:t>
-      </w:r>
-    </w:p>
-    <w:p>
-      <w:pPr>
-        <w:keepNext/>
-        <w:spacing w:after="30" w:before="90" w:line="240"/>
-      </w:pPr>
-      <w:r>
-        <w:rPr>
-          <w:rFonts w:ascii="Times New Roman" w:cs="Times New Roman" w:eastAsia="PMingLiU" w:hAnsi="Times New Roman"/>
-          <w:b/>
-          <w:bCs/>
-          <w:color w:val="0000FF"/>
-          <w:sz w:val="22"/>
-          <w:szCs w:val="22"/>
-        </w:rPr>
-        <w:t xml:space="preserve">3.4. Stockout prediction</w:t>
-      </w:r>
-    </w:p>
-    <w:p>
-      <w:pPr>
-        <w:spacing w:after="0" w:line="240"/>
-        <w:ind w:firstLine="288"/>
-        <w:jc w:val="both"/>
-      </w:pPr>
-      <w:r>
-        <w:rPr>
-          <w:rFonts w:ascii="Times New Roman" w:cs="Times New Roman" w:eastAsia="PMingLiU" w:hAnsi="Times New Roman"/>
-          <w:color w:val="0000FF"/>
-          <w:sz w:val="20"/>
-          <w:szCs w:val="20"/>
-        </w:rPr>
-        <w:t xml:space="preserve">Tables 3–4 and Fig. 8 give the test results on the 1.09 M test slots whose current stock is observed. At the 30-minute horizon the full model reaches AUC 0.932 and Brier 0.080, against 0.819 / 0.126 for the seasonal baseline and 0.744 / 0.124 for persistence; the inventory-only model is close behind (0.922 / 0.084), so trip flows add little once the current stock and its trend are known, at this horizon. Calibration is good without post-processing: ECE 0.012 and a reliability curve on the diagonal up to p = 0.9 (Fig. 8a), while the seasonal baseline under-predicts at high probabilities. Performance is higher on campus stations (AUC 0.946) and lower in the 40 minutes after a major bell (0.906), where the surge is fastest. The day-level bootstrap gives half-widths of about 0.005 AUC for the GBMs, and every paired difference has an interval that excludes zero: full against inventory-only +0.010 [0.009, 0.011], inventory-only against logistic +0.007 [0.006, 0.007] and against the corrected roll-out +0.027 [0.025, 0.029].</w:t>
+        <w:t xml:space="preserve">The course catalogue shows which bells matter (Fig. 5, bottom). On weekdays the 12:00 bell releases 3,700–4,600 students and the 16:00 bell 2,400–4,100, against at most 1,600 at any other period end; on Wednesdays no class ends at 17:00. Averaged over weekdays, 12:00, 16:00 and 17:00 are the three largest, the major bells already used by the NSYSU features. Over the 97 daytime bells (09:00–18:00) of the ten teaching days of 2–16 Oct, the bikes leaving the campus stations in the 20 minutes after a bell rise with the number of students released (Spearman ρ = 0.59, Fig. 7), against ρ = 0.33 for the 20 minutes that start half an hour before the same bells. Between weekdays, the size of the same bell relates only weakly to its outflow (ρ = 0.27, p = 0.008).</w:t>
       </w:r>
     </w:p>
     <w:p>
@@ -6727,7 +6725,7 @@
       <w:r>
         <w:drawing>
           <wp:inline distT="0" distB="0" distL="0" distR="0">
-            <wp:extent cx="2943225" cy="1676400"/>
+            <wp:extent cx="2943225" cy="1543050"/>
             <wp:effectExtent t="0" r="0" b="0" l="0"/>
             <wp:docPr id="1" name="" descr="" title=""/>
             <wp:cNvGraphicFramePr>
@@ -6752,6 +6750,219 @@
                   <pic:spPr bwMode="auto">
                     <a:xfrm>
                       <a:off x="0" y="0"/>
+                      <a:ext cx="2943225" cy="1543050"/>
+                    </a:xfrm>
+                    <a:prstGeom prst="rect">
+                      <a:avLst/>
+                    </a:prstGeom>
+                  </pic:spPr>
+                </pic:pic>
+              </a:graphicData>
+            </a:graphic>
+          </wp:inline>
+        </w:drawing>
+      </w:r>
+    </w:p>
+    <w:p>
+      <w:pPr>
+        <w:keepLines/>
+        <w:spacing w:after="140" w:before="0" w:line="200"/>
+        <w:jc w:val="both"/>
+      </w:pPr>
+      <w:r>
+        <w:rPr>
+          <w:rFonts w:ascii="Times New Roman" w:cs="Times New Roman" w:eastAsia="PMingLiU" w:hAnsi="Times New Roman"/>
+          <w:b/>
+          <w:bCs/>
+          <w:color w:val="0000FF"/>
+          <w:sz w:val="17"/>
+          <w:szCs w:val="17"/>
+        </w:rPr>
+        <w:t xml:space="preserve">Figure 7. </w:t>
+      </w:r>
+      <w:r>
+        <w:rPr>
+          <w:rFonts w:ascii="Times New Roman" w:cs="Times New Roman" w:eastAsia="PMingLiU" w:hAnsi="Times New Roman"/>
+          <w:color w:val="0000FF"/>
+          <w:sz w:val="17"/>
+          <w:szCs w:val="17"/>
+        </w:rPr>
+        <w:t xml:space="preserve">Students released by each daytime bell against bikes leaving the 8 campus stations in the next 20 min (97 bells, 2–16 Oct 2026); open: windows starting 30 min earlier.</w:t>
+      </w:r>
+    </w:p>
+    <w:p>
+      <w:pPr>
+        <w:keepNext/>
+        <w:spacing w:after="30" w:before="90" w:line="240"/>
+      </w:pPr>
+      <w:r>
+        <w:rPr>
+          <w:rFonts w:ascii="Times New Roman" w:cs="Times New Roman" w:eastAsia="PMingLiU" w:hAnsi="Times New Roman"/>
+          <w:b/>
+          <w:bCs/>
+          <w:color w:val="0000FF"/>
+          <w:sz w:val="22"/>
+          <w:szCs w:val="22"/>
+        </w:rPr>
+        <w:t xml:space="preserve">3.3. Demand reconstruction and operator moves at NTU</w:t>
+      </w:r>
+    </w:p>
+    <w:p>
+      <w:pPr>
+        <w:spacing w:after="0" w:line="240"/>
+        <w:ind w:firstLine="288"/>
+        <w:jc w:val="both"/>
+      </w:pPr>
+      <w:r>
+        <w:rPr>
+          <w:rFonts w:ascii="Times New Roman" w:cs="Times New Roman" w:eastAsia="PMingLiU" w:hAnsi="Times New Roman"/>
+          <w:color w:val="0000FF"/>
+          <w:sz w:val="20"/>
+          <w:szCs w:val="20"/>
+        </w:rPr>
+        <w:t xml:space="preserve">Reconciliation covers 917 k station-hours (144 stations, 295 days). On hours without inferred moves, trips alone explain inventory changes with R² = 0.87; adding the inferred moves reproduces the next-hour stock with R² = 0.984 (0.63 without them), so the inferred operator policy passes the proposal’s threshold. At the 144 stations the operator drops off about 2,550 and picks up about 2,160 bikes per day, 10% of the 25,700 daily rentals. Fig. 8 shows a reactive pattern: pick-ups from campus peak at 08:00–09:00 after the morning inflow, drop-offs at campus peak at 16:00–17:00, and only 19% of campus drop-offs happen in the hour before a major bell.</w:t>
+      </w:r>
+    </w:p>
+    <w:p>
+      <w:pPr>
+        <w:spacing w:after="0" w:line="240"/>
+        <w:ind w:firstLine="288"/>
+        <w:jc w:val="both"/>
+      </w:pPr>
+      <w:r>
+        <w:rPr>
+          <w:rFonts w:ascii="Times New Roman" w:cs="Times New Roman" w:eastAsia="PMingLiU" w:hAnsi="Times New Roman"/>
+          <w:color w:val="0000FF"/>
+          <w:sz w:val="20"/>
+          <w:szCs w:val="20"/>
+        </w:rPr>
+        <w:t xml:space="preserve">The censoring correction is large where it matters: at campus stations on weekdays, observed rentals understate demand by 8% at 12:00, 17% at 17:00, 39% at 18:00 and 2.1× at 22:00, because campus stations are empty 46% of the time at 17:00–19:00. These corrected rates are the demand input of the planner.</w:t>
+      </w:r>
+    </w:p>
+    <w:p>
+      <w:pPr>
+        <w:spacing w:after="0" w:line="240"/>
+        <w:ind w:firstLine="288"/>
+        <w:jc w:val="both"/>
+      </w:pPr>
+      <w:r>
+        <w:rPr>
+          <w:rFonts w:ascii="Times New Roman" w:cs="Times New Roman" w:eastAsia="PMingLiU" w:hAnsi="Times New Roman"/>
+          <w:color w:val="0000FF"/>
+          <w:sz w:val="20"/>
+          <w:szCs w:val="20"/>
+        </w:rPr>
+        <w:t xml:space="preserve">The checks of Sec. 2.3.1 (Fig. 9) support the inference with one qualification. Conservation: the area loses 600 bikes per day through trips, the flagged moves bring back 394 and the unflagged residual 185, so small top-ups below the threshold are missed and the 2,550 drop-offs are a lower bound. Sensitivity: across thresholds of 3–8 bikes and windows of 1–6 h the drop-off volume stays within 2,150–2,975 bikes per day, the share before a major bell within 18–20%, the peak hour at 17:00 and the reproduction R² above 0.977. Jumps: 56% of flagged windows contain a ≥ 8-bike jump in the flagged direction against 8% of unflagged ones. Rates: on 14.6 k well-stocked campus station-hours of the test period, actual rentals are 12% above the naive rate but only 4% above the corrected one. The volume is plausible: 4,700 bike-moves per day is about 240 truck loads of 20, and a press report on the operator’s crews describes over a thousand bikes collecting at riverside stations in a single day and being trucked back overnight [26].</w:t>
+      </w:r>
+    </w:p>
+    <w:p>
+      <w:pPr>
+        <w:keepNext/>
+        <w:spacing w:after="40" w:before="120"/>
+        <w:jc w:val="center"/>
+      </w:pPr>
+      <w:r>
+        <w:drawing>
+          <wp:inline distT="0" distB="0" distL="0" distR="0">
+            <wp:extent cx="2943225" cy="1543050"/>
+            <wp:effectExtent t="0" r="0" b="0" l="0"/>
+            <wp:docPr id="1" name="" descr="" title=""/>
+            <wp:cNvGraphicFramePr>
+              <a:graphicFrameLocks xmlns:a="http://schemas.openxmlformats.org/drawingml/2006/main" noChangeAspect="1"/>
+            </wp:cNvGraphicFramePr>
+            <a:graphic xmlns:a="http://schemas.openxmlformats.org/drawingml/2006/main">
+              <a:graphicData uri="http://schemas.openxmlformats.org/drawingml/2006/picture">
+                <pic:pic xmlns:pic="http://schemas.openxmlformats.org/drawingml/2006/picture">
+                  <pic:nvPicPr>
+                    <pic:cNvPr id="0" name="" descr=""/>
+                    <pic:cNvPicPr>
+                      <a:picLocks noChangeAspect="1" noChangeArrowheads="1"/>
+                    </pic:cNvPicPr>
+                  </pic:nvPicPr>
+                  <pic:blipFill>
+                    <a:blip r:embed="rId14" cstate="none"/>
+                    <a:srcRect/>
+                    <a:stretch>
+                      <a:fillRect/>
+                    </a:stretch>
+                  </pic:blipFill>
+                  <pic:spPr bwMode="auto">
+                    <a:xfrm>
+                      <a:off x="0" y="0"/>
+                      <a:ext cx="2943225" cy="1543050"/>
+                    </a:xfrm>
+                    <a:prstGeom prst="rect">
+                      <a:avLst/>
+                    </a:prstGeom>
+                  </pic:spPr>
+                </pic:pic>
+              </a:graphicData>
+            </a:graphic>
+          </wp:inline>
+        </w:drawing>
+      </w:r>
+    </w:p>
+    <w:p>
+      <w:pPr>
+        <w:keepLines/>
+        <w:spacing w:after="140" w:before="0" w:line="200"/>
+        <w:jc w:val="both"/>
+      </w:pPr>
+      <w:r>
+        <w:rPr>
+          <w:rFonts w:ascii="Times New Roman" w:cs="Times New Roman" w:eastAsia="PMingLiU" w:hAnsi="Times New Roman"/>
+          <w:b/>
+          <w:bCs/>
+          <w:color w:val="0000FF"/>
+          <w:sz w:val="17"/>
+          <w:szCs w:val="17"/>
+        </w:rPr>
+        <w:t xml:space="preserve">Figure 8. </w:t>
+      </w:r>
+      <w:r>
+        <w:rPr>
+          <w:rFonts w:ascii="Times New Roman" w:cs="Times New Roman" w:eastAsia="PMingLiU" w:hAnsi="Times New Roman"/>
+          <w:color w:val="0000FF"/>
+          <w:sz w:val="17"/>
+          <w:szCs w:val="17"/>
+        </w:rPr>
+        <w:t xml:space="preserve">Inferred truck moves per hour and day at the 59 campus and 85 ring stations (drop-offs above the axis, pick-ups below); dashed: 12:10 and 17:20 bells.</w:t>
+      </w:r>
+    </w:p>
+    <w:p>
+      <w:pPr>
+        <w:keepNext/>
+        <w:spacing w:after="40" w:before="120"/>
+        <w:jc w:val="center"/>
+      </w:pPr>
+      <w:r>
+        <w:drawing>
+          <wp:inline distT="0" distB="0" distL="0" distR="0">
+            <wp:extent cx="2943225" cy="1676400"/>
+            <wp:effectExtent t="0" r="0" b="0" l="0"/>
+            <wp:docPr id="1" name="" descr="" title=""/>
+            <wp:cNvGraphicFramePr>
+              <a:graphicFrameLocks xmlns:a="http://schemas.openxmlformats.org/drawingml/2006/main" noChangeAspect="1"/>
+            </wp:cNvGraphicFramePr>
+            <a:graphic xmlns:a="http://schemas.openxmlformats.org/drawingml/2006/main">
+              <a:graphicData uri="http://schemas.openxmlformats.org/drawingml/2006/picture">
+                <pic:pic xmlns:pic="http://schemas.openxmlformats.org/drawingml/2006/picture">
+                  <pic:nvPicPr>
+                    <pic:cNvPr id="0" name="" descr=""/>
+                    <pic:cNvPicPr>
+                      <a:picLocks noChangeAspect="1" noChangeArrowheads="1"/>
+                    </pic:cNvPicPr>
+                  </pic:nvPicPr>
+                  <pic:blipFill>
+                    <a:blip r:embed="rId15" cstate="none"/>
+                    <a:srcRect/>
+                    <a:stretch>
+                      <a:fillRect/>
+                    </a:stretch>
+                  </pic:blipFill>
+                  <pic:spPr bwMode="auto">
+                    <a:xfrm>
+                      <a:off x="0" y="0"/>
                       <a:ext cx="2943225" cy="1676400"/>
                     </a:xfrm>
                     <a:prstGeom prst="rect">
@@ -6780,7 +6991,7 @@
           <w:sz w:val="17"/>
           <w:szCs w:val="17"/>
         </w:rPr>
-        <w:t xml:space="preserve">Figure 7. </w:t>
+        <w:t xml:space="preserve">Figure 9. </w:t>
       </w:r>
       <w:r>
         <w:rPr>
@@ -6789,7 +7000,40 @@
           <w:sz w:val="17"/>
           <w:szCs w:val="17"/>
         </w:rPr>
-        <w:t xml:space="preserve">Checks on the operator inference. (a) Inferred drop-offs per day for each threshold and window; dashed: bikes arriving in ≥ 8-bike jumps between snapshots. (b) Actual rentals divided by the training-period rate on well-stocked campus station-hours of the test period; dashed: 12:10 and 17:20 bells.</w:t>
+        <w:t xml:space="preserve">Checks on the operator inference. (a) Inferred drop-offs per day by threshold and window; dashed: bikes arriving in ≥ 8-bike jumps. (b) Actual rentals over the training-period rate on well-stocked campus station-hours; dashed: 12:10 and 17:20 bells.</w:t>
+      </w:r>
+    </w:p>
+    <w:p>
+      <w:pPr>
+        <w:keepNext/>
+        <w:spacing w:after="30" w:before="90" w:line="240"/>
+      </w:pPr>
+      <w:r>
+        <w:rPr>
+          <w:rFonts w:ascii="Times New Roman" w:cs="Times New Roman" w:eastAsia="PMingLiU" w:hAnsi="Times New Roman"/>
+          <w:b/>
+          <w:bCs/>
+          <w:color w:val="0000FF"/>
+          <w:sz w:val="22"/>
+          <w:szCs w:val="22"/>
+        </w:rPr>
+        <w:t xml:space="preserve">3.4. Stockout prediction</w:t>
+      </w:r>
+    </w:p>
+    <w:p>
+      <w:pPr>
+        <w:spacing w:after="0" w:line="240"/>
+        <w:ind w:firstLine="288"/>
+        <w:jc w:val="both"/>
+      </w:pPr>
+      <w:r>
+        <w:rPr>
+          <w:rFonts w:ascii="Times New Roman" w:cs="Times New Roman" w:eastAsia="PMingLiU" w:hAnsi="Times New Roman"/>
+          <w:color w:val="0000FF"/>
+          <w:sz w:val="20"/>
+          <w:szCs w:val="20"/>
+        </w:rPr>
+        <w:t xml:space="preserve">Table 3 and Figs. 10–11 give the test results on the 1.09 M test slots whose current stock is observed. At the 30-minute horizon the full model reaches AUC 0.932 and Brier 0.080, against 0.819 / 0.126 for the seasonal baseline and 0.744 / 0.124 for persistence; the inventory-only model is close behind (0.922 / 0.084), so trip flows add little once the current stock and its trend are known, at this horizon. Calibration is good without post-processing: ECE 0.012 and a reliability curve on the diagonal up to p = 0.9 (Fig. 10a), while the seasonal baseline under-predicts at high probabilities. The day-level bootstrap gives half-widths of about 0.005 AUC for the GBMs, and every paired difference has an interval that excludes zero: full against inventory-only +0.010 [0.009, 0.011], inventory-only against logistic +0.007 [0.006, 0.007] and against the corrected roll-out +0.027 [0.025, 0.029].</w:t>
       </w:r>
     </w:p>
     <w:p>
@@ -8472,7 +8716,7 @@
           <w:sz w:val="20"/>
           <w:szCs w:val="20"/>
         </w:rPr>
-        <w:t xml:space="preserve">The Poisson roll-out of the proposal ranks stockouts far better than the seasonal baseline (AUC 0.895 against 0.819) but below the linear model (0.915) and the GBMs (0.922 / 0.932). Its deficit is specific: for a station that is empty now it predicts a 61% chance of being empty again within 30 min, against 82% observed, because returns are not independent of the state: an empty station usually sits in a drained neighbourhood and the first bike returned is rented at once. On stations holding 1–3 bikes its AUC is 0.67 against 0.74–0.78 for the classifiers. The censoring correction helps the chain at every horizon (AUC +0.002 to +0.013, ECE 0.039 against 0.059 at 30 min), the first direct evidence that Eq. (3) improves a downstream prediction. Isotonic calibration brings its ECE to 0.012 but cannot change the ranking, so its Brier stays at 0.100 against 0.080. As a 30th feature the chain raises the full model’s AUC by only 0.001–0.003 while taking 24–54% of the split gain: real information, almost all of it already in the features. The sampler the proposal described agrees with the exact chain to a mean absolute difference of 0.008–0.010 (correlation 0.999) over 3,000 rows and four horizons.</w:t>
+        <w:t xml:space="preserve">The Poisson roll-out of the proposal ranks stockouts far better than the seasonal baseline (AUC 0.895 against 0.819) but below the linear model (0.915) and the GBMs (0.922 / 0.932). Its deficit is specific: for a station that is empty now it predicts a 61% chance of being empty again within 30 min, against 82% observed, because returns are not independent of the state: an empty station usually sits in a drained neighbourhood and the first bike returned is rented at once. On stations holding 1–3 bikes its AUC is 0.67 against 0.74–0.78 for the classifiers. The censoring correction helps the chain at every horizon (AUC +0.002 to +0.013, ECE 0.039 against 0.059 at 30 min), the first direct evidence that Eq. (3) improves a downstream prediction. As a 30th feature the chain raises the full model’s AUC by only 0.001–0.003 while taking 24–54% of the split gain: real information, almost all of it already in the features. The proposal’s 400-draw sampler matches the exact chain to within 0.01 (correlation 0.999).</w:t>
       </w:r>
     </w:p>
     <w:p>
@@ -8500,7 +8744,7 @@
                     </pic:cNvPicPr>
                   </pic:nvPicPr>
                   <pic:blipFill>
-                    <a:blip r:embed="rId14" cstate="none"/>
+                    <a:blip r:embed="rId16" cstate="none"/>
                     <a:srcRect/>
                     <a:stretch>
                       <a:fillRect/>
@@ -8537,7 +8781,7 @@
           <w:sz w:val="17"/>
           <w:szCs w:val="17"/>
         </w:rPr>
-        <w:t xml:space="preserve">Figure 8. </w:t>
+        <w:t xml:space="preserve">Figure 10. </w:t>
       </w:r>
       <w:r>
         <w:rPr>
@@ -8547,6 +8791,402 @@
           <w:szCs w:val="17"/>
         </w:rPr>
         <w:t xml:space="preserve">(a) Reliability of the 30-minute predictions on the NTU test months. (b) AUC on all stations, campus stations, and campus slots within 40 min after a major bell.</w:t>
+      </w:r>
+    </w:p>
+    <w:p>
+      <w:pPr>
+        <w:spacing w:after="0" w:line="240"/>
+        <w:ind w:firstLine="288"/>
+        <w:jc w:val="both"/>
+      </w:pPr>
+      <w:r>
+        <w:rPr>
+          <w:rFonts w:ascii="Times New Roman" w:cs="Times New Roman" w:eastAsia="PMingLiU" w:hAnsi="Times New Roman"/>
+          <w:color w:val="0000FF"/>
+          <w:sz w:val="20"/>
+          <w:szCs w:val="20"/>
+        </w:rPr>
+        <w:t xml:space="preserve">Every model loses accuracy as the horizon grows, at different rates (Fig. 11): from 30 to 120 min the full GBM falls from 0.932 to 0.899, the inventory-only GBM to 0.871, the logistic model to 0.849, the steepest fall, and the roll-out to 0.857, while the seasonal baseline stays near 0.81. For a two-hour view the recent trip flows are worth 0.028 AUC, three times their value at 30 min, and the roll-out overtakes the linear model. For a pre-bell plan made 60–90 minutes ahead the full model keeps AUC ≥ 0.90 and ECE ≤ 0.014.</w:t>
+      </w:r>
+    </w:p>
+    <w:p>
+      <w:pPr>
+        <w:keepNext/>
+        <w:spacing w:after="40" w:before="120"/>
+        <w:jc w:val="center"/>
+      </w:pPr>
+      <w:r>
+        <w:drawing>
+          <wp:inline distT="0" distB="0" distL="0" distR="0">
+            <wp:extent cx="2943225" cy="1628775"/>
+            <wp:effectExtent t="0" r="0" b="0" l="0"/>
+            <wp:docPr id="1" name="" descr="" title=""/>
+            <wp:cNvGraphicFramePr>
+              <a:graphicFrameLocks xmlns:a="http://schemas.openxmlformats.org/drawingml/2006/main" noChangeAspect="1"/>
+            </wp:cNvGraphicFramePr>
+            <a:graphic xmlns:a="http://schemas.openxmlformats.org/drawingml/2006/main">
+              <a:graphicData uri="http://schemas.openxmlformats.org/drawingml/2006/picture">
+                <pic:pic xmlns:pic="http://schemas.openxmlformats.org/drawingml/2006/picture">
+                  <pic:nvPicPr>
+                    <pic:cNvPr id="0" name="" descr=""/>
+                    <pic:cNvPicPr>
+                      <a:picLocks noChangeAspect="1" noChangeArrowheads="1"/>
+                    </pic:cNvPicPr>
+                  </pic:nvPicPr>
+                  <pic:blipFill>
+                    <a:blip r:embed="rId17" cstate="none"/>
+                    <a:srcRect/>
+                    <a:stretch>
+                      <a:fillRect/>
+                    </a:stretch>
+                  </pic:blipFill>
+                  <pic:spPr bwMode="auto">
+                    <a:xfrm>
+                      <a:off x="0" y="0"/>
+                      <a:ext cx="2943225" cy="1628775"/>
+                    </a:xfrm>
+                    <a:prstGeom prst="rect">
+                      <a:avLst/>
+                    </a:prstGeom>
+                  </pic:spPr>
+                </pic:pic>
+              </a:graphicData>
+            </a:graphic>
+          </wp:inline>
+        </w:drawing>
+      </w:r>
+    </w:p>
+    <w:p>
+      <w:pPr>
+        <w:keepLines/>
+        <w:spacing w:after="140" w:before="0" w:line="200"/>
+        <w:jc w:val="both"/>
+      </w:pPr>
+      <w:r>
+        <w:rPr>
+          <w:rFonts w:ascii="Times New Roman" w:cs="Times New Roman" w:eastAsia="PMingLiU" w:hAnsi="Times New Roman"/>
+          <w:b/>
+          <w:bCs/>
+          <w:color w:val="0000FF"/>
+          <w:sz w:val="17"/>
+          <w:szCs w:val="17"/>
+        </w:rPr>
+        <w:t xml:space="preserve">Figure 11. </w:t>
+      </w:r>
+      <w:r>
+        <w:rPr>
+          <w:rFonts w:ascii="Times New Roman" w:cs="Times New Roman" w:eastAsia="PMingLiU" w:hAnsi="Times New Roman"/>
+          <w:color w:val="0000FF"/>
+          <w:sz w:val="17"/>
+          <w:szCs w:val="17"/>
+        </w:rPr>
+        <w:t xml:space="preserve">Ranking (a) and probability quality (b) by horizon on the NTU test months, all 144 stations; bands: 95% day-bootstrap intervals for the full GBM and the calibrated roll-out.</w:t>
+      </w:r>
+    </w:p>
+    <w:p>
+      <w:pPr>
+        <w:spacing w:after="0" w:line="240"/>
+        <w:ind w:firstLine="288"/>
+        <w:jc w:val="both"/>
+      </w:pPr>
+      <w:r>
+        <w:rPr>
+          <w:rFonts w:ascii="Times New Roman" w:cs="Times New Roman" w:eastAsia="PMingLiU" w:hAnsi="Times New Roman"/>
+          <w:color w:val="0000FF"/>
+          <w:sz w:val="20"/>
+          <w:szCs w:val="20"/>
+        </w:rPr>
+        <w:t xml:space="preserve">By gain, the current stock (49%), its one-hour minimum (20%), the station id (8%) and the fill ratio (5%) dominate the 30-minute full model. The bell features contribute almost nothing: the ablation without group B changes AUC by at most 0.002 on every subset, including campus slots 0–30 min before a bell, because hour of day already encodes a fixed timetable. The hard cases are stations that are still well stocked 30 minutes before a bell (AUC 0.79 at h = 30); Sec. 3.5 tests whether the course catalogue helps there.</w:t>
+      </w:r>
+    </w:p>
+    <w:p>
+      <w:pPr>
+        <w:keepNext/>
+        <w:spacing w:after="40" w:before="120"/>
+        <w:jc w:val="center"/>
+      </w:pPr>
+      <w:r>
+        <w:drawing>
+          <wp:inline distT="0" distB="0" distL="0" distR="0">
+            <wp:extent cx="2647950" cy="1428750"/>
+            <wp:effectExtent t="0" r="0" b="0" l="0"/>
+            <wp:docPr id="1" name="" descr="" title=""/>
+            <wp:cNvGraphicFramePr>
+              <a:graphicFrameLocks xmlns:a="http://schemas.openxmlformats.org/drawingml/2006/main" noChangeAspect="1"/>
+            </wp:cNvGraphicFramePr>
+            <a:graphic xmlns:a="http://schemas.openxmlformats.org/drawingml/2006/main">
+              <a:graphicData uri="http://schemas.openxmlformats.org/drawingml/2006/picture">
+                <pic:pic xmlns:pic="http://schemas.openxmlformats.org/drawingml/2006/picture">
+                  <pic:nvPicPr>
+                    <pic:cNvPr id="0" name="" descr=""/>
+                    <pic:cNvPicPr>
+                      <a:picLocks noChangeAspect="1" noChangeArrowheads="1"/>
+                    </pic:cNvPicPr>
+                  </pic:nvPicPr>
+                  <pic:blipFill>
+                    <a:blip r:embed="rId18" cstate="none"/>
+                    <a:srcRect/>
+                    <a:stretch>
+                      <a:fillRect/>
+                    </a:stretch>
+                  </pic:blipFill>
+                  <pic:spPr bwMode="auto">
+                    <a:xfrm>
+                      <a:off x="0" y="0"/>
+                      <a:ext cx="2647950" cy="1428750"/>
+                    </a:xfrm>
+                    <a:prstGeom prst="rect">
+                      <a:avLst/>
+                    </a:prstGeom>
+                  </pic:spPr>
+                </pic:pic>
+              </a:graphicData>
+            </a:graphic>
+          </wp:inline>
+        </w:drawing>
+      </w:r>
+    </w:p>
+    <w:p>
+      <w:pPr>
+        <w:keepLines/>
+        <w:spacing w:after="140" w:before="0" w:line="200"/>
+        <w:jc w:val="both"/>
+      </w:pPr>
+      <w:r>
+        <w:rPr>
+          <w:rFonts w:ascii="Times New Roman" w:cs="Times New Roman" w:eastAsia="PMingLiU" w:hAnsi="Times New Roman"/>
+          <w:b/>
+          <w:bCs/>
+          <w:color w:val="0000FF"/>
+          <w:sz w:val="17"/>
+          <w:szCs w:val="17"/>
+        </w:rPr>
+        <w:t xml:space="preserve">Figure 12. </w:t>
+      </w:r>
+      <w:r>
+        <w:rPr>
+          <w:rFonts w:ascii="Times New Roman" w:cs="Times New Roman" w:eastAsia="PMingLiU" w:hAnsi="Times New Roman"/>
+          <w:color w:val="0000FF"/>
+          <w:sz w:val="17"/>
+          <w:szCs w:val="17"/>
+        </w:rPr>
+        <w:t xml:space="preserve">NSYSU. (a) Test days 10–15 Oct, h = 30 min: AUC with 95% station-day intervals. (b) AUC change from the five catalogue features, leave-one-day-out, 95% day intervals; pre-bell: campus, ≥ 5 bikes, 30 min before a bell; AM: 07:00–10:00.</w:t>
+      </w:r>
+    </w:p>
+    <w:p>
+      <w:pPr>
+        <w:keepNext/>
+        <w:spacing w:after="30" w:before="90" w:line="240"/>
+      </w:pPr>
+      <w:r>
+        <w:rPr>
+          <w:rFonts w:ascii="Times New Roman" w:cs="Times New Roman" w:eastAsia="PMingLiU" w:hAnsi="Times New Roman"/>
+          <w:b/>
+          <w:bCs/>
+          <w:color w:val="0000FF"/>
+          <w:sz w:val="22"/>
+          <w:szCs w:val="22"/>
+        </w:rPr>
+        <w:t xml:space="preserve">3.5. Transfer to NSYSU</w:t>
+      </w:r>
+    </w:p>
+    <w:p>
+      <w:pPr>
+        <w:spacing w:after="0" w:line="240"/>
+        <w:ind w:firstLine="288"/>
+        <w:jc w:val="both"/>
+      </w:pPr>
+      <w:r>
+        <w:rPr>
+          <w:rFonts w:ascii="Times New Roman" w:cs="Times New Roman" w:eastAsia="PMingLiU" w:hAnsi="Times New Roman"/>
+          <w:color w:val="0000FF"/>
+          <w:sz w:val="20"/>
+          <w:szCs w:val="20"/>
+        </w:rPr>
+        <w:t xml:space="preserve">Fig. 12(a) shows that the inventory-only NTU model works at NSYSU without any local data: zero-shot AUC 0.934 on all 309 Kaohsiung stations and 0.943 on the 8 campus stations at h = 30, with Brier 0.049 / 0.068 and ECE 0.023 / 0.019. Fine-tuning on six NSYSU days adds 0.006 [0.005, 0.007] AUC and improves ECE to 0.003 on all stations; a model trained only on those six days is equally good (0.940), while the seasonal baseline from six days is poor (0.651). The proposal expected a zero-shot drop that local data would close; instead the dynamics of a station emptying generalize across cities almost perfectly, and the only transfer gap is in calibration, which six days of local data remove. At h = 60 the figures are 0.894 zero-shot and 0.906 fine-tuned. On campus the three learned models differ by at most 0.003, against station-day intervals of about ±0.010.</w:t>
+      </w:r>
+    </w:p>
+    <w:p>
+      <w:pPr>
+        <w:spacing w:after="0" w:line="240"/>
+        <w:ind w:firstLine="288"/>
+        <w:jc w:val="both"/>
+      </w:pPr>
+      <w:r>
+        <w:rPr>
+          <w:rFonts w:ascii="Times New Roman" w:cs="Times New Roman" w:eastAsia="PMingLiU" w:hAnsi="Times New Roman"/>
+          <w:b/>
+          <w:bCs/>
+          <w:color w:val="0000FF"/>
+          <w:sz w:val="20"/>
+          <w:szCs w:val="20"/>
+        </w:rPr>
+        <w:t xml:space="preserve">Timetable intensity. </w:t>
+      </w:r>
+      <w:r>
+        <w:rPr>
+          <w:rFonts w:ascii="Times New Roman" w:cs="Times New Roman" w:eastAsia="PMingLiU" w:hAnsi="Times New Roman"/>
+          <w:color w:val="0000FF"/>
+          <w:sz w:val="20"/>
+          <w:szCs w:val="20"/>
+        </w:rPr>
+        <w:t xml:space="preserve">Tested on each teaching day after training on the other fourteen days, the local inventory-only model reaches AUC 0.941 on all stations and 0.947 on campus at h = 30, 0.010 [0.009, 0.011] above zero-shot (0.021 at h = 60). The five catalogue features (Fig. 12b) change AUC by at most 0.001 on all and on campus stations and take 1% of the split gain. For the hard case of Sec. 3.4, campus stations still holding ≥ 5 bikes 30 min before a bell (2.2 k slots, 103 stockouts), AUC moves from 0.881 to 0.886 at h = 30 and from 0.888 to 0.895 at h = 60, with intervals that include zero, and training on 2–11 Oct to test on 12–16 Oct gives effects of opposite sign at the two horizons. In the leave-one-day-out test the only significant effect is a lower Brier score at the gateway stations (−0.0008 [−0.0012, −0.0005]). Hour, weekday and bell times already encode a timetable that repeats every week; the catalogue should matter when the timetable changes, as it will next semester.</w:t>
+      </w:r>
+    </w:p>
+    <w:p>
+      <w:pPr>
+        <w:keepNext/>
+        <w:spacing w:after="30" w:before="90" w:line="240"/>
+      </w:pPr>
+      <w:r>
+        <w:rPr>
+          <w:rFonts w:ascii="Times New Roman" w:cs="Times New Roman" w:eastAsia="PMingLiU" w:hAnsi="Times New Roman"/>
+          <w:b/>
+          <w:bCs/>
+          <w:color w:val="0000FF"/>
+          <w:sz w:val="22"/>
+          <w:szCs w:val="22"/>
+        </w:rPr>
+        <w:t xml:space="preserve">3.6. Replay simulation</w:t>
+      </w:r>
+    </w:p>
+    <w:p>
+      <w:pPr>
+        <w:spacing w:after="0" w:line="240"/>
+        <w:ind w:firstLine="288"/>
+        <w:jc w:val="both"/>
+      </w:pPr>
+      <w:r>
+        <w:rPr>
+          <w:rFonts w:ascii="Times New Roman" w:cs="Times New Roman" w:eastAsia="PMingLiU" w:hAnsi="Times New Roman"/>
+          <w:color w:val="0000FF"/>
+          <w:sz w:val="20"/>
+          <w:szCs w:val="20"/>
+        </w:rPr>
+        <w:t xml:space="preserve">Over the 28 replayed weekdays the area records 32,100 rentals per day; without rebalancing 3,390 of them (10.5%) find an empty station and the 144 stations spend 17,800 station-minutes empty per day. Fig. 13 gives the results per policy. One truck avoids 5–7% of unmet rentals, three trucks 16–17% and six trucks 25–27%. The probabilistic policy is best on every fleet size and the point-forecast policy worst, but the margins on unmet rentals are small. The clearest difference is in empty station-minutes, which the probabilistic and reactive policies cut by 41% with six trucks against 14% for the point policy, because the latter waits for a forecast deficit instead of acting on an empty station. Replaying the inferred operator moves, which inject about 5,100 bikes per day without any truck constraint, avoids 61%; it is an upper reference, not a policy. In paired per-day differences the probabilistic policy beats the point policy by 2.0–2.4 points of unmet rentals with every fleet size (95% intervals exclude zero), but its margin over the reactive policy, 0.0–0.4 points, has intervals that include zero.</w:t>
+      </w:r>
+    </w:p>
+    <w:p>
+      <w:pPr>
+        <w:keepNext/>
+        <w:spacing w:after="40" w:before="120"/>
+        <w:jc w:val="center"/>
+      </w:pPr>
+      <w:r>
+        <w:drawing>
+          <wp:inline distT="0" distB="0" distL="0" distR="0">
+            <wp:extent cx="2943225" cy="1466850"/>
+            <wp:effectExtent t="0" r="0" b="0" l="0"/>
+            <wp:docPr id="1" name="" descr="" title=""/>
+            <wp:cNvGraphicFramePr>
+              <a:graphicFrameLocks xmlns:a="http://schemas.openxmlformats.org/drawingml/2006/main" noChangeAspect="1"/>
+            </wp:cNvGraphicFramePr>
+            <a:graphic xmlns:a="http://schemas.openxmlformats.org/drawingml/2006/main">
+              <a:graphicData uri="http://schemas.openxmlformats.org/drawingml/2006/picture">
+                <pic:pic xmlns:pic="http://schemas.openxmlformats.org/drawingml/2006/picture">
+                  <pic:nvPicPr>
+                    <pic:cNvPr id="0" name="" descr=""/>
+                    <pic:cNvPicPr>
+                      <a:picLocks noChangeAspect="1" noChangeArrowheads="1"/>
+                    </pic:cNvPicPr>
+                  </pic:nvPicPr>
+                  <pic:blipFill>
+                    <a:blip r:embed="rId19" cstate="none"/>
+                    <a:srcRect/>
+                    <a:stretch>
+                      <a:fillRect/>
+                    </a:stretch>
+                  </pic:blipFill>
+                  <pic:spPr bwMode="auto">
+                    <a:xfrm>
+                      <a:off x="0" y="0"/>
+                      <a:ext cx="2943225" cy="1466850"/>
+                    </a:xfrm>
+                    <a:prstGeom prst="rect">
+                      <a:avLst/>
+                    </a:prstGeom>
+                  </pic:spPr>
+                </pic:pic>
+              </a:graphicData>
+            </a:graphic>
+          </wp:inline>
+        </w:drawing>
+      </w:r>
+    </w:p>
+    <w:p>
+      <w:pPr>
+        <w:keepLines/>
+        <w:spacing w:after="140" w:before="0" w:line="200"/>
+        <w:jc w:val="both"/>
+      </w:pPr>
+      <w:r>
+        <w:rPr>
+          <w:rFonts w:ascii="Times New Roman" w:cs="Times New Roman" w:eastAsia="PMingLiU" w:hAnsi="Times New Roman"/>
+          <w:b/>
+          <w:bCs/>
+          <w:color w:val="0000FF"/>
+          <w:sz w:val="17"/>
+          <w:szCs w:val="17"/>
+        </w:rPr>
+        <w:t xml:space="preserve">Figure 13. </w:t>
+      </w:r>
+      <w:r>
+        <w:rPr>
+          <w:rFonts w:ascii="Times New Roman" w:cs="Times New Roman" w:eastAsia="PMingLiU" w:hAnsi="Times New Roman"/>
+          <w:color w:val="0000FF"/>
+          <w:sz w:val="17"/>
+          <w:szCs w:val="17"/>
+        </w:rPr>
+        <w:t xml:space="preserve">Replay of 28 NTU weekdays: share of (a) unmet rentals and (b) empty station-minutes avoided against no rebalancing, with 95% day-bootstrap intervals; trucks drive 55–67, 192–223 and 396–456 km per day with 1, 3 and 6 trucks.</w:t>
+      </w:r>
+    </w:p>
+    <w:p>
+      <w:pPr>
+        <w:spacing w:after="0" w:line="240"/>
+        <w:ind w:firstLine="288"/>
+        <w:jc w:val="both"/>
+      </w:pPr>
+      <w:r>
+        <w:rPr>
+          <w:rFonts w:ascii="Times New Roman" w:cs="Times New Roman" w:eastAsia="PMingLiU" w:hAnsi="Times New Roman"/>
+          <w:color w:val="0000FF"/>
+          <w:sz w:val="20"/>
+          <w:szCs w:val="20"/>
+        </w:rPr>
+        <w:t xml:space="preserve">The ranking shows that at this stage the forecast is not the bottleneck: Algorithm 1 serves one target per truck at a time, cannot combine a pick-up with several drop-offs, and ignores the deadline structure of the bells. The rolling-horizon route search planned for November attacks exactly this, and the simulator now gives it a fixed benchmark.</w:t>
+      </w:r>
+    </w:p>
+    <w:p>
+      <w:pPr>
+        <w:keepNext/>
+        <w:spacing w:after="40" w:before="120" w:line="240"/>
+      </w:pPr>
+      <w:r>
+        <w:rPr>
+          <w:rFonts w:ascii="Times New Roman" w:cs="Times New Roman" w:eastAsia="PMingLiU" w:hAnsi="Times New Roman"/>
+          <w:b/>
+          <w:bCs/>
+          <w:color w:val="0000FF"/>
+          <w:sz w:val="24"/>
+          <w:szCs w:val="24"/>
+        </w:rPr>
+        <w:t xml:space="preserve">4. Progress, risks and next steps</w:t>
+      </w:r>
+    </w:p>
+    <w:p>
+      <w:pPr>
+        <w:spacing w:after="0" w:line="240"/>
+        <w:ind w:firstLine="288"/>
+        <w:jc w:val="both"/>
+      </w:pPr>
+      <w:r>
+        <w:rPr>
+          <w:rFonts w:ascii="Times New Roman" w:cs="Times New Roman" w:eastAsia="PMingLiU" w:hAnsi="Times New Roman"/>
+          <w:color w:val="0000FF"/>
+          <w:sz w:val="20"/>
+          <w:szCs w:val="20"/>
+        </w:rPr>
+        <w:t xml:space="preserve">Table 4 sets the numbers the proposal expected against what the midterm experiments gave. The predictor met every target, and transfer was easier than expected. The simulator numbers fall short of the proposal’s 50%, for three reasons that the next phase addresses: the planner is the greedy initial solution without route search; the replay contains only recorded rentals, so the demand that was lost at empty stations, which rebalancing would serve, is not yet counted; and the operator reference injects bikes without any truck constraint.</w:t>
       </w:r>
     </w:p>
     <w:p>
@@ -8566,4379 +9206,6 @@
           <w:szCs w:val="17"/>
         </w:rPr>
         <w:t xml:space="preserve">Table 4. </w:t>
-      </w:r>
-      <w:r>
-        <w:rPr>
-          <w:rFonts w:ascii="Times New Roman" w:cs="Times New Roman" w:eastAsia="PMingLiU" w:hAnsi="Times New Roman"/>
-          <w:color w:val="0000FF"/>
-          <w:sz w:val="17"/>
-          <w:szCs w:val="17"/>
-        </w:rPr>
-        <w:t xml:space="preserve">AUC/Brier by horizon, NTU test period, all stations.</w:t>
-      </w:r>
-    </w:p>
-    <w:tbl>
-      <w:tblPr>
-        <w:tblW w:type="dxa" w:w="4677"/>
-        <w:tblBorders>
-          <w:top w:val="single" w:color="999999" w:sz="4"/>
-          <w:left w:val="none" w:color="FFFFFF" w:sz="0"/>
-          <w:bottom w:val="single" w:color="999999" w:sz="4"/>
-          <w:right w:val="none" w:color="FFFFFF" w:sz="0"/>
-          <w:insideH w:val="single" w:color="BBBBBB" w:sz="2"/>
-          <w:insideV w:val="none" w:color="FFFFFF" w:sz="0"/>
-        </w:tblBorders>
-      </w:tblPr>
-      <w:tblGrid>
-        <w:gridCol w:w="1357"/>
-        <w:gridCol w:w="830"/>
-        <w:gridCol w:w="830"/>
-        <w:gridCol w:w="830"/>
-        <w:gridCol w:w="830"/>
-      </w:tblGrid>
-      <w:tr>
-        <w:trPr>
-          <w:cantSplit/>
-          <w:tblHeader/>
-        </w:trPr>
-        <w:tc>
-          <w:tcPr>
-            <w:tcW w:type="dxa" w:w="1357"/>
-            <w:shd w:fill="EDEDED" w:color="auto" w:val="clear"/>
-            <w:tcMar>
-              <w:top w:type="dxa" w:w="14"/>
-              <w:left w:type="dxa" w:w="50"/>
-              <w:bottom w:type="dxa" w:w="14"/>
-              <w:right w:type="dxa" w:w="50"/>
-            </w:tcMar>
-            <w:vAlign w:val="center"/>
-          </w:tcPr>
-          <w:p>
-            <w:pPr>
-              <w:keepNext/>
-              <w:keepLines/>
-              <w:spacing w:after="0" w:line="210"/>
-              <w:jc w:val="left"/>
-            </w:pPr>
-            <w:r>
-              <w:rPr>
-                <w:rFonts w:ascii="Times New Roman" w:cs="Times New Roman" w:eastAsia="PMingLiU" w:hAnsi="Times New Roman"/>
-                <w:b/>
-                <w:bCs/>
-                <w:color w:val="0000FF"/>
-                <w:sz w:val="15"/>
-                <w:szCs w:val="15"/>
-              </w:rPr>
-              <w:t xml:space="preserve">Model</w:t>
-            </w:r>
-          </w:p>
-        </w:tc>
-        <w:tc>
-          <w:tcPr>
-            <w:tcW w:type="dxa" w:w="830"/>
-            <w:shd w:fill="EDEDED" w:color="auto" w:val="clear"/>
-            <w:tcMar>
-              <w:top w:type="dxa" w:w="14"/>
-              <w:left w:type="dxa" w:w="50"/>
-              <w:bottom w:type="dxa" w:w="14"/>
-              <w:right w:type="dxa" w:w="50"/>
-            </w:tcMar>
-            <w:vAlign w:val="center"/>
-          </w:tcPr>
-          <w:p>
-            <w:pPr>
-              <w:keepNext/>
-              <w:keepLines/>
-              <w:spacing w:after="0" w:line="210"/>
-              <w:jc w:val="center"/>
-            </w:pPr>
-            <w:r>
-              <w:rPr>
-                <w:rFonts w:ascii="Times New Roman" w:cs="Times New Roman" w:eastAsia="PMingLiU" w:hAnsi="Times New Roman"/>
-                <w:b/>
-                <w:bCs/>
-                <w:color w:val="0000FF"/>
-                <w:sz w:val="15"/>
-                <w:szCs w:val="15"/>
-              </w:rPr>
-              <w:t xml:space="preserve">30 min</w:t>
-            </w:r>
-          </w:p>
-        </w:tc>
-        <w:tc>
-          <w:tcPr>
-            <w:tcW w:type="dxa" w:w="830"/>
-            <w:shd w:fill="EDEDED" w:color="auto" w:val="clear"/>
-            <w:tcMar>
-              <w:top w:type="dxa" w:w="14"/>
-              <w:left w:type="dxa" w:w="50"/>
-              <w:bottom w:type="dxa" w:w="14"/>
-              <w:right w:type="dxa" w:w="50"/>
-            </w:tcMar>
-            <w:vAlign w:val="center"/>
-          </w:tcPr>
-          <w:p>
-            <w:pPr>
-              <w:keepNext/>
-              <w:keepLines/>
-              <w:spacing w:after="0" w:line="210"/>
-              <w:jc w:val="center"/>
-            </w:pPr>
-            <w:r>
-              <w:rPr>
-                <w:rFonts w:ascii="Times New Roman" w:cs="Times New Roman" w:eastAsia="PMingLiU" w:hAnsi="Times New Roman"/>
-                <w:b/>
-                <w:bCs/>
-                <w:color w:val="0000FF"/>
-                <w:sz w:val="15"/>
-                <w:szCs w:val="15"/>
-              </w:rPr>
-              <w:t xml:space="preserve">60 min</w:t>
-            </w:r>
-          </w:p>
-        </w:tc>
-        <w:tc>
-          <w:tcPr>
-            <w:tcW w:type="dxa" w:w="830"/>
-            <w:shd w:fill="EDEDED" w:color="auto" w:val="clear"/>
-            <w:tcMar>
-              <w:top w:type="dxa" w:w="14"/>
-              <w:left w:type="dxa" w:w="50"/>
-              <w:bottom w:type="dxa" w:w="14"/>
-              <w:right w:type="dxa" w:w="50"/>
-            </w:tcMar>
-            <w:vAlign w:val="center"/>
-          </w:tcPr>
-          <w:p>
-            <w:pPr>
-              <w:keepNext/>
-              <w:keepLines/>
-              <w:spacing w:after="0" w:line="210"/>
-              <w:jc w:val="center"/>
-            </w:pPr>
-            <w:r>
-              <w:rPr>
-                <w:rFonts w:ascii="Times New Roman" w:cs="Times New Roman" w:eastAsia="PMingLiU" w:hAnsi="Times New Roman"/>
-                <w:b/>
-                <w:bCs/>
-                <w:color w:val="0000FF"/>
-                <w:sz w:val="15"/>
-                <w:szCs w:val="15"/>
-              </w:rPr>
-              <w:t xml:space="preserve">90 min</w:t>
-            </w:r>
-          </w:p>
-        </w:tc>
-        <w:tc>
-          <w:tcPr>
-            <w:tcW w:type="dxa" w:w="830"/>
-            <w:shd w:fill="EDEDED" w:color="auto" w:val="clear"/>
-            <w:tcMar>
-              <w:top w:type="dxa" w:w="14"/>
-              <w:left w:type="dxa" w:w="50"/>
-              <w:bottom w:type="dxa" w:w="14"/>
-              <w:right w:type="dxa" w:w="50"/>
-            </w:tcMar>
-            <w:vAlign w:val="center"/>
-          </w:tcPr>
-          <w:p>
-            <w:pPr>
-              <w:keepNext/>
-              <w:keepLines/>
-              <w:spacing w:after="0" w:line="210"/>
-              <w:jc w:val="center"/>
-            </w:pPr>
-            <w:r>
-              <w:rPr>
-                <w:rFonts w:ascii="Times New Roman" w:cs="Times New Roman" w:eastAsia="PMingLiU" w:hAnsi="Times New Roman"/>
-                <w:b/>
-                <w:bCs/>
-                <w:color w:val="0000FF"/>
-                <w:sz w:val="15"/>
-                <w:szCs w:val="15"/>
-              </w:rPr>
-              <w:t xml:space="preserve">120 min</w:t>
-            </w:r>
-          </w:p>
-        </w:tc>
-      </w:tr>
-      <w:tr>
-        <w:trPr>
-          <w:cantSplit/>
-        </w:trPr>
-        <w:tc>
-          <w:tcPr>
-            <w:tcW w:type="dxa" w:w="1357"/>
-            <w:tcMar>
-              <w:top w:type="dxa" w:w="14"/>
-              <w:left w:type="dxa" w:w="50"/>
-              <w:bottom w:type="dxa" w:w="14"/>
-              <w:right w:type="dxa" w:w="50"/>
-            </w:tcMar>
-            <w:vAlign w:val="center"/>
-          </w:tcPr>
-          <w:p>
-            <w:pPr>
-              <w:keepNext/>
-              <w:keepLines/>
-              <w:spacing w:after="0" w:line="210"/>
-              <w:jc w:val="left"/>
-            </w:pPr>
-            <w:r>
-              <w:rPr>
-                <w:rFonts w:ascii="Times New Roman" w:cs="Times New Roman" w:eastAsia="PMingLiU" w:hAnsi="Times New Roman"/>
-                <w:b w:val="false"/>
-                <w:bCs w:val="false"/>
-                <w:color w:val="0000FF"/>
-                <w:sz w:val="15"/>
-                <w:szCs w:val="15"/>
-              </w:rPr>
-              <w:t xml:space="preserve">seasonal mean</w:t>
-            </w:r>
-          </w:p>
-        </w:tc>
-        <w:tc>
-          <w:tcPr>
-            <w:tcW w:type="dxa" w:w="830"/>
-            <w:tcMar>
-              <w:top w:type="dxa" w:w="14"/>
-              <w:left w:type="dxa" w:w="50"/>
-              <w:bottom w:type="dxa" w:w="14"/>
-              <w:right w:type="dxa" w:w="50"/>
-            </w:tcMar>
-            <w:vAlign w:val="center"/>
-          </w:tcPr>
-          <w:p>
-            <w:pPr>
-              <w:keepNext/>
-              <w:keepLines/>
-              <w:spacing w:after="0" w:line="210"/>
-              <w:jc w:val="center"/>
-            </w:pPr>
-            <w:r>
-              <w:rPr>
-                <w:rFonts w:ascii="Times New Roman" w:cs="Times New Roman" w:eastAsia="PMingLiU" w:hAnsi="Times New Roman"/>
-                <w:b w:val="false"/>
-                <w:bCs w:val="false"/>
-                <w:color w:val="0000FF"/>
-                <w:sz w:val="15"/>
-                <w:szCs w:val="15"/>
-              </w:rPr>
-              <w:t xml:space="preserve">0.819/0.126</w:t>
-            </w:r>
-          </w:p>
-        </w:tc>
-        <w:tc>
-          <w:tcPr>
-            <w:tcW w:type="dxa" w:w="830"/>
-            <w:tcMar>
-              <w:top w:type="dxa" w:w="14"/>
-              <w:left w:type="dxa" w:w="50"/>
-              <w:bottom w:type="dxa" w:w="14"/>
-              <w:right w:type="dxa" w:w="50"/>
-            </w:tcMar>
-            <w:vAlign w:val="center"/>
-          </w:tcPr>
-          <w:p>
-            <w:pPr>
-              <w:keepNext/>
-              <w:keepLines/>
-              <w:spacing w:after="0" w:line="210"/>
-              <w:jc w:val="center"/>
-            </w:pPr>
-            <w:r>
-              <w:rPr>
-                <w:rFonts w:ascii="Times New Roman" w:cs="Times New Roman" w:eastAsia="PMingLiU" w:hAnsi="Times New Roman"/>
-                <w:b w:val="false"/>
-                <w:bCs w:val="false"/>
-                <w:color w:val="0000FF"/>
-                <w:sz w:val="15"/>
-                <w:szCs w:val="15"/>
-              </w:rPr>
-              <w:t xml:space="preserve">0.817/0.148</w:t>
-            </w:r>
-          </w:p>
-        </w:tc>
-        <w:tc>
-          <w:tcPr>
-            <w:tcW w:type="dxa" w:w="830"/>
-            <w:tcMar>
-              <w:top w:type="dxa" w:w="14"/>
-              <w:left w:type="dxa" w:w="50"/>
-              <w:bottom w:type="dxa" w:w="14"/>
-              <w:right w:type="dxa" w:w="50"/>
-            </w:tcMar>
-            <w:vAlign w:val="center"/>
-          </w:tcPr>
-          <w:p>
-            <w:pPr>
-              <w:keepNext/>
-              <w:keepLines/>
-              <w:spacing w:after="0" w:line="210"/>
-              <w:jc w:val="center"/>
-            </w:pPr>
-            <w:r>
-              <w:rPr>
-                <w:rFonts w:ascii="Times New Roman" w:cs="Times New Roman" w:eastAsia="PMingLiU" w:hAnsi="Times New Roman"/>
-                <w:b w:val="false"/>
-                <w:bCs w:val="false"/>
-                <w:color w:val="0000FF"/>
-                <w:sz w:val="15"/>
-                <w:szCs w:val="15"/>
-              </w:rPr>
-              <w:t xml:space="preserve">0.813/0.162</w:t>
-            </w:r>
-          </w:p>
-        </w:tc>
-        <w:tc>
-          <w:tcPr>
-            <w:tcW w:type="dxa" w:w="830"/>
-            <w:tcMar>
-              <w:top w:type="dxa" w:w="14"/>
-              <w:left w:type="dxa" w:w="50"/>
-              <w:bottom w:type="dxa" w:w="14"/>
-              <w:right w:type="dxa" w:w="50"/>
-            </w:tcMar>
-            <w:vAlign w:val="center"/>
-          </w:tcPr>
-          <w:p>
-            <w:pPr>
-              <w:keepNext/>
-              <w:keepLines/>
-              <w:spacing w:after="0" w:line="210"/>
-              <w:jc w:val="center"/>
-            </w:pPr>
-            <w:r>
-              <w:rPr>
-                <w:rFonts w:ascii="Times New Roman" w:cs="Times New Roman" w:eastAsia="PMingLiU" w:hAnsi="Times New Roman"/>
-                <w:b w:val="false"/>
-                <w:bCs w:val="false"/>
-                <w:color w:val="0000FF"/>
-                <w:sz w:val="15"/>
-                <w:szCs w:val="15"/>
-              </w:rPr>
-              <w:t xml:space="preserve">0.810/0.171</w:t>
-            </w:r>
-          </w:p>
-        </w:tc>
-      </w:tr>
-      <w:tr>
-        <w:trPr>
-          <w:cantSplit/>
-        </w:trPr>
-        <w:tc>
-          <w:tcPr>
-            <w:tcW w:type="dxa" w:w="1357"/>
-            <w:tcMar>
-              <w:top w:type="dxa" w:w="14"/>
-              <w:left w:type="dxa" w:w="50"/>
-              <w:bottom w:type="dxa" w:w="14"/>
-              <w:right w:type="dxa" w:w="50"/>
-            </w:tcMar>
-            <w:vAlign w:val="center"/>
-          </w:tcPr>
-          <w:p>
-            <w:pPr>
-              <w:keepNext/>
-              <w:keepLines/>
-              <w:spacing w:after="0" w:line="210"/>
-              <w:jc w:val="left"/>
-            </w:pPr>
-            <w:r>
-              <w:rPr>
-                <w:rFonts w:ascii="Times New Roman" w:cs="Times New Roman" w:eastAsia="PMingLiU" w:hAnsi="Times New Roman"/>
-                <w:b w:val="false"/>
-                <w:bCs w:val="false"/>
-                <w:color w:val="0000FF"/>
-                <w:sz w:val="15"/>
-                <w:szCs w:val="15"/>
-              </w:rPr>
-              <w:t xml:space="preserve">roll-out, corrected</w:t>
-            </w:r>
-          </w:p>
-        </w:tc>
-        <w:tc>
-          <w:tcPr>
-            <w:tcW w:type="dxa" w:w="830"/>
-            <w:tcMar>
-              <w:top w:type="dxa" w:w="14"/>
-              <w:left w:type="dxa" w:w="50"/>
-              <w:bottom w:type="dxa" w:w="14"/>
-              <w:right w:type="dxa" w:w="50"/>
-            </w:tcMar>
-            <w:vAlign w:val="center"/>
-          </w:tcPr>
-          <w:p>
-            <w:pPr>
-              <w:keepNext/>
-              <w:keepLines/>
-              <w:spacing w:after="0" w:line="210"/>
-              <w:jc w:val="center"/>
-            </w:pPr>
-            <w:r>
-              <w:rPr>
-                <w:rFonts w:ascii="Times New Roman" w:cs="Times New Roman" w:eastAsia="PMingLiU" w:hAnsi="Times New Roman"/>
-                <w:b w:val="false"/>
-                <w:bCs w:val="false"/>
-                <w:color w:val="0000FF"/>
-                <w:sz w:val="15"/>
-                <w:szCs w:val="15"/>
-              </w:rPr>
-              <w:t xml:space="preserve">0.895/0.102</w:t>
-            </w:r>
-          </w:p>
-        </w:tc>
-        <w:tc>
-          <w:tcPr>
-            <w:tcW w:type="dxa" w:w="830"/>
-            <w:tcMar>
-              <w:top w:type="dxa" w:w="14"/>
-              <w:left w:type="dxa" w:w="50"/>
-              <w:bottom w:type="dxa" w:w="14"/>
-              <w:right w:type="dxa" w:w="50"/>
-            </w:tcMar>
-            <w:vAlign w:val="center"/>
-          </w:tcPr>
-          <w:p>
-            <w:pPr>
-              <w:keepNext/>
-              <w:keepLines/>
-              <w:spacing w:after="0" w:line="210"/>
-              <w:jc w:val="center"/>
-            </w:pPr>
-            <w:r>
-              <w:rPr>
-                <w:rFonts w:ascii="Times New Roman" w:cs="Times New Roman" w:eastAsia="PMingLiU" w:hAnsi="Times New Roman"/>
-                <w:b w:val="false"/>
-                <w:bCs w:val="false"/>
-                <w:color w:val="0000FF"/>
-                <w:sz w:val="15"/>
-                <w:szCs w:val="15"/>
-              </w:rPr>
-              <w:t xml:space="preserve">0.878/0.127</w:t>
-            </w:r>
-          </w:p>
-        </w:tc>
-        <w:tc>
-          <w:tcPr>
-            <w:tcW w:type="dxa" w:w="830"/>
-            <w:tcMar>
-              <w:top w:type="dxa" w:w="14"/>
-              <w:left w:type="dxa" w:w="50"/>
-              <w:bottom w:type="dxa" w:w="14"/>
-              <w:right w:type="dxa" w:w="50"/>
-            </w:tcMar>
-            <w:vAlign w:val="center"/>
-          </w:tcPr>
-          <w:p>
-            <w:pPr>
-              <w:keepNext/>
-              <w:keepLines/>
-              <w:spacing w:after="0" w:line="210"/>
-              <w:jc w:val="center"/>
-            </w:pPr>
-            <w:r>
-              <w:rPr>
-                <w:rFonts w:ascii="Times New Roman" w:cs="Times New Roman" w:eastAsia="PMingLiU" w:hAnsi="Times New Roman"/>
-                <w:b w:val="false"/>
-                <w:bCs w:val="false"/>
-                <w:color w:val="0000FF"/>
-                <w:sz w:val="15"/>
-                <w:szCs w:val="15"/>
-              </w:rPr>
-              <w:t xml:space="preserve">0.866/0.143</w:t>
-            </w:r>
-          </w:p>
-        </w:tc>
-        <w:tc>
-          <w:tcPr>
-            <w:tcW w:type="dxa" w:w="830"/>
-            <w:tcMar>
-              <w:top w:type="dxa" w:w="14"/>
-              <w:left w:type="dxa" w:w="50"/>
-              <w:bottom w:type="dxa" w:w="14"/>
-              <w:right w:type="dxa" w:w="50"/>
-            </w:tcMar>
-            <w:vAlign w:val="center"/>
-          </w:tcPr>
-          <w:p>
-            <w:pPr>
-              <w:keepNext/>
-              <w:keepLines/>
-              <w:spacing w:after="0" w:line="210"/>
-              <w:jc w:val="center"/>
-            </w:pPr>
-            <w:r>
-              <w:rPr>
-                <w:rFonts w:ascii="Times New Roman" w:cs="Times New Roman" w:eastAsia="PMingLiU" w:hAnsi="Times New Roman"/>
-                <w:b w:val="false"/>
-                <w:bCs w:val="false"/>
-                <w:color w:val="0000FF"/>
-                <w:sz w:val="15"/>
-                <w:szCs w:val="15"/>
-              </w:rPr>
-              <w:t xml:space="preserve">0.857/0.155</w:t>
-            </w:r>
-          </w:p>
-        </w:tc>
-      </w:tr>
-      <w:tr>
-        <w:trPr>
-          <w:cantSplit/>
-        </w:trPr>
-        <w:tc>
-          <w:tcPr>
-            <w:tcW w:type="dxa" w:w="1357"/>
-            <w:tcMar>
-              <w:top w:type="dxa" w:w="14"/>
-              <w:left w:type="dxa" w:w="50"/>
-              <w:bottom w:type="dxa" w:w="14"/>
-              <w:right w:type="dxa" w:w="50"/>
-            </w:tcMar>
-            <w:vAlign w:val="center"/>
-          </w:tcPr>
-          <w:p>
-            <w:pPr>
-              <w:keepNext/>
-              <w:keepLines/>
-              <w:spacing w:after="0" w:line="210"/>
-              <w:jc w:val="left"/>
-            </w:pPr>
-            <w:r>
-              <w:rPr>
-                <w:rFonts w:ascii="Times New Roman" w:cs="Times New Roman" w:eastAsia="PMingLiU" w:hAnsi="Times New Roman"/>
-                <w:b w:val="false"/>
-                <w:bCs w:val="false"/>
-                <w:color w:val="0000FF"/>
-                <w:sz w:val="15"/>
-                <w:szCs w:val="15"/>
-              </w:rPr>
-              <w:t xml:space="preserve">logistic regression</w:t>
-            </w:r>
-          </w:p>
-        </w:tc>
-        <w:tc>
-          <w:tcPr>
-            <w:tcW w:type="dxa" w:w="830"/>
-            <w:tcMar>
-              <w:top w:type="dxa" w:w="14"/>
-              <w:left w:type="dxa" w:w="50"/>
-              <w:bottom w:type="dxa" w:w="14"/>
-              <w:right w:type="dxa" w:w="50"/>
-            </w:tcMar>
-            <w:vAlign w:val="center"/>
-          </w:tcPr>
-          <w:p>
-            <w:pPr>
-              <w:keepNext/>
-              <w:keepLines/>
-              <w:spacing w:after="0" w:line="210"/>
-              <w:jc w:val="center"/>
-            </w:pPr>
-            <w:r>
-              <w:rPr>
-                <w:rFonts w:ascii="Times New Roman" w:cs="Times New Roman" w:eastAsia="PMingLiU" w:hAnsi="Times New Roman"/>
-                <w:b w:val="false"/>
-                <w:bCs w:val="false"/>
-                <w:color w:val="0000FF"/>
-                <w:sz w:val="15"/>
-                <w:szCs w:val="15"/>
-              </w:rPr>
-              <w:t xml:space="preserve">0.915/0.086</w:t>
-            </w:r>
-          </w:p>
-        </w:tc>
-        <w:tc>
-          <w:tcPr>
-            <w:tcW w:type="dxa" w:w="830"/>
-            <w:tcMar>
-              <w:top w:type="dxa" w:w="14"/>
-              <w:left w:type="dxa" w:w="50"/>
-              <w:bottom w:type="dxa" w:w="14"/>
-              <w:right w:type="dxa" w:w="50"/>
-            </w:tcMar>
-            <w:vAlign w:val="center"/>
-          </w:tcPr>
-          <w:p>
-            <w:pPr>
-              <w:keepNext/>
-              <w:keepLines/>
-              <w:spacing w:after="0" w:line="210"/>
-              <w:jc w:val="center"/>
-            </w:pPr>
-            <w:r>
-              <w:rPr>
-                <w:rFonts w:ascii="Times New Roman" w:cs="Times New Roman" w:eastAsia="PMingLiU" w:hAnsi="Times New Roman"/>
-                <w:b w:val="false"/>
-                <w:bCs w:val="false"/>
-                <w:color w:val="0000FF"/>
-                <w:sz w:val="15"/>
-                <w:szCs w:val="15"/>
-              </w:rPr>
-              <w:t xml:space="preserve">0.889/0.112</w:t>
-            </w:r>
-          </w:p>
-        </w:tc>
-        <w:tc>
-          <w:tcPr>
-            <w:tcW w:type="dxa" w:w="830"/>
-            <w:tcMar>
-              <w:top w:type="dxa" w:w="14"/>
-              <w:left w:type="dxa" w:w="50"/>
-              <w:bottom w:type="dxa" w:w="14"/>
-              <w:right w:type="dxa" w:w="50"/>
-            </w:tcMar>
-            <w:vAlign w:val="center"/>
-          </w:tcPr>
-          <w:p>
-            <w:pPr>
-              <w:keepNext/>
-              <w:keepLines/>
-              <w:spacing w:after="0" w:line="210"/>
-              <w:jc w:val="center"/>
-            </w:pPr>
-            <w:r>
-              <w:rPr>
-                <w:rFonts w:ascii="Times New Roman" w:cs="Times New Roman" w:eastAsia="PMingLiU" w:hAnsi="Times New Roman"/>
-                <w:b w:val="false"/>
-                <w:bCs w:val="false"/>
-                <w:color w:val="0000FF"/>
-                <w:sz w:val="15"/>
-                <w:szCs w:val="15"/>
-              </w:rPr>
-              <w:t xml:space="preserve">0.867/0.132</w:t>
-            </w:r>
-          </w:p>
-        </w:tc>
-        <w:tc>
-          <w:tcPr>
-            <w:tcW w:type="dxa" w:w="830"/>
-            <w:tcMar>
-              <w:top w:type="dxa" w:w="14"/>
-              <w:left w:type="dxa" w:w="50"/>
-              <w:bottom w:type="dxa" w:w="14"/>
-              <w:right w:type="dxa" w:w="50"/>
-            </w:tcMar>
-            <w:vAlign w:val="center"/>
-          </w:tcPr>
-          <w:p>
-            <w:pPr>
-              <w:keepNext/>
-              <w:keepLines/>
-              <w:spacing w:after="0" w:line="210"/>
-              <w:jc w:val="center"/>
-            </w:pPr>
-            <w:r>
-              <w:rPr>
-                <w:rFonts w:ascii="Times New Roman" w:cs="Times New Roman" w:eastAsia="PMingLiU" w:hAnsi="Times New Roman"/>
-                <w:b w:val="false"/>
-                <w:bCs w:val="false"/>
-                <w:color w:val="0000FF"/>
-                <w:sz w:val="15"/>
-                <w:szCs w:val="15"/>
-              </w:rPr>
-              <w:t xml:space="preserve">0.849/0.147</w:t>
-            </w:r>
-          </w:p>
-        </w:tc>
-      </w:tr>
-      <w:tr>
-        <w:trPr>
-          <w:cantSplit/>
-        </w:trPr>
-        <w:tc>
-          <w:tcPr>
-            <w:tcW w:type="dxa" w:w="1357"/>
-            <w:tcMar>
-              <w:top w:type="dxa" w:w="14"/>
-              <w:left w:type="dxa" w:w="50"/>
-              <w:bottom w:type="dxa" w:w="14"/>
-              <w:right w:type="dxa" w:w="50"/>
-            </w:tcMar>
-            <w:vAlign w:val="center"/>
-          </w:tcPr>
-          <w:p>
-            <w:pPr>
-              <w:keepNext/>
-              <w:keepLines/>
-              <w:spacing w:after="0" w:line="210"/>
-              <w:jc w:val="left"/>
-            </w:pPr>
-            <w:r>
-              <w:rPr>
-                <w:rFonts w:ascii="Times New Roman" w:cs="Times New Roman" w:eastAsia="PMingLiU" w:hAnsi="Times New Roman"/>
-                <w:b w:val="false"/>
-                <w:bCs w:val="false"/>
-                <w:color w:val="0000FF"/>
-                <w:sz w:val="15"/>
-                <w:szCs w:val="15"/>
-              </w:rPr>
-              <w:t xml:space="preserve">GBM, inventory</w:t>
-            </w:r>
-          </w:p>
-        </w:tc>
-        <w:tc>
-          <w:tcPr>
-            <w:tcW w:type="dxa" w:w="830"/>
-            <w:tcMar>
-              <w:top w:type="dxa" w:w="14"/>
-              <w:left w:type="dxa" w:w="50"/>
-              <w:bottom w:type="dxa" w:w="14"/>
-              <w:right w:type="dxa" w:w="50"/>
-            </w:tcMar>
-            <w:vAlign w:val="center"/>
-          </w:tcPr>
-          <w:p>
-            <w:pPr>
-              <w:keepNext/>
-              <w:keepLines/>
-              <w:spacing w:after="0" w:line="210"/>
-              <w:jc w:val="center"/>
-            </w:pPr>
-            <w:r>
-              <w:rPr>
-                <w:rFonts w:ascii="Times New Roman" w:cs="Times New Roman" w:eastAsia="PMingLiU" w:hAnsi="Times New Roman"/>
-                <w:b w:val="false"/>
-                <w:bCs w:val="false"/>
-                <w:color w:val="0000FF"/>
-                <w:sz w:val="15"/>
-                <w:szCs w:val="15"/>
-              </w:rPr>
-              <w:t xml:space="preserve">0.922/0.084</w:t>
-            </w:r>
-          </w:p>
-        </w:tc>
-        <w:tc>
-          <w:tcPr>
-            <w:tcW w:type="dxa" w:w="830"/>
-            <w:tcMar>
-              <w:top w:type="dxa" w:w="14"/>
-              <w:left w:type="dxa" w:w="50"/>
-              <w:bottom w:type="dxa" w:w="14"/>
-              <w:right w:type="dxa" w:w="50"/>
-            </w:tcMar>
-            <w:vAlign w:val="center"/>
-          </w:tcPr>
-          <w:p>
-            <w:pPr>
-              <w:keepNext/>
-              <w:keepLines/>
-              <w:spacing w:after="0" w:line="210"/>
-              <w:jc w:val="center"/>
-            </w:pPr>
-            <w:r>
-              <w:rPr>
-                <w:rFonts w:ascii="Times New Roman" w:cs="Times New Roman" w:eastAsia="PMingLiU" w:hAnsi="Times New Roman"/>
-                <w:b w:val="false"/>
-                <w:bCs w:val="false"/>
-                <w:color w:val="0000FF"/>
-                <w:sz w:val="15"/>
-                <w:szCs w:val="15"/>
-              </w:rPr>
-              <w:t xml:space="preserve">0.899/0.108</w:t>
-            </w:r>
-          </w:p>
-        </w:tc>
-        <w:tc>
-          <w:tcPr>
-            <w:tcW w:type="dxa" w:w="830"/>
-            <w:tcMar>
-              <w:top w:type="dxa" w:w="14"/>
-              <w:left w:type="dxa" w:w="50"/>
-              <w:bottom w:type="dxa" w:w="14"/>
-              <w:right w:type="dxa" w:w="50"/>
-            </w:tcMar>
-            <w:vAlign w:val="center"/>
-          </w:tcPr>
-          <w:p>
-            <w:pPr>
-              <w:keepNext/>
-              <w:keepLines/>
-              <w:spacing w:after="0" w:line="210"/>
-              <w:jc w:val="center"/>
-            </w:pPr>
-            <w:r>
-              <w:rPr>
-                <w:rFonts w:ascii="Times New Roman" w:cs="Times New Roman" w:eastAsia="PMingLiU" w:hAnsi="Times New Roman"/>
-                <w:b w:val="false"/>
-                <w:bCs w:val="false"/>
-                <w:color w:val="0000FF"/>
-                <w:sz w:val="15"/>
-                <w:szCs w:val="15"/>
-              </w:rPr>
-              <w:t xml:space="preserve">0.881/0.126</w:t>
-            </w:r>
-          </w:p>
-        </w:tc>
-        <w:tc>
-          <w:tcPr>
-            <w:tcW w:type="dxa" w:w="830"/>
-            <w:tcMar>
-              <w:top w:type="dxa" w:w="14"/>
-              <w:left w:type="dxa" w:w="50"/>
-              <w:bottom w:type="dxa" w:w="14"/>
-              <w:right w:type="dxa" w:w="50"/>
-            </w:tcMar>
-            <w:vAlign w:val="center"/>
-          </w:tcPr>
-          <w:p>
-            <w:pPr>
-              <w:keepNext/>
-              <w:keepLines/>
-              <w:spacing w:after="0" w:line="210"/>
-              <w:jc w:val="center"/>
-            </w:pPr>
-            <w:r>
-              <w:rPr>
-                <w:rFonts w:ascii="Times New Roman" w:cs="Times New Roman" w:eastAsia="PMingLiU" w:hAnsi="Times New Roman"/>
-                <w:b w:val="false"/>
-                <w:bCs w:val="false"/>
-                <w:color w:val="0000FF"/>
-                <w:sz w:val="15"/>
-                <w:szCs w:val="15"/>
-              </w:rPr>
-              <w:t xml:space="preserve">0.871/0.137</w:t>
-            </w:r>
-          </w:p>
-        </w:tc>
-      </w:tr>
-      <w:tr>
-        <w:trPr>
-          <w:cantSplit/>
-        </w:trPr>
-        <w:tc>
-          <w:tcPr>
-            <w:tcW w:type="dxa" w:w="1357"/>
-            <w:tcMar>
-              <w:top w:type="dxa" w:w="14"/>
-              <w:left w:type="dxa" w:w="50"/>
-              <w:bottom w:type="dxa" w:w="14"/>
-              <w:right w:type="dxa" w:w="50"/>
-            </w:tcMar>
-            <w:vAlign w:val="center"/>
-          </w:tcPr>
-          <w:p>
-            <w:pPr>
-              <w:keepNext/>
-              <w:keepLines/>
-              <w:spacing w:after="0" w:line="210"/>
-              <w:jc w:val="left"/>
-            </w:pPr>
-            <w:r>
-              <w:rPr>
-                <w:rFonts w:ascii="Times New Roman" w:cs="Times New Roman" w:eastAsia="PMingLiU" w:hAnsi="Times New Roman"/>
-                <w:b w:val="false"/>
-                <w:bCs w:val="false"/>
-                <w:color w:val="0000FF"/>
-                <w:sz w:val="15"/>
-                <w:szCs w:val="15"/>
-              </w:rPr>
-              <w:t xml:space="preserve">GBM + flows</w:t>
-            </w:r>
-          </w:p>
-        </w:tc>
-        <w:tc>
-          <w:tcPr>
-            <w:tcW w:type="dxa" w:w="830"/>
-            <w:tcMar>
-              <w:top w:type="dxa" w:w="14"/>
-              <w:left w:type="dxa" w:w="50"/>
-              <w:bottom w:type="dxa" w:w="14"/>
-              <w:right w:type="dxa" w:w="50"/>
-            </w:tcMar>
-            <w:vAlign w:val="center"/>
-          </w:tcPr>
-          <w:p>
-            <w:pPr>
-              <w:keepNext/>
-              <w:keepLines/>
-              <w:spacing w:after="0" w:line="210"/>
-              <w:jc w:val="center"/>
-            </w:pPr>
-            <w:r>
-              <w:rPr>
-                <w:rFonts w:ascii="Times New Roman" w:cs="Times New Roman" w:eastAsia="PMingLiU" w:hAnsi="Times New Roman"/>
-                <w:b w:val="false"/>
-                <w:bCs w:val="false"/>
-                <w:color w:val="0000FF"/>
-                <w:sz w:val="15"/>
-                <w:szCs w:val="15"/>
-              </w:rPr>
-              <w:t xml:space="preserve">0.932/0.080</w:t>
-            </w:r>
-          </w:p>
-        </w:tc>
-        <w:tc>
-          <w:tcPr>
-            <w:tcW w:type="dxa" w:w="830"/>
-            <w:tcMar>
-              <w:top w:type="dxa" w:w="14"/>
-              <w:left w:type="dxa" w:w="50"/>
-              <w:bottom w:type="dxa" w:w="14"/>
-              <w:right w:type="dxa" w:w="50"/>
-            </w:tcMar>
-            <w:vAlign w:val="center"/>
-          </w:tcPr>
-          <w:p>
-            <w:pPr>
-              <w:keepNext/>
-              <w:keepLines/>
-              <w:spacing w:after="0" w:line="210"/>
-              <w:jc w:val="center"/>
-            </w:pPr>
-            <w:r>
-              <w:rPr>
-                <w:rFonts w:ascii="Times New Roman" w:cs="Times New Roman" w:eastAsia="PMingLiU" w:hAnsi="Times New Roman"/>
-                <w:b w:val="false"/>
-                <w:bCs w:val="false"/>
-                <w:color w:val="0000FF"/>
-                <w:sz w:val="15"/>
-                <w:szCs w:val="15"/>
-              </w:rPr>
-              <w:t xml:space="preserve">0.917/0.100</w:t>
-            </w:r>
-          </w:p>
-        </w:tc>
-        <w:tc>
-          <w:tcPr>
-            <w:tcW w:type="dxa" w:w="830"/>
-            <w:tcMar>
-              <w:top w:type="dxa" w:w="14"/>
-              <w:left w:type="dxa" w:w="50"/>
-              <w:bottom w:type="dxa" w:w="14"/>
-              <w:right w:type="dxa" w:w="50"/>
-            </w:tcMar>
-            <w:vAlign w:val="center"/>
-          </w:tcPr>
-          <w:p>
-            <w:pPr>
-              <w:keepNext/>
-              <w:keepLines/>
-              <w:spacing w:after="0" w:line="210"/>
-              <w:jc w:val="center"/>
-            </w:pPr>
-            <w:r>
-              <w:rPr>
-                <w:rFonts w:ascii="Times New Roman" w:cs="Times New Roman" w:eastAsia="PMingLiU" w:hAnsi="Times New Roman"/>
-                <w:b w:val="false"/>
-                <w:bCs w:val="false"/>
-                <w:color w:val="0000FF"/>
-                <w:sz w:val="15"/>
-                <w:szCs w:val="15"/>
-              </w:rPr>
-              <w:t xml:space="preserve">0.908/0.113</w:t>
-            </w:r>
-          </w:p>
-        </w:tc>
-        <w:tc>
-          <w:tcPr>
-            <w:tcW w:type="dxa" w:w="830"/>
-            <w:tcMar>
-              <w:top w:type="dxa" w:w="14"/>
-              <w:left w:type="dxa" w:w="50"/>
-              <w:bottom w:type="dxa" w:w="14"/>
-              <w:right w:type="dxa" w:w="50"/>
-            </w:tcMar>
-            <w:vAlign w:val="center"/>
-          </w:tcPr>
-          <w:p>
-            <w:pPr>
-              <w:keepNext/>
-              <w:keepLines/>
-              <w:spacing w:after="0" w:line="210"/>
-              <w:jc w:val="center"/>
-            </w:pPr>
-            <w:r>
-              <w:rPr>
-                <w:rFonts w:ascii="Times New Roman" w:cs="Times New Roman" w:eastAsia="PMingLiU" w:hAnsi="Times New Roman"/>
-                <w:b w:val="false"/>
-                <w:bCs w:val="false"/>
-                <w:color w:val="0000FF"/>
-                <w:sz w:val="15"/>
-                <w:szCs w:val="15"/>
-              </w:rPr>
-              <w:t xml:space="preserve">0.899/0.124</w:t>
-            </w:r>
-          </w:p>
-        </w:tc>
-      </w:tr>
-      <w:tr>
-        <w:trPr>
-          <w:cantSplit/>
-        </w:trPr>
-        <w:tc>
-          <w:tcPr>
-            <w:tcW w:type="dxa" w:w="1357"/>
-            <w:tcMar>
-              <w:top w:type="dxa" w:w="14"/>
-              <w:left w:type="dxa" w:w="50"/>
-              <w:bottom w:type="dxa" w:w="14"/>
-              <w:right w:type="dxa" w:w="50"/>
-            </w:tcMar>
-            <w:vAlign w:val="center"/>
-          </w:tcPr>
-          <w:p>
-            <w:pPr>
-              <w:keepNext w:val="false"/>
-              <w:keepLines/>
-              <w:spacing w:after="0" w:line="210"/>
-              <w:jc w:val="left"/>
-            </w:pPr>
-            <w:r>
-              <w:rPr>
-                <w:rFonts w:ascii="Times New Roman" w:cs="Times New Roman" w:eastAsia="PMingLiU" w:hAnsi="Times New Roman"/>
-                <w:b w:val="false"/>
-                <w:bCs w:val="false"/>
-                <w:color w:val="0000FF"/>
-                <w:sz w:val="15"/>
-                <w:szCs w:val="15"/>
-              </w:rPr>
-              <w:t xml:space="preserve">stacked GBM</w:t>
-            </w:r>
-          </w:p>
-        </w:tc>
-        <w:tc>
-          <w:tcPr>
-            <w:tcW w:type="dxa" w:w="830"/>
-            <w:tcMar>
-              <w:top w:type="dxa" w:w="14"/>
-              <w:left w:type="dxa" w:w="50"/>
-              <w:bottom w:type="dxa" w:w="14"/>
-              <w:right w:type="dxa" w:w="50"/>
-            </w:tcMar>
-            <w:vAlign w:val="center"/>
-          </w:tcPr>
-          <w:p>
-            <w:pPr>
-              <w:keepNext w:val="false"/>
-              <w:keepLines/>
-              <w:spacing w:after="0" w:line="210"/>
-              <w:jc w:val="center"/>
-            </w:pPr>
-            <w:r>
-              <w:rPr>
-                <w:rFonts w:ascii="Times New Roman" w:cs="Times New Roman" w:eastAsia="PMingLiU" w:hAnsi="Times New Roman"/>
-                <w:b w:val="false"/>
-                <w:bCs w:val="false"/>
-                <w:color w:val="0000FF"/>
-                <w:sz w:val="15"/>
-                <w:szCs w:val="15"/>
-              </w:rPr>
-              <w:t xml:space="preserve">0.933/0.079</w:t>
-            </w:r>
-          </w:p>
-        </w:tc>
-        <w:tc>
-          <w:tcPr>
-            <w:tcW w:type="dxa" w:w="830"/>
-            <w:tcMar>
-              <w:top w:type="dxa" w:w="14"/>
-              <w:left w:type="dxa" w:w="50"/>
-              <w:bottom w:type="dxa" w:w="14"/>
-              <w:right w:type="dxa" w:w="50"/>
-            </w:tcMar>
-            <w:vAlign w:val="center"/>
-          </w:tcPr>
-          <w:p>
-            <w:pPr>
-              <w:keepNext w:val="false"/>
-              <w:keepLines/>
-              <w:spacing w:after="0" w:line="210"/>
-              <w:jc w:val="center"/>
-            </w:pPr>
-            <w:r>
-              <w:rPr>
-                <w:rFonts w:ascii="Times New Roman" w:cs="Times New Roman" w:eastAsia="PMingLiU" w:hAnsi="Times New Roman"/>
-                <w:b w:val="false"/>
-                <w:bCs w:val="false"/>
-                <w:color w:val="0000FF"/>
-                <w:sz w:val="15"/>
-                <w:szCs w:val="15"/>
-              </w:rPr>
-              <w:t xml:space="preserve">0.919/0.099</w:t>
-            </w:r>
-          </w:p>
-        </w:tc>
-        <w:tc>
-          <w:tcPr>
-            <w:tcW w:type="dxa" w:w="830"/>
-            <w:tcMar>
-              <w:top w:type="dxa" w:w="14"/>
-              <w:left w:type="dxa" w:w="50"/>
-              <w:bottom w:type="dxa" w:w="14"/>
-              <w:right w:type="dxa" w:w="50"/>
-            </w:tcMar>
-            <w:vAlign w:val="center"/>
-          </w:tcPr>
-          <w:p>
-            <w:pPr>
-              <w:keepNext w:val="false"/>
-              <w:keepLines/>
-              <w:spacing w:after="0" w:line="210"/>
-              <w:jc w:val="center"/>
-            </w:pPr>
-            <w:r>
-              <w:rPr>
-                <w:rFonts w:ascii="Times New Roman" w:cs="Times New Roman" w:eastAsia="PMingLiU" w:hAnsi="Times New Roman"/>
-                <w:b w:val="false"/>
-                <w:bCs w:val="false"/>
-                <w:color w:val="0000FF"/>
-                <w:sz w:val="15"/>
-                <w:szCs w:val="15"/>
-              </w:rPr>
-              <w:t xml:space="preserve">0.910/0.112</w:t>
-            </w:r>
-          </w:p>
-        </w:tc>
-        <w:tc>
-          <w:tcPr>
-            <w:tcW w:type="dxa" w:w="830"/>
-            <w:tcMar>
-              <w:top w:type="dxa" w:w="14"/>
-              <w:left w:type="dxa" w:w="50"/>
-              <w:bottom w:type="dxa" w:w="14"/>
-              <w:right w:type="dxa" w:w="50"/>
-            </w:tcMar>
-            <w:vAlign w:val="center"/>
-          </w:tcPr>
-          <w:p>
-            <w:pPr>
-              <w:keepNext w:val="false"/>
-              <w:keepLines/>
-              <w:spacing w:after="0" w:line="210"/>
-              <w:jc w:val="center"/>
-            </w:pPr>
-            <w:r>
-              <w:rPr>
-                <w:rFonts w:ascii="Times New Roman" w:cs="Times New Roman" w:eastAsia="PMingLiU" w:hAnsi="Times New Roman"/>
-                <w:b w:val="false"/>
-                <w:bCs w:val="false"/>
-                <w:color w:val="0000FF"/>
-                <w:sz w:val="15"/>
-                <w:szCs w:val="15"/>
-              </w:rPr>
-              <w:t xml:space="preserve">0.902/0.122</w:t>
-            </w:r>
-          </w:p>
-        </w:tc>
-      </w:tr>
-    </w:tbl>
-    <w:p>
-      <w:pPr>
-        <w:spacing w:after="80" w:before="0" w:line="120"/>
-      </w:pPr>
-      <w:r>
-        <w:rPr>
-          <w:rFonts w:ascii="Times New Roman" w:cs="Times New Roman" w:eastAsia="PMingLiU" w:hAnsi="Times New Roman"/>
-          <w:sz w:val="6"/>
-          <w:szCs w:val="6"/>
-        </w:rPr>
-        <w:t xml:space="preserve"/>
-      </w:r>
-    </w:p>
-    <w:p>
-      <w:pPr>
-        <w:spacing w:after="0" w:line="240"/>
-        <w:ind w:firstLine="288"/>
-        <w:jc w:val="both"/>
-      </w:pPr>
-      <w:r>
-        <w:rPr>
-          <w:rFonts w:ascii="Times New Roman" w:cs="Times New Roman" w:eastAsia="PMingLiU" w:hAnsi="Times New Roman"/>
-          <w:color w:val="0000FF"/>
-          <w:sz w:val="20"/>
-          <w:szCs w:val="20"/>
-        </w:rPr>
-        <w:t xml:space="preserve">Every model loses accuracy as the horizon grows, at different rates (Table 4): from 30 to 120 min the full GBM falls from 0.932 to 0.899, the inventory-only GBM from 0.922 to 0.871, the logistic model from 0.915 to 0.849 and the roll-out from 0.895 to 0.857, while the seasonal baseline stays near 0.81. The current stock dominates at short horizons; for a two-hour view the recent trip flows are worth 0.028 AUC, three times their value at 30 min, and the roll-out overtakes the linear model. For a pre-bell plan made 60–90 minutes ahead the full model keeps AUC ≥ 0.90 and ECE ≤ 0.014.</w:t>
-      </w:r>
-    </w:p>
-    <w:p>
-      <w:pPr>
-        <w:spacing w:after="0" w:line="240"/>
-        <w:ind w:firstLine="288"/>
-        <w:jc w:val="both"/>
-      </w:pPr>
-      <w:r>
-        <w:rPr>
-          <w:rFonts w:ascii="Times New Roman" w:cs="Times New Roman" w:eastAsia="PMingLiU" w:hAnsi="Times New Roman"/>
-          <w:color w:val="0000FF"/>
-          <w:sz w:val="20"/>
-          <w:szCs w:val="20"/>
-        </w:rPr>
-        <w:t xml:space="preserve">By gain, the current stock (49%), its one-hour minimum (20%), the station id (8%) and the fill ratio (5%) dominate the 30-minute full model. The bell features contribute almost nothing: the ablation without group B changes AUC by at most 0.002 on every subset, including campus slots 0–30 min before a bell, because hour of day already encodes a fixed timetable. The hard cases are stations that are still well stocked 30 minutes before a bell (AUC 0.79 at h = 30); Sec. 3.5 tests whether the course catalogue helps there.</w:t>
-      </w:r>
-    </w:p>
-    <w:p>
-      <w:pPr>
-        <w:keepNext/>
-        <w:spacing w:after="30" w:before="90" w:line="240"/>
-      </w:pPr>
-      <w:r>
-        <w:rPr>
-          <w:rFonts w:ascii="Times New Roman" w:cs="Times New Roman" w:eastAsia="PMingLiU" w:hAnsi="Times New Roman"/>
-          <w:b/>
-          <w:bCs/>
-          <w:color w:val="0000FF"/>
-          <w:sz w:val="22"/>
-          <w:szCs w:val="22"/>
-        </w:rPr>
-        <w:t xml:space="preserve">3.5. Transfer to NSYSU</w:t>
-      </w:r>
-    </w:p>
-    <w:p>
-      <w:pPr>
-        <w:spacing w:after="0" w:line="240"/>
-        <w:ind w:firstLine="288"/>
-        <w:jc w:val="both"/>
-      </w:pPr>
-      <w:r>
-        <w:rPr>
-          <w:rFonts w:ascii="Times New Roman" w:cs="Times New Roman" w:eastAsia="PMingLiU" w:hAnsi="Times New Roman"/>
-          <w:color w:val="0000FF"/>
-          <w:sz w:val="20"/>
-          <w:szCs w:val="20"/>
-        </w:rPr>
-        <w:t xml:space="preserve">Table 5 shows that the inventory-only NTU model works at NSYSU without any local data: zero-shot AUC 0.934 on all 309 Kaohsiung stations and 0.943 on the 8 campus stations at h = 30, with Brier 0.049 / 0.068 and ECE 0.023 / 0.019. Fine-tuning on six NSYSU days adds 0.006 AUC and improves ECE to 0.003 on all stations; a model trained only on those six days is equally good (0.940), while the seasonal baseline from six days is poor (0.651). The proposal expected a zero-shot drop that local data would close; instead the dynamics of a station emptying generalize across cities almost perfectly, and the only transfer gap is in calibration, which six days of local data remove. At h = 60 the figures are 0.894 zero-shot and 0.906 fine-tuned. Station-day bootstrap intervals are about ±0.003 AUC on all stations and ±0.010 on campus; fine-tuning gains +0.006 [0.005, 0.007] on all stations but only +0.002 [0.000, 0.004] on campus, where the NSYSU-only model is −0.001 [−0.004, 0.004] from zero-shot, so on campus the three learned models differ by at most 0.003.</w:t>
-      </w:r>
-    </w:p>
-    <w:p>
-      <w:pPr>
-        <w:keepNext/>
-        <w:keepLines/>
-        <w:spacing w:after="50" w:before="100" w:line="220"/>
-        <w:jc w:val="both"/>
-      </w:pPr>
-      <w:r>
-        <w:rPr>
-          <w:rFonts w:ascii="Times New Roman" w:cs="Times New Roman" w:eastAsia="PMingLiU" w:hAnsi="Times New Roman"/>
-          <w:b/>
-          <w:bCs/>
-          <w:color w:val="0000FF"/>
-          <w:sz w:val="17"/>
-          <w:szCs w:val="17"/>
-        </w:rPr>
-        <w:t xml:space="preserve">Table 5. </w:t>
-      </w:r>
-      <w:r>
-        <w:rPr>
-          <w:rFonts w:ascii="Times New Roman" w:cs="Times New Roman" w:eastAsia="PMingLiU" w:hAnsi="Times New Roman"/>
-          <w:color w:val="0000FF"/>
-          <w:sz w:val="17"/>
-          <w:szCs w:val="17"/>
-        </w:rPr>
-        <w:t xml:space="preserve">NSYSU test days (10–15 Oct 2026), h = 30 min; AUC/Brier.</w:t>
-      </w:r>
-    </w:p>
-    <w:tbl>
-      <w:tblPr>
-        <w:tblW w:type="dxa" w:w="4677"/>
-        <w:tblBorders>
-          <w:top w:val="single" w:color="999999" w:sz="4"/>
-          <w:left w:val="none" w:color="FFFFFF" w:sz="0"/>
-          <w:bottom w:val="single" w:color="999999" w:sz="4"/>
-          <w:right w:val="none" w:color="FFFFFF" w:sz="0"/>
-          <w:insideH w:val="single" w:color="BBBBBB" w:sz="2"/>
-          <w:insideV w:val="none" w:color="FFFFFF" w:sz="0"/>
-        </w:tblBorders>
-      </w:tblPr>
-      <w:tblGrid>
-        <w:gridCol w:w="1477"/>
-        <w:gridCol w:w="1600"/>
-        <w:gridCol w:w="1600"/>
-      </w:tblGrid>
-      <w:tr>
-        <w:trPr>
-          <w:cantSplit/>
-          <w:tblHeader/>
-        </w:trPr>
-        <w:tc>
-          <w:tcPr>
-            <w:tcW w:type="dxa" w:w="1477"/>
-            <w:shd w:fill="EDEDED" w:color="auto" w:val="clear"/>
-            <w:tcMar>
-              <w:top w:type="dxa" w:w="14"/>
-              <w:left w:type="dxa" w:w="50"/>
-              <w:bottom w:type="dxa" w:w="14"/>
-              <w:right w:type="dxa" w:w="50"/>
-            </w:tcMar>
-            <w:vAlign w:val="center"/>
-          </w:tcPr>
-          <w:p>
-            <w:pPr>
-              <w:keepNext/>
-              <w:keepLines/>
-              <w:spacing w:after="0" w:line="210"/>
-              <w:jc w:val="left"/>
-            </w:pPr>
-            <w:r>
-              <w:rPr>
-                <w:rFonts w:ascii="Times New Roman" w:cs="Times New Roman" w:eastAsia="PMingLiU" w:hAnsi="Times New Roman"/>
-                <w:b/>
-                <w:bCs/>
-                <w:color w:val="0000FF"/>
-                <w:sz w:val="15"/>
-                <w:szCs w:val="15"/>
-              </w:rPr>
-              <w:t xml:space="preserve">Model</w:t>
-            </w:r>
-          </w:p>
-        </w:tc>
-        <w:tc>
-          <w:tcPr>
-            <w:tcW w:type="dxa" w:w="1600"/>
-            <w:shd w:fill="EDEDED" w:color="auto" w:val="clear"/>
-            <w:tcMar>
-              <w:top w:type="dxa" w:w="14"/>
-              <w:left w:type="dxa" w:w="50"/>
-              <w:bottom w:type="dxa" w:w="14"/>
-              <w:right w:type="dxa" w:w="50"/>
-            </w:tcMar>
-            <w:vAlign w:val="center"/>
-          </w:tcPr>
-          <w:p>
-            <w:pPr>
-              <w:keepNext/>
-              <w:keepLines/>
-              <w:spacing w:after="0" w:line="210"/>
-              <w:jc w:val="center"/>
-            </w:pPr>
-            <w:r>
-              <w:rPr>
-                <w:rFonts w:ascii="Times New Roman" w:cs="Times New Roman" w:eastAsia="PMingLiU" w:hAnsi="Times New Roman"/>
-                <w:b/>
-                <w:bCs/>
-                <w:color w:val="0000FF"/>
-                <w:sz w:val="15"/>
-                <w:szCs w:val="15"/>
-              </w:rPr>
-              <w:t xml:space="preserve">309 stations ≤ 5 km</w:t>
-            </w:r>
-          </w:p>
-        </w:tc>
-        <w:tc>
-          <w:tcPr>
-            <w:tcW w:type="dxa" w:w="1600"/>
-            <w:shd w:fill="EDEDED" w:color="auto" w:val="clear"/>
-            <w:tcMar>
-              <w:top w:type="dxa" w:w="14"/>
-              <w:left w:type="dxa" w:w="50"/>
-              <w:bottom w:type="dxa" w:w="14"/>
-              <w:right w:type="dxa" w:w="50"/>
-            </w:tcMar>
-            <w:vAlign w:val="center"/>
-          </w:tcPr>
-          <w:p>
-            <w:pPr>
-              <w:keepNext/>
-              <w:keepLines/>
-              <w:spacing w:after="0" w:line="210"/>
-              <w:jc w:val="center"/>
-            </w:pPr>
-            <w:r>
-              <w:rPr>
-                <w:rFonts w:ascii="Times New Roman" w:cs="Times New Roman" w:eastAsia="PMingLiU" w:hAnsi="Times New Roman"/>
-                <w:b/>
-                <w:bCs/>
-                <w:color w:val="0000FF"/>
-                <w:sz w:val="15"/>
-                <w:szCs w:val="15"/>
-              </w:rPr>
-              <w:t xml:space="preserve">8 campus stations</w:t>
-            </w:r>
-          </w:p>
-        </w:tc>
-      </w:tr>
-      <w:tr>
-        <w:trPr>
-          <w:cantSplit/>
-        </w:trPr>
-        <w:tc>
-          <w:tcPr>
-            <w:tcW w:type="dxa" w:w="1477"/>
-            <w:tcMar>
-              <w:top w:type="dxa" w:w="14"/>
-              <w:left w:type="dxa" w:w="50"/>
-              <w:bottom w:type="dxa" w:w="14"/>
-              <w:right w:type="dxa" w:w="50"/>
-            </w:tcMar>
-            <w:vAlign w:val="center"/>
-          </w:tcPr>
-          <w:p>
-            <w:pPr>
-              <w:keepNext/>
-              <w:keepLines/>
-              <w:spacing w:after="0" w:line="210"/>
-              <w:jc w:val="left"/>
-            </w:pPr>
-            <w:r>
-              <w:rPr>
-                <w:rFonts w:ascii="Times New Roman" w:cs="Times New Roman" w:eastAsia="PMingLiU" w:hAnsi="Times New Roman"/>
-                <w:b w:val="false"/>
-                <w:bCs w:val="false"/>
-                <w:color w:val="0000FF"/>
-                <w:sz w:val="15"/>
-                <w:szCs w:val="15"/>
-              </w:rPr>
-              <w:t xml:space="preserve">persistence</w:t>
-            </w:r>
-          </w:p>
-        </w:tc>
-        <w:tc>
-          <w:tcPr>
-            <w:tcW w:type="dxa" w:w="1600"/>
-            <w:tcMar>
-              <w:top w:type="dxa" w:w="14"/>
-              <w:left w:type="dxa" w:w="50"/>
-              <w:bottom w:type="dxa" w:w="14"/>
-              <w:right w:type="dxa" w:w="50"/>
-            </w:tcMar>
-            <w:vAlign w:val="center"/>
-          </w:tcPr>
-          <w:p>
-            <w:pPr>
-              <w:keepNext/>
-              <w:keepLines/>
-              <w:spacing w:after="0" w:line="210"/>
-              <w:jc w:val="center"/>
-            </w:pPr>
-            <w:r>
-              <w:rPr>
-                <w:rFonts w:ascii="Times New Roman" w:cs="Times New Roman" w:eastAsia="PMingLiU" w:hAnsi="Times New Roman"/>
-                <w:b w:val="false"/>
-                <w:bCs w:val="false"/>
-                <w:color w:val="0000FF"/>
-                <w:sz w:val="15"/>
-                <w:szCs w:val="15"/>
-              </w:rPr>
-              <w:t xml:space="preserve">0.738/0.061</w:t>
-            </w:r>
-          </w:p>
-        </w:tc>
-        <w:tc>
-          <w:tcPr>
-            <w:tcW w:type="dxa" w:w="1600"/>
-            <w:tcMar>
-              <w:top w:type="dxa" w:w="14"/>
-              <w:left w:type="dxa" w:w="50"/>
-              <w:bottom w:type="dxa" w:w="14"/>
-              <w:right w:type="dxa" w:w="50"/>
-            </w:tcMar>
-            <w:vAlign w:val="center"/>
-          </w:tcPr>
-          <w:p>
-            <w:pPr>
-              <w:keepNext/>
-              <w:keepLines/>
-              <w:spacing w:after="0" w:line="210"/>
-              <w:jc w:val="center"/>
-            </w:pPr>
-            <w:r>
-              <w:rPr>
-                <w:rFonts w:ascii="Times New Roman" w:cs="Times New Roman" w:eastAsia="PMingLiU" w:hAnsi="Times New Roman"/>
-                <w:b w:val="false"/>
-                <w:bCs w:val="false"/>
-                <w:color w:val="0000FF"/>
-                <w:sz w:val="15"/>
-                <w:szCs w:val="15"/>
-              </w:rPr>
-              <w:t xml:space="preserve">0.742/0.104</w:t>
-            </w:r>
-          </w:p>
-        </w:tc>
-      </w:tr>
-      <w:tr>
-        <w:trPr>
-          <w:cantSplit/>
-        </w:trPr>
-        <w:tc>
-          <w:tcPr>
-            <w:tcW w:type="dxa" w:w="1477"/>
-            <w:tcMar>
-              <w:top w:type="dxa" w:w="14"/>
-              <w:left w:type="dxa" w:w="50"/>
-              <w:bottom w:type="dxa" w:w="14"/>
-              <w:right w:type="dxa" w:w="50"/>
-            </w:tcMar>
-            <w:vAlign w:val="center"/>
-          </w:tcPr>
-          <w:p>
-            <w:pPr>
-              <w:keepNext/>
-              <w:keepLines/>
-              <w:spacing w:after="0" w:line="210"/>
-              <w:jc w:val="left"/>
-            </w:pPr>
-            <w:r>
-              <w:rPr>
-                <w:rFonts w:ascii="Times New Roman" w:cs="Times New Roman" w:eastAsia="PMingLiU" w:hAnsi="Times New Roman"/>
-                <w:b w:val="false"/>
-                <w:bCs w:val="false"/>
-                <w:color w:val="0000FF"/>
-                <w:sz w:val="15"/>
-                <w:szCs w:val="15"/>
-              </w:rPr>
-              <w:t xml:space="preserve">seasonal, 6 NSYSU days</w:t>
-            </w:r>
-          </w:p>
-        </w:tc>
-        <w:tc>
-          <w:tcPr>
-            <w:tcW w:type="dxa" w:w="1600"/>
-            <w:tcMar>
-              <w:top w:type="dxa" w:w="14"/>
-              <w:left w:type="dxa" w:w="50"/>
-              <w:bottom w:type="dxa" w:w="14"/>
-              <w:right w:type="dxa" w:w="50"/>
-            </w:tcMar>
-            <w:vAlign w:val="center"/>
-          </w:tcPr>
-          <w:p>
-            <w:pPr>
-              <w:keepNext/>
-              <w:keepLines/>
-              <w:spacing w:after="0" w:line="210"/>
-              <w:jc w:val="center"/>
-            </w:pPr>
-            <w:r>
-              <w:rPr>
-                <w:rFonts w:ascii="Times New Roman" w:cs="Times New Roman" w:eastAsia="PMingLiU" w:hAnsi="Times New Roman"/>
-                <w:b w:val="false"/>
-                <w:bCs w:val="false"/>
-                <w:color w:val="0000FF"/>
-                <w:sz w:val="15"/>
-                <w:szCs w:val="15"/>
-              </w:rPr>
-              <w:t xml:space="preserve">0.651/0.095</w:t>
-            </w:r>
-          </w:p>
-        </w:tc>
-        <w:tc>
-          <w:tcPr>
-            <w:tcW w:type="dxa" w:w="1600"/>
-            <w:tcMar>
-              <w:top w:type="dxa" w:w="14"/>
-              <w:left w:type="dxa" w:w="50"/>
-              <w:bottom w:type="dxa" w:w="14"/>
-              <w:right w:type="dxa" w:w="50"/>
-            </w:tcMar>
-            <w:vAlign w:val="center"/>
-          </w:tcPr>
-          <w:p>
-            <w:pPr>
-              <w:keepNext/>
-              <w:keepLines/>
-              <w:spacing w:after="0" w:line="210"/>
-              <w:jc w:val="center"/>
-            </w:pPr>
-            <w:r>
-              <w:rPr>
-                <w:rFonts w:ascii="Times New Roman" w:cs="Times New Roman" w:eastAsia="PMingLiU" w:hAnsi="Times New Roman"/>
-                <w:b w:val="false"/>
-                <w:bCs w:val="false"/>
-                <w:color w:val="0000FF"/>
-                <w:sz w:val="15"/>
-                <w:szCs w:val="15"/>
-              </w:rPr>
-              <w:t xml:space="preserve">0.789/0.129</w:t>
-            </w:r>
-          </w:p>
-        </w:tc>
-      </w:tr>
-      <w:tr>
-        <w:trPr>
-          <w:cantSplit/>
-        </w:trPr>
-        <w:tc>
-          <w:tcPr>
-            <w:tcW w:type="dxa" w:w="1477"/>
-            <w:tcMar>
-              <w:top w:type="dxa" w:w="14"/>
-              <w:left w:type="dxa" w:w="50"/>
-              <w:bottom w:type="dxa" w:w="14"/>
-              <w:right w:type="dxa" w:w="50"/>
-            </w:tcMar>
-            <w:vAlign w:val="center"/>
-          </w:tcPr>
-          <w:p>
-            <w:pPr>
-              <w:keepNext/>
-              <w:keepLines/>
-              <w:spacing w:after="0" w:line="210"/>
-              <w:jc w:val="left"/>
-            </w:pPr>
-            <w:r>
-              <w:rPr>
-                <w:rFonts w:ascii="Times New Roman" w:cs="Times New Roman" w:eastAsia="PMingLiU" w:hAnsi="Times New Roman"/>
-                <w:b w:val="false"/>
-                <w:bCs w:val="false"/>
-                <w:color w:val="0000FF"/>
-                <w:sz w:val="15"/>
-                <w:szCs w:val="15"/>
-              </w:rPr>
-              <w:t xml:space="preserve">NTU model, zero-shot</w:t>
-            </w:r>
-          </w:p>
-        </w:tc>
-        <w:tc>
-          <w:tcPr>
-            <w:tcW w:type="dxa" w:w="1600"/>
-            <w:tcMar>
-              <w:top w:type="dxa" w:w="14"/>
-              <w:left w:type="dxa" w:w="50"/>
-              <w:bottom w:type="dxa" w:w="14"/>
-              <w:right w:type="dxa" w:w="50"/>
-            </w:tcMar>
-            <w:vAlign w:val="center"/>
-          </w:tcPr>
-          <w:p>
-            <w:pPr>
-              <w:keepNext/>
-              <w:keepLines/>
-              <w:spacing w:after="0" w:line="210"/>
-              <w:jc w:val="center"/>
-            </w:pPr>
-            <w:r>
-              <w:rPr>
-                <w:rFonts w:ascii="Times New Roman" w:cs="Times New Roman" w:eastAsia="PMingLiU" w:hAnsi="Times New Roman"/>
-                <w:b w:val="false"/>
-                <w:bCs w:val="false"/>
-                <w:color w:val="0000FF"/>
-                <w:sz w:val="15"/>
-                <w:szCs w:val="15"/>
-              </w:rPr>
-              <w:t xml:space="preserve">0.934/0.049</w:t>
-            </w:r>
-          </w:p>
-        </w:tc>
-        <w:tc>
-          <w:tcPr>
-            <w:tcW w:type="dxa" w:w="1600"/>
-            <w:tcMar>
-              <w:top w:type="dxa" w:w="14"/>
-              <w:left w:type="dxa" w:w="50"/>
-              <w:bottom w:type="dxa" w:w="14"/>
-              <w:right w:type="dxa" w:w="50"/>
-            </w:tcMar>
-            <w:vAlign w:val="center"/>
-          </w:tcPr>
-          <w:p>
-            <w:pPr>
-              <w:keepNext/>
-              <w:keepLines/>
-              <w:spacing w:after="0" w:line="210"/>
-              <w:jc w:val="center"/>
-            </w:pPr>
-            <w:r>
-              <w:rPr>
-                <w:rFonts w:ascii="Times New Roman" w:cs="Times New Roman" w:eastAsia="PMingLiU" w:hAnsi="Times New Roman"/>
-                <w:b w:val="false"/>
-                <w:bCs w:val="false"/>
-                <w:color w:val="0000FF"/>
-                <w:sz w:val="15"/>
-                <w:szCs w:val="15"/>
-              </w:rPr>
-              <w:t xml:space="preserve">0.943/0.068</w:t>
-            </w:r>
-          </w:p>
-        </w:tc>
-      </w:tr>
-      <w:tr>
-        <w:trPr>
-          <w:cantSplit/>
-        </w:trPr>
-        <w:tc>
-          <w:tcPr>
-            <w:tcW w:type="dxa" w:w="1477"/>
-            <w:tcMar>
-              <w:top w:type="dxa" w:w="14"/>
-              <w:left w:type="dxa" w:w="50"/>
-              <w:bottom w:type="dxa" w:w="14"/>
-              <w:right w:type="dxa" w:w="50"/>
-            </w:tcMar>
-            <w:vAlign w:val="center"/>
-          </w:tcPr>
-          <w:p>
-            <w:pPr>
-              <w:keepNext/>
-              <w:keepLines/>
-              <w:spacing w:after="0" w:line="210"/>
-              <w:jc w:val="left"/>
-            </w:pPr>
-            <w:r>
-              <w:rPr>
-                <w:rFonts w:ascii="Times New Roman" w:cs="Times New Roman" w:eastAsia="PMingLiU" w:hAnsi="Times New Roman"/>
-                <w:b w:val="false"/>
-                <w:bCs w:val="false"/>
-                <w:color w:val="0000FF"/>
-                <w:sz w:val="15"/>
-                <w:szCs w:val="15"/>
-              </w:rPr>
-              <w:t xml:space="preserve">NTU model + fine-tune</w:t>
-            </w:r>
-          </w:p>
-        </w:tc>
-        <w:tc>
-          <w:tcPr>
-            <w:tcW w:type="dxa" w:w="1600"/>
-            <w:tcMar>
-              <w:top w:type="dxa" w:w="14"/>
-              <w:left w:type="dxa" w:w="50"/>
-              <w:bottom w:type="dxa" w:w="14"/>
-              <w:right w:type="dxa" w:w="50"/>
-            </w:tcMar>
-            <w:vAlign w:val="center"/>
-          </w:tcPr>
-          <w:p>
-            <w:pPr>
-              <w:keepNext/>
-              <w:keepLines/>
-              <w:spacing w:after="0" w:line="210"/>
-              <w:jc w:val="center"/>
-            </w:pPr>
-            <w:r>
-              <w:rPr>
-                <w:rFonts w:ascii="Times New Roman" w:cs="Times New Roman" w:eastAsia="PMingLiU" w:hAnsi="Times New Roman"/>
-                <w:b w:val="false"/>
-                <w:bCs w:val="false"/>
-                <w:color w:val="0000FF"/>
-                <w:sz w:val="15"/>
-                <w:szCs w:val="15"/>
-              </w:rPr>
-              <w:t xml:space="preserve">0.940/0.047</w:t>
-            </w:r>
-          </w:p>
-        </w:tc>
-        <w:tc>
-          <w:tcPr>
-            <w:tcW w:type="dxa" w:w="1600"/>
-            <w:tcMar>
-              <w:top w:type="dxa" w:w="14"/>
-              <w:left w:type="dxa" w:w="50"/>
-              <w:bottom w:type="dxa" w:w="14"/>
-              <w:right w:type="dxa" w:w="50"/>
-            </w:tcMar>
-            <w:vAlign w:val="center"/>
-          </w:tcPr>
-          <w:p>
-            <w:pPr>
-              <w:keepNext/>
-              <w:keepLines/>
-              <w:spacing w:after="0" w:line="210"/>
-              <w:jc w:val="center"/>
-            </w:pPr>
-            <w:r>
-              <w:rPr>
-                <w:rFonts w:ascii="Times New Roman" w:cs="Times New Roman" w:eastAsia="PMingLiU" w:hAnsi="Times New Roman"/>
-                <w:b w:val="false"/>
-                <w:bCs w:val="false"/>
-                <w:color w:val="0000FF"/>
-                <w:sz w:val="15"/>
-                <w:szCs w:val="15"/>
-              </w:rPr>
-              <w:t xml:space="preserve">0.945/0.069</w:t>
-            </w:r>
-          </w:p>
-        </w:tc>
-      </w:tr>
-      <w:tr>
-        <w:trPr>
-          <w:cantSplit/>
-        </w:trPr>
-        <w:tc>
-          <w:tcPr>
-            <w:tcW w:type="dxa" w:w="1477"/>
-            <w:tcMar>
-              <w:top w:type="dxa" w:w="14"/>
-              <w:left w:type="dxa" w:w="50"/>
-              <w:bottom w:type="dxa" w:w="14"/>
-              <w:right w:type="dxa" w:w="50"/>
-            </w:tcMar>
-            <w:vAlign w:val="center"/>
-          </w:tcPr>
-          <w:p>
-            <w:pPr>
-              <w:keepNext w:val="false"/>
-              <w:keepLines/>
-              <w:spacing w:after="0" w:line="210"/>
-              <w:jc w:val="left"/>
-            </w:pPr>
-            <w:r>
-              <w:rPr>
-                <w:rFonts w:ascii="Times New Roman" w:cs="Times New Roman" w:eastAsia="PMingLiU" w:hAnsi="Times New Roman"/>
-                <w:b w:val="false"/>
-                <w:bCs w:val="false"/>
-                <w:color w:val="0000FF"/>
-                <w:sz w:val="15"/>
-                <w:szCs w:val="15"/>
-              </w:rPr>
-              <w:t xml:space="preserve">NSYSU-only, 6 days</w:t>
-            </w:r>
-          </w:p>
-        </w:tc>
-        <w:tc>
-          <w:tcPr>
-            <w:tcW w:type="dxa" w:w="1600"/>
-            <w:tcMar>
-              <w:top w:type="dxa" w:w="14"/>
-              <w:left w:type="dxa" w:w="50"/>
-              <w:bottom w:type="dxa" w:w="14"/>
-              <w:right w:type="dxa" w:w="50"/>
-            </w:tcMar>
-            <w:vAlign w:val="center"/>
-          </w:tcPr>
-          <w:p>
-            <w:pPr>
-              <w:keepNext w:val="false"/>
-              <w:keepLines/>
-              <w:spacing w:after="0" w:line="210"/>
-              <w:jc w:val="center"/>
-            </w:pPr>
-            <w:r>
-              <w:rPr>
-                <w:rFonts w:ascii="Times New Roman" w:cs="Times New Roman" w:eastAsia="PMingLiU" w:hAnsi="Times New Roman"/>
-                <w:b w:val="false"/>
-                <w:bCs w:val="false"/>
-                <w:color w:val="0000FF"/>
-                <w:sz w:val="15"/>
-                <w:szCs w:val="15"/>
-              </w:rPr>
-              <w:t xml:space="preserve">0.940/0.047</w:t>
-            </w:r>
-          </w:p>
-        </w:tc>
-        <w:tc>
-          <w:tcPr>
-            <w:tcW w:type="dxa" w:w="1600"/>
-            <w:tcMar>
-              <w:top w:type="dxa" w:w="14"/>
-              <w:left w:type="dxa" w:w="50"/>
-              <w:bottom w:type="dxa" w:w="14"/>
-              <w:right w:type="dxa" w:w="50"/>
-            </w:tcMar>
-            <w:vAlign w:val="center"/>
-          </w:tcPr>
-          <w:p>
-            <w:pPr>
-              <w:keepNext w:val="false"/>
-              <w:keepLines/>
-              <w:spacing w:after="0" w:line="210"/>
-              <w:jc w:val="center"/>
-            </w:pPr>
-            <w:r>
-              <w:rPr>
-                <w:rFonts w:ascii="Times New Roman" w:cs="Times New Roman" w:eastAsia="PMingLiU" w:hAnsi="Times New Roman"/>
-                <w:b w:val="false"/>
-                <w:bCs w:val="false"/>
-                <w:color w:val="0000FF"/>
-                <w:sz w:val="15"/>
-                <w:szCs w:val="15"/>
-              </w:rPr>
-              <w:t xml:space="preserve">0.942/0.069</w:t>
-            </w:r>
-          </w:p>
-        </w:tc>
-      </w:tr>
-    </w:tbl>
-    <w:p>
-      <w:pPr>
-        <w:spacing w:after="80" w:before="0" w:line="120"/>
-      </w:pPr>
-      <w:r>
-        <w:rPr>
-          <w:rFonts w:ascii="Times New Roman" w:cs="Times New Roman" w:eastAsia="PMingLiU" w:hAnsi="Times New Roman"/>
-          <w:sz w:val="6"/>
-          <w:szCs w:val="6"/>
-        </w:rPr>
-        <w:t xml:space="preserve"/>
-      </w:r>
-    </w:p>
-    <w:p>
-      <w:pPr>
-        <w:spacing w:after="0" w:line="240"/>
-        <w:ind w:firstLine="288"/>
-        <w:jc w:val="both"/>
-      </w:pPr>
-      <w:r>
-        <w:rPr>
-          <w:rFonts w:ascii="Times New Roman" w:cs="Times New Roman" w:eastAsia="PMingLiU" w:hAnsi="Times New Roman"/>
-          <w:b/>
-          <w:bCs/>
-          <w:color w:val="0000FF"/>
-          <w:sz w:val="20"/>
-          <w:szCs w:val="20"/>
-        </w:rPr>
-        <w:t xml:space="preserve">Timetable intensity. </w:t>
-      </w:r>
-      <w:r>
-        <w:rPr>
-          <w:rFonts w:ascii="Times New Roman" w:cs="Times New Roman" w:eastAsia="PMingLiU" w:hAnsi="Times New Roman"/>
-          <w:color w:val="0000FF"/>
-          <w:sz w:val="20"/>
-          <w:szCs w:val="20"/>
-        </w:rPr>
-        <w:t xml:space="preserve">Tested on each teaching day after training on the other fourteen days, the local inventory-only model reaches AUC 0.941 on all stations and 0.947 on campus at h = 30, 0.010 [0.009, 0.011] above zero-shot (0.021 at h = 60). The five catalogue features change AUC by +0.0001 [−0.0001, 0.0002] on all stations and +0.001 [−0.001, 0.003] on campus and take 1% of the split gain. For the hard case of Sec. 3.4, campus stations still holding ≥ 5 bikes 30 min before a bell (2.2 k slots, 103 stockouts), AUC moves from 0.881 to 0.886 at h = 30 and from 0.888 to 0.895 at h = 60, with intervals that include zero, and training on 2–11 Oct to test on 12–16 Oct gives effects of opposite sign at the two horizons. In the leave-one-day-out test the only significant effect is a lower Brier score at the 11 gateway stations (−0.0008 [−0.0012, −0.0005]). Hour, weekday and bell times already encode a timetable that repeats every week; the catalogue should matter when the timetable changes, as it will next semester.</w:t>
-      </w:r>
-    </w:p>
-    <w:p>
-      <w:pPr>
-        <w:keepNext/>
-        <w:spacing w:after="30" w:before="90" w:line="240"/>
-      </w:pPr>
-      <w:r>
-        <w:rPr>
-          <w:rFonts w:ascii="Times New Roman" w:cs="Times New Roman" w:eastAsia="PMingLiU" w:hAnsi="Times New Roman"/>
-          <w:b/>
-          <w:bCs/>
-          <w:color w:val="0000FF"/>
-          <w:sz w:val="22"/>
-          <w:szCs w:val="22"/>
-        </w:rPr>
-        <w:t xml:space="preserve">3.6. Replay simulation</w:t>
-      </w:r>
-    </w:p>
-    <w:p>
-      <w:pPr>
-        <w:spacing w:after="0" w:line="240"/>
-        <w:ind w:firstLine="288"/>
-        <w:jc w:val="both"/>
-      </w:pPr>
-      <w:r>
-        <w:rPr>
-          <w:rFonts w:ascii="Times New Roman" w:cs="Times New Roman" w:eastAsia="PMingLiU" w:hAnsi="Times New Roman"/>
-          <w:color w:val="0000FF"/>
-          <w:sz w:val="20"/>
-          <w:szCs w:val="20"/>
-        </w:rPr>
-        <w:t xml:space="preserve">Over the 28 replayed weekdays the area records 32,100 rentals per day; without rebalancing 3,390 of them (10.5%) find an empty station and the 144 stations spend 17,800 station-minutes empty per day. Table 6 gives the results per policy. One truck avoids 5–7% of unmet rentals with 55–67 km of driving; three trucks 16–17%; six trucks 25–27%. The probabilistic policy is best on every fleet size and the point-forecast policy worst, but the margins on unmet rentals are small. The clearest difference is in empty station-minutes, which the probabilistic and reactive policies cut by 41% with six trucks against 14% for the point policy, because the latter waits for a forecast deficit instead of acting on an empty station. Replaying the inferred operator moves, which inject about 5,100 bikes per day without any truck constraint, avoids 61%; it is an upper reference, not a policy. Paired per-day differences settle the ranking only in part: the probabilistic policy beats the point policy by 2.0–2.4 points of unmet rentals with every fleet size (95% intervals exclude zero) and by 5–27 points of empty minutes, but its margin over the reactive policy is 0.0–0.4 points with intervals of about ±0.7–1.0 that include zero.</w:t>
-      </w:r>
-    </w:p>
-    <w:p>
-      <w:pPr>
-        <w:keepNext/>
-        <w:keepLines/>
-        <w:spacing w:after="50" w:before="100" w:line="220"/>
-        <w:jc w:val="both"/>
-      </w:pPr>
-      <w:r>
-        <w:rPr>
-          <w:rFonts w:ascii="Times New Roman" w:cs="Times New Roman" w:eastAsia="PMingLiU" w:hAnsi="Times New Roman"/>
-          <w:b/>
-          <w:bCs/>
-          <w:color w:val="0000FF"/>
-          <w:sz w:val="17"/>
-          <w:szCs w:val="17"/>
-        </w:rPr>
-        <w:t xml:space="preserve">Table 6. </w:t>
-      </w:r>
-      <w:r>
-        <w:rPr>
-          <w:rFonts w:ascii="Times New Roman" w:cs="Times New Roman" w:eastAsia="PMingLiU" w:hAnsi="Times New Roman"/>
-          <w:color w:val="0000FF"/>
-          <w:sz w:val="17"/>
-          <w:szCs w:val="17"/>
-        </w:rPr>
-        <w:t xml:space="preserve">Replay of 28 NTU weekdays (Apr–Jun 2025), per-day means with K trucks; in brackets the reduction against no rebalancing; empty-min = station-minutes with no bike.</w:t>
-      </w:r>
-    </w:p>
-    <w:tbl>
-      <w:tblPr>
-        <w:tblW w:type="dxa" w:w="4677"/>
-        <w:tblBorders>
-          <w:top w:val="single" w:color="999999" w:sz="4"/>
-          <w:left w:val="none" w:color="FFFFFF" w:sz="0"/>
-          <w:bottom w:val="single" w:color="999999" w:sz="4"/>
-          <w:right w:val="none" w:color="FFFFFF" w:sz="0"/>
-          <w:insideH w:val="single" w:color="BBBBBB" w:sz="2"/>
-          <w:insideV w:val="none" w:color="FFFFFF" w:sz="0"/>
-        </w:tblBorders>
-      </w:tblPr>
-      <w:tblGrid>
-        <w:gridCol w:w="1137"/>
-        <w:gridCol w:w="460"/>
-        <w:gridCol w:w="1000"/>
-        <w:gridCol w:w="1080"/>
-        <w:gridCol w:w="540"/>
-        <w:gridCol w:w="460"/>
-      </w:tblGrid>
-      <w:tr>
-        <w:trPr>
-          <w:cantSplit/>
-          <w:tblHeader/>
-        </w:trPr>
-        <w:tc>
-          <w:tcPr>
-            <w:tcW w:type="dxa" w:w="1137"/>
-            <w:shd w:fill="EDEDED" w:color="auto" w:val="clear"/>
-            <w:tcMar>
-              <w:top w:type="dxa" w:w="14"/>
-              <w:left w:type="dxa" w:w="50"/>
-              <w:bottom w:type="dxa" w:w="14"/>
-              <w:right w:type="dxa" w:w="50"/>
-            </w:tcMar>
-            <w:vAlign w:val="center"/>
-          </w:tcPr>
-          <w:p>
-            <w:pPr>
-              <w:keepNext/>
-              <w:keepLines/>
-              <w:spacing w:after="0" w:line="210"/>
-              <w:jc w:val="left"/>
-            </w:pPr>
-            <w:r>
-              <w:rPr>
-                <w:rFonts w:ascii="Times New Roman" w:cs="Times New Roman" w:eastAsia="PMingLiU" w:hAnsi="Times New Roman"/>
-                <w:b/>
-                <w:bCs/>
-                <w:color w:val="0000FF"/>
-                <w:sz w:val="15"/>
-                <w:szCs w:val="15"/>
-              </w:rPr>
-              <w:t xml:space="preserve">Policy</w:t>
-            </w:r>
-          </w:p>
-        </w:tc>
-        <w:tc>
-          <w:tcPr>
-            <w:tcW w:type="dxa" w:w="460"/>
-            <w:shd w:fill="EDEDED" w:color="auto" w:val="clear"/>
-            <w:tcMar>
-              <w:top w:type="dxa" w:w="14"/>
-              <w:left w:type="dxa" w:w="50"/>
-              <w:bottom w:type="dxa" w:w="14"/>
-              <w:right w:type="dxa" w:w="50"/>
-            </w:tcMar>
-            <w:vAlign w:val="center"/>
-          </w:tcPr>
-          <w:p>
-            <w:pPr>
-              <w:keepNext/>
-              <w:keepLines/>
-              <w:spacing w:after="0" w:line="210"/>
-              <w:jc w:val="center"/>
-            </w:pPr>
-            <w:r>
-              <w:rPr>
-                <w:rFonts w:ascii="Times New Roman" w:cs="Times New Roman" w:eastAsia="PMingLiU" w:hAnsi="Times New Roman"/>
-                <w:b/>
-                <w:bCs/>
-                <w:color w:val="0000FF"/>
-                <w:sz w:val="15"/>
-                <w:szCs w:val="15"/>
-              </w:rPr>
-              <w:t xml:space="preserve">K</w:t>
-            </w:r>
-          </w:p>
-        </w:tc>
-        <w:tc>
-          <w:tcPr>
-            <w:tcW w:type="dxa" w:w="1000"/>
-            <w:shd w:fill="EDEDED" w:color="auto" w:val="clear"/>
-            <w:tcMar>
-              <w:top w:type="dxa" w:w="14"/>
-              <w:left w:type="dxa" w:w="50"/>
-              <w:bottom w:type="dxa" w:w="14"/>
-              <w:right w:type="dxa" w:w="50"/>
-            </w:tcMar>
-            <w:vAlign w:val="center"/>
-          </w:tcPr>
-          <w:p>
-            <w:pPr>
-              <w:keepNext/>
-              <w:keepLines/>
-              <w:spacing w:after="0" w:line="210"/>
-              <w:jc w:val="center"/>
-            </w:pPr>
-            <w:r>
-              <w:rPr>
-                <w:rFonts w:ascii="Times New Roman" w:cs="Times New Roman" w:eastAsia="PMingLiU" w:hAnsi="Times New Roman"/>
-                <w:b/>
-                <w:bCs/>
-                <w:color w:val="0000FF"/>
-                <w:sz w:val="15"/>
-                <w:szCs w:val="15"/>
-              </w:rPr>
-              <w:t xml:space="preserve">unmet</w:t>
-            </w:r>
-          </w:p>
-        </w:tc>
-        <w:tc>
-          <w:tcPr>
-            <w:tcW w:type="dxa" w:w="1080"/>
-            <w:shd w:fill="EDEDED" w:color="auto" w:val="clear"/>
-            <w:tcMar>
-              <w:top w:type="dxa" w:w="14"/>
-              <w:left w:type="dxa" w:w="50"/>
-              <w:bottom w:type="dxa" w:w="14"/>
-              <w:right w:type="dxa" w:w="50"/>
-            </w:tcMar>
-            <w:vAlign w:val="center"/>
-          </w:tcPr>
-          <w:p>
-            <w:pPr>
-              <w:keepNext/>
-              <w:keepLines/>
-              <w:spacing w:after="0" w:line="210"/>
-              <w:jc w:val="center"/>
-            </w:pPr>
-            <w:r>
-              <w:rPr>
-                <w:rFonts w:ascii="Times New Roman" w:cs="Times New Roman" w:eastAsia="PMingLiU" w:hAnsi="Times New Roman"/>
-                <w:b/>
-                <w:bCs/>
-                <w:color w:val="0000FF"/>
-                <w:sz w:val="15"/>
-                <w:szCs w:val="15"/>
-              </w:rPr>
-              <w:t xml:space="preserve">empty-min</w:t>
-            </w:r>
-          </w:p>
-        </w:tc>
-        <w:tc>
-          <w:tcPr>
-            <w:tcW w:type="dxa" w:w="540"/>
-            <w:shd w:fill="EDEDED" w:color="auto" w:val="clear"/>
-            <w:tcMar>
-              <w:top w:type="dxa" w:w="14"/>
-              <w:left w:type="dxa" w:w="50"/>
-              <w:bottom w:type="dxa" w:w="14"/>
-              <w:right w:type="dxa" w:w="50"/>
-            </w:tcMar>
-            <w:vAlign w:val="center"/>
-          </w:tcPr>
-          <w:p>
-            <w:pPr>
-              <w:keepNext/>
-              <w:keepLines/>
-              <w:spacing w:after="0" w:line="210"/>
-              <w:jc w:val="center"/>
-            </w:pPr>
-            <w:r>
-              <w:rPr>
-                <w:rFonts w:ascii="Times New Roman" w:cs="Times New Roman" w:eastAsia="PMingLiU" w:hAnsi="Times New Roman"/>
-                <w:b/>
-                <w:bCs/>
-                <w:color w:val="0000FF"/>
-                <w:sz w:val="15"/>
-                <w:szCs w:val="15"/>
-              </w:rPr>
-              <w:t xml:space="preserve">moved</w:t>
-            </w:r>
-          </w:p>
-        </w:tc>
-        <w:tc>
-          <w:tcPr>
-            <w:tcW w:type="dxa" w:w="460"/>
-            <w:shd w:fill="EDEDED" w:color="auto" w:val="clear"/>
-            <w:tcMar>
-              <w:top w:type="dxa" w:w="14"/>
-              <w:left w:type="dxa" w:w="50"/>
-              <w:bottom w:type="dxa" w:w="14"/>
-              <w:right w:type="dxa" w:w="50"/>
-            </w:tcMar>
-            <w:vAlign w:val="center"/>
-          </w:tcPr>
-          <w:p>
-            <w:pPr>
-              <w:keepNext/>
-              <w:keepLines/>
-              <w:spacing w:after="0" w:line="210"/>
-              <w:jc w:val="center"/>
-            </w:pPr>
-            <w:r>
-              <w:rPr>
-                <w:rFonts w:ascii="Times New Roman" w:cs="Times New Roman" w:eastAsia="PMingLiU" w:hAnsi="Times New Roman"/>
-                <w:b/>
-                <w:bCs/>
-                <w:color w:val="0000FF"/>
-                <w:sz w:val="15"/>
-                <w:szCs w:val="15"/>
-              </w:rPr>
-              <w:t xml:space="preserve">km</w:t>
-            </w:r>
-          </w:p>
-        </w:tc>
-      </w:tr>
-      <w:tr>
-        <w:trPr>
-          <w:cantSplit/>
-        </w:trPr>
-        <w:tc>
-          <w:tcPr>
-            <w:tcW w:type="dxa" w:w="1137"/>
-            <w:tcMar>
-              <w:top w:type="dxa" w:w="14"/>
-              <w:left w:type="dxa" w:w="50"/>
-              <w:bottom w:type="dxa" w:w="14"/>
-              <w:right w:type="dxa" w:w="50"/>
-            </w:tcMar>
-            <w:vAlign w:val="center"/>
-          </w:tcPr>
-          <w:p>
-            <w:pPr>
-              <w:keepNext/>
-              <w:keepLines/>
-              <w:spacing w:after="0" w:line="210"/>
-              <w:jc w:val="left"/>
-            </w:pPr>
-            <w:r>
-              <w:rPr>
-                <w:rFonts w:ascii="Times New Roman" w:cs="Times New Roman" w:eastAsia="PMingLiU" w:hAnsi="Times New Roman"/>
-                <w:b w:val="false"/>
-                <w:bCs w:val="false"/>
-                <w:color w:val="0000FF"/>
-                <w:sz w:val="15"/>
-                <w:szCs w:val="15"/>
-              </w:rPr>
-              <w:t xml:space="preserve">none</w:t>
-            </w:r>
-          </w:p>
-        </w:tc>
-        <w:tc>
-          <w:tcPr>
-            <w:tcW w:type="dxa" w:w="460"/>
-            <w:tcMar>
-              <w:top w:type="dxa" w:w="14"/>
-              <w:left w:type="dxa" w:w="50"/>
-              <w:bottom w:type="dxa" w:w="14"/>
-              <w:right w:type="dxa" w:w="50"/>
-            </w:tcMar>
-            <w:vAlign w:val="center"/>
-          </w:tcPr>
-          <w:p>
-            <w:pPr>
-              <w:keepNext/>
-              <w:keepLines/>
-              <w:spacing w:after="0" w:line="210"/>
-              <w:jc w:val="center"/>
-            </w:pPr>
-            <w:r>
-              <w:rPr>
-                <w:rFonts w:ascii="Times New Roman" w:cs="Times New Roman" w:eastAsia="PMingLiU" w:hAnsi="Times New Roman"/>
-                <w:b w:val="false"/>
-                <w:bCs w:val="false"/>
-                <w:color w:val="0000FF"/>
-                <w:sz w:val="15"/>
-                <w:szCs w:val="15"/>
-              </w:rPr>
-              <w:t xml:space="preserve">–</w:t>
-            </w:r>
-          </w:p>
-        </w:tc>
-        <w:tc>
-          <w:tcPr>
-            <w:tcW w:type="dxa" w:w="1000"/>
-            <w:tcMar>
-              <w:top w:type="dxa" w:w="14"/>
-              <w:left w:type="dxa" w:w="50"/>
-              <w:bottom w:type="dxa" w:w="14"/>
-              <w:right w:type="dxa" w:w="50"/>
-            </w:tcMar>
-            <w:vAlign w:val="center"/>
-          </w:tcPr>
-          <w:p>
-            <w:pPr>
-              <w:keepNext/>
-              <w:keepLines/>
-              <w:spacing w:after="0" w:line="210"/>
-              <w:jc w:val="center"/>
-            </w:pPr>
-            <w:r>
-              <w:rPr>
-                <w:rFonts w:ascii="Times New Roman" w:cs="Times New Roman" w:eastAsia="PMingLiU" w:hAnsi="Times New Roman"/>
-                <w:b w:val="false"/>
-                <w:bCs w:val="false"/>
-                <w:color w:val="0000FF"/>
-                <w:sz w:val="15"/>
-                <w:szCs w:val="15"/>
-              </w:rPr>
-              <w:t xml:space="preserve">3,389</w:t>
-            </w:r>
-          </w:p>
-        </w:tc>
-        <w:tc>
-          <w:tcPr>
-            <w:tcW w:type="dxa" w:w="1080"/>
-            <w:tcMar>
-              <w:top w:type="dxa" w:w="14"/>
-              <w:left w:type="dxa" w:w="50"/>
-              <w:bottom w:type="dxa" w:w="14"/>
-              <w:right w:type="dxa" w:w="50"/>
-            </w:tcMar>
-            <w:vAlign w:val="center"/>
-          </w:tcPr>
-          <w:p>
-            <w:pPr>
-              <w:keepNext/>
-              <w:keepLines/>
-              <w:spacing w:after="0" w:line="210"/>
-              <w:jc w:val="center"/>
-            </w:pPr>
-            <w:r>
-              <w:rPr>
-                <w:rFonts w:ascii="Times New Roman" w:cs="Times New Roman" w:eastAsia="PMingLiU" w:hAnsi="Times New Roman"/>
-                <w:b w:val="false"/>
-                <w:bCs w:val="false"/>
-                <w:color w:val="0000FF"/>
-                <w:sz w:val="15"/>
-                <w:szCs w:val="15"/>
-              </w:rPr>
-              <w:t xml:space="preserve">17,793</w:t>
-            </w:r>
-          </w:p>
-        </w:tc>
-        <w:tc>
-          <w:tcPr>
-            <w:tcW w:type="dxa" w:w="540"/>
-            <w:tcMar>
-              <w:top w:type="dxa" w:w="14"/>
-              <w:left w:type="dxa" w:w="50"/>
-              <w:bottom w:type="dxa" w:w="14"/>
-              <w:right w:type="dxa" w:w="50"/>
-            </w:tcMar>
-            <w:vAlign w:val="center"/>
-          </w:tcPr>
-          <w:p>
-            <w:pPr>
-              <w:keepNext/>
-              <w:keepLines/>
-              <w:spacing w:after="0" w:line="210"/>
-              <w:jc w:val="center"/>
-            </w:pPr>
-            <w:r>
-              <w:rPr>
-                <w:rFonts w:ascii="Times New Roman" w:cs="Times New Roman" w:eastAsia="PMingLiU" w:hAnsi="Times New Roman"/>
-                <w:b w:val="false"/>
-                <w:bCs w:val="false"/>
-                <w:color w:val="0000FF"/>
-                <w:sz w:val="15"/>
-                <w:szCs w:val="15"/>
-              </w:rPr>
-              <w:t xml:space="preserve">0</w:t>
-            </w:r>
-          </w:p>
-        </w:tc>
-        <w:tc>
-          <w:tcPr>
-            <w:tcW w:type="dxa" w:w="460"/>
-            <w:tcMar>
-              <w:top w:type="dxa" w:w="14"/>
-              <w:left w:type="dxa" w:w="50"/>
-              <w:bottom w:type="dxa" w:w="14"/>
-              <w:right w:type="dxa" w:w="50"/>
-            </w:tcMar>
-            <w:vAlign w:val="center"/>
-          </w:tcPr>
-          <w:p>
-            <w:pPr>
-              <w:keepNext/>
-              <w:keepLines/>
-              <w:spacing w:after="0" w:line="210"/>
-              <w:jc w:val="center"/>
-            </w:pPr>
-            <w:r>
-              <w:rPr>
-                <w:rFonts w:ascii="Times New Roman" w:cs="Times New Roman" w:eastAsia="PMingLiU" w:hAnsi="Times New Roman"/>
-                <w:b w:val="false"/>
-                <w:bCs w:val="false"/>
-                <w:color w:val="0000FF"/>
-                <w:sz w:val="15"/>
-                <w:szCs w:val="15"/>
-              </w:rPr>
-              <w:t xml:space="preserve">0</w:t>
-            </w:r>
-          </w:p>
-        </w:tc>
-      </w:tr>
-      <w:tr>
-        <w:trPr>
-          <w:cantSplit/>
-        </w:trPr>
-        <w:tc>
-          <w:tcPr>
-            <w:tcW w:type="dxa" w:w="1137"/>
-            <w:tcMar>
-              <w:top w:type="dxa" w:w="14"/>
-              <w:left w:type="dxa" w:w="50"/>
-              <w:bottom w:type="dxa" w:w="14"/>
-              <w:right w:type="dxa" w:w="50"/>
-            </w:tcMar>
-            <w:vAlign w:val="center"/>
-          </w:tcPr>
-          <w:p>
-            <w:pPr>
-              <w:keepNext/>
-              <w:keepLines/>
-              <w:spacing w:after="0" w:line="210"/>
-              <w:jc w:val="left"/>
-            </w:pPr>
-            <w:r>
-              <w:rPr>
-                <w:rFonts w:ascii="Times New Roman" w:cs="Times New Roman" w:eastAsia="PMingLiU" w:hAnsi="Times New Roman"/>
-                <w:b w:val="false"/>
-                <w:bCs w:val="false"/>
-                <w:color w:val="0000FF"/>
-                <w:sz w:val="15"/>
-                <w:szCs w:val="15"/>
-              </w:rPr>
-              <w:t xml:space="preserve">reactive</w:t>
-            </w:r>
-          </w:p>
-        </w:tc>
-        <w:tc>
-          <w:tcPr>
-            <w:tcW w:type="dxa" w:w="460"/>
-            <w:tcMar>
-              <w:top w:type="dxa" w:w="14"/>
-              <w:left w:type="dxa" w:w="50"/>
-              <w:bottom w:type="dxa" w:w="14"/>
-              <w:right w:type="dxa" w:w="50"/>
-            </w:tcMar>
-            <w:vAlign w:val="center"/>
-          </w:tcPr>
-          <w:p>
-            <w:pPr>
-              <w:keepNext/>
-              <w:keepLines/>
-              <w:spacing w:after="0" w:line="210"/>
-              <w:jc w:val="center"/>
-            </w:pPr>
-            <w:r>
-              <w:rPr>
-                <w:rFonts w:ascii="Times New Roman" w:cs="Times New Roman" w:eastAsia="PMingLiU" w:hAnsi="Times New Roman"/>
-                <w:b w:val="false"/>
-                <w:bCs w:val="false"/>
-                <w:color w:val="0000FF"/>
-                <w:sz w:val="15"/>
-                <w:szCs w:val="15"/>
-              </w:rPr>
-              <w:t xml:space="preserve">1</w:t>
-            </w:r>
-          </w:p>
-        </w:tc>
-        <w:tc>
-          <w:tcPr>
-            <w:tcW w:type="dxa" w:w="1000"/>
-            <w:tcMar>
-              <w:top w:type="dxa" w:w="14"/>
-              <w:left w:type="dxa" w:w="50"/>
-              <w:bottom w:type="dxa" w:w="14"/>
-              <w:right w:type="dxa" w:w="50"/>
-            </w:tcMar>
-            <w:vAlign w:val="center"/>
-          </w:tcPr>
-          <w:p>
-            <w:pPr>
-              <w:keepNext/>
-              <w:keepLines/>
-              <w:spacing w:after="0" w:line="210"/>
-              <w:jc w:val="center"/>
-            </w:pPr>
-            <w:r>
-              <w:rPr>
-                <w:rFonts w:ascii="Times New Roman" w:cs="Times New Roman" w:eastAsia="PMingLiU" w:hAnsi="Times New Roman"/>
-                <w:b w:val="false"/>
-                <w:bCs w:val="false"/>
-                <w:color w:val="0000FF"/>
-                <w:sz w:val="15"/>
-                <w:szCs w:val="15"/>
-              </w:rPr>
-              <w:t xml:space="preserve">3,139 (−7%)</w:t>
-            </w:r>
-          </w:p>
-        </w:tc>
-        <w:tc>
-          <w:tcPr>
-            <w:tcW w:type="dxa" w:w="1080"/>
-            <w:tcMar>
-              <w:top w:type="dxa" w:w="14"/>
-              <w:left w:type="dxa" w:w="50"/>
-              <w:bottom w:type="dxa" w:w="14"/>
-              <w:right w:type="dxa" w:w="50"/>
-            </w:tcMar>
-            <w:vAlign w:val="center"/>
-          </w:tcPr>
-          <w:p>
-            <w:pPr>
-              <w:keepNext/>
-              <w:keepLines/>
-              <w:spacing w:after="0" w:line="210"/>
-              <w:jc w:val="center"/>
-            </w:pPr>
-            <w:r>
-              <w:rPr>
-                <w:rFonts w:ascii="Times New Roman" w:cs="Times New Roman" w:eastAsia="PMingLiU" w:hAnsi="Times New Roman"/>
-                <w:b w:val="false"/>
-                <w:bCs w:val="false"/>
-                <w:color w:val="0000FF"/>
-                <w:sz w:val="15"/>
-                <w:szCs w:val="15"/>
-              </w:rPr>
-              <w:t xml:space="preserve">16,300 (−8%)</w:t>
-            </w:r>
-          </w:p>
-        </w:tc>
-        <w:tc>
-          <w:tcPr>
-            <w:tcW w:type="dxa" w:w="540"/>
-            <w:tcMar>
-              <w:top w:type="dxa" w:w="14"/>
-              <w:left w:type="dxa" w:w="50"/>
-              <w:bottom w:type="dxa" w:w="14"/>
-              <w:right w:type="dxa" w:w="50"/>
-            </w:tcMar>
-            <w:vAlign w:val="center"/>
-          </w:tcPr>
-          <w:p>
-            <w:pPr>
-              <w:keepNext/>
-              <w:keepLines/>
-              <w:spacing w:after="0" w:line="210"/>
-              <w:jc w:val="center"/>
-            </w:pPr>
-            <w:r>
-              <w:rPr>
-                <w:rFonts w:ascii="Times New Roman" w:cs="Times New Roman" w:eastAsia="PMingLiU" w:hAnsi="Times New Roman"/>
-                <w:b w:val="false"/>
-                <w:bCs w:val="false"/>
-                <w:color w:val="0000FF"/>
-                <w:sz w:val="15"/>
-                <w:szCs w:val="15"/>
-              </w:rPr>
-              <w:t xml:space="preserve">842</w:t>
-            </w:r>
-          </w:p>
-        </w:tc>
-        <w:tc>
-          <w:tcPr>
-            <w:tcW w:type="dxa" w:w="460"/>
-            <w:tcMar>
-              <w:top w:type="dxa" w:w="14"/>
-              <w:left w:type="dxa" w:w="50"/>
-              <w:bottom w:type="dxa" w:w="14"/>
-              <w:right w:type="dxa" w:w="50"/>
-            </w:tcMar>
-            <w:vAlign w:val="center"/>
-          </w:tcPr>
-          <w:p>
-            <w:pPr>
-              <w:keepNext/>
-              <w:keepLines/>
-              <w:spacing w:after="0" w:line="210"/>
-              <w:jc w:val="center"/>
-            </w:pPr>
-            <w:r>
-              <w:rPr>
-                <w:rFonts w:ascii="Times New Roman" w:cs="Times New Roman" w:eastAsia="PMingLiU" w:hAnsi="Times New Roman"/>
-                <w:b w:val="false"/>
-                <w:bCs w:val="false"/>
-                <w:color w:val="0000FF"/>
-                <w:sz w:val="15"/>
-                <w:szCs w:val="15"/>
-              </w:rPr>
-              <w:t xml:space="preserve">65</w:t>
-            </w:r>
-          </w:p>
-        </w:tc>
-      </w:tr>
-      <w:tr>
-        <w:trPr>
-          <w:cantSplit/>
-        </w:trPr>
-        <w:tc>
-          <w:tcPr>
-            <w:tcW w:type="dxa" w:w="1137"/>
-            <w:tcMar>
-              <w:top w:type="dxa" w:w="14"/>
-              <w:left w:type="dxa" w:w="50"/>
-              <w:bottom w:type="dxa" w:w="14"/>
-              <w:right w:type="dxa" w:w="50"/>
-            </w:tcMar>
-            <w:vAlign w:val="center"/>
-          </w:tcPr>
-          <w:p>
-            <w:pPr>
-              <w:keepNext/>
-              <w:keepLines/>
-              <w:spacing w:after="0" w:line="210"/>
-              <w:jc w:val="left"/>
-            </w:pPr>
-            <w:r>
-              <w:rPr>
-                <w:rFonts w:ascii="Times New Roman" w:cs="Times New Roman" w:eastAsia="PMingLiU" w:hAnsi="Times New Roman"/>
-                <w:b w:val="false"/>
-                <w:bCs w:val="false"/>
-                <w:color w:val="0000FF"/>
-                <w:sz w:val="15"/>
-                <w:szCs w:val="15"/>
-              </w:rPr>
-              <w:t xml:space="preserve">point forecast</w:t>
-            </w:r>
-          </w:p>
-        </w:tc>
-        <w:tc>
-          <w:tcPr>
-            <w:tcW w:type="dxa" w:w="460"/>
-            <w:tcMar>
-              <w:top w:type="dxa" w:w="14"/>
-              <w:left w:type="dxa" w:w="50"/>
-              <w:bottom w:type="dxa" w:w="14"/>
-              <w:right w:type="dxa" w:w="50"/>
-            </w:tcMar>
-            <w:vAlign w:val="center"/>
-          </w:tcPr>
-          <w:p>
-            <w:pPr>
-              <w:keepNext/>
-              <w:keepLines/>
-              <w:spacing w:after="0" w:line="210"/>
-              <w:jc w:val="center"/>
-            </w:pPr>
-            <w:r>
-              <w:rPr>
-                <w:rFonts w:ascii="Times New Roman" w:cs="Times New Roman" w:eastAsia="PMingLiU" w:hAnsi="Times New Roman"/>
-                <w:b w:val="false"/>
-                <w:bCs w:val="false"/>
-                <w:color w:val="0000FF"/>
-                <w:sz w:val="15"/>
-                <w:szCs w:val="15"/>
-              </w:rPr>
-              <w:t xml:space="preserve">1</w:t>
-            </w:r>
-          </w:p>
-        </w:tc>
-        <w:tc>
-          <w:tcPr>
-            <w:tcW w:type="dxa" w:w="1000"/>
-            <w:tcMar>
-              <w:top w:type="dxa" w:w="14"/>
-              <w:left w:type="dxa" w:w="50"/>
-              <w:bottom w:type="dxa" w:w="14"/>
-              <w:right w:type="dxa" w:w="50"/>
-            </w:tcMar>
-            <w:vAlign w:val="center"/>
-          </w:tcPr>
-          <w:p>
-            <w:pPr>
-              <w:keepNext/>
-              <w:keepLines/>
-              <w:spacing w:after="0" w:line="210"/>
-              <w:jc w:val="center"/>
-            </w:pPr>
-            <w:r>
-              <w:rPr>
-                <w:rFonts w:ascii="Times New Roman" w:cs="Times New Roman" w:eastAsia="PMingLiU" w:hAnsi="Times New Roman"/>
-                <w:b w:val="false"/>
-                <w:bCs w:val="false"/>
-                <w:color w:val="0000FF"/>
-                <w:sz w:val="15"/>
-                <w:szCs w:val="15"/>
-              </w:rPr>
-              <w:t xml:space="preserve">3,209 (−5%)</w:t>
-            </w:r>
-          </w:p>
-        </w:tc>
-        <w:tc>
-          <w:tcPr>
-            <w:tcW w:type="dxa" w:w="1080"/>
-            <w:tcMar>
-              <w:top w:type="dxa" w:w="14"/>
-              <w:left w:type="dxa" w:w="50"/>
-              <w:bottom w:type="dxa" w:w="14"/>
-              <w:right w:type="dxa" w:w="50"/>
-            </w:tcMar>
-            <w:vAlign w:val="center"/>
-          </w:tcPr>
-          <w:p>
-            <w:pPr>
-              <w:keepNext/>
-              <w:keepLines/>
-              <w:spacing w:after="0" w:line="210"/>
-              <w:jc w:val="center"/>
-            </w:pPr>
-            <w:r>
-              <w:rPr>
-                <w:rFonts w:ascii="Times New Roman" w:cs="Times New Roman" w:eastAsia="PMingLiU" w:hAnsi="Times New Roman"/>
-                <w:b w:val="false"/>
-                <w:bCs w:val="false"/>
-                <w:color w:val="0000FF"/>
-                <w:sz w:val="15"/>
-                <w:szCs w:val="15"/>
-              </w:rPr>
-              <w:t xml:space="preserve">17,280 (−3%)</w:t>
-            </w:r>
-          </w:p>
-        </w:tc>
-        <w:tc>
-          <w:tcPr>
-            <w:tcW w:type="dxa" w:w="540"/>
-            <w:tcMar>
-              <w:top w:type="dxa" w:w="14"/>
-              <w:left w:type="dxa" w:w="50"/>
-              <w:bottom w:type="dxa" w:w="14"/>
-              <w:right w:type="dxa" w:w="50"/>
-            </w:tcMar>
-            <w:vAlign w:val="center"/>
-          </w:tcPr>
-          <w:p>
-            <w:pPr>
-              <w:keepNext/>
-              <w:keepLines/>
-              <w:spacing w:after="0" w:line="210"/>
-              <w:jc w:val="center"/>
-            </w:pPr>
-            <w:r>
-              <w:rPr>
-                <w:rFonts w:ascii="Times New Roman" w:cs="Times New Roman" w:eastAsia="PMingLiU" w:hAnsi="Times New Roman"/>
-                <w:b w:val="false"/>
-                <w:bCs w:val="false"/>
-                <w:color w:val="0000FF"/>
-                <w:sz w:val="15"/>
-                <w:szCs w:val="15"/>
-              </w:rPr>
-              <w:t xml:space="preserve">944</w:t>
-            </w:r>
-          </w:p>
-        </w:tc>
-        <w:tc>
-          <w:tcPr>
-            <w:tcW w:type="dxa" w:w="460"/>
-            <w:tcMar>
-              <w:top w:type="dxa" w:w="14"/>
-              <w:left w:type="dxa" w:w="50"/>
-              <w:bottom w:type="dxa" w:w="14"/>
-              <w:right w:type="dxa" w:w="50"/>
-            </w:tcMar>
-            <w:vAlign w:val="center"/>
-          </w:tcPr>
-          <w:p>
-            <w:pPr>
-              <w:keepNext/>
-              <w:keepLines/>
-              <w:spacing w:after="0" w:line="210"/>
-              <w:jc w:val="center"/>
-            </w:pPr>
-            <w:r>
-              <w:rPr>
-                <w:rFonts w:ascii="Times New Roman" w:cs="Times New Roman" w:eastAsia="PMingLiU" w:hAnsi="Times New Roman"/>
-                <w:b w:val="false"/>
-                <w:bCs w:val="false"/>
-                <w:color w:val="0000FF"/>
-                <w:sz w:val="15"/>
-                <w:szCs w:val="15"/>
-              </w:rPr>
-              <w:t xml:space="preserve">55</w:t>
-            </w:r>
-          </w:p>
-        </w:tc>
-      </w:tr>
-      <w:tr>
-        <w:trPr>
-          <w:cantSplit/>
-        </w:trPr>
-        <w:tc>
-          <w:tcPr>
-            <w:tcW w:type="dxa" w:w="1137"/>
-            <w:tcMar>
-              <w:top w:type="dxa" w:w="14"/>
-              <w:left w:type="dxa" w:w="50"/>
-              <w:bottom w:type="dxa" w:w="14"/>
-              <w:right w:type="dxa" w:w="50"/>
-            </w:tcMar>
-            <w:vAlign w:val="center"/>
-          </w:tcPr>
-          <w:p>
-            <w:pPr>
-              <w:keepNext/>
-              <w:keepLines/>
-              <w:spacing w:after="0" w:line="210"/>
-              <w:jc w:val="left"/>
-            </w:pPr>
-            <w:r>
-              <w:rPr>
-                <w:rFonts w:ascii="Times New Roman" w:cs="Times New Roman" w:eastAsia="PMingLiU" w:hAnsi="Times New Roman"/>
-                <w:b w:val="false"/>
-                <w:bCs w:val="false"/>
-                <w:color w:val="0000FF"/>
-                <w:sz w:val="15"/>
-                <w:szCs w:val="15"/>
-              </w:rPr>
-              <w:t xml:space="preserve">probabilistic</w:t>
-            </w:r>
-          </w:p>
-        </w:tc>
-        <w:tc>
-          <w:tcPr>
-            <w:tcW w:type="dxa" w:w="460"/>
-            <w:tcMar>
-              <w:top w:type="dxa" w:w="14"/>
-              <w:left w:type="dxa" w:w="50"/>
-              <w:bottom w:type="dxa" w:w="14"/>
-              <w:right w:type="dxa" w:w="50"/>
-            </w:tcMar>
-            <w:vAlign w:val="center"/>
-          </w:tcPr>
-          <w:p>
-            <w:pPr>
-              <w:keepNext/>
-              <w:keepLines/>
-              <w:spacing w:after="0" w:line="210"/>
-              <w:jc w:val="center"/>
-            </w:pPr>
-            <w:r>
-              <w:rPr>
-                <w:rFonts w:ascii="Times New Roman" w:cs="Times New Roman" w:eastAsia="PMingLiU" w:hAnsi="Times New Roman"/>
-                <w:b w:val="false"/>
-                <w:bCs w:val="false"/>
-                <w:color w:val="0000FF"/>
-                <w:sz w:val="15"/>
-                <w:szCs w:val="15"/>
-              </w:rPr>
-              <w:t xml:space="preserve">1</w:t>
-            </w:r>
-          </w:p>
-        </w:tc>
-        <w:tc>
-          <w:tcPr>
-            <w:tcW w:type="dxa" w:w="1000"/>
-            <w:tcMar>
-              <w:top w:type="dxa" w:w="14"/>
-              <w:left w:type="dxa" w:w="50"/>
-              <w:bottom w:type="dxa" w:w="14"/>
-              <w:right w:type="dxa" w:w="50"/>
-            </w:tcMar>
-            <w:vAlign w:val="center"/>
-          </w:tcPr>
-          <w:p>
-            <w:pPr>
-              <w:keepNext/>
-              <w:keepLines/>
-              <w:spacing w:after="0" w:line="210"/>
-              <w:jc w:val="center"/>
-            </w:pPr>
-            <w:r>
-              <w:rPr>
-                <w:rFonts w:ascii="Times New Roman" w:cs="Times New Roman" w:eastAsia="PMingLiU" w:hAnsi="Times New Roman"/>
-                <w:b w:val="false"/>
-                <w:bCs w:val="false"/>
-                <w:color w:val="0000FF"/>
-                <w:sz w:val="15"/>
-                <w:szCs w:val="15"/>
-              </w:rPr>
-              <w:t xml:space="preserve">3,135 (−7%)</w:t>
-            </w:r>
-          </w:p>
-        </w:tc>
-        <w:tc>
-          <w:tcPr>
-            <w:tcW w:type="dxa" w:w="1080"/>
-            <w:tcMar>
-              <w:top w:type="dxa" w:w="14"/>
-              <w:left w:type="dxa" w:w="50"/>
-              <w:bottom w:type="dxa" w:w="14"/>
-              <w:right w:type="dxa" w:w="50"/>
-            </w:tcMar>
-            <w:vAlign w:val="center"/>
-          </w:tcPr>
-          <w:p>
-            <w:pPr>
-              <w:keepNext/>
-              <w:keepLines/>
-              <w:spacing w:after="0" w:line="210"/>
-              <w:jc w:val="center"/>
-            </w:pPr>
-            <w:r>
-              <w:rPr>
-                <w:rFonts w:ascii="Times New Roman" w:cs="Times New Roman" w:eastAsia="PMingLiU" w:hAnsi="Times New Roman"/>
-                <w:b w:val="false"/>
-                <w:bCs w:val="false"/>
-                <w:color w:val="0000FF"/>
-                <w:sz w:val="15"/>
-                <w:szCs w:val="15"/>
-              </w:rPr>
-              <w:t xml:space="preserve">16,527 (−7%)</w:t>
-            </w:r>
-          </w:p>
-        </w:tc>
-        <w:tc>
-          <w:tcPr>
-            <w:tcW w:type="dxa" w:w="540"/>
-            <w:tcMar>
-              <w:top w:type="dxa" w:w="14"/>
-              <w:left w:type="dxa" w:w="50"/>
-              <w:bottom w:type="dxa" w:w="14"/>
-              <w:right w:type="dxa" w:w="50"/>
-            </w:tcMar>
-            <w:vAlign w:val="center"/>
-          </w:tcPr>
-          <w:p>
-            <w:pPr>
-              <w:keepNext/>
-              <w:keepLines/>
-              <w:spacing w:after="0" w:line="210"/>
-              <w:jc w:val="center"/>
-            </w:pPr>
-            <w:r>
-              <w:rPr>
-                <w:rFonts w:ascii="Times New Roman" w:cs="Times New Roman" w:eastAsia="PMingLiU" w:hAnsi="Times New Roman"/>
-                <w:b w:val="false"/>
-                <w:bCs w:val="false"/>
-                <w:color w:val="0000FF"/>
-                <w:sz w:val="15"/>
-                <w:szCs w:val="15"/>
-              </w:rPr>
-              <w:t xml:space="preserve">883</w:t>
-            </w:r>
-          </w:p>
-        </w:tc>
-        <w:tc>
-          <w:tcPr>
-            <w:tcW w:type="dxa" w:w="460"/>
-            <w:tcMar>
-              <w:top w:type="dxa" w:w="14"/>
-              <w:left w:type="dxa" w:w="50"/>
-              <w:bottom w:type="dxa" w:w="14"/>
-              <w:right w:type="dxa" w:w="50"/>
-            </w:tcMar>
-            <w:vAlign w:val="center"/>
-          </w:tcPr>
-          <w:p>
-            <w:pPr>
-              <w:keepNext/>
-              <w:keepLines/>
-              <w:spacing w:after="0" w:line="210"/>
-              <w:jc w:val="center"/>
-            </w:pPr>
-            <w:r>
-              <w:rPr>
-                <w:rFonts w:ascii="Times New Roman" w:cs="Times New Roman" w:eastAsia="PMingLiU" w:hAnsi="Times New Roman"/>
-                <w:b w:val="false"/>
-                <w:bCs w:val="false"/>
-                <w:color w:val="0000FF"/>
-                <w:sz w:val="15"/>
-                <w:szCs w:val="15"/>
-              </w:rPr>
-              <w:t xml:space="preserve">67</w:t>
-            </w:r>
-          </w:p>
-        </w:tc>
-      </w:tr>
-      <w:tr>
-        <w:trPr>
-          <w:cantSplit/>
-        </w:trPr>
-        <w:tc>
-          <w:tcPr>
-            <w:tcW w:type="dxa" w:w="1137"/>
-            <w:tcMar>
-              <w:top w:type="dxa" w:w="14"/>
-              <w:left w:type="dxa" w:w="50"/>
-              <w:bottom w:type="dxa" w:w="14"/>
-              <w:right w:type="dxa" w:w="50"/>
-            </w:tcMar>
-            <w:vAlign w:val="center"/>
-          </w:tcPr>
-          <w:p>
-            <w:pPr>
-              <w:keepNext/>
-              <w:keepLines/>
-              <w:spacing w:after="0" w:line="210"/>
-              <w:jc w:val="left"/>
-            </w:pPr>
-            <w:r>
-              <w:rPr>
-                <w:rFonts w:ascii="Times New Roman" w:cs="Times New Roman" w:eastAsia="PMingLiU" w:hAnsi="Times New Roman"/>
-                <w:b w:val="false"/>
-                <w:bCs w:val="false"/>
-                <w:color w:val="0000FF"/>
-                <w:sz w:val="15"/>
-                <w:szCs w:val="15"/>
-              </w:rPr>
-              <w:t xml:space="preserve">reactive</w:t>
-            </w:r>
-          </w:p>
-        </w:tc>
-        <w:tc>
-          <w:tcPr>
-            <w:tcW w:type="dxa" w:w="460"/>
-            <w:tcMar>
-              <w:top w:type="dxa" w:w="14"/>
-              <w:left w:type="dxa" w:w="50"/>
-              <w:bottom w:type="dxa" w:w="14"/>
-              <w:right w:type="dxa" w:w="50"/>
-            </w:tcMar>
-            <w:vAlign w:val="center"/>
-          </w:tcPr>
-          <w:p>
-            <w:pPr>
-              <w:keepNext/>
-              <w:keepLines/>
-              <w:spacing w:after="0" w:line="210"/>
-              <w:jc w:val="center"/>
-            </w:pPr>
-            <w:r>
-              <w:rPr>
-                <w:rFonts w:ascii="Times New Roman" w:cs="Times New Roman" w:eastAsia="PMingLiU" w:hAnsi="Times New Roman"/>
-                <w:b w:val="false"/>
-                <w:bCs w:val="false"/>
-                <w:color w:val="0000FF"/>
-                <w:sz w:val="15"/>
-                <w:szCs w:val="15"/>
-              </w:rPr>
-              <w:t xml:space="preserve">3</w:t>
-            </w:r>
-          </w:p>
-        </w:tc>
-        <w:tc>
-          <w:tcPr>
-            <w:tcW w:type="dxa" w:w="1000"/>
-            <w:tcMar>
-              <w:top w:type="dxa" w:w="14"/>
-              <w:left w:type="dxa" w:w="50"/>
-              <w:bottom w:type="dxa" w:w="14"/>
-              <w:right w:type="dxa" w:w="50"/>
-            </w:tcMar>
-            <w:vAlign w:val="center"/>
-          </w:tcPr>
-          <w:p>
-            <w:pPr>
-              <w:keepNext/>
-              <w:keepLines/>
-              <w:spacing w:after="0" w:line="210"/>
-              <w:jc w:val="center"/>
-            </w:pPr>
-            <w:r>
-              <w:rPr>
-                <w:rFonts w:ascii="Times New Roman" w:cs="Times New Roman" w:eastAsia="PMingLiU" w:hAnsi="Times New Roman"/>
-                <w:b w:val="false"/>
-                <w:bCs w:val="false"/>
-                <w:color w:val="0000FF"/>
-                <w:sz w:val="15"/>
-                <w:szCs w:val="15"/>
-              </w:rPr>
-              <w:t xml:space="preserve">2,820 (−17%)</w:t>
-            </w:r>
-          </w:p>
-        </w:tc>
-        <w:tc>
-          <w:tcPr>
-            <w:tcW w:type="dxa" w:w="1080"/>
-            <w:tcMar>
-              <w:top w:type="dxa" w:w="14"/>
-              <w:left w:type="dxa" w:w="50"/>
-              <w:bottom w:type="dxa" w:w="14"/>
-              <w:right w:type="dxa" w:w="50"/>
-            </w:tcMar>
-            <w:vAlign w:val="center"/>
-          </w:tcPr>
-          <w:p>
-            <w:pPr>
-              <w:keepNext/>
-              <w:keepLines/>
-              <w:spacing w:after="0" w:line="210"/>
-              <w:jc w:val="center"/>
-            </w:pPr>
-            <w:r>
-              <w:rPr>
-                <w:rFonts w:ascii="Times New Roman" w:cs="Times New Roman" w:eastAsia="PMingLiU" w:hAnsi="Times New Roman"/>
-                <w:b w:val="false"/>
-                <w:bCs w:val="false"/>
-                <w:color w:val="0000FF"/>
-                <w:sz w:val="15"/>
-                <w:szCs w:val="15"/>
-              </w:rPr>
-              <w:t xml:space="preserve">13,743 (−23%)</w:t>
-            </w:r>
-          </w:p>
-        </w:tc>
-        <w:tc>
-          <w:tcPr>
-            <w:tcW w:type="dxa" w:w="540"/>
-            <w:tcMar>
-              <w:top w:type="dxa" w:w="14"/>
-              <w:left w:type="dxa" w:w="50"/>
-              <w:bottom w:type="dxa" w:w="14"/>
-              <w:right w:type="dxa" w:w="50"/>
-            </w:tcMar>
-            <w:vAlign w:val="center"/>
-          </w:tcPr>
-          <w:p>
-            <w:pPr>
-              <w:keepNext/>
-              <w:keepLines/>
-              <w:spacing w:after="0" w:line="210"/>
-              <w:jc w:val="center"/>
-            </w:pPr>
-            <w:r>
-              <w:rPr>
-                <w:rFonts w:ascii="Times New Roman" w:cs="Times New Roman" w:eastAsia="PMingLiU" w:hAnsi="Times New Roman"/>
-                <w:b w:val="false"/>
-                <w:bCs w:val="false"/>
-                <w:color w:val="0000FF"/>
-                <w:sz w:val="15"/>
-                <w:szCs w:val="15"/>
-              </w:rPr>
-              <w:t xml:space="preserve">1,995</w:t>
-            </w:r>
-          </w:p>
-        </w:tc>
-        <w:tc>
-          <w:tcPr>
-            <w:tcW w:type="dxa" w:w="460"/>
-            <w:tcMar>
-              <w:top w:type="dxa" w:w="14"/>
-              <w:left w:type="dxa" w:w="50"/>
-              <w:bottom w:type="dxa" w:w="14"/>
-              <w:right w:type="dxa" w:w="50"/>
-            </w:tcMar>
-            <w:vAlign w:val="center"/>
-          </w:tcPr>
-          <w:p>
-            <w:pPr>
-              <w:keepNext/>
-              <w:keepLines/>
-              <w:spacing w:after="0" w:line="210"/>
-              <w:jc w:val="center"/>
-            </w:pPr>
-            <w:r>
-              <w:rPr>
-                <w:rFonts w:ascii="Times New Roman" w:cs="Times New Roman" w:eastAsia="PMingLiU" w:hAnsi="Times New Roman"/>
-                <w:b w:val="false"/>
-                <w:bCs w:val="false"/>
-                <w:color w:val="0000FF"/>
-                <w:sz w:val="15"/>
-                <w:szCs w:val="15"/>
-              </w:rPr>
-              <w:t xml:space="preserve">214</w:t>
-            </w:r>
-          </w:p>
-        </w:tc>
-      </w:tr>
-      <w:tr>
-        <w:trPr>
-          <w:cantSplit/>
-        </w:trPr>
-        <w:tc>
-          <w:tcPr>
-            <w:tcW w:type="dxa" w:w="1137"/>
-            <w:tcMar>
-              <w:top w:type="dxa" w:w="14"/>
-              <w:left w:type="dxa" w:w="50"/>
-              <w:bottom w:type="dxa" w:w="14"/>
-              <w:right w:type="dxa" w:w="50"/>
-            </w:tcMar>
-            <w:vAlign w:val="center"/>
-          </w:tcPr>
-          <w:p>
-            <w:pPr>
-              <w:keepNext/>
-              <w:keepLines/>
-              <w:spacing w:after="0" w:line="210"/>
-              <w:jc w:val="left"/>
-            </w:pPr>
-            <w:r>
-              <w:rPr>
-                <w:rFonts w:ascii="Times New Roman" w:cs="Times New Roman" w:eastAsia="PMingLiU" w:hAnsi="Times New Roman"/>
-                <w:b w:val="false"/>
-                <w:bCs w:val="false"/>
-                <w:color w:val="0000FF"/>
-                <w:sz w:val="15"/>
-                <w:szCs w:val="15"/>
-              </w:rPr>
-              <w:t xml:space="preserve">point forecast</w:t>
-            </w:r>
-          </w:p>
-        </w:tc>
-        <w:tc>
-          <w:tcPr>
-            <w:tcW w:type="dxa" w:w="460"/>
-            <w:tcMar>
-              <w:top w:type="dxa" w:w="14"/>
-              <w:left w:type="dxa" w:w="50"/>
-              <w:bottom w:type="dxa" w:w="14"/>
-              <w:right w:type="dxa" w:w="50"/>
-            </w:tcMar>
-            <w:vAlign w:val="center"/>
-          </w:tcPr>
-          <w:p>
-            <w:pPr>
-              <w:keepNext/>
-              <w:keepLines/>
-              <w:spacing w:after="0" w:line="210"/>
-              <w:jc w:val="center"/>
-            </w:pPr>
-            <w:r>
-              <w:rPr>
-                <w:rFonts w:ascii="Times New Roman" w:cs="Times New Roman" w:eastAsia="PMingLiU" w:hAnsi="Times New Roman"/>
-                <w:b w:val="false"/>
-                <w:bCs w:val="false"/>
-                <w:color w:val="0000FF"/>
-                <w:sz w:val="15"/>
-                <w:szCs w:val="15"/>
-              </w:rPr>
-              <w:t xml:space="preserve">3</w:t>
-            </w:r>
-          </w:p>
-        </w:tc>
-        <w:tc>
-          <w:tcPr>
-            <w:tcW w:type="dxa" w:w="1000"/>
-            <w:tcMar>
-              <w:top w:type="dxa" w:w="14"/>
-              <w:left w:type="dxa" w:w="50"/>
-              <w:bottom w:type="dxa" w:w="14"/>
-              <w:right w:type="dxa" w:w="50"/>
-            </w:tcMar>
-            <w:vAlign w:val="center"/>
-          </w:tcPr>
-          <w:p>
-            <w:pPr>
-              <w:keepNext/>
-              <w:keepLines/>
-              <w:spacing w:after="0" w:line="210"/>
-              <w:jc w:val="center"/>
-            </w:pPr>
-            <w:r>
-              <w:rPr>
-                <w:rFonts w:ascii="Times New Roman" w:cs="Times New Roman" w:eastAsia="PMingLiU" w:hAnsi="Times New Roman"/>
-                <w:b w:val="false"/>
-                <w:bCs w:val="false"/>
-                <w:color w:val="0000FF"/>
-                <w:sz w:val="15"/>
-                <w:szCs w:val="15"/>
-              </w:rPr>
-              <w:t xml:space="preserve">2,863 (−16%)</w:t>
-            </w:r>
-          </w:p>
-        </w:tc>
-        <w:tc>
-          <w:tcPr>
-            <w:tcW w:type="dxa" w:w="1080"/>
-            <w:tcMar>
-              <w:top w:type="dxa" w:w="14"/>
-              <w:left w:type="dxa" w:w="50"/>
-              <w:bottom w:type="dxa" w:w="14"/>
-              <w:right w:type="dxa" w:w="50"/>
-            </w:tcMar>
-            <w:vAlign w:val="center"/>
-          </w:tcPr>
-          <w:p>
-            <w:pPr>
-              <w:keepNext/>
-              <w:keepLines/>
-              <w:spacing w:after="0" w:line="210"/>
-              <w:jc w:val="center"/>
-            </w:pPr>
-            <w:r>
-              <w:rPr>
-                <w:rFonts w:ascii="Times New Roman" w:cs="Times New Roman" w:eastAsia="PMingLiU" w:hAnsi="Times New Roman"/>
-                <w:b w:val="false"/>
-                <w:bCs w:val="false"/>
-                <w:color w:val="0000FF"/>
-                <w:sz w:val="15"/>
-                <w:szCs w:val="15"/>
-              </w:rPr>
-              <w:t xml:space="preserve">16,450 (−8%)</w:t>
-            </w:r>
-          </w:p>
-        </w:tc>
-        <w:tc>
-          <w:tcPr>
-            <w:tcW w:type="dxa" w:w="540"/>
-            <w:tcMar>
-              <w:top w:type="dxa" w:w="14"/>
-              <w:left w:type="dxa" w:w="50"/>
-              <w:bottom w:type="dxa" w:w="14"/>
-              <w:right w:type="dxa" w:w="50"/>
-            </w:tcMar>
-            <w:vAlign w:val="center"/>
-          </w:tcPr>
-          <w:p>
-            <w:pPr>
-              <w:keepNext/>
-              <w:keepLines/>
-              <w:spacing w:after="0" w:line="210"/>
-              <w:jc w:val="center"/>
-            </w:pPr>
-            <w:r>
-              <w:rPr>
-                <w:rFonts w:ascii="Times New Roman" w:cs="Times New Roman" w:eastAsia="PMingLiU" w:hAnsi="Times New Roman"/>
-                <w:b w:val="false"/>
-                <w:bCs w:val="false"/>
-                <w:color w:val="0000FF"/>
-                <w:sz w:val="15"/>
-                <w:szCs w:val="15"/>
-              </w:rPr>
-              <w:t xml:space="preserve">2,374</w:t>
-            </w:r>
-          </w:p>
-        </w:tc>
-        <w:tc>
-          <w:tcPr>
-            <w:tcW w:type="dxa" w:w="460"/>
-            <w:tcMar>
-              <w:top w:type="dxa" w:w="14"/>
-              <w:left w:type="dxa" w:w="50"/>
-              <w:bottom w:type="dxa" w:w="14"/>
-              <w:right w:type="dxa" w:w="50"/>
-            </w:tcMar>
-            <w:vAlign w:val="center"/>
-          </w:tcPr>
-          <w:p>
-            <w:pPr>
-              <w:keepNext/>
-              <w:keepLines/>
-              <w:spacing w:after="0" w:line="210"/>
-              <w:jc w:val="center"/>
-            </w:pPr>
-            <w:r>
-              <w:rPr>
-                <w:rFonts w:ascii="Times New Roman" w:cs="Times New Roman" w:eastAsia="PMingLiU" w:hAnsi="Times New Roman"/>
-                <w:b w:val="false"/>
-                <w:bCs w:val="false"/>
-                <w:color w:val="0000FF"/>
-                <w:sz w:val="15"/>
-                <w:szCs w:val="15"/>
-              </w:rPr>
-              <w:t xml:space="preserve">192</w:t>
-            </w:r>
-          </w:p>
-        </w:tc>
-      </w:tr>
-      <w:tr>
-        <w:trPr>
-          <w:cantSplit/>
-        </w:trPr>
-        <w:tc>
-          <w:tcPr>
-            <w:tcW w:type="dxa" w:w="1137"/>
-            <w:tcMar>
-              <w:top w:type="dxa" w:w="14"/>
-              <w:left w:type="dxa" w:w="50"/>
-              <w:bottom w:type="dxa" w:w="14"/>
-              <w:right w:type="dxa" w:w="50"/>
-            </w:tcMar>
-            <w:vAlign w:val="center"/>
-          </w:tcPr>
-          <w:p>
-            <w:pPr>
-              <w:keepNext/>
-              <w:keepLines/>
-              <w:spacing w:after="0" w:line="210"/>
-              <w:jc w:val="left"/>
-            </w:pPr>
-            <w:r>
-              <w:rPr>
-                <w:rFonts w:ascii="Times New Roman" w:cs="Times New Roman" w:eastAsia="PMingLiU" w:hAnsi="Times New Roman"/>
-                <w:b w:val="false"/>
-                <w:bCs w:val="false"/>
-                <w:color w:val="0000FF"/>
-                <w:sz w:val="15"/>
-                <w:szCs w:val="15"/>
-              </w:rPr>
-              <w:t xml:space="preserve">probabilistic</w:t>
-            </w:r>
-          </w:p>
-        </w:tc>
-        <w:tc>
-          <w:tcPr>
-            <w:tcW w:type="dxa" w:w="460"/>
-            <w:tcMar>
-              <w:top w:type="dxa" w:w="14"/>
-              <w:left w:type="dxa" w:w="50"/>
-              <w:bottom w:type="dxa" w:w="14"/>
-              <w:right w:type="dxa" w:w="50"/>
-            </w:tcMar>
-            <w:vAlign w:val="center"/>
-          </w:tcPr>
-          <w:p>
-            <w:pPr>
-              <w:keepNext/>
-              <w:keepLines/>
-              <w:spacing w:after="0" w:line="210"/>
-              <w:jc w:val="center"/>
-            </w:pPr>
-            <w:r>
-              <w:rPr>
-                <w:rFonts w:ascii="Times New Roman" w:cs="Times New Roman" w:eastAsia="PMingLiU" w:hAnsi="Times New Roman"/>
-                <w:b w:val="false"/>
-                <w:bCs w:val="false"/>
-                <w:color w:val="0000FF"/>
-                <w:sz w:val="15"/>
-                <w:szCs w:val="15"/>
-              </w:rPr>
-              <w:t xml:space="preserve">3</w:t>
-            </w:r>
-          </w:p>
-        </w:tc>
-        <w:tc>
-          <w:tcPr>
-            <w:tcW w:type="dxa" w:w="1000"/>
-            <w:tcMar>
-              <w:top w:type="dxa" w:w="14"/>
-              <w:left w:type="dxa" w:w="50"/>
-              <w:bottom w:type="dxa" w:w="14"/>
-              <w:right w:type="dxa" w:w="50"/>
-            </w:tcMar>
-            <w:vAlign w:val="center"/>
-          </w:tcPr>
-          <w:p>
-            <w:pPr>
-              <w:keepNext/>
-              <w:keepLines/>
-              <w:spacing w:after="0" w:line="210"/>
-              <w:jc w:val="center"/>
-            </w:pPr>
-            <w:r>
-              <w:rPr>
-                <w:rFonts w:ascii="Times New Roman" w:cs="Times New Roman" w:eastAsia="PMingLiU" w:hAnsi="Times New Roman"/>
-                <w:b w:val="false"/>
-                <w:bCs w:val="false"/>
-                <w:color w:val="0000FF"/>
-                <w:sz w:val="15"/>
-                <w:szCs w:val="15"/>
-              </w:rPr>
-              <w:t xml:space="preserve">2,806 (−17%)</w:t>
-            </w:r>
-          </w:p>
-        </w:tc>
-        <w:tc>
-          <w:tcPr>
-            <w:tcW w:type="dxa" w:w="1080"/>
-            <w:tcMar>
-              <w:top w:type="dxa" w:w="14"/>
-              <w:left w:type="dxa" w:w="50"/>
-              <w:bottom w:type="dxa" w:w="14"/>
-              <w:right w:type="dxa" w:w="50"/>
-            </w:tcMar>
-            <w:vAlign w:val="center"/>
-          </w:tcPr>
-          <w:p>
-            <w:pPr>
-              <w:keepNext/>
-              <w:keepLines/>
-              <w:spacing w:after="0" w:line="210"/>
-              <w:jc w:val="center"/>
-            </w:pPr>
-            <w:r>
-              <w:rPr>
-                <w:rFonts w:ascii="Times New Roman" w:cs="Times New Roman" w:eastAsia="PMingLiU" w:hAnsi="Times New Roman"/>
-                <w:b w:val="false"/>
-                <w:bCs w:val="false"/>
-                <w:color w:val="0000FF"/>
-                <w:sz w:val="15"/>
-                <w:szCs w:val="15"/>
-              </w:rPr>
-              <w:t xml:space="preserve">13,860 (−22%)</w:t>
-            </w:r>
-          </w:p>
-        </w:tc>
-        <w:tc>
-          <w:tcPr>
-            <w:tcW w:type="dxa" w:w="540"/>
-            <w:tcMar>
-              <w:top w:type="dxa" w:w="14"/>
-              <w:left w:type="dxa" w:w="50"/>
-              <w:bottom w:type="dxa" w:w="14"/>
-              <w:right w:type="dxa" w:w="50"/>
-            </w:tcMar>
-            <w:vAlign w:val="center"/>
-          </w:tcPr>
-          <w:p>
-            <w:pPr>
-              <w:keepNext/>
-              <w:keepLines/>
-              <w:spacing w:after="0" w:line="210"/>
-              <w:jc w:val="center"/>
-            </w:pPr>
-            <w:r>
-              <w:rPr>
-                <w:rFonts w:ascii="Times New Roman" w:cs="Times New Roman" w:eastAsia="PMingLiU" w:hAnsi="Times New Roman"/>
-                <w:b w:val="false"/>
-                <w:bCs w:val="false"/>
-                <w:color w:val="0000FF"/>
-                <w:sz w:val="15"/>
-                <w:szCs w:val="15"/>
-              </w:rPr>
-              <w:t xml:space="preserve">2,139</w:t>
-            </w:r>
-          </w:p>
-        </w:tc>
-        <w:tc>
-          <w:tcPr>
-            <w:tcW w:type="dxa" w:w="460"/>
-            <w:tcMar>
-              <w:top w:type="dxa" w:w="14"/>
-              <w:left w:type="dxa" w:w="50"/>
-              <w:bottom w:type="dxa" w:w="14"/>
-              <w:right w:type="dxa" w:w="50"/>
-            </w:tcMar>
-            <w:vAlign w:val="center"/>
-          </w:tcPr>
-          <w:p>
-            <w:pPr>
-              <w:keepNext/>
-              <w:keepLines/>
-              <w:spacing w:after="0" w:line="210"/>
-              <w:jc w:val="center"/>
-            </w:pPr>
-            <w:r>
-              <w:rPr>
-                <w:rFonts w:ascii="Times New Roman" w:cs="Times New Roman" w:eastAsia="PMingLiU" w:hAnsi="Times New Roman"/>
-                <w:b w:val="false"/>
-                <w:bCs w:val="false"/>
-                <w:color w:val="0000FF"/>
-                <w:sz w:val="15"/>
-                <w:szCs w:val="15"/>
-              </w:rPr>
-              <w:t xml:space="preserve">223</w:t>
-            </w:r>
-          </w:p>
-        </w:tc>
-      </w:tr>
-      <w:tr>
-        <w:trPr>
-          <w:cantSplit/>
-        </w:trPr>
-        <w:tc>
-          <w:tcPr>
-            <w:tcW w:type="dxa" w:w="1137"/>
-            <w:tcMar>
-              <w:top w:type="dxa" w:w="14"/>
-              <w:left w:type="dxa" w:w="50"/>
-              <w:bottom w:type="dxa" w:w="14"/>
-              <w:right w:type="dxa" w:w="50"/>
-            </w:tcMar>
-            <w:vAlign w:val="center"/>
-          </w:tcPr>
-          <w:p>
-            <w:pPr>
-              <w:keepNext/>
-              <w:keepLines/>
-              <w:spacing w:after="0" w:line="210"/>
-              <w:jc w:val="left"/>
-            </w:pPr>
-            <w:r>
-              <w:rPr>
-                <w:rFonts w:ascii="Times New Roman" w:cs="Times New Roman" w:eastAsia="PMingLiU" w:hAnsi="Times New Roman"/>
-                <w:b w:val="false"/>
-                <w:bCs w:val="false"/>
-                <w:color w:val="0000FF"/>
-                <w:sz w:val="15"/>
-                <w:szCs w:val="15"/>
-              </w:rPr>
-              <w:t xml:space="preserve">reactive</w:t>
-            </w:r>
-          </w:p>
-        </w:tc>
-        <w:tc>
-          <w:tcPr>
-            <w:tcW w:type="dxa" w:w="460"/>
-            <w:tcMar>
-              <w:top w:type="dxa" w:w="14"/>
-              <w:left w:type="dxa" w:w="50"/>
-              <w:bottom w:type="dxa" w:w="14"/>
-              <w:right w:type="dxa" w:w="50"/>
-            </w:tcMar>
-            <w:vAlign w:val="center"/>
-          </w:tcPr>
-          <w:p>
-            <w:pPr>
-              <w:keepNext/>
-              <w:keepLines/>
-              <w:spacing w:after="0" w:line="210"/>
-              <w:jc w:val="center"/>
-            </w:pPr>
-            <w:r>
-              <w:rPr>
-                <w:rFonts w:ascii="Times New Roman" w:cs="Times New Roman" w:eastAsia="PMingLiU" w:hAnsi="Times New Roman"/>
-                <w:b w:val="false"/>
-                <w:bCs w:val="false"/>
-                <w:color w:val="0000FF"/>
-                <w:sz w:val="15"/>
-                <w:szCs w:val="15"/>
-              </w:rPr>
-              <w:t xml:space="preserve">6</w:t>
-            </w:r>
-          </w:p>
-        </w:tc>
-        <w:tc>
-          <w:tcPr>
-            <w:tcW w:type="dxa" w:w="1000"/>
-            <w:tcMar>
-              <w:top w:type="dxa" w:w="14"/>
-              <w:left w:type="dxa" w:w="50"/>
-              <w:bottom w:type="dxa" w:w="14"/>
-              <w:right w:type="dxa" w:w="50"/>
-            </w:tcMar>
-            <w:vAlign w:val="center"/>
-          </w:tcPr>
-          <w:p>
-            <w:pPr>
-              <w:keepNext/>
-              <w:keepLines/>
-              <w:spacing w:after="0" w:line="210"/>
-              <w:jc w:val="center"/>
-            </w:pPr>
-            <w:r>
-              <w:rPr>
-                <w:rFonts w:ascii="Times New Roman" w:cs="Times New Roman" w:eastAsia="PMingLiU" w:hAnsi="Times New Roman"/>
-                <w:b w:val="false"/>
-                <w:bCs w:val="false"/>
-                <w:color w:val="0000FF"/>
-                <w:sz w:val="15"/>
-                <w:szCs w:val="15"/>
-              </w:rPr>
-              <w:t xml:space="preserve">2,496 (−26%)</w:t>
-            </w:r>
-          </w:p>
-        </w:tc>
-        <w:tc>
-          <w:tcPr>
-            <w:tcW w:type="dxa" w:w="1080"/>
-            <w:tcMar>
-              <w:top w:type="dxa" w:w="14"/>
-              <w:left w:type="dxa" w:w="50"/>
-              <w:bottom w:type="dxa" w:w="14"/>
-              <w:right w:type="dxa" w:w="50"/>
-            </w:tcMar>
-            <w:vAlign w:val="center"/>
-          </w:tcPr>
-          <w:p>
-            <w:pPr>
-              <w:keepNext/>
-              <w:keepLines/>
-              <w:spacing w:after="0" w:line="210"/>
-              <w:jc w:val="center"/>
-            </w:pPr>
-            <w:r>
-              <w:rPr>
-                <w:rFonts w:ascii="Times New Roman" w:cs="Times New Roman" w:eastAsia="PMingLiU" w:hAnsi="Times New Roman"/>
-                <w:b w:val="false"/>
-                <w:bCs w:val="false"/>
-                <w:color w:val="0000FF"/>
-                <w:sz w:val="15"/>
-                <w:szCs w:val="15"/>
-              </w:rPr>
-              <w:t xml:space="preserve">10,503 (−41%)</w:t>
-            </w:r>
-          </w:p>
-        </w:tc>
-        <w:tc>
-          <w:tcPr>
-            <w:tcW w:type="dxa" w:w="540"/>
-            <w:tcMar>
-              <w:top w:type="dxa" w:w="14"/>
-              <w:left w:type="dxa" w:w="50"/>
-              <w:bottom w:type="dxa" w:w="14"/>
-              <w:right w:type="dxa" w:w="50"/>
-            </w:tcMar>
-            <w:vAlign w:val="center"/>
-          </w:tcPr>
-          <w:p>
-            <w:pPr>
-              <w:keepNext/>
-              <w:keepLines/>
-              <w:spacing w:after="0" w:line="210"/>
-              <w:jc w:val="center"/>
-            </w:pPr>
-            <w:r>
-              <w:rPr>
-                <w:rFonts w:ascii="Times New Roman" w:cs="Times New Roman" w:eastAsia="PMingLiU" w:hAnsi="Times New Roman"/>
-                <w:b w:val="false"/>
-                <w:bCs w:val="false"/>
-                <w:color w:val="0000FF"/>
-                <w:sz w:val="15"/>
-                <w:szCs w:val="15"/>
-              </w:rPr>
-              <w:t xml:space="preserve">2,876</w:t>
-            </w:r>
-          </w:p>
-        </w:tc>
-        <w:tc>
-          <w:tcPr>
-            <w:tcW w:type="dxa" w:w="460"/>
-            <w:tcMar>
-              <w:top w:type="dxa" w:w="14"/>
-              <w:left w:type="dxa" w:w="50"/>
-              <w:bottom w:type="dxa" w:w="14"/>
-              <w:right w:type="dxa" w:w="50"/>
-            </w:tcMar>
-            <w:vAlign w:val="center"/>
-          </w:tcPr>
-          <w:p>
-            <w:pPr>
-              <w:keepNext/>
-              <w:keepLines/>
-              <w:spacing w:after="0" w:line="210"/>
-              <w:jc w:val="center"/>
-            </w:pPr>
-            <w:r>
-              <w:rPr>
-                <w:rFonts w:ascii="Times New Roman" w:cs="Times New Roman" w:eastAsia="PMingLiU" w:hAnsi="Times New Roman"/>
-                <w:b w:val="false"/>
-                <w:bCs w:val="false"/>
-                <w:color w:val="0000FF"/>
-                <w:sz w:val="15"/>
-                <w:szCs w:val="15"/>
-              </w:rPr>
-              <w:t xml:space="preserve">425</w:t>
-            </w:r>
-          </w:p>
-        </w:tc>
-      </w:tr>
-      <w:tr>
-        <w:trPr>
-          <w:cantSplit/>
-        </w:trPr>
-        <w:tc>
-          <w:tcPr>
-            <w:tcW w:type="dxa" w:w="1137"/>
-            <w:tcMar>
-              <w:top w:type="dxa" w:w="14"/>
-              <w:left w:type="dxa" w:w="50"/>
-              <w:bottom w:type="dxa" w:w="14"/>
-              <w:right w:type="dxa" w:w="50"/>
-            </w:tcMar>
-            <w:vAlign w:val="center"/>
-          </w:tcPr>
-          <w:p>
-            <w:pPr>
-              <w:keepNext/>
-              <w:keepLines/>
-              <w:spacing w:after="0" w:line="210"/>
-              <w:jc w:val="left"/>
-            </w:pPr>
-            <w:r>
-              <w:rPr>
-                <w:rFonts w:ascii="Times New Roman" w:cs="Times New Roman" w:eastAsia="PMingLiU" w:hAnsi="Times New Roman"/>
-                <w:b w:val="false"/>
-                <w:bCs w:val="false"/>
-                <w:color w:val="0000FF"/>
-                <w:sz w:val="15"/>
-                <w:szCs w:val="15"/>
-              </w:rPr>
-              <w:t xml:space="preserve">point forecast</w:t>
-            </w:r>
-          </w:p>
-        </w:tc>
-        <w:tc>
-          <w:tcPr>
-            <w:tcW w:type="dxa" w:w="460"/>
-            <w:tcMar>
-              <w:top w:type="dxa" w:w="14"/>
-              <w:left w:type="dxa" w:w="50"/>
-              <w:bottom w:type="dxa" w:w="14"/>
-              <w:right w:type="dxa" w:w="50"/>
-            </w:tcMar>
-            <w:vAlign w:val="center"/>
-          </w:tcPr>
-          <w:p>
-            <w:pPr>
-              <w:keepNext/>
-              <w:keepLines/>
-              <w:spacing w:after="0" w:line="210"/>
-              <w:jc w:val="center"/>
-            </w:pPr>
-            <w:r>
-              <w:rPr>
-                <w:rFonts w:ascii="Times New Roman" w:cs="Times New Roman" w:eastAsia="PMingLiU" w:hAnsi="Times New Roman"/>
-                <w:b w:val="false"/>
-                <w:bCs w:val="false"/>
-                <w:color w:val="0000FF"/>
-                <w:sz w:val="15"/>
-                <w:szCs w:val="15"/>
-              </w:rPr>
-              <w:t xml:space="preserve">6</w:t>
-            </w:r>
-          </w:p>
-        </w:tc>
-        <w:tc>
-          <w:tcPr>
-            <w:tcW w:type="dxa" w:w="1000"/>
-            <w:tcMar>
-              <w:top w:type="dxa" w:w="14"/>
-              <w:left w:type="dxa" w:w="50"/>
-              <w:bottom w:type="dxa" w:w="14"/>
-              <w:right w:type="dxa" w:w="50"/>
-            </w:tcMar>
-            <w:vAlign w:val="center"/>
-          </w:tcPr>
-          <w:p>
-            <w:pPr>
-              <w:keepNext/>
-              <w:keepLines/>
-              <w:spacing w:after="0" w:line="210"/>
-              <w:jc w:val="center"/>
-            </w:pPr>
-            <w:r>
-              <w:rPr>
-                <w:rFonts w:ascii="Times New Roman" w:cs="Times New Roman" w:eastAsia="PMingLiU" w:hAnsi="Times New Roman"/>
-                <w:b w:val="false"/>
-                <w:bCs w:val="false"/>
-                <w:color w:val="0000FF"/>
-                <w:sz w:val="15"/>
-                <w:szCs w:val="15"/>
-              </w:rPr>
-              <w:t xml:space="preserve">2,543 (−25%)</w:t>
-            </w:r>
-          </w:p>
-        </w:tc>
-        <w:tc>
-          <w:tcPr>
-            <w:tcW w:type="dxa" w:w="1080"/>
-            <w:tcMar>
-              <w:top w:type="dxa" w:w="14"/>
-              <w:left w:type="dxa" w:w="50"/>
-              <w:bottom w:type="dxa" w:w="14"/>
-              <w:right w:type="dxa" w:w="50"/>
-            </w:tcMar>
-            <w:vAlign w:val="center"/>
-          </w:tcPr>
-          <w:p>
-            <w:pPr>
-              <w:keepNext/>
-              <w:keepLines/>
-              <w:spacing w:after="0" w:line="210"/>
-              <w:jc w:val="center"/>
-            </w:pPr>
-            <w:r>
-              <w:rPr>
-                <w:rFonts w:ascii="Times New Roman" w:cs="Times New Roman" w:eastAsia="PMingLiU" w:hAnsi="Times New Roman"/>
-                <w:b w:val="false"/>
-                <w:bCs w:val="false"/>
-                <w:color w:val="0000FF"/>
-                <w:sz w:val="15"/>
-                <w:szCs w:val="15"/>
-              </w:rPr>
-              <w:t xml:space="preserve">15,269 (−14%)</w:t>
-            </w:r>
-          </w:p>
-        </w:tc>
-        <w:tc>
-          <w:tcPr>
-            <w:tcW w:type="dxa" w:w="540"/>
-            <w:tcMar>
-              <w:top w:type="dxa" w:w="14"/>
-              <w:left w:type="dxa" w:w="50"/>
-              <w:bottom w:type="dxa" w:w="14"/>
-              <w:right w:type="dxa" w:w="50"/>
-            </w:tcMar>
-            <w:vAlign w:val="center"/>
-          </w:tcPr>
-          <w:p>
-            <w:pPr>
-              <w:keepNext/>
-              <w:keepLines/>
-              <w:spacing w:after="0" w:line="210"/>
-              <w:jc w:val="center"/>
-            </w:pPr>
-            <w:r>
-              <w:rPr>
-                <w:rFonts w:ascii="Times New Roman" w:cs="Times New Roman" w:eastAsia="PMingLiU" w:hAnsi="Times New Roman"/>
-                <w:b w:val="false"/>
-                <w:bCs w:val="false"/>
-                <w:color w:val="0000FF"/>
-                <w:sz w:val="15"/>
-                <w:szCs w:val="15"/>
-              </w:rPr>
-              <w:t xml:space="preserve">3,566</w:t>
-            </w:r>
-          </w:p>
-        </w:tc>
-        <w:tc>
-          <w:tcPr>
-            <w:tcW w:type="dxa" w:w="460"/>
-            <w:tcMar>
-              <w:top w:type="dxa" w:w="14"/>
-              <w:left w:type="dxa" w:w="50"/>
-              <w:bottom w:type="dxa" w:w="14"/>
-              <w:right w:type="dxa" w:w="50"/>
-            </w:tcMar>
-            <w:vAlign w:val="center"/>
-          </w:tcPr>
-          <w:p>
-            <w:pPr>
-              <w:keepNext/>
-              <w:keepLines/>
-              <w:spacing w:after="0" w:line="210"/>
-              <w:jc w:val="center"/>
-            </w:pPr>
-            <w:r>
-              <w:rPr>
-                <w:rFonts w:ascii="Times New Roman" w:cs="Times New Roman" w:eastAsia="PMingLiU" w:hAnsi="Times New Roman"/>
-                <w:b w:val="false"/>
-                <w:bCs w:val="false"/>
-                <w:color w:val="0000FF"/>
-                <w:sz w:val="15"/>
-                <w:szCs w:val="15"/>
-              </w:rPr>
-              <w:t xml:space="preserve">396</w:t>
-            </w:r>
-          </w:p>
-        </w:tc>
-      </w:tr>
-      <w:tr>
-        <w:trPr>
-          <w:cantSplit/>
-        </w:trPr>
-        <w:tc>
-          <w:tcPr>
-            <w:tcW w:type="dxa" w:w="1137"/>
-            <w:tcMar>
-              <w:top w:type="dxa" w:w="14"/>
-              <w:left w:type="dxa" w:w="50"/>
-              <w:bottom w:type="dxa" w:w="14"/>
-              <w:right w:type="dxa" w:w="50"/>
-            </w:tcMar>
-            <w:vAlign w:val="center"/>
-          </w:tcPr>
-          <w:p>
-            <w:pPr>
-              <w:keepNext/>
-              <w:keepLines/>
-              <w:spacing w:after="0" w:line="210"/>
-              <w:jc w:val="left"/>
-            </w:pPr>
-            <w:r>
-              <w:rPr>
-                <w:rFonts w:ascii="Times New Roman" w:cs="Times New Roman" w:eastAsia="PMingLiU" w:hAnsi="Times New Roman"/>
-                <w:b w:val="false"/>
-                <w:bCs w:val="false"/>
-                <w:color w:val="0000FF"/>
-                <w:sz w:val="15"/>
-                <w:szCs w:val="15"/>
-              </w:rPr>
-              <w:t xml:space="preserve">probabilistic</w:t>
-            </w:r>
-          </w:p>
-        </w:tc>
-        <w:tc>
-          <w:tcPr>
-            <w:tcW w:type="dxa" w:w="460"/>
-            <w:tcMar>
-              <w:top w:type="dxa" w:w="14"/>
-              <w:left w:type="dxa" w:w="50"/>
-              <w:bottom w:type="dxa" w:w="14"/>
-              <w:right w:type="dxa" w:w="50"/>
-            </w:tcMar>
-            <w:vAlign w:val="center"/>
-          </w:tcPr>
-          <w:p>
-            <w:pPr>
-              <w:keepNext/>
-              <w:keepLines/>
-              <w:spacing w:after="0" w:line="210"/>
-              <w:jc w:val="center"/>
-            </w:pPr>
-            <w:r>
-              <w:rPr>
-                <w:rFonts w:ascii="Times New Roman" w:cs="Times New Roman" w:eastAsia="PMingLiU" w:hAnsi="Times New Roman"/>
-                <w:b w:val="false"/>
-                <w:bCs w:val="false"/>
-                <w:color w:val="0000FF"/>
-                <w:sz w:val="15"/>
-                <w:szCs w:val="15"/>
-              </w:rPr>
-              <w:t xml:space="preserve">6</w:t>
-            </w:r>
-          </w:p>
-        </w:tc>
-        <w:tc>
-          <w:tcPr>
-            <w:tcW w:type="dxa" w:w="1000"/>
-            <w:tcMar>
-              <w:top w:type="dxa" w:w="14"/>
-              <w:left w:type="dxa" w:w="50"/>
-              <w:bottom w:type="dxa" w:w="14"/>
-              <w:right w:type="dxa" w:w="50"/>
-            </w:tcMar>
-            <w:vAlign w:val="center"/>
-          </w:tcPr>
-          <w:p>
-            <w:pPr>
-              <w:keepNext/>
-              <w:keepLines/>
-              <w:spacing w:after="0" w:line="210"/>
-              <w:jc w:val="center"/>
-            </w:pPr>
-            <w:r>
-              <w:rPr>
-                <w:rFonts w:ascii="Times New Roman" w:cs="Times New Roman" w:eastAsia="PMingLiU" w:hAnsi="Times New Roman"/>
-                <w:b w:val="false"/>
-                <w:bCs w:val="false"/>
-                <w:color w:val="0000FF"/>
-                <w:sz w:val="15"/>
-                <w:szCs w:val="15"/>
-              </w:rPr>
-              <w:t xml:space="preserve">2,489 (−27%)</w:t>
-            </w:r>
-          </w:p>
-        </w:tc>
-        <w:tc>
-          <w:tcPr>
-            <w:tcW w:type="dxa" w:w="1080"/>
-            <w:tcMar>
-              <w:top w:type="dxa" w:w="14"/>
-              <w:left w:type="dxa" w:w="50"/>
-              <w:bottom w:type="dxa" w:w="14"/>
-              <w:right w:type="dxa" w:w="50"/>
-            </w:tcMar>
-            <w:vAlign w:val="center"/>
-          </w:tcPr>
-          <w:p>
-            <w:pPr>
-              <w:keepNext/>
-              <w:keepLines/>
-              <w:spacing w:after="0" w:line="210"/>
-              <w:jc w:val="center"/>
-            </w:pPr>
-            <w:r>
-              <w:rPr>
-                <w:rFonts w:ascii="Times New Roman" w:cs="Times New Roman" w:eastAsia="PMingLiU" w:hAnsi="Times New Roman"/>
-                <w:b w:val="false"/>
-                <w:bCs w:val="false"/>
-                <w:color w:val="0000FF"/>
-                <w:sz w:val="15"/>
-                <w:szCs w:val="15"/>
-              </w:rPr>
-              <w:t xml:space="preserve">10,529 (−41%)</w:t>
-            </w:r>
-          </w:p>
-        </w:tc>
-        <w:tc>
-          <w:tcPr>
-            <w:tcW w:type="dxa" w:w="540"/>
-            <w:tcMar>
-              <w:top w:type="dxa" w:w="14"/>
-              <w:left w:type="dxa" w:w="50"/>
-              <w:bottom w:type="dxa" w:w="14"/>
-              <w:right w:type="dxa" w:w="50"/>
-            </w:tcMar>
-            <w:vAlign w:val="center"/>
-          </w:tcPr>
-          <w:p>
-            <w:pPr>
-              <w:keepNext/>
-              <w:keepLines/>
-              <w:spacing w:after="0" w:line="210"/>
-              <w:jc w:val="center"/>
-            </w:pPr>
-            <w:r>
-              <w:rPr>
-                <w:rFonts w:ascii="Times New Roman" w:cs="Times New Roman" w:eastAsia="PMingLiU" w:hAnsi="Times New Roman"/>
-                <w:b w:val="false"/>
-                <w:bCs w:val="false"/>
-                <w:color w:val="0000FF"/>
-                <w:sz w:val="15"/>
-                <w:szCs w:val="15"/>
-              </w:rPr>
-              <w:t xml:space="preserve">3,166</w:t>
-            </w:r>
-          </w:p>
-        </w:tc>
-        <w:tc>
-          <w:tcPr>
-            <w:tcW w:type="dxa" w:w="460"/>
-            <w:tcMar>
-              <w:top w:type="dxa" w:w="14"/>
-              <w:left w:type="dxa" w:w="50"/>
-              <w:bottom w:type="dxa" w:w="14"/>
-              <w:right w:type="dxa" w:w="50"/>
-            </w:tcMar>
-            <w:vAlign w:val="center"/>
-          </w:tcPr>
-          <w:p>
-            <w:pPr>
-              <w:keepNext/>
-              <w:keepLines/>
-              <w:spacing w:after="0" w:line="210"/>
-              <w:jc w:val="center"/>
-            </w:pPr>
-            <w:r>
-              <w:rPr>
-                <w:rFonts w:ascii="Times New Roman" w:cs="Times New Roman" w:eastAsia="PMingLiU" w:hAnsi="Times New Roman"/>
-                <w:b w:val="false"/>
-                <w:bCs w:val="false"/>
-                <w:color w:val="0000FF"/>
-                <w:sz w:val="15"/>
-                <w:szCs w:val="15"/>
-              </w:rPr>
-              <w:t xml:space="preserve">456</w:t>
-            </w:r>
-          </w:p>
-        </w:tc>
-      </w:tr>
-      <w:tr>
-        <w:trPr>
-          <w:cantSplit/>
-        </w:trPr>
-        <w:tc>
-          <w:tcPr>
-            <w:tcW w:type="dxa" w:w="1137"/>
-            <w:tcMar>
-              <w:top w:type="dxa" w:w="14"/>
-              <w:left w:type="dxa" w:w="50"/>
-              <w:bottom w:type="dxa" w:w="14"/>
-              <w:right w:type="dxa" w:w="50"/>
-            </w:tcMar>
-            <w:vAlign w:val="center"/>
-          </w:tcPr>
-          <w:p>
-            <w:pPr>
-              <w:keepNext w:val="false"/>
-              <w:keepLines/>
-              <w:spacing w:after="0" w:line="210"/>
-              <w:jc w:val="left"/>
-            </w:pPr>
-            <w:r>
-              <w:rPr>
-                <w:rFonts w:ascii="Times New Roman" w:cs="Times New Roman" w:eastAsia="PMingLiU" w:hAnsi="Times New Roman"/>
-                <w:b w:val="false"/>
-                <w:bCs w:val="false"/>
-                <w:color w:val="0000FF"/>
-                <w:sz w:val="15"/>
-                <w:szCs w:val="15"/>
-              </w:rPr>
-              <w:t xml:space="preserve">operator replay</w:t>
-            </w:r>
-          </w:p>
-        </w:tc>
-        <w:tc>
-          <w:tcPr>
-            <w:tcW w:type="dxa" w:w="460"/>
-            <w:tcMar>
-              <w:top w:type="dxa" w:w="14"/>
-              <w:left w:type="dxa" w:w="50"/>
-              <w:bottom w:type="dxa" w:w="14"/>
-              <w:right w:type="dxa" w:w="50"/>
-            </w:tcMar>
-            <w:vAlign w:val="center"/>
-          </w:tcPr>
-          <w:p>
-            <w:pPr>
-              <w:keepNext w:val="false"/>
-              <w:keepLines/>
-              <w:spacing w:after="0" w:line="210"/>
-              <w:jc w:val="center"/>
-            </w:pPr>
-            <w:r>
-              <w:rPr>
-                <w:rFonts w:ascii="Times New Roman" w:cs="Times New Roman" w:eastAsia="PMingLiU" w:hAnsi="Times New Roman"/>
-                <w:b w:val="false"/>
-                <w:bCs w:val="false"/>
-                <w:color w:val="0000FF"/>
-                <w:sz w:val="15"/>
-                <w:szCs w:val="15"/>
-              </w:rPr>
-              <w:t xml:space="preserve">–</w:t>
-            </w:r>
-          </w:p>
-        </w:tc>
-        <w:tc>
-          <w:tcPr>
-            <w:tcW w:type="dxa" w:w="1000"/>
-            <w:tcMar>
-              <w:top w:type="dxa" w:w="14"/>
-              <w:left w:type="dxa" w:w="50"/>
-              <w:bottom w:type="dxa" w:w="14"/>
-              <w:right w:type="dxa" w:w="50"/>
-            </w:tcMar>
-            <w:vAlign w:val="center"/>
-          </w:tcPr>
-          <w:p>
-            <w:pPr>
-              <w:keepNext w:val="false"/>
-              <w:keepLines/>
-              <w:spacing w:after="0" w:line="210"/>
-              <w:jc w:val="center"/>
-            </w:pPr>
-            <w:r>
-              <w:rPr>
-                <w:rFonts w:ascii="Times New Roman" w:cs="Times New Roman" w:eastAsia="PMingLiU" w:hAnsi="Times New Roman"/>
-                <w:b w:val="false"/>
-                <w:bCs w:val="false"/>
-                <w:color w:val="0000FF"/>
-                <w:sz w:val="15"/>
-                <w:szCs w:val="15"/>
-              </w:rPr>
-              <w:t xml:space="preserve">1,337 (−61%)</w:t>
-            </w:r>
-          </w:p>
-        </w:tc>
-        <w:tc>
-          <w:tcPr>
-            <w:tcW w:type="dxa" w:w="1080"/>
-            <w:tcMar>
-              <w:top w:type="dxa" w:w="14"/>
-              <w:left w:type="dxa" w:w="50"/>
-              <w:bottom w:type="dxa" w:w="14"/>
-              <w:right w:type="dxa" w:w="50"/>
-            </w:tcMar>
-            <w:vAlign w:val="center"/>
-          </w:tcPr>
-          <w:p>
-            <w:pPr>
-              <w:keepNext w:val="false"/>
-              <w:keepLines/>
-              <w:spacing w:after="0" w:line="210"/>
-              <w:jc w:val="center"/>
-            </w:pPr>
-            <w:r>
-              <w:rPr>
-                <w:rFonts w:ascii="Times New Roman" w:cs="Times New Roman" w:eastAsia="PMingLiU" w:hAnsi="Times New Roman"/>
-                <w:b w:val="false"/>
-                <w:bCs w:val="false"/>
-                <w:color w:val="0000FF"/>
-                <w:sz w:val="15"/>
-                <w:szCs w:val="15"/>
-              </w:rPr>
-              <w:t xml:space="preserve">9,448 (−47%)</w:t>
-            </w:r>
-          </w:p>
-        </w:tc>
-        <w:tc>
-          <w:tcPr>
-            <w:tcW w:type="dxa" w:w="540"/>
-            <w:tcMar>
-              <w:top w:type="dxa" w:w="14"/>
-              <w:left w:type="dxa" w:w="50"/>
-              <w:bottom w:type="dxa" w:w="14"/>
-              <w:right w:type="dxa" w:w="50"/>
-            </w:tcMar>
-            <w:vAlign w:val="center"/>
-          </w:tcPr>
-          <w:p>
-            <w:pPr>
-              <w:keepNext w:val="false"/>
-              <w:keepLines/>
-              <w:spacing w:after="0" w:line="210"/>
-              <w:jc w:val="center"/>
-            </w:pPr>
-            <w:r>
-              <w:rPr>
-                <w:rFonts w:ascii="Times New Roman" w:cs="Times New Roman" w:eastAsia="PMingLiU" w:hAnsi="Times New Roman"/>
-                <w:b w:val="false"/>
-                <w:bCs w:val="false"/>
-                <w:color w:val="0000FF"/>
-                <w:sz w:val="15"/>
-                <w:szCs w:val="15"/>
-              </w:rPr>
-              <w:t xml:space="preserve">5,121</w:t>
-            </w:r>
-          </w:p>
-        </w:tc>
-        <w:tc>
-          <w:tcPr>
-            <w:tcW w:type="dxa" w:w="460"/>
-            <w:tcMar>
-              <w:top w:type="dxa" w:w="14"/>
-              <w:left w:type="dxa" w:w="50"/>
-              <w:bottom w:type="dxa" w:w="14"/>
-              <w:right w:type="dxa" w:w="50"/>
-            </w:tcMar>
-            <w:vAlign w:val="center"/>
-          </w:tcPr>
-          <w:p>
-            <w:pPr>
-              <w:keepNext w:val="false"/>
-              <w:keepLines/>
-              <w:spacing w:after="0" w:line="210"/>
-              <w:jc w:val="center"/>
-            </w:pPr>
-            <w:r>
-              <w:rPr>
-                <w:rFonts w:ascii="Times New Roman" w:cs="Times New Roman" w:eastAsia="PMingLiU" w:hAnsi="Times New Roman"/>
-                <w:b w:val="false"/>
-                <w:bCs w:val="false"/>
-                <w:color w:val="0000FF"/>
-                <w:sz w:val="15"/>
-                <w:szCs w:val="15"/>
-              </w:rPr>
-              <w:t xml:space="preserve">–</w:t>
-            </w:r>
-          </w:p>
-        </w:tc>
-      </w:tr>
-    </w:tbl>
-    <w:p>
-      <w:pPr>
-        <w:spacing w:after="80" w:before="0" w:line="120"/>
-      </w:pPr>
-      <w:r>
-        <w:rPr>
-          <w:rFonts w:ascii="Times New Roman" w:cs="Times New Roman" w:eastAsia="PMingLiU" w:hAnsi="Times New Roman"/>
-          <w:sz w:val="6"/>
-          <w:szCs w:val="6"/>
-        </w:rPr>
-        <w:t xml:space="preserve"/>
-      </w:r>
-    </w:p>
-    <w:p>
-      <w:pPr>
-        <w:spacing w:after="0" w:line="240"/>
-        <w:ind w:firstLine="288"/>
-        <w:jc w:val="both"/>
-      </w:pPr>
-      <w:r>
-        <w:rPr>
-          <w:rFonts w:ascii="Times New Roman" w:cs="Times New Roman" w:eastAsia="PMingLiU" w:hAnsi="Times New Roman"/>
-          <w:color w:val="0000FF"/>
-          <w:sz w:val="20"/>
-          <w:szCs w:val="20"/>
-        </w:rPr>
-        <w:t xml:space="preserve">The ranking shows that at this stage the forecast is not the bottleneck: Algorithm 1 serves one target per truck at a time, cannot combine a pick-up with several drop-offs, and ignores the deadline structure of the bells. The rolling-horizon route search planned for November attacks exactly this, and the simulator now gives it a fixed benchmark.</w:t>
-      </w:r>
-    </w:p>
-    <w:p>
-      <w:pPr>
-        <w:keepNext/>
-        <w:spacing w:after="40" w:before="120" w:line="240"/>
-      </w:pPr>
-      <w:r>
-        <w:rPr>
-          <w:rFonts w:ascii="Times New Roman" w:cs="Times New Roman" w:eastAsia="PMingLiU" w:hAnsi="Times New Roman"/>
-          <w:b/>
-          <w:bCs/>
-          <w:color w:val="0000FF"/>
-          <w:sz w:val="24"/>
-          <w:szCs w:val="24"/>
-        </w:rPr>
-        <w:t xml:space="preserve">4. Progress, risks and next steps</w:t>
-      </w:r>
-    </w:p>
-    <w:p>
-      <w:pPr>
-        <w:spacing w:after="0" w:line="240"/>
-        <w:ind w:firstLine="288"/>
-        <w:jc w:val="both"/>
-      </w:pPr>
-      <w:r>
-        <w:rPr>
-          <w:rFonts w:ascii="Times New Roman" w:cs="Times New Roman" w:eastAsia="PMingLiU" w:hAnsi="Times New Roman"/>
-          <w:color w:val="0000FF"/>
-          <w:sz w:val="20"/>
-          <w:szCs w:val="20"/>
-        </w:rPr>
-        <w:t xml:space="preserve">Table 7 sets the numbers the proposal expected against what the midterm experiments gave. The predictor met every target, and transfer was easier than expected. The simulator numbers fall short of the proposal’s 50%, for three reasons that the next phase addresses: the planner is the greedy initial solution without route search; the replay contains only recorded rentals, so the demand that was lost at empty stations, which rebalancing would serve, is not yet counted; and the operator reference injects bikes without any truck constraint.</w:t>
-      </w:r>
-    </w:p>
-    <w:p>
-      <w:pPr>
-        <w:keepNext/>
-        <w:keepLines/>
-        <w:spacing w:after="50" w:before="100" w:line="220"/>
-        <w:jc w:val="both"/>
-      </w:pPr>
-      <w:r>
-        <w:rPr>
-          <w:rFonts w:ascii="Times New Roman" w:cs="Times New Roman" w:eastAsia="PMingLiU" w:hAnsi="Times New Roman"/>
-          <w:b/>
-          <w:bCs/>
-          <w:color w:val="0000FF"/>
-          <w:sz w:val="17"/>
-          <w:szCs w:val="17"/>
-        </w:rPr>
-        <w:t xml:space="preserve">Table 7. </w:t>
       </w:r>
       <w:r>
         <w:rPr>
@@ -13772,123 +10039,6 @@
     <w:p>
       <w:pPr>
         <w:keepNext/>
-        <w:spacing w:after="0" w:line="240"/>
-        <w:ind w:firstLine="288"/>
-        <w:jc w:val="both"/>
-      </w:pPr>
-      <w:r>
-        <w:rPr>
-          <w:rFonts w:ascii="Times New Roman" w:cs="Times New Roman" w:eastAsia="PMingLiU" w:hAnsi="Times New Roman"/>
-          <w:color w:val="0000FF"/>
-          <w:sz w:val="20"/>
-          <w:szCs w:val="20"/>
-        </w:rPr>
-        <w:t xml:space="preserve">Fig. 9 updates the schedule: data pipeline and demand reconstruction are complete, the predictor is trained and transferred ahead of plan, and the simulator exists two weeks early with the planner still greedy. None of the proposal’s three fallbacks was needed. Remaining work:</w:t>
-      </w:r>
-    </w:p>
-    <w:p>
-      <w:pPr>
-        <w:spacing w:after="0" w:line="240"/>
-        <w:ind w:left="300" w:hanging="180"/>
-        <w:jc w:val="both"/>
-      </w:pPr>
-      <w:r>
-        <w:rPr>
-          <w:rFonts w:ascii="Times New Roman" w:cs="Times New Roman" w:eastAsia="PMingLiU" w:hAnsi="Times New Roman"/>
-          <w:color w:val="0000FF"/>
-          <w:sz w:val="20"/>
-          <w:szCs w:val="20"/>
-        </w:rPr>
-        <w:t xml:space="preserve">– </w:t>
-      </w:r>
-      <w:r>
-        <w:rPr>
-          <w:rFonts w:ascii="Times New Roman" w:cs="Times New Roman" w:eastAsia="PMingLiU" w:hAnsi="Times New Roman"/>
-          <w:color w:val="0000FF"/>
-          <w:sz w:val="20"/>
-          <w:szCs w:val="20"/>
-        </w:rPr>
-        <w:t xml:space="preserve">the rolling-horizon planner with 2-opt / simulated annealing and multi-stop routes, evaluated in the same simulator;</w:t>
-      </w:r>
-    </w:p>
-    <w:p>
-      <w:pPr>
-        <w:spacing w:after="0" w:line="240"/>
-        <w:ind w:left="300" w:hanging="180"/>
-        <w:jc w:val="both"/>
-      </w:pPr>
-      <w:r>
-        <w:rPr>
-          <w:rFonts w:ascii="Times New Roman" w:cs="Times New Roman" w:eastAsia="PMingLiU" w:hAnsi="Times New Roman"/>
-          <w:color w:val="0000FF"/>
-          <w:sz w:val="20"/>
-          <w:szCs w:val="20"/>
-        </w:rPr>
-        <w:t xml:space="preserve">– </w:t>
-      </w:r>
-      <w:r>
-        <w:rPr>
-          <w:rFonts w:ascii="Times New Roman" w:cs="Times New Roman" w:eastAsia="PMingLiU" w:hAnsi="Times New Roman"/>
-          <w:color w:val="0000FF"/>
-          <w:sz w:val="20"/>
-          <w:szCs w:val="20"/>
-        </w:rPr>
-        <w:t xml:space="preserve">a two-sided (empty / full) label for the pre-bell cases where the predictor is weakest;</w:t>
-      </w:r>
-    </w:p>
-    <w:p>
-      <w:pPr>
-        <w:spacing w:after="0" w:line="240"/>
-        <w:ind w:left="300" w:hanging="180"/>
-        <w:jc w:val="both"/>
-      </w:pPr>
-      <w:r>
-        <w:rPr>
-          <w:rFonts w:ascii="Times New Roman" w:cs="Times New Roman" w:eastAsia="PMingLiU" w:hAnsi="Times New Roman"/>
-          <w:color w:val="0000FF"/>
-          <w:sz w:val="20"/>
-          <w:szCs w:val="20"/>
-        </w:rPr>
-        <w:t xml:space="preserve">– </w:t>
-      </w:r>
-      <w:r>
-        <w:rPr>
-          <w:rFonts w:ascii="Times New Roman" w:cs="Times New Roman" w:eastAsia="PMingLiU" w:hAnsi="Times New Roman"/>
-          <w:color w:val="0000FF"/>
-          <w:sz w:val="20"/>
-          <w:szCs w:val="20"/>
-        </w:rPr>
-        <w:t xml:space="preserve">imputing the censored demand of Sec. 3.3 into the replay, so that unmet rentals include riders who never found a bike;</w:t>
-      </w:r>
-    </w:p>
-    <w:p>
-      <w:pPr>
-        <w:spacing w:after="40" w:line="240"/>
-        <w:ind w:left="300" w:hanging="180"/>
-        <w:jc w:val="both"/>
-      </w:pPr>
-      <w:r>
-        <w:rPr>
-          <w:rFonts w:ascii="Times New Roman" w:cs="Times New Roman" w:eastAsia="PMingLiU" w:hAnsi="Times New Roman"/>
-          <w:color w:val="0000FF"/>
-          <w:sz w:val="20"/>
-          <w:szCs w:val="20"/>
-        </w:rPr>
-        <w:t xml:space="preserve">– </w:t>
-      </w:r>
-      <w:r>
-        <w:rPr>
-          <w:rFonts w:ascii="Times New Roman" w:cs="Times New Roman" w:eastAsia="PMingLiU" w:hAnsi="Times New Roman"/>
-          <w:color w:val="0000FF"/>
-          <w:sz w:val="20"/>
-          <w:szCs w:val="20"/>
-        </w:rPr>
-        <w:t xml:space="preserve">the live NSYSU demo (Fig. 10) and, after four more weeks of logging, a transfer study by week of local data.</w:t>
-      </w:r>
-    </w:p>
-    <w:p>
-      <w:pPr>
-        <w:keepNext/>
         <w:spacing w:after="40" w:before="120"/>
         <w:jc w:val="center"/>
       </w:pPr>
@@ -13911,7 +10061,7 @@
                     </pic:cNvPicPr>
                   </pic:nvPicPr>
                   <pic:blipFill>
-                    <a:blip r:embed="rId15" cstate="none"/>
+                    <a:blip r:embed="rId20" cstate="none"/>
                     <a:srcRect/>
                     <a:stretch>
                       <a:fillRect/>
@@ -13948,7 +10098,7 @@
           <w:sz w:val="17"/>
           <w:szCs w:val="17"/>
         </w:rPr>
-        <w:t xml:space="preserve">Figure 9. </w:t>
+        <w:t xml:space="preserve">Figure 14. </w:t>
       </w:r>
       <w:r>
         <w:rPr>
@@ -13962,6 +10112,7 @@
     </w:p>
     <w:p>
       <w:pPr>
+        <w:keepNext/>
         <w:spacing w:after="0" w:line="240"/>
         <w:ind w:firstLine="288"/>
         <w:jc w:val="both"/>
@@ -13973,7 +10124,107 @@
           <w:sz w:val="20"/>
           <w:szCs w:val="20"/>
         </w:rPr>
-        <w:t xml:space="preserve">Work division: 林沛霆 (PL) built the logger, the NTU pipeline, the replay simulator and this report; 陳佳晨 (JC) owns demand reconstruction, operator inference and its checks, the calibration and transfer studies and the bootstrap; 林詩穎 (SL) owns the predictor, the roll-out comparison, the horizon sweep, the ablations and the demo. All code, tables, model files, metrics and figures are in the public repository [17] under analysis/, with a README that rebuilds every table from the raw sources.</w:t>
+        <w:t xml:space="preserve">Fig. 14 updates the schedule: data pipeline and demand reconstruction are complete, the predictor is trained and transferred ahead of plan, and the simulator exists two weeks early with the planner still greedy. None of the proposal’s three fallbacks was needed. Remaining work:</w:t>
+      </w:r>
+    </w:p>
+    <w:p>
+      <w:pPr>
+        <w:spacing w:after="0" w:line="240"/>
+        <w:ind w:left="300" w:hanging="180"/>
+        <w:jc w:val="both"/>
+      </w:pPr>
+      <w:r>
+        <w:rPr>
+          <w:rFonts w:ascii="Times New Roman" w:cs="Times New Roman" w:eastAsia="PMingLiU" w:hAnsi="Times New Roman"/>
+          <w:color w:val="0000FF"/>
+          <w:sz w:val="20"/>
+          <w:szCs w:val="20"/>
+        </w:rPr>
+        <w:t xml:space="preserve">– </w:t>
+      </w:r>
+      <w:r>
+        <w:rPr>
+          <w:rFonts w:ascii="Times New Roman" w:cs="Times New Roman" w:eastAsia="PMingLiU" w:hAnsi="Times New Roman"/>
+          <w:color w:val="0000FF"/>
+          <w:sz w:val="20"/>
+          <w:szCs w:val="20"/>
+        </w:rPr>
+        <w:t xml:space="preserve">the rolling-horizon planner with 2-opt / simulated annealing and multi-stop routes, evaluated in the same simulator;</w:t>
+      </w:r>
+    </w:p>
+    <w:p>
+      <w:pPr>
+        <w:spacing w:after="0" w:line="240"/>
+        <w:ind w:left="300" w:hanging="180"/>
+        <w:jc w:val="both"/>
+      </w:pPr>
+      <w:r>
+        <w:rPr>
+          <w:rFonts w:ascii="Times New Roman" w:cs="Times New Roman" w:eastAsia="PMingLiU" w:hAnsi="Times New Roman"/>
+          <w:color w:val="0000FF"/>
+          <w:sz w:val="20"/>
+          <w:szCs w:val="20"/>
+        </w:rPr>
+        <w:t xml:space="preserve">– </w:t>
+      </w:r>
+      <w:r>
+        <w:rPr>
+          <w:rFonts w:ascii="Times New Roman" w:cs="Times New Roman" w:eastAsia="PMingLiU" w:hAnsi="Times New Roman"/>
+          <w:color w:val="0000FF"/>
+          <w:sz w:val="20"/>
+          <w:szCs w:val="20"/>
+        </w:rPr>
+        <w:t xml:space="preserve">a two-sided (empty / full) label for the pre-bell cases where the predictor is weakest;</w:t>
+      </w:r>
+    </w:p>
+    <w:p>
+      <w:pPr>
+        <w:spacing w:after="0" w:line="240"/>
+        <w:ind w:left="300" w:hanging="180"/>
+        <w:jc w:val="both"/>
+      </w:pPr>
+      <w:r>
+        <w:rPr>
+          <w:rFonts w:ascii="Times New Roman" w:cs="Times New Roman" w:eastAsia="PMingLiU" w:hAnsi="Times New Roman"/>
+          <w:color w:val="0000FF"/>
+          <w:sz w:val="20"/>
+          <w:szCs w:val="20"/>
+        </w:rPr>
+        <w:t xml:space="preserve">– </w:t>
+      </w:r>
+      <w:r>
+        <w:rPr>
+          <w:rFonts w:ascii="Times New Roman" w:cs="Times New Roman" w:eastAsia="PMingLiU" w:hAnsi="Times New Roman"/>
+          <w:color w:val="0000FF"/>
+          <w:sz w:val="20"/>
+          <w:szCs w:val="20"/>
+        </w:rPr>
+        <w:t xml:space="preserve">imputing the censored demand of Sec. 3.3 into the replay, so that unmet rentals include riders who never found a bike;</w:t>
+      </w:r>
+    </w:p>
+    <w:p>
+      <w:pPr>
+        <w:spacing w:after="40" w:line="240"/>
+        <w:ind w:left="300" w:hanging="180"/>
+        <w:jc w:val="both"/>
+      </w:pPr>
+      <w:r>
+        <w:rPr>
+          <w:rFonts w:ascii="Times New Roman" w:cs="Times New Roman" w:eastAsia="PMingLiU" w:hAnsi="Times New Roman"/>
+          <w:color w:val="0000FF"/>
+          <w:sz w:val="20"/>
+          <w:szCs w:val="20"/>
+        </w:rPr>
+        <w:t xml:space="preserve">– </w:t>
+      </w:r>
+      <w:r>
+        <w:rPr>
+          <w:rFonts w:ascii="Times New Roman" w:cs="Times New Roman" w:eastAsia="PMingLiU" w:hAnsi="Times New Roman"/>
+          <w:color w:val="0000FF"/>
+          <w:sz w:val="20"/>
+          <w:szCs w:val="20"/>
+        </w:rPr>
+        <w:t xml:space="preserve">the live NSYSU demo (Fig. 15) and, after four more weeks of logging, a transfer study by week of local data.</w:t>
       </w:r>
     </w:p>
     <w:p>
@@ -14001,7 +10252,7 @@
                     </pic:cNvPicPr>
                   </pic:nvPicPr>
                   <pic:blipFill>
-                    <a:blip r:embed="rId16" cstate="none"/>
+                    <a:blip r:embed="rId21" cstate="none"/>
                     <a:srcRect/>
                     <a:stretch>
                       <a:fillRect/>
@@ -14038,7 +10289,7 @@
           <w:sz w:val="17"/>
           <w:szCs w:val="17"/>
         </w:rPr>
-        <w:t xml:space="preserve">Figure 10. </w:t>
+        <w:t xml:space="preserve">Figure 15. </w:t>
       </w:r>
       <w:r>
         <w:rPr>
@@ -14047,6 +10298,22 @@
           <w:szCs w:val="17"/>
         </w:rPr>
         <w:t xml:space="preserve">Mock-up of the live NSYSU demo (real station positions and stock; probabilities and route illustrative).</w:t>
+      </w:r>
+    </w:p>
+    <w:p>
+      <w:pPr>
+        <w:spacing w:after="0" w:line="240"/>
+        <w:ind w:firstLine="288"/>
+        <w:jc w:val="both"/>
+      </w:pPr>
+      <w:r>
+        <w:rPr>
+          <w:rFonts w:ascii="Times New Roman" w:cs="Times New Roman" w:eastAsia="PMingLiU" w:hAnsi="Times New Roman"/>
+          <w:color w:val="0000FF"/>
+          <w:sz w:val="20"/>
+          <w:szCs w:val="20"/>
+        </w:rPr>
+        <w:t xml:space="preserve">Work division: 林沛霆 (PL) built the logger, the NTU pipeline, the replay simulator and this report; 陳佳晨 (JC) owns demand reconstruction, operator inference and its checks, the calibration and transfer studies and the bootstrap; 林詩穎 (SL) owns the predictor, the roll-out comparison, the horizon sweep, the ablations and the demo. All code, tables, model files, metrics and figures are in the public repository [17] under analysis/, with a README that rebuilds every table from the raw sources.</w:t>
       </w:r>
     </w:p>
     <w:p>
@@ -14069,7 +10336,7 @@
       <w:pPr>
         <w:spacing w:after="0" w:line="190"/>
         <w:ind w:left="260" w:hanging="260"/>
-        <w:jc w:val="both"/>
+        <w:jc w:val="left"/>
       </w:pPr>
       <w:r>
         <w:rPr>
@@ -14115,7 +10382,7 @@
       <w:pPr>
         <w:spacing w:after="0" w:line="190"/>
         <w:ind w:left="260" w:hanging="260"/>
-        <w:jc w:val="both"/>
+        <w:jc w:val="left"/>
       </w:pPr>
       <w:r>
         <w:rPr>
@@ -14299,7 +10566,7 @@
       <w:pPr>
         <w:spacing w:after="0" w:line="190"/>
         <w:ind w:left="260" w:hanging="260"/>
-        <w:jc w:val="both"/>
+        <w:jc w:val="left"/>
       </w:pPr>
       <w:r>
         <w:rPr>
@@ -14316,6 +10583,29 @@
           <w:szCs w:val="15"/>
         </w:rPr>
         <w:t xml:space="preserve">周欣儀. 臺大校總區周遭 YouBike 2.0 使用行為與調度優化研究. 碩士論文, 國立臺灣大學機械工程學系, 2025.</w:t>
+      </w:r>
+    </w:p>
+    <w:p>
+      <w:pPr>
+        <w:spacing w:after="0" w:line="190"/>
+        <w:ind w:left="260" w:hanging="260"/>
+        <w:jc w:val="left"/>
+      </w:pPr>
+      <w:r>
+        <w:rPr>
+          <w:rFonts w:ascii="Times New Roman" w:cs="Times New Roman" w:eastAsia="PMingLiU" w:hAnsi="Times New Roman"/>
+          <w:sz w:val="15"/>
+          <w:szCs w:val="15"/>
+        </w:rPr>
+        <w:t xml:space="preserve">[12] </w:t>
+      </w:r>
+      <w:r>
+        <w:rPr>
+          <w:rFonts w:ascii="Times New Roman" w:cs="Times New Roman" w:eastAsia="PMingLiU" w:hAnsi="Times New Roman"/>
+          <w:sz w:val="15"/>
+          <w:szCs w:val="15"/>
+        </w:rPr>
+        <w:t xml:space="preserve">YouBike 即時站點資料 (apis.youbike.com.tw); 交通部 TDX (tdx.transportdata.tw); 高雄市開放資料 kcgoa-00000595-e5c.</w:t>
       </w:r>
     </w:p>
     <w:p>
@@ -14327,18 +10617,20 @@
       <w:r>
         <w:rPr>
           <w:rFonts w:ascii="Times New Roman" w:cs="Times New Roman" w:eastAsia="PMingLiU" w:hAnsi="Times New Roman"/>
+          <w:color w:val="0000FF"/>
           <w:sz w:val="15"/>
           <w:szCs w:val="15"/>
         </w:rPr>
-        <w:t xml:space="preserve">[12] </w:t>
-      </w:r>
-      <w:r>
-        <w:rPr>
-          <w:rFonts w:ascii="Times New Roman" w:cs="Times New Roman" w:eastAsia="PMingLiU" w:hAnsi="Times New Roman"/>
+        <w:t xml:space="preserve">[13] </w:t>
+      </w:r>
+      <w:r>
+        <w:rPr>
+          <w:rFonts w:ascii="Times New Roman" w:cs="Times New Roman" w:eastAsia="PMingLiU" w:hAnsi="Times New Roman"/>
+          <w:color w:val="0000FF"/>
           <w:sz w:val="15"/>
           <w:szCs w:val="15"/>
         </w:rPr>
-        <w:t xml:space="preserve">YouBike 即時站點資料 (apis.youbike.com.tw); 交通部 TDX (tdx.transportdata.tw); 高雄市開放資料 kcgoa-00000595-e5c.</w:t>
+        <w:t xml:space="preserve">G. Ke et al. LightGBM: A highly efficient gradient boosting decision tree. In NeurIPS, 2017.</w:t>
       </w:r>
     </w:p>
     <w:p>
@@ -14354,7 +10646,7 @@
           <w:sz w:val="15"/>
           <w:szCs w:val="15"/>
         </w:rPr>
-        <w:t xml:space="preserve">[13] </w:t>
+        <w:t xml:space="preserve">[14] </w:t>
       </w:r>
       <w:r>
         <w:rPr>
@@ -14363,7 +10655,7 @@
           <w:sz w:val="15"/>
           <w:szCs w:val="15"/>
         </w:rPr>
-        <w:t xml:space="preserve">G. Ke et al. LightGBM: A highly efficient gradient boosting decision tree. In NeurIPS, 2017.</w:t>
+        <w:t xml:space="preserve">M. P. Naeini, G. Cooper, and M. Hauskrecht. Obtaining well calibrated probabilities using Bayesian binning. In AAAI, 2015.</w:t>
       </w:r>
     </w:p>
     <w:p>
@@ -14379,7 +10671,7 @@
           <w:sz w:val="15"/>
           <w:szCs w:val="15"/>
         </w:rPr>
-        <w:t xml:space="preserve">[14] </w:t>
+        <w:t xml:space="preserve">[15] </w:t>
       </w:r>
       <w:r>
         <w:rPr>
@@ -14388,7 +10680,7 @@
           <w:sz w:val="15"/>
           <w:szCs w:val="15"/>
         </w:rPr>
-        <w:t xml:space="preserve">M. P. Naeini, G. Cooper, and M. Hauskrecht. Obtaining well calibrated probabilities using Bayesian binning. In AAAI, 2015.</w:t>
+        <w:t xml:space="preserve">G. W. Brier. Verification of forecasts expressed in terms of probability. Monthly Weather Review, 78(1):1–3, 1950.</w:t>
       </w:r>
     </w:p>
     <w:p>
@@ -14404,7 +10696,7 @@
           <w:sz w:val="15"/>
           <w:szCs w:val="15"/>
         </w:rPr>
-        <w:t xml:space="preserve">[15] </w:t>
+        <w:t xml:space="preserve">[16] </w:t>
       </w:r>
       <w:r>
         <w:rPr>
@@ -14413,7 +10705,7 @@
           <w:sz w:val="15"/>
           <w:szCs w:val="15"/>
         </w:rPr>
-        <w:t xml:space="preserve">G. W. Brier. Verification of forecasts expressed in terms of probability. Monthly Weather Review, 78(1):1–3, 1950.</w:t>
+        <w:t xml:space="preserve">S. Kirkpatrick, C. D. Gelatt, and M. P. Vecchi. Optimization by simulated annealing. Science, 220(4598):671–680, 1983.</w:t>
       </w:r>
     </w:p>
     <w:p>
@@ -14429,7 +10721,7 @@
           <w:sz w:val="15"/>
           <w:szCs w:val="15"/>
         </w:rPr>
-        <w:t xml:space="preserve">[16] </w:t>
+        <w:t xml:space="preserve">[17] </w:t>
       </w:r>
       <w:r>
         <w:rPr>
@@ -14438,7 +10730,7 @@
           <w:sz w:val="15"/>
           <w:szCs w:val="15"/>
         </w:rPr>
-        <w:t xml:space="preserve">S. Kirkpatrick, C. D. Gelatt, and M. P. Vecchi. Optimization by simulated annealing. Science, 220(4598):671–680, 1983.</w:t>
+        <w:t xml:space="preserve">Group 54. nsysu-youbike-log: logger, analysis code and results, github.com/alexlin8888/nsysu-youbike-log, 2026.</w:t>
       </w:r>
     </w:p>
     <w:p>
@@ -14454,7 +10746,7 @@
           <w:sz w:val="15"/>
           <w:szCs w:val="15"/>
         </w:rPr>
-        <w:t xml:space="preserve">[17] </w:t>
+        <w:t xml:space="preserve">[18] </w:t>
       </w:r>
       <w:r>
         <w:rPr>
@@ -14463,7 +10755,7 @@
           <w:sz w:val="15"/>
           <w:szCs w:val="15"/>
         </w:rPr>
-        <w:t xml:space="preserve">Group 54. nsysu-youbike-log: logger, analysis code and results, github.com/alexlin8888/nsysu-youbike-log, 2026.</w:t>
+        <w:t xml:space="preserve">J. Schuijbroek, R. C. Hampshire, and W.-J. van Hoeve. Inventory rebalancing and vehicle routing in bike sharing systems. Eur. J. Oper. Res., 257(3):992–1004, 2017.</w:t>
       </w:r>
     </w:p>
     <w:p>
@@ -14479,7 +10771,7 @@
           <w:sz w:val="15"/>
           <w:szCs w:val="15"/>
         </w:rPr>
-        <w:t xml:space="preserve">[18] </w:t>
+        <w:t xml:space="preserve">[19] </w:t>
       </w:r>
       <w:r>
         <w:rPr>
@@ -14488,7 +10780,7 @@
           <w:sz w:val="15"/>
           <w:szCs w:val="15"/>
         </w:rPr>
-        <w:t xml:space="preserve">J. Schuijbroek, R. C. Hampshire, and W.-J. van Hoeve. Inventory rebalancing and vehicle routing in bike sharing systems. Eur. J. Oper. Res., 257(3):992–1004, 2017.</w:t>
+        <w:t xml:space="preserve">C. Fricker and N. Gast. Incentives and redistribution in homogeneous bike-sharing systems with stations of finite capacity. EURO J. Transp. Logist., 5(3):261–291, 2016.</w:t>
       </w:r>
     </w:p>
     <w:p>
@@ -14504,7 +10796,7 @@
           <w:sz w:val="15"/>
           <w:szCs w:val="15"/>
         </w:rPr>
-        <w:t xml:space="preserve">[19] </w:t>
+        <w:t xml:space="preserve">[20] </w:t>
       </w:r>
       <w:r>
         <w:rPr>
@@ -14513,7 +10805,7 @@
           <w:sz w:val="15"/>
           <w:szCs w:val="15"/>
         </w:rPr>
-        <w:t xml:space="preserve">C. Fricker and N. Gast. Incentives and redistribution in homogeneous bike-sharing systems with stations of finite capacity. EURO J. Transp. Logist., 5(3):261–291, 2016.</w:t>
+        <w:t xml:space="preserve">D. K. George and C. H. Xia. Fleet-sizing and service availability for a vehicle rental system via closed queueing networks. Eur. J. Oper. Res., 211(1):198–207, 2011.</w:t>
       </w:r>
     </w:p>
     <w:p>
@@ -14529,7 +10821,7 @@
           <w:sz w:val="15"/>
           <w:szCs w:val="15"/>
         </w:rPr>
-        <w:t xml:space="preserve">[20] </w:t>
+        <w:t xml:space="preserve">[21] </w:t>
       </w:r>
       <w:r>
         <w:rPr>
@@ -14538,7 +10830,7 @@
           <w:sz w:val="15"/>
           <w:szCs w:val="15"/>
         </w:rPr>
-        <w:t xml:space="preserve">D. K. George and C. H. Xia. Fleet-sizing and service availability for a vehicle rental system via closed queueing networks. Eur. J. Oper. Res., 211(1):198–207, 2011.</w:t>
+        <w:t xml:space="preserve">B. Zadrozny and C. Elkan. Transforming classifier scores into accurate multiclass probability estimates. In KDD, 2002.</w:t>
       </w:r>
     </w:p>
     <w:p>
@@ -14554,7 +10846,7 @@
           <w:sz w:val="15"/>
           <w:szCs w:val="15"/>
         </w:rPr>
-        <w:t xml:space="preserve">[21] </w:t>
+        <w:t xml:space="preserve">[22] </w:t>
       </w:r>
       <w:r>
         <w:rPr>
@@ -14563,7 +10855,7 @@
           <w:sz w:val="15"/>
           <w:szCs w:val="15"/>
         </w:rPr>
-        <w:t xml:space="preserve">B. Zadrozny and C. Elkan. Transforming classifier scores into accurate multiclass probability estimates. In KDD, 2002.</w:t>
+        <w:t xml:space="preserve">B. Efron and R. J. Tibshirani. An Introduction to the Bootstrap. Chapman &amp; Hall, 1993.</w:t>
       </w:r>
     </w:p>
     <w:p>
@@ -14579,7 +10871,7 @@
           <w:sz w:val="15"/>
           <w:szCs w:val="15"/>
         </w:rPr>
-        <w:t xml:space="preserve">[22] </w:t>
+        <w:t xml:space="preserve">[23] </w:t>
       </w:r>
       <w:r>
         <w:rPr>
@@ -14588,7 +10880,7 @@
           <w:sz w:val="15"/>
           <w:szCs w:val="15"/>
         </w:rPr>
-        <w:t xml:space="preserve">B. Efron and R. J. Tibshirani. An Introduction to the Bootstrap. Chapman &amp; Hall, 1993.</w:t>
+        <w:t xml:space="preserve">L. Chen et al. Dynamic cluster-based over-demand prediction in bike sharing systems. In UbiComp, 2016.</w:t>
       </w:r>
     </w:p>
     <w:p>
@@ -14604,7 +10896,7 @@
           <w:sz w:val="15"/>
           <w:szCs w:val="15"/>
         </w:rPr>
-        <w:t xml:space="preserve">[23] </w:t>
+        <w:t xml:space="preserve">[24] </w:t>
       </w:r>
       <w:r>
         <w:rPr>
@@ -14613,7 +10905,7 @@
           <w:sz w:val="15"/>
           <w:szCs w:val="15"/>
         </w:rPr>
-        <w:t xml:space="preserve">L. Chen et al. Dynamic cluster-based over-demand prediction in bike sharing systems. In UbiComp, 2016.</w:t>
+        <w:t xml:space="preserve">E. O’Mahony and D. B. Shmoys. Data analysis and optimization for (Citi)Bike sharing. In AAAI, 2015.</w:t>
       </w:r>
     </w:p>
     <w:p>
@@ -14629,7 +10921,7 @@
           <w:sz w:val="15"/>
           <w:szCs w:val="15"/>
         </w:rPr>
-        <w:t xml:space="preserve">[24] </w:t>
+        <w:t xml:space="preserve">[25] </w:t>
       </w:r>
       <w:r>
         <w:rPr>
@@ -14638,14 +10930,14 @@
           <w:sz w:val="15"/>
           <w:szCs w:val="15"/>
         </w:rPr>
-        <w:t xml:space="preserve">E. O’Mahony and D. B. Shmoys. Data analysis and optimization for (Citi)Bike sharing. In AAAI, 2015.</w:t>
+        <w:t xml:space="preserve">Y. Li, Y. Zheng, H. Zhang, and L. Chen. Traffic prediction in a bike-sharing system. In ACM SIGSPATIAL, 2015.</w:t>
       </w:r>
     </w:p>
     <w:p>
       <w:pPr>
         <w:spacing w:after="0" w:line="190"/>
         <w:ind w:left="260" w:hanging="260"/>
-        <w:jc w:val="both"/>
+        <w:jc w:val="left"/>
       </w:pPr>
       <w:r>
         <w:rPr>
@@ -14654,7 +10946,7 @@
           <w:sz w:val="15"/>
           <w:szCs w:val="15"/>
         </w:rPr>
-        <w:t xml:space="preserve">[25] </w:t>
+        <w:t xml:space="preserve">[26] </w:t>
       </w:r>
       <w:r>
         <w:rPr>
@@ -14663,39 +10955,14 @@
           <w:sz w:val="15"/>
           <w:szCs w:val="15"/>
         </w:rPr>
-        <w:t xml:space="preserve">Y. Li, Y. Zheng, H. Zhang, and L. Chen. Traffic prediction in a bike-sharing system. In ACM SIGSPATIAL, 2015.</w:t>
+        <w:t xml:space="preserve">嚴文廷. 維繫台北街道的微笑風景──YouBike 調度員與維修員的工作日常. 報導者, 6 Apr. 2024.</w:t>
       </w:r>
     </w:p>
     <w:p>
       <w:pPr>
         <w:spacing w:after="0" w:line="190"/>
         <w:ind w:left="260" w:hanging="260"/>
-        <w:jc w:val="both"/>
-      </w:pPr>
-      <w:r>
-        <w:rPr>
-          <w:rFonts w:ascii="Times New Roman" w:cs="Times New Roman" w:eastAsia="PMingLiU" w:hAnsi="Times New Roman"/>
-          <w:color w:val="0000FF"/>
-          <w:sz w:val="15"/>
-          <w:szCs w:val="15"/>
-        </w:rPr>
-        <w:t xml:space="preserve">[26] </w:t>
-      </w:r>
-      <w:r>
-        <w:rPr>
-          <w:rFonts w:ascii="Times New Roman" w:cs="Times New Roman" w:eastAsia="PMingLiU" w:hAnsi="Times New Roman"/>
-          <w:color w:val="0000FF"/>
-          <w:sz w:val="15"/>
-          <w:szCs w:val="15"/>
-        </w:rPr>
-        <w:t xml:space="preserve">嚴文廷. 維繫台北街道的微笑風景──YouBike 調度員與維修員的工作日常. 報導者, 6 Apr. 2024.</w:t>
-      </w:r>
-    </w:p>
-    <w:p>
-      <w:pPr>
-        <w:spacing w:after="0" w:line="190"/>
-        <w:ind w:left="260" w:hanging="260"/>
-        <w:jc w:val="both"/>
+        <w:jc w:val="left"/>
       </w:pPr>
       <w:r>
         <w:rPr>

--- a/report/HW3_54.docx
+++ b/report/HW3_54.docx
@@ -9,7 +9,7 @@
       </w:pPr>
       <w:r>
         <w:rPr>
-          <w:rFonts w:ascii="Times New Roman" w:cs="Times New Roman" w:eastAsia="PMingLiU" w:hAnsi="Times New Roman"/>
+          <w:rFonts w:ascii="Times New Roman" w:cs="Times New Roman" w:eastAsia="標楷體" w:hAnsi="Times New Roman"/>
           <w:b/>
           <w:bCs/>
           <w:sz w:val="28"/>
@@ -25,7 +25,7 @@
       </w:pPr>
       <w:r>
         <w:rPr>
-          <w:rFonts w:ascii="Times New Roman" w:cs="Times New Roman" w:eastAsia="PMingLiU" w:hAnsi="Times New Roman"/>
+          <w:rFonts w:ascii="Times New Roman" w:cs="Times New Roman" w:eastAsia="標楷體" w:hAnsi="Times New Roman"/>
           <w:color w:val="0000FF"/>
           <w:sz w:val="20"/>
           <w:szCs w:val="20"/>
@@ -34,7 +34,7 @@
       </w:r>
       <w:r>
         <w:rPr>
-          <w:rFonts w:ascii="Times New Roman" w:cs="Times New Roman" w:eastAsia="PMingLiU" w:hAnsi="Times New Roman"/>
+          <w:rFonts w:ascii="Times New Roman" w:cs="Times New Roman" w:eastAsia="標楷體" w:hAnsi="Times New Roman"/>
           <w:i/>
           <w:iCs/>
           <w:color w:val="0000FF"/>
@@ -51,7 +51,7 @@
       </w:pPr>
       <w:r>
         <w:rPr>
-          <w:rFonts w:ascii="Times New Roman" w:cs="Times New Roman" w:eastAsia="PMingLiU" w:hAnsi="Times New Roman"/>
+          <w:rFonts w:ascii="Times New Roman" w:cs="Times New Roman" w:eastAsia="標楷體" w:hAnsi="Times New Roman"/>
           <w:b/>
           <w:bCs/>
           <w:sz w:val="21"/>
@@ -67,7 +67,7 @@
       </w:pPr>
       <w:r>
         <w:rPr>
-          <w:rFonts w:ascii="Times New Roman" w:cs="Times New Roman" w:eastAsia="PMingLiU" w:hAnsi="Times New Roman"/>
+          <w:rFonts w:ascii="Times New Roman" w:cs="Times New Roman" w:eastAsia="標楷體" w:hAnsi="Times New Roman"/>
           <w:sz w:val="21"/>
           <w:szCs w:val="21"/>
         </w:rPr>
@@ -92,7 +92,7 @@
       </w:pPr>
       <w:r>
         <w:rPr>
-          <w:rFonts w:ascii="Times New Roman" w:cs="Times New Roman" w:eastAsia="PMingLiU" w:hAnsi="Times New Roman"/>
+          <w:rFonts w:ascii="Times New Roman" w:cs="Times New Roman" w:eastAsia="標楷體" w:hAnsi="Times New Roman"/>
           <w:b/>
           <w:bCs/>
           <w:sz w:val="24"/>
@@ -109,7 +109,7 @@
       </w:pPr>
       <w:r>
         <w:rPr>
-          <w:rFonts w:ascii="Times New Roman" w:cs="Times New Roman" w:eastAsia="PMingLiU" w:hAnsi="Times New Roman"/>
+          <w:rFonts w:ascii="Times New Roman" w:cs="Times New Roman" w:eastAsia="標楷體" w:hAnsi="Times New Roman"/>
           <w:i/>
           <w:iCs/>
           <w:sz w:val="20"/>
@@ -119,14 +119,14 @@
       </w:r>
       <w:r>
         <w:rPr>
-          <w:rFonts w:ascii="Times New Roman" w:cs="Times New Roman" w:eastAsia="PMingLiU" w:hAnsi="Times New Roman"/>
-          <w:i/>
-          <w:iCs/>
-          <w:color w:val="0000FF"/>
-          <w:sz w:val="20"/>
-          <w:szCs w:val="20"/>
-        </w:rPr>
-        <w:t xml:space="preserve">This midterm report delivers stages (i)–(iii) on real data. A logger has recorded the 309 stations within 5 km of NSYSU every 10 minutes since 1 October; on teaching days the eight campus stations fall from 193 bikes at 10:00 to 7 at 18:00, and 55% of the campus stock leaves within 20 minutes of the 12:00 bell. On 10 months of Taipei trips and 295 days of 10-minute inventory for 144 stations around NTU, our reconciliation recovers the operator’s truck moves (R² = 0.98) and shows that observed rentals understate demand by up to 2× at campus stations in the evening. A gradient-boosting predictor reaches AUC 0.93 and ECE 0.012 at a 30-minute horizon on three held-out months, keeps AUC 0.90 at two hours, and transfers to NSYSU zero-shot (AUC 0.93 on 309 stations, 0.94 on campus). The course catalogue explains which bells drain the campus (ρ = 0.59) but adds no measurable AUC as a feature. The proposal’s Poisson roll-out, implemented exactly as a birth–death chain, reaches AUC 0.895; censoring correction improves it at every horizon, but it misses that an empty station rarely refills, which the classifier learns. A discrete-event replay simulator with greedy truck policies avoids 7%, 17% and 27% of unmet rentals with 1, 3 and 6 trucks. The route-search planner and the live NSYSU demo are the remaining work.</w:t>
+          <w:rFonts w:ascii="Times New Roman" w:cs="Times New Roman" w:eastAsia="標楷體" w:hAnsi="Times New Roman"/>
+          <w:i/>
+          <w:iCs/>
+          <w:color w:val="0000FF"/>
+          <w:sz w:val="20"/>
+          <w:szCs w:val="20"/>
+        </w:rPr>
+        <w:t xml:space="preserve">This midterm report delivers stages (i)–(iii) on real data. A logger has recorded the 309 stations within 5 km of NSYSU every 10 minutes since 1 October; on teaching days the eight campus stations fall from 193 bikes at 10:00 to 7 at 18:00, and 55% of the campus stock leaves within 20 minutes of the 12:00 bell. On 10 months of Taipei trips and 295 days of 10-minute inventory for 144 stations around NTU, our reconciliation recovers the operator’s truck moves (R² = 0.98) and shows that observed rentals understate demand by up to 2× at campus stations in the evening. A gradient-boosting predictor reaches AUC 0.93 and ECE 0.012 at a 30-minute horizon on three held-out months, keeps AUC 0.90 at two hours, and transfers to NSYSU zero-shot (AUC 0.93 on 309 stations, 0.94 on campus). The course catalogue explains which bells drain the campus (ρ = 0.59) but adds no measurable AUC as a feature. The proposal’s Poisson roll-out, implemented exactly as a birth–death chain, ranks below the classifier (AUC 0.895) because it misses that an empty station rarely refills, but it prices every stock level: in a replay of real trips, a route search built on it avoids 13%, 30% and 45% of unmet rentals with 1, 3 and 6 trucks, against at most 27% for greedy policies. The live NSYSU demo is the remaining work.</w:t>
       </w:r>
     </w:p>
     <w:tbl>
@@ -168,7 +168,7 @@
             </w:pPr>
             <w:r>
               <w:rPr>
-                <w:rFonts w:ascii="Times New Roman" w:cs="Times New Roman" w:eastAsia="PMingLiU" w:hAnsi="Times New Roman"/>
+                <w:rFonts w:ascii="Times New Roman" w:cs="Times New Roman" w:eastAsia="標楷體" w:hAnsi="Times New Roman"/>
                 <w:b/>
                 <w:bCs/>
                 <w:color w:val="0000FF"/>
@@ -187,7 +187,7 @@
             </w:pPr>
             <w:r>
               <w:rPr>
-                <w:rFonts w:ascii="Times New Roman" w:cs="Times New Roman" w:eastAsia="PMingLiU" w:hAnsi="Times New Roman"/>
+                <w:rFonts w:ascii="Times New Roman" w:cs="Times New Roman" w:eastAsia="標楷體" w:hAnsi="Times New Roman"/>
                 <w:color w:val="0000FF"/>
                 <w:sz w:val="15"/>
                 <w:szCs w:val="15"/>
@@ -204,7 +204,7 @@
             </w:pPr>
             <w:r>
               <w:rPr>
-                <w:rFonts w:ascii="Times New Roman" w:cs="Times New Roman" w:eastAsia="PMingLiU" w:hAnsi="Times New Roman"/>
+                <w:rFonts w:ascii="Times New Roman" w:cs="Times New Roman" w:eastAsia="標楷體" w:hAnsi="Times New Roman"/>
                 <w:color w:val="0000FF"/>
                 <w:sz w:val="15"/>
                 <w:szCs w:val="15"/>
@@ -221,7 +221,7 @@
             </w:pPr>
             <w:r>
               <w:rPr>
-                <w:rFonts w:ascii="Times New Roman" w:cs="Times New Roman" w:eastAsia="PMingLiU" w:hAnsi="Times New Roman"/>
+                <w:rFonts w:ascii="Times New Roman" w:cs="Times New Roman" w:eastAsia="標楷體" w:hAnsi="Times New Roman"/>
                 <w:color w:val="0000FF"/>
                 <w:sz w:val="15"/>
                 <w:szCs w:val="15"/>
@@ -238,7 +238,7 @@
             </w:pPr>
             <w:r>
               <w:rPr>
-                <w:rFonts w:ascii="Times New Roman" w:cs="Times New Roman" w:eastAsia="PMingLiU" w:hAnsi="Times New Roman"/>
+                <w:rFonts w:ascii="Times New Roman" w:cs="Times New Roman" w:eastAsia="標楷體" w:hAnsi="Times New Roman"/>
                 <w:color w:val="0000FF"/>
                 <w:sz w:val="15"/>
                 <w:szCs w:val="15"/>
@@ -255,7 +255,7 @@
             </w:pPr>
             <w:r>
               <w:rPr>
-                <w:rFonts w:ascii="Times New Roman" w:cs="Times New Roman" w:eastAsia="PMingLiU" w:hAnsi="Times New Roman"/>
+                <w:rFonts w:ascii="Times New Roman" w:cs="Times New Roman" w:eastAsia="標楷體" w:hAnsi="Times New Roman"/>
                 <w:color w:val="0000FF"/>
                 <w:sz w:val="15"/>
                 <w:szCs w:val="15"/>
@@ -272,12 +272,12 @@
             </w:pPr>
             <w:r>
               <w:rPr>
-                <w:rFonts w:ascii="Times New Roman" w:cs="Times New Roman" w:eastAsia="PMingLiU" w:hAnsi="Times New Roman"/>
+                <w:rFonts w:ascii="Times New Roman" w:cs="Times New Roman" w:eastAsia="標楷體" w:hAnsi="Times New Roman"/>
                 <w:color w:val="0000FF"/>
                 <w:sz w:val="15"/>
                 <w:szCs w:val="15"/>
               </w:rPr>
-              <w:t xml:space="preserve">6. Replay simulator: four policies, 1/3/6 trucks, 28 days (Secs. 2.6, 3.6).</w:t>
+              <w:t xml:space="preserve">6. Simulator and route-search planner, 1/3/6 trucks (Secs. 2.6, 3.6).</w:t>
             </w:r>
           </w:p>
           <w:p>
@@ -289,12 +289,12 @@
             </w:pPr>
             <w:r>
               <w:rPr>
-                <w:rFonts w:ascii="Times New Roman" w:cs="Times New Roman" w:eastAsia="PMingLiU" w:hAnsi="Times New Roman"/>
+                <w:rFonts w:ascii="Times New Roman" w:cs="Times New Roman" w:eastAsia="標楷體" w:hAnsi="Times New Roman"/>
                 <w:color w:val="0000FF"/>
                 <w:sz w:val="15"/>
                 <w:szCs w:val="15"/>
               </w:rPr>
-              <w:t xml:space="preserve">Not yet done: route search, censored-demand replay, live demo (Sec. 4).</w:t>
+              <w:t xml:space="preserve">Not yet done: censored-demand replay, live demo (Sec. 4).</w:t>
             </w:r>
           </w:p>
         </w:tc>
@@ -306,7 +306,7 @@
       </w:pPr>
       <w:r>
         <w:rPr>
-          <w:rFonts w:ascii="Times New Roman" w:cs="Times New Roman" w:eastAsia="PMingLiU" w:hAnsi="Times New Roman"/>
+          <w:rFonts w:ascii="Times New Roman" w:cs="Times New Roman" w:eastAsia="標楷體" w:hAnsi="Times New Roman"/>
           <w:sz w:val="6"/>
           <w:szCs w:val="6"/>
         </w:rPr>
@@ -320,7 +320,7 @@
       </w:pPr>
       <w:r>
         <w:rPr>
-          <w:rFonts w:ascii="Times New Roman" w:cs="Times New Roman" w:eastAsia="PMingLiU" w:hAnsi="Times New Roman"/>
+          <w:rFonts w:ascii="Times New Roman" w:cs="Times New Roman" w:eastAsia="標楷體" w:hAnsi="Times New Roman"/>
           <w:b/>
           <w:bCs/>
           <w:sz w:val="24"/>
@@ -336,7 +336,7 @@
       </w:pPr>
       <w:r>
         <w:rPr>
-          <w:rFonts w:ascii="Times New Roman" w:cs="Times New Roman" w:eastAsia="PMingLiU" w:hAnsi="Times New Roman"/>
+          <w:rFonts w:ascii="Times New Roman" w:cs="Times New Roman" w:eastAsia="標楷體" w:hAnsi="Times New Roman"/>
           <w:b/>
           <w:bCs/>
           <w:sz w:val="22"/>
@@ -353,7 +353,7 @@
       </w:pPr>
       <w:r>
         <w:rPr>
-          <w:rFonts w:ascii="Times New Roman" w:cs="Times New Roman" w:eastAsia="PMingLiU" w:hAnsi="Times New Roman"/>
+          <w:rFonts w:ascii="Times New Roman" w:cs="Times New Roman" w:eastAsia="標楷體" w:hAnsi="Times New Roman"/>
           <w:sz w:val="20"/>
           <w:szCs w:val="20"/>
         </w:rPr>
@@ -361,7 +361,7 @@
       </w:r>
       <w:r>
         <w:rPr>
-          <w:rFonts w:ascii="Times New Roman" w:cs="Times New Roman" w:eastAsia="PMingLiU" w:hAnsi="Times New Roman"/>
+          <w:rFonts w:ascii="Times New Roman" w:cs="Times New Roman" w:eastAsia="標楷體" w:hAnsi="Times New Roman"/>
           <w:color w:val="0000FF"/>
           <w:sz w:val="20"/>
           <w:szCs w:val="20"/>
@@ -424,7 +424,7 @@
       </w:pPr>
       <w:r>
         <w:rPr>
-          <w:rFonts w:ascii="Times New Roman" w:cs="Times New Roman" w:eastAsia="PMingLiU" w:hAnsi="Times New Roman"/>
+          <w:rFonts w:ascii="Times New Roman" w:cs="Times New Roman" w:eastAsia="標楷體" w:hAnsi="Times New Roman"/>
           <w:b/>
           <w:bCs/>
           <w:sz w:val="17"/>
@@ -434,7 +434,7 @@
       </w:r>
       <w:r>
         <w:rPr>
-          <w:rFonts w:ascii="Times New Roman" w:cs="Times New Roman" w:eastAsia="PMingLiU" w:hAnsi="Times New Roman"/>
+          <w:rFonts w:ascii="Times New Roman" w:cs="Times New Roman" w:eastAsia="標楷體" w:hAnsi="Times New Roman"/>
           <w:sz w:val="17"/>
           <w:szCs w:val="17"/>
         </w:rPr>
@@ -448,7 +448,7 @@
       </w:pPr>
       <w:r>
         <w:rPr>
-          <w:rFonts w:ascii="Times New Roman" w:cs="Times New Roman" w:eastAsia="PMingLiU" w:hAnsi="Times New Roman"/>
+          <w:rFonts w:ascii="Times New Roman" w:cs="Times New Roman" w:eastAsia="標楷體" w:hAnsi="Times New Roman"/>
           <w:b/>
           <w:bCs/>
           <w:sz w:val="22"/>
@@ -465,7 +465,7 @@
       </w:pPr>
       <w:r>
         <w:rPr>
-          <w:rFonts w:ascii="Times New Roman" w:cs="Times New Roman" w:eastAsia="PMingLiU" w:hAnsi="Times New Roman"/>
+          <w:rFonts w:ascii="Times New Roman" w:cs="Times New Roman" w:eastAsia="標楷體" w:hAnsi="Times New Roman"/>
           <w:sz w:val="20"/>
           <w:szCs w:val="20"/>
         </w:rPr>
@@ -473,7 +473,7 @@
       </w:r>
       <w:r>
         <w:rPr>
-          <w:rFonts w:ascii="Times New Roman" w:cs="Times New Roman" w:eastAsia="PMingLiU" w:hAnsi="Times New Roman"/>
+          <w:rFonts w:ascii="Times New Roman" w:cs="Times New Roman" w:eastAsia="標楷體" w:hAnsi="Times New Roman"/>
           <w:i/>
           <w:iCs/>
           <w:sz w:val="20"/>
@@ -483,7 +483,7 @@
       </w:r>
       <w:r>
         <w:rPr>
-          <w:rFonts w:ascii="Times New Roman" w:cs="Times New Roman" w:eastAsia="PMingLiU" w:hAnsi="Times New Roman"/>
+          <w:rFonts w:ascii="Times New Roman" w:cs="Times New Roman" w:eastAsia="標楷體" w:hAnsi="Times New Roman"/>
           <w:sz w:val="20"/>
           <w:szCs w:val="20"/>
         </w:rPr>
@@ -491,7 +491,7 @@
       </w:r>
       <w:r>
         <w:rPr>
-          <w:rFonts w:ascii="Times New Roman" w:cs="Times New Roman" w:eastAsia="PMingLiU" w:hAnsi="Times New Roman"/>
+          <w:rFonts w:ascii="Times New Roman" w:cs="Times New Roman" w:eastAsia="標楷體" w:hAnsi="Times New Roman"/>
           <w:i/>
           <w:iCs/>
           <w:sz w:val="20"/>
@@ -501,7 +501,7 @@
       </w:r>
       <w:r>
         <w:rPr>
-          <w:rFonts w:ascii="Times New Roman" w:cs="Times New Roman" w:eastAsia="PMingLiU" w:hAnsi="Times New Roman"/>
+          <w:rFonts w:ascii="Times New Roman" w:cs="Times New Roman" w:eastAsia="標楷體" w:hAnsi="Times New Roman"/>
           <w:sz w:val="20"/>
           <w:szCs w:val="20"/>
           <w:vertAlign w:val="subscript"/>
@@ -510,7 +510,7 @@
       </w:r>
       <w:r>
         <w:rPr>
-          <w:rFonts w:ascii="Times New Roman" w:cs="Times New Roman" w:eastAsia="PMingLiU" w:hAnsi="Times New Roman"/>
+          <w:rFonts w:ascii="Times New Roman" w:cs="Times New Roman" w:eastAsia="標楷體" w:hAnsi="Times New Roman"/>
           <w:sz w:val="20"/>
           <w:szCs w:val="20"/>
         </w:rPr>
@@ -518,7 +518,7 @@
       </w:r>
       <w:r>
         <w:rPr>
-          <w:rFonts w:ascii="Times New Roman" w:cs="Times New Roman" w:eastAsia="PMingLiU" w:hAnsi="Times New Roman"/>
+          <w:rFonts w:ascii="Times New Roman" w:cs="Times New Roman" w:eastAsia="標楷體" w:hAnsi="Times New Roman"/>
           <w:i/>
           <w:iCs/>
           <w:sz w:val="20"/>
@@ -528,7 +528,7 @@
       </w:r>
       <w:r>
         <w:rPr>
-          <w:rFonts w:ascii="Times New Roman" w:cs="Times New Roman" w:eastAsia="PMingLiU" w:hAnsi="Times New Roman"/>
+          <w:rFonts w:ascii="Times New Roman" w:cs="Times New Roman" w:eastAsia="標楷體" w:hAnsi="Times New Roman"/>
           <w:sz w:val="20"/>
           <w:szCs w:val="20"/>
           <w:vertAlign w:val="subscript"/>
@@ -537,7 +537,7 @@
       </w:r>
       <w:r>
         <w:rPr>
-          <w:rFonts w:ascii="Times New Roman" w:cs="Times New Roman" w:eastAsia="PMingLiU" w:hAnsi="Times New Roman"/>
+          <w:rFonts w:ascii="Times New Roman" w:cs="Times New Roman" w:eastAsia="標楷體" w:hAnsi="Times New Roman"/>
           <w:sz w:val="20"/>
           <w:szCs w:val="20"/>
         </w:rPr>
@@ -545,7 +545,7 @@
       </w:r>
       <w:r>
         <w:rPr>
-          <w:rFonts w:ascii="Times New Roman" w:cs="Times New Roman" w:eastAsia="PMingLiU" w:hAnsi="Times New Roman"/>
+          <w:rFonts w:ascii="Times New Roman" w:cs="Times New Roman" w:eastAsia="標楷體" w:hAnsi="Times New Roman"/>
           <w:i/>
           <w:iCs/>
           <w:sz w:val="20"/>
@@ -555,7 +555,7 @@
       </w:r>
       <w:r>
         <w:rPr>
-          <w:rFonts w:ascii="Times New Roman" w:cs="Times New Roman" w:eastAsia="PMingLiU" w:hAnsi="Times New Roman"/>
+          <w:rFonts w:ascii="Times New Roman" w:cs="Times New Roman" w:eastAsia="標楷體" w:hAnsi="Times New Roman"/>
           <w:sz w:val="20"/>
           <w:szCs w:val="20"/>
         </w:rPr>
@@ -563,7 +563,7 @@
       </w:r>
       <w:r>
         <w:rPr>
-          <w:rFonts w:ascii="Times New Roman" w:cs="Times New Roman" w:eastAsia="PMingLiU" w:hAnsi="Times New Roman"/>
+          <w:rFonts w:ascii="Times New Roman" w:cs="Times New Roman" w:eastAsia="標楷體" w:hAnsi="Times New Roman"/>
           <w:i/>
           <w:iCs/>
           <w:sz w:val="20"/>
@@ -573,7 +573,7 @@
       </w:r>
       <w:r>
         <w:rPr>
-          <w:rFonts w:ascii="Times New Roman" w:cs="Times New Roman" w:eastAsia="PMingLiU" w:hAnsi="Times New Roman"/>
+          <w:rFonts w:ascii="Times New Roman" w:cs="Times New Roman" w:eastAsia="標楷體" w:hAnsi="Times New Roman"/>
           <w:sz w:val="20"/>
           <w:szCs w:val="20"/>
           <w:vertAlign w:val="subscript"/>
@@ -582,7 +582,7 @@
       </w:r>
       <w:r>
         <w:rPr>
-          <w:rFonts w:ascii="Times New Roman" w:cs="Times New Roman" w:eastAsia="PMingLiU" w:hAnsi="Times New Roman"/>
+          <w:rFonts w:ascii="Times New Roman" w:cs="Times New Roman" w:eastAsia="標楷體" w:hAnsi="Times New Roman"/>
           <w:sz w:val="20"/>
           <w:szCs w:val="20"/>
         </w:rPr>
@@ -590,7 +590,7 @@
       </w:r>
       <w:r>
         <w:rPr>
-          <w:rFonts w:ascii="Times New Roman" w:cs="Times New Roman" w:eastAsia="PMingLiU" w:hAnsi="Times New Roman"/>
+          <w:rFonts w:ascii="Times New Roman" w:cs="Times New Roman" w:eastAsia="標楷體" w:hAnsi="Times New Roman"/>
           <w:i/>
           <w:iCs/>
           <w:sz w:val="20"/>
@@ -600,7 +600,7 @@
       </w:r>
       <w:r>
         <w:rPr>
-          <w:rFonts w:ascii="Times New Roman" w:cs="Times New Roman" w:eastAsia="PMingLiU" w:hAnsi="Times New Roman"/>
+          <w:rFonts w:ascii="Times New Roman" w:cs="Times New Roman" w:eastAsia="標楷體" w:hAnsi="Times New Roman"/>
           <w:sz w:val="20"/>
           <w:szCs w:val="20"/>
         </w:rPr>
@@ -608,7 +608,7 @@
       </w:r>
       <w:r>
         <w:rPr>
-          <w:rFonts w:ascii="Times New Roman" w:cs="Times New Roman" w:eastAsia="PMingLiU" w:hAnsi="Times New Roman"/>
+          <w:rFonts w:ascii="Times New Roman" w:cs="Times New Roman" w:eastAsia="標楷體" w:hAnsi="Times New Roman"/>
           <w:i/>
           <w:iCs/>
           <w:sz w:val="20"/>
@@ -618,7 +618,7 @@
       </w:r>
       <w:r>
         <w:rPr>
-          <w:rFonts w:ascii="Times New Roman" w:cs="Times New Roman" w:eastAsia="PMingLiU" w:hAnsi="Times New Roman"/>
+          <w:rFonts w:ascii="Times New Roman" w:cs="Times New Roman" w:eastAsia="標楷體" w:hAnsi="Times New Roman"/>
           <w:sz w:val="20"/>
           <w:szCs w:val="20"/>
           <w:vertAlign w:val="subscript"/>
@@ -627,7 +627,7 @@
       </w:r>
       <w:r>
         <w:rPr>
-          <w:rFonts w:ascii="Times New Roman" w:cs="Times New Roman" w:eastAsia="PMingLiU" w:hAnsi="Times New Roman"/>
+          <w:rFonts w:ascii="Times New Roman" w:cs="Times New Roman" w:eastAsia="標楷體" w:hAnsi="Times New Roman"/>
           <w:sz w:val="20"/>
           <w:szCs w:val="20"/>
         </w:rPr>
@@ -635,7 +635,7 @@
       </w:r>
       <w:r>
         <w:rPr>
-          <w:rFonts w:ascii="Times New Roman" w:cs="Times New Roman" w:eastAsia="PMingLiU" w:hAnsi="Times New Roman"/>
+          <w:rFonts w:ascii="Times New Roman" w:cs="Times New Roman" w:eastAsia="標楷體" w:hAnsi="Times New Roman"/>
           <w:i/>
           <w:iCs/>
           <w:sz w:val="20"/>
@@ -645,7 +645,7 @@
       </w:r>
       <w:r>
         <w:rPr>
-          <w:rFonts w:ascii="Times New Roman" w:cs="Times New Roman" w:eastAsia="PMingLiU" w:hAnsi="Times New Roman"/>
+          <w:rFonts w:ascii="Times New Roman" w:cs="Times New Roman" w:eastAsia="標楷體" w:hAnsi="Times New Roman"/>
           <w:sz w:val="20"/>
           <w:szCs w:val="20"/>
         </w:rPr>
@@ -653,7 +653,7 @@
       </w:r>
       <w:r>
         <w:rPr>
-          <w:rFonts w:ascii="Times New Roman" w:cs="Times New Roman" w:eastAsia="PMingLiU" w:hAnsi="Times New Roman"/>
+          <w:rFonts w:ascii="Times New Roman" w:cs="Times New Roman" w:eastAsia="標楷體" w:hAnsi="Times New Roman"/>
           <w:i/>
           <w:iCs/>
           <w:sz w:val="20"/>
@@ -663,7 +663,7 @@
       </w:r>
       <w:r>
         <w:rPr>
-          <w:rFonts w:ascii="Times New Roman" w:cs="Times New Roman" w:eastAsia="PMingLiU" w:hAnsi="Times New Roman"/>
+          <w:rFonts w:ascii="Times New Roman" w:cs="Times New Roman" w:eastAsia="標楷體" w:hAnsi="Times New Roman"/>
           <w:sz w:val="20"/>
           <w:szCs w:val="20"/>
         </w:rPr>
@@ -671,7 +671,7 @@
       </w:r>
       <w:r>
         <w:rPr>
-          <w:rFonts w:ascii="Times New Roman" w:cs="Times New Roman" w:eastAsia="PMingLiU" w:hAnsi="Times New Roman"/>
+          <w:rFonts w:ascii="Times New Roman" w:cs="Times New Roman" w:eastAsia="標楷體" w:hAnsi="Times New Roman"/>
           <w:i/>
           <w:iCs/>
           <w:sz w:val="20"/>
@@ -681,7 +681,7 @@
       </w:r>
       <w:r>
         <w:rPr>
-          <w:rFonts w:ascii="Times New Roman" w:cs="Times New Roman" w:eastAsia="PMingLiU" w:hAnsi="Times New Roman"/>
+          <w:rFonts w:ascii="Times New Roman" w:cs="Times New Roman" w:eastAsia="標楷體" w:hAnsi="Times New Roman"/>
           <w:sz w:val="20"/>
           <w:szCs w:val="20"/>
         </w:rPr>
@@ -689,7 +689,7 @@
       </w:r>
       <w:r>
         <w:rPr>
-          <w:rFonts w:ascii="Times New Roman" w:cs="Times New Roman" w:eastAsia="PMingLiU" w:hAnsi="Times New Roman"/>
+          <w:rFonts w:ascii="Times New Roman" w:cs="Times New Roman" w:eastAsia="標楷體" w:hAnsi="Times New Roman"/>
           <w:i/>
           <w:iCs/>
           <w:sz w:val="20"/>
@@ -699,7 +699,7 @@
       </w:r>
       <w:r>
         <w:rPr>
-          <w:rFonts w:ascii="Times New Roman" w:cs="Times New Roman" w:eastAsia="PMingLiU" w:hAnsi="Times New Roman"/>
+          <w:rFonts w:ascii="Times New Roman" w:cs="Times New Roman" w:eastAsia="標楷體" w:hAnsi="Times New Roman"/>
           <w:sz w:val="20"/>
           <w:szCs w:val="20"/>
           <w:vertAlign w:val="subscript"/>
@@ -708,7 +708,7 @@
       </w:r>
       <w:r>
         <w:rPr>
-          <w:rFonts w:ascii="Times New Roman" w:cs="Times New Roman" w:eastAsia="PMingLiU" w:hAnsi="Times New Roman"/>
+          <w:rFonts w:ascii="Times New Roman" w:cs="Times New Roman" w:eastAsia="標楷體" w:hAnsi="Times New Roman"/>
           <w:sz w:val="20"/>
           <w:szCs w:val="20"/>
         </w:rPr>
@@ -716,7 +716,7 @@
       </w:r>
       <w:r>
         <w:rPr>
-          <w:rFonts w:ascii="Times New Roman" w:cs="Times New Roman" w:eastAsia="PMingLiU" w:hAnsi="Times New Roman"/>
+          <w:rFonts w:ascii="Times New Roman" w:cs="Times New Roman" w:eastAsia="標楷體" w:hAnsi="Times New Roman"/>
           <w:i/>
           <w:iCs/>
           <w:sz w:val="20"/>
@@ -726,7 +726,7 @@
       </w:r>
       <w:r>
         <w:rPr>
-          <w:rFonts w:ascii="Times New Roman" w:cs="Times New Roman" w:eastAsia="PMingLiU" w:hAnsi="Times New Roman"/>
+          <w:rFonts w:ascii="Times New Roman" w:cs="Times New Roman" w:eastAsia="標楷體" w:hAnsi="Times New Roman"/>
           <w:sz w:val="20"/>
           <w:szCs w:val="20"/>
         </w:rPr>
@@ -734,7 +734,7 @@
       </w:r>
       <w:r>
         <w:rPr>
-          <w:rFonts w:ascii="Times New Roman" w:cs="Times New Roman" w:eastAsia="PMingLiU" w:hAnsi="Times New Roman"/>
+          <w:rFonts w:ascii="Times New Roman" w:cs="Times New Roman" w:eastAsia="標楷體" w:hAnsi="Times New Roman"/>
           <w:i/>
           <w:iCs/>
           <w:sz w:val="20"/>
@@ -744,7 +744,7 @@
       </w:r>
       <w:r>
         <w:rPr>
-          <w:rFonts w:ascii="Times New Roman" w:cs="Times New Roman" w:eastAsia="PMingLiU" w:hAnsi="Times New Roman"/>
+          <w:rFonts w:ascii="Times New Roman" w:cs="Times New Roman" w:eastAsia="標楷體" w:hAnsi="Times New Roman"/>
           <w:sz w:val="20"/>
           <w:szCs w:val="20"/>
         </w:rPr>
@@ -752,7 +752,7 @@
       </w:r>
       <w:r>
         <w:rPr>
-          <w:rFonts w:ascii="Times New Roman" w:cs="Times New Roman" w:eastAsia="PMingLiU" w:hAnsi="Times New Roman"/>
+          <w:rFonts w:ascii="Times New Roman" w:cs="Times New Roman" w:eastAsia="標楷體" w:hAnsi="Times New Roman"/>
           <w:i/>
           <w:iCs/>
           <w:sz w:val="20"/>
@@ -762,7 +762,7 @@
       </w:r>
       <w:r>
         <w:rPr>
-          <w:rFonts w:ascii="Times New Roman" w:cs="Times New Roman" w:eastAsia="PMingLiU" w:hAnsi="Times New Roman"/>
+          <w:rFonts w:ascii="Times New Roman" w:cs="Times New Roman" w:eastAsia="標楷體" w:hAnsi="Times New Roman"/>
           <w:sz w:val="20"/>
           <w:szCs w:val="20"/>
           <w:vertAlign w:val="subscript"/>
@@ -771,7 +771,7 @@
       </w:r>
       <w:r>
         <w:rPr>
-          <w:rFonts w:ascii="Times New Roman" w:cs="Times New Roman" w:eastAsia="PMingLiU" w:hAnsi="Times New Roman"/>
+          <w:rFonts w:ascii="Times New Roman" w:cs="Times New Roman" w:eastAsia="標楷體" w:hAnsi="Times New Roman"/>
           <w:sz w:val="20"/>
           <w:szCs w:val="20"/>
         </w:rPr>
@@ -779,7 +779,7 @@
       </w:r>
       <w:r>
         <w:rPr>
-          <w:rFonts w:ascii="Times New Roman" w:cs="Times New Roman" w:eastAsia="PMingLiU" w:hAnsi="Times New Roman"/>
+          <w:rFonts w:ascii="Times New Roman" w:cs="Times New Roman" w:eastAsia="標楷體" w:hAnsi="Times New Roman"/>
           <w:i/>
           <w:iCs/>
           <w:sz w:val="20"/>
@@ -789,7 +789,7 @@
       </w:r>
       <w:r>
         <w:rPr>
-          <w:rFonts w:ascii="Times New Roman" w:cs="Times New Roman" w:eastAsia="PMingLiU" w:hAnsi="Times New Roman"/>
+          <w:rFonts w:ascii="Times New Roman" w:cs="Times New Roman" w:eastAsia="標楷體" w:hAnsi="Times New Roman"/>
           <w:sz w:val="20"/>
           <w:szCs w:val="20"/>
         </w:rPr>
@@ -797,7 +797,7 @@
       </w:r>
       <w:r>
         <w:rPr>
-          <w:rFonts w:ascii="Times New Roman" w:cs="Times New Roman" w:eastAsia="PMingLiU" w:hAnsi="Times New Roman"/>
+          <w:rFonts w:ascii="Times New Roman" w:cs="Times New Roman" w:eastAsia="標楷體" w:hAnsi="Times New Roman"/>
           <w:i/>
           <w:iCs/>
           <w:sz w:val="20"/>
@@ -807,7 +807,7 @@
       </w:r>
       <w:r>
         <w:rPr>
-          <w:rFonts w:ascii="Times New Roman" w:cs="Times New Roman" w:eastAsia="PMingLiU" w:hAnsi="Times New Roman"/>
+          <w:rFonts w:ascii="Times New Roman" w:cs="Times New Roman" w:eastAsia="標楷體" w:hAnsi="Times New Roman"/>
           <w:sz w:val="20"/>
           <w:szCs w:val="20"/>
         </w:rPr>
@@ -815,7 +815,7 @@
       </w:r>
       <w:r>
         <w:rPr>
-          <w:rFonts w:ascii="Times New Roman" w:cs="Times New Roman" w:eastAsia="PMingLiU" w:hAnsi="Times New Roman"/>
+          <w:rFonts w:ascii="Times New Roman" w:cs="Times New Roman" w:eastAsia="標楷體" w:hAnsi="Times New Roman"/>
           <w:i/>
           <w:iCs/>
           <w:sz w:val="20"/>
@@ -825,7 +825,7 @@
       </w:r>
       <w:r>
         <w:rPr>
-          <w:rFonts w:ascii="Times New Roman" w:cs="Times New Roman" w:eastAsia="PMingLiU" w:hAnsi="Times New Roman"/>
+          <w:rFonts w:ascii="Times New Roman" w:cs="Times New Roman" w:eastAsia="標楷體" w:hAnsi="Times New Roman"/>
           <w:sz w:val="20"/>
           <w:szCs w:val="20"/>
         </w:rPr>
@@ -840,7 +840,7 @@
       </w:pPr>
       <w:r>
         <w:rPr>
-          <w:rFonts w:ascii="Times New Roman" w:cs="Times New Roman" w:eastAsia="PMingLiU" w:hAnsi="Times New Roman"/>
+          <w:rFonts w:ascii="Times New Roman" w:cs="Times New Roman" w:eastAsia="標楷體" w:hAnsi="Times New Roman"/>
           <w:color w:val="0000FF"/>
           <w:sz w:val="20"/>
           <w:szCs w:val="20"/>
@@ -849,7 +849,7 @@
       </w:r>
       <w:r>
         <w:rPr>
-          <w:rFonts w:ascii="Times New Roman" w:cs="Times New Roman" w:eastAsia="PMingLiU" w:hAnsi="Times New Roman"/>
+          <w:rFonts w:ascii="Times New Roman" w:cs="Times New Roman" w:eastAsia="標楷體" w:hAnsi="Times New Roman"/>
           <w:b/>
           <w:bCs/>
           <w:color w:val="0000FF"/>
@@ -860,7 +860,7 @@
       </w:r>
       <w:r>
         <w:rPr>
-          <w:rFonts w:ascii="Times New Roman" w:cs="Times New Roman" w:eastAsia="PMingLiU" w:hAnsi="Times New Roman"/>
+          <w:rFonts w:ascii="Times New Roman" w:cs="Times New Roman" w:eastAsia="標楷體" w:hAnsi="Times New Roman"/>
           <w:color w:val="0000FF"/>
           <w:sz w:val="20"/>
           <w:szCs w:val="20"/>
@@ -869,7 +869,7 @@
       </w:r>
       <w:r>
         <w:rPr>
-          <w:rFonts w:ascii="Times New Roman" w:cs="Times New Roman" w:eastAsia="PMingLiU" w:hAnsi="Times New Roman"/>
+          <w:rFonts w:ascii="Times New Roman" w:cs="Times New Roman" w:eastAsia="標楷體" w:hAnsi="Times New Roman"/>
           <w:i/>
           <w:iCs/>
           <w:color w:val="0000FF"/>
@@ -880,7 +880,7 @@
       </w:r>
       <w:r>
         <w:rPr>
-          <w:rFonts w:ascii="Times New Roman" w:cs="Times New Roman" w:eastAsia="PMingLiU" w:hAnsi="Times New Roman"/>
+          <w:rFonts w:ascii="Times New Roman" w:cs="Times New Roman" w:eastAsia="標楷體" w:hAnsi="Times New Roman"/>
           <w:color w:val="0000FF"/>
           <w:sz w:val="20"/>
           <w:szCs w:val="20"/>
@@ -889,7 +889,7 @@
       </w:r>
       <w:r>
         <w:rPr>
-          <w:rFonts w:ascii="Times New Roman" w:cs="Times New Roman" w:eastAsia="PMingLiU" w:hAnsi="Times New Roman"/>
+          <w:rFonts w:ascii="Times New Roman" w:cs="Times New Roman" w:eastAsia="標楷體" w:hAnsi="Times New Roman"/>
           <w:i/>
           <w:iCs/>
           <w:color w:val="0000FF"/>
@@ -900,7 +900,7 @@
       </w:r>
       <w:r>
         <w:rPr>
-          <w:rFonts w:ascii="Times New Roman" w:cs="Times New Roman" w:eastAsia="PMingLiU" w:hAnsi="Times New Roman"/>
+          <w:rFonts w:ascii="Times New Roman" w:cs="Times New Roman" w:eastAsia="標楷體" w:hAnsi="Times New Roman"/>
           <w:color w:val="0000FF"/>
           <w:sz w:val="20"/>
           <w:szCs w:val="20"/>
@@ -919,7 +919,7 @@
       </w:pPr>
       <w:r>
         <w:rPr>
-          <w:rFonts w:ascii="Times New Roman" w:cs="Times New Roman" w:eastAsia="PMingLiU" w:hAnsi="Times New Roman"/>
+          <w:rFonts w:ascii="Times New Roman" w:cs="Times New Roman" w:eastAsia="標楷體" w:hAnsi="Times New Roman"/>
           <w:i/>
           <w:iCs/>
           <w:color w:val="0000FF"/>
@@ -930,7 +930,7 @@
       </w:r>
       <w:r>
         <w:rPr>
-          <w:rFonts w:ascii="Times New Roman" w:cs="Times New Roman" w:eastAsia="PMingLiU" w:hAnsi="Times New Roman"/>
+          <w:rFonts w:ascii="Times New Roman" w:cs="Times New Roman" w:eastAsia="標楷體" w:hAnsi="Times New Roman"/>
           <w:color w:val="0000FF"/>
           <w:sz w:val="20"/>
           <w:szCs w:val="20"/>
@@ -940,7 +940,7 @@
       </w:r>
       <w:r>
         <w:rPr>
-          <w:rFonts w:ascii="Times New Roman" w:cs="Times New Roman" w:eastAsia="PMingLiU" w:hAnsi="Times New Roman"/>
+          <w:rFonts w:ascii="Times New Roman" w:cs="Times New Roman" w:eastAsia="標楷體" w:hAnsi="Times New Roman"/>
           <w:color w:val="0000FF"/>
           <w:sz w:val="20"/>
           <w:szCs w:val="20"/>
@@ -949,7 +949,7 @@
       </w:r>
       <w:r>
         <w:rPr>
-          <w:rFonts w:ascii="Times New Roman" w:cs="Times New Roman" w:eastAsia="PMingLiU" w:hAnsi="Times New Roman"/>
+          <w:rFonts w:ascii="Times New Roman" w:cs="Times New Roman" w:eastAsia="標楷體" w:hAnsi="Times New Roman"/>
           <w:i/>
           <w:iCs/>
           <w:color w:val="0000FF"/>
@@ -960,7 +960,7 @@
       </w:r>
       <w:r>
         <w:rPr>
-          <w:rFonts w:ascii="Times New Roman" w:cs="Times New Roman" w:eastAsia="PMingLiU" w:hAnsi="Times New Roman"/>
+          <w:rFonts w:ascii="Times New Roman" w:cs="Times New Roman" w:eastAsia="標楷體" w:hAnsi="Times New Roman"/>
           <w:color w:val="0000FF"/>
           <w:sz w:val="20"/>
           <w:szCs w:val="20"/>
@@ -969,7 +969,7 @@
       </w:r>
       <w:r>
         <w:rPr>
-          <w:rFonts w:ascii="Times New Roman" w:cs="Times New Roman" w:eastAsia="PMingLiU" w:hAnsi="Times New Roman"/>
+          <w:rFonts w:ascii="Times New Roman" w:cs="Times New Roman" w:eastAsia="標楷體" w:hAnsi="Times New Roman"/>
           <w:i/>
           <w:iCs/>
           <w:color w:val="0000FF"/>
@@ -980,7 +980,7 @@
       </w:r>
       <w:r>
         <w:rPr>
-          <w:rFonts w:ascii="Times New Roman" w:cs="Times New Roman" w:eastAsia="PMingLiU" w:hAnsi="Times New Roman"/>
+          <w:rFonts w:ascii="Times New Roman" w:cs="Times New Roman" w:eastAsia="標楷體" w:hAnsi="Times New Roman"/>
           <w:color w:val="0000FF"/>
           <w:sz w:val="20"/>
           <w:szCs w:val="20"/>
@@ -989,7 +989,7 @@
       </w:r>
       <w:r>
         <w:rPr>
-          <w:rFonts w:ascii="Times New Roman" w:cs="Times New Roman" w:eastAsia="PMingLiU" w:hAnsi="Times New Roman"/>
+          <w:rFonts w:ascii="Times New Roman" w:cs="Times New Roman" w:eastAsia="標楷體" w:hAnsi="Times New Roman"/>
           <w:color w:val="0000FF"/>
           <w:sz w:val="20"/>
           <w:szCs w:val="20"/>
@@ -999,7 +999,7 @@
       </w:r>
       <w:r>
         <w:rPr>
-          <w:rFonts w:ascii="Times New Roman" w:cs="Times New Roman" w:eastAsia="PMingLiU" w:hAnsi="Times New Roman"/>
+          <w:rFonts w:ascii="Times New Roman" w:cs="Times New Roman" w:eastAsia="標楷體" w:hAnsi="Times New Roman"/>
           <w:i/>
           <w:iCs/>
           <w:color w:val="0000FF"/>
@@ -1010,7 +1010,7 @@
       </w:r>
       <w:r>
         <w:rPr>
-          <w:rFonts w:ascii="Times New Roman" w:cs="Times New Roman" w:eastAsia="PMingLiU" w:hAnsi="Times New Roman"/>
+          <w:rFonts w:ascii="Times New Roman" w:cs="Times New Roman" w:eastAsia="標楷體" w:hAnsi="Times New Roman"/>
           <w:color w:val="0000FF"/>
           <w:sz w:val="20"/>
           <w:szCs w:val="20"/>
@@ -1020,7 +1020,7 @@
       </w:r>
       <w:r>
         <w:rPr>
-          <w:rFonts w:ascii="Times New Roman" w:cs="Times New Roman" w:eastAsia="PMingLiU" w:hAnsi="Times New Roman"/>
+          <w:rFonts w:ascii="Times New Roman" w:cs="Times New Roman" w:eastAsia="標楷體" w:hAnsi="Times New Roman"/>
           <w:color w:val="0000FF"/>
           <w:sz w:val="20"/>
           <w:szCs w:val="20"/>
@@ -1029,7 +1029,7 @@
       </w:r>
       <w:r>
         <w:rPr>
-          <w:rFonts w:ascii="Times New Roman" w:cs="Times New Roman" w:eastAsia="PMingLiU" w:hAnsi="Times New Roman"/>
+          <w:rFonts w:ascii="Times New Roman" w:cs="Times New Roman" w:eastAsia="標楷體" w:hAnsi="Times New Roman"/>
           <w:color w:val="0000FF"/>
           <w:sz w:val="20"/>
           <w:szCs w:val="20"/>
@@ -1046,7 +1046,7 @@
       </w:pPr>
       <w:r>
         <w:rPr>
-          <w:rFonts w:ascii="Times New Roman" w:cs="Times New Roman" w:eastAsia="PMingLiU" w:hAnsi="Times New Roman"/>
+          <w:rFonts w:ascii="Times New Roman" w:cs="Times New Roman" w:eastAsia="標楷體" w:hAnsi="Times New Roman"/>
           <w:color w:val="0000FF"/>
           <w:sz w:val="20"/>
           <w:szCs w:val="20"/>
@@ -1055,7 +1055,7 @@
       </w:r>
       <w:r>
         <w:rPr>
-          <w:rFonts w:ascii="Times New Roman" w:cs="Times New Roman" w:eastAsia="PMingLiU" w:hAnsi="Times New Roman"/>
+          <w:rFonts w:ascii="Times New Roman" w:cs="Times New Roman" w:eastAsia="標楷體" w:hAnsi="Times New Roman"/>
           <w:i/>
           <w:iCs/>
           <w:color w:val="0000FF"/>
@@ -1066,7 +1066,7 @@
       </w:r>
       <w:r>
         <w:rPr>
-          <w:rFonts w:ascii="Times New Roman" w:cs="Times New Roman" w:eastAsia="PMingLiU" w:hAnsi="Times New Roman"/>
+          <w:rFonts w:ascii="Times New Roman" w:cs="Times New Roman" w:eastAsia="標楷體" w:hAnsi="Times New Roman"/>
           <w:color w:val="0000FF"/>
           <w:sz w:val="20"/>
           <w:szCs w:val="20"/>
@@ -1075,7 +1075,7 @@
       </w:r>
       <w:r>
         <w:rPr>
-          <w:rFonts w:ascii="Times New Roman" w:cs="Times New Roman" w:eastAsia="PMingLiU" w:hAnsi="Times New Roman"/>
+          <w:rFonts w:ascii="Times New Roman" w:cs="Times New Roman" w:eastAsia="標楷體" w:hAnsi="Times New Roman"/>
           <w:b/>
           <w:bCs/>
           <w:color w:val="0000FF"/>
@@ -1086,7 +1086,7 @@
       </w:r>
       <w:r>
         <w:rPr>
-          <w:rFonts w:ascii="Times New Roman" w:cs="Times New Roman" w:eastAsia="PMingLiU" w:hAnsi="Times New Roman"/>
+          <w:rFonts w:ascii="Times New Roman" w:cs="Times New Roman" w:eastAsia="標楷體" w:hAnsi="Times New Roman"/>
           <w:color w:val="0000FF"/>
           <w:sz w:val="20"/>
           <w:szCs w:val="20"/>
@@ -1095,7 +1095,7 @@
       </w:r>
       <w:r>
         <w:rPr>
-          <w:rFonts w:ascii="Times New Roman" w:cs="Times New Roman" w:eastAsia="PMingLiU" w:hAnsi="Times New Roman"/>
+          <w:rFonts w:ascii="Times New Roman" w:cs="Times New Roman" w:eastAsia="標楷體" w:hAnsi="Times New Roman"/>
           <w:i/>
           <w:iCs/>
           <w:color w:val="0000FF"/>
@@ -1106,32 +1106,12 @@
       </w:r>
       <w:r>
         <w:rPr>
-          <w:rFonts w:ascii="Times New Roman" w:cs="Times New Roman" w:eastAsia="PMingLiU" w:hAnsi="Times New Roman"/>
-          <w:color w:val="0000FF"/>
-          <w:sz w:val="20"/>
-          <w:szCs w:val="20"/>
-        </w:rPr>
-        <w:t xml:space="preserve"> trucks, choose moves (source, target, </w:t>
-      </w:r>
-      <w:r>
-        <w:rPr>
-          <w:rFonts w:ascii="Times New Roman" w:cs="Times New Roman" w:eastAsia="PMingLiU" w:hAnsi="Times New Roman"/>
-          <w:i/>
-          <w:iCs/>
-          <w:color w:val="0000FF"/>
-          <w:sz w:val="20"/>
-          <w:szCs w:val="20"/>
-        </w:rPr>
-        <w:t xml:space="preserve">k</w:t>
-      </w:r>
-      <w:r>
-        <w:rPr>
-          <w:rFonts w:ascii="Times New Roman" w:cs="Times New Roman" w:eastAsia="PMingLiU" w:hAnsi="Times New Roman"/>
-          <w:color w:val="0000FF"/>
-          <w:sz w:val="20"/>
-          <w:szCs w:val="20"/>
-        </w:rPr>
-        <w:t xml:space="preserve"> bikes) that maximize the expected rentals saved per truck-minute, and evaluate every policy by replaying the real trips of held-out days (Sec. 2.6).</w:t>
+          <w:rFonts w:ascii="Times New Roman" w:cs="Times New Roman" w:eastAsia="標楷體" w:hAnsi="Times New Roman"/>
+          <w:color w:val="0000FF"/>
+          <w:sz w:val="20"/>
+          <w:szCs w:val="20"/>
+        </w:rPr>
+        <w:t xml:space="preserve"> trucks, choose routes and loads that minimize this objective, and evaluate every policy by replaying the real trips of held-out days (Sec. 2.6).</w:t>
       </w:r>
     </w:p>
     <w:p>
@@ -1141,7 +1121,7 @@
       </w:pPr>
       <w:r>
         <w:rPr>
-          <w:rFonts w:ascii="Times New Roman" w:cs="Times New Roman" w:eastAsia="PMingLiU" w:hAnsi="Times New Roman"/>
+          <w:rFonts w:ascii="Times New Roman" w:cs="Times New Roman" w:eastAsia="標楷體" w:hAnsi="Times New Roman"/>
           <w:b/>
           <w:bCs/>
           <w:sz w:val="22"/>
@@ -1158,7 +1138,7 @@
       </w:pPr>
       <w:r>
         <w:rPr>
-          <w:rFonts w:ascii="Times New Roman" w:cs="Times New Roman" w:eastAsia="PMingLiU" w:hAnsi="Times New Roman"/>
+          <w:rFonts w:ascii="Times New Roman" w:cs="Times New Roman" w:eastAsia="標楷體" w:hAnsi="Times New Roman"/>
           <w:sz w:val="20"/>
           <w:szCs w:val="20"/>
         </w:rPr>
@@ -1166,7 +1146,7 @@
       </w:r>
       <w:r>
         <w:rPr>
-          <w:rFonts w:ascii="Times New Roman" w:cs="Times New Roman" w:eastAsia="PMingLiU" w:hAnsi="Times New Roman"/>
+          <w:rFonts w:ascii="Times New Roman" w:cs="Times New Roman" w:eastAsia="標楷體" w:hAnsi="Times New Roman"/>
           <w:color w:val="0000FF"/>
           <w:sz w:val="20"/>
           <w:szCs w:val="20"/>
@@ -1181,7 +1161,7 @@
       </w:pPr>
       <w:r>
         <w:rPr>
-          <w:rFonts w:ascii="Times New Roman" w:cs="Times New Roman" w:eastAsia="PMingLiU" w:hAnsi="Times New Roman"/>
+          <w:rFonts w:ascii="Times New Roman" w:cs="Times New Roman" w:eastAsia="標楷體" w:hAnsi="Times New Roman"/>
           <w:b/>
           <w:bCs/>
           <w:sz w:val="22"/>
@@ -1191,7 +1171,7 @@
       </w:r>
       <w:r>
         <w:rPr>
-          <w:rFonts w:ascii="Times New Roman" w:cs="Times New Roman" w:eastAsia="PMingLiU" w:hAnsi="Times New Roman"/>
+          <w:rFonts w:ascii="Times New Roman" w:cs="Times New Roman" w:eastAsia="標楷體" w:hAnsi="Times New Roman"/>
           <w:b/>
           <w:bCs/>
           <w:color w:val="0000FF"/>
@@ -1209,7 +1189,7 @@
       </w:pPr>
       <w:r>
         <w:rPr>
-          <w:rFonts w:ascii="Times New Roman" w:cs="Times New Roman" w:eastAsia="PMingLiU" w:hAnsi="Times New Roman"/>
+          <w:rFonts w:ascii="Times New Roman" w:cs="Times New Roman" w:eastAsia="標楷體" w:hAnsi="Times New Roman"/>
           <w:sz w:val="20"/>
           <w:szCs w:val="20"/>
         </w:rPr>
@@ -1217,7 +1197,7 @@
       </w:r>
       <w:r>
         <w:rPr>
-          <w:rFonts w:ascii="Times New Roman" w:cs="Times New Roman" w:eastAsia="PMingLiU" w:hAnsi="Times New Roman"/>
+          <w:rFonts w:ascii="Times New Roman" w:cs="Times New Roman" w:eastAsia="標楷體" w:hAnsi="Times New Roman"/>
           <w:color w:val="0000FF"/>
           <w:sz w:val="20"/>
           <w:szCs w:val="20"/>
@@ -1226,7 +1206,7 @@
       </w:r>
       <w:r>
         <w:rPr>
-          <w:rFonts w:ascii="Times New Roman" w:cs="Times New Roman" w:eastAsia="PMingLiU" w:hAnsi="Times New Roman"/>
+          <w:rFonts w:ascii="Times New Roman" w:cs="Times New Roman" w:eastAsia="標楷體" w:hAnsi="Times New Roman"/>
           <w:sz w:val="20"/>
           <w:szCs w:val="20"/>
         </w:rPr>
@@ -1234,12 +1214,12 @@
       </w:r>
       <w:r>
         <w:rPr>
-          <w:rFonts w:ascii="Times New Roman" w:cs="Times New Roman" w:eastAsia="PMingLiU" w:hAnsi="Times New Roman"/>
-          <w:color w:val="0000FF"/>
-          <w:sz w:val="20"/>
-          <w:szCs w:val="20"/>
-        </w:rPr>
-        <w:t xml:space="preserve">Status: (2) is complete for both campuses; (1) is implemented end to end with a greedy planner and evaluated in the simulator; (3) is complete for the predictor. Code, tables and results are public [17].</w:t>
+          <w:rFonts w:ascii="Times New Roman" w:cs="Times New Roman" w:eastAsia="標楷體" w:hAnsi="Times New Roman"/>
+          <w:color w:val="0000FF"/>
+          <w:sz w:val="20"/>
+          <w:szCs w:val="20"/>
+        </w:rPr>
+        <w:t xml:space="preserve">Status: (2) is complete for both campuses; (1) is implemented end to end, including the route search, and evaluated in the simulator; (3) is complete for the predictor. Code, tables and results are public [17].</w:t>
       </w:r>
     </w:p>
     <w:p>
@@ -1249,7 +1229,7 @@
       </w:pPr>
       <w:r>
         <w:rPr>
-          <w:rFonts w:ascii="Times New Roman" w:cs="Times New Roman" w:eastAsia="PMingLiU" w:hAnsi="Times New Roman"/>
+          <w:rFonts w:ascii="Times New Roman" w:cs="Times New Roman" w:eastAsia="標楷體" w:hAnsi="Times New Roman"/>
           <w:b/>
           <w:bCs/>
           <w:sz w:val="24"/>
@@ -1265,7 +1245,7 @@
       </w:pPr>
       <w:r>
         <w:rPr>
-          <w:rFonts w:ascii="Times New Roman" w:cs="Times New Roman" w:eastAsia="PMingLiU" w:hAnsi="Times New Roman"/>
+          <w:rFonts w:ascii="Times New Roman" w:cs="Times New Roman" w:eastAsia="標楷體" w:hAnsi="Times New Roman"/>
           <w:b/>
           <w:bCs/>
           <w:color w:val="0000FF"/>
@@ -1283,12 +1263,64 @@
       </w:pPr>
       <w:r>
         <w:rPr>
-          <w:rFonts w:ascii="Times New Roman" w:cs="Times New Roman" w:eastAsia="PMingLiU" w:hAnsi="Times New Roman"/>
+          <w:rFonts w:ascii="Times New Roman" w:cs="Times New Roman" w:eastAsia="標楷體" w:hAnsi="Times New Roman"/>
           <w:color w:val="0000FF"/>
           <w:sz w:val="20"/>
           <w:szCs w:val="20"/>
         </w:rPr>
         <w:t xml:space="preserve">Fig. 3 shows the system as built. The NTU lane turns two open data sets into three tables (hourly flows, a 10-minute inventory panel, an hourly reconciliation table) that feed demand reconstruction, the predictor and the simulator; the NSYSU lane builds the same inventory panel from our logger, so the inventory-only predictor and the planner run unchanged on either campus. Each module is one script in the repository [17], named in the subsection headings.</w:t>
+      </w:r>
+    </w:p>
+    <w:p>
+      <w:pPr>
+        <w:keepNext/>
+        <w:spacing w:after="30" w:before="90" w:line="240"/>
+      </w:pPr>
+      <w:r>
+        <w:rPr>
+          <w:rFonts w:ascii="Times New Roman" w:cs="Times New Roman" w:eastAsia="標楷體" w:hAnsi="Times New Roman"/>
+          <w:b/>
+          <w:bCs/>
+          <w:color w:val="0000FF"/>
+          <w:sz w:val="22"/>
+          <w:szCs w:val="22"/>
+        </w:rPr>
+        <w:t xml:space="preserve">2.2. Data acquisition and panel construction</w:t>
+      </w:r>
+    </w:p>
+    <w:p>
+      <w:pPr>
+        <w:keepNext/>
+        <w:spacing w:after="20" w:before="60" w:line="240"/>
+      </w:pPr>
+      <w:r>
+        <w:rPr>
+          <w:rFonts w:ascii="Times New Roman" w:cs="Times New Roman" w:eastAsia="標楷體" w:hAnsi="Times New Roman"/>
+          <w:b/>
+          <w:bCs/>
+          <w:i/>
+          <w:iCs/>
+          <w:color w:val="0000FF"/>
+          <w:sz w:val="20"/>
+          <w:szCs w:val="20"/>
+        </w:rPr>
+        <w:t xml:space="preserve">2.2.1. NSYSU logger (fetch_youbike.py)</w:t>
+      </w:r>
+    </w:p>
+    <w:p>
+      <w:pPr>
+        <w:spacing w:after="0" w:line="240"/>
+        <w:ind w:firstLine="288"/>
+        <w:jc w:val="both"/>
+      </w:pPr>
+      <w:r>
+        <w:rPr>
+          <w:rFonts w:ascii="Times New Roman" w:cs="Times New Roman" w:eastAsia="標楷體" w:hAnsi="Times New Roman"/>
+          <w:color w:val="0000FF"/>
+          <w:sz w:val="20"/>
+          <w:szCs w:val="20"/>
+        </w:rPr>
+        <w:t xml:space="preserve">YouBike publishes a JSON of every station (bikes, free docks, status, update time) but no history, so our logger runs in GitHub Actions and commits one CSV row per station and 10-minute slot for the 309 stations within 5 km of NSYSU; the eight campus stations and eleven gateway stations between campus and the KRT are tagged for analysis. 144 snapshots per day have been recorded since 2 Oct (one 6-hour gap on 12 Oct); out-of-service stations are stored as such and never counted as stockouts.</w:t>
       </w:r>
     </w:p>
     <w:p>
@@ -1346,7 +1378,7 @@
       </w:pPr>
       <w:r>
         <w:rPr>
-          <w:rFonts w:ascii="Times New Roman" w:cs="Times New Roman" w:eastAsia="PMingLiU" w:hAnsi="Times New Roman"/>
+          <w:rFonts w:ascii="Times New Roman" w:cs="Times New Roman" w:eastAsia="標楷體" w:hAnsi="Times New Roman"/>
           <w:b/>
           <w:bCs/>
           <w:sz w:val="17"/>
@@ -1356,7 +1388,7 @@
       </w:r>
       <w:r>
         <w:rPr>
-          <w:rFonts w:ascii="Times New Roman" w:cs="Times New Roman" w:eastAsia="PMingLiU" w:hAnsi="Times New Roman"/>
+          <w:rFonts w:ascii="Times New Roman" w:cs="Times New Roman" w:eastAsia="標楷體" w:hAnsi="Times New Roman"/>
           <w:sz w:val="17"/>
           <w:szCs w:val="17"/>
         </w:rPr>
@@ -1366,37 +1398,20 @@
     <w:p>
       <w:pPr>
         <w:keepNext/>
-        <w:spacing w:after="30" w:before="90" w:line="240"/>
-      </w:pPr>
-      <w:r>
-        <w:rPr>
-          <w:rFonts w:ascii="Times New Roman" w:cs="Times New Roman" w:eastAsia="PMingLiU" w:hAnsi="Times New Roman"/>
+        <w:spacing w:after="20" w:before="60" w:line="240"/>
+      </w:pPr>
+      <w:r>
+        <w:rPr>
+          <w:rFonts w:ascii="Times New Roman" w:cs="Times New Roman" w:eastAsia="標楷體" w:hAnsi="Times New Roman"/>
           <w:b/>
           <w:bCs/>
-          <w:color w:val="0000FF"/>
-          <w:sz w:val="22"/>
-          <w:szCs w:val="22"/>
-        </w:rPr>
-        <w:t xml:space="preserve">2.2. Data acquisition and panel construction</w:t>
-      </w:r>
-    </w:p>
-    <w:p>
-      <w:pPr>
-        <w:keepNext/>
-        <w:spacing w:after="20" w:before="60" w:line="240"/>
-      </w:pPr>
-      <w:r>
-        <w:rPr>
-          <w:rFonts w:ascii="Times New Roman" w:cs="Times New Roman" w:eastAsia="PMingLiU" w:hAnsi="Times New Roman"/>
-          <w:b/>
-          <w:bCs/>
-          <w:i/>
-          <w:iCs/>
-          <w:color w:val="0000FF"/>
-          <w:sz w:val="20"/>
-          <w:szCs w:val="20"/>
-        </w:rPr>
-        <w:t xml:space="preserve">2.2.1. NSYSU logger (fetch_youbike.py)</w:t>
+          <w:i/>
+          <w:iCs/>
+          <w:color w:val="0000FF"/>
+          <w:sz w:val="20"/>
+          <w:szCs w:val="20"/>
+        </w:rPr>
+        <w:t xml:space="preserve">2.2.2. NTU trip flows (ntu_pipeline.py trips)</w:t>
       </w:r>
     </w:p>
     <w:p>
@@ -1407,12 +1422,12 @@
       </w:pPr>
       <w:r>
         <w:rPr>
-          <w:rFonts w:ascii="Times New Roman" w:cs="Times New Roman" w:eastAsia="PMingLiU" w:hAnsi="Times New Roman"/>
-          <w:color w:val="0000FF"/>
-          <w:sz w:val="20"/>
-          <w:szCs w:val="20"/>
-        </w:rPr>
-        <w:t xml:space="preserve">YouBike publishes a JSON of every station (bikes, free docks, status, update time) but no history, so our logger runs in GitHub Actions and commits one CSV row per station and 10-minute slot for the 309 stations within 5 km of NSYSU; the eight campus stations and eleven gateway stations between campus and the KRT are tagged for analysis. 144 snapshots per day have been recorded since 2 Oct (one 6-hour gap on 12 Oct); out-of-service stations are stored as such and never counted as stockouts.</w:t>
+          <w:rFonts w:ascii="Times New Roman" w:cs="Times New Roman" w:eastAsia="標楷體" w:hAnsi="Times New Roman"/>
+          <w:color w:val="0000FF"/>
+          <w:sz w:val="20"/>
+          <w:szCs w:val="20"/>
+        </w:rPr>
+        <w:t xml:space="preserve">The Taipei trip records [1] give rent and return time (truncated to the hour), the two stations by name and the duration of every ride. Each monthly zip (6–7 M rows) is streamed in chunks, rides with either end among the study stations are kept, names are matched to station ids through the station table of [2], and rentals and returns are summed per station and hour: 10.2 M rides over ten months (Sep 2024–Jun 2025), 15 s per month.</w:t>
       </w:r>
     </w:p>
     <w:p>
@@ -1422,7 +1437,7 @@
       </w:pPr>
       <w:r>
         <w:rPr>
-          <w:rFonts w:ascii="Times New Roman" w:cs="Times New Roman" w:eastAsia="PMingLiU" w:hAnsi="Times New Roman"/>
+          <w:rFonts w:ascii="Times New Roman" w:cs="Times New Roman" w:eastAsia="標楷體" w:hAnsi="Times New Roman"/>
           <w:b/>
           <w:bCs/>
           <w:i/>
@@ -1431,7 +1446,7 @@
           <w:sz w:val="20"/>
           <w:szCs w:val="20"/>
         </w:rPr>
-        <w:t xml:space="preserve">2.2.2. NTU trip flows (ntu_pipeline.py trips)</w:t>
+        <w:t xml:space="preserve">2.2.3. NTU inventory panel (ntu_pipeline.py snapshots)</w:t>
       </w:r>
     </w:p>
     <w:p>
@@ -1442,42 +1457,7 @@
       </w:pPr>
       <w:r>
         <w:rPr>
-          <w:rFonts w:ascii="Times New Roman" w:cs="Times New Roman" w:eastAsia="PMingLiU" w:hAnsi="Times New Roman"/>
-          <w:color w:val="0000FF"/>
-          <w:sz w:val="20"/>
-          <w:szCs w:val="20"/>
-        </w:rPr>
-        <w:t xml:space="preserve">The Taipei trip records [1] give rent and return time (truncated to the hour), the two stations by name and the duration of every ride. Each monthly zip (6–7 M rows) is streamed in chunks, rides with either end among the study stations are kept, names are matched to station ids through the station table of [2], and rentals and returns are summed per station and hour: 10.2 M rides over ten months (Sep 2024–Jun 2025), 15 s per month.</w:t>
-      </w:r>
-    </w:p>
-    <w:p>
-      <w:pPr>
-        <w:keepNext/>
-        <w:spacing w:after="20" w:before="60" w:line="240"/>
-      </w:pPr>
-      <w:r>
-        <w:rPr>
-          <w:rFonts w:ascii="Times New Roman" w:cs="Times New Roman" w:eastAsia="PMingLiU" w:hAnsi="Times New Roman"/>
-          <w:b/>
-          <w:bCs/>
-          <w:i/>
-          <w:iCs/>
-          <w:color w:val="0000FF"/>
-          <w:sz w:val="20"/>
-          <w:szCs w:val="20"/>
-        </w:rPr>
-        <w:t xml:space="preserve">2.2.3. NTU inventory panel (ntu_pipeline.py snapshots)</w:t>
-      </w:r>
-    </w:p>
-    <w:p>
-      <w:pPr>
-        <w:spacing w:after="0" w:line="240"/>
-        <w:ind w:firstLine="288"/>
-        <w:jc w:val="both"/>
-      </w:pPr>
-      <w:r>
-        <w:rPr>
-          <w:rFonts w:ascii="Times New Roman" w:cs="Times New Roman" w:eastAsia="PMingLiU" w:hAnsi="Times New Roman"/>
+          <w:rFonts w:ascii="Times New Roman" w:cs="Times New Roman" w:eastAsia="標楷體" w:hAnsi="Times New Roman"/>
           <w:color w:val="0000FF"/>
           <w:sz w:val="20"/>
           <w:szCs w:val="20"/>
@@ -1540,7 +1520,7 @@
       </w:pPr>
       <w:r>
         <w:rPr>
-          <w:rFonts w:ascii="Times New Roman" w:cs="Times New Roman" w:eastAsia="PMingLiU" w:hAnsi="Times New Roman"/>
+          <w:rFonts w:ascii="Times New Roman" w:cs="Times New Roman" w:eastAsia="標楷體" w:hAnsi="Times New Roman"/>
           <w:b/>
           <w:bCs/>
           <w:color w:val="0000FF"/>
@@ -1551,7 +1531,7 @@
       </w:r>
       <w:r>
         <w:rPr>
-          <w:rFonts w:ascii="Times New Roman" w:cs="Times New Roman" w:eastAsia="PMingLiU" w:hAnsi="Times New Roman"/>
+          <w:rFonts w:ascii="Times New Roman" w:cs="Times New Roman" w:eastAsia="標楷體" w:hAnsi="Times New Roman"/>
           <w:color w:val="0000FF"/>
           <w:sz w:val="17"/>
           <w:szCs w:val="17"/>
@@ -1566,7 +1546,7 @@
       </w:pPr>
       <w:r>
         <w:rPr>
-          <w:rFonts w:ascii="Times New Roman" w:cs="Times New Roman" w:eastAsia="PMingLiU" w:hAnsi="Times New Roman"/>
+          <w:rFonts w:ascii="Times New Roman" w:cs="Times New Roman" w:eastAsia="標楷體" w:hAnsi="Times New Roman"/>
           <w:b/>
           <w:bCs/>
           <w:i/>
@@ -1586,12 +1566,12 @@
       </w:pPr>
       <w:r>
         <w:rPr>
-          <w:rFonts w:ascii="Times New Roman" w:cs="Times New Roman" w:eastAsia="PMingLiU" w:hAnsi="Times New Roman"/>
-          <w:color w:val="0000FF"/>
-          <w:sz w:val="20"/>
-          <w:szCs w:val="20"/>
-        </w:rPr>
-        <w:t xml:space="preserve">The NTU study area is the 144 stations within 1.2 km of the campus centroid (59 on campus, 85 in the surrounding ring). Bell times are the period ends of each campus (NTU: 09:00, 10:00, 11:10, 12:10, 13:10, 14:10, 15:10, 16:20, 17:20, 18:20, 19:15, 20:10; NSYSU, from the official period table: 07:50, 09:00, on the hour from 10:00 to 18:00, then 19:10, 20:05, 21:00, 21:55). Taiwanese public holidays and the semester calendars (NTU: 2 Sep 2024–10 Jan 2025 and 17 Feb–13 Jun 2025; NSYSU: from 7 Sep 2026) define the off-day and semester-week features.</w:t>
+          <w:rFonts w:ascii="Times New Roman" w:cs="Times New Roman" w:eastAsia="標楷體" w:hAnsi="Times New Roman"/>
+          <w:color w:val="0000FF"/>
+          <w:sz w:val="20"/>
+          <w:szCs w:val="20"/>
+        </w:rPr>
+        <w:t xml:space="preserve">The NTU study area is the 144 stations within 1.2 km of the campus centroid (59 on campus, 85 in the surrounding ring). Bell times are the period ends of each campus (NTU: 09:00, 10:00, 11:10, 12:10, 13:10, 14:10, 15:10, 16:20, 17:20, 18:20, 19:15, 20:10; NSYSU, from the official period table: 07:50, 09:00, on the hour from 10:00 to 18:00, then 19:10, 20:05, 21:00, 21:55). Taiwanese public holidays and the semester calendars (NTU: 2 Sep 2024–10 Jan 2025 and 17 Feb–13 Jun 2025; NSYSU: from 7 Sep 2026) define the off-day and semester-week features. The major bells of feature group B are 12:10, 15:10 and 17:20 at NTU and 12:00, 16:00 and 17:00 at NSYSU.</w:t>
       </w:r>
     </w:p>
     <w:p>
@@ -1601,7 +1581,7 @@
       </w:pPr>
       <w:r>
         <w:rPr>
-          <w:rFonts w:ascii="Times New Roman" w:cs="Times New Roman" w:eastAsia="PMingLiU" w:hAnsi="Times New Roman"/>
+          <w:rFonts w:ascii="Times New Roman" w:cs="Times New Roman" w:eastAsia="標楷體" w:hAnsi="Times New Roman"/>
           <w:b/>
           <w:bCs/>
           <w:color w:val="0000FF"/>
@@ -1612,7 +1592,7 @@
       </w:r>
       <w:r>
         <w:rPr>
-          <w:rFonts w:ascii="Times New Roman" w:cs="Times New Roman" w:eastAsia="PMingLiU" w:hAnsi="Times New Roman"/>
+          <w:rFonts w:ascii="Times New Roman" w:cs="Times New Roman" w:eastAsia="標楷體" w:hAnsi="Times New Roman"/>
           <w:b/>
           <w:bCs/>
           <w:sz w:val="22"/>
@@ -1622,7 +1602,7 @@
       </w:r>
       <w:r>
         <w:rPr>
-          <w:rFonts w:ascii="Times New Roman" w:cs="Times New Roman" w:eastAsia="PMingLiU" w:hAnsi="Times New Roman"/>
+          <w:rFonts w:ascii="Times New Roman" w:cs="Times New Roman" w:eastAsia="標楷體" w:hAnsi="Times New Roman"/>
           <w:b/>
           <w:bCs/>
           <w:color w:val="0000FF"/>
@@ -1640,7 +1620,7 @@
       </w:pPr>
       <w:r>
         <w:rPr>
-          <w:rFonts w:ascii="Times New Roman" w:cs="Times New Roman" w:eastAsia="PMingLiU" w:hAnsi="Times New Roman"/>
+          <w:rFonts w:ascii="Times New Roman" w:cs="Times New Roman" w:eastAsia="標楷體" w:hAnsi="Times New Roman"/>
           <w:sz w:val="20"/>
           <w:szCs w:val="20"/>
         </w:rPr>
@@ -1648,7 +1628,7 @@
       </w:r>
       <w:r>
         <w:rPr>
-          <w:rFonts w:ascii="Times New Roman" w:cs="Times New Roman" w:eastAsia="PMingLiU" w:hAnsi="Times New Roman"/>
+          <w:rFonts w:ascii="Times New Roman" w:cs="Times New Roman" w:eastAsia="標楷體" w:hAnsi="Times New Roman"/>
           <w:i/>
           <w:iCs/>
           <w:sz w:val="20"/>
@@ -1658,7 +1638,7 @@
       </w:r>
       <w:r>
         <w:rPr>
-          <w:rFonts w:ascii="Times New Roman" w:cs="Times New Roman" w:eastAsia="PMingLiU" w:hAnsi="Times New Roman"/>
+          <w:rFonts w:ascii="Times New Roman" w:cs="Times New Roman" w:eastAsia="標楷體" w:hAnsi="Times New Roman"/>
           <w:sz w:val="20"/>
           <w:szCs w:val="20"/>
           <w:vertAlign w:val="subscript"/>
@@ -1667,7 +1647,7 @@
       </w:r>
       <w:r>
         <w:rPr>
-          <w:rFonts w:ascii="Times New Roman" w:cs="Times New Roman" w:eastAsia="PMingLiU" w:hAnsi="Times New Roman"/>
+          <w:rFonts w:ascii="Times New Roman" w:cs="Times New Roman" w:eastAsia="標楷體" w:hAnsi="Times New Roman"/>
           <w:sz w:val="20"/>
           <w:szCs w:val="20"/>
         </w:rPr>
@@ -1675,7 +1655,7 @@
       </w:r>
       <w:r>
         <w:rPr>
-          <w:rFonts w:ascii="Times New Roman" w:cs="Times New Roman" w:eastAsia="PMingLiU" w:hAnsi="Times New Roman"/>
+          <w:rFonts w:ascii="Times New Roman" w:cs="Times New Roman" w:eastAsia="標楷體" w:hAnsi="Times New Roman"/>
           <w:i/>
           <w:iCs/>
           <w:sz w:val="20"/>
@@ -1685,7 +1665,7 @@
       </w:r>
       <w:r>
         <w:rPr>
-          <w:rFonts w:ascii="Times New Roman" w:cs="Times New Roman" w:eastAsia="PMingLiU" w:hAnsi="Times New Roman"/>
+          <w:rFonts w:ascii="Times New Roman" w:cs="Times New Roman" w:eastAsia="標楷體" w:hAnsi="Times New Roman"/>
           <w:sz w:val="20"/>
           <w:szCs w:val="20"/>
           <w:vertAlign w:val="subscript"/>
@@ -1694,7 +1674,7 @@
       </w:r>
       <w:r>
         <w:rPr>
-          <w:rFonts w:ascii="Times New Roman" w:cs="Times New Roman" w:eastAsia="PMingLiU" w:hAnsi="Times New Roman"/>
+          <w:rFonts w:ascii="Times New Roman" w:cs="Times New Roman" w:eastAsia="標楷體" w:hAnsi="Times New Roman"/>
           <w:sz w:val="20"/>
           <w:szCs w:val="20"/>
         </w:rPr>
@@ -1702,7 +1682,7 @@
       </w:r>
       <w:r>
         <w:rPr>
-          <w:rFonts w:ascii="Times New Roman" w:cs="Times New Roman" w:eastAsia="PMingLiU" w:hAnsi="Times New Roman"/>
+          <w:rFonts w:ascii="Times New Roman" w:cs="Times New Roman" w:eastAsia="標楷體" w:hAnsi="Times New Roman"/>
           <w:i/>
           <w:iCs/>
           <w:sz w:val="20"/>
@@ -1712,7 +1692,7 @@
       </w:r>
       <w:r>
         <w:rPr>
-          <w:rFonts w:ascii="Times New Roman" w:cs="Times New Roman" w:eastAsia="PMingLiU" w:hAnsi="Times New Roman"/>
+          <w:rFonts w:ascii="Times New Roman" w:cs="Times New Roman" w:eastAsia="標楷體" w:hAnsi="Times New Roman"/>
           <w:sz w:val="20"/>
           <w:szCs w:val="20"/>
           <w:vertAlign w:val="subscript"/>
@@ -1721,7 +1701,7 @@
       </w:r>
       <w:r>
         <w:rPr>
-          <w:rFonts w:ascii="Times New Roman" w:cs="Times New Roman" w:eastAsia="PMingLiU" w:hAnsi="Times New Roman"/>
+          <w:rFonts w:ascii="Times New Roman" w:cs="Times New Roman" w:eastAsia="標楷體" w:hAnsi="Times New Roman"/>
           <w:sz w:val="20"/>
           <w:szCs w:val="20"/>
         </w:rPr>
@@ -1729,7 +1709,7 @@
       </w:r>
       <w:r>
         <w:rPr>
-          <w:rFonts w:ascii="Times New Roman" w:cs="Times New Roman" w:eastAsia="PMingLiU" w:hAnsi="Times New Roman"/>
+          <w:rFonts w:ascii="Times New Roman" w:cs="Times New Roman" w:eastAsia="標楷體" w:hAnsi="Times New Roman"/>
           <w:i/>
           <w:iCs/>
           <w:sz w:val="20"/>
@@ -1739,7 +1719,7 @@
       </w:r>
       <w:r>
         <w:rPr>
-          <w:rFonts w:ascii="Times New Roman" w:cs="Times New Roman" w:eastAsia="PMingLiU" w:hAnsi="Times New Roman"/>
+          <w:rFonts w:ascii="Times New Roman" w:cs="Times New Roman" w:eastAsia="標楷體" w:hAnsi="Times New Roman"/>
           <w:sz w:val="20"/>
           <w:szCs w:val="20"/>
           <w:vertAlign w:val="subscript"/>
@@ -1748,7 +1728,7 @@
       </w:r>
       <w:r>
         <w:rPr>
-          <w:rFonts w:ascii="Times New Roman" w:cs="Times New Roman" w:eastAsia="PMingLiU" w:hAnsi="Times New Roman"/>
+          <w:rFonts w:ascii="Times New Roman" w:cs="Times New Roman" w:eastAsia="標楷體" w:hAnsi="Times New Roman"/>
           <w:sz w:val="20"/>
           <w:szCs w:val="20"/>
         </w:rPr>
@@ -1756,7 +1736,7 @@
       </w:r>
       <w:r>
         <w:rPr>
-          <w:rFonts w:ascii="Times New Roman" w:cs="Times New Roman" w:eastAsia="PMingLiU" w:hAnsi="Times New Roman"/>
+          <w:rFonts w:ascii="Times New Roman" w:cs="Times New Roman" w:eastAsia="標楷體" w:hAnsi="Times New Roman"/>
           <w:i/>
           <w:iCs/>
           <w:sz w:val="20"/>
@@ -1766,7 +1746,7 @@
       </w:r>
       <w:r>
         <w:rPr>
-          <w:rFonts w:ascii="Times New Roman" w:cs="Times New Roman" w:eastAsia="PMingLiU" w:hAnsi="Times New Roman"/>
+          <w:rFonts w:ascii="Times New Roman" w:cs="Times New Roman" w:eastAsia="標楷體" w:hAnsi="Times New Roman"/>
           <w:sz w:val="20"/>
           <w:szCs w:val="20"/>
           <w:vertAlign w:val="subscript"/>
@@ -1775,7 +1755,7 @@
       </w:r>
       <w:r>
         <w:rPr>
-          <w:rFonts w:ascii="Times New Roman" w:cs="Times New Roman" w:eastAsia="PMingLiU" w:hAnsi="Times New Roman"/>
+          <w:rFonts w:ascii="Times New Roman" w:cs="Times New Roman" w:eastAsia="標楷體" w:hAnsi="Times New Roman"/>
           <w:sz w:val="20"/>
           <w:szCs w:val="20"/>
         </w:rPr>
@@ -1783,7 +1763,7 @@
       </w:r>
       <w:r>
         <w:rPr>
-          <w:rFonts w:ascii="Times New Roman" w:cs="Times New Roman" w:eastAsia="PMingLiU" w:hAnsi="Times New Roman"/>
+          <w:rFonts w:ascii="Times New Roman" w:cs="Times New Roman" w:eastAsia="標楷體" w:hAnsi="Times New Roman"/>
           <w:i/>
           <w:iCs/>
           <w:sz w:val="20"/>
@@ -1793,7 +1773,7 @@
       </w:r>
       <w:r>
         <w:rPr>
-          <w:rFonts w:ascii="Times New Roman" w:cs="Times New Roman" w:eastAsia="PMingLiU" w:hAnsi="Times New Roman"/>
+          <w:rFonts w:ascii="Times New Roman" w:cs="Times New Roman" w:eastAsia="標楷體" w:hAnsi="Times New Roman"/>
           <w:sz w:val="20"/>
           <w:szCs w:val="20"/>
         </w:rPr>
@@ -1801,7 +1781,7 @@
       </w:r>
       <w:r>
         <w:rPr>
-          <w:rFonts w:ascii="Times New Roman" w:cs="Times New Roman" w:eastAsia="PMingLiU" w:hAnsi="Times New Roman"/>
+          <w:rFonts w:ascii="Times New Roman" w:cs="Times New Roman" w:eastAsia="標楷體" w:hAnsi="Times New Roman"/>
           <w:i/>
           <w:iCs/>
           <w:sz w:val="20"/>
@@ -1811,7 +1791,7 @@
       </w:r>
       <w:r>
         <w:rPr>
-          <w:rFonts w:ascii="Times New Roman" w:cs="Times New Roman" w:eastAsia="PMingLiU" w:hAnsi="Times New Roman"/>
+          <w:rFonts w:ascii="Times New Roman" w:cs="Times New Roman" w:eastAsia="標楷體" w:hAnsi="Times New Roman"/>
           <w:sz w:val="20"/>
           <w:szCs w:val="20"/>
         </w:rPr>
@@ -1819,7 +1799,7 @@
       </w:r>
       <w:r>
         <w:rPr>
-          <w:rFonts w:ascii="Times New Roman" w:cs="Times New Roman" w:eastAsia="PMingLiU" w:hAnsi="Times New Roman"/>
+          <w:rFonts w:ascii="Times New Roman" w:cs="Times New Roman" w:eastAsia="標楷體" w:hAnsi="Times New Roman"/>
           <w:i/>
           <w:iCs/>
           <w:sz w:val="20"/>
@@ -1829,7 +1809,7 @@
       </w:r>
       <w:r>
         <w:rPr>
-          <w:rFonts w:ascii="Times New Roman" w:cs="Times New Roman" w:eastAsia="PMingLiU" w:hAnsi="Times New Roman"/>
+          <w:rFonts w:ascii="Times New Roman" w:cs="Times New Roman" w:eastAsia="標楷體" w:hAnsi="Times New Roman"/>
           <w:sz w:val="20"/>
           <w:szCs w:val="20"/>
         </w:rPr>
@@ -1837,7 +1817,7 @@
       </w:r>
       <w:r>
         <w:rPr>
-          <w:rFonts w:ascii="Times New Roman" w:cs="Times New Roman" w:eastAsia="PMingLiU" w:hAnsi="Times New Roman"/>
+          <w:rFonts w:ascii="Times New Roman" w:cs="Times New Roman" w:eastAsia="標楷體" w:hAnsi="Times New Roman"/>
           <w:i/>
           <w:iCs/>
           <w:sz w:val="20"/>
@@ -1847,7 +1827,7 @@
       </w:r>
       <w:r>
         <w:rPr>
-          <w:rFonts w:ascii="Times New Roman" w:cs="Times New Roman" w:eastAsia="PMingLiU" w:hAnsi="Times New Roman"/>
+          <w:rFonts w:ascii="Times New Roman" w:cs="Times New Roman" w:eastAsia="標楷體" w:hAnsi="Times New Roman"/>
           <w:sz w:val="20"/>
           <w:szCs w:val="20"/>
           <w:vertAlign w:val="subscript"/>
@@ -1856,7 +1836,7 @@
       </w:r>
       <w:r>
         <w:rPr>
-          <w:rFonts w:ascii="Times New Roman" w:cs="Times New Roman" w:eastAsia="PMingLiU" w:hAnsi="Times New Roman"/>
+          <w:rFonts w:ascii="Times New Roman" w:cs="Times New Roman" w:eastAsia="標楷體" w:hAnsi="Times New Roman"/>
           <w:sz w:val="20"/>
           <w:szCs w:val="20"/>
         </w:rPr>
@@ -1864,7 +1844,7 @@
       </w:r>
       <w:r>
         <w:rPr>
-          <w:rFonts w:ascii="Times New Roman" w:cs="Times New Roman" w:eastAsia="PMingLiU" w:hAnsi="Times New Roman"/>
+          <w:rFonts w:ascii="Times New Roman" w:cs="Times New Roman" w:eastAsia="標楷體" w:hAnsi="Times New Roman"/>
           <w:sz w:val="20"/>
           <w:szCs w:val="20"/>
           <w:vertAlign w:val="subscript"/>
@@ -1873,7 +1853,7 @@
       </w:r>
       <w:r>
         <w:rPr>
-          <w:rFonts w:ascii="Times New Roman" w:cs="Times New Roman" w:eastAsia="PMingLiU" w:hAnsi="Times New Roman"/>
+          <w:rFonts w:ascii="Times New Roman" w:cs="Times New Roman" w:eastAsia="標楷體" w:hAnsi="Times New Roman"/>
           <w:sz w:val="20"/>
           <w:szCs w:val="20"/>
         </w:rPr>
@@ -1888,7 +1868,7 @@
       </w:pPr>
       <w:r>
         <w:rPr>
-          <w:rFonts w:ascii="Times New Roman" w:cs="Times New Roman" w:eastAsia="PMingLiU" w:hAnsi="Times New Roman"/>
+          <w:rFonts w:ascii="Times New Roman" w:cs="Times New Roman" w:eastAsia="標楷體" w:hAnsi="Times New Roman"/>
           <w:color w:val="0000FF"/>
           <w:sz w:val="20"/>
           <w:szCs w:val="20"/>
@@ -1907,7 +1887,7 @@
       </w:pPr>
       <w:r>
         <w:rPr>
-          <w:rFonts w:ascii="Times New Roman" w:cs="Times New Roman" w:eastAsia="PMingLiU" w:hAnsi="Times New Roman"/>
+          <w:rFonts w:ascii="Times New Roman" w:cs="Times New Roman" w:eastAsia="標楷體" w:hAnsi="Times New Roman"/>
           <w:color w:val="0000FF"/>
           <w:sz w:val="20"/>
           <w:szCs w:val="20"/>
@@ -1916,7 +1896,7 @@
       </w:r>
       <w:r>
         <w:rPr>
-          <w:rFonts w:ascii="Times New Roman" w:cs="Times New Roman" w:eastAsia="PMingLiU" w:hAnsi="Times New Roman"/>
+          <w:rFonts w:ascii="Times New Roman" w:cs="Times New Roman" w:eastAsia="標楷體" w:hAnsi="Times New Roman"/>
           <w:i/>
           <w:iCs/>
           <w:color w:val="0000FF"/>
@@ -1927,7 +1907,7 @@
       </w:r>
       <w:r>
         <w:rPr>
-          <w:rFonts w:ascii="Times New Roman" w:cs="Times New Roman" w:eastAsia="PMingLiU" w:hAnsi="Times New Roman"/>
+          <w:rFonts w:ascii="Times New Roman" w:cs="Times New Roman" w:eastAsia="標楷體" w:hAnsi="Times New Roman"/>
           <w:color w:val="0000FF"/>
           <w:sz w:val="20"/>
           <w:szCs w:val="20"/>
@@ -1937,7 +1917,7 @@
       </w:r>
       <w:r>
         <w:rPr>
-          <w:rFonts w:ascii="Times New Roman" w:cs="Times New Roman" w:eastAsia="PMingLiU" w:hAnsi="Times New Roman"/>
+          <w:rFonts w:ascii="Times New Roman" w:cs="Times New Roman" w:eastAsia="標楷體" w:hAnsi="Times New Roman"/>
           <w:color w:val="0000FF"/>
           <w:sz w:val="20"/>
           <w:szCs w:val="20"/>
@@ -1946,7 +1926,7 @@
       </w:r>
       <w:r>
         <w:rPr>
-          <w:rFonts w:ascii="Times New Roman" w:cs="Times New Roman" w:eastAsia="PMingLiU" w:hAnsi="Times New Roman"/>
+          <w:rFonts w:ascii="Times New Roman" w:cs="Times New Roman" w:eastAsia="標楷體" w:hAnsi="Times New Roman"/>
           <w:i/>
           <w:iCs/>
           <w:color w:val="0000FF"/>
@@ -1957,7 +1937,7 @@
       </w:r>
       <w:r>
         <w:rPr>
-          <w:rFonts w:ascii="Times New Roman" w:cs="Times New Roman" w:eastAsia="PMingLiU" w:hAnsi="Times New Roman"/>
+          <w:rFonts w:ascii="Times New Roman" w:cs="Times New Roman" w:eastAsia="標楷體" w:hAnsi="Times New Roman"/>
           <w:color w:val="0000FF"/>
           <w:sz w:val="20"/>
           <w:szCs w:val="20"/>
@@ -1966,7 +1946,7 @@
       </w:r>
       <w:r>
         <w:rPr>
-          <w:rFonts w:ascii="Times New Roman" w:cs="Times New Roman" w:eastAsia="PMingLiU" w:hAnsi="Times New Roman"/>
+          <w:rFonts w:ascii="Times New Roman" w:cs="Times New Roman" w:eastAsia="標楷體" w:hAnsi="Times New Roman"/>
           <w:i/>
           <w:iCs/>
           <w:color w:val="0000FF"/>
@@ -1977,7 +1957,7 @@
       </w:r>
       <w:r>
         <w:rPr>
-          <w:rFonts w:ascii="Times New Roman" w:cs="Times New Roman" w:eastAsia="PMingLiU" w:hAnsi="Times New Roman"/>
+          <w:rFonts w:ascii="Times New Roman" w:cs="Times New Roman" w:eastAsia="標楷體" w:hAnsi="Times New Roman"/>
           <w:color w:val="0000FF"/>
           <w:sz w:val="20"/>
           <w:szCs w:val="20"/>
@@ -1987,7 +1967,7 @@
       </w:r>
       <w:r>
         <w:rPr>
-          <w:rFonts w:ascii="Times New Roman" w:cs="Times New Roman" w:eastAsia="PMingLiU" w:hAnsi="Times New Roman"/>
+          <w:rFonts w:ascii="Times New Roman" w:cs="Times New Roman" w:eastAsia="標楷體" w:hAnsi="Times New Roman"/>
           <w:color w:val="0000FF"/>
           <w:sz w:val="20"/>
           <w:szCs w:val="20"/>
@@ -1996,7 +1976,7 @@
       </w:r>
       <w:r>
         <w:rPr>
-          <w:rFonts w:ascii="Times New Roman" w:cs="Times New Roman" w:eastAsia="PMingLiU" w:hAnsi="Times New Roman"/>
+          <w:rFonts w:ascii="Times New Roman" w:cs="Times New Roman" w:eastAsia="標楷體" w:hAnsi="Times New Roman"/>
           <w:i/>
           <w:iCs/>
           <w:color w:val="0000FF"/>
@@ -2007,7 +1987,7 @@
       </w:r>
       <w:r>
         <w:rPr>
-          <w:rFonts w:ascii="Times New Roman" w:cs="Times New Roman" w:eastAsia="PMingLiU" w:hAnsi="Times New Roman"/>
+          <w:rFonts w:ascii="Times New Roman" w:cs="Times New Roman" w:eastAsia="標楷體" w:hAnsi="Times New Roman"/>
           <w:color w:val="0000FF"/>
           <w:sz w:val="20"/>
           <w:szCs w:val="20"/>
@@ -2016,7 +1996,7 @@
       </w:r>
       <w:r>
         <w:rPr>
-          <w:rFonts w:ascii="Times New Roman" w:cs="Times New Roman" w:eastAsia="PMingLiU" w:hAnsi="Times New Roman"/>
+          <w:rFonts w:ascii="Times New Roman" w:cs="Times New Roman" w:eastAsia="標楷體" w:hAnsi="Times New Roman"/>
           <w:i/>
           <w:iCs/>
           <w:color w:val="0000FF"/>
@@ -2027,7 +2007,7 @@
       </w:r>
       <w:r>
         <w:rPr>
-          <w:rFonts w:ascii="Times New Roman" w:cs="Times New Roman" w:eastAsia="PMingLiU" w:hAnsi="Times New Roman"/>
+          <w:rFonts w:ascii="Times New Roman" w:cs="Times New Roman" w:eastAsia="標楷體" w:hAnsi="Times New Roman"/>
           <w:color w:val="0000FF"/>
           <w:sz w:val="20"/>
           <w:szCs w:val="20"/>
@@ -2037,7 +2017,7 @@
       </w:r>
       <w:r>
         <w:rPr>
-          <w:rFonts w:ascii="Times New Roman" w:cs="Times New Roman" w:eastAsia="PMingLiU" w:hAnsi="Times New Roman"/>
+          <w:rFonts w:ascii="Times New Roman" w:cs="Times New Roman" w:eastAsia="標楷體" w:hAnsi="Times New Roman"/>
           <w:color w:val="0000FF"/>
           <w:sz w:val="20"/>
           <w:szCs w:val="20"/>
@@ -2046,7 +2026,7 @@
       </w:r>
       <w:r>
         <w:rPr>
-          <w:rFonts w:ascii="Times New Roman" w:cs="Times New Roman" w:eastAsia="PMingLiU" w:hAnsi="Times New Roman"/>
+          <w:rFonts w:ascii="Times New Roman" w:cs="Times New Roman" w:eastAsia="標楷體" w:hAnsi="Times New Roman"/>
           <w:i/>
           <w:iCs/>
           <w:color w:val="0000FF"/>
@@ -2057,7 +2037,7 @@
       </w:r>
       <w:r>
         <w:rPr>
-          <w:rFonts w:ascii="Times New Roman" w:cs="Times New Roman" w:eastAsia="PMingLiU" w:hAnsi="Times New Roman"/>
+          <w:rFonts w:ascii="Times New Roman" w:cs="Times New Roman" w:eastAsia="標楷體" w:hAnsi="Times New Roman"/>
           <w:color w:val="0000FF"/>
           <w:sz w:val="20"/>
           <w:szCs w:val="20"/>
@@ -2066,7 +2046,7 @@
       </w:r>
       <w:r>
         <w:rPr>
-          <w:rFonts w:ascii="Times New Roman" w:cs="Times New Roman" w:eastAsia="PMingLiU" w:hAnsi="Times New Roman"/>
+          <w:rFonts w:ascii="Times New Roman" w:cs="Times New Roman" w:eastAsia="標楷體" w:hAnsi="Times New Roman"/>
           <w:i/>
           <w:iCs/>
           <w:color w:val="0000FF"/>
@@ -2077,7 +2057,7 @@
       </w:r>
       <w:r>
         <w:rPr>
-          <w:rFonts w:ascii="Times New Roman" w:cs="Times New Roman" w:eastAsia="PMingLiU" w:hAnsi="Times New Roman"/>
+          <w:rFonts w:ascii="Times New Roman" w:cs="Times New Roman" w:eastAsia="標楷體" w:hAnsi="Times New Roman"/>
           <w:color w:val="0000FF"/>
           <w:sz w:val="20"/>
           <w:szCs w:val="20"/>
@@ -2087,7 +2067,7 @@
       </w:r>
       <w:r>
         <w:rPr>
-          <w:rFonts w:ascii="Times New Roman" w:cs="Times New Roman" w:eastAsia="PMingLiU" w:hAnsi="Times New Roman"/>
+          <w:rFonts w:ascii="Times New Roman" w:cs="Times New Roman" w:eastAsia="標楷體" w:hAnsi="Times New Roman"/>
           <w:color w:val="0000FF"/>
           <w:sz w:val="20"/>
           <w:szCs w:val="20"/>
@@ -2096,7 +2076,7 @@
       </w:r>
       <w:r>
         <w:rPr>
-          <w:rFonts w:ascii="Times New Roman" w:cs="Times New Roman" w:eastAsia="PMingLiU" w:hAnsi="Times New Roman"/>
+          <w:rFonts w:ascii="Times New Roman" w:cs="Times New Roman" w:eastAsia="標楷體" w:hAnsi="Times New Roman"/>
           <w:i/>
           <w:iCs/>
           <w:color w:val="0000FF"/>
@@ -2107,7 +2087,7 @@
       </w:r>
       <w:r>
         <w:rPr>
-          <w:rFonts w:ascii="Times New Roman" w:cs="Times New Roman" w:eastAsia="PMingLiU" w:hAnsi="Times New Roman"/>
+          <w:rFonts w:ascii="Times New Roman" w:cs="Times New Roman" w:eastAsia="標楷體" w:hAnsi="Times New Roman"/>
           <w:color w:val="0000FF"/>
           <w:sz w:val="20"/>
           <w:szCs w:val="20"/>
@@ -2116,7 +2096,7 @@
       </w:r>
       <w:r>
         <w:rPr>
-          <w:rFonts w:ascii="Times New Roman" w:cs="Times New Roman" w:eastAsia="PMingLiU" w:hAnsi="Times New Roman"/>
+          <w:rFonts w:ascii="Times New Roman" w:cs="Times New Roman" w:eastAsia="標楷體" w:hAnsi="Times New Roman"/>
           <w:color w:val="0000FF"/>
           <w:sz w:val="20"/>
           <w:szCs w:val="20"/>
@@ -2133,7 +2113,7 @@
       </w:pPr>
       <w:r>
         <w:rPr>
-          <w:rFonts w:ascii="Times New Roman" w:cs="Times New Roman" w:eastAsia="PMingLiU" w:hAnsi="Times New Roman"/>
+          <w:rFonts w:ascii="Times New Roman" w:cs="Times New Roman" w:eastAsia="標楷體" w:hAnsi="Times New Roman"/>
           <w:color w:val="0000FF"/>
           <w:sz w:val="20"/>
           <w:szCs w:val="20"/>
@@ -2142,7 +2122,7 @@
       </w:r>
       <w:r>
         <w:rPr>
-          <w:rFonts w:ascii="Times New Roman" w:cs="Times New Roman" w:eastAsia="PMingLiU" w:hAnsi="Times New Roman"/>
+          <w:rFonts w:ascii="Times New Roman" w:cs="Times New Roman" w:eastAsia="標楷體" w:hAnsi="Times New Roman"/>
           <w:i/>
           <w:iCs/>
           <w:color w:val="0000FF"/>
@@ -2153,7 +2133,7 @@
       </w:r>
       <w:r>
         <w:rPr>
-          <w:rFonts w:ascii="Times New Roman" w:cs="Times New Roman" w:eastAsia="PMingLiU" w:hAnsi="Times New Roman"/>
+          <w:rFonts w:ascii="Times New Roman" w:cs="Times New Roman" w:eastAsia="標楷體" w:hAnsi="Times New Roman"/>
           <w:color w:val="0000FF"/>
           <w:sz w:val="20"/>
           <w:szCs w:val="20"/>
@@ -2162,7 +2142,7 @@
       </w:r>
       <w:r>
         <w:rPr>
-          <w:rFonts w:ascii="Times New Roman" w:cs="Times New Roman" w:eastAsia="PMingLiU" w:hAnsi="Times New Roman"/>
+          <w:rFonts w:ascii="Times New Roman" w:cs="Times New Roman" w:eastAsia="標楷體" w:hAnsi="Times New Roman"/>
           <w:i/>
           <w:iCs/>
           <w:color w:val="0000FF"/>
@@ -2173,7 +2153,7 @@
       </w:r>
       <w:r>
         <w:rPr>
-          <w:rFonts w:ascii="Times New Roman" w:cs="Times New Roman" w:eastAsia="PMingLiU" w:hAnsi="Times New Roman"/>
+          <w:rFonts w:ascii="Times New Roman" w:cs="Times New Roman" w:eastAsia="標楷體" w:hAnsi="Times New Roman"/>
           <w:color w:val="0000FF"/>
           <w:sz w:val="20"/>
           <w:szCs w:val="20"/>
@@ -2182,7 +2162,7 @@
       </w:r>
       <w:r>
         <w:rPr>
-          <w:rFonts w:ascii="Times New Roman" w:cs="Times New Roman" w:eastAsia="PMingLiU" w:hAnsi="Times New Roman"/>
+          <w:rFonts w:ascii="Times New Roman" w:cs="Times New Roman" w:eastAsia="標楷體" w:hAnsi="Times New Roman"/>
           <w:i/>
           <w:iCs/>
           <w:color w:val="0000FF"/>
@@ -2193,7 +2173,7 @@
       </w:r>
       <w:r>
         <w:rPr>
-          <w:rFonts w:ascii="Times New Roman" w:cs="Times New Roman" w:eastAsia="PMingLiU" w:hAnsi="Times New Roman"/>
+          <w:rFonts w:ascii="Times New Roman" w:cs="Times New Roman" w:eastAsia="標楷體" w:hAnsi="Times New Roman"/>
           <w:color w:val="0000FF"/>
           <w:sz w:val="20"/>
           <w:szCs w:val="20"/>
@@ -2202,7 +2182,7 @@
       </w:r>
       <w:r>
         <w:rPr>
-          <w:rFonts w:ascii="Times New Roman" w:cs="Times New Roman" w:eastAsia="PMingLiU" w:hAnsi="Times New Roman"/>
+          <w:rFonts w:ascii="Times New Roman" w:cs="Times New Roman" w:eastAsia="標楷體" w:hAnsi="Times New Roman"/>
           <w:i/>
           <w:iCs/>
           <w:color w:val="0000FF"/>
@@ -2213,7 +2193,7 @@
       </w:r>
       <w:r>
         <w:rPr>
-          <w:rFonts w:ascii="Times New Roman" w:cs="Times New Roman" w:eastAsia="PMingLiU" w:hAnsi="Times New Roman"/>
+          <w:rFonts w:ascii="Times New Roman" w:cs="Times New Roman" w:eastAsia="標楷體" w:hAnsi="Times New Roman"/>
           <w:color w:val="0000FF"/>
           <w:sz w:val="20"/>
           <w:szCs w:val="20"/>
@@ -2222,7 +2202,7 @@
       </w:r>
       <w:r>
         <w:rPr>
-          <w:rFonts w:ascii="Times New Roman" w:cs="Times New Roman" w:eastAsia="PMingLiU" w:hAnsi="Times New Roman"/>
+          <w:rFonts w:ascii="Times New Roman" w:cs="Times New Roman" w:eastAsia="標楷體" w:hAnsi="Times New Roman"/>
           <w:i/>
           <w:iCs/>
           <w:color w:val="0000FF"/>
@@ -2233,7 +2213,7 @@
       </w:r>
       <w:r>
         <w:rPr>
-          <w:rFonts w:ascii="Times New Roman" w:cs="Times New Roman" w:eastAsia="PMingLiU" w:hAnsi="Times New Roman"/>
+          <w:rFonts w:ascii="Times New Roman" w:cs="Times New Roman" w:eastAsia="標楷體" w:hAnsi="Times New Roman"/>
           <w:color w:val="0000FF"/>
           <w:sz w:val="20"/>
           <w:szCs w:val="20"/>
@@ -2242,7 +2222,7 @@
       </w:r>
       <w:r>
         <w:rPr>
-          <w:rFonts w:ascii="Times New Roman" w:cs="Times New Roman" w:eastAsia="PMingLiU" w:hAnsi="Times New Roman"/>
+          <w:rFonts w:ascii="Times New Roman" w:cs="Times New Roman" w:eastAsia="標楷體" w:hAnsi="Times New Roman"/>
           <w:i/>
           <w:iCs/>
           <w:color w:val="0000FF"/>
@@ -2253,7 +2233,7 @@
       </w:r>
       <w:r>
         <w:rPr>
-          <w:rFonts w:ascii="Times New Roman" w:cs="Times New Roman" w:eastAsia="PMingLiU" w:hAnsi="Times New Roman"/>
+          <w:rFonts w:ascii="Times New Roman" w:cs="Times New Roman" w:eastAsia="標楷體" w:hAnsi="Times New Roman"/>
           <w:color w:val="0000FF"/>
           <w:sz w:val="20"/>
           <w:szCs w:val="20"/>
@@ -2272,7 +2252,7 @@
       </w:pPr>
       <w:r>
         <w:rPr>
-          <w:rFonts w:ascii="Times New Roman" w:cs="Times New Roman" w:eastAsia="PMingLiU" w:hAnsi="Times New Roman"/>
+          <w:rFonts w:ascii="Times New Roman" w:cs="Times New Roman" w:eastAsia="標楷體" w:hAnsi="Times New Roman"/>
           <w:color w:val="0000FF"/>
           <w:sz w:val="20"/>
           <w:szCs w:val="20"/>
@@ -2281,7 +2261,7 @@
       </w:r>
       <w:r>
         <w:rPr>
-          <w:rFonts w:ascii="Times New Roman" w:cs="Times New Roman" w:eastAsia="PMingLiU" w:hAnsi="Times New Roman"/>
+          <w:rFonts w:ascii="Times New Roman" w:cs="Times New Roman" w:eastAsia="標楷體" w:hAnsi="Times New Roman"/>
           <w:color w:val="0000FF"/>
           <w:sz w:val="20"/>
           <w:szCs w:val="20"/>
@@ -2291,7 +2271,7 @@
       </w:r>
       <w:r>
         <w:rPr>
-          <w:rFonts w:ascii="Times New Roman" w:cs="Times New Roman" w:eastAsia="PMingLiU" w:hAnsi="Times New Roman"/>
+          <w:rFonts w:ascii="Times New Roman" w:cs="Times New Roman" w:eastAsia="標楷體" w:hAnsi="Times New Roman"/>
           <w:color w:val="0000FF"/>
           <w:sz w:val="20"/>
           <w:szCs w:val="20"/>
@@ -2300,7 +2280,7 @@
       </w:r>
       <w:r>
         <w:rPr>
-          <w:rFonts w:ascii="Times New Roman" w:cs="Times New Roman" w:eastAsia="PMingLiU" w:hAnsi="Times New Roman"/>
+          <w:rFonts w:ascii="Times New Roman" w:cs="Times New Roman" w:eastAsia="標楷體" w:hAnsi="Times New Roman"/>
           <w:i/>
           <w:iCs/>
           <w:color w:val="0000FF"/>
@@ -2311,7 +2291,7 @@
       </w:r>
       <w:r>
         <w:rPr>
-          <w:rFonts w:ascii="Times New Roman" w:cs="Times New Roman" w:eastAsia="PMingLiU" w:hAnsi="Times New Roman"/>
+          <w:rFonts w:ascii="Times New Roman" w:cs="Times New Roman" w:eastAsia="標楷體" w:hAnsi="Times New Roman"/>
           <w:color w:val="0000FF"/>
           <w:sz w:val="20"/>
           <w:szCs w:val="20"/>
@@ -2320,7 +2300,7 @@
       </w:r>
       <w:r>
         <w:rPr>
-          <w:rFonts w:ascii="Times New Roman" w:cs="Times New Roman" w:eastAsia="PMingLiU" w:hAnsi="Times New Roman"/>
+          <w:rFonts w:ascii="Times New Roman" w:cs="Times New Roman" w:eastAsia="標楷體" w:hAnsi="Times New Roman"/>
           <w:i/>
           <w:iCs/>
           <w:color w:val="0000FF"/>
@@ -2331,7 +2311,7 @@
       </w:r>
       <w:r>
         <w:rPr>
-          <w:rFonts w:ascii="Times New Roman" w:cs="Times New Roman" w:eastAsia="PMingLiU" w:hAnsi="Times New Roman"/>
+          <w:rFonts w:ascii="Times New Roman" w:cs="Times New Roman" w:eastAsia="標楷體" w:hAnsi="Times New Roman"/>
           <w:color w:val="0000FF"/>
           <w:sz w:val="20"/>
           <w:szCs w:val="20"/>
@@ -2340,7 +2320,7 @@
       </w:r>
       <w:r>
         <w:rPr>
-          <w:rFonts w:ascii="Times New Roman" w:cs="Times New Roman" w:eastAsia="PMingLiU" w:hAnsi="Times New Roman"/>
+          <w:rFonts w:ascii="Times New Roman" w:cs="Times New Roman" w:eastAsia="標楷體" w:hAnsi="Times New Roman"/>
           <w:color w:val="0000FF"/>
           <w:sz w:val="20"/>
           <w:szCs w:val="20"/>
@@ -2350,7 +2330,7 @@
       </w:r>
       <w:r>
         <w:rPr>
-          <w:rFonts w:ascii="Times New Roman" w:cs="Times New Roman" w:eastAsia="PMingLiU" w:hAnsi="Times New Roman"/>
+          <w:rFonts w:ascii="Times New Roman" w:cs="Times New Roman" w:eastAsia="標楷體" w:hAnsi="Times New Roman"/>
           <w:i/>
           <w:iCs/>
           <w:color w:val="0000FF"/>
@@ -2361,7 +2341,7 @@
       </w:r>
       <w:r>
         <w:rPr>
-          <w:rFonts w:ascii="Times New Roman" w:cs="Times New Roman" w:eastAsia="PMingLiU" w:hAnsi="Times New Roman"/>
+          <w:rFonts w:ascii="Times New Roman" w:cs="Times New Roman" w:eastAsia="標楷體" w:hAnsi="Times New Roman"/>
           <w:color w:val="0000FF"/>
           <w:sz w:val="20"/>
           <w:szCs w:val="20"/>
@@ -2371,7 +2351,7 @@
       </w:r>
       <w:r>
         <w:rPr>
-          <w:rFonts w:ascii="Times New Roman" w:cs="Times New Roman" w:eastAsia="PMingLiU" w:hAnsi="Times New Roman"/>
+          <w:rFonts w:ascii="Times New Roman" w:cs="Times New Roman" w:eastAsia="標楷體" w:hAnsi="Times New Roman"/>
           <w:color w:val="0000FF"/>
           <w:sz w:val="20"/>
           <w:szCs w:val="20"/>
@@ -2380,7 +2360,7 @@
       </w:r>
       <w:r>
         <w:rPr>
-          <w:rFonts w:ascii="Times New Roman" w:cs="Times New Roman" w:eastAsia="PMingLiU" w:hAnsi="Times New Roman"/>
+          <w:rFonts w:ascii="Times New Roman" w:cs="Times New Roman" w:eastAsia="標楷體" w:hAnsi="Times New Roman"/>
           <w:i/>
           <w:iCs/>
           <w:color w:val="0000FF"/>
@@ -2391,7 +2371,7 @@
       </w:r>
       <w:r>
         <w:rPr>
-          <w:rFonts w:ascii="Times New Roman" w:cs="Times New Roman" w:eastAsia="PMingLiU" w:hAnsi="Times New Roman"/>
+          <w:rFonts w:ascii="Times New Roman" w:cs="Times New Roman" w:eastAsia="標楷體" w:hAnsi="Times New Roman"/>
           <w:color w:val="0000FF"/>
           <w:sz w:val="20"/>
           <w:szCs w:val="20"/>
@@ -2400,7 +2380,7 @@
       </w:r>
       <w:r>
         <w:rPr>
-          <w:rFonts w:ascii="Times New Roman" w:cs="Times New Roman" w:eastAsia="PMingLiU" w:hAnsi="Times New Roman"/>
+          <w:rFonts w:ascii="Times New Roman" w:cs="Times New Roman" w:eastAsia="標楷體" w:hAnsi="Times New Roman"/>
           <w:color w:val="0000FF"/>
           <w:sz w:val="20"/>
           <w:szCs w:val="20"/>
@@ -2410,7 +2390,7 @@
       </w:r>
       <w:r>
         <w:rPr>
-          <w:rFonts w:ascii="Times New Roman" w:cs="Times New Roman" w:eastAsia="PMingLiU" w:hAnsi="Times New Roman"/>
+          <w:rFonts w:ascii="Times New Roman" w:cs="Times New Roman" w:eastAsia="標楷體" w:hAnsi="Times New Roman"/>
           <w:i/>
           <w:iCs/>
           <w:color w:val="0000FF"/>
@@ -2421,7 +2401,7 @@
       </w:r>
       <w:r>
         <w:rPr>
-          <w:rFonts w:ascii="Times New Roman" w:cs="Times New Roman" w:eastAsia="PMingLiU" w:hAnsi="Times New Roman"/>
+          <w:rFonts w:ascii="Times New Roman" w:cs="Times New Roman" w:eastAsia="標楷體" w:hAnsi="Times New Roman"/>
           <w:color w:val="0000FF"/>
           <w:sz w:val="20"/>
           <w:szCs w:val="20"/>
@@ -2431,7 +2411,7 @@
       </w:r>
       <w:r>
         <w:rPr>
-          <w:rFonts w:ascii="Times New Roman" w:cs="Times New Roman" w:eastAsia="PMingLiU" w:hAnsi="Times New Roman"/>
+          <w:rFonts w:ascii="Times New Roman" w:cs="Times New Roman" w:eastAsia="標楷體" w:hAnsi="Times New Roman"/>
           <w:color w:val="0000FF"/>
           <w:sz w:val="20"/>
           <w:szCs w:val="20"/>
@@ -2440,7 +2420,7 @@
       </w:r>
       <w:r>
         <w:rPr>
-          <w:rFonts w:ascii="Times New Roman" w:cs="Times New Roman" w:eastAsia="PMingLiU" w:hAnsi="Times New Roman"/>
+          <w:rFonts w:ascii="Times New Roman" w:cs="Times New Roman" w:eastAsia="標楷體" w:hAnsi="Times New Roman"/>
           <w:i/>
           <w:iCs/>
           <w:color w:val="0000FF"/>
@@ -2451,7 +2431,7 @@
       </w:r>
       <w:r>
         <w:rPr>
-          <w:rFonts w:ascii="Times New Roman" w:cs="Times New Roman" w:eastAsia="PMingLiU" w:hAnsi="Times New Roman"/>
+          <w:rFonts w:ascii="Times New Roman" w:cs="Times New Roman" w:eastAsia="標楷體" w:hAnsi="Times New Roman"/>
           <w:color w:val="0000FF"/>
           <w:sz w:val="20"/>
           <w:szCs w:val="20"/>
@@ -2460,7 +2440,7 @@
       </w:r>
       <w:r>
         <w:rPr>
-          <w:rFonts w:ascii="Times New Roman" w:cs="Times New Roman" w:eastAsia="PMingLiU" w:hAnsi="Times New Roman"/>
+          <w:rFonts w:ascii="Times New Roman" w:cs="Times New Roman" w:eastAsia="標楷體" w:hAnsi="Times New Roman"/>
           <w:color w:val="0000FF"/>
           <w:sz w:val="20"/>
           <w:szCs w:val="20"/>
@@ -2477,7 +2457,7 @@
       </w:pPr>
       <w:r>
         <w:rPr>
-          <w:rFonts w:ascii="Times New Roman" w:cs="Times New Roman" w:eastAsia="PMingLiU" w:hAnsi="Times New Roman"/>
+          <w:rFonts w:ascii="Times New Roman" w:cs="Times New Roman" w:eastAsia="標楷體" w:hAnsi="Times New Roman"/>
           <w:color w:val="0000FF"/>
           <w:sz w:val="20"/>
           <w:szCs w:val="20"/>
@@ -2486,7 +2466,7 @@
       </w:r>
       <w:r>
         <w:rPr>
-          <w:rFonts w:ascii="Times New Roman" w:cs="Times New Roman" w:eastAsia="PMingLiU" w:hAnsi="Times New Roman"/>
+          <w:rFonts w:ascii="Times New Roman" w:cs="Times New Roman" w:eastAsia="標楷體" w:hAnsi="Times New Roman"/>
           <w:i/>
           <w:iCs/>
           <w:color w:val="0000FF"/>
@@ -2497,7 +2477,7 @@
       </w:r>
       <w:r>
         <w:rPr>
-          <w:rFonts w:ascii="Times New Roman" w:cs="Times New Roman" w:eastAsia="PMingLiU" w:hAnsi="Times New Roman"/>
+          <w:rFonts w:ascii="Times New Roman" w:cs="Times New Roman" w:eastAsia="標楷體" w:hAnsi="Times New Roman"/>
           <w:color w:val="0000FF"/>
           <w:sz w:val="20"/>
           <w:szCs w:val="20"/>
@@ -2506,7 +2486,7 @@
       </w:r>
       <w:r>
         <w:rPr>
-          <w:rFonts w:ascii="Times New Roman" w:cs="Times New Roman" w:eastAsia="PMingLiU" w:hAnsi="Times New Roman"/>
+          <w:rFonts w:ascii="Times New Roman" w:cs="Times New Roman" w:eastAsia="標楷體" w:hAnsi="Times New Roman"/>
           <w:i/>
           <w:iCs/>
           <w:color w:val="0000FF"/>
@@ -2517,7 +2497,7 @@
       </w:r>
       <w:r>
         <w:rPr>
-          <w:rFonts w:ascii="Times New Roman" w:cs="Times New Roman" w:eastAsia="PMingLiU" w:hAnsi="Times New Roman"/>
+          <w:rFonts w:ascii="Times New Roman" w:cs="Times New Roman" w:eastAsia="標楷體" w:hAnsi="Times New Roman"/>
           <w:color w:val="0000FF"/>
           <w:sz w:val="20"/>
           <w:szCs w:val="20"/>
@@ -2527,7 +2507,7 @@
       </w:r>
       <w:r>
         <w:rPr>
-          <w:rFonts w:ascii="Times New Roman" w:cs="Times New Roman" w:eastAsia="PMingLiU" w:hAnsi="Times New Roman"/>
+          <w:rFonts w:ascii="Times New Roman" w:cs="Times New Roman" w:eastAsia="標楷體" w:hAnsi="Times New Roman"/>
           <w:color w:val="0000FF"/>
           <w:sz w:val="20"/>
           <w:szCs w:val="20"/>
@@ -2536,7 +2516,7 @@
       </w:r>
       <w:r>
         <w:rPr>
-          <w:rFonts w:ascii="Times New Roman" w:cs="Times New Roman" w:eastAsia="PMingLiU" w:hAnsi="Times New Roman"/>
+          <w:rFonts w:ascii="Times New Roman" w:cs="Times New Roman" w:eastAsia="標楷體" w:hAnsi="Times New Roman"/>
           <w:i/>
           <w:iCs/>
           <w:color w:val="0000FF"/>
@@ -2547,7 +2527,7 @@
       </w:r>
       <w:r>
         <w:rPr>
-          <w:rFonts w:ascii="Times New Roman" w:cs="Times New Roman" w:eastAsia="PMingLiU" w:hAnsi="Times New Roman"/>
+          <w:rFonts w:ascii="Times New Roman" w:cs="Times New Roman" w:eastAsia="標楷體" w:hAnsi="Times New Roman"/>
           <w:color w:val="0000FF"/>
           <w:sz w:val="20"/>
           <w:szCs w:val="20"/>
@@ -2556,7 +2536,7 @@
       </w:r>
       <w:r>
         <w:rPr>
-          <w:rFonts w:ascii="Times New Roman" w:cs="Times New Roman" w:eastAsia="PMingLiU" w:hAnsi="Times New Roman"/>
+          <w:rFonts w:ascii="Times New Roman" w:cs="Times New Roman" w:eastAsia="標楷體" w:hAnsi="Times New Roman"/>
           <w:i/>
           <w:iCs/>
           <w:color w:val="0000FF"/>
@@ -2567,7 +2547,7 @@
       </w:r>
       <w:r>
         <w:rPr>
-          <w:rFonts w:ascii="Times New Roman" w:cs="Times New Roman" w:eastAsia="PMingLiU" w:hAnsi="Times New Roman"/>
+          <w:rFonts w:ascii="Times New Roman" w:cs="Times New Roman" w:eastAsia="標楷體" w:hAnsi="Times New Roman"/>
           <w:color w:val="0000FF"/>
           <w:sz w:val="20"/>
           <w:szCs w:val="20"/>
@@ -2577,7 +2557,7 @@
       </w:r>
       <w:r>
         <w:rPr>
-          <w:rFonts w:ascii="Times New Roman" w:cs="Times New Roman" w:eastAsia="PMingLiU" w:hAnsi="Times New Roman"/>
+          <w:rFonts w:ascii="Times New Roman" w:cs="Times New Roman" w:eastAsia="標楷體" w:hAnsi="Times New Roman"/>
           <w:color w:val="0000FF"/>
           <w:sz w:val="20"/>
           <w:szCs w:val="20"/>
@@ -2586,7 +2566,7 @@
       </w:r>
       <w:r>
         <w:rPr>
-          <w:rFonts w:ascii="Times New Roman" w:cs="Times New Roman" w:eastAsia="PMingLiU" w:hAnsi="Times New Roman"/>
+          <w:rFonts w:ascii="Times New Roman" w:cs="Times New Roman" w:eastAsia="標楷體" w:hAnsi="Times New Roman"/>
           <w:i/>
           <w:iCs/>
           <w:color w:val="0000FF"/>
@@ -2597,7 +2577,7 @@
       </w:r>
       <w:r>
         <w:rPr>
-          <w:rFonts w:ascii="Times New Roman" w:cs="Times New Roman" w:eastAsia="PMingLiU" w:hAnsi="Times New Roman"/>
+          <w:rFonts w:ascii="Times New Roman" w:cs="Times New Roman" w:eastAsia="標楷體" w:hAnsi="Times New Roman"/>
           <w:color w:val="0000FF"/>
           <w:sz w:val="20"/>
           <w:szCs w:val="20"/>
@@ -2606,7 +2586,7 @@
       </w:r>
       <w:r>
         <w:rPr>
-          <w:rFonts w:ascii="Times New Roman" w:cs="Times New Roman" w:eastAsia="PMingLiU" w:hAnsi="Times New Roman"/>
+          <w:rFonts w:ascii="Times New Roman" w:cs="Times New Roman" w:eastAsia="標楷體" w:hAnsi="Times New Roman"/>
           <w:i/>
           <w:iCs/>
           <w:color w:val="0000FF"/>
@@ -2617,7 +2597,7 @@
       </w:r>
       <w:r>
         <w:rPr>
-          <w:rFonts w:ascii="Times New Roman" w:cs="Times New Roman" w:eastAsia="PMingLiU" w:hAnsi="Times New Roman"/>
+          <w:rFonts w:ascii="Times New Roman" w:cs="Times New Roman" w:eastAsia="標楷體" w:hAnsi="Times New Roman"/>
           <w:color w:val="0000FF"/>
           <w:sz w:val="20"/>
           <w:szCs w:val="20"/>
@@ -2626,7 +2606,7 @@
       </w:r>
       <w:r>
         <w:rPr>
-          <w:rFonts w:ascii="Times New Roman" w:cs="Times New Roman" w:eastAsia="PMingLiU" w:hAnsi="Times New Roman"/>
+          <w:rFonts w:ascii="Times New Roman" w:cs="Times New Roman" w:eastAsia="標楷體" w:hAnsi="Times New Roman"/>
           <w:i/>
           <w:iCs/>
           <w:color w:val="0000FF"/>
@@ -2637,7 +2617,7 @@
       </w:r>
       <w:r>
         <w:rPr>
-          <w:rFonts w:ascii="Times New Roman" w:cs="Times New Roman" w:eastAsia="PMingLiU" w:hAnsi="Times New Roman"/>
+          <w:rFonts w:ascii="Times New Roman" w:cs="Times New Roman" w:eastAsia="標楷體" w:hAnsi="Times New Roman"/>
           <w:color w:val="0000FF"/>
           <w:sz w:val="20"/>
           <w:szCs w:val="20"/>
@@ -2700,7 +2680,7 @@
       </w:pPr>
       <w:r>
         <w:rPr>
-          <w:rFonts w:ascii="Times New Roman" w:cs="Times New Roman" w:eastAsia="PMingLiU" w:hAnsi="Times New Roman"/>
+          <w:rFonts w:ascii="Times New Roman" w:cs="Times New Roman" w:eastAsia="標楷體" w:hAnsi="Times New Roman"/>
           <w:b/>
           <w:bCs/>
           <w:color w:val="0000FF"/>
@@ -2711,7 +2691,7 @@
       </w:r>
       <w:r>
         <w:rPr>
-          <w:rFonts w:ascii="Times New Roman" w:cs="Times New Roman" w:eastAsia="PMingLiU" w:hAnsi="Times New Roman"/>
+          <w:rFonts w:ascii="Times New Roman" w:cs="Times New Roman" w:eastAsia="標楷體" w:hAnsi="Times New Roman"/>
           <w:color w:val="0000FF"/>
           <w:sz w:val="17"/>
           <w:szCs w:val="17"/>
@@ -2727,7 +2707,7 @@
       </w:pPr>
       <w:r>
         <w:rPr>
-          <w:rFonts w:ascii="Times New Roman" w:cs="Times New Roman" w:eastAsia="PMingLiU" w:hAnsi="Times New Roman"/>
+          <w:rFonts w:ascii="Times New Roman" w:cs="Times New Roman" w:eastAsia="標楷體" w:hAnsi="Times New Roman"/>
           <w:color w:val="0000FF"/>
           <w:sz w:val="20"/>
           <w:szCs w:val="20"/>
@@ -2742,7 +2722,7 @@
       </w:pPr>
       <w:r>
         <w:rPr>
-          <w:rFonts w:ascii="Times New Roman" w:cs="Times New Roman" w:eastAsia="PMingLiU" w:hAnsi="Times New Roman"/>
+          <w:rFonts w:ascii="Times New Roman" w:cs="Times New Roman" w:eastAsia="標楷體" w:hAnsi="Times New Roman"/>
           <w:b/>
           <w:bCs/>
           <w:i/>
@@ -2763,7 +2743,7 @@
       </w:pPr>
       <w:r>
         <w:rPr>
-          <w:rFonts w:ascii="Times New Roman" w:cs="Times New Roman" w:eastAsia="PMingLiU" w:hAnsi="Times New Roman"/>
+          <w:rFonts w:ascii="Times New Roman" w:cs="Times New Roman" w:eastAsia="標楷體" w:hAnsi="Times New Roman"/>
           <w:color w:val="0000FF"/>
           <w:sz w:val="20"/>
           <w:szCs w:val="20"/>
@@ -2779,7 +2759,7 @@
       </w:pPr>
       <w:r>
         <w:rPr>
-          <w:rFonts w:ascii="Times New Roman" w:cs="Times New Roman" w:eastAsia="PMingLiU" w:hAnsi="Times New Roman"/>
+          <w:rFonts w:ascii="Times New Roman" w:cs="Times New Roman" w:eastAsia="標楷體" w:hAnsi="Times New Roman"/>
           <w:color w:val="0000FF"/>
           <w:sz w:val="20"/>
           <w:szCs w:val="20"/>
@@ -2788,7 +2768,7 @@
       </w:r>
       <w:r>
         <w:rPr>
-          <w:rFonts w:ascii="Times New Roman" w:cs="Times New Roman" w:eastAsia="PMingLiU" w:hAnsi="Times New Roman"/>
+          <w:rFonts w:ascii="Times New Roman" w:cs="Times New Roman" w:eastAsia="標楷體" w:hAnsi="Times New Roman"/>
           <w:color w:val="0000FF"/>
           <w:sz w:val="20"/>
           <w:szCs w:val="20"/>
@@ -2804,7 +2784,7 @@
       </w:pPr>
       <w:r>
         <w:rPr>
-          <w:rFonts w:ascii="Times New Roman" w:cs="Times New Roman" w:eastAsia="PMingLiU" w:hAnsi="Times New Roman"/>
+          <w:rFonts w:ascii="Times New Roman" w:cs="Times New Roman" w:eastAsia="標楷體" w:hAnsi="Times New Roman"/>
           <w:color w:val="0000FF"/>
           <w:sz w:val="20"/>
           <w:szCs w:val="20"/>
@@ -2813,7 +2793,7 @@
       </w:r>
       <w:r>
         <w:rPr>
-          <w:rFonts w:ascii="Times New Roman" w:cs="Times New Roman" w:eastAsia="PMingLiU" w:hAnsi="Times New Roman"/>
+          <w:rFonts w:ascii="Times New Roman" w:cs="Times New Roman" w:eastAsia="標楷體" w:hAnsi="Times New Roman"/>
           <w:color w:val="0000FF"/>
           <w:sz w:val="20"/>
           <w:szCs w:val="20"/>
@@ -2829,7 +2809,7 @@
       </w:pPr>
       <w:r>
         <w:rPr>
-          <w:rFonts w:ascii="Times New Roman" w:cs="Times New Roman" w:eastAsia="PMingLiU" w:hAnsi="Times New Roman"/>
+          <w:rFonts w:ascii="Times New Roman" w:cs="Times New Roman" w:eastAsia="標楷體" w:hAnsi="Times New Roman"/>
           <w:color w:val="0000FF"/>
           <w:sz w:val="20"/>
           <w:szCs w:val="20"/>
@@ -2838,7 +2818,7 @@
       </w:r>
       <w:r>
         <w:rPr>
-          <w:rFonts w:ascii="Times New Roman" w:cs="Times New Roman" w:eastAsia="PMingLiU" w:hAnsi="Times New Roman"/>
+          <w:rFonts w:ascii="Times New Roman" w:cs="Times New Roman" w:eastAsia="標楷體" w:hAnsi="Times New Roman"/>
           <w:color w:val="0000FF"/>
           <w:sz w:val="20"/>
           <w:szCs w:val="20"/>
@@ -2854,7 +2834,7 @@
       </w:pPr>
       <w:r>
         <w:rPr>
-          <w:rFonts w:ascii="Times New Roman" w:cs="Times New Roman" w:eastAsia="PMingLiU" w:hAnsi="Times New Roman"/>
+          <w:rFonts w:ascii="Times New Roman" w:cs="Times New Roman" w:eastAsia="標楷體" w:hAnsi="Times New Roman"/>
           <w:color w:val="0000FF"/>
           <w:sz w:val="20"/>
           <w:szCs w:val="20"/>
@@ -2863,7 +2843,7 @@
       </w:r>
       <w:r>
         <w:rPr>
-          <w:rFonts w:ascii="Times New Roman" w:cs="Times New Roman" w:eastAsia="PMingLiU" w:hAnsi="Times New Roman"/>
+          <w:rFonts w:ascii="Times New Roman" w:cs="Times New Roman" w:eastAsia="標楷體" w:hAnsi="Times New Roman"/>
           <w:color w:val="0000FF"/>
           <w:sz w:val="20"/>
           <w:szCs w:val="20"/>
@@ -2872,7 +2852,7 @@
       </w:r>
       <w:r>
         <w:rPr>
-          <w:rFonts w:ascii="Times New Roman" w:cs="Times New Roman" w:eastAsia="PMingLiU" w:hAnsi="Times New Roman"/>
+          <w:rFonts w:ascii="Times New Roman" w:cs="Times New Roman" w:eastAsia="標楷體" w:hAnsi="Times New Roman"/>
           <w:color w:val="0000FF"/>
           <w:sz w:val="20"/>
           <w:szCs w:val="20"/>
@@ -2881,7 +2861,7 @@
       </w:r>
       <w:r>
         <w:rPr>
-          <w:rFonts w:ascii="Times New Roman" w:cs="Times New Roman" w:eastAsia="PMingLiU" w:hAnsi="Times New Roman"/>
+          <w:rFonts w:ascii="Times New Roman" w:cs="Times New Roman" w:eastAsia="標楷體" w:hAnsi="Times New Roman"/>
           <w:i/>
           <w:iCs/>
           <w:color w:val="0000FF"/>
@@ -2892,7 +2872,7 @@
       </w:r>
       <w:r>
         <w:rPr>
-          <w:rFonts w:ascii="Times New Roman" w:cs="Times New Roman" w:eastAsia="PMingLiU" w:hAnsi="Times New Roman"/>
+          <w:rFonts w:ascii="Times New Roman" w:cs="Times New Roman" w:eastAsia="標楷體" w:hAnsi="Times New Roman"/>
           <w:color w:val="0000FF"/>
           <w:sz w:val="20"/>
           <w:szCs w:val="20"/>
@@ -2907,7 +2887,7 @@
       </w:pPr>
       <w:r>
         <w:rPr>
-          <w:rFonts w:ascii="Times New Roman" w:cs="Times New Roman" w:eastAsia="PMingLiU" w:hAnsi="Times New Roman"/>
+          <w:rFonts w:ascii="Times New Roman" w:cs="Times New Roman" w:eastAsia="標楷體" w:hAnsi="Times New Roman"/>
           <w:b/>
           <w:bCs/>
           <w:color w:val="0000FF"/>
@@ -2918,7 +2898,7 @@
       </w:r>
       <w:r>
         <w:rPr>
-          <w:rFonts w:ascii="Times New Roman" w:cs="Times New Roman" w:eastAsia="PMingLiU" w:hAnsi="Times New Roman"/>
+          <w:rFonts w:ascii="Times New Roman" w:cs="Times New Roman" w:eastAsia="標楷體" w:hAnsi="Times New Roman"/>
           <w:b/>
           <w:bCs/>
           <w:sz w:val="22"/>
@@ -2935,7 +2915,7 @@
       </w:pPr>
       <w:r>
         <w:rPr>
-          <w:rFonts w:ascii="Times New Roman" w:cs="Times New Roman" w:eastAsia="PMingLiU" w:hAnsi="Times New Roman"/>
+          <w:rFonts w:ascii="Times New Roman" w:cs="Times New Roman" w:eastAsia="標楷體" w:hAnsi="Times New Roman"/>
           <w:sz w:val="20"/>
           <w:szCs w:val="20"/>
         </w:rPr>
@@ -2943,7 +2923,7 @@
       </w:r>
       <w:r>
         <w:rPr>
-          <w:rFonts w:ascii="Times New Roman" w:cs="Times New Roman" w:eastAsia="PMingLiU" w:hAnsi="Times New Roman"/>
+          <w:rFonts w:ascii="Times New Roman" w:cs="Times New Roman" w:eastAsia="標楷體" w:hAnsi="Times New Roman"/>
           <w:i/>
           <w:iCs/>
           <w:sz w:val="20"/>
@@ -2953,7 +2933,7 @@
       </w:r>
       <w:r>
         <w:rPr>
-          <w:rFonts w:ascii="Times New Roman" w:cs="Times New Roman" w:eastAsia="PMingLiU" w:hAnsi="Times New Roman"/>
+          <w:rFonts w:ascii="Times New Roman" w:cs="Times New Roman" w:eastAsia="標楷體" w:hAnsi="Times New Roman"/>
           <w:sz w:val="20"/>
           <w:szCs w:val="20"/>
         </w:rPr>
@@ -2961,7 +2941,7 @@
       </w:r>
       <w:r>
         <w:rPr>
-          <w:rFonts w:ascii="Times New Roman" w:cs="Times New Roman" w:eastAsia="PMingLiU" w:hAnsi="Times New Roman"/>
+          <w:rFonts w:ascii="Times New Roman" w:cs="Times New Roman" w:eastAsia="標楷體" w:hAnsi="Times New Roman"/>
           <w:i/>
           <w:iCs/>
           <w:sz w:val="20"/>
@@ -2971,7 +2951,7 @@
       </w:r>
       <w:r>
         <w:rPr>
-          <w:rFonts w:ascii="Times New Roman" w:cs="Times New Roman" w:eastAsia="PMingLiU" w:hAnsi="Times New Roman"/>
+          <w:rFonts w:ascii="Times New Roman" w:cs="Times New Roman" w:eastAsia="標楷體" w:hAnsi="Times New Roman"/>
           <w:sz w:val="20"/>
           <w:szCs w:val="20"/>
           <w:vertAlign w:val="subscript"/>
@@ -2980,7 +2960,7 @@
       </w:r>
       <w:r>
         <w:rPr>
-          <w:rFonts w:ascii="Times New Roman" w:cs="Times New Roman" w:eastAsia="PMingLiU" w:hAnsi="Times New Roman"/>
+          <w:rFonts w:ascii="Times New Roman" w:cs="Times New Roman" w:eastAsia="標楷體" w:hAnsi="Times New Roman"/>
           <w:sz w:val="20"/>
           <w:szCs w:val="20"/>
         </w:rPr>
@@ -2988,7 +2968,7 @@
       </w:r>
       <w:r>
         <w:rPr>
-          <w:rFonts w:ascii="Times New Roman" w:cs="Times New Roman" w:eastAsia="PMingLiU" w:hAnsi="Times New Roman"/>
+          <w:rFonts w:ascii="Times New Roman" w:cs="Times New Roman" w:eastAsia="標楷體" w:hAnsi="Times New Roman"/>
           <w:i/>
           <w:iCs/>
           <w:sz w:val="20"/>
@@ -2998,7 +2978,7 @@
       </w:r>
       <w:r>
         <w:rPr>
-          <w:rFonts w:ascii="Times New Roman" w:cs="Times New Roman" w:eastAsia="PMingLiU" w:hAnsi="Times New Roman"/>
+          <w:rFonts w:ascii="Times New Roman" w:cs="Times New Roman" w:eastAsia="標楷體" w:hAnsi="Times New Roman"/>
           <w:sz w:val="20"/>
           <w:szCs w:val="20"/>
         </w:rPr>
@@ -3006,7 +2986,7 @@
       </w:r>
       <w:r>
         <w:rPr>
-          <w:rFonts w:ascii="Times New Roman" w:cs="Times New Roman" w:eastAsia="PMingLiU" w:hAnsi="Times New Roman"/>
+          <w:rFonts w:ascii="Times New Roman" w:cs="Times New Roman" w:eastAsia="標楷體" w:hAnsi="Times New Roman"/>
           <w:i/>
           <w:iCs/>
           <w:sz w:val="20"/>
@@ -3016,7 +2996,7 @@
       </w:r>
       <w:r>
         <w:rPr>
-          <w:rFonts w:ascii="Times New Roman" w:cs="Times New Roman" w:eastAsia="PMingLiU" w:hAnsi="Times New Roman"/>
+          <w:rFonts w:ascii="Times New Roman" w:cs="Times New Roman" w:eastAsia="標楷體" w:hAnsi="Times New Roman"/>
           <w:sz w:val="20"/>
           <w:szCs w:val="20"/>
         </w:rPr>
@@ -3031,7 +3011,7 @@
       </w:pPr>
       <w:r>
         <w:rPr>
-          <w:rFonts w:ascii="Times New Roman" w:cs="Times New Roman" w:eastAsia="PMingLiU" w:hAnsi="Times New Roman"/>
+          <w:rFonts w:ascii="Times New Roman" w:cs="Times New Roman" w:eastAsia="標楷體" w:hAnsi="Times New Roman"/>
           <w:b/>
           <w:bCs/>
           <w:color w:val="0000FF"/>
@@ -3042,7 +3022,7 @@
       </w:r>
       <w:r>
         <w:rPr>
-          <w:rFonts w:ascii="Times New Roman" w:cs="Times New Roman" w:eastAsia="PMingLiU" w:hAnsi="Times New Roman"/>
+          <w:rFonts w:ascii="Times New Roman" w:cs="Times New Roman" w:eastAsia="標楷體" w:hAnsi="Times New Roman"/>
           <w:color w:val="0000FF"/>
           <w:sz w:val="20"/>
           <w:szCs w:val="20"/>
@@ -3051,7 +3031,7 @@
       </w:r>
       <w:r>
         <w:rPr>
-          <w:rFonts w:ascii="Times New Roman" w:cs="Times New Roman" w:eastAsia="PMingLiU" w:hAnsi="Times New Roman"/>
+          <w:rFonts w:ascii="Times New Roman" w:cs="Times New Roman" w:eastAsia="標楷體" w:hAnsi="Times New Roman"/>
           <w:i/>
           <w:iCs/>
           <w:color w:val="0000FF"/>
@@ -3062,7 +3042,7 @@
       </w:r>
       <w:r>
         <w:rPr>
-          <w:rFonts w:ascii="Times New Roman" w:cs="Times New Roman" w:eastAsia="PMingLiU" w:hAnsi="Times New Roman"/>
+          <w:rFonts w:ascii="Times New Roman" w:cs="Times New Roman" w:eastAsia="標楷體" w:hAnsi="Times New Roman"/>
           <w:color w:val="0000FF"/>
           <w:sz w:val="20"/>
           <w:szCs w:val="20"/>
@@ -3071,7 +3051,7 @@
       </w:r>
       <w:r>
         <w:rPr>
-          <w:rFonts w:ascii="Times New Roman" w:cs="Times New Roman" w:eastAsia="PMingLiU" w:hAnsi="Times New Roman"/>
+          <w:rFonts w:ascii="Times New Roman" w:cs="Times New Roman" w:eastAsia="標楷體" w:hAnsi="Times New Roman"/>
           <w:i/>
           <w:iCs/>
           <w:color w:val="0000FF"/>
@@ -3082,7 +3062,7 @@
       </w:r>
       <w:r>
         <w:rPr>
-          <w:rFonts w:ascii="Times New Roman" w:cs="Times New Roman" w:eastAsia="PMingLiU" w:hAnsi="Times New Roman"/>
+          <w:rFonts w:ascii="Times New Roman" w:cs="Times New Roman" w:eastAsia="標楷體" w:hAnsi="Times New Roman"/>
           <w:color w:val="0000FF"/>
           <w:sz w:val="20"/>
           <w:szCs w:val="20"/>
@@ -3091,7 +3071,7 @@
       </w:r>
       <w:r>
         <w:rPr>
-          <w:rFonts w:ascii="Times New Roman" w:cs="Times New Roman" w:eastAsia="PMingLiU" w:hAnsi="Times New Roman"/>
+          <w:rFonts w:ascii="Times New Roman" w:cs="Times New Roman" w:eastAsia="標楷體" w:hAnsi="Times New Roman"/>
           <w:i/>
           <w:iCs/>
           <w:color w:val="0000FF"/>
@@ -3102,7 +3082,7 @@
       </w:r>
       <w:r>
         <w:rPr>
-          <w:rFonts w:ascii="Times New Roman" w:cs="Times New Roman" w:eastAsia="PMingLiU" w:hAnsi="Times New Roman"/>
+          <w:rFonts w:ascii="Times New Roman" w:cs="Times New Roman" w:eastAsia="標楷體" w:hAnsi="Times New Roman"/>
           <w:color w:val="0000FF"/>
           <w:sz w:val="20"/>
           <w:szCs w:val="20"/>
@@ -3119,7 +3099,7 @@
       </w:pPr>
       <w:r>
         <w:rPr>
-          <w:rFonts w:ascii="Times New Roman" w:cs="Times New Roman" w:eastAsia="PMingLiU" w:hAnsi="Times New Roman"/>
+          <w:rFonts w:ascii="Times New Roman" w:cs="Times New Roman" w:eastAsia="標楷體" w:hAnsi="Times New Roman"/>
           <w:b/>
           <w:bCs/>
           <w:color w:val="0000FF"/>
@@ -3130,7 +3110,7 @@
       </w:r>
       <w:r>
         <w:rPr>
-          <w:rFonts w:ascii="Times New Roman" w:cs="Times New Roman" w:eastAsia="PMingLiU" w:hAnsi="Times New Roman"/>
+          <w:rFonts w:ascii="Times New Roman" w:cs="Times New Roman" w:eastAsia="標楷體" w:hAnsi="Times New Roman"/>
           <w:color w:val="0000FF"/>
           <w:sz w:val="17"/>
           <w:szCs w:val="17"/>
@@ -3181,7 +3161,7 @@
             </w:pPr>
             <w:r>
               <w:rPr>
-                <w:rFonts w:ascii="Times New Roman" w:cs="Times New Roman" w:eastAsia="PMingLiU" w:hAnsi="Times New Roman"/>
+                <w:rFonts w:ascii="Times New Roman" w:cs="Times New Roman" w:eastAsia="標楷體" w:hAnsi="Times New Roman"/>
                 <w:b/>
                 <w:bCs/>
                 <w:color w:val="0000FF"/>
@@ -3213,7 +3193,7 @@
             </w:pPr>
             <w:r>
               <w:rPr>
-                <w:rFonts w:ascii="Times New Roman" w:cs="Times New Roman" w:eastAsia="PMingLiU" w:hAnsi="Times New Roman"/>
+                <w:rFonts w:ascii="Times New Roman" w:cs="Times New Roman" w:eastAsia="標楷體" w:hAnsi="Times New Roman"/>
                 <w:b/>
                 <w:bCs/>
                 <w:color w:val="0000FF"/>
@@ -3245,7 +3225,7 @@
             </w:pPr>
             <w:r>
               <w:rPr>
-                <w:rFonts w:ascii="Times New Roman" w:cs="Times New Roman" w:eastAsia="PMingLiU" w:hAnsi="Times New Roman"/>
+                <w:rFonts w:ascii="Times New Roman" w:cs="Times New Roman" w:eastAsia="標楷體" w:hAnsi="Times New Roman"/>
                 <w:b/>
                 <w:bCs/>
                 <w:color w:val="0000FF"/>
@@ -3281,7 +3261,7 @@
             </w:pPr>
             <w:r>
               <w:rPr>
-                <w:rFonts w:ascii="Times New Roman" w:cs="Times New Roman" w:eastAsia="PMingLiU" w:hAnsi="Times New Roman"/>
+                <w:rFonts w:ascii="Times New Roman" w:cs="Times New Roman" w:eastAsia="標楷體" w:hAnsi="Times New Roman"/>
                 <w:b w:val="false"/>
                 <w:bCs w:val="false"/>
                 <w:color w:val="0000FF"/>
@@ -3312,7 +3292,7 @@
             </w:pPr>
             <w:r>
               <w:rPr>
-                <w:rFonts w:ascii="Times New Roman" w:cs="Times New Roman" w:eastAsia="PMingLiU" w:hAnsi="Times New Roman"/>
+                <w:rFonts w:ascii="Times New Roman" w:cs="Times New Roman" w:eastAsia="標楷體" w:hAnsi="Times New Roman"/>
                 <w:b w:val="false"/>
                 <w:bCs w:val="false"/>
                 <w:color w:val="0000FF"/>
@@ -3343,7 +3323,7 @@
             </w:pPr>
             <w:r>
               <w:rPr>
-                <w:rFonts w:ascii="Times New Roman" w:cs="Times New Roman" w:eastAsia="PMingLiU" w:hAnsi="Times New Roman"/>
+                <w:rFonts w:ascii="Times New Roman" w:cs="Times New Roman" w:eastAsia="標楷體" w:hAnsi="Times New Roman"/>
                 <w:b w:val="false"/>
                 <w:bCs w:val="false"/>
                 <w:color w:val="0000FF"/>
@@ -3379,7 +3359,7 @@
             </w:pPr>
             <w:r>
               <w:rPr>
-                <w:rFonts w:ascii="Times New Roman" w:cs="Times New Roman" w:eastAsia="PMingLiU" w:hAnsi="Times New Roman"/>
+                <w:rFonts w:ascii="Times New Roman" w:cs="Times New Roman" w:eastAsia="標楷體" w:hAnsi="Times New Roman"/>
                 <w:b w:val="false"/>
                 <w:bCs w:val="false"/>
                 <w:color w:val="0000FF"/>
@@ -3410,7 +3390,7 @@
             </w:pPr>
             <w:r>
               <w:rPr>
-                <w:rFonts w:ascii="Times New Roman" w:cs="Times New Roman" w:eastAsia="PMingLiU" w:hAnsi="Times New Roman"/>
+                <w:rFonts w:ascii="Times New Roman" w:cs="Times New Roman" w:eastAsia="標楷體" w:hAnsi="Times New Roman"/>
                 <w:b w:val="false"/>
                 <w:bCs w:val="false"/>
                 <w:color w:val="0000FF"/>
@@ -3441,7 +3421,7 @@
             </w:pPr>
             <w:r>
               <w:rPr>
-                <w:rFonts w:ascii="Times New Roman" w:cs="Times New Roman" w:eastAsia="PMingLiU" w:hAnsi="Times New Roman"/>
+                <w:rFonts w:ascii="Times New Roman" w:cs="Times New Roman" w:eastAsia="標楷體" w:hAnsi="Times New Roman"/>
                 <w:b w:val="false"/>
                 <w:bCs w:val="false"/>
                 <w:color w:val="0000FF"/>
@@ -3477,7 +3457,7 @@
             </w:pPr>
             <w:r>
               <w:rPr>
-                <w:rFonts w:ascii="Times New Roman" w:cs="Times New Roman" w:eastAsia="PMingLiU" w:hAnsi="Times New Roman"/>
+                <w:rFonts w:ascii="Times New Roman" w:cs="Times New Roman" w:eastAsia="標楷體" w:hAnsi="Times New Roman"/>
                 <w:b w:val="false"/>
                 <w:bCs w:val="false"/>
                 <w:color w:val="0000FF"/>
@@ -3508,7 +3488,7 @@
             </w:pPr>
             <w:r>
               <w:rPr>
-                <w:rFonts w:ascii="Times New Roman" w:cs="Times New Roman" w:eastAsia="PMingLiU" w:hAnsi="Times New Roman"/>
+                <w:rFonts w:ascii="Times New Roman" w:cs="Times New Roman" w:eastAsia="標楷體" w:hAnsi="Times New Roman"/>
                 <w:b w:val="false"/>
                 <w:bCs w:val="false"/>
                 <w:color w:val="0000FF"/>
@@ -3539,7 +3519,7 @@
             </w:pPr>
             <w:r>
               <w:rPr>
-                <w:rFonts w:ascii="Times New Roman" w:cs="Times New Roman" w:eastAsia="PMingLiU" w:hAnsi="Times New Roman"/>
+                <w:rFonts w:ascii="Times New Roman" w:cs="Times New Roman" w:eastAsia="標楷體" w:hAnsi="Times New Roman"/>
                 <w:b w:val="false"/>
                 <w:bCs w:val="false"/>
                 <w:color w:val="0000FF"/>
@@ -3575,7 +3555,7 @@
             </w:pPr>
             <w:r>
               <w:rPr>
-                <w:rFonts w:ascii="Times New Roman" w:cs="Times New Roman" w:eastAsia="PMingLiU" w:hAnsi="Times New Roman"/>
+                <w:rFonts w:ascii="Times New Roman" w:cs="Times New Roman" w:eastAsia="標楷體" w:hAnsi="Times New Roman"/>
                 <w:b w:val="false"/>
                 <w:bCs w:val="false"/>
                 <w:color w:val="0000FF"/>
@@ -3606,7 +3586,7 @@
             </w:pPr>
             <w:r>
               <w:rPr>
-                <w:rFonts w:ascii="Times New Roman" w:cs="Times New Roman" w:eastAsia="PMingLiU" w:hAnsi="Times New Roman"/>
+                <w:rFonts w:ascii="Times New Roman" w:cs="Times New Roman" w:eastAsia="標楷體" w:hAnsi="Times New Roman"/>
                 <w:b w:val="false"/>
                 <w:bCs w:val="false"/>
                 <w:color w:val="0000FF"/>
@@ -3637,7 +3617,7 @@
             </w:pPr>
             <w:r>
               <w:rPr>
-                <w:rFonts w:ascii="Times New Roman" w:cs="Times New Roman" w:eastAsia="PMingLiU" w:hAnsi="Times New Roman"/>
+                <w:rFonts w:ascii="Times New Roman" w:cs="Times New Roman" w:eastAsia="標楷體" w:hAnsi="Times New Roman"/>
                 <w:b w:val="false"/>
                 <w:bCs w:val="false"/>
                 <w:color w:val="0000FF"/>
@@ -3673,7 +3653,7 @@
             </w:pPr>
             <w:r>
               <w:rPr>
-                <w:rFonts w:ascii="Times New Roman" w:cs="Times New Roman" w:eastAsia="PMingLiU" w:hAnsi="Times New Roman"/>
+                <w:rFonts w:ascii="Times New Roman" w:cs="Times New Roman" w:eastAsia="標楷體" w:hAnsi="Times New Roman"/>
                 <w:b w:val="false"/>
                 <w:bCs w:val="false"/>
                 <w:color w:val="0000FF"/>
@@ -3704,7 +3684,7 @@
             </w:pPr>
             <w:r>
               <w:rPr>
-                <w:rFonts w:ascii="Times New Roman" w:cs="Times New Roman" w:eastAsia="PMingLiU" w:hAnsi="Times New Roman"/>
+                <w:rFonts w:ascii="Times New Roman" w:cs="Times New Roman" w:eastAsia="標楷體" w:hAnsi="Times New Roman"/>
                 <w:b w:val="false"/>
                 <w:bCs w:val="false"/>
                 <w:color w:val="0000FF"/>
@@ -3735,7 +3715,7 @@
             </w:pPr>
             <w:r>
               <w:rPr>
-                <w:rFonts w:ascii="Times New Roman" w:cs="Times New Roman" w:eastAsia="PMingLiU" w:hAnsi="Times New Roman"/>
+                <w:rFonts w:ascii="Times New Roman" w:cs="Times New Roman" w:eastAsia="標楷體" w:hAnsi="Times New Roman"/>
                 <w:b w:val="false"/>
                 <w:bCs w:val="false"/>
                 <w:color w:val="0000FF"/>
@@ -3754,7 +3734,7 @@
       </w:pPr>
       <w:r>
         <w:rPr>
-          <w:rFonts w:ascii="Times New Roman" w:cs="Times New Roman" w:eastAsia="PMingLiU" w:hAnsi="Times New Roman"/>
+          <w:rFonts w:ascii="Times New Roman" w:cs="Times New Roman" w:eastAsia="標楷體" w:hAnsi="Times New Roman"/>
           <w:sz w:val="6"/>
           <w:szCs w:val="6"/>
         </w:rPr>
@@ -3768,7 +3748,7 @@
       </w:pPr>
       <w:r>
         <w:rPr>
-          <w:rFonts w:ascii="Times New Roman" w:cs="Times New Roman" w:eastAsia="PMingLiU" w:hAnsi="Times New Roman"/>
+          <w:rFonts w:ascii="Times New Roman" w:cs="Times New Roman" w:eastAsia="標楷體" w:hAnsi="Times New Roman"/>
           <w:b/>
           <w:bCs/>
           <w:i/>
@@ -3789,7 +3769,7 @@
       </w:pPr>
       <w:r>
         <w:rPr>
-          <w:rFonts w:ascii="Times New Roman" w:cs="Times New Roman" w:eastAsia="PMingLiU" w:hAnsi="Times New Roman"/>
+          <w:rFonts w:ascii="Times New Roman" w:cs="Times New Roman" w:eastAsia="標楷體" w:hAnsi="Times New Roman"/>
           <w:color w:val="0000FF"/>
           <w:sz w:val="20"/>
           <w:szCs w:val="20"/>
@@ -3805,7 +3785,7 @@
       </w:pPr>
       <w:r>
         <w:rPr>
-          <w:rFonts w:ascii="Times New Roman" w:cs="Times New Roman" w:eastAsia="PMingLiU" w:hAnsi="Times New Roman"/>
+          <w:rFonts w:ascii="Times New Roman" w:cs="Times New Roman" w:eastAsia="標楷體" w:hAnsi="Times New Roman"/>
           <w:color w:val="0000FF"/>
           <w:sz w:val="20"/>
           <w:szCs w:val="20"/>
@@ -3814,7 +3794,7 @@
       </w:r>
       <w:r>
         <w:rPr>
-          <w:rFonts w:ascii="Times New Roman" w:cs="Times New Roman" w:eastAsia="PMingLiU" w:hAnsi="Times New Roman"/>
+          <w:rFonts w:ascii="Times New Roman" w:cs="Times New Roman" w:eastAsia="標楷體" w:hAnsi="Times New Roman"/>
           <w:color w:val="0000FF"/>
           <w:sz w:val="20"/>
           <w:szCs w:val="20"/>
@@ -3823,7 +3803,7 @@
       </w:r>
       <w:r>
         <w:rPr>
-          <w:rFonts w:ascii="Times New Roman" w:cs="Times New Roman" w:eastAsia="PMingLiU" w:hAnsi="Times New Roman"/>
+          <w:rFonts w:ascii="Times New Roman" w:cs="Times New Roman" w:eastAsia="標楷體" w:hAnsi="Times New Roman"/>
           <w:color w:val="0000FF"/>
           <w:sz w:val="20"/>
           <w:szCs w:val="20"/>
@@ -3832,7 +3812,7 @@
       </w:r>
       <w:r>
         <w:rPr>
-          <w:rFonts w:ascii="Times New Roman" w:cs="Times New Roman" w:eastAsia="PMingLiU" w:hAnsi="Times New Roman"/>
+          <w:rFonts w:ascii="Times New Roman" w:cs="Times New Roman" w:eastAsia="標楷體" w:hAnsi="Times New Roman"/>
           <w:i/>
           <w:iCs/>
           <w:color w:val="0000FF"/>
@@ -3843,7 +3823,7 @@
       </w:r>
       <w:r>
         <w:rPr>
-          <w:rFonts w:ascii="Times New Roman" w:cs="Times New Roman" w:eastAsia="PMingLiU" w:hAnsi="Times New Roman"/>
+          <w:rFonts w:ascii="Times New Roman" w:cs="Times New Roman" w:eastAsia="標楷體" w:hAnsi="Times New Roman"/>
           <w:color w:val="0000FF"/>
           <w:sz w:val="20"/>
           <w:szCs w:val="20"/>
@@ -3859,7 +3839,7 @@
       </w:pPr>
       <w:r>
         <w:rPr>
-          <w:rFonts w:ascii="Times New Roman" w:cs="Times New Roman" w:eastAsia="PMingLiU" w:hAnsi="Times New Roman"/>
+          <w:rFonts w:ascii="Times New Roman" w:cs="Times New Roman" w:eastAsia="標楷體" w:hAnsi="Times New Roman"/>
           <w:color w:val="0000FF"/>
           <w:sz w:val="20"/>
           <w:szCs w:val="20"/>
@@ -3868,7 +3848,7 @@
       </w:r>
       <w:r>
         <w:rPr>
-          <w:rFonts w:ascii="Times New Roman" w:cs="Times New Roman" w:eastAsia="PMingLiU" w:hAnsi="Times New Roman"/>
+          <w:rFonts w:ascii="Times New Roman" w:cs="Times New Roman" w:eastAsia="標楷體" w:hAnsi="Times New Roman"/>
           <w:color w:val="0000FF"/>
           <w:sz w:val="20"/>
           <w:szCs w:val="20"/>
@@ -3877,7 +3857,7 @@
       </w:r>
       <w:r>
         <w:rPr>
-          <w:rFonts w:ascii="Times New Roman" w:cs="Times New Roman" w:eastAsia="PMingLiU" w:hAnsi="Times New Roman"/>
+          <w:rFonts w:ascii="Times New Roman" w:cs="Times New Roman" w:eastAsia="標楷體" w:hAnsi="Times New Roman"/>
           <w:color w:val="0000FF"/>
           <w:sz w:val="20"/>
           <w:szCs w:val="20"/>
@@ -3887,7 +3867,7 @@
       </w:r>
       <w:r>
         <w:rPr>
-          <w:rFonts w:ascii="Times New Roman" w:cs="Times New Roman" w:eastAsia="PMingLiU" w:hAnsi="Times New Roman"/>
+          <w:rFonts w:ascii="Times New Roman" w:cs="Times New Roman" w:eastAsia="標楷體" w:hAnsi="Times New Roman"/>
           <w:color w:val="0000FF"/>
           <w:sz w:val="20"/>
           <w:szCs w:val="20"/>
@@ -3896,7 +3876,7 @@
       </w:r>
       <w:r>
         <w:rPr>
-          <w:rFonts w:ascii="Times New Roman" w:cs="Times New Roman" w:eastAsia="PMingLiU" w:hAnsi="Times New Roman"/>
+          <w:rFonts w:ascii="Times New Roman" w:cs="Times New Roman" w:eastAsia="標楷體" w:hAnsi="Times New Roman"/>
           <w:i/>
           <w:iCs/>
           <w:color w:val="0000FF"/>
@@ -3907,7 +3887,7 @@
       </w:r>
       <w:r>
         <w:rPr>
-          <w:rFonts w:ascii="Times New Roman" w:cs="Times New Roman" w:eastAsia="PMingLiU" w:hAnsi="Times New Roman"/>
+          <w:rFonts w:ascii="Times New Roman" w:cs="Times New Roman" w:eastAsia="標楷體" w:hAnsi="Times New Roman"/>
           <w:color w:val="0000FF"/>
           <w:sz w:val="20"/>
           <w:szCs w:val="20"/>
@@ -3916,7 +3896,7 @@
       </w:r>
       <w:r>
         <w:rPr>
-          <w:rFonts w:ascii="Times New Roman" w:cs="Times New Roman" w:eastAsia="PMingLiU" w:hAnsi="Times New Roman"/>
+          <w:rFonts w:ascii="Times New Roman" w:cs="Times New Roman" w:eastAsia="標楷體" w:hAnsi="Times New Roman"/>
           <w:color w:val="0000FF"/>
           <w:sz w:val="20"/>
           <w:szCs w:val="20"/>
@@ -3926,7 +3906,7 @@
       </w:r>
       <w:r>
         <w:rPr>
-          <w:rFonts w:ascii="Times New Roman" w:cs="Times New Roman" w:eastAsia="PMingLiU" w:hAnsi="Times New Roman"/>
+          <w:rFonts w:ascii="Times New Roman" w:cs="Times New Roman" w:eastAsia="標楷體" w:hAnsi="Times New Roman"/>
           <w:color w:val="0000FF"/>
           <w:sz w:val="20"/>
           <w:szCs w:val="20"/>
@@ -3935,7 +3915,7 @@
       </w:r>
       <w:r>
         <w:rPr>
-          <w:rFonts w:ascii="Times New Roman" w:cs="Times New Roman" w:eastAsia="PMingLiU" w:hAnsi="Times New Roman"/>
+          <w:rFonts w:ascii="Times New Roman" w:cs="Times New Roman" w:eastAsia="標楷體" w:hAnsi="Times New Roman"/>
           <w:i/>
           <w:iCs/>
           <w:color w:val="0000FF"/>
@@ -3946,7 +3926,7 @@
       </w:r>
       <w:r>
         <w:rPr>
-          <w:rFonts w:ascii="Times New Roman" w:cs="Times New Roman" w:eastAsia="PMingLiU" w:hAnsi="Times New Roman"/>
+          <w:rFonts w:ascii="Times New Roman" w:cs="Times New Roman" w:eastAsia="標楷體" w:hAnsi="Times New Roman"/>
           <w:color w:val="0000FF"/>
           <w:sz w:val="20"/>
           <w:szCs w:val="20"/>
@@ -3955,7 +3935,7 @@
       </w:r>
       <w:r>
         <w:rPr>
-          <w:rFonts w:ascii="Times New Roman" w:cs="Times New Roman" w:eastAsia="PMingLiU" w:hAnsi="Times New Roman"/>
+          <w:rFonts w:ascii="Times New Roman" w:cs="Times New Roman" w:eastAsia="標楷體" w:hAnsi="Times New Roman"/>
           <w:i/>
           <w:iCs/>
           <w:color w:val="0000FF"/>
@@ -3966,7 +3946,7 @@
       </w:r>
       <w:r>
         <w:rPr>
-          <w:rFonts w:ascii="Times New Roman" w:cs="Times New Roman" w:eastAsia="PMingLiU" w:hAnsi="Times New Roman"/>
+          <w:rFonts w:ascii="Times New Roman" w:cs="Times New Roman" w:eastAsia="標楷體" w:hAnsi="Times New Roman"/>
           <w:color w:val="0000FF"/>
           <w:sz w:val="20"/>
           <w:szCs w:val="20"/>
@@ -3975,7 +3955,7 @@
       </w:r>
       <w:r>
         <w:rPr>
-          <w:rFonts w:ascii="Times New Roman" w:cs="Times New Roman" w:eastAsia="PMingLiU" w:hAnsi="Times New Roman"/>
+          <w:rFonts w:ascii="Times New Roman" w:cs="Times New Roman" w:eastAsia="標楷體" w:hAnsi="Times New Roman"/>
           <w:i/>
           <w:iCs/>
           <w:color w:val="0000FF"/>
@@ -3986,7 +3966,7 @@
       </w:r>
       <w:r>
         <w:rPr>
-          <w:rFonts w:ascii="Times New Roman" w:cs="Times New Roman" w:eastAsia="PMingLiU" w:hAnsi="Times New Roman"/>
+          <w:rFonts w:ascii="Times New Roman" w:cs="Times New Roman" w:eastAsia="標楷體" w:hAnsi="Times New Roman"/>
           <w:color w:val="0000FF"/>
           <w:sz w:val="20"/>
           <w:szCs w:val="20"/>
@@ -4002,7 +3982,7 @@
       </w:pPr>
       <w:r>
         <w:rPr>
-          <w:rFonts w:ascii="Times New Roman" w:cs="Times New Roman" w:eastAsia="PMingLiU" w:hAnsi="Times New Roman"/>
+          <w:rFonts w:ascii="Times New Roman" w:cs="Times New Roman" w:eastAsia="標楷體" w:hAnsi="Times New Roman"/>
           <w:color w:val="0000FF"/>
           <w:sz w:val="20"/>
           <w:szCs w:val="20"/>
@@ -4011,7 +3991,7 @@
       </w:r>
       <w:r>
         <w:rPr>
-          <w:rFonts w:ascii="Times New Roman" w:cs="Times New Roman" w:eastAsia="PMingLiU" w:hAnsi="Times New Roman"/>
+          <w:rFonts w:ascii="Times New Roman" w:cs="Times New Roman" w:eastAsia="標楷體" w:hAnsi="Times New Roman"/>
           <w:color w:val="0000FF"/>
           <w:sz w:val="20"/>
           <w:szCs w:val="20"/>
@@ -4020,7 +4000,7 @@
       </w:r>
       <w:r>
         <w:rPr>
-          <w:rFonts w:ascii="Times New Roman" w:cs="Times New Roman" w:eastAsia="PMingLiU" w:hAnsi="Times New Roman"/>
+          <w:rFonts w:ascii="Times New Roman" w:cs="Times New Roman" w:eastAsia="標楷體" w:hAnsi="Times New Roman"/>
           <w:i/>
           <w:iCs/>
           <w:color w:val="0000FF"/>
@@ -4031,7 +4011,7 @@
       </w:r>
       <w:r>
         <w:rPr>
-          <w:rFonts w:ascii="Times New Roman" w:cs="Times New Roman" w:eastAsia="PMingLiU" w:hAnsi="Times New Roman"/>
+          <w:rFonts w:ascii="Times New Roman" w:cs="Times New Roman" w:eastAsia="標楷體" w:hAnsi="Times New Roman"/>
           <w:color w:val="0000FF"/>
           <w:sz w:val="20"/>
           <w:szCs w:val="20"/>
@@ -4041,7 +4021,7 @@
       </w:r>
       <w:r>
         <w:rPr>
-          <w:rFonts w:ascii="Times New Roman" w:cs="Times New Roman" w:eastAsia="PMingLiU" w:hAnsi="Times New Roman"/>
+          <w:rFonts w:ascii="Times New Roman" w:cs="Times New Roman" w:eastAsia="標楷體" w:hAnsi="Times New Roman"/>
           <w:color w:val="0000FF"/>
           <w:sz w:val="20"/>
           <w:szCs w:val="20"/>
@@ -4050,7 +4030,7 @@
       </w:r>
       <w:r>
         <w:rPr>
-          <w:rFonts w:ascii="Times New Roman" w:cs="Times New Roman" w:eastAsia="PMingLiU" w:hAnsi="Times New Roman"/>
+          <w:rFonts w:ascii="Times New Roman" w:cs="Times New Roman" w:eastAsia="標楷體" w:hAnsi="Times New Roman"/>
           <w:i/>
           <w:iCs/>
           <w:color w:val="0000FF"/>
@@ -4061,7 +4041,7 @@
       </w:r>
       <w:r>
         <w:rPr>
-          <w:rFonts w:ascii="Times New Roman" w:cs="Times New Roman" w:eastAsia="PMingLiU" w:hAnsi="Times New Roman"/>
+          <w:rFonts w:ascii="Times New Roman" w:cs="Times New Roman" w:eastAsia="標楷體" w:hAnsi="Times New Roman"/>
           <w:color w:val="0000FF"/>
           <w:sz w:val="20"/>
           <w:szCs w:val="20"/>
@@ -4070,7 +4050,7 @@
       </w:r>
       <w:r>
         <w:rPr>
-          <w:rFonts w:ascii="Times New Roman" w:cs="Times New Roman" w:eastAsia="PMingLiU" w:hAnsi="Times New Roman"/>
+          <w:rFonts w:ascii="Times New Roman" w:cs="Times New Roman" w:eastAsia="標楷體" w:hAnsi="Times New Roman"/>
           <w:i/>
           <w:iCs/>
           <w:color w:val="0000FF"/>
@@ -4081,7 +4061,7 @@
       </w:r>
       <w:r>
         <w:rPr>
-          <w:rFonts w:ascii="Times New Roman" w:cs="Times New Roman" w:eastAsia="PMingLiU" w:hAnsi="Times New Roman"/>
+          <w:rFonts w:ascii="Times New Roman" w:cs="Times New Roman" w:eastAsia="標楷體" w:hAnsi="Times New Roman"/>
           <w:color w:val="0000FF"/>
           <w:sz w:val="20"/>
           <w:szCs w:val="20"/>
@@ -4091,7 +4071,7 @@
       </w:r>
       <w:r>
         <w:rPr>
-          <w:rFonts w:ascii="Times New Roman" w:cs="Times New Roman" w:eastAsia="PMingLiU" w:hAnsi="Times New Roman"/>
+          <w:rFonts w:ascii="Times New Roman" w:cs="Times New Roman" w:eastAsia="標楷體" w:hAnsi="Times New Roman"/>
           <w:color w:val="0000FF"/>
           <w:sz w:val="20"/>
           <w:szCs w:val="20"/>
@@ -4100,7 +4080,7 @@
       </w:r>
       <w:r>
         <w:rPr>
-          <w:rFonts w:ascii="Times New Roman" w:cs="Times New Roman" w:eastAsia="PMingLiU" w:hAnsi="Times New Roman"/>
+          <w:rFonts w:ascii="Times New Roman" w:cs="Times New Roman" w:eastAsia="標楷體" w:hAnsi="Times New Roman"/>
           <w:i/>
           <w:iCs/>
           <w:color w:val="0000FF"/>
@@ -4111,7 +4091,7 @@
       </w:r>
       <w:r>
         <w:rPr>
-          <w:rFonts w:ascii="Times New Roman" w:cs="Times New Roman" w:eastAsia="PMingLiU" w:hAnsi="Times New Roman"/>
+          <w:rFonts w:ascii="Times New Roman" w:cs="Times New Roman" w:eastAsia="標楷體" w:hAnsi="Times New Roman"/>
           <w:color w:val="0000FF"/>
           <w:sz w:val="20"/>
           <w:szCs w:val="20"/>
@@ -4120,7 +4100,7 @@
       </w:r>
       <w:r>
         <w:rPr>
-          <w:rFonts w:ascii="Times New Roman" w:cs="Times New Roman" w:eastAsia="PMingLiU" w:hAnsi="Times New Roman"/>
+          <w:rFonts w:ascii="Times New Roman" w:cs="Times New Roman" w:eastAsia="標楷體" w:hAnsi="Times New Roman"/>
           <w:i/>
           <w:iCs/>
           <w:color w:val="0000FF"/>
@@ -4131,7 +4111,7 @@
       </w:r>
       <w:r>
         <w:rPr>
-          <w:rFonts w:ascii="Times New Roman" w:cs="Times New Roman" w:eastAsia="PMingLiU" w:hAnsi="Times New Roman"/>
+          <w:rFonts w:ascii="Times New Roman" w:cs="Times New Roman" w:eastAsia="標楷體" w:hAnsi="Times New Roman"/>
           <w:color w:val="0000FF"/>
           <w:sz w:val="20"/>
           <w:szCs w:val="20"/>
@@ -4140,7 +4120,7 @@
       </w:r>
       <w:r>
         <w:rPr>
-          <w:rFonts w:ascii="Times New Roman" w:cs="Times New Roman" w:eastAsia="PMingLiU" w:hAnsi="Times New Roman"/>
+          <w:rFonts w:ascii="Times New Roman" w:cs="Times New Roman" w:eastAsia="標楷體" w:hAnsi="Times New Roman"/>
           <w:i/>
           <w:iCs/>
           <w:color w:val="0000FF"/>
@@ -4151,7 +4131,7 @@
       </w:r>
       <w:r>
         <w:rPr>
-          <w:rFonts w:ascii="Times New Roman" w:cs="Times New Roman" w:eastAsia="PMingLiU" w:hAnsi="Times New Roman"/>
+          <w:rFonts w:ascii="Times New Roman" w:cs="Times New Roman" w:eastAsia="標楷體" w:hAnsi="Times New Roman"/>
           <w:color w:val="0000FF"/>
           <w:sz w:val="20"/>
           <w:szCs w:val="20"/>
@@ -4161,7 +4141,7 @@
       </w:r>
       <w:r>
         <w:rPr>
-          <w:rFonts w:ascii="Times New Roman" w:cs="Times New Roman" w:eastAsia="PMingLiU" w:hAnsi="Times New Roman"/>
+          <w:rFonts w:ascii="Times New Roman" w:cs="Times New Roman" w:eastAsia="標楷體" w:hAnsi="Times New Roman"/>
           <w:color w:val="0000FF"/>
           <w:sz w:val="20"/>
           <w:szCs w:val="20"/>
@@ -4170,7 +4150,7 @@
       </w:r>
       <w:r>
         <w:rPr>
-          <w:rFonts w:ascii="Times New Roman" w:cs="Times New Roman" w:eastAsia="PMingLiU" w:hAnsi="Times New Roman"/>
+          <w:rFonts w:ascii="Times New Roman" w:cs="Times New Roman" w:eastAsia="標楷體" w:hAnsi="Times New Roman"/>
           <w:i/>
           <w:iCs/>
           <w:color w:val="0000FF"/>
@@ -4181,7 +4161,7 @@
       </w:r>
       <w:r>
         <w:rPr>
-          <w:rFonts w:ascii="Times New Roman" w:cs="Times New Roman" w:eastAsia="PMingLiU" w:hAnsi="Times New Roman"/>
+          <w:rFonts w:ascii="Times New Roman" w:cs="Times New Roman" w:eastAsia="標楷體" w:hAnsi="Times New Roman"/>
           <w:color w:val="0000FF"/>
           <w:sz w:val="20"/>
           <w:szCs w:val="20"/>
@@ -4190,7 +4170,7 @@
       </w:r>
       <w:r>
         <w:rPr>
-          <w:rFonts w:ascii="Times New Roman" w:cs="Times New Roman" w:eastAsia="PMingLiU" w:hAnsi="Times New Roman"/>
+          <w:rFonts w:ascii="Times New Roman" w:cs="Times New Roman" w:eastAsia="標楷體" w:hAnsi="Times New Roman"/>
           <w:i/>
           <w:iCs/>
           <w:color w:val="0000FF"/>
@@ -4201,7 +4181,7 @@
       </w:r>
       <w:r>
         <w:rPr>
-          <w:rFonts w:ascii="Times New Roman" w:cs="Times New Roman" w:eastAsia="PMingLiU" w:hAnsi="Times New Roman"/>
+          <w:rFonts w:ascii="Times New Roman" w:cs="Times New Roman" w:eastAsia="標楷體" w:hAnsi="Times New Roman"/>
           <w:color w:val="0000FF"/>
           <w:sz w:val="20"/>
           <w:szCs w:val="20"/>
@@ -4211,7 +4191,7 @@
       </w:r>
       <w:r>
         <w:rPr>
-          <w:rFonts w:ascii="Times New Roman" w:cs="Times New Roman" w:eastAsia="PMingLiU" w:hAnsi="Times New Roman"/>
+          <w:rFonts w:ascii="Times New Roman" w:cs="Times New Roman" w:eastAsia="標楷體" w:hAnsi="Times New Roman"/>
           <w:i/>
           <w:iCs/>
           <w:color w:val="0000FF"/>
@@ -4222,7 +4202,7 @@
       </w:r>
       <w:r>
         <w:rPr>
-          <w:rFonts w:ascii="Times New Roman" w:cs="Times New Roman" w:eastAsia="PMingLiU" w:hAnsi="Times New Roman"/>
+          <w:rFonts w:ascii="Times New Roman" w:cs="Times New Roman" w:eastAsia="標楷體" w:hAnsi="Times New Roman"/>
           <w:color w:val="0000FF"/>
           <w:sz w:val="20"/>
           <w:szCs w:val="20"/>
@@ -4232,7 +4212,7 @@
       </w:r>
       <w:r>
         <w:rPr>
-          <w:rFonts w:ascii="Times New Roman" w:cs="Times New Roman" w:eastAsia="PMingLiU" w:hAnsi="Times New Roman"/>
+          <w:rFonts w:ascii="Times New Roman" w:cs="Times New Roman" w:eastAsia="標楷體" w:hAnsi="Times New Roman"/>
           <w:color w:val="0000FF"/>
           <w:sz w:val="20"/>
           <w:szCs w:val="20"/>
@@ -4241,7 +4221,7 @@
       </w:r>
       <w:r>
         <w:rPr>
-          <w:rFonts w:ascii="Times New Roman" w:cs="Times New Roman" w:eastAsia="PMingLiU" w:hAnsi="Times New Roman"/>
+          <w:rFonts w:ascii="Times New Roman" w:cs="Times New Roman" w:eastAsia="標楷體" w:hAnsi="Times New Roman"/>
           <w:i/>
           <w:iCs/>
           <w:color w:val="0000FF"/>
@@ -4252,7 +4232,7 @@
       </w:r>
       <w:r>
         <w:rPr>
-          <w:rFonts w:ascii="Times New Roman" w:cs="Times New Roman" w:eastAsia="PMingLiU" w:hAnsi="Times New Roman"/>
+          <w:rFonts w:ascii="Times New Roman" w:cs="Times New Roman" w:eastAsia="標楷體" w:hAnsi="Times New Roman"/>
           <w:color w:val="0000FF"/>
           <w:sz w:val="20"/>
           <w:szCs w:val="20"/>
@@ -4262,7 +4242,7 @@
       </w:r>
       <w:r>
         <w:rPr>
-          <w:rFonts w:ascii="Times New Roman" w:cs="Times New Roman" w:eastAsia="PMingLiU" w:hAnsi="Times New Roman"/>
+          <w:rFonts w:ascii="Times New Roman" w:cs="Times New Roman" w:eastAsia="標楷體" w:hAnsi="Times New Roman"/>
           <w:color w:val="0000FF"/>
           <w:sz w:val="20"/>
           <w:szCs w:val="20"/>
@@ -4278,7 +4258,7 @@
       </w:pPr>
       <w:r>
         <w:rPr>
-          <w:rFonts w:ascii="Times New Roman" w:cs="Times New Roman" w:eastAsia="PMingLiU" w:hAnsi="Times New Roman"/>
+          <w:rFonts w:ascii="Times New Roman" w:cs="Times New Roman" w:eastAsia="標楷體" w:hAnsi="Times New Roman"/>
           <w:color w:val="0000FF"/>
           <w:sz w:val="20"/>
           <w:szCs w:val="20"/>
@@ -4287,7 +4267,7 @@
       </w:r>
       <w:r>
         <w:rPr>
-          <w:rFonts w:ascii="Times New Roman" w:cs="Times New Roman" w:eastAsia="PMingLiU" w:hAnsi="Times New Roman"/>
+          <w:rFonts w:ascii="Times New Roman" w:cs="Times New Roman" w:eastAsia="標楷體" w:hAnsi="Times New Roman"/>
           <w:color w:val="0000FF"/>
           <w:sz w:val="20"/>
           <w:szCs w:val="20"/>
@@ -4303,7 +4283,7 @@
       </w:pPr>
       <w:r>
         <w:rPr>
-          <w:rFonts w:ascii="Times New Roman" w:cs="Times New Roman" w:eastAsia="PMingLiU" w:hAnsi="Times New Roman"/>
+          <w:rFonts w:ascii="Times New Roman" w:cs="Times New Roman" w:eastAsia="標楷體" w:hAnsi="Times New Roman"/>
           <w:color w:val="0000FF"/>
           <w:sz w:val="20"/>
           <w:szCs w:val="20"/>
@@ -4312,7 +4292,7 @@
       </w:r>
       <w:r>
         <w:rPr>
-          <w:rFonts w:ascii="Times New Roman" w:cs="Times New Roman" w:eastAsia="PMingLiU" w:hAnsi="Times New Roman"/>
+          <w:rFonts w:ascii="Times New Roman" w:cs="Times New Roman" w:eastAsia="標楷體" w:hAnsi="Times New Roman"/>
           <w:color w:val="0000FF"/>
           <w:sz w:val="20"/>
           <w:szCs w:val="20"/>
@@ -4329,7 +4309,7 @@
       </w:pPr>
       <w:r>
         <w:rPr>
-          <w:rFonts w:ascii="Times New Roman" w:cs="Times New Roman" w:eastAsia="PMingLiU" w:hAnsi="Times New Roman"/>
+          <w:rFonts w:ascii="Times New Roman" w:cs="Times New Roman" w:eastAsia="標楷體" w:hAnsi="Times New Roman"/>
           <w:color w:val="0000FF"/>
           <w:sz w:val="20"/>
           <w:szCs w:val="20"/>
@@ -4345,7 +4325,7 @@
       </w:pPr>
       <w:r>
         <w:rPr>
-          <w:rFonts w:ascii="Times New Roman" w:cs="Times New Roman" w:eastAsia="PMingLiU" w:hAnsi="Times New Roman"/>
+          <w:rFonts w:ascii="Times New Roman" w:cs="Times New Roman" w:eastAsia="標楷體" w:hAnsi="Times New Roman"/>
           <w:color w:val="0000FF"/>
           <w:sz w:val="20"/>
           <w:szCs w:val="20"/>
@@ -4354,7 +4334,7 @@
       </w:r>
       <w:r>
         <w:rPr>
-          <w:rFonts w:ascii="Times New Roman" w:cs="Times New Roman" w:eastAsia="PMingLiU" w:hAnsi="Times New Roman"/>
+          <w:rFonts w:ascii="Times New Roman" w:cs="Times New Roman" w:eastAsia="標楷體" w:hAnsi="Times New Roman"/>
           <w:color w:val="0000FF"/>
           <w:sz w:val="20"/>
           <w:szCs w:val="20"/>
@@ -4370,7 +4350,7 @@
       </w:pPr>
       <w:r>
         <w:rPr>
-          <w:rFonts w:ascii="Times New Roman" w:cs="Times New Roman" w:eastAsia="PMingLiU" w:hAnsi="Times New Roman"/>
+          <w:rFonts w:ascii="Times New Roman" w:cs="Times New Roman" w:eastAsia="標楷體" w:hAnsi="Times New Roman"/>
           <w:color w:val="0000FF"/>
           <w:sz w:val="20"/>
           <w:szCs w:val="20"/>
@@ -4379,7 +4359,7 @@
       </w:r>
       <w:r>
         <w:rPr>
-          <w:rFonts w:ascii="Times New Roman" w:cs="Times New Roman" w:eastAsia="PMingLiU" w:hAnsi="Times New Roman"/>
+          <w:rFonts w:ascii="Times New Roman" w:cs="Times New Roman" w:eastAsia="標楷體" w:hAnsi="Times New Roman"/>
           <w:color w:val="0000FF"/>
           <w:sz w:val="20"/>
           <w:szCs w:val="20"/>
@@ -4388,7 +4368,7 @@
       </w:r>
       <w:r>
         <w:rPr>
-          <w:rFonts w:ascii="Times New Roman" w:cs="Times New Roman" w:eastAsia="PMingLiU" w:hAnsi="Times New Roman"/>
+          <w:rFonts w:ascii="Times New Roman" w:cs="Times New Roman" w:eastAsia="標楷體" w:hAnsi="Times New Roman"/>
           <w:i/>
           <w:iCs/>
           <w:color w:val="0000FF"/>
@@ -4399,7 +4379,7 @@
       </w:r>
       <w:r>
         <w:rPr>
-          <w:rFonts w:ascii="Times New Roman" w:cs="Times New Roman" w:eastAsia="PMingLiU" w:hAnsi="Times New Roman"/>
+          <w:rFonts w:ascii="Times New Roman" w:cs="Times New Roman" w:eastAsia="標楷體" w:hAnsi="Times New Roman"/>
           <w:color w:val="0000FF"/>
           <w:sz w:val="20"/>
           <w:szCs w:val="20"/>
@@ -4415,7 +4395,7 @@
       </w:pPr>
       <w:r>
         <w:rPr>
-          <w:rFonts w:ascii="Times New Roman" w:cs="Times New Roman" w:eastAsia="PMingLiU" w:hAnsi="Times New Roman"/>
+          <w:rFonts w:ascii="Times New Roman" w:cs="Times New Roman" w:eastAsia="標楷體" w:hAnsi="Times New Roman"/>
           <w:color w:val="0000FF"/>
           <w:sz w:val="20"/>
           <w:szCs w:val="20"/>
@@ -4424,7 +4404,7 @@
       </w:r>
       <w:r>
         <w:rPr>
-          <w:rFonts w:ascii="Times New Roman" w:cs="Times New Roman" w:eastAsia="PMingLiU" w:hAnsi="Times New Roman"/>
+          <w:rFonts w:ascii="Times New Roman" w:cs="Times New Roman" w:eastAsia="標楷體" w:hAnsi="Times New Roman"/>
           <w:color w:val="0000FF"/>
           <w:sz w:val="20"/>
           <w:szCs w:val="20"/>
@@ -4433,7 +4413,7 @@
       </w:r>
       <w:r>
         <w:rPr>
-          <w:rFonts w:ascii="Times New Roman" w:cs="Times New Roman" w:eastAsia="PMingLiU" w:hAnsi="Times New Roman"/>
+          <w:rFonts w:ascii="Times New Roman" w:cs="Times New Roman" w:eastAsia="標楷體" w:hAnsi="Times New Roman"/>
           <w:i/>
           <w:iCs/>
           <w:color w:val="0000FF"/>
@@ -4444,7 +4424,7 @@
       </w:r>
       <w:r>
         <w:rPr>
-          <w:rFonts w:ascii="Times New Roman" w:cs="Times New Roman" w:eastAsia="PMingLiU" w:hAnsi="Times New Roman"/>
+          <w:rFonts w:ascii="Times New Roman" w:cs="Times New Roman" w:eastAsia="標楷體" w:hAnsi="Times New Roman"/>
           <w:color w:val="0000FF"/>
           <w:sz w:val="20"/>
           <w:szCs w:val="20"/>
@@ -4453,7 +4433,7 @@
       </w:r>
       <w:r>
         <w:rPr>
-          <w:rFonts w:ascii="Times New Roman" w:cs="Times New Roman" w:eastAsia="PMingLiU" w:hAnsi="Times New Roman"/>
+          <w:rFonts w:ascii="Times New Roman" w:cs="Times New Roman" w:eastAsia="標楷體" w:hAnsi="Times New Roman"/>
           <w:i/>
           <w:iCs/>
           <w:color w:val="0000FF"/>
@@ -4464,7 +4444,7 @@
       </w:r>
       <w:r>
         <w:rPr>
-          <w:rFonts w:ascii="Times New Roman" w:cs="Times New Roman" w:eastAsia="PMingLiU" w:hAnsi="Times New Roman"/>
+          <w:rFonts w:ascii="Times New Roman" w:cs="Times New Roman" w:eastAsia="標楷體" w:hAnsi="Times New Roman"/>
           <w:color w:val="0000FF"/>
           <w:sz w:val="20"/>
           <w:szCs w:val="20"/>
@@ -4473,7 +4453,7 @@
       </w:r>
       <w:r>
         <w:rPr>
-          <w:rFonts w:ascii="Times New Roman" w:cs="Times New Roman" w:eastAsia="PMingLiU" w:hAnsi="Times New Roman"/>
+          <w:rFonts w:ascii="Times New Roman" w:cs="Times New Roman" w:eastAsia="標楷體" w:hAnsi="Times New Roman"/>
           <w:color w:val="0000FF"/>
           <w:sz w:val="20"/>
           <w:szCs w:val="20"/>
@@ -4483,7 +4463,7 @@
       </w:r>
       <w:r>
         <w:rPr>
-          <w:rFonts w:ascii="Times New Roman" w:cs="Times New Roman" w:eastAsia="PMingLiU" w:hAnsi="Times New Roman"/>
+          <w:rFonts w:ascii="Times New Roman" w:cs="Times New Roman" w:eastAsia="標楷體" w:hAnsi="Times New Roman"/>
           <w:color w:val="0000FF"/>
           <w:sz w:val="20"/>
           <w:szCs w:val="20"/>
@@ -4492,7 +4472,7 @@
       </w:r>
       <w:r>
         <w:rPr>
-          <w:rFonts w:ascii="Times New Roman" w:cs="Times New Roman" w:eastAsia="PMingLiU" w:hAnsi="Times New Roman"/>
+          <w:rFonts w:ascii="Times New Roman" w:cs="Times New Roman" w:eastAsia="標楷體" w:hAnsi="Times New Roman"/>
           <w:i/>
           <w:iCs/>
           <w:color w:val="0000FF"/>
@@ -4503,7 +4483,7 @@
       </w:r>
       <w:r>
         <w:rPr>
-          <w:rFonts w:ascii="Times New Roman" w:cs="Times New Roman" w:eastAsia="PMingLiU" w:hAnsi="Times New Roman"/>
+          <w:rFonts w:ascii="Times New Roman" w:cs="Times New Roman" w:eastAsia="標楷體" w:hAnsi="Times New Roman"/>
           <w:color w:val="0000FF"/>
           <w:sz w:val="20"/>
           <w:szCs w:val="20"/>
@@ -4513,7 +4493,7 @@
       </w:r>
       <w:r>
         <w:rPr>
-          <w:rFonts w:ascii="Times New Roman" w:cs="Times New Roman" w:eastAsia="PMingLiU" w:hAnsi="Times New Roman"/>
+          <w:rFonts w:ascii="Times New Roman" w:cs="Times New Roman" w:eastAsia="標楷體" w:hAnsi="Times New Roman"/>
           <w:color w:val="0000FF"/>
           <w:sz w:val="20"/>
           <w:szCs w:val="20"/>
@@ -4522,7 +4502,7 @@
       </w:r>
       <w:r>
         <w:rPr>
-          <w:rFonts w:ascii="Times New Roman" w:cs="Times New Roman" w:eastAsia="PMingLiU" w:hAnsi="Times New Roman"/>
+          <w:rFonts w:ascii="Times New Roman" w:cs="Times New Roman" w:eastAsia="標楷體" w:hAnsi="Times New Roman"/>
           <w:i/>
           <w:iCs/>
           <w:color w:val="0000FF"/>
@@ -4533,7 +4513,7 @@
       </w:r>
       <w:r>
         <w:rPr>
-          <w:rFonts w:ascii="Times New Roman" w:cs="Times New Roman" w:eastAsia="PMingLiU" w:hAnsi="Times New Roman"/>
+          <w:rFonts w:ascii="Times New Roman" w:cs="Times New Roman" w:eastAsia="標楷體" w:hAnsi="Times New Roman"/>
           <w:color w:val="0000FF"/>
           <w:sz w:val="20"/>
           <w:szCs w:val="20"/>
@@ -4542,7 +4522,7 @@
       </w:r>
       <w:r>
         <w:rPr>
-          <w:rFonts w:ascii="Times New Roman" w:cs="Times New Roman" w:eastAsia="PMingLiU" w:hAnsi="Times New Roman"/>
+          <w:rFonts w:ascii="Times New Roman" w:cs="Times New Roman" w:eastAsia="標楷體" w:hAnsi="Times New Roman"/>
           <w:i/>
           <w:iCs/>
           <w:color w:val="0000FF"/>
@@ -4553,7 +4533,7 @@
       </w:r>
       <w:r>
         <w:rPr>
-          <w:rFonts w:ascii="Times New Roman" w:cs="Times New Roman" w:eastAsia="PMingLiU" w:hAnsi="Times New Roman"/>
+          <w:rFonts w:ascii="Times New Roman" w:cs="Times New Roman" w:eastAsia="標楷體" w:hAnsi="Times New Roman"/>
           <w:color w:val="0000FF"/>
           <w:sz w:val="20"/>
           <w:szCs w:val="20"/>
@@ -4563,7 +4543,7 @@
       </w:r>
       <w:r>
         <w:rPr>
-          <w:rFonts w:ascii="Times New Roman" w:cs="Times New Roman" w:eastAsia="PMingLiU" w:hAnsi="Times New Roman"/>
+          <w:rFonts w:ascii="Times New Roman" w:cs="Times New Roman" w:eastAsia="標楷體" w:hAnsi="Times New Roman"/>
           <w:color w:val="0000FF"/>
           <w:sz w:val="20"/>
           <w:szCs w:val="20"/>
@@ -4572,7 +4552,7 @@
       </w:r>
       <w:r>
         <w:rPr>
-          <w:rFonts w:ascii="Times New Roman" w:cs="Times New Roman" w:eastAsia="PMingLiU" w:hAnsi="Times New Roman"/>
+          <w:rFonts w:ascii="Times New Roman" w:cs="Times New Roman" w:eastAsia="標楷體" w:hAnsi="Times New Roman"/>
           <w:i/>
           <w:iCs/>
           <w:color w:val="0000FF"/>
@@ -4583,7 +4563,7 @@
       </w:r>
       <w:r>
         <w:rPr>
-          <w:rFonts w:ascii="Times New Roman" w:cs="Times New Roman" w:eastAsia="PMingLiU" w:hAnsi="Times New Roman"/>
+          <w:rFonts w:ascii="Times New Roman" w:cs="Times New Roman" w:eastAsia="標楷體" w:hAnsi="Times New Roman"/>
           <w:color w:val="0000FF"/>
           <w:sz w:val="20"/>
           <w:szCs w:val="20"/>
@@ -4593,7 +4573,7 @@
       </w:r>
       <w:r>
         <w:rPr>
-          <w:rFonts w:ascii="Times New Roman" w:cs="Times New Roman" w:eastAsia="PMingLiU" w:hAnsi="Times New Roman"/>
+          <w:rFonts w:ascii="Times New Roman" w:cs="Times New Roman" w:eastAsia="標楷體" w:hAnsi="Times New Roman"/>
           <w:color w:val="0000FF"/>
           <w:sz w:val="20"/>
           <w:szCs w:val="20"/>
@@ -4602,7 +4582,7 @@
       </w:r>
       <w:r>
         <w:rPr>
-          <w:rFonts w:ascii="Times New Roman" w:cs="Times New Roman" w:eastAsia="PMingLiU" w:hAnsi="Times New Roman"/>
+          <w:rFonts w:ascii="Times New Roman" w:cs="Times New Roman" w:eastAsia="標楷體" w:hAnsi="Times New Roman"/>
           <w:i/>
           <w:iCs/>
           <w:color w:val="0000FF"/>
@@ -4613,7 +4593,7 @@
       </w:r>
       <w:r>
         <w:rPr>
-          <w:rFonts w:ascii="Times New Roman" w:cs="Times New Roman" w:eastAsia="PMingLiU" w:hAnsi="Times New Roman"/>
+          <w:rFonts w:ascii="Times New Roman" w:cs="Times New Roman" w:eastAsia="標楷體" w:hAnsi="Times New Roman"/>
           <w:color w:val="0000FF"/>
           <w:sz w:val="20"/>
           <w:szCs w:val="20"/>
@@ -4629,7 +4609,7 @@
       </w:pPr>
       <w:r>
         <w:rPr>
-          <w:rFonts w:ascii="Times New Roman" w:cs="Times New Roman" w:eastAsia="PMingLiU" w:hAnsi="Times New Roman"/>
+          <w:rFonts w:ascii="Times New Roman" w:cs="Times New Roman" w:eastAsia="標楷體" w:hAnsi="Times New Roman"/>
           <w:color w:val="0000FF"/>
           <w:sz w:val="20"/>
           <w:szCs w:val="20"/>
@@ -4638,7 +4618,7 @@
       </w:r>
       <w:r>
         <w:rPr>
-          <w:rFonts w:ascii="Times New Roman" w:cs="Times New Roman" w:eastAsia="PMingLiU" w:hAnsi="Times New Roman"/>
+          <w:rFonts w:ascii="Times New Roman" w:cs="Times New Roman" w:eastAsia="標楷體" w:hAnsi="Times New Roman"/>
           <w:color w:val="0000FF"/>
           <w:sz w:val="20"/>
           <w:szCs w:val="20"/>
@@ -4654,7 +4634,7 @@
       </w:pPr>
       <w:r>
         <w:rPr>
-          <w:rFonts w:ascii="Times New Roman" w:cs="Times New Roman" w:eastAsia="PMingLiU" w:hAnsi="Times New Roman"/>
+          <w:rFonts w:ascii="Times New Roman" w:cs="Times New Roman" w:eastAsia="標楷體" w:hAnsi="Times New Roman"/>
           <w:color w:val="0000FF"/>
           <w:sz w:val="20"/>
           <w:szCs w:val="20"/>
@@ -4663,7 +4643,7 @@
       </w:r>
       <w:r>
         <w:rPr>
-          <w:rFonts w:ascii="Times New Roman" w:cs="Times New Roman" w:eastAsia="PMingLiU" w:hAnsi="Times New Roman"/>
+          <w:rFonts w:ascii="Times New Roman" w:cs="Times New Roman" w:eastAsia="標楷體" w:hAnsi="Times New Roman"/>
           <w:color w:val="0000FF"/>
           <w:sz w:val="20"/>
           <w:szCs w:val="20"/>
@@ -4678,7 +4658,7 @@
       </w:pPr>
       <w:r>
         <w:rPr>
-          <w:rFonts w:ascii="Times New Roman" w:cs="Times New Roman" w:eastAsia="PMingLiU" w:hAnsi="Times New Roman"/>
+          <w:rFonts w:ascii="Times New Roman" w:cs="Times New Roman" w:eastAsia="標楷體" w:hAnsi="Times New Roman"/>
           <w:b/>
           <w:bCs/>
           <w:color w:val="0000FF"/>
@@ -4696,7 +4676,7 @@
       </w:pPr>
       <w:r>
         <w:rPr>
-          <w:rFonts w:ascii="Times New Roman" w:cs="Times New Roman" w:eastAsia="PMingLiU" w:hAnsi="Times New Roman"/>
+          <w:rFonts w:ascii="Times New Roman" w:cs="Times New Roman" w:eastAsia="標楷體" w:hAnsi="Times New Roman"/>
           <w:color w:val="0000FF"/>
           <w:sz w:val="20"/>
           <w:szCs w:val="20"/>
@@ -4711,7 +4691,7 @@
       </w:pPr>
       <w:r>
         <w:rPr>
-          <w:rFonts w:ascii="Times New Roman" w:cs="Times New Roman" w:eastAsia="PMingLiU" w:hAnsi="Times New Roman"/>
+          <w:rFonts w:ascii="Times New Roman" w:cs="Times New Roman" w:eastAsia="標楷體" w:hAnsi="Times New Roman"/>
           <w:b/>
           <w:bCs/>
           <w:i/>
@@ -4731,7 +4711,7 @@
       </w:pPr>
       <w:r>
         <w:rPr>
-          <w:rFonts w:ascii="Times New Roman" w:cs="Times New Roman" w:eastAsia="PMingLiU" w:hAnsi="Times New Roman"/>
+          <w:rFonts w:ascii="Times New Roman" w:cs="Times New Roman" w:eastAsia="標楷體" w:hAnsi="Times New Roman"/>
           <w:color w:val="0000FF"/>
           <w:sz w:val="20"/>
           <w:szCs w:val="20"/>
@@ -4746,7 +4726,7 @@
       </w:pPr>
       <w:r>
         <w:rPr>
-          <w:rFonts w:ascii="Times New Roman" w:cs="Times New Roman" w:eastAsia="PMingLiU" w:hAnsi="Times New Roman"/>
+          <w:rFonts w:ascii="Times New Roman" w:cs="Times New Roman" w:eastAsia="標楷體" w:hAnsi="Times New Roman"/>
           <w:b/>
           <w:bCs/>
           <w:color w:val="0000FF"/>
@@ -4757,7 +4737,7 @@
       </w:r>
       <w:r>
         <w:rPr>
-          <w:rFonts w:ascii="Times New Roman" w:cs="Times New Roman" w:eastAsia="PMingLiU" w:hAnsi="Times New Roman"/>
+          <w:rFonts w:ascii="Times New Roman" w:cs="Times New Roman" w:eastAsia="標楷體" w:hAnsi="Times New Roman"/>
           <w:b/>
           <w:bCs/>
           <w:sz w:val="22"/>
@@ -4767,7 +4747,7 @@
       </w:r>
       <w:r>
         <w:rPr>
-          <w:rFonts w:ascii="Times New Roman" w:cs="Times New Roman" w:eastAsia="PMingLiU" w:hAnsi="Times New Roman"/>
+          <w:rFonts w:ascii="Times New Roman" w:cs="Times New Roman" w:eastAsia="標楷體" w:hAnsi="Times New Roman"/>
           <w:b/>
           <w:bCs/>
           <w:color w:val="0000FF"/>
@@ -4785,7 +4765,7 @@
       </w:pPr>
       <w:r>
         <w:rPr>
-          <w:rFonts w:ascii="Times New Roman" w:cs="Times New Roman" w:eastAsia="PMingLiU" w:hAnsi="Times New Roman"/>
+          <w:rFonts w:ascii="Times New Roman" w:cs="Times New Roman" w:eastAsia="標楷體" w:hAnsi="Times New Roman"/>
           <w:sz w:val="20"/>
           <w:szCs w:val="20"/>
         </w:rPr>
@@ -4793,7 +4773,7 @@
       </w:r>
       <w:r>
         <w:rPr>
-          <w:rFonts w:ascii="Times New Roman" w:cs="Times New Roman" w:eastAsia="PMingLiU" w:hAnsi="Times New Roman"/>
+          <w:rFonts w:ascii="Times New Roman" w:cs="Times New Roman" w:eastAsia="標楷體" w:hAnsi="Times New Roman"/>
           <w:i/>
           <w:iCs/>
           <w:sz w:val="20"/>
@@ -4803,7 +4783,7 @@
       </w:r>
       <w:r>
         <w:rPr>
-          <w:rFonts w:ascii="Times New Roman" w:cs="Times New Roman" w:eastAsia="PMingLiU" w:hAnsi="Times New Roman"/>
+          <w:rFonts w:ascii="Times New Roman" w:cs="Times New Roman" w:eastAsia="標楷體" w:hAnsi="Times New Roman"/>
           <w:sz w:val="20"/>
           <w:szCs w:val="20"/>
         </w:rPr>
@@ -4811,7 +4791,7 @@
       </w:r>
       <w:r>
         <w:rPr>
-          <w:rFonts w:ascii="Times New Roman" w:cs="Times New Roman" w:eastAsia="PMingLiU" w:hAnsi="Times New Roman"/>
+          <w:rFonts w:ascii="Times New Roman" w:cs="Times New Roman" w:eastAsia="標楷體" w:hAnsi="Times New Roman"/>
           <w:i/>
           <w:iCs/>
           <w:sz w:val="20"/>
@@ -4821,7 +4801,7 @@
       </w:r>
       <w:r>
         <w:rPr>
-          <w:rFonts w:ascii="Times New Roman" w:cs="Times New Roman" w:eastAsia="PMingLiU" w:hAnsi="Times New Roman"/>
+          <w:rFonts w:ascii="Times New Roman" w:cs="Times New Roman" w:eastAsia="標楷體" w:hAnsi="Times New Roman"/>
           <w:sz w:val="20"/>
           <w:szCs w:val="20"/>
         </w:rPr>
@@ -4829,7 +4809,7 @@
       </w:r>
       <w:r>
         <w:rPr>
-          <w:rFonts w:ascii="Times New Roman" w:cs="Times New Roman" w:eastAsia="PMingLiU" w:hAnsi="Times New Roman"/>
+          <w:rFonts w:ascii="Times New Roman" w:cs="Times New Roman" w:eastAsia="標楷體" w:hAnsi="Times New Roman"/>
           <w:i/>
           <w:iCs/>
           <w:sz w:val="20"/>
@@ -4839,7 +4819,7 @@
       </w:r>
       <w:r>
         <w:rPr>
-          <w:rFonts w:ascii="Times New Roman" w:cs="Times New Roman" w:eastAsia="PMingLiU" w:hAnsi="Times New Roman"/>
+          <w:rFonts w:ascii="Times New Roman" w:cs="Times New Roman" w:eastAsia="標楷體" w:hAnsi="Times New Roman"/>
           <w:sz w:val="20"/>
           <w:szCs w:val="20"/>
         </w:rPr>
@@ -4847,7 +4827,7 @@
       </w:r>
       <w:r>
         <w:rPr>
-          <w:rFonts w:ascii="Times New Roman" w:cs="Times New Roman" w:eastAsia="PMingLiU" w:hAnsi="Times New Roman"/>
+          <w:rFonts w:ascii="Times New Roman" w:cs="Times New Roman" w:eastAsia="標楷體" w:hAnsi="Times New Roman"/>
           <w:sz w:val="20"/>
           <w:szCs w:val="20"/>
           <w:vertAlign w:val="subscript"/>
@@ -4856,7 +4836,7 @@
       </w:r>
       <w:r>
         <w:rPr>
-          <w:rFonts w:ascii="Times New Roman" w:cs="Times New Roman" w:eastAsia="PMingLiU" w:hAnsi="Times New Roman"/>
+          <w:rFonts w:ascii="Times New Roman" w:cs="Times New Roman" w:eastAsia="標楷體" w:hAnsi="Times New Roman"/>
           <w:sz w:val="20"/>
           <w:szCs w:val="20"/>
         </w:rPr>
@@ -4864,7 +4844,7 @@
       </w:r>
       <w:r>
         <w:rPr>
-          <w:rFonts w:ascii="Times New Roman" w:cs="Times New Roman" w:eastAsia="PMingLiU" w:hAnsi="Times New Roman"/>
+          <w:rFonts w:ascii="Times New Roman" w:cs="Times New Roman" w:eastAsia="標楷體" w:hAnsi="Times New Roman"/>
           <w:i/>
           <w:iCs/>
           <w:sz w:val="20"/>
@@ -4874,7 +4854,7 @@
       </w:r>
       <w:r>
         <w:rPr>
-          <w:rFonts w:ascii="Times New Roman" w:cs="Times New Roman" w:eastAsia="PMingLiU" w:hAnsi="Times New Roman"/>
+          <w:rFonts w:ascii="Times New Roman" w:cs="Times New Roman" w:eastAsia="標楷體" w:hAnsi="Times New Roman"/>
           <w:sz w:val="20"/>
           <w:szCs w:val="20"/>
           <w:vertAlign w:val="subscript"/>
@@ -4883,7 +4863,7 @@
       </w:r>
       <w:r>
         <w:rPr>
-          <w:rFonts w:ascii="Times New Roman" w:cs="Times New Roman" w:eastAsia="PMingLiU" w:hAnsi="Times New Roman"/>
+          <w:rFonts w:ascii="Times New Roman" w:cs="Times New Roman" w:eastAsia="標楷體" w:hAnsi="Times New Roman"/>
           <w:sz w:val="20"/>
           <w:szCs w:val="20"/>
         </w:rPr>
@@ -4891,7 +4871,7 @@
       </w:r>
       <w:r>
         <w:rPr>
-          <w:rFonts w:ascii="Times New Roman" w:cs="Times New Roman" w:eastAsia="PMingLiU" w:hAnsi="Times New Roman"/>
+          <w:rFonts w:ascii="Times New Roman" w:cs="Times New Roman" w:eastAsia="標楷體" w:hAnsi="Times New Roman"/>
           <w:i/>
           <w:iCs/>
           <w:sz w:val="20"/>
@@ -4901,7 +4881,7 @@
       </w:r>
       <w:r>
         <w:rPr>
-          <w:rFonts w:ascii="Times New Roman" w:cs="Times New Roman" w:eastAsia="PMingLiU" w:hAnsi="Times New Roman"/>
+          <w:rFonts w:ascii="Times New Roman" w:cs="Times New Roman" w:eastAsia="標楷體" w:hAnsi="Times New Roman"/>
           <w:sz w:val="20"/>
           <w:szCs w:val="20"/>
           <w:vertAlign w:val="subscript"/>
@@ -4910,7 +4890,7 @@
       </w:r>
       <w:r>
         <w:rPr>
-          <w:rFonts w:ascii="Times New Roman" w:cs="Times New Roman" w:eastAsia="PMingLiU" w:hAnsi="Times New Roman"/>
+          <w:rFonts w:ascii="Times New Roman" w:cs="Times New Roman" w:eastAsia="標楷體" w:hAnsi="Times New Roman"/>
           <w:sz w:val="20"/>
           <w:szCs w:val="20"/>
         </w:rPr>
@@ -4918,7 +4898,7 @@
       </w:r>
       <w:r>
         <w:rPr>
-          <w:rFonts w:ascii="Times New Roman" w:cs="Times New Roman" w:eastAsia="PMingLiU" w:hAnsi="Times New Roman"/>
+          <w:rFonts w:ascii="Times New Roman" w:cs="Times New Roman" w:eastAsia="標楷體" w:hAnsi="Times New Roman"/>
           <w:i/>
           <w:iCs/>
           <w:sz w:val="20"/>
@@ -4928,7 +4908,7 @@
       </w:r>
       <w:r>
         <w:rPr>
-          <w:rFonts w:ascii="Times New Roman" w:cs="Times New Roman" w:eastAsia="PMingLiU" w:hAnsi="Times New Roman"/>
+          <w:rFonts w:ascii="Times New Roman" w:cs="Times New Roman" w:eastAsia="標楷體" w:hAnsi="Times New Roman"/>
           <w:sz w:val="20"/>
           <w:szCs w:val="20"/>
         </w:rPr>
@@ -4936,7 +4916,7 @@
       </w:r>
       <w:r>
         <w:rPr>
-          <w:rFonts w:ascii="Times New Roman" w:cs="Times New Roman" w:eastAsia="PMingLiU" w:hAnsi="Times New Roman"/>
+          <w:rFonts w:ascii="Times New Roman" w:cs="Times New Roman" w:eastAsia="標楷體" w:hAnsi="Times New Roman"/>
           <w:i/>
           <w:iCs/>
           <w:sz w:val="20"/>
@@ -4946,7 +4926,7 @@
       </w:r>
       <w:r>
         <w:rPr>
-          <w:rFonts w:ascii="Times New Roman" w:cs="Times New Roman" w:eastAsia="PMingLiU" w:hAnsi="Times New Roman"/>
+          <w:rFonts w:ascii="Times New Roman" w:cs="Times New Roman" w:eastAsia="標楷體" w:hAnsi="Times New Roman"/>
           <w:sz w:val="20"/>
           <w:szCs w:val="20"/>
         </w:rPr>
@@ -4954,7 +4934,7 @@
       </w:r>
       <w:r>
         <w:rPr>
-          <w:rFonts w:ascii="Times New Roman" w:cs="Times New Roman" w:eastAsia="PMingLiU" w:hAnsi="Times New Roman"/>
+          <w:rFonts w:ascii="Times New Roman" w:cs="Times New Roman" w:eastAsia="標楷體" w:hAnsi="Times New Roman"/>
           <w:i/>
           <w:iCs/>
           <w:sz w:val="20"/>
@@ -4964,7 +4944,7 @@
       </w:r>
       <w:r>
         <w:rPr>
-          <w:rFonts w:ascii="Times New Roman" w:cs="Times New Roman" w:eastAsia="PMingLiU" w:hAnsi="Times New Roman"/>
+          <w:rFonts w:ascii="Times New Roman" w:cs="Times New Roman" w:eastAsia="標楷體" w:hAnsi="Times New Roman"/>
           <w:sz w:val="20"/>
           <w:szCs w:val="20"/>
         </w:rPr>
@@ -4972,7 +4952,7 @@
       </w:r>
       <w:r>
         <w:rPr>
-          <w:rFonts w:ascii="Times New Roman" w:cs="Times New Roman" w:eastAsia="PMingLiU" w:hAnsi="Times New Roman"/>
+          <w:rFonts w:ascii="Times New Roman" w:cs="Times New Roman" w:eastAsia="標楷體" w:hAnsi="Times New Roman"/>
           <w:i/>
           <w:iCs/>
           <w:sz w:val="20"/>
@@ -4982,7 +4962,7 @@
       </w:r>
       <w:r>
         <w:rPr>
-          <w:rFonts w:ascii="Times New Roman" w:cs="Times New Roman" w:eastAsia="PMingLiU" w:hAnsi="Times New Roman"/>
+          <w:rFonts w:ascii="Times New Roman" w:cs="Times New Roman" w:eastAsia="標楷體" w:hAnsi="Times New Roman"/>
           <w:sz w:val="20"/>
           <w:szCs w:val="20"/>
           <w:vertAlign w:val="subscript"/>
@@ -4991,7 +4971,7 @@
       </w:r>
       <w:r>
         <w:rPr>
-          <w:rFonts w:ascii="Times New Roman" w:cs="Times New Roman" w:eastAsia="PMingLiU" w:hAnsi="Times New Roman"/>
+          <w:rFonts w:ascii="Times New Roman" w:cs="Times New Roman" w:eastAsia="標楷體" w:hAnsi="Times New Roman"/>
           <w:sz w:val="20"/>
           <w:szCs w:val="20"/>
         </w:rPr>
@@ -4999,7 +4979,7 @@
       </w:r>
       <w:r>
         <w:rPr>
-          <w:rFonts w:ascii="Times New Roman" w:cs="Times New Roman" w:eastAsia="PMingLiU" w:hAnsi="Times New Roman"/>
+          <w:rFonts w:ascii="Times New Roman" w:cs="Times New Roman" w:eastAsia="標楷體" w:hAnsi="Times New Roman"/>
           <w:i/>
           <w:iCs/>
           <w:sz w:val="20"/>
@@ -5009,7 +4989,7 @@
       </w:r>
       <w:r>
         <w:rPr>
-          <w:rFonts w:ascii="Times New Roman" w:cs="Times New Roman" w:eastAsia="PMingLiU" w:hAnsi="Times New Roman"/>
+          <w:rFonts w:ascii="Times New Roman" w:cs="Times New Roman" w:eastAsia="標楷體" w:hAnsi="Times New Roman"/>
           <w:sz w:val="20"/>
           <w:szCs w:val="20"/>
         </w:rPr>
@@ -5017,7 +4997,7 @@
       </w:r>
       <w:r>
         <w:rPr>
-          <w:rFonts w:ascii="Times New Roman" w:cs="Times New Roman" w:eastAsia="PMingLiU" w:hAnsi="Times New Roman"/>
+          <w:rFonts w:ascii="Times New Roman" w:cs="Times New Roman" w:eastAsia="標楷體" w:hAnsi="Times New Roman"/>
           <w:i/>
           <w:iCs/>
           <w:sz w:val="20"/>
@@ -5027,7 +5007,7 @@
       </w:r>
       <w:r>
         <w:rPr>
-          <w:rFonts w:ascii="Times New Roman" w:cs="Times New Roman" w:eastAsia="PMingLiU" w:hAnsi="Times New Roman"/>
+          <w:rFonts w:ascii="Times New Roman" w:cs="Times New Roman" w:eastAsia="標楷體" w:hAnsi="Times New Roman"/>
           <w:sz w:val="20"/>
           <w:szCs w:val="20"/>
           <w:vertAlign w:val="superscript"/>
@@ -5036,7 +5016,7 @@
       </w:r>
       <w:r>
         <w:rPr>
-          <w:rFonts w:ascii="Times New Roman" w:cs="Times New Roman" w:eastAsia="PMingLiU" w:hAnsi="Times New Roman"/>
+          <w:rFonts w:ascii="Times New Roman" w:cs="Times New Roman" w:eastAsia="標楷體" w:hAnsi="Times New Roman"/>
           <w:sz w:val="20"/>
           <w:szCs w:val="20"/>
         </w:rPr>
@@ -5051,12 +5031,12 @@
       </w:pPr>
       <w:r>
         <w:rPr>
-          <w:rFonts w:ascii="Times New Roman" w:cs="Times New Roman" w:eastAsia="PMingLiU" w:hAnsi="Times New Roman"/>
-          <w:color w:val="0000FF"/>
-          <w:sz w:val="20"/>
-          <w:szCs w:val="20"/>
-        </w:rPr>
-        <w:t xml:space="preserve">The simulator, the greedy step and the four policy comparisons are implemented; the 2-opt / simulated-annealing improvement is not yet, so every policy below uses the greedy step alone. The operator-move check passed with R² = 0.984 (Sec. 3.3).</w:t>
+          <w:rFonts w:ascii="Times New Roman" w:cs="Times New Roman" w:eastAsia="標楷體" w:hAnsi="Times New Roman"/>
+          <w:color w:val="0000FF"/>
+          <w:sz w:val="20"/>
+          <w:szCs w:val="20"/>
+        </w:rPr>
+        <w:t xml:space="preserve">The simulator, three greedy baselines (Sec. 2.6.2) and the route search with 2-opt and simulated annealing (Sec. 2.6.3) are implemented. The operator-move check passed with R² = 0.984 (Sec. 3.3).</w:t>
       </w:r>
     </w:p>
     <w:p>
@@ -5066,7 +5046,7 @@
       </w:pPr>
       <w:r>
         <w:rPr>
-          <w:rFonts w:ascii="Times New Roman" w:cs="Times New Roman" w:eastAsia="PMingLiU" w:hAnsi="Times New Roman"/>
+          <w:rFonts w:ascii="Times New Roman" w:cs="Times New Roman" w:eastAsia="標楷體" w:hAnsi="Times New Roman"/>
           <w:b/>
           <w:bCs/>
           <w:i/>
@@ -5086,7 +5066,7 @@
       </w:pPr>
       <w:r>
         <w:rPr>
-          <w:rFonts w:ascii="Times New Roman" w:cs="Times New Roman" w:eastAsia="PMingLiU" w:hAnsi="Times New Roman"/>
+          <w:rFonts w:ascii="Times New Roman" w:cs="Times New Roman" w:eastAsia="標楷體" w:hAnsi="Times New Roman"/>
           <w:color w:val="0000FF"/>
           <w:sz w:val="20"/>
           <w:szCs w:val="20"/>
@@ -5095,7 +5075,7 @@
       </w:r>
       <w:r>
         <w:rPr>
-          <w:rFonts w:ascii="Times New Roman" w:cs="Times New Roman" w:eastAsia="PMingLiU" w:hAnsi="Times New Roman"/>
+          <w:rFonts w:ascii="Times New Roman" w:cs="Times New Roman" w:eastAsia="標楷體" w:hAnsi="Times New Roman"/>
           <w:i/>
           <w:iCs/>
           <w:color w:val="0000FF"/>
@@ -5106,7 +5086,7 @@
       </w:r>
       <w:r>
         <w:rPr>
-          <w:rFonts w:ascii="Times New Roman" w:cs="Times New Roman" w:eastAsia="PMingLiU" w:hAnsi="Times New Roman"/>
+          <w:rFonts w:ascii="Times New Roman" w:cs="Times New Roman" w:eastAsia="標楷體" w:hAnsi="Times New Roman"/>
           <w:color w:val="0000FF"/>
           <w:sz w:val="20"/>
           <w:szCs w:val="20"/>
@@ -5121,7 +5101,7 @@
       </w:pPr>
       <w:r>
         <w:rPr>
-          <w:rFonts w:ascii="Times New Roman" w:cs="Times New Roman" w:eastAsia="PMingLiU" w:hAnsi="Times New Roman"/>
+          <w:rFonts w:ascii="Times New Roman" w:cs="Times New Roman" w:eastAsia="標楷體" w:hAnsi="Times New Roman"/>
           <w:b/>
           <w:bCs/>
           <w:i/>
@@ -5142,7 +5122,7 @@
       </w:pPr>
       <w:r>
         <w:rPr>
-          <w:rFonts w:ascii="Times New Roman" w:cs="Times New Roman" w:eastAsia="PMingLiU" w:hAnsi="Times New Roman"/>
+          <w:rFonts w:ascii="Times New Roman" w:cs="Times New Roman" w:eastAsia="標楷體" w:hAnsi="Times New Roman"/>
           <w:color w:val="0000FF"/>
           <w:sz w:val="20"/>
           <w:szCs w:val="20"/>
@@ -5151,7 +5131,7 @@
       </w:r>
       <w:r>
         <w:rPr>
-          <w:rFonts w:ascii="Times New Roman" w:cs="Times New Roman" w:eastAsia="PMingLiU" w:hAnsi="Times New Roman"/>
+          <w:rFonts w:ascii="Times New Roman" w:cs="Times New Roman" w:eastAsia="標楷體" w:hAnsi="Times New Roman"/>
           <w:i/>
           <w:iCs/>
           <w:color w:val="0000FF"/>
@@ -5162,7 +5142,7 @@
       </w:r>
       <w:r>
         <w:rPr>
-          <w:rFonts w:ascii="Times New Roman" w:cs="Times New Roman" w:eastAsia="PMingLiU" w:hAnsi="Times New Roman"/>
+          <w:rFonts w:ascii="Times New Roman" w:cs="Times New Roman" w:eastAsia="標楷體" w:hAnsi="Times New Roman"/>
           <w:color w:val="0000FF"/>
           <w:sz w:val="20"/>
           <w:szCs w:val="20"/>
@@ -5178,7 +5158,7 @@
       </w:pPr>
       <w:r>
         <w:rPr>
-          <w:rFonts w:ascii="Times New Roman" w:cs="Times New Roman" w:eastAsia="PMingLiU" w:hAnsi="Times New Roman"/>
+          <w:rFonts w:ascii="Times New Roman" w:cs="Times New Roman" w:eastAsia="標楷體" w:hAnsi="Times New Roman"/>
           <w:color w:val="0000FF"/>
           <w:sz w:val="20"/>
           <w:szCs w:val="20"/>
@@ -5187,7 +5167,7 @@
       </w:r>
       <w:r>
         <w:rPr>
-          <w:rFonts w:ascii="Times New Roman" w:cs="Times New Roman" w:eastAsia="PMingLiU" w:hAnsi="Times New Roman"/>
+          <w:rFonts w:ascii="Times New Roman" w:cs="Times New Roman" w:eastAsia="標楷體" w:hAnsi="Times New Roman"/>
           <w:b/>
           <w:bCs/>
           <w:color w:val="0000FF"/>
@@ -5198,7 +5178,7 @@
       </w:r>
       <w:r>
         <w:rPr>
-          <w:rFonts w:ascii="Times New Roman" w:cs="Times New Roman" w:eastAsia="PMingLiU" w:hAnsi="Times New Roman"/>
+          <w:rFonts w:ascii="Times New Roman" w:cs="Times New Roman" w:eastAsia="標楷體" w:hAnsi="Times New Roman"/>
           <w:color w:val="0000FF"/>
           <w:sz w:val="20"/>
           <w:szCs w:val="20"/>
@@ -5207,7 +5187,7 @@
       </w:r>
       <w:r>
         <w:rPr>
-          <w:rFonts w:ascii="Times New Roman" w:cs="Times New Roman" w:eastAsia="PMingLiU" w:hAnsi="Times New Roman"/>
+          <w:rFonts w:ascii="Times New Roman" w:cs="Times New Roman" w:eastAsia="標楷體" w:hAnsi="Times New Roman"/>
           <w:i/>
           <w:iCs/>
           <w:color w:val="0000FF"/>
@@ -5218,7 +5198,7 @@
       </w:r>
       <w:r>
         <w:rPr>
-          <w:rFonts w:ascii="Times New Roman" w:cs="Times New Roman" w:eastAsia="PMingLiU" w:hAnsi="Times New Roman"/>
+          <w:rFonts w:ascii="Times New Roman" w:cs="Times New Roman" w:eastAsia="標楷體" w:hAnsi="Times New Roman"/>
           <w:color w:val="0000FF"/>
           <w:sz w:val="20"/>
           <w:szCs w:val="20"/>
@@ -5234,7 +5214,7 @@
       </w:pPr>
       <w:r>
         <w:rPr>
-          <w:rFonts w:ascii="Times New Roman" w:cs="Times New Roman" w:eastAsia="PMingLiU" w:hAnsi="Times New Roman"/>
+          <w:rFonts w:ascii="Times New Roman" w:cs="Times New Roman" w:eastAsia="標楷體" w:hAnsi="Times New Roman"/>
           <w:color w:val="0000FF"/>
           <w:sz w:val="20"/>
           <w:szCs w:val="20"/>
@@ -5243,7 +5223,7 @@
       </w:r>
       <w:r>
         <w:rPr>
-          <w:rFonts w:ascii="Times New Roman" w:cs="Times New Roman" w:eastAsia="PMingLiU" w:hAnsi="Times New Roman"/>
+          <w:rFonts w:ascii="Times New Roman" w:cs="Times New Roman" w:eastAsia="標楷體" w:hAnsi="Times New Roman"/>
           <w:b/>
           <w:bCs/>
           <w:color w:val="0000FF"/>
@@ -5254,7 +5234,7 @@
       </w:r>
       <w:r>
         <w:rPr>
-          <w:rFonts w:ascii="Times New Roman" w:cs="Times New Roman" w:eastAsia="PMingLiU" w:hAnsi="Times New Roman"/>
+          <w:rFonts w:ascii="Times New Roman" w:cs="Times New Roman" w:eastAsia="標楷體" w:hAnsi="Times New Roman"/>
           <w:color w:val="0000FF"/>
           <w:sz w:val="20"/>
           <w:szCs w:val="20"/>
@@ -5263,7 +5243,7 @@
       </w:r>
       <w:r>
         <w:rPr>
-          <w:rFonts w:ascii="Times New Roman" w:cs="Times New Roman" w:eastAsia="PMingLiU" w:hAnsi="Times New Roman"/>
+          <w:rFonts w:ascii="Times New Roman" w:cs="Times New Roman" w:eastAsia="標楷體" w:hAnsi="Times New Roman"/>
           <w:i/>
           <w:iCs/>
           <w:color w:val="0000FF"/>
@@ -5274,7 +5254,7 @@
       </w:r>
       <w:r>
         <w:rPr>
-          <w:rFonts w:ascii="Times New Roman" w:cs="Times New Roman" w:eastAsia="PMingLiU" w:hAnsi="Times New Roman"/>
+          <w:rFonts w:ascii="Times New Roman" w:cs="Times New Roman" w:eastAsia="標楷體" w:hAnsi="Times New Roman"/>
           <w:color w:val="0000FF"/>
           <w:sz w:val="20"/>
           <w:szCs w:val="20"/>
@@ -5283,7 +5263,7 @@
       </w:r>
       <w:r>
         <w:rPr>
-          <w:rFonts w:ascii="Times New Roman" w:cs="Times New Roman" w:eastAsia="PMingLiU" w:hAnsi="Times New Roman"/>
+          <w:rFonts w:ascii="Times New Roman" w:cs="Times New Roman" w:eastAsia="標楷體" w:hAnsi="Times New Roman"/>
           <w:i/>
           <w:iCs/>
           <w:color w:val="0000FF"/>
@@ -5294,7 +5274,7 @@
       </w:r>
       <w:r>
         <w:rPr>
-          <w:rFonts w:ascii="Times New Roman" w:cs="Times New Roman" w:eastAsia="PMingLiU" w:hAnsi="Times New Roman"/>
+          <w:rFonts w:ascii="Times New Roman" w:cs="Times New Roman" w:eastAsia="標楷體" w:hAnsi="Times New Roman"/>
           <w:color w:val="0000FF"/>
           <w:sz w:val="20"/>
           <w:szCs w:val="20"/>
@@ -5303,7 +5283,7 @@
       </w:r>
       <w:r>
         <w:rPr>
-          <w:rFonts w:ascii="Times New Roman" w:cs="Times New Roman" w:eastAsia="PMingLiU" w:hAnsi="Times New Roman"/>
+          <w:rFonts w:ascii="Times New Roman" w:cs="Times New Roman" w:eastAsia="標楷體" w:hAnsi="Times New Roman"/>
           <w:i/>
           <w:iCs/>
           <w:color w:val="0000FF"/>
@@ -5314,7 +5294,7 @@
       </w:r>
       <w:r>
         <w:rPr>
-          <w:rFonts w:ascii="Times New Roman" w:cs="Times New Roman" w:eastAsia="PMingLiU" w:hAnsi="Times New Roman"/>
+          <w:rFonts w:ascii="Times New Roman" w:cs="Times New Roman" w:eastAsia="標楷體" w:hAnsi="Times New Roman"/>
           <w:color w:val="0000FF"/>
           <w:sz w:val="20"/>
           <w:szCs w:val="20"/>
@@ -5330,7 +5310,7 @@
       </w:pPr>
       <w:r>
         <w:rPr>
-          <w:rFonts w:ascii="Times New Roman" w:cs="Times New Roman" w:eastAsia="PMingLiU" w:hAnsi="Times New Roman"/>
+          <w:rFonts w:ascii="Times New Roman" w:cs="Times New Roman" w:eastAsia="標楷體" w:hAnsi="Times New Roman"/>
           <w:color w:val="0000FF"/>
           <w:sz w:val="20"/>
           <w:szCs w:val="20"/>
@@ -5339,7 +5319,7 @@
       </w:r>
       <w:r>
         <w:rPr>
-          <w:rFonts w:ascii="Times New Roman" w:cs="Times New Roman" w:eastAsia="PMingLiU" w:hAnsi="Times New Roman"/>
+          <w:rFonts w:ascii="Times New Roman" w:cs="Times New Roman" w:eastAsia="標楷體" w:hAnsi="Times New Roman"/>
           <w:b/>
           <w:bCs/>
           <w:color w:val="0000FF"/>
@@ -5350,7 +5330,7 @@
       </w:r>
       <w:r>
         <w:rPr>
-          <w:rFonts w:ascii="Times New Roman" w:cs="Times New Roman" w:eastAsia="PMingLiU" w:hAnsi="Times New Roman"/>
+          <w:rFonts w:ascii="Times New Roman" w:cs="Times New Roman" w:eastAsia="標楷體" w:hAnsi="Times New Roman"/>
           <w:color w:val="0000FF"/>
           <w:sz w:val="20"/>
           <w:szCs w:val="20"/>
@@ -5359,7 +5339,7 @@
       </w:r>
       <w:r>
         <w:rPr>
-          <w:rFonts w:ascii="Times New Roman" w:cs="Times New Roman" w:eastAsia="PMingLiU" w:hAnsi="Times New Roman"/>
+          <w:rFonts w:ascii="Times New Roman" w:cs="Times New Roman" w:eastAsia="標楷體" w:hAnsi="Times New Roman"/>
           <w:i/>
           <w:iCs/>
           <w:color w:val="0000FF"/>
@@ -5370,7 +5350,7 @@
       </w:r>
       <w:r>
         <w:rPr>
-          <w:rFonts w:ascii="Times New Roman" w:cs="Times New Roman" w:eastAsia="PMingLiU" w:hAnsi="Times New Roman"/>
+          <w:rFonts w:ascii="Times New Roman" w:cs="Times New Roman" w:eastAsia="標楷體" w:hAnsi="Times New Roman"/>
           <w:color w:val="0000FF"/>
           <w:sz w:val="20"/>
           <w:szCs w:val="20"/>
@@ -5380,7 +5360,7 @@
       </w:r>
       <w:r>
         <w:rPr>
-          <w:rFonts w:ascii="Times New Roman" w:cs="Times New Roman" w:eastAsia="PMingLiU" w:hAnsi="Times New Roman"/>
+          <w:rFonts w:ascii="Times New Roman" w:cs="Times New Roman" w:eastAsia="標楷體" w:hAnsi="Times New Roman"/>
           <w:color w:val="0000FF"/>
           <w:sz w:val="20"/>
           <w:szCs w:val="20"/>
@@ -5389,7 +5369,7 @@
       </w:r>
       <w:r>
         <w:rPr>
-          <w:rFonts w:ascii="Times New Roman" w:cs="Times New Roman" w:eastAsia="PMingLiU" w:hAnsi="Times New Roman"/>
+          <w:rFonts w:ascii="Times New Roman" w:cs="Times New Roman" w:eastAsia="標楷體" w:hAnsi="Times New Roman"/>
           <w:i/>
           <w:iCs/>
           <w:color w:val="0000FF"/>
@@ -5400,7 +5380,7 @@
       </w:r>
       <w:r>
         <w:rPr>
-          <w:rFonts w:ascii="Times New Roman" w:cs="Times New Roman" w:eastAsia="PMingLiU" w:hAnsi="Times New Roman"/>
+          <w:rFonts w:ascii="Times New Roman" w:cs="Times New Roman" w:eastAsia="標楷體" w:hAnsi="Times New Roman"/>
           <w:color w:val="0000FF"/>
           <w:sz w:val="20"/>
           <w:szCs w:val="20"/>
@@ -5409,7 +5389,7 @@
       </w:r>
       <w:r>
         <w:rPr>
-          <w:rFonts w:ascii="Times New Roman" w:cs="Times New Roman" w:eastAsia="PMingLiU" w:hAnsi="Times New Roman"/>
+          <w:rFonts w:ascii="Times New Roman" w:cs="Times New Roman" w:eastAsia="標楷體" w:hAnsi="Times New Roman"/>
           <w:i/>
           <w:iCs/>
           <w:color w:val="0000FF"/>
@@ -5420,7 +5400,7 @@
       </w:r>
       <w:r>
         <w:rPr>
-          <w:rFonts w:ascii="Times New Roman" w:cs="Times New Roman" w:eastAsia="PMingLiU" w:hAnsi="Times New Roman"/>
+          <w:rFonts w:ascii="Times New Roman" w:cs="Times New Roman" w:eastAsia="標楷體" w:hAnsi="Times New Roman"/>
           <w:color w:val="0000FF"/>
           <w:sz w:val="20"/>
           <w:szCs w:val="20"/>
@@ -5429,7 +5409,7 @@
       </w:r>
       <w:r>
         <w:rPr>
-          <w:rFonts w:ascii="Times New Roman" w:cs="Times New Roman" w:eastAsia="PMingLiU" w:hAnsi="Times New Roman"/>
+          <w:rFonts w:ascii="Times New Roman" w:cs="Times New Roman" w:eastAsia="標楷體" w:hAnsi="Times New Roman"/>
           <w:i/>
           <w:iCs/>
           <w:color w:val="0000FF"/>
@@ -5440,7 +5420,7 @@
       </w:r>
       <w:r>
         <w:rPr>
-          <w:rFonts w:ascii="Times New Roman" w:cs="Times New Roman" w:eastAsia="PMingLiU" w:hAnsi="Times New Roman"/>
+          <w:rFonts w:ascii="Times New Roman" w:cs="Times New Roman" w:eastAsia="標楷體" w:hAnsi="Times New Roman"/>
           <w:color w:val="0000FF"/>
           <w:sz w:val="20"/>
           <w:szCs w:val="20"/>
@@ -5449,7 +5429,7 @@
       </w:r>
       <w:r>
         <w:rPr>
-          <w:rFonts w:ascii="Times New Roman" w:cs="Times New Roman" w:eastAsia="PMingLiU" w:hAnsi="Times New Roman"/>
+          <w:rFonts w:ascii="Times New Roman" w:cs="Times New Roman" w:eastAsia="標楷體" w:hAnsi="Times New Roman"/>
           <w:i/>
           <w:iCs/>
           <w:color w:val="0000FF"/>
@@ -5460,7 +5440,7 @@
       </w:r>
       <w:r>
         <w:rPr>
-          <w:rFonts w:ascii="Times New Roman" w:cs="Times New Roman" w:eastAsia="PMingLiU" w:hAnsi="Times New Roman"/>
+          <w:rFonts w:ascii="Times New Roman" w:cs="Times New Roman" w:eastAsia="標楷體" w:hAnsi="Times New Roman"/>
           <w:color w:val="0000FF"/>
           <w:sz w:val="20"/>
           <w:szCs w:val="20"/>
@@ -5469,7 +5449,7 @@
       </w:r>
       <w:r>
         <w:rPr>
-          <w:rFonts w:ascii="Times New Roman" w:cs="Times New Roman" w:eastAsia="PMingLiU" w:hAnsi="Times New Roman"/>
+          <w:rFonts w:ascii="Times New Roman" w:cs="Times New Roman" w:eastAsia="標楷體" w:hAnsi="Times New Roman"/>
           <w:i/>
           <w:iCs/>
           <w:color w:val="0000FF"/>
@@ -5480,7 +5460,7 @@
       </w:r>
       <w:r>
         <w:rPr>
-          <w:rFonts w:ascii="Times New Roman" w:cs="Times New Roman" w:eastAsia="PMingLiU" w:hAnsi="Times New Roman"/>
+          <w:rFonts w:ascii="Times New Roman" w:cs="Times New Roman" w:eastAsia="標楷體" w:hAnsi="Times New Roman"/>
           <w:color w:val="0000FF"/>
           <w:sz w:val="20"/>
           <w:szCs w:val="20"/>
@@ -5490,7 +5470,7 @@
       </w:r>
       <w:r>
         <w:rPr>
-          <w:rFonts w:ascii="Times New Roman" w:cs="Times New Roman" w:eastAsia="PMingLiU" w:hAnsi="Times New Roman"/>
+          <w:rFonts w:ascii="Times New Roman" w:cs="Times New Roman" w:eastAsia="標楷體" w:hAnsi="Times New Roman"/>
           <w:color w:val="0000FF"/>
           <w:sz w:val="20"/>
           <w:szCs w:val="20"/>
@@ -5499,7 +5479,7 @@
       </w:r>
       <w:r>
         <w:rPr>
-          <w:rFonts w:ascii="Times New Roman" w:cs="Times New Roman" w:eastAsia="PMingLiU" w:hAnsi="Times New Roman"/>
+          <w:rFonts w:ascii="Times New Roman" w:cs="Times New Roman" w:eastAsia="標楷體" w:hAnsi="Times New Roman"/>
           <w:i/>
           <w:iCs/>
           <w:color w:val="0000FF"/>
@@ -5510,7 +5490,7 @@
       </w:r>
       <w:r>
         <w:rPr>
-          <w:rFonts w:ascii="Times New Roman" w:cs="Times New Roman" w:eastAsia="PMingLiU" w:hAnsi="Times New Roman"/>
+          <w:rFonts w:ascii="Times New Roman" w:cs="Times New Roman" w:eastAsia="標楷體" w:hAnsi="Times New Roman"/>
           <w:color w:val="0000FF"/>
           <w:sz w:val="20"/>
           <w:szCs w:val="20"/>
@@ -5557,7 +5537,7 @@
             </w:pPr>
             <w:r>
               <w:rPr>
-                <w:rFonts w:ascii="Times New Roman" w:cs="Times New Roman" w:eastAsia="PMingLiU" w:hAnsi="Times New Roman"/>
+                <w:rFonts w:ascii="Times New Roman" w:cs="Times New Roman" w:eastAsia="標楷體" w:hAnsi="Times New Roman"/>
                 <w:b/>
                 <w:bCs/>
                 <w:color w:val="0000FF"/>
@@ -5576,7 +5556,7 @@
             </w:pPr>
             <w:r>
               <w:rPr>
-                <w:rFonts w:ascii="Courier New" w:cs="Courier New" w:eastAsia="PMingLiU" w:hAnsi="Courier New"/>
+                <w:rFonts w:ascii="Courier New" w:cs="Courier New" w:eastAsia="標楷體" w:hAnsi="Courier New"/>
                 <w:color w:val="0000FF"/>
                 <w:sz w:val="14"/>
                 <w:szCs w:val="14"/>
@@ -5593,7 +5573,7 @@
             </w:pPr>
             <w:r>
               <w:rPr>
-                <w:rFonts w:ascii="Courier New" w:cs="Courier New" w:eastAsia="PMingLiU" w:hAnsi="Courier New"/>
+                <w:rFonts w:ascii="Courier New" w:cs="Courier New" w:eastAsia="標楷體" w:hAnsi="Courier New"/>
                 <w:color w:val="0000FF"/>
                 <w:sz w:val="14"/>
                 <w:szCs w:val="14"/>
@@ -5610,7 +5590,7 @@
             </w:pPr>
             <w:r>
               <w:rPr>
-                <w:rFonts w:ascii="Courier New" w:cs="Courier New" w:eastAsia="PMingLiU" w:hAnsi="Courier New"/>
+                <w:rFonts w:ascii="Courier New" w:cs="Courier New" w:eastAsia="標楷體" w:hAnsi="Courier New"/>
                 <w:color w:val="0000FF"/>
                 <w:sz w:val="14"/>
                 <w:szCs w:val="14"/>
@@ -5627,7 +5607,7 @@
             </w:pPr>
             <w:r>
               <w:rPr>
-                <w:rFonts w:ascii="Courier New" w:cs="Courier New" w:eastAsia="PMingLiU" w:hAnsi="Courier New"/>
+                <w:rFonts w:ascii="Courier New" w:cs="Courier New" w:eastAsia="標楷體" w:hAnsi="Courier New"/>
                 <w:color w:val="0000FF"/>
                 <w:sz w:val="14"/>
                 <w:szCs w:val="14"/>
@@ -5644,7 +5624,7 @@
             </w:pPr>
             <w:r>
               <w:rPr>
-                <w:rFonts w:ascii="Courier New" w:cs="Courier New" w:eastAsia="PMingLiU" w:hAnsi="Courier New"/>
+                <w:rFonts w:ascii="Courier New" w:cs="Courier New" w:eastAsia="標楷體" w:hAnsi="Courier New"/>
                 <w:color w:val="0000FF"/>
                 <w:sz w:val="14"/>
                 <w:szCs w:val="14"/>
@@ -5661,7 +5641,7 @@
             </w:pPr>
             <w:r>
               <w:rPr>
-                <w:rFonts w:ascii="Courier New" w:cs="Courier New" w:eastAsia="PMingLiU" w:hAnsi="Courier New"/>
+                <w:rFonts w:ascii="Courier New" w:cs="Courier New" w:eastAsia="標楷體" w:hAnsi="Courier New"/>
                 <w:color w:val="0000FF"/>
                 <w:sz w:val="14"/>
                 <w:szCs w:val="14"/>
@@ -5678,7 +5658,7 @@
             </w:pPr>
             <w:r>
               <w:rPr>
-                <w:rFonts w:ascii="Courier New" w:cs="Courier New" w:eastAsia="PMingLiU" w:hAnsi="Courier New"/>
+                <w:rFonts w:ascii="Courier New" w:cs="Courier New" w:eastAsia="標楷體" w:hAnsi="Courier New"/>
                 <w:color w:val="0000FF"/>
                 <w:sz w:val="14"/>
                 <w:szCs w:val="14"/>
@@ -5695,7 +5675,7 @@
             </w:pPr>
             <w:r>
               <w:rPr>
-                <w:rFonts w:ascii="Courier New" w:cs="Courier New" w:eastAsia="PMingLiU" w:hAnsi="Courier New"/>
+                <w:rFonts w:ascii="Courier New" w:cs="Courier New" w:eastAsia="標楷體" w:hAnsi="Courier New"/>
                 <w:color w:val="0000FF"/>
                 <w:sz w:val="14"/>
                 <w:szCs w:val="14"/>
@@ -5712,7 +5692,7 @@
             </w:pPr>
             <w:r>
               <w:rPr>
-                <w:rFonts w:ascii="Courier New" w:cs="Courier New" w:eastAsia="PMingLiU" w:hAnsi="Courier New"/>
+                <w:rFonts w:ascii="Courier New" w:cs="Courier New" w:eastAsia="標楷體" w:hAnsi="Courier New"/>
                 <w:color w:val="0000FF"/>
                 <w:sz w:val="14"/>
                 <w:szCs w:val="14"/>
@@ -5729,7 +5709,7 @@
             </w:pPr>
             <w:r>
               <w:rPr>
-                <w:rFonts w:ascii="Courier New" w:cs="Courier New" w:eastAsia="PMingLiU" w:hAnsi="Courier New"/>
+                <w:rFonts w:ascii="Courier New" w:cs="Courier New" w:eastAsia="標楷體" w:hAnsi="Courier New"/>
                 <w:color w:val="0000FF"/>
                 <w:sz w:val="14"/>
                 <w:szCs w:val="14"/>
@@ -5746,7 +5726,7 @@
       </w:pPr>
       <w:r>
         <w:rPr>
-          <w:rFonts w:ascii="Times New Roman" w:cs="Times New Roman" w:eastAsia="PMingLiU" w:hAnsi="Times New Roman"/>
+          <w:rFonts w:ascii="Times New Roman" w:cs="Times New Roman" w:eastAsia="標楷體" w:hAnsi="Times New Roman"/>
           <w:sz w:val="6"/>
           <w:szCs w:val="6"/>
         </w:rPr>
@@ -5761,29 +5741,31 @@
       </w:pPr>
       <w:r>
         <w:rPr>
-          <w:rFonts w:ascii="Times New Roman" w:cs="Times New Roman" w:eastAsia="PMingLiU" w:hAnsi="Times New Roman"/>
-          <w:color w:val="0000FF"/>
-          <w:sz w:val="20"/>
-          <w:szCs w:val="20"/>
-        </w:rPr>
-        <w:t xml:space="preserve">The operator reference injects the inferred hourly moves of Sec. 2.3 directly, without truck constraints. The route search with 2-opt and simulated annealing [16] is the next step; Algorithm 1 is its initial solution.</w:t>
+          <w:rFonts w:ascii="Times New Roman" w:cs="Times New Roman" w:eastAsia="標楷體" w:hAnsi="Times New Roman"/>
+          <w:color w:val="0000FF"/>
+          <w:sz w:val="20"/>
+          <w:szCs w:val="20"/>
+        </w:rPr>
+        <w:t xml:space="preserve">The operator reference injects the inferred hourly moves of Sec. 2.3 directly, without truck constraints.</w:t>
       </w:r>
     </w:p>
     <w:p>
       <w:pPr>
         <w:keepNext/>
-        <w:spacing w:after="30" w:before="90" w:line="240"/>
-      </w:pPr>
-      <w:r>
-        <w:rPr>
-          <w:rFonts w:ascii="Times New Roman" w:cs="Times New Roman" w:eastAsia="PMingLiU" w:hAnsi="Times New Roman"/>
+        <w:spacing w:after="20" w:before="60" w:line="240"/>
+      </w:pPr>
+      <w:r>
+        <w:rPr>
+          <w:rFonts w:ascii="Times New Roman" w:cs="Times New Roman" w:eastAsia="標楷體" w:hAnsi="Times New Roman"/>
           <w:b/>
           <w:bCs/>
-          <w:color w:val="0000FF"/>
-          <w:sz w:val="22"/>
-          <w:szCs w:val="22"/>
-        </w:rPr>
-        <w:t xml:space="preserve">2.7. Live demo</w:t>
+          <w:i/>
+          <w:iCs/>
+          <w:color w:val="0000FF"/>
+          <w:sz w:val="20"/>
+          <w:szCs w:val="20"/>
+        </w:rPr>
+        <w:t xml:space="preserve">2.6.3. Route search (route_planner.py)</w:t>
       </w:r>
     </w:p>
     <w:p>
@@ -5794,46 +5776,1112 @@
       </w:pPr>
       <w:r>
         <w:rPr>
-          <w:rFonts w:ascii="Times New Roman" w:cs="Times New Roman" w:eastAsia="PMingLiU" w:hAnsi="Times New Roman"/>
-          <w:color w:val="0000FF"/>
-          <w:sz w:val="20"/>
-          <w:szCs w:val="20"/>
-        </w:rPr>
-        <w:t xml:space="preserve">The logger already writes latest.json, a compact snapshot of the 309 stations, on every run. The demo page will read it, compute the inventory-only features, show P(empty within 30 min) per station on a map and the next-bell truck plan of the planner, as mocked in Fig. 15.</w:t>
-      </w:r>
-    </w:p>
-    <w:p>
-      <w:pPr>
-        <w:keepNext/>
-        <w:spacing w:after="40" w:before="120" w:line="240"/>
-      </w:pPr>
-      <w:r>
-        <w:rPr>
-          <w:rFonts w:ascii="Times New Roman" w:cs="Times New Roman" w:eastAsia="PMingLiU" w:hAnsi="Times New Roman"/>
-          <w:b/>
-          <w:bCs/>
-          <w:color w:val="0000FF"/>
-          <w:sz w:val="24"/>
-          <w:szCs w:val="24"/>
-        </w:rPr>
-        <w:t xml:space="preserve">3. Experiments</w:t>
-      </w:r>
-    </w:p>
-    <w:p>
-      <w:pPr>
-        <w:keepNext/>
-        <w:spacing w:after="30" w:before="90" w:line="240"/>
-      </w:pPr>
-      <w:r>
-        <w:rPr>
-          <w:rFonts w:ascii="Times New Roman" w:cs="Times New Roman" w:eastAsia="PMingLiU" w:hAnsi="Times New Roman"/>
-          <w:b/>
-          <w:bCs/>
-          <w:color w:val="0000FF"/>
-          <w:sz w:val="22"/>
-          <w:szCs w:val="22"/>
-        </w:rPr>
-        <w:t xml:space="preserve">3.1. Datasets, splits and environment</w:t>
+          <w:rFonts w:ascii="Times New Roman" w:cs="Times New Roman" w:eastAsia="標楷體" w:hAnsi="Times New Roman"/>
+          <w:color w:val="0000FF"/>
+          <w:sz w:val="20"/>
+          <w:szCs w:val="20"/>
+        </w:rPr>
+        <w:t xml:space="preserve">Algorithm 1 serves one target per trip and does not ask how many rentals a delivered bike will serve. The route search prices every stock level with the birth–death chain of Sec. 2.4.1, run with its corrected rates and without the absorbing state. A backward pass over the horizon </w:t>
+      </w:r>
+      <w:r>
+        <w:rPr>
+          <w:rFonts w:ascii="Times New Roman" w:cs="Times New Roman" w:eastAsia="標楷體" w:hAnsi="Times New Roman"/>
+          <w:i/>
+          <w:iCs/>
+          <w:color w:val="0000FF"/>
+          <w:sz w:val="20"/>
+          <w:szCs w:val="20"/>
+        </w:rPr>
+        <w:t xml:space="preserve">H</w:t>
+      </w:r>
+      <w:r>
+        <w:rPr>
+          <w:rFonts w:ascii="Times New Roman" w:cs="Times New Roman" w:eastAsia="標楷體" w:hAnsi="Times New Roman"/>
+          <w:color w:val="0000FF"/>
+          <w:sz w:val="20"/>
+          <w:szCs w:val="20"/>
+        </w:rPr>
+        <w:t xml:space="preserve"> gives </w:t>
+      </w:r>
+      <w:r>
+        <w:rPr>
+          <w:rFonts w:ascii="Times New Roman" w:cs="Times New Roman" w:eastAsia="標楷體" w:hAnsi="Times New Roman"/>
+          <w:i/>
+          <w:iCs/>
+          <w:color w:val="0000FF"/>
+          <w:sz w:val="20"/>
+          <w:szCs w:val="20"/>
+        </w:rPr>
+        <w:t xml:space="preserve">V</w:t>
+      </w:r>
+      <w:r>
+        <w:rPr>
+          <w:rFonts w:ascii="Times New Roman" w:cs="Times New Roman" w:eastAsia="標楷體" w:hAnsi="Times New Roman"/>
+          <w:color w:val="0000FF"/>
+          <w:sz w:val="20"/>
+          <w:szCs w:val="20"/>
+          <w:vertAlign w:val="subscript"/>
+        </w:rPr>
+        <w:t xml:space="preserve">a</w:t>
+      </w:r>
+      <w:r>
+        <w:rPr>
+          <w:rFonts w:ascii="Times New Roman" w:cs="Times New Roman" w:eastAsia="標楷體" w:hAnsi="Times New Roman"/>
+          <w:color w:val="0000FF"/>
+          <w:sz w:val="20"/>
+          <w:szCs w:val="20"/>
+        </w:rPr>
+        <w:t xml:space="preserve">(</w:t>
+      </w:r>
+      <w:r>
+        <w:rPr>
+          <w:rFonts w:ascii="Times New Roman" w:cs="Times New Roman" w:eastAsia="標楷體" w:hAnsi="Times New Roman"/>
+          <w:i/>
+          <w:iCs/>
+          <w:color w:val="0000FF"/>
+          <w:sz w:val="20"/>
+          <w:szCs w:val="20"/>
+        </w:rPr>
+        <w:t xml:space="preserve">s</w:t>
+      </w:r>
+      <w:r>
+        <w:rPr>
+          <w:rFonts w:ascii="Times New Roman" w:cs="Times New Roman" w:eastAsia="標楷體" w:hAnsi="Times New Roman"/>
+          <w:color w:val="0000FF"/>
+          <w:sz w:val="20"/>
+          <w:szCs w:val="20"/>
+        </w:rPr>
+        <w:t xml:space="preserve">), the expected unmet rentals from step </w:t>
+      </w:r>
+      <w:r>
+        <w:rPr>
+          <w:rFonts w:ascii="Times New Roman" w:cs="Times New Roman" w:eastAsia="標楷體" w:hAnsi="Times New Roman"/>
+          <w:i/>
+          <w:iCs/>
+          <w:color w:val="0000FF"/>
+          <w:sz w:val="20"/>
+          <w:szCs w:val="20"/>
+        </w:rPr>
+        <w:t xml:space="preserve">a</w:t>
+      </w:r>
+      <w:r>
+        <w:rPr>
+          <w:rFonts w:ascii="Times New Roman" w:cs="Times New Roman" w:eastAsia="標楷體" w:hAnsi="Times New Roman"/>
+          <w:color w:val="0000FF"/>
+          <w:sz w:val="20"/>
+          <w:szCs w:val="20"/>
+        </w:rPr>
+        <w:t xml:space="preserve"> to </w:t>
+      </w:r>
+      <w:r>
+        <w:rPr>
+          <w:rFonts w:ascii="Times New Roman" w:cs="Times New Roman" w:eastAsia="標楷體" w:hAnsi="Times New Roman"/>
+          <w:i/>
+          <w:iCs/>
+          <w:color w:val="0000FF"/>
+          <w:sz w:val="20"/>
+          <w:szCs w:val="20"/>
+        </w:rPr>
+        <w:t xml:space="preserve">H</w:t>
+      </w:r>
+      <w:r>
+        <w:rPr>
+          <w:rFonts w:ascii="Times New Roman" w:cs="Times New Roman" w:eastAsia="標楷體" w:hAnsi="Times New Roman"/>
+          <w:color w:val="0000FF"/>
+          <w:sz w:val="20"/>
+          <w:szCs w:val="20"/>
+        </w:rPr>
+        <w:t xml:space="preserve"> if the station holds </w:t>
+      </w:r>
+      <w:r>
+        <w:rPr>
+          <w:rFonts w:ascii="Times New Roman" w:cs="Times New Roman" w:eastAsia="標楷體" w:hAnsi="Times New Roman"/>
+          <w:i/>
+          <w:iCs/>
+          <w:color w:val="0000FF"/>
+          <w:sz w:val="20"/>
+          <w:szCs w:val="20"/>
+        </w:rPr>
+        <w:t xml:space="preserve">s</w:t>
+      </w:r>
+      <w:r>
+        <w:rPr>
+          <w:rFonts w:ascii="Times New Roman" w:cs="Times New Roman" w:eastAsia="標楷體" w:hAnsi="Times New Roman"/>
+          <w:color w:val="0000FF"/>
+          <w:sz w:val="20"/>
+          <w:szCs w:val="20"/>
+        </w:rPr>
+        <w:t xml:space="preserve"> bikes at step </w:t>
+      </w:r>
+      <w:r>
+        <w:rPr>
+          <w:rFonts w:ascii="Times New Roman" w:cs="Times New Roman" w:eastAsia="標楷體" w:hAnsi="Times New Roman"/>
+          <w:i/>
+          <w:iCs/>
+          <w:color w:val="0000FF"/>
+          <w:sz w:val="20"/>
+          <w:szCs w:val="20"/>
+        </w:rPr>
+        <w:t xml:space="preserve">a</w:t>
+      </w:r>
+      <w:r>
+        <w:rPr>
+          <w:rFonts w:ascii="Times New Roman" w:cs="Times New Roman" w:eastAsia="標楷體" w:hAnsi="Times New Roman"/>
+          <w:color w:val="0000FF"/>
+          <w:sz w:val="20"/>
+          <w:szCs w:val="20"/>
+        </w:rPr>
+        <w:t xml:space="preserve">, and a forward pass from the current stock gives the distribution </w:t>
+      </w:r>
+      <w:r>
+        <w:rPr>
+          <w:rFonts w:ascii="Times New Roman" w:cs="Times New Roman" w:eastAsia="標楷體" w:hAnsi="Times New Roman"/>
+          <w:i/>
+          <w:iCs/>
+          <w:color w:val="0000FF"/>
+          <w:sz w:val="20"/>
+          <w:szCs w:val="20"/>
+        </w:rPr>
+        <w:t xml:space="preserve">P</w:t>
+      </w:r>
+      <w:r>
+        <w:rPr>
+          <w:rFonts w:ascii="Times New Roman" w:cs="Times New Roman" w:eastAsia="標楷體" w:hAnsi="Times New Roman"/>
+          <w:color w:val="0000FF"/>
+          <w:sz w:val="20"/>
+          <w:szCs w:val="20"/>
+          <w:vertAlign w:val="subscript"/>
+        </w:rPr>
+        <w:t xml:space="preserve">a</w:t>
+      </w:r>
+      <w:r>
+        <w:rPr>
+          <w:rFonts w:ascii="Times New Roman" w:cs="Times New Roman" w:eastAsia="標楷體" w:hAnsi="Times New Roman"/>
+          <w:color w:val="0000FF"/>
+          <w:sz w:val="20"/>
+          <w:szCs w:val="20"/>
+        </w:rPr>
+        <w:t xml:space="preserve"> of the stock at step </w:t>
+      </w:r>
+      <w:r>
+        <w:rPr>
+          <w:rFonts w:ascii="Times New Roman" w:cs="Times New Roman" w:eastAsia="標楷體" w:hAnsi="Times New Roman"/>
+          <w:i/>
+          <w:iCs/>
+          <w:color w:val="0000FF"/>
+          <w:sz w:val="20"/>
+          <w:szCs w:val="20"/>
+        </w:rPr>
+        <w:t xml:space="preserve">a</w:t>
+      </w:r>
+      <w:r>
+        <w:rPr>
+          <w:rFonts w:ascii="Times New Roman" w:cs="Times New Roman" w:eastAsia="標楷體" w:hAnsi="Times New Roman"/>
+          <w:color w:val="0000FF"/>
+          <w:sz w:val="20"/>
+          <w:szCs w:val="20"/>
+        </w:rPr>
+        <w:t xml:space="preserve">. Changing the stock of station </w:t>
+      </w:r>
+      <w:r>
+        <w:rPr>
+          <w:rFonts w:ascii="Times New Roman" w:cs="Times New Roman" w:eastAsia="標楷體" w:hAnsi="Times New Roman"/>
+          <w:i/>
+          <w:iCs/>
+          <w:color w:val="0000FF"/>
+          <w:sz w:val="20"/>
+          <w:szCs w:val="20"/>
+        </w:rPr>
+        <w:t xml:space="preserve">i</w:t>
+      </w:r>
+      <w:r>
+        <w:rPr>
+          <w:rFonts w:ascii="Times New Roman" w:cs="Times New Roman" w:eastAsia="標楷體" w:hAnsi="Times New Roman"/>
+          <w:color w:val="0000FF"/>
+          <w:sz w:val="20"/>
+          <w:szCs w:val="20"/>
+        </w:rPr>
+        <w:t xml:space="preserve"> by </w:t>
+      </w:r>
+      <w:r>
+        <w:rPr>
+          <w:rFonts w:ascii="Times New Roman" w:cs="Times New Roman" w:eastAsia="標楷體" w:hAnsi="Times New Roman"/>
+          <w:i/>
+          <w:iCs/>
+          <w:color w:val="0000FF"/>
+          <w:sz w:val="20"/>
+          <w:szCs w:val="20"/>
+        </w:rPr>
+        <w:t xml:space="preserve">d</w:t>
+      </w:r>
+      <w:r>
+        <w:rPr>
+          <w:rFonts w:ascii="Times New Roman" w:cs="Times New Roman" w:eastAsia="標楷體" w:hAnsi="Times New Roman"/>
+          <w:color w:val="0000FF"/>
+          <w:sz w:val="20"/>
+          <w:szCs w:val="20"/>
+        </w:rPr>
+        <w:t xml:space="preserve"> bikes in step </w:t>
+      </w:r>
+      <w:r>
+        <w:rPr>
+          <w:rFonts w:ascii="Times New Roman" w:cs="Times New Roman" w:eastAsia="標楷體" w:hAnsi="Times New Roman"/>
+          <w:i/>
+          <w:iCs/>
+          <w:color w:val="0000FF"/>
+          <w:sz w:val="20"/>
+          <w:szCs w:val="20"/>
+        </w:rPr>
+        <w:t xml:space="preserve">a</w:t>
+      </w:r>
+      <w:r>
+        <w:rPr>
+          <w:rFonts w:ascii="Times New Roman" w:cs="Times New Roman" w:eastAsia="標楷體" w:hAnsi="Times New Roman"/>
+          <w:color w:val="0000FF"/>
+          <w:sz w:val="20"/>
+          <w:szCs w:val="20"/>
+        </w:rPr>
+        <w:t xml:space="preserve"> then saves</w:t>
+      </w:r>
+    </w:p>
+    <w:p>
+      <w:pPr>
+        <w:tabs>
+          <w:tab w:val="right" w:pos="4677"/>
+        </w:tabs>
+        <w:spacing w:after="40" w:before="40" w:line="240"/>
+        <w:ind w:left="600"/>
+        <w:jc w:val="left"/>
+      </w:pPr>
+      <w:r>
+        <w:rPr>
+          <w:rFonts w:ascii="Times New Roman" w:cs="Times New Roman" w:eastAsia="標楷體" w:hAnsi="Times New Roman"/>
+          <w:i/>
+          <w:iCs/>
+          <w:color w:val="0000FF"/>
+          <w:sz w:val="20"/>
+          <w:szCs w:val="20"/>
+        </w:rPr>
+        <w:t xml:space="preserve">B</w:t>
+      </w:r>
+      <w:r>
+        <w:rPr>
+          <w:rFonts w:ascii="Times New Roman" w:cs="Times New Roman" w:eastAsia="標楷體" w:hAnsi="Times New Roman"/>
+          <w:color w:val="0000FF"/>
+          <w:sz w:val="20"/>
+          <w:szCs w:val="20"/>
+          <w:vertAlign w:val="subscript"/>
+        </w:rPr>
+        <w:t xml:space="preserve">i</w:t>
+      </w:r>
+      <w:r>
+        <w:rPr>
+          <w:rFonts w:ascii="Times New Roman" w:cs="Times New Roman" w:eastAsia="標楷體" w:hAnsi="Times New Roman"/>
+          <w:color w:val="0000FF"/>
+          <w:sz w:val="20"/>
+          <w:szCs w:val="20"/>
+        </w:rPr>
+        <w:t xml:space="preserve">(</w:t>
+      </w:r>
+      <w:r>
+        <w:rPr>
+          <w:rFonts w:ascii="Times New Roman" w:cs="Times New Roman" w:eastAsia="標楷體" w:hAnsi="Times New Roman"/>
+          <w:i/>
+          <w:iCs/>
+          <w:color w:val="0000FF"/>
+          <w:sz w:val="20"/>
+          <w:szCs w:val="20"/>
+        </w:rPr>
+        <w:t xml:space="preserve">a</w:t>
+      </w:r>
+      <w:r>
+        <w:rPr>
+          <w:rFonts w:ascii="Times New Roman" w:cs="Times New Roman" w:eastAsia="標楷體" w:hAnsi="Times New Roman"/>
+          <w:color w:val="0000FF"/>
+          <w:sz w:val="20"/>
+          <w:szCs w:val="20"/>
+        </w:rPr>
+        <w:t xml:space="preserve">, </w:t>
+      </w:r>
+      <w:r>
+        <w:rPr>
+          <w:rFonts w:ascii="Times New Roman" w:cs="Times New Roman" w:eastAsia="標楷體" w:hAnsi="Times New Roman"/>
+          <w:i/>
+          <w:iCs/>
+          <w:color w:val="0000FF"/>
+          <w:sz w:val="20"/>
+          <w:szCs w:val="20"/>
+        </w:rPr>
+        <w:t xml:space="preserve">d</w:t>
+      </w:r>
+      <w:r>
+        <w:rPr>
+          <w:rFonts w:ascii="Times New Roman" w:cs="Times New Roman" w:eastAsia="標楷體" w:hAnsi="Times New Roman"/>
+          <w:color w:val="0000FF"/>
+          <w:sz w:val="20"/>
+          <w:szCs w:val="20"/>
+        </w:rPr>
+        <w:t xml:space="preserve">) = Σ</w:t>
+      </w:r>
+      <w:r>
+        <w:rPr>
+          <w:rFonts w:ascii="Times New Roman" w:cs="Times New Roman" w:eastAsia="標楷體" w:hAnsi="Times New Roman"/>
+          <w:color w:val="0000FF"/>
+          <w:sz w:val="20"/>
+          <w:szCs w:val="20"/>
+          <w:vertAlign w:val="subscript"/>
+        </w:rPr>
+        <w:t xml:space="preserve">s</w:t>
+      </w:r>
+      <w:r>
+        <w:rPr>
+          <w:rFonts w:ascii="Times New Roman" w:cs="Times New Roman" w:eastAsia="標楷體" w:hAnsi="Times New Roman"/>
+          <w:i/>
+          <w:iCs/>
+          <w:color w:val="0000FF"/>
+          <w:sz w:val="20"/>
+          <w:szCs w:val="20"/>
+        </w:rPr>
+        <w:t xml:space="preserve"> P</w:t>
+      </w:r>
+      <w:r>
+        <w:rPr>
+          <w:rFonts w:ascii="Times New Roman" w:cs="Times New Roman" w:eastAsia="標楷體" w:hAnsi="Times New Roman"/>
+          <w:color w:val="0000FF"/>
+          <w:sz w:val="20"/>
+          <w:szCs w:val="20"/>
+          <w:vertAlign w:val="subscript"/>
+        </w:rPr>
+        <w:t xml:space="preserve">a</w:t>
+      </w:r>
+      <w:r>
+        <w:rPr>
+          <w:rFonts w:ascii="Times New Roman" w:cs="Times New Roman" w:eastAsia="標楷體" w:hAnsi="Times New Roman"/>
+          <w:color w:val="0000FF"/>
+          <w:sz w:val="20"/>
+          <w:szCs w:val="20"/>
+        </w:rPr>
+        <w:t xml:space="preserve">(</w:t>
+      </w:r>
+      <w:r>
+        <w:rPr>
+          <w:rFonts w:ascii="Times New Roman" w:cs="Times New Roman" w:eastAsia="標楷體" w:hAnsi="Times New Roman"/>
+          <w:i/>
+          <w:iCs/>
+          <w:color w:val="0000FF"/>
+          <w:sz w:val="20"/>
+          <w:szCs w:val="20"/>
+        </w:rPr>
+        <w:t xml:space="preserve">s</w:t>
+      </w:r>
+      <w:r>
+        <w:rPr>
+          <w:rFonts w:ascii="Times New Roman" w:cs="Times New Roman" w:eastAsia="標楷體" w:hAnsi="Times New Roman"/>
+          <w:color w:val="0000FF"/>
+          <w:sz w:val="20"/>
+          <w:szCs w:val="20"/>
+        </w:rPr>
+        <w:t xml:space="preserve">) [</w:t>
+      </w:r>
+      <w:r>
+        <w:rPr>
+          <w:rFonts w:ascii="Times New Roman" w:cs="Times New Roman" w:eastAsia="標楷體" w:hAnsi="Times New Roman"/>
+          <w:i/>
+          <w:iCs/>
+          <w:color w:val="0000FF"/>
+          <w:sz w:val="20"/>
+          <w:szCs w:val="20"/>
+        </w:rPr>
+        <w:t xml:space="preserve">V</w:t>
+      </w:r>
+      <w:r>
+        <w:rPr>
+          <w:rFonts w:ascii="Times New Roman" w:cs="Times New Roman" w:eastAsia="標楷體" w:hAnsi="Times New Roman"/>
+          <w:color w:val="0000FF"/>
+          <w:sz w:val="20"/>
+          <w:szCs w:val="20"/>
+          <w:vertAlign w:val="subscript"/>
+        </w:rPr>
+        <w:t xml:space="preserve">a</w:t>
+      </w:r>
+      <w:r>
+        <w:rPr>
+          <w:rFonts w:ascii="Times New Roman" w:cs="Times New Roman" w:eastAsia="標楷體" w:hAnsi="Times New Roman"/>
+          <w:color w:val="0000FF"/>
+          <w:sz w:val="20"/>
+          <w:szCs w:val="20"/>
+        </w:rPr>
+        <w:t xml:space="preserve">(</w:t>
+      </w:r>
+      <w:r>
+        <w:rPr>
+          <w:rFonts w:ascii="Times New Roman" w:cs="Times New Roman" w:eastAsia="標楷體" w:hAnsi="Times New Roman"/>
+          <w:i/>
+          <w:iCs/>
+          <w:color w:val="0000FF"/>
+          <w:sz w:val="20"/>
+          <w:szCs w:val="20"/>
+        </w:rPr>
+        <w:t xml:space="preserve">s</w:t>
+      </w:r>
+      <w:r>
+        <w:rPr>
+          <w:rFonts w:ascii="Times New Roman" w:cs="Times New Roman" w:eastAsia="標楷體" w:hAnsi="Times New Roman"/>
+          <w:color w:val="0000FF"/>
+          <w:sz w:val="20"/>
+          <w:szCs w:val="20"/>
+        </w:rPr>
+        <w:t xml:space="preserve">) − </w:t>
+      </w:r>
+      <w:r>
+        <w:rPr>
+          <w:rFonts w:ascii="Times New Roman" w:cs="Times New Roman" w:eastAsia="標楷體" w:hAnsi="Times New Roman"/>
+          <w:i/>
+          <w:iCs/>
+          <w:color w:val="0000FF"/>
+          <w:sz w:val="20"/>
+          <w:szCs w:val="20"/>
+        </w:rPr>
+        <w:t xml:space="preserve">V</w:t>
+      </w:r>
+      <w:r>
+        <w:rPr>
+          <w:rFonts w:ascii="Times New Roman" w:cs="Times New Roman" w:eastAsia="標楷體" w:hAnsi="Times New Roman"/>
+          <w:color w:val="0000FF"/>
+          <w:sz w:val="20"/>
+          <w:szCs w:val="20"/>
+          <w:vertAlign w:val="subscript"/>
+        </w:rPr>
+        <w:t xml:space="preserve">a</w:t>
+      </w:r>
+      <w:r>
+        <w:rPr>
+          <w:rFonts w:ascii="Times New Roman" w:cs="Times New Roman" w:eastAsia="標楷體" w:hAnsi="Times New Roman"/>
+          <w:color w:val="0000FF"/>
+          <w:sz w:val="20"/>
+          <w:szCs w:val="20"/>
+        </w:rPr>
+        <w:t xml:space="preserve">([</w:t>
+      </w:r>
+      <w:r>
+        <w:rPr>
+          <w:rFonts w:ascii="Times New Roman" w:cs="Times New Roman" w:eastAsia="標楷體" w:hAnsi="Times New Roman"/>
+          <w:i/>
+          <w:iCs/>
+          <w:color w:val="0000FF"/>
+          <w:sz w:val="20"/>
+          <w:szCs w:val="20"/>
+        </w:rPr>
+        <w:t xml:space="preserve">s</w:t>
+      </w:r>
+      <w:r>
+        <w:rPr>
+          <w:rFonts w:ascii="Times New Roman" w:cs="Times New Roman" w:eastAsia="標楷體" w:hAnsi="Times New Roman"/>
+          <w:color w:val="0000FF"/>
+          <w:sz w:val="20"/>
+          <w:szCs w:val="20"/>
+        </w:rPr>
+        <w:t xml:space="preserve"> + </w:t>
+      </w:r>
+      <w:r>
+        <w:rPr>
+          <w:rFonts w:ascii="Times New Roman" w:cs="Times New Roman" w:eastAsia="標楷體" w:hAnsi="Times New Roman"/>
+          <w:i/>
+          <w:iCs/>
+          <w:color w:val="0000FF"/>
+          <w:sz w:val="20"/>
+          <w:szCs w:val="20"/>
+        </w:rPr>
+        <w:t xml:space="preserve">d</w:t>
+      </w:r>
+      <w:r>
+        <w:rPr>
+          <w:rFonts w:ascii="Times New Roman" w:cs="Times New Roman" w:eastAsia="標楷體" w:hAnsi="Times New Roman"/>
+          <w:color w:val="0000FF"/>
+          <w:sz w:val="20"/>
+          <w:szCs w:val="20"/>
+        </w:rPr>
+        <w:t xml:space="preserve">]</w:t>
+      </w:r>
+      <w:r>
+        <w:rPr>
+          <w:rFonts w:ascii="Times New Roman" w:cs="Times New Roman" w:eastAsia="標楷體" w:hAnsi="Times New Roman"/>
+          <w:color w:val="0000FF"/>
+          <w:sz w:val="20"/>
+          <w:szCs w:val="20"/>
+          <w:vertAlign w:val="subscript"/>
+        </w:rPr>
+        <w:t xml:space="preserve">0..c</w:t>
+      </w:r>
+      <w:r>
+        <w:rPr>
+          <w:rFonts w:ascii="Times New Roman" w:cs="Times New Roman" w:eastAsia="標楷體" w:hAnsi="Times New Roman"/>
+          <w:color w:val="0000FF"/>
+          <w:sz w:val="20"/>
+          <w:szCs w:val="20"/>
+        </w:rPr>
+        <w:t xml:space="preserve">)]</w:t>
+      </w:r>
+      <w:r>
+        <w:rPr>
+          <w:rFonts w:ascii="Times New Roman" w:cs="Times New Roman" w:eastAsia="標楷體" w:hAnsi="Times New Roman"/>
+          <w:color w:val="0000FF"/>
+          <w:sz w:val="20"/>
+          <w:szCs w:val="20"/>
+        </w:rPr>
+        <w:tab/>
+        <w:t xml:space="preserve">(4)</w:t>
+      </w:r>
+    </w:p>
+    <w:p>
+      <w:pPr>
+        <w:spacing w:after="70" w:line="240"/>
+        <w:ind w:firstLine="288"/>
+        <w:jc w:val="both"/>
+      </w:pPr>
+      <w:r>
+        <w:rPr>
+          <w:rFonts w:ascii="Times New Roman" w:cs="Times New Roman" w:eastAsia="標楷體" w:hAnsi="Times New Roman"/>
+          <w:color w:val="0000FF"/>
+          <w:sz w:val="20"/>
+          <w:szCs w:val="20"/>
+        </w:rPr>
+        <w:t xml:space="preserve">expected unmet rentals, where [·]</w:t>
+      </w:r>
+      <w:r>
+        <w:rPr>
+          <w:rFonts w:ascii="Times New Roman" w:cs="Times New Roman" w:eastAsia="標楷體" w:hAnsi="Times New Roman"/>
+          <w:color w:val="0000FF"/>
+          <w:sz w:val="20"/>
+          <w:szCs w:val="20"/>
+          <w:vertAlign w:val="subscript"/>
+        </w:rPr>
+        <w:t xml:space="preserve">0..c</w:t>
+      </w:r>
+      <w:r>
+        <w:rPr>
+          <w:rFonts w:ascii="Times New Roman" w:cs="Times New Roman" w:eastAsia="標楷體" w:hAnsi="Times New Roman"/>
+          <w:color w:val="0000FF"/>
+          <w:sz w:val="20"/>
+          <w:szCs w:val="20"/>
+        </w:rPr>
+        <w:t xml:space="preserve"> clips to the station’s capacity: positive for a drop-off, negative for a pick-up, and larger for a bike that arrives before a bell than after it. For a sequence of up to six stations the loads follow exactly from dynamic programming over the truck load 0…</w:t>
+      </w:r>
+      <w:r>
+        <w:rPr>
+          <w:rFonts w:ascii="Times New Roman" w:cs="Times New Roman" w:eastAsia="標楷體" w:hAnsi="Times New Roman"/>
+          <w:i/>
+          <w:iCs/>
+          <w:color w:val="0000FF"/>
+          <w:sz w:val="20"/>
+          <w:szCs w:val="20"/>
+        </w:rPr>
+        <w:t xml:space="preserve">Q</w:t>
+      </w:r>
+      <w:r>
+        <w:rPr>
+          <w:rFonts w:ascii="Times New Roman" w:cs="Times New Roman" w:eastAsia="標楷體" w:hAnsi="Times New Roman"/>
+          <w:color w:val="0000FF"/>
+          <w:sz w:val="20"/>
+          <w:szCs w:val="20"/>
+        </w:rPr>
+        <w:t xml:space="preserve">, and the sequence scores </w:t>
+      </w:r>
+      <w:r>
+        <w:rPr>
+          <w:rFonts w:ascii="Times New Roman" w:cs="Times New Roman" w:eastAsia="標楷體" w:hAnsi="Times New Roman"/>
+          <w:i/>
+          <w:iCs/>
+          <w:color w:val="0000FF"/>
+          <w:sz w:val="20"/>
+          <w:szCs w:val="20"/>
+        </w:rPr>
+        <w:t xml:space="preserve">J</w:t>
+      </w:r>
+      <w:r>
+        <w:rPr>
+          <w:rFonts w:ascii="Times New Roman" w:cs="Times New Roman" w:eastAsia="標楷體" w:hAnsi="Times New Roman"/>
+          <w:color w:val="0000FF"/>
+          <w:sz w:val="20"/>
+          <w:szCs w:val="20"/>
+        </w:rPr>
+        <w:t xml:space="preserve"> = Σ</w:t>
+      </w:r>
+      <w:r>
+        <w:rPr>
+          <w:rFonts w:ascii="Times New Roman" w:cs="Times New Roman" w:eastAsia="標楷體" w:hAnsi="Times New Roman"/>
+          <w:color w:val="0000FF"/>
+          <w:sz w:val="20"/>
+          <w:szCs w:val="20"/>
+          <w:vertAlign w:val="subscript"/>
+        </w:rPr>
+        <w:t xml:space="preserve">l</w:t>
+      </w:r>
+      <w:r>
+        <w:rPr>
+          <w:rFonts w:ascii="Times New Roman" w:cs="Times New Roman" w:eastAsia="標楷體" w:hAnsi="Times New Roman"/>
+          <w:i/>
+          <w:iCs/>
+          <w:color w:val="0000FF"/>
+          <w:sz w:val="20"/>
+          <w:szCs w:val="20"/>
+        </w:rPr>
+        <w:t xml:space="preserve"> B</w:t>
+      </w:r>
+      <w:r>
+        <w:rPr>
+          <w:rFonts w:ascii="Times New Roman" w:cs="Times New Roman" w:eastAsia="標楷體" w:hAnsi="Times New Roman"/>
+          <w:color w:val="0000FF"/>
+          <w:sz w:val="20"/>
+          <w:szCs w:val="20"/>
+          <w:vertAlign w:val="subscript"/>
+        </w:rPr>
+        <w:t xml:space="preserve">l</w:t>
+      </w:r>
+      <w:r>
+        <w:rPr>
+          <w:rFonts w:ascii="Times New Roman" w:cs="Times New Roman" w:eastAsia="標楷體" w:hAnsi="Times New Roman"/>
+          <w:color w:val="0000FF"/>
+          <w:sz w:val="20"/>
+          <w:szCs w:val="20"/>
+        </w:rPr>
+        <w:t xml:space="preserve">(</w:t>
+      </w:r>
+      <w:r>
+        <w:rPr>
+          <w:rFonts w:ascii="Times New Roman" w:cs="Times New Roman" w:eastAsia="標楷體" w:hAnsi="Times New Roman"/>
+          <w:i/>
+          <w:iCs/>
+          <w:color w:val="0000FF"/>
+          <w:sz w:val="20"/>
+          <w:szCs w:val="20"/>
+        </w:rPr>
+        <w:t xml:space="preserve">a</w:t>
+      </w:r>
+      <w:r>
+        <w:rPr>
+          <w:rFonts w:ascii="Times New Roman" w:cs="Times New Roman" w:eastAsia="標楷體" w:hAnsi="Times New Roman"/>
+          <w:color w:val="0000FF"/>
+          <w:sz w:val="20"/>
+          <w:szCs w:val="20"/>
+          <w:vertAlign w:val="subscript"/>
+        </w:rPr>
+        <w:t xml:space="preserve">l</w:t>
+      </w:r>
+      <w:r>
+        <w:rPr>
+          <w:rFonts w:ascii="Times New Roman" w:cs="Times New Roman" w:eastAsia="標楷體" w:hAnsi="Times New Roman"/>
+          <w:color w:val="0000FF"/>
+          <w:sz w:val="20"/>
+          <w:szCs w:val="20"/>
+        </w:rPr>
+        <w:t xml:space="preserve">, </w:t>
+      </w:r>
+      <w:r>
+        <w:rPr>
+          <w:rFonts w:ascii="Times New Roman" w:cs="Times New Roman" w:eastAsia="標楷體" w:hAnsi="Times New Roman"/>
+          <w:i/>
+          <w:iCs/>
+          <w:color w:val="0000FF"/>
+          <w:sz w:val="20"/>
+          <w:szCs w:val="20"/>
+        </w:rPr>
+        <w:t xml:space="preserve">d</w:t>
+      </w:r>
+      <w:r>
+        <w:rPr>
+          <w:rFonts w:ascii="Times New Roman" w:cs="Times New Roman" w:eastAsia="標楷體" w:hAnsi="Times New Roman"/>
+          <w:color w:val="0000FF"/>
+          <w:sz w:val="20"/>
+          <w:szCs w:val="20"/>
+          <w:vertAlign w:val="subscript"/>
+        </w:rPr>
+        <w:t xml:space="preserve">l</w:t>
+      </w:r>
+      <w:r>
+        <w:rPr>
+          <w:rFonts w:ascii="Times New Roman" w:cs="Times New Roman" w:eastAsia="標楷體" w:hAnsi="Times New Roman"/>
+          <w:color w:val="0000FF"/>
+          <w:sz w:val="20"/>
+          <w:szCs w:val="20"/>
+        </w:rPr>
+        <w:t xml:space="preserve">) − </w:t>
+      </w:r>
+      <w:r>
+        <w:rPr>
+          <w:rFonts w:ascii="Times New Roman" w:cs="Times New Roman" w:eastAsia="標楷體" w:hAnsi="Times New Roman"/>
+          <w:i/>
+          <w:iCs/>
+          <w:color w:val="0000FF"/>
+          <w:sz w:val="20"/>
+          <w:szCs w:val="20"/>
+        </w:rPr>
+        <w:t xml:space="preserve">β</w:t>
+      </w:r>
+      <w:r>
+        <w:rPr>
+          <w:rFonts w:ascii="Times New Roman" w:cs="Times New Roman" w:eastAsia="標楷體" w:hAnsi="Times New Roman"/>
+          <w:color w:val="0000FF"/>
+          <w:sz w:val="20"/>
+          <w:szCs w:val="20"/>
+        </w:rPr>
+        <w:t xml:space="preserve">·</w:t>
+      </w:r>
+      <w:r>
+        <w:rPr>
+          <w:rFonts w:ascii="Times New Roman" w:cs="Times New Roman" w:eastAsia="標楷體" w:hAnsi="Times New Roman"/>
+          <w:i/>
+          <w:iCs/>
+          <w:color w:val="0000FF"/>
+          <w:sz w:val="20"/>
+          <w:szCs w:val="20"/>
+        </w:rPr>
+        <w:t xml:space="preserve">T</w:t>
+      </w:r>
+      <w:r>
+        <w:rPr>
+          <w:rFonts w:ascii="Times New Roman" w:cs="Times New Roman" w:eastAsia="標楷體" w:hAnsi="Times New Roman"/>
+          <w:color w:val="0000FF"/>
+          <w:sz w:val="20"/>
+          <w:szCs w:val="20"/>
+        </w:rPr>
+        <w:t xml:space="preserve">, with </w:t>
+      </w:r>
+      <w:r>
+        <w:rPr>
+          <w:rFonts w:ascii="Times New Roman" w:cs="Times New Roman" w:eastAsia="標楷體" w:hAnsi="Times New Roman"/>
+          <w:i/>
+          <w:iCs/>
+          <w:color w:val="0000FF"/>
+          <w:sz w:val="20"/>
+          <w:szCs w:val="20"/>
+        </w:rPr>
+        <w:t xml:space="preserve">a</w:t>
+      </w:r>
+      <w:r>
+        <w:rPr>
+          <w:rFonts w:ascii="Times New Roman" w:cs="Times New Roman" w:eastAsia="標楷體" w:hAnsi="Times New Roman"/>
+          <w:color w:val="0000FF"/>
+          <w:sz w:val="20"/>
+          <w:szCs w:val="20"/>
+          <w:vertAlign w:val="subscript"/>
+        </w:rPr>
+        <w:t xml:space="preserve">l</w:t>
+      </w:r>
+      <w:r>
+        <w:rPr>
+          <w:rFonts w:ascii="Times New Roman" w:cs="Times New Roman" w:eastAsia="標楷體" w:hAnsi="Times New Roman"/>
+          <w:color w:val="0000FF"/>
+          <w:sz w:val="20"/>
+          <w:szCs w:val="20"/>
+        </w:rPr>
+        <w:t xml:space="preserve"> the arrival step and </w:t>
+      </w:r>
+      <w:r>
+        <w:rPr>
+          <w:rFonts w:ascii="Times New Roman" w:cs="Times New Roman" w:eastAsia="標楷體" w:hAnsi="Times New Roman"/>
+          <w:i/>
+          <w:iCs/>
+          <w:color w:val="0000FF"/>
+          <w:sz w:val="20"/>
+          <w:szCs w:val="20"/>
+        </w:rPr>
+        <w:t xml:space="preserve">T</w:t>
+      </w:r>
+      <w:r>
+        <w:rPr>
+          <w:rFonts w:ascii="Times New Roman" w:cs="Times New Roman" w:eastAsia="標楷體" w:hAnsi="Times New Roman"/>
+          <w:color w:val="0000FF"/>
+          <w:sz w:val="20"/>
+          <w:szCs w:val="20"/>
+        </w:rPr>
+        <w:t xml:space="preserve"> the minutes the route takes.</w:t>
+      </w:r>
+    </w:p>
+    <w:tbl>
+      <w:tblPr>
+        <w:tblW w:type="dxa" w:w="4677"/>
+        <w:tblBorders>
+          <w:top w:val="single" w:color="7F9CCB" w:sz="4"/>
+          <w:left w:val="single" w:color="7F9CCB" w:sz="4"/>
+          <w:bottom w:val="single" w:color="7F9CCB" w:sz="4"/>
+          <w:right w:val="single" w:color="7F9CCB" w:sz="4"/>
+          <w:insideH w:val="single" w:color="7F9CCB" w:sz="4"/>
+          <w:insideV w:val="single" w:color="7F9CCB" w:sz="4"/>
+        </w:tblBorders>
+      </w:tblPr>
+      <w:tblGrid>
+        <w:gridCol w:w="4677"/>
+      </w:tblGrid>
+      <w:tr>
+        <w:trPr>
+          <w:cantSplit/>
+        </w:trPr>
+        <w:tc>
+          <w:tcPr>
+            <w:tcW w:type="dxa" w:w="4677"/>
+            <w:shd w:fill="F4F7FD" w:color="auto" w:val="clear"/>
+            <w:tcMar>
+              <w:top w:type="dxa" w:w="60"/>
+              <w:left w:type="dxa" w:w="90"/>
+              <w:bottom w:type="dxa" w:w="60"/>
+              <w:right w:type="dxa" w:w="90"/>
+            </w:tcMar>
+          </w:tcPr>
+          <w:p>
+            <w:pPr>
+              <w:keepLines/>
+              <w:spacing w:after="0" w:line="220"/>
+              <w:ind w:left="0"/>
+              <w:jc w:val="left"/>
+            </w:pPr>
+            <w:r>
+              <w:rPr>
+                <w:rFonts w:ascii="Times New Roman" w:cs="Times New Roman" w:eastAsia="標楷體" w:hAnsi="Times New Roman"/>
+                <w:b/>
+                <w:bCs/>
+                <w:color w:val="0000FF"/>
+                <w:sz w:val="16"/>
+                <w:szCs w:val="16"/>
+              </w:rPr>
+              <w:t xml:space="preserve">Algorithm 2  Route search for one idle truck</w:t>
+            </w:r>
+          </w:p>
+          <w:p>
+            <w:pPr>
+              <w:keepLines/>
+              <w:spacing w:after="0" w:line="220"/>
+              <w:ind w:left="0"/>
+              <w:jc w:val="left"/>
+            </w:pPr>
+            <w:r>
+              <w:rPr>
+                <w:rFonts w:ascii="Courier New" w:cs="Courier New" w:eastAsia="標楷體" w:hAnsi="Courier New"/>
+                <w:color w:val="0000FF"/>
+                <w:sz w:val="14"/>
+                <w:szCs w:val="14"/>
+              </w:rPr>
+              <w:t xml:space="preserve">input: stock s, position, load L, values B (4)</w:t>
+            </w:r>
+          </w:p>
+          <w:p>
+            <w:pPr>
+              <w:keepLines/>
+              <w:spacing w:after="0" w:line="220"/>
+              <w:ind w:left="0"/>
+              <w:jc w:val="left"/>
+            </w:pPr>
+            <w:r>
+              <w:rPr>
+                <w:rFonts w:ascii="Courier New" w:cs="Courier New" w:eastAsia="標楷體" w:hAnsi="Courier New"/>
+                <w:color w:val="0000FF"/>
+                <w:sz w:val="14"/>
+                <w:szCs w:val="14"/>
+              </w:rPr>
+              <w:t xml:space="preserve">T = 12 stations with the largest drop-off value</w:t>
+            </w:r>
+          </w:p>
+          <w:p>
+            <w:pPr>
+              <w:keepLines/>
+              <w:spacing w:after="0" w:line="220"/>
+              <w:ind w:left="0"/>
+              <w:jc w:val="left"/>
+            </w:pPr>
+            <w:r>
+              <w:rPr>
+                <w:rFonts w:ascii="Courier New" w:cs="Courier New" w:eastAsia="標楷體" w:hAnsi="Courier New"/>
+                <w:color w:val="0000FF"/>
+                <w:sz w:val="14"/>
+                <w:szCs w:val="14"/>
+              </w:rPr>
+              <w:t xml:space="preserve">S = 12 stations with the cheapest pick-up</w:t>
+            </w:r>
+          </w:p>
+          <w:p>
+            <w:pPr>
+              <w:keepLines/>
+              <w:spacing w:after="0" w:line="220"/>
+              <w:ind w:left="0"/>
+              <w:jc w:val="left"/>
+            </w:pPr>
+            <w:r>
+              <w:rPr>
+                <w:rFonts w:ascii="Courier New" w:cs="Courier New" w:eastAsia="標楷體" w:hAnsi="Courier New"/>
+                <w:color w:val="0000FF"/>
+                <w:sz w:val="14"/>
+                <w:szCs w:val="14"/>
+              </w:rPr>
+              <w:t xml:space="preserve">r = best pair (j in S, i in T)        if L &lt; 3</w:t>
+            </w:r>
+          </w:p>
+          <w:p>
+            <w:pPr>
+              <w:keepLines/>
+              <w:spacing w:after="0" w:line="220"/>
+              <w:ind w:left="0"/>
+              <w:jc w:val="left"/>
+            </w:pPr>
+            <w:r>
+              <w:rPr>
+                <w:rFonts w:ascii="Courier New" w:cs="Courier New" w:eastAsia="標楷體" w:hAnsi="Courier New"/>
+                <w:color w:val="0000FF"/>
+                <w:sz w:val="14"/>
+                <w:szCs w:val="14"/>
+              </w:rPr>
+              <w:t xml:space="preserve">repeat: insert the station that most raises J</w:t>
+            </w:r>
+          </w:p>
+          <w:p>
+            <w:pPr>
+              <w:keepLines/>
+              <w:spacing w:after="0" w:line="220"/>
+              <w:ind w:left="0"/>
+              <w:jc w:val="left"/>
+            </w:pPr>
+            <w:r>
+              <w:rPr>
+                <w:rFonts w:ascii="Courier New" w:cs="Courier New" w:eastAsia="標楷體" w:hAnsi="Courier New"/>
+                <w:color w:val="0000FF"/>
+                <w:sz w:val="14"/>
+                <w:szCs w:val="14"/>
+              </w:rPr>
+              <w:t xml:space="preserve">  until no gain or |r| = 6</w:t>
+            </w:r>
+          </w:p>
+          <w:p>
+            <w:pPr>
+              <w:keepLines/>
+              <w:spacing w:after="0" w:line="220"/>
+              <w:ind w:left="0"/>
+              <w:jc w:val="left"/>
+            </w:pPr>
+            <w:r>
+              <w:rPr>
+                <w:rFonts w:ascii="Courier New" w:cs="Courier New" w:eastAsia="標楷體" w:hAnsi="Courier New"/>
+                <w:color w:val="0000FF"/>
+                <w:sz w:val="14"/>
+                <w:szCs w:val="14"/>
+              </w:rPr>
+              <w:t xml:space="preserve">for n = 1..400:                  # annealing</w:t>
+            </w:r>
+          </w:p>
+          <w:p>
+            <w:pPr>
+              <w:keepLines/>
+              <w:spacing w:after="0" w:line="220"/>
+              <w:ind w:left="0"/>
+              <w:jc w:val="left"/>
+            </w:pPr>
+            <w:r>
+              <w:rPr>
+                <w:rFonts w:ascii="Courier New" w:cs="Courier New" w:eastAsia="標楷體" w:hAnsi="Courier New"/>
+                <w:color w:val="0000FF"/>
+                <w:sz w:val="14"/>
+                <w:szCs w:val="14"/>
+              </w:rPr>
+              <w:t xml:space="preserve">  r' = insert / remove / swap / replace /</w:t>
+            </w:r>
+          </w:p>
+          <w:p>
+            <w:pPr>
+              <w:keepLines/>
+              <w:spacing w:after="0" w:line="220"/>
+              <w:ind w:left="0"/>
+              <w:jc w:val="left"/>
+            </w:pPr>
+            <w:r>
+              <w:rPr>
+                <w:rFonts w:ascii="Courier New" w:cs="Courier New" w:eastAsia="標楷體" w:hAnsi="Courier New"/>
+                <w:color w:val="0000FF"/>
+                <w:sz w:val="14"/>
+                <w:szCs w:val="14"/>
+              </w:rPr>
+              <w:t xml:space="preserve">       reverse a segment of r</w:t>
+            </w:r>
+          </w:p>
+          <w:p>
+            <w:pPr>
+              <w:keepLines/>
+              <w:spacing w:after="0" w:line="220"/>
+              <w:ind w:left="0"/>
+              <w:jc w:val="left"/>
+            </w:pPr>
+            <w:r>
+              <w:rPr>
+                <w:rFonts w:ascii="Courier New" w:cs="Courier New" w:eastAsia="標楷體" w:hAnsi="Courier New"/>
+                <w:color w:val="0000FF"/>
+                <w:sz w:val="14"/>
+                <w:szCs w:val="14"/>
+              </w:rPr>
+              <w:t xml:space="preserve">  keep r' if J(r') &gt; J(r) or u &lt; exp(ΔJ/τ_n)</w:t>
+            </w:r>
+          </w:p>
+          <w:p>
+            <w:pPr>
+              <w:keepLines/>
+              <w:spacing w:after="0" w:line="220"/>
+              <w:ind w:left="0"/>
+              <w:jc w:val="left"/>
+            </w:pPr>
+            <w:r>
+              <w:rPr>
+                <w:rFonts w:ascii="Courier New" w:cs="Courier New" w:eastAsia="標楷體" w:hAnsi="Courier New"/>
+                <w:color w:val="0000FF"/>
+                <w:sz w:val="14"/>
+                <w:szCs w:val="14"/>
+              </w:rPr>
+              <w:t xml:space="preserve">r = 2-opt(best r)</w:t>
+            </w:r>
+          </w:p>
+          <w:p>
+            <w:pPr>
+              <w:keepLines/>
+              <w:spacing w:after="0" w:line="220"/>
+              <w:ind w:left="0"/>
+              <w:jc w:val="left"/>
+            </w:pPr>
+            <w:r>
+              <w:rPr>
+                <w:rFonts w:ascii="Courier New" w:cs="Courier New" w:eastAsia="標楷體" w:hAnsi="Courier New"/>
+                <w:color w:val="0000FF"/>
+                <w:sz w:val="14"/>
+                <w:szCs w:val="14"/>
+              </w:rPr>
+              <w:t xml:space="preserve">loads = argmax J(r) over loads   # DP, 0..Q</w:t>
+            </w:r>
+          </w:p>
+          <w:p>
+            <w:pPr>
+              <w:keepLines/>
+              <w:spacing w:after="0" w:line="220"/>
+              <w:ind w:left="0"/>
+              <w:jc w:val="left"/>
+            </w:pPr>
+            <w:r>
+              <w:rPr>
+                <w:rFonts w:ascii="Courier New" w:cs="Courier New" w:eastAsia="標楷體" w:hAnsi="Courier New"/>
+                <w:color w:val="0000FF"/>
+                <w:sz w:val="14"/>
+                <w:szCs w:val="14"/>
+              </w:rPr>
+              <w:t xml:space="preserve">drive the first C stops, then plan again</w:t>
+            </w:r>
+          </w:p>
+        </w:tc>
+      </w:tr>
+    </w:tbl>
+    <w:p>
+      <w:pPr>
+        <w:spacing w:after="80" w:before="0" w:line="120"/>
+      </w:pPr>
+      <w:r>
+        <w:rPr>
+          <w:rFonts w:ascii="Times New Roman" w:cs="Times New Roman" w:eastAsia="標楷體" w:hAnsi="Times New Roman"/>
+          <w:sz w:val="6"/>
+          <w:szCs w:val="6"/>
+        </w:rPr>
+        <w:t xml:space="preserve"/>
       </w:r>
     </w:p>
     <w:p>
@@ -5844,12 +6892,175 @@
       </w:pPr>
       <w:r>
         <w:rPr>
-          <w:rFonts w:ascii="Times New Roman" w:cs="Times New Roman" w:eastAsia="PMingLiU" w:hAnsi="Times New Roman"/>
-          <w:color w:val="0000FF"/>
-          <w:sz w:val="20"/>
-          <w:szCs w:val="20"/>
-        </w:rPr>
-        <w:t xml:space="preserve">Table 2 lists the data. NTU rows are split by time: training 1 Sep 2024–9 Mar 2025, validation 10–31 Mar 2025 (early stopping), test 1 Apr–22 Jun 2025 (1.22 M station-slots never seen by the model). NSYSU uses 2–7 Oct for training, 8–9 Oct for validation and 10–15 Oct for testing; the timetable test leaves out one teaching day of 2–16 Oct at a time. The replay simulator uses the 28 in-semester weekdays of the test period with ≥ 95% snapshot coverage. On a 2-vCPU, 7 GB container (Python 3.11, LightGBM 4.7) every experiment runs in under 20 min; one simulated day takes about 3 s. All random steps use fixed seeds.</w:t>
+          <w:rFonts w:ascii="Times New Roman" w:cs="Times New Roman" w:eastAsia="標楷體" w:hAnsi="Times New Roman"/>
+          <w:color w:val="0000FF"/>
+          <w:sz w:val="20"/>
+          <w:szCs w:val="20"/>
+        </w:rPr>
+        <w:t xml:space="preserve">Each idle truck starts from the best pick-up–drop-off pair among the 12 most valuable targets and the 12 cheapest sources, adds stations by greedy insertion, improves the sequence by 400 steps of simulated annealing [16] (insert, remove, swap or replace a station, reverse a segment) and a final 2-opt pass, drives the first </w:t>
+      </w:r>
+      <w:r>
+        <w:rPr>
+          <w:rFonts w:ascii="Times New Roman" w:cs="Times New Roman" w:eastAsia="標楷體" w:hAnsi="Times New Roman"/>
+          <w:i/>
+          <w:iCs/>
+          <w:color w:val="0000FF"/>
+          <w:sz w:val="20"/>
+          <w:szCs w:val="20"/>
+        </w:rPr>
+        <w:t xml:space="preserve">C</w:t>
+      </w:r>
+      <w:r>
+        <w:rPr>
+          <w:rFonts w:ascii="Times New Roman" w:cs="Times New Roman" w:eastAsia="標楷體" w:hAnsi="Times New Roman"/>
+          <w:color w:val="0000FF"/>
+          <w:sz w:val="20"/>
+          <w:szCs w:val="20"/>
+        </w:rPr>
+        <w:t xml:space="preserve"> stops and plans again (Algorithm 2); stations on another truck’s route are skipped. On the validation weekdays (Sec. 3.1) we set </w:t>
+      </w:r>
+      <w:r>
+        <w:rPr>
+          <w:rFonts w:ascii="Times New Roman" w:cs="Times New Roman" w:eastAsia="標楷體" w:hAnsi="Times New Roman"/>
+          <w:i/>
+          <w:iCs/>
+          <w:color w:val="0000FF"/>
+          <w:sz w:val="20"/>
+          <w:szCs w:val="20"/>
+        </w:rPr>
+        <w:t xml:space="preserve">H</w:t>
+      </w:r>
+      <w:r>
+        <w:rPr>
+          <w:rFonts w:ascii="Times New Roman" w:cs="Times New Roman" w:eastAsia="標楷體" w:hAnsi="Times New Roman"/>
+          <w:color w:val="0000FF"/>
+          <w:sz w:val="20"/>
+          <w:szCs w:val="20"/>
+        </w:rPr>
+        <w:t xml:space="preserve"> = 90 min, </w:t>
+      </w:r>
+      <w:r>
+        <w:rPr>
+          <w:rFonts w:ascii="Times New Roman" w:cs="Times New Roman" w:eastAsia="標楷體" w:hAnsi="Times New Roman"/>
+          <w:i/>
+          <w:iCs/>
+          <w:color w:val="0000FF"/>
+          <w:sz w:val="20"/>
+          <w:szCs w:val="20"/>
+        </w:rPr>
+        <w:t xml:space="preserve">β</w:t>
+      </w:r>
+      <w:r>
+        <w:rPr>
+          <w:rFonts w:ascii="Times New Roman" w:cs="Times New Roman" w:eastAsia="標楷體" w:hAnsi="Times New Roman"/>
+          <w:color w:val="0000FF"/>
+          <w:sz w:val="20"/>
+          <w:szCs w:val="20"/>
+        </w:rPr>
+        <w:t xml:space="preserve"> = 0.25 unmet rentals per minute and </w:t>
+      </w:r>
+      <w:r>
+        <w:rPr>
+          <w:rFonts w:ascii="Times New Roman" w:cs="Times New Roman" w:eastAsia="標楷體" w:hAnsi="Times New Roman"/>
+          <w:i/>
+          <w:iCs/>
+          <w:color w:val="0000FF"/>
+          <w:sz w:val="20"/>
+          <w:szCs w:val="20"/>
+        </w:rPr>
+        <w:t xml:space="preserve">C</w:t>
+      </w:r>
+      <w:r>
+        <w:rPr>
+          <w:rFonts w:ascii="Times New Roman" w:cs="Times New Roman" w:eastAsia="標楷體" w:hAnsi="Times New Roman"/>
+          <w:color w:val="0000FF"/>
+          <w:sz w:val="20"/>
+          <w:szCs w:val="20"/>
+        </w:rPr>
+        <w:t xml:space="preserve"> = 2; a plan takes about 20 ms. A single-move variant with the same values (one pick-up and one drop-off, no annealing) separates the effect of the values from that of the routes.</w:t>
+      </w:r>
+    </w:p>
+    <w:p>
+      <w:pPr>
+        <w:keepNext/>
+        <w:spacing w:after="30" w:before="90" w:line="240"/>
+      </w:pPr>
+      <w:r>
+        <w:rPr>
+          <w:rFonts w:ascii="Times New Roman" w:cs="Times New Roman" w:eastAsia="標楷體" w:hAnsi="Times New Roman"/>
+          <w:b/>
+          <w:bCs/>
+          <w:color w:val="0000FF"/>
+          <w:sz w:val="22"/>
+          <w:szCs w:val="22"/>
+        </w:rPr>
+        <w:t xml:space="preserve">2.7. Live demo</w:t>
+      </w:r>
+    </w:p>
+    <w:p>
+      <w:pPr>
+        <w:spacing w:after="0" w:line="240"/>
+        <w:ind w:firstLine="288"/>
+        <w:jc w:val="both"/>
+      </w:pPr>
+      <w:r>
+        <w:rPr>
+          <w:rFonts w:ascii="Times New Roman" w:cs="Times New Roman" w:eastAsia="標楷體" w:hAnsi="Times New Roman"/>
+          <w:color w:val="0000FF"/>
+          <w:sz w:val="20"/>
+          <w:szCs w:val="20"/>
+        </w:rPr>
+        <w:t xml:space="preserve">The logger already writes latest.json, a compact snapshot of the 309 stations, on every run. The demo page will read it, compute the inventory-only features, show P(empty within 30 min) per station on a map and the next-bell truck plan of the planner, as mocked in Fig. 15.</w:t>
+      </w:r>
+    </w:p>
+    <w:p>
+      <w:pPr>
+        <w:keepNext/>
+        <w:spacing w:after="40" w:before="120" w:line="240"/>
+      </w:pPr>
+      <w:r>
+        <w:rPr>
+          <w:rFonts w:ascii="Times New Roman" w:cs="Times New Roman" w:eastAsia="標楷體" w:hAnsi="Times New Roman"/>
+          <w:b/>
+          <w:bCs/>
+          <w:color w:val="0000FF"/>
+          <w:sz w:val="24"/>
+          <w:szCs w:val="24"/>
+        </w:rPr>
+        <w:t xml:space="preserve">3. Experiments</w:t>
+      </w:r>
+    </w:p>
+    <w:p>
+      <w:pPr>
+        <w:keepNext/>
+        <w:spacing w:after="30" w:before="90" w:line="240"/>
+      </w:pPr>
+      <w:r>
+        <w:rPr>
+          <w:rFonts w:ascii="Times New Roman" w:cs="Times New Roman" w:eastAsia="標楷體" w:hAnsi="Times New Roman"/>
+          <w:b/>
+          <w:bCs/>
+          <w:color w:val="0000FF"/>
+          <w:sz w:val="22"/>
+          <w:szCs w:val="22"/>
+        </w:rPr>
+        <w:t xml:space="preserve">3.1. Datasets, splits and environment</w:t>
+      </w:r>
+    </w:p>
+    <w:p>
+      <w:pPr>
+        <w:spacing w:after="0" w:line="240"/>
+        <w:ind w:firstLine="288"/>
+        <w:jc w:val="both"/>
+      </w:pPr>
+      <w:r>
+        <w:rPr>
+          <w:rFonts w:ascii="Times New Roman" w:cs="Times New Roman" w:eastAsia="標楷體" w:hAnsi="Times New Roman"/>
+          <w:color w:val="0000FF"/>
+          <w:sz w:val="20"/>
+          <w:szCs w:val="20"/>
+        </w:rPr>
+        <w:t xml:space="preserve">Table 2 lists the data. NTU rows are split by time: training 1 Sep 2024–9 Mar 2025, validation 10–31 Mar 2025 (early stopping), test 1 Apr–22 Jun 2025 (1.22 M station-slots never seen by the model). NSYSU uses 2–7 Oct for training, 8–9 Oct for validation and 10–15 Oct for testing; the timetable test leaves out one teaching day of 2–16 Oct at a time. The replay simulator uses the 28 in-semester weekdays of the test period with ≥ 95% snapshot coverage; the route-search settings were chosen on the 16 such weekdays of 10–31 Mar 2025. On a 2-vCPU, 7 GB container (Python 3.11, LightGBM 4.7) every experiment runs in under 20 min; one simulated day takes about 3 s. All random steps use fixed seeds.</w:t>
       </w:r>
     </w:p>
     <w:p>
@@ -5861,7 +7072,7 @@
       </w:pPr>
       <w:r>
         <w:rPr>
-          <w:rFonts w:ascii="Times New Roman" w:cs="Times New Roman" w:eastAsia="PMingLiU" w:hAnsi="Times New Roman"/>
+          <w:rFonts w:ascii="Times New Roman" w:cs="Times New Roman" w:eastAsia="標楷體" w:hAnsi="Times New Roman"/>
           <w:b/>
           <w:bCs/>
           <w:color w:val="0000FF"/>
@@ -5872,7 +7083,7 @@
       </w:r>
       <w:r>
         <w:rPr>
-          <w:rFonts w:ascii="Times New Roman" w:cs="Times New Roman" w:eastAsia="PMingLiU" w:hAnsi="Times New Roman"/>
+          <w:rFonts w:ascii="Times New Roman" w:cs="Times New Roman" w:eastAsia="標楷體" w:hAnsi="Times New Roman"/>
           <w:color w:val="0000FF"/>
           <w:sz w:val="17"/>
           <w:szCs w:val="17"/>
@@ -5923,7 +7134,7 @@
             </w:pPr>
             <w:r>
               <w:rPr>
-                <w:rFonts w:ascii="Times New Roman" w:cs="Times New Roman" w:eastAsia="PMingLiU" w:hAnsi="Times New Roman"/>
+                <w:rFonts w:ascii="Times New Roman" w:cs="Times New Roman" w:eastAsia="標楷體" w:hAnsi="Times New Roman"/>
                 <w:b/>
                 <w:bCs/>
                 <w:color w:val="0000FF"/>
@@ -5955,7 +7166,7 @@
             </w:pPr>
             <w:r>
               <w:rPr>
-                <w:rFonts w:ascii="Times New Roman" w:cs="Times New Roman" w:eastAsia="PMingLiU" w:hAnsi="Times New Roman"/>
+                <w:rFonts w:ascii="Times New Roman" w:cs="Times New Roman" w:eastAsia="標楷體" w:hAnsi="Times New Roman"/>
                 <w:b/>
                 <w:bCs/>
                 <w:color w:val="0000FF"/>
@@ -5987,7 +7198,7 @@
             </w:pPr>
             <w:r>
               <w:rPr>
-                <w:rFonts w:ascii="Times New Roman" w:cs="Times New Roman" w:eastAsia="PMingLiU" w:hAnsi="Times New Roman"/>
+                <w:rFonts w:ascii="Times New Roman" w:cs="Times New Roman" w:eastAsia="標楷體" w:hAnsi="Times New Roman"/>
                 <w:b/>
                 <w:bCs/>
                 <w:color w:val="0000FF"/>
@@ -6023,7 +7234,7 @@
             </w:pPr>
             <w:r>
               <w:rPr>
-                <w:rFonts w:ascii="Times New Roman" w:cs="Times New Roman" w:eastAsia="PMingLiU" w:hAnsi="Times New Roman"/>
+                <w:rFonts w:ascii="Times New Roman" w:cs="Times New Roman" w:eastAsia="標楷體" w:hAnsi="Times New Roman"/>
                 <w:b w:val="false"/>
                 <w:bCs w:val="false"/>
                 <w:color w:val="0000FF"/>
@@ -6054,7 +7265,7 @@
             </w:pPr>
             <w:r>
               <w:rPr>
-                <w:rFonts w:ascii="Times New Roman" w:cs="Times New Roman" w:eastAsia="PMingLiU" w:hAnsi="Times New Roman"/>
+                <w:rFonts w:ascii="Times New Roman" w:cs="Times New Roman" w:eastAsia="標楷體" w:hAnsi="Times New Roman"/>
                 <w:b w:val="false"/>
                 <w:bCs w:val="false"/>
                 <w:color w:val="0000FF"/>
@@ -6085,7 +7296,7 @@
             </w:pPr>
             <w:r>
               <w:rPr>
-                <w:rFonts w:ascii="Times New Roman" w:cs="Times New Roman" w:eastAsia="PMingLiU" w:hAnsi="Times New Roman"/>
+                <w:rFonts w:ascii="Times New Roman" w:cs="Times New Roman" w:eastAsia="標楷體" w:hAnsi="Times New Roman"/>
                 <w:b w:val="false"/>
                 <w:bCs w:val="false"/>
                 <w:color w:val="0000FF"/>
@@ -6121,7 +7332,7 @@
             </w:pPr>
             <w:r>
               <w:rPr>
-                <w:rFonts w:ascii="Times New Roman" w:cs="Times New Roman" w:eastAsia="PMingLiU" w:hAnsi="Times New Roman"/>
+                <w:rFonts w:ascii="Times New Roman" w:cs="Times New Roman" w:eastAsia="標楷體" w:hAnsi="Times New Roman"/>
                 <w:b w:val="false"/>
                 <w:bCs w:val="false"/>
                 <w:color w:val="0000FF"/>
@@ -6152,7 +7363,7 @@
             </w:pPr>
             <w:r>
               <w:rPr>
-                <w:rFonts w:ascii="Times New Roman" w:cs="Times New Roman" w:eastAsia="PMingLiU" w:hAnsi="Times New Roman"/>
+                <w:rFonts w:ascii="Times New Roman" w:cs="Times New Roman" w:eastAsia="標楷體" w:hAnsi="Times New Roman"/>
                 <w:b w:val="false"/>
                 <w:bCs w:val="false"/>
                 <w:color w:val="0000FF"/>
@@ -6183,7 +7394,7 @@
             </w:pPr>
             <w:r>
               <w:rPr>
-                <w:rFonts w:ascii="Times New Roman" w:cs="Times New Roman" w:eastAsia="PMingLiU" w:hAnsi="Times New Roman"/>
+                <w:rFonts w:ascii="Times New Roman" w:cs="Times New Roman" w:eastAsia="標楷體" w:hAnsi="Times New Roman"/>
                 <w:b w:val="false"/>
                 <w:bCs w:val="false"/>
                 <w:color w:val="0000FF"/>
@@ -6219,7 +7430,7 @@
             </w:pPr>
             <w:r>
               <w:rPr>
-                <w:rFonts w:ascii="Times New Roman" w:cs="Times New Roman" w:eastAsia="PMingLiU" w:hAnsi="Times New Roman"/>
+                <w:rFonts w:ascii="Times New Roman" w:cs="Times New Roman" w:eastAsia="標楷體" w:hAnsi="Times New Roman"/>
                 <w:b w:val="false"/>
                 <w:bCs w:val="false"/>
                 <w:color w:val="0000FF"/>
@@ -6250,7 +7461,7 @@
             </w:pPr>
             <w:r>
               <w:rPr>
-                <w:rFonts w:ascii="Times New Roman" w:cs="Times New Roman" w:eastAsia="PMingLiU" w:hAnsi="Times New Roman"/>
+                <w:rFonts w:ascii="Times New Roman" w:cs="Times New Roman" w:eastAsia="標楷體" w:hAnsi="Times New Roman"/>
                 <w:b w:val="false"/>
                 <w:bCs w:val="false"/>
                 <w:color w:val="0000FF"/>
@@ -6281,7 +7492,7 @@
             </w:pPr>
             <w:r>
               <w:rPr>
-                <w:rFonts w:ascii="Times New Roman" w:cs="Times New Roman" w:eastAsia="PMingLiU" w:hAnsi="Times New Roman"/>
+                <w:rFonts w:ascii="Times New Roman" w:cs="Times New Roman" w:eastAsia="標楷體" w:hAnsi="Times New Roman"/>
                 <w:b w:val="false"/>
                 <w:bCs w:val="false"/>
                 <w:color w:val="0000FF"/>
@@ -6317,7 +7528,7 @@
             </w:pPr>
             <w:r>
               <w:rPr>
-                <w:rFonts w:ascii="Times New Roman" w:cs="Times New Roman" w:eastAsia="PMingLiU" w:hAnsi="Times New Roman"/>
+                <w:rFonts w:ascii="Times New Roman" w:cs="Times New Roman" w:eastAsia="標楷體" w:hAnsi="Times New Roman"/>
                 <w:b w:val="false"/>
                 <w:bCs w:val="false"/>
                 <w:color w:val="0000FF"/>
@@ -6348,7 +7559,7 @@
             </w:pPr>
             <w:r>
               <w:rPr>
-                <w:rFonts w:ascii="Times New Roman" w:cs="Times New Roman" w:eastAsia="PMingLiU" w:hAnsi="Times New Roman"/>
+                <w:rFonts w:ascii="Times New Roman" w:cs="Times New Roman" w:eastAsia="標楷體" w:hAnsi="Times New Roman"/>
                 <w:b w:val="false"/>
                 <w:bCs w:val="false"/>
                 <w:color w:val="0000FF"/>
@@ -6379,7 +7590,7 @@
             </w:pPr>
             <w:r>
               <w:rPr>
-                <w:rFonts w:ascii="Times New Roman" w:cs="Times New Roman" w:eastAsia="PMingLiU" w:hAnsi="Times New Roman"/>
+                <w:rFonts w:ascii="Times New Roman" w:cs="Times New Roman" w:eastAsia="標楷體" w:hAnsi="Times New Roman"/>
                 <w:b w:val="false"/>
                 <w:bCs w:val="false"/>
                 <w:color w:val="0000FF"/>
@@ -6415,7 +7626,7 @@
             </w:pPr>
             <w:r>
               <w:rPr>
-                <w:rFonts w:ascii="Times New Roman" w:cs="Times New Roman" w:eastAsia="PMingLiU" w:hAnsi="Times New Roman"/>
+                <w:rFonts w:ascii="Times New Roman" w:cs="Times New Roman" w:eastAsia="標楷體" w:hAnsi="Times New Roman"/>
                 <w:b w:val="false"/>
                 <w:bCs w:val="false"/>
                 <w:color w:val="0000FF"/>
@@ -6446,7 +7657,7 @@
             </w:pPr>
             <w:r>
               <w:rPr>
-                <w:rFonts w:ascii="Times New Roman" w:cs="Times New Roman" w:eastAsia="PMingLiU" w:hAnsi="Times New Roman"/>
+                <w:rFonts w:ascii="Times New Roman" w:cs="Times New Roman" w:eastAsia="標楷體" w:hAnsi="Times New Roman"/>
                 <w:b w:val="false"/>
                 <w:bCs w:val="false"/>
                 <w:color w:val="0000FF"/>
@@ -6477,7 +7688,7 @@
             </w:pPr>
             <w:r>
               <w:rPr>
-                <w:rFonts w:ascii="Times New Roman" w:cs="Times New Roman" w:eastAsia="PMingLiU" w:hAnsi="Times New Roman"/>
+                <w:rFonts w:ascii="Times New Roman" w:cs="Times New Roman" w:eastAsia="標楷體" w:hAnsi="Times New Roman"/>
                 <w:b w:val="false"/>
                 <w:bCs w:val="false"/>
                 <w:color w:val="0000FF"/>
@@ -6496,7 +7707,7 @@
       </w:pPr>
       <w:r>
         <w:rPr>
-          <w:rFonts w:ascii="Times New Roman" w:cs="Times New Roman" w:eastAsia="PMingLiU" w:hAnsi="Times New Roman"/>
+          <w:rFonts w:ascii="Times New Roman" w:cs="Times New Roman" w:eastAsia="標楷體" w:hAnsi="Times New Roman"/>
           <w:sz w:val="6"/>
           <w:szCs w:val="6"/>
         </w:rPr>
@@ -6510,7 +7721,7 @@
       </w:pPr>
       <w:r>
         <w:rPr>
-          <w:rFonts w:ascii="Times New Roman" w:cs="Times New Roman" w:eastAsia="PMingLiU" w:hAnsi="Times New Roman"/>
+          <w:rFonts w:ascii="Times New Roman" w:cs="Times New Roman" w:eastAsia="標楷體" w:hAnsi="Times New Roman"/>
           <w:b/>
           <w:bCs/>
           <w:color w:val="0000FF"/>
@@ -6528,28 +7739,12 @@
       </w:pPr>
       <w:r>
         <w:rPr>
-          <w:rFonts w:ascii="Times New Roman" w:cs="Times New Roman" w:eastAsia="PMingLiU" w:hAnsi="Times New Roman"/>
+          <w:rFonts w:ascii="Times New Roman" w:cs="Times New Roman" w:eastAsia="標楷體" w:hAnsi="Times New Roman"/>
           <w:color w:val="0000FF"/>
           <w:sz w:val="20"/>
           <w:szCs w:val="20"/>
         </w:rPr>
         <w:t xml:space="preserve">Figs. 5 and 6 summarize the eight teaching weekdays of 2–14 Oct 2026 (9–10 Oct are holidays). Campus and KRT exits are the two ends of a tide: campus stations fill between 08:00 and 10:00 while both KRT exits run empty; after the 12:00 bell the campus loses 93 bikes (55%) in 20 minutes, recovers over lunch, then drains through the 16:00 and 17:00 bells (−68 and −47 bikes within 40 minutes), and within an hour of the 17:00 bell 88% of the remaining campus stock is gone.</w:t>
-      </w:r>
-    </w:p>
-    <w:p>
-      <w:pPr>
-        <w:spacing w:after="0" w:line="240"/>
-        <w:ind w:firstLine="288"/>
-        <w:jc w:val="both"/>
-      </w:pPr>
-      <w:r>
-        <w:rPr>
-          <w:rFonts w:ascii="Times New Roman" w:cs="Times New Roman" w:eastAsia="PMingLiU" w:hAnsi="Times New Roman"/>
-          <w:color w:val="0000FF"/>
-          <w:sz w:val="20"/>
-          <w:szCs w:val="20"/>
-        </w:rPr>
-        <w:t xml:space="preserve">The 246 stockout episodes at campus stations amount to 3.8 per station and day, with a median length of 20 min and a 90th percentile of 60 min; in total the eight campus stations spend 934 station-minutes empty per weekday. The morning has the mirror problem: the engineering and library stations have no free dock in 44% and 25% of 08:00–11:00 slots. On weekends the campus holds 40–130 bikes all day and the pattern disappears, which confirms the timetable as the cause.</w:t>
       </w:r>
     </w:p>
     <w:p>
@@ -6607,7 +7802,7 @@
       </w:pPr>
       <w:r>
         <w:rPr>
-          <w:rFonts w:ascii="Times New Roman" w:cs="Times New Roman" w:eastAsia="PMingLiU" w:hAnsi="Times New Roman"/>
+          <w:rFonts w:ascii="Times New Roman" w:cs="Times New Roman" w:eastAsia="標楷體" w:hAnsi="Times New Roman"/>
           <w:b/>
           <w:bCs/>
           <w:color w:val="0000FF"/>
@@ -6618,7 +7813,7 @@
       </w:r>
       <w:r>
         <w:rPr>
-          <w:rFonts w:ascii="Times New Roman" w:cs="Times New Roman" w:eastAsia="PMingLiU" w:hAnsi="Times New Roman"/>
+          <w:rFonts w:ascii="Times New Roman" w:cs="Times New Roman" w:eastAsia="標楷體" w:hAnsi="Times New Roman"/>
           <w:color w:val="0000FF"/>
           <w:sz w:val="17"/>
           <w:szCs w:val="17"/>
@@ -6681,7 +7876,7 @@
       </w:pPr>
       <w:r>
         <w:rPr>
-          <w:rFonts w:ascii="Times New Roman" w:cs="Times New Roman" w:eastAsia="PMingLiU" w:hAnsi="Times New Roman"/>
+          <w:rFonts w:ascii="Times New Roman" w:cs="Times New Roman" w:eastAsia="標楷體" w:hAnsi="Times New Roman"/>
           <w:b/>
           <w:bCs/>
           <w:color w:val="0000FF"/>
@@ -6692,28 +7887,12 @@
       </w:r>
       <w:r>
         <w:rPr>
-          <w:rFonts w:ascii="Times New Roman" w:cs="Times New Roman" w:eastAsia="PMingLiU" w:hAnsi="Times New Roman"/>
+          <w:rFonts w:ascii="Times New Roman" w:cs="Times New Roman" w:eastAsia="標楷體" w:hAnsi="Times New Roman"/>
           <w:color w:val="0000FF"/>
           <w:sz w:val="17"/>
           <w:szCs w:val="17"/>
         </w:rPr>
         <w:t xml:space="preserve">Probability that a station is empty, by time of day on teaching weekdays, for the campus stations, the KRT exits and the four busiest gateway stations.</w:t>
-      </w:r>
-    </w:p>
-    <w:p>
-      <w:pPr>
-        <w:spacing w:after="0" w:line="240"/>
-        <w:ind w:firstLine="288"/>
-        <w:jc w:val="both"/>
-      </w:pPr>
-      <w:r>
-        <w:rPr>
-          <w:rFonts w:ascii="Times New Roman" w:cs="Times New Roman" w:eastAsia="PMingLiU" w:hAnsi="Times New Roman"/>
-          <w:color w:val="0000FF"/>
-          <w:sz w:val="20"/>
-          <w:szCs w:val="20"/>
-        </w:rPr>
-        <w:t xml:space="preserve">The course catalogue shows which bells matter (Fig. 5, bottom). On weekdays the 12:00 bell releases 3,700–4,600 students and the 16:00 bell 2,400–4,100, against at most 1,600 at any other period end; on Wednesdays no class ends at 17:00. Averaged over weekdays, 12:00, 16:00 and 17:00 are the three largest, the major bells already used by the NSYSU features. Over the 97 daytime bells (09:00–18:00) of the ten teaching days of 2–16 Oct, the bikes leaving the campus stations in the 20 minutes after a bell rise with the number of students released (Spearman ρ = 0.59, Fig. 7), against ρ = 0.33 for the 20 minutes that start half an hour before the same bells. Between weekdays, the size of the same bell relates only weakly to its outflow (ρ = 0.27, p = 0.008).</w:t>
       </w:r>
     </w:p>
     <w:p>
@@ -6725,7 +7904,7 @@
       <w:r>
         <w:drawing>
           <wp:inline distT="0" distB="0" distL="0" distR="0">
-            <wp:extent cx="2943225" cy="1543050"/>
+            <wp:extent cx="2647950" cy="1381125"/>
             <wp:effectExtent t="0" r="0" b="0" l="0"/>
             <wp:docPr id="1" name="" descr="" title=""/>
             <wp:cNvGraphicFramePr>
@@ -6750,7 +7929,7 @@
                   <pic:spPr bwMode="auto">
                     <a:xfrm>
                       <a:off x="0" y="0"/>
-                      <a:ext cx="2943225" cy="1543050"/>
+                      <a:ext cx="2647950" cy="1381125"/>
                     </a:xfrm>
                     <a:prstGeom prst="rect">
                       <a:avLst/>
@@ -6771,7 +7950,7 @@
       </w:pPr>
       <w:r>
         <w:rPr>
-          <w:rFonts w:ascii="Times New Roman" w:cs="Times New Roman" w:eastAsia="PMingLiU" w:hAnsi="Times New Roman"/>
+          <w:rFonts w:ascii="Times New Roman" w:cs="Times New Roman" w:eastAsia="標楷體" w:hAnsi="Times New Roman"/>
           <w:b/>
           <w:bCs/>
           <w:color w:val="0000FF"/>
@@ -6782,29 +7961,12 @@
       </w:r>
       <w:r>
         <w:rPr>
-          <w:rFonts w:ascii="Times New Roman" w:cs="Times New Roman" w:eastAsia="PMingLiU" w:hAnsi="Times New Roman"/>
+          <w:rFonts w:ascii="Times New Roman" w:cs="Times New Roman" w:eastAsia="標楷體" w:hAnsi="Times New Roman"/>
           <w:color w:val="0000FF"/>
           <w:sz w:val="17"/>
           <w:szCs w:val="17"/>
         </w:rPr>
         <w:t xml:space="preserve">Students released by each daytime bell against bikes leaving the 8 campus stations in the next 20 min (97 bells, 2–16 Oct 2026); open: windows starting 30 min earlier.</w:t>
-      </w:r>
-    </w:p>
-    <w:p>
-      <w:pPr>
-        <w:keepNext/>
-        <w:spacing w:after="30" w:before="90" w:line="240"/>
-      </w:pPr>
-      <w:r>
-        <w:rPr>
-          <w:rFonts w:ascii="Times New Roman" w:cs="Times New Roman" w:eastAsia="PMingLiU" w:hAnsi="Times New Roman"/>
-          <w:b/>
-          <w:bCs/>
-          <w:color w:val="0000FF"/>
-          <w:sz w:val="22"/>
-          <w:szCs w:val="22"/>
-        </w:rPr>
-        <w:t xml:space="preserve">3.3. Demand reconstruction and operator moves at NTU</w:t>
       </w:r>
     </w:p>
     <w:p>
@@ -6815,12 +7977,12 @@
       </w:pPr>
       <w:r>
         <w:rPr>
-          <w:rFonts w:ascii="Times New Roman" w:cs="Times New Roman" w:eastAsia="PMingLiU" w:hAnsi="Times New Roman"/>
-          <w:color w:val="0000FF"/>
-          <w:sz w:val="20"/>
-          <w:szCs w:val="20"/>
-        </w:rPr>
-        <w:t xml:space="preserve">Reconciliation covers 917 k station-hours (144 stations, 295 days). On hours without inferred moves, trips alone explain inventory changes with R² = 0.87; adding the inferred moves reproduces the next-hour stock with R² = 0.984 (0.63 without them), so the inferred operator policy passes the proposal’s threshold. At the 144 stations the operator drops off about 2,550 and picks up about 2,160 bikes per day, 10% of the 25,700 daily rentals. Fig. 8 shows a reactive pattern: pick-ups from campus peak at 08:00–09:00 after the morning inflow, drop-offs at campus peak at 16:00–17:00, and only 19% of campus drop-offs happen in the hour before a major bell.</w:t>
+          <w:rFonts w:ascii="Times New Roman" w:cs="Times New Roman" w:eastAsia="標楷體" w:hAnsi="Times New Roman"/>
+          <w:color w:val="0000FF"/>
+          <w:sz w:val="20"/>
+          <w:szCs w:val="20"/>
+        </w:rPr>
+        <w:t xml:space="preserve">The 246 stockout episodes at campus stations amount to 3.8 per station and day, with a median length of 20 min and a 90th percentile of 60 min; in total the eight campus stations spend 934 station-minutes empty per weekday. The morning has the mirror problem: the engineering and library stations have no free dock in 44% and 25% of 08:00–11:00 slots. On weekends the campus holds 40–130 bikes all day and the pattern disappears, which confirms the timetable as the cause.</w:t>
       </w:r>
     </w:p>
     <w:p>
@@ -6831,12 +7993,29 @@
       </w:pPr>
       <w:r>
         <w:rPr>
-          <w:rFonts w:ascii="Times New Roman" w:cs="Times New Roman" w:eastAsia="PMingLiU" w:hAnsi="Times New Roman"/>
-          <w:color w:val="0000FF"/>
-          <w:sz w:val="20"/>
-          <w:szCs w:val="20"/>
-        </w:rPr>
-        <w:t xml:space="preserve">The censoring correction is large where it matters: at campus stations on weekdays, observed rentals understate demand by 8% at 12:00, 17% at 17:00, 39% at 18:00 and 2.1× at 22:00, because campus stations are empty 46% of the time at 17:00–19:00. These corrected rates are the demand input of the planner.</w:t>
+          <w:rFonts w:ascii="Times New Roman" w:cs="Times New Roman" w:eastAsia="標楷體" w:hAnsi="Times New Roman"/>
+          <w:color w:val="0000FF"/>
+          <w:sz w:val="20"/>
+          <w:szCs w:val="20"/>
+        </w:rPr>
+        <w:t xml:space="preserve">The course catalogue shows which bells matter (Fig. 5, bottom). On weekdays the 12:00 bell releases 3,700–4,600 students and the 16:00 bell 2,400–4,100, against at most 1,600 at any other period end; on Wednesdays no class ends at 17:00. Averaged over weekdays, 12:00, 16:00 and 17:00 are the three largest, the major bells already used by the NSYSU features. Over the 97 daytime bells (09:00–18:00) of the ten teaching days of 2–16 Oct, the bikes leaving the campus stations in the 20 minutes after a bell rise with the number of students released (Spearman ρ = 0.59, Fig. 7), against ρ = 0.33 for the 20 minutes that start half an hour before the same bells. Between weekdays, the size of the same bell relates only weakly to its outflow (ρ = 0.27, p = 0.008).</w:t>
+      </w:r>
+    </w:p>
+    <w:p>
+      <w:pPr>
+        <w:keepNext/>
+        <w:spacing w:after="30" w:before="90" w:line="240"/>
+      </w:pPr>
+      <w:r>
+        <w:rPr>
+          <w:rFonts w:ascii="Times New Roman" w:cs="Times New Roman" w:eastAsia="標楷體" w:hAnsi="Times New Roman"/>
+          <w:b/>
+          <w:bCs/>
+          <w:color w:val="0000FF"/>
+          <w:sz w:val="22"/>
+          <w:szCs w:val="22"/>
+        </w:rPr>
+        <w:t xml:space="preserve">3.3. Demand reconstruction and operator moves at NTU</w:t>
       </w:r>
     </w:p>
     <w:p>
@@ -6847,12 +8026,28 @@
       </w:pPr>
       <w:r>
         <w:rPr>
-          <w:rFonts w:ascii="Times New Roman" w:cs="Times New Roman" w:eastAsia="PMingLiU" w:hAnsi="Times New Roman"/>
-          <w:color w:val="0000FF"/>
-          <w:sz w:val="20"/>
-          <w:szCs w:val="20"/>
-        </w:rPr>
-        <w:t xml:space="preserve">The checks of Sec. 2.3.1 (Fig. 9) support the inference with one qualification. Conservation: the area loses 600 bikes per day through trips, the flagged moves bring back 394 and the unflagged residual 185, so small top-ups below the threshold are missed and the 2,550 drop-offs are a lower bound. Sensitivity: across thresholds of 3–8 bikes and windows of 1–6 h the drop-off volume stays within 2,150–2,975 bikes per day, the share before a major bell within 18–20%, the peak hour at 17:00 and the reproduction R² above 0.977. Jumps: 56% of flagged windows contain a ≥ 8-bike jump in the flagged direction against 8% of unflagged ones. Rates: on 14.6 k well-stocked campus station-hours of the test period, actual rentals are 12% above the naive rate but only 4% above the corrected one. The volume is plausible: 4,700 bike-moves per day is about 240 truck loads of 20, and a press report on the operator’s crews describes over a thousand bikes collecting at riverside stations in a single day and being trucked back overnight [26].</w:t>
+          <w:rFonts w:ascii="Times New Roman" w:cs="Times New Roman" w:eastAsia="標楷體" w:hAnsi="Times New Roman"/>
+          <w:color w:val="0000FF"/>
+          <w:sz w:val="20"/>
+          <w:szCs w:val="20"/>
+        </w:rPr>
+        <w:t xml:space="preserve">Reconciliation covers 917 k station-hours (144 stations, 295 days). On hours without inferred moves, trips alone explain inventory changes with R² = 0.87; adding the inferred moves reproduces the next-hour stock with R² = 0.984 (0.63 without them), so the inferred operator policy passes the proposal’s threshold. At the 144 stations the operator drops off about 2,550 and picks up about 2,160 bikes per day, 10% of the 25,700 daily rentals. Fig. 8 shows a reactive pattern: pick-ups from campus peak at 08:00–09:00 after the morning inflow, drop-offs at campus peak at 16:00–17:00, and only 19% of campus drop-offs happen in the hour before a major bell.</w:t>
+      </w:r>
+    </w:p>
+    <w:p>
+      <w:pPr>
+        <w:spacing w:after="0" w:line="240"/>
+        <w:ind w:firstLine="288"/>
+        <w:jc w:val="both"/>
+      </w:pPr>
+      <w:r>
+        <w:rPr>
+          <w:rFonts w:ascii="Times New Roman" w:cs="Times New Roman" w:eastAsia="標楷體" w:hAnsi="Times New Roman"/>
+          <w:color w:val="0000FF"/>
+          <w:sz w:val="20"/>
+          <w:szCs w:val="20"/>
+        </w:rPr>
+        <w:t xml:space="preserve">The censoring correction is large where it matters: at campus stations on weekdays, observed rentals understate demand by 8% at 12:00, 17% at 17:00, 39% at 18:00 and 2.1× at 22:00, because campus stations are empty 46% of the time at 17:00–19:00. These corrected rates are the demand input of the planner.</w:t>
       </w:r>
     </w:p>
     <w:p>
@@ -6910,7 +8105,7 @@
       </w:pPr>
       <w:r>
         <w:rPr>
-          <w:rFonts w:ascii="Times New Roman" w:cs="Times New Roman" w:eastAsia="PMingLiU" w:hAnsi="Times New Roman"/>
+          <w:rFonts w:ascii="Times New Roman" w:cs="Times New Roman" w:eastAsia="標楷體" w:hAnsi="Times New Roman"/>
           <w:b/>
           <w:bCs/>
           <w:color w:val="0000FF"/>
@@ -6921,12 +8116,28 @@
       </w:r>
       <w:r>
         <w:rPr>
-          <w:rFonts w:ascii="Times New Roman" w:cs="Times New Roman" w:eastAsia="PMingLiU" w:hAnsi="Times New Roman"/>
+          <w:rFonts w:ascii="Times New Roman" w:cs="Times New Roman" w:eastAsia="標楷體" w:hAnsi="Times New Roman"/>
           <w:color w:val="0000FF"/>
           <w:sz w:val="17"/>
           <w:szCs w:val="17"/>
         </w:rPr>
         <w:t xml:space="preserve">Inferred truck moves per hour and day at the 59 campus and 85 ring stations (drop-offs above the axis, pick-ups below); dashed: 12:10 and 17:20 bells.</w:t>
+      </w:r>
+    </w:p>
+    <w:p>
+      <w:pPr>
+        <w:spacing w:after="0" w:line="240"/>
+        <w:ind w:firstLine="288"/>
+        <w:jc w:val="both"/>
+      </w:pPr>
+      <w:r>
+        <w:rPr>
+          <w:rFonts w:ascii="Times New Roman" w:cs="Times New Roman" w:eastAsia="標楷體" w:hAnsi="Times New Roman"/>
+          <w:color w:val="0000FF"/>
+          <w:sz w:val="20"/>
+          <w:szCs w:val="20"/>
+        </w:rPr>
+        <w:t xml:space="preserve">The checks of Sec. 2.3.1 (Fig. 9) support the inference with one qualification. Conservation: the area loses 600 bikes per day through trips, the flagged moves bring back 394 and the unflagged residual 185, so small top-ups below the threshold are missed and the 2,550 drop-offs are a lower bound. Sensitivity: across thresholds of 3–8 bikes and windows of 1–6 h the drop-off volume stays within 2,150–2,975 bikes per day, the share before a major bell within 18–20%, the peak hour at 17:00 and the reproduction R² above 0.977. Jumps: 56% of flagged windows contain a ≥ 8-bike jump in the flagged direction against 8% of unflagged ones. Rates: on 14.6 k well-stocked campus station-hours of the test period, actual rentals are 12% above the naive rate but only 4% above the corrected one. The volume is plausible: 4,700 bike-moves per day is about 240 truck loads of 20, and a press report on the operator’s crews describes over a thousand bikes collecting at riverside stations in a single day and being trucked back overnight [26].</w:t>
       </w:r>
     </w:p>
     <w:p>
@@ -6984,7 +8195,7 @@
       </w:pPr>
       <w:r>
         <w:rPr>
-          <w:rFonts w:ascii="Times New Roman" w:cs="Times New Roman" w:eastAsia="PMingLiU" w:hAnsi="Times New Roman"/>
+          <w:rFonts w:ascii="Times New Roman" w:cs="Times New Roman" w:eastAsia="標楷體" w:hAnsi="Times New Roman"/>
           <w:b/>
           <w:bCs/>
           <w:color w:val="0000FF"/>
@@ -6995,7 +8206,7 @@
       </w:r>
       <w:r>
         <w:rPr>
-          <w:rFonts w:ascii="Times New Roman" w:cs="Times New Roman" w:eastAsia="PMingLiU" w:hAnsi="Times New Roman"/>
+          <w:rFonts w:ascii="Times New Roman" w:cs="Times New Roman" w:eastAsia="標楷體" w:hAnsi="Times New Roman"/>
           <w:color w:val="0000FF"/>
           <w:sz w:val="17"/>
           <w:szCs w:val="17"/>
@@ -7010,7 +8221,7 @@
       </w:pPr>
       <w:r>
         <w:rPr>
-          <w:rFonts w:ascii="Times New Roman" w:cs="Times New Roman" w:eastAsia="PMingLiU" w:hAnsi="Times New Roman"/>
+          <w:rFonts w:ascii="Times New Roman" w:cs="Times New Roman" w:eastAsia="標楷體" w:hAnsi="Times New Roman"/>
           <w:b/>
           <w:bCs/>
           <w:color w:val="0000FF"/>
@@ -7028,12 +8239,12 @@
       </w:pPr>
       <w:r>
         <w:rPr>
-          <w:rFonts w:ascii="Times New Roman" w:cs="Times New Roman" w:eastAsia="PMingLiU" w:hAnsi="Times New Roman"/>
-          <w:color w:val="0000FF"/>
-          <w:sz w:val="20"/>
-          <w:szCs w:val="20"/>
-        </w:rPr>
-        <w:t xml:space="preserve">Table 3 and Figs. 10–11 give the test results on the 1.09 M test slots whose current stock is observed. At the 30-minute horizon the full model reaches AUC 0.932 and Brier 0.080, against 0.819 / 0.126 for the seasonal baseline and 0.744 / 0.124 for persistence; the inventory-only model is close behind (0.922 / 0.084), so trip flows add little once the current stock and its trend are known, at this horizon. Calibration is good without post-processing: ECE 0.012 and a reliability curve on the diagonal up to p = 0.9 (Fig. 10a), while the seasonal baseline under-predicts at high probabilities. The day-level bootstrap gives half-widths of about 0.005 AUC for the GBMs, and every paired difference has an interval that excludes zero: full against inventory-only +0.010 [0.009, 0.011], inventory-only against logistic +0.007 [0.006, 0.007] and against the corrected roll-out +0.027 [0.025, 0.029].</w:t>
+          <w:rFonts w:ascii="Times New Roman" w:cs="Times New Roman" w:eastAsia="標楷體" w:hAnsi="Times New Roman"/>
+          <w:color w:val="0000FF"/>
+          <w:sz w:val="20"/>
+          <w:szCs w:val="20"/>
+        </w:rPr>
+        <w:t xml:space="preserve">Table 3 and Figs. 10–11 give the test results on the 1.09 M test slots whose current stock is observed. At the 30-minute horizon the full model reaches AUC 0.932 and Brier 0.080, against 0.819 / 0.126 for the seasonal baseline and 0.744 / 0.124 for persistence; the inventory-only model is close behind (0.922 / 0.084), so trip flows add little once the current stock and its trend are known, at this horizon. A constant forecast of the 21% base rate would score Brier 0.165, so the full model removes half of that error. Calibration is good without post-processing: ECE 0.012 and a reliability curve on the diagonal up to p = 0.9 (Fig. 10a), while the seasonal baseline under-predicts at high probabilities. The day-level bootstrap gives half-widths of about 0.005 AUC for the GBMs, and every paired difference has an interval that excludes zero: full against inventory-only +0.010 [0.009, 0.011], inventory-only against logistic +0.007 [0.006, 0.007] and against the corrected roll-out +0.027 [0.025, 0.029].</w:t>
       </w:r>
     </w:p>
     <w:p>
@@ -7045,7 +8256,7 @@
       </w:pPr>
       <w:r>
         <w:rPr>
-          <w:rFonts w:ascii="Times New Roman" w:cs="Times New Roman" w:eastAsia="PMingLiU" w:hAnsi="Times New Roman"/>
+          <w:rFonts w:ascii="Times New Roman" w:cs="Times New Roman" w:eastAsia="標楷體" w:hAnsi="Times New Roman"/>
           <w:b/>
           <w:bCs/>
           <w:color w:val="0000FF"/>
@@ -7056,7 +8267,7 @@
       </w:r>
       <w:r>
         <w:rPr>
-          <w:rFonts w:ascii="Times New Roman" w:cs="Times New Roman" w:eastAsia="PMingLiU" w:hAnsi="Times New Roman"/>
+          <w:rFonts w:ascii="Times New Roman" w:cs="Times New Roman" w:eastAsia="標楷體" w:hAnsi="Times New Roman"/>
           <w:color w:val="0000FF"/>
           <w:sz w:val="17"/>
           <w:szCs w:val="17"/>
@@ -7109,7 +8320,7 @@
             </w:pPr>
             <w:r>
               <w:rPr>
-                <w:rFonts w:ascii="Times New Roman" w:cs="Times New Roman" w:eastAsia="PMingLiU" w:hAnsi="Times New Roman"/>
+                <w:rFonts w:ascii="Times New Roman" w:cs="Times New Roman" w:eastAsia="標楷體" w:hAnsi="Times New Roman"/>
                 <w:b/>
                 <w:bCs/>
                 <w:color w:val="0000FF"/>
@@ -7141,7 +8352,7 @@
             </w:pPr>
             <w:r>
               <w:rPr>
-                <w:rFonts w:ascii="Times New Roman" w:cs="Times New Roman" w:eastAsia="PMingLiU" w:hAnsi="Times New Roman"/>
+                <w:rFonts w:ascii="Times New Roman" w:cs="Times New Roman" w:eastAsia="標楷體" w:hAnsi="Times New Roman"/>
                 <w:b/>
                 <w:bCs/>
                 <w:color w:val="0000FF"/>
@@ -7173,7 +8384,7 @@
             </w:pPr>
             <w:r>
               <w:rPr>
-                <w:rFonts w:ascii="Times New Roman" w:cs="Times New Roman" w:eastAsia="PMingLiU" w:hAnsi="Times New Roman"/>
+                <w:rFonts w:ascii="Times New Roman" w:cs="Times New Roman" w:eastAsia="標楷體" w:hAnsi="Times New Roman"/>
                 <w:b/>
                 <w:bCs/>
                 <w:color w:val="0000FF"/>
@@ -7205,7 +8416,7 @@
             </w:pPr>
             <w:r>
               <w:rPr>
-                <w:rFonts w:ascii="Times New Roman" w:cs="Times New Roman" w:eastAsia="PMingLiU" w:hAnsi="Times New Roman"/>
+                <w:rFonts w:ascii="Times New Roman" w:cs="Times New Roman" w:eastAsia="標楷體" w:hAnsi="Times New Roman"/>
                 <w:b/>
                 <w:bCs/>
                 <w:color w:val="0000FF"/>
@@ -7237,7 +8448,7 @@
             </w:pPr>
             <w:r>
               <w:rPr>
-                <w:rFonts w:ascii="Times New Roman" w:cs="Times New Roman" w:eastAsia="PMingLiU" w:hAnsi="Times New Roman"/>
+                <w:rFonts w:ascii="Times New Roman" w:cs="Times New Roman" w:eastAsia="標楷體" w:hAnsi="Times New Roman"/>
                 <w:b/>
                 <w:bCs/>
                 <w:color w:val="0000FF"/>
@@ -7273,7 +8484,7 @@
             </w:pPr>
             <w:r>
               <w:rPr>
-                <w:rFonts w:ascii="Times New Roman" w:cs="Times New Roman" w:eastAsia="PMingLiU" w:hAnsi="Times New Roman"/>
+                <w:rFonts w:ascii="Times New Roman" w:cs="Times New Roman" w:eastAsia="標楷體" w:hAnsi="Times New Roman"/>
                 <w:b w:val="false"/>
                 <w:bCs w:val="false"/>
                 <w:color w:val="0000FF"/>
@@ -7304,7 +8515,7 @@
             </w:pPr>
             <w:r>
               <w:rPr>
-                <w:rFonts w:ascii="Times New Roman" w:cs="Times New Roman" w:eastAsia="PMingLiU" w:hAnsi="Times New Roman"/>
+                <w:rFonts w:ascii="Times New Roman" w:cs="Times New Roman" w:eastAsia="標楷體" w:hAnsi="Times New Roman"/>
                 <w:b w:val="false"/>
                 <w:bCs w:val="false"/>
                 <w:color w:val="0000FF"/>
@@ -7335,7 +8546,7 @@
             </w:pPr>
             <w:r>
               <w:rPr>
-                <w:rFonts w:ascii="Times New Roman" w:cs="Times New Roman" w:eastAsia="PMingLiU" w:hAnsi="Times New Roman"/>
+                <w:rFonts w:ascii="Times New Roman" w:cs="Times New Roman" w:eastAsia="標楷體" w:hAnsi="Times New Roman"/>
                 <w:b w:val="false"/>
                 <w:bCs w:val="false"/>
                 <w:color w:val="0000FF"/>
@@ -7366,7 +8577,7 @@
             </w:pPr>
             <w:r>
               <w:rPr>
-                <w:rFonts w:ascii="Times New Roman" w:cs="Times New Roman" w:eastAsia="PMingLiU" w:hAnsi="Times New Roman"/>
+                <w:rFonts w:ascii="Times New Roman" w:cs="Times New Roman" w:eastAsia="標楷體" w:hAnsi="Times New Roman"/>
                 <w:b w:val="false"/>
                 <w:bCs w:val="false"/>
                 <w:color w:val="0000FF"/>
@@ -7397,7 +8608,7 @@
             </w:pPr>
             <w:r>
               <w:rPr>
-                <w:rFonts w:ascii="Times New Roman" w:cs="Times New Roman" w:eastAsia="PMingLiU" w:hAnsi="Times New Roman"/>
+                <w:rFonts w:ascii="Times New Roman" w:cs="Times New Roman" w:eastAsia="標楷體" w:hAnsi="Times New Roman"/>
                 <w:b w:val="false"/>
                 <w:bCs w:val="false"/>
                 <w:color w:val="0000FF"/>
@@ -7433,7 +8644,7 @@
             </w:pPr>
             <w:r>
               <w:rPr>
-                <w:rFonts w:ascii="Times New Roman" w:cs="Times New Roman" w:eastAsia="PMingLiU" w:hAnsi="Times New Roman"/>
+                <w:rFonts w:ascii="Times New Roman" w:cs="Times New Roman" w:eastAsia="標楷體" w:hAnsi="Times New Roman"/>
                 <w:b w:val="false"/>
                 <w:bCs w:val="false"/>
                 <w:color w:val="0000FF"/>
@@ -7464,7 +8675,7 @@
             </w:pPr>
             <w:r>
               <w:rPr>
-                <w:rFonts w:ascii="Times New Roman" w:cs="Times New Roman" w:eastAsia="PMingLiU" w:hAnsi="Times New Roman"/>
+                <w:rFonts w:ascii="Times New Roman" w:cs="Times New Roman" w:eastAsia="標楷體" w:hAnsi="Times New Roman"/>
                 <w:b w:val="false"/>
                 <w:bCs w:val="false"/>
                 <w:color w:val="0000FF"/>
@@ -7495,7 +8706,7 @@
             </w:pPr>
             <w:r>
               <w:rPr>
-                <w:rFonts w:ascii="Times New Roman" w:cs="Times New Roman" w:eastAsia="PMingLiU" w:hAnsi="Times New Roman"/>
+                <w:rFonts w:ascii="Times New Roman" w:cs="Times New Roman" w:eastAsia="標楷體" w:hAnsi="Times New Roman"/>
                 <w:b w:val="false"/>
                 <w:bCs w:val="false"/>
                 <w:color w:val="0000FF"/>
@@ -7526,7 +8737,7 @@
             </w:pPr>
             <w:r>
               <w:rPr>
-                <w:rFonts w:ascii="Times New Roman" w:cs="Times New Roman" w:eastAsia="PMingLiU" w:hAnsi="Times New Roman"/>
+                <w:rFonts w:ascii="Times New Roman" w:cs="Times New Roman" w:eastAsia="標楷體" w:hAnsi="Times New Roman"/>
                 <w:b w:val="false"/>
                 <w:bCs w:val="false"/>
                 <w:color w:val="0000FF"/>
@@ -7557,7 +8768,7 @@
             </w:pPr>
             <w:r>
               <w:rPr>
-                <w:rFonts w:ascii="Times New Roman" w:cs="Times New Roman" w:eastAsia="PMingLiU" w:hAnsi="Times New Roman"/>
+                <w:rFonts w:ascii="Times New Roman" w:cs="Times New Roman" w:eastAsia="標楷體" w:hAnsi="Times New Roman"/>
                 <w:b w:val="false"/>
                 <w:bCs w:val="false"/>
                 <w:color w:val="0000FF"/>
@@ -7593,7 +8804,7 @@
             </w:pPr>
             <w:r>
               <w:rPr>
-                <w:rFonts w:ascii="Times New Roman" w:cs="Times New Roman" w:eastAsia="PMingLiU" w:hAnsi="Times New Roman"/>
+                <w:rFonts w:ascii="Times New Roman" w:cs="Times New Roman" w:eastAsia="標楷體" w:hAnsi="Times New Roman"/>
                 <w:b w:val="false"/>
                 <w:bCs w:val="false"/>
                 <w:color w:val="0000FF"/>
@@ -7624,7 +8835,7 @@
             </w:pPr>
             <w:r>
               <w:rPr>
-                <w:rFonts w:ascii="Times New Roman" w:cs="Times New Roman" w:eastAsia="PMingLiU" w:hAnsi="Times New Roman"/>
+                <w:rFonts w:ascii="Times New Roman" w:cs="Times New Roman" w:eastAsia="標楷體" w:hAnsi="Times New Roman"/>
                 <w:b w:val="false"/>
                 <w:bCs w:val="false"/>
                 <w:color w:val="0000FF"/>
@@ -7655,7 +8866,7 @@
             </w:pPr>
             <w:r>
               <w:rPr>
-                <w:rFonts w:ascii="Times New Roman" w:cs="Times New Roman" w:eastAsia="PMingLiU" w:hAnsi="Times New Roman"/>
+                <w:rFonts w:ascii="Times New Roman" w:cs="Times New Roman" w:eastAsia="標楷體" w:hAnsi="Times New Roman"/>
                 <w:b w:val="false"/>
                 <w:bCs w:val="false"/>
                 <w:color w:val="0000FF"/>
@@ -7686,7 +8897,7 @@
             </w:pPr>
             <w:r>
               <w:rPr>
-                <w:rFonts w:ascii="Times New Roman" w:cs="Times New Roman" w:eastAsia="PMingLiU" w:hAnsi="Times New Roman"/>
+                <w:rFonts w:ascii="Times New Roman" w:cs="Times New Roman" w:eastAsia="標楷體" w:hAnsi="Times New Roman"/>
                 <w:b w:val="false"/>
                 <w:bCs w:val="false"/>
                 <w:color w:val="0000FF"/>
@@ -7717,7 +8928,7 @@
             </w:pPr>
             <w:r>
               <w:rPr>
-                <w:rFonts w:ascii="Times New Roman" w:cs="Times New Roman" w:eastAsia="PMingLiU" w:hAnsi="Times New Roman"/>
+                <w:rFonts w:ascii="Times New Roman" w:cs="Times New Roman" w:eastAsia="標楷體" w:hAnsi="Times New Roman"/>
                 <w:b w:val="false"/>
                 <w:bCs w:val="false"/>
                 <w:color w:val="0000FF"/>
@@ -7753,7 +8964,7 @@
             </w:pPr>
             <w:r>
               <w:rPr>
-                <w:rFonts w:ascii="Times New Roman" w:cs="Times New Roman" w:eastAsia="PMingLiU" w:hAnsi="Times New Roman"/>
+                <w:rFonts w:ascii="Times New Roman" w:cs="Times New Roman" w:eastAsia="標楷體" w:hAnsi="Times New Roman"/>
                 <w:b w:val="false"/>
                 <w:bCs w:val="false"/>
                 <w:color w:val="0000FF"/>
@@ -7784,7 +8995,7 @@
             </w:pPr>
             <w:r>
               <w:rPr>
-                <w:rFonts w:ascii="Times New Roman" w:cs="Times New Roman" w:eastAsia="PMingLiU" w:hAnsi="Times New Roman"/>
+                <w:rFonts w:ascii="Times New Roman" w:cs="Times New Roman" w:eastAsia="標楷體" w:hAnsi="Times New Roman"/>
                 <w:b w:val="false"/>
                 <w:bCs w:val="false"/>
                 <w:color w:val="0000FF"/>
@@ -7815,7 +9026,7 @@
             </w:pPr>
             <w:r>
               <w:rPr>
-                <w:rFonts w:ascii="Times New Roman" w:cs="Times New Roman" w:eastAsia="PMingLiU" w:hAnsi="Times New Roman"/>
+                <w:rFonts w:ascii="Times New Roman" w:cs="Times New Roman" w:eastAsia="標楷體" w:hAnsi="Times New Roman"/>
                 <w:b w:val="false"/>
                 <w:bCs w:val="false"/>
                 <w:color w:val="0000FF"/>
@@ -7846,7 +9057,7 @@
             </w:pPr>
             <w:r>
               <w:rPr>
-                <w:rFonts w:ascii="Times New Roman" w:cs="Times New Roman" w:eastAsia="PMingLiU" w:hAnsi="Times New Roman"/>
+                <w:rFonts w:ascii="Times New Roman" w:cs="Times New Roman" w:eastAsia="標楷體" w:hAnsi="Times New Roman"/>
                 <w:b w:val="false"/>
                 <w:bCs w:val="false"/>
                 <w:color w:val="0000FF"/>
@@ -7877,7 +9088,7 @@
             </w:pPr>
             <w:r>
               <w:rPr>
-                <w:rFonts w:ascii="Times New Roman" w:cs="Times New Roman" w:eastAsia="PMingLiU" w:hAnsi="Times New Roman"/>
+                <w:rFonts w:ascii="Times New Roman" w:cs="Times New Roman" w:eastAsia="標楷體" w:hAnsi="Times New Roman"/>
                 <w:b w:val="false"/>
                 <w:bCs w:val="false"/>
                 <w:color w:val="0000FF"/>
@@ -7913,7 +9124,7 @@
             </w:pPr>
             <w:r>
               <w:rPr>
-                <w:rFonts w:ascii="Times New Roman" w:cs="Times New Roman" w:eastAsia="PMingLiU" w:hAnsi="Times New Roman"/>
+                <w:rFonts w:ascii="Times New Roman" w:cs="Times New Roman" w:eastAsia="標楷體" w:hAnsi="Times New Roman"/>
                 <w:b w:val="false"/>
                 <w:bCs w:val="false"/>
                 <w:color w:val="0000FF"/>
@@ -7944,7 +9155,7 @@
             </w:pPr>
             <w:r>
               <w:rPr>
-                <w:rFonts w:ascii="Times New Roman" w:cs="Times New Roman" w:eastAsia="PMingLiU" w:hAnsi="Times New Roman"/>
+                <w:rFonts w:ascii="Times New Roman" w:cs="Times New Roman" w:eastAsia="標楷體" w:hAnsi="Times New Roman"/>
                 <w:b w:val="false"/>
                 <w:bCs w:val="false"/>
                 <w:color w:val="0000FF"/>
@@ -7975,7 +9186,7 @@
             </w:pPr>
             <w:r>
               <w:rPr>
-                <w:rFonts w:ascii="Times New Roman" w:cs="Times New Roman" w:eastAsia="PMingLiU" w:hAnsi="Times New Roman"/>
+                <w:rFonts w:ascii="Times New Roman" w:cs="Times New Roman" w:eastAsia="標楷體" w:hAnsi="Times New Roman"/>
                 <w:b w:val="false"/>
                 <w:bCs w:val="false"/>
                 <w:color w:val="0000FF"/>
@@ -8006,7 +9217,7 @@
             </w:pPr>
             <w:r>
               <w:rPr>
-                <w:rFonts w:ascii="Times New Roman" w:cs="Times New Roman" w:eastAsia="PMingLiU" w:hAnsi="Times New Roman"/>
+                <w:rFonts w:ascii="Times New Roman" w:cs="Times New Roman" w:eastAsia="標楷體" w:hAnsi="Times New Roman"/>
                 <w:b w:val="false"/>
                 <w:bCs w:val="false"/>
                 <w:color w:val="0000FF"/>
@@ -8037,7 +9248,7 @@
             </w:pPr>
             <w:r>
               <w:rPr>
-                <w:rFonts w:ascii="Times New Roman" w:cs="Times New Roman" w:eastAsia="PMingLiU" w:hAnsi="Times New Roman"/>
+                <w:rFonts w:ascii="Times New Roman" w:cs="Times New Roman" w:eastAsia="標楷體" w:hAnsi="Times New Roman"/>
                 <w:b w:val="false"/>
                 <w:bCs w:val="false"/>
                 <w:color w:val="0000FF"/>
@@ -8073,7 +9284,7 @@
             </w:pPr>
             <w:r>
               <w:rPr>
-                <w:rFonts w:ascii="Times New Roman" w:cs="Times New Roman" w:eastAsia="PMingLiU" w:hAnsi="Times New Roman"/>
+                <w:rFonts w:ascii="Times New Roman" w:cs="Times New Roman" w:eastAsia="標楷體" w:hAnsi="Times New Roman"/>
                 <w:b w:val="false"/>
                 <w:bCs w:val="false"/>
                 <w:color w:val="0000FF"/>
@@ -8104,7 +9315,7 @@
             </w:pPr>
             <w:r>
               <w:rPr>
-                <w:rFonts w:ascii="Times New Roman" w:cs="Times New Roman" w:eastAsia="PMingLiU" w:hAnsi="Times New Roman"/>
+                <w:rFonts w:ascii="Times New Roman" w:cs="Times New Roman" w:eastAsia="標楷體" w:hAnsi="Times New Roman"/>
                 <w:b w:val="false"/>
                 <w:bCs w:val="false"/>
                 <w:color w:val="0000FF"/>
@@ -8135,7 +9346,7 @@
             </w:pPr>
             <w:r>
               <w:rPr>
-                <w:rFonts w:ascii="Times New Roman" w:cs="Times New Roman" w:eastAsia="PMingLiU" w:hAnsi="Times New Roman"/>
+                <w:rFonts w:ascii="Times New Roman" w:cs="Times New Roman" w:eastAsia="標楷體" w:hAnsi="Times New Roman"/>
                 <w:b w:val="false"/>
                 <w:bCs w:val="false"/>
                 <w:color w:val="0000FF"/>
@@ -8166,7 +9377,7 @@
             </w:pPr>
             <w:r>
               <w:rPr>
-                <w:rFonts w:ascii="Times New Roman" w:cs="Times New Roman" w:eastAsia="PMingLiU" w:hAnsi="Times New Roman"/>
+                <w:rFonts w:ascii="Times New Roman" w:cs="Times New Roman" w:eastAsia="標楷體" w:hAnsi="Times New Roman"/>
                 <w:b w:val="false"/>
                 <w:bCs w:val="false"/>
                 <w:color w:val="0000FF"/>
@@ -8197,7 +9408,7 @@
             </w:pPr>
             <w:r>
               <w:rPr>
-                <w:rFonts w:ascii="Times New Roman" w:cs="Times New Roman" w:eastAsia="PMingLiU" w:hAnsi="Times New Roman"/>
+                <w:rFonts w:ascii="Times New Roman" w:cs="Times New Roman" w:eastAsia="標楷體" w:hAnsi="Times New Roman"/>
                 <w:b w:val="false"/>
                 <w:bCs w:val="false"/>
                 <w:color w:val="0000FF"/>
@@ -8233,7 +9444,7 @@
             </w:pPr>
             <w:r>
               <w:rPr>
-                <w:rFonts w:ascii="Times New Roman" w:cs="Times New Roman" w:eastAsia="PMingLiU" w:hAnsi="Times New Roman"/>
+                <w:rFonts w:ascii="Times New Roman" w:cs="Times New Roman" w:eastAsia="標楷體" w:hAnsi="Times New Roman"/>
                 <w:b w:val="false"/>
                 <w:bCs w:val="false"/>
                 <w:color w:val="0000FF"/>
@@ -8264,7 +9475,7 @@
             </w:pPr>
             <w:r>
               <w:rPr>
-                <w:rFonts w:ascii="Times New Roman" w:cs="Times New Roman" w:eastAsia="PMingLiU" w:hAnsi="Times New Roman"/>
+                <w:rFonts w:ascii="Times New Roman" w:cs="Times New Roman" w:eastAsia="標楷體" w:hAnsi="Times New Roman"/>
                 <w:b w:val="false"/>
                 <w:bCs w:val="false"/>
                 <w:color w:val="0000FF"/>
@@ -8295,7 +9506,7 @@
             </w:pPr>
             <w:r>
               <w:rPr>
-                <w:rFonts w:ascii="Times New Roman" w:cs="Times New Roman" w:eastAsia="PMingLiU" w:hAnsi="Times New Roman"/>
+                <w:rFonts w:ascii="Times New Roman" w:cs="Times New Roman" w:eastAsia="標楷體" w:hAnsi="Times New Roman"/>
                 <w:b w:val="false"/>
                 <w:bCs w:val="false"/>
                 <w:color w:val="0000FF"/>
@@ -8326,7 +9537,7 @@
             </w:pPr>
             <w:r>
               <w:rPr>
-                <w:rFonts w:ascii="Times New Roman" w:cs="Times New Roman" w:eastAsia="PMingLiU" w:hAnsi="Times New Roman"/>
+                <w:rFonts w:ascii="Times New Roman" w:cs="Times New Roman" w:eastAsia="標楷體" w:hAnsi="Times New Roman"/>
                 <w:b w:val="false"/>
                 <w:bCs w:val="false"/>
                 <w:color w:val="0000FF"/>
@@ -8357,7 +9568,7 @@
             </w:pPr>
             <w:r>
               <w:rPr>
-                <w:rFonts w:ascii="Times New Roman" w:cs="Times New Roman" w:eastAsia="PMingLiU" w:hAnsi="Times New Roman"/>
+                <w:rFonts w:ascii="Times New Roman" w:cs="Times New Roman" w:eastAsia="標楷體" w:hAnsi="Times New Roman"/>
                 <w:b w:val="false"/>
                 <w:bCs w:val="false"/>
                 <w:color w:val="0000FF"/>
@@ -8393,7 +9604,7 @@
             </w:pPr>
             <w:r>
               <w:rPr>
-                <w:rFonts w:ascii="Times New Roman" w:cs="Times New Roman" w:eastAsia="PMingLiU" w:hAnsi="Times New Roman"/>
+                <w:rFonts w:ascii="Times New Roman" w:cs="Times New Roman" w:eastAsia="標楷體" w:hAnsi="Times New Roman"/>
                 <w:b w:val="false"/>
                 <w:bCs w:val="false"/>
                 <w:color w:val="0000FF"/>
@@ -8424,7 +9635,7 @@
             </w:pPr>
             <w:r>
               <w:rPr>
-                <w:rFonts w:ascii="Times New Roman" w:cs="Times New Roman" w:eastAsia="PMingLiU" w:hAnsi="Times New Roman"/>
+                <w:rFonts w:ascii="Times New Roman" w:cs="Times New Roman" w:eastAsia="標楷體" w:hAnsi="Times New Roman"/>
                 <w:b w:val="false"/>
                 <w:bCs w:val="false"/>
                 <w:color w:val="0000FF"/>
@@ -8455,7 +9666,7 @@
             </w:pPr>
             <w:r>
               <w:rPr>
-                <w:rFonts w:ascii="Times New Roman" w:cs="Times New Roman" w:eastAsia="PMingLiU" w:hAnsi="Times New Roman"/>
+                <w:rFonts w:ascii="Times New Roman" w:cs="Times New Roman" w:eastAsia="標楷體" w:hAnsi="Times New Roman"/>
                 <w:b w:val="false"/>
                 <w:bCs w:val="false"/>
                 <w:color w:val="0000FF"/>
@@ -8486,7 +9697,7 @@
             </w:pPr>
             <w:r>
               <w:rPr>
-                <w:rFonts w:ascii="Times New Roman" w:cs="Times New Roman" w:eastAsia="PMingLiU" w:hAnsi="Times New Roman"/>
+                <w:rFonts w:ascii="Times New Roman" w:cs="Times New Roman" w:eastAsia="標楷體" w:hAnsi="Times New Roman"/>
                 <w:b w:val="false"/>
                 <w:bCs w:val="false"/>
                 <w:color w:val="0000FF"/>
@@ -8517,7 +9728,7 @@
             </w:pPr>
             <w:r>
               <w:rPr>
-                <w:rFonts w:ascii="Times New Roman" w:cs="Times New Roman" w:eastAsia="PMingLiU" w:hAnsi="Times New Roman"/>
+                <w:rFonts w:ascii="Times New Roman" w:cs="Times New Roman" w:eastAsia="標楷體" w:hAnsi="Times New Roman"/>
                 <w:b w:val="false"/>
                 <w:bCs w:val="false"/>
                 <w:color w:val="0000FF"/>
@@ -8553,7 +9764,7 @@
             </w:pPr>
             <w:r>
               <w:rPr>
-                <w:rFonts w:ascii="Times New Roman" w:cs="Times New Roman" w:eastAsia="PMingLiU" w:hAnsi="Times New Roman"/>
+                <w:rFonts w:ascii="Times New Roman" w:cs="Times New Roman" w:eastAsia="標楷體" w:hAnsi="Times New Roman"/>
                 <w:b w:val="false"/>
                 <w:bCs w:val="false"/>
                 <w:color w:val="0000FF"/>
@@ -8584,7 +9795,7 @@
             </w:pPr>
             <w:r>
               <w:rPr>
-                <w:rFonts w:ascii="Times New Roman" w:cs="Times New Roman" w:eastAsia="PMingLiU" w:hAnsi="Times New Roman"/>
+                <w:rFonts w:ascii="Times New Roman" w:cs="Times New Roman" w:eastAsia="標楷體" w:hAnsi="Times New Roman"/>
                 <w:b w:val="false"/>
                 <w:bCs w:val="false"/>
                 <w:color w:val="0000FF"/>
@@ -8615,7 +9826,7 @@
             </w:pPr>
             <w:r>
               <w:rPr>
-                <w:rFonts w:ascii="Times New Roman" w:cs="Times New Roman" w:eastAsia="PMingLiU" w:hAnsi="Times New Roman"/>
+                <w:rFonts w:ascii="Times New Roman" w:cs="Times New Roman" w:eastAsia="標楷體" w:hAnsi="Times New Roman"/>
                 <w:b w:val="false"/>
                 <w:bCs w:val="false"/>
                 <w:color w:val="0000FF"/>
@@ -8646,7 +9857,7 @@
             </w:pPr>
             <w:r>
               <w:rPr>
-                <w:rFonts w:ascii="Times New Roman" w:cs="Times New Roman" w:eastAsia="PMingLiU" w:hAnsi="Times New Roman"/>
+                <w:rFonts w:ascii="Times New Roman" w:cs="Times New Roman" w:eastAsia="標楷體" w:hAnsi="Times New Roman"/>
                 <w:b w:val="false"/>
                 <w:bCs w:val="false"/>
                 <w:color w:val="0000FF"/>
@@ -8677,7 +9888,7 @@
             </w:pPr>
             <w:r>
               <w:rPr>
-                <w:rFonts w:ascii="Times New Roman" w:cs="Times New Roman" w:eastAsia="PMingLiU" w:hAnsi="Times New Roman"/>
+                <w:rFonts w:ascii="Times New Roman" w:cs="Times New Roman" w:eastAsia="標楷體" w:hAnsi="Times New Roman"/>
                 <w:b w:val="false"/>
                 <w:bCs w:val="false"/>
                 <w:color w:val="0000FF"/>
@@ -8696,27 +9907,11 @@
       </w:pPr>
       <w:r>
         <w:rPr>
-          <w:rFonts w:ascii="Times New Roman" w:cs="Times New Roman" w:eastAsia="PMingLiU" w:hAnsi="Times New Roman"/>
+          <w:rFonts w:ascii="Times New Roman" w:cs="Times New Roman" w:eastAsia="標楷體" w:hAnsi="Times New Roman"/>
           <w:sz w:val="6"/>
           <w:szCs w:val="6"/>
         </w:rPr>
         <w:t xml:space="preserve"/>
-      </w:r>
-    </w:p>
-    <w:p>
-      <w:pPr>
-        <w:spacing w:after="0" w:line="240"/>
-        <w:ind w:firstLine="288"/>
-        <w:jc w:val="both"/>
-      </w:pPr>
-      <w:r>
-        <w:rPr>
-          <w:rFonts w:ascii="Times New Roman" w:cs="Times New Roman" w:eastAsia="PMingLiU" w:hAnsi="Times New Roman"/>
-          <w:color w:val="0000FF"/>
-          <w:sz w:val="20"/>
-          <w:szCs w:val="20"/>
-        </w:rPr>
-        <w:t xml:space="preserve">The Poisson roll-out of the proposal ranks stockouts far better than the seasonal baseline (AUC 0.895 against 0.819) but below the linear model (0.915) and the GBMs (0.922 / 0.932). Its deficit is specific: for a station that is empty now it predicts a 61% chance of being empty again within 30 min, against 82% observed, because returns are not independent of the state: an empty station usually sits in a drained neighbourhood and the first bike returned is rented at once. On stations holding 1–3 bikes its AUC is 0.67 against 0.74–0.78 for the classifiers. The censoring correction helps the chain at every horizon (AUC +0.002 to +0.013, ECE 0.039 against 0.059 at 30 min), the first direct evidence that Eq. (3) improves a downstream prediction. As a 30th feature the chain raises the full model’s AUC by only 0.001–0.003 while taking 24–54% of the split gain: real information, almost all of it already in the features. The proposal’s 400-draw sampler matches the exact chain to within 0.01 (correlation 0.999).</w:t>
       </w:r>
     </w:p>
     <w:p>
@@ -8774,7 +9969,7 @@
       </w:pPr>
       <w:r>
         <w:rPr>
-          <w:rFonts w:ascii="Times New Roman" w:cs="Times New Roman" w:eastAsia="PMingLiU" w:hAnsi="Times New Roman"/>
+          <w:rFonts w:ascii="Times New Roman" w:cs="Times New Roman" w:eastAsia="標楷體" w:hAnsi="Times New Roman"/>
           <w:b/>
           <w:bCs/>
           <w:color w:val="0000FF"/>
@@ -8785,7 +9980,7 @@
       </w:r>
       <w:r>
         <w:rPr>
-          <w:rFonts w:ascii="Times New Roman" w:cs="Times New Roman" w:eastAsia="PMingLiU" w:hAnsi="Times New Roman"/>
+          <w:rFonts w:ascii="Times New Roman" w:cs="Times New Roman" w:eastAsia="標楷體" w:hAnsi="Times New Roman"/>
           <w:color w:val="0000FF"/>
           <w:sz w:val="17"/>
           <w:szCs w:val="17"/>
@@ -8801,7 +9996,23 @@
       </w:pPr>
       <w:r>
         <w:rPr>
-          <w:rFonts w:ascii="Times New Roman" w:cs="Times New Roman" w:eastAsia="PMingLiU" w:hAnsi="Times New Roman"/>
+          <w:rFonts w:ascii="Times New Roman" w:cs="Times New Roman" w:eastAsia="標楷體" w:hAnsi="Times New Roman"/>
+          <w:color w:val="0000FF"/>
+          <w:sz w:val="20"/>
+          <w:szCs w:val="20"/>
+        </w:rPr>
+        <w:t xml:space="preserve">The Poisson roll-out of the proposal ranks stockouts far better than the seasonal baseline (AUC 0.895 against 0.819) but below the linear model (0.915) and the GBMs (0.922 / 0.932). Its deficit is specific: for a station that is empty now it predicts a 61% chance of being empty again within 30 min, against 82% observed, because returns are not independent of the state: an empty station usually sits in a drained neighbourhood and the first bike returned is rented at once. On stations holding 1–3 bikes its AUC is 0.67 against 0.74–0.78 for the classifiers. The censoring correction helps the chain at every horizon (AUC +0.002 to +0.013, ECE 0.039 against 0.059 at 30 min), the first direct evidence that Eq. (3) improves a downstream prediction. As a 30th feature the chain raises the full model’s AUC by only 0.001–0.003 while taking 24–54% of the split gain: real information, almost all of it already in the features. The proposal’s 400-draw sampler matches the exact chain to within 0.01 (correlation 0.999).</w:t>
+      </w:r>
+    </w:p>
+    <w:p>
+      <w:pPr>
+        <w:spacing w:after="0" w:line="240"/>
+        <w:ind w:firstLine="288"/>
+        <w:jc w:val="both"/>
+      </w:pPr>
+      <w:r>
+        <w:rPr>
+          <w:rFonts w:ascii="Times New Roman" w:cs="Times New Roman" w:eastAsia="標楷體" w:hAnsi="Times New Roman"/>
           <w:color w:val="0000FF"/>
           <w:sz w:val="20"/>
           <w:szCs w:val="20"/>
@@ -8864,7 +10075,7 @@
       </w:pPr>
       <w:r>
         <w:rPr>
-          <w:rFonts w:ascii="Times New Roman" w:cs="Times New Roman" w:eastAsia="PMingLiU" w:hAnsi="Times New Roman"/>
+          <w:rFonts w:ascii="Times New Roman" w:cs="Times New Roman" w:eastAsia="標楷體" w:hAnsi="Times New Roman"/>
           <w:b/>
           <w:bCs/>
           <w:color w:val="0000FF"/>
@@ -8875,7 +10086,7 @@
       </w:r>
       <w:r>
         <w:rPr>
-          <w:rFonts w:ascii="Times New Roman" w:cs="Times New Roman" w:eastAsia="PMingLiU" w:hAnsi="Times New Roman"/>
+          <w:rFonts w:ascii="Times New Roman" w:cs="Times New Roman" w:eastAsia="標楷體" w:hAnsi="Times New Roman"/>
           <w:color w:val="0000FF"/>
           <w:sz w:val="17"/>
           <w:szCs w:val="17"/>
@@ -8891,7 +10102,7 @@
       </w:pPr>
       <w:r>
         <w:rPr>
-          <w:rFonts w:ascii="Times New Roman" w:cs="Times New Roman" w:eastAsia="PMingLiU" w:hAnsi="Times New Roman"/>
+          <w:rFonts w:ascii="Times New Roman" w:cs="Times New Roman" w:eastAsia="標楷體" w:hAnsi="Times New Roman"/>
           <w:color w:val="0000FF"/>
           <w:sz w:val="20"/>
           <w:szCs w:val="20"/>
@@ -8908,7 +10119,7 @@
       <w:r>
         <w:drawing>
           <wp:inline distT="0" distB="0" distL="0" distR="0">
-            <wp:extent cx="2647950" cy="1428750"/>
+            <wp:extent cx="2943225" cy="1581150"/>
             <wp:effectExtent t="0" r="0" b="0" l="0"/>
             <wp:docPr id="1" name="" descr="" title=""/>
             <wp:cNvGraphicFramePr>
@@ -8933,7 +10144,7 @@
                   <pic:spPr bwMode="auto">
                     <a:xfrm>
                       <a:off x="0" y="0"/>
-                      <a:ext cx="2647950" cy="1428750"/>
+                      <a:ext cx="2943225" cy="1581150"/>
                     </a:xfrm>
                     <a:prstGeom prst="rect">
                       <a:avLst/>
@@ -8954,7 +10165,7 @@
       </w:pPr>
       <w:r>
         <w:rPr>
-          <w:rFonts w:ascii="Times New Roman" w:cs="Times New Roman" w:eastAsia="PMingLiU" w:hAnsi="Times New Roman"/>
+          <w:rFonts w:ascii="Times New Roman" w:cs="Times New Roman" w:eastAsia="標楷體" w:hAnsi="Times New Roman"/>
           <w:b/>
           <w:bCs/>
           <w:color w:val="0000FF"/>
@@ -8965,7 +10176,7 @@
       </w:r>
       <w:r>
         <w:rPr>
-          <w:rFonts w:ascii="Times New Roman" w:cs="Times New Roman" w:eastAsia="PMingLiU" w:hAnsi="Times New Roman"/>
+          <w:rFonts w:ascii="Times New Roman" w:cs="Times New Roman" w:eastAsia="標楷體" w:hAnsi="Times New Roman"/>
           <w:color w:val="0000FF"/>
           <w:sz w:val="17"/>
           <w:szCs w:val="17"/>
@@ -8980,7 +10191,7 @@
       </w:pPr>
       <w:r>
         <w:rPr>
-          <w:rFonts w:ascii="Times New Roman" w:cs="Times New Roman" w:eastAsia="PMingLiU" w:hAnsi="Times New Roman"/>
+          <w:rFonts w:ascii="Times New Roman" w:cs="Times New Roman" w:eastAsia="標楷體" w:hAnsi="Times New Roman"/>
           <w:b/>
           <w:bCs/>
           <w:color w:val="0000FF"/>
@@ -8998,7 +10209,7 @@
       </w:pPr>
       <w:r>
         <w:rPr>
-          <w:rFonts w:ascii="Times New Roman" w:cs="Times New Roman" w:eastAsia="PMingLiU" w:hAnsi="Times New Roman"/>
+          <w:rFonts w:ascii="Times New Roman" w:cs="Times New Roman" w:eastAsia="標楷體" w:hAnsi="Times New Roman"/>
           <w:color w:val="0000FF"/>
           <w:sz w:val="20"/>
           <w:szCs w:val="20"/>
@@ -9014,7 +10225,7 @@
       </w:pPr>
       <w:r>
         <w:rPr>
-          <w:rFonts w:ascii="Times New Roman" w:cs="Times New Roman" w:eastAsia="PMingLiU" w:hAnsi="Times New Roman"/>
+          <w:rFonts w:ascii="Times New Roman" w:cs="Times New Roman" w:eastAsia="標楷體" w:hAnsi="Times New Roman"/>
           <w:b/>
           <w:bCs/>
           <w:color w:val="0000FF"/>
@@ -9025,7 +10236,7 @@
       </w:r>
       <w:r>
         <w:rPr>
-          <w:rFonts w:ascii="Times New Roman" w:cs="Times New Roman" w:eastAsia="PMingLiU" w:hAnsi="Times New Roman"/>
+          <w:rFonts w:ascii="Times New Roman" w:cs="Times New Roman" w:eastAsia="標楷體" w:hAnsi="Times New Roman"/>
           <w:color w:val="0000FF"/>
           <w:sz w:val="20"/>
           <w:szCs w:val="20"/>
@@ -9040,7 +10251,7 @@
       </w:pPr>
       <w:r>
         <w:rPr>
-          <w:rFonts w:ascii="Times New Roman" w:cs="Times New Roman" w:eastAsia="PMingLiU" w:hAnsi="Times New Roman"/>
+          <w:rFonts w:ascii="Times New Roman" w:cs="Times New Roman" w:eastAsia="標楷體" w:hAnsi="Times New Roman"/>
           <w:b/>
           <w:bCs/>
           <w:color w:val="0000FF"/>
@@ -9058,12 +10269,28 @@
       </w:pPr>
       <w:r>
         <w:rPr>
-          <w:rFonts w:ascii="Times New Roman" w:cs="Times New Roman" w:eastAsia="PMingLiU" w:hAnsi="Times New Roman"/>
-          <w:color w:val="0000FF"/>
-          <w:sz w:val="20"/>
-          <w:szCs w:val="20"/>
-        </w:rPr>
-        <w:t xml:space="preserve">Over the 28 replayed weekdays the area records 32,100 rentals per day; without rebalancing 3,390 of them (10.5%) find an empty station and the 144 stations spend 17,800 station-minutes empty per day. Fig. 13 gives the results per policy. One truck avoids 5–7% of unmet rentals, three trucks 16–17% and six trucks 25–27%. The probabilistic policy is best on every fleet size and the point-forecast policy worst, but the margins on unmet rentals are small. The clearest difference is in empty station-minutes, which the probabilistic and reactive policies cut by 41% with six trucks against 14% for the point policy, because the latter waits for a forecast deficit instead of acting on an empty station. Replaying the inferred operator moves, which inject about 5,100 bikes per day without any truck constraint, avoids 61%; it is an upper reference, not a policy. In paired per-day differences the probabilistic policy beats the point policy by 2.0–2.4 points of unmet rentals with every fleet size (95% intervals exclude zero), but its margin over the reactive policy, 0.0–0.4 points, has intervals that include zero.</w:t>
+          <w:rFonts w:ascii="Times New Roman" w:cs="Times New Roman" w:eastAsia="標楷體" w:hAnsi="Times New Roman"/>
+          <w:color w:val="0000FF"/>
+          <w:sz w:val="20"/>
+          <w:szCs w:val="20"/>
+        </w:rPr>
+        <w:t xml:space="preserve">Over the 28 replayed weekdays the area records 32,100 rentals per day; without rebalancing 3,390 of them (10.5%) find an empty station and the 144 stations spend 17,800 station-minutes empty per day. Fig. 13 gives the results per policy. With the greedy step, one truck avoids 5–7% of unmet rentals, three trucks 16–17% and six trucks 25–27%; per day the probabilistic policy beats the point policy by 2.0–2.4 points (95% intervals exclude zero) but not the reactive one (0.0–0.4 points), and the point policy, which waits for a forecast deficit instead of acting on an empty station, cuts empty station-minutes least (14% against 41% with six trucks). Replaying the inferred operator moves, which inject about 5,100 bikes per day without any truck constraint, avoids 61%; it is an upper reference, not a policy.</w:t>
+      </w:r>
+    </w:p>
+    <w:p>
+      <w:pPr>
+        <w:spacing w:after="0" w:line="240"/>
+        <w:ind w:firstLine="288"/>
+        <w:jc w:val="both"/>
+      </w:pPr>
+      <w:r>
+        <w:rPr>
+          <w:rFonts w:ascii="Times New Roman" w:cs="Times New Roman" w:eastAsia="標楷體" w:hAnsi="Times New Roman"/>
+          <w:color w:val="0000FF"/>
+          <w:sz w:val="20"/>
+          <w:szCs w:val="20"/>
+        </w:rPr>
+        <w:t xml:space="preserve">The route search avoids 13%, 30% and 45% of unmet rentals with 1, 3 and 6 trucks and drives about as far as the greedy policies (65, 219 and 430 km per day). Per day it beats the greedy probabilistic policy by 6.1 [5.2, 7.0], 14.0 [12.0, 16.0] and 19.3 [17.4, 21.2] points, on all 28 days at every fleet size. Most of the gain comes from how moves are priced: the single-move variant with the same values already avoids 12%, 28% and 44%. The routes add 0.7–2.1 points of unmet rentals (the one-truck interval includes zero) and 1.6–8.4 points of empty station-minutes; with one truck the route search cuts empty minutes less than the greedy probabilistic and reactive policies (6% against 7–8%), because its values count rentals, not empty time. Annealing and 2-opt improve the route found by greedy insertion in 40–49% of the plans and raise the total planned value by 8–9%. On the validation days the time cost mattered most: without it the search builds long routes that collect more value at a lower rate, and driving whole six-stop routes was the worst setting tried (2,814 against 2,567 unmet rentals per day with three trucks).</w:t>
       </w:r>
     </w:p>
     <w:p>
@@ -9075,7 +10302,7 @@
       <w:r>
         <w:drawing>
           <wp:inline distT="0" distB="0" distL="0" distR="0">
-            <wp:extent cx="2943225" cy="1466850"/>
+            <wp:extent cx="2943225" cy="1676400"/>
             <wp:effectExtent t="0" r="0" b="0" l="0"/>
             <wp:docPr id="1" name="" descr="" title=""/>
             <wp:cNvGraphicFramePr>
@@ -9100,7 +10327,7 @@
                   <pic:spPr bwMode="auto">
                     <a:xfrm>
                       <a:off x="0" y="0"/>
-                      <a:ext cx="2943225" cy="1466850"/>
+                      <a:ext cx="2943225" cy="1676400"/>
                     </a:xfrm>
                     <a:prstGeom prst="rect">
                       <a:avLst/>
@@ -9121,7 +10348,7 @@
       </w:pPr>
       <w:r>
         <w:rPr>
-          <w:rFonts w:ascii="Times New Roman" w:cs="Times New Roman" w:eastAsia="PMingLiU" w:hAnsi="Times New Roman"/>
+          <w:rFonts w:ascii="Times New Roman" w:cs="Times New Roman" w:eastAsia="標楷體" w:hAnsi="Times New Roman"/>
           <w:b/>
           <w:bCs/>
           <w:color w:val="0000FF"/>
@@ -9132,12 +10359,29 @@
       </w:r>
       <w:r>
         <w:rPr>
-          <w:rFonts w:ascii="Times New Roman" w:cs="Times New Roman" w:eastAsia="PMingLiU" w:hAnsi="Times New Roman"/>
+          <w:rFonts w:ascii="Times New Roman" w:cs="Times New Roman" w:eastAsia="標楷體" w:hAnsi="Times New Roman"/>
           <w:color w:val="0000FF"/>
           <w:sz w:val="17"/>
           <w:szCs w:val="17"/>
         </w:rPr>
-        <w:t xml:space="preserve">Replay of 28 NTU weekdays: share of (a) unmet rentals and (b) empty station-minutes avoided against no rebalancing, with 95% day-bootstrap intervals; trucks drive 55–67, 192–223 and 396–456 km per day with 1, 3 and 6 trucks.</w:t>
+        <w:t xml:space="preserve">Replay of 28 NTU weekdays: share of (a) unmet rentals and (b) empty station-minutes avoided against no rebalancing, with 95% day-bootstrap intervals; trucks drive 55–70, 192–232 and 396–456 km per day with 1, 3 and 6 trucks.</w:t>
+      </w:r>
+    </w:p>
+    <w:p>
+      <w:pPr>
+        <w:keepNext/>
+        <w:spacing w:after="40" w:before="120" w:line="240"/>
+      </w:pPr>
+      <w:r>
+        <w:rPr>
+          <w:rFonts w:ascii="Times New Roman" w:cs="Times New Roman" w:eastAsia="標楷體" w:hAnsi="Times New Roman"/>
+          <w:b/>
+          <w:bCs/>
+          <w:color w:val="0000FF"/>
+          <w:sz w:val="24"/>
+          <w:szCs w:val="24"/>
+        </w:rPr>
+        <w:t xml:space="preserve">4. Progress, risks and next steps</w:t>
       </w:r>
     </w:p>
     <w:p>
@@ -9148,892 +10392,12 @@
       </w:pPr>
       <w:r>
         <w:rPr>
-          <w:rFonts w:ascii="Times New Roman" w:cs="Times New Roman" w:eastAsia="PMingLiU" w:hAnsi="Times New Roman"/>
-          <w:color w:val="0000FF"/>
-          <w:sz w:val="20"/>
-          <w:szCs w:val="20"/>
-        </w:rPr>
-        <w:t xml:space="preserve">The ranking shows that at this stage the forecast is not the bottleneck: Algorithm 1 serves one target per truck at a time, cannot combine a pick-up with several drop-offs, and ignores the deadline structure of the bells. The rolling-horizon route search planned for November attacks exactly this, and the simulator now gives it a fixed benchmark.</w:t>
-      </w:r>
-    </w:p>
-    <w:p>
-      <w:pPr>
-        <w:keepNext/>
-        <w:spacing w:after="40" w:before="120" w:line="240"/>
-      </w:pPr>
-      <w:r>
-        <w:rPr>
-          <w:rFonts w:ascii="Times New Roman" w:cs="Times New Roman" w:eastAsia="PMingLiU" w:hAnsi="Times New Roman"/>
-          <w:b/>
-          <w:bCs/>
-          <w:color w:val="0000FF"/>
-          <w:sz w:val="24"/>
-          <w:szCs w:val="24"/>
-        </w:rPr>
-        <w:t xml:space="preserve">4. Progress, risks and next steps</w:t>
-      </w:r>
-    </w:p>
-    <w:p>
-      <w:pPr>
-        <w:spacing w:after="0" w:line="240"/>
-        <w:ind w:firstLine="288"/>
-        <w:jc w:val="both"/>
-      </w:pPr>
-      <w:r>
-        <w:rPr>
-          <w:rFonts w:ascii="Times New Roman" w:cs="Times New Roman" w:eastAsia="PMingLiU" w:hAnsi="Times New Roman"/>
-          <w:color w:val="0000FF"/>
-          <w:sz w:val="20"/>
-          <w:szCs w:val="20"/>
-        </w:rPr>
-        <w:t xml:space="preserve">Table 4 sets the numbers the proposal expected against what the midterm experiments gave. The predictor met every target, and transfer was easier than expected. The simulator numbers fall short of the proposal’s 50%, for three reasons that the next phase addresses: the planner is the greedy initial solution without route search; the replay contains only recorded rentals, so the demand that was lost at empty stations, which rebalancing would serve, is not yet counted; and the operator reference injects bikes without any truck constraint.</w:t>
-      </w:r>
-    </w:p>
-    <w:p>
-      <w:pPr>
-        <w:keepNext/>
-        <w:keepLines/>
-        <w:spacing w:after="50" w:before="100" w:line="220"/>
-        <w:jc w:val="both"/>
-      </w:pPr>
-      <w:r>
-        <w:rPr>
-          <w:rFonts w:ascii="Times New Roman" w:cs="Times New Roman" w:eastAsia="PMingLiU" w:hAnsi="Times New Roman"/>
-          <w:b/>
-          <w:bCs/>
-          <w:color w:val="0000FF"/>
-          <w:sz w:val="17"/>
-          <w:szCs w:val="17"/>
-        </w:rPr>
-        <w:t xml:space="preserve">Table 4. </w:t>
-      </w:r>
-      <w:r>
-        <w:rPr>
-          <w:rFonts w:ascii="Times New Roman" w:cs="Times New Roman" w:eastAsia="PMingLiU" w:hAnsi="Times New Roman"/>
-          <w:color w:val="0000FF"/>
-          <w:sz w:val="17"/>
-          <w:szCs w:val="17"/>
-        </w:rPr>
-        <w:t xml:space="preserve">Proposal expectations (HW1, Sec. 3) against midterm results.</w:t>
-      </w:r>
-    </w:p>
-    <w:tbl>
-      <w:tblPr>
-        <w:tblW w:type="dxa" w:w="4677"/>
-        <w:tblBorders>
-          <w:top w:val="single" w:color="999999" w:sz="4"/>
-          <w:left w:val="none" w:color="FFFFFF" w:sz="0"/>
-          <w:bottom w:val="single" w:color="999999" w:sz="4"/>
-          <w:right w:val="none" w:color="FFFFFF" w:sz="0"/>
-          <w:insideH w:val="single" w:color="BBBBBB" w:sz="2"/>
-          <w:insideV w:val="none" w:color="FFFFFF" w:sz="0"/>
-        </w:tblBorders>
-      </w:tblPr>
-      <w:tblGrid>
-        <w:gridCol w:w="1877"/>
-        <w:gridCol w:w="1300"/>
-        <w:gridCol w:w="1500"/>
-      </w:tblGrid>
-      <w:tr>
-        <w:trPr>
-          <w:cantSplit/>
-          <w:tblHeader/>
-        </w:trPr>
-        <w:tc>
-          <w:tcPr>
-            <w:tcW w:type="dxa" w:w="1877"/>
-            <w:shd w:fill="EDEDED" w:color="auto" w:val="clear"/>
-            <w:tcMar>
-              <w:top w:type="dxa" w:w="14"/>
-              <w:left w:type="dxa" w:w="50"/>
-              <w:bottom w:type="dxa" w:w="14"/>
-              <w:right w:type="dxa" w:w="50"/>
-            </w:tcMar>
-            <w:vAlign w:val="center"/>
-          </w:tcPr>
-          <w:p>
-            <w:pPr>
-              <w:keepNext/>
-              <w:keepLines/>
-              <w:spacing w:after="0" w:line="210"/>
-              <w:jc w:val="left"/>
-            </w:pPr>
-            <w:r>
-              <w:rPr>
-                <w:rFonts w:ascii="Times New Roman" w:cs="Times New Roman" w:eastAsia="PMingLiU" w:hAnsi="Times New Roman"/>
-                <w:b/>
-                <w:bCs/>
-                <w:color w:val="0000FF"/>
-                <w:sz w:val="15"/>
-                <w:szCs w:val="15"/>
-              </w:rPr>
-              <w:t xml:space="preserve">Quantity</w:t>
-            </w:r>
-          </w:p>
-        </w:tc>
-        <w:tc>
-          <w:tcPr>
-            <w:tcW w:type="dxa" w:w="1300"/>
-            <w:shd w:fill="EDEDED" w:color="auto" w:val="clear"/>
-            <w:tcMar>
-              <w:top w:type="dxa" w:w="14"/>
-              <w:left w:type="dxa" w:w="50"/>
-              <w:bottom w:type="dxa" w:w="14"/>
-              <w:right w:type="dxa" w:w="50"/>
-            </w:tcMar>
-            <w:vAlign w:val="center"/>
-          </w:tcPr>
-          <w:p>
-            <w:pPr>
-              <w:keepNext/>
-              <w:keepLines/>
-              <w:spacing w:after="0" w:line="210"/>
-              <w:jc w:val="left"/>
-            </w:pPr>
-            <w:r>
-              <w:rPr>
-                <w:rFonts w:ascii="Times New Roman" w:cs="Times New Roman" w:eastAsia="PMingLiU" w:hAnsi="Times New Roman"/>
-                <w:b/>
-                <w:bCs/>
-                <w:color w:val="0000FF"/>
-                <w:sz w:val="15"/>
-                <w:szCs w:val="15"/>
-              </w:rPr>
-              <w:t xml:space="preserve">Expected (HW1)</w:t>
-            </w:r>
-          </w:p>
-        </w:tc>
-        <w:tc>
-          <w:tcPr>
-            <w:tcW w:type="dxa" w:w="1500"/>
-            <w:shd w:fill="EDEDED" w:color="auto" w:val="clear"/>
-            <w:tcMar>
-              <w:top w:type="dxa" w:w="14"/>
-              <w:left w:type="dxa" w:w="50"/>
-              <w:bottom w:type="dxa" w:w="14"/>
-              <w:right w:type="dxa" w:w="50"/>
-            </w:tcMar>
-            <w:vAlign w:val="center"/>
-          </w:tcPr>
-          <w:p>
-            <w:pPr>
-              <w:keepNext/>
-              <w:keepLines/>
-              <w:spacing w:after="0" w:line="210"/>
-              <w:jc w:val="left"/>
-            </w:pPr>
-            <w:r>
-              <w:rPr>
-                <w:rFonts w:ascii="Times New Roman" w:cs="Times New Roman" w:eastAsia="PMingLiU" w:hAnsi="Times New Roman"/>
-                <w:b/>
-                <w:bCs/>
-                <w:color w:val="0000FF"/>
-                <w:sz w:val="15"/>
-                <w:szCs w:val="15"/>
-              </w:rPr>
-              <w:t xml:space="preserve">Midterm</w:t>
-            </w:r>
-          </w:p>
-        </w:tc>
-      </w:tr>
-      <w:tr>
-        <w:trPr>
-          <w:cantSplit/>
-        </w:trPr>
-        <w:tc>
-          <w:tcPr>
-            <w:tcW w:type="dxa" w:w="1877"/>
-            <w:tcMar>
-              <w:top w:type="dxa" w:w="14"/>
-              <w:left w:type="dxa" w:w="50"/>
-              <w:bottom w:type="dxa" w:w="14"/>
-              <w:right w:type="dxa" w:w="50"/>
-            </w:tcMar>
-            <w:vAlign w:val="center"/>
-          </w:tcPr>
-          <w:p>
-            <w:pPr>
-              <w:keepNext/>
-              <w:keepLines/>
-              <w:spacing w:after="0" w:line="210"/>
-              <w:jc w:val="left"/>
-            </w:pPr>
-            <w:r>
-              <w:rPr>
-                <w:rFonts w:ascii="Times New Roman" w:cs="Times New Roman" w:eastAsia="PMingLiU" w:hAnsi="Times New Roman"/>
-                <w:b w:val="false"/>
-                <w:bCs w:val="false"/>
-                <w:color w:val="0000FF"/>
-                <w:sz w:val="15"/>
-                <w:szCs w:val="15"/>
-              </w:rPr>
-              <w:t xml:space="preserve">Predictor AUC, h = 30 min</w:t>
-            </w:r>
-          </w:p>
-        </w:tc>
-        <w:tc>
-          <w:tcPr>
-            <w:tcW w:type="dxa" w:w="1300"/>
-            <w:tcMar>
-              <w:top w:type="dxa" w:w="14"/>
-              <w:left w:type="dxa" w:w="50"/>
-              <w:bottom w:type="dxa" w:w="14"/>
-              <w:right w:type="dxa" w:w="50"/>
-            </w:tcMar>
-            <w:vAlign w:val="center"/>
-          </w:tcPr>
-          <w:p>
-            <w:pPr>
-              <w:keepNext/>
-              <w:keepLines/>
-              <w:spacing w:after="0" w:line="210"/>
-              <w:jc w:val="left"/>
-            </w:pPr>
-            <w:r>
-              <w:rPr>
-                <w:rFonts w:ascii="Times New Roman" w:cs="Times New Roman" w:eastAsia="PMingLiU" w:hAnsi="Times New Roman"/>
-                <w:b w:val="false"/>
-                <w:bCs w:val="false"/>
-                <w:color w:val="0000FF"/>
-                <w:sz w:val="15"/>
-                <w:szCs w:val="15"/>
-              </w:rPr>
-              <w:t xml:space="preserve">&gt; 0.85</w:t>
-            </w:r>
-          </w:p>
-        </w:tc>
-        <w:tc>
-          <w:tcPr>
-            <w:tcW w:type="dxa" w:w="1500"/>
-            <w:tcMar>
-              <w:top w:type="dxa" w:w="14"/>
-              <w:left w:type="dxa" w:w="50"/>
-              <w:bottom w:type="dxa" w:w="14"/>
-              <w:right w:type="dxa" w:w="50"/>
-            </w:tcMar>
-            <w:vAlign w:val="center"/>
-          </w:tcPr>
-          <w:p>
-            <w:pPr>
-              <w:keepNext/>
-              <w:keepLines/>
-              <w:spacing w:after="0" w:line="210"/>
-              <w:jc w:val="left"/>
-            </w:pPr>
-            <w:r>
-              <w:rPr>
-                <w:rFonts w:ascii="Times New Roman" w:cs="Times New Roman" w:eastAsia="PMingLiU" w:hAnsi="Times New Roman"/>
-                <w:b w:val="false"/>
-                <w:bCs w:val="false"/>
-                <w:color w:val="0000FF"/>
-                <w:sz w:val="15"/>
-                <w:szCs w:val="15"/>
-              </w:rPr>
-              <w:t xml:space="preserve">0.93 (NTU), 0.93 (NSYSU zero-shot); 0.90 at 120 min</w:t>
-            </w:r>
-          </w:p>
-        </w:tc>
-      </w:tr>
-      <w:tr>
-        <w:trPr>
-          <w:cantSplit/>
-        </w:trPr>
-        <w:tc>
-          <w:tcPr>
-            <w:tcW w:type="dxa" w:w="1877"/>
-            <w:tcMar>
-              <w:top w:type="dxa" w:w="14"/>
-              <w:left w:type="dxa" w:w="50"/>
-              <w:bottom w:type="dxa" w:w="14"/>
-              <w:right w:type="dxa" w:w="50"/>
-            </w:tcMar>
-            <w:vAlign w:val="center"/>
-          </w:tcPr>
-          <w:p>
-            <w:pPr>
-              <w:keepNext/>
-              <w:keepLines/>
-              <w:spacing w:after="0" w:line="210"/>
-              <w:jc w:val="left"/>
-            </w:pPr>
-            <w:r>
-              <w:rPr>
-                <w:rFonts w:ascii="Times New Roman" w:cs="Times New Roman" w:eastAsia="PMingLiU" w:hAnsi="Times New Roman"/>
-                <w:b w:val="false"/>
-                <w:bCs w:val="false"/>
-                <w:color w:val="0000FF"/>
-                <w:sz w:val="15"/>
-                <w:szCs w:val="15"/>
-              </w:rPr>
-              <w:t xml:space="preserve">Poisson + Monte-Carlo roll-out</w:t>
-            </w:r>
-          </w:p>
-        </w:tc>
-        <w:tc>
-          <w:tcPr>
-            <w:tcW w:type="dxa" w:w="1300"/>
-            <w:tcMar>
-              <w:top w:type="dxa" w:w="14"/>
-              <w:left w:type="dxa" w:w="50"/>
-              <w:bottom w:type="dxa" w:w="14"/>
-              <w:right w:type="dxa" w:w="50"/>
-            </w:tcMar>
-            <w:vAlign w:val="center"/>
-          </w:tcPr>
-          <w:p>
-            <w:pPr>
-              <w:keepNext/>
-              <w:keepLines/>
-              <w:spacing w:after="0" w:line="210"/>
-              <w:jc w:val="left"/>
-            </w:pPr>
-            <w:r>
-              <w:rPr>
-                <w:rFonts w:ascii="Times New Roman" w:cs="Times New Roman" w:eastAsia="PMingLiU" w:hAnsi="Times New Roman"/>
-                <w:b w:val="false"/>
-                <w:bCs w:val="false"/>
-                <w:color w:val="0000FF"/>
-                <w:sz w:val="15"/>
-                <w:szCs w:val="15"/>
-              </w:rPr>
-              <w:t xml:space="preserve">the predictor of Sec. 2.4</w:t>
-            </w:r>
-          </w:p>
-        </w:tc>
-        <w:tc>
-          <w:tcPr>
-            <w:tcW w:type="dxa" w:w="1500"/>
-            <w:tcMar>
-              <w:top w:type="dxa" w:w="14"/>
-              <w:left w:type="dxa" w:w="50"/>
-              <w:bottom w:type="dxa" w:w="14"/>
-              <w:right w:type="dxa" w:w="50"/>
-            </w:tcMar>
-            <w:vAlign w:val="center"/>
-          </w:tcPr>
-          <w:p>
-            <w:pPr>
-              <w:keepNext/>
-              <w:keepLines/>
-              <w:spacing w:after="0" w:line="210"/>
-              <w:jc w:val="left"/>
-            </w:pPr>
-            <w:r>
-              <w:rPr>
-                <w:rFonts w:ascii="Times New Roman" w:cs="Times New Roman" w:eastAsia="PMingLiU" w:hAnsi="Times New Roman"/>
-                <w:b w:val="false"/>
-                <w:bCs w:val="false"/>
-                <w:color w:val="0000FF"/>
-                <w:sz w:val="15"/>
-                <w:szCs w:val="15"/>
-              </w:rPr>
-              <w:t xml:space="preserve">built exactly; AUC 0.895, so the classifier (0.922–0.932) is used</w:t>
-            </w:r>
-          </w:p>
-        </w:tc>
-      </w:tr>
-      <w:tr>
-        <w:trPr>
-          <w:cantSplit/>
-        </w:trPr>
-        <w:tc>
-          <w:tcPr>
-            <w:tcW w:type="dxa" w:w="1877"/>
-            <w:tcMar>
-              <w:top w:type="dxa" w:w="14"/>
-              <w:left w:type="dxa" w:w="50"/>
-              <w:bottom w:type="dxa" w:w="14"/>
-              <w:right w:type="dxa" w:w="50"/>
-            </w:tcMar>
-            <w:vAlign w:val="center"/>
-          </w:tcPr>
-          <w:p>
-            <w:pPr>
-              <w:keepNext/>
-              <w:keepLines/>
-              <w:spacing w:after="0" w:line="210"/>
-              <w:jc w:val="left"/>
-            </w:pPr>
-            <w:r>
-              <w:rPr>
-                <w:rFonts w:ascii="Times New Roman" w:cs="Times New Roman" w:eastAsia="PMingLiU" w:hAnsi="Times New Roman"/>
-                <w:b w:val="false"/>
-                <w:bCs w:val="false"/>
-                <w:color w:val="0000FF"/>
-                <w:sz w:val="15"/>
-                <w:szCs w:val="15"/>
-              </w:rPr>
-              <w:t xml:space="preserve">Predictor ECE, h = 30 min</w:t>
-            </w:r>
-          </w:p>
-        </w:tc>
-        <w:tc>
-          <w:tcPr>
-            <w:tcW w:type="dxa" w:w="1300"/>
-            <w:tcMar>
-              <w:top w:type="dxa" w:w="14"/>
-              <w:left w:type="dxa" w:w="50"/>
-              <w:bottom w:type="dxa" w:w="14"/>
-              <w:right w:type="dxa" w:w="50"/>
-            </w:tcMar>
-            <w:vAlign w:val="center"/>
-          </w:tcPr>
-          <w:p>
-            <w:pPr>
-              <w:keepNext/>
-              <w:keepLines/>
-              <w:spacing w:after="0" w:line="210"/>
-              <w:jc w:val="left"/>
-            </w:pPr>
-            <w:r>
-              <w:rPr>
-                <w:rFonts w:ascii="Times New Roman" w:cs="Times New Roman" w:eastAsia="PMingLiU" w:hAnsi="Times New Roman"/>
-                <w:b w:val="false"/>
-                <w:bCs w:val="false"/>
-                <w:color w:val="0000FF"/>
-                <w:sz w:val="15"/>
-                <w:szCs w:val="15"/>
-              </w:rPr>
-              <w:t xml:space="preserve">&lt; 0.05</w:t>
-            </w:r>
-          </w:p>
-        </w:tc>
-        <w:tc>
-          <w:tcPr>
-            <w:tcW w:type="dxa" w:w="1500"/>
-            <w:tcMar>
-              <w:top w:type="dxa" w:w="14"/>
-              <w:left w:type="dxa" w:w="50"/>
-              <w:bottom w:type="dxa" w:w="14"/>
-              <w:right w:type="dxa" w:w="50"/>
-            </w:tcMar>
-            <w:vAlign w:val="center"/>
-          </w:tcPr>
-          <w:p>
-            <w:pPr>
-              <w:keepNext/>
-              <w:keepLines/>
-              <w:spacing w:after="0" w:line="210"/>
-              <w:jc w:val="left"/>
-            </w:pPr>
-            <w:r>
-              <w:rPr>
-                <w:rFonts w:ascii="Times New Roman" w:cs="Times New Roman" w:eastAsia="PMingLiU" w:hAnsi="Times New Roman"/>
-                <w:b w:val="false"/>
-                <w:bCs w:val="false"/>
-                <w:color w:val="0000FF"/>
-                <w:sz w:val="15"/>
-                <w:szCs w:val="15"/>
-              </w:rPr>
-              <w:t xml:space="preserve">0.012 (NTU), 0.023 (NSYSU zero-shot)</w:t>
-            </w:r>
-          </w:p>
-        </w:tc>
-      </w:tr>
-      <w:tr>
-        <w:trPr>
-          <w:cantSplit/>
-        </w:trPr>
-        <w:tc>
-          <w:tcPr>
-            <w:tcW w:type="dxa" w:w="1877"/>
-            <w:tcMar>
-              <w:top w:type="dxa" w:w="14"/>
-              <w:left w:type="dxa" w:w="50"/>
-              <w:bottom w:type="dxa" w:w="14"/>
-              <w:right w:type="dxa" w:w="50"/>
-            </w:tcMar>
-            <w:vAlign w:val="center"/>
-          </w:tcPr>
-          <w:p>
-            <w:pPr>
-              <w:keepNext/>
-              <w:keepLines/>
-              <w:spacing w:after="0" w:line="210"/>
-              <w:jc w:val="left"/>
-            </w:pPr>
-            <w:r>
-              <w:rPr>
-                <w:rFonts w:ascii="Times New Roman" w:cs="Times New Roman" w:eastAsia="PMingLiU" w:hAnsi="Times New Roman"/>
-                <w:b w:val="false"/>
-                <w:bCs w:val="false"/>
-                <w:color w:val="0000FF"/>
-                <w:sz w:val="15"/>
-                <w:szCs w:val="15"/>
-              </w:rPr>
-              <w:t xml:space="preserve">NSYSU transfer</w:t>
-            </w:r>
-          </w:p>
-        </w:tc>
-        <w:tc>
-          <w:tcPr>
-            <w:tcW w:type="dxa" w:w="1300"/>
-            <w:tcMar>
-              <w:top w:type="dxa" w:w="14"/>
-              <w:left w:type="dxa" w:w="50"/>
-              <w:bottom w:type="dxa" w:w="14"/>
-              <w:right w:type="dxa" w:w="50"/>
-            </w:tcMar>
-            <w:vAlign w:val="center"/>
-          </w:tcPr>
-          <w:p>
-            <w:pPr>
-              <w:keepNext/>
-              <w:keepLines/>
-              <w:spacing w:after="0" w:line="210"/>
-              <w:jc w:val="left"/>
-            </w:pPr>
-            <w:r>
-              <w:rPr>
-                <w:rFonts w:ascii="Times New Roman" w:cs="Times New Roman" w:eastAsia="PMingLiU" w:hAnsi="Times New Roman"/>
-                <w:b w:val="false"/>
-                <w:bCs w:val="false"/>
-                <w:color w:val="0000FF"/>
-                <w:sz w:val="15"/>
-                <w:szCs w:val="15"/>
-              </w:rPr>
-              <w:t xml:space="preserve">zero-shot drop, closed within 5 AUC points after 2–4 weeks</w:t>
-            </w:r>
-          </w:p>
-        </w:tc>
-        <w:tc>
-          <w:tcPr>
-            <w:tcW w:type="dxa" w:w="1500"/>
-            <w:tcMar>
-              <w:top w:type="dxa" w:w="14"/>
-              <w:left w:type="dxa" w:w="50"/>
-              <w:bottom w:type="dxa" w:w="14"/>
-              <w:right w:type="dxa" w:w="50"/>
-            </w:tcMar>
-            <w:vAlign w:val="center"/>
-          </w:tcPr>
-          <w:p>
-            <w:pPr>
-              <w:keepNext/>
-              <w:keepLines/>
-              <w:spacing w:after="0" w:line="210"/>
-              <w:jc w:val="left"/>
-            </w:pPr>
-            <w:r>
-              <w:rPr>
-                <w:rFonts w:ascii="Times New Roman" w:cs="Times New Roman" w:eastAsia="PMingLiU" w:hAnsi="Times New Roman"/>
-                <w:b w:val="false"/>
-                <w:bCs w:val="false"/>
-                <w:color w:val="0000FF"/>
-                <w:sz w:val="15"/>
-                <w:szCs w:val="15"/>
-              </w:rPr>
-              <w:t xml:space="preserve">no drop: 0.934 zero-shot vs. 0.940 with 6 local days</w:t>
-            </w:r>
-          </w:p>
-        </w:tc>
-      </w:tr>
-      <w:tr>
-        <w:trPr>
-          <w:cantSplit/>
-        </w:trPr>
-        <w:tc>
-          <w:tcPr>
-            <w:tcW w:type="dxa" w:w="1877"/>
-            <w:tcMar>
-              <w:top w:type="dxa" w:w="14"/>
-              <w:left w:type="dxa" w:w="50"/>
-              <w:bottom w:type="dxa" w:w="14"/>
-              <w:right w:type="dxa" w:w="50"/>
-            </w:tcMar>
-            <w:vAlign w:val="center"/>
-          </w:tcPr>
-          <w:p>
-            <w:pPr>
-              <w:keepNext/>
-              <w:keepLines/>
-              <w:spacing w:after="0" w:line="210"/>
-              <w:jc w:val="left"/>
-            </w:pPr>
-            <w:r>
-              <w:rPr>
-                <w:rFonts w:ascii="Times New Roman" w:cs="Times New Roman" w:eastAsia="PMingLiU" w:hAnsi="Times New Roman"/>
-                <w:b w:val="false"/>
-                <w:bCs w:val="false"/>
-                <w:color w:val="0000FF"/>
-                <w:sz w:val="15"/>
-                <w:szCs w:val="15"/>
-              </w:rPr>
-              <w:t xml:space="preserve">Unmet rentals avoided, reactive</w:t>
-            </w:r>
-          </w:p>
-        </w:tc>
-        <w:tc>
-          <w:tcPr>
-            <w:tcW w:type="dxa" w:w="1300"/>
-            <w:tcMar>
-              <w:top w:type="dxa" w:w="14"/>
-              <w:left w:type="dxa" w:w="50"/>
-              <w:bottom w:type="dxa" w:w="14"/>
-              <w:right w:type="dxa" w:w="50"/>
-            </w:tcMar>
-            <w:vAlign w:val="center"/>
-          </w:tcPr>
-          <w:p>
-            <w:pPr>
-              <w:keepNext/>
-              <w:keepLines/>
-              <w:spacing w:after="0" w:line="210"/>
-              <w:jc w:val="left"/>
-            </w:pPr>
-            <w:r>
-              <w:rPr>
-                <w:rFonts w:ascii="Times New Roman" w:cs="Times New Roman" w:eastAsia="PMingLiU" w:hAnsi="Times New Roman"/>
-                <w:b w:val="false"/>
-                <w:bCs w:val="false"/>
-                <w:color w:val="0000FF"/>
-                <w:sz w:val="15"/>
-                <w:szCs w:val="15"/>
-              </w:rPr>
-              <w:t xml:space="preserve">about 20%</w:t>
-            </w:r>
-          </w:p>
-        </w:tc>
-        <w:tc>
-          <w:tcPr>
-            <w:tcW w:type="dxa" w:w="1500"/>
-            <w:tcMar>
-              <w:top w:type="dxa" w:w="14"/>
-              <w:left w:type="dxa" w:w="50"/>
-              <w:bottom w:type="dxa" w:w="14"/>
-              <w:right w:type="dxa" w:w="50"/>
-            </w:tcMar>
-            <w:vAlign w:val="center"/>
-          </w:tcPr>
-          <w:p>
-            <w:pPr>
-              <w:keepNext/>
-              <w:keepLines/>
-              <w:spacing w:after="0" w:line="210"/>
-              <w:jc w:val="left"/>
-            </w:pPr>
-            <w:r>
-              <w:rPr>
-                <w:rFonts w:ascii="Times New Roman" w:cs="Times New Roman" w:eastAsia="PMingLiU" w:hAnsi="Times New Roman"/>
-                <w:b w:val="false"/>
-                <w:bCs w:val="false"/>
-                <w:color w:val="0000FF"/>
-                <w:sz w:val="15"/>
-                <w:szCs w:val="15"/>
-              </w:rPr>
-              <w:t xml:space="preserve">7% / 17% / 26% with 1 / 3 / 6 trucks</w:t>
-            </w:r>
-          </w:p>
-        </w:tc>
-      </w:tr>
-      <w:tr>
-        <w:trPr>
-          <w:cantSplit/>
-        </w:trPr>
-        <w:tc>
-          <w:tcPr>
-            <w:tcW w:type="dxa" w:w="1877"/>
-            <w:tcMar>
-              <w:top w:type="dxa" w:w="14"/>
-              <w:left w:type="dxa" w:w="50"/>
-              <w:bottom w:type="dxa" w:w="14"/>
-              <w:right w:type="dxa" w:w="50"/>
-            </w:tcMar>
-            <w:vAlign w:val="center"/>
-          </w:tcPr>
-          <w:p>
-            <w:pPr>
-              <w:keepNext/>
-              <w:keepLines/>
-              <w:spacing w:after="0" w:line="210"/>
-              <w:jc w:val="left"/>
-            </w:pPr>
-            <w:r>
-              <w:rPr>
-                <w:rFonts w:ascii="Times New Roman" w:cs="Times New Roman" w:eastAsia="PMingLiU" w:hAnsi="Times New Roman"/>
-                <w:b w:val="false"/>
-                <w:bCs w:val="false"/>
-                <w:color w:val="0000FF"/>
-                <w:sz w:val="15"/>
-                <w:szCs w:val="15"/>
-              </w:rPr>
-              <w:t xml:space="preserve">Unmet rentals avoided, point forecast</w:t>
-            </w:r>
-          </w:p>
-        </w:tc>
-        <w:tc>
-          <w:tcPr>
-            <w:tcW w:type="dxa" w:w="1300"/>
-            <w:tcMar>
-              <w:top w:type="dxa" w:w="14"/>
-              <w:left w:type="dxa" w:w="50"/>
-              <w:bottom w:type="dxa" w:w="14"/>
-              <w:right w:type="dxa" w:w="50"/>
-            </w:tcMar>
-            <w:vAlign w:val="center"/>
-          </w:tcPr>
-          <w:p>
-            <w:pPr>
-              <w:keepNext/>
-              <w:keepLines/>
-              <w:spacing w:after="0" w:line="210"/>
-              <w:jc w:val="left"/>
-            </w:pPr>
-            <w:r>
-              <w:rPr>
-                <w:rFonts w:ascii="Times New Roman" w:cs="Times New Roman" w:eastAsia="PMingLiU" w:hAnsi="Times New Roman"/>
-                <w:b w:val="false"/>
-                <w:bCs w:val="false"/>
-                <w:color w:val="0000FF"/>
-                <w:sz w:val="15"/>
-                <w:szCs w:val="15"/>
-              </w:rPr>
-              <w:t xml:space="preserve">about 40%</w:t>
-            </w:r>
-          </w:p>
-        </w:tc>
-        <w:tc>
-          <w:tcPr>
-            <w:tcW w:type="dxa" w:w="1500"/>
-            <w:tcMar>
-              <w:top w:type="dxa" w:w="14"/>
-              <w:left w:type="dxa" w:w="50"/>
-              <w:bottom w:type="dxa" w:w="14"/>
-              <w:right w:type="dxa" w:w="50"/>
-            </w:tcMar>
-            <w:vAlign w:val="center"/>
-          </w:tcPr>
-          <w:p>
-            <w:pPr>
-              <w:keepNext/>
-              <w:keepLines/>
-              <w:spacing w:after="0" w:line="210"/>
-              <w:jc w:val="left"/>
-            </w:pPr>
-            <w:r>
-              <w:rPr>
-                <w:rFonts w:ascii="Times New Roman" w:cs="Times New Roman" w:eastAsia="PMingLiU" w:hAnsi="Times New Roman"/>
-                <w:b w:val="false"/>
-                <w:bCs w:val="false"/>
-                <w:color w:val="0000FF"/>
-                <w:sz w:val="15"/>
-                <w:szCs w:val="15"/>
-              </w:rPr>
-              <w:t xml:space="preserve">5% / 16% / 25%</w:t>
-            </w:r>
-          </w:p>
-        </w:tc>
-      </w:tr>
-      <w:tr>
-        <w:trPr>
-          <w:cantSplit/>
-        </w:trPr>
-        <w:tc>
-          <w:tcPr>
-            <w:tcW w:type="dxa" w:w="1877"/>
-            <w:tcMar>
-              <w:top w:type="dxa" w:w="14"/>
-              <w:left w:type="dxa" w:w="50"/>
-              <w:bottom w:type="dxa" w:w="14"/>
-              <w:right w:type="dxa" w:w="50"/>
-            </w:tcMar>
-            <w:vAlign w:val="center"/>
-          </w:tcPr>
-          <w:p>
-            <w:pPr>
-              <w:keepNext w:val="false"/>
-              <w:keepLines/>
-              <w:spacing w:after="0" w:line="210"/>
-              <w:jc w:val="left"/>
-            </w:pPr>
-            <w:r>
-              <w:rPr>
-                <w:rFonts w:ascii="Times New Roman" w:cs="Times New Roman" w:eastAsia="PMingLiU" w:hAnsi="Times New Roman"/>
-                <w:b w:val="false"/>
-                <w:bCs w:val="false"/>
-                <w:color w:val="0000FF"/>
-                <w:sz w:val="15"/>
-                <w:szCs w:val="15"/>
-              </w:rPr>
-              <w:t xml:space="preserve">Unmet rentals avoided, probabilistic</w:t>
-            </w:r>
-          </w:p>
-        </w:tc>
-        <w:tc>
-          <w:tcPr>
-            <w:tcW w:type="dxa" w:w="1300"/>
-            <w:tcMar>
-              <w:top w:type="dxa" w:w="14"/>
-              <w:left w:type="dxa" w:w="50"/>
-              <w:bottom w:type="dxa" w:w="14"/>
-              <w:right w:type="dxa" w:w="50"/>
-            </w:tcMar>
-            <w:vAlign w:val="center"/>
-          </w:tcPr>
-          <w:p>
-            <w:pPr>
-              <w:keepNext w:val="false"/>
-              <w:keepLines/>
-              <w:spacing w:after="0" w:line="210"/>
-              <w:jc w:val="left"/>
-            </w:pPr>
-            <w:r>
-              <w:rPr>
-                <w:rFonts w:ascii="Times New Roman" w:cs="Times New Roman" w:eastAsia="PMingLiU" w:hAnsi="Times New Roman"/>
-                <w:b w:val="false"/>
-                <w:bCs w:val="false"/>
-                <w:color w:val="0000FF"/>
-                <w:sz w:val="15"/>
-                <w:szCs w:val="15"/>
-              </w:rPr>
-              <w:t xml:space="preserve">about 50%</w:t>
-            </w:r>
-          </w:p>
-        </w:tc>
-        <w:tc>
-          <w:tcPr>
-            <w:tcW w:type="dxa" w:w="1500"/>
-            <w:tcMar>
-              <w:top w:type="dxa" w:w="14"/>
-              <w:left w:type="dxa" w:w="50"/>
-              <w:bottom w:type="dxa" w:w="14"/>
-              <w:right w:type="dxa" w:w="50"/>
-            </w:tcMar>
-            <w:vAlign w:val="center"/>
-          </w:tcPr>
-          <w:p>
-            <w:pPr>
-              <w:keepNext w:val="false"/>
-              <w:keepLines/>
-              <w:spacing w:after="0" w:line="210"/>
-              <w:jc w:val="left"/>
-            </w:pPr>
-            <w:r>
-              <w:rPr>
-                <w:rFonts w:ascii="Times New Roman" w:cs="Times New Roman" w:eastAsia="PMingLiU" w:hAnsi="Times New Roman"/>
-                <w:b w:val="false"/>
-                <w:bCs w:val="false"/>
-                <w:color w:val="0000FF"/>
-                <w:sz w:val="15"/>
-                <w:szCs w:val="15"/>
-              </w:rPr>
-              <w:t xml:space="preserve">7% / 17% / 27%; operator replay 61%</w:t>
-            </w:r>
-          </w:p>
-        </w:tc>
-      </w:tr>
-    </w:tbl>
-    <w:p>
-      <w:pPr>
-        <w:spacing w:after="80" w:before="0" w:line="120"/>
-      </w:pPr>
-      <w:r>
-        <w:rPr>
-          <w:rFonts w:ascii="Times New Roman" w:cs="Times New Roman" w:eastAsia="PMingLiU" w:hAnsi="Times New Roman"/>
-          <w:sz w:val="6"/>
-          <w:szCs w:val="6"/>
-        </w:rPr>
-        <w:t xml:space="preserve"/>
+          <w:rFonts w:ascii="Times New Roman" w:cs="Times New Roman" w:eastAsia="標楷體" w:hAnsi="Times New Roman"/>
+          <w:color w:val="0000FF"/>
+          <w:sz w:val="20"/>
+          <w:szCs w:val="20"/>
+        </w:rPr>
+        <w:t xml:space="preserve">Table 4 sets the numbers the proposal expected against what the midterm experiments gave. The predictor met every target, and transfer was easier than expected. The route search raised the simulator numbers to 13%, 30% and 45% with 1, 3 and 6 trucks, approaching the proposal’s 50% with six trucks. The replay also understates what rebalancing can do, because it contains only recorded rentals: the demand that was lost at empty stations, which rebalancing would serve, is not yet counted. The operator replay (61%) injects about 5,100 bikes per day without any truck constraint and is a reference, not a reachable target.</w:t>
       </w:r>
     </w:p>
     <w:p>
@@ -10091,7 +10455,7 @@
       </w:pPr>
       <w:r>
         <w:rPr>
-          <w:rFonts w:ascii="Times New Roman" w:cs="Times New Roman" w:eastAsia="PMingLiU" w:hAnsi="Times New Roman"/>
+          <w:rFonts w:ascii="Times New Roman" w:cs="Times New Roman" w:eastAsia="標楷體" w:hAnsi="Times New Roman"/>
           <w:b/>
           <w:bCs/>
           <w:color w:val="0000FF"/>
@@ -10102,7 +10466,7 @@
       </w:r>
       <w:r>
         <w:rPr>
-          <w:rFonts w:ascii="Times New Roman" w:cs="Times New Roman" w:eastAsia="PMingLiU" w:hAnsi="Times New Roman"/>
+          <w:rFonts w:ascii="Times New Roman" w:cs="Times New Roman" w:eastAsia="標楷體" w:hAnsi="Times New Roman"/>
           <w:color w:val="0000FF"/>
           <w:sz w:val="17"/>
           <w:szCs w:val="17"/>
@@ -10113,118 +10477,848 @@
     <w:p>
       <w:pPr>
         <w:keepNext/>
-        <w:spacing w:after="0" w:line="240"/>
-        <w:ind w:firstLine="288"/>
+        <w:keepLines/>
+        <w:spacing w:after="50" w:before="100" w:line="220"/>
         <w:jc w:val="both"/>
       </w:pPr>
       <w:r>
         <w:rPr>
-          <w:rFonts w:ascii="Times New Roman" w:cs="Times New Roman" w:eastAsia="PMingLiU" w:hAnsi="Times New Roman"/>
-          <w:color w:val="0000FF"/>
-          <w:sz w:val="20"/>
-          <w:szCs w:val="20"/>
-        </w:rPr>
-        <w:t xml:space="preserve">Fig. 14 updates the schedule: data pipeline and demand reconstruction are complete, the predictor is trained and transferred ahead of plan, and the simulator exists two weeks early with the planner still greedy. None of the proposal’s three fallbacks was needed. Remaining work:</w:t>
-      </w:r>
-    </w:p>
-    <w:p>
-      <w:pPr>
-        <w:spacing w:after="0" w:line="240"/>
-        <w:ind w:left="300" w:hanging="180"/>
-        <w:jc w:val="both"/>
-      </w:pPr>
-      <w:r>
-        <w:rPr>
-          <w:rFonts w:ascii="Times New Roman" w:cs="Times New Roman" w:eastAsia="PMingLiU" w:hAnsi="Times New Roman"/>
-          <w:color w:val="0000FF"/>
-          <w:sz w:val="20"/>
-          <w:szCs w:val="20"/>
-        </w:rPr>
-        <w:t xml:space="preserve">– </w:t>
-      </w:r>
-      <w:r>
-        <w:rPr>
-          <w:rFonts w:ascii="Times New Roman" w:cs="Times New Roman" w:eastAsia="PMingLiU" w:hAnsi="Times New Roman"/>
-          <w:color w:val="0000FF"/>
-          <w:sz w:val="20"/>
-          <w:szCs w:val="20"/>
-        </w:rPr>
-        <w:t xml:space="preserve">the rolling-horizon planner with 2-opt / simulated annealing and multi-stop routes, evaluated in the same simulator;</w:t>
-      </w:r>
-    </w:p>
-    <w:p>
-      <w:pPr>
-        <w:spacing w:after="0" w:line="240"/>
-        <w:ind w:left="300" w:hanging="180"/>
-        <w:jc w:val="both"/>
-      </w:pPr>
-      <w:r>
-        <w:rPr>
-          <w:rFonts w:ascii="Times New Roman" w:cs="Times New Roman" w:eastAsia="PMingLiU" w:hAnsi="Times New Roman"/>
-          <w:color w:val="0000FF"/>
-          <w:sz w:val="20"/>
-          <w:szCs w:val="20"/>
-        </w:rPr>
-        <w:t xml:space="preserve">– </w:t>
-      </w:r>
-      <w:r>
-        <w:rPr>
-          <w:rFonts w:ascii="Times New Roman" w:cs="Times New Roman" w:eastAsia="PMingLiU" w:hAnsi="Times New Roman"/>
-          <w:color w:val="0000FF"/>
-          <w:sz w:val="20"/>
-          <w:szCs w:val="20"/>
-        </w:rPr>
-        <w:t xml:space="preserve">a two-sided (empty / full) label for the pre-bell cases where the predictor is weakest;</w:t>
-      </w:r>
-    </w:p>
-    <w:p>
-      <w:pPr>
-        <w:spacing w:after="0" w:line="240"/>
-        <w:ind w:left="300" w:hanging="180"/>
-        <w:jc w:val="both"/>
-      </w:pPr>
-      <w:r>
-        <w:rPr>
-          <w:rFonts w:ascii="Times New Roman" w:cs="Times New Roman" w:eastAsia="PMingLiU" w:hAnsi="Times New Roman"/>
-          <w:color w:val="0000FF"/>
-          <w:sz w:val="20"/>
-          <w:szCs w:val="20"/>
-        </w:rPr>
-        <w:t xml:space="preserve">– </w:t>
-      </w:r>
-      <w:r>
-        <w:rPr>
-          <w:rFonts w:ascii="Times New Roman" w:cs="Times New Roman" w:eastAsia="PMingLiU" w:hAnsi="Times New Roman"/>
-          <w:color w:val="0000FF"/>
-          <w:sz w:val="20"/>
-          <w:szCs w:val="20"/>
-        </w:rPr>
-        <w:t xml:space="preserve">imputing the censored demand of Sec. 3.3 into the replay, so that unmet rentals include riders who never found a bike;</w:t>
-      </w:r>
-    </w:p>
-    <w:p>
-      <w:pPr>
-        <w:spacing w:after="40" w:line="240"/>
-        <w:ind w:left="300" w:hanging="180"/>
-        <w:jc w:val="both"/>
-      </w:pPr>
-      <w:r>
-        <w:rPr>
-          <w:rFonts w:ascii="Times New Roman" w:cs="Times New Roman" w:eastAsia="PMingLiU" w:hAnsi="Times New Roman"/>
-          <w:color w:val="0000FF"/>
-          <w:sz w:val="20"/>
-          <w:szCs w:val="20"/>
-        </w:rPr>
-        <w:t xml:space="preserve">– </w:t>
-      </w:r>
-      <w:r>
-        <w:rPr>
-          <w:rFonts w:ascii="Times New Roman" w:cs="Times New Roman" w:eastAsia="PMingLiU" w:hAnsi="Times New Roman"/>
-          <w:color w:val="0000FF"/>
-          <w:sz w:val="20"/>
-          <w:szCs w:val="20"/>
-        </w:rPr>
-        <w:t xml:space="preserve">the live NSYSU demo (Fig. 15) and, after four more weeks of logging, a transfer study by week of local data.</w:t>
+          <w:rFonts w:ascii="Times New Roman" w:cs="Times New Roman" w:eastAsia="標楷體" w:hAnsi="Times New Roman"/>
+          <w:b/>
+          <w:bCs/>
+          <w:color w:val="0000FF"/>
+          <w:sz w:val="17"/>
+          <w:szCs w:val="17"/>
+        </w:rPr>
+        <w:t xml:space="preserve">Table 4. </w:t>
+      </w:r>
+      <w:r>
+        <w:rPr>
+          <w:rFonts w:ascii="Times New Roman" w:cs="Times New Roman" w:eastAsia="標楷體" w:hAnsi="Times New Roman"/>
+          <w:color w:val="0000FF"/>
+          <w:sz w:val="17"/>
+          <w:szCs w:val="17"/>
+        </w:rPr>
+        <w:t xml:space="preserve">Proposal expectations (HW1, Sec. 3) against midterm results.</w:t>
+      </w:r>
+    </w:p>
+    <w:tbl>
+      <w:tblPr>
+        <w:tblW w:type="dxa" w:w="4677"/>
+        <w:tblBorders>
+          <w:top w:val="single" w:color="999999" w:sz="4"/>
+          <w:left w:val="none" w:color="FFFFFF" w:sz="0"/>
+          <w:bottom w:val="single" w:color="999999" w:sz="4"/>
+          <w:right w:val="none" w:color="FFFFFF" w:sz="0"/>
+          <w:insideH w:val="single" w:color="BBBBBB" w:sz="2"/>
+          <w:insideV w:val="none" w:color="FFFFFF" w:sz="0"/>
+        </w:tblBorders>
+      </w:tblPr>
+      <w:tblGrid>
+        <w:gridCol w:w="1877"/>
+        <w:gridCol w:w="1300"/>
+        <w:gridCol w:w="1500"/>
+      </w:tblGrid>
+      <w:tr>
+        <w:trPr>
+          <w:cantSplit/>
+          <w:tblHeader/>
+        </w:trPr>
+        <w:tc>
+          <w:tcPr>
+            <w:tcW w:type="dxa" w:w="1877"/>
+            <w:shd w:fill="EDEDED" w:color="auto" w:val="clear"/>
+            <w:tcMar>
+              <w:top w:type="dxa" w:w="14"/>
+              <w:left w:type="dxa" w:w="50"/>
+              <w:bottom w:type="dxa" w:w="14"/>
+              <w:right w:type="dxa" w:w="50"/>
+            </w:tcMar>
+            <w:vAlign w:val="center"/>
+          </w:tcPr>
+          <w:p>
+            <w:pPr>
+              <w:keepNext/>
+              <w:keepLines/>
+              <w:spacing w:after="0" w:line="210"/>
+              <w:jc w:val="left"/>
+            </w:pPr>
+            <w:r>
+              <w:rPr>
+                <w:rFonts w:ascii="Times New Roman" w:cs="Times New Roman" w:eastAsia="標楷體" w:hAnsi="Times New Roman"/>
+                <w:b/>
+                <w:bCs/>
+                <w:color w:val="0000FF"/>
+                <w:sz w:val="15"/>
+                <w:szCs w:val="15"/>
+              </w:rPr>
+              <w:t xml:space="preserve">Quantity</w:t>
+            </w:r>
+          </w:p>
+        </w:tc>
+        <w:tc>
+          <w:tcPr>
+            <w:tcW w:type="dxa" w:w="1300"/>
+            <w:shd w:fill="EDEDED" w:color="auto" w:val="clear"/>
+            <w:tcMar>
+              <w:top w:type="dxa" w:w="14"/>
+              <w:left w:type="dxa" w:w="50"/>
+              <w:bottom w:type="dxa" w:w="14"/>
+              <w:right w:type="dxa" w:w="50"/>
+            </w:tcMar>
+            <w:vAlign w:val="center"/>
+          </w:tcPr>
+          <w:p>
+            <w:pPr>
+              <w:keepNext/>
+              <w:keepLines/>
+              <w:spacing w:after="0" w:line="210"/>
+              <w:jc w:val="left"/>
+            </w:pPr>
+            <w:r>
+              <w:rPr>
+                <w:rFonts w:ascii="Times New Roman" w:cs="Times New Roman" w:eastAsia="標楷體" w:hAnsi="Times New Roman"/>
+                <w:b/>
+                <w:bCs/>
+                <w:color w:val="0000FF"/>
+                <w:sz w:val="15"/>
+                <w:szCs w:val="15"/>
+              </w:rPr>
+              <w:t xml:space="preserve">Expected (HW1)</w:t>
+            </w:r>
+          </w:p>
+        </w:tc>
+        <w:tc>
+          <w:tcPr>
+            <w:tcW w:type="dxa" w:w="1500"/>
+            <w:shd w:fill="EDEDED" w:color="auto" w:val="clear"/>
+            <w:tcMar>
+              <w:top w:type="dxa" w:w="14"/>
+              <w:left w:type="dxa" w:w="50"/>
+              <w:bottom w:type="dxa" w:w="14"/>
+              <w:right w:type="dxa" w:w="50"/>
+            </w:tcMar>
+            <w:vAlign w:val="center"/>
+          </w:tcPr>
+          <w:p>
+            <w:pPr>
+              <w:keepNext/>
+              <w:keepLines/>
+              <w:spacing w:after="0" w:line="210"/>
+              <w:jc w:val="left"/>
+            </w:pPr>
+            <w:r>
+              <w:rPr>
+                <w:rFonts w:ascii="Times New Roman" w:cs="Times New Roman" w:eastAsia="標楷體" w:hAnsi="Times New Roman"/>
+                <w:b/>
+                <w:bCs/>
+                <w:color w:val="0000FF"/>
+                <w:sz w:val="15"/>
+                <w:szCs w:val="15"/>
+              </w:rPr>
+              <w:t xml:space="preserve">Midterm</w:t>
+            </w:r>
+          </w:p>
+        </w:tc>
+      </w:tr>
+      <w:tr>
+        <w:trPr>
+          <w:cantSplit/>
+        </w:trPr>
+        <w:tc>
+          <w:tcPr>
+            <w:tcW w:type="dxa" w:w="1877"/>
+            <w:tcMar>
+              <w:top w:type="dxa" w:w="14"/>
+              <w:left w:type="dxa" w:w="50"/>
+              <w:bottom w:type="dxa" w:w="14"/>
+              <w:right w:type="dxa" w:w="50"/>
+            </w:tcMar>
+            <w:vAlign w:val="center"/>
+          </w:tcPr>
+          <w:p>
+            <w:pPr>
+              <w:keepNext/>
+              <w:keepLines/>
+              <w:spacing w:after="0" w:line="210"/>
+              <w:jc w:val="left"/>
+            </w:pPr>
+            <w:r>
+              <w:rPr>
+                <w:rFonts w:ascii="Times New Roman" w:cs="Times New Roman" w:eastAsia="標楷體" w:hAnsi="Times New Roman"/>
+                <w:b w:val="false"/>
+                <w:bCs w:val="false"/>
+                <w:color w:val="0000FF"/>
+                <w:sz w:val="15"/>
+                <w:szCs w:val="15"/>
+              </w:rPr>
+              <w:t xml:space="preserve">Predictor AUC, h = 30 min</w:t>
+            </w:r>
+          </w:p>
+        </w:tc>
+        <w:tc>
+          <w:tcPr>
+            <w:tcW w:type="dxa" w:w="1300"/>
+            <w:tcMar>
+              <w:top w:type="dxa" w:w="14"/>
+              <w:left w:type="dxa" w:w="50"/>
+              <w:bottom w:type="dxa" w:w="14"/>
+              <w:right w:type="dxa" w:w="50"/>
+            </w:tcMar>
+            <w:vAlign w:val="center"/>
+          </w:tcPr>
+          <w:p>
+            <w:pPr>
+              <w:keepNext/>
+              <w:keepLines/>
+              <w:spacing w:after="0" w:line="210"/>
+              <w:jc w:val="left"/>
+            </w:pPr>
+            <w:r>
+              <w:rPr>
+                <w:rFonts w:ascii="Times New Roman" w:cs="Times New Roman" w:eastAsia="標楷體" w:hAnsi="Times New Roman"/>
+                <w:b w:val="false"/>
+                <w:bCs w:val="false"/>
+                <w:color w:val="0000FF"/>
+                <w:sz w:val="15"/>
+                <w:szCs w:val="15"/>
+              </w:rPr>
+              <w:t xml:space="preserve">&gt; 0.85</w:t>
+            </w:r>
+          </w:p>
+        </w:tc>
+        <w:tc>
+          <w:tcPr>
+            <w:tcW w:type="dxa" w:w="1500"/>
+            <w:tcMar>
+              <w:top w:type="dxa" w:w="14"/>
+              <w:left w:type="dxa" w:w="50"/>
+              <w:bottom w:type="dxa" w:w="14"/>
+              <w:right w:type="dxa" w:w="50"/>
+            </w:tcMar>
+            <w:vAlign w:val="center"/>
+          </w:tcPr>
+          <w:p>
+            <w:pPr>
+              <w:keepNext/>
+              <w:keepLines/>
+              <w:spacing w:after="0" w:line="210"/>
+              <w:jc w:val="left"/>
+            </w:pPr>
+            <w:r>
+              <w:rPr>
+                <w:rFonts w:ascii="Times New Roman" w:cs="Times New Roman" w:eastAsia="標楷體" w:hAnsi="Times New Roman"/>
+                <w:b w:val="false"/>
+                <w:bCs w:val="false"/>
+                <w:color w:val="0000FF"/>
+                <w:sz w:val="15"/>
+                <w:szCs w:val="15"/>
+              </w:rPr>
+              <w:t xml:space="preserve">0.93 (NTU), 0.93 (NSYSU zero-shot); 0.90 at 120 min</w:t>
+            </w:r>
+          </w:p>
+        </w:tc>
+      </w:tr>
+      <w:tr>
+        <w:trPr>
+          <w:cantSplit/>
+        </w:trPr>
+        <w:tc>
+          <w:tcPr>
+            <w:tcW w:type="dxa" w:w="1877"/>
+            <w:tcMar>
+              <w:top w:type="dxa" w:w="14"/>
+              <w:left w:type="dxa" w:w="50"/>
+              <w:bottom w:type="dxa" w:w="14"/>
+              <w:right w:type="dxa" w:w="50"/>
+            </w:tcMar>
+            <w:vAlign w:val="center"/>
+          </w:tcPr>
+          <w:p>
+            <w:pPr>
+              <w:keepNext/>
+              <w:keepLines/>
+              <w:spacing w:after="0" w:line="210"/>
+              <w:jc w:val="left"/>
+            </w:pPr>
+            <w:r>
+              <w:rPr>
+                <w:rFonts w:ascii="Times New Roman" w:cs="Times New Roman" w:eastAsia="標楷體" w:hAnsi="Times New Roman"/>
+                <w:b w:val="false"/>
+                <w:bCs w:val="false"/>
+                <w:color w:val="0000FF"/>
+                <w:sz w:val="15"/>
+                <w:szCs w:val="15"/>
+              </w:rPr>
+              <w:t xml:space="preserve">Poisson + Monte-Carlo roll-out</w:t>
+            </w:r>
+          </w:p>
+        </w:tc>
+        <w:tc>
+          <w:tcPr>
+            <w:tcW w:type="dxa" w:w="1300"/>
+            <w:tcMar>
+              <w:top w:type="dxa" w:w="14"/>
+              <w:left w:type="dxa" w:w="50"/>
+              <w:bottom w:type="dxa" w:w="14"/>
+              <w:right w:type="dxa" w:w="50"/>
+            </w:tcMar>
+            <w:vAlign w:val="center"/>
+          </w:tcPr>
+          <w:p>
+            <w:pPr>
+              <w:keepNext/>
+              <w:keepLines/>
+              <w:spacing w:after="0" w:line="210"/>
+              <w:jc w:val="left"/>
+            </w:pPr>
+            <w:r>
+              <w:rPr>
+                <w:rFonts w:ascii="Times New Roman" w:cs="Times New Roman" w:eastAsia="標楷體" w:hAnsi="Times New Roman"/>
+                <w:b w:val="false"/>
+                <w:bCs w:val="false"/>
+                <w:color w:val="0000FF"/>
+                <w:sz w:val="15"/>
+                <w:szCs w:val="15"/>
+              </w:rPr>
+              <w:t xml:space="preserve">the predictor of Sec. 2.4</w:t>
+            </w:r>
+          </w:p>
+        </w:tc>
+        <w:tc>
+          <w:tcPr>
+            <w:tcW w:type="dxa" w:w="1500"/>
+            <w:tcMar>
+              <w:top w:type="dxa" w:w="14"/>
+              <w:left w:type="dxa" w:w="50"/>
+              <w:bottom w:type="dxa" w:w="14"/>
+              <w:right w:type="dxa" w:w="50"/>
+            </w:tcMar>
+            <w:vAlign w:val="center"/>
+          </w:tcPr>
+          <w:p>
+            <w:pPr>
+              <w:keepNext/>
+              <w:keepLines/>
+              <w:spacing w:after="0" w:line="210"/>
+              <w:jc w:val="left"/>
+            </w:pPr>
+            <w:r>
+              <w:rPr>
+                <w:rFonts w:ascii="Times New Roman" w:cs="Times New Roman" w:eastAsia="標楷體" w:hAnsi="Times New Roman"/>
+                <w:b w:val="false"/>
+                <w:bCs w:val="false"/>
+                <w:color w:val="0000FF"/>
+                <w:sz w:val="15"/>
+                <w:szCs w:val="15"/>
+              </w:rPr>
+              <w:t xml:space="preserve">built exactly; AUC 0.895, so the classifier (0.922–0.932) predicts and the chain prices bikes for the planner</w:t>
+            </w:r>
+          </w:p>
+        </w:tc>
+      </w:tr>
+      <w:tr>
+        <w:trPr>
+          <w:cantSplit/>
+        </w:trPr>
+        <w:tc>
+          <w:tcPr>
+            <w:tcW w:type="dxa" w:w="1877"/>
+            <w:tcMar>
+              <w:top w:type="dxa" w:w="14"/>
+              <w:left w:type="dxa" w:w="50"/>
+              <w:bottom w:type="dxa" w:w="14"/>
+              <w:right w:type="dxa" w:w="50"/>
+            </w:tcMar>
+            <w:vAlign w:val="center"/>
+          </w:tcPr>
+          <w:p>
+            <w:pPr>
+              <w:keepNext/>
+              <w:keepLines/>
+              <w:spacing w:after="0" w:line="210"/>
+              <w:jc w:val="left"/>
+            </w:pPr>
+            <w:r>
+              <w:rPr>
+                <w:rFonts w:ascii="Times New Roman" w:cs="Times New Roman" w:eastAsia="標楷體" w:hAnsi="Times New Roman"/>
+                <w:b w:val="false"/>
+                <w:bCs w:val="false"/>
+                <w:color w:val="0000FF"/>
+                <w:sz w:val="15"/>
+                <w:szCs w:val="15"/>
+              </w:rPr>
+              <w:t xml:space="preserve">Predictor ECE, h = 30 min</w:t>
+            </w:r>
+          </w:p>
+        </w:tc>
+        <w:tc>
+          <w:tcPr>
+            <w:tcW w:type="dxa" w:w="1300"/>
+            <w:tcMar>
+              <w:top w:type="dxa" w:w="14"/>
+              <w:left w:type="dxa" w:w="50"/>
+              <w:bottom w:type="dxa" w:w="14"/>
+              <w:right w:type="dxa" w:w="50"/>
+            </w:tcMar>
+            <w:vAlign w:val="center"/>
+          </w:tcPr>
+          <w:p>
+            <w:pPr>
+              <w:keepNext/>
+              <w:keepLines/>
+              <w:spacing w:after="0" w:line="210"/>
+              <w:jc w:val="left"/>
+            </w:pPr>
+            <w:r>
+              <w:rPr>
+                <w:rFonts w:ascii="Times New Roman" w:cs="Times New Roman" w:eastAsia="標楷體" w:hAnsi="Times New Roman"/>
+                <w:b w:val="false"/>
+                <w:bCs w:val="false"/>
+                <w:color w:val="0000FF"/>
+                <w:sz w:val="15"/>
+                <w:szCs w:val="15"/>
+              </w:rPr>
+              <w:t xml:space="preserve">&lt; 0.05</w:t>
+            </w:r>
+          </w:p>
+        </w:tc>
+        <w:tc>
+          <w:tcPr>
+            <w:tcW w:type="dxa" w:w="1500"/>
+            <w:tcMar>
+              <w:top w:type="dxa" w:w="14"/>
+              <w:left w:type="dxa" w:w="50"/>
+              <w:bottom w:type="dxa" w:w="14"/>
+              <w:right w:type="dxa" w:w="50"/>
+            </w:tcMar>
+            <w:vAlign w:val="center"/>
+          </w:tcPr>
+          <w:p>
+            <w:pPr>
+              <w:keepNext/>
+              <w:keepLines/>
+              <w:spacing w:after="0" w:line="210"/>
+              <w:jc w:val="left"/>
+            </w:pPr>
+            <w:r>
+              <w:rPr>
+                <w:rFonts w:ascii="Times New Roman" w:cs="Times New Roman" w:eastAsia="標楷體" w:hAnsi="Times New Roman"/>
+                <w:b w:val="false"/>
+                <w:bCs w:val="false"/>
+                <w:color w:val="0000FF"/>
+                <w:sz w:val="15"/>
+                <w:szCs w:val="15"/>
+              </w:rPr>
+              <w:t xml:space="preserve">0.012 (NTU), 0.023 (NSYSU zero-shot)</w:t>
+            </w:r>
+          </w:p>
+        </w:tc>
+      </w:tr>
+      <w:tr>
+        <w:trPr>
+          <w:cantSplit/>
+        </w:trPr>
+        <w:tc>
+          <w:tcPr>
+            <w:tcW w:type="dxa" w:w="1877"/>
+            <w:tcMar>
+              <w:top w:type="dxa" w:w="14"/>
+              <w:left w:type="dxa" w:w="50"/>
+              <w:bottom w:type="dxa" w:w="14"/>
+              <w:right w:type="dxa" w:w="50"/>
+            </w:tcMar>
+            <w:vAlign w:val="center"/>
+          </w:tcPr>
+          <w:p>
+            <w:pPr>
+              <w:keepNext/>
+              <w:keepLines/>
+              <w:spacing w:after="0" w:line="210"/>
+              <w:jc w:val="left"/>
+            </w:pPr>
+            <w:r>
+              <w:rPr>
+                <w:rFonts w:ascii="Times New Roman" w:cs="Times New Roman" w:eastAsia="標楷體" w:hAnsi="Times New Roman"/>
+                <w:b w:val="false"/>
+                <w:bCs w:val="false"/>
+                <w:color w:val="0000FF"/>
+                <w:sz w:val="15"/>
+                <w:szCs w:val="15"/>
+              </w:rPr>
+              <w:t xml:space="preserve">NSYSU transfer</w:t>
+            </w:r>
+          </w:p>
+        </w:tc>
+        <w:tc>
+          <w:tcPr>
+            <w:tcW w:type="dxa" w:w="1300"/>
+            <w:tcMar>
+              <w:top w:type="dxa" w:w="14"/>
+              <w:left w:type="dxa" w:w="50"/>
+              <w:bottom w:type="dxa" w:w="14"/>
+              <w:right w:type="dxa" w:w="50"/>
+            </w:tcMar>
+            <w:vAlign w:val="center"/>
+          </w:tcPr>
+          <w:p>
+            <w:pPr>
+              <w:keepNext/>
+              <w:keepLines/>
+              <w:spacing w:after="0" w:line="210"/>
+              <w:jc w:val="left"/>
+            </w:pPr>
+            <w:r>
+              <w:rPr>
+                <w:rFonts w:ascii="Times New Roman" w:cs="Times New Roman" w:eastAsia="標楷體" w:hAnsi="Times New Roman"/>
+                <w:b w:val="false"/>
+                <w:bCs w:val="false"/>
+                <w:color w:val="0000FF"/>
+                <w:sz w:val="15"/>
+                <w:szCs w:val="15"/>
+              </w:rPr>
+              <w:t xml:space="preserve">zero-shot drop, closed within 5 AUC points after 2–4 weeks</w:t>
+            </w:r>
+          </w:p>
+        </w:tc>
+        <w:tc>
+          <w:tcPr>
+            <w:tcW w:type="dxa" w:w="1500"/>
+            <w:tcMar>
+              <w:top w:type="dxa" w:w="14"/>
+              <w:left w:type="dxa" w:w="50"/>
+              <w:bottom w:type="dxa" w:w="14"/>
+              <w:right w:type="dxa" w:w="50"/>
+            </w:tcMar>
+            <w:vAlign w:val="center"/>
+          </w:tcPr>
+          <w:p>
+            <w:pPr>
+              <w:keepNext/>
+              <w:keepLines/>
+              <w:spacing w:after="0" w:line="210"/>
+              <w:jc w:val="left"/>
+            </w:pPr>
+            <w:r>
+              <w:rPr>
+                <w:rFonts w:ascii="Times New Roman" w:cs="Times New Roman" w:eastAsia="標楷體" w:hAnsi="Times New Roman"/>
+                <w:b w:val="false"/>
+                <w:bCs w:val="false"/>
+                <w:color w:val="0000FF"/>
+                <w:sz w:val="15"/>
+                <w:szCs w:val="15"/>
+              </w:rPr>
+              <w:t xml:space="preserve">no drop: 0.934 zero-shot vs. 0.940 with 6 local days</w:t>
+            </w:r>
+          </w:p>
+        </w:tc>
+      </w:tr>
+      <w:tr>
+        <w:trPr>
+          <w:cantSplit/>
+        </w:trPr>
+        <w:tc>
+          <w:tcPr>
+            <w:tcW w:type="dxa" w:w="1877"/>
+            <w:tcMar>
+              <w:top w:type="dxa" w:w="14"/>
+              <w:left w:type="dxa" w:w="50"/>
+              <w:bottom w:type="dxa" w:w="14"/>
+              <w:right w:type="dxa" w:w="50"/>
+            </w:tcMar>
+            <w:vAlign w:val="center"/>
+          </w:tcPr>
+          <w:p>
+            <w:pPr>
+              <w:keepNext/>
+              <w:keepLines/>
+              <w:spacing w:after="0" w:line="210"/>
+              <w:jc w:val="left"/>
+            </w:pPr>
+            <w:r>
+              <w:rPr>
+                <w:rFonts w:ascii="Times New Roman" w:cs="Times New Roman" w:eastAsia="標楷體" w:hAnsi="Times New Roman"/>
+                <w:b w:val="false"/>
+                <w:bCs w:val="false"/>
+                <w:color w:val="0000FF"/>
+                <w:sz w:val="15"/>
+                <w:szCs w:val="15"/>
+              </w:rPr>
+              <w:t xml:space="preserve">Unmet rentals avoided, reactive</w:t>
+            </w:r>
+          </w:p>
+        </w:tc>
+        <w:tc>
+          <w:tcPr>
+            <w:tcW w:type="dxa" w:w="1300"/>
+            <w:tcMar>
+              <w:top w:type="dxa" w:w="14"/>
+              <w:left w:type="dxa" w:w="50"/>
+              <w:bottom w:type="dxa" w:w="14"/>
+              <w:right w:type="dxa" w:w="50"/>
+            </w:tcMar>
+            <w:vAlign w:val="center"/>
+          </w:tcPr>
+          <w:p>
+            <w:pPr>
+              <w:keepNext/>
+              <w:keepLines/>
+              <w:spacing w:after="0" w:line="210"/>
+              <w:jc w:val="left"/>
+            </w:pPr>
+            <w:r>
+              <w:rPr>
+                <w:rFonts w:ascii="Times New Roman" w:cs="Times New Roman" w:eastAsia="標楷體" w:hAnsi="Times New Roman"/>
+                <w:b w:val="false"/>
+                <w:bCs w:val="false"/>
+                <w:color w:val="0000FF"/>
+                <w:sz w:val="15"/>
+                <w:szCs w:val="15"/>
+              </w:rPr>
+              <w:t xml:space="preserve">about 20%</w:t>
+            </w:r>
+          </w:p>
+        </w:tc>
+        <w:tc>
+          <w:tcPr>
+            <w:tcW w:type="dxa" w:w="1500"/>
+            <w:tcMar>
+              <w:top w:type="dxa" w:w="14"/>
+              <w:left w:type="dxa" w:w="50"/>
+              <w:bottom w:type="dxa" w:w="14"/>
+              <w:right w:type="dxa" w:w="50"/>
+            </w:tcMar>
+            <w:vAlign w:val="center"/>
+          </w:tcPr>
+          <w:p>
+            <w:pPr>
+              <w:keepNext/>
+              <w:keepLines/>
+              <w:spacing w:after="0" w:line="210"/>
+              <w:jc w:val="left"/>
+            </w:pPr>
+            <w:r>
+              <w:rPr>
+                <w:rFonts w:ascii="Times New Roman" w:cs="Times New Roman" w:eastAsia="標楷體" w:hAnsi="Times New Roman"/>
+                <w:b w:val="false"/>
+                <w:bCs w:val="false"/>
+                <w:color w:val="0000FF"/>
+                <w:sz w:val="15"/>
+                <w:szCs w:val="15"/>
+              </w:rPr>
+              <w:t xml:space="preserve">7% / 17% / 26% with 1 / 3 / 6 trucks</w:t>
+            </w:r>
+          </w:p>
+        </w:tc>
+      </w:tr>
+      <w:tr>
+        <w:trPr>
+          <w:cantSplit/>
+        </w:trPr>
+        <w:tc>
+          <w:tcPr>
+            <w:tcW w:type="dxa" w:w="1877"/>
+            <w:tcMar>
+              <w:top w:type="dxa" w:w="14"/>
+              <w:left w:type="dxa" w:w="50"/>
+              <w:bottom w:type="dxa" w:w="14"/>
+              <w:right w:type="dxa" w:w="50"/>
+            </w:tcMar>
+            <w:vAlign w:val="center"/>
+          </w:tcPr>
+          <w:p>
+            <w:pPr>
+              <w:keepNext/>
+              <w:keepLines/>
+              <w:spacing w:after="0" w:line="210"/>
+              <w:jc w:val="left"/>
+            </w:pPr>
+            <w:r>
+              <w:rPr>
+                <w:rFonts w:ascii="Times New Roman" w:cs="Times New Roman" w:eastAsia="標楷體" w:hAnsi="Times New Roman"/>
+                <w:b w:val="false"/>
+                <w:bCs w:val="false"/>
+                <w:color w:val="0000FF"/>
+                <w:sz w:val="15"/>
+                <w:szCs w:val="15"/>
+              </w:rPr>
+              <w:t xml:space="preserve">Unmet rentals avoided, point forecast</w:t>
+            </w:r>
+          </w:p>
+        </w:tc>
+        <w:tc>
+          <w:tcPr>
+            <w:tcW w:type="dxa" w:w="1300"/>
+            <w:tcMar>
+              <w:top w:type="dxa" w:w="14"/>
+              <w:left w:type="dxa" w:w="50"/>
+              <w:bottom w:type="dxa" w:w="14"/>
+              <w:right w:type="dxa" w:w="50"/>
+            </w:tcMar>
+            <w:vAlign w:val="center"/>
+          </w:tcPr>
+          <w:p>
+            <w:pPr>
+              <w:keepNext/>
+              <w:keepLines/>
+              <w:spacing w:after="0" w:line="210"/>
+              <w:jc w:val="left"/>
+            </w:pPr>
+            <w:r>
+              <w:rPr>
+                <w:rFonts w:ascii="Times New Roman" w:cs="Times New Roman" w:eastAsia="標楷體" w:hAnsi="Times New Roman"/>
+                <w:b w:val="false"/>
+                <w:bCs w:val="false"/>
+                <w:color w:val="0000FF"/>
+                <w:sz w:val="15"/>
+                <w:szCs w:val="15"/>
+              </w:rPr>
+              <w:t xml:space="preserve">about 40%</w:t>
+            </w:r>
+          </w:p>
+        </w:tc>
+        <w:tc>
+          <w:tcPr>
+            <w:tcW w:type="dxa" w:w="1500"/>
+            <w:tcMar>
+              <w:top w:type="dxa" w:w="14"/>
+              <w:left w:type="dxa" w:w="50"/>
+              <w:bottom w:type="dxa" w:w="14"/>
+              <w:right w:type="dxa" w:w="50"/>
+            </w:tcMar>
+            <w:vAlign w:val="center"/>
+          </w:tcPr>
+          <w:p>
+            <w:pPr>
+              <w:keepNext/>
+              <w:keepLines/>
+              <w:spacing w:after="0" w:line="210"/>
+              <w:jc w:val="left"/>
+            </w:pPr>
+            <w:r>
+              <w:rPr>
+                <w:rFonts w:ascii="Times New Roman" w:cs="Times New Roman" w:eastAsia="標楷體" w:hAnsi="Times New Roman"/>
+                <w:b w:val="false"/>
+                <w:bCs w:val="false"/>
+                <w:color w:val="0000FF"/>
+                <w:sz w:val="15"/>
+                <w:szCs w:val="15"/>
+              </w:rPr>
+              <w:t xml:space="preserve">5% / 16% / 25%</w:t>
+            </w:r>
+          </w:p>
+        </w:tc>
+      </w:tr>
+      <w:tr>
+        <w:trPr>
+          <w:cantSplit/>
+        </w:trPr>
+        <w:tc>
+          <w:tcPr>
+            <w:tcW w:type="dxa" w:w="1877"/>
+            <w:tcMar>
+              <w:top w:type="dxa" w:w="14"/>
+              <w:left w:type="dxa" w:w="50"/>
+              <w:bottom w:type="dxa" w:w="14"/>
+              <w:right w:type="dxa" w:w="50"/>
+            </w:tcMar>
+            <w:vAlign w:val="center"/>
+          </w:tcPr>
+          <w:p>
+            <w:pPr>
+              <w:keepNext w:val="false"/>
+              <w:keepLines/>
+              <w:spacing w:after="0" w:line="210"/>
+              <w:jc w:val="left"/>
+            </w:pPr>
+            <w:r>
+              <w:rPr>
+                <w:rFonts w:ascii="Times New Roman" w:cs="Times New Roman" w:eastAsia="標楷體" w:hAnsi="Times New Roman"/>
+                <w:b w:val="false"/>
+                <w:bCs w:val="false"/>
+                <w:color w:val="0000FF"/>
+                <w:sz w:val="15"/>
+                <w:szCs w:val="15"/>
+              </w:rPr>
+              <w:t xml:space="preserve">Unmet rentals avoided, probabilistic</w:t>
+            </w:r>
+          </w:p>
+        </w:tc>
+        <w:tc>
+          <w:tcPr>
+            <w:tcW w:type="dxa" w:w="1300"/>
+            <w:tcMar>
+              <w:top w:type="dxa" w:w="14"/>
+              <w:left w:type="dxa" w:w="50"/>
+              <w:bottom w:type="dxa" w:w="14"/>
+              <w:right w:type="dxa" w:w="50"/>
+            </w:tcMar>
+            <w:vAlign w:val="center"/>
+          </w:tcPr>
+          <w:p>
+            <w:pPr>
+              <w:keepNext w:val="false"/>
+              <w:keepLines/>
+              <w:spacing w:after="0" w:line="210"/>
+              <w:jc w:val="left"/>
+            </w:pPr>
+            <w:r>
+              <w:rPr>
+                <w:rFonts w:ascii="Times New Roman" w:cs="Times New Roman" w:eastAsia="標楷體" w:hAnsi="Times New Roman"/>
+                <w:b w:val="false"/>
+                <w:bCs w:val="false"/>
+                <w:color w:val="0000FF"/>
+                <w:sz w:val="15"/>
+                <w:szCs w:val="15"/>
+              </w:rPr>
+              <w:t xml:space="preserve">about 50%</w:t>
+            </w:r>
+          </w:p>
+        </w:tc>
+        <w:tc>
+          <w:tcPr>
+            <w:tcW w:type="dxa" w:w="1500"/>
+            <w:tcMar>
+              <w:top w:type="dxa" w:w="14"/>
+              <w:left w:type="dxa" w:w="50"/>
+              <w:bottom w:type="dxa" w:w="14"/>
+              <w:right w:type="dxa" w:w="50"/>
+            </w:tcMar>
+            <w:vAlign w:val="center"/>
+          </w:tcPr>
+          <w:p>
+            <w:pPr>
+              <w:keepNext w:val="false"/>
+              <w:keepLines/>
+              <w:spacing w:after="0" w:line="210"/>
+              <w:jc w:val="left"/>
+            </w:pPr>
+            <w:r>
+              <w:rPr>
+                <w:rFonts w:ascii="Times New Roman" w:cs="Times New Roman" w:eastAsia="標楷體" w:hAnsi="Times New Roman"/>
+                <w:b w:val="false"/>
+                <w:bCs w:val="false"/>
+                <w:color w:val="0000FF"/>
+                <w:sz w:val="15"/>
+                <w:szCs w:val="15"/>
+              </w:rPr>
+              <w:t xml:space="preserve">13% / 30% / 45% (route search); greedy 7% / 17% / 27%</w:t>
+            </w:r>
+          </w:p>
+        </w:tc>
+      </w:tr>
+    </w:tbl>
+    <w:p>
+      <w:pPr>
+        <w:spacing w:after="80" w:before="0" w:line="120"/>
+      </w:pPr>
+      <w:r>
+        <w:rPr>
+          <w:rFonts w:ascii="Times New Roman" w:cs="Times New Roman" w:eastAsia="標楷體" w:hAnsi="Times New Roman"/>
+          <w:sz w:val="6"/>
+          <w:szCs w:val="6"/>
+        </w:rPr>
+        <w:t xml:space="preserve"/>
       </w:r>
     </w:p>
     <w:p>
@@ -10282,7 +11376,7 @@
       </w:pPr>
       <w:r>
         <w:rPr>
-          <w:rFonts w:ascii="Times New Roman" w:cs="Times New Roman" w:eastAsia="PMingLiU" w:hAnsi="Times New Roman"/>
+          <w:rFonts w:ascii="Times New Roman" w:cs="Times New Roman" w:eastAsia="標楷體" w:hAnsi="Times New Roman"/>
           <w:b/>
           <w:bCs/>
           <w:color w:val="0000FF"/>
@@ -10293,7 +11387,7 @@
       </w:r>
       <w:r>
         <w:rPr>
-          <w:rFonts w:ascii="Times New Roman" w:cs="Times New Roman" w:eastAsia="PMingLiU" w:hAnsi="Times New Roman"/>
+          <w:rFonts w:ascii="Times New Roman" w:cs="Times New Roman" w:eastAsia="標楷體" w:hAnsi="Times New Roman"/>
           <w:sz w:val="17"/>
           <w:szCs w:val="17"/>
         </w:rPr>
@@ -10302,18 +11396,135 @@
     </w:p>
     <w:p>
       <w:pPr>
+        <w:keepNext/>
         <w:spacing w:after="0" w:line="240"/>
         <w:ind w:firstLine="288"/>
         <w:jc w:val="both"/>
       </w:pPr>
       <w:r>
         <w:rPr>
-          <w:rFonts w:ascii="Times New Roman" w:cs="Times New Roman" w:eastAsia="PMingLiU" w:hAnsi="Times New Roman"/>
-          <w:color w:val="0000FF"/>
-          <w:sz w:val="20"/>
-          <w:szCs w:val="20"/>
-        </w:rPr>
-        <w:t xml:space="preserve">Work division: 林沛霆 (PL) built the logger, the NTU pipeline, the replay simulator and this report; 陳佳晨 (JC) owns demand reconstruction, operator inference and its checks, the calibration and transfer studies and the bootstrap; 林詩穎 (SL) owns the predictor, the roll-out comparison, the horizon sweep, the ablations and the demo. All code, tables, model files, metrics and figures are in the public repository [17] under analysis/, with a README that rebuilds every table from the raw sources.</w:t>
+          <w:rFonts w:ascii="Times New Roman" w:cs="Times New Roman" w:eastAsia="標楷體" w:hAnsi="Times New Roman"/>
+          <w:color w:val="0000FF"/>
+          <w:sz w:val="20"/>
+          <w:szCs w:val="20"/>
+        </w:rPr>
+        <w:t xml:space="preserve">Fig. 14 updates the schedule: data pipeline and demand reconstruction are complete, the predictor is trained and transferred ahead of plan, and the simulator and the route-search planner exist ahead of plan. None of the proposal’s three fallbacks was needed. Remaining work:</w:t>
+      </w:r>
+    </w:p>
+    <w:p>
+      <w:pPr>
+        <w:spacing w:after="0" w:line="240"/>
+        <w:ind w:left="300" w:hanging="180"/>
+        <w:jc w:val="both"/>
+      </w:pPr>
+      <w:r>
+        <w:rPr>
+          <w:rFonts w:ascii="Times New Roman" w:cs="Times New Roman" w:eastAsia="標楷體" w:hAnsi="Times New Roman"/>
+          <w:color w:val="0000FF"/>
+          <w:sz w:val="20"/>
+          <w:szCs w:val="20"/>
+        </w:rPr>
+        <w:t xml:space="preserve">– </w:t>
+      </w:r>
+      <w:r>
+        <w:rPr>
+          <w:rFonts w:ascii="Times New Roman" w:cs="Times New Roman" w:eastAsia="標楷體" w:hAnsi="Times New Roman"/>
+          <w:color w:val="0000FF"/>
+          <w:sz w:val="20"/>
+          <w:szCs w:val="20"/>
+        </w:rPr>
+        <w:t xml:space="preserve">rates for the planner at NSYSU, where no trip data exist, estimated from the logged inventory changes (lower bounds on rentals and returns);</w:t>
+      </w:r>
+    </w:p>
+    <w:p>
+      <w:pPr>
+        <w:spacing w:after="0" w:line="240"/>
+        <w:ind w:left="300" w:hanging="180"/>
+        <w:jc w:val="both"/>
+      </w:pPr>
+      <w:r>
+        <w:rPr>
+          <w:rFonts w:ascii="Times New Roman" w:cs="Times New Roman" w:eastAsia="標楷體" w:hAnsi="Times New Roman"/>
+          <w:color w:val="0000FF"/>
+          <w:sz w:val="20"/>
+          <w:szCs w:val="20"/>
+        </w:rPr>
+        <w:t xml:space="preserve">– </w:t>
+      </w:r>
+      <w:r>
+        <w:rPr>
+          <w:rFonts w:ascii="Times New Roman" w:cs="Times New Roman" w:eastAsia="標楷體" w:hAnsi="Times New Roman"/>
+          <w:color w:val="0000FF"/>
+          <w:sz w:val="20"/>
+          <w:szCs w:val="20"/>
+        </w:rPr>
+        <w:t xml:space="preserve">a two-sided (empty / full) label for the pre-bell cases where the predictor is weakest;</w:t>
+      </w:r>
+    </w:p>
+    <w:p>
+      <w:pPr>
+        <w:spacing w:after="0" w:line="240"/>
+        <w:ind w:left="300" w:hanging="180"/>
+        <w:jc w:val="both"/>
+      </w:pPr>
+      <w:r>
+        <w:rPr>
+          <w:rFonts w:ascii="Times New Roman" w:cs="Times New Roman" w:eastAsia="標楷體" w:hAnsi="Times New Roman"/>
+          <w:color w:val="0000FF"/>
+          <w:sz w:val="20"/>
+          <w:szCs w:val="20"/>
+        </w:rPr>
+        <w:t xml:space="preserve">– </w:t>
+      </w:r>
+      <w:r>
+        <w:rPr>
+          <w:rFonts w:ascii="Times New Roman" w:cs="Times New Roman" w:eastAsia="標楷體" w:hAnsi="Times New Roman"/>
+          <w:color w:val="0000FF"/>
+          <w:sz w:val="20"/>
+          <w:szCs w:val="20"/>
+        </w:rPr>
+        <w:t xml:space="preserve">imputing the censored demand of Sec. 3.3 into the replay, so that unmet rentals include riders who never found a bike;</w:t>
+      </w:r>
+    </w:p>
+    <w:p>
+      <w:pPr>
+        <w:spacing w:after="40" w:line="240"/>
+        <w:ind w:left="300" w:hanging="180"/>
+        <w:jc w:val="both"/>
+      </w:pPr>
+      <w:r>
+        <w:rPr>
+          <w:rFonts w:ascii="Times New Roman" w:cs="Times New Roman" w:eastAsia="標楷體" w:hAnsi="Times New Roman"/>
+          <w:color w:val="0000FF"/>
+          <w:sz w:val="20"/>
+          <w:szCs w:val="20"/>
+        </w:rPr>
+        <w:t xml:space="preserve">– </w:t>
+      </w:r>
+      <w:r>
+        <w:rPr>
+          <w:rFonts w:ascii="Times New Roman" w:cs="Times New Roman" w:eastAsia="標楷體" w:hAnsi="Times New Roman"/>
+          <w:color w:val="0000FF"/>
+          <w:sz w:val="20"/>
+          <w:szCs w:val="20"/>
+        </w:rPr>
+        <w:t xml:space="preserve">the live NSYSU demo (Fig. 15) and, after four more weeks of logging, a transfer study by week of local data.</w:t>
+      </w:r>
+    </w:p>
+    <w:p>
+      <w:pPr>
+        <w:spacing w:after="0" w:line="240"/>
+        <w:ind w:firstLine="288"/>
+        <w:jc w:val="both"/>
+      </w:pPr>
+      <w:r>
+        <w:rPr>
+          <w:rFonts w:ascii="Times New Roman" w:cs="Times New Roman" w:eastAsia="標楷體" w:hAnsi="Times New Roman"/>
+          <w:color w:val="0000FF"/>
+          <w:sz w:val="20"/>
+          <w:szCs w:val="20"/>
+        </w:rPr>
+        <w:t xml:space="preserve">Work division: 林沛霆 (PL) built the logger, the NTU pipeline, the replay simulator, the route search and this report; 陳佳晨 (JC) owns demand reconstruction, operator inference and its checks, the calibration and transfer studies and the bootstrap; 林詩穎 (SL) owns the predictor, the roll-out comparison, the horizon sweep, the ablations and the demo. All code, tables, model files, metrics and figures are in the public repository [17] under analysis/, with a README that rebuilds every table from the raw sources.</w:t>
       </w:r>
     </w:p>
     <w:p>
@@ -10323,7 +11534,7 @@
       </w:pPr>
       <w:r>
         <w:rPr>
-          <w:rFonts w:ascii="Times New Roman" w:cs="Times New Roman" w:eastAsia="PMingLiU" w:hAnsi="Times New Roman"/>
+          <w:rFonts w:ascii="Times New Roman" w:cs="Times New Roman" w:eastAsia="標楷體" w:hAnsi="Times New Roman"/>
           <w:b/>
           <w:bCs/>
           <w:sz w:val="24"/>
@@ -10340,7 +11551,7 @@
       </w:pPr>
       <w:r>
         <w:rPr>
-          <w:rFonts w:ascii="Times New Roman" w:cs="Times New Roman" w:eastAsia="PMingLiU" w:hAnsi="Times New Roman"/>
+          <w:rFonts w:ascii="Times New Roman" w:cs="Times New Roman" w:eastAsia="標楷體" w:hAnsi="Times New Roman"/>
           <w:sz w:val="15"/>
           <w:szCs w:val="15"/>
         </w:rPr>
@@ -10348,7 +11559,7 @@
       </w:r>
       <w:r>
         <w:rPr>
-          <w:rFonts w:ascii="Times New Roman" w:cs="Times New Roman" w:eastAsia="PMingLiU" w:hAnsi="Times New Roman"/>
+          <w:rFonts w:ascii="Times New Roman" w:cs="Times New Roman" w:eastAsia="標楷體" w:hAnsi="Times New Roman"/>
           <w:sz w:val="15"/>
           <w:szCs w:val="15"/>
         </w:rPr>
@@ -10363,7 +11574,7 @@
       </w:pPr>
       <w:r>
         <w:rPr>
-          <w:rFonts w:ascii="Times New Roman" w:cs="Times New Roman" w:eastAsia="PMingLiU" w:hAnsi="Times New Roman"/>
+          <w:rFonts w:ascii="Times New Roman" w:cs="Times New Roman" w:eastAsia="標楷體" w:hAnsi="Times New Roman"/>
           <w:sz w:val="15"/>
           <w:szCs w:val="15"/>
         </w:rPr>
@@ -10371,7 +11582,7 @@
       </w:r>
       <w:r>
         <w:rPr>
-          <w:rFonts w:ascii="Times New Roman" w:cs="Times New Roman" w:eastAsia="PMingLiU" w:hAnsi="Times New Roman"/>
+          <w:rFonts w:ascii="Times New Roman" w:cs="Times New Roman" w:eastAsia="標楷體" w:hAnsi="Times New Roman"/>
           <w:sz w:val="15"/>
           <w:szCs w:val="15"/>
         </w:rPr>
@@ -10386,7 +11597,7 @@
       </w:pPr>
       <w:r>
         <w:rPr>
-          <w:rFonts w:ascii="Times New Roman" w:cs="Times New Roman" w:eastAsia="PMingLiU" w:hAnsi="Times New Roman"/>
+          <w:rFonts w:ascii="Times New Roman" w:cs="Times New Roman" w:eastAsia="標楷體" w:hAnsi="Times New Roman"/>
           <w:sz w:val="15"/>
           <w:szCs w:val="15"/>
         </w:rPr>
@@ -10394,7 +11605,7 @@
       </w:r>
       <w:r>
         <w:rPr>
-          <w:rFonts w:ascii="Times New Roman" w:cs="Times New Roman" w:eastAsia="PMingLiU" w:hAnsi="Times New Roman"/>
+          <w:rFonts w:ascii="Times New Roman" w:cs="Times New Roman" w:eastAsia="標楷體" w:hAnsi="Times New Roman"/>
           <w:sz w:val="15"/>
           <w:szCs w:val="15"/>
         </w:rPr>
@@ -10409,7 +11620,7 @@
       </w:pPr>
       <w:r>
         <w:rPr>
-          <w:rFonts w:ascii="Times New Roman" w:cs="Times New Roman" w:eastAsia="PMingLiU" w:hAnsi="Times New Roman"/>
+          <w:rFonts w:ascii="Times New Roman" w:cs="Times New Roman" w:eastAsia="標楷體" w:hAnsi="Times New Roman"/>
           <w:sz w:val="15"/>
           <w:szCs w:val="15"/>
         </w:rPr>
@@ -10417,7 +11628,7 @@
       </w:r>
       <w:r>
         <w:rPr>
-          <w:rFonts w:ascii="Times New Roman" w:cs="Times New Roman" w:eastAsia="PMingLiU" w:hAnsi="Times New Roman"/>
+          <w:rFonts w:ascii="Times New Roman" w:cs="Times New Roman" w:eastAsia="標楷體" w:hAnsi="Times New Roman"/>
           <w:sz w:val="15"/>
           <w:szCs w:val="15"/>
         </w:rPr>
@@ -10432,7 +11643,7 @@
       </w:pPr>
       <w:r>
         <w:rPr>
-          <w:rFonts w:ascii="Times New Roman" w:cs="Times New Roman" w:eastAsia="PMingLiU" w:hAnsi="Times New Roman"/>
+          <w:rFonts w:ascii="Times New Roman" w:cs="Times New Roman" w:eastAsia="標楷體" w:hAnsi="Times New Roman"/>
           <w:sz w:val="15"/>
           <w:szCs w:val="15"/>
         </w:rPr>
@@ -10440,7 +11651,7 @@
       </w:r>
       <w:r>
         <w:rPr>
-          <w:rFonts w:ascii="Times New Roman" w:cs="Times New Roman" w:eastAsia="PMingLiU" w:hAnsi="Times New Roman"/>
+          <w:rFonts w:ascii="Times New Roman" w:cs="Times New Roman" w:eastAsia="標楷體" w:hAnsi="Times New Roman"/>
           <w:sz w:val="15"/>
           <w:szCs w:val="15"/>
         </w:rPr>
@@ -10455,7 +11666,7 @@
       </w:pPr>
       <w:r>
         <w:rPr>
-          <w:rFonts w:ascii="Times New Roman" w:cs="Times New Roman" w:eastAsia="PMingLiU" w:hAnsi="Times New Roman"/>
+          <w:rFonts w:ascii="Times New Roman" w:cs="Times New Roman" w:eastAsia="標楷體" w:hAnsi="Times New Roman"/>
           <w:sz w:val="15"/>
           <w:szCs w:val="15"/>
         </w:rPr>
@@ -10463,7 +11674,7 @@
       </w:r>
       <w:r>
         <w:rPr>
-          <w:rFonts w:ascii="Times New Roman" w:cs="Times New Roman" w:eastAsia="PMingLiU" w:hAnsi="Times New Roman"/>
+          <w:rFonts w:ascii="Times New Roman" w:cs="Times New Roman" w:eastAsia="標楷體" w:hAnsi="Times New Roman"/>
           <w:sz w:val="15"/>
           <w:szCs w:val="15"/>
         </w:rPr>
@@ -10478,7 +11689,7 @@
       </w:pPr>
       <w:r>
         <w:rPr>
-          <w:rFonts w:ascii="Times New Roman" w:cs="Times New Roman" w:eastAsia="PMingLiU" w:hAnsi="Times New Roman"/>
+          <w:rFonts w:ascii="Times New Roman" w:cs="Times New Roman" w:eastAsia="標楷體" w:hAnsi="Times New Roman"/>
           <w:sz w:val="15"/>
           <w:szCs w:val="15"/>
         </w:rPr>
@@ -10486,7 +11697,7 @@
       </w:r>
       <w:r>
         <w:rPr>
-          <w:rFonts w:ascii="Times New Roman" w:cs="Times New Roman" w:eastAsia="PMingLiU" w:hAnsi="Times New Roman"/>
+          <w:rFonts w:ascii="Times New Roman" w:cs="Times New Roman" w:eastAsia="標楷體" w:hAnsi="Times New Roman"/>
           <w:sz w:val="15"/>
           <w:szCs w:val="15"/>
         </w:rPr>
@@ -10501,7 +11712,7 @@
       </w:pPr>
       <w:r>
         <w:rPr>
-          <w:rFonts w:ascii="Times New Roman" w:cs="Times New Roman" w:eastAsia="PMingLiU" w:hAnsi="Times New Roman"/>
+          <w:rFonts w:ascii="Times New Roman" w:cs="Times New Roman" w:eastAsia="標楷體" w:hAnsi="Times New Roman"/>
           <w:sz w:val="15"/>
           <w:szCs w:val="15"/>
         </w:rPr>
@@ -10509,7 +11720,7 @@
       </w:r>
       <w:r>
         <w:rPr>
-          <w:rFonts w:ascii="Times New Roman" w:cs="Times New Roman" w:eastAsia="PMingLiU" w:hAnsi="Times New Roman"/>
+          <w:rFonts w:ascii="Times New Roman" w:cs="Times New Roman" w:eastAsia="標楷體" w:hAnsi="Times New Roman"/>
           <w:sz w:val="15"/>
           <w:szCs w:val="15"/>
         </w:rPr>
@@ -10524,7 +11735,7 @@
       </w:pPr>
       <w:r>
         <w:rPr>
-          <w:rFonts w:ascii="Times New Roman" w:cs="Times New Roman" w:eastAsia="PMingLiU" w:hAnsi="Times New Roman"/>
+          <w:rFonts w:ascii="Times New Roman" w:cs="Times New Roman" w:eastAsia="標楷體" w:hAnsi="Times New Roman"/>
           <w:sz w:val="15"/>
           <w:szCs w:val="15"/>
         </w:rPr>
@@ -10532,7 +11743,7 @@
       </w:r>
       <w:r>
         <w:rPr>
-          <w:rFonts w:ascii="Times New Roman" w:cs="Times New Roman" w:eastAsia="PMingLiU" w:hAnsi="Times New Roman"/>
+          <w:rFonts w:ascii="Times New Roman" w:cs="Times New Roman" w:eastAsia="標楷體" w:hAnsi="Times New Roman"/>
           <w:sz w:val="15"/>
           <w:szCs w:val="15"/>
         </w:rPr>
@@ -10547,7 +11758,7 @@
       </w:pPr>
       <w:r>
         <w:rPr>
-          <w:rFonts w:ascii="Times New Roman" w:cs="Times New Roman" w:eastAsia="PMingLiU" w:hAnsi="Times New Roman"/>
+          <w:rFonts w:ascii="Times New Roman" w:cs="Times New Roman" w:eastAsia="標楷體" w:hAnsi="Times New Roman"/>
           <w:sz w:val="15"/>
           <w:szCs w:val="15"/>
         </w:rPr>
@@ -10555,7 +11766,7 @@
       </w:r>
       <w:r>
         <w:rPr>
-          <w:rFonts w:ascii="Times New Roman" w:cs="Times New Roman" w:eastAsia="PMingLiU" w:hAnsi="Times New Roman"/>
+          <w:rFonts w:ascii="Times New Roman" w:cs="Times New Roman" w:eastAsia="標楷體" w:hAnsi="Times New Roman"/>
           <w:sz w:val="15"/>
           <w:szCs w:val="15"/>
         </w:rPr>
@@ -10570,7 +11781,7 @@
       </w:pPr>
       <w:r>
         <w:rPr>
-          <w:rFonts w:ascii="Times New Roman" w:cs="Times New Roman" w:eastAsia="PMingLiU" w:hAnsi="Times New Roman"/>
+          <w:rFonts w:ascii="Times New Roman" w:cs="Times New Roman" w:eastAsia="標楷體" w:hAnsi="Times New Roman"/>
           <w:sz w:val="15"/>
           <w:szCs w:val="15"/>
         </w:rPr>
@@ -10578,7 +11789,7 @@
       </w:r>
       <w:r>
         <w:rPr>
-          <w:rFonts w:ascii="Times New Roman" w:cs="Times New Roman" w:eastAsia="PMingLiU" w:hAnsi="Times New Roman"/>
+          <w:rFonts w:ascii="Times New Roman" w:cs="Times New Roman" w:eastAsia="標楷體" w:hAnsi="Times New Roman"/>
           <w:sz w:val="15"/>
           <w:szCs w:val="15"/>
         </w:rPr>
@@ -10593,7 +11804,7 @@
       </w:pPr>
       <w:r>
         <w:rPr>
-          <w:rFonts w:ascii="Times New Roman" w:cs="Times New Roman" w:eastAsia="PMingLiU" w:hAnsi="Times New Roman"/>
+          <w:rFonts w:ascii="Times New Roman" w:cs="Times New Roman" w:eastAsia="標楷體" w:hAnsi="Times New Roman"/>
           <w:sz w:val="15"/>
           <w:szCs w:val="15"/>
         </w:rPr>
@@ -10601,7 +11812,7 @@
       </w:r>
       <w:r>
         <w:rPr>
-          <w:rFonts w:ascii="Times New Roman" w:cs="Times New Roman" w:eastAsia="PMingLiU" w:hAnsi="Times New Roman"/>
+          <w:rFonts w:ascii="Times New Roman" w:cs="Times New Roman" w:eastAsia="標楷體" w:hAnsi="Times New Roman"/>
           <w:sz w:val="15"/>
           <w:szCs w:val="15"/>
         </w:rPr>
@@ -10616,7 +11827,7 @@
       </w:pPr>
       <w:r>
         <w:rPr>
-          <w:rFonts w:ascii="Times New Roman" w:cs="Times New Roman" w:eastAsia="PMingLiU" w:hAnsi="Times New Roman"/>
+          <w:rFonts w:ascii="Times New Roman" w:cs="Times New Roman" w:eastAsia="標楷體" w:hAnsi="Times New Roman"/>
           <w:color w:val="0000FF"/>
           <w:sz w:val="15"/>
           <w:szCs w:val="15"/>
@@ -10625,7 +11836,7 @@
       </w:r>
       <w:r>
         <w:rPr>
-          <w:rFonts w:ascii="Times New Roman" w:cs="Times New Roman" w:eastAsia="PMingLiU" w:hAnsi="Times New Roman"/>
+          <w:rFonts w:ascii="Times New Roman" w:cs="Times New Roman" w:eastAsia="標楷體" w:hAnsi="Times New Roman"/>
           <w:color w:val="0000FF"/>
           <w:sz w:val="15"/>
           <w:szCs w:val="15"/>
@@ -10641,7 +11852,7 @@
       </w:pPr>
       <w:r>
         <w:rPr>
-          <w:rFonts w:ascii="Times New Roman" w:cs="Times New Roman" w:eastAsia="PMingLiU" w:hAnsi="Times New Roman"/>
+          <w:rFonts w:ascii="Times New Roman" w:cs="Times New Roman" w:eastAsia="標楷體" w:hAnsi="Times New Roman"/>
           <w:color w:val="0000FF"/>
           <w:sz w:val="15"/>
           <w:szCs w:val="15"/>
@@ -10650,7 +11861,7 @@
       </w:r>
       <w:r>
         <w:rPr>
-          <w:rFonts w:ascii="Times New Roman" w:cs="Times New Roman" w:eastAsia="PMingLiU" w:hAnsi="Times New Roman"/>
+          <w:rFonts w:ascii="Times New Roman" w:cs="Times New Roman" w:eastAsia="標楷體" w:hAnsi="Times New Roman"/>
           <w:color w:val="0000FF"/>
           <w:sz w:val="15"/>
           <w:szCs w:val="15"/>
@@ -10666,7 +11877,7 @@
       </w:pPr>
       <w:r>
         <w:rPr>
-          <w:rFonts w:ascii="Times New Roman" w:cs="Times New Roman" w:eastAsia="PMingLiU" w:hAnsi="Times New Roman"/>
+          <w:rFonts w:ascii="Times New Roman" w:cs="Times New Roman" w:eastAsia="標楷體" w:hAnsi="Times New Roman"/>
           <w:color w:val="0000FF"/>
           <w:sz w:val="15"/>
           <w:szCs w:val="15"/>
@@ -10675,7 +11886,7 @@
       </w:r>
       <w:r>
         <w:rPr>
-          <w:rFonts w:ascii="Times New Roman" w:cs="Times New Roman" w:eastAsia="PMingLiU" w:hAnsi="Times New Roman"/>
+          <w:rFonts w:ascii="Times New Roman" w:cs="Times New Roman" w:eastAsia="標楷體" w:hAnsi="Times New Roman"/>
           <w:color w:val="0000FF"/>
           <w:sz w:val="15"/>
           <w:szCs w:val="15"/>
@@ -10691,7 +11902,7 @@
       </w:pPr>
       <w:r>
         <w:rPr>
-          <w:rFonts w:ascii="Times New Roman" w:cs="Times New Roman" w:eastAsia="PMingLiU" w:hAnsi="Times New Roman"/>
+          <w:rFonts w:ascii="Times New Roman" w:cs="Times New Roman" w:eastAsia="標楷體" w:hAnsi="Times New Roman"/>
           <w:color w:val="0000FF"/>
           <w:sz w:val="15"/>
           <w:szCs w:val="15"/>
@@ -10700,7 +11911,7 @@
       </w:r>
       <w:r>
         <w:rPr>
-          <w:rFonts w:ascii="Times New Roman" w:cs="Times New Roman" w:eastAsia="PMingLiU" w:hAnsi="Times New Roman"/>
+          <w:rFonts w:ascii="Times New Roman" w:cs="Times New Roman" w:eastAsia="標楷體" w:hAnsi="Times New Roman"/>
           <w:color w:val="0000FF"/>
           <w:sz w:val="15"/>
           <w:szCs w:val="15"/>
@@ -10716,7 +11927,7 @@
       </w:pPr>
       <w:r>
         <w:rPr>
-          <w:rFonts w:ascii="Times New Roman" w:cs="Times New Roman" w:eastAsia="PMingLiU" w:hAnsi="Times New Roman"/>
+          <w:rFonts w:ascii="Times New Roman" w:cs="Times New Roman" w:eastAsia="標楷體" w:hAnsi="Times New Roman"/>
           <w:color w:val="0000FF"/>
           <w:sz w:val="15"/>
           <w:szCs w:val="15"/>
@@ -10725,7 +11936,7 @@
       </w:r>
       <w:r>
         <w:rPr>
-          <w:rFonts w:ascii="Times New Roman" w:cs="Times New Roman" w:eastAsia="PMingLiU" w:hAnsi="Times New Roman"/>
+          <w:rFonts w:ascii="Times New Roman" w:cs="Times New Roman" w:eastAsia="標楷體" w:hAnsi="Times New Roman"/>
           <w:color w:val="0000FF"/>
           <w:sz w:val="15"/>
           <w:szCs w:val="15"/>
@@ -10741,7 +11952,7 @@
       </w:pPr>
       <w:r>
         <w:rPr>
-          <w:rFonts w:ascii="Times New Roman" w:cs="Times New Roman" w:eastAsia="PMingLiU" w:hAnsi="Times New Roman"/>
+          <w:rFonts w:ascii="Times New Roman" w:cs="Times New Roman" w:eastAsia="標楷體" w:hAnsi="Times New Roman"/>
           <w:color w:val="0000FF"/>
           <w:sz w:val="15"/>
           <w:szCs w:val="15"/>
@@ -10750,7 +11961,7 @@
       </w:r>
       <w:r>
         <w:rPr>
-          <w:rFonts w:ascii="Times New Roman" w:cs="Times New Roman" w:eastAsia="PMingLiU" w:hAnsi="Times New Roman"/>
+          <w:rFonts w:ascii="Times New Roman" w:cs="Times New Roman" w:eastAsia="標楷體" w:hAnsi="Times New Roman"/>
           <w:color w:val="0000FF"/>
           <w:sz w:val="15"/>
           <w:szCs w:val="15"/>
@@ -10766,7 +11977,7 @@
       </w:pPr>
       <w:r>
         <w:rPr>
-          <w:rFonts w:ascii="Times New Roman" w:cs="Times New Roman" w:eastAsia="PMingLiU" w:hAnsi="Times New Roman"/>
+          <w:rFonts w:ascii="Times New Roman" w:cs="Times New Roman" w:eastAsia="標楷體" w:hAnsi="Times New Roman"/>
           <w:color w:val="0000FF"/>
           <w:sz w:val="15"/>
           <w:szCs w:val="15"/>
@@ -10775,7 +11986,7 @@
       </w:r>
       <w:r>
         <w:rPr>
-          <w:rFonts w:ascii="Times New Roman" w:cs="Times New Roman" w:eastAsia="PMingLiU" w:hAnsi="Times New Roman"/>
+          <w:rFonts w:ascii="Times New Roman" w:cs="Times New Roman" w:eastAsia="標楷體" w:hAnsi="Times New Roman"/>
           <w:color w:val="0000FF"/>
           <w:sz w:val="15"/>
           <w:szCs w:val="15"/>
@@ -10791,7 +12002,7 @@
       </w:pPr>
       <w:r>
         <w:rPr>
-          <w:rFonts w:ascii="Times New Roman" w:cs="Times New Roman" w:eastAsia="PMingLiU" w:hAnsi="Times New Roman"/>
+          <w:rFonts w:ascii="Times New Roman" w:cs="Times New Roman" w:eastAsia="標楷體" w:hAnsi="Times New Roman"/>
           <w:color w:val="0000FF"/>
           <w:sz w:val="15"/>
           <w:szCs w:val="15"/>
@@ -10800,7 +12011,7 @@
       </w:r>
       <w:r>
         <w:rPr>
-          <w:rFonts w:ascii="Times New Roman" w:cs="Times New Roman" w:eastAsia="PMingLiU" w:hAnsi="Times New Roman"/>
+          <w:rFonts w:ascii="Times New Roman" w:cs="Times New Roman" w:eastAsia="標楷體" w:hAnsi="Times New Roman"/>
           <w:color w:val="0000FF"/>
           <w:sz w:val="15"/>
           <w:szCs w:val="15"/>
@@ -10816,7 +12027,7 @@
       </w:pPr>
       <w:r>
         <w:rPr>
-          <w:rFonts w:ascii="Times New Roman" w:cs="Times New Roman" w:eastAsia="PMingLiU" w:hAnsi="Times New Roman"/>
+          <w:rFonts w:ascii="Times New Roman" w:cs="Times New Roman" w:eastAsia="標楷體" w:hAnsi="Times New Roman"/>
           <w:color w:val="0000FF"/>
           <w:sz w:val="15"/>
           <w:szCs w:val="15"/>
@@ -10825,7 +12036,7 @@
       </w:r>
       <w:r>
         <w:rPr>
-          <w:rFonts w:ascii="Times New Roman" w:cs="Times New Roman" w:eastAsia="PMingLiU" w:hAnsi="Times New Roman"/>
+          <w:rFonts w:ascii="Times New Roman" w:cs="Times New Roman" w:eastAsia="標楷體" w:hAnsi="Times New Roman"/>
           <w:color w:val="0000FF"/>
           <w:sz w:val="15"/>
           <w:szCs w:val="15"/>
@@ -10841,7 +12052,7 @@
       </w:pPr>
       <w:r>
         <w:rPr>
-          <w:rFonts w:ascii="Times New Roman" w:cs="Times New Roman" w:eastAsia="PMingLiU" w:hAnsi="Times New Roman"/>
+          <w:rFonts w:ascii="Times New Roman" w:cs="Times New Roman" w:eastAsia="標楷體" w:hAnsi="Times New Roman"/>
           <w:color w:val="0000FF"/>
           <w:sz w:val="15"/>
           <w:szCs w:val="15"/>
@@ -10850,7 +12061,7 @@
       </w:r>
       <w:r>
         <w:rPr>
-          <w:rFonts w:ascii="Times New Roman" w:cs="Times New Roman" w:eastAsia="PMingLiU" w:hAnsi="Times New Roman"/>
+          <w:rFonts w:ascii="Times New Roman" w:cs="Times New Roman" w:eastAsia="標楷體" w:hAnsi="Times New Roman"/>
           <w:color w:val="0000FF"/>
           <w:sz w:val="15"/>
           <w:szCs w:val="15"/>
@@ -10866,7 +12077,7 @@
       </w:pPr>
       <w:r>
         <w:rPr>
-          <w:rFonts w:ascii="Times New Roman" w:cs="Times New Roman" w:eastAsia="PMingLiU" w:hAnsi="Times New Roman"/>
+          <w:rFonts w:ascii="Times New Roman" w:cs="Times New Roman" w:eastAsia="標楷體" w:hAnsi="Times New Roman"/>
           <w:color w:val="0000FF"/>
           <w:sz w:val="15"/>
           <w:szCs w:val="15"/>
@@ -10875,7 +12086,7 @@
       </w:r>
       <w:r>
         <w:rPr>
-          <w:rFonts w:ascii="Times New Roman" w:cs="Times New Roman" w:eastAsia="PMingLiU" w:hAnsi="Times New Roman"/>
+          <w:rFonts w:ascii="Times New Roman" w:cs="Times New Roman" w:eastAsia="標楷體" w:hAnsi="Times New Roman"/>
           <w:color w:val="0000FF"/>
           <w:sz w:val="15"/>
           <w:szCs w:val="15"/>
@@ -10891,7 +12102,7 @@
       </w:pPr>
       <w:r>
         <w:rPr>
-          <w:rFonts w:ascii="Times New Roman" w:cs="Times New Roman" w:eastAsia="PMingLiU" w:hAnsi="Times New Roman"/>
+          <w:rFonts w:ascii="Times New Roman" w:cs="Times New Roman" w:eastAsia="標楷體" w:hAnsi="Times New Roman"/>
           <w:color w:val="0000FF"/>
           <w:sz w:val="15"/>
           <w:szCs w:val="15"/>
@@ -10900,7 +12111,7 @@
       </w:r>
       <w:r>
         <w:rPr>
-          <w:rFonts w:ascii="Times New Roman" w:cs="Times New Roman" w:eastAsia="PMingLiU" w:hAnsi="Times New Roman"/>
+          <w:rFonts w:ascii="Times New Roman" w:cs="Times New Roman" w:eastAsia="標楷體" w:hAnsi="Times New Roman"/>
           <w:color w:val="0000FF"/>
           <w:sz w:val="15"/>
           <w:szCs w:val="15"/>
@@ -10916,7 +12127,7 @@
       </w:pPr>
       <w:r>
         <w:rPr>
-          <w:rFonts w:ascii="Times New Roman" w:cs="Times New Roman" w:eastAsia="PMingLiU" w:hAnsi="Times New Roman"/>
+          <w:rFonts w:ascii="Times New Roman" w:cs="Times New Roman" w:eastAsia="標楷體" w:hAnsi="Times New Roman"/>
           <w:color w:val="0000FF"/>
           <w:sz w:val="15"/>
           <w:szCs w:val="15"/>
@@ -10925,7 +12136,7 @@
       </w:r>
       <w:r>
         <w:rPr>
-          <w:rFonts w:ascii="Times New Roman" w:cs="Times New Roman" w:eastAsia="PMingLiU" w:hAnsi="Times New Roman"/>
+          <w:rFonts w:ascii="Times New Roman" w:cs="Times New Roman" w:eastAsia="標楷體" w:hAnsi="Times New Roman"/>
           <w:color w:val="0000FF"/>
           <w:sz w:val="15"/>
           <w:szCs w:val="15"/>
@@ -10941,7 +12152,7 @@
       </w:pPr>
       <w:r>
         <w:rPr>
-          <w:rFonts w:ascii="Times New Roman" w:cs="Times New Roman" w:eastAsia="PMingLiU" w:hAnsi="Times New Roman"/>
+          <w:rFonts w:ascii="Times New Roman" w:cs="Times New Roman" w:eastAsia="標楷體" w:hAnsi="Times New Roman"/>
           <w:color w:val="0000FF"/>
           <w:sz w:val="15"/>
           <w:szCs w:val="15"/>
@@ -10950,7 +12161,7 @@
       </w:r>
       <w:r>
         <w:rPr>
-          <w:rFonts w:ascii="Times New Roman" w:cs="Times New Roman" w:eastAsia="PMingLiU" w:hAnsi="Times New Roman"/>
+          <w:rFonts w:ascii="Times New Roman" w:cs="Times New Roman" w:eastAsia="標楷體" w:hAnsi="Times New Roman"/>
           <w:color w:val="0000FF"/>
           <w:sz w:val="15"/>
           <w:szCs w:val="15"/>
@@ -10966,7 +12177,7 @@
       </w:pPr>
       <w:r>
         <w:rPr>
-          <w:rFonts w:ascii="Times New Roman" w:cs="Times New Roman" w:eastAsia="PMingLiU" w:hAnsi="Times New Roman"/>
+          <w:rFonts w:ascii="Times New Roman" w:cs="Times New Roman" w:eastAsia="標楷體" w:hAnsi="Times New Roman"/>
           <w:color w:val="0000FF"/>
           <w:sz w:val="15"/>
           <w:szCs w:val="15"/>
@@ -10975,12 +12186,37 @@
       </w:r>
       <w:r>
         <w:rPr>
-          <w:rFonts w:ascii="Times New Roman" w:cs="Times New Roman" w:eastAsia="PMingLiU" w:hAnsi="Times New Roman"/>
+          <w:rFonts w:ascii="Times New Roman" w:cs="Times New Roman" w:eastAsia="標楷體" w:hAnsi="Times New Roman"/>
           <w:color w:val="0000FF"/>
           <w:sz w:val="15"/>
           <w:szCs w:val="15"/>
         </w:rPr>
         <w:t xml:space="preserve">國立中山大學. 課程查詢系統, 115 學年度第 1 學期, selcrs.nsysu.edu.tw, accessed 17 Oct. 2026.</w:t>
+      </w:r>
+    </w:p>
+    <w:p>
+      <w:pPr>
+        <w:sectPr>
+          <w:type w:val="continuous"/>
+          <w:pgSz w:w="12240" w:h="15840" w:orient="portrait"/>
+          <w:pgMar w:top="1440" w:right="902" w:bottom="1622" w:left="1440" w:header="431" w:footer="431" w:gutter="0"/>
+          <w:pgNumType/>
+          <w:cols w:space="544" w:num="2" w:equalWidth="true"/>
+          <w:docGrid w:linePitch="360"/>
+        </w:sectPr>
+      </w:pPr>
+    </w:p>
+    <w:p>
+      <w:pPr>
+        <w:spacing w:after="0" w:before="0" w:line="20"/>
+      </w:pPr>
+      <w:r>
+        <w:rPr>
+          <w:rFonts w:ascii="Times New Roman" w:cs="Times New Roman" w:eastAsia="標楷體" w:hAnsi="Times New Roman"/>
+          <w:sz w:val="2"/>
+          <w:szCs w:val="2"/>
+        </w:rPr>
+        <w:t xml:space="preserve"/>
       </w:r>
     </w:p>
     <w:sectPr>
@@ -10988,7 +12224,7 @@
       <w:pgSz w:w="12240" w:h="15840" w:orient="portrait"/>
       <w:pgMar w:top="1440" w:right="902" w:bottom="1622" w:left="1440" w:header="431" w:footer="431" w:gutter="0"/>
       <w:pgNumType/>
-      <w:cols w:space="544" w:num="2" w:equalWidth="true"/>
+      <w:cols w:num="1"/>
       <w:docGrid w:linePitch="360"/>
     </w:sectPr>
   </w:body>
@@ -11173,7 +12409,7 @@
   <w:docDefaults>
     <w:rPrDefault>
       <w:rPr>
-        <w:rFonts w:ascii="Times New Roman" w:cs="Times New Roman" w:eastAsia="Times New Roman" w:hAnsi="Times New Roman"/>
+        <w:rFonts w:ascii="Times New Roman" w:cs="Times New Roman" w:eastAsia="標楷體" w:hAnsi="Times New Roman"/>
         <w:sz w:val="20"/>
         <w:szCs w:val="20"/>
       </w:rPr>
